--- a/重构版论文_v4_20260915/中文SCI论文_v4_重构版.docx
+++ b/重构版论文_v4_20260915/中文SCI论文_v4_重构版.docx
@@ -10092,7 +10092,7 @@
     </w:p>
     <w:p>
       <w:r>
-        <w:t>处理脚本、审计中间结果、逐样本预测与图表生成代码发布于公开仓库：https://github.com/linran-muxue/leakage-controlled-nids-study （发布版本 v1.0.2）。原始数据集不随论文分发；论文记录来源地址、检索日期、版本快照与 SHA-256 校验值。</w:t>
+        <w:t>处理脚本、审计中间结果、逐样本预测与图表生成代码发布于公开仓库：https://github.com/linran-muxue/leakage-controlled-nids-study （发布版本 v1.1.0，标签 v1.1.0）。原始数据集不随论文分发；论文记录来源地址、检索日期、版本快照与 SHA-256 校验值。</w:t>
       </w:r>
     </w:p>
     <w:p>

--- a/重构版论文_v4_20260915/中文SCI论文_v4_重构版.docx
+++ b/重构版论文_v4_20260915/中文SCI论文_v4_重构版.docx
@@ -21,7 +21,7 @@
     </w:p>
     <w:p>
       <w:r>
-        <w:t>公开入侵检测数据集上报告的模型性能差异，对重复样本、标签冲突、特征选择泄漏与类别先验高度敏感。本文检验一个被广泛采用、却缺少受控验证的假设：依据样本估计的可靠性权重对多个随机森林专家进行条件加权融合，能够稳定优于等权投票。我们在统一的泄漏受控协议下，于 CIC-IDS2017 上构造两个显式总体——保留观测类别先验的 53 237 条自然先验总体，与每类 673 条的 3 365 条平衡控制总体——并以 NSL-KDD 与 UNSW-NB15 作为独立原生标签基准，在三组固定随机种子上比较全特征、卡方、互信息与方差分析四种特征视图，以及风险校准保形森林（Risk-Calibrated Conformal Forest，RCCF）、等权随机森林、极端随机树与 XGBoost。结果表明：在自然先验主协议下，RCCF 与等权卡方随机森林的 Macro-F1 平均差仅 +0.0011，配对 Bootstrap 的合并 90% 区间为 [−0.00290, +0.00550]，在 SESOI = 0.01 Macro-F1 下给出等价结论，逐种子精确 McNemar 检验均不显著（p = 0.508 / 0.092 / 0.344），四个专家在测试集上没有任何一条预测分歧；所学权重的归一化熵为 0.99998，几乎退化为均匀权重。作为对照，类别先验由自然改为平衡使 Macro-F1 变化约 +0.072，去重顺序改变带来至多 +0.0060 的差异，而文件级外推使同一模型的 Macro-F1 落在 0.33 至 1.00 之间。我们进一步给出三个可辨识性命题，其中命题 2 被改写为可逐行计算的显式判据：在 23 958 条测试样本上，99.91% 的样本可被证明不受权重影响，实际改判 0 条，决策边距是权重扰动上界的 3469 至 5038 倍。对门控全部 108 种超参数配置的搜索只产生 6 个不同的验证集 Macro-F1 取值（全距 0.00117），排除了调参不足的解释；反向实验表明增益受专家多样性支配：分歧率 0.20% 至 0.36% 的两类专家集合在 6 次运行中增益恰好为零，而分歧率 1.76% 至 6.44% 的三类去相关集合在 9 次运行中增益全部为正，剂量—反应回归斜率 0.0646（Pearson r = 0.749）。结论是：在本研究覆盖的协议与数据范围内，</w:t>
+        <w:t>公开入侵检测数据集上报告的模型性能差异，对重复样本、标签冲突、特征选择泄漏与类别先验高度敏感。本文检验一个被广泛采用、却缺少受控验证的假设：依据样本估计的可靠性权重对多个随机森林专家进行条件加权融合，能够稳定优于等权投票。我们在统一的泄漏受控协议下，于 CIC-IDS2017 上构造两个显式总体——保留观测类别先验的 53 237 条自然先验总体，与每类 673 条的 3 365 条平衡控制总体——并以 NSL-KDD 与 UNSW-NB15 作为独立原生标签基准，在十个种子上比较（平衡控制为三个种子）全特征、卡方、互信息与方差分析四种特征视图，以及风险校准保形森林（Risk-Calibrated Conformal Forest，RCCF）、等权随机森林、极端随机树与 XGBoost。结果表明：在自然先验主协议下，在十个种子上，RCCF 与等权卡方随机森林的 Macro-F1 平均差为 −0.00046，逐种子方向五正五负；种子级 90% 区间 [−0.00112, +0.00021] 与测试行级配对 Bootstrap 区间 [−0.00425, +0.00338] 都落在 SESOI = 0.005 与 0.01 Macro-F1 的等价边界之内，四个专家在测试集上没有任何一条预测分歧；所学权重的归一化熵为 0.99998，几乎退化为均匀权重。作为对照，类别先验由自然改为平衡使 Macro-F1 变化约 +0.072，去重顺序改变带来至多 +0.0060 的差异，而文件级外推使同一模型的 Macro-F1 落在 0.33 至 1.00 之间。我们进一步给出三个可辨识性命题，其中命题 2 被改写为可逐行计算的显式判据：在 23 958 条测试样本上，99.91% 的样本可被证明不受权重影响，实际改判 0 条，决策边距是权重扰动上界的 3469 至 5038 倍。对门控全部 108 种超参数配置的搜索只产生 6 个不同的验证集 Macro-F1 取值（全距 0.00117），排除了调参不足的解释；反向实验表明增益受专家多样性支配：分歧率 0.20% 至 0.36% 的两类专家集合在 6 次运行中增益恰好为零，而分歧率 1.76% 至 6.44% 的三类去相关集合在 9 次运行中增益全部为正，剂量—反应回归斜率 0.0646（Pearson r = 0.749）。结论是：在本研究覆盖的协议与数据范围内，</w:t>
       </w:r>
       <w:r>
         <w:rPr>
@@ -277,7 +277,7 @@
         <w:t>一张把协议效应与模型效应分离的定量地图</w:t>
       </w:r>
       <w:r>
-        <w:t>。我们在同一批数据上测量四类差异来源并给出量级：聚合策略（+0.0011）、特征视图（−0.0009）、类别先验（+0.072）、去重顺序（至多 +0.0060）、文件外推（0.33–1.00）。结论是协议效应比模型效应高出一个数量级。</w:t>
+        <w:t>。我们在同一批数据上测量四类差异来源并给出量级：聚合策略（0.0005）、特征视图（+0.0021）、类别先验（+0.0725）、去重顺序（至多 +0.0060）、文件外推（0.33–1.00）。结论是协议效应比模型效应高出一个数量级。</w:t>
       </w:r>
     </w:p>
     <w:p>
@@ -2876,7 +2876,7 @@
         <w:t>主估计对象</w:t>
       </w:r>
       <w:r>
-        <w:t>是自然先验总体 P_nat 上的测试 Macro-F1，在一组预先固定的随机种子（42、2024、3407）上取平均。</w:t>
+        <w:t>是自然先验总体 P_nat 上的测试 Macro-F1，在一组预先固定的十个随机种子（42、2024、3407、7、13、101、202、303、404、505）上取平均。</w:t>
       </w:r>
       <w:r>
         <w:rPr>
@@ -3803,7 +3803,7 @@
               <w:rPr>
                 <w:sz w:val="16"/>
               </w:rPr>
-              <w:t>自然先验总体（3 种子均值）</w:t>
+              <w:t>自然先验总体（10 种子均值）</w:t>
             </w:r>
           </w:p>
         </w:tc>
@@ -3824,7 +3824,7 @@
               <w:rPr>
                 <w:sz w:val="16"/>
               </w:rPr>
-              <w:t>0.887960</w:t>
+              <w:t>0.887666</w:t>
             </w:r>
           </w:p>
         </w:tc>
@@ -3845,7 +3845,7 @@
               <w:rPr>
                 <w:sz w:val="16"/>
               </w:rPr>
-              <w:t>0.888870</w:t>
+              <w:t>0.889734</w:t>
             </w:r>
           </w:p>
         </w:tc>
@@ -3867,7 +3867,7 @@
                 <w:b/>
                 <w:sz w:val="16"/>
               </w:rPr>
-              <w:t>+0.00091</w:t>
+              <w:t>+0.00207</w:t>
             </w:r>
           </w:p>
         </w:tc>
@@ -4075,7 +4075,7 @@
     </w:p>
     <w:p>
       <w:r>
-        <w:t>表 4 给出在自然先验总体与平衡控制总体上的主结果。所有数字为三个固定随机种子的均值。</w:t>
+        <w:t>表 4 给出在自然先验总体与平衡控制总体上的主结果。其中 (a) 为十个种子的均值，(b) 仍为三个种子的平衡控制。</w:t>
       </w:r>
     </w:p>
     <w:p>
@@ -4083,12 +4083,12 @@
         <w:rPr>
           <w:b/>
         </w:rPr>
-        <w:t>表 4 主结果：两个总体上的模型对比（三种子均值）</w:t>
+        <w:t>表 4 主结果：两个总体上的模型对比</w:t>
       </w:r>
     </w:p>
     <w:p>
       <w:r>
-        <w:t>（a）自然先验总体 P_nat，测试集 7 986 条</w:t>
+        <w:t>（a）自然先验总体 P_nat，测试集 7 986 条，十种子均值</w:t>
       </w:r>
     </w:p>
     <w:tbl>
@@ -4326,7 +4326,7 @@
               <w:rPr>
                 <w:sz w:val="16"/>
               </w:rPr>
-              <w:t>RCCF</w:t>
+              <w:t>模型</w:t>
             </w:r>
           </w:p>
         </w:tc>
@@ -4347,7 +4347,7 @@
               <w:rPr>
                 <w:sz w:val="16"/>
               </w:rPr>
-              <w:t>0.97792</w:t>
+              <w:t>准确率</w:t>
             </w:r>
           </w:p>
         </w:tc>
@@ -4368,7 +4368,7 @@
               <w:rPr>
                 <w:sz w:val="16"/>
               </w:rPr>
-              <w:t>0.94920</w:t>
+              <w:t>平衡准确率</w:t>
             </w:r>
           </w:p>
         </w:tc>
@@ -4387,10 +4387,9 @@
             </w:r>
             <w:r>
               <w:rPr>
-                <w:b/>
-                <w:sz w:val="16"/>
-              </w:rPr>
-              <w:t>0.889955</w:t>
+                <w:sz w:val="16"/>
+              </w:rPr>
+              <w:t>Macro-F1</w:t>
             </w:r>
           </w:p>
         </w:tc>
@@ -4409,10 +4408,9 @@
             </w:r>
             <w:r>
               <w:rPr>
-                <w:b/>
-                <w:sz w:val="16"/>
-              </w:rPr>
-              <w:t>0.05148</w:t>
+                <w:sz w:val="16"/>
+              </w:rPr>
+              <w:t>Log Loss</w:t>
             </w:r>
           </w:p>
         </w:tc>
@@ -4431,10 +4429,9 @@
             </w:r>
             <w:r>
               <w:rPr>
-                <w:b/>
-                <w:sz w:val="16"/>
-              </w:rPr>
-              <w:t>0.006312</w:t>
+                <w:sz w:val="16"/>
+              </w:rPr>
+              <w:t>Brier</w:t>
             </w:r>
           </w:p>
         </w:tc>
@@ -4455,7 +4452,7 @@
               <w:rPr>
                 <w:sz w:val="16"/>
               </w:rPr>
-              <w:t>0.006605</w:t>
+              <w:t>ECE</w:t>
             </w:r>
           </w:p>
         </w:tc>
@@ -4476,7 +4473,7 @@
               <w:rPr>
                 <w:sz w:val="16"/>
               </w:rPr>
-              <w:t>61.00</w:t>
+              <w:t>训练 (s)</w:t>
             </w:r>
           </w:p>
         </w:tc>
@@ -4497,7 +4494,7 @@
               <w:rPr>
                 <w:sz w:val="16"/>
               </w:rPr>
-              <w:t>0.173</w:t>
+              <w:t>推理 (s)</w:t>
             </w:r>
           </w:p>
         </w:tc>
@@ -4520,7 +4517,7 @@
               <w:rPr>
                 <w:sz w:val="16"/>
               </w:rPr>
-              <w:t>等权森林（χ²，k = 60）</w:t>
+              <w:t>RCCF</w:t>
             </w:r>
           </w:p>
         </w:tc>
@@ -4541,7 +4538,7 @@
               <w:rPr>
                 <w:sz w:val="16"/>
               </w:rPr>
-              <w:t>0.97759</w:t>
+              <w:t>0.97786</w:t>
             </w:r>
           </w:p>
         </w:tc>
@@ -4562,7 +4559,7 @@
               <w:rPr>
                 <w:sz w:val="16"/>
               </w:rPr>
-              <w:t>0.94948</w:t>
+              <w:t>0.94820</w:t>
             </w:r>
           </w:p>
         </w:tc>
@@ -4581,9 +4578,10 @@
             </w:r>
             <w:r>
               <w:rPr>
-                <w:sz w:val="16"/>
-              </w:rPr>
-              <w:t>0.888870</w:t>
+                <w:b/>
+                <w:sz w:val="16"/>
+              </w:rPr>
+              <w:t>0.889278</w:t>
             </w:r>
           </w:p>
         </w:tc>
@@ -4604,7 +4602,7 @@
               <w:rPr>
                 <w:sz w:val="16"/>
               </w:rPr>
-              <w:t>0.05283</w:t>
+              <w:t>0.05183</w:t>
             </w:r>
           </w:p>
         </w:tc>
@@ -4625,7 +4623,7 @@
               <w:rPr>
                 <w:sz w:val="16"/>
               </w:rPr>
-              <w:t>0.006334</w:t>
+              <w:t>0.006365</w:t>
             </w:r>
           </w:p>
         </w:tc>
@@ -4644,10 +4642,9 @@
             </w:r>
             <w:r>
               <w:rPr>
-                <w:b/>
-                <w:sz w:val="16"/>
-              </w:rPr>
-              <w:t>0.004442</w:t>
+                <w:sz w:val="16"/>
+              </w:rPr>
+              <w:t>0.006849</w:t>
             </w:r>
           </w:p>
         </w:tc>
@@ -4668,7 +4665,7 @@
               <w:rPr>
                 <w:sz w:val="16"/>
               </w:rPr>
-              <w:t>0.784</w:t>
+              <w:t>93.256</w:t>
             </w:r>
           </w:p>
         </w:tc>
@@ -4689,7 +4686,7 @@
               <w:rPr>
                 <w:sz w:val="16"/>
               </w:rPr>
-              <w:t>0.0295</w:t>
+              <w:t>0.2438</w:t>
             </w:r>
           </w:p>
         </w:tc>
@@ -4712,7 +4709,7 @@
               <w:rPr>
                 <w:sz w:val="16"/>
               </w:rPr>
-              <w:t>等权森林（全特征）</w:t>
+              <w:t>等权森林（χ²，k = 60）</w:t>
             </w:r>
           </w:p>
         </w:tc>
@@ -4733,7 +4730,7 @@
               <w:rPr>
                 <w:sz w:val="16"/>
               </w:rPr>
-              <w:t>0.97696</w:t>
+              <w:t>0.97779</w:t>
             </w:r>
           </w:p>
         </w:tc>
@@ -4754,7 +4751,7 @@
               <w:rPr>
                 <w:sz w:val="16"/>
               </w:rPr>
-              <w:t>0.95085</w:t>
+              <w:t>0.95006</w:t>
             </w:r>
           </w:p>
         </w:tc>
@@ -4773,9 +4770,10 @@
             </w:r>
             <w:r>
               <w:rPr>
-                <w:sz w:val="16"/>
-              </w:rPr>
-              <w:t>0.887960</w:t>
+                <w:b/>
+                <w:sz w:val="16"/>
+              </w:rPr>
+              <w:t>0.889734</w:t>
             </w:r>
           </w:p>
         </w:tc>
@@ -4796,7 +4794,7 @@
               <w:rPr>
                 <w:sz w:val="16"/>
               </w:rPr>
-              <w:t>0.05424</w:t>
+              <w:t>0.05220</w:t>
             </w:r>
           </w:p>
         </w:tc>
@@ -4817,7 +4815,7 @@
               <w:rPr>
                 <w:sz w:val="16"/>
               </w:rPr>
-              <w:t>0.006624</w:t>
+              <w:t>0.006255</w:t>
             </w:r>
           </w:p>
         </w:tc>
@@ -4838,7 +4836,7 @@
               <w:rPr>
                 <w:sz w:val="16"/>
               </w:rPr>
-              <w:t>0.005126</w:t>
+              <w:t>0.004493</w:t>
             </w:r>
           </w:p>
         </w:tc>
@@ -4859,7 +4857,7 @@
               <w:rPr>
                 <w:sz w:val="16"/>
               </w:rPr>
-              <w:t>0.816</w:t>
+              <w:t>1.158</w:t>
             </w:r>
           </w:p>
         </w:tc>
@@ -4880,7 +4878,7 @@
               <w:rPr>
                 <w:sz w:val="16"/>
               </w:rPr>
-              <w:t>0.0367</w:t>
+              <w:t>0.0464</w:t>
             </w:r>
           </w:p>
         </w:tc>
@@ -4903,6 +4901,198 @@
               <w:rPr>
                 <w:sz w:val="16"/>
               </w:rPr>
+              <w:t>等权森林（全特征）</w:t>
+            </w:r>
+          </w:p>
+        </w:tc>
+        <w:tc>
+          <w:tcPr>
+            <w:tcW w:type="dxa" w:w="1088"/>
+          </w:tcPr>
+          <w:p>
+            <w:pPr>
+              <w:spacing w:after="0"/>
+            </w:pPr>
+            <w:r>
+              <w:rPr>
+                <w:sz w:val="16"/>
+              </w:rPr>
+            </w:r>
+            <w:r>
+              <w:rPr>
+                <w:sz w:val="16"/>
+              </w:rPr>
+              <w:t>0.97692</w:t>
+            </w:r>
+          </w:p>
+        </w:tc>
+        <w:tc>
+          <w:tcPr>
+            <w:tcW w:type="dxa" w:w="1088"/>
+          </w:tcPr>
+          <w:p>
+            <w:pPr>
+              <w:spacing w:after="0"/>
+            </w:pPr>
+            <w:r>
+              <w:rPr>
+                <w:sz w:val="16"/>
+              </w:rPr>
+            </w:r>
+            <w:r>
+              <w:rPr>
+                <w:sz w:val="16"/>
+              </w:rPr>
+              <w:t>0.95055</w:t>
+            </w:r>
+          </w:p>
+        </w:tc>
+        <w:tc>
+          <w:tcPr>
+            <w:tcW w:type="dxa" w:w="1088"/>
+          </w:tcPr>
+          <w:p>
+            <w:pPr>
+              <w:spacing w:after="0"/>
+            </w:pPr>
+            <w:r>
+              <w:rPr>
+                <w:sz w:val="16"/>
+              </w:rPr>
+            </w:r>
+            <w:r>
+              <w:rPr>
+                <w:b/>
+                <w:sz w:val="16"/>
+              </w:rPr>
+              <w:t>0.887666</w:t>
+            </w:r>
+          </w:p>
+        </w:tc>
+        <w:tc>
+          <w:tcPr>
+            <w:tcW w:type="dxa" w:w="1088"/>
+          </w:tcPr>
+          <w:p>
+            <w:pPr>
+              <w:spacing w:after="0"/>
+            </w:pPr>
+            <w:r>
+              <w:rPr>
+                <w:sz w:val="16"/>
+              </w:rPr>
+            </w:r>
+            <w:r>
+              <w:rPr>
+                <w:sz w:val="16"/>
+              </w:rPr>
+              <w:t>0.05445</w:t>
+            </w:r>
+          </w:p>
+        </w:tc>
+        <w:tc>
+          <w:tcPr>
+            <w:tcW w:type="dxa" w:w="1088"/>
+          </w:tcPr>
+          <w:p>
+            <w:pPr>
+              <w:spacing w:after="0"/>
+            </w:pPr>
+            <w:r>
+              <w:rPr>
+                <w:sz w:val="16"/>
+              </w:rPr>
+            </w:r>
+            <w:r>
+              <w:rPr>
+                <w:sz w:val="16"/>
+              </w:rPr>
+              <w:t>0.006629</w:t>
+            </w:r>
+          </w:p>
+        </w:tc>
+        <w:tc>
+          <w:tcPr>
+            <w:tcW w:type="dxa" w:w="1088"/>
+          </w:tcPr>
+          <w:p>
+            <w:pPr>
+              <w:spacing w:after="0"/>
+            </w:pPr>
+            <w:r>
+              <w:rPr>
+                <w:sz w:val="16"/>
+              </w:rPr>
+            </w:r>
+            <w:r>
+              <w:rPr>
+                <w:sz w:val="16"/>
+              </w:rPr>
+              <w:t>0.005492</w:t>
+            </w:r>
+          </w:p>
+        </w:tc>
+        <w:tc>
+          <w:tcPr>
+            <w:tcW w:type="dxa" w:w="1088"/>
+          </w:tcPr>
+          <w:p>
+            <w:pPr>
+              <w:spacing w:after="0"/>
+            </w:pPr>
+            <w:r>
+              <w:rPr>
+                <w:sz w:val="16"/>
+              </w:rPr>
+            </w:r>
+            <w:r>
+              <w:rPr>
+                <w:sz w:val="16"/>
+              </w:rPr>
+              <w:t>1.154</w:t>
+            </w:r>
+          </w:p>
+        </w:tc>
+        <w:tc>
+          <w:tcPr>
+            <w:tcW w:type="dxa" w:w="1088"/>
+          </w:tcPr>
+          <w:p>
+            <w:pPr>
+              <w:spacing w:after="0"/>
+            </w:pPr>
+            <w:r>
+              <w:rPr>
+                <w:sz w:val="16"/>
+              </w:rPr>
+            </w:r>
+            <w:r>
+              <w:rPr>
+                <w:sz w:val="16"/>
+              </w:rPr>
+              <w:t>0.0465</w:t>
+            </w:r>
+          </w:p>
+        </w:tc>
+      </w:tr>
+      <w:tr>
+        <w:tc>
+          <w:tcPr>
+            <w:tcW w:type="dxa" w:w="1088"/>
+          </w:tcPr>
+          <w:p>
+            <w:pPr>
+              <w:spacing w:after="0"/>
+            </w:pPr>
+            <w:r>
+              <w:rPr>
+                <w:sz w:val="16"/>
+              </w:rPr>
+            </w:r>
+            <w:r>
+              <w:rPr>
+                <w:sz w:val="16"/>
+              </w:rPr>
               <w:t>极端随机树（χ²）</w:t>
             </w:r>
           </w:p>
@@ -4924,7 +5114,7 @@
               <w:rPr>
                 <w:sz w:val="16"/>
               </w:rPr>
-              <w:t>0.96369</w:t>
+              <w:t>0.96344</w:t>
             </w:r>
           </w:p>
         </w:tc>
@@ -4943,10 +5133,31 @@
             </w:r>
             <w:r>
               <w:rPr>
+                <w:sz w:val="16"/>
+              </w:rPr>
+              <w:t>0.96215</w:t>
+            </w:r>
+          </w:p>
+        </w:tc>
+        <w:tc>
+          <w:tcPr>
+            <w:tcW w:type="dxa" w:w="1088"/>
+          </w:tcPr>
+          <w:p>
+            <w:pPr>
+              <w:spacing w:after="0"/>
+            </w:pPr>
+            <w:r>
+              <w:rPr>
+                <w:sz w:val="16"/>
+              </w:rPr>
+            </w:r>
+            <w:r>
+              <w:rPr>
                 <w:b/>
                 <w:sz w:val="16"/>
               </w:rPr>
-              <w:t>0.96173</w:t>
+              <w:t>0.857490</w:t>
             </w:r>
           </w:p>
         </w:tc>
@@ -4967,7 +5178,7 @@
               <w:rPr>
                 <w:sz w:val="16"/>
               </w:rPr>
-              <w:t>0.857713</w:t>
+              <w:t>0.08969</w:t>
             </w:r>
           </w:p>
         </w:tc>
@@ -4988,7 +5199,7 @@
               <w:rPr>
                 <w:sz w:val="16"/>
               </w:rPr>
-              <w:t>0.08903</w:t>
+              <w:t>0.010995</w:t>
             </w:r>
           </w:p>
         </w:tc>
@@ -5009,7 +5220,7 @@
               <w:rPr>
                 <w:sz w:val="16"/>
               </w:rPr>
-              <w:t>0.010849</w:t>
+              <w:t>0.017003</w:t>
             </w:r>
           </w:p>
         </w:tc>
@@ -5030,7 +5241,7 @@
               <w:rPr>
                 <w:sz w:val="16"/>
               </w:rPr>
-              <w:t>0.015791</w:t>
+              <w:t>0.624</w:t>
             </w:r>
           </w:p>
         </w:tc>
@@ -5051,28 +5262,7 @@
               <w:rPr>
                 <w:sz w:val="16"/>
               </w:rPr>
-              <w:t>0.442</w:t>
-            </w:r>
-          </w:p>
-        </w:tc>
-        <w:tc>
-          <w:tcPr>
-            <w:tcW w:type="dxa" w:w="1088"/>
-          </w:tcPr>
-          <w:p>
-            <w:pPr>
-              <w:spacing w:after="0"/>
-            </w:pPr>
-            <w:r>
-              <w:rPr>
-                <w:sz w:val="16"/>
-              </w:rPr>
-            </w:r>
-            <w:r>
-              <w:rPr>
-                <w:sz w:val="16"/>
-              </w:rPr>
-              <w:t>0.0368</w:t>
+              <w:t>0.0498</w:t>
             </w:r>
           </w:p>
         </w:tc>
@@ -6532,16 +6722,16 @@
         <w:t>第一，相对最直接的等权对照，差异落在等价边界内。</w:t>
       </w:r>
       <w:r>
-        <w:t xml:space="preserve"> 在自然先验总体下，RCCF 的 Macro-F1 为 0.889955，等权卡方森林为 0.888870，平均差 </w:t>
+        <w:t xml:space="preserve"> 在自然先验总体上取十个种子的平均，RCCF 的 Macro-F1 为 0.889278，等权卡方森林为 0.889734，平均差 </w:t>
       </w:r>
       <w:r>
         <w:rPr>
           <w:b/>
         </w:rPr>
-        <w:t>+0.001085</w:t>
-      </w:r>
-      <w:r>
-        <w:t xml:space="preserve">；在平衡控制总体下，RCCF 为 0.961807，等权卡方森林为 0.963215，RCCF 反而落后 </w:t>
+        <w:t>−0.000456</w:t>
+      </w:r>
+      <w:r>
+        <w:t xml:space="preserve">，逐种子方向为五正五负。在三个种子的平衡控制总体下，RCCF 为 0.961807，等权卡方森林为 0.963215，RCCF 反而落后 </w:t>
       </w:r>
       <w:r>
         <w:rPr>
@@ -6550,7 +6740,7 @@
         <w:t>−0.001408</w:t>
       </w:r>
       <w:r>
-        <w:t>。两个总体的符号相反，量级都在千分之一量级。另有一个基线在另一项指标上更强：极端随机树的平衡准确率为 0.96173，高于 RCCF 的 0.94920，为全场最高，但其 Macro-F1 最低（0.857713），原因在于它把预测更均匀地分摊到稀有类上。</w:t>
+        <w:t>。两个总体的量级都在千分之一以下，且符号不稳定。另有一个基线在另一项指标上更强：极端随机树的平衡准确率为 0.96215，高于 RCCF 的 0.94820，为全场最高，但其 Macro-F1 最低（0.857490），原因在于它把预测更均匀地分摊到稀有类上。</w:t>
       </w:r>
     </w:p>
     <w:p>
@@ -6558,10 +6748,10 @@
         <w:rPr>
           <w:b/>
         </w:rPr>
-        <w:t>第二，配对统计给出明确的等价边界。</w:t>
-      </w:r>
-      <w:r>
-        <w:t xml:space="preserve"> 表 5 给出逐种子配对结果。三个种子的差分别为 −0.00149、+0.00314、+0.00160。以测试行为重采样单元的配对 Bootstrap 给出合并 90% 区间 [−0.00290, +0.00550]，在预先设定的等价边界 SESOI = 0.01 Macro-F1 下完全落入边界内，因此可在 α = 0.05 水平主张两者等价；但在 SESOI = 0.005 下不成立，因为上界 0.0055 越界。逐种子精确 McNemar 检验的 p 值为 0.508、0.092、0.344，合并 23 958 条测试行的 p 值为 0.215，均不显著。</w:t>
+        <w:t>第二，配对统计在严格边界上也给出等价结论。</w:t>
+      </w:r>
+      <w:r>
+        <w:t xml:space="preserve"> 十个种子的平均配对差为 −0.000456，标准差 0.001152。这里报告两个区间，因为它们回答不同的问题：种子级 90% 区间 [−0.001124, +0.000212] 反映模型间的波动，测试行级配对 Bootstrap 区间 [−0.004251, +0.003382] 反映锁定测试集上的重采样不确定性。两者都落在 SESOI = 0.005 与 0.01 Macro-F1 的边界之内，因此可在 α = 0.05 水平对两个边界分别主张等价。相比三种子分析，这是实质加强——当时 0.005 边界无法达到。逐种子符号为五正五负，测试行上的精确 McNemar 检验不显著。</w:t>
       </w:r>
     </w:p>
     <w:p>
@@ -6569,7 +6759,7 @@
         <w:rPr>
           <w:b/>
         </w:rPr>
-        <w:t>表 5 自然先验总体上的成对检验（RCCF − 等权卡方森林）</w:t>
+        <w:t>表 5 自然先验总体上的成对统计（十个种子）</w:t>
       </w:r>
     </w:p>
     <w:tbl>
@@ -6579,16 +6769,21 @@
         <w:tblLook w:firstColumn="1" w:firstRow="1" w:lastColumn="0" w:lastRow="0" w:noHBand="0" w:noVBand="1" w:val="04A0"/>
       </w:tblPr>
       <w:tblGrid>
-        <w:gridCol w:w="1958"/>
-        <w:gridCol w:w="1958"/>
-        <w:gridCol w:w="1958"/>
-        <w:gridCol w:w="1958"/>
-        <w:gridCol w:w="1958"/>
+        <w:gridCol w:w="979"/>
+        <w:gridCol w:w="979"/>
+        <w:gridCol w:w="979"/>
+        <w:gridCol w:w="979"/>
+        <w:gridCol w:w="979"/>
+        <w:gridCol w:w="979"/>
+        <w:gridCol w:w="979"/>
+        <w:gridCol w:w="979"/>
+        <w:gridCol w:w="979"/>
+        <w:gridCol w:w="979"/>
       </w:tblGrid>
       <w:tr>
         <w:tc>
           <w:tcPr>
-            <w:tcW w:type="dxa" w:w="1958"/>
+            <w:tcW w:type="dxa" w:w="979"/>
           </w:tcPr>
           <w:p>
             <w:pPr>
@@ -6604,13 +6799,13 @@
                 <w:b/>
                 <w:sz w:val="16"/>
               </w:rPr>
-              <w:t>种子</w:t>
-            </w:r>
-          </w:p>
-        </w:tc>
-        <w:tc>
-          <w:tcPr>
-            <w:tcW w:type="dxa" w:w="1958"/>
+              <w:t>对照</w:t>
+            </w:r>
+          </w:p>
+        </w:tc>
+        <w:tc>
+          <w:tcPr>
+            <w:tcW w:type="dxa" w:w="979"/>
           </w:tcPr>
           <w:p>
             <w:pPr>
@@ -6626,13 +6821,13 @@
                 <w:b/>
                 <w:sz w:val="16"/>
               </w:rPr>
-              <w:t>Macro-F1 差（RCCF − 等权 χ²）</w:t>
-            </w:r>
-          </w:p>
-        </w:tc>
-        <w:tc>
-          <w:tcPr>
-            <w:tcW w:type="dxa" w:w="1958"/>
+              <w:t>平均差</w:t>
+            </w:r>
+          </w:p>
+        </w:tc>
+        <w:tc>
+          <w:tcPr>
+            <w:tcW w:type="dxa" w:w="979"/>
           </w:tcPr>
           <w:p>
             <w:pPr>
@@ -6648,13 +6843,13 @@
                 <w:b/>
                 <w:sz w:val="16"/>
               </w:rPr>
-              <w:t>配对 Bootstrap 90% 区间</w:t>
-            </w:r>
-          </w:p>
-        </w:tc>
-        <w:tc>
-          <w:tcPr>
-            <w:tcW w:type="dxa" w:w="1958"/>
+              <w:t>标准差</w:t>
+            </w:r>
+          </w:p>
+        </w:tc>
+        <w:tc>
+          <w:tcPr>
+            <w:tcW w:type="dxa" w:w="979"/>
           </w:tcPr>
           <w:p>
             <w:pPr>
@@ -6670,13 +6865,13 @@
                 <w:b/>
                 <w:sz w:val="16"/>
               </w:rPr>
-              <w:t>是否落入 ±0.01</w:t>
-            </w:r>
-          </w:p>
-        </w:tc>
-        <w:tc>
-          <w:tcPr>
-            <w:tcW w:type="dxa" w:w="1958"/>
+              <w:t>种子级 95% 区间</w:t>
+            </w:r>
+          </w:p>
+        </w:tc>
+        <w:tc>
+          <w:tcPr>
+            <w:tcW w:type="dxa" w:w="979"/>
           </w:tcPr>
           <w:p>
             <w:pPr>
@@ -6692,7 +6887,117 @@
                 <w:b/>
                 <w:sz w:val="16"/>
               </w:rPr>
-              <w:t>精确 McNemar p</w:t>
+              <w:t>种子级 90% 区间</w:t>
+            </w:r>
+          </w:p>
+        </w:tc>
+        <w:tc>
+          <w:tcPr>
+            <w:tcW w:type="dxa" w:w="979"/>
+          </w:tcPr>
+          <w:p>
+            <w:pPr>
+              <w:spacing w:after="0"/>
+            </w:pPr>
+            <w:r>
+              <w:rPr>
+                <w:sz w:val="16"/>
+              </w:rPr>
+            </w:r>
+            <w:r>
+              <w:rPr>
+                <w:b/>
+                <w:sz w:val="16"/>
+              </w:rPr>
+              <w:t>SESOI = 0.005</w:t>
+            </w:r>
+          </w:p>
+        </w:tc>
+        <w:tc>
+          <w:tcPr>
+            <w:tcW w:type="dxa" w:w="979"/>
+          </w:tcPr>
+          <w:p>
+            <w:pPr>
+              <w:spacing w:after="0"/>
+            </w:pPr>
+            <w:r>
+              <w:rPr>
+                <w:sz w:val="16"/>
+              </w:rPr>
+            </w:r>
+            <w:r>
+              <w:rPr>
+                <w:b/>
+                <w:sz w:val="16"/>
+              </w:rPr>
+              <w:t>SESOI = 0.01</w:t>
+            </w:r>
+          </w:p>
+        </w:tc>
+        <w:tc>
+          <w:tcPr>
+            <w:tcW w:type="dxa" w:w="979"/>
+          </w:tcPr>
+          <w:p>
+            <w:pPr>
+              <w:spacing w:after="0"/>
+            </w:pPr>
+            <w:r>
+              <w:rPr>
+                <w:sz w:val="16"/>
+              </w:rPr>
+            </w:r>
+            <w:r>
+              <w:rPr>
+                <w:b/>
+                <w:sz w:val="16"/>
+              </w:rPr>
+              <w:t>最小可检出效应（80% 功效）</w:t>
+            </w:r>
+          </w:p>
+        </w:tc>
+        <w:tc>
+          <w:tcPr>
+            <w:tcW w:type="dxa" w:w="979"/>
+          </w:tcPr>
+          <w:p>
+            <w:pPr>
+              <w:spacing w:after="0"/>
+            </w:pPr>
+            <w:r>
+              <w:rPr>
+                <w:sz w:val="16"/>
+              </w:rPr>
+            </w:r>
+            <w:r>
+              <w:rPr>
+                <w:b/>
+                <w:sz w:val="16"/>
+              </w:rPr>
+              <w:t>Cohen's d_z</w:t>
+            </w:r>
+          </w:p>
+        </w:tc>
+        <w:tc>
+          <w:tcPr>
+            <w:tcW w:type="dxa" w:w="979"/>
+          </w:tcPr>
+          <w:p>
+            <w:pPr>
+              <w:spacing w:after="0"/>
+            </w:pPr>
+            <w:r>
+              <w:rPr>
+                <w:sz w:val="16"/>
+              </w:rPr>
+            </w:r>
+            <w:r>
+              <w:rPr>
+                <w:b/>
+                <w:sz w:val="16"/>
+              </w:rPr>
+              <w:t>支持 RCCF／基线的种子数</w:t>
             </w:r>
           </w:p>
         </w:tc>
@@ -6700,106 +7005,211 @@
       <w:tr>
         <w:tc>
           <w:tcPr>
-            <w:tcW w:type="dxa" w:w="1958"/>
-          </w:tcPr>
-          <w:p>
-            <w:pPr>
-              <w:spacing w:after="0"/>
-            </w:pPr>
-            <w:r>
-              <w:rPr>
-                <w:sz w:val="16"/>
-              </w:rPr>
-            </w:r>
-            <w:r>
-              <w:rPr>
-                <w:sz w:val="16"/>
-              </w:rPr>
-              <w:t>42</w:t>
-            </w:r>
-          </w:p>
-        </w:tc>
-        <w:tc>
-          <w:tcPr>
-            <w:tcW w:type="dxa" w:w="1958"/>
-          </w:tcPr>
-          <w:p>
-            <w:pPr>
-              <w:spacing w:after="0"/>
-            </w:pPr>
-            <w:r>
-              <w:rPr>
-                <w:sz w:val="16"/>
-              </w:rPr>
-            </w:r>
-            <w:r>
-              <w:rPr>
-                <w:sz w:val="16"/>
-              </w:rPr>
-              <w:t>−0.001490</w:t>
-            </w:r>
-          </w:p>
-        </w:tc>
-        <w:tc>
-          <w:tcPr>
-            <w:tcW w:type="dxa" w:w="1958"/>
-          </w:tcPr>
-          <w:p>
-            <w:pPr>
-              <w:spacing w:after="0"/>
-            </w:pPr>
-            <w:r>
-              <w:rPr>
-                <w:sz w:val="16"/>
-              </w:rPr>
-            </w:r>
-            <w:r>
-              <w:rPr>
-                <w:sz w:val="16"/>
-              </w:rPr>
-              <w:t>[−0.003823, +0.000580]</w:t>
-            </w:r>
-          </w:p>
-        </w:tc>
-        <w:tc>
-          <w:tcPr>
-            <w:tcW w:type="dxa" w:w="1958"/>
-          </w:tcPr>
-          <w:p>
-            <w:pPr>
-              <w:spacing w:after="0"/>
-            </w:pPr>
-            <w:r>
-              <w:rPr>
-                <w:sz w:val="16"/>
-              </w:rPr>
-            </w:r>
-            <w:r>
-              <w:rPr>
-                <w:sz w:val="16"/>
-              </w:rPr>
-              <w:t>是</w:t>
-            </w:r>
-          </w:p>
-        </w:tc>
-        <w:tc>
-          <w:tcPr>
-            <w:tcW w:type="dxa" w:w="1958"/>
-          </w:tcPr>
-          <w:p>
-            <w:pPr>
-              <w:spacing w:after="0"/>
-            </w:pPr>
-            <w:r>
-              <w:rPr>
-                <w:sz w:val="16"/>
-              </w:rPr>
-            </w:r>
-            <w:r>
-              <w:rPr>
-                <w:sz w:val="16"/>
-              </w:rPr>
-              <w:t>0.508</w:t>
+            <w:tcW w:type="dxa" w:w="979"/>
+          </w:tcPr>
+          <w:p>
+            <w:pPr>
+              <w:spacing w:after="0"/>
+            </w:pPr>
+            <w:r>
+              <w:rPr>
+                <w:sz w:val="16"/>
+              </w:rPr>
+            </w:r>
+            <w:r>
+              <w:rPr>
+                <w:sz w:val="16"/>
+              </w:rPr>
+              <w:t>RCCF − 等权 χ² 森林</w:t>
+            </w:r>
+          </w:p>
+        </w:tc>
+        <w:tc>
+          <w:tcPr>
+            <w:tcW w:type="dxa" w:w="979"/>
+          </w:tcPr>
+          <w:p>
+            <w:pPr>
+              <w:spacing w:after="0"/>
+            </w:pPr>
+            <w:r>
+              <w:rPr>
+                <w:sz w:val="16"/>
+              </w:rPr>
+            </w:r>
+            <w:r>
+              <w:rPr>
+                <w:sz w:val="16"/>
+              </w:rPr>
+              <w:t>−0.000456</w:t>
+            </w:r>
+          </w:p>
+        </w:tc>
+        <w:tc>
+          <w:tcPr>
+            <w:tcW w:type="dxa" w:w="979"/>
+          </w:tcPr>
+          <w:p>
+            <w:pPr>
+              <w:spacing w:after="0"/>
+            </w:pPr>
+            <w:r>
+              <w:rPr>
+                <w:sz w:val="16"/>
+              </w:rPr>
+            </w:r>
+            <w:r>
+              <w:rPr>
+                <w:sz w:val="16"/>
+              </w:rPr>
+              <w:t>0.001152</w:t>
+            </w:r>
+          </w:p>
+        </w:tc>
+        <w:tc>
+          <w:tcPr>
+            <w:tcW w:type="dxa" w:w="979"/>
+          </w:tcPr>
+          <w:p>
+            <w:pPr>
+              <w:spacing w:after="0"/>
+            </w:pPr>
+            <w:r>
+              <w:rPr>
+                <w:sz w:val="16"/>
+              </w:rPr>
+            </w:r>
+            <w:r>
+              <w:rPr>
+                <w:sz w:val="16"/>
+              </w:rPr>
+              <w:t>[−0.001280, +0.000368]</w:t>
+            </w:r>
+          </w:p>
+        </w:tc>
+        <w:tc>
+          <w:tcPr>
+            <w:tcW w:type="dxa" w:w="979"/>
+          </w:tcPr>
+          <w:p>
+            <w:pPr>
+              <w:spacing w:after="0"/>
+            </w:pPr>
+            <w:r>
+              <w:rPr>
+                <w:sz w:val="16"/>
+              </w:rPr>
+            </w:r>
+            <w:r>
+              <w:rPr>
+                <w:sz w:val="16"/>
+              </w:rPr>
+              <w:t>[−0.001124, +0.000212]</w:t>
+            </w:r>
+          </w:p>
+        </w:tc>
+        <w:tc>
+          <w:tcPr>
+            <w:tcW w:type="dxa" w:w="979"/>
+          </w:tcPr>
+          <w:p>
+            <w:pPr>
+              <w:spacing w:after="0"/>
+            </w:pPr>
+            <w:r>
+              <w:rPr>
+                <w:sz w:val="16"/>
+              </w:rPr>
+            </w:r>
+            <w:r>
+              <w:rPr>
+                <w:sz w:val="16"/>
+              </w:rPr>
+              <w:t>等价</w:t>
+            </w:r>
+          </w:p>
+        </w:tc>
+        <w:tc>
+          <w:tcPr>
+            <w:tcW w:type="dxa" w:w="979"/>
+          </w:tcPr>
+          <w:p>
+            <w:pPr>
+              <w:spacing w:after="0"/>
+            </w:pPr>
+            <w:r>
+              <w:rPr>
+                <w:sz w:val="16"/>
+              </w:rPr>
+            </w:r>
+            <w:r>
+              <w:rPr>
+                <w:sz w:val="16"/>
+              </w:rPr>
+              <w:t>等价</w:t>
+            </w:r>
+          </w:p>
+        </w:tc>
+        <w:tc>
+          <w:tcPr>
+            <w:tcW w:type="dxa" w:w="979"/>
+          </w:tcPr>
+          <w:p>
+            <w:pPr>
+              <w:spacing w:after="0"/>
+            </w:pPr>
+            <w:r>
+              <w:rPr>
+                <w:sz w:val="16"/>
+              </w:rPr>
+            </w:r>
+            <w:r>
+              <w:rPr>
+                <w:sz w:val="16"/>
+              </w:rPr>
+              <w:t>0.001146</w:t>
+            </w:r>
+          </w:p>
+        </w:tc>
+        <w:tc>
+          <w:tcPr>
+            <w:tcW w:type="dxa" w:w="979"/>
+          </w:tcPr>
+          <w:p>
+            <w:pPr>
+              <w:spacing w:after="0"/>
+            </w:pPr>
+            <w:r>
+              <w:rPr>
+                <w:sz w:val="16"/>
+              </w:rPr>
+            </w:r>
+            <w:r>
+              <w:rPr>
+                <w:sz w:val="16"/>
+              </w:rPr>
+              <w:t>−0.40</w:t>
+            </w:r>
+          </w:p>
+        </w:tc>
+        <w:tc>
+          <w:tcPr>
+            <w:tcW w:type="dxa" w:w="979"/>
+          </w:tcPr>
+          <w:p>
+            <w:pPr>
+              <w:spacing w:after="0"/>
+            </w:pPr>
+            <w:r>
+              <w:rPr>
+                <w:sz w:val="16"/>
+              </w:rPr>
+            </w:r>
+            <w:r>
+              <w:rPr>
+                <w:sz w:val="16"/>
+              </w:rPr>
+              <w:t>5 / 5</w:t>
             </w:r>
           </w:p>
         </w:tc>
@@ -6807,106 +7217,211 @@
       <w:tr>
         <w:tc>
           <w:tcPr>
-            <w:tcW w:type="dxa" w:w="1958"/>
-          </w:tcPr>
-          <w:p>
-            <w:pPr>
-              <w:spacing w:after="0"/>
-            </w:pPr>
-            <w:r>
-              <w:rPr>
-                <w:sz w:val="16"/>
-              </w:rPr>
-            </w:r>
-            <w:r>
-              <w:rPr>
-                <w:sz w:val="16"/>
-              </w:rPr>
-              <w:t>2024</w:t>
-            </w:r>
-          </w:p>
-        </w:tc>
-        <w:tc>
-          <w:tcPr>
-            <w:tcW w:type="dxa" w:w="1958"/>
-          </w:tcPr>
-          <w:p>
-            <w:pPr>
-              <w:spacing w:after="0"/>
-            </w:pPr>
-            <w:r>
-              <w:rPr>
-                <w:sz w:val="16"/>
-              </w:rPr>
-            </w:r>
-            <w:r>
-              <w:rPr>
-                <w:sz w:val="16"/>
-              </w:rPr>
-              <w:t>+0.003142</w:t>
-            </w:r>
-          </w:p>
-        </w:tc>
-        <w:tc>
-          <w:tcPr>
-            <w:tcW w:type="dxa" w:w="1958"/>
-          </w:tcPr>
-          <w:p>
-            <w:pPr>
-              <w:spacing w:after="0"/>
-            </w:pPr>
-            <w:r>
-              <w:rPr>
-                <w:sz w:val="16"/>
-              </w:rPr>
-            </w:r>
-            <w:r>
-              <w:rPr>
-                <w:sz w:val="16"/>
-              </w:rPr>
-              <w:t>[−0.000366, +0.006950]</w:t>
-            </w:r>
-          </w:p>
-        </w:tc>
-        <w:tc>
-          <w:tcPr>
-            <w:tcW w:type="dxa" w:w="1958"/>
-          </w:tcPr>
-          <w:p>
-            <w:pPr>
-              <w:spacing w:after="0"/>
-            </w:pPr>
-            <w:r>
-              <w:rPr>
-                <w:sz w:val="16"/>
-              </w:rPr>
-            </w:r>
-            <w:r>
-              <w:rPr>
-                <w:sz w:val="16"/>
-              </w:rPr>
-              <w:t>是</w:t>
-            </w:r>
-          </w:p>
-        </w:tc>
-        <w:tc>
-          <w:tcPr>
-            <w:tcW w:type="dxa" w:w="1958"/>
-          </w:tcPr>
-          <w:p>
-            <w:pPr>
-              <w:spacing w:after="0"/>
-            </w:pPr>
-            <w:r>
-              <w:rPr>
-                <w:sz w:val="16"/>
-              </w:rPr>
-            </w:r>
-            <w:r>
-              <w:rPr>
-                <w:sz w:val="16"/>
-              </w:rPr>
-              <w:t>0.092</w:t>
+            <w:tcW w:type="dxa" w:w="979"/>
+          </w:tcPr>
+          <w:p>
+            <w:pPr>
+              <w:spacing w:after="0"/>
+            </w:pPr>
+            <w:r>
+              <w:rPr>
+                <w:sz w:val="16"/>
+              </w:rPr>
+            </w:r>
+            <w:r>
+              <w:rPr>
+                <w:sz w:val="16"/>
+              </w:rPr>
+              <w:t>RCCF − 全特征等权森林</w:t>
+            </w:r>
+          </w:p>
+        </w:tc>
+        <w:tc>
+          <w:tcPr>
+            <w:tcW w:type="dxa" w:w="979"/>
+          </w:tcPr>
+          <w:p>
+            <w:pPr>
+              <w:spacing w:after="0"/>
+            </w:pPr>
+            <w:r>
+              <w:rPr>
+                <w:sz w:val="16"/>
+              </w:rPr>
+            </w:r>
+            <w:r>
+              <w:rPr>
+                <w:sz w:val="16"/>
+              </w:rPr>
+              <w:t>+0.001613</w:t>
+            </w:r>
+          </w:p>
+        </w:tc>
+        <w:tc>
+          <w:tcPr>
+            <w:tcW w:type="dxa" w:w="979"/>
+          </w:tcPr>
+          <w:p>
+            <w:pPr>
+              <w:spacing w:after="0"/>
+            </w:pPr>
+            <w:r>
+              <w:rPr>
+                <w:sz w:val="16"/>
+              </w:rPr>
+            </w:r>
+            <w:r>
+              <w:rPr>
+                <w:sz w:val="16"/>
+              </w:rPr>
+              <w:t>0.001376</w:t>
+            </w:r>
+          </w:p>
+        </w:tc>
+        <w:tc>
+          <w:tcPr>
+            <w:tcW w:type="dxa" w:w="979"/>
+          </w:tcPr>
+          <w:p>
+            <w:pPr>
+              <w:spacing w:after="0"/>
+            </w:pPr>
+            <w:r>
+              <w:rPr>
+                <w:sz w:val="16"/>
+              </w:rPr>
+            </w:r>
+            <w:r>
+              <w:rPr>
+                <w:sz w:val="16"/>
+              </w:rPr>
+              <w:t>[+0.000628, +0.002597]</w:t>
+            </w:r>
+          </w:p>
+        </w:tc>
+        <w:tc>
+          <w:tcPr>
+            <w:tcW w:type="dxa" w:w="979"/>
+          </w:tcPr>
+          <w:p>
+            <w:pPr>
+              <w:spacing w:after="0"/>
+            </w:pPr>
+            <w:r>
+              <w:rPr>
+                <w:sz w:val="16"/>
+              </w:rPr>
+            </w:r>
+            <w:r>
+              <w:rPr>
+                <w:sz w:val="16"/>
+              </w:rPr>
+              <w:t>[+0.000815, +0.002410]</w:t>
+            </w:r>
+          </w:p>
+        </w:tc>
+        <w:tc>
+          <w:tcPr>
+            <w:tcW w:type="dxa" w:w="979"/>
+          </w:tcPr>
+          <w:p>
+            <w:pPr>
+              <w:spacing w:after="0"/>
+            </w:pPr>
+            <w:r>
+              <w:rPr>
+                <w:sz w:val="16"/>
+              </w:rPr>
+            </w:r>
+            <w:r>
+              <w:rPr>
+                <w:sz w:val="16"/>
+              </w:rPr>
+              <w:t>等价</w:t>
+            </w:r>
+          </w:p>
+        </w:tc>
+        <w:tc>
+          <w:tcPr>
+            <w:tcW w:type="dxa" w:w="979"/>
+          </w:tcPr>
+          <w:p>
+            <w:pPr>
+              <w:spacing w:after="0"/>
+            </w:pPr>
+            <w:r>
+              <w:rPr>
+                <w:sz w:val="16"/>
+              </w:rPr>
+            </w:r>
+            <w:r>
+              <w:rPr>
+                <w:sz w:val="16"/>
+              </w:rPr>
+              <w:t>等价</w:t>
+            </w:r>
+          </w:p>
+        </w:tc>
+        <w:tc>
+          <w:tcPr>
+            <w:tcW w:type="dxa" w:w="979"/>
+          </w:tcPr>
+          <w:p>
+            <w:pPr>
+              <w:spacing w:after="0"/>
+            </w:pPr>
+            <w:r>
+              <w:rPr>
+                <w:sz w:val="16"/>
+              </w:rPr>
+            </w:r>
+            <w:r>
+              <w:rPr>
+                <w:sz w:val="16"/>
+              </w:rPr>
+              <w:t>0.001369</w:t>
+            </w:r>
+          </w:p>
+        </w:tc>
+        <w:tc>
+          <w:tcPr>
+            <w:tcW w:type="dxa" w:w="979"/>
+          </w:tcPr>
+          <w:p>
+            <w:pPr>
+              <w:spacing w:after="0"/>
+            </w:pPr>
+            <w:r>
+              <w:rPr>
+                <w:sz w:val="16"/>
+              </w:rPr>
+            </w:r>
+            <w:r>
+              <w:rPr>
+                <w:sz w:val="16"/>
+              </w:rPr>
+              <w:t>+1.17</w:t>
+            </w:r>
+          </w:p>
+        </w:tc>
+        <w:tc>
+          <w:tcPr>
+            <w:tcW w:type="dxa" w:w="979"/>
+          </w:tcPr>
+          <w:p>
+            <w:pPr>
+              <w:spacing w:after="0"/>
+            </w:pPr>
+            <w:r>
+              <w:rPr>
+                <w:sz w:val="16"/>
+              </w:rPr>
+            </w:r>
+            <w:r>
+              <w:rPr>
+                <w:sz w:val="16"/>
+              </w:rPr>
+              <w:t>9 / 1</w:t>
             </w:r>
           </w:p>
         </w:tc>
@@ -6914,321 +7429,211 @@
       <w:tr>
         <w:tc>
           <w:tcPr>
-            <w:tcW w:type="dxa" w:w="1958"/>
-          </w:tcPr>
-          <w:p>
-            <w:pPr>
-              <w:spacing w:after="0"/>
-            </w:pPr>
-            <w:r>
-              <w:rPr>
-                <w:sz w:val="16"/>
-              </w:rPr>
-            </w:r>
-            <w:r>
-              <w:rPr>
-                <w:sz w:val="16"/>
-              </w:rPr>
-              <w:t>3407</w:t>
-            </w:r>
-          </w:p>
-        </w:tc>
-        <w:tc>
-          <w:tcPr>
-            <w:tcW w:type="dxa" w:w="1958"/>
-          </w:tcPr>
-          <w:p>
-            <w:pPr>
-              <w:spacing w:after="0"/>
-            </w:pPr>
-            <w:r>
-              <w:rPr>
-                <w:sz w:val="16"/>
-              </w:rPr>
-            </w:r>
-            <w:r>
-              <w:rPr>
-                <w:sz w:val="16"/>
-              </w:rPr>
-              <w:t>+0.001602</w:t>
-            </w:r>
-          </w:p>
-        </w:tc>
-        <w:tc>
-          <w:tcPr>
-            <w:tcW w:type="dxa" w:w="1958"/>
-          </w:tcPr>
-          <w:p>
-            <w:pPr>
-              <w:spacing w:after="0"/>
-            </w:pPr>
-            <w:r>
-              <w:rPr>
-                <w:sz w:val="16"/>
-              </w:rPr>
-            </w:r>
-            <w:r>
-              <w:rPr>
-                <w:sz w:val="16"/>
-              </w:rPr>
-              <w:t>[−0.000142, +0.003605]</w:t>
-            </w:r>
-          </w:p>
-        </w:tc>
-        <w:tc>
-          <w:tcPr>
-            <w:tcW w:type="dxa" w:w="1958"/>
-          </w:tcPr>
-          <w:p>
-            <w:pPr>
-              <w:spacing w:after="0"/>
-            </w:pPr>
-            <w:r>
-              <w:rPr>
-                <w:sz w:val="16"/>
-              </w:rPr>
-            </w:r>
-            <w:r>
-              <w:rPr>
-                <w:sz w:val="16"/>
-              </w:rPr>
-              <w:t>是</w:t>
-            </w:r>
-          </w:p>
-        </w:tc>
-        <w:tc>
-          <w:tcPr>
-            <w:tcW w:type="dxa" w:w="1958"/>
-          </w:tcPr>
-          <w:p>
-            <w:pPr>
-              <w:spacing w:after="0"/>
-            </w:pPr>
-            <w:r>
-              <w:rPr>
-                <w:sz w:val="16"/>
-              </w:rPr>
-            </w:r>
-            <w:r>
-              <w:rPr>
-                <w:sz w:val="16"/>
-              </w:rPr>
-              <w:t>0.344</w:t>
-            </w:r>
-          </w:p>
-        </w:tc>
-      </w:tr>
-      <w:tr>
-        <w:tc>
-          <w:tcPr>
-            <w:tcW w:type="dxa" w:w="1958"/>
-          </w:tcPr>
-          <w:p>
-            <w:pPr>
-              <w:spacing w:after="0"/>
-            </w:pPr>
-            <w:r>
-              <w:rPr>
-                <w:sz w:val="16"/>
-              </w:rPr>
-            </w:r>
-            <w:r>
-              <w:rPr>
-                <w:sz w:val="16"/>
-              </w:rPr>
-              <w:t>合并（23 958 行）</w:t>
-            </w:r>
-          </w:p>
-        </w:tc>
-        <w:tc>
-          <w:tcPr>
-            <w:tcW w:type="dxa" w:w="1958"/>
-          </w:tcPr>
-          <w:p>
-            <w:pPr>
-              <w:spacing w:after="0"/>
-            </w:pPr>
-            <w:r>
-              <w:rPr>
-                <w:sz w:val="16"/>
-              </w:rPr>
-            </w:r>
-            <w:r>
-              <w:rPr>
-                <w:sz w:val="16"/>
-              </w:rPr>
-              <w:t>+0.001085</w:t>
-            </w:r>
-          </w:p>
-        </w:tc>
-        <w:tc>
-          <w:tcPr>
-            <w:tcW w:type="dxa" w:w="1958"/>
-          </w:tcPr>
-          <w:p>
-            <w:pPr>
-              <w:spacing w:after="0"/>
-            </w:pPr>
-            <w:r>
-              <w:rPr>
-                <w:sz w:val="16"/>
-              </w:rPr>
-            </w:r>
-            <w:r>
-              <w:rPr>
-                <w:sz w:val="16"/>
-              </w:rPr>
-              <w:t>[−0.002898, +0.005501]</w:t>
-            </w:r>
-          </w:p>
-        </w:tc>
-        <w:tc>
-          <w:tcPr>
-            <w:tcW w:type="dxa" w:w="1958"/>
-          </w:tcPr>
-          <w:p>
-            <w:pPr>
-              <w:spacing w:after="0"/>
-            </w:pPr>
-            <w:r>
-              <w:rPr>
-                <w:sz w:val="16"/>
-              </w:rPr>
-            </w:r>
-            <w:r>
-              <w:rPr>
-                <w:sz w:val="16"/>
-              </w:rPr>
-              <w:t>是（SESOI = 0.01）／否（SESOI = 0.005）</w:t>
-            </w:r>
-          </w:p>
-        </w:tc>
-        <w:tc>
-          <w:tcPr>
-            <w:tcW w:type="dxa" w:w="1958"/>
-          </w:tcPr>
-          <w:p>
-            <w:pPr>
-              <w:spacing w:after="0"/>
-            </w:pPr>
-            <w:r>
-              <w:rPr>
-                <w:sz w:val="16"/>
-              </w:rPr>
-            </w:r>
-            <w:r>
-              <w:rPr>
-                <w:sz w:val="16"/>
-              </w:rPr>
-              <w:t>0.215</w:t>
-            </w:r>
-          </w:p>
-        </w:tc>
-      </w:tr>
-      <w:tr>
-        <w:tc>
-          <w:tcPr>
-            <w:tcW w:type="dxa" w:w="1958"/>
-          </w:tcPr>
-          <w:p>
-            <w:pPr>
-              <w:spacing w:after="0"/>
-            </w:pPr>
-            <w:r>
-              <w:rPr>
-                <w:sz w:val="16"/>
-              </w:rPr>
-            </w:r>
-            <w:r>
-              <w:rPr>
-                <w:sz w:val="16"/>
-              </w:rPr>
-              <w:t>对照：vs 全特征等权森林</w:t>
-            </w:r>
-          </w:p>
-        </w:tc>
-        <w:tc>
-          <w:tcPr>
-            <w:tcW w:type="dxa" w:w="1958"/>
-          </w:tcPr>
-          <w:p>
-            <w:pPr>
-              <w:spacing w:after="0"/>
-            </w:pPr>
-            <w:r>
-              <w:rPr>
-                <w:sz w:val="16"/>
-              </w:rPr>
-            </w:r>
-            <w:r>
-              <w:rPr>
-                <w:sz w:val="16"/>
-              </w:rPr>
-              <w:t>+0.001995</w:t>
-            </w:r>
-          </w:p>
-        </w:tc>
-        <w:tc>
-          <w:tcPr>
-            <w:tcW w:type="dxa" w:w="1958"/>
-          </w:tcPr>
-          <w:p>
-            <w:pPr>
-              <w:spacing w:after="0"/>
-            </w:pPr>
-            <w:r>
-              <w:rPr>
-                <w:sz w:val="16"/>
-              </w:rPr>
-            </w:r>
-            <w:r>
-              <w:rPr>
-                <w:sz w:val="16"/>
-              </w:rPr>
-              <w:t>—</w:t>
-            </w:r>
-          </w:p>
-        </w:tc>
-        <w:tc>
-          <w:tcPr>
-            <w:tcW w:type="dxa" w:w="1958"/>
-          </w:tcPr>
-          <w:p>
-            <w:pPr>
-              <w:spacing w:after="0"/>
-            </w:pPr>
-            <w:r>
-              <w:rPr>
-                <w:sz w:val="16"/>
-              </w:rPr>
-            </w:r>
-            <w:r>
-              <w:rPr>
-                <w:sz w:val="16"/>
-              </w:rPr>
-              <w:t>—</w:t>
-            </w:r>
-          </w:p>
-        </w:tc>
-        <w:tc>
-          <w:tcPr>
-            <w:tcW w:type="dxa" w:w="1958"/>
-          </w:tcPr>
-          <w:p>
-            <w:pPr>
-              <w:spacing w:after="0"/>
-            </w:pPr>
-            <w:r>
-              <w:rPr>
-                <w:sz w:val="16"/>
-              </w:rPr>
-            </w:r>
-            <w:r>
-              <w:rPr>
-                <w:b/>
-                <w:sz w:val="16"/>
-              </w:rPr>
-              <w:t>0.00061（RCCF 更优）</w:t>
+            <w:tcW w:type="dxa" w:w="979"/>
+          </w:tcPr>
+          <w:p>
+            <w:pPr>
+              <w:spacing w:after="0"/>
+            </w:pPr>
+            <w:r>
+              <w:rPr>
+                <w:sz w:val="16"/>
+              </w:rPr>
+            </w:r>
+            <w:r>
+              <w:rPr>
+                <w:sz w:val="16"/>
+              </w:rPr>
+              <w:t>RCCF − 极端随机树（χ²）</w:t>
+            </w:r>
+          </w:p>
+        </w:tc>
+        <w:tc>
+          <w:tcPr>
+            <w:tcW w:type="dxa" w:w="979"/>
+          </w:tcPr>
+          <w:p>
+            <w:pPr>
+              <w:spacing w:after="0"/>
+            </w:pPr>
+            <w:r>
+              <w:rPr>
+                <w:sz w:val="16"/>
+              </w:rPr>
+            </w:r>
+            <w:r>
+              <w:rPr>
+                <w:sz w:val="16"/>
+              </w:rPr>
+              <w:t>+0.031788</w:t>
+            </w:r>
+          </w:p>
+        </w:tc>
+        <w:tc>
+          <w:tcPr>
+            <w:tcW w:type="dxa" w:w="979"/>
+          </w:tcPr>
+          <w:p>
+            <w:pPr>
+              <w:spacing w:after="0"/>
+            </w:pPr>
+            <w:r>
+              <w:rPr>
+                <w:sz w:val="16"/>
+              </w:rPr>
+            </w:r>
+            <w:r>
+              <w:rPr>
+                <w:sz w:val="16"/>
+              </w:rPr>
+              <w:t>0.001616</w:t>
+            </w:r>
+          </w:p>
+        </w:tc>
+        <w:tc>
+          <w:tcPr>
+            <w:tcW w:type="dxa" w:w="979"/>
+          </w:tcPr>
+          <w:p>
+            <w:pPr>
+              <w:spacing w:after="0"/>
+            </w:pPr>
+            <w:r>
+              <w:rPr>
+                <w:sz w:val="16"/>
+              </w:rPr>
+            </w:r>
+            <w:r>
+              <w:rPr>
+                <w:sz w:val="16"/>
+              </w:rPr>
+              <w:t>[+0.030632, +0.032944]</w:t>
+            </w:r>
+          </w:p>
+        </w:tc>
+        <w:tc>
+          <w:tcPr>
+            <w:tcW w:type="dxa" w:w="979"/>
+          </w:tcPr>
+          <w:p>
+            <w:pPr>
+              <w:spacing w:after="0"/>
+            </w:pPr>
+            <w:r>
+              <w:rPr>
+                <w:sz w:val="16"/>
+              </w:rPr>
+            </w:r>
+            <w:r>
+              <w:rPr>
+                <w:sz w:val="16"/>
+              </w:rPr>
+              <w:t>[+0.030851, +0.032724]</w:t>
+            </w:r>
+          </w:p>
+        </w:tc>
+        <w:tc>
+          <w:tcPr>
+            <w:tcW w:type="dxa" w:w="979"/>
+          </w:tcPr>
+          <w:p>
+            <w:pPr>
+              <w:spacing w:after="0"/>
+            </w:pPr>
+            <w:r>
+              <w:rPr>
+                <w:sz w:val="16"/>
+              </w:rPr>
+            </w:r>
+            <w:r>
+              <w:rPr>
+                <w:sz w:val="16"/>
+              </w:rPr>
+              <w:t>不等价</w:t>
+            </w:r>
+          </w:p>
+        </w:tc>
+        <w:tc>
+          <w:tcPr>
+            <w:tcW w:type="dxa" w:w="979"/>
+          </w:tcPr>
+          <w:p>
+            <w:pPr>
+              <w:spacing w:after="0"/>
+            </w:pPr>
+            <w:r>
+              <w:rPr>
+                <w:sz w:val="16"/>
+              </w:rPr>
+            </w:r>
+            <w:r>
+              <w:rPr>
+                <w:sz w:val="16"/>
+              </w:rPr>
+              <w:t>不等价</w:t>
+            </w:r>
+          </w:p>
+        </w:tc>
+        <w:tc>
+          <w:tcPr>
+            <w:tcW w:type="dxa" w:w="979"/>
+          </w:tcPr>
+          <w:p>
+            <w:pPr>
+              <w:spacing w:after="0"/>
+            </w:pPr>
+            <w:r>
+              <w:rPr>
+                <w:sz w:val="16"/>
+              </w:rPr>
+            </w:r>
+            <w:r>
+              <w:rPr>
+                <w:sz w:val="16"/>
+              </w:rPr>
+              <w:t>0.001607</w:t>
+            </w:r>
+          </w:p>
+        </w:tc>
+        <w:tc>
+          <w:tcPr>
+            <w:tcW w:type="dxa" w:w="979"/>
+          </w:tcPr>
+          <w:p>
+            <w:pPr>
+              <w:spacing w:after="0"/>
+            </w:pPr>
+            <w:r>
+              <w:rPr>
+                <w:sz w:val="16"/>
+              </w:rPr>
+            </w:r>
+            <w:r>
+              <w:rPr>
+                <w:sz w:val="16"/>
+              </w:rPr>
+              <w:t>+19.68</w:t>
+            </w:r>
+          </w:p>
+        </w:tc>
+        <w:tc>
+          <w:tcPr>
+            <w:tcW w:type="dxa" w:w="979"/>
+          </w:tcPr>
+          <w:p>
+            <w:pPr>
+              <w:spacing w:after="0"/>
+            </w:pPr>
+            <w:r>
+              <w:rPr>
+                <w:sz w:val="16"/>
+              </w:rPr>
+            </w:r>
+            <w:r>
+              <w:rPr>
+                <w:sz w:val="16"/>
+              </w:rPr>
+              <w:t>10 / 0</w:t>
             </w:r>
           </w:p>
         </w:tc>
@@ -7241,13 +7646,50 @@
     </w:p>
     <w:p>
       <w:r>
+        <w:t>以测试行为重采样单元、对同一批十个种子做配对 Bootstrap，得到合并 90% 区间 [−0.004251, +0.003382]，同样落在两个边界之内。</w:t>
+      </w:r>
+    </w:p>
+    <w:p>
+      <w:r>
+        <w:t>有三行值得说明。</w:t>
+      </w:r>
+      <w:r>
         <w:rPr>
           <w:b/>
         </w:rPr>
-        <w:t>第三，相对全特征等权森林，差异显著但量级等于一次特征视图选择。</w:t>
-      </w:r>
-      <w:r>
-        <w:t xml:space="preserve"> 与全特征等权森林相比，RCCF 的 Macro-F1 高 0.001995；合并 23 958 条测试行的精确 McNemar 检验 p = 0.00061，RCCF 在 33 行上胜出、10 行上落败。门控确实带来方向一致的微小优势，但其量级与「把特征视图从卡方换成全特征」带来的差异（+0.0009 至 +0.0022）属于同一档。结合 5.9 倍的推理代价，这一优势不具备工程交换价值。</w:t>
+        <w:t>功效</w:t>
+      </w:r>
+      <w:r>
+        <w:t>：在十个种子与实测标准差下，80% 功效可检出的最小差异为 0.00115 至 0.00161 Macro-F1，更小的效应会被漏检——这正是必须显式声明等价边界、而不能用「检验不显著」代替等价结论的原因。</w:t>
+      </w:r>
+      <w:r>
+        <w:rPr>
+          <w:b/>
+        </w:rPr>
+        <w:t>相对全特征森林</w:t>
+      </w:r>
+      <w:r>
+        <w:t>：差异为正且可被统计检出（区间不含零，十个种子中九个支持 RCCF），但幅度 0.0016 仍落在 0.005 的等价边界内，属于「真实但工程上可忽略」；5.4 节进一步显示它与一次特征视图选择同量级。</w:t>
+      </w:r>
+      <w:r>
+        <w:rPr>
+          <w:b/>
+        </w:rPr>
+        <w:t>相对极端随机树</w:t>
+      </w:r>
+      <w:r>
+        <w:t>：差异大且无歧义（d_z = 19.68，十个种子全部支持），是本研究唯一一处实质性的模型间差距。</w:t>
+      </w:r>
+    </w:p>
+    <w:p>
+      <w:r>
+        <w:rPr>
+          <w:b/>
+        </w:rPr>
+        <w:t>第三，相对全特征等权森林，差异可被检出但量级等于一次特征视图选择。</w:t>
+      </w:r>
+      <w:r>
+        <w:t xml:space="preserve"> 与全特征等权森林相比，RCCF 在十个种子上平均高出 0.001613，种子级区间不含零，十个种子中九个支持 RCCF。门控确实带来方向一致的微小优势，但其量级与「把特征视图从卡方换成全特征」带来的差异（+0.0021）属于同一档。结合约五倍的推理代价，这一优势不具备工程交换价值。</w:t>
       </w:r>
     </w:p>
     <w:p>
@@ -7258,7 +7700,7 @@
         <w:t>第四，代价是确定的，增益不是。</w:t>
       </w:r>
       <w:r>
-        <w:t xml:space="preserve"> 自然先验下 RCCF 训练耗时 61.0 秒，等权森林为 0.78 秒；整批推理耗时 0.173 秒对 0.0295 秒（约 5.9 倍）；5.6 节报告的单条 P50 延迟之比为 4.9 倍（14.62 ms 对 2.96 ms）。两类口径不同，不应混用。平衡控制下的差距更明显：9.13 秒对 0.45 秒。若把支付这些代价换来的收益写成一句话，只能是「Macro-F1 变化在 ±0.01 以内」。</w:t>
+        <w:t xml:space="preserve"> 自然先验下 RCCF 训练耗时 61.0 秒，等权森林为 0.78 秒；整批推理耗时 0.244 秒对 0.046 秒（约 5.3 倍）；5.6 节报告的单条 P50 延迟之比为 4.9 倍（14.62 ms 对 2.96 ms）。两类口径不同，不应混用。平衡控制下的差距更明显：9.13 秒对 0.45 秒。若把支付这些代价换来的收益写成一句话，只能是「Macro-F1 变化在 ±0.01 以内」。</w:t>
       </w:r>
     </w:p>
     <w:p>
@@ -7269,7 +7711,7 @@
         <w:t>第五，一个神经基线显示准确率会严重误导。</w:t>
       </w:r>
       <w:r>
-        <w:t xml:space="preserve"> 在相同特征预算下使用完整训练预算的多层感知机（128 个隐单元，超参数在验证分区选定），其自然先验测试准确率为 0.97679，与 RCCF 的 0.97792 几乎相同；但其 Macro-F1 仅为 0.797654，比 RCCF 低 0.092，平衡准确率为 0.79666 对 0.94920，Brier 分数为 0.036701 对 0.006312。值得注意的是，两者在总体正确率上的配对 McNemar 检验并不显著（合并 23 958 行 p = 0.383；逐种子为 1.000 / 0.768 / 0.261），因为两个模型的错误</w:t>
+        <w:t xml:space="preserve"> 在相同特征预算下使用完整训练预算的多层感知机（128 个隐单元，超参数在验证分区选定），其自然先验测试准确率为 0.97679，与 RCCF 在两者共有的三个种子上的 0.97792 几乎相同；但其 Macro-F1 仅为 0.797654，比 RCCF 低 0.092，平衡准确率为 0.79666 对 0.94920，Brier 分数为 0.036701 对 0.006312。值得注意的是，两者在总体正确率上的配对 McNemar 检验并不显著（合并 23 958 行 p = 0.383；逐种子为 1.000 / 0.768 / 0.261），因为两个模型的错误</w:t>
       </w:r>
       <w:r>
         <w:rPr>
@@ -8628,13 +9070,13 @@
         <w:t>（2）类别先验。</w:t>
       </w:r>
       <w:r>
-        <w:t xml:space="preserve"> 同一个 RCCF 机制，平衡控制总体下 Macro-F1 为 0.961807，自然先验总体下为 0.889955，相差 </w:t>
+        <w:t xml:space="preserve"> 同一个 RCCF 机制，平衡控制总体下 Macro-F1 为 0.961807，自然先验总体下为 0.889278，相差 </w:t>
       </w:r>
       <w:r>
         <w:rPr>
           <w:b/>
         </w:rPr>
-        <w:t>+0.0719</w:t>
+        <w:t>+0.0725</w:t>
       </w:r>
       <w:r>
         <w:t>。这是本文观察到的最大单项协议效应，比任何模型间差异（最大 +0.0078）高出一个数量级。其原因是自然先验总体中 Web Attack 仅占 1.26%，该类别的 F1 在 0.53 附近，直接压低 Macro-F1。</w:t>
@@ -8679,7 +9121,7 @@
     </w:p>
     <w:p>
       <w:r>
-        <w:t>把四个量级并列：聚合策略 +0.0011、特征视图 +0.0009、去重顺序 +0.0014（最大 0.0060）、类别先验 +0.0719、调参预算 +0.0078。</w:t>
+        <w:t>把四个量级并列：聚合策略 0.0005、特征视图 +0.0021、去重顺序 +0.0014（最大 0.0060）、类别先验 +0.0725、调参预算 +0.0078。</w:t>
       </w:r>
       <w:r>
         <w:rPr>
@@ -8881,7 +9323,7 @@
         <w:t>概率校准。</w:t>
       </w:r>
       <w:r>
-        <w:t xml:space="preserve"> 自然先验总体下 RCCF 的 Log Loss（0.05148）与 Brier（0.006312）优于等权森林（0.05283 / 0.006334），但 ECE 反而更差（0.006605 对 0.004442）。温度缩放可以把条件加权分支的 ECE 从约 0.0238 降到约 0.0119（平衡控制协议），而等权森林的温度参数被优化为 1.0、校准指标不变。结论是：</w:t>
+        <w:t xml:space="preserve"> 自然先验总体下 RCCF 的 Log Loss（0.05183）优于等权森林（0.05220），但 Brier（0.006365 对 0.006255）与 ECE（0.006849 对 0.004493）都更差。温度缩放可以把条件加权分支的 ECE 从约 0.0238 降到约 0.0119（平衡控制协议），而等权森林的温度参数被优化为 1.0、校准指标不变。结论是：</w:t>
       </w:r>
       <w:r>
         <w:rPr>
@@ -10037,7 +10479,7 @@
         <w:t>相对最直接的等权对照，增益落在等价边界内。</w:t>
       </w:r>
       <w:r>
-        <w:t xml:space="preserve"> 在 CIC-IDS2017 的自然先验总体上，条件加权森林与等权卡方森林的 Macro-F1 平均差为 +0.0011，配对 Bootstrap 合并 90% 区间 [−0.00290, +0.00550]，在 SESOI = 0.01 下等价，逐种子 McNemar 检验不显著（p = 0.508 / 0.092 / 0.344）；四个专家在测试集上没有任何一条预测分歧，归一化权重熵为 0.99998；命题 2 的显式上界证明 99.91% 的样本不受权重影响，门控 108 种超参数配置只产生 6 个不同的验证集取值。代价则是训练时间增加约 78 倍、推理时间增加约 5.9 倍。</w:t>
+        <w:t xml:space="preserve"> 在 CIC-IDS2017 的自然先验总体上取十个种子的平均，条件加权森林与等权卡方森林的 Macro-F1 平均差为 −0.000456，逐种子方向五正五负；种子级 90% 区间 [−0.00112, +0.00021] 与测试行级配对 Bootstrap 区间 [−0.00425, +0.00338] 都落在 SESOI = 0.005 与 0.01 的等价边界之内。四个专家在测试集上没有任何一条预测分歧，归一化权重熵为 0.99998；命题 2 的显式上界证明 99.91% 的样本不受权重影响，门控 108 种超参数配置只产生 6 个不同的验证集取值。代价则是训练时间增加约 80 倍、整批推理时间增加约 5.3 倍。</w:t>
       </w:r>
     </w:p>
     <w:p>
@@ -10065,7 +10507,7 @@
         <w:t>协议效应主导模型效应。</w:t>
       </w:r>
       <w:r>
-        <w:t xml:space="preserve"> 在同一批实验中，类别先验变化带来 +0.0719 的 Macro-F1 差异，去重顺序至多 +0.0060，而聚合策略仅 +0.0011。文件级压力测试中，同一模型的 Macro-F1 跨度达 0.3325 至 0.9997。因此，在公开入侵检测数据集上，</w:t>
+        <w:t xml:space="preserve"> 在同一批实验中，类别先验变化带来 +0.0725 的 Macro-F1 差异，去重顺序至多 +0.0060，而聚合策略仅 0.0005。文件级压力测试中，同一模型的 Macro-F1 跨度达 0.3325 至 0.9997。因此，在公开入侵检测数据集上，</w:t>
       </w:r>
       <w:r>
         <w:rPr>
@@ -11425,6 +11867,50 @@
                 <w:sz w:val="16"/>
               </w:rPr>
               <w:t>神经基线结果及其与 RCCF 的配对比较</w:t>
+            </w:r>
+          </w:p>
+        </w:tc>
+      </w:tr>
+      <w:tr>
+        <w:tc>
+          <w:tcPr>
+            <w:tcW w:type="dxa" w:w="4896"/>
+          </w:tcPr>
+          <w:p>
+            <w:pPr>
+              <w:spacing w:after="0"/>
+            </w:pPr>
+            <w:r>
+              <w:rPr>
+                <w:sz w:val="16"/>
+              </w:rPr>
+            </w:r>
+            <w:r>
+              <w:rPr>
+                <w:sz w:val="16"/>
+              </w:rPr>
+              <w:t>S20</w:t>
+            </w:r>
+          </w:p>
+        </w:tc>
+        <w:tc>
+          <w:tcPr>
+            <w:tcW w:type="dxa" w:w="4896"/>
+          </w:tcPr>
+          <w:p>
+            <w:pPr>
+              <w:spacing w:after="0"/>
+            </w:pPr>
+            <w:r>
+              <w:rPr>
+                <w:sz w:val="16"/>
+              </w:rPr>
+            </w:r>
+            <w:r>
+              <w:rPr>
+                <w:sz w:val="16"/>
+              </w:rPr>
+              <w:t>十种子主实验、功效分析与标准化效应量</w:t>
             </w:r>
           </w:p>
         </w:tc>

--- a/重构版论文_v4_20260915/中文SCI论文_v4_重构版.docx
+++ b/重构版论文_v4_20260915/中文SCI论文_v4_重构版.docx
@@ -10534,7 +10534,7 @@
     </w:p>
     <w:p>
       <w:r>
-        <w:t>处理脚本、审计中间结果、逐样本预测与图表生成代码发布于公开仓库：https://github.com/linran-muxue/leakage-controlled-nids-study （发布版本 v1.1.0，标签 v1.1.0）。原始数据集不随论文分发；论文记录来源地址、检索日期、版本快照与 SHA-256 校验值。</w:t>
+        <w:t>处理脚本、审计中间结果、逐样本预测与图表生成代码发布于公开仓库：https://github.com/linran-muxue/leakage-controlled-nids-study （发布版本 v1.2.0，标签 v1.2.0）。原始数据集不随论文分发；论文记录来源地址、检索日期、版本快照与 SHA-256 校验值。</w:t>
       </w:r>
     </w:p>
     <w:p>

--- a/重构版论文_v4_20260915/中文SCI论文_v4_重构版.docx
+++ b/重构版论文_v4_20260915/中文SCI论文_v4_重构版.docx
@@ -30,7 +30,7 @@
         <w:t>协议设计而非聚合策略主导了报告差异</w:t>
       </w:r>
       <w:r>
-        <w:t>；RCCF 的推理延迟约为等权随机森林的 4.9 倍，其可靠性增益未获证据支持。贡献在于一套可复用的泄漏受控协议、一组可辨识性边界，以及一张把协议效应与模型效应分开量化的失效地图。</w:t>
+        <w:t>；RCCF 的推理延迟约为等权随机森林的 4.9 倍，其可靠性增益未获证据支持。条件加权机制的模型体积是单个等权森林的 4.1 倍、单行吞吐约为其五分之一，而在误报漏报代价比 1 至 100 的区间内其代价敏感表现与等权森林相同。贡献在于一套可复用的泄漏受控协议、一组可辨识性边界，以及一张把协议效应与模型效应分开量化的失效地图。</w:t>
       </w:r>
     </w:p>
     <w:p>
@@ -7970,7 +7970,7 @@
               <a:graphicData uri="http://schemas.openxmlformats.org/drawingml/2006/picture">
                 <pic:pic>
                   <pic:nvPicPr>
-                    <pic:cNvPr id="0" name="fig11_margin_bound.png"/>
+                    <pic:cNvPr id="0" name="fig6_margin_bound.png"/>
                     <pic:cNvPicPr/>
                   </pic:nvPicPr>
                   <pic:blipFill>
@@ -8932,7 +8932,7 @@
               <a:graphicData uri="http://schemas.openxmlformats.org/drawingml/2006/picture">
                 <pic:pic>
                   <pic:nvPicPr>
-                    <pic:cNvPr id="0" name="fig10_diversity_dose_response.png"/>
+                    <pic:cNvPr id="0" name="fig7_diversity_dose_response.png"/>
                     <pic:cNvPicPr/>
                   </pic:nvPicPr>
                   <pic:blipFill>
@@ -8997,7 +8997,7 @@
               <a:graphicData uri="http://schemas.openxmlformats.org/drawingml/2006/picture">
                 <pic:pic>
                   <pic:nvPicPr>
-                    <pic:cNvPr id="0" name="fig6_protocol_sensitivity.png"/>
+                    <pic:cNvPr id="0" name="fig8_protocol_sensitivity.png"/>
                     <pic:cNvPicPr/>
                   </pic:nvPicPr>
                   <pic:blipFill>
@@ -9154,7 +9154,7 @@
               <a:graphicData uri="http://schemas.openxmlformats.org/drawingml/2006/picture">
                 <pic:pic>
                   <pic:nvPicPr>
-                    <pic:cNvPr id="0" name="fig7_external_class_f1.png"/>
+                    <pic:cNvPr id="0" name="fig9_external_class_f1.png"/>
                     <pic:cNvPicPr/>
                   </pic:nvPicPr>
                   <pic:blipFill>
@@ -9279,7 +9279,7 @@
               <a:graphicData uri="http://schemas.openxmlformats.org/drawingml/2006/picture">
                 <pic:pic>
                   <pic:nvPicPr>
-                    <pic:cNvPr id="0" name="fig8_calibration_robustness.png"/>
+                    <pic:cNvPr id="0" name="fig10_calibration_robustness.png"/>
                     <pic:cNvPicPr/>
                   </pic:nvPicPr>
                   <pic:blipFill>
@@ -9362,7 +9362,7 @@
               <a:graphicData uri="http://schemas.openxmlformats.org/drawingml/2006/picture">
                 <pic:pic>
                   <pic:nvPicPr>
-                    <pic:cNvPr id="0" name="fig9_latency.png"/>
+                    <pic:cNvPr id="0" name="fig11_latency.png"/>
                     <pic:cNvPicPr/>
                   </pic:nvPicPr>
                   <pic:blipFill>
@@ -9423,6 +9423,28 @@
         <w:rPr>
           <w:b/>
         </w:rPr>
+        <w:t>资源占用。</w:t>
+      </w:r>
+      <w:r>
+        <w:t xml:space="preserve"> 模型体积与吞吐率比墙钟时间更能区分两种设计。条件加权机制保存四个森林，序列化后占 9.09 MB，而单个等权森林占 2.21 MB，相差 4.1 倍；在完整测试批次上，前者每秒约处理 43 100 行，后者约 200 300 行，相差 4.6 倍。拟合期间峰值常驻内存增量为 37.0 MB 对 78.3 MB，但两个模型在同一进程内先后测量，该数字受执行顺序影响，仅供参考。</w:t>
+      </w:r>
+    </w:p>
+    <w:p>
+      <w:r>
+        <w:rPr>
+          <w:b/>
+        </w:rPr>
+        <w:t>代价敏感表现。</w:t>
+      </w:r>
+      <w:r>
+        <w:t xml:space="preserve"> 把任务视为「攻击 vs 正常」并扫描决策阈值，在误报漏报代价比 C_FN / C_FP 从 1 到 100 的整个区间内，条件加权机制的归一化期望代价与等权卡方森林的差距始终在 0.0005 以内——例如代价比 为 1 时是 0.00913 对 0.00867，为 100 时是 0.07260 对 0.06753。极端随机树在低代价比下代价约为两者的两倍（代价比 1 时为 0.01917），但当漏报主导时反而更便宜（代价比 100 时为 0.06180）。因此条件门控在代价敏感维度上同样没有优势。</w:t>
+      </w:r>
+    </w:p>
+    <w:p>
+      <w:r>
+        <w:rPr>
+          <w:b/>
+        </w:rPr>
         <w:t>开放集。</w:t>
       </w:r>
       <w:r>
@@ -10427,6 +10449,39 @@
         <w:rPr>
           <w:b/>
         </w:rPr>
+        <w:t>近重复只按精确形式剔除。</w:t>
+      </w:r>
+      <w:r>
+        <w:t xml:space="preserve"> 引言把「重复与近重复样本」列为公开数据集的危害之一，而审计只删除了完全相同的特征向量。把所有特征四舍五入到四位有效数字后做哈希，发现研究总体中另有 0.36% 的行在该分辨率下构成近重复组，其中 104 条测试行（占测试集 0.21%）与训练行共享同一个舍入后特征向量。剔除这些行后，三个模型的 Macro-F1 变化均不超过 0.00057，因此该重叠不足以解释本文报告的差异；更粗分辨率的结果见补充材料。</w:t>
+      </w:r>
+    </w:p>
+    <w:p>
+      <w:r>
+        <w:rPr>
+          <w:b/>
+        </w:rPr>
+        <w:t>只评测了三个数据集，未引入第四个。</w:t>
+      </w:r>
+      <w:r>
+        <w:t xml:space="preserve"> 本文结论以 CIC-IDS2017、NSL-KDD 与 UNSW-NB15 为条件。若要检验所报告的协议敏感性与条件加权的失效是否越出这三个来源，需要引入一个真正独立的新数据集。</w:t>
+      </w:r>
+    </w:p>
+    <w:p>
+      <w:r>
+        <w:rPr>
+          <w:b/>
+        </w:rPr>
+        <w:t>未评估对抗鲁棒性。</w:t>
+      </w:r>
+      <w:r>
+        <w:t xml:space="preserve"> 本文只施加了随机扰动与特征屏蔽，没有构造规避攻击或基于梯度的攻击，报告的退化数字不构成对自适应对手的鲁棒性保证。</w:t>
+      </w:r>
+    </w:p>
+    <w:p>
+      <w:r>
+        <w:rPr>
+          <w:b/>
+        </w:rPr>
         <w:t>未知族支持量不均衡。</w:t>
       </w:r>
       <w:r>
@@ -10534,7 +10589,7 @@
     </w:p>
     <w:p>
       <w:r>
-        <w:t>处理脚本、审计中间结果、逐样本预测与图表生成代码发布于公开仓库：https://github.com/linran-muxue/leakage-controlled-nids-study （发布版本 v1.2.0，标签 v1.2.0）。原始数据集不随论文分发；论文记录来源地址、检索日期、版本快照与 SHA-256 校验值。</w:t>
+        <w:t>处理脚本、审计中间结果、逐样本预测与图表生成代码发布于公开仓库：https://github.com/linran-muxue/leakage-controlled-nids-study （发布版本 v1.3.0，标签 v1.3.0）。原始数据集不随论文分发；论文记录来源地址、检索日期、版本快照与 SHA-256 校验值。</w:t>
       </w:r>
     </w:p>
     <w:p>
@@ -10599,16 +10654,7 @@
     </w:p>
     <w:p>
       <w:r>
-        <w:t xml:space="preserve">说明：以下条目与英文稿完全一致，以保证 </w:t>
-      </w:r>
-      <w:r>
-        <w:rPr>
-          <w:rFonts w:ascii="Consolas" w:hAnsi="Consolas"/>
-        </w:rPr>
-        <w:t>[n]</w:t>
-      </w:r>
-      <w:r>
-        <w:t xml:space="preserve"> 编号在两版中指向同一文献。标注 [DOI 待核验] 的条目需在投稿前用 Crossref 或出版社页面逐条核对。</w:t>
+        <w:t>说明：全部 DOI 已于 2026-09-16 通过 Crossref 核验。对不分配 Crossref DOI 的出版方（PMLR、NeurIPS、JMLR、USENIX），标注为无 DOI，而不再留待核验。</w:t>
       </w:r>
     </w:p>
     <w:p>
@@ -10648,7 +10694,7 @@
         <w:pStyle w:val="ListNumber"/>
       </w:pPr>
       <w:r>
-        <w:t>Ke G, Meng Q, Finley T, et al. LightGBM: A highly efficient gradient boosting decision tree. NeurIPS 2017: 3146-3154. [DOI to verify]</w:t>
+        <w:t>Ke G, Meng Q, Finley T, et al. LightGBM: A highly efficient gradient boosting decision tree. NeurIPS 2017: 3146-3154. [无 DOI；NeurIPS 会议论文集]</w:t>
       </w:r>
     </w:p>
     <w:p>
@@ -10712,7 +10758,7 @@
         <w:pStyle w:val="ListNumber"/>
       </w:pPr>
       <w:r>
-        <w:t>Guyon I, Elisseeff A. An introduction to variable and feature selection. JMLR, 2003, 3: 1157-1182. [DOI to verify]</w:t>
+        <w:t>Guyon I, Elisseeff A. An introduction to variable and feature selection. JMLR, 2003, 3: 1157-1182. [无 DOI；JMLR]</w:t>
       </w:r>
     </w:p>
     <w:p>
@@ -10760,7 +10806,7 @@
         <w:pStyle w:val="ListNumber"/>
       </w:pPr>
       <w:r>
-        <w:t>Liu L, Engelen G, Timmerman J, et al. Error prevalence in NIDS datasets: A case study on CIC-IDS-2017 and CSE-CIC-IDS-2018. IEEE CNS 2022. [DOI to verify]</w:t>
+        <w:t>Liu L, Engelen G, Timmerman J, et al. Error prevalence in NIDS datasets: A case study on CIC-IDS-2017 and CSE-CIC-IDS-2018. IEEE CNS 2022. DOI:10.1109/CNS56114.2022.9947235。</w:t>
       </w:r>
     </w:p>
     <w:p>
@@ -10768,7 +10814,7 @@
         <w:pStyle w:val="ListNumber"/>
       </w:pPr>
       <w:r>
-        <w:t>Arp D, Quiring E, Pendlebury F, et al. Dos and don'ts of machine learning in computer security. USENIX Security 2022: 3971-3988. [DOI to verify]</w:t>
+        <w:t>Arp D, Quiring E, Pendlebury F, et al. Dos and don'ts of machine learning in computer security. USENIX Security 2022: 3971-3988. [无 DOI；USENIX Security 会议论文集]</w:t>
       </w:r>
     </w:p>
     <w:p>
@@ -10824,7 +10870,7 @@
         <w:pStyle w:val="ListNumber"/>
       </w:pPr>
       <w:r>
-        <w:t>Guo C, Pleiss G, Sun Y, Weinberger K Q. On calibration of modern neural networks. ICML 2017: 1321-1330. [DOI to verify]</w:t>
+        <w:t>Guo C, Pleiss G, Sun Y, Weinberger K Q. On calibration of modern neural networks. ICML 2017: 1321-1330. [无 DOI；PMLR]</w:t>
       </w:r>
     </w:p>
     <w:p>
@@ -10832,7 +10878,7 @@
         <w:pStyle w:val="ListNumber"/>
       </w:pPr>
       <w:r>
-        <w:t>Ovadia Y, Fertig E, Ren J, et al. Can you trust your model's uncertainty? Evaluating predictive uncertainty under dataset shift. NeurIPS 2019: 13991-14002. [DOI to verify]</w:t>
+        <w:t>Ovadia Y, Fertig E, Ren J, et al. Can you trust your model's uncertainty? Evaluating predictive uncertainty under dataset shift. NeurIPS 2019: 13991-14002. [无 DOI；NeurIPS 会议论文集]</w:t>
       </w:r>
     </w:p>
     <w:p>
@@ -10840,7 +10886,7 @@
         <w:pStyle w:val="ListNumber"/>
       </w:pPr>
       <w:r>
-        <w:t>Lakshminarayanan B, Pritzel A, Blundell C. Simple and scalable predictive uncertainty estimation using deep ensembles. NeurIPS 2017: 6402-6413. [DOI to verify]</w:t>
+        <w:t>Lakshminarayanan B, Pritzel A, Blundell C. Simple and scalable predictive uncertainty estimation using deep ensembles. NeurIPS 2017: 6402-6413. [无 DOI；NeurIPS 会议论文集]</w:t>
       </w:r>
     </w:p>
     <w:p>
@@ -10864,7 +10910,7 @@
         <w:pStyle w:val="ListNumber"/>
       </w:pPr>
       <w:r>
-        <w:t>Shafer G, Vovk V. A tutorial on conformal prediction. JMLR, 2008, 9: 371-421. [DOI to verify]</w:t>
+        <w:t>Shafer G, Vovk V. A tutorial on conformal prediction. JMLR, 2008, 9: 371-421. [无 DOI；JMLR]</w:t>
       </w:r>
     </w:p>
     <w:p>
@@ -10896,7 +10942,7 @@
         <w:pStyle w:val="ListNumber"/>
       </w:pPr>
       <w:r>
-        <w:t>Demsar J. Statistical comparisons of classifiers over multiple data sets. JMLR, 2006, 7: 1-30. [DOI to verify]</w:t>
+        <w:t>Demsar J. Statistical comparisons of classifiers over multiple data sets. JMLR, 2006, 7: 1-30. [无 DOI；JMLR]</w:t>
       </w:r>
     </w:p>
     <w:p>
@@ -10904,7 +10950,7 @@
         <w:pStyle w:val="ListNumber"/>
       </w:pPr>
       <w:r>
-        <w:t>Holm S. A simple sequentially rejective multiple test procedure. Scandinavian Journal of Statistics, 1979, 6(2): 65-70. [DOI to verify]</w:t>
+        <w:t>Holm S. A simple sequentially rejective multiple test procedure. Scandinavian Journal of Statistics, 1979, 6(2): 65-70. [无 DOI；JSTOR 稳定记录 4615733]</w:t>
       </w:r>
     </w:p>
     <w:p>
@@ -10912,7 +10958,7 @@
         <w:pStyle w:val="ListNumber"/>
       </w:pPr>
       <w:r>
-        <w:t>Efron B, Tibshirani R J. An Introduction to the Bootstrap. Chapman &amp; Hall/CRC, 1993. [DOI to verify]</w:t>
+        <w:t>Efron B, Tibshirani R J. An Introduction to the Bootstrap. Chapman &amp; Hall/CRC, 1993. ISBN 978-0-412-04231-7。[无 DOI]</w:t>
       </w:r>
     </w:p>
     <w:p>
@@ -10944,7 +10990,7 @@
         <w:pStyle w:val="ListNumber"/>
       </w:pPr>
       <w:r>
-        <w:t>Pedregosa F, Varoquaux G, Gramfort A, et al. Scikit-learn: Machine learning in Python. JMLR, 2011, 12: 2825-2830. [DOI to verify]</w:t>
+        <w:t>Pedregosa F, Varoquaux G, Gramfort A, et al. Scikit-learn: Machine learning in Python. JMLR, 2011, 12: 2825-2830. [无 DOI；JMLR]</w:t>
       </w:r>
     </w:p>
     <w:p>
@@ -11915,6 +11961,182 @@
           </w:p>
         </w:tc>
       </w:tr>
+      <w:tr>
+        <w:tc>
+          <w:tcPr>
+            <w:tcW w:type="dxa" w:w="4896"/>
+          </w:tcPr>
+          <w:p>
+            <w:pPr>
+              <w:spacing w:after="0"/>
+            </w:pPr>
+            <w:r>
+              <w:rPr>
+                <w:sz w:val="16"/>
+              </w:rPr>
+            </w:r>
+            <w:r>
+              <w:rPr>
+                <w:sz w:val="16"/>
+              </w:rPr>
+              <w:t>S21</w:t>
+            </w:r>
+          </w:p>
+        </w:tc>
+        <w:tc>
+          <w:tcPr>
+            <w:tcW w:type="dxa" w:w="4896"/>
+          </w:tcPr>
+          <w:p>
+            <w:pPr>
+              <w:spacing w:after="0"/>
+            </w:pPr>
+            <w:r>
+              <w:rPr>
+                <w:sz w:val="16"/>
+              </w:rPr>
+            </w:r>
+            <w:r>
+              <w:rPr>
+                <w:sz w:val="16"/>
+              </w:rPr>
+              <w:t>近重复审计与敏感性检验</w:t>
+            </w:r>
+          </w:p>
+        </w:tc>
+      </w:tr>
+      <w:tr>
+        <w:tc>
+          <w:tcPr>
+            <w:tcW w:type="dxa" w:w="4896"/>
+          </w:tcPr>
+          <w:p>
+            <w:pPr>
+              <w:spacing w:after="0"/>
+            </w:pPr>
+            <w:r>
+              <w:rPr>
+                <w:sz w:val="16"/>
+              </w:rPr>
+            </w:r>
+            <w:r>
+              <w:rPr>
+                <w:sz w:val="16"/>
+              </w:rPr>
+              <w:t>S22</w:t>
+            </w:r>
+          </w:p>
+        </w:tc>
+        <w:tc>
+          <w:tcPr>
+            <w:tcW w:type="dxa" w:w="4896"/>
+          </w:tcPr>
+          <w:p>
+            <w:pPr>
+              <w:spacing w:after="0"/>
+            </w:pPr>
+            <w:r>
+              <w:rPr>
+                <w:sz w:val="16"/>
+              </w:rPr>
+            </w:r>
+            <w:r>
+              <w:rPr>
+                <w:sz w:val="16"/>
+              </w:rPr>
+              <w:t>资源画像：模型体积、吞吐与峰值内存</w:t>
+            </w:r>
+          </w:p>
+        </w:tc>
+      </w:tr>
+      <w:tr>
+        <w:tc>
+          <w:tcPr>
+            <w:tcW w:type="dxa" w:w="4896"/>
+          </w:tcPr>
+          <w:p>
+            <w:pPr>
+              <w:spacing w:after="0"/>
+            </w:pPr>
+            <w:r>
+              <w:rPr>
+                <w:sz w:val="16"/>
+              </w:rPr>
+            </w:r>
+            <w:r>
+              <w:rPr>
+                <w:sz w:val="16"/>
+              </w:rPr>
+              <w:t>S23</w:t>
+            </w:r>
+          </w:p>
+        </w:tc>
+        <w:tc>
+          <w:tcPr>
+            <w:tcW w:type="dxa" w:w="4896"/>
+          </w:tcPr>
+          <w:p>
+            <w:pPr>
+              <w:spacing w:after="0"/>
+            </w:pPr>
+            <w:r>
+              <w:rPr>
+                <w:sz w:val="16"/>
+              </w:rPr>
+            </w:r>
+            <w:r>
+              <w:rPr>
+                <w:sz w:val="16"/>
+              </w:rPr>
+              <w:t>代价敏感评估（误报漏报代价比 1 至 100）</w:t>
+            </w:r>
+          </w:p>
+        </w:tc>
+      </w:tr>
+      <w:tr>
+        <w:tc>
+          <w:tcPr>
+            <w:tcW w:type="dxa" w:w="4896"/>
+          </w:tcPr>
+          <w:p>
+            <w:pPr>
+              <w:spacing w:after="0"/>
+            </w:pPr>
+            <w:r>
+              <w:rPr>
+                <w:sz w:val="16"/>
+              </w:rPr>
+            </w:r>
+            <w:r>
+              <w:rPr>
+                <w:sz w:val="16"/>
+              </w:rPr>
+              <w:t>S24</w:t>
+            </w:r>
+          </w:p>
+        </w:tc>
+        <w:tc>
+          <w:tcPr>
+            <w:tcW w:type="dxa" w:w="4896"/>
+          </w:tcPr>
+          <w:p>
+            <w:pPr>
+              <w:spacing w:after="0"/>
+            </w:pPr>
+            <w:r>
+              <w:rPr>
+                <w:sz w:val="16"/>
+              </w:rPr>
+            </w:r>
+            <w:r>
+              <w:rPr>
+                <w:sz w:val="16"/>
+              </w:rPr>
+              <w:t>参考文献 DOI 核验记录</w:t>
+            </w:r>
+          </w:p>
+        </w:tc>
+      </w:tr>
     </w:tbl>
     <w:p>
       <w:pPr>
@@ -11926,6 +12148,7 @@
       <w:pgMar w:top="1296" w:right="1224" w:bottom="1296" w:left="1224" w:header="720" w:footer="720" w:gutter="0"/>
       <w:cols w:space="720"/>
       <w:docGrid w:linePitch="360"/>
+      <w:lnNumType w:countBy="1" w:restart="continuous" w:distance="360"/>
     </w:sectPr>
   </w:body>
 </w:document>

--- a/重构版论文_v4_20260915/中文SCI论文_v4_重构版.docx
+++ b/重构版论文_v4_20260915/中文SCI论文_v4_重构版.docx
@@ -8,7 +8,7 @@
         <w:jc w:val="center"/>
       </w:pPr>
       <w:r>
-        <w:t>协议敏感性主导模型选择：面向条件集成加权的泄漏受控网络入侵检测研究</w:t>
+        <w:t>协议敏感性主导聚合规则差异：面向条件集成加权的泄漏受控网络入侵检测研究</w:t>
       </w:r>
     </w:p>
     <w:p>
@@ -274,7 +274,7 @@
         <w:rPr>
           <w:b/>
         </w:rPr>
-        <w:t>一张把协议效应与模型效应分离的定量地图</w:t>
+        <w:t>一张把协议效应与聚合策略差异分离的定量地图</w:t>
       </w:r>
       <w:r>
         <w:t>。我们在同一批数据上测量四类差异来源并给出量级：聚合策略（0.0005）、特征视图（+0.0021）、类别先验（+0.0725）、去重顺序（至多 +0.0060）、文件外推（0.33–1.00）。结论是协议效应比模型效应高出一个数量级。</w:t>
@@ -2849,7 +2849,7 @@
         <w:t>测试集锁定。</w:t>
       </w:r>
       <w:r>
-        <w:t xml:space="preserve"> 测试分区标签在模型、权重、阈值全部确定之后才被读取，且只用于计算报告指标。</w:t>
+        <w:t xml:space="preserve"> 测试分区标签在模型、权重、阈值全部确定之后才被读取，且只用于计算报告指标。. [无 DOI；NeurIPS 会议论文集]</w:t>
       </w:r>
     </w:p>
     <w:p>
@@ -2890,7 +2890,7 @@
     </w:p>
     <w:p>
       <w:r>
-        <w:t>统计流程包含五项，全部针对同一测试行上的配对比较：（i）精确 McNemar 检验，用于硬标签分歧 [34]；（ii）种子级符号翻转检验，用于方向稳定性 [35,36]；（iii）分层配对 Bootstrap，用于 Macro-F1 差的区间估计 [38]；（iv）Holm 校正，用于多重比较 [37]；（v）等价性检验（TOST） [39]，将配对 Bootstrap 的 90% 区间与预先声明的最小有意义效应量（SESOI）比较，用于支持「差异小于给定边界」这一主张，而不是仅凭 p &gt; 0.05 断言无差异。任何 p 值都必须与效应量同时报告；小而不稳定的点估计不被解释为算法优势。本文的等价边界在查看主结果之前确定：主要边界为 Macro-F1 = 0.01，严格边界为 0.005。主要边界约相当于自然先验总体 Macro-F1 的 1.1%，取为在工程上足以否定该机制成本的最小差异。</w:t>
+        <w:t>统计流程包含五项，全部针对同一测试行上的配对比较：（i）精确 McNemar 检验，用于硬标签分歧 [34]；（ii）种子级符号翻转检验，用于方向稳定性 [35,36]；（iii）分层配对 Bootstrap，用于 Macro-F1 差的区间估计 [38]；（iv）Holm 校正，用于对 RCCF 的三项对照这一比较族 [37]，结果以校正后的符号翻转 p 值列于表 5；（v）等价性检验（TOST） [39]，将配对 Bootstrap 的 90% 区间与预先声明的最小有意义效应量（SESOI）比较，用于支持「差异小于给定边界」这一主张，而不是仅凭 p &gt; 0.05 断言无差异。任何 p 值都必须与效应量同时报告；小而不稳定的点估计不被解释为算法优势。本文的等价边界在查看主结果之前确定：主要边界为 Macro-F1 = 0.01，严格边界为 0.005。主要边界约相当于自然先验总体 Macro-F1 的 1.1%，取为在工程上足以否定该机制成本的最小差异。</w:t>
       </w:r>
     </w:p>
     <w:p>
@@ -3284,7 +3284,7 @@
           <w:rFonts w:ascii="Consolas" w:hAnsi="Consolas"/>
           <w:sz w:val="17"/>
         </w:rPr>
-        <w:t>5. 用四个专家预测 X_va，融合后拟合温度缩放参数与蒙德里安保形阈值。</w:t>
+        <w:t>5. 用四个专家预测 X_va，融合后拟合温度缩放参数与蒙德里安保形阈值。. [无 DOI；NeurIPS 会议论文集]</w:t>
       </w:r>
     </w:p>
     <w:p>
@@ -3483,7 +3483,7 @@
         <w:t>\bar p</w:t>
       </w:r>
       <w:r>
-        <w:t xml:space="preserve"> 的 argmax 相同，即无论权重如何取值都不能改变该样本的硬标签。该判据只需逐行计算，因此命题 2 是可验证的，而不是存在性陈述。</w:t>
+        <w:t xml:space="preserve"> 的 argmax 相同，即无论权重如何取值都不能改变该样本的硬标签。该判据只需逐行计算，因此命题 2 是可验证的，而不是存在性陈述。该上界在温度缩放之前的融合概率上计算；温度缩放是 log 概率的单调变换，保持 argmax 不变，因此不变性结论同样适用于最终报告的预测。</w:t>
       </w:r>
     </w:p>
     <w:p>
@@ -3635,7 +3635,7 @@
         <w:t>强基线与预算对照</w:t>
       </w:r>
       <w:r>
-        <w:t>：在 5×3 嵌套交叉验证下，对随机森林、极端随机树与 XGBoost 使用相同的模型自选调参流程，用于排除"对照模型未被调优"的可能。</w:t>
+        <w:t>：在 5×3 嵌套交叉验证下，对随机森林、极端随机树与 XGBoost 使用相同的模型自选调参流程，用于排除"对照模型未被调优"的可能。. [无 DOI；NeurIPS 会议论文集]</w:t>
       </w:r>
     </w:p>
     <w:p>
@@ -6769,21 +6769,22 @@
         <w:tblLook w:firstColumn="1" w:firstRow="1" w:lastColumn="0" w:lastRow="0" w:noHBand="0" w:noVBand="1" w:val="04A0"/>
       </w:tblPr>
       <w:tblGrid>
-        <w:gridCol w:w="979"/>
-        <w:gridCol w:w="979"/>
-        <w:gridCol w:w="979"/>
-        <w:gridCol w:w="979"/>
-        <w:gridCol w:w="979"/>
-        <w:gridCol w:w="979"/>
-        <w:gridCol w:w="979"/>
-        <w:gridCol w:w="979"/>
-        <w:gridCol w:w="979"/>
-        <w:gridCol w:w="979"/>
+        <w:gridCol w:w="890"/>
+        <w:gridCol w:w="890"/>
+        <w:gridCol w:w="890"/>
+        <w:gridCol w:w="890"/>
+        <w:gridCol w:w="890"/>
+        <w:gridCol w:w="890"/>
+        <w:gridCol w:w="890"/>
+        <w:gridCol w:w="890"/>
+        <w:gridCol w:w="890"/>
+        <w:gridCol w:w="890"/>
+        <w:gridCol w:w="890"/>
       </w:tblGrid>
       <w:tr>
         <w:tc>
           <w:tcPr>
-            <w:tcW w:type="dxa" w:w="979"/>
+            <w:tcW w:type="dxa" w:w="890"/>
           </w:tcPr>
           <w:p>
             <w:pPr>
@@ -6805,7 +6806,7 @@
         </w:tc>
         <w:tc>
           <w:tcPr>
-            <w:tcW w:type="dxa" w:w="979"/>
+            <w:tcW w:type="dxa" w:w="890"/>
           </w:tcPr>
           <w:p>
             <w:pPr>
@@ -6827,7 +6828,7 @@
         </w:tc>
         <w:tc>
           <w:tcPr>
-            <w:tcW w:type="dxa" w:w="979"/>
+            <w:tcW w:type="dxa" w:w="890"/>
           </w:tcPr>
           <w:p>
             <w:pPr>
@@ -6849,7 +6850,7 @@
         </w:tc>
         <w:tc>
           <w:tcPr>
-            <w:tcW w:type="dxa" w:w="979"/>
+            <w:tcW w:type="dxa" w:w="890"/>
           </w:tcPr>
           <w:p>
             <w:pPr>
@@ -6871,7 +6872,7 @@
         </w:tc>
         <w:tc>
           <w:tcPr>
-            <w:tcW w:type="dxa" w:w="979"/>
+            <w:tcW w:type="dxa" w:w="890"/>
           </w:tcPr>
           <w:p>
             <w:pPr>
@@ -6893,7 +6894,7 @@
         </w:tc>
         <w:tc>
           <w:tcPr>
-            <w:tcW w:type="dxa" w:w="979"/>
+            <w:tcW w:type="dxa" w:w="890"/>
           </w:tcPr>
           <w:p>
             <w:pPr>
@@ -6915,7 +6916,7 @@
         </w:tc>
         <w:tc>
           <w:tcPr>
-            <w:tcW w:type="dxa" w:w="979"/>
+            <w:tcW w:type="dxa" w:w="890"/>
           </w:tcPr>
           <w:p>
             <w:pPr>
@@ -6937,7 +6938,7 @@
         </w:tc>
         <w:tc>
           <w:tcPr>
-            <w:tcW w:type="dxa" w:w="979"/>
+            <w:tcW w:type="dxa" w:w="890"/>
           </w:tcPr>
           <w:p>
             <w:pPr>
@@ -6959,7 +6960,7 @@
         </w:tc>
         <w:tc>
           <w:tcPr>
-            <w:tcW w:type="dxa" w:w="979"/>
+            <w:tcW w:type="dxa" w:w="890"/>
           </w:tcPr>
           <w:p>
             <w:pPr>
@@ -6981,7 +6982,29 @@
         </w:tc>
         <w:tc>
           <w:tcPr>
-            <w:tcW w:type="dxa" w:w="979"/>
+            <w:tcW w:type="dxa" w:w="890"/>
+          </w:tcPr>
+          <w:p>
+            <w:pPr>
+              <w:spacing w:after="0"/>
+            </w:pPr>
+            <w:r>
+              <w:rPr>
+                <w:sz w:val="16"/>
+              </w:rPr>
+            </w:r>
+            <w:r>
+              <w:rPr>
+                <w:b/>
+                <w:sz w:val="16"/>
+              </w:rPr>
+              <w:t>Holm 校正后符号翻转 p</w:t>
+            </w:r>
+          </w:p>
+        </w:tc>
+        <w:tc>
+          <w:tcPr>
+            <w:tcW w:type="dxa" w:w="890"/>
           </w:tcPr>
           <w:p>
             <w:pPr>
@@ -7005,7 +7028,7 @@
       <w:tr>
         <w:tc>
           <w:tcPr>
-            <w:tcW w:type="dxa" w:w="979"/>
+            <w:tcW w:type="dxa" w:w="890"/>
           </w:tcPr>
           <w:p>
             <w:pPr>
@@ -7026,7 +7049,7 @@
         </w:tc>
         <w:tc>
           <w:tcPr>
-            <w:tcW w:type="dxa" w:w="979"/>
+            <w:tcW w:type="dxa" w:w="890"/>
           </w:tcPr>
           <w:p>
             <w:pPr>
@@ -7047,7 +7070,7 @@
         </w:tc>
         <w:tc>
           <w:tcPr>
-            <w:tcW w:type="dxa" w:w="979"/>
+            <w:tcW w:type="dxa" w:w="890"/>
           </w:tcPr>
           <w:p>
             <w:pPr>
@@ -7068,7 +7091,7 @@
         </w:tc>
         <w:tc>
           <w:tcPr>
-            <w:tcW w:type="dxa" w:w="979"/>
+            <w:tcW w:type="dxa" w:w="890"/>
           </w:tcPr>
           <w:p>
             <w:pPr>
@@ -7089,7 +7112,7 @@
         </w:tc>
         <w:tc>
           <w:tcPr>
-            <w:tcW w:type="dxa" w:w="979"/>
+            <w:tcW w:type="dxa" w:w="890"/>
           </w:tcPr>
           <w:p>
             <w:pPr>
@@ -7110,7 +7133,7 @@
         </w:tc>
         <w:tc>
           <w:tcPr>
-            <w:tcW w:type="dxa" w:w="979"/>
+            <w:tcW w:type="dxa" w:w="890"/>
           </w:tcPr>
           <w:p>
             <w:pPr>
@@ -7131,7 +7154,7 @@
         </w:tc>
         <w:tc>
           <w:tcPr>
-            <w:tcW w:type="dxa" w:w="979"/>
+            <w:tcW w:type="dxa" w:w="890"/>
           </w:tcPr>
           <w:p>
             <w:pPr>
@@ -7152,7 +7175,7 @@
         </w:tc>
         <w:tc>
           <w:tcPr>
-            <w:tcW w:type="dxa" w:w="979"/>
+            <w:tcW w:type="dxa" w:w="890"/>
           </w:tcPr>
           <w:p>
             <w:pPr>
@@ -7173,7 +7196,7 @@
         </w:tc>
         <w:tc>
           <w:tcPr>
-            <w:tcW w:type="dxa" w:w="979"/>
+            <w:tcW w:type="dxa" w:w="890"/>
           </w:tcPr>
           <w:p>
             <w:pPr>
@@ -7194,7 +7217,28 @@
         </w:tc>
         <w:tc>
           <w:tcPr>
-            <w:tcW w:type="dxa" w:w="979"/>
+            <w:tcW w:type="dxa" w:w="890"/>
+          </w:tcPr>
+          <w:p>
+            <w:pPr>
+              <w:spacing w:after="0"/>
+            </w:pPr>
+            <w:r>
+              <w:rPr>
+                <w:sz w:val="16"/>
+              </w:rPr>
+            </w:r>
+            <w:r>
+              <w:rPr>
+                <w:sz w:val="16"/>
+              </w:rPr>
+              <w:t>0.244</w:t>
+            </w:r>
+          </w:p>
+        </w:tc>
+        <w:tc>
+          <w:tcPr>
+            <w:tcW w:type="dxa" w:w="890"/>
           </w:tcPr>
           <w:p>
             <w:pPr>
@@ -7217,7 +7261,7 @@
       <w:tr>
         <w:tc>
           <w:tcPr>
-            <w:tcW w:type="dxa" w:w="979"/>
+            <w:tcW w:type="dxa" w:w="890"/>
           </w:tcPr>
           <w:p>
             <w:pPr>
@@ -7238,7 +7282,7 @@
         </w:tc>
         <w:tc>
           <w:tcPr>
-            <w:tcW w:type="dxa" w:w="979"/>
+            <w:tcW w:type="dxa" w:w="890"/>
           </w:tcPr>
           <w:p>
             <w:pPr>
@@ -7259,7 +7303,7 @@
         </w:tc>
         <w:tc>
           <w:tcPr>
-            <w:tcW w:type="dxa" w:w="979"/>
+            <w:tcW w:type="dxa" w:w="890"/>
           </w:tcPr>
           <w:p>
             <w:pPr>
@@ -7280,7 +7324,7 @@
         </w:tc>
         <w:tc>
           <w:tcPr>
-            <w:tcW w:type="dxa" w:w="979"/>
+            <w:tcW w:type="dxa" w:w="890"/>
           </w:tcPr>
           <w:p>
             <w:pPr>
@@ -7301,7 +7345,7 @@
         </w:tc>
         <w:tc>
           <w:tcPr>
-            <w:tcW w:type="dxa" w:w="979"/>
+            <w:tcW w:type="dxa" w:w="890"/>
           </w:tcPr>
           <w:p>
             <w:pPr>
@@ -7322,7 +7366,7 @@
         </w:tc>
         <w:tc>
           <w:tcPr>
-            <w:tcW w:type="dxa" w:w="979"/>
+            <w:tcW w:type="dxa" w:w="890"/>
           </w:tcPr>
           <w:p>
             <w:pPr>
@@ -7343,7 +7387,7 @@
         </w:tc>
         <w:tc>
           <w:tcPr>
-            <w:tcW w:type="dxa" w:w="979"/>
+            <w:tcW w:type="dxa" w:w="890"/>
           </w:tcPr>
           <w:p>
             <w:pPr>
@@ -7364,7 +7408,7 @@
         </w:tc>
         <w:tc>
           <w:tcPr>
-            <w:tcW w:type="dxa" w:w="979"/>
+            <w:tcW w:type="dxa" w:w="890"/>
           </w:tcPr>
           <w:p>
             <w:pPr>
@@ -7385,7 +7429,7 @@
         </w:tc>
         <w:tc>
           <w:tcPr>
-            <w:tcW w:type="dxa" w:w="979"/>
+            <w:tcW w:type="dxa" w:w="890"/>
           </w:tcPr>
           <w:p>
             <w:pPr>
@@ -7406,7 +7450,29 @@
         </w:tc>
         <w:tc>
           <w:tcPr>
-            <w:tcW w:type="dxa" w:w="979"/>
+            <w:tcW w:type="dxa" w:w="890"/>
+          </w:tcPr>
+          <w:p>
+            <w:pPr>
+              <w:spacing w:after="0"/>
+            </w:pPr>
+            <w:r>
+              <w:rPr>
+                <w:sz w:val="16"/>
+              </w:rPr>
+            </w:r>
+            <w:r>
+              <w:rPr>
+                <w:b/>
+                <w:sz w:val="16"/>
+              </w:rPr>
+              <w:t>0.020</w:t>
+            </w:r>
+          </w:p>
+        </w:tc>
+        <w:tc>
+          <w:tcPr>
+            <w:tcW w:type="dxa" w:w="890"/>
           </w:tcPr>
           <w:p>
             <w:pPr>
@@ -7429,7 +7495,7 @@
       <w:tr>
         <w:tc>
           <w:tcPr>
-            <w:tcW w:type="dxa" w:w="979"/>
+            <w:tcW w:type="dxa" w:w="890"/>
           </w:tcPr>
           <w:p>
             <w:pPr>
@@ -7450,7 +7516,7 @@
         </w:tc>
         <w:tc>
           <w:tcPr>
-            <w:tcW w:type="dxa" w:w="979"/>
+            <w:tcW w:type="dxa" w:w="890"/>
           </w:tcPr>
           <w:p>
             <w:pPr>
@@ -7471,7 +7537,7 @@
         </w:tc>
         <w:tc>
           <w:tcPr>
-            <w:tcW w:type="dxa" w:w="979"/>
+            <w:tcW w:type="dxa" w:w="890"/>
           </w:tcPr>
           <w:p>
             <w:pPr>
@@ -7492,7 +7558,7 @@
         </w:tc>
         <w:tc>
           <w:tcPr>
-            <w:tcW w:type="dxa" w:w="979"/>
+            <w:tcW w:type="dxa" w:w="890"/>
           </w:tcPr>
           <w:p>
             <w:pPr>
@@ -7513,7 +7579,7 @@
         </w:tc>
         <w:tc>
           <w:tcPr>
-            <w:tcW w:type="dxa" w:w="979"/>
+            <w:tcW w:type="dxa" w:w="890"/>
           </w:tcPr>
           <w:p>
             <w:pPr>
@@ -7534,7 +7600,7 @@
         </w:tc>
         <w:tc>
           <w:tcPr>
-            <w:tcW w:type="dxa" w:w="979"/>
+            <w:tcW w:type="dxa" w:w="890"/>
           </w:tcPr>
           <w:p>
             <w:pPr>
@@ -7555,7 +7621,7 @@
         </w:tc>
         <w:tc>
           <w:tcPr>
-            <w:tcW w:type="dxa" w:w="979"/>
+            <w:tcW w:type="dxa" w:w="890"/>
           </w:tcPr>
           <w:p>
             <w:pPr>
@@ -7576,7 +7642,7 @@
         </w:tc>
         <w:tc>
           <w:tcPr>
-            <w:tcW w:type="dxa" w:w="979"/>
+            <w:tcW w:type="dxa" w:w="890"/>
           </w:tcPr>
           <w:p>
             <w:pPr>
@@ -7597,7 +7663,7 @@
         </w:tc>
         <w:tc>
           <w:tcPr>
-            <w:tcW w:type="dxa" w:w="979"/>
+            <w:tcW w:type="dxa" w:w="890"/>
           </w:tcPr>
           <w:p>
             <w:pPr>
@@ -7618,7 +7684,29 @@
         </w:tc>
         <w:tc>
           <w:tcPr>
-            <w:tcW w:type="dxa" w:w="979"/>
+            <w:tcW w:type="dxa" w:w="890"/>
+          </w:tcPr>
+          <w:p>
+            <w:pPr>
+              <w:spacing w:after="0"/>
+            </w:pPr>
+            <w:r>
+              <w:rPr>
+                <w:sz w:val="16"/>
+              </w:rPr>
+            </w:r>
+            <w:r>
+              <w:rPr>
+                <w:b/>
+                <w:sz w:val="16"/>
+              </w:rPr>
+              <w:t>0.006</w:t>
+            </w:r>
+          </w:p>
+        </w:tc>
+        <w:tc>
+          <w:tcPr>
+            <w:tcW w:type="dxa" w:w="890"/>
           </w:tcPr>
           <w:p>
             <w:pPr>
@@ -8079,7 +8167,7 @@
         <w:t>测量六：增益受专家多样性支配，而不是受实现限制（反向验证）。</w:t>
       </w:r>
       <w:r>
-        <w:t xml:space="preserve"> 如果门控无效仅仅是因为本研究的四个专家过于相似，那么刻意构造更分散的专家应当恢复增益。我们构造五类专家集合，在三个种子上测量专家两两预测分歧率与门控增益，共 15 个观测（表 6）。</w:t>
+        <w:t xml:space="preserve"> 如果门控无效仅仅是因为本研究的四个专家过于相似，那么刻意构造更分散的专家应当恢复增益。我们构造五类专家集合，在三个种子上测量专家两两预测分歧率与门控增益，共 15 个观测（表 6）。该实验使用三折交叉拟合，而非主协议的五折；测量五的门控搜索显示折数影响很小（3、5、10 折下只有 6 个不同的验证集取值），但为完整起见仍予说明。</w:t>
       </w:r>
     </w:p>
     <w:p>
@@ -8973,7 +9061,7 @@
         <w:pStyle w:val="Heading2"/>
       </w:pPr>
       <w:r>
-        <w:t>5.4 RQ3：协议效应比模型效应大一个数量级</w:t>
+        <w:t>5.4 RQ3：协议效应比聚合策略差异大一个数量级</w:t>
       </w:r>
     </w:p>
     <w:p>
@@ -9127,7 +9215,10 @@
         <w:rPr>
           <w:b/>
         </w:rPr>
-        <w:t>H3 假设被证伪：协议不可交换，而且协议效应的量级压过模型效应。</w:t>
+        <w:t>H3 假设被证伪：协议不可交换，而且协议效应远大于聚合策略之间的差异。</w:t>
+      </w:r>
+      <w:r>
+        <w:t xml:space="preserve"> 需要强调的是，这一排序针对的是聚合策略本身。模型族之间的差异更大：多层感知机比森林低 0.0916 Macro-F1，极端随机树低 0.0318，前者甚至超过类别先验的 0.0725。因此准确的表述是：聚合策略差异被协议选择压过，而模型族差异不会。</w:t>
       </w:r>
     </w:p>
     <w:p>
@@ -9437,7 +9528,7 @@
         <w:t>代价敏感表现。</w:t>
       </w:r>
       <w:r>
-        <w:t xml:space="preserve"> 把任务视为「攻击 vs 正常」并扫描决策阈值，在误报漏报代价比 C_FN / C_FP 从 1 到 100 的整个区间内，条件加权机制的归一化期望代价与等权卡方森林的差距始终在 0.0005 以内——例如代价比 为 1 时是 0.00913 对 0.00867，为 100 时是 0.07260 对 0.06753。极端随机树在低代价比下代价约为两者的两倍（代价比 1 时为 0.01917），但当漏报主导时反而更便宜（代价比 100 时为 0.06180）。因此条件门控在代价敏感维度上同样没有优势。</w:t>
+        <w:t xml:space="preserve"> 把任务视为「攻击 vs 正常」并扫描决策阈值，在误报漏报代价比 C_FN / C_FP 从 1 到 100 的整个区间内，条件加权机制的归一化期望代价与等权卡方森林的差距始终在 0.0005 以内——例如代价比 为 1 时是 0.00913 对 0.00867，为 100 时是 0.07260 对 0.06753。极端随机树在低代价比下代价约为两者的两倍（代价比 1 时为 0.01917），但当漏报主导时反而更便宜（代价比 100 时为 0.06180）。因此条件门控在代价敏感维度上同样没有优势。需要注意的是，工作点是在测试分区上选出的，因此上述归一化期望代价是偏乐观的下界；若改在验证分区选择阈值，三条曲线都会整体上移，但相对次序不变。</w:t>
       </w:r>
     </w:p>
     <w:p>
@@ -10342,7 +10433,7 @@
         <w:t>主指标的明确指定</w:t>
       </w:r>
       <w:r>
-        <w:t>：在类别不平衡场景下，预先声明 Macro-F1 或平衡准确率为主指标，准确率仅作参考。</w:t>
+        <w:t>：在类别不平衡场景下，预先声明 Macro-F1 或平衡准确率为主指标，准确率仅作参考。. [无 DOI；NeurIPS 会议论文集]</w:t>
       </w:r>
     </w:p>
     <w:p>
@@ -10559,7 +10650,7 @@
         <w:rPr>
           <w:b/>
         </w:rPr>
-        <w:t>协议效应主导模型效应。</w:t>
+        <w:t>协议效应主导聚合策略差异。</w:t>
       </w:r>
       <w:r>
         <w:t xml:space="preserve"> 在同一批实验中，类别先验变化带来 +0.0725 的 Macro-F1 差异，去重顺序至多 +0.0060，而聚合策略仅 0.0005。文件级压力测试中，同一模型的 Macro-F1 跨度达 0.3325 至 0.9997。因此，在公开入侵检测数据集上，</w:t>
@@ -10568,10 +10659,10 @@
         <w:rPr>
           <w:b/>
         </w:rPr>
-        <w:t>报告什么协议比报告什么模型更能决定结论</w:t>
-      </w:r>
-      <w:r>
-        <w:t>。</w:t>
+        <w:t>报告什么协议比报告什么聚合策略更能决定结论</w:t>
+      </w:r>
+      <w:r>
+        <w:t>——不过模型族的选择可能比两者都更重要。</w:t>
       </w:r>
     </w:p>
     <w:p>
@@ -10589,7 +10680,7 @@
     </w:p>
     <w:p>
       <w:r>
-        <w:t>处理脚本、审计中间结果、逐样本预测与图表生成代码发布于公开仓库：https://github.com/linran-muxue/leakage-controlled-nids-study （发布版本 v1.3.0，标签 v1.3.0）。原始数据集不随论文分发；论文记录来源地址、检索日期、版本快照与 SHA-256 校验值。</w:t>
+        <w:t>处理脚本、审计中间结果、逐样本预测与图表生成代码发布于公开仓库：https://github.com/linran-muxue/leakage-controlled-nids-study （发布版本 v1.4.0，标签 v1.4.0）。原始数据集不随论文分发；论文记录来源地址、检索日期、版本快照与 SHA-256 校验值。</w:t>
       </w:r>
     </w:p>
     <w:p>
@@ -10958,7 +11049,7 @@
         <w:pStyle w:val="ListNumber"/>
       </w:pPr>
       <w:r>
-        <w:t>Efron B, Tibshirani R J. An Introduction to the Bootstrap. Chapman &amp; Hall/CRC, 1993. ISBN 978-0-412-04231-7。[无 DOI]</w:t>
+        <w:t>Efron B, Tibshirani R J. An Introduction to the Bootstrap. Chapman &amp; Hall/CRC, 1993. ISBN 978-0-412-04231-7。. ISBN 978-0-412-04231-7。</w:t>
       </w:r>
     </w:p>
     <w:p>

--- a/重构版论文_v4_20260915/中文SCI论文_v4_重构版.docx
+++ b/重构版论文_v4_20260915/中文SCI论文_v4_重构版.docx
@@ -292,6 +292,11 @@
       </w:r>
       <w:r>
         <w:t>。报告条件加权相对等权投票的训练与推理开销、概率质量变化、开放集拒绝能力与延迟分布，说明在缺少判别增益的前提下这些代价不具可交换价值。</w:t>
+      </w:r>
+    </w:p>
+    <w:p>
+      <w:r>
+        <w:t>本文的贡献刻意不是增量式的。在既有基准上再增加一个分类器不会回答任何开放问题——文献中此类比较已经很多，而且彼此矛盾。这个领域真正缺少的是判断「一个被报告的差异究竟来自方法还是来自协议」的手段。本文从三部分给出这一判断程序：一套固定信息边界的可审计协议；一组预测「聚合机制何时根本无法起作用」的可辨识性条件；以及为每一类变异来源测出的量级，使读者能看出究竟哪些选择在真正改变数字。该结论是可证伪的——条件 1 预测本文所用专家集合的增益为零，而反向实验证实了这一预测——并且无论其他作者偏好哪种分类器，都可直接使用。</w:t>
       </w:r>
     </w:p>
     <w:p>
@@ -2746,6 +2751,11 @@
     </w:p>
     <w:p>
       <w:r>
+        <w:t>三个数据集是刻意互补而非可互相替代的：它们跨越三个采集时期（NSL-KDD 承自 1998 年的数据脉络、UNSW-NB15 为 2015 年合成测试床、CIC-IDS2017 为 2017 年类企业测试床）、三种特征提取方式（41 维连接记录、49 维 Argus/Bro 派生特征、78 维 CICFlowMeter 特征）与三套标签体系（5 类、10 类与 5 类保留标签）。三者的已知缺陷也各不相同：NSL-KDD 带有 KDD 谱系的冗余，UNSW-NB15 的攻击多为人工合成且存在跨划分特征重叠，CIC-IDS2017 则存在重复流、跨标签冲突与恒定列。如果要引入第四个数据集，其最大价值在于覆盖三者都未代表的场景——物联网或工业控制环境、不同的采集观测点，或同一测试床上时间分离的采集。覆盖矩阵见补充材料。</w:t>
+      </w:r>
+    </w:p>
+    <w:p>
+      <w:r>
         <w:t>三者使用不同的标签体系，其分数因此</w:t>
       </w:r>
       <w:r>
@@ -3510,10 +3520,44 @@
         <w:rPr>
           <w:b/>
         </w:rPr>
-        <w:t>命题 3（权重坍缩）</w:t>
-      </w:r>
-      <w:r>
-        <w:t xml:space="preserve"> 设风险模型输出近似相等，即 r_e(x) ≈ c(x) 对所有 e 成立，则 w_e(x) ≈ 1/Q，条件加权退化为等权平均。其可观测判据是归一化权重熵趋近于 1：</w:t>
+        <w:t>命题 3（权重坍缩，定量形式）</w:t>
+      </w:r>
+      <w:r>
+        <w:t xml:space="preserve"> 记 r_e(x) = r̄(x) + δ_e(x)。由于 log w_e = −r_e + 常数，有 Var(log w) = Var(δ)。将归一化熵在均匀点附近展开，可得二阶恒等式</w:t>
+      </w:r>
+    </w:p>
+    <w:p>
+      <w:pPr>
+        <w:jc w:val="center"/>
+      </w:pPr>
+      <w:r>
+        <w:rPr>
+          <w:rFonts w:ascii="Cambria Math" w:hAnsi="Cambria Math"/>
+          <w:sz w:val="22"/>
+        </w:rPr>
+        <w:t>1-H_{norm}(w)=\frac{Q}{2\log Q}\left\|w-\frac{1}{Q}\mathbf{1}\right\|_2^2,</w:t>
+      </w:r>
+    </w:p>
+    <w:p>
+      <w:r>
+        <w:t>以及对 softmax 做一阶展开得到的更简关系</w:t>
+      </w:r>
+    </w:p>
+    <w:p>
+      <w:pPr>
+        <w:jc w:val="center"/>
+      </w:pPr>
+      <w:r>
+        <w:rPr>
+          <w:rFonts w:ascii="Cambria Math" w:hAnsi="Cambria Math"/>
+          <w:sz w:val="22"/>
+        </w:rPr>
+        <w:t>1-H_{norm}(w)\ \approx\ \frac{\mathrm{Var}(\delta)}{2\log Q}.</w:t>
+      </w:r>
+    </w:p>
+    <w:p>
+      <w:r>
+        <w:t>两者都可直接检验。在 7 986 条测试样本上，实测平均熵亏缺为 3.24 × 10⁻⁵；二阶恒等式预测 3.19 × 10⁻⁵（相对误差 1.5%），一阶关系预测 3.36 × 10⁻⁵（相对误差 4.0%）。真正有信息量的是底层量：四个专家的风险偏移标准差中位数仅 0.00022（log-odds），说明几乎每一行上各专家被赋予的可靠性几乎相同。此前的纯定义式表述使用归一化权重熵：</w:t>
       </w:r>
     </w:p>
     <w:p>
@@ -9514,6 +9558,26 @@
         <w:rPr>
           <w:b/>
         </w:rPr>
+        <w:t>扩展鲁棒性。</w:t>
+      </w:r>
+      <w:r>
+        <w:t xml:space="preserve"> 我们另外考察了三类失效模式。监督信号被污染相对无害：把训练标签随机翻转 5% 与 10%，条件加权机制的 Macro-F1 相对下降仅 0.6% 与 1.3%，等权森林均为 0.8%。缺失测量更具破坏性——把 10% 的测试特征值替换为训练集中位数，两者分别下降 4.3% 与 4.0%；而标定漂移在三者中最严重：给 20% 的特征列加上训练值域的 1%，两者分别下降 17.2% 与 18.8%。按全部扰动的严重程度排序，</w:t>
+      </w:r>
+      <w:r>
+        <w:rPr>
+          <w:b/>
+        </w:rPr>
+        <w:t>特征值本身的连续污染占主导</w:t>
+      </w:r>
+      <w:r>
+        <w:t>（1% 高斯噪声 43.3%、标定漂移 17–19%、10% 缺失值 4%），而监督被污染的危害小一个数量级（0.6–1.3%）。这一排序具有实践意义：数据集批评多聚焦于标签噪声，而对测量漂移关注不足。这三类条件在单个种子上评测，作为探索性诊断报告。</w:t>
+      </w:r>
+    </w:p>
+    <w:p>
+      <w:r>
+        <w:rPr>
+          <w:b/>
+        </w:rPr>
         <w:t>资源占用。</w:t>
       </w:r>
       <w:r>
@@ -10680,7 +10744,7 @@
     </w:p>
     <w:p>
       <w:r>
-        <w:t>处理脚本、审计中间结果、逐样本预测与图表生成代码发布于公开仓库：https://github.com/linran-muxue/leakage-controlled-nids-study （发布版本 v1.4.0，标签 v1.4.0）。原始数据集不随论文分发；论文记录来源地址、检索日期、版本快照与 SHA-256 校验值。</w:t>
+        <w:t>处理脚本、审计中间结果、逐样本预测与图表生成代码发布于公开仓库：https://github.com/linran-muxue/leakage-controlled-nids-study （发布版本 v1.5.0，标签 v1.5.0）。原始数据集不随论文分发；论文记录来源地址、检索日期、版本快照与 SHA-256 校验值。</w:t>
       </w:r>
     </w:p>
     <w:p>
@@ -12224,6 +12288,94 @@
                 <w:sz w:val="16"/>
               </w:rPr>
               <w:t>参考文献 DOI 核验记录</w:t>
+            </w:r>
+          </w:p>
+        </w:tc>
+      </w:tr>
+      <w:tr>
+        <w:tc>
+          <w:tcPr>
+            <w:tcW w:type="dxa" w:w="4896"/>
+          </w:tcPr>
+          <w:p>
+            <w:pPr>
+              <w:spacing w:after="0"/>
+            </w:pPr>
+            <w:r>
+              <w:rPr>
+                <w:sz w:val="16"/>
+              </w:rPr>
+            </w:r>
+            <w:r>
+              <w:rPr>
+                <w:sz w:val="16"/>
+              </w:rPr>
+              <w:t>S25</w:t>
+            </w:r>
+          </w:p>
+        </w:tc>
+        <w:tc>
+          <w:tcPr>
+            <w:tcW w:type="dxa" w:w="4896"/>
+          </w:tcPr>
+          <w:p>
+            <w:pPr>
+              <w:spacing w:after="0"/>
+            </w:pPr>
+            <w:r>
+              <w:rPr>
+                <w:sz w:val="16"/>
+              </w:rPr>
+            </w:r>
+            <w:r>
+              <w:rPr>
+                <w:sz w:val="16"/>
+              </w:rPr>
+              <w:t>数据集覆盖矩阵与命题 3 定量验证</w:t>
+            </w:r>
+          </w:p>
+        </w:tc>
+      </w:tr>
+      <w:tr>
+        <w:tc>
+          <w:tcPr>
+            <w:tcW w:type="dxa" w:w="4896"/>
+          </w:tcPr>
+          <w:p>
+            <w:pPr>
+              <w:spacing w:after="0"/>
+            </w:pPr>
+            <w:r>
+              <w:rPr>
+                <w:sz w:val="16"/>
+              </w:rPr>
+            </w:r>
+            <w:r>
+              <w:rPr>
+                <w:sz w:val="16"/>
+              </w:rPr>
+              <w:t>S26</w:t>
+            </w:r>
+          </w:p>
+        </w:tc>
+        <w:tc>
+          <w:tcPr>
+            <w:tcW w:type="dxa" w:w="4896"/>
+          </w:tcPr>
+          <w:p>
+            <w:pPr>
+              <w:spacing w:after="0"/>
+            </w:pPr>
+            <w:r>
+              <w:rPr>
+                <w:sz w:val="16"/>
+              </w:rPr>
+            </w:r>
+            <w:r>
+              <w:rPr>
+                <w:sz w:val="16"/>
+              </w:rPr>
+              <w:t>扩展鲁棒性：标签噪声、缺失值与标定漂移</w:t>
             </w:r>
           </w:p>
         </w:tc>

--- a/重构版论文_v4_20260915/中文SCI论文_v4_重构版.docx
+++ b/重构版论文_v4_20260915/中文SCI论文_v4_重构版.docx
@@ -9561,7 +9561,7 @@
         <w:t>扩展鲁棒性。</w:t>
       </w:r>
       <w:r>
-        <w:t xml:space="preserve"> 我们另外考察了三类失效模式。监督信号被污染相对无害：把训练标签随机翻转 5% 与 10%，条件加权机制的 Macro-F1 相对下降仅 0.6% 与 1.3%，等权森林均为 0.8%。缺失测量更具破坏性——把 10% 的测试特征值替换为训练集中位数，两者分别下降 4.3% 与 4.0%；而标定漂移在三者中最严重：给 20% 的特征列加上训练值域的 1%，两者分别下降 17.2% 与 18.8%。按全部扰动的严重程度排序，</w:t>
+        <w:t xml:space="preserve"> 我们另外考察了三类失效模式，均在三个种子上评测。监督信号被污染相对无害：把训练标签随机翻转 5% 与 10%，条件加权机制的 Macro-F1 相对下降仅 0.57% 与 0.97%，等权森林为 0.77% 与 1.00%。缺失测量更具破坏性——把 10% 的测试特征值替换为训练集中位数，两者分别下降 4.21% 与 4.25%；而标定漂移在三者中最严重：给 20% 的特征列加上训练值域的 1%，两者分别下降 17.23% 与 18.24%。按全部扰动的严重程度排序，</w:t>
       </w:r>
       <w:r>
         <w:rPr>
@@ -9570,7 +9570,7 @@
         <w:t>特征值本身的连续污染占主导</w:t>
       </w:r>
       <w:r>
-        <w:t>（1% 高斯噪声 43.3%、标定漂移 17–19%、10% 缺失值 4%），而监督被污染的危害小一个数量级（0.6–1.3%）。这一排序具有实践意义：数据集批评多聚焦于标签噪声，而对测量漂移关注不足。这三类条件在单个种子上评测，作为探索性诊断报告。</w:t>
+        <w:t>（1% 高斯噪声 43.3%、标定漂移 17–18%、10% 缺失值 4.2%），而监督被污染的危害小一个数量级（0.6–1.0%）。这一排序具有实践意义：数据集批评多聚焦于标签噪声，而对测量漂移关注不足。</w:t>
       </w:r>
     </w:p>
     <w:p>

--- a/重构版论文_v4_20260915/中文SCI论文_v4_重构版.docx
+++ b/重构版论文_v4_20260915/中文SCI论文_v4_重构版.docx
@@ -1487,7 +1487,7 @@
               <w:rPr>
                 <w:sz w:val="16"/>
               </w:rPr>
-              <w:t>SHA-256 见补充材料 S1；MD5 亦记录</w:t>
+              <w:t>SHA-256 见补充材料 S01；MD5 亦记录</w:t>
             </w:r>
           </w:p>
         </w:tc>
@@ -11254,7 +11254,7 @@
               <w:rPr>
                 <w:sz w:val="16"/>
               </w:rPr>
-              <w:t>S1</w:t>
+              <w:t>S01</w:t>
             </w:r>
           </w:p>
         </w:tc>
@@ -11298,7 +11298,7 @@
               <w:rPr>
                 <w:sz w:val="16"/>
               </w:rPr>
-              <w:t>S2</w:t>
+              <w:t>S02</w:t>
             </w:r>
           </w:p>
         </w:tc>
@@ -11342,7 +11342,7 @@
               <w:rPr>
                 <w:sz w:val="16"/>
               </w:rPr>
-              <w:t>S3</w:t>
+              <w:t>S03</w:t>
             </w:r>
           </w:p>
         </w:tc>
@@ -11386,7 +11386,7 @@
               <w:rPr>
                 <w:sz w:val="16"/>
               </w:rPr>
-              <w:t>S4</w:t>
+              <w:t>S04</w:t>
             </w:r>
           </w:p>
         </w:tc>
@@ -11430,7 +11430,7 @@
               <w:rPr>
                 <w:sz w:val="16"/>
               </w:rPr>
-              <w:t>S5</w:t>
+              <w:t>S05</w:t>
             </w:r>
           </w:p>
         </w:tc>
@@ -11474,7 +11474,7 @@
               <w:rPr>
                 <w:sz w:val="16"/>
               </w:rPr>
-              <w:t>S6</w:t>
+              <w:t>S06</w:t>
             </w:r>
           </w:p>
         </w:tc>
@@ -11518,7 +11518,7 @@
               <w:rPr>
                 <w:sz w:val="16"/>
               </w:rPr>
-              <w:t>S7</w:t>
+              <w:t>S07</w:t>
             </w:r>
           </w:p>
         </w:tc>
@@ -11562,7 +11562,7 @@
               <w:rPr>
                 <w:sz w:val="16"/>
               </w:rPr>
-              <w:t>S8</w:t>
+              <w:t>S08</w:t>
             </w:r>
           </w:p>
         </w:tc>
@@ -11606,7 +11606,7 @@
               <w:rPr>
                 <w:sz w:val="16"/>
               </w:rPr>
-              <w:t>S9</w:t>
+              <w:t>S09</w:t>
             </w:r>
           </w:p>
         </w:tc>

--- a/重构版论文_v4_20260915/中文SCI论文_v4_重构版.docx
+++ b/重构版论文_v4_20260915/中文SCI论文_v4_重构版.docx
@@ -10744,7 +10744,7 @@
     </w:p>
     <w:p>
       <w:r>
-        <w:t>处理脚本、审计中间结果、逐样本预测与图表生成代码发布于公开仓库：https://github.com/linran-muxue/leakage-controlled-nids-study （发布版本 v1.5.0，标签 v1.5.0）。原始数据集不随论文分发；论文记录来源地址、检索日期、版本快照与 SHA-256 校验值。</w:t>
+        <w:t>处理脚本、审计中间结果、逐样本预测与图表生成代码发布于公开仓库：https://github.com/linran-muxue/leakage-controlled-nids-study （发布版本 v1.7.0，标签 v1.7.0）。原始数据集不随论文分发；论文记录来源地址、检索日期、版本快照与 SHA-256 校验值。</w:t>
       </w:r>
     </w:p>
     <w:p>

--- a/重构版论文_v4_20260915/中文SCI论文_v4_重构版.docx
+++ b/重构版论文_v4_20260915/中文SCI论文_v4_重构版.docx
@@ -10744,7 +10744,7 @@
     </w:p>
     <w:p>
       <w:r>
-        <w:t>处理脚本、审计中间结果、逐样本预测与图表生成代码发布于公开仓库：https://github.com/linran-muxue/leakage-controlled-nids-study （发布版本 v1.7.0，标签 v1.7.0）。原始数据集不随论文分发；论文记录来源地址、检索日期、版本快照与 SHA-256 校验值。</w:t>
+        <w:t>处理脚本、审计中间结果、逐样本预测与图表生成代码发布于公开仓库：https://github.com/linran-muxue/leakage-controlled-nids-study （发布版本 v1.8.0，标签 v1.8.0）。原始数据集不随论文分发；论文记录来源地址、检索日期、版本快照与 SHA-256 校验值。</w:t>
       </w:r>
     </w:p>
     <w:p>

--- a/重构版论文_v4_20260915/中文SCI论文_v4_重构版.docx
+++ b/重构版论文_v4_20260915/中文SCI论文_v4_重构版.docx
@@ -30,7 +30,7 @@
         <w:t>协议设计而非聚合策略主导了报告差异</w:t>
       </w:r>
       <w:r>
-        <w:t>；RCCF 的推理延迟约为等权随机森林的 4.9 倍，其可靠性增益未获证据支持。条件加权机制的模型体积是单个等权森林的 4.1 倍、单行吞吐约为其五分之一，而在误报漏报代价比 1 至 100 的区间内其代价敏感表现与等权森林相同。贡献在于一套可复用的泄漏受控协议、一组可辨识性边界，以及一张把协议效应与模型效应分开量化的失效地图。</w:t>
+        <w:t>；RCCF 的推理延迟约为等权随机森林的 4.9 倍，其可靠性增益未获证据支持。条件加权机制的模型体积是单个等权森林的 4.1 倍、单行吞吐约为其五分之一，而在误报漏报代价比 1 至 100 的区间内其代价敏感表现与等权森林相同。贡献在于一套可复用的泄漏受控协议、一组可辨识性边界，以及一张把协议效应与聚合策略差异分开量化的失效地图。</w:t>
       </w:r>
     </w:p>
     <w:p>
@@ -99,7 +99,7 @@
     </w:p>
     <w:p>
       <w:r>
-        <w:t>当这些因素未被控制时，模型之间的比较就不再是对算法能力的比较，而是对数据划分偶然性的比较。近年多个工作表明，泄漏与预处理顺序足以改变入侵检测研究中的结论方向。 [18-20]因此，一个自然的科学问题是：</w:t>
+        <w:t>当这些因素未被控制时，模型之间的比较就不再是对算法能力的比较，而是对数据划分偶然性的比较。近年多个工作表明，泄漏与预处理顺序足以改变入侵检测研究中的结论方向 [18-20]。因此，一个自然的科学问题是：</w:t>
       </w:r>
       <w:r>
         <w:rPr>
@@ -165,7 +165,7 @@
     </w:p>
     <w:p>
       <w:r>
-        <w:t>H3 尤其关键：它从不被显式声明，却是"某模型在 CIC-IDS2017 上达到 99%"这类跨论文比较的前提。</w:t>
+        <w:t>H3 尤其关键，因为在文献中它从未被显式声明：它从不被显式声明，却是"某模型在 CIC-IDS2017 上达到 99%"这类跨论文比较的前提。</w:t>
       </w:r>
     </w:p>
     <w:p>
@@ -277,7 +277,7 @@
         <w:t>一张把协议效应与聚合策略差异分离的定量地图</w:t>
       </w:r>
       <w:r>
-        <w:t>。我们在同一批数据上测量四类差异来源并给出量级：聚合策略（0.0005）、特征视图（+0.0021）、类别先验（+0.0725）、去重顺序（至多 +0.0060）、文件外推（0.33–1.00）。结论是协议效应比模型效应高出一个数量级。</w:t>
+        <w:t>。我们在同一批数据上测量五类差异来源并给出量级：聚合策略（0.0005）、特征视图（+0.0021）、类别先验（+0.0725）、去重顺序（至多 +0.0060）、文件外推（0.33–1.00）。结论是协议效应比聚合策略差异高出一个数量级。</w:t>
       </w:r>
     </w:p>
     <w:p>
@@ -353,7 +353,7 @@
     </w:p>
     <w:p>
       <w:r>
-        <w:t>过滤式特征选择（filter selection）因为计算代价低、可解释性好，被广泛用于降低流特征维度。卡方检验衡量特征与标签的统计相关性，互信息刻画非线性依赖，方差分析比较类间与类内方差之比。 [12,13]三者都是本文采用的对照。</w:t>
+        <w:t>过滤式特征选择（filter selection）因为计算代价低、可解释性好，被广泛用于降低流特征维度。卡方检验衡量特征与标签的统计相关性，互信息刻画非线性依赖，方差分析比较类间与类内方差之比 [12,13]。三者都是本文采用的对照。</w:t>
       </w:r>
     </w:p>
     <w:p>
@@ -371,7 +371,7 @@
     </w:p>
     <w:p>
       <w:r>
-        <w:t>Breiman 的随机森林通过自助采样与随机特征子空间构造多棵决策树，以等权投票或概率平均聚合。 [1,2,8,9]等权聚合的理论依据是方差抵消：只要各树错误不完全相关，平均就能降低方差。由此产生的一个自然推广是</w:t>
+        <w:t>Breiman 的随机森林通过自助采样与随机特征子空间构造多棵决策树，以等权投票或概率平均聚合 [1,2,8,9]。等权聚合的理论依据是方差抵消：只要各树错误不完全相关，平均就能降低方差。由此产生的一个自然推广是</w:t>
       </w:r>
       <w:r>
         <w:rPr>
@@ -390,7 +390,7 @@
     </w:p>
     <w:p>
       <w:r>
-        <w:t>近期面向开放集的入侵检测工作进一步引入了极值理论、原型学习与自编码器重构误差来构造拒绝机制。 [25,26,40,41]这类方法把已知类判别与未知类拒绝作为两个目标，因而其成本结构也更复杂。本文把开放集拒绝作为诊断性指标单独报告，不并入主结论。</w:t>
+        <w:t>近期面向开放集的入侵检测工作进一步引入了极值理论、原型学习与自编码器重构误差来构造拒绝机制 [25,26,40,41]。这类方法把已知类判别与未知类拒绝作为两个目标，因而其成本结构也更复杂。本文把开放集拒绝作为诊断性指标单独报告，不并入主结论。</w:t>
       </w:r>
     </w:p>
     <w:p>
@@ -403,7 +403,7 @@
     </w:p>
     <w:p>
       <w:r>
-        <w:t>硬标签指标（准确率、Macro-F1）无法反映概率质量。对于告警排序、风险打分与人机协同审计等下游任务，Log Loss、Brier 分数与期望校准误差（ECE）更重要。 [27]硬标签相同的两个模型可以有显著不同的校准表现 [28,29]，因此把判别指标与概率指标分开报告是必要的。</w:t>
+        <w:t>硬标签指标（准确率、Macro-F1）无法反映概率质量。对于告警排序、风险打分与人机协同审计等下游任务，Log Loss、Brier 分数与期望校准误差（ECE）更重要 [27]。硬标签相同的两个模型可以有显著不同的校准表现 [28,29]，因此把判别指标与概率指标分开报告是必要的。</w:t>
       </w:r>
     </w:p>
     <w:p>
@@ -444,7 +444,7 @@
         <w:t>协议与边界研究</w:t>
       </w:r>
       <w:r>
-        <w:t>：不提出更优的分类器，而是把条件加权作为一个被检验对象，给出（i）它在受控条件下的实际增益，（ii）它在何种条件下必然无效的命题，（iii）协议效应与模型效应的相对量级，以及（iv）一套可复用的评测协议。表 1 把本文与四类相关研究族在任务、拟合边界与主要结论上并列对照。</w:t>
+        <w:t>：不提出更优的分类器，而是把条件加权作为一个被检验对象，给出（i）它在受控条件下的实际增益，（ii）它在何种条件下必然无效的命题，（iii）协议效应与聚合规则差异的相对量级，以及（iv）一套可复用的评测协议。表 1 把本文与四类相关研究族在任务、拟合边界与主要结论上并列对照。</w:t>
       </w:r>
     </w:p>
     <w:p>
@@ -2859,7 +2859,7 @@
         <w:t>测试集锁定。</w:t>
       </w:r>
       <w:r>
-        <w:t xml:space="preserve"> 测试分区标签在模型、权重、阈值全部确定之后才被读取，且只用于计算报告指标。. [无 DOI；NeurIPS 会议论文集]</w:t>
+        <w:t xml:space="preserve"> 测试分区标签在模型、权重、阈值全部确定之后才被读取，且只用于计算报告指标。</w:t>
       </w:r>
     </w:p>
     <w:p>
@@ -3098,7 +3098,7 @@
         <w:t>unknown</w:t>
       </w:r>
       <w:r>
-        <w:t xml:space="preserve"> 输出（显著性水平 α = 0.1）。 [30-33]需要强调：机制先改变概率，只有在融合后的 argmax 发生改变时，硬标签才会改变。因此"概率变了"与"分类结果变了"是两件事，本文在 5.2 与 5.3 节分别报告。</w:t>
+        <w:t xml:space="preserve"> 输出（显著性水平 α = 0.1） [30-33]。需要强调：机制先改变概率，只有在融合后的 argmax 发生改变时，硬标签才会改变。因此"概率变了"与"分类结果变了"是两件事，本文在 5.2 与 5.3 节分别报告。</w:t>
       </w:r>
     </w:p>
     <w:p>
@@ -3294,7 +3294,7 @@
           <w:rFonts w:ascii="Consolas" w:hAnsi="Consolas"/>
           <w:sz w:val="17"/>
         </w:rPr>
-        <w:t>5. 用四个专家预测 X_va，融合后拟合温度缩放参数与蒙德里安保形阈值。. [无 DOI；NeurIPS 会议论文集]</w:t>
+        <w:t>5. 用四个专家预测 X_va，融合后拟合温度缩放参数与蒙德里安保形阈值。</w:t>
       </w:r>
     </w:p>
     <w:p>
@@ -3557,7 +3557,7 @@
     </w:p>
     <w:p>
       <w:r>
-        <w:t>两者都可直接检验。在 7 986 条测试样本上，实测平均熵亏缺为 3.24 × 10⁻⁵；二阶恒等式预测 3.19 × 10⁻⁵（相对误差 1.5%），一阶关系预测 3.36 × 10⁻⁵（相对误差 4.0%）。真正有信息量的是底层量：四个专家的风险偏移标准差中位数仅 0.00022（log-odds），说明几乎每一行上各专家被赋予的可靠性几乎相同。此前的纯定义式表述使用归一化权重熵：</w:t>
+        <w:t>两者都可直接检验。在 7 986 条测试样本上，实测平均熵亏缺为 3.24 × 10⁻⁵；二阶恒等式预测 3.19 × 10⁻⁵（相对误差 1.5%），一阶关系预测 3.36 × 10⁻⁵（相对误差 4.0%）。真正有信息量的是底层量：四个专家的风险偏移标准差中位数仅 0.00022（log-odds），说明几乎每一行上各专家被赋予的可靠性几乎相同。对应的可观测判据是归一化权重熵：</w:t>
       </w:r>
     </w:p>
     <w:p>
@@ -3679,7 +3679,7 @@
         <w:t>强基线与预算对照</w:t>
       </w:r>
       <w:r>
-        <w:t>：在 5×3 嵌套交叉验证下，对随机森林、极端随机树与 XGBoost 使用相同的模型自选调参流程，用于排除"对照模型未被调优"的可能。. [无 DOI；NeurIPS 会议论文集]</w:t>
+        <w:t>：在 5×3 嵌套交叉验证下，对随机森林、极端随机树与 XGBoost 使用相同的模型自选调参流程，用于排除"对照模型未被调优"的可能。</w:t>
       </w:r>
     </w:p>
     <w:p>
@@ -4345,197 +4345,6 @@
             <w:r>
               <w:rPr>
                 <w:b/>
-                <w:sz w:val="16"/>
-              </w:rPr>
-              <w:t>推理 (s)</w:t>
-            </w:r>
-          </w:p>
-        </w:tc>
-      </w:tr>
-      <w:tr>
-        <w:tc>
-          <w:tcPr>
-            <w:tcW w:type="dxa" w:w="1088"/>
-          </w:tcPr>
-          <w:p>
-            <w:pPr>
-              <w:spacing w:after="0"/>
-            </w:pPr>
-            <w:r>
-              <w:rPr>
-                <w:sz w:val="16"/>
-              </w:rPr>
-            </w:r>
-            <w:r>
-              <w:rPr>
-                <w:sz w:val="16"/>
-              </w:rPr>
-              <w:t>模型</w:t>
-            </w:r>
-          </w:p>
-        </w:tc>
-        <w:tc>
-          <w:tcPr>
-            <w:tcW w:type="dxa" w:w="1088"/>
-          </w:tcPr>
-          <w:p>
-            <w:pPr>
-              <w:spacing w:after="0"/>
-            </w:pPr>
-            <w:r>
-              <w:rPr>
-                <w:sz w:val="16"/>
-              </w:rPr>
-            </w:r>
-            <w:r>
-              <w:rPr>
-                <w:sz w:val="16"/>
-              </w:rPr>
-              <w:t>准确率</w:t>
-            </w:r>
-          </w:p>
-        </w:tc>
-        <w:tc>
-          <w:tcPr>
-            <w:tcW w:type="dxa" w:w="1088"/>
-          </w:tcPr>
-          <w:p>
-            <w:pPr>
-              <w:spacing w:after="0"/>
-            </w:pPr>
-            <w:r>
-              <w:rPr>
-                <w:sz w:val="16"/>
-              </w:rPr>
-            </w:r>
-            <w:r>
-              <w:rPr>
-                <w:sz w:val="16"/>
-              </w:rPr>
-              <w:t>平衡准确率</w:t>
-            </w:r>
-          </w:p>
-        </w:tc>
-        <w:tc>
-          <w:tcPr>
-            <w:tcW w:type="dxa" w:w="1088"/>
-          </w:tcPr>
-          <w:p>
-            <w:pPr>
-              <w:spacing w:after="0"/>
-            </w:pPr>
-            <w:r>
-              <w:rPr>
-                <w:sz w:val="16"/>
-              </w:rPr>
-            </w:r>
-            <w:r>
-              <w:rPr>
-                <w:sz w:val="16"/>
-              </w:rPr>
-              <w:t>Macro-F1</w:t>
-            </w:r>
-          </w:p>
-        </w:tc>
-        <w:tc>
-          <w:tcPr>
-            <w:tcW w:type="dxa" w:w="1088"/>
-          </w:tcPr>
-          <w:p>
-            <w:pPr>
-              <w:spacing w:after="0"/>
-            </w:pPr>
-            <w:r>
-              <w:rPr>
-                <w:sz w:val="16"/>
-              </w:rPr>
-            </w:r>
-            <w:r>
-              <w:rPr>
-                <w:sz w:val="16"/>
-              </w:rPr>
-              <w:t>Log Loss</w:t>
-            </w:r>
-          </w:p>
-        </w:tc>
-        <w:tc>
-          <w:tcPr>
-            <w:tcW w:type="dxa" w:w="1088"/>
-          </w:tcPr>
-          <w:p>
-            <w:pPr>
-              <w:spacing w:after="0"/>
-            </w:pPr>
-            <w:r>
-              <w:rPr>
-                <w:sz w:val="16"/>
-              </w:rPr>
-            </w:r>
-            <w:r>
-              <w:rPr>
-                <w:sz w:val="16"/>
-              </w:rPr>
-              <w:t>Brier</w:t>
-            </w:r>
-          </w:p>
-        </w:tc>
-        <w:tc>
-          <w:tcPr>
-            <w:tcW w:type="dxa" w:w="1088"/>
-          </w:tcPr>
-          <w:p>
-            <w:pPr>
-              <w:spacing w:after="0"/>
-            </w:pPr>
-            <w:r>
-              <w:rPr>
-                <w:sz w:val="16"/>
-              </w:rPr>
-            </w:r>
-            <w:r>
-              <w:rPr>
-                <w:sz w:val="16"/>
-              </w:rPr>
-              <w:t>ECE</w:t>
-            </w:r>
-          </w:p>
-        </w:tc>
-        <w:tc>
-          <w:tcPr>
-            <w:tcW w:type="dxa" w:w="1088"/>
-          </w:tcPr>
-          <w:p>
-            <w:pPr>
-              <w:spacing w:after="0"/>
-            </w:pPr>
-            <w:r>
-              <w:rPr>
-                <w:sz w:val="16"/>
-              </w:rPr>
-            </w:r>
-            <w:r>
-              <w:rPr>
-                <w:sz w:val="16"/>
-              </w:rPr>
-              <w:t>训练 (s)</w:t>
-            </w:r>
-          </w:p>
-        </w:tc>
-        <w:tc>
-          <w:tcPr>
-            <w:tcW w:type="dxa" w:w="1088"/>
-          </w:tcPr>
-          <w:p>
-            <w:pPr>
-              <w:spacing w:after="0"/>
-            </w:pPr>
-            <w:r>
-              <w:rPr>
-                <w:sz w:val="16"/>
-              </w:rPr>
-            </w:r>
-            <w:r>
-              <w:rPr>
                 <w:sz w:val="16"/>
               </w:rPr>
               <w:t>推理 (s)</w:t>
@@ -9211,7 +9020,7 @@
         <w:t>+0.0725</w:t>
       </w:r>
       <w:r>
-        <w:t>。这是本文观察到的最大单项协议效应，比任何模型间差异（最大 +0.0078）高出一个数量级。其原因是自然先验总体中 Web Attack 仅占 1.26%，该类别的 F1 在 0.53 附近，直接压低 Macro-F1。</w:t>
+        <w:t>。这是本文观察到的最大单项协议效应，大于任何聚合策略差异与调参预算差异（最大 +0.0078），但小于模型族之间的差异（0.0318 与 0.0916）。其原因是自然先验总体中 Web Attack 仅占 1.26%，该类别的 F1 在 0.53 附近，直接压低 Macro-F1。</w:t>
       </w:r>
     </w:p>
     <w:p>
@@ -9730,7 +9539,7 @@
         <w:t>协议选择</w:t>
       </w:r>
       <w:r>
-        <w:t>：把类别先验从平衡改为自然，Macro-F1 变化 +0.0719；把去重顺序反过来，至多 +0.0060。</w:t>
+        <w:t>：把类别先验从平衡改为自然，Macro-F1 变化 +0.0725；把去重顺序反过来，至多 +0.0060。</w:t>
       </w:r>
     </w:p>
     <w:p>
@@ -10497,7 +10306,7 @@
         <w:t>主指标的明确指定</w:t>
       </w:r>
       <w:r>
-        <w:t>：在类别不平衡场景下，预先声明 Macro-F1 或平衡准确率为主指标，准确率仅作参考。. [无 DOI；NeurIPS 会议论文集]</w:t>
+        <w:t>：在类别不平衡场景下，预先声明 Macro-F1 或平衡准确率为主指标，准确率仅作参考。</w:t>
       </w:r>
     </w:p>
     <w:p>
@@ -10731,7 +10540,7 @@
     </w:p>
     <w:p>
       <w:r>
-        <w:t>本文的主要贡献不是一个新的最优分类器，而是一套可复用的泄漏受控协议、一组可证伪的可辨识性边界，以及一张把协议效应与模型效应分离的定量地图。后续工作有三个方向：其一，设计显式强制专家去相关的加权机制，检验条件加权能否在打破命题 1 前提后恢复增益；其二，构造类别完整的跨时段或跨场景测试协议，把文件级覆盖分析升级为真正的外部有效性检验；其三，把本文的报告建议整理为可自动检查的清单，使评测协议本身成为可验证对象。</w:t>
+        <w:t>本文的主要贡献不是一个新的最优分类器，而是一套可复用的泄漏受控协议、一组可证伪的可辨识性边界，以及一张把协议效应与聚合策略差异分离的定量地图。后续工作有三个方向：其一，设计显式强制专家去相关的加权机制，检验条件加权能否在打破命题 1 前提后恢复增益；其二，构造类别完整的跨时段或跨场景测试协议，把文件级覆盖分析升级为真正的外部有效性检验；其三，把本文的报告建议整理为可自动检查的清单，使评测协议本身成为可验证对象。</w:t>
       </w:r>
     </w:p>
     <w:p>
@@ -10744,7 +10553,7 @@
     </w:p>
     <w:p>
       <w:r>
-        <w:t>处理脚本、审计中间结果、逐样本预测与图表生成代码发布于公开仓库：https://github.com/linran-muxue/leakage-controlled-nids-study （发布版本 v1.8.0，标签 v1.8.0）。原始数据集不随论文分发；论文记录来源地址、检索日期、版本快照与 SHA-256 校验值。</w:t>
+        <w:t>处理脚本、审计中间结果、逐样本预测与图表生成代码发布于公开仓库：https://github.com/linran-muxue/leakage-controlled-nids-study （发布版本 v1.9.0，标签 v1.9.0）。原始数据集不随论文分发；论文记录来源地址、检索日期、版本快照与 SHA-256 校验值。</w:t>
       </w:r>
     </w:p>
     <w:p>
@@ -11113,7 +10922,7 @@
         <w:pStyle w:val="ListNumber"/>
       </w:pPr>
       <w:r>
-        <w:t>Efron B, Tibshirani R J. An Introduction to the Bootstrap. Chapman &amp; Hall/CRC, 1993. ISBN 978-0-412-04231-7。. ISBN 978-0-412-04231-7。</w:t>
+        <w:t>Efron B, Tibshirani R J. An Introduction to the Bootstrap. Chapman &amp; Hall/CRC, 1993. ISBN 978-0-412-04231-7。</w:t>
       </w:r>
     </w:p>
     <w:p>

--- a/重构版论文_v4_20260915/中文SCI论文_v4_重构版.docx
+++ b/重构版论文_v4_20260915/中文SCI论文_v4_重构版.docx
@@ -2756,16 +2756,7 @@
     </w:p>
     <w:p>
       <w:r>
-        <w:t>三者使用不同的标签体系，其分数因此</w:t>
-      </w:r>
-      <w:r>
-        <w:rPr>
-          <w:b/>
-        </w:rPr>
-        <w:t>不得合并、不得平均、不得解释为迁移成功</w:t>
-      </w:r>
-      <w:r>
-        <w:t>。它们的作用是压力测试：如果某个结论只在 CIC-IDS2017 上成立，它就不应被写作普遍规律。</w:t>
+        <w:t>由于标签体系互不相容，三者的分数在本文中从不合并或平均，也从不被解释为迁移成功的证据。它们的作用是压力测试：如果某个结论只在 CIC-IDS2017 上成立，它就不应被写作普遍规律。</w:t>
       </w:r>
     </w:p>
     <w:p>
@@ -6559,7 +6550,7 @@
     </w:p>
     <w:p>
       <w:r>
-        <w:t>注：图 4(a) 纵轴从 0.84 起，目的是显示千分位量级的差异；图 4(b) 的配对区间表明这些差异在统计上不可区分。两个面板应合起来阅读，不能只看柱高。</w:t>
+        <w:t>注：图 4(a) 纵轴从 0.75 起，目的是显示千分位量级的差异；图 4(b) 的配对区间表明这些差异在统计上不可区分。两个面板应合起来阅读，不能只看柱高。</w:t>
       </w:r>
     </w:p>
     <w:p>
@@ -7619,7 +7610,7 @@
         <w:t>相对极端随机树</w:t>
       </w:r>
       <w:r>
-        <w:t>：差异大且无歧义（d_z = 19.68，十个种子全部支持），是本研究唯一一处实质性的模型间差距。</w:t>
+        <w:t>：差异大且无歧义（d_z = 19.68，十个种子全部支持）。它与第五条的神经基线一起，构成本研究仅有的两处实质性模型间差距，而且都来自模型族而非聚合策略。</w:t>
       </w:r>
     </w:p>
     <w:p>
@@ -7641,7 +7632,7 @@
         <w:t>第四，代价是确定的，增益不是。</w:t>
       </w:r>
       <w:r>
-        <w:t xml:space="preserve"> 自然先验下 RCCF 训练耗时 61.0 秒，等权森林为 0.78 秒；整批推理耗时 0.244 秒对 0.046 秒（约 5.3 倍）；5.6 节报告的单条 P50 延迟之比为 4.9 倍（14.62 ms 对 2.96 ms）。两类口径不同，不应混用。平衡控制下的差距更明显：9.13 秒对 0.45 秒。若把支付这些代价换来的收益写成一句话，只能是「Macro-F1 变化在 ±0.01 以内」。</w:t>
+        <w:t xml:space="preserve"> 在自然先验协议上按表 4(a) 的十个种子取平均，RCCF 训练耗时 93.3 秒，等权森林为 1.16 秒；整批推理耗时 0.244 秒对 0.046 秒，约慢 5.3 倍。该整批比值不应与 5.6 节的单条延迟之比 4.9 混用（14.62 ms 对 2.96 ms）：前者衡量 7 986 行的吞吐，后者衡量单次调用。差距在平衡控制协议上更大：训练 9.13 秒对 0.45 秒。这些代价换来的最好说法是 Macro-F1 变化在 ±0.01 以内。平衡控制下的差距更明显：9.13 秒对 0.45 秒。若把支付这些代价换来的收益写成一句话，只能是「Macro-F1 变化在 ±0.01 以内」。</w:t>
       </w:r>
     </w:p>
     <w:p>
@@ -9464,7 +9455,7 @@
         <w:t>条件 B：决策边距支配权重扰动。</w:t>
       </w:r>
       <w:r>
-        <w:t xml:space="preserve"> 即使专家不完全一致，只要最小边距大于权重扰动可能造成的概率移动，硬标签仍不变（命题 2）。本文测得的平均概率 L1 变化为 0.000299，最大为 0.003473，而多数样本的类别边距远大于此。</w:t>
+        <w:t xml:space="preserve"> 即使专家不完全一致，只要最小边距大于权重扰动可能造成的概率移动，硬标签仍不变（命题 2）。本文测得的平均概率 L1 变化为 0.000299，最大为 0.003473，而中位类别边距为 1.0，比最大的概率移动还大约三个数量级。测量四给出了形式化判据：在事前上界下，99.91% 的样本可证明不受权重影响，边距与扰动上界的比值中位数为 3469 至 5038 倍。</w:t>
       </w:r>
     </w:p>
     <w:p>
@@ -9525,7 +9516,7 @@
         <w:t>划分噪声</w:t>
       </w:r>
       <w:r>
-        <w:t>：十次重复划分的标准差约为 0.011，足以掩盖本文观察到的全部模型间差异（最大 0.0078）。</w:t>
+        <w:t>：十次重复划分的标准差约为 0.011，大于本文观察到的全部聚合策略差异与调参预算差异（最大 0.0078），但小于模型族差距 0.0318 与 0.0916。</w:t>
       </w:r>
     </w:p>
     <w:p>
@@ -10553,7 +10544,7 @@
     </w:p>
     <w:p>
       <w:r>
-        <w:t>处理脚本、审计中间结果、逐样本预测与图表生成代码发布于公开仓库：https://github.com/linran-muxue/leakage-controlled-nids-study （发布版本 v1.9.0，标签 v1.9.0）。原始数据集不随论文分发；论文记录来源地址、检索日期、版本快照与 SHA-256 校验值。</w:t>
+        <w:t>处理脚本、审计中间结果、逐样本预测与图表生成代码发布于公开仓库：https://github.com/linran-muxue/leakage-controlled-nids-study （发布版本 v1.10.0，标签 v1.10.0）。原始数据集不随论文分发；论文记录来源地址、检索日期、版本快照与 SHA-256 校验值。</w:t>
       </w:r>
     </w:p>
     <w:p>

--- a/重构版论文_v4_20260915/中文SCI论文_v4_重构版.docx
+++ b/重构版论文_v4_20260915/中文SCI论文_v4_重构版.docx
@@ -21,16 +21,7 @@
     </w:p>
     <w:p>
       <w:r>
-        <w:t>公开入侵检测数据集上报告的模型性能差异，对重复样本、标签冲突、特征选择泄漏与类别先验高度敏感。本文检验一个被广泛采用、却缺少受控验证的假设：依据样本估计的可靠性权重对多个随机森林专家进行条件加权融合，能够稳定优于等权投票。我们在统一的泄漏受控协议下，于 CIC-IDS2017 上构造两个显式总体——保留观测类别先验的 53 237 条自然先验总体，与每类 673 条的 3 365 条平衡控制总体——并以 NSL-KDD 与 UNSW-NB15 作为独立原生标签基准，在十个种子上比较（平衡控制为三个种子）全特征、卡方、互信息与方差分析四种特征视图，以及风险校准保形森林（Risk-Calibrated Conformal Forest，RCCF）、等权随机森林、极端随机树与 XGBoost。结果表明：在自然先验主协议下，在十个种子上，RCCF 与等权卡方随机森林的 Macro-F1 平均差为 −0.00046，逐种子方向五正五负；种子级 90% 区间 [−0.00112, +0.00021] 与测试行级配对 Bootstrap 区间 [−0.00425, +0.00338] 都落在 SESOI = 0.005 与 0.01 Macro-F1 的等价边界之内，四个专家在测试集上没有任何一条预测分歧；所学权重的归一化熵为 0.99998，几乎退化为均匀权重。作为对照，类别先验由自然改为平衡使 Macro-F1 变化约 +0.072，去重顺序改变带来至多 +0.0060 的差异，而文件级外推使同一模型的 Macro-F1 落在 0.33 至 1.00 之间。我们进一步给出三个可辨识性命题，其中命题 2 被改写为可逐行计算的显式判据：在 23 958 条测试样本上，99.91% 的样本可被证明不受权重影响，实际改判 0 条，决策边距是权重扰动上界的 3469 至 5038 倍。对门控全部 108 种超参数配置的搜索只产生 6 个不同的验证集 Macro-F1 取值（全距 0.00117），排除了调参不足的解释；反向实验表明增益受专家多样性支配：分歧率 0.20% 至 0.36% 的两类专家集合在 6 次运行中增益恰好为零，而分歧率 1.76% 至 6.44% 的三类去相关集合在 9 次运行中增益全部为正，剂量—反应回归斜率 0.0646（Pearson r = 0.749）。结论是：在本研究覆盖的协议与数据范围内，</w:t>
-      </w:r>
-      <w:r>
-        <w:rPr>
-          <w:b/>
-        </w:rPr>
-        <w:t>协议设计而非聚合策略主导了报告差异</w:t>
-      </w:r>
-      <w:r>
-        <w:t>；RCCF 的推理延迟约为等权随机森林的 4.9 倍，其可靠性增益未获证据支持。条件加权机制的模型体积是单个等权森林的 4.1 倍、单行吞吐约为其五分之一，而在误报漏报代价比 1 至 100 的区间内其代价敏感表现与等权森林相同。贡献在于一套可复用的泄漏受控协议、一组可辨识性边界，以及一张把协议效应与聚合策略差异分开量化的失效地图。</w:t>
+        <w:t>公开入侵检测数据集上报告的模型性能差异，对重复样本、标签冲突、特征选择泄漏与类别先验高度敏感。本文检验一个被广泛采用却缺少受控验证的假设：按样本估计的可靠性权重对多个随机森林专家做条件加权融合（RCCF），能否稳定优于等权投票。在统一的泄漏受控协议下，我们用 CIC-IDS2017 构造 53 237 条自然先验总体与 3 365 条平衡控制总体，并以 NSL-KDD 与 UNSW-NB15 作为独立原生标签基准，在十个种子上比较四种特征视图。自然先验协议上，二者 Macro-F1 平均差为 −0.00046，逐种子方向五正五负；种子级 90% 区间 [−0.00112, +0.00021] 与测试行级配对 Bootstrap 区间 [−0.00425, +0.00338] 均落在 0.005 与 0.01 的等价边界内。四个专家在测试集上无任何预测分歧，权重归一化熵为 0.99998；类别先验与去重顺序分别带来 +0.072 与至多 +0.0060 的变化。我们给出三个可辨识性条件，并把其中之一化为可逐行计算的判据：23 958 条测试样本中 99.91% 可证明不受权重影响，决策边距中位数为扰动上界的 3469 至 5038 倍。108 种门控配置只产生 6 个不同的验证集取值，排除了调参不足；增益受专家多样性支配（斜率 0.0646，r = 0.749）。该机制体积是单个等权森林的 4.1 倍、单行慢 4.6 倍，在 1:1 至 100:1 的代价比下没有代价敏感优势。本文的贡献在于一套可复用的泄漏受控协议、一组可辨识性边界，以及一张把协议效应与聚合规则差异分开量化的地图；证据不支持算法优越性或生产可用性的主张。</w:t>
       </w:r>
     </w:p>
     <w:p>
@@ -3063,7 +3054,7 @@
         <w:t>第三步，条件加权与校准。</w:t>
       </w:r>
       <w:r>
-        <w:t xml:space="preserve"> 融合权重按下式给出：</w:t>
+        <w:t xml:space="preserve"> 融合权重与融合后验由式(1)给出：</w:t>
       </w:r>
     </w:p>
     <w:p>
@@ -3075,7 +3066,7 @@
           <w:rFonts w:ascii="Cambria Math" w:hAnsi="Cambria Math"/>
           <w:sz w:val="22"/>
         </w:rPr>
-        <w:t>w_e(x)=\frac{\exp[-r_e(x)]}{\sum_{j=1}^{Q}\exp[-r_j(x)]},\qquad p(y\mid x)=\sum_{e=1}^{Q} w_e(x)\,p_e(y\mid x).</w:t>
+        <w:t>w_e(x)=\frac{\exp[-r_e(x)]}{\sum_{j=1}^{Q}\exp[-r_j(x)]},\qquad p(y\mid x)=\sum_{e=1}^{Q} w_e(x)\,p_e(y\mid x).  (1)</w:t>
       </w:r>
     </w:p>
     <w:p>
@@ -3431,7 +3422,7 @@
         <w:t>\|p_e\|_1=1</w:t>
       </w:r>
       <w:r>
-        <w:t>），有</w:t>
+        <w:t>），融合后验的位移不超过式(2)的上界：</w:t>
       </w:r>
     </w:p>
     <w:p>
@@ -3443,7 +3434,7 @@
           <w:rFonts w:ascii="Cambria Math" w:hAnsi="Cambria Math"/>
           <w:sz w:val="22"/>
         </w:rPr>
-        <w:t>\left\|p_w-\bar p\right\|_1\ \le\ \sum_{e=1}^{Q}\left|w_e-\frac{1}{Q}\right|\ =:\ \Delta(x).</w:t>
+        <w:t>\left\|p_w-\bar p\right\|_1\ \le\ \sum_{e=1}^{Q}\left|w_e-\frac{1}{Q}\right|\ =:\ \Delta(x).  (2)</w:t>
       </w:r>
     </w:p>
     <w:p>
@@ -3526,7 +3517,7 @@
           <w:rFonts w:ascii="Cambria Math" w:hAnsi="Cambria Math"/>
           <w:sz w:val="22"/>
         </w:rPr>
-        <w:t>1-H_{norm}(w)=\frac{Q}{2\log Q}\left\|w-\frac{1}{Q}\mathbf{1}\right\|_2^2,</w:t>
+        <w:t>1-H_{norm}(w)=\frac{Q}{2\log Q}\left\|w-\frac{1}{Q}\mathbf{1}\right\|_2^2,  (3)</w:t>
       </w:r>
     </w:p>
     <w:p>
@@ -3543,12 +3534,12 @@
           <w:rFonts w:ascii="Cambria Math" w:hAnsi="Cambria Math"/>
           <w:sz w:val="22"/>
         </w:rPr>
-        <w:t>1-H_{norm}(w)\ \approx\ \frac{\mathrm{Var}(\delta)}{2\log Q}.</w:t>
+        <w:t>1-H_{norm}(w)\ \approx\ \frac{\mathrm{Var}(\delta)}{2\log Q}.  (4)</w:t>
       </w:r>
     </w:p>
     <w:p>
       <w:r>
-        <w:t>两者都可直接检验。在 7 986 条测试样本上，实测平均熵亏缺为 3.24 × 10⁻⁵；二阶恒等式预测 3.19 × 10⁻⁵（相对误差 1.5%），一阶关系预测 3.36 × 10⁻⁵（相对误差 4.0%）。真正有信息量的是底层量：四个专家的风险偏移标准差中位数仅 0.00022（log-odds），说明几乎每一行上各专家被赋予的可靠性几乎相同。对应的可观测判据是归一化权重熵：</w:t>
+        <w:t>式(3)与式(4)都可直接检验。在 7 986 条测试样本上，实测平均熵亏缺为 3.24 × 10⁻⁵；二阶恒等式预测 3.19 × 10⁻⁵（相对误差 1.5%），一阶关系预测 3.36 × 10⁻⁵（相对误差 4.0%）。真正有信息量的是底层量：四个专家的风险偏移标准差中位数仅 0.00022（log-odds），说明几乎每一行上各专家被赋予的可靠性几乎相同。对应的可观测判据是归一化权重熵（式(5)）：</w:t>
       </w:r>
     </w:p>
     <w:p>
@@ -3560,7 +3551,7 @@
           <w:rFonts w:ascii="Cambria Math" w:hAnsi="Cambria Math"/>
           <w:sz w:val="22"/>
         </w:rPr>
-        <w:t>H_{norm}(x)=-\frac{1}{\log Q}\sum_{e=1}^{Q} w_e(x)\log w_e(x).</w:t>
+        <w:t>H_{norm}(x)=-\frac{1}{\log Q}\sum_{e=1}^{Q} w_e(x)\log w_e(x).  (5)</w:t>
       </w:r>
     </w:p>
     <w:p>
@@ -10761,7 +10752,7 @@
         <w:pStyle w:val="ListNumber"/>
       </w:pPr>
       <w:r>
-        <w:t>Liu L, Engelen G, Timmerman J, et al. Error prevalence in NIDS datasets: A case study on CIC-IDS-2017 and CSE-CIC-IDS-2018. IEEE CNS 2022. DOI:10.1109/CNS56114.2022.9947235。</w:t>
+        <w:t>Liu L, Engelen G, Timmerman J, et al. Error prevalence in NIDS datasets: A case study on CIC-IDS-2017 and CSE-CIC-IDS-2018. IEEE CNS 2022. DOI:10.1109/CNS56114.2022.9947235.</w:t>
       </w:r>
     </w:p>
     <w:p>

--- a/重构版论文_v4_20260915/中文SCI论文_v4_重构版.docx
+++ b/重构版论文_v4_20260915/中文SCI论文_v4_重构版.docx
@@ -2998,6 +2998,11 @@
       </w:r>
     </w:p>
     <w:p>
+      <w:r>
+        <w:t>逐原始文件处理计数、类别支持数与四种特征视图的训练侧特征得分见补充材料 S01–S04。</w:t>
+      </w:r>
+    </w:p>
+    <w:p>
       <w:pPr>
         <w:pStyle w:val="Heading2"/>
       </w:pPr>
@@ -3569,6 +3574,11 @@
       </w:r>
     </w:p>
     <w:p>
+      <w:r>
+        <w:t>逐行边距上界与命题 3 的定量验证见补充材料 S17 与 S25。</w:t>
+      </w:r>
+    </w:p>
+    <w:p>
       <w:pPr>
         <w:pStyle w:val="Heading2"/>
       </w:pPr>
@@ -7656,6 +7666,11 @@
       </w:r>
     </w:p>
     <w:p>
+      <w:r>
+        <w:t>逐种子指标、逐类别报告、归一化混淆矩阵与等价性检验见补充材料 S05–S07 与 S20。</w:t>
+      </w:r>
+    </w:p>
+    <w:p>
       <w:pPr>
         <w:pStyle w:val="Heading2"/>
       </w:pPr>
@@ -8892,6 +8907,11 @@
       </w:r>
     </w:p>
     <w:p>
+      <w:r>
+        <w:t>门控搜索、逐行权重记录与专家多样性实验见补充材料 S08–S09、S16 与 S18。</w:t>
+      </w:r>
+    </w:p>
+    <w:p>
       <w:pPr>
         <w:pStyle w:val="Heading2"/>
       </w:pPr>
@@ -9057,6 +9077,11 @@
       </w:r>
     </w:p>
     <w:p>
+      <w:r>
+        <w:t>协议敏感性实验与嵌套交叉验证逐折指标见补充材料 S10–S11。</w:t>
+      </w:r>
+    </w:p>
+    <w:p>
       <w:pPr>
         <w:pStyle w:val="Heading2"/>
       </w:pPr>
@@ -9182,6 +9207,11 @@
       </w:r>
     </w:p>
     <w:p>
+      <w:r>
+        <w:t>外部数据集基准、文件级外推与神经基线对照见补充材料 S12–S14 与 S19。</w:t>
+      </w:r>
+    </w:p>
+    <w:p>
       <w:pPr>
         <w:pStyle w:val="Heading2"/>
       </w:pPr>
@@ -9407,6 +9437,11 @@
       </w:r>
     </w:p>
     <w:p>
+      <w:r>
+        <w:t>校准、鲁棒性、延迟、资源、代价敏感与近重复结果见补充材料 S15 与 S21–S23、S26。</w:t>
+      </w:r>
+    </w:p>
+    <w:p>
       <w:pPr>
         <w:pStyle w:val="Heading1"/>
       </w:pPr>
@@ -10600,7 +10635,7 @@
     </w:p>
     <w:p>
       <w:r>
-        <w:t>说明：全部 DOI 已于 2026-09-16 通过 Crossref 核验。对不分配 Crossref DOI 的出版方（PMLR、NeurIPS、JMLR、USENIX），标注为无 DOI，而不再留待核验。</w:t>
+        <w:t>说明：全部 DOI 已于 2026-09-16 通过 Crossref 核验。对不分配 Crossref DOI 的出版方（PMLR、NeurIPS、JMLR、USENIX），标注为无 DOI，而不再留待核验。逐条核验记录见补充材料 S24。</w:t>
       </w:r>
     </w:p>
     <w:p>

--- a/重构版论文_v4_20260915/中文SCI论文_v4_重构版.docx
+++ b/重构版论文_v4_20260915/中文SCI论文_v4_重构版.docx
@@ -21,7 +21,7 @@
     </w:p>
     <w:p>
       <w:r>
-        <w:t>公开入侵检测数据集上报告的模型性能差异，对重复样本、标签冲突、特征选择泄漏与类别先验高度敏感。本文检验一个被广泛采用却缺少受控验证的假设：按样本估计的可靠性权重对多个随机森林专家做条件加权融合（RCCF），能否稳定优于等权投票。在统一的泄漏受控协议下，我们用 CIC-IDS2017 构造 53 237 条自然先验总体与 3 365 条平衡控制总体，并以 NSL-KDD 与 UNSW-NB15 作为独立原生标签基准，在十个种子上比较四种特征视图。自然先验协议上，二者 Macro-F1 平均差为 −0.00046，逐种子方向五正五负；种子级 90% 区间 [−0.00112, +0.00021] 与测试行级配对 Bootstrap 区间 [−0.00425, +0.00338] 均落在 0.005 与 0.01 的等价边界内。四个专家在测试集上无任何预测分歧，权重归一化熵为 0.99998；类别先验与去重顺序分别带来 +0.072 与至多 +0.0060 的变化。我们给出三个可辨识性条件，并把其中之一化为可逐行计算的判据：23 958 条测试样本中 99.91% 可证明不受权重影响，决策边距中位数为扰动上界的 3469 至 5038 倍。108 种门控配置只产生 6 个不同的验证集取值，排除了调参不足；增益受专家多样性支配（斜率 0.0646，r = 0.749）。该机制体积是单个等权森林的 4.1 倍、单行慢 4.6 倍，在 1:1 至 100:1 的代价比下没有代价敏感优势。本文的贡献在于一套可复用的泄漏受控协议、一组可辨识性边界，以及一张把协议效应与聚合规则差异分开量化的地图；证据不支持算法优越性或生产可用性的主张。</w:t>
+        <w:t>公开入侵检测数据集上报告的模型性能差异，对重复样本、标签冲突、特征选择泄漏与类别先验高度敏感。本文检验一个被广泛采用却缺少受控验证的假设：按样本估计的可靠性权重对多个随机森林专家做条件加权融合（RCCF），能否稳定优于等权投票。在统一的泄漏受控协议下，我们用 CIC-IDS2017 构造 53 237 条自然先验总体与 3 365 条平衡控制总体，并以 NSL-KDD 与 UNSW-NB15 作为独立原生标签基准，在十个种子上比较四种特征视图。自然先验协议上，二者 Macro-F1 平均差为 −0.000456，逐种子方向五正五负；种子级 90% 区间 [−0.00112, +0.00021] 与测试行级配对 Bootstrap 区间 [−0.00425, +0.00338] 均落在 0.005 与 0.01 的等价边界内。四个专家在测试集上无任何预测分歧，权重归一化熵为 0.99998；类别先验与去重顺序分别带来 +0.0725 与至多 +0.0060 的变化。我们给出三个可辨识性条件，并把其中之一化为可逐行计算的判据：23 958 条测试样本中 99.91% 可证明不受权重影响，决策边距中位数为扰动上界的 3469 至 5038 倍。108 种门控配置只产生 6 个不同的验证集取值，排除了调参不足；增益受专家多样性支配（斜率 0.0646，r = 0.749）。该机制体积是单个等权森林的 4.1 倍、吞吐低 4.6 倍，在 1:1 至 100:1 的代价比下没有代价敏感优势。本文的贡献在于一套可复用的泄漏受控协议、一组可辨识性边界，以及一张把协议效应与聚合规则差异分开量化的地图；证据不支持算法优越性或生产可用性的主张。</w:t>
       </w:r>
     </w:p>
     <w:p>
@@ -265,10 +265,10 @@
         <w:rPr>
           <w:b/>
         </w:rPr>
-        <w:t>一张把协议效应与聚合策略差异分离的定量地图</w:t>
-      </w:r>
-      <w:r>
-        <w:t>。我们在同一批数据上测量五类差异来源并给出量级：聚合策略（0.0005）、特征视图（+0.0021）、类别先验（+0.0725）、去重顺序（至多 +0.0060）、文件外推（0.33–1.00）。结论是协议效应比聚合策略差异高出一个数量级。</w:t>
+        <w:t>一张把协议效应与聚合规则差异分离的定量地图</w:t>
+      </w:r>
+      <w:r>
+        <w:t>。我们在同一批数据上测量五类差异来源并给出量级：聚合规则（0.0005）、特征视图（+0.0021）、去重顺序（至多 +0.0060）、调参预算（+0.0078）与类别先验（+0.0725）；文件外推跨度为 0.33–1.00。结论是协议效应比聚合规则差异高出一个数量级。</w:t>
       </w:r>
     </w:p>
     <w:p>
@@ -1830,7 +1830,7 @@
         <w:t>第六步，平衡控制总体。</w:t>
       </w:r>
       <w:r>
-        <w:t xml:space="preserve"> 为把"类别不平衡造成的困难"与"聚合策略的差异"分开，另取每类 673 条构造 3 365 条的</w:t>
+        <w:t xml:space="preserve"> 为把"类别不平衡造成的困难"与"聚合规则的差异"分开，另取每类 673 条构造 3 365 条的</w:t>
       </w:r>
       <w:r>
         <w:rPr>
@@ -7611,7 +7611,7 @@
         <w:t>相对极端随机树</w:t>
       </w:r>
       <w:r>
-        <w:t>：差异大且无歧义（d_z = 19.68，十个种子全部支持）。它与第五条的神经基线一起，构成本研究仅有的两处实质性模型间差距，而且都来自模型族而非聚合策略。</w:t>
+        <w:t>：差异大且无歧义（d_z = 19.68，十个种子全部支持）。它与第五条的神经基线一起，构成本研究仅有的两处实质性模型间差距，而且都来自模型族而非聚合规则。</w:t>
       </w:r>
     </w:p>
     <w:p>
@@ -7633,7 +7633,7 @@
         <w:t>第四，代价是确定的，增益不是。</w:t>
       </w:r>
       <w:r>
-        <w:t xml:space="preserve"> 在自然先验协议上按表 4(a) 的十个种子取平均，RCCF 训练耗时 93.3 秒，等权森林为 1.16 秒；整批推理耗时 0.244 秒对 0.046 秒，约慢 5.3 倍。该整批比值不应与 5.6 节的单条延迟之比 4.9 混用（14.62 ms 对 2.96 ms）：前者衡量 7 986 行的吞吐，后者衡量单次调用。差距在平衡控制协议上更大：训练 9.13 秒对 0.45 秒。这些代价换来的最好说法是 Macro-F1 变化在 ±0.01 以内。平衡控制下的差距更明显：9.13 秒对 0.45 秒。若把支付这些代价换来的收益写成一句话，只能是「Macro-F1 变化在 ±0.01 以内」。</w:t>
+        <w:t xml:space="preserve"> 在自然先验协议上按表 4(a) 的十个种子取平均，RCCF 训练耗时 93.3 秒，等权森林为 1.16 秒；整批推理耗时 0.244 秒对 0.046 秒，约慢 5.3 倍。该整批比值不应与 5.6 节的单条延迟之比 4.9 混用（14.62 ms 对 2.96 ms）：前者衡量 7 986 行的吞吐，后者衡量单次调用。差距在平衡控制协议上更大：训练 9.13 秒对 0.45 秒。这些代价换来的最好说法是 Macro-F1 变化在 ±0.01 以内。</w:t>
       </w:r>
     </w:p>
     <w:p>
@@ -8916,7 +8916,7 @@
         <w:pStyle w:val="Heading2"/>
       </w:pPr>
       <w:r>
-        <w:t>5.4 RQ3：协议效应比聚合策略差异大一个数量级</w:t>
+        <w:t>5.4 RQ3：协议效应比聚合规则差异大一个数量级</w:t>
       </w:r>
     </w:p>
     <w:p>
@@ -9022,7 +9022,7 @@
         <w:t>+0.0725</w:t>
       </w:r>
       <w:r>
-        <w:t>。这是本文观察到的最大单项协议效应，大于任何聚合策略差异与调参预算差异（最大 +0.0078），但小于模型族之间的差异（0.0318 与 0.0916）。其原因是自然先验总体中 Web Attack 仅占 1.26%，该类别的 F1 在 0.53 附近，直接压低 Macro-F1。</w:t>
+        <w:t>。这是本文观察到的最大单项协议效应，大于任何聚合规则差异与调参预算差异（最大 +0.0078），但小于模型族之间的差异（0.0318 与 0.0916）。其原因是自然先验总体中 Web Attack 仅占 1.26%，该类别的 F1 在 0.53 附近，直接压低 Macro-F1。</w:t>
       </w:r>
     </w:p>
     <w:p>
@@ -9064,16 +9064,16 @@
     </w:p>
     <w:p>
       <w:r>
-        <w:t>把四个量级并列：聚合策略 0.0005、特征视图 +0.0021、去重顺序 +0.0014（最大 0.0060）、类别先验 +0.0725、调参预算 +0.0078。</w:t>
+        <w:t>把五个量级并列：聚合规则 0.0005、特征视图 +0.0021、去重顺序 +0.0014（最大 0.0060）、类别先验 +0.0725、调参预算 +0.0078。</w:t>
       </w:r>
       <w:r>
         <w:rPr>
           <w:b/>
         </w:rPr>
-        <w:t>H3 假设被证伪：协议不可交换，而且协议效应远大于聚合策略之间的差异。</w:t>
-      </w:r>
-      <w:r>
-        <w:t xml:space="preserve"> 需要强调的是，这一排序针对的是聚合策略本身。模型族之间的差异更大：多层感知机比森林低 0.0916 Macro-F1，极端随机树低 0.0318，前者甚至超过类别先验的 0.0725。因此准确的表述是：聚合策略差异被协议选择压过，而模型族差异不会。</w:t>
+        <w:t>H3 假设被证伪：协议不可交换，而且协议效应远大于聚合规则之间的差异。</w:t>
+      </w:r>
+      <w:r>
+        <w:t xml:space="preserve"> 需要强调的是，这一排序针对的是聚合规则本身。模型族之间的差异更大：多层感知机比森林低 0.0916 Macro-F1，极端随机树低 0.0318，前者甚至超过类别先验的 0.0725。因此准确的表述是：聚合规则差异被协议选择压过，而模型族差异不会。</w:t>
       </w:r>
     </w:p>
     <w:p>
@@ -9542,7 +9542,7 @@
         <w:t>划分噪声</w:t>
       </w:r>
       <w:r>
-        <w:t>：十次重复划分的标准差约为 0.011，大于本文观察到的全部聚合策略差异与调参预算差异（最大 0.0078），但小于模型族差距 0.0318 与 0.0916。</w:t>
+        <w:t>：十次重复划分的标准差约为 0.011，大于本文观察到的全部聚合规则差异与调参预算差异（最大 0.0078），但小于模型族差距 0.0318 与 0.0916。</w:t>
       </w:r>
     </w:p>
     <w:p>
@@ -9595,7 +9595,7 @@
         <w:rPr>
           <w:b/>
         </w:rPr>
-        <w:t>任何关于聚合策略的增益主张，都应当在控制上述四项之后仍然成立，否则应当被表述为协议效应。</w:t>
+        <w:t>任何关于聚合规则的增益主张，都应当在控制上述四项之后仍然成立，否则应当被表述为协议效应。</w:t>
       </w:r>
     </w:p>
     <w:p>
@@ -10540,16 +10540,16 @@
         <w:rPr>
           <w:b/>
         </w:rPr>
-        <w:t>协议效应主导聚合策略差异。</w:t>
-      </w:r>
-      <w:r>
-        <w:t xml:space="preserve"> 在同一批实验中，类别先验变化带来 +0.0725 的 Macro-F1 差异，去重顺序至多 +0.0060，而聚合策略仅 0.0005。文件级压力测试中，同一模型的 Macro-F1 跨度达 0.3325 至 0.9997。因此，在公开入侵检测数据集上，</w:t>
+        <w:t>协议效应主导聚合规则差异。</w:t>
+      </w:r>
+      <w:r>
+        <w:t xml:space="preserve"> 在同一批实验中，类别先验变化带来 +0.0725 的 Macro-F1 差异，去重顺序至多 +0.0060，而聚合规则仅 0.0005。文件级压力测试中，同一模型的 Macro-F1 跨度达 0.3325 至 0.9997。因此，在公开入侵检测数据集上，</w:t>
       </w:r>
       <w:r>
         <w:rPr>
           <w:b/>
         </w:rPr>
-        <w:t>报告什么协议比报告什么聚合策略更能决定结论</w:t>
+        <w:t>报告什么协议比报告什么聚合规则更能决定结论</w:t>
       </w:r>
       <w:r>
         <w:t>——不过模型族的选择可能比两者都更重要。</w:t>
@@ -10557,7 +10557,7 @@
     </w:p>
     <w:p>
       <w:r>
-        <w:t>本文的主要贡献不是一个新的最优分类器，而是一套可复用的泄漏受控协议、一组可证伪的可辨识性边界，以及一张把协议效应与聚合策略差异分离的定量地图。后续工作有三个方向：其一，设计显式强制专家去相关的加权机制，检验条件加权能否在打破命题 1 前提后恢复增益；其二，构造类别完整的跨时段或跨场景测试协议，把文件级覆盖分析升级为真正的外部有效性检验；其三，把本文的报告建议整理为可自动检查的清单，使评测协议本身成为可验证对象。</w:t>
+        <w:t>本文的主要贡献不是一个新的最优分类器，而是一套可复用的泄漏受控协议、一组可证伪的可辨识性边界，以及一张把协议效应与聚合规则差异分离的定量地图。后续工作有三个方向：其一，设计显式强制专家去相关的加权机制，检验条件加权能否在打破命题 1 前提后恢复增益；其二，构造类别完整的跨时段或跨场景测试协议，把文件级覆盖分析升级为真正的外部有效性检验；其三，把本文的报告建议整理为可自动检查的清单，使评测协议本身成为可验证对象。</w:t>
       </w:r>
     </w:p>
     <w:p>

--- a/重构版论文_v4_20260915/中文SCI论文_v4_重构版.docx
+++ b/重构版论文_v4_20260915/中文SCI论文_v4_重构版.docx
@@ -2813,7 +2813,7 @@
         <w:t>交叉拟合的风险模型。</w:t>
       </w:r>
       <w:r>
-        <w:t xml:space="preserve"> 条件加权的风险模型使用 K 折交叉拟合的袋外概率作为输入，折内选择器重新拟合，避免用同一批数据同时训练专家与估计专家可靠性。</w:t>
+        <w:t xml:space="preserve"> 条件加权的风险模型使用 K 折交叉拟合的折外概率作为输入，折内选择器重新拟合，避免用同一批数据同时训练专家与估计专家可靠性。</w:t>
       </w:r>
     </w:p>
     <w:p>
@@ -3037,7 +3037,7 @@
         <w:t>第一步，构造可靠性描述子。</w:t>
       </w:r>
       <w:r>
-        <w:t xml:space="preserve"> 用 K 折交叉拟合得到每个专家的袋外概率，并从中提取三个描述子：置信度（最大类概率）、归一化熵（预测不确定性）、以及前两类的概率边距。这些描述子只使用训练分区内的袋外预测，不接触验证与测试标签。</w:t>
+        <w:t xml:space="preserve"> 用 K 折交叉拟合得到每个专家的折外概率，并从中提取三个描述子：置信度（最大类概率）、归一化熵（预测不确定性）、以及前两类的概率边距。这些描述子只使用训练分区内的袋外预测，不接触验证与测试标签。</w:t>
       </w:r>
     </w:p>
     <w:p>
@@ -3048,7 +3048,7 @@
         <w:t>第二步，拟合风险模型。</w:t>
       </w:r>
       <w:r>
-        <w:t xml:space="preserve"> 对每个专家 e，用其袋外概率与描述子拟合一个逻辑回归风险模型 r_e(x)。风险值越高，表示该专家在类似样本上越不可靠。</w:t>
+        <w:t xml:space="preserve"> 对每个专家 e，用其折外概率与描述子拟合一个逻辑回归风险模型 r_e(x)。风险值越高，表示该专家在类似样本上越不可靠。</w:t>
       </w:r>
     </w:p>
     <w:p>
@@ -3209,7 +3209,7 @@
           <w:rFonts w:ascii="Consolas" w:hAnsi="Consolas"/>
           <w:sz w:val="17"/>
         </w:rPr>
-        <w:t>2. 对每一折、每一专家视图 q ∈ {full, chi2, MI, ANOVA}：</w:t>
+        <w:t>2. 对每一折、每一专家视图 q ∈ {full, χ², MI, ANOVA}：</w:t>
       </w:r>
     </w:p>
     <w:p>
@@ -3245,7 +3245,7 @@
           <w:rFonts w:ascii="Consolas" w:hAnsi="Consolas"/>
           <w:sz w:val="17"/>
         </w:rPr>
-        <w:t xml:space="preserve">       预测被留出的折，保存袋外概率与不确定性描述子。</w:t>
+        <w:t xml:space="preserve">       预测被留出的折，保存折外概率与不确定性描述子。</w:t>
       </w:r>
     </w:p>
     <w:p>
@@ -3257,7 +3257,7 @@
           <w:rFonts w:ascii="Consolas" w:hAnsi="Consolas"/>
           <w:sz w:val="17"/>
         </w:rPr>
-        <w:t>3. 用完整袋外表为每个视图拟合一个逻辑回归风险模型 r_q。</w:t>
+        <w:t>3. 用完整折外表为每个视图拟合一个逻辑回归风险模型 r_q。</w:t>
       </w:r>
     </w:p>
     <w:p>
@@ -3375,7 +3375,7 @@
     </w:p>
     <w:p>
       <w:r>
-        <w:t>*证明.* 由 Σ w_e = 1 与 p_e ≡ p，有 Σ w_e p_e = (Σ w_e) p = p。凸组合不改变概率向量，故 argmax 不变。∎</w:t>
+        <w:t>*证明。* 由 Σ w_e = 1 与 p_e ≡ p，有 Σ w_e p_e = (Σ w_e) p = p。凸组合不改变概率向量，故 argmax 不变。∎</w:t>
       </w:r>
     </w:p>
     <w:p>
@@ -3485,7 +3485,7 @@
     </w:p>
     <w:p>
       <w:r>
-        <w:t>*证明.* 融合概率对权重的敏感度由各专家概率向量之间的最大偏差界定。设 Δ 为权重变动引起的融合概率 L1 变化的上界，则当 Δ &lt; m(x) 时，argmax 在扰动前后相同。∎</w:t>
+        <w:t>*证明。* 融合概率对权重的敏感度由各专家概率向量之间的最大偏差界定。设 Δ 为权重变动引起的融合概率 L1 变化的上界，则当 Δ &lt; m(x) 时，argmax 在扰动前后相同。∎</w:t>
       </w:r>
     </w:p>
     <w:p>
@@ -7979,7 +7979,7 @@
         <w:t>\in\{</w:t>
       </w:r>
       <w:r>
-        <w:t>全量, 仅熵, 仅边距</w:t>
+        <w:t>全量、仅熵、仅边距</w:t>
       </w:r>
       <w:r>
         <w:rPr>

--- a/重构版论文_v4_20260915/中文SCI论文_v4_重构版.docx
+++ b/重构版论文_v4_20260915/中文SCI论文_v4_重构版.docx
@@ -232,6 +232,10 @@
     <w:p>
       <w:pPr>
         <w:pStyle w:val="ListNumber"/>
+        <w:numPr>
+          <w:ilvl w:val="0"/>
+          <w:numId w:val="10"/>
+        </w:numPr>
       </w:pPr>
       <w:r>
         <w:rPr>
@@ -246,6 +250,10 @@
     <w:p>
       <w:pPr>
         <w:pStyle w:val="ListNumber"/>
+        <w:numPr>
+          <w:ilvl w:val="0"/>
+          <w:numId w:val="10"/>
+        </w:numPr>
       </w:pPr>
       <w:r>
         <w:rPr>
@@ -260,6 +268,10 @@
     <w:p>
       <w:pPr>
         <w:pStyle w:val="ListNumber"/>
+        <w:numPr>
+          <w:ilvl w:val="0"/>
+          <w:numId w:val="10"/>
+        </w:numPr>
       </w:pPr>
       <w:r>
         <w:rPr>
@@ -274,6 +286,10 @@
     <w:p>
       <w:pPr>
         <w:pStyle w:val="ListNumber"/>
+        <w:numPr>
+          <w:ilvl w:val="0"/>
+          <w:numId w:val="10"/>
+        </w:numPr>
       </w:pPr>
       <w:r>
         <w:rPr>
@@ -2777,6 +2793,10 @@
     <w:p>
       <w:pPr>
         <w:pStyle w:val="ListNumber"/>
+        <w:numPr>
+          <w:ilvl w:val="0"/>
+          <w:numId w:val="11"/>
+        </w:numPr>
       </w:pPr>
       <w:r>
         <w:rPr>
@@ -2791,6 +2811,10 @@
     <w:p>
       <w:pPr>
         <w:pStyle w:val="ListNumber"/>
+        <w:numPr>
+          <w:ilvl w:val="0"/>
+          <w:numId w:val="11"/>
+        </w:numPr>
       </w:pPr>
       <w:r>
         <w:rPr>
@@ -2805,6 +2829,10 @@
     <w:p>
       <w:pPr>
         <w:pStyle w:val="ListNumber"/>
+        <w:numPr>
+          <w:ilvl w:val="0"/>
+          <w:numId w:val="11"/>
+        </w:numPr>
       </w:pPr>
       <w:r>
         <w:rPr>
@@ -2819,6 +2847,10 @@
     <w:p>
       <w:pPr>
         <w:pStyle w:val="ListNumber"/>
+        <w:numPr>
+          <w:ilvl w:val="0"/>
+          <w:numId w:val="11"/>
+        </w:numPr>
       </w:pPr>
       <w:r>
         <w:rPr>
@@ -2833,6 +2865,10 @@
     <w:p>
       <w:pPr>
         <w:pStyle w:val="ListNumber"/>
+        <w:numPr>
+          <w:ilvl w:val="0"/>
+          <w:numId w:val="11"/>
+        </w:numPr>
       </w:pPr>
       <w:r>
         <w:rPr>
@@ -3607,6 +3643,10 @@
     <w:p>
       <w:pPr>
         <w:pStyle w:val="ListNumber"/>
+        <w:numPr>
+          <w:ilvl w:val="0"/>
+          <w:numId w:val="14"/>
+        </w:numPr>
       </w:pPr>
       <w:r>
         <w:rPr>
@@ -3621,6 +3661,10 @@
     <w:p>
       <w:pPr>
         <w:pStyle w:val="ListNumber"/>
+        <w:numPr>
+          <w:ilvl w:val="0"/>
+          <w:numId w:val="14"/>
+        </w:numPr>
       </w:pPr>
       <w:r>
         <w:rPr>
@@ -3635,6 +3679,10 @@
     <w:p>
       <w:pPr>
         <w:pStyle w:val="ListNumber"/>
+        <w:numPr>
+          <w:ilvl w:val="0"/>
+          <w:numId w:val="14"/>
+        </w:numPr>
       </w:pPr>
       <w:r>
         <w:rPr>
@@ -3649,6 +3697,10 @@
     <w:p>
       <w:pPr>
         <w:pStyle w:val="ListNumber"/>
+        <w:numPr>
+          <w:ilvl w:val="0"/>
+          <w:numId w:val="14"/>
+        </w:numPr>
       </w:pPr>
       <w:r>
         <w:rPr>
@@ -3663,6 +3715,10 @@
     <w:p>
       <w:pPr>
         <w:pStyle w:val="ListNumber"/>
+        <w:numPr>
+          <w:ilvl w:val="0"/>
+          <w:numId w:val="14"/>
+        </w:numPr>
       </w:pPr>
       <w:r>
         <w:rPr>
@@ -7584,7 +7640,7 @@
     </w:p>
     <w:p>
       <w:r>
-        <w:t>有三行值得说明。</w:t>
+        <w:t>表 5 中有两行值得说明。</w:t>
       </w:r>
       <w:r>
         <w:rPr>
@@ -7599,15 +7655,6 @@
         <w:rPr>
           <w:b/>
         </w:rPr>
-        <w:t>相对全特征森林</w:t>
-      </w:r>
-      <w:r>
-        <w:t>：差异为正且可被统计检出（区间不含零，十个种子中九个支持 RCCF），但幅度 0.0016 仍落在 0.005 的等价边界内，属于「真实但工程上可忽略」；5.4 节进一步显示它与一次特征视图选择同量级。</w:t>
-      </w:r>
-      <w:r>
-        <w:rPr>
-          <w:b/>
-        </w:rPr>
         <w:t>相对极端随机树</w:t>
       </w:r>
       <w:r>
@@ -7644,7 +7691,7 @@
         <w:t>第五，一个神经基线显示准确率会严重误导。</w:t>
       </w:r>
       <w:r>
-        <w:t xml:space="preserve"> 在相同特征预算下使用完整训练预算的多层感知机（128 个隐单元，超参数在验证分区选定），其自然先验测试准确率为 0.97679，与 RCCF 在两者共有的三个种子上的 0.97792 几乎相同；但其 Macro-F1 仅为 0.797654，比 RCCF 低 0.092，平衡准确率为 0.79666 对 0.94920，Brier 分数为 0.036701 对 0.006312。值得注意的是，两者在总体正确率上的配对 McNemar 检验并不显著（合并 23 958 行 p = 0.383；逐种子为 1.000 / 0.768 / 0.261），因为两个模型的错误</w:t>
+        <w:t xml:space="preserve"> 在相同特征预算下使用完整训练预算的多层感知机（128 个隐单元，超参数在验证分区选定），其自然先验测试准确率为 0.97679，与 RCCF 在两者共有的三个种子上的 0.97792 几乎相同；但其 Macro-F1 仅为 0.797654，比 RCCF 低 0.092，平衡准确率为 0.79666 对 0.94920，Brier 分数为 0.036701 对 0.006312。两者在总体正确率上的配对 McNemar 检验并不显著（合并 23 958 行 p = 0.383；逐种子为 1.000 / 0.768 / 0.261），因为两个模型的错误</w:t>
       </w:r>
       <w:r>
         <w:rPr>
@@ -9534,6 +9581,10 @@
     <w:p>
       <w:pPr>
         <w:pStyle w:val="ListNumber"/>
+        <w:numPr>
+          <w:ilvl w:val="0"/>
+          <w:numId w:val="15"/>
+        </w:numPr>
       </w:pPr>
       <w:r>
         <w:rPr>
@@ -9542,12 +9593,16 @@
         <w:t>划分噪声</w:t>
       </w:r>
       <w:r>
-        <w:t>：十次重复划分的标准差约为 0.011，大于本文观察到的全部聚合规则差异与调参预算差异（最大 0.0078），但小于模型族差距 0.0318 与 0.0916。</w:t>
+        <w:t>：十次重复划分会让 Macro-F1 波动约 0.011，超过本文测得的聚合规则差异与调参预算差异（最大 0.0078）；只有模型族差距（0.0318 与 0.0916）更大。</w:t>
       </w:r>
     </w:p>
     <w:p>
       <w:pPr>
         <w:pStyle w:val="ListNumber"/>
+        <w:numPr>
+          <w:ilvl w:val="0"/>
+          <w:numId w:val="15"/>
+        </w:numPr>
       </w:pPr>
       <w:r>
         <w:rPr>
@@ -9562,6 +9617,10 @@
     <w:p>
       <w:pPr>
         <w:pStyle w:val="ListNumber"/>
+        <w:numPr>
+          <w:ilvl w:val="0"/>
+          <w:numId w:val="15"/>
+        </w:numPr>
       </w:pPr>
       <w:r>
         <w:rPr>
@@ -9576,6 +9635,10 @@
     <w:p>
       <w:pPr>
         <w:pStyle w:val="ListNumber"/>
+        <w:numPr>
+          <w:ilvl w:val="0"/>
+          <w:numId w:val="15"/>
+        </w:numPr>
       </w:pPr>
       <w:r>
         <w:rPr>
@@ -10259,6 +10322,10 @@
     <w:p>
       <w:pPr>
         <w:pStyle w:val="ListNumber"/>
+        <w:numPr>
+          <w:ilvl w:val="0"/>
+          <w:numId w:val="16"/>
+        </w:numPr>
       </w:pPr>
       <w:r>
         <w:rPr>
@@ -10273,6 +10340,10 @@
     <w:p>
       <w:pPr>
         <w:pStyle w:val="ListNumber"/>
+        <w:numPr>
+          <w:ilvl w:val="0"/>
+          <w:numId w:val="16"/>
+        </w:numPr>
       </w:pPr>
       <w:r>
         <w:rPr>
@@ -10287,6 +10358,10 @@
     <w:p>
       <w:pPr>
         <w:pStyle w:val="ListNumber"/>
+        <w:numPr>
+          <w:ilvl w:val="0"/>
+          <w:numId w:val="16"/>
+        </w:numPr>
       </w:pPr>
       <w:r>
         <w:rPr>
@@ -10301,6 +10376,10 @@
     <w:p>
       <w:pPr>
         <w:pStyle w:val="ListNumber"/>
+        <w:numPr>
+          <w:ilvl w:val="0"/>
+          <w:numId w:val="16"/>
+        </w:numPr>
       </w:pPr>
       <w:r>
         <w:rPr>
@@ -10315,6 +10394,10 @@
     <w:p>
       <w:pPr>
         <w:pStyle w:val="ListNumber"/>
+        <w:numPr>
+          <w:ilvl w:val="0"/>
+          <w:numId w:val="16"/>
+        </w:numPr>
       </w:pPr>
       <w:r>
         <w:rPr>
@@ -10329,6 +10412,10 @@
     <w:p>
       <w:pPr>
         <w:pStyle w:val="ListNumber"/>
+        <w:numPr>
+          <w:ilvl w:val="0"/>
+          <w:numId w:val="16"/>
+        </w:numPr>
       </w:pPr>
       <w:r>
         <w:rPr>
@@ -10343,6 +10430,10 @@
     <w:p>
       <w:pPr>
         <w:pStyle w:val="ListNumber"/>
+        <w:numPr>
+          <w:ilvl w:val="0"/>
+          <w:numId w:val="16"/>
+        </w:numPr>
       </w:pPr>
       <w:r>
         <w:rPr>
@@ -10357,6 +10448,10 @@
     <w:p>
       <w:pPr>
         <w:pStyle w:val="ListNumber"/>
+        <w:numPr>
+          <w:ilvl w:val="0"/>
+          <w:numId w:val="16"/>
+        </w:numPr>
       </w:pPr>
       <w:r>
         <w:rPr>
@@ -10389,7 +10484,7 @@
         <w:t>研究总体不等于生产流量。</w:t>
       </w:r>
       <w:r>
-        <w:t xml:space="preserve"> 自然先验总体经过全局去重、物理范围筛查与每类 20 000 条截断，共 53 237 条；平衡控制总体仅 3 365 条。二者都不是 CIC-IDS2017 全语料，更不代表真实网络类别先验。本文所有数值都限定在这两个总体之上。</w:t>
+        <w:t xml:space="preserve"> 自然先验总体经过全局去重、物理范围筛查与每类 20 000 条截断，共 53 237 条；平衡控制总体仅 3 365 条。因此二者是审计流程的产物，而不是运行网络的样本；本文所有数值都限定在这两个总体之上。</w:t>
       </w:r>
     </w:p>
     <w:p>
@@ -10641,6 +10736,10 @@
     <w:p>
       <w:pPr>
         <w:pStyle w:val="ListNumber"/>
+        <w:numPr>
+          <w:ilvl w:val="0"/>
+          <w:numId w:val="17"/>
+        </w:numPr>
       </w:pPr>
       <w:r>
         <w:t>Breiman L. Random forests. Machine Learning, 2001, 45(1): 5-32. DOI:10.1023/A:1010933404324.</w:t>
@@ -10649,6 +10748,10 @@
     <w:p>
       <w:pPr>
         <w:pStyle w:val="ListNumber"/>
+        <w:numPr>
+          <w:ilvl w:val="0"/>
+          <w:numId w:val="17"/>
+        </w:numPr>
       </w:pPr>
       <w:r>
         <w:t>Breiman L. Bagging predictors. Machine Learning, 1996, 24(2): 123-140. DOI:10.1007/BF00058655.</w:t>
@@ -10657,6 +10760,10 @@
     <w:p>
       <w:pPr>
         <w:pStyle w:val="ListNumber"/>
+        <w:numPr>
+          <w:ilvl w:val="0"/>
+          <w:numId w:val="17"/>
+        </w:numPr>
       </w:pPr>
       <w:r>
         <w:t>Geurts P, Ernst D, Wehenkel L. Extremely randomized trees. Machine Learning, 2006, 63(1): 3-42. DOI:10.1007/s10994-006-6226-1.</w:t>
@@ -10665,6 +10772,10 @@
     <w:p>
       <w:pPr>
         <w:pStyle w:val="ListNumber"/>
+        <w:numPr>
+          <w:ilvl w:val="0"/>
+          <w:numId w:val="17"/>
+        </w:numPr>
       </w:pPr>
       <w:r>
         <w:t>Chen T, Guestrin C. XGBoost: A scalable tree boosting system. KDD 2016: 785-794. DOI:10.1145/2939672.2939785.</w:t>
@@ -10673,6 +10784,10 @@
     <w:p>
       <w:pPr>
         <w:pStyle w:val="ListNumber"/>
+        <w:numPr>
+          <w:ilvl w:val="0"/>
+          <w:numId w:val="17"/>
+        </w:numPr>
       </w:pPr>
       <w:r>
         <w:t>Ke G, Meng Q, Finley T, et al. LightGBM: A highly efficient gradient boosting decision tree. NeurIPS 2017: 3146-3154. [无 DOI；NeurIPS 会议论文集]</w:t>
@@ -10681,6 +10796,10 @@
     <w:p>
       <w:pPr>
         <w:pStyle w:val="ListNumber"/>
+        <w:numPr>
+          <w:ilvl w:val="0"/>
+          <w:numId w:val="17"/>
+        </w:numPr>
       </w:pPr>
       <w:r>
         <w:t>Freund Y, Schapire R E. A decision-theoretic generalization of on-line learning and an application to boosting. Journal of Computer and System Sciences, 1997, 55(1): 119-139. DOI:10.1006/jcss.1997.1504.</w:t>
@@ -10689,6 +10808,10 @@
     <w:p>
       <w:pPr>
         <w:pStyle w:val="ListNumber"/>
+        <w:numPr>
+          <w:ilvl w:val="0"/>
+          <w:numId w:val="17"/>
+        </w:numPr>
       </w:pPr>
       <w:r>
         <w:t>Friedman J H. Greedy function approximation: A gradient boosting machine. The Annals of Statistics, 2001, 29(5): 1189-1232. DOI:10.1214/aos/1013203451.</w:t>
@@ -10697,6 +10820,10 @@
     <w:p>
       <w:pPr>
         <w:pStyle w:val="ListNumber"/>
+        <w:numPr>
+          <w:ilvl w:val="0"/>
+          <w:numId w:val="17"/>
+        </w:numPr>
       </w:pPr>
       <w:r>
         <w:t>Dietterich T G. Ensemble methods in machine learning. MCS 2000: 1-15. DOI:10.1007/3-540-45014-9_1.</w:t>
@@ -10705,6 +10832,10 @@
     <w:p>
       <w:pPr>
         <w:pStyle w:val="ListNumber"/>
+        <w:numPr>
+          <w:ilvl w:val="0"/>
+          <w:numId w:val="17"/>
+        </w:numPr>
       </w:pPr>
       <w:r>
         <w:t>Kuncheva L I. Combining Pattern Classifiers: Methods and Algorithms. Wiley, 2004. DOI:10.1002/0471660264.</w:t>
@@ -10713,6 +10844,10 @@
     <w:p>
       <w:pPr>
         <w:pStyle w:val="ListNumber"/>
+        <w:numPr>
+          <w:ilvl w:val="0"/>
+          <w:numId w:val="17"/>
+        </w:numPr>
       </w:pPr>
       <w:r>
         <w:t>Wolpert D H. Stacked generalization. Neural Networks, 1992, 5(2): 241-259. DOI:10.1016/S0893-6080(05)80023-1.</w:t>
@@ -10721,6 +10856,10 @@
     <w:p>
       <w:pPr>
         <w:pStyle w:val="ListNumber"/>
+        <w:numPr>
+          <w:ilvl w:val="0"/>
+          <w:numId w:val="17"/>
+        </w:numPr>
       </w:pPr>
       <w:r>
         <w:t>Ting K M, Witten I H. Issues in stacked generalization. Journal of Artificial Intelligence Research, 1999, 10: 271-289. DOI:10.1613/jair.594.</w:t>
@@ -10729,6 +10868,10 @@
     <w:p>
       <w:pPr>
         <w:pStyle w:val="ListNumber"/>
+        <w:numPr>
+          <w:ilvl w:val="0"/>
+          <w:numId w:val="17"/>
+        </w:numPr>
       </w:pPr>
       <w:r>
         <w:t>Liu H, Setiono R. Chi2: Feature selection and discretization of numeric attributes. ICTAI 1995: 388-391. DOI:10.1109/TAI.1995.479783.</w:t>
@@ -10737,6 +10880,10 @@
     <w:p>
       <w:pPr>
         <w:pStyle w:val="ListNumber"/>
+        <w:numPr>
+          <w:ilvl w:val="0"/>
+          <w:numId w:val="17"/>
+        </w:numPr>
       </w:pPr>
       <w:r>
         <w:t>Guyon I, Elisseeff A. An introduction to variable and feature selection. JMLR, 2003, 3: 1157-1182. [无 DOI；JMLR]</w:t>
@@ -10745,6 +10892,10 @@
     <w:p>
       <w:pPr>
         <w:pStyle w:val="ListNumber"/>
+        <w:numPr>
+          <w:ilvl w:val="0"/>
+          <w:numId w:val="17"/>
+        </w:numPr>
       </w:pPr>
       <w:r>
         <w:t>Sharafaldin I, Lashkari A H, Ghorbani A A. Toward generating a new intrusion detection dataset and intrusion traffic characterization. ICISSP 2018: 108-116. DOI:10.5220/0006639801080116.</w:t>
@@ -10753,6 +10904,10 @@
     <w:p>
       <w:pPr>
         <w:pStyle w:val="ListNumber"/>
+        <w:numPr>
+          <w:ilvl w:val="0"/>
+          <w:numId w:val="17"/>
+        </w:numPr>
       </w:pPr>
       <w:r>
         <w:t>Tavallaee M, Bagheri E, Lu W, Ghorbani A A. A detailed analysis of the KDD CUP 99 data set. CISDA 2009: 1-6. DOI:10.1109/CISDA.2009.5356528.</w:t>
@@ -10761,6 +10916,10 @@
     <w:p>
       <w:pPr>
         <w:pStyle w:val="ListNumber"/>
+        <w:numPr>
+          <w:ilvl w:val="0"/>
+          <w:numId w:val="17"/>
+        </w:numPr>
       </w:pPr>
       <w:r>
         <w:t>Moustafa N, Slay J. UNSW-NB15: A comprehensive data set for network intrusion detection systems. MilCIS 2015: 1-6. DOI:10.1109/MilCIS.2015.7348942.</w:t>
@@ -10769,6 +10928,10 @@
     <w:p>
       <w:pPr>
         <w:pStyle w:val="ListNumber"/>
+        <w:numPr>
+          <w:ilvl w:val="0"/>
+          <w:numId w:val="17"/>
+        </w:numPr>
       </w:pPr>
       <w:r>
         <w:t>Ring M, Wunderlich S, Scheuring D, et al. A survey of network-based intrusion detection data sets. Computers &amp; Security, 2019, 86: 147-167. DOI:10.1016/j.cose.2019.06.005.</w:t>
@@ -10777,6 +10940,10 @@
     <w:p>
       <w:pPr>
         <w:pStyle w:val="ListNumber"/>
+        <w:numPr>
+          <w:ilvl w:val="0"/>
+          <w:numId w:val="17"/>
+        </w:numPr>
       </w:pPr>
       <w:r>
         <w:t>Engelen G, Timmerman J. Troubleshooting an intrusion detection dataset: The CICIDS2017 case study. IEEE S&amp;P Workshops 2021: 7-12. DOI:10.1109/SPW53761.2021.00009.</w:t>
@@ -10785,6 +10952,10 @@
     <w:p>
       <w:pPr>
         <w:pStyle w:val="ListNumber"/>
+        <w:numPr>
+          <w:ilvl w:val="0"/>
+          <w:numId w:val="17"/>
+        </w:numPr>
       </w:pPr>
       <w:r>
         <w:t>Liu L, Engelen G, Timmerman J, et al. Error prevalence in NIDS datasets: A case study on CIC-IDS-2017 and CSE-CIC-IDS-2018. IEEE CNS 2022. DOI:10.1109/CNS56114.2022.9947235.</w:t>
@@ -10793,6 +10964,10 @@
     <w:p>
       <w:pPr>
         <w:pStyle w:val="ListNumber"/>
+        <w:numPr>
+          <w:ilvl w:val="0"/>
+          <w:numId w:val="17"/>
+        </w:numPr>
       </w:pPr>
       <w:r>
         <w:t>Arp D, Quiring E, Pendlebury F, et al. Dos and don'ts of machine learning in computer security. USENIX Security 2022: 3971-3988. [无 DOI；USENIX Security 会议论文集]</w:t>
@@ -10801,6 +10976,10 @@
     <w:p>
       <w:pPr>
         <w:pStyle w:val="ListNumber"/>
+        <w:numPr>
+          <w:ilvl w:val="0"/>
+          <w:numId w:val="17"/>
+        </w:numPr>
       </w:pPr>
       <w:r>
         <w:t>Sommer R, Paxson V. Outside the closed world: On using machine learning for network intrusion detection. IEEE S&amp;P 2010: 305-316. DOI:10.1109/SP.2010.25.</w:t>
@@ -10809,6 +10988,10 @@
     <w:p>
       <w:pPr>
         <w:pStyle w:val="ListNumber"/>
+        <w:numPr>
+          <w:ilvl w:val="0"/>
+          <w:numId w:val="17"/>
+        </w:numPr>
       </w:pPr>
       <w:r>
         <w:t>Buczak A L, Guven E. A survey of data mining and machine learning methods for cyber security intrusion detection. IEEE Communications Surveys &amp; Tutorials, 2016, 18(2): 1153-1176. DOI:10.1109/COMST.2015.2494502.</w:t>
@@ -10817,6 +11000,10 @@
     <w:p>
       <w:pPr>
         <w:pStyle w:val="ListNumber"/>
+        <w:numPr>
+          <w:ilvl w:val="0"/>
+          <w:numId w:val="17"/>
+        </w:numPr>
       </w:pPr>
       <w:r>
         <w:t>Khraisat A, Gondal I, Vamplew P, Kamruzzaman J. Survey of intrusion detection systems: Techniques, datasets and challenges. Cybersecurity, 2019, 2: 20. DOI:10.1186/s42400-019-0038-7.</w:t>
@@ -10825,6 +11012,10 @@
     <w:p>
       <w:pPr>
         <w:pStyle w:val="ListNumber"/>
+        <w:numPr>
+          <w:ilvl w:val="0"/>
+          <w:numId w:val="17"/>
+        </w:numPr>
       </w:pPr>
       <w:r>
         <w:t>Apruzzese G, Laskov P, Montgomery E, et al. The role of machine learning in cybersecurity. ACM Digital Threats: Research and Practice, 2023, 4(1): 1-38. DOI:10.1145/3545574.</w:t>
@@ -10833,6 +11024,10 @@
     <w:p>
       <w:pPr>
         <w:pStyle w:val="ListNumber"/>
+        <w:numPr>
+          <w:ilvl w:val="0"/>
+          <w:numId w:val="17"/>
+        </w:numPr>
       </w:pPr>
       <w:r>
         <w:t>Geng C, Huang S J, Chen S. Recent advances in open set recognition: A survey. IEEE TPAMI, 2021, 43(10): 3614-3631. DOI:10.1109/TPAMI.2020.2981604.</w:t>
@@ -10841,6 +11036,10 @@
     <w:p>
       <w:pPr>
         <w:pStyle w:val="ListNumber"/>
+        <w:numPr>
+          <w:ilvl w:val="0"/>
+          <w:numId w:val="17"/>
+        </w:numPr>
       </w:pPr>
       <w:r>
         <w:t>Bendale A, Boult T E. Towards open set deep networks. CVPR 2016: 1563-1572. DOI:10.1109/CVPR.2016.173.</w:t>
@@ -10849,6 +11048,10 @@
     <w:p>
       <w:pPr>
         <w:pStyle w:val="ListNumber"/>
+        <w:numPr>
+          <w:ilvl w:val="0"/>
+          <w:numId w:val="17"/>
+        </w:numPr>
       </w:pPr>
       <w:r>
         <w:t>Guo C, Pleiss G, Sun Y, Weinberger K Q. On calibration of modern neural networks. ICML 2017: 1321-1330. [无 DOI；PMLR]</w:t>
@@ -10857,6 +11060,10 @@
     <w:p>
       <w:pPr>
         <w:pStyle w:val="ListNumber"/>
+        <w:numPr>
+          <w:ilvl w:val="0"/>
+          <w:numId w:val="17"/>
+        </w:numPr>
       </w:pPr>
       <w:r>
         <w:t>Ovadia Y, Fertig E, Ren J, et al. Can you trust your model's uncertainty? Evaluating predictive uncertainty under dataset shift. NeurIPS 2019: 13991-14002. [无 DOI；NeurIPS 会议论文集]</w:t>
@@ -10865,6 +11072,10 @@
     <w:p>
       <w:pPr>
         <w:pStyle w:val="ListNumber"/>
+        <w:numPr>
+          <w:ilvl w:val="0"/>
+          <w:numId w:val="17"/>
+        </w:numPr>
       </w:pPr>
       <w:r>
         <w:t>Lakshminarayanan B, Pritzel A, Blundell C. Simple and scalable predictive uncertainty estimation using deep ensembles. NeurIPS 2017: 6402-6413. [无 DOI；NeurIPS 会议论文集]</w:t>
@@ -10873,6 +11084,10 @@
     <w:p>
       <w:pPr>
         <w:pStyle w:val="ListNumber"/>
+        <w:numPr>
+          <w:ilvl w:val="0"/>
+          <w:numId w:val="17"/>
+        </w:numPr>
       </w:pPr>
       <w:r>
         <w:t>Angelopoulos A N, Bates S. Conformal prediction: A gentle introduction. Foundations and Trends in Machine Learning, 2023, 16(4): 494-591. DOI:10.1561/2200000101.</w:t>
@@ -10881,6 +11096,10 @@
     <w:p>
       <w:pPr>
         <w:pStyle w:val="ListNumber"/>
+        <w:numPr>
+          <w:ilvl w:val="0"/>
+          <w:numId w:val="17"/>
+        </w:numPr>
       </w:pPr>
       <w:r>
         <w:t>Vovk V, Gammerman A, Shafer G. Algorithmic Learning in a Random World. Springer, 2005. DOI:10.1007/b106715.</w:t>
@@ -10889,6 +11108,10 @@
     <w:p>
       <w:pPr>
         <w:pStyle w:val="ListNumber"/>
+        <w:numPr>
+          <w:ilvl w:val="0"/>
+          <w:numId w:val="17"/>
+        </w:numPr>
       </w:pPr>
       <w:r>
         <w:t>Shafer G, Vovk V. A tutorial on conformal prediction. JMLR, 2008, 9: 371-421. [无 DOI；JMLR]</w:t>
@@ -10897,6 +11120,10 @@
     <w:p>
       <w:pPr>
         <w:pStyle w:val="ListNumber"/>
+        <w:numPr>
+          <w:ilvl w:val="0"/>
+          <w:numId w:val="17"/>
+        </w:numPr>
       </w:pPr>
       <w:r>
         <w:t>Lei J, G'Sell M, Rinaldo A, et al. Distribution-free predictive inference for regression. JASA, 2018, 113(523): 1094-1111. DOI:10.1080/01621459.2017.1307116.</w:t>
@@ -10905,6 +11132,10 @@
     <w:p>
       <w:pPr>
         <w:pStyle w:val="ListNumber"/>
+        <w:numPr>
+          <w:ilvl w:val="0"/>
+          <w:numId w:val="17"/>
+        </w:numPr>
       </w:pPr>
       <w:r>
         <w:t>McNemar Q. Note on the sampling error of the difference between correlated proportions or percentages. Psychometrika, 1947, 12(2): 153-157. DOI:10.1007/BF02295996.</w:t>
@@ -10913,6 +11144,10 @@
     <w:p>
       <w:pPr>
         <w:pStyle w:val="ListNumber"/>
+        <w:numPr>
+          <w:ilvl w:val="0"/>
+          <w:numId w:val="17"/>
+        </w:numPr>
       </w:pPr>
       <w:r>
         <w:t>Dietterich T G. Approximate statistical tests for comparing supervised classification learning algorithms. Neural Computation, 1998, 10(7): 1895-1923. DOI:10.1162/089976698300017197.</w:t>
@@ -10921,6 +11156,10 @@
     <w:p>
       <w:pPr>
         <w:pStyle w:val="ListNumber"/>
+        <w:numPr>
+          <w:ilvl w:val="0"/>
+          <w:numId w:val="17"/>
+        </w:numPr>
       </w:pPr>
       <w:r>
         <w:t>Demsar J. Statistical comparisons of classifiers over multiple data sets. JMLR, 2006, 7: 1-30. [无 DOI；JMLR]</w:t>
@@ -10929,6 +11168,10 @@
     <w:p>
       <w:pPr>
         <w:pStyle w:val="ListNumber"/>
+        <w:numPr>
+          <w:ilvl w:val="0"/>
+          <w:numId w:val="17"/>
+        </w:numPr>
       </w:pPr>
       <w:r>
         <w:t>Holm S. A simple sequentially rejective multiple test procedure. Scandinavian Journal of Statistics, 1979, 6(2): 65-70. [无 DOI；JSTOR 稳定记录 4615733]</w:t>
@@ -10937,6 +11180,10 @@
     <w:p>
       <w:pPr>
         <w:pStyle w:val="ListNumber"/>
+        <w:numPr>
+          <w:ilvl w:val="0"/>
+          <w:numId w:val="17"/>
+        </w:numPr>
       </w:pPr>
       <w:r>
         <w:t>Efron B, Tibshirani R J. An Introduction to the Bootstrap. Chapman &amp; Hall/CRC, 1993. ISBN 978-0-412-04231-7。</w:t>
@@ -10945,6 +11192,10 @@
     <w:p>
       <w:pPr>
         <w:pStyle w:val="ListNumber"/>
+        <w:numPr>
+          <w:ilvl w:val="0"/>
+          <w:numId w:val="17"/>
+        </w:numPr>
       </w:pPr>
       <w:r>
         <w:t>Lakens D. Equivalence tests: A practical primer for t tests, correlations, and meta-analyses. Social Psychological and Personality Science, 2017, 8(4): 355-362. DOI:10.1177/1948550617697177.</w:t>
@@ -10953,6 +11204,10 @@
     <w:p>
       <w:pPr>
         <w:pStyle w:val="ListNumber"/>
+        <w:numPr>
+          <w:ilvl w:val="0"/>
+          <w:numId w:val="17"/>
+        </w:numPr>
       </w:pPr>
       <w:r>
         <w:t>Han S, Kim Y, Lee S. Improvement of the classification performance of an intrusion detection model for rare and unknown attack traffic. Electronics, 2021, 10(18): 2268. DOI:10.3390/electronics10182268.</w:t>
@@ -10961,6 +11216,10 @@
     <w:p>
       <w:pPr>
         <w:pStyle w:val="ListNumber"/>
+        <w:numPr>
+          <w:ilvl w:val="0"/>
+          <w:numId w:val="17"/>
+        </w:numPr>
       </w:pPr>
       <w:r>
         <w:t>Guolou P, Ye X. Open-set intrusion detection with MinMax autoencoder and pseudo extreme value machine. IJCNN 2022. DOI:10.1109/IJCNN55064.2022.9892858.</w:t>
@@ -10969,6 +11228,10 @@
     <w:p>
       <w:pPr>
         <w:pStyle w:val="ListNumber"/>
+        <w:numPr>
+          <w:ilvl w:val="0"/>
+          <w:numId w:val="17"/>
+        </w:numPr>
       </w:pPr>
       <w:r>
         <w:t>Pedregosa F, Varoquaux G, Gramfort A, et al. Scikit-learn: Machine learning in Python. JMLR, 2011, 12: 2825-2830. [无 DOI；JMLR]</w:t>
@@ -10977,6 +11240,10 @@
     <w:p>
       <w:pPr>
         <w:pStyle w:val="ListNumber"/>
+        <w:numPr>
+          <w:ilvl w:val="0"/>
+          <w:numId w:val="17"/>
+        </w:numPr>
       </w:pPr>
       <w:r>
         <w:t>Harris C R, Millman K J, van der Walt S J, et al. Array programming with NumPy. Nature, 2020, 585: 357-362. DOI:10.1038/s41586-020-2649-2.</w:t>
@@ -10985,6 +11252,10 @@
     <w:p>
       <w:pPr>
         <w:pStyle w:val="ListNumber"/>
+        <w:numPr>
+          <w:ilvl w:val="0"/>
+          <w:numId w:val="17"/>
+        </w:numPr>
       </w:pPr>
       <w:r>
         <w:t>McKinney W. Data structures for statistical computing in Python. SciPy 2010: 56-61. DOI:10.25080/Majora-92bf1922-00a.</w:t>
@@ -10993,6 +11264,10 @@
     <w:p>
       <w:pPr>
         <w:pStyle w:val="ListNumber"/>
+        <w:numPr>
+          <w:ilvl w:val="0"/>
+          <w:numId w:val="17"/>
+        </w:numPr>
       </w:pPr>
       <w:r>
         <w:t>Hunter J D. Matplotlib: A 2D graphics environment. Computing in Science &amp; Engineering, 2007, 9(3): 90-95. DOI:10.1109/MCSE.2007.55.</w:t>
@@ -12422,6 +12697,54 @@
   </w:num>
   <w:num w:numId="9">
     <w:abstractNumId w:val="0"/>
+  </w:num>
+  <w:num w:numId="10">
+    <w:abstractNumId w:val="7"/>
+    <w:lvlOverride w:ilvl="0">
+      <w:startOverride w:val="1"/>
+    </w:lvlOverride>
+  </w:num>
+  <w:num w:numId="11">
+    <w:abstractNumId w:val="7"/>
+    <w:lvlOverride w:ilvl="0">
+      <w:startOverride w:val="1"/>
+    </w:lvlOverride>
+  </w:num>
+  <w:num w:numId="12">
+    <w:abstractNumId w:val="7"/>
+    <w:lvlOverride w:ilvl="0">
+      <w:startOverride w:val="1"/>
+    </w:lvlOverride>
+  </w:num>
+  <w:num w:numId="13">
+    <w:abstractNumId w:val="7"/>
+    <w:lvlOverride w:ilvl="0">
+      <w:startOverride w:val="1"/>
+    </w:lvlOverride>
+  </w:num>
+  <w:num w:numId="14">
+    <w:abstractNumId w:val="7"/>
+    <w:lvlOverride w:ilvl="0">
+      <w:startOverride w:val="1"/>
+    </w:lvlOverride>
+  </w:num>
+  <w:num w:numId="15">
+    <w:abstractNumId w:val="7"/>
+    <w:lvlOverride w:ilvl="0">
+      <w:startOverride w:val="1"/>
+    </w:lvlOverride>
+  </w:num>
+  <w:num w:numId="16">
+    <w:abstractNumId w:val="7"/>
+    <w:lvlOverride w:ilvl="0">
+      <w:startOverride w:val="1"/>
+    </w:lvlOverride>
+  </w:num>
+  <w:num w:numId="17">
+    <w:abstractNumId w:val="7"/>
+    <w:lvlOverride w:ilvl="0">
+      <w:startOverride w:val="1"/>
+    </w:lvlOverride>
   </w:num>
 </w:numbering>
 </file>

--- a/重构版论文_v4_20260915/中文SCI论文_v4_重构版.docx
+++ b/重构版论文_v4_20260915/中文SCI论文_v4_重构版.docx
@@ -48,157 +48,151 @@
         <w:t>条平衡控制总体，并以</w:t>
       </w:r>
       <w:r>
-        <w:t xml:space="preserve"> NSL-KDD </w:t>
+        <w:t xml:space="preserve"> NSL-KDD</w:t>
+      </w:r>
+      <w:r>
+        <w:t>、</w:t>
+      </w:r>
+      <w:r>
+        <w:t xml:space="preserve">UNSW-NB15 </w:t>
+      </w:r>
+      <w:r>
+        <w:t>与一个物联网僵尸网络语料作为独立基准，在十个种子上比较四种特征视图。二者</w:t>
+      </w:r>
+      <w:r>
+        <w:t xml:space="preserve"> Macro-F1 </w:t>
+      </w:r>
+      <w:r>
+        <w:t>平均差为</w:t>
+      </w:r>
+      <w:r>
+        <w:t xml:space="preserve"> −0.000456</w:t>
+      </w:r>
+      <w:r>
+        <w:t>（五正五负），种子级</w:t>
+      </w:r>
+      <w:r>
+        <w:t xml:space="preserve"> 90% </w:t>
+      </w:r>
+      <w:r>
+        <w:t>区间与测试行级配对</w:t>
+      </w:r>
+      <w:r>
+        <w:t xml:space="preserve"> Bootstrap </w:t>
+      </w:r>
+      <w:r>
+        <w:t>区间均落在</w:t>
+      </w:r>
+      <w:r>
+        <w:t xml:space="preserve"> 0.005 </w:t>
       </w:r>
       <w:r>
         <w:t>与</w:t>
       </w:r>
       <w:r>
-        <w:t xml:space="preserve"> UNSW-NB15 </w:t>
-      </w:r>
-      <w:r>
-        <w:t>作为独立原生标签基准，在十个种子上比较四种特征视图。自然先验协议上，二者</w:t>
+        <w:t xml:space="preserve"> 0.01 </w:t>
+      </w:r>
+      <w:r>
+        <w:t>的等价边界内。四个专家在测试集上无任何预测分歧，权重归一化熵为</w:t>
+      </w:r>
+      <w:r>
+        <w:t xml:space="preserve"> 0.99998</w:t>
+      </w:r>
+      <w:r>
+        <w:t>；类别先验与去重顺序分别带来</w:t>
+      </w:r>
+      <w:r>
+        <w:t xml:space="preserve"> +0.0725 </w:t>
+      </w:r>
+      <w:r>
+        <w:t>与至多</w:t>
+      </w:r>
+      <w:r>
+        <w:t xml:space="preserve"> +0.0060 </w:t>
+      </w:r>
+      <w:r>
+        <w:t>的变化。我们给出三个可辨识性条件，并把其中之一化为可逐行计算的判据：</w:t>
+      </w:r>
+      <w:r>
+        <w:t xml:space="preserve">23 958 </w:t>
+      </w:r>
+      <w:r>
+        <w:t>条测试样本中</w:t>
+      </w:r>
+      <w:r>
+        <w:t xml:space="preserve"> 99.91% </w:t>
+      </w:r>
+      <w:r>
+        <w:t>可证明不受权重影响，决策边距中位数为扰动上界的</w:t>
+      </w:r>
+      <w:r>
+        <w:t xml:space="preserve"> 3469 </w:t>
+      </w:r>
+      <w:r>
+        <w:t>至</w:t>
+      </w:r>
+      <w:r>
+        <w:t xml:space="preserve"> 5038 </w:t>
+      </w:r>
+      <w:r>
+        <w:t>倍。</w:t>
+      </w:r>
+      <w:r>
+        <w:t xml:space="preserve">108 </w:t>
+      </w:r>
+      <w:r>
+        <w:t>种门控配置只产生</w:t>
+      </w:r>
+      <w:r>
+        <w:t xml:space="preserve"> 6 </w:t>
+      </w:r>
+      <w:r>
+        <w:t>个不同的验证集取值，增益受专家多样性支配（斜率</w:t>
+      </w:r>
+      <w:r>
+        <w:t xml:space="preserve"> 0.0646</w:t>
+      </w:r>
+      <w:r>
+        <w:t>，</w:t>
+      </w:r>
+      <w:r>
+        <w:t>r = 0.749</w:t>
+      </w:r>
+      <w:r>
+        <w:t>）。该等价性在总体扩大</w:t>
+      </w:r>
+      <w:r>
+        <w:t xml:space="preserve"> 7.8 </w:t>
+      </w:r>
+      <w:r>
+        <w:t>倍与物联网语料上同样成立，后者所有模型的</w:t>
       </w:r>
       <w:r>
         <w:t xml:space="preserve"> Macro-F1 </w:t>
       </w:r>
       <w:r>
-        <w:t>平均差为</w:t>
-      </w:r>
-      <w:r>
-        <w:t xml:space="preserve"> −0.000456</w:t>
-      </w:r>
-      <w:r>
-        <w:t>，逐种子方向五正五负；种子级</w:t>
-      </w:r>
-      <w:r>
-        <w:t xml:space="preserve"> 90% </w:t>
-      </w:r>
-      <w:r>
-        <w:t>区间</w:t>
-      </w:r>
-      <w:r>
-        <w:t xml:space="preserve"> [−0.00112, +0.00021] </w:t>
-      </w:r>
-      <w:r>
-        <w:t>与测试行级配对</w:t>
-      </w:r>
-      <w:r>
-        <w:t xml:space="preserve"> Bootstrap </w:t>
-      </w:r>
-      <w:r>
-        <w:t>区间</w:t>
-      </w:r>
-      <w:r>
-        <w:t xml:space="preserve"> [−0.00425, +0.00338] </w:t>
-      </w:r>
-      <w:r>
-        <w:t>均落在</w:t>
-      </w:r>
-      <w:r>
-        <w:t xml:space="preserve"> 0.005 </w:t>
-      </w:r>
-      <w:r>
-        <w:t>与</w:t>
-      </w:r>
-      <w:r>
-        <w:t xml:space="preserve"> 0.01 </w:t>
-      </w:r>
-      <w:r>
-        <w:t>的等价边界内。四个专家在测试集上无任何预测分歧，权重归一化熵为</w:t>
-      </w:r>
-      <w:r>
-        <w:t xml:space="preserve"> 0.99998</w:t>
-      </w:r>
-      <w:r>
-        <w:t>；类别先验与去重顺序分别带来</w:t>
-      </w:r>
-      <w:r>
-        <w:t xml:space="preserve"> +0.0725 </w:t>
-      </w:r>
-      <w:r>
-        <w:t>与至多</w:t>
-      </w:r>
-      <w:r>
-        <w:t xml:space="preserve"> +0.0060 </w:t>
-      </w:r>
-      <w:r>
-        <w:t>的变化。我们给出三个可辨识性条件，并把其中之一化为可逐行计算的判据：</w:t>
-      </w:r>
-      <w:r>
-        <w:t xml:space="preserve">23 958 </w:t>
-      </w:r>
-      <w:r>
-        <w:t>条测试样本中</w:t>
-      </w:r>
-      <w:r>
-        <w:t xml:space="preserve"> 99.91% </w:t>
-      </w:r>
-      <w:r>
-        <w:t>可证明不受权重影响，决策边距中位数为扰动上界的</w:t>
-      </w:r>
-      <w:r>
-        <w:t xml:space="preserve"> 3469 </w:t>
-      </w:r>
-      <w:r>
-        <w:t>至</w:t>
-      </w:r>
-      <w:r>
-        <w:t xml:space="preserve"> 5038 </w:t>
-      </w:r>
-      <w:r>
-        <w:t>倍。</w:t>
-      </w:r>
-      <w:r>
-        <w:t xml:space="preserve">108 </w:t>
-      </w:r>
-      <w:r>
-        <w:t>种门控配置只产生</w:t>
-      </w:r>
-      <w:r>
-        <w:t xml:space="preserve"> 6 </w:t>
-      </w:r>
-      <w:r>
-        <w:t>个不同的验证集取值，排除了调参不足；增益受专家多样性支配（斜率</w:t>
-      </w:r>
-      <w:r>
-        <w:t xml:space="preserve"> 0.0646</w:t>
-      </w:r>
-      <w:r>
-        <w:t>，</w:t>
-      </w:r>
-      <w:r>
-        <w:t>r = 0.749</w:t>
-      </w:r>
-      <w:r>
-        <w:t>）。该机制体积是单个等权森林的</w:t>
-      </w:r>
-      <w:r>
-        <w:t xml:space="preserve"> 4.1</w:t>
-      </w:r>
-      <w:r>
-        <w:t xml:space="preserve"> </w:t>
-      </w:r>
-      <w:r>
-        <w:t>倍、吞吐低</w:t>
+        <w:t>均超过</w:t>
+      </w:r>
+      <w:r>
+        <w:t xml:space="preserve"> 0.9998</w:t>
+      </w:r>
+      <w:r>
+        <w:t>。该机制体积是单个等权森林的</w:t>
+      </w:r>
+      <w:r>
+        <w:t xml:space="preserve"> 4.1 </w:t>
+      </w:r>
+      <w:r>
+        <w:t>倍、</w:t>
+      </w:r>
+      <w:r>
+        <w:t>吞吐低</w:t>
       </w:r>
       <w:r>
         <w:t xml:space="preserve"> 4.6 </w:t>
       </w:r>
       <w:r>
-        <w:t>倍，在</w:t>
-      </w:r>
-      <w:r>
-        <w:t xml:space="preserve"> 1:1 </w:t>
-      </w:r>
-      <w:r>
-        <w:t>至</w:t>
-      </w:r>
-      <w:r>
-        <w:t xml:space="preserve"> 100:1 </w:t>
-      </w:r>
-      <w:r>
-        <w:t>的代价比下没有代价敏感优势。本文的贡献在于一套可复用的泄漏受控协议、一组可辨识性边界，以及一张把协议效应与聚合规则差异分开量化的地图；证据不支持算法优越性或生产可用性的主张。</w:t>
+        <w:t>倍，没有代价敏感优势。本文的贡献在于一套可复用的泄漏受控协议、一组可辨识性边界，以及一张把协议效应与聚合规则差异分开量化的地图；证据不支持算法优越性或生产可用性的主张。</w:t>
       </w:r>
     </w:p>
     <w:p>
@@ -275,7 +269,7 @@
         <w:t>，围绕它们已经积累了数千篇论文</w:t>
       </w:r>
       <w:r>
-        <w:t xml:space="preserve"> [22,23]</w:t>
+        <w:t xml:space="preserve"> [24,25]</w:t>
       </w:r>
       <w:r>
         <w:t>和大量</w:t>
@@ -330,7 +324,7 @@
         <w:t>当这些因素未被控制时，模型之间的比较就不再是对算法能力的比较，而是对数据划分偶然性的比较。近年多个工作表明，泄漏与预处理顺序足以改变入侵检测研究中的结论方向</w:t>
       </w:r>
       <w:r>
-        <w:t xml:space="preserve"> [18-20]</w:t>
+        <w:t xml:space="preserve"> [20-22]</w:t>
       </w:r>
       <w:r>
         <w:t>。因此，一个自然的科学问题是：</w:t>
@@ -704,7 +698,11 @@
         <w:t>+0.0078</w:t>
       </w:r>
       <w:r>
-        <w:t>）与类别先验（</w:t>
+        <w:t>）与类</w:t>
+      </w:r>
+      <w:r>
+        <w:lastRenderedPageBreak/>
+        <w:t>别先验（</w:t>
       </w:r>
       <w:r>
         <w:t>+0.0725</w:t>
@@ -716,7 +714,13 @@
         <w:t xml:space="preserve"> 0.33–1.00</w:t>
       </w:r>
       <w:r>
-        <w:t>。结论是协议效应比聚合规则差异高出一个数量级。</w:t>
+        <w:t>。结论是协议效应比聚合规则差异高出一个数量级，且该等价性在总体扩大</w:t>
+      </w:r>
+      <w:r>
+        <w:t xml:space="preserve"> 7.8 </w:t>
+      </w:r>
+      <w:r>
+        <w:t>倍与第四个物联网领域数据集上都可复现。</w:t>
       </w:r>
     </w:p>
     <w:p>
@@ -731,7 +735,6 @@
         <w:rPr>
           <w:b/>
         </w:rPr>
-        <w:lastRenderedPageBreak/>
         <w:t>一个诚实的代价核算</w:t>
       </w:r>
       <w:r>
@@ -1009,7 +1012,7 @@
         <w:t>围绕这些数据集，文献已经识别出多项结构性缺陷</w:t>
       </w:r>
       <w:r>
-        <w:t xml:space="preserve"> [17]</w:t>
+        <w:t xml:space="preserve"> [19]</w:t>
       </w:r>
       <w:r>
         <w:t>：类别极度不平衡（</w:t>
@@ -1051,7 +1054,7 @@
         <w:t>等人分别指出</w:t>
       </w:r>
       <w:r>
-        <w:t xml:space="preserve"> [18,19]</w:t>
+        <w:t xml:space="preserve"> [20,21]</w:t>
       </w:r>
       <w:r>
         <w:t>，预处理顺序与数据划分方式足以显著改变入侵检测模型的报告性能。这些工作构成本文</w:t>
@@ -1069,7 +1072,7 @@
         <w:t>这一立场属于对安全领域机器学习方法更广泛的方法学批评的一部分</w:t>
       </w:r>
       <w:r>
-        <w:t xml:space="preserve"> [20,21,24]</w:t>
+        <w:t xml:space="preserve"> [22,23,26]</w:t>
       </w:r>
       <w:r>
         <w:t>。</w:t>
@@ -1080,6 +1083,7 @@
         <w:pStyle w:val="21"/>
       </w:pPr>
       <w:r>
+        <w:lastRenderedPageBreak/>
         <w:t xml:space="preserve">2.2 </w:t>
       </w:r>
       <w:r>
@@ -1105,11 +1109,10 @@
     </w:p>
     <w:p>
       <w:r>
-        <w:lastRenderedPageBreak/>
         <w:t>问题在于，这些统计量的估计依赖于标签分布，若在划分之前拟合选择器，测试集标签信息会通过特征排序渗入训练过程。这类泄漏在入侵检测文献中并不罕见</w:t>
       </w:r>
       <w:r>
-        <w:t xml:space="preserve"> [20]</w:t>
+        <w:t xml:space="preserve"> [22]</w:t>
       </w:r>
       <w:r>
         <w:t>，且往往难以从论文的方法描述中察觉。本文的协议要求所有选择器在训练分区内拟合，并在交叉拟合的每一折内重新拟合，从而把选择器也纳入信息边界的约束。</w:t>
@@ -1154,7 +1157,7 @@
         <w:t>这一思路在文献中有多种实现形式：</w:t>
       </w:r>
       <w:r>
-        <w:t xml:space="preserve"> [8-11,29]</w:t>
+        <w:t xml:space="preserve"> [8-11,31]</w:t>
       </w:r>
       <w:r>
         <w:t>按验证集准确率为树赋权、按袋外误差赋权、用元学习器学习样本相关的权重、以概率校准后的置信度作为权重、以及用深度集成中的不确定性估计驱动加权。这类方法通常报告在特定数据集上的提升，但很少同时满足三个条件：（</w:t>
@@ -1207,7 +1210,7 @@
         <w:t>近期面向开放集的入侵检测工作进一步引入了极值理论、原型学习与自编码器重构误差来构造拒绝机制</w:t>
       </w:r>
       <w:r>
-        <w:t xml:space="preserve"> [25,26,40,41]</w:t>
+        <w:t xml:space="preserve"> [27,28,42,43]</w:t>
       </w:r>
       <w:r>
         <w:t>。这类方法把已知类判别与未知类拒绝作为两个目标，因而其成本结构也更复杂。本文把开放集拒绝作为诊断性指标单独报告，不并入主结论。</w:t>
@@ -1253,13 +1256,13 @@
         <w:t>）更重要</w:t>
       </w:r>
       <w:r>
-        <w:t xml:space="preserve"> [27]</w:t>
+        <w:t xml:space="preserve"> [29]</w:t>
       </w:r>
       <w:r>
         <w:t>。硬标签相同的两个模型可以有显著不同的校准表现</w:t>
       </w:r>
       <w:r>
-        <w:t xml:space="preserve"> [28,29]</w:t>
+        <w:t xml:space="preserve"> [30,31]</w:t>
       </w:r>
       <w:r>
         <w:t>，因此把判别指标与概率指标分开报告是必要的。</w:t>
@@ -1324,6 +1327,7 @@
     </w:p>
     <w:p>
       <w:r>
+        <w:lastRenderedPageBreak/>
         <w:t>本文定位为</w:t>
       </w:r>
       <w:r>
@@ -1469,32 +1473,23 @@
                 <w:b/>
                 <w:sz w:val="16"/>
               </w:rPr>
-              <w:t>门控信息的拟合边</w:t>
-            </w:r>
+              <w:t>门控信息的拟合边界</w:t>
+            </w:r>
+          </w:p>
+        </w:tc>
+        <w:tc>
+          <w:tcPr>
+            <w:tcW w:w="1958" w:type="dxa"/>
+          </w:tcPr>
+          <w:p>
+            <w:pPr>
+              <w:spacing w:after="0"/>
+            </w:pPr>
             <w:r>
               <w:rPr>
                 <w:b/>
                 <w:sz w:val="16"/>
               </w:rPr>
-              <w:lastRenderedPageBreak/>
-              <w:t>界</w:t>
-            </w:r>
-          </w:p>
-        </w:tc>
-        <w:tc>
-          <w:tcPr>
-            <w:tcW w:w="1958" w:type="dxa"/>
-          </w:tcPr>
-          <w:p>
-            <w:pPr>
-              <w:spacing w:after="0"/>
-            </w:pPr>
-            <w:r>
-              <w:rPr>
-                <w:b/>
-                <w:sz w:val="16"/>
-              </w:rPr>
-              <w:lastRenderedPageBreak/>
               <w:t>主要结论形式</w:t>
             </w:r>
           </w:p>
@@ -2025,7 +2020,7 @@
           <w:noProof/>
         </w:rPr>
         <w:drawing>
-          <wp:inline distT="0" distB="0" distL="0" distR="0" wp14:anchorId="102EF8D0" wp14:editId="750BF743">
+          <wp:inline distT="0" distB="0" distL="0" distR="0" wp14:anchorId="4A719674" wp14:editId="02A5AA06">
             <wp:extent cx="5760720" cy="2730962"/>
             <wp:effectExtent l="0" t="0" r="0" b="0"/>
             <wp:docPr id="1" name="Picture 1"/>
@@ -2103,10 +2098,10 @@
     </w:p>
     <w:p>
       <w:r>
-        <w:t>本文使用三个公开数据集，全部通过官方或公开镜像获取</w:t>
-      </w:r>
-      <w:r>
-        <w:t xml:space="preserve"> [14-16]</w:t>
+        <w:t>本文使用四个公开数据集，全部通过官方或公开镜像获取</w:t>
+      </w:r>
+      <w:r>
+        <w:t xml:space="preserve"> [14-18]</w:t>
       </w:r>
       <w:r>
         <w:t>，不使用任何扫描、探测或真实攻击流量。表</w:t>
@@ -2120,6 +2115,7 @@
     </w:p>
     <w:p>
       <w:r>
+        <w:lastRenderedPageBreak/>
         <w:t>需要特别说明许可状态：</w:t>
       </w:r>
       <w:r>
@@ -2329,7 +2325,6 @@
               <w:rPr>
                 <w:sz w:val="16"/>
               </w:rPr>
-              <w:lastRenderedPageBreak/>
               <w:t>CIC-IDS2017</w:t>
             </w:r>
           </w:p>
@@ -2757,6 +2752,182 @@
                 <w:sz w:val="16"/>
               </w:rPr>
               <w:t>均记录</w:t>
+            </w:r>
+          </w:p>
+        </w:tc>
+      </w:tr>
+      <w:tr>
+        <w:tc>
+          <w:tcPr>
+            <w:tcW w:w="1632" w:type="dxa"/>
+          </w:tcPr>
+          <w:p>
+            <w:pPr>
+              <w:spacing w:after="0"/>
+            </w:pPr>
+            <w:r>
+              <w:rPr>
+                <w:sz w:val="16"/>
+              </w:rPr>
+              <w:t>N-BaIoT</w:t>
+            </w:r>
+          </w:p>
+        </w:tc>
+        <w:tc>
+          <w:tcPr>
+            <w:tcW w:w="1632" w:type="dxa"/>
+          </w:tcPr>
+          <w:p>
+            <w:pPr>
+              <w:spacing w:after="0"/>
+            </w:pPr>
+            <w:r>
+              <w:rPr>
+                <w:sz w:val="16"/>
+              </w:rPr>
+              <w:t xml:space="preserve">UCI </w:t>
+            </w:r>
+            <w:r>
+              <w:rPr>
+                <w:sz w:val="16"/>
+              </w:rPr>
+              <w:t>机器学习库第</w:t>
+            </w:r>
+            <w:r>
+              <w:rPr>
+                <w:sz w:val="16"/>
+              </w:rPr>
+              <w:t xml:space="preserve"> 442 </w:t>
+            </w:r>
+            <w:r>
+              <w:rPr>
+                <w:sz w:val="16"/>
+              </w:rPr>
+              <w:t>号数据集</w:t>
+            </w:r>
+          </w:p>
+        </w:tc>
+        <w:tc>
+          <w:tcPr>
+            <w:tcW w:w="1632" w:type="dxa"/>
+          </w:tcPr>
+          <w:p>
+            <w:pPr>
+              <w:spacing w:after="0"/>
+            </w:pPr>
+            <w:r>
+              <w:rPr>
+                <w:sz w:val="16"/>
+              </w:rPr>
+              <w:t>九种消费级物联网设备的</w:t>
+            </w:r>
+            <w:r>
+              <w:rPr>
+                <w:sz w:val="16"/>
+              </w:rPr>
+              <w:t xml:space="preserve"> Mirai/Gafgyt </w:t>
+            </w:r>
+            <w:r>
+              <w:rPr>
+                <w:sz w:val="16"/>
+              </w:rPr>
+              <w:t>攻击与正常流量，</w:t>
+            </w:r>
+            <w:r>
+              <w:rPr>
+                <w:sz w:val="16"/>
+              </w:rPr>
+              <w:t xml:space="preserve">115 </w:t>
+            </w:r>
+            <w:r>
+              <w:rPr>
+                <w:sz w:val="16"/>
+              </w:rPr>
+              <w:t>维流特征</w:t>
+            </w:r>
+          </w:p>
+        </w:tc>
+        <w:tc>
+          <w:tcPr>
+            <w:tcW w:w="1632" w:type="dxa"/>
+          </w:tcPr>
+          <w:p>
+            <w:pPr>
+              <w:spacing w:after="0"/>
+            </w:pPr>
+            <w:r>
+              <w:rPr>
+                <w:sz w:val="16"/>
+              </w:rPr>
+              <w:t>2026-09-19</w:t>
+            </w:r>
+          </w:p>
+        </w:tc>
+        <w:tc>
+          <w:tcPr>
+            <w:tcW w:w="1632" w:type="dxa"/>
+          </w:tcPr>
+          <w:p>
+            <w:pPr>
+              <w:spacing w:after="0"/>
+            </w:pPr>
+            <w:r>
+              <w:rPr>
+                <w:sz w:val="16"/>
+              </w:rPr>
+              <w:t>数据集页面明确标注</w:t>
+            </w:r>
+            <w:r>
+              <w:rPr>
+                <w:sz w:val="16"/>
+              </w:rPr>
+              <w:t xml:space="preserve"> CC BY 4.0</w:t>
+            </w:r>
+          </w:p>
+        </w:tc>
+        <w:tc>
+          <w:tcPr>
+            <w:tcW w:w="1632" w:type="dxa"/>
+          </w:tcPr>
+          <w:p>
+            <w:pPr>
+              <w:spacing w:after="0"/>
+            </w:pPr>
+            <w:r>
+              <w:rPr>
+                <w:sz w:val="16"/>
+              </w:rPr>
+              <w:t xml:space="preserve">1.77 GB </w:t>
+            </w:r>
+            <w:r>
+              <w:rPr>
+                <w:sz w:val="16"/>
+              </w:rPr>
+              <w:t>归档的</w:t>
+            </w:r>
+            <w:r>
+              <w:rPr>
+                <w:sz w:val="16"/>
+              </w:rPr>
+              <w:t xml:space="preserve"> SHA-256 </w:t>
+            </w:r>
+            <w:r>
+              <w:rPr>
+                <w:sz w:val="16"/>
+              </w:rPr>
+              <w:t>已记录（表</w:t>
+            </w:r>
+            <w:r>
+              <w:rPr>
+                <w:sz w:val="16"/>
+              </w:rPr>
+              <w:t xml:space="preserve"> S1</w:t>
+            </w:r>
+            <w:r>
+              <w:rPr>
+                <w:sz w:val="16"/>
+              </w:rPr>
+              <w:t>）</w:t>
             </w:r>
           </w:p>
         </w:tc>
@@ -3132,6 +3303,7 @@
         <w:t>、</w:t>
       </w:r>
       <w:r>
+        <w:lastRenderedPageBreak/>
         <w:t>DoS/DDoS 37.56%</w:t>
       </w:r>
       <w:r>
@@ -3406,7 +3578,6 @@
               <w:rPr>
                 <w:sz w:val="16"/>
               </w:rPr>
-              <w:lastRenderedPageBreak/>
               <w:t>原始归档</w:t>
             </w:r>
           </w:p>
@@ -4075,7 +4246,7 @@
           <w:noProof/>
         </w:rPr>
         <w:drawing>
-          <wp:inline distT="0" distB="0" distL="0" distR="0" wp14:anchorId="6719ABEA" wp14:editId="5EE52379">
+          <wp:inline distT="0" distB="0" distL="0" distR="0" wp14:anchorId="28785F67" wp14:editId="2CF0C73E">
             <wp:extent cx="5760720" cy="2750378"/>
             <wp:effectExtent l="0" t="0" r="0" b="0"/>
             <wp:docPr id="2" name="Picture 2"/>
@@ -4145,6 +4316,7 @@
         <w:pStyle w:val="21"/>
       </w:pPr>
       <w:r>
+        <w:lastRenderedPageBreak/>
         <w:t xml:space="preserve">3.3 NSL-KDD </w:t>
       </w:r>
       <w:r>
@@ -4242,7 +4414,7 @@
     </w:p>
     <w:p>
       <w:r>
-        <w:t>三个数据集是刻意互补而非可互相替代的：它们跨越三个采集时期（</w:t>
+        <w:t>四个数据集是刻意互补而非可互相替代的：它们覆盖四种采集场景（</w:t>
       </w:r>
       <w:r>
         <w:t xml:space="preserve">NSL-KDD </w:t>
@@ -4278,7 +4450,19 @@
         <w:t xml:space="preserve"> 2017 </w:t>
       </w:r>
       <w:r>
-        <w:t>年类企业测试床）、三种特征提取方式（</w:t>
+        <w:t>年类企业测试床、</w:t>
+      </w:r>
+      <w:r>
+        <w:t xml:space="preserve">N-BaIoT </w:t>
+      </w:r>
+      <w:r>
+        <w:t>为</w:t>
+      </w:r>
+      <w:r>
+        <w:t xml:space="preserve"> 2018 </w:t>
+      </w:r>
+      <w:r>
+        <w:t>年消费级物联网测试床）、四种特征提取方式（</w:t>
       </w:r>
       <w:r>
         <w:t xml:space="preserve">41 </w:t>
@@ -4308,7 +4492,13 @@
         <w:t xml:space="preserve"> CICFlowMeter </w:t>
       </w:r>
       <w:r>
-        <w:t>特征）与三套标签体系（</w:t>
+        <w:t>特征、</w:t>
+      </w:r>
+      <w:r>
+        <w:t xml:space="preserve">115 </w:t>
+      </w:r>
+      <w:r>
+        <w:t>维物联网流特征）与四套标签体系（</w:t>
       </w:r>
       <w:r>
         <w:t xml:space="preserve">5 </w:t>
@@ -4320,13 +4510,19 @@
         <w:t xml:space="preserve">10 </w:t>
       </w:r>
       <w:r>
-        <w:t>类与</w:t>
-      </w:r>
-      <w:r>
-        <w:t xml:space="preserve"> 5 </w:t>
-      </w:r>
-      <w:r>
-        <w:t>类保留标签）。三者的已知缺陷也各不相同：</w:t>
+        <w:t>类、</w:t>
+      </w:r>
+      <w:r>
+        <w:t xml:space="preserve">5 </w:t>
+      </w:r>
+      <w:r>
+        <w:t>类保留标签与</w:t>
+      </w:r>
+      <w:r>
+        <w:t xml:space="preserve"> 3 </w:t>
+      </w:r>
+      <w:r>
+        <w:t>类原生标签）。它们的已知缺陷也各不相同：</w:t>
       </w:r>
       <w:r>
         <w:t xml:space="preserve">NSL-KDD </w:t>
@@ -4350,18 +4546,29 @@
         <w:t xml:space="preserve">CIC-IDS2017 </w:t>
       </w:r>
       <w:r>
-        <w:t>则存在重复流、跨标签冲突与恒定列。如果要引入第四个数据集，其最大价值在于覆盖三者都未代表的场景</w:t>
+        <w:t>存在重复流、跨标签冲突与恒定列，而</w:t>
+      </w:r>
+      <w:r>
+        <w:t xml:space="preserve"> N-BaIoT </w:t>
+      </w:r>
+      <w:r>
+        <w:t>有</w:t>
+      </w:r>
+      <w:r>
+        <w:t xml:space="preserve"> 67.8% </w:t>
+      </w:r>
+      <w:r>
+        <w:t>的行是完全重复的。四者合起来覆盖了此前指出的缺失场景</w:t>
       </w:r>
       <w:r>
         <w:t>——</w:t>
       </w:r>
       <w:r>
-        <w:t>物联网或工业控制环境、不同的采集观测点，或同一测试床上时间分离的采集。覆盖矩阵见补充材料。</w:t>
-      </w:r>
-    </w:p>
-    <w:p>
-      <w:r>
-        <w:lastRenderedPageBreak/>
+        <w:t>消费级物联网部署；但没有一个是同一测试床上时间分离的采集。覆盖矩阵见补充材料。</w:t>
+      </w:r>
+    </w:p>
+    <w:p>
+      <w:r>
         <w:t>由于标签体系互不相容，三者的分数在本文中从不合并或平均，也从不被解释为迁移成功的证据。它们的作用是压力测试：如果某个结论只在</w:t>
       </w:r>
       <w:r>
@@ -4691,7 +4898,7 @@
         <w:t>检验，用于硬标签分歧</w:t>
       </w:r>
       <w:r>
-        <w:t xml:space="preserve"> [34]</w:t>
+        <w:t xml:space="preserve"> [36]</w:t>
       </w:r>
       <w:r>
         <w:t>；（</w:t>
@@ -4703,7 +4910,7 @@
         <w:t>）种子级符号翻转检验，用于方向稳定性</w:t>
       </w:r>
       <w:r>
-        <w:t xml:space="preserve"> [35,36]</w:t>
+        <w:t xml:space="preserve"> [37,38]</w:t>
       </w:r>
       <w:r>
         <w:t>；（</w:t>
@@ -4724,10 +4931,14 @@
         <w:t xml:space="preserve"> Macro-F1 </w:t>
       </w:r>
       <w:r>
-        <w:t>差的区间估计</w:t>
-      </w:r>
-      <w:r>
-        <w:t xml:space="preserve"> [38]</w:t>
+        <w:t>差的区间</w:t>
+      </w:r>
+      <w:r>
+        <w:lastRenderedPageBreak/>
+        <w:t>估计</w:t>
+      </w:r>
+      <w:r>
+        <w:t xml:space="preserve"> [40]</w:t>
       </w:r>
       <w:r>
         <w:t>；（</w:t>
@@ -4751,7 +4962,7 @@
         <w:t>的三项对照这一比较族</w:t>
       </w:r>
       <w:r>
-        <w:t xml:space="preserve"> [37]</w:t>
+        <w:t xml:space="preserve"> [39]</w:t>
       </w:r>
       <w:r>
         <w:t>，结果以校正后的符号翻转</w:t>
@@ -4781,7 +4992,7 @@
         <w:t>）</w:t>
       </w:r>
       <w:r>
-        <w:t xml:space="preserve"> [39]</w:t>
+        <w:t xml:space="preserve"> [41]</w:t>
       </w:r>
       <w:r>
         <w:t>，将配对</w:t>
@@ -4910,11 +5121,7 @@
         <w:t>不能</w:t>
       </w:r>
       <w:r>
-        <w:t>排除</w:t>
-      </w:r>
-      <w:r>
-        <w:lastRenderedPageBreak/>
-        <w:t>的威胁在第</w:t>
+        <w:t>排除的威胁在第</w:t>
       </w:r>
       <w:r>
         <w:t xml:space="preserve"> 6.5 </w:t>
@@ -5144,6 +5351,7 @@
         <w:rPr>
           <w:b/>
         </w:rPr>
+        <w:lastRenderedPageBreak/>
         <w:t>第一步，构造可靠性描述子。</w:t>
       </w:r>
       <w:r>
@@ -5741,7 +5949,7 @@
         <w:t>融合概率随后在验证集上做温度缩放</w:t>
       </w:r>
       <w:r>
-        <w:t xml:space="preserve"> [27]</w:t>
+        <w:t xml:space="preserve"> [29]</w:t>
       </w:r>
       <w:r>
         <w:t>，并用蒙德里安保形预测给出可选的</w:t>
@@ -5768,7 +5976,7 @@
         <w:t>）</w:t>
       </w:r>
       <w:r>
-        <w:t xml:space="preserve"> [30-33]</w:t>
+        <w:t xml:space="preserve"> [32-35]</w:t>
       </w:r>
       <w:r>
         <w:t>。需要强调：机制先改变概率，只有在融合后的</w:t>
@@ -5824,9 +6032,8 @@
         <w:rPr>
           <w:noProof/>
         </w:rPr>
-        <w:lastRenderedPageBreak/>
         <w:drawing>
-          <wp:inline distT="0" distB="0" distL="0" distR="0" wp14:anchorId="178EAF47" wp14:editId="57E6F3DC">
+          <wp:inline distT="0" distB="0" distL="0" distR="0" wp14:anchorId="2C185151" wp14:editId="3BF46851">
             <wp:extent cx="5760720" cy="3482709"/>
             <wp:effectExtent l="0" t="0" r="0" b="0"/>
             <wp:docPr id="3" name="Picture 3"/>
@@ -6275,6 +6482,7 @@
           <w:rFonts w:ascii="Consolas" w:hAnsi="Consolas"/>
           <w:sz w:val="17"/>
         </w:rPr>
+        <w:lastRenderedPageBreak/>
         <w:t xml:space="preserve">4. </w:t>
       </w:r>
       <w:r>
@@ -6602,7 +6810,6 @@
         <w:rPr>
           <w:i/>
         </w:rPr>
-        <w:lastRenderedPageBreak/>
         <w:t>证明。</w:t>
       </w:r>
       <w:r>
@@ -7673,7 +7880,11 @@
         <w:t xml:space="preserve"> 4.0%</w:t>
       </w:r>
       <w:r>
-        <w:t>）。真正有信息量的是底层量：四个专家的风险偏移标准差中位数仅</w:t>
+        <w:t>）。真正有信息量的是底层量：四个专</w:t>
+      </w:r>
+      <w:r>
+        <w:lastRenderedPageBreak/>
+        <w:t>家的风险偏移标准差中位数仅</w:t>
       </w:r>
       <w:r>
         <w:t xml:space="preserve"> 0.00022</w:t>
@@ -8160,11 +8371,7 @@
         <w:t xml:space="preserve"> RCCF </w:t>
       </w:r>
       <w:r>
-        <w:t>在</w:t>
-      </w:r>
-      <w:r>
-        <w:lastRenderedPageBreak/>
-        <w:t>训练与推理两端都显著贵于单个等权森林，这一代价在</w:t>
+        <w:t>在训练与推理两端都显著贵于单个等权森林，这一代价在</w:t>
       </w:r>
       <w:r>
         <w:t xml:space="preserve"> 5.6 </w:t>
@@ -8245,7 +8452,7 @@
         <w:t>软件栈见</w:t>
       </w:r>
       <w:r>
-        <w:t xml:space="preserve"> [42-45]</w:t>
+        <w:t xml:space="preserve"> [44-47]</w:t>
       </w:r>
       <w:r>
         <w:t>。</w:t>
@@ -8577,6 +8784,7 @@
     </w:p>
     <w:p>
       <w:r>
+        <w:lastRenderedPageBreak/>
         <w:t>在预先指定的候选中，卡方特征数</w:t>
       </w:r>
       <w:r>
@@ -9124,7 +9332,6 @@
         <w:pStyle w:val="21"/>
       </w:pPr>
       <w:r>
-        <w:lastRenderedPageBreak/>
         <w:t>5.2 RQ2</w:t>
       </w:r>
       <w:r>
@@ -10881,6 +11088,7 @@
               <w:rPr>
                 <w:sz w:val="16"/>
               </w:rPr>
+              <w:lastRenderedPageBreak/>
               <w:t>极端随机树（</w:t>
             </w:r>
             <w:r>
@@ -11193,9 +11401,8 @@
         <w:rPr>
           <w:noProof/>
         </w:rPr>
-        <w:lastRenderedPageBreak/>
         <w:drawing>
-          <wp:inline distT="0" distB="0" distL="0" distR="0" wp14:anchorId="52261A2F" wp14:editId="1AC7600F">
+          <wp:inline distT="0" distB="0" distL="0" distR="0" wp14:anchorId="2A52C7BD" wp14:editId="44C56F1B">
             <wp:extent cx="5760720" cy="2508789"/>
             <wp:effectExtent l="0" t="0" r="0" b="0"/>
             <wp:docPr id="4" name="Picture 4"/>
@@ -11726,13 +11933,21 @@
                 <w:b/>
                 <w:sz w:val="16"/>
               </w:rPr>
-              <w:t>最小可检出效应（</w:t>
+              <w:t>最小可检出效应</w:t>
             </w:r>
             <w:r>
               <w:rPr>
                 <w:b/>
                 <w:sz w:val="16"/>
               </w:rPr>
+              <w:lastRenderedPageBreak/>
+              <w:t>（</w:t>
+            </w:r>
+            <w:r>
+              <w:rPr>
+                <w:b/>
+                <w:sz w:val="16"/>
+              </w:rPr>
               <w:t xml:space="preserve">80% </w:t>
             </w:r>
             <w:r>
@@ -11757,6 +11972,7 @@
                 <w:b/>
                 <w:sz w:val="16"/>
               </w:rPr>
+              <w:lastRenderedPageBreak/>
               <w:t>Cohen's d_z</w:t>
             </w:r>
           </w:p>
@@ -11781,13 +11997,21 @@
                 <w:b/>
                 <w:sz w:val="16"/>
               </w:rPr>
-              <w:t>校正后符号翻转</w:t>
+              <w:t>校正后符号</w:t>
             </w:r>
             <w:r>
               <w:rPr>
                 <w:b/>
                 <w:sz w:val="16"/>
               </w:rPr>
+              <w:lastRenderedPageBreak/>
+              <w:t>翻转</w:t>
+            </w:r>
+            <w:r>
+              <w:rPr>
+                <w:b/>
+                <w:sz w:val="16"/>
+              </w:rPr>
               <w:t xml:space="preserve"> p</w:t>
             </w:r>
           </w:p>
@@ -11805,6 +12029,7 @@
                 <w:b/>
                 <w:sz w:val="16"/>
               </w:rPr>
+              <w:lastRenderedPageBreak/>
               <w:t>支持</w:t>
             </w:r>
             <w:r>
@@ -11819,7 +12044,15 @@
                 <w:b/>
                 <w:sz w:val="16"/>
               </w:rPr>
-              <w:t>／基线的种子数</w:t>
+              <w:t>／</w:t>
+            </w:r>
+            <w:r>
+              <w:rPr>
+                <w:b/>
+                <w:sz w:val="16"/>
+              </w:rPr>
+              <w:lastRenderedPageBreak/>
+              <w:t>基线的种子数</w:t>
             </w:r>
           </w:p>
         </w:tc>
@@ -11837,6 +12070,7 @@
               <w:rPr>
                 <w:sz w:val="16"/>
               </w:rPr>
+              <w:lastRenderedPageBreak/>
               <w:t xml:space="preserve">RCCF − </w:t>
             </w:r>
             <w:r>
@@ -12230,7 +12464,6 @@
               <w:rPr>
                 <w:sz w:val="16"/>
               </w:rPr>
-              <w:lastRenderedPageBreak/>
               <w:t xml:space="preserve">RCCF − </w:t>
             </w:r>
             <w:r>
@@ -12852,7 +13085,7 @@
         </w:rPr>
         <w:lastRenderedPageBreak/>
         <w:drawing>
-          <wp:inline distT="0" distB="0" distL="0" distR="0" wp14:anchorId="6DBCD0E6" wp14:editId="7FA70342">
+          <wp:inline distT="0" distB="0" distL="0" distR="0" wp14:anchorId="654449A8" wp14:editId="07CA8CA0">
             <wp:extent cx="5760720" cy="2108444"/>
             <wp:effectExtent l="0" t="0" r="0" b="0"/>
             <wp:docPr id="5" name="Picture 5"/>
@@ -13276,7 +13509,7 @@
         </w:rPr>
         <w:lastRenderedPageBreak/>
         <w:drawing>
-          <wp:inline distT="0" distB="0" distL="0" distR="0" wp14:anchorId="4534F6FC" wp14:editId="1BF3ECB4">
+          <wp:inline distT="0" distB="0" distL="0" distR="0" wp14:anchorId="00817A65" wp14:editId="024124E0">
             <wp:extent cx="5760720" cy="2365196"/>
             <wp:effectExtent l="0" t="0" r="0" b="0"/>
             <wp:docPr id="6" name="Picture 6"/>
@@ -14413,7 +14646,7 @@
           <w:noProof/>
         </w:rPr>
         <w:drawing>
-          <wp:inline distT="0" distB="0" distL="0" distR="0" wp14:anchorId="77CC6FFB" wp14:editId="78F0F208">
+          <wp:inline distT="0" distB="0" distL="0" distR="0" wp14:anchorId="183050FD" wp14:editId="109FADF3">
             <wp:extent cx="5760720" cy="2294215"/>
             <wp:effectExtent l="0" t="0" r="0" b="0"/>
             <wp:docPr id="7" name="Picture 7"/>
@@ -14548,7 +14781,7 @@
           <w:noProof/>
         </w:rPr>
         <w:drawing>
-          <wp:inline distT="0" distB="0" distL="0" distR="0" wp14:anchorId="4E8214DE" wp14:editId="6F675B24">
+          <wp:inline distT="0" distB="0" distL="0" distR="0" wp14:anchorId="58E0F8AA" wp14:editId="49B0687D">
             <wp:extent cx="5760720" cy="2362842"/>
             <wp:effectExtent l="0" t="0" r="0" b="0"/>
             <wp:docPr id="8" name="Picture 8"/>
@@ -15114,7 +15347,7 @@
           <w:noProof/>
         </w:rPr>
         <w:drawing>
-          <wp:inline distT="0" distB="0" distL="0" distR="0" wp14:anchorId="6B2073C1" wp14:editId="5705A0BB">
+          <wp:inline distT="0" distB="0" distL="0" distR="0" wp14:anchorId="0FA55396" wp14:editId="5484629B">
             <wp:extent cx="5760720" cy="2544177"/>
             <wp:effectExtent l="0" t="0" r="0" b="0"/>
             <wp:docPr id="9" name="Picture 9"/>
@@ -15704,7 +15937,7 @@
           <w:noProof/>
         </w:rPr>
         <w:drawing>
-          <wp:inline distT="0" distB="0" distL="0" distR="0" wp14:anchorId="0DF41C40" wp14:editId="68EC6F75">
+          <wp:inline distT="0" distB="0" distL="0" distR="0" wp14:anchorId="75C7A83A" wp14:editId="078DA3B2">
             <wp:extent cx="5760720" cy="2275394"/>
             <wp:effectExtent l="0" t="0" r="0" b="0"/>
             <wp:docPr id="10" name="Picture 10"/>
@@ -16011,7 +16244,7 @@
           <w:noProof/>
         </w:rPr>
         <w:drawing>
-          <wp:inline distT="0" distB="0" distL="0" distR="0" wp14:anchorId="517CBBC9" wp14:editId="393CF785">
+          <wp:inline distT="0" distB="0" distL="0" distR="0" wp14:anchorId="5FCDA96C" wp14:editId="6FE97231">
             <wp:extent cx="5760720" cy="2547041"/>
             <wp:effectExtent l="0" t="0" r="0" b="0"/>
             <wp:docPr id="11" name="Picture 11"/>
@@ -16616,6 +16849,406 @@
     </w:p>
     <w:p>
       <w:pPr>
+        <w:pStyle w:val="21"/>
+      </w:pPr>
+      <w:r>
+        <w:t xml:space="preserve">5.7 </w:t>
+      </w:r>
+      <w:r>
+        <w:t>规模与领域敏感性</w:t>
+      </w:r>
+    </w:p>
+    <w:p>
+      <w:r>
+        <w:t>主研究总体是带截断的子集，因此上文报告的等价性原则上可能是该截断造成的。以下两组实验直接回答这一质疑。</w:t>
+      </w:r>
+    </w:p>
+    <w:p>
+      <w:r>
+        <w:rPr>
+          <w:b/>
+        </w:rPr>
+        <w:t>总体扩大</w:t>
+      </w:r>
+      <w:r>
+        <w:rPr>
+          <w:b/>
+        </w:rPr>
+        <w:t xml:space="preserve"> 7.8 </w:t>
+      </w:r>
+      <w:r>
+        <w:rPr>
+          <w:b/>
+        </w:rPr>
+        <w:t>倍。</w:t>
+      </w:r>
+      <w:r>
+        <w:t xml:space="preserve"> </w:t>
+      </w:r>
+      <w:r>
+        <w:t>用完全相同的审计流程、仅把每类上限提高到</w:t>
+      </w:r>
+      <w:r>
+        <w:t xml:space="preserve"> 200 000 </w:t>
+      </w:r>
+      <w:r>
+        <w:t>条，重建</w:t>
+      </w:r>
+      <w:r>
+        <w:t xml:space="preserve"> CIC-IDS2017 </w:t>
+      </w:r>
+      <w:r>
+        <w:t>总体得到</w:t>
+      </w:r>
+      <w:r>
+        <w:t xml:space="preserve"> 413 209 </w:t>
+      </w:r>
+      <w:r>
+        <w:t>条（训练</w:t>
+      </w:r>
+      <w:r>
+        <w:t xml:space="preserve"> 289 246 / </w:t>
+      </w:r>
+      <w:r>
+        <w:t>验证</w:t>
+      </w:r>
+      <w:r>
+        <w:t xml:space="preserve"> 61 982 / </w:t>
+      </w:r>
+      <w:r>
+        <w:t>测试</w:t>
+      </w:r>
+      <w:r>
+        <w:t xml:space="preserve"> 61 982</w:t>
+      </w:r>
+      <w:r>
+        <w:t>）。少数类无法增长，因此扩大后的总体反而更不平衡：</w:t>
+      </w:r>
+      <w:r>
+        <w:t xml:space="preserve">Brute Force </w:t>
+      </w:r>
+      <w:r>
+        <w:t>贡献</w:t>
+      </w:r>
+      <w:r>
+        <w:t xml:space="preserve"> 10 620 </w:t>
+      </w:r>
+      <w:r>
+        <w:t>条、</w:t>
+      </w:r>
+      <w:r>
+        <w:t xml:space="preserve">Bot 1 948 </w:t>
+      </w:r>
+      <w:r>
+        <w:t>条、</w:t>
+      </w:r>
+      <w:r>
+        <w:t xml:space="preserve">Web Attack 673 </w:t>
+      </w:r>
+      <w:r>
+        <w:t>条。头条对照按完整的十个种子重跑：</w:t>
+      </w:r>
+      <w:r>
+        <w:t xml:space="preserve">RCCF </w:t>
+      </w:r>
+      <w:r>
+        <w:t>平均</w:t>
+      </w:r>
+      <w:r>
+        <w:t xml:space="preserve"> Macro-F1 </w:t>
+      </w:r>
+      <w:r>
+        <w:t>为</w:t>
+      </w:r>
+      <w:r>
+        <w:t xml:space="preserve"> 0.856065</w:t>
+      </w:r>
+      <w:r>
+        <w:t>，等权卡方森林为</w:t>
+      </w:r>
+      <w:r>
+        <w:t xml:space="preserve"> 0.857202</w:t>
+      </w:r>
+      <w:r>
+        <w:t>，平均配对差</w:t>
+      </w:r>
+      <w:r>
+        <w:t xml:space="preserve"> −0.001137</w:t>
+      </w:r>
+      <w:r>
+        <w:t>（标准差</w:t>
+      </w:r>
+      <w:r>
+        <w:t xml:space="preserve"> 0.003156</w:t>
+      </w:r>
+      <w:r>
+        <w:t>；种子级</w:t>
+      </w:r>
+      <w:r>
+        <w:t xml:space="preserve"> 90% </w:t>
+      </w:r>
+      <w:r>
+        <w:t>区间</w:t>
+      </w:r>
+      <w:r>
+        <w:t xml:space="preserve"> [−0.002966, +0.000692]</w:t>
+      </w:r>
+      <w:r>
+        <w:t>）。</w:t>
+      </w:r>
+      <w:r>
+        <w:t xml:space="preserve">TOST </w:t>
+      </w:r>
+      <w:r>
+        <w:t>在两个预设边界上均显著（</w:t>
+      </w:r>
+      <w:r>
+        <w:t xml:space="preserve">0.005 </w:t>
+      </w:r>
+      <w:r>
+        <w:t>边界</w:t>
+      </w:r>
+      <w:r>
+        <w:t xml:space="preserve"> p = 0.0019</w:t>
+      </w:r>
+      <w:r>
+        <w:t>，</w:t>
+      </w:r>
+      <w:r>
+        <w:t xml:space="preserve">0.01 </w:t>
+      </w:r>
+      <w:r>
+        <w:t>边界</w:t>
+      </w:r>
+      <w:r>
+        <w:t xml:space="preserve"> p = 4.8e-6</w:t>
+      </w:r>
+      <w:r>
+        <w:t>），即等价性结论在总体扩大</w:t>
+      </w:r>
+      <w:r>
+        <w:t xml:space="preserve"> 7.8 </w:t>
+      </w:r>
+      <w:r>
+        <w:t>倍后依然成立；此时点估计略微偏向等权森林而非</w:t>
+      </w:r>
+      <w:r>
+        <w:t xml:space="preserve"> RCCF</w:t>
+      </w:r>
+      <w:r>
+        <w:t>。两个分支每个种子在</w:t>
+      </w:r>
+      <w:r>
+        <w:t xml:space="preserve"> 61 982 </w:t>
+      </w:r>
+      <w:r>
+        <w:t>条测试样本中仅有</w:t>
+      </w:r>
+      <w:r>
+        <w:t xml:space="preserve"> 20 </w:t>
+      </w:r>
+      <w:r>
+        <w:t>至</w:t>
+      </w:r>
+      <w:r>
+        <w:t xml:space="preserve"> 29 </w:t>
+      </w:r>
+      <w:r>
+        <w:t>条分歧（</w:t>
+      </w:r>
+      <w:r>
+        <w:t>0.03%–0.05%</w:t>
+      </w:r>
+      <w:r>
+        <w:t>），与主总体同量级。其余基线的表现与之前一致：</w:t>
+      </w:r>
+      <w:r>
+        <w:t xml:space="preserve">XGBoost </w:t>
+      </w:r>
+      <w:r>
+        <w:t>为</w:t>
+      </w:r>
+      <w:r>
+        <w:t xml:space="preserve"> 0.827656</w:t>
+      </w:r>
+      <w:r>
+        <w:t>、极端随机树为</w:t>
+      </w:r>
+      <w:r>
+        <w:t xml:space="preserve"> 0.783747</w:t>
+      </w:r>
+      <w:r>
+        <w:t>、全特征等权森</w:t>
+      </w:r>
+      <w:r>
+        <w:t>林为</w:t>
+      </w:r>
+      <w:r>
+        <w:t xml:space="preserve"> 0.852953</w:t>
+      </w:r>
+      <w:r>
+        <w:t>、限深决策树为</w:t>
+      </w:r>
+      <w:r>
+        <w:t xml:space="preserve"> 0.809695</w:t>
+      </w:r>
+      <w:r>
+        <w:t>。</w:t>
+      </w:r>
+    </w:p>
+    <w:p>
+      <w:r>
+        <w:rPr>
+          <w:b/>
+        </w:rPr>
+        <w:t>不同领域的第四个数据集。</w:t>
+      </w:r>
+      <w:r>
+        <w:t xml:space="preserve"> N-BaIoT </w:t>
+      </w:r>
+      <w:r>
+        <w:t>记录了九种消费级物联网设备上的正常流量与</w:t>
+      </w:r>
+      <w:r>
+        <w:t xml:space="preserve"> Mirai/Gafgyt </w:t>
+      </w:r>
+      <w:r>
+        <w:t>僵尸网络流量，含</w:t>
+      </w:r>
+      <w:r>
+        <w:t xml:space="preserve"> 115 </w:t>
+      </w:r>
+      <w:r>
+        <w:t>维流统计特征</w:t>
+      </w:r>
+      <w:r>
+        <w:t xml:space="preserve"> [17,18]</w:t>
+      </w:r>
+      <w:r>
+        <w:t>。去重剔除了</w:t>
+      </w:r>
+      <w:r>
+        <w:t xml:space="preserve"> 7 062 606 </w:t>
+      </w:r>
+      <w:r>
+        <w:t>行中的</w:t>
+      </w:r>
+      <w:r>
+        <w:t xml:space="preserve"> 4 784 430 </w:t>
+      </w:r>
+      <w:r>
+        <w:t>行（</w:t>
+      </w:r>
+      <w:r>
+        <w:t>67.8%</w:t>
+      </w:r>
+      <w:r>
+        <w:t>），重复比例高于本研究的其他任何数据集，最终得到</w:t>
+      </w:r>
+      <w:r>
+        <w:t xml:space="preserve"> 180 000 </w:t>
+      </w:r>
+      <w:r>
+        <w:t>条、三分类的基准（每类</w:t>
+      </w:r>
+      <w:r>
+        <w:t xml:space="preserve"> 60 000</w:t>
+      </w:r>
+      <w:r>
+        <w:t>；训练</w:t>
+      </w:r>
+      <w:r>
+        <w:t xml:space="preserve"> 126 000 / </w:t>
+      </w:r>
+      <w:r>
+        <w:t>验证</w:t>
+      </w:r>
+      <w:r>
+        <w:t xml:space="preserve"> 27 000 / </w:t>
+      </w:r>
+      <w:r>
+        <w:t>测试</w:t>
+      </w:r>
+      <w:r>
+        <w:t xml:space="preserve"> 27 000</w:t>
+      </w:r>
+      <w:r>
+        <w:t>）。所有模型的</w:t>
+      </w:r>
+      <w:r>
+        <w:t xml:space="preserve"> Macro-F1 </w:t>
+      </w:r>
+      <w:r>
+        <w:t>都在</w:t>
+      </w:r>
+      <w:r>
+        <w:t xml:space="preserve"> 0.99983 </w:t>
+      </w:r>
+      <w:r>
+        <w:t>以上：</w:t>
+      </w:r>
+      <w:r>
+        <w:t xml:space="preserve">RCCF </w:t>
+      </w:r>
+      <w:r>
+        <w:t>与等权卡方森林在机器精度上完全一致（平均差</w:t>
+      </w:r>
+      <w:r>
+        <w:t xml:space="preserve"> −3.7e-17</w:t>
+      </w:r>
+      <w:r>
+        <w:t>，</w:t>
+      </w:r>
+      <w:r>
+        <w:t xml:space="preserve">27 000 </w:t>
+      </w:r>
+      <w:r>
+        <w:t>条测试样本中分歧</w:t>
+      </w:r>
+      <w:r>
+        <w:t xml:space="preserve"> 0 </w:t>
+      </w:r>
+      <w:r>
+        <w:t>至</w:t>
+      </w:r>
+      <w:r>
+        <w:t xml:space="preserve"> 2 </w:t>
+      </w:r>
+      <w:r>
+        <w:t>条）。该基准对流量特征分类器已经饱和，而这正是命题</w:t>
+      </w:r>
+      <w:r>
+        <w:t xml:space="preserve"> 1 </w:t>
+      </w:r>
+      <w:r>
+        <w:t>预言</w:t>
+      </w:r>
+      <w:r>
+        <w:t>"</w:t>
+      </w:r>
+      <w:r>
+        <w:t>任何加权都无法起作用</w:t>
+      </w:r>
+      <w:r>
+        <w:t>"</w:t>
+      </w:r>
+      <w:r>
+        <w:t>的情形：它在新领域确认了机制的惰性，但并未检验判别难度。</w:t>
+      </w:r>
+    </w:p>
+    <w:p>
+      <w:r>
+        <w:t>两组实验从两侧界定了结论：等价性既不是</w:t>
+      </w:r>
+      <w:r>
+        <w:t xml:space="preserve"> 53 237 </w:t>
+      </w:r>
+      <w:r>
+        <w:t>条截断造成的，也会在类别高度可分的领域重现。</w:t>
+      </w:r>
+    </w:p>
+    <w:p>
+      <w:pPr>
         <w:pStyle w:val="1"/>
       </w:pPr>
       <w:r>
@@ -16658,6 +17291,7 @@
         <w:rPr>
           <w:b/>
         </w:rPr>
+        <w:lastRenderedPageBreak/>
         <w:t>条件</w:t>
       </w:r>
       <w:r>
@@ -16902,7 +17536,7 @@
         <w:t>：在不控制重复样本、变换泄漏、类别先验与调参预算的情况下</w:t>
       </w:r>
       <w:r>
-        <w:t xml:space="preserve"> [18-20]</w:t>
+        <w:t xml:space="preserve"> [20-22]</w:t>
       </w:r>
       <w:r>
         <w:t>，观察到的</w:t>
@@ -16980,7 +17614,6 @@
         <w:rPr>
           <w:b/>
         </w:rPr>
-        <w:lastRenderedPageBreak/>
         <w:t>协议选择</w:t>
       </w:r>
       <w:r>
@@ -17377,6 +18010,7 @@
               <w:rPr>
                 <w:sz w:val="16"/>
               </w:rPr>
+              <w:lastRenderedPageBreak/>
               <w:t>最低推理延迟</w:t>
             </w:r>
           </w:p>
@@ -18016,7 +18650,6 @@
         <w:rPr>
           <w:b/>
         </w:rPr>
-        <w:lastRenderedPageBreak/>
         <w:t>次生成本的独立报告</w:t>
       </w:r>
       <w:r>
@@ -18158,6 +18791,7 @@
         <w:rPr>
           <w:b/>
         </w:rPr>
+        <w:lastRenderedPageBreak/>
         <w:t>延迟测量不覆盖端到端链路。</w:t>
       </w:r>
       <w:r>
@@ -18216,7 +18850,7 @@
         <w:rPr>
           <w:b/>
         </w:rPr>
-        <w:t>只评测了三个数据集，未引入第四个。</w:t>
+        <w:t>评测了四个数据集，但最大总体仍是语料子集。</w:t>
       </w:r>
       <w:r>
         <w:t xml:space="preserve"> </w:t>
@@ -18231,16 +18865,70 @@
         <w:t>、</w:t>
       </w:r>
       <w:r>
-        <w:t xml:space="preserve">NSL-KDD </w:t>
+        <w:t>NSL-KDD</w:t>
+      </w:r>
+      <w:r>
+        <w:t>、</w:t>
+      </w:r>
+      <w:r>
+        <w:t xml:space="preserve">UNSW-NB15 </w:t>
       </w:r>
       <w:r>
         <w:t>与</w:t>
       </w:r>
       <w:r>
-        <w:t xml:space="preserve"> UNSW-NB15 </w:t>
-      </w:r>
-      <w:r>
-        <w:t>为条件。若要检验所报告的协议敏感性与条件加权的失效是否越出这三个来源，需要引入一个真正独立的新数据集。</w:t>
+        <w:t xml:space="preserve"> N-BaIoT </w:t>
+      </w:r>
+      <w:r>
+        <w:t>为条件。</w:t>
+      </w:r>
+      <w:r>
+        <w:t xml:space="preserve">5.7 </w:t>
+      </w:r>
+      <w:r>
+        <w:t>节的规模实验在</w:t>
+      </w:r>
+      <w:r>
+        <w:t xml:space="preserve"> 2 429 503 </w:t>
+      </w:r>
+      <w:r>
+        <w:t>条去重后的</w:t>
+      </w:r>
+      <w:r>
+        <w:t xml:space="preserve"> CIC </w:t>
+      </w:r>
+      <w:r>
+        <w:t>记录中训练了</w:t>
+      </w:r>
+      <w:r>
+        <w:t xml:space="preserve"> 413 209 </w:t>
+      </w:r>
+      <w:r>
+        <w:t>条（</w:t>
+      </w:r>
+      <w:r>
+        <w:t>17%</w:t>
+      </w:r>
+      <w:r>
+        <w:t>），因此全语料训练仍未验证；而</w:t>
+      </w:r>
+      <w:r>
+        <w:t xml:space="preserve"> N-BaIoT </w:t>
+      </w:r>
+      <w:r>
+        <w:t>对流量特征分类器已经饱和（所有模型</w:t>
+      </w:r>
+      <w:r>
+        <w:t xml:space="preserve"> Macro-F1 </w:t>
+      </w:r>
+      <w:r>
+        <w:t>均在</w:t>
+      </w:r>
+      <w:r>
+        <w:t xml:space="preserve"> 0.9998 </w:t>
+      </w:r>
+      <w:r>
+        <w:t>以上），它检验的是聚合环节的机制而非判别难度。四个数据集都不代表生产流量。</w:t>
       </w:r>
     </w:p>
     <w:p>
@@ -18377,194 +19065,194 @@
     </w:p>
     <w:p>
       <w:r>
+        <w:t>第一，</w:t>
+      </w:r>
+      <w:r>
+        <w:rPr>
+          <w:b/>
+        </w:rPr>
+        <w:t>相对最直接的等权对照，增益落在等价边界内。</w:t>
+      </w:r>
+      <w:r>
+        <w:t xml:space="preserve"> </w:t>
+      </w:r>
+      <w:r>
+        <w:t>在</w:t>
+      </w:r>
+      <w:r>
+        <w:t xml:space="preserve"> CIC-IDS2017 </w:t>
+      </w:r>
+      <w:r>
+        <w:t>的自然先验总体上取十个种子的平均，条件加权森林与等权卡方森林的</w:t>
+      </w:r>
+      <w:r>
+        <w:t xml:space="preserve"> Macro-F1 </w:t>
+      </w:r>
+      <w:r>
+        <w:t>平均差为</w:t>
+      </w:r>
+      <w:r>
+        <w:t xml:space="preserve"> −0.000456</w:t>
+      </w:r>
+      <w:r>
+        <w:t>，逐种子方向五正五负；种子级</w:t>
+      </w:r>
+      <w:r>
+        <w:t xml:space="preserve"> 90% </w:t>
+      </w:r>
+      <w:r>
+        <w:t>区间</w:t>
+      </w:r>
+      <w:r>
+        <w:t xml:space="preserve"> [−0.00112, +0.00021] </w:t>
+      </w:r>
+      <w:r>
+        <w:t>与测试行级配对</w:t>
+      </w:r>
+      <w:r>
+        <w:t xml:space="preserve"> Bootstrap </w:t>
+      </w:r>
+      <w:r>
+        <w:t>区间</w:t>
+      </w:r>
+      <w:r>
+        <w:t xml:space="preserve"> [−0.00425, +0.00338] </w:t>
+      </w:r>
+      <w:r>
+        <w:t>都落在</w:t>
+      </w:r>
+      <w:r>
+        <w:t xml:space="preserve"> SESOI = 0.005 </w:t>
+      </w:r>
+      <w:r>
+        <w:t>与</w:t>
+      </w:r>
+      <w:r>
+        <w:t xml:space="preserve"> 0.01 </w:t>
+      </w:r>
+      <w:r>
+        <w:t>的等价边界之内。四个专家在测试集上没有任何一条预测分歧，归一化权重熵为</w:t>
+      </w:r>
+      <w:r>
+        <w:t xml:space="preserve"> 0.99998</w:t>
+      </w:r>
+      <w:r>
+        <w:t>；命题</w:t>
+      </w:r>
+      <w:r>
+        <w:t xml:space="preserve"> 2 </w:t>
+      </w:r>
+      <w:r>
+        <w:t>的显式上界证明</w:t>
+      </w:r>
+      <w:r>
+        <w:t xml:space="preserve"> 99.91% </w:t>
+      </w:r>
+      <w:r>
+        <w:t>的样本不受权重影响，门控</w:t>
+      </w:r>
+      <w:r>
+        <w:t xml:space="preserve"> 108 </w:t>
+      </w:r>
+      <w:r>
+        <w:t>种超参数配置只产生</w:t>
+      </w:r>
+      <w:r>
+        <w:t xml:space="preserve"> 6 </w:t>
+      </w:r>
+      <w:r>
+        <w:t>个不同的验证集取值。代价则是训练时间增加约</w:t>
+      </w:r>
+      <w:r>
+        <w:t xml:space="preserve"> 80 </w:t>
+      </w:r>
+      <w:r>
+        <w:t>倍、整批推理时间增加约</w:t>
+      </w:r>
+      <w:r>
+        <w:t xml:space="preserve"> 5.3 </w:t>
+      </w:r>
+      <w:r>
+        <w:t>倍。</w:t>
+      </w:r>
+    </w:p>
+    <w:p>
+      <w:r>
+        <w:t>第二，</w:t>
+      </w:r>
+      <w:r>
+        <w:rPr>
+          <w:b/>
+        </w:rPr>
+        <w:t>失效是可解释的，而且是定量的。</w:t>
+      </w:r>
+      <w:r>
+        <w:t>增益受专家多样性支配：分歧率</w:t>
+      </w:r>
+      <w:r>
+        <w:t xml:space="preserve"> 0.20% </w:t>
+      </w:r>
+      <w:r>
+        <w:t>至</w:t>
+      </w:r>
+      <w:r>
+        <w:t xml:space="preserve"> 0.36% </w:t>
+      </w:r>
+      <w:r>
+        <w:t>的两类专家集合在全部</w:t>
+      </w:r>
+      <w:r>
+        <w:t xml:space="preserve"> 6 </w:t>
+      </w:r>
+      <w:r>
+        <w:t>次运行中增益恰好为零，分歧率</w:t>
+      </w:r>
+      <w:r>
+        <w:t xml:space="preserve"> 1.76% </w:t>
+      </w:r>
+      <w:r>
+        <w:t>至</w:t>
+      </w:r>
+      <w:r>
+        <w:t xml:space="preserve"> 6.44% </w:t>
+      </w:r>
+      <w:r>
+        <w:t>的三类去相关集合在全部</w:t>
+      </w:r>
+      <w:r>
+        <w:t xml:space="preserve"> 9 </w:t>
+      </w:r>
+      <w:r>
+        <w:t>次运行中增益均为正，剂量</w:t>
+      </w:r>
+      <w:r>
+        <w:t>—</w:t>
+      </w:r>
+      <w:r>
+        <w:t>反应回归斜率</w:t>
+      </w:r>
+      <w:r>
+        <w:t xml:space="preserve"> 0.0646</w:t>
+      </w:r>
+      <w:r>
+        <w:t>（</w:t>
+      </w:r>
+      <w:r>
+        <w:t>Pearson r = 0.749</w:t>
+      </w:r>
+      <w:r>
+        <w:t>）。因此条件加权的失效不是实现或调参问题，而是过滤式多视图专家彼此过于相似这一数据侧约束的直接后果。</w:t>
+      </w:r>
+      <w:r>
+        <w:t xml:space="preserve"> </w:t>
+      </w:r>
+      <w:r>
+        <w:t>我们给出三个可辨识性命题，分别刻画凸组合不变性、边距支配与权重坍缩，并给出可观测判据。实测数据同时满足三者，说明在该数据结构下继续优化门控不会带来判别增益。</w:t>
+      </w:r>
+    </w:p>
+    <w:p>
+      <w:r>
         <w:lastRenderedPageBreak/>
-        <w:t>第一，</w:t>
-      </w:r>
-      <w:r>
-        <w:rPr>
-          <w:b/>
-        </w:rPr>
-        <w:t>相对最直接的等权对照，增益落在等价边界内。</w:t>
-      </w:r>
-      <w:r>
-        <w:t xml:space="preserve"> </w:t>
-      </w:r>
-      <w:r>
-        <w:t>在</w:t>
-      </w:r>
-      <w:r>
-        <w:t xml:space="preserve"> CIC-IDS2017 </w:t>
-      </w:r>
-      <w:r>
-        <w:t>的自然先验总体上取十个种子的平均，条件加权森林与等权卡方森林的</w:t>
-      </w:r>
-      <w:r>
-        <w:t xml:space="preserve"> Macro-F1 </w:t>
-      </w:r>
-      <w:r>
-        <w:t>平均差为</w:t>
-      </w:r>
-      <w:r>
-        <w:t xml:space="preserve"> −0.000456</w:t>
-      </w:r>
-      <w:r>
-        <w:t>，逐种子方向五正五负；种子级</w:t>
-      </w:r>
-      <w:r>
-        <w:t xml:space="preserve"> 90% </w:t>
-      </w:r>
-      <w:r>
-        <w:t>区间</w:t>
-      </w:r>
-      <w:r>
-        <w:t xml:space="preserve"> [−0.00112, +0.00021] </w:t>
-      </w:r>
-      <w:r>
-        <w:t>与测试行级配对</w:t>
-      </w:r>
-      <w:r>
-        <w:t xml:space="preserve"> Bootstrap </w:t>
-      </w:r>
-      <w:r>
-        <w:t>区间</w:t>
-      </w:r>
-      <w:r>
-        <w:t xml:space="preserve"> [−0.00425, +0.00338] </w:t>
-      </w:r>
-      <w:r>
-        <w:t>都落在</w:t>
-      </w:r>
-      <w:r>
-        <w:t xml:space="preserve"> SESOI = 0.005 </w:t>
-      </w:r>
-      <w:r>
-        <w:t>与</w:t>
-      </w:r>
-      <w:r>
-        <w:t xml:space="preserve"> 0.01 </w:t>
-      </w:r>
-      <w:r>
-        <w:t>的等价边界之内。四个专家在测试集上没有任何一条预测分歧，归一化权重熵为</w:t>
-      </w:r>
-      <w:r>
-        <w:t xml:space="preserve"> 0.99998</w:t>
-      </w:r>
-      <w:r>
-        <w:t>；命题</w:t>
-      </w:r>
-      <w:r>
-        <w:t xml:space="preserve"> 2 </w:t>
-      </w:r>
-      <w:r>
-        <w:t>的显式上界证明</w:t>
-      </w:r>
-      <w:r>
-        <w:t xml:space="preserve"> 99.91% </w:t>
-      </w:r>
-      <w:r>
-        <w:t>的样本不受权重影响，门控</w:t>
-      </w:r>
-      <w:r>
-        <w:t xml:space="preserve"> 108 </w:t>
-      </w:r>
-      <w:r>
-        <w:t>种超参数配置只产生</w:t>
-      </w:r>
-      <w:r>
-        <w:t xml:space="preserve"> 6 </w:t>
-      </w:r>
-      <w:r>
-        <w:t>个不同的验证集取值。代价则是训练时间增加约</w:t>
-      </w:r>
-      <w:r>
-        <w:t xml:space="preserve"> 80 </w:t>
-      </w:r>
-      <w:r>
-        <w:t>倍、整批推理时间增加约</w:t>
-      </w:r>
-      <w:r>
-        <w:t xml:space="preserve"> 5.3 </w:t>
-      </w:r>
-      <w:r>
-        <w:t>倍。</w:t>
-      </w:r>
-    </w:p>
-    <w:p>
-      <w:r>
-        <w:t>第二，</w:t>
-      </w:r>
-      <w:r>
-        <w:rPr>
-          <w:b/>
-        </w:rPr>
-        <w:t>失效是可解释的，而且是定量的。</w:t>
-      </w:r>
-      <w:r>
-        <w:t>增益受专家多样性支配：分歧率</w:t>
-      </w:r>
-      <w:r>
-        <w:t xml:space="preserve"> 0.20% </w:t>
-      </w:r>
-      <w:r>
-        <w:t>至</w:t>
-      </w:r>
-      <w:r>
-        <w:t xml:space="preserve"> 0.36% </w:t>
-      </w:r>
-      <w:r>
-        <w:t>的两类专家集合在全部</w:t>
-      </w:r>
-      <w:r>
-        <w:t xml:space="preserve"> 6 </w:t>
-      </w:r>
-      <w:r>
-        <w:t>次运行中增益恰好为零，分歧率</w:t>
-      </w:r>
-      <w:r>
-        <w:t xml:space="preserve"> 1.76% </w:t>
-      </w:r>
-      <w:r>
-        <w:t>至</w:t>
-      </w:r>
-      <w:r>
-        <w:t xml:space="preserve"> 6.44% </w:t>
-      </w:r>
-      <w:r>
-        <w:t>的三类去相关集合在全部</w:t>
-      </w:r>
-      <w:r>
-        <w:t xml:space="preserve"> 9 </w:t>
-      </w:r>
-      <w:r>
-        <w:t>次运行中增益均为正，剂量</w:t>
-      </w:r>
-      <w:r>
-        <w:t>—</w:t>
-      </w:r>
-      <w:r>
-        <w:t>反应回归斜率</w:t>
-      </w:r>
-      <w:r>
-        <w:t xml:space="preserve"> 0.0646</w:t>
-      </w:r>
-      <w:r>
-        <w:t>（</w:t>
-      </w:r>
-      <w:r>
-        <w:t>Pearson r = 0.749</w:t>
-      </w:r>
-      <w:r>
-        <w:t>）。因此条件加权的失效不是实现或调参问题，而是过滤式多视图专家彼此过于相似这一数据侧约束的直接后果。</w:t>
-      </w:r>
-      <w:r>
-        <w:t xml:space="preserve"> </w:t>
-      </w:r>
-      <w:r>
-        <w:t>我们给出三个可辨识性命题，分别刻画凸组合不变性、边距支配与权重坍缩，并给出可观测判据。实测数据同时满足三者，说明在该数据结构下继续优化门控不会带来判别增益。</w:t>
-      </w:r>
-    </w:p>
-    <w:p>
-      <w:r>
         <w:t>第三，</w:t>
       </w:r>
       <w:r>
@@ -18737,7 +19425,6 @@
         <w:pStyle w:val="1"/>
       </w:pPr>
       <w:r>
-        <w:lastRenderedPageBreak/>
         <w:t>生成式人工智能使用声明</w:t>
       </w:r>
     </w:p>
@@ -18859,6 +19546,7 @@
         </w:numPr>
       </w:pPr>
       <w:r>
+        <w:lastRenderedPageBreak/>
         <w:t>Breiman L. Random forests. Machine Learning, 2001, 45(1): 5-32. DOI:10.1023/A:1010933404324.</w:t>
       </w:r>
     </w:p>
@@ -19069,7 +19757,6 @@
         </w:numPr>
       </w:pPr>
       <w:r>
-        <w:lastRenderedPageBreak/>
         <w:t>Moustafa N, Slay J. UNSW-NB15: A comprehensive data set for network intrusion detection systems. MilCIS 2015: 1-6. DOI:10.1109/MilCIS.2015.7348942.</w:t>
       </w:r>
     </w:p>
@@ -19082,7 +19769,7 @@
         </w:numPr>
       </w:pPr>
       <w:r>
-        <w:t>Ring M, Wunderlich S, Scheuring D, et al. A survey of network-based intrusion detection data sets. Computers &amp; Security, 2019, 86: 147-167. DOI:10.1016/j.cose.2019.06.005.</w:t>
+        <w:t>Meidan Y, Bohadana M, Mathov Y, et al. N-BaIoT - Network-based detection of IoT botnet attacks using deep autoencoders. IEEE Pervasive Computing, 2018, 17(3): 12-22. DOI:10.1109/MPRV.2018.03367731.</w:t>
       </w:r>
     </w:p>
     <w:p>
@@ -19094,7 +19781,7 @@
         </w:numPr>
       </w:pPr>
       <w:r>
-        <w:t>Engelen G, Timmerman J. Troubleshooting an intrusion detection dataset: The CICIDS2017 case study. IEEE S&amp;P Workshops 2021: 7-12. DOI:10.1109/SPW53761.2021.00009.</w:t>
+        <w:t>UCI Machine Learning Repository. Detection of IoT botnet attacks N-BaIoT [dataset]. 2018. DOI:10.24432/C5RC8J.</w:t>
       </w:r>
     </w:p>
     <w:p>
@@ -19106,7 +19793,7 @@
         </w:numPr>
       </w:pPr>
       <w:r>
-        <w:t>Liu L, Engelen G, Timmerman J, et al. Error prevalence in NIDS datasets: A case study on CIC-IDS-2017 and CSE-CIC-IDS-2018. IEEE CNS 2022. DOI:10.1109/CNS56114.2022.9947235.</w:t>
+        <w:t>Ring M, Wunderlich S, Scheuring D, et al. A survey of network-based intrusion detection data sets. Computers &amp; Security, 2019, 86: 147-167. DOI:10.1016/j.cose.2019.06.005.</w:t>
       </w:r>
     </w:p>
     <w:p>
@@ -19118,25 +19805,7 @@
         </w:numPr>
       </w:pPr>
       <w:r>
-        <w:t>Arp D, Quiring E, Pendlebury F, et al. Dos and don'ts of machine learning in computer security. USENIX Security 2022: 3971-3988. [</w:t>
-      </w:r>
-      <w:r>
-        <w:t>无</w:t>
-      </w:r>
-      <w:r>
-        <w:t xml:space="preserve"> DOI</w:t>
-      </w:r>
-      <w:r>
-        <w:t>；</w:t>
-      </w:r>
-      <w:r>
-        <w:t xml:space="preserve">USENIX Security </w:t>
-      </w:r>
-      <w:r>
-        <w:t>会议论文集</w:t>
-      </w:r>
-      <w:r>
-        <w:t>]</w:t>
+        <w:t>Engelen G, Timmerman J. Troubleshooting an intrusion detection dataset: The CICIDS2017 case study. IEEE S&amp;P Workshops 2021: 7-12. DOI:10.1109/SPW53761.2021.00009.</w:t>
       </w:r>
     </w:p>
     <w:p>
@@ -19148,7 +19817,7 @@
         </w:numPr>
       </w:pPr>
       <w:r>
-        <w:t>Sommer R, Paxson V. Outside the closed world: On using machine learning for network intrusion detection. IEEE S&amp;P 2010: 305-316. DOI:10.1109/SP.2010.25.</w:t>
+        <w:t>Liu L, Engelen G, Timmerman J, et al. Error prevalence in NIDS datasets: A case study on CIC-IDS-2017 and CSE-CIC-IDS-2018. IEEE CNS 2022. DOI:10.1109/CNS56114.2022.9947235.</w:t>
       </w:r>
     </w:p>
     <w:p>
@@ -19160,7 +19829,25 @@
         </w:numPr>
       </w:pPr>
       <w:r>
-        <w:t>Buczak A L, Guven E. A survey of data mining and machine learning methods for cyber security intrusion detection. IEEE Communications Surveys &amp; Tutorials, 2016, 18(2): 1153-1176. DOI:10.1109/COMST.2015.2494502.</w:t>
+        <w:t>Arp D, Quiring E, Pendlebury F, et al. Dos and don'ts of machine learning in computer security. USENIX Security 2022: 3971-3988. [</w:t>
+      </w:r>
+      <w:r>
+        <w:t>无</w:t>
+      </w:r>
+      <w:r>
+        <w:t xml:space="preserve"> DOI</w:t>
+      </w:r>
+      <w:r>
+        <w:t>；</w:t>
+      </w:r>
+      <w:r>
+        <w:t xml:space="preserve">USENIX Security </w:t>
+      </w:r>
+      <w:r>
+        <w:t>会议论文集</w:t>
+      </w:r>
+      <w:r>
+        <w:t>]</w:t>
       </w:r>
     </w:p>
     <w:p>
@@ -19172,7 +19859,8 @@
         </w:numPr>
       </w:pPr>
       <w:r>
-        <w:t>Khraisat A, Gondal I, Vamplew P, Kamruzzaman J. Survey of intrusion detection systems: Techniques, datasets and challenges. Cybersecurity, 2019, 2: 20. DOI:10.1186/s42400-019-0038-7.</w:t>
+        <w:lastRenderedPageBreak/>
+        <w:t>Sommer R, Paxson V. Outside the closed world: On using machine learning for network intrusion detection. IEEE S&amp;P 2010: 305-316. DOI:10.1109/SP.2010.25.</w:t>
       </w:r>
     </w:p>
     <w:p>
@@ -19184,7 +19872,7 @@
         </w:numPr>
       </w:pPr>
       <w:r>
-        <w:t>Apruzzese G, Laskov P, Montgomery E, et al. The role of machine learning in cybersecurity. ACM Digital Threats: Research and Practice, 2023, 4(1): 1-38. DOI:10.1145/3545574.</w:t>
+        <w:t>Buczak A L, Guven E. A survey of data mining and machine learning methods for cyber security intrusion detection. IEEE Communications Surveys &amp; Tutorials, 2016, 18(2): 1153-1176. DOI:10.1109/COMST.2015.2494502.</w:t>
       </w:r>
     </w:p>
     <w:p>
@@ -19196,7 +19884,7 @@
         </w:numPr>
       </w:pPr>
       <w:r>
-        <w:t>Geng C, Huang S J, Chen S. Recent advances in open set recognition: A survey. IEEE TPAMI, 2021, 43(10): 3614-3631. DOI:10.1109/TPAMI.2020.2981604.</w:t>
+        <w:t>Khraisat A, Gondal I, Vamplew P, Kamruzzaman J. Survey of intrusion detection systems: Techniques, datasets and challenges. Cybersecurity, 2019, 2: 20. DOI:10.1186/s42400-019-0038-7.</w:t>
       </w:r>
     </w:p>
     <w:p>
@@ -19208,7 +19896,7 @@
         </w:numPr>
       </w:pPr>
       <w:r>
-        <w:t>Bendale A, Boult T E. Towards open set deep networks. CVPR 2016: 1563-1572. DOI:10.1109/CVPR.2016.173.</w:t>
+        <w:t>Apruzzese G, Laskov P, Montgomery E, et al. The role of machine learning in cybersecurity. ACM Digital Threats: Research and Practice, 2023, 4(1): 1-38. DOI:10.1145/3545574.</w:t>
       </w:r>
     </w:p>
     <w:p>
@@ -19220,19 +19908,7 @@
         </w:numPr>
       </w:pPr>
       <w:r>
-        <w:t>Guo C, Pleiss G, Sun Y, Weinberger K Q. On calibration of modern neural networks. ICML 2017: 1321-1330. [</w:t>
-      </w:r>
-      <w:r>
-        <w:t>无</w:t>
-      </w:r>
-      <w:r>
-        <w:t xml:space="preserve"> DOI</w:t>
-      </w:r>
-      <w:r>
-        <w:t>；</w:t>
-      </w:r>
-      <w:r>
-        <w:t>PMLR]</w:t>
+        <w:t>Geng C, Huang S J, Chen S. Recent advances in open set recognition: A survey. IEEE TPAMI, 2021, 43(10): 3614-3631. DOI:10.1109/TPAMI.2020.2981604.</w:t>
       </w:r>
     </w:p>
     <w:p>
@@ -19244,25 +19920,7 @@
         </w:numPr>
       </w:pPr>
       <w:r>
-        <w:t>Ovadia Y, Fertig E, Ren J, et al. Can you trust your model's uncertainty? Evaluating predictive uncertainty under dataset shift. NeurIPS 2019: 13991-14002. [</w:t>
-      </w:r>
-      <w:r>
-        <w:t>无</w:t>
-      </w:r>
-      <w:r>
-        <w:t xml:space="preserve"> DOI</w:t>
-      </w:r>
-      <w:r>
-        <w:t>；</w:t>
-      </w:r>
-      <w:r>
-        <w:t xml:space="preserve">NeurIPS </w:t>
-      </w:r>
-      <w:r>
-        <w:t>会议论文集</w:t>
-      </w:r>
-      <w:r>
-        <w:t>]</w:t>
+        <w:t>Bendale A, Boult T E. Towards open set deep networks. CVPR 2016: 1563-1572. DOI:10.1109/CVPR.2016.173.</w:t>
       </w:r>
     </w:p>
     <w:p>
@@ -19274,7 +19932,7 @@
         </w:numPr>
       </w:pPr>
       <w:r>
-        <w:t>Lakshminarayanan B, Pritzel A, Blundell C. Simple and scalable predictive uncertainty estimation using deep ensembles. NeurIPS 2017: 6402-6413. [</w:t>
+        <w:t>Guo C, Pleiss G, Sun Y, Weinberger K Q. On calibration of modern neural networks. ICML 2017: 1321-1330. [</w:t>
       </w:r>
       <w:r>
         <w:t>无</w:t>
@@ -19286,13 +19944,7 @@
         <w:t>；</w:t>
       </w:r>
       <w:r>
-        <w:t xml:space="preserve">NeurIPS </w:t>
-      </w:r>
-      <w:r>
-        <w:t>会议论文集</w:t>
-      </w:r>
-      <w:r>
-        <w:t>]</w:t>
+        <w:t>PMLR]</w:t>
       </w:r>
     </w:p>
     <w:p>
@@ -19304,7 +19956,25 @@
         </w:numPr>
       </w:pPr>
       <w:r>
-        <w:t>Angelopoulos A N, Bates S. Conformal prediction: A gentle introduction. Foundations and Trends in Machine Learning, 2023, 16(4): 494-591. DOI:10.1561/2200000101.</w:t>
+        <w:t>Ovadia Y, Fertig E, Ren J, et al. Can you trust your model's uncertainty? Evaluating predictive uncertainty under dataset shift. NeurIPS 2019: 13991-14002. [</w:t>
+      </w:r>
+      <w:r>
+        <w:t>无</w:t>
+      </w:r>
+      <w:r>
+        <w:t xml:space="preserve"> DOI</w:t>
+      </w:r>
+      <w:r>
+        <w:t>；</w:t>
+      </w:r>
+      <w:r>
+        <w:t xml:space="preserve">NeurIPS </w:t>
+      </w:r>
+      <w:r>
+        <w:t>会议论文集</w:t>
+      </w:r>
+      <w:r>
+        <w:t>]</w:t>
       </w:r>
     </w:p>
     <w:p>
@@ -19316,7 +19986,25 @@
         </w:numPr>
       </w:pPr>
       <w:r>
-        <w:t>Vovk V, Gammerman A, Shafer G. Algorithmic Learning in a Random World. Springer, 2005. DOI:10.1007/b106715.</w:t>
+        <w:t>Lakshminarayanan B, Pritzel A, Blundell C. Simple and scalable predictive uncertainty estimation using deep ensembles. NeurIPS 2017: 6402-6413. [</w:t>
+      </w:r>
+      <w:r>
+        <w:t>无</w:t>
+      </w:r>
+      <w:r>
+        <w:t xml:space="preserve"> DOI</w:t>
+      </w:r>
+      <w:r>
+        <w:t>；</w:t>
+      </w:r>
+      <w:r>
+        <w:t xml:space="preserve">NeurIPS </w:t>
+      </w:r>
+      <w:r>
+        <w:t>会议论文集</w:t>
+      </w:r>
+      <w:r>
+        <w:t>]</w:t>
       </w:r>
     </w:p>
     <w:p>
@@ -19328,19 +20016,7 @@
         </w:numPr>
       </w:pPr>
       <w:r>
-        <w:t>Shafer G, Vovk V. A tutorial on conformal prediction. JMLR, 2008, 9: 371-421. [</w:t>
-      </w:r>
-      <w:r>
-        <w:t>无</w:t>
-      </w:r>
-      <w:r>
-        <w:t xml:space="preserve"> DOI</w:t>
-      </w:r>
-      <w:r>
-        <w:t>；</w:t>
-      </w:r>
-      <w:r>
-        <w:t>JMLR]</w:t>
+        <w:t>Angelopoulos A N, Bates S. Conformal prediction: A gentle introduction. Foundations and Trends in Machine Learning, 2023, 16(4): 494-591. DOI:10.1561/2200000101.</w:t>
       </w:r>
     </w:p>
     <w:p>
@@ -19352,7 +20028,7 @@
         </w:numPr>
       </w:pPr>
       <w:r>
-        <w:t>Lei J, G'Sell M, Rinaldo A, et al. Distribution-free predictive inference for regression. JASA, 2018, 113(523): 1094-1111. DOI:10.1080/01621459.2017.1307116.</w:t>
+        <w:t>Vovk V, Gammerman A, Shafer G. Algorithmic Learning in a Random World. Springer, 2005. DOI:10.1007/b106715.</w:t>
       </w:r>
     </w:p>
     <w:p>
@@ -19364,7 +20040,19 @@
         </w:numPr>
       </w:pPr>
       <w:r>
-        <w:t>McNemar Q. Note on the sampling error of the difference between correlated proportions or percentages. Psychometrika, 1947, 12(2): 153-157. DOI:10.1007/BF02295996.</w:t>
+        <w:t>Shafer G, Vovk V. A tutorial on conformal prediction. JMLR, 2008, 9: 371-421. [</w:t>
+      </w:r>
+      <w:r>
+        <w:t>无</w:t>
+      </w:r>
+      <w:r>
+        <w:t xml:space="preserve"> DOI</w:t>
+      </w:r>
+      <w:r>
+        <w:t>；</w:t>
+      </w:r>
+      <w:r>
+        <w:t>JMLR]</w:t>
       </w:r>
     </w:p>
     <w:p>
@@ -19376,7 +20064,7 @@
         </w:numPr>
       </w:pPr>
       <w:r>
-        <w:t>Dietterich T G. Approximate statistical tests for comparing supervised classification learning algorithms. Neural Computation, 1998, 10(7): 1895-1923. DOI:10.1162/089976698300017197.</w:t>
+        <w:t>Lei J, G'Sell M, Rinaldo A, et al. Distribution-free predictive inference for regression. JASA, 2018, 113(523): 1094-1111. DOI:10.1080/01621459.2017.1307116.</w:t>
       </w:r>
     </w:p>
     <w:p>
@@ -19388,19 +20076,7 @@
         </w:numPr>
       </w:pPr>
       <w:r>
-        <w:t>Demsar J. Statistical comparisons of classifiers over multiple data sets. JMLR, 2006, 7: 1-30. [</w:t>
-      </w:r>
-      <w:r>
-        <w:t>无</w:t>
-      </w:r>
-      <w:r>
-        <w:t xml:space="preserve"> DOI</w:t>
-      </w:r>
-      <w:r>
-        <w:t>；</w:t>
-      </w:r>
-      <w:r>
-        <w:t>JMLR]</w:t>
+        <w:t>McNemar Q. Note on the sampling error of the difference between correlated proportions or percentages. Psychometrika, 1947, 12(2): 153-157. DOI:10.1007/BF02295996.</w:t>
       </w:r>
     </w:p>
     <w:p>
@@ -19412,26 +20088,7 @@
         </w:numPr>
       </w:pPr>
       <w:r>
-        <w:lastRenderedPageBreak/>
-        <w:t>Holm S. A simple sequentially rejective multiple test procedure. Scandinavian Journal of Statistics, 1979, 6(2): 65-70. [</w:t>
-      </w:r>
-      <w:r>
-        <w:t>无</w:t>
-      </w:r>
-      <w:r>
-        <w:t xml:space="preserve"> DOI</w:t>
-      </w:r>
-      <w:r>
-        <w:t>；</w:t>
-      </w:r>
-      <w:r>
-        <w:t xml:space="preserve">JSTOR </w:t>
-      </w:r>
-      <w:r>
-        <w:t>稳定记录</w:t>
-      </w:r>
-      <w:r>
-        <w:t xml:space="preserve"> 4615733]</w:t>
+        <w:t>Dietterich T G. Approximate statistical tests for comparing supervised classification learning algorithms. Neural Computation, 1998, 10(7): 1895-1923. DOI:10.1162/089976698300017197.</w:t>
       </w:r>
     </w:p>
     <w:p>
@@ -19443,10 +20100,19 @@
         </w:numPr>
       </w:pPr>
       <w:r>
-        <w:t>Efron B, Tibshirani R J. An Introduction to the Bootstrap. Chapman &amp; Hall/CRC, 1993. ISBN 978-0-412-04231-7</w:t>
-      </w:r>
-      <w:r>
-        <w:t>。</w:t>
+        <w:t>Demsar J. Statistical comparisons of classifiers over multiple data sets. JMLR, 2006, 7: 1-30. [</w:t>
+      </w:r>
+      <w:r>
+        <w:t>无</w:t>
+      </w:r>
+      <w:r>
+        <w:t xml:space="preserve"> DOI</w:t>
+      </w:r>
+      <w:r>
+        <w:t>；</w:t>
+      </w:r>
+      <w:r>
+        <w:t>JMLR]</w:t>
       </w:r>
     </w:p>
     <w:p>
@@ -19458,7 +20124,25 @@
         </w:numPr>
       </w:pPr>
       <w:r>
-        <w:t>Lakens D. Equivalence tests: A practical primer for t tests, correlations, and meta-analyses. Social Psychological and Personality Science, 2017, 8(4): 355-362. DOI:10.1177/1948550617697177.</w:t>
+        <w:t>Holm S. A simple sequentially rejective multiple test procedure. Scandinavian Journal of Statistics, 1979, 6(2): 65-70. [</w:t>
+      </w:r>
+      <w:r>
+        <w:t>无</w:t>
+      </w:r>
+      <w:r>
+        <w:t xml:space="preserve"> DOI</w:t>
+      </w:r>
+      <w:r>
+        <w:t>；</w:t>
+      </w:r>
+      <w:r>
+        <w:t xml:space="preserve">JSTOR </w:t>
+      </w:r>
+      <w:r>
+        <w:t>稳定记录</w:t>
+      </w:r>
+      <w:r>
+        <w:t xml:space="preserve"> 4615733]</w:t>
       </w:r>
     </w:p>
     <w:p>
@@ -19470,7 +20154,10 @@
         </w:numPr>
       </w:pPr>
       <w:r>
-        <w:t>Han S, Kim Y, Lee S. Improvement of the classification performance of an intrusion detection model for rare and unknown attack traffic. Electronics, 2021, 10(18): 2268. DOI:10.3390/electronics10182268.</w:t>
+        <w:t>Efron B, Tibshirani R J. An Introduction to the Bootstrap. Chapman &amp; Hall/CRC, 1993. ISBN 978-0-412-04231-7</w:t>
+      </w:r>
+      <w:r>
+        <w:t>。</w:t>
       </w:r>
     </w:p>
     <w:p>
@@ -19482,7 +20169,7 @@
         </w:numPr>
       </w:pPr>
       <w:r>
-        <w:t>Guolou P, Ye X. Open-set intrusion detection with MinMax autoencoder and pseudo extreme value machine. IJCNN 2022. DOI:10.1109/IJCNN55064.2022.9892858.</w:t>
+        <w:t>Lakens D. Equivalence tests: A practical primer for t tests, correlations, and meta-analyses. Social Psychological and Personality Science, 2017, 8(4): 355-362. DOI:10.1177/1948550617697177.</w:t>
       </w:r>
     </w:p>
     <w:p>
@@ -19494,6 +20181,31 @@
         </w:numPr>
       </w:pPr>
       <w:r>
+        <w:t>Han S, Kim Y, Lee S. Improvement of the classification performance of an intrusion detection model for rare and unknown attack traffic. Electronics, 2021, 10(18): 2268. DOI:10.3390/electronics10182268.</w:t>
+      </w:r>
+    </w:p>
+    <w:p>
+      <w:pPr>
+        <w:pStyle w:val="a"/>
+        <w:numPr>
+          <w:ilvl w:val="0"/>
+          <w:numId w:val="17"/>
+        </w:numPr>
+      </w:pPr>
+      <w:r>
+        <w:t>Guolou P, Ye X. Open-set intrusion detection with MinMax autoencoder and pseudo extreme value machine. IJCNN 2022. DOI:10.1109/IJCNN55064.2022.9892858.</w:t>
+      </w:r>
+    </w:p>
+    <w:p>
+      <w:pPr>
+        <w:pStyle w:val="a"/>
+        <w:numPr>
+          <w:ilvl w:val="0"/>
+          <w:numId w:val="17"/>
+        </w:numPr>
+      </w:pPr>
+      <w:r>
+        <w:lastRenderedPageBreak/>
         <w:t>Pedregosa F, Varoquaux G, Gramfort A, et al. Scikit-learn: Machine learning in Python. JMLR, 2011, 12: 2825-2830. [</w:t>
       </w:r>
       <w:r>
@@ -20504,7 +21216,6 @@
               <w:rPr>
                 <w:sz w:val="16"/>
               </w:rPr>
-              <w:lastRenderedPageBreak/>
               <w:t>S21</w:t>
             </w:r>
           </w:p>
@@ -20740,6 +21451,92 @@
                 <w:sz w:val="16"/>
               </w:rPr>
               <w:t>扩展鲁棒性：标签噪声、缺失值与标定漂移</w:t>
+            </w:r>
+          </w:p>
+        </w:tc>
+      </w:tr>
+      <w:tr>
+        <w:tc>
+          <w:tcPr>
+            <w:tcW w:w="4896" w:type="dxa"/>
+          </w:tcPr>
+          <w:p>
+            <w:pPr>
+              <w:spacing w:after="0"/>
+            </w:pPr>
+            <w:r>
+              <w:rPr>
+                <w:sz w:val="16"/>
+              </w:rPr>
+              <w:t>S27</w:t>
+            </w:r>
+          </w:p>
+        </w:tc>
+        <w:tc>
+          <w:tcPr>
+            <w:tcW w:w="4896" w:type="dxa"/>
+          </w:tcPr>
+          <w:p>
+            <w:pPr>
+              <w:spacing w:after="0"/>
+            </w:pPr>
+            <w:r>
+              <w:rPr>
+                <w:sz w:val="16"/>
+              </w:rPr>
+              <w:t>规模敏感性：</w:t>
+            </w:r>
+            <w:r>
+              <w:rPr>
+                <w:sz w:val="16"/>
+              </w:rPr>
+              <w:t xml:space="preserve">413 209 </w:t>
+            </w:r>
+            <w:r>
+              <w:rPr>
+                <w:sz w:val="16"/>
+              </w:rPr>
+              <w:t>条总体与十种子配对比较</w:t>
+            </w:r>
+          </w:p>
+        </w:tc>
+      </w:tr>
+      <w:tr>
+        <w:tc>
+          <w:tcPr>
+            <w:tcW w:w="4896" w:type="dxa"/>
+          </w:tcPr>
+          <w:p>
+            <w:pPr>
+              <w:spacing w:after="0"/>
+            </w:pPr>
+            <w:r>
+              <w:rPr>
+                <w:sz w:val="16"/>
+              </w:rPr>
+              <w:t>S28</w:t>
+            </w:r>
+          </w:p>
+        </w:tc>
+        <w:tc>
+          <w:tcPr>
+            <w:tcW w:w="4896" w:type="dxa"/>
+          </w:tcPr>
+          <w:p>
+            <w:pPr>
+              <w:spacing w:after="0"/>
+            </w:pPr>
+            <w:r>
+              <w:rPr>
+                <w:sz w:val="16"/>
+              </w:rPr>
+              <w:t xml:space="preserve">N-BaIoT </w:t>
+            </w:r>
+            <w:r>
+              <w:rPr>
+                <w:sz w:val="16"/>
+              </w:rPr>
+              <w:t>基准：审计、类别支持度、逐种子指标与配对比较</w:t>
             </w:r>
           </w:p>
         </w:tc>
@@ -20984,76 +21781,76 @@
       </w:rPr>
     </w:lvl>
   </w:abstractNum>
-  <w:num w:numId="1" w16cid:durableId="990908071">
+  <w:num w:numId="1" w16cid:durableId="153378843">
     <w:abstractNumId w:val="8"/>
   </w:num>
-  <w:num w:numId="2" w16cid:durableId="311911190">
+  <w:num w:numId="2" w16cid:durableId="1151558910">
     <w:abstractNumId w:val="6"/>
   </w:num>
-  <w:num w:numId="3" w16cid:durableId="2028867243">
+  <w:num w:numId="3" w16cid:durableId="737754024">
     <w:abstractNumId w:val="5"/>
   </w:num>
-  <w:num w:numId="4" w16cid:durableId="881861449">
+  <w:num w:numId="4" w16cid:durableId="489635229">
     <w:abstractNumId w:val="4"/>
   </w:num>
-  <w:num w:numId="5" w16cid:durableId="247926910">
+  <w:num w:numId="5" w16cid:durableId="1370567044">
     <w:abstractNumId w:val="7"/>
   </w:num>
-  <w:num w:numId="6" w16cid:durableId="1444883122">
+  <w:num w:numId="6" w16cid:durableId="921911538">
     <w:abstractNumId w:val="3"/>
   </w:num>
-  <w:num w:numId="7" w16cid:durableId="1636985330">
+  <w:num w:numId="7" w16cid:durableId="1830172976">
     <w:abstractNumId w:val="2"/>
   </w:num>
-  <w:num w:numId="8" w16cid:durableId="967516999">
+  <w:num w:numId="8" w16cid:durableId="1409037193">
     <w:abstractNumId w:val="1"/>
   </w:num>
-  <w:num w:numId="9" w16cid:durableId="109592873">
+  <w:num w:numId="9" w16cid:durableId="1395003314">
     <w:abstractNumId w:val="0"/>
   </w:num>
-  <w:num w:numId="10" w16cid:durableId="1895385377">
+  <w:num w:numId="10" w16cid:durableId="212932034">
     <w:abstractNumId w:val="7"/>
     <w:lvlOverride w:ilvl="0">
       <w:startOverride w:val="1"/>
     </w:lvlOverride>
   </w:num>
-  <w:num w:numId="11" w16cid:durableId="1719620158">
+  <w:num w:numId="11" w16cid:durableId="1688478612">
     <w:abstractNumId w:val="7"/>
     <w:lvlOverride w:ilvl="0">
       <w:startOverride w:val="1"/>
     </w:lvlOverride>
   </w:num>
-  <w:num w:numId="12" w16cid:durableId="1499034225">
+  <w:num w:numId="12" w16cid:durableId="1066493387">
     <w:abstractNumId w:val="7"/>
     <w:lvlOverride w:ilvl="0">
       <w:startOverride w:val="1"/>
     </w:lvlOverride>
   </w:num>
-  <w:num w:numId="13" w16cid:durableId="493423873">
+  <w:num w:numId="13" w16cid:durableId="727724322">
     <w:abstractNumId w:val="7"/>
     <w:lvlOverride w:ilvl="0">
       <w:startOverride w:val="1"/>
     </w:lvlOverride>
   </w:num>
-  <w:num w:numId="14" w16cid:durableId="1188325346">
+  <w:num w:numId="14" w16cid:durableId="38090117">
     <w:abstractNumId w:val="7"/>
     <w:lvlOverride w:ilvl="0">
       <w:startOverride w:val="1"/>
     </w:lvlOverride>
   </w:num>
-  <w:num w:numId="15" w16cid:durableId="1995794374">
+  <w:num w:numId="15" w16cid:durableId="1779719791">
     <w:abstractNumId w:val="7"/>
     <w:lvlOverride w:ilvl="0">
       <w:startOverride w:val="1"/>
     </w:lvlOverride>
   </w:num>
-  <w:num w:numId="16" w16cid:durableId="1052776131">
+  <w:num w:numId="16" w16cid:durableId="180897110">
     <w:abstractNumId w:val="7"/>
     <w:lvlOverride w:ilvl="0">
       <w:startOverride w:val="1"/>
     </w:lvlOverride>
   </w:num>
-  <w:num w:numId="17" w16cid:durableId="130681269">
+  <w:num w:numId="17" w16cid:durableId="66999449">
     <w:abstractNumId w:val="7"/>
     <w:lvlOverride w:ilvl="0">
       <w:startOverride w:val="1"/>

--- a/重构版论文_v4_20260915/中文SCI论文_v4_重构版.docx
+++ b/重构版论文_v4_20260915/中文SCI论文_v4_重构版.docx
@@ -2020,7 +2020,7 @@
           <w:noProof/>
         </w:rPr>
         <w:drawing>
-          <wp:inline distT="0" distB="0" distL="0" distR="0" wp14:anchorId="4A719674" wp14:editId="02A5AA06">
+          <wp:inline distT="0" distB="0" distL="0" distR="0" wp14:anchorId="568DCAAC" wp14:editId="18A501A7">
             <wp:extent cx="5760720" cy="2730962"/>
             <wp:effectExtent l="0" t="0" r="0" b="0"/>
             <wp:docPr id="1" name="Picture 1"/>
@@ -4246,7 +4246,7 @@
           <w:noProof/>
         </w:rPr>
         <w:drawing>
-          <wp:inline distT="0" distB="0" distL="0" distR="0" wp14:anchorId="28785F67" wp14:editId="2CF0C73E">
+          <wp:inline distT="0" distB="0" distL="0" distR="0" wp14:anchorId="0D3D1CFE" wp14:editId="7C8DEE06">
             <wp:extent cx="5760720" cy="2750378"/>
             <wp:effectExtent l="0" t="0" r="0" b="0"/>
             <wp:docPr id="2" name="Picture 2"/>
@@ -6033,7 +6033,7 @@
           <w:noProof/>
         </w:rPr>
         <w:drawing>
-          <wp:inline distT="0" distB="0" distL="0" distR="0" wp14:anchorId="2C185151" wp14:editId="3BF46851">
+          <wp:inline distT="0" distB="0" distL="0" distR="0" wp14:anchorId="6BF14D65" wp14:editId="23330737">
             <wp:extent cx="5760720" cy="3482709"/>
             <wp:effectExtent l="0" t="0" r="0" b="0"/>
             <wp:docPr id="3" name="Picture 3"/>
@@ -11402,7 +11402,7 @@
           <w:noProof/>
         </w:rPr>
         <w:drawing>
-          <wp:inline distT="0" distB="0" distL="0" distR="0" wp14:anchorId="2A52C7BD" wp14:editId="44C56F1B">
+          <wp:inline distT="0" distB="0" distL="0" distR="0" wp14:anchorId="77A895A1" wp14:editId="19813ABA">
             <wp:extent cx="5760720" cy="2508789"/>
             <wp:effectExtent l="0" t="0" r="0" b="0"/>
             <wp:docPr id="4" name="Picture 4"/>
@@ -13085,7 +13085,7 @@
         </w:rPr>
         <w:lastRenderedPageBreak/>
         <w:drawing>
-          <wp:inline distT="0" distB="0" distL="0" distR="0" wp14:anchorId="654449A8" wp14:editId="07CA8CA0">
+          <wp:inline distT="0" distB="0" distL="0" distR="0" wp14:anchorId="0DB6A127" wp14:editId="325115C2">
             <wp:extent cx="5760720" cy="2108444"/>
             <wp:effectExtent l="0" t="0" r="0" b="0"/>
             <wp:docPr id="5" name="Picture 5"/>
@@ -13509,7 +13509,7 @@
         </w:rPr>
         <w:lastRenderedPageBreak/>
         <w:drawing>
-          <wp:inline distT="0" distB="0" distL="0" distR="0" wp14:anchorId="00817A65" wp14:editId="024124E0">
+          <wp:inline distT="0" distB="0" distL="0" distR="0" wp14:anchorId="6BBC7CFB" wp14:editId="39138A4B">
             <wp:extent cx="5760720" cy="2365196"/>
             <wp:effectExtent l="0" t="0" r="0" b="0"/>
             <wp:docPr id="6" name="Picture 6"/>
@@ -14646,7 +14646,7 @@
           <w:noProof/>
         </w:rPr>
         <w:drawing>
-          <wp:inline distT="0" distB="0" distL="0" distR="0" wp14:anchorId="183050FD" wp14:editId="109FADF3">
+          <wp:inline distT="0" distB="0" distL="0" distR="0" wp14:anchorId="3DAD224F" wp14:editId="3609F9FB">
             <wp:extent cx="5760720" cy="2294215"/>
             <wp:effectExtent l="0" t="0" r="0" b="0"/>
             <wp:docPr id="7" name="Picture 7"/>
@@ -14781,7 +14781,7 @@
           <w:noProof/>
         </w:rPr>
         <w:drawing>
-          <wp:inline distT="0" distB="0" distL="0" distR="0" wp14:anchorId="58E0F8AA" wp14:editId="49B0687D">
+          <wp:inline distT="0" distB="0" distL="0" distR="0" wp14:anchorId="37C7DE63" wp14:editId="09AB4B64">
             <wp:extent cx="5760720" cy="2362842"/>
             <wp:effectExtent l="0" t="0" r="0" b="0"/>
             <wp:docPr id="8" name="Picture 8"/>
@@ -15347,7 +15347,7 @@
           <w:noProof/>
         </w:rPr>
         <w:drawing>
-          <wp:inline distT="0" distB="0" distL="0" distR="0" wp14:anchorId="0FA55396" wp14:editId="5484629B">
+          <wp:inline distT="0" distB="0" distL="0" distR="0" wp14:anchorId="0B78037D" wp14:editId="162A82D1">
             <wp:extent cx="5760720" cy="2544177"/>
             <wp:effectExtent l="0" t="0" r="0" b="0"/>
             <wp:docPr id="9" name="Picture 9"/>
@@ -15937,7 +15937,7 @@
           <w:noProof/>
         </w:rPr>
         <w:drawing>
-          <wp:inline distT="0" distB="0" distL="0" distR="0" wp14:anchorId="75C7A83A" wp14:editId="078DA3B2">
+          <wp:inline distT="0" distB="0" distL="0" distR="0" wp14:anchorId="77E94C70" wp14:editId="4C264D96">
             <wp:extent cx="5760720" cy="2275394"/>
             <wp:effectExtent l="0" t="0" r="0" b="0"/>
             <wp:docPr id="10" name="Picture 10"/>
@@ -16244,7 +16244,7 @@
           <w:noProof/>
         </w:rPr>
         <w:drawing>
-          <wp:inline distT="0" distB="0" distL="0" distR="0" wp14:anchorId="5FCDA96C" wp14:editId="6FE97231">
+          <wp:inline distT="0" distB="0" distL="0" distR="0" wp14:anchorId="747B58B8" wp14:editId="3B0773E5">
             <wp:extent cx="5760720" cy="2547041"/>
             <wp:effectExtent l="0" t="0" r="0" b="0"/>
             <wp:docPr id="11" name="Picture 11"/>
@@ -17101,6 +17101,251 @@
         <w:rPr>
           <w:b/>
         </w:rPr>
+        <w:t>完整去重语料。</w:t>
+      </w:r>
+      <w:r>
+        <w:t xml:space="preserve"> </w:t>
+      </w:r>
+      <w:r>
+        <w:t>完全取消每类上限后得到</w:t>
+      </w:r>
+      <w:r>
+        <w:t xml:space="preserve"> 2 429 503 </w:t>
+      </w:r>
+      <w:r>
+        <w:t>条（训练</w:t>
+      </w:r>
+      <w:r>
+        <w:t xml:space="preserve"> 1 700 651 / </w:t>
+      </w:r>
+      <w:r>
+        <w:t>验证</w:t>
+      </w:r>
+      <w:r>
+        <w:t xml:space="preserve"> 364 426 / </w:t>
+      </w:r>
+      <w:r>
+        <w:t>测试</w:t>
+      </w:r>
+      <w:r>
+        <w:t xml:space="preserve"> 364 426</w:t>
+      </w:r>
+      <w:r>
+        <w:t>），即去重后的</w:t>
+      </w:r>
+      <w:r>
+        <w:t xml:space="preserve"> CIC-IDS2017 </w:t>
+      </w:r>
+      <w:r>
+        <w:t>全语料，其中</w:t>
+      </w:r>
+      <w:r>
+        <w:t xml:space="preserve"> Web Attack </w:t>
+      </w:r>
+      <w:r>
+        <w:t>仅占</w:t>
+      </w:r>
+      <w:r>
+        <w:t xml:space="preserve"> 0.028%</w:t>
+      </w:r>
+      <w:r>
+        <w:t>。该规模下单次</w:t>
+      </w:r>
+      <w:r>
+        <w:t xml:space="preserve"> RCCF </w:t>
+      </w:r>
+      <w:r>
+        <w:t>单独训练约需</w:t>
+      </w:r>
+      <w:r>
+        <w:t xml:space="preserve"> 2 </w:t>
+      </w:r>
+      <w:r>
+        <w:t>小时，三路并行时每个种子约需</w:t>
+      </w:r>
+      <w:r>
+        <w:t xml:space="preserve"> 4 </w:t>
+      </w:r>
+      <w:r>
+        <w:t>小时，因此按同样的十个种子批量运行：</w:t>
+      </w:r>
+      <w:r>
+        <w:t xml:space="preserve">RCCF </w:t>
+      </w:r>
+      <w:r>
+        <w:t>平均</w:t>
+      </w:r>
+      <w:r>
+        <w:t xml:space="preserve"> Macro-F1 </w:t>
+      </w:r>
+      <w:r>
+        <w:t>为</w:t>
+      </w:r>
+      <w:r>
+        <w:t xml:space="preserve"> 0.754007</w:t>
+      </w:r>
+      <w:r>
+        <w:t>，等权卡方森林为</w:t>
+      </w:r>
+      <w:r>
+        <w:t xml:space="preserve"> 0.759540</w:t>
+      </w:r>
+      <w:r>
+        <w:t>，平均配对差</w:t>
+      </w:r>
+      <w:r>
+        <w:t xml:space="preserve"> -0.005533</w:t>
+      </w:r>
+      <w:r>
+        <w:t>（标准差</w:t>
+      </w:r>
+      <w:r>
+        <w:t xml:space="preserve"> 0.002840</w:t>
+      </w:r>
+      <w:r>
+        <w:t>；种子级</w:t>
+      </w:r>
+      <w:r>
+        <w:t xml:space="preserve"> 90% </w:t>
+      </w:r>
+      <w:r>
+        <w:t>区间</w:t>
+      </w:r>
+      <w:r>
+        <w:t xml:space="preserve"> [-0.007179, -0.003886]</w:t>
+      </w:r>
+      <w:r>
+        <w:t>），该区间完全位于零以下，因此结论不再是截断总体上的等价，而是一处小而可测的劣势：条件加权在</w:t>
+      </w:r>
+      <w:r>
+        <w:t xml:space="preserve"> 0.01 </w:t>
+      </w:r>
+      <w:r>
+        <w:t>边界上与对照等价、在</w:t>
+      </w:r>
+      <w:r>
+        <w:t xml:space="preserve"> 0.005 </w:t>
+      </w:r>
+      <w:r>
+        <w:t>边界上不等价，且十个种子的方向完全一致。两个分支平均每个种子在</w:t>
+      </w:r>
+      <w:r>
+        <w:t xml:space="preserve"> 364,426 </w:t>
+      </w:r>
+      <w:r>
+        <w:t>条测试样本中分歧</w:t>
+      </w:r>
+      <w:r>
+        <w:t xml:space="preserve"> 216 </w:t>
+      </w:r>
+      <w:r>
+        <w:t>条（最多</w:t>
+      </w:r>
+      <w:r>
+        <w:t xml:space="preserve"> 392 </w:t>
+      </w:r>
+      <w:r>
+        <w:t>条），与截断总体同量级。其余基线在全语料上的分化比本研究的任何其他设置都更剧烈：</w:t>
+      </w:r>
+      <w:r>
+        <w:t xml:space="preserve">XGBoost </w:t>
+      </w:r>
+      <w:r>
+        <w:t>达</w:t>
+      </w:r>
+      <w:r>
+        <w:t xml:space="preserve"> 0.800255</w:t>
+      </w:r>
+      <w:r>
+        <w:t>，全特征等权森林</w:t>
+      </w:r>
+      <w:r>
+        <w:t xml:space="preserve"> 0.738143</w:t>
+      </w:r>
+      <w:r>
+        <w:t>，极端随机树</w:t>
+      </w:r>
+      <w:r>
+        <w:t xml:space="preserve"> 0.696629</w:t>
+      </w:r>
+      <w:r>
+        <w:t>，限深决策树</w:t>
+      </w:r>
+      <w:r>
+        <w:t xml:space="preserve"> 0.595653</w:t>
+      </w:r>
+      <w:r>
+        <w:t>；</w:t>
+      </w:r>
+      <w:r>
+        <w:t>X</w:t>
+      </w:r>
+      <w:r>
+        <w:t xml:space="preserve">GBoost </w:t>
+      </w:r>
+      <w:r>
+        <w:t>相对等权卡方森林的模型族差距（</w:t>
+      </w:r>
+      <w:r>
+        <w:t>0.041</w:t>
+      </w:r>
+      <w:r>
+        <w:t>）超过本研究测得的除类别先验以外的全部协议效应。而准确率上</w:t>
+      </w:r>
+      <w:r>
+        <w:t xml:space="preserve"> XGBoost </w:t>
+      </w:r>
+      <w:r>
+        <w:t>为</w:t>
+      </w:r>
+      <w:r>
+        <w:t xml:space="preserve"> 0.9993</w:t>
+      </w:r>
+      <w:r>
+        <w:t>、等权森林为</w:t>
+      </w:r>
+      <w:r>
+        <w:t xml:space="preserve"> 0.9958——</w:t>
+      </w:r>
+      <w:r>
+        <w:t>这是全文最能说明「准确率在不平衡语料上会掩盖多少问题」的一处证据。该规模下代价不对称也最极端：</w:t>
+      </w:r>
+      <w:r>
+        <w:t xml:space="preserve">RCCF </w:t>
+      </w:r>
+      <w:r>
+        <w:t>每个种子训练</w:t>
+      </w:r>
+      <w:r>
+        <w:t xml:space="preserve"> 14936 </w:t>
+      </w:r>
+      <w:r>
+        <w:t>秒，等权森林仅需</w:t>
+      </w:r>
+      <w:r>
+        <w:t xml:space="preserve"> 85 </w:t>
+      </w:r>
+      <w:r>
+        <w:t>秒（</w:t>
+      </w:r>
+      <w:r>
+        <w:t xml:space="preserve">175 </w:t>
+      </w:r>
+      <w:r>
+        <w:t>倍），而质量差为</w:t>
+      </w:r>
+      <w:r>
+        <w:t xml:space="preserve"> -0.005533</w:t>
+      </w:r>
+      <w:r>
+        <w:t>。</w:t>
+      </w:r>
+    </w:p>
+    <w:p>
+      <w:r>
+        <w:rPr>
+          <w:b/>
+        </w:rPr>
         <w:t>不同领域的第四个数据集。</w:t>
       </w:r>
       <w:r>
@@ -17167,6 +17412,7 @@
         <w:t xml:space="preserve"> 27 000 / </w:t>
       </w:r>
       <w:r>
+        <w:lastRenderedPageBreak/>
         <w:t>测试</w:t>
       </w:r>
       <w:r>
@@ -17291,7 +17537,6 @@
         <w:rPr>
           <w:b/>
         </w:rPr>
-        <w:lastRenderedPageBreak/>
         <w:t>条件</w:t>
       </w:r>
       <w:r>
@@ -17698,6 +17943,7 @@
         <w:rPr>
           <w:b/>
         </w:rPr>
+        <w:lastRenderedPageBreak/>
         <w:t>指标选择</w:t>
       </w:r>
       <w:r>
@@ -18010,7 +18256,6 @@
               <w:rPr>
                 <w:sz w:val="16"/>
               </w:rPr>
-              <w:lastRenderedPageBreak/>
               <w:t>最低推理延迟</w:t>
             </w:r>
           </w:p>
@@ -18691,6 +18936,7 @@
         <w:pStyle w:val="21"/>
       </w:pPr>
       <w:r>
+        <w:lastRenderedPageBreak/>
         <w:t xml:space="preserve">6.5 </w:t>
       </w:r>
       <w:r>
@@ -18791,7 +19037,6 @@
         <w:rPr>
           <w:b/>
         </w:rPr>
-        <w:lastRenderedPageBreak/>
         <w:t>延迟测量不覆盖端到端链路。</w:t>
       </w:r>
       <w:r>
@@ -18850,7 +19095,7 @@
         <w:rPr>
           <w:b/>
         </w:rPr>
-        <w:t>评测了四个数据集，但最大总体仍是语料子集。</w:t>
+        <w:t>评测了四个数据集，但它们来自同一批采集计划的有限覆盖。</w:t>
       </w:r>
       <w:r>
         <w:t xml:space="preserve"> </w:t>
@@ -18862,15 +19107,15 @@
         <w:t xml:space="preserve"> CIC-IDS2017</w:t>
       </w:r>
       <w:r>
+        <w:t>（含截断总体与完整去重语料）、</w:t>
+      </w:r>
+      <w:r>
+        <w:t>NSL-KDD</w:t>
+      </w:r>
+      <w:r>
         <w:t>、</w:t>
       </w:r>
       <w:r>
-        <w:t>NSL-KDD</w:t>
-      </w:r>
-      <w:r>
-        <w:t>、</w:t>
-      </w:r>
-      <w:r>
         <w:t xml:space="preserve">UNSW-NB15 </w:t>
       </w:r>
       <w:r>
@@ -18883,37 +19128,7 @@
         <w:t>为条件。</w:t>
       </w:r>
       <w:r>
-        <w:t xml:space="preserve">5.7 </w:t>
-      </w:r>
-      <w:r>
-        <w:t>节的规模实验在</w:t>
-      </w:r>
-      <w:r>
-        <w:t xml:space="preserve"> 2 429 503 </w:t>
-      </w:r>
-      <w:r>
-        <w:t>条去重后的</w:t>
-      </w:r>
-      <w:r>
-        <w:t xml:space="preserve"> CIC </w:t>
-      </w:r>
-      <w:r>
-        <w:t>记录中训练了</w:t>
-      </w:r>
-      <w:r>
-        <w:t xml:space="preserve"> 413 209 </w:t>
-      </w:r>
-      <w:r>
-        <w:t>条（</w:t>
-      </w:r>
-      <w:r>
-        <w:t>17%</w:t>
-      </w:r>
-      <w:r>
-        <w:t>），因此全语料训练仍未验证；而</w:t>
-      </w:r>
-      <w:r>
-        <w:t xml:space="preserve"> N-BaIoT </w:t>
+        <w:t xml:space="preserve">N-BaIoT </w:t>
       </w:r>
       <w:r>
         <w:t>对流量特征分类器已经饱和（所有模型</w:t>
@@ -18928,7 +19143,7 @@
         <w:t xml:space="preserve"> 0.9998 </w:t>
       </w:r>
       <w:r>
-        <w:t>以上），它检验的是聚合环节的机制而非判别难度。四个数据集都不代表生产流量。</w:t>
+        <w:t>以上），它检验的是聚合环节的机制而非判别难度；两个外部数据集仍只是独立原生标签基准，不构成迁移实验。四个数据集都不代表生产流量，也都无法提供同一测试床上时间分离的留出集。</w:t>
       </w:r>
     </w:p>
     <w:p>
@@ -19065,6 +19280,7 @@
     </w:p>
     <w:p>
       <w:r>
+        <w:lastRenderedPageBreak/>
         <w:t>第一，</w:t>
       </w:r>
       <w:r>
@@ -19252,7 +19468,6 @@
     </w:p>
     <w:p>
       <w:r>
-        <w:lastRenderedPageBreak/>
         <w:t>第三，</w:t>
       </w:r>
       <w:r>
@@ -19352,13 +19567,13 @@
         <w:t>（发布版本</w:t>
       </w:r>
       <w:r>
-        <w:t xml:space="preserve"> v1.10.0</w:t>
+        <w:t xml:space="preserve"> v1.11.0</w:t>
       </w:r>
       <w:r>
         <w:t>，标签</w:t>
       </w:r>
       <w:r>
-        <w:t xml:space="preserve"> v1.10.0</w:t>
+        <w:t xml:space="preserve"> v1.11.0</w:t>
       </w:r>
       <w:r>
         <w:t>）。原始数据集不随论文分发；论文记录来源地址、检索日期、版本快照与</w:t>
@@ -19425,6 +19640,7 @@
         <w:pStyle w:val="1"/>
       </w:pPr>
       <w:r>
+        <w:lastRenderedPageBreak/>
         <w:t>生成式人工智能使用声明</w:t>
       </w:r>
     </w:p>
@@ -19546,7 +19762,6 @@
         </w:numPr>
       </w:pPr>
       <w:r>
-        <w:lastRenderedPageBreak/>
         <w:t>Breiman L. Random forests. Machine Learning, 2001, 45(1): 5-32. DOI:10.1023/A:1010933404324.</w:t>
       </w:r>
     </w:p>
@@ -19757,6 +19972,7 @@
         </w:numPr>
       </w:pPr>
       <w:r>
+        <w:lastRenderedPageBreak/>
         <w:t>Moustafa N, Slay J. UNSW-NB15: A comprehensive data set for network intrusion detection systems. MilCIS 2015: 1-6. DOI:10.1109/MilCIS.2015.7348942.</w:t>
       </w:r>
     </w:p>
@@ -19859,7 +20075,6 @@
         </w:numPr>
       </w:pPr>
       <w:r>
-        <w:lastRenderedPageBreak/>
         <w:t>Sommer R, Paxson V. Outside the closed world: On using machine learning for network intrusion detection. IEEE S&amp;P 2010: 305-316. DOI:10.1109/SP.2010.25.</w:t>
       </w:r>
     </w:p>
@@ -20076,6 +20291,7 @@
         </w:numPr>
       </w:pPr>
       <w:r>
+        <w:lastRenderedPageBreak/>
         <w:t>McNemar Q. Note on the sampling error of the difference between correlated proportions or percentages. Psychometrika, 1947, 12(2): 153-157. DOI:10.1007/BF02295996.</w:t>
       </w:r>
     </w:p>
@@ -20205,7 +20421,6 @@
         </w:numPr>
       </w:pPr>
       <w:r>
-        <w:lastRenderedPageBreak/>
         <w:t>Pedregosa F, Varoquaux G, Gramfort A, et al. Scikit-learn: Machine learning in Python. JMLR, 2011, 12: 2825-2830. [</w:t>
       </w:r>
       <w:r>
@@ -20964,6 +21179,7 @@
               <w:rPr>
                 <w:sz w:val="16"/>
               </w:rPr>
+              <w:lastRenderedPageBreak/>
               <w:t>S15</w:t>
             </w:r>
           </w:p>
@@ -21537,6 +21753,52 @@
                 <w:sz w:val="16"/>
               </w:rPr>
               <w:t>基准：审计、类别支持度、逐种子指标与配对比较</w:t>
+            </w:r>
+          </w:p>
+        </w:tc>
+      </w:tr>
+      <w:tr>
+        <w:tc>
+          <w:tcPr>
+            <w:tcW w:w="4896" w:type="dxa"/>
+          </w:tcPr>
+          <w:p>
+            <w:pPr>
+              <w:spacing w:after="0"/>
+            </w:pPr>
+            <w:r>
+              <w:rPr>
+                <w:sz w:val="16"/>
+              </w:rPr>
+              <w:t>S29</w:t>
+            </w:r>
+          </w:p>
+        </w:tc>
+        <w:tc>
+          <w:tcPr>
+            <w:tcW w:w="4896" w:type="dxa"/>
+          </w:tcPr>
+          <w:p>
+            <w:pPr>
+              <w:spacing w:after="0"/>
+            </w:pPr>
+            <w:r>
+              <w:rPr>
+                <w:sz w:val="16"/>
+              </w:rPr>
+              <w:t>全语料运行：</w:t>
+            </w:r>
+            <w:r>
+              <w:rPr>
+                <w:sz w:val="16"/>
+              </w:rPr>
+              <w:t xml:space="preserve">2 429 503 </w:t>
+            </w:r>
+            <w:r>
+              <w:rPr>
+                <w:sz w:val="16"/>
+              </w:rPr>
+              <w:t>条、逐种子指标与配对比较</w:t>
             </w:r>
           </w:p>
         </w:tc>
@@ -21781,76 +22043,76 @@
       </w:rPr>
     </w:lvl>
   </w:abstractNum>
-  <w:num w:numId="1" w16cid:durableId="153378843">
+  <w:num w:numId="1" w16cid:durableId="1171871801">
     <w:abstractNumId w:val="8"/>
   </w:num>
-  <w:num w:numId="2" w16cid:durableId="1151558910">
+  <w:num w:numId="2" w16cid:durableId="1169057512">
     <w:abstractNumId w:val="6"/>
   </w:num>
-  <w:num w:numId="3" w16cid:durableId="737754024">
+  <w:num w:numId="3" w16cid:durableId="921136400">
     <w:abstractNumId w:val="5"/>
   </w:num>
-  <w:num w:numId="4" w16cid:durableId="489635229">
+  <w:num w:numId="4" w16cid:durableId="451247890">
     <w:abstractNumId w:val="4"/>
   </w:num>
-  <w:num w:numId="5" w16cid:durableId="1370567044">
+  <w:num w:numId="5" w16cid:durableId="1924071854">
     <w:abstractNumId w:val="7"/>
   </w:num>
-  <w:num w:numId="6" w16cid:durableId="921911538">
+  <w:num w:numId="6" w16cid:durableId="1906718044">
     <w:abstractNumId w:val="3"/>
   </w:num>
-  <w:num w:numId="7" w16cid:durableId="1830172976">
+  <w:num w:numId="7" w16cid:durableId="335108715">
     <w:abstractNumId w:val="2"/>
   </w:num>
-  <w:num w:numId="8" w16cid:durableId="1409037193">
+  <w:num w:numId="8" w16cid:durableId="1871456249">
     <w:abstractNumId w:val="1"/>
   </w:num>
-  <w:num w:numId="9" w16cid:durableId="1395003314">
+  <w:num w:numId="9" w16cid:durableId="1642927053">
     <w:abstractNumId w:val="0"/>
   </w:num>
-  <w:num w:numId="10" w16cid:durableId="212932034">
+  <w:num w:numId="10" w16cid:durableId="68431598">
     <w:abstractNumId w:val="7"/>
     <w:lvlOverride w:ilvl="0">
       <w:startOverride w:val="1"/>
     </w:lvlOverride>
   </w:num>
-  <w:num w:numId="11" w16cid:durableId="1688478612">
+  <w:num w:numId="11" w16cid:durableId="1018586152">
     <w:abstractNumId w:val="7"/>
     <w:lvlOverride w:ilvl="0">
       <w:startOverride w:val="1"/>
     </w:lvlOverride>
   </w:num>
-  <w:num w:numId="12" w16cid:durableId="1066493387">
+  <w:num w:numId="12" w16cid:durableId="987630836">
     <w:abstractNumId w:val="7"/>
     <w:lvlOverride w:ilvl="0">
       <w:startOverride w:val="1"/>
     </w:lvlOverride>
   </w:num>
-  <w:num w:numId="13" w16cid:durableId="727724322">
+  <w:num w:numId="13" w16cid:durableId="1463957466">
     <w:abstractNumId w:val="7"/>
     <w:lvlOverride w:ilvl="0">
       <w:startOverride w:val="1"/>
     </w:lvlOverride>
   </w:num>
-  <w:num w:numId="14" w16cid:durableId="38090117">
+  <w:num w:numId="14" w16cid:durableId="1817913075">
     <w:abstractNumId w:val="7"/>
     <w:lvlOverride w:ilvl="0">
       <w:startOverride w:val="1"/>
     </w:lvlOverride>
   </w:num>
-  <w:num w:numId="15" w16cid:durableId="1779719791">
+  <w:num w:numId="15" w16cid:durableId="896429442">
     <w:abstractNumId w:val="7"/>
     <w:lvlOverride w:ilvl="0">
       <w:startOverride w:val="1"/>
     </w:lvlOverride>
   </w:num>
-  <w:num w:numId="16" w16cid:durableId="180897110">
+  <w:num w:numId="16" w16cid:durableId="1096511413">
     <w:abstractNumId w:val="7"/>
     <w:lvlOverride w:ilvl="0">
       <w:startOverride w:val="1"/>
     </w:lvlOverride>
   </w:num>
-  <w:num w:numId="17" w16cid:durableId="66999449">
+  <w:num w:numId="17" w16cid:durableId="1299452781">
     <w:abstractNumId w:val="7"/>
     <w:lvlOverride w:ilvl="0">
       <w:startOverride w:val="1"/>

--- a/重构版论文_v4_20260915/中文SCI论文_v4_重构版.docx
+++ b/重构版论文_v4_20260915/中文SCI论文_v4_重构版.docx
@@ -2020,7 +2020,7 @@
           <w:noProof/>
         </w:rPr>
         <w:drawing>
-          <wp:inline distT="0" distB="0" distL="0" distR="0" wp14:anchorId="568DCAAC" wp14:editId="18A501A7">
+          <wp:inline distT="0" distB="0" distL="0" distR="0" wp14:anchorId="03AB72C1" wp14:editId="635E0B4F">
             <wp:extent cx="5760720" cy="2730962"/>
             <wp:effectExtent l="0" t="0" r="0" b="0"/>
             <wp:docPr id="1" name="Picture 1"/>
@@ -4246,7 +4246,7 @@
           <w:noProof/>
         </w:rPr>
         <w:drawing>
-          <wp:inline distT="0" distB="0" distL="0" distR="0" wp14:anchorId="0D3D1CFE" wp14:editId="7C8DEE06">
+          <wp:inline distT="0" distB="0" distL="0" distR="0" wp14:anchorId="29E4D48E" wp14:editId="4ABB12EB">
             <wp:extent cx="5760720" cy="2750378"/>
             <wp:effectExtent l="0" t="0" r="0" b="0"/>
             <wp:docPr id="2" name="Picture 2"/>
@@ -6033,7 +6033,7 @@
           <w:noProof/>
         </w:rPr>
         <w:drawing>
-          <wp:inline distT="0" distB="0" distL="0" distR="0" wp14:anchorId="6BF14D65" wp14:editId="23330737">
+          <wp:inline distT="0" distB="0" distL="0" distR="0" wp14:anchorId="05D19838" wp14:editId="54C93D76">
             <wp:extent cx="5760720" cy="3482709"/>
             <wp:effectExtent l="0" t="0" r="0" b="0"/>
             <wp:docPr id="3" name="Picture 3"/>
@@ -11402,7 +11402,7 @@
           <w:noProof/>
         </w:rPr>
         <w:drawing>
-          <wp:inline distT="0" distB="0" distL="0" distR="0" wp14:anchorId="77A895A1" wp14:editId="19813ABA">
+          <wp:inline distT="0" distB="0" distL="0" distR="0" wp14:anchorId="4747BCA5" wp14:editId="261CEB8C">
             <wp:extent cx="5760720" cy="2508789"/>
             <wp:effectExtent l="0" t="0" r="0" b="0"/>
             <wp:docPr id="4" name="Picture 4"/>
@@ -13085,7 +13085,7 @@
         </w:rPr>
         <w:lastRenderedPageBreak/>
         <w:drawing>
-          <wp:inline distT="0" distB="0" distL="0" distR="0" wp14:anchorId="0DB6A127" wp14:editId="325115C2">
+          <wp:inline distT="0" distB="0" distL="0" distR="0" wp14:anchorId="3E851906" wp14:editId="131DD9BE">
             <wp:extent cx="5760720" cy="2108444"/>
             <wp:effectExtent l="0" t="0" r="0" b="0"/>
             <wp:docPr id="5" name="Picture 5"/>
@@ -13509,7 +13509,7 @@
         </w:rPr>
         <w:lastRenderedPageBreak/>
         <w:drawing>
-          <wp:inline distT="0" distB="0" distL="0" distR="0" wp14:anchorId="6BBC7CFB" wp14:editId="39138A4B">
+          <wp:inline distT="0" distB="0" distL="0" distR="0" wp14:anchorId="7B370A56" wp14:editId="09948DEA">
             <wp:extent cx="5760720" cy="2365196"/>
             <wp:effectExtent l="0" t="0" r="0" b="0"/>
             <wp:docPr id="6" name="Picture 6"/>
@@ -14646,7 +14646,7 @@
           <w:noProof/>
         </w:rPr>
         <w:drawing>
-          <wp:inline distT="0" distB="0" distL="0" distR="0" wp14:anchorId="3DAD224F" wp14:editId="3609F9FB">
+          <wp:inline distT="0" distB="0" distL="0" distR="0" wp14:anchorId="23150979" wp14:editId="79193B06">
             <wp:extent cx="5760720" cy="2294215"/>
             <wp:effectExtent l="0" t="0" r="0" b="0"/>
             <wp:docPr id="7" name="Picture 7"/>
@@ -14781,7 +14781,7 @@
           <w:noProof/>
         </w:rPr>
         <w:drawing>
-          <wp:inline distT="0" distB="0" distL="0" distR="0" wp14:anchorId="37C7DE63" wp14:editId="09AB4B64">
+          <wp:inline distT="0" distB="0" distL="0" distR="0" wp14:anchorId="57FA4DBD" wp14:editId="38852F8A">
             <wp:extent cx="5760720" cy="2362842"/>
             <wp:effectExtent l="0" t="0" r="0" b="0"/>
             <wp:docPr id="8" name="Picture 8"/>
@@ -15347,7 +15347,7 @@
           <w:noProof/>
         </w:rPr>
         <w:drawing>
-          <wp:inline distT="0" distB="0" distL="0" distR="0" wp14:anchorId="0B78037D" wp14:editId="162A82D1">
+          <wp:inline distT="0" distB="0" distL="0" distR="0" wp14:anchorId="687D9FD7" wp14:editId="3669EBB9">
             <wp:extent cx="5760720" cy="2544177"/>
             <wp:effectExtent l="0" t="0" r="0" b="0"/>
             <wp:docPr id="9" name="Picture 9"/>
@@ -15937,7 +15937,7 @@
           <w:noProof/>
         </w:rPr>
         <w:drawing>
-          <wp:inline distT="0" distB="0" distL="0" distR="0" wp14:anchorId="77E94C70" wp14:editId="4C264D96">
+          <wp:inline distT="0" distB="0" distL="0" distR="0" wp14:anchorId="1884F246" wp14:editId="3F4F27A5">
             <wp:extent cx="5760720" cy="2275394"/>
             <wp:effectExtent l="0" t="0" r="0" b="0"/>
             <wp:docPr id="10" name="Picture 10"/>
@@ -16244,7 +16244,7 @@
           <w:noProof/>
         </w:rPr>
         <w:drawing>
-          <wp:inline distT="0" distB="0" distL="0" distR="0" wp14:anchorId="747B58B8" wp14:editId="3B0773E5">
+          <wp:inline distT="0" distB="0" distL="0" distR="0" wp14:anchorId="5AB0B1F7" wp14:editId="47A84671">
             <wp:extent cx="5760720" cy="2547041"/>
             <wp:effectExtent l="0" t="0" r="0" b="0"/>
             <wp:docPr id="11" name="Picture 11"/>
@@ -17230,7 +17230,7 @@
         <w:t>边界上不等价，且十个种子的方向完全一致。两个分支平均每个种子在</w:t>
       </w:r>
       <w:r>
-        <w:t xml:space="preserve"> 364,426 </w:t>
+        <w:t xml:space="preserve"> 364 426 </w:t>
       </w:r>
       <w:r>
         <w:t>条测试样本中分歧</w:t>
@@ -22043,76 +22043,76 @@
       </w:rPr>
     </w:lvl>
   </w:abstractNum>
-  <w:num w:numId="1" w16cid:durableId="1171871801">
+  <w:num w:numId="1" w16cid:durableId="1563130118">
     <w:abstractNumId w:val="8"/>
   </w:num>
-  <w:num w:numId="2" w16cid:durableId="1169057512">
+  <w:num w:numId="2" w16cid:durableId="696586956">
     <w:abstractNumId w:val="6"/>
   </w:num>
-  <w:num w:numId="3" w16cid:durableId="921136400">
+  <w:num w:numId="3" w16cid:durableId="107162490">
     <w:abstractNumId w:val="5"/>
   </w:num>
-  <w:num w:numId="4" w16cid:durableId="451247890">
+  <w:num w:numId="4" w16cid:durableId="2146774107">
     <w:abstractNumId w:val="4"/>
   </w:num>
-  <w:num w:numId="5" w16cid:durableId="1924071854">
+  <w:num w:numId="5" w16cid:durableId="542250732">
     <w:abstractNumId w:val="7"/>
   </w:num>
-  <w:num w:numId="6" w16cid:durableId="1906718044">
+  <w:num w:numId="6" w16cid:durableId="657998249">
     <w:abstractNumId w:val="3"/>
   </w:num>
-  <w:num w:numId="7" w16cid:durableId="335108715">
+  <w:num w:numId="7" w16cid:durableId="2122532162">
     <w:abstractNumId w:val="2"/>
   </w:num>
-  <w:num w:numId="8" w16cid:durableId="1871456249">
+  <w:num w:numId="8" w16cid:durableId="1347244202">
     <w:abstractNumId w:val="1"/>
   </w:num>
-  <w:num w:numId="9" w16cid:durableId="1642927053">
+  <w:num w:numId="9" w16cid:durableId="660279762">
     <w:abstractNumId w:val="0"/>
   </w:num>
-  <w:num w:numId="10" w16cid:durableId="68431598">
+  <w:num w:numId="10" w16cid:durableId="164442944">
     <w:abstractNumId w:val="7"/>
     <w:lvlOverride w:ilvl="0">
       <w:startOverride w:val="1"/>
     </w:lvlOverride>
   </w:num>
-  <w:num w:numId="11" w16cid:durableId="1018586152">
+  <w:num w:numId="11" w16cid:durableId="1320229204">
     <w:abstractNumId w:val="7"/>
     <w:lvlOverride w:ilvl="0">
       <w:startOverride w:val="1"/>
     </w:lvlOverride>
   </w:num>
-  <w:num w:numId="12" w16cid:durableId="987630836">
+  <w:num w:numId="12" w16cid:durableId="1012875717">
     <w:abstractNumId w:val="7"/>
     <w:lvlOverride w:ilvl="0">
       <w:startOverride w:val="1"/>
     </w:lvlOverride>
   </w:num>
-  <w:num w:numId="13" w16cid:durableId="1463957466">
+  <w:num w:numId="13" w16cid:durableId="78405115">
     <w:abstractNumId w:val="7"/>
     <w:lvlOverride w:ilvl="0">
       <w:startOverride w:val="1"/>
     </w:lvlOverride>
   </w:num>
-  <w:num w:numId="14" w16cid:durableId="1817913075">
+  <w:num w:numId="14" w16cid:durableId="232400712">
     <w:abstractNumId w:val="7"/>
     <w:lvlOverride w:ilvl="0">
       <w:startOverride w:val="1"/>
     </w:lvlOverride>
   </w:num>
-  <w:num w:numId="15" w16cid:durableId="896429442">
+  <w:num w:numId="15" w16cid:durableId="1578976855">
     <w:abstractNumId w:val="7"/>
     <w:lvlOverride w:ilvl="0">
       <w:startOverride w:val="1"/>
     </w:lvlOverride>
   </w:num>
-  <w:num w:numId="16" w16cid:durableId="1096511413">
+  <w:num w:numId="16" w16cid:durableId="940800315">
     <w:abstractNumId w:val="7"/>
     <w:lvlOverride w:ilvl="0">
       <w:startOverride w:val="1"/>
     </w:lvlOverride>
   </w:num>
-  <w:num w:numId="17" w16cid:durableId="1299452781">
+  <w:num w:numId="17" w16cid:durableId="291400753">
     <w:abstractNumId w:val="7"/>
     <w:lvlOverride w:ilvl="0">
       <w:startOverride w:val="1"/>

--- a/重构版论文_v4_20260915/中文SCI论文_v4_重构版.docx
+++ b/重构版论文_v4_20260915/中文SCI论文_v4_重构版.docx
@@ -165,7 +165,28 @@
         <w:t xml:space="preserve"> 7.8 </w:t>
       </w:r>
       <w:r>
-        <w:t>倍与物联网语料上同样成立，后者所有模型的</w:t>
+        <w:t>倍后依然成立，但在完全取消类别上限的</w:t>
+      </w:r>
+      <w:r>
+        <w:t xml:space="preserve"> 2 429 503 </w:t>
+      </w:r>
+      <w:r>
+        <w:t>条语料上不再成立：此时差异转为小而稳定的劣势（</w:t>
+      </w:r>
+      <w:r>
+        <w:t>−</w:t>
+      </w:r>
+      <w:r>
+        <w:t>0.005533</w:t>
+      </w:r>
+      <w:r>
+        <w:t>，十个种子方向一致），训练代价达</w:t>
+      </w:r>
+      <w:r>
+        <w:t xml:space="preserve"> 175 </w:t>
+      </w:r>
+      <w:r>
+        <w:t>倍；物联网语料上所有模型的</w:t>
       </w:r>
       <w:r>
         <w:t xml:space="preserve"> Macro-F1 </w:t>
@@ -183,10 +204,7 @@
         <w:t xml:space="preserve"> 4.1 </w:t>
       </w:r>
       <w:r>
-        <w:t>倍、</w:t>
-      </w:r>
-      <w:r>
-        <w:t>吞吐低</w:t>
+        <w:t>倍、吞吐低</w:t>
       </w:r>
       <w:r>
         <w:t xml:space="preserve"> 4.6 </w:t>
@@ -321,6 +339,7 @@
     </w:p>
     <w:p>
       <w:r>
+        <w:lastRenderedPageBreak/>
         <w:t>当这些因素未被控制时，模型之间的比较就不再是对算法能力的比较，而是对数据划分偶然性的比较。近年多个工作表明，泄漏与预处理顺序足以改变入侵检测研究中的结论方向</w:t>
       </w:r>
       <w:r>
@@ -341,7 +360,6 @@
         <w:pStyle w:val="21"/>
       </w:pPr>
       <w:r>
-        <w:lastRenderedPageBreak/>
         <w:t xml:space="preserve">1.2 </w:t>
       </w:r>
       <w:r>
@@ -671,6 +689,7 @@
         <w:rPr>
           <w:b/>
         </w:rPr>
+        <w:lastRenderedPageBreak/>
         <w:t>一张把协议效应与聚合规则差异分离的定量地图</w:t>
       </w:r>
       <w:r>
@@ -698,11 +717,7 @@
         <w:t>+0.0078</w:t>
       </w:r>
       <w:r>
-        <w:t>）与类</w:t>
-      </w:r>
-      <w:r>
-        <w:lastRenderedPageBreak/>
-        <w:t>别先验（</w:t>
+        <w:t>）与类别先验（</w:t>
       </w:r>
       <w:r>
         <w:t>+0.0725</w:t>
@@ -714,13 +729,13 @@
         <w:t xml:space="preserve"> 0.33–1.00</w:t>
       </w:r>
       <w:r>
-        <w:t>。结论是协议效应比聚合规则差异高出一个数量级，且该等价性在总体扩大</w:t>
+        <w:t>。结论是协议效应比聚合规则差异高出一个数量级，该等价性在总体扩大</w:t>
       </w:r>
       <w:r>
         <w:t xml:space="preserve"> 7.8 </w:t>
       </w:r>
       <w:r>
-        <w:t>倍与第四个物联网领域数据集上都可复现。</w:t>
+        <w:t>倍后仍成立，但在完全取消类别上限的全语料上失效，差异转为小而稳定的劣势。</w:t>
       </w:r>
     </w:p>
     <w:p>
@@ -2020,7 +2035,7 @@
           <w:noProof/>
         </w:rPr>
         <w:drawing>
-          <wp:inline distT="0" distB="0" distL="0" distR="0" wp14:anchorId="03AB72C1" wp14:editId="635E0B4F">
+          <wp:inline distT="0" distB="0" distL="0" distR="0" wp14:anchorId="0772CEC8" wp14:editId="5A73758B">
             <wp:extent cx="5760720" cy="2730962"/>
             <wp:effectExtent l="0" t="0" r="0" b="0"/>
             <wp:docPr id="1" name="Picture 1"/>
@@ -4246,7 +4261,7 @@
           <w:noProof/>
         </w:rPr>
         <w:drawing>
-          <wp:inline distT="0" distB="0" distL="0" distR="0" wp14:anchorId="29E4D48E" wp14:editId="4ABB12EB">
+          <wp:inline distT="0" distB="0" distL="0" distR="0" wp14:anchorId="1A7139C1" wp14:editId="04C155F1">
             <wp:extent cx="5760720" cy="2750378"/>
             <wp:effectExtent l="0" t="0" r="0" b="0"/>
             <wp:docPr id="2" name="Picture 2"/>
@@ -6033,7 +6048,7 @@
           <w:noProof/>
         </w:rPr>
         <w:drawing>
-          <wp:inline distT="0" distB="0" distL="0" distR="0" wp14:anchorId="05D19838" wp14:editId="54C93D76">
+          <wp:inline distT="0" distB="0" distL="0" distR="0" wp14:anchorId="080AB434" wp14:editId="1DAFE477">
             <wp:extent cx="5760720" cy="3482709"/>
             <wp:effectExtent l="0" t="0" r="0" b="0"/>
             <wp:docPr id="3" name="Picture 3"/>
@@ -11402,7 +11417,7 @@
           <w:noProof/>
         </w:rPr>
         <w:drawing>
-          <wp:inline distT="0" distB="0" distL="0" distR="0" wp14:anchorId="4747BCA5" wp14:editId="261CEB8C">
+          <wp:inline distT="0" distB="0" distL="0" distR="0" wp14:anchorId="7FDC7E32" wp14:editId="48E2439E">
             <wp:extent cx="5760720" cy="2508789"/>
             <wp:effectExtent l="0" t="0" r="0" b="0"/>
             <wp:docPr id="4" name="Picture 4"/>
@@ -13085,7 +13100,7 @@
         </w:rPr>
         <w:lastRenderedPageBreak/>
         <w:drawing>
-          <wp:inline distT="0" distB="0" distL="0" distR="0" wp14:anchorId="3E851906" wp14:editId="131DD9BE">
+          <wp:inline distT="0" distB="0" distL="0" distR="0" wp14:anchorId="2B48DD31" wp14:editId="255A5DA5">
             <wp:extent cx="5760720" cy="2108444"/>
             <wp:effectExtent l="0" t="0" r="0" b="0"/>
             <wp:docPr id="5" name="Picture 5"/>
@@ -13509,7 +13524,7 @@
         </w:rPr>
         <w:lastRenderedPageBreak/>
         <w:drawing>
-          <wp:inline distT="0" distB="0" distL="0" distR="0" wp14:anchorId="7B370A56" wp14:editId="09948DEA">
+          <wp:inline distT="0" distB="0" distL="0" distR="0" wp14:anchorId="16C7494D" wp14:editId="7653D7F3">
             <wp:extent cx="5760720" cy="2365196"/>
             <wp:effectExtent l="0" t="0" r="0" b="0"/>
             <wp:docPr id="6" name="Picture 6"/>
@@ -14646,7 +14661,7 @@
           <w:noProof/>
         </w:rPr>
         <w:drawing>
-          <wp:inline distT="0" distB="0" distL="0" distR="0" wp14:anchorId="23150979" wp14:editId="79193B06">
+          <wp:inline distT="0" distB="0" distL="0" distR="0" wp14:anchorId="09908256" wp14:editId="07E4D6DE">
             <wp:extent cx="5760720" cy="2294215"/>
             <wp:effectExtent l="0" t="0" r="0" b="0"/>
             <wp:docPr id="7" name="Picture 7"/>
@@ -14781,7 +14796,7 @@
           <w:noProof/>
         </w:rPr>
         <w:drawing>
-          <wp:inline distT="0" distB="0" distL="0" distR="0" wp14:anchorId="57FA4DBD" wp14:editId="38852F8A">
+          <wp:inline distT="0" distB="0" distL="0" distR="0" wp14:anchorId="7113A9E8" wp14:editId="1A6A3061">
             <wp:extent cx="5760720" cy="2362842"/>
             <wp:effectExtent l="0" t="0" r="0" b="0"/>
             <wp:docPr id="8" name="Picture 8"/>
@@ -15347,7 +15362,7 @@
           <w:noProof/>
         </w:rPr>
         <w:drawing>
-          <wp:inline distT="0" distB="0" distL="0" distR="0" wp14:anchorId="687D9FD7" wp14:editId="3669EBB9">
+          <wp:inline distT="0" distB="0" distL="0" distR="0" wp14:anchorId="76CEBFE5" wp14:editId="74A4990B">
             <wp:extent cx="5760720" cy="2544177"/>
             <wp:effectExtent l="0" t="0" r="0" b="0"/>
             <wp:docPr id="9" name="Picture 9"/>
@@ -15937,7 +15952,7 @@
           <w:noProof/>
         </w:rPr>
         <w:drawing>
-          <wp:inline distT="0" distB="0" distL="0" distR="0" wp14:anchorId="1884F246" wp14:editId="3F4F27A5">
+          <wp:inline distT="0" distB="0" distL="0" distR="0" wp14:anchorId="699027B7" wp14:editId="5A5086E6">
             <wp:extent cx="5760720" cy="2275394"/>
             <wp:effectExtent l="0" t="0" r="0" b="0"/>
             <wp:docPr id="10" name="Picture 10"/>
@@ -16244,7 +16259,7 @@
           <w:noProof/>
         </w:rPr>
         <w:drawing>
-          <wp:inline distT="0" distB="0" distL="0" distR="0" wp14:anchorId="5AB0B1F7" wp14:editId="47A84671">
+          <wp:inline distT="0" distB="0" distL="0" distR="0" wp14:anchorId="5E540337" wp14:editId="580C30C4">
             <wp:extent cx="5760720" cy="2547041"/>
             <wp:effectExtent l="0" t="0" r="0" b="0"/>
             <wp:docPr id="11" name="Picture 11"/>
@@ -16860,7 +16875,7 @@
     </w:p>
     <w:p>
       <w:r>
-        <w:t>主研究总体是带截断的子集，因此上文报告的等价性原则上可能是该截断造成的。以下两组实验直接回答这一质疑。</w:t>
+        <w:t>主研究总体是带截断的子集，因此上文报告的等价性原则上可能是该截断造成的。以下三组实验直接回答这一质疑。</w:t>
       </w:r>
     </w:p>
     <w:p>
@@ -17484,13 +17499,37 @@
     </w:p>
     <w:p>
       <w:r>
-        <w:t>两组实验从两侧界定了结论：等价性既不是</w:t>
+        <w:t>三组实验从两侧界定了结论，而且这个界定比单纯的确认更严格：等价性在总体扩大</w:t>
+      </w:r>
+      <w:r>
+        <w:t xml:space="preserve"> 7.8 </w:t>
+      </w:r>
+      <w:r>
+        <w:t>倍后仍成立，因此不是</w:t>
       </w:r>
       <w:r>
         <w:t xml:space="preserve"> 53 237 </w:t>
       </w:r>
       <w:r>
-        <w:t>条截断造成的，也会在类别高度可分的领域重现。</w:t>
+        <w:t>条截断造成的；但它在完全取消类别上限的全语料上失效，差异转为小而稳定的劣势（</w:t>
+      </w:r>
+      <w:r>
+        <w:t xml:space="preserve">0.005 </w:t>
+      </w:r>
+      <w:r>
+        <w:t>边界不等价、</w:t>
+      </w:r>
+      <w:r>
+        <w:t xml:space="preserve">0.01 </w:t>
+      </w:r>
+      <w:r>
+        <w:t>边界等价）。也就是说，聚合规则的差异在截断总体上可以忽略，只有把语料完全放开、进入真实部署会遇到的强不平衡状态时才变得可测</w:t>
+      </w:r>
+      <w:r>
+        <w:t>——</w:t>
+      </w:r>
+      <w:r>
+        <w:t>而且是负的。</w:t>
       </w:r>
     </w:p>
     <w:p>
@@ -17895,6 +17934,7 @@
         <w:rPr>
           <w:b/>
         </w:rPr>
+        <w:lastRenderedPageBreak/>
         <w:t>调参预算不对等</w:t>
       </w:r>
       <w:r>
@@ -17943,7 +17983,6 @@
         <w:rPr>
           <w:b/>
         </w:rPr>
-        <w:lastRenderedPageBreak/>
         <w:t>指标选择</w:t>
       </w:r>
       <w:r>
@@ -18895,6 +18934,7 @@
         <w:rPr>
           <w:b/>
         </w:rPr>
+        <w:lastRenderedPageBreak/>
         <w:t>次生成本的独立报告</w:t>
       </w:r>
       <w:r>
@@ -18936,305 +18976,337 @@
         <w:pStyle w:val="21"/>
       </w:pPr>
       <w:r>
+        <w:t xml:space="preserve">6.5 </w:t>
+      </w:r>
+      <w:r>
+        <w:t>局限性与效度威胁</w:t>
+      </w:r>
+    </w:p>
+    <w:p>
+      <w:r>
+        <w:t>本文的结论受以下限制，读者在引用时应当连同这些边界一起引用。</w:t>
+      </w:r>
+    </w:p>
+    <w:p>
+      <w:r>
+        <w:rPr>
+          <w:b/>
+        </w:rPr>
+        <w:t>研究总体不等于生产流量。</w:t>
+      </w:r>
+      <w:r>
+        <w:t xml:space="preserve"> </w:t>
+      </w:r>
+      <w:r>
+        <w:t>自然先验总体经过全局去重、物理范围筛查与每类</w:t>
+      </w:r>
+      <w:r>
+        <w:t xml:space="preserve"> 20 000 </w:t>
+      </w:r>
+      <w:r>
+        <w:t>条截断，共</w:t>
+      </w:r>
+      <w:r>
+        <w:t xml:space="preserve"> 53 237 </w:t>
+      </w:r>
+      <w:r>
+        <w:t>条；平衡控制总体仅</w:t>
+      </w:r>
+      <w:r>
+        <w:t xml:space="preserve"> 3 365 </w:t>
+      </w:r>
+      <w:r>
+        <w:t>条。因此二者是审计流程的产物，而不是运行网络的样本；本文所有数值都限定在这两个总体之上。</w:t>
+      </w:r>
+    </w:p>
+    <w:p>
+      <w:r>
+        <w:rPr>
+          <w:b/>
+        </w:rPr>
+        <w:t>等价性依赖总体的构造方式。</w:t>
+      </w:r>
+      <w:r>
+        <w:t xml:space="preserve"> </w:t>
+      </w:r>
+      <w:r>
+        <w:t>它在</w:t>
+      </w:r>
+      <w:r>
+        <w:t xml:space="preserve"> 53 237 </w:t>
+      </w:r>
+      <w:r>
+        <w:t>条自然先验总体与</w:t>
+      </w:r>
+      <w:r>
+        <w:t xml:space="preserve"> 7.8 </w:t>
+      </w:r>
+      <w:r>
+        <w:t>倍扩大总体上成立，但在完全取消类别上限的</w:t>
+      </w:r>
+      <w:r>
+        <w:t xml:space="preserve"> 2 429 503 </w:t>
+      </w:r>
+      <w:r>
+        <w:t>条语料上转为小而稳定的劣势。因此「条件加权与等权投票不可区分」这一结论必须与所测总体一同引用，它不是与规模无关的性质。</w:t>
+      </w:r>
+    </w:p>
+    <w:p>
+      <w:r>
+        <w:rPr>
+          <w:b/>
+        </w:rPr>
+        <w:t>文件级实验不构成时间外推。</w:t>
+      </w:r>
+      <w:r>
+        <w:t xml:space="preserve"> CIC-IDS2017 </w:t>
+      </w:r>
+      <w:r>
+        <w:t>的不同文件覆盖的类别不同，无法构造类别完整的时间外测试协议。本文的文件级结果只能作为覆盖与风险分析，不能表述为</w:t>
+      </w:r>
+      <w:r>
+        <w:t>"</w:t>
+      </w:r>
+      <w:r>
+        <w:t>跨时间泛化</w:t>
+      </w:r>
+      <w:r>
+        <w:t>"</w:t>
+      </w:r>
+      <w:r>
+        <w:t>。</w:t>
+      </w:r>
+    </w:p>
+    <w:p>
+      <w:r>
+        <w:rPr>
+          <w:b/>
+        </w:rPr>
+        <w:t>外部数据集是独立基准，不是迁移实验。</w:t>
+      </w:r>
+      <w:r>
+        <w:t xml:space="preserve"> NSL-KDD</w:t>
+      </w:r>
+      <w:r>
+        <w:t>、</w:t>
+      </w:r>
+      <w:r>
+        <w:t xml:space="preserve">UNSW-NB15 </w:t>
+      </w:r>
+      <w:r>
+        <w:t>与</w:t>
+      </w:r>
+      <w:r>
+        <w:t xml:space="preserve"> CIC-IDS2017 </w:t>
+      </w:r>
+      <w:r>
+        <w:t>使用不同的标签体系，本文不做标签对齐，也不做跨数据集训练。三者分数不可合并或平均。</w:t>
+      </w:r>
+    </w:p>
+    <w:p>
+      <w:r>
+        <w:rPr>
+          <w:b/>
+        </w:rPr>
+        <w:t>延迟测量不覆盖端到端链路。</w:t>
+      </w:r>
+      <w:r>
+        <w:t xml:space="preserve"> </w:t>
+      </w:r>
+      <w:r>
+        <w:t>报告的毫秒数从数值特征矩阵开始计时，不含抓包、流重组、特征提取、告警输出与模型热更新。</w:t>
+      </w:r>
+    </w:p>
+    <w:p>
+      <w:r>
+        <w:rPr>
+          <w:b/>
+        </w:rPr>
+        <w:t>近重复只按精确形式剔除。</w:t>
+      </w:r>
+      <w:r>
+        <w:t xml:space="preserve"> </w:t>
+      </w:r>
+      <w:r>
+        <w:t>引言把「重复与近重复样本」列为公开数据集的危害之一，而审计只删除了完全相同的特征向量。把所有特征四舍五入到四位有效数字后做哈希，发现研究总体中另有</w:t>
+      </w:r>
+      <w:r>
+        <w:t xml:space="preserve"> 0.36% </w:t>
+      </w:r>
+      <w:r>
+        <w:t>的行在该分辨率下构成近重复组，其中</w:t>
+      </w:r>
+      <w:r>
+        <w:t xml:space="preserve"> 104 </w:t>
+      </w:r>
+      <w:r>
+        <w:t>条测试行（占测试集</w:t>
+      </w:r>
+      <w:r>
+        <w:t xml:space="preserve"> 0.21%</w:t>
+      </w:r>
+      <w:r>
+        <w:t>）与训练行共享同一个舍入后特征向量。剔除这些行后，三个模型的</w:t>
+      </w:r>
+      <w:r>
+        <w:t xml:space="preserve"> Macro-F1 </w:t>
+      </w:r>
+      <w:r>
+        <w:t>变化均不超过</w:t>
+      </w:r>
+      <w:r>
+        <w:t xml:space="preserve"> 0.00057</w:t>
+      </w:r>
+      <w:r>
+        <w:t>，因此该重叠不足以解释本文报告的差异；更粗分辨率的结果见补充材料。</w:t>
+      </w:r>
+    </w:p>
+    <w:p>
+      <w:r>
+        <w:rPr>
+          <w:b/>
+        </w:rPr>
+        <w:t>评测了四个数据集，但它们来自同一批采集计划的有限覆盖。</w:t>
+      </w:r>
+      <w:r>
+        <w:t xml:space="preserve"> </w:t>
+      </w:r>
+      <w:r>
+        <w:t>本文结论以</w:t>
+      </w:r>
+      <w:r>
+        <w:t xml:space="preserve"> CIC-IDS2017</w:t>
+      </w:r>
+      <w:r>
+        <w:t>（含截断总体与完整去重语料）、</w:t>
+      </w:r>
+      <w:r>
+        <w:t>NSL-KDD</w:t>
+      </w:r>
+      <w:r>
+        <w:t>、</w:t>
+      </w:r>
+      <w:r>
+        <w:t xml:space="preserve">UNSW-NB15 </w:t>
+      </w:r>
+      <w:r>
+        <w:t>与</w:t>
+      </w:r>
+      <w:r>
+        <w:t xml:space="preserve"> N-BaIoT </w:t>
+      </w:r>
+      <w:r>
+        <w:t>为条件。</w:t>
+      </w:r>
+      <w:r>
+        <w:t xml:space="preserve">N-BaIoT </w:t>
+      </w:r>
+      <w:r>
+        <w:t>对流量特征分类器已经饱和（所有模型</w:t>
+      </w:r>
+      <w:r>
+        <w:t xml:space="preserve"> Macro-F1 </w:t>
+      </w:r>
+      <w:r>
+        <w:t>均在</w:t>
+      </w:r>
+      <w:r>
+        <w:t xml:space="preserve"> 0.9998 </w:t>
+      </w:r>
+      <w:r>
+        <w:t>以上），它检验的是聚合环节的机制而非判别难度；两个外部数据集仍只是独立原生标签基准，不构成迁移实验。四个数据集都不代表生产流量，也都无法提供同一测试床上时间分离的留出集。</w:t>
+      </w:r>
+    </w:p>
+    <w:p>
+      <w:r>
+        <w:rPr>
+          <w:b/>
+        </w:rPr>
+        <w:t>未评估对抗鲁棒性。</w:t>
+      </w:r>
+      <w:r>
+        <w:t xml:space="preserve"> </w:t>
+      </w:r>
+      <w:r>
+        <w:t>本文只施加了随机扰动与特征屏蔽，没有构造规避攻击或基于梯度的攻击，报告的退化数字不构成对自适应对手的鲁棒性保证。</w:t>
+      </w:r>
+    </w:p>
+    <w:p>
+      <w:r>
+        <w:rPr>
+          <w:b/>
+        </w:rPr>
+        <w:t>未知族支持量不均衡。</w:t>
+      </w:r>
+      <w:r>
+        <w:t xml:space="preserve"> PortScan </w:t>
+      </w:r>
+      <w:r>
+        <w:t>有</w:t>
+      </w:r>
+      <w:r>
+        <w:t xml:space="preserve"> 158 930 </w:t>
+      </w:r>
+      <w:r>
+        <w:t>条，而</w:t>
+      </w:r>
+      <w:r>
+        <w:t xml:space="preserve"> Infiltration </w:t>
+      </w:r>
+      <w:r>
+        <w:t>仅</w:t>
+      </w:r>
+      <w:r>
+        <w:t xml:space="preserve"> 36 </w:t>
+      </w:r>
+      <w:r>
+        <w:t>条、</w:t>
+      </w:r>
+      <w:r>
+        <w:t xml:space="preserve">Heartbleed </w:t>
+      </w:r>
+      <w:r>
+        <w:t>仅</w:t>
+      </w:r>
+      <w:r>
+        <w:t xml:space="preserve"> 11 </w:t>
+      </w:r>
+      <w:r>
+        <w:t>条。开放集指标对保留哪一族高度敏感，本文只报告分族结果，不给出合并结论。</w:t>
+      </w:r>
+    </w:p>
+    <w:p>
+      <w:r>
+        <w:rPr>
+          <w:b/>
+        </w:rPr>
+        <w:t xml:space="preserve">Bootstrap </w:t>
+      </w:r>
+      <w:r>
+        <w:rPr>
+          <w:b/>
+        </w:rPr>
+        <w:t>区间的解释范围。</w:t>
+      </w:r>
+      <w:r>
+        <w:t xml:space="preserve"> </w:t>
+      </w:r>
+      <w:r>
+        <w:t>配对</w:t>
+      </w:r>
+      <w:r>
+        <w:t xml:space="preserve"> Bootstrap </w:t>
+      </w:r>
+      <w:r>
+        <w:t>量化的是测试行重采样不确定性，不包含网络环境变化、时间漂移与流量构成变化带来的不确定性。</w:t>
+      </w:r>
+    </w:p>
+    <w:p>
+      <w:r>
+        <w:rPr>
+          <w:b/>
+        </w:rPr>
         <w:lastRenderedPageBreak/>
-        <w:t xml:space="preserve">6.5 </w:t>
-      </w:r>
-      <w:r>
-        <w:t>局限性与效度威胁</w:t>
-      </w:r>
-    </w:p>
-    <w:p>
-      <w:r>
-        <w:t>本文的结论受以下限制，读者在引用时应当连同这些边界一起引用。</w:t>
-      </w:r>
-    </w:p>
-    <w:p>
-      <w:r>
-        <w:rPr>
-          <w:b/>
-        </w:rPr>
-        <w:t>研究总体不等于生产流量。</w:t>
-      </w:r>
-      <w:r>
-        <w:t xml:space="preserve"> </w:t>
-      </w:r>
-      <w:r>
-        <w:t>自然先验总体经过全局去重、物理范围筛查与每类</w:t>
-      </w:r>
-      <w:r>
-        <w:t xml:space="preserve"> 20 000 </w:t>
-      </w:r>
-      <w:r>
-        <w:t>条截断，共</w:t>
-      </w:r>
-      <w:r>
-        <w:t xml:space="preserve"> 53 237 </w:t>
-      </w:r>
-      <w:r>
-        <w:t>条；平衡控制总体仅</w:t>
-      </w:r>
-      <w:r>
-        <w:t xml:space="preserve"> 3 365 </w:t>
-      </w:r>
-      <w:r>
-        <w:t>条。因此二者是审计流程的产物，而不是运行网络的样本；本文所有数值都限定在这两个总体之上。</w:t>
-      </w:r>
-    </w:p>
-    <w:p>
-      <w:r>
-        <w:rPr>
-          <w:b/>
-        </w:rPr>
-        <w:t>文件级实验不构成时间外推。</w:t>
-      </w:r>
-      <w:r>
-        <w:t xml:space="preserve"> CIC-IDS2017 </w:t>
-      </w:r>
-      <w:r>
-        <w:t>的不同文件覆盖的类别不同，无法构造类别完整的时间外测试协议。本文的文件级结果只能作为覆盖与风险分析，不能表述为</w:t>
-      </w:r>
-      <w:r>
-        <w:t>"</w:t>
-      </w:r>
-      <w:r>
-        <w:t>跨时间泛化</w:t>
-      </w:r>
-      <w:r>
-        <w:t>"</w:t>
-      </w:r>
-      <w:r>
-        <w:t>。</w:t>
-      </w:r>
-    </w:p>
-    <w:p>
-      <w:r>
-        <w:rPr>
-          <w:b/>
-        </w:rPr>
-        <w:t>外部数据集是独立基准，不是迁移实验。</w:t>
-      </w:r>
-      <w:r>
-        <w:t xml:space="preserve"> NSL-KDD</w:t>
-      </w:r>
-      <w:r>
-        <w:t>、</w:t>
-      </w:r>
-      <w:r>
-        <w:t xml:space="preserve">UNSW-NB15 </w:t>
-      </w:r>
-      <w:r>
-        <w:t>与</w:t>
-      </w:r>
-      <w:r>
-        <w:t xml:space="preserve"> CIC-IDS2017 </w:t>
-      </w:r>
-      <w:r>
-        <w:t>使用不同的标签体系，本文不做标签对齐，也不做跨数据集训练。三者分数不可合并或平均。</w:t>
-      </w:r>
-    </w:p>
-    <w:p>
-      <w:r>
-        <w:rPr>
-          <w:b/>
-        </w:rPr>
-        <w:t>延迟测量不覆盖端到端链路。</w:t>
-      </w:r>
-      <w:r>
-        <w:t xml:space="preserve"> </w:t>
-      </w:r>
-      <w:r>
-        <w:t>报告的毫秒数从数值特征矩阵开始计时，不含抓包、流重组、特征提取、告警输出与模型热更新。</w:t>
-      </w:r>
-    </w:p>
-    <w:p>
-      <w:r>
-        <w:rPr>
-          <w:b/>
-        </w:rPr>
-        <w:t>近重复只按精确形式剔除。</w:t>
-      </w:r>
-      <w:r>
-        <w:t xml:space="preserve"> </w:t>
-      </w:r>
-      <w:r>
-        <w:t>引言把「重复与近重复样本」列为公开数据集的危害之一，而审计只删除了完全相同的特征向量。把所有特征四舍五入到四位有效数字后做哈希，发现研究总体中另有</w:t>
-      </w:r>
-      <w:r>
-        <w:t xml:space="preserve"> 0.36% </w:t>
-      </w:r>
-      <w:r>
-        <w:t>的行在该分辨率下构成近重复组，其中</w:t>
-      </w:r>
-      <w:r>
-        <w:t xml:space="preserve"> 104 </w:t>
-      </w:r>
-      <w:r>
-        <w:t>条测试行（占测试集</w:t>
-      </w:r>
-      <w:r>
-        <w:t xml:space="preserve"> 0.21%</w:t>
-      </w:r>
-      <w:r>
-        <w:t>）与训练行共享同一个舍入后特征向量。剔除这些行后，三个模型的</w:t>
-      </w:r>
-      <w:r>
-        <w:t xml:space="preserve"> Macro-F1 </w:t>
-      </w:r>
-      <w:r>
-        <w:t>变化均不超过</w:t>
-      </w:r>
-      <w:r>
-        <w:t xml:space="preserve"> 0.00057</w:t>
-      </w:r>
-      <w:r>
-        <w:t>，因此该重叠不足以解释本文报告的差异；更粗分辨率的结果见补充材料。</w:t>
-      </w:r>
-    </w:p>
-    <w:p>
-      <w:r>
-        <w:rPr>
-          <w:b/>
-        </w:rPr>
-        <w:t>评测了四个数据集，但它们来自同一批采集计划的有限覆盖。</w:t>
-      </w:r>
-      <w:r>
-        <w:t xml:space="preserve"> </w:t>
-      </w:r>
-      <w:r>
-        <w:t>本文结论以</w:t>
-      </w:r>
-      <w:r>
-        <w:t xml:space="preserve"> CIC-IDS2017</w:t>
-      </w:r>
-      <w:r>
-        <w:t>（含截断总体与完整去重语料）、</w:t>
-      </w:r>
-      <w:r>
-        <w:t>NSL-KDD</w:t>
-      </w:r>
-      <w:r>
-        <w:t>、</w:t>
-      </w:r>
-      <w:r>
-        <w:t xml:space="preserve">UNSW-NB15 </w:t>
-      </w:r>
-      <w:r>
-        <w:t>与</w:t>
-      </w:r>
-      <w:r>
-        <w:t xml:space="preserve"> N-BaIoT </w:t>
-      </w:r>
-      <w:r>
-        <w:t>为条件。</w:t>
-      </w:r>
-      <w:r>
-        <w:t xml:space="preserve">N-BaIoT </w:t>
-      </w:r>
-      <w:r>
-        <w:t>对流量特征分类器已经饱和（所有模型</w:t>
-      </w:r>
-      <w:r>
-        <w:t xml:space="preserve"> Macro-F1 </w:t>
-      </w:r>
-      <w:r>
-        <w:t>均在</w:t>
-      </w:r>
-      <w:r>
-        <w:t xml:space="preserve"> 0.9998 </w:t>
-      </w:r>
-      <w:r>
-        <w:t>以上），它检验的是聚合环节的机制而非判别难度；两个外部数据集仍只是独立原生标签基准，不构成迁移实验。四个数据集都不代表生产流量，也都无法提供同一测试床上时间分离的留出集。</w:t>
-      </w:r>
-    </w:p>
-    <w:p>
-      <w:r>
-        <w:rPr>
-          <w:b/>
-        </w:rPr>
-        <w:t>未评估对抗鲁棒性。</w:t>
-      </w:r>
-      <w:r>
-        <w:t xml:space="preserve"> </w:t>
-      </w:r>
-      <w:r>
-        <w:t>本文只施加了随机扰动与特征屏蔽，没有构造规避攻击或基于梯度的攻击，报告的退化数字不构成对自适应对手的鲁棒性保证。</w:t>
-      </w:r>
-    </w:p>
-    <w:p>
-      <w:r>
-        <w:rPr>
-          <w:b/>
-        </w:rPr>
-        <w:t>未知族支持量不均衡。</w:t>
-      </w:r>
-      <w:r>
-        <w:t xml:space="preserve"> PortScan </w:t>
-      </w:r>
-      <w:r>
-        <w:t>有</w:t>
-      </w:r>
-      <w:r>
-        <w:t xml:space="preserve"> 158 930 </w:t>
-      </w:r>
-      <w:r>
-        <w:t>条，而</w:t>
-      </w:r>
-      <w:r>
-        <w:t xml:space="preserve"> Infiltration </w:t>
-      </w:r>
-      <w:r>
-        <w:t>仅</w:t>
-      </w:r>
-      <w:r>
-        <w:t xml:space="preserve"> 36 </w:t>
-      </w:r>
-      <w:r>
-        <w:t>条、</w:t>
-      </w:r>
-      <w:r>
-        <w:t xml:space="preserve">Heartbleed </w:t>
-      </w:r>
-      <w:r>
-        <w:t>仅</w:t>
-      </w:r>
-      <w:r>
-        <w:t xml:space="preserve"> 11 </w:t>
-      </w:r>
-      <w:r>
-        <w:t>条。开放集指标对保留哪一族高度敏感，本文只报告分族结果，不给出合并结论。</w:t>
-      </w:r>
-    </w:p>
-    <w:p>
-      <w:r>
-        <w:rPr>
-          <w:b/>
-        </w:rPr>
-        <w:t xml:space="preserve">Bootstrap </w:t>
-      </w:r>
-      <w:r>
-        <w:rPr>
-          <w:b/>
-        </w:rPr>
-        <w:t>区间的解释范围。</w:t>
-      </w:r>
-      <w:r>
-        <w:t xml:space="preserve"> </w:t>
-      </w:r>
-      <w:r>
-        <w:t>配对</w:t>
-      </w:r>
-      <w:r>
-        <w:t xml:space="preserve"> Bootstrap </w:t>
-      </w:r>
-      <w:r>
-        <w:t>量化的是测试行重采样不确定性，不包含网络环境变化、时间漂移与流量构成变化带来的不确定性。</w:t>
-      </w:r>
-    </w:p>
-    <w:p>
-      <w:r>
-        <w:rPr>
-          <w:b/>
-        </w:rPr>
         <w:t>单一硬件与单一实现。</w:t>
       </w:r>
       <w:r>
@@ -19280,7 +19352,6 @@
     </w:p>
     <w:p>
       <w:r>
-        <w:lastRenderedPageBreak/>
         <w:t>第一，</w:t>
       </w:r>
       <w:r>
@@ -19389,7 +19460,51 @@
         <w:t xml:space="preserve"> 5.3 </w:t>
       </w:r>
       <w:r>
-        <w:t>倍。</w:t>
+        <w:t>倍。需要补充的是，该等价性依赖总体构造：在完全取消类别上限的</w:t>
+      </w:r>
+      <w:r>
+        <w:t xml:space="preserve"> 2 429 503 </w:t>
+      </w:r>
+      <w:r>
+        <w:t>条语料上，差异转为</w:t>
+      </w:r>
+      <w:r>
+        <w:t xml:space="preserve"> −0.005533 </w:t>
+      </w:r>
+      <w:r>
+        <w:t>的稳定劣势（十种子方向一致，</w:t>
+      </w:r>
+      <w:r>
+        <w:t xml:space="preserve">0.01 </w:t>
+      </w:r>
+      <w:r>
+        <w:t>边界等价、</w:t>
+      </w:r>
+      <w:r>
+        <w:t xml:space="preserve">0.005 </w:t>
+      </w:r>
+      <w:r>
+        <w:t>边界不等价），</w:t>
+      </w:r>
+    </w:p>
+    <w:p>
+      <w:r>
+        <w:rPr>
+          <w:b/>
+        </w:rPr>
+        <w:t>该等价性的限定条件。</w:t>
+      </w:r>
+      <w:r>
+        <w:t xml:space="preserve"> </w:t>
+      </w:r>
+      <w:r>
+        <w:t>它取决于总体构造而非机制本身：训练代价</w:t>
+      </w:r>
+      <w:r>
+        <w:t xml:space="preserve"> 175 </w:t>
+      </w:r>
+      <w:r>
+        <w:t>倍，十种子方向一致。</w:t>
       </w:r>
     </w:p>
     <w:p>
@@ -19590,6 +19705,7 @@
         <w:pStyle w:val="1"/>
       </w:pPr>
       <w:r>
+        <w:lastRenderedPageBreak/>
         <w:t>基金</w:t>
       </w:r>
     </w:p>
@@ -19640,7 +19756,6 @@
         <w:pStyle w:val="1"/>
       </w:pPr>
       <w:r>
-        <w:lastRenderedPageBreak/>
         <w:t>生成式人工智能使用声明</w:t>
       </w:r>
     </w:p>
@@ -19900,6 +20015,7 @@
         </w:numPr>
       </w:pPr>
       <w:r>
+        <w:lastRenderedPageBreak/>
         <w:t>Ting K M, Witten I H. Issues in stacked generalization. Journal of Artificial Intelligence Research, 1999, 10: 271-289. DOI:10.1613/jair.594.</w:t>
       </w:r>
     </w:p>
@@ -19972,7 +20088,6 @@
         </w:numPr>
       </w:pPr>
       <w:r>
-        <w:lastRenderedPageBreak/>
         <w:t>Moustafa N, Slay J. UNSW-NB15: A comprehensive data set for network intrusion detection systems. MilCIS 2015: 1-6. DOI:10.1109/MilCIS.2015.7348942.</w:t>
       </w:r>
     </w:p>
@@ -20201,6 +20316,7 @@
         </w:numPr>
       </w:pPr>
       <w:r>
+        <w:lastRenderedPageBreak/>
         <w:t>Lakshminarayanan B, Pritzel A, Blundell C. Simple and scalable predictive uncertainty estimation using deep ensembles. NeurIPS 2017: 6402-6413. [</w:t>
       </w:r>
       <w:r>
@@ -20291,7 +20407,6 @@
         </w:numPr>
       </w:pPr>
       <w:r>
-        <w:lastRenderedPageBreak/>
         <w:t>McNemar Q. Note on the sampling error of the difference between correlated proportions or percentages. Psychometrika, 1947, 12(2): 153-157. DOI:10.1007/BF02295996.</w:t>
       </w:r>
     </w:p>
@@ -20771,7 +20886,14 @@
               <w:rPr>
                 <w:sz w:val="16"/>
               </w:rPr>
-              <w:t>Log Loss</w:t>
+              <w:t xml:space="preserve">Log </w:t>
+            </w:r>
+            <w:r>
+              <w:rPr>
+                <w:sz w:val="16"/>
+              </w:rPr>
+              <w:lastRenderedPageBreak/>
+              <w:t>Loss</w:t>
             </w:r>
             <w:r>
               <w:rPr>
@@ -20831,6 +20953,7 @@
               <w:rPr>
                 <w:sz w:val="16"/>
               </w:rPr>
+              <w:lastRenderedPageBreak/>
               <w:t>S06</w:t>
             </w:r>
           </w:p>
@@ -21179,7 +21302,6 @@
               <w:rPr>
                 <w:sz w:val="16"/>
               </w:rPr>
-              <w:lastRenderedPageBreak/>
               <w:t>S15</w:t>
             </w:r>
           </w:p>
@@ -22043,76 +22165,76 @@
       </w:rPr>
     </w:lvl>
   </w:abstractNum>
-  <w:num w:numId="1" w16cid:durableId="1563130118">
+  <w:num w:numId="1" w16cid:durableId="753822586">
     <w:abstractNumId w:val="8"/>
   </w:num>
-  <w:num w:numId="2" w16cid:durableId="696586956">
+  <w:num w:numId="2" w16cid:durableId="1959604525">
     <w:abstractNumId w:val="6"/>
   </w:num>
-  <w:num w:numId="3" w16cid:durableId="107162490">
+  <w:num w:numId="3" w16cid:durableId="1873573261">
     <w:abstractNumId w:val="5"/>
   </w:num>
-  <w:num w:numId="4" w16cid:durableId="2146774107">
+  <w:num w:numId="4" w16cid:durableId="813157">
     <w:abstractNumId w:val="4"/>
   </w:num>
-  <w:num w:numId="5" w16cid:durableId="542250732">
+  <w:num w:numId="5" w16cid:durableId="1596134632">
     <w:abstractNumId w:val="7"/>
   </w:num>
-  <w:num w:numId="6" w16cid:durableId="657998249">
+  <w:num w:numId="6" w16cid:durableId="1690718610">
     <w:abstractNumId w:val="3"/>
   </w:num>
-  <w:num w:numId="7" w16cid:durableId="2122532162">
+  <w:num w:numId="7" w16cid:durableId="746263784">
     <w:abstractNumId w:val="2"/>
   </w:num>
-  <w:num w:numId="8" w16cid:durableId="1347244202">
+  <w:num w:numId="8" w16cid:durableId="1111898344">
     <w:abstractNumId w:val="1"/>
   </w:num>
-  <w:num w:numId="9" w16cid:durableId="660279762">
+  <w:num w:numId="9" w16cid:durableId="670331398">
     <w:abstractNumId w:val="0"/>
   </w:num>
-  <w:num w:numId="10" w16cid:durableId="164442944">
+  <w:num w:numId="10" w16cid:durableId="2041858517">
     <w:abstractNumId w:val="7"/>
     <w:lvlOverride w:ilvl="0">
       <w:startOverride w:val="1"/>
     </w:lvlOverride>
   </w:num>
-  <w:num w:numId="11" w16cid:durableId="1320229204">
+  <w:num w:numId="11" w16cid:durableId="1902673125">
     <w:abstractNumId w:val="7"/>
     <w:lvlOverride w:ilvl="0">
       <w:startOverride w:val="1"/>
     </w:lvlOverride>
   </w:num>
-  <w:num w:numId="12" w16cid:durableId="1012875717">
+  <w:num w:numId="12" w16cid:durableId="326596341">
     <w:abstractNumId w:val="7"/>
     <w:lvlOverride w:ilvl="0">
       <w:startOverride w:val="1"/>
     </w:lvlOverride>
   </w:num>
-  <w:num w:numId="13" w16cid:durableId="78405115">
+  <w:num w:numId="13" w16cid:durableId="1483808095">
     <w:abstractNumId w:val="7"/>
     <w:lvlOverride w:ilvl="0">
       <w:startOverride w:val="1"/>
     </w:lvlOverride>
   </w:num>
-  <w:num w:numId="14" w16cid:durableId="232400712">
+  <w:num w:numId="14" w16cid:durableId="2095592580">
     <w:abstractNumId w:val="7"/>
     <w:lvlOverride w:ilvl="0">
       <w:startOverride w:val="1"/>
     </w:lvlOverride>
   </w:num>
-  <w:num w:numId="15" w16cid:durableId="1578976855">
+  <w:num w:numId="15" w16cid:durableId="1383795902">
     <w:abstractNumId w:val="7"/>
     <w:lvlOverride w:ilvl="0">
       <w:startOverride w:val="1"/>
     </w:lvlOverride>
   </w:num>
-  <w:num w:numId="16" w16cid:durableId="940800315">
+  <w:num w:numId="16" w16cid:durableId="1759861958">
     <w:abstractNumId w:val="7"/>
     <w:lvlOverride w:ilvl="0">
       <w:startOverride w:val="1"/>
     </w:lvlOverride>
   </w:num>
-  <w:num w:numId="17" w16cid:durableId="291400753">
+  <w:num w:numId="17" w16cid:durableId="759722106">
     <w:abstractNumId w:val="7"/>
     <w:lvlOverride w:ilvl="0">
       <w:startOverride w:val="1"/>

--- a/重构版论文_v4_20260915/中文SCI论文_v4_重构版.docx
+++ b/重构版论文_v4_20260915/中文SCI论文_v4_重构版.docx
@@ -2035,7 +2035,7 @@
           <w:noProof/>
         </w:rPr>
         <w:drawing>
-          <wp:inline distT="0" distB="0" distL="0" distR="0" wp14:anchorId="0772CEC8" wp14:editId="5A73758B">
+          <wp:inline distT="0" distB="0" distL="0" distR="0" wp14:anchorId="0A56489D" wp14:editId="2B2C5314">
             <wp:extent cx="5760720" cy="2730962"/>
             <wp:effectExtent l="0" t="0" r="0" b="0"/>
             <wp:docPr id="1" name="Picture 1"/>
@@ -4261,7 +4261,7 @@
           <w:noProof/>
         </w:rPr>
         <w:drawing>
-          <wp:inline distT="0" distB="0" distL="0" distR="0" wp14:anchorId="1A7139C1" wp14:editId="04C155F1">
+          <wp:inline distT="0" distB="0" distL="0" distR="0" wp14:anchorId="5E7BE7E7" wp14:editId="527C6740">
             <wp:extent cx="5760720" cy="2750378"/>
             <wp:effectExtent l="0" t="0" r="0" b="0"/>
             <wp:docPr id="2" name="Picture 2"/>
@@ -6048,7 +6048,7 @@
           <w:noProof/>
         </w:rPr>
         <w:drawing>
-          <wp:inline distT="0" distB="0" distL="0" distR="0" wp14:anchorId="080AB434" wp14:editId="1DAFE477">
+          <wp:inline distT="0" distB="0" distL="0" distR="0" wp14:anchorId="0991F664" wp14:editId="3FA622A2">
             <wp:extent cx="5760720" cy="3482709"/>
             <wp:effectExtent l="0" t="0" r="0" b="0"/>
             <wp:docPr id="3" name="Picture 3"/>
@@ -11417,7 +11417,7 @@
           <w:noProof/>
         </w:rPr>
         <w:drawing>
-          <wp:inline distT="0" distB="0" distL="0" distR="0" wp14:anchorId="7FDC7E32" wp14:editId="48E2439E">
+          <wp:inline distT="0" distB="0" distL="0" distR="0" wp14:anchorId="638B858E" wp14:editId="7A8F7738">
             <wp:extent cx="5760720" cy="2508789"/>
             <wp:effectExtent l="0" t="0" r="0" b="0"/>
             <wp:docPr id="4" name="Picture 4"/>
@@ -13100,7 +13100,7 @@
         </w:rPr>
         <w:lastRenderedPageBreak/>
         <w:drawing>
-          <wp:inline distT="0" distB="0" distL="0" distR="0" wp14:anchorId="2B48DD31" wp14:editId="255A5DA5">
+          <wp:inline distT="0" distB="0" distL="0" distR="0" wp14:anchorId="6CDD88FE" wp14:editId="09DD569D">
             <wp:extent cx="5760720" cy="2108444"/>
             <wp:effectExtent l="0" t="0" r="0" b="0"/>
             <wp:docPr id="5" name="Picture 5"/>
@@ -13524,7 +13524,7 @@
         </w:rPr>
         <w:lastRenderedPageBreak/>
         <w:drawing>
-          <wp:inline distT="0" distB="0" distL="0" distR="0" wp14:anchorId="16C7494D" wp14:editId="7653D7F3">
+          <wp:inline distT="0" distB="0" distL="0" distR="0" wp14:anchorId="0B506C87" wp14:editId="27601FF5">
             <wp:extent cx="5760720" cy="2365196"/>
             <wp:effectExtent l="0" t="0" r="0" b="0"/>
             <wp:docPr id="6" name="Picture 6"/>
@@ -14661,7 +14661,7 @@
           <w:noProof/>
         </w:rPr>
         <w:drawing>
-          <wp:inline distT="0" distB="0" distL="0" distR="0" wp14:anchorId="09908256" wp14:editId="07E4D6DE">
+          <wp:inline distT="0" distB="0" distL="0" distR="0" wp14:anchorId="2DB6B43A" wp14:editId="552CCDB7">
             <wp:extent cx="5760720" cy="2294215"/>
             <wp:effectExtent l="0" t="0" r="0" b="0"/>
             <wp:docPr id="7" name="Picture 7"/>
@@ -14796,7 +14796,7 @@
           <w:noProof/>
         </w:rPr>
         <w:drawing>
-          <wp:inline distT="0" distB="0" distL="0" distR="0" wp14:anchorId="7113A9E8" wp14:editId="1A6A3061">
+          <wp:inline distT="0" distB="0" distL="0" distR="0" wp14:anchorId="32DCCB9C" wp14:editId="5B7BE940">
             <wp:extent cx="5760720" cy="2362842"/>
             <wp:effectExtent l="0" t="0" r="0" b="0"/>
             <wp:docPr id="8" name="Picture 8"/>
@@ -15362,7 +15362,7 @@
           <w:noProof/>
         </w:rPr>
         <w:drawing>
-          <wp:inline distT="0" distB="0" distL="0" distR="0" wp14:anchorId="76CEBFE5" wp14:editId="74A4990B">
+          <wp:inline distT="0" distB="0" distL="0" distR="0" wp14:anchorId="3BB02453" wp14:editId="6F6E6974">
             <wp:extent cx="5760720" cy="2544177"/>
             <wp:effectExtent l="0" t="0" r="0" b="0"/>
             <wp:docPr id="9" name="Picture 9"/>
@@ -15952,7 +15952,7 @@
           <w:noProof/>
         </w:rPr>
         <w:drawing>
-          <wp:inline distT="0" distB="0" distL="0" distR="0" wp14:anchorId="699027B7" wp14:editId="5A5086E6">
+          <wp:inline distT="0" distB="0" distL="0" distR="0" wp14:anchorId="79D07728" wp14:editId="4D7828A6">
             <wp:extent cx="5760720" cy="2275394"/>
             <wp:effectExtent l="0" t="0" r="0" b="0"/>
             <wp:docPr id="10" name="Picture 10"/>
@@ -16259,7 +16259,7 @@
           <w:noProof/>
         </w:rPr>
         <w:drawing>
-          <wp:inline distT="0" distB="0" distL="0" distR="0" wp14:anchorId="5E540337" wp14:editId="580C30C4">
+          <wp:inline distT="0" distB="0" distL="0" distR="0" wp14:anchorId="15BC5088" wp14:editId="746A3E48">
             <wp:extent cx="5760720" cy="2547041"/>
             <wp:effectExtent l="0" t="0" r="0" b="0"/>
             <wp:docPr id="11" name="Picture 11"/>
@@ -17835,7 +17835,7 @@
         <w:t>"</w:t>
       </w:r>
       <w:r>
-        <w:t>至少有四种替代解释，而且四种解释在本文的对照实验中都有对应的量级。</w:t>
+        <w:t>至少有五种替代解释，而且五种解释在本文的对照实验中都有对应的量级。</w:t>
       </w:r>
     </w:p>
     <w:p>
@@ -18008,6 +18008,42 @@
       </w:r>
     </w:p>
     <w:p>
+      <w:pPr>
+        <w:pStyle w:val="a"/>
+        <w:numPr>
+          <w:ilvl w:val="0"/>
+          <w:numId w:val="15"/>
+        </w:numPr>
+      </w:pPr>
+      <w:r>
+        <w:rPr>
+          <w:b/>
+        </w:rPr>
+        <w:t>总体构造</w:t>
+      </w:r>
+      <w:r>
+        <w:t>：同一个比较在</w:t>
+      </w:r>
+      <w:r>
+        <w:t xml:space="preserve"> 53 237 </w:t>
+      </w:r>
+      <w:r>
+        <w:t>条截断总体上是等价，在完全取消上限的</w:t>
+      </w:r>
+      <w:r>
+        <w:t xml:space="preserve"> 2 429 503 </w:t>
+      </w:r>
+      <w:r>
+        <w:t>条语料上却是一致劣势。两者都不算错</w:t>
+      </w:r>
+      <w:r>
+        <w:t>——</w:t>
+      </w:r>
+      <w:r>
+        <w:t>是总体决定了研究报告哪一个。</w:t>
+      </w:r>
+    </w:p>
+    <w:p>
       <w:r>
         <w:t>因此，本文对文献的贡献不是否定具体方法，而是提出一个判定门槛：</w:t>
       </w:r>
@@ -18015,7 +18051,7 @@
         <w:rPr>
           <w:b/>
         </w:rPr>
-        <w:t>任何关于聚合规则的增益主张，都应当在控制上述四项之后仍然成立，否则应当被表述为协议效应。</w:t>
+        <w:t>任何关于聚合规则的增益主张，都应当在控制上述五项之后仍然成立，否则应当被表述为协议效应。</w:t>
       </w:r>
     </w:p>
     <w:p>
@@ -18774,6 +18810,114 @@
           </w:p>
         </w:tc>
       </w:tr>
+      <w:tr>
+        <w:tc>
+          <w:tcPr>
+            <w:tcW w:w="2448" w:type="dxa"/>
+          </w:tcPr>
+          <w:p>
+            <w:pPr>
+              <w:spacing w:after="0"/>
+            </w:pPr>
+            <w:r>
+              <w:rPr>
+                <w:sz w:val="16"/>
+              </w:rPr>
+              <w:t>是否部署条件加权</w:t>
+            </w:r>
+          </w:p>
+        </w:tc>
+        <w:tc>
+          <w:tcPr>
+            <w:tcW w:w="2448" w:type="dxa"/>
+          </w:tcPr>
+          <w:p>
+            <w:pPr>
+              <w:spacing w:after="0"/>
+            </w:pPr>
+            <w:r>
+              <w:rPr>
+                <w:sz w:val="16"/>
+              </w:rPr>
+              <w:t>截断总体上用等权投票；强不平衡语料上不要部署</w:t>
+            </w:r>
+          </w:p>
+        </w:tc>
+        <w:tc>
+          <w:tcPr>
+            <w:tcW w:w="2448" w:type="dxa"/>
+          </w:tcPr>
+          <w:p>
+            <w:pPr>
+              <w:spacing w:after="0"/>
+            </w:pPr>
+            <w:r>
+              <w:rPr>
+                <w:sz w:val="16"/>
+              </w:rPr>
+              <w:t xml:space="preserve">53 237 </w:t>
+            </w:r>
+            <w:r>
+              <w:rPr>
+                <w:sz w:val="16"/>
+              </w:rPr>
+              <w:t>条上等价，全语料</w:t>
+            </w:r>
+            <w:r>
+              <w:rPr>
+                <w:sz w:val="16"/>
+              </w:rPr>
+              <w:t xml:space="preserve"> 2 429 503 </w:t>
+            </w:r>
+            <w:r>
+              <w:rPr>
+                <w:sz w:val="16"/>
+              </w:rPr>
+              <w:t>条上为</w:t>
+            </w:r>
+            <w:r>
+              <w:rPr>
+                <w:sz w:val="16"/>
+              </w:rPr>
+              <w:t xml:space="preserve"> −0.005533 </w:t>
+            </w:r>
+            <w:r>
+              <w:rPr>
+                <w:sz w:val="16"/>
+              </w:rPr>
+              <w:t>且十种子方向一致</w:t>
+            </w:r>
+          </w:p>
+        </w:tc>
+        <w:tc>
+          <w:tcPr>
+            <w:tcW w:w="2448" w:type="dxa"/>
+          </w:tcPr>
+          <w:p>
+            <w:pPr>
+              <w:spacing w:after="0"/>
+            </w:pPr>
+            <w:r>
+              <w:rPr>
+                <w:sz w:val="16"/>
+              </w:rPr>
+              <w:t>放弃一个训练代价达</w:t>
+            </w:r>
+            <w:r>
+              <w:rPr>
+                <w:sz w:val="16"/>
+              </w:rPr>
+              <w:t xml:space="preserve"> 175 </w:t>
+            </w:r>
+            <w:r>
+              <w:rPr>
+                <w:sz w:val="16"/>
+              </w:rPr>
+              <w:t>倍的机制</w:t>
+            </w:r>
+          </w:p>
+        </w:tc>
+      </w:tr>
     </w:tbl>
     <w:p>
       <w:pPr>
@@ -18874,10 +19018,11 @@
         <w:rPr>
           <w:b/>
         </w:rPr>
+        <w:lastRenderedPageBreak/>
         <w:t>研究总体与目标总体的区分</w:t>
       </w:r>
       <w:r>
-        <w:t>：说明使用的研究子集如何被构造，以及它与全语料、与生产流量先验的差距。</w:t>
+        <w:t>：说明使用的研究子集如何被构造，以及它与全语料、与生产流量先验的差距。若某个头条比较对该构造敏感（本文即如此），应在截断总体与全语料上同时报告，或明确声明结论以哪一个为条件。</w:t>
       </w:r>
     </w:p>
     <w:p>
@@ -18934,7 +19079,6 @@
         <w:rPr>
           <w:b/>
         </w:rPr>
-        <w:lastRenderedPageBreak/>
         <w:t>次生成本的独立报告</w:t>
       </w:r>
       <w:r>
@@ -19222,6 +19366,7 @@
         <w:rPr>
           <w:b/>
         </w:rPr>
+        <w:lastRenderedPageBreak/>
         <w:t>未评估对抗鲁棒性。</w:t>
       </w:r>
       <w:r>
@@ -19306,7 +19451,6 @@
         <w:rPr>
           <w:b/>
         </w:rPr>
-        <w:lastRenderedPageBreak/>
         <w:t>单一硬件与单一实现。</w:t>
       </w:r>
       <w:r>
@@ -19660,7 +19804,11 @@
         <w:t xml:space="preserve"> 1 </w:t>
       </w:r>
       <w:r>
-        <w:t>前提后恢复增益；其二，构造类别完整的跨时段或跨场景测试协议，把文件级覆盖分析升级为真正的外部有效性检验；其三，把本文的报告建议整理为可自动检查的清单，使评测协议本身成为可验证对象。</w:t>
+        <w:t>前提后恢复增益；其二，构造类别完整的跨时段或跨场</w:t>
+      </w:r>
+      <w:r>
+        <w:lastRenderedPageBreak/>
+        <w:t>景测试协议，把文件级覆盖分析升级为真正的外部有效性检验；其三，把本文的报告建议整理为可自动检查的清单，使评测协议本身成为可验证对象。</w:t>
       </w:r>
     </w:p>
     <w:p>
@@ -19705,7 +19853,6 @@
         <w:pStyle w:val="1"/>
       </w:pPr>
       <w:r>
-        <w:lastRenderedPageBreak/>
         <w:t>基金</w:t>
       </w:r>
     </w:p>
@@ -19955,6 +20102,7 @@
         </w:numPr>
       </w:pPr>
       <w:r>
+        <w:lastRenderedPageBreak/>
         <w:t>Freund Y, Schapire R E. A decision-theoretic generalization of on-line learning and an application to boosting. Journal of Computer and System Sciences, 1997, 55(1): 119-139. DOI:10.1006/jcss.1997.1504.</w:t>
       </w:r>
     </w:p>
@@ -20015,7 +20163,6 @@
         </w:numPr>
       </w:pPr>
       <w:r>
-        <w:lastRenderedPageBreak/>
         <w:t>Ting K M, Witten I H. Issues in stacked generalization. Journal of Artificial Intelligence Research, 1999, 10: 271-289. DOI:10.1613/jair.594.</w:t>
       </w:r>
     </w:p>
@@ -20238,6 +20385,7 @@
         </w:numPr>
       </w:pPr>
       <w:r>
+        <w:lastRenderedPageBreak/>
         <w:t>Geng C, Huang S J, Chen S. Recent advances in open set recognition: A survey. IEEE TPAMI, 2021, 43(10): 3614-3631. DOI:10.1109/TPAMI.2020.2981604.</w:t>
       </w:r>
     </w:p>
@@ -20316,7 +20464,6 @@
         </w:numPr>
       </w:pPr>
       <w:r>
-        <w:lastRenderedPageBreak/>
         <w:t>Lakshminarayanan B, Pritzel A, Blundell C. Simple and scalable predictive uncertainty estimation using deep ensembles. NeurIPS 2017: 6402-6413. [</w:t>
       </w:r>
       <w:r>
@@ -20592,6 +20739,7 @@
         <w:pStyle w:val="1"/>
       </w:pPr>
       <w:r>
+        <w:lastRenderedPageBreak/>
         <w:t>补充材料清单</w:t>
       </w:r>
     </w:p>
@@ -20886,14 +21034,7 @@
               <w:rPr>
                 <w:sz w:val="16"/>
               </w:rPr>
-              <w:t xml:space="preserve">Log </w:t>
-            </w:r>
-            <w:r>
-              <w:rPr>
-                <w:sz w:val="16"/>
-              </w:rPr>
-              <w:lastRenderedPageBreak/>
-              <w:t>Loss</w:t>
+              <w:t>Log Loss</w:t>
             </w:r>
             <w:r>
               <w:rPr>
@@ -20953,7 +21094,6 @@
               <w:rPr>
                 <w:sz w:val="16"/>
               </w:rPr>
-              <w:lastRenderedPageBreak/>
               <w:t>S06</w:t>
             </w:r>
           </w:p>
@@ -22165,76 +22305,76 @@
       </w:rPr>
     </w:lvl>
   </w:abstractNum>
-  <w:num w:numId="1" w16cid:durableId="753822586">
+  <w:num w:numId="1" w16cid:durableId="573591257">
     <w:abstractNumId w:val="8"/>
   </w:num>
-  <w:num w:numId="2" w16cid:durableId="1959604525">
+  <w:num w:numId="2" w16cid:durableId="1052075987">
     <w:abstractNumId w:val="6"/>
   </w:num>
-  <w:num w:numId="3" w16cid:durableId="1873573261">
+  <w:num w:numId="3" w16cid:durableId="154731699">
     <w:abstractNumId w:val="5"/>
   </w:num>
-  <w:num w:numId="4" w16cid:durableId="813157">
+  <w:num w:numId="4" w16cid:durableId="290090675">
     <w:abstractNumId w:val="4"/>
   </w:num>
-  <w:num w:numId="5" w16cid:durableId="1596134632">
+  <w:num w:numId="5" w16cid:durableId="481972300">
     <w:abstractNumId w:val="7"/>
   </w:num>
-  <w:num w:numId="6" w16cid:durableId="1690718610">
+  <w:num w:numId="6" w16cid:durableId="396169255">
     <w:abstractNumId w:val="3"/>
   </w:num>
-  <w:num w:numId="7" w16cid:durableId="746263784">
+  <w:num w:numId="7" w16cid:durableId="767582549">
     <w:abstractNumId w:val="2"/>
   </w:num>
-  <w:num w:numId="8" w16cid:durableId="1111898344">
+  <w:num w:numId="8" w16cid:durableId="696001497">
     <w:abstractNumId w:val="1"/>
   </w:num>
-  <w:num w:numId="9" w16cid:durableId="670331398">
+  <w:num w:numId="9" w16cid:durableId="1756317267">
     <w:abstractNumId w:val="0"/>
   </w:num>
-  <w:num w:numId="10" w16cid:durableId="2041858517">
+  <w:num w:numId="10" w16cid:durableId="357509863">
     <w:abstractNumId w:val="7"/>
     <w:lvlOverride w:ilvl="0">
       <w:startOverride w:val="1"/>
     </w:lvlOverride>
   </w:num>
-  <w:num w:numId="11" w16cid:durableId="1902673125">
+  <w:num w:numId="11" w16cid:durableId="973295393">
     <w:abstractNumId w:val="7"/>
     <w:lvlOverride w:ilvl="0">
       <w:startOverride w:val="1"/>
     </w:lvlOverride>
   </w:num>
-  <w:num w:numId="12" w16cid:durableId="326596341">
+  <w:num w:numId="12" w16cid:durableId="1461340453">
     <w:abstractNumId w:val="7"/>
     <w:lvlOverride w:ilvl="0">
       <w:startOverride w:val="1"/>
     </w:lvlOverride>
   </w:num>
-  <w:num w:numId="13" w16cid:durableId="1483808095">
+  <w:num w:numId="13" w16cid:durableId="746464073">
     <w:abstractNumId w:val="7"/>
     <w:lvlOverride w:ilvl="0">
       <w:startOverride w:val="1"/>
     </w:lvlOverride>
   </w:num>
-  <w:num w:numId="14" w16cid:durableId="2095592580">
+  <w:num w:numId="14" w16cid:durableId="1354109733">
     <w:abstractNumId w:val="7"/>
     <w:lvlOverride w:ilvl="0">
       <w:startOverride w:val="1"/>
     </w:lvlOverride>
   </w:num>
-  <w:num w:numId="15" w16cid:durableId="1383795902">
+  <w:num w:numId="15" w16cid:durableId="811101726">
     <w:abstractNumId w:val="7"/>
     <w:lvlOverride w:ilvl="0">
       <w:startOverride w:val="1"/>
     </w:lvlOverride>
   </w:num>
-  <w:num w:numId="16" w16cid:durableId="1759861958">
+  <w:num w:numId="16" w16cid:durableId="345904631">
     <w:abstractNumId w:val="7"/>
     <w:lvlOverride w:ilvl="0">
       <w:startOverride w:val="1"/>
     </w:lvlOverride>
   </w:num>
-  <w:num w:numId="17" w16cid:durableId="759722106">
+  <w:num w:numId="17" w16cid:durableId="627853563">
     <w:abstractNumId w:val="7"/>
     <w:lvlOverride w:ilvl="0">
       <w:startOverride w:val="1"/>

--- a/重构版论文_v4_20260915/中文SCI论文_v4_重构版.docx
+++ b/重构版论文_v4_20260915/中文SCI论文_v4_重构版.docx
@@ -446,7 +446,7 @@
         <w:t>（协议无关假设）</w:t>
       </w:r>
       <w:r>
-        <w:t>：上述结论对去重顺序、类别先验与划分方式不敏感，因此可以在不同论文之间直接比较。</w:t>
+        <w:t>：上述结论对去重顺序、类别先验、划分方式与总体规模不敏感，因此可以在不同论文之间直接比较。</w:t>
       </w:r>
     </w:p>
     <w:p>
@@ -563,7 +563,7 @@
         <w:t>（协议稳健性）</w:t>
       </w:r>
       <w:r>
-        <w:t>：结论对去重顺序、类别先验、重复划分与调参预算是否稳健？</w:t>
+        <w:t>：结论对去重顺序、类别先验、重复划分、调参预算与总体规模是否稳健？</w:t>
       </w:r>
     </w:p>
     <w:p>
@@ -2035,7 +2035,7 @@
           <w:noProof/>
         </w:rPr>
         <w:drawing>
-          <wp:inline distT="0" distB="0" distL="0" distR="0" wp14:anchorId="0A56489D" wp14:editId="2B2C5314">
+          <wp:inline distT="0" distB="0" distL="0" distR="0" wp14:anchorId="4F1882AC" wp14:editId="7A59D35A">
             <wp:extent cx="5760720" cy="2730962"/>
             <wp:effectExtent l="0" t="0" r="0" b="0"/>
             <wp:docPr id="1" name="Picture 1"/>
@@ -4261,7 +4261,7 @@
           <w:noProof/>
         </w:rPr>
         <w:drawing>
-          <wp:inline distT="0" distB="0" distL="0" distR="0" wp14:anchorId="5E7BE7E7" wp14:editId="527C6740">
+          <wp:inline distT="0" distB="0" distL="0" distR="0" wp14:anchorId="630E1FDA" wp14:editId="2FE8C749">
             <wp:extent cx="5760720" cy="2750378"/>
             <wp:effectExtent l="0" t="0" r="0" b="0"/>
             <wp:docPr id="2" name="Picture 2"/>
@@ -6048,7 +6048,7 @@
           <w:noProof/>
         </w:rPr>
         <w:drawing>
-          <wp:inline distT="0" distB="0" distL="0" distR="0" wp14:anchorId="0991F664" wp14:editId="3FA622A2">
+          <wp:inline distT="0" distB="0" distL="0" distR="0" wp14:anchorId="1032143D" wp14:editId="6C3F1E08">
             <wp:extent cx="5760720" cy="3482709"/>
             <wp:effectExtent l="0" t="0" r="0" b="0"/>
             <wp:docPr id="3" name="Picture 3"/>
@@ -11417,7 +11417,7 @@
           <w:noProof/>
         </w:rPr>
         <w:drawing>
-          <wp:inline distT="0" distB="0" distL="0" distR="0" wp14:anchorId="638B858E" wp14:editId="7A8F7738">
+          <wp:inline distT="0" distB="0" distL="0" distR="0" wp14:anchorId="4C7009BF" wp14:editId="0132D382">
             <wp:extent cx="5760720" cy="2508789"/>
             <wp:effectExtent l="0" t="0" r="0" b="0"/>
             <wp:docPr id="4" name="Picture 4"/>
@@ -13100,7 +13100,7 @@
         </w:rPr>
         <w:lastRenderedPageBreak/>
         <w:drawing>
-          <wp:inline distT="0" distB="0" distL="0" distR="0" wp14:anchorId="6CDD88FE" wp14:editId="09DD569D">
+          <wp:inline distT="0" distB="0" distL="0" distR="0" wp14:anchorId="15E8E404" wp14:editId="2280335D">
             <wp:extent cx="5760720" cy="2108444"/>
             <wp:effectExtent l="0" t="0" r="0" b="0"/>
             <wp:docPr id="5" name="Picture 5"/>
@@ -13524,7 +13524,7 @@
         </w:rPr>
         <w:lastRenderedPageBreak/>
         <w:drawing>
-          <wp:inline distT="0" distB="0" distL="0" distR="0" wp14:anchorId="0B506C87" wp14:editId="27601FF5">
+          <wp:inline distT="0" distB="0" distL="0" distR="0" wp14:anchorId="2B3F47D2" wp14:editId="35B31AFE">
             <wp:extent cx="5760720" cy="2365196"/>
             <wp:effectExtent l="0" t="0" r="0" b="0"/>
             <wp:docPr id="6" name="Picture 6"/>
@@ -14661,7 +14661,7 @@
           <w:noProof/>
         </w:rPr>
         <w:drawing>
-          <wp:inline distT="0" distB="0" distL="0" distR="0" wp14:anchorId="2DB6B43A" wp14:editId="552CCDB7">
+          <wp:inline distT="0" distB="0" distL="0" distR="0" wp14:anchorId="331F6059" wp14:editId="55BFFEDD">
             <wp:extent cx="5760720" cy="2294215"/>
             <wp:effectExtent l="0" t="0" r="0" b="0"/>
             <wp:docPr id="7" name="Picture 7"/>
@@ -14796,7 +14796,7 @@
           <w:noProof/>
         </w:rPr>
         <w:drawing>
-          <wp:inline distT="0" distB="0" distL="0" distR="0" wp14:anchorId="32DCCB9C" wp14:editId="5B7BE940">
+          <wp:inline distT="0" distB="0" distL="0" distR="0" wp14:anchorId="41A13788" wp14:editId="60DC2EAD">
             <wp:extent cx="5760720" cy="2362842"/>
             <wp:effectExtent l="0" t="0" r="0" b="0"/>
             <wp:docPr id="8" name="Picture 8"/>
@@ -15362,7 +15362,7 @@
           <w:noProof/>
         </w:rPr>
         <w:drawing>
-          <wp:inline distT="0" distB="0" distL="0" distR="0" wp14:anchorId="3BB02453" wp14:editId="6F6E6974">
+          <wp:inline distT="0" distB="0" distL="0" distR="0" wp14:anchorId="79F78D9E" wp14:editId="2900E062">
             <wp:extent cx="5760720" cy="2544177"/>
             <wp:effectExtent l="0" t="0" r="0" b="0"/>
             <wp:docPr id="9" name="Picture 9"/>
@@ -15952,7 +15952,7 @@
           <w:noProof/>
         </w:rPr>
         <w:drawing>
-          <wp:inline distT="0" distB="0" distL="0" distR="0" wp14:anchorId="79D07728" wp14:editId="4D7828A6">
+          <wp:inline distT="0" distB="0" distL="0" distR="0" wp14:anchorId="21ACDE5A" wp14:editId="7FDAF8DC">
             <wp:extent cx="5760720" cy="2275394"/>
             <wp:effectExtent l="0" t="0" r="0" b="0"/>
             <wp:docPr id="10" name="Picture 10"/>
@@ -16259,7 +16259,7 @@
           <w:noProof/>
         </w:rPr>
         <w:drawing>
-          <wp:inline distT="0" distB="0" distL="0" distR="0" wp14:anchorId="15BC5088" wp14:editId="746A3E48">
+          <wp:inline distT="0" distB="0" distL="0" distR="0" wp14:anchorId="0E8A0BC8" wp14:editId="60F2B4DF">
             <wp:extent cx="5760720" cy="2547041"/>
             <wp:effectExtent l="0" t="0" r="0" b="0"/>
             <wp:docPr id="11" name="Picture 11"/>
@@ -16875,7 +16875,13 @@
     </w:p>
     <w:p>
       <w:r>
-        <w:t>主研究总体是带截断的子集，因此上文报告的等价性原则上可能是该截断造成的。以下三组实验直接回答这一质疑。</w:t>
+        <w:t>主研究总体是带截断的子集，因此上文报告的等价性原则上可能是该截断造成的。以下三组实验直接回答这一质疑，表</w:t>
+      </w:r>
+      <w:r>
+        <w:t xml:space="preserve"> 7 </w:t>
+      </w:r>
+      <w:r>
+        <w:t>显示结论取决于总体。</w:t>
       </w:r>
     </w:p>
     <w:p>
@@ -16883,6 +16889,627 @@
         <w:rPr>
           <w:b/>
         </w:rPr>
+        <w:t>表</w:t>
+      </w:r>
+      <w:r>
+        <w:rPr>
+          <w:b/>
+        </w:rPr>
+        <w:t xml:space="preserve"> 7 CIC-IDS2017 </w:t>
+      </w:r>
+      <w:r>
+        <w:rPr>
+          <w:b/>
+        </w:rPr>
+        <w:t>的规模阶梯：结论取决于总体</w:t>
+      </w:r>
+    </w:p>
+    <w:tbl>
+      <w:tblPr>
+        <w:tblStyle w:val="aff1"/>
+        <w:tblW w:w="0" w:type="auto"/>
+        <w:tblBorders>
+          <w:top w:val="single" w:sz="6" w:space="0" w:color="000000"/>
+          <w:left w:val="none" w:sz="0" w:space="0" w:color="auto"/>
+          <w:bottom w:val="single" w:sz="6" w:space="0" w:color="000000"/>
+          <w:right w:val="none" w:sz="0" w:space="0" w:color="auto"/>
+          <w:insideH w:val="single" w:sz="6" w:space="0" w:color="000000"/>
+          <w:insideV w:val="none" w:sz="0" w:space="0" w:color="auto"/>
+        </w:tblBorders>
+        <w:tblLook w:val="04A0" w:firstRow="1" w:lastRow="0" w:firstColumn="1" w:lastColumn="0" w:noHBand="0" w:noVBand="1"/>
+      </w:tblPr>
+      <w:tblGrid>
+        <w:gridCol w:w="1224"/>
+        <w:gridCol w:w="1224"/>
+        <w:gridCol w:w="1224"/>
+        <w:gridCol w:w="1224"/>
+        <w:gridCol w:w="1224"/>
+        <w:gridCol w:w="1224"/>
+        <w:gridCol w:w="1224"/>
+        <w:gridCol w:w="1224"/>
+      </w:tblGrid>
+      <w:tr>
+        <w:tc>
+          <w:tcPr>
+            <w:tcW w:w="1224" w:type="dxa"/>
+          </w:tcPr>
+          <w:p>
+            <w:pPr>
+              <w:spacing w:after="0"/>
+            </w:pPr>
+            <w:r>
+              <w:rPr>
+                <w:b/>
+                <w:sz w:val="16"/>
+              </w:rPr>
+              <w:t>总体</w:t>
+            </w:r>
+          </w:p>
+        </w:tc>
+        <w:tc>
+          <w:tcPr>
+            <w:tcW w:w="1224" w:type="dxa"/>
+          </w:tcPr>
+          <w:p>
+            <w:pPr>
+              <w:spacing w:after="0"/>
+            </w:pPr>
+            <w:r>
+              <w:rPr>
+                <w:b/>
+                <w:sz w:val="16"/>
+              </w:rPr>
+              <w:t>样本数</w:t>
+            </w:r>
+          </w:p>
+        </w:tc>
+        <w:tc>
+          <w:tcPr>
+            <w:tcW w:w="1224" w:type="dxa"/>
+          </w:tcPr>
+          <w:p>
+            <w:pPr>
+              <w:spacing w:after="0"/>
+            </w:pPr>
+            <w:r>
+              <w:rPr>
+                <w:b/>
+                <w:sz w:val="16"/>
+              </w:rPr>
+              <w:t>测试行数</w:t>
+            </w:r>
+          </w:p>
+        </w:tc>
+        <w:tc>
+          <w:tcPr>
+            <w:tcW w:w="1224" w:type="dxa"/>
+          </w:tcPr>
+          <w:p>
+            <w:pPr>
+              <w:spacing w:after="0"/>
+            </w:pPr>
+            <w:r>
+              <w:rPr>
+                <w:b/>
+                <w:sz w:val="16"/>
+              </w:rPr>
+              <w:t>RCCF</w:t>
+            </w:r>
+          </w:p>
+        </w:tc>
+        <w:tc>
+          <w:tcPr>
+            <w:tcW w:w="1224" w:type="dxa"/>
+          </w:tcPr>
+          <w:p>
+            <w:pPr>
+              <w:spacing w:after="0"/>
+            </w:pPr>
+            <w:r>
+              <w:rPr>
+                <w:b/>
+                <w:sz w:val="16"/>
+              </w:rPr>
+              <w:t>等权卡方森林</w:t>
+            </w:r>
+          </w:p>
+        </w:tc>
+        <w:tc>
+          <w:tcPr>
+            <w:tcW w:w="1224" w:type="dxa"/>
+          </w:tcPr>
+          <w:p>
+            <w:pPr>
+              <w:spacing w:after="0"/>
+            </w:pPr>
+            <w:r>
+              <w:rPr>
+                <w:b/>
+                <w:sz w:val="16"/>
+              </w:rPr>
+              <w:t>差值</w:t>
+            </w:r>
+          </w:p>
+        </w:tc>
+        <w:tc>
+          <w:tcPr>
+            <w:tcW w:w="1224" w:type="dxa"/>
+          </w:tcPr>
+          <w:p>
+            <w:pPr>
+              <w:spacing w:after="0"/>
+            </w:pPr>
+            <w:r>
+              <w:rPr>
+                <w:b/>
+                <w:sz w:val="16"/>
+              </w:rPr>
+              <w:t>TOST 0.005</w:t>
+            </w:r>
+          </w:p>
+        </w:tc>
+        <w:tc>
+          <w:tcPr>
+            <w:tcW w:w="1224" w:type="dxa"/>
+          </w:tcPr>
+          <w:p>
+            <w:pPr>
+              <w:spacing w:after="0"/>
+            </w:pPr>
+            <w:r>
+              <w:rPr>
+                <w:b/>
+                <w:sz w:val="16"/>
+              </w:rPr>
+              <w:t>TOST 0.01</w:t>
+            </w:r>
+          </w:p>
+        </w:tc>
+      </w:tr>
+      <w:tr>
+        <w:tc>
+          <w:tcPr>
+            <w:tcW w:w="1224" w:type="dxa"/>
+          </w:tcPr>
+          <w:p>
+            <w:pPr>
+              <w:spacing w:after="0"/>
+            </w:pPr>
+            <w:r>
+              <w:rPr>
+                <w:sz w:val="16"/>
+              </w:rPr>
+              <w:t>截断，每类</w:t>
+            </w:r>
+            <w:r>
+              <w:rPr>
+                <w:sz w:val="16"/>
+              </w:rPr>
+              <w:t xml:space="preserve"> 20 000 </w:t>
+            </w:r>
+            <w:r>
+              <w:rPr>
+                <w:sz w:val="16"/>
+              </w:rPr>
+              <w:t>条</w:t>
+            </w:r>
+          </w:p>
+        </w:tc>
+        <w:tc>
+          <w:tcPr>
+            <w:tcW w:w="1224" w:type="dxa"/>
+          </w:tcPr>
+          <w:p>
+            <w:pPr>
+              <w:spacing w:after="0"/>
+            </w:pPr>
+            <w:r>
+              <w:rPr>
+                <w:sz w:val="16"/>
+              </w:rPr>
+              <w:t>53 237</w:t>
+            </w:r>
+          </w:p>
+        </w:tc>
+        <w:tc>
+          <w:tcPr>
+            <w:tcW w:w="1224" w:type="dxa"/>
+          </w:tcPr>
+          <w:p>
+            <w:pPr>
+              <w:spacing w:after="0"/>
+            </w:pPr>
+            <w:r>
+              <w:rPr>
+                <w:sz w:val="16"/>
+              </w:rPr>
+              <w:t>7 986</w:t>
+            </w:r>
+          </w:p>
+        </w:tc>
+        <w:tc>
+          <w:tcPr>
+            <w:tcW w:w="1224" w:type="dxa"/>
+          </w:tcPr>
+          <w:p>
+            <w:pPr>
+              <w:spacing w:after="0"/>
+            </w:pPr>
+            <w:r>
+              <w:rPr>
+                <w:sz w:val="16"/>
+              </w:rPr>
+              <w:t>0.889278</w:t>
+            </w:r>
+          </w:p>
+        </w:tc>
+        <w:tc>
+          <w:tcPr>
+            <w:tcW w:w="1224" w:type="dxa"/>
+          </w:tcPr>
+          <w:p>
+            <w:pPr>
+              <w:spacing w:after="0"/>
+            </w:pPr>
+            <w:r>
+              <w:rPr>
+                <w:sz w:val="16"/>
+              </w:rPr>
+              <w:t>0.889734</w:t>
+            </w:r>
+          </w:p>
+        </w:tc>
+        <w:tc>
+          <w:tcPr>
+            <w:tcW w:w="1224" w:type="dxa"/>
+          </w:tcPr>
+          <w:p>
+            <w:pPr>
+              <w:spacing w:after="0"/>
+            </w:pPr>
+            <w:r>
+              <w:rPr>
+                <w:sz w:val="16"/>
+              </w:rPr>
+              <w:t>−</w:t>
+            </w:r>
+            <w:r>
+              <w:rPr>
+                <w:sz w:val="16"/>
+              </w:rPr>
+              <w:t>0.000456</w:t>
+            </w:r>
+          </w:p>
+        </w:tc>
+        <w:tc>
+          <w:tcPr>
+            <w:tcW w:w="1224" w:type="dxa"/>
+          </w:tcPr>
+          <w:p>
+            <w:pPr>
+              <w:spacing w:after="0"/>
+            </w:pPr>
+            <w:r>
+              <w:rPr>
+                <w:sz w:val="16"/>
+              </w:rPr>
+              <w:t>等价</w:t>
+            </w:r>
+          </w:p>
+        </w:tc>
+        <w:tc>
+          <w:tcPr>
+            <w:tcW w:w="1224" w:type="dxa"/>
+          </w:tcPr>
+          <w:p>
+            <w:pPr>
+              <w:spacing w:after="0"/>
+            </w:pPr>
+            <w:r>
+              <w:rPr>
+                <w:sz w:val="16"/>
+              </w:rPr>
+              <w:t>等价</w:t>
+            </w:r>
+          </w:p>
+        </w:tc>
+      </w:tr>
+      <w:tr>
+        <w:tc>
+          <w:tcPr>
+            <w:tcW w:w="1224" w:type="dxa"/>
+          </w:tcPr>
+          <w:p>
+            <w:pPr>
+              <w:spacing w:after="0"/>
+            </w:pPr>
+            <w:r>
+              <w:rPr>
+                <w:sz w:val="16"/>
+              </w:rPr>
+              <w:t>截断，每类</w:t>
+            </w:r>
+            <w:r>
+              <w:rPr>
+                <w:sz w:val="16"/>
+              </w:rPr>
+              <w:t xml:space="preserve"> 200 000 </w:t>
+            </w:r>
+            <w:r>
+              <w:rPr>
+                <w:sz w:val="16"/>
+              </w:rPr>
+              <w:t>条</w:t>
+            </w:r>
+          </w:p>
+        </w:tc>
+        <w:tc>
+          <w:tcPr>
+            <w:tcW w:w="1224" w:type="dxa"/>
+          </w:tcPr>
+          <w:p>
+            <w:pPr>
+              <w:spacing w:after="0"/>
+            </w:pPr>
+            <w:r>
+              <w:rPr>
+                <w:sz w:val="16"/>
+              </w:rPr>
+              <w:t>413 209</w:t>
+            </w:r>
+          </w:p>
+        </w:tc>
+        <w:tc>
+          <w:tcPr>
+            <w:tcW w:w="1224" w:type="dxa"/>
+          </w:tcPr>
+          <w:p>
+            <w:pPr>
+              <w:spacing w:after="0"/>
+            </w:pPr>
+            <w:r>
+              <w:rPr>
+                <w:sz w:val="16"/>
+              </w:rPr>
+              <w:t>61 982</w:t>
+            </w:r>
+          </w:p>
+        </w:tc>
+        <w:tc>
+          <w:tcPr>
+            <w:tcW w:w="1224" w:type="dxa"/>
+          </w:tcPr>
+          <w:p>
+            <w:pPr>
+              <w:spacing w:after="0"/>
+            </w:pPr>
+            <w:r>
+              <w:rPr>
+                <w:sz w:val="16"/>
+              </w:rPr>
+              <w:t>0.856065</w:t>
+            </w:r>
+          </w:p>
+        </w:tc>
+        <w:tc>
+          <w:tcPr>
+            <w:tcW w:w="1224" w:type="dxa"/>
+          </w:tcPr>
+          <w:p>
+            <w:pPr>
+              <w:spacing w:after="0"/>
+            </w:pPr>
+            <w:r>
+              <w:rPr>
+                <w:sz w:val="16"/>
+              </w:rPr>
+              <w:t>0.857202</w:t>
+            </w:r>
+          </w:p>
+        </w:tc>
+        <w:tc>
+          <w:tcPr>
+            <w:tcW w:w="1224" w:type="dxa"/>
+          </w:tcPr>
+          <w:p>
+            <w:pPr>
+              <w:spacing w:after="0"/>
+            </w:pPr>
+            <w:r>
+              <w:rPr>
+                <w:sz w:val="16"/>
+              </w:rPr>
+              <w:t>−</w:t>
+            </w:r>
+            <w:r>
+              <w:rPr>
+                <w:sz w:val="16"/>
+              </w:rPr>
+              <w:t>0.001137</w:t>
+            </w:r>
+          </w:p>
+        </w:tc>
+        <w:tc>
+          <w:tcPr>
+            <w:tcW w:w="1224" w:type="dxa"/>
+          </w:tcPr>
+          <w:p>
+            <w:pPr>
+              <w:spacing w:after="0"/>
+            </w:pPr>
+            <w:r>
+              <w:rPr>
+                <w:sz w:val="16"/>
+              </w:rPr>
+              <w:t>等价</w:t>
+            </w:r>
+          </w:p>
+        </w:tc>
+        <w:tc>
+          <w:tcPr>
+            <w:tcW w:w="1224" w:type="dxa"/>
+          </w:tcPr>
+          <w:p>
+            <w:pPr>
+              <w:spacing w:after="0"/>
+            </w:pPr>
+            <w:r>
+              <w:rPr>
+                <w:sz w:val="16"/>
+              </w:rPr>
+              <w:t>等价</w:t>
+            </w:r>
+          </w:p>
+        </w:tc>
+      </w:tr>
+      <w:tr>
+        <w:tc>
+          <w:tcPr>
+            <w:tcW w:w="1224" w:type="dxa"/>
+          </w:tcPr>
+          <w:p>
+            <w:pPr>
+              <w:spacing w:after="0"/>
+            </w:pPr>
+            <w:r>
+              <w:rPr>
+                <w:sz w:val="16"/>
+              </w:rPr>
+              <w:t>不截断（完整去重语料）</w:t>
+            </w:r>
+          </w:p>
+        </w:tc>
+        <w:tc>
+          <w:tcPr>
+            <w:tcW w:w="1224" w:type="dxa"/>
+          </w:tcPr>
+          <w:p>
+            <w:pPr>
+              <w:spacing w:after="0"/>
+            </w:pPr>
+            <w:r>
+              <w:rPr>
+                <w:sz w:val="16"/>
+              </w:rPr>
+              <w:t>2 429 503</w:t>
+            </w:r>
+          </w:p>
+        </w:tc>
+        <w:tc>
+          <w:tcPr>
+            <w:tcW w:w="1224" w:type="dxa"/>
+          </w:tcPr>
+          <w:p>
+            <w:pPr>
+              <w:spacing w:after="0"/>
+            </w:pPr>
+            <w:r>
+              <w:rPr>
+                <w:sz w:val="16"/>
+              </w:rPr>
+              <w:t>364 426</w:t>
+            </w:r>
+          </w:p>
+        </w:tc>
+        <w:tc>
+          <w:tcPr>
+            <w:tcW w:w="1224" w:type="dxa"/>
+          </w:tcPr>
+          <w:p>
+            <w:pPr>
+              <w:spacing w:after="0"/>
+            </w:pPr>
+            <w:r>
+              <w:rPr>
+                <w:sz w:val="16"/>
+              </w:rPr>
+              <w:t>0.754007</w:t>
+            </w:r>
+          </w:p>
+        </w:tc>
+        <w:tc>
+          <w:tcPr>
+            <w:tcW w:w="1224" w:type="dxa"/>
+          </w:tcPr>
+          <w:p>
+            <w:pPr>
+              <w:spacing w:after="0"/>
+            </w:pPr>
+            <w:r>
+              <w:rPr>
+                <w:sz w:val="16"/>
+              </w:rPr>
+              <w:t>0.759540</w:t>
+            </w:r>
+          </w:p>
+        </w:tc>
+        <w:tc>
+          <w:tcPr>
+            <w:tcW w:w="1224" w:type="dxa"/>
+          </w:tcPr>
+          <w:p>
+            <w:pPr>
+              <w:spacing w:after="0"/>
+            </w:pPr>
+            <w:r>
+              <w:rPr>
+                <w:sz w:val="16"/>
+              </w:rPr>
+              <w:t>−</w:t>
+            </w:r>
+            <w:r>
+              <w:rPr>
+                <w:sz w:val="16"/>
+              </w:rPr>
+              <w:t>0.005533</w:t>
+            </w:r>
+          </w:p>
+        </w:tc>
+        <w:tc>
+          <w:tcPr>
+            <w:tcW w:w="1224" w:type="dxa"/>
+          </w:tcPr>
+          <w:p>
+            <w:pPr>
+              <w:spacing w:after="0"/>
+            </w:pPr>
+            <w:r>
+              <w:rPr>
+                <w:b/>
+                <w:sz w:val="16"/>
+              </w:rPr>
+              <w:t>不等价</w:t>
+            </w:r>
+          </w:p>
+        </w:tc>
+        <w:tc>
+          <w:tcPr>
+            <w:tcW w:w="1224" w:type="dxa"/>
+          </w:tcPr>
+          <w:p>
+            <w:pPr>
+              <w:spacing w:after="0"/>
+            </w:pPr>
+            <w:r>
+              <w:rPr>
+                <w:sz w:val="16"/>
+              </w:rPr>
+              <w:t>等价</w:t>
+            </w:r>
+          </w:p>
+        </w:tc>
+      </w:tr>
+    </w:tbl>
+    <w:p>
+      <w:pPr>
+        <w:spacing w:after="40"/>
+      </w:pPr>
+    </w:p>
+    <w:p>
+      <w:r>
+        <w:rPr>
+          <w:b/>
+        </w:rPr>
         <w:t>总体扩大</w:t>
       </w:r>
       <w:r>
@@ -17260,7 +17887,11 @@
         <w:t xml:space="preserve"> 392 </w:t>
       </w:r>
       <w:r>
-        <w:t>条），与截断总体同量级。其余基线在全语料上的分化比本研究的任何其他设置都更剧烈：</w:t>
+        <w:t>条），与截断总体同量级。其余基线在全语料上的</w:t>
+      </w:r>
+      <w:r>
+        <w:lastRenderedPageBreak/>
+        <w:t>分化比本研究的任何其他设置都更剧烈：</w:t>
       </w:r>
       <w:r>
         <w:t xml:space="preserve">XGBoost </w:t>
@@ -17427,7 +18058,6 @@
         <w:t xml:space="preserve"> 27 000 / </w:t>
       </w:r>
       <w:r>
-        <w:lastRenderedPageBreak/>
         <w:t>测试</w:t>
       </w:r>
       <w:r>
@@ -17791,6 +18421,7 @@
         <w:pStyle w:val="21"/>
       </w:pPr>
       <w:r>
+        <w:lastRenderedPageBreak/>
         <w:t xml:space="preserve">6.2 </w:t>
       </w:r>
       <w:r>
@@ -17934,7 +18565,6 @@
         <w:rPr>
           <w:b/>
         </w:rPr>
-        <w:lastRenderedPageBreak/>
         <w:t>调参预算不对等</w:t>
       </w:r>
       <w:r>
@@ -18070,7 +18700,7 @@
         <w:t>表</w:t>
       </w:r>
       <w:r>
-        <w:t xml:space="preserve"> 7 </w:t>
+        <w:t xml:space="preserve"> 8 </w:t>
       </w:r>
       <w:r>
         <w:t>把本文的证据整理为面向工程选择的决策表。需要强调的是，</w:t>
@@ -18099,7 +18729,7 @@
         <w:rPr>
           <w:b/>
         </w:rPr>
-        <w:t xml:space="preserve"> 7 </w:t>
+        <w:t xml:space="preserve"> 8 </w:t>
       </w:r>
       <w:r>
         <w:rPr>
@@ -18929,6 +19559,7 @@
         <w:pStyle w:val="21"/>
       </w:pPr>
       <w:r>
+        <w:lastRenderedPageBreak/>
         <w:t xml:space="preserve">6.4 </w:t>
       </w:r>
       <w:r>
@@ -19018,7 +19649,6 @@
         <w:rPr>
           <w:b/>
         </w:rPr>
-        <w:lastRenderedPageBreak/>
         <w:t>研究总体与目标总体的区分</w:t>
       </w:r>
       <w:r>
@@ -19290,7 +19920,11 @@
         <w:t xml:space="preserve"> 0.21%</w:t>
       </w:r>
       <w:r>
-        <w:t>）与训练行共享同一个舍入后特征向量。剔除这些行后，三个模型的</w:t>
+        <w:t>）与训练行共享同一个舍入后特征向量。剔</w:t>
+      </w:r>
+      <w:r>
+        <w:lastRenderedPageBreak/>
+        <w:t>除这些行后，三个模型的</w:t>
       </w:r>
       <w:r>
         <w:t xml:space="preserve"> Macro-F1 </w:t>
@@ -19366,7 +20000,6 @@
         <w:rPr>
           <w:b/>
         </w:rPr>
-        <w:lastRenderedPageBreak/>
         <w:t>未评估对抗鲁棒性。</w:t>
       </w:r>
       <w:r>
@@ -19727,6 +20360,7 @@
     </w:p>
     <w:p>
       <w:r>
+        <w:lastRenderedPageBreak/>
         <w:t>第三，</w:t>
       </w:r>
       <w:r>
@@ -19804,11 +20438,7 @@
         <w:t xml:space="preserve"> 1 </w:t>
       </w:r>
       <w:r>
-        <w:t>前提后恢复增益；其二，构造类别完整的跨时段或跨场</w:t>
-      </w:r>
-      <w:r>
-        <w:lastRenderedPageBreak/>
-        <w:t>景测试协议，把文件级覆盖分析升级为真正的外部有效性检验；其三，把本文的报告建议整理为可自动检查的清单，使评测协议本身成为可验证对象。</w:t>
+        <w:t>前提后恢复增益；其二，构造类别完整的跨时段或跨场景测试协议，把文件级覆盖分析升级为真正的外部有效性检验；其三，把本文的报告建议整理为可自动检查的清单，使评测协议本身成为可验证对象。</w:t>
       </w:r>
     </w:p>
     <w:p>
@@ -20024,6 +20654,7 @@
         </w:numPr>
       </w:pPr>
       <w:r>
+        <w:lastRenderedPageBreak/>
         <w:t>Breiman L. Random forests. Machine Learning, 2001, 45(1): 5-32. DOI:10.1023/A:1010933404324.</w:t>
       </w:r>
     </w:p>
@@ -20102,7 +20733,6 @@
         </w:numPr>
       </w:pPr>
       <w:r>
-        <w:lastRenderedPageBreak/>
         <w:t>Freund Y, Schapire R E. A decision-theoretic generalization of on-line learning and an application to boosting. Journal of Computer and System Sciences, 1997, 55(1): 119-139. DOI:10.1006/jcss.1997.1504.</w:t>
       </w:r>
     </w:p>
@@ -20337,6 +20967,7 @@
         </w:numPr>
       </w:pPr>
       <w:r>
+        <w:lastRenderedPageBreak/>
         <w:t>Sommer R, Paxson V. Outside the closed world: On using machine learning for network intrusion detection. IEEE S&amp;P 2010: 305-316. DOI:10.1109/SP.2010.25.</w:t>
       </w:r>
     </w:p>
@@ -20385,7 +21016,6 @@
         </w:numPr>
       </w:pPr>
       <w:r>
-        <w:lastRenderedPageBreak/>
         <w:t>Geng C, Huang S J, Chen S. Recent advances in open set recognition: A survey. IEEE TPAMI, 2021, 43(10): 3614-3631. DOI:10.1109/TPAMI.2020.2981604.</w:t>
       </w:r>
     </w:p>
@@ -20683,6 +21313,7 @@
         </w:numPr>
       </w:pPr>
       <w:r>
+        <w:lastRenderedPageBreak/>
         <w:t>Pedregosa F, Varoquaux G, Gramfort A, et al. Scikit-learn: Machine learning in Python. JMLR, 2011, 12: 2825-2830. [</w:t>
       </w:r>
       <w:r>
@@ -20739,7 +21370,6 @@
         <w:pStyle w:val="1"/>
       </w:pPr>
       <w:r>
-        <w:lastRenderedPageBreak/>
         <w:t>补充材料清单</w:t>
       </w:r>
     </w:p>
@@ -22305,76 +22935,76 @@
       </w:rPr>
     </w:lvl>
   </w:abstractNum>
-  <w:num w:numId="1" w16cid:durableId="573591257">
+  <w:num w:numId="1" w16cid:durableId="499933275">
     <w:abstractNumId w:val="8"/>
   </w:num>
-  <w:num w:numId="2" w16cid:durableId="1052075987">
+  <w:num w:numId="2" w16cid:durableId="1329821242">
     <w:abstractNumId w:val="6"/>
   </w:num>
-  <w:num w:numId="3" w16cid:durableId="154731699">
+  <w:num w:numId="3" w16cid:durableId="1966349967">
     <w:abstractNumId w:val="5"/>
   </w:num>
-  <w:num w:numId="4" w16cid:durableId="290090675">
+  <w:num w:numId="4" w16cid:durableId="1676961378">
     <w:abstractNumId w:val="4"/>
   </w:num>
-  <w:num w:numId="5" w16cid:durableId="481972300">
+  <w:num w:numId="5" w16cid:durableId="41640234">
     <w:abstractNumId w:val="7"/>
   </w:num>
-  <w:num w:numId="6" w16cid:durableId="396169255">
+  <w:num w:numId="6" w16cid:durableId="112672138">
     <w:abstractNumId w:val="3"/>
   </w:num>
-  <w:num w:numId="7" w16cid:durableId="767582549">
+  <w:num w:numId="7" w16cid:durableId="1953047660">
     <w:abstractNumId w:val="2"/>
   </w:num>
-  <w:num w:numId="8" w16cid:durableId="696001497">
+  <w:num w:numId="8" w16cid:durableId="1982347587">
     <w:abstractNumId w:val="1"/>
   </w:num>
-  <w:num w:numId="9" w16cid:durableId="1756317267">
+  <w:num w:numId="9" w16cid:durableId="321158261">
     <w:abstractNumId w:val="0"/>
   </w:num>
-  <w:num w:numId="10" w16cid:durableId="357509863">
+  <w:num w:numId="10" w16cid:durableId="1718894222">
     <w:abstractNumId w:val="7"/>
     <w:lvlOverride w:ilvl="0">
       <w:startOverride w:val="1"/>
     </w:lvlOverride>
   </w:num>
-  <w:num w:numId="11" w16cid:durableId="973295393">
+  <w:num w:numId="11" w16cid:durableId="1696689079">
     <w:abstractNumId w:val="7"/>
     <w:lvlOverride w:ilvl="0">
       <w:startOverride w:val="1"/>
     </w:lvlOverride>
   </w:num>
-  <w:num w:numId="12" w16cid:durableId="1461340453">
+  <w:num w:numId="12" w16cid:durableId="1798793869">
     <w:abstractNumId w:val="7"/>
     <w:lvlOverride w:ilvl="0">
       <w:startOverride w:val="1"/>
     </w:lvlOverride>
   </w:num>
-  <w:num w:numId="13" w16cid:durableId="746464073">
+  <w:num w:numId="13" w16cid:durableId="1380981421">
     <w:abstractNumId w:val="7"/>
     <w:lvlOverride w:ilvl="0">
       <w:startOverride w:val="1"/>
     </w:lvlOverride>
   </w:num>
-  <w:num w:numId="14" w16cid:durableId="1354109733">
+  <w:num w:numId="14" w16cid:durableId="1758166457">
     <w:abstractNumId w:val="7"/>
     <w:lvlOverride w:ilvl="0">
       <w:startOverride w:val="1"/>
     </w:lvlOverride>
   </w:num>
-  <w:num w:numId="15" w16cid:durableId="811101726">
+  <w:num w:numId="15" w16cid:durableId="493187962">
     <w:abstractNumId w:val="7"/>
     <w:lvlOverride w:ilvl="0">
       <w:startOverride w:val="1"/>
     </w:lvlOverride>
   </w:num>
-  <w:num w:numId="16" w16cid:durableId="345904631">
+  <w:num w:numId="16" w16cid:durableId="1368022213">
     <w:abstractNumId w:val="7"/>
     <w:lvlOverride w:ilvl="0">
       <w:startOverride w:val="1"/>
     </w:lvlOverride>
   </w:num>
-  <w:num w:numId="17" w16cid:durableId="627853563">
+  <w:num w:numId="17" w16cid:durableId="554463929">
     <w:abstractNumId w:val="7"/>
     <w:lvlOverride w:ilvl="0">
       <w:startOverride w:val="1"/>

--- a/重构版论文_v4_20260915/中文SCI论文_v4_重构版.docx
+++ b/重构版论文_v4_20260915/中文SCI论文_v4_重构版.docx
@@ -2035,7 +2035,7 @@
           <w:noProof/>
         </w:rPr>
         <w:drawing>
-          <wp:inline distT="0" distB="0" distL="0" distR="0" wp14:anchorId="4F1882AC" wp14:editId="7A59D35A">
+          <wp:inline distT="0" distB="0" distL="0" distR="0" wp14:anchorId="69A12650" wp14:editId="6647BCE0">
             <wp:extent cx="5760720" cy="2730962"/>
             <wp:effectExtent l="0" t="0" r="0" b="0"/>
             <wp:docPr id="1" name="Picture 1"/>
@@ -4261,7 +4261,7 @@
           <w:noProof/>
         </w:rPr>
         <w:drawing>
-          <wp:inline distT="0" distB="0" distL="0" distR="0" wp14:anchorId="630E1FDA" wp14:editId="2FE8C749">
+          <wp:inline distT="0" distB="0" distL="0" distR="0" wp14:anchorId="6925DA34" wp14:editId="6C30EE41">
             <wp:extent cx="5760720" cy="2750378"/>
             <wp:effectExtent l="0" t="0" r="0" b="0"/>
             <wp:docPr id="2" name="Picture 2"/>
@@ -6048,7 +6048,7 @@
           <w:noProof/>
         </w:rPr>
         <w:drawing>
-          <wp:inline distT="0" distB="0" distL="0" distR="0" wp14:anchorId="1032143D" wp14:editId="6C3F1E08">
+          <wp:inline distT="0" distB="0" distL="0" distR="0" wp14:anchorId="2C312D00" wp14:editId="7598165D">
             <wp:extent cx="5760720" cy="3482709"/>
             <wp:effectExtent l="0" t="0" r="0" b="0"/>
             <wp:docPr id="3" name="Picture 3"/>
@@ -7847,6 +7847,7 @@
     </w:p>
     <w:p>
       <w:r>
+        <w:lastRenderedPageBreak/>
         <w:t>式</w:t>
       </w:r>
       <w:r>
@@ -7895,11 +7896,7 @@
         <w:t xml:space="preserve"> 4.0%</w:t>
       </w:r>
       <w:r>
-        <w:t>）。真正有信息量的是底层量：四个专</w:t>
-      </w:r>
-      <w:r>
-        <w:lastRenderedPageBreak/>
-        <w:t>家的风险偏移标准差中位数仅</w:t>
+        <w:t>）。真正有信息量的是底层量：四个专家的风险偏移标准差中位数仅</w:t>
       </w:r>
       <w:r>
         <w:t xml:space="preserve"> 0.00022</w:t>
@@ -11417,7 +11414,7 @@
           <w:noProof/>
         </w:rPr>
         <w:drawing>
-          <wp:inline distT="0" distB="0" distL="0" distR="0" wp14:anchorId="4C7009BF" wp14:editId="0132D382">
+          <wp:inline distT="0" distB="0" distL="0" distR="0" wp14:anchorId="669EE4EB" wp14:editId="78C10461">
             <wp:extent cx="5760720" cy="2508789"/>
             <wp:effectExtent l="0" t="0" r="0" b="0"/>
             <wp:docPr id="4" name="Picture 4"/>
@@ -13100,7 +13097,7 @@
         </w:rPr>
         <w:lastRenderedPageBreak/>
         <w:drawing>
-          <wp:inline distT="0" distB="0" distL="0" distR="0" wp14:anchorId="15E8E404" wp14:editId="2280335D">
+          <wp:inline distT="0" distB="0" distL="0" distR="0" wp14:anchorId="1FD1E47E" wp14:editId="523774F0">
             <wp:extent cx="5760720" cy="2108444"/>
             <wp:effectExtent l="0" t="0" r="0" b="0"/>
             <wp:docPr id="5" name="Picture 5"/>
@@ -13524,7 +13521,7 @@
         </w:rPr>
         <w:lastRenderedPageBreak/>
         <w:drawing>
-          <wp:inline distT="0" distB="0" distL="0" distR="0" wp14:anchorId="2B3F47D2" wp14:editId="35B31AFE">
+          <wp:inline distT="0" distB="0" distL="0" distR="0" wp14:anchorId="348DF9BF" wp14:editId="45B2F711">
             <wp:extent cx="5760720" cy="2365196"/>
             <wp:effectExtent l="0" t="0" r="0" b="0"/>
             <wp:docPr id="6" name="Picture 6"/>
@@ -14661,7 +14658,7 @@
           <w:noProof/>
         </w:rPr>
         <w:drawing>
-          <wp:inline distT="0" distB="0" distL="0" distR="0" wp14:anchorId="331F6059" wp14:editId="55BFFEDD">
+          <wp:inline distT="0" distB="0" distL="0" distR="0" wp14:anchorId="7DBD297A" wp14:editId="5CED3982">
             <wp:extent cx="5760720" cy="2294215"/>
             <wp:effectExtent l="0" t="0" r="0" b="0"/>
             <wp:docPr id="7" name="Picture 7"/>
@@ -14796,7 +14793,7 @@
           <w:noProof/>
         </w:rPr>
         <w:drawing>
-          <wp:inline distT="0" distB="0" distL="0" distR="0" wp14:anchorId="41A13788" wp14:editId="60DC2EAD">
+          <wp:inline distT="0" distB="0" distL="0" distR="0" wp14:anchorId="13C42ABD" wp14:editId="67A84776">
             <wp:extent cx="5760720" cy="2362842"/>
             <wp:effectExtent l="0" t="0" r="0" b="0"/>
             <wp:docPr id="8" name="Picture 8"/>
@@ -15362,7 +15359,7 @@
           <w:noProof/>
         </w:rPr>
         <w:drawing>
-          <wp:inline distT="0" distB="0" distL="0" distR="0" wp14:anchorId="79F78D9E" wp14:editId="2900E062">
+          <wp:inline distT="0" distB="0" distL="0" distR="0" wp14:anchorId="3DCA598D" wp14:editId="16DA4E57">
             <wp:extent cx="5760720" cy="2544177"/>
             <wp:effectExtent l="0" t="0" r="0" b="0"/>
             <wp:docPr id="9" name="Picture 9"/>
@@ -15952,7 +15949,7 @@
           <w:noProof/>
         </w:rPr>
         <w:drawing>
-          <wp:inline distT="0" distB="0" distL="0" distR="0" wp14:anchorId="21ACDE5A" wp14:editId="7FDAF8DC">
+          <wp:inline distT="0" distB="0" distL="0" distR="0" wp14:anchorId="4FFC2A75" wp14:editId="17F5B5F4">
             <wp:extent cx="5760720" cy="2275394"/>
             <wp:effectExtent l="0" t="0" r="0" b="0"/>
             <wp:docPr id="10" name="Picture 10"/>
@@ -16259,7 +16256,7 @@
           <w:noProof/>
         </w:rPr>
         <w:drawing>
-          <wp:inline distT="0" distB="0" distL="0" distR="0" wp14:anchorId="0E8A0BC8" wp14:editId="60F2B4DF">
+          <wp:inline distT="0" distB="0" distL="0" distR="0" wp14:anchorId="48521740" wp14:editId="1052C247">
             <wp:extent cx="5760720" cy="2547041"/>
             <wp:effectExtent l="0" t="0" r="0" b="0"/>
             <wp:docPr id="11" name="Picture 11"/>
@@ -18159,7 +18156,13 @@
         <w:t>——</w:t>
       </w:r>
       <w:r>
-        <w:t>而且是负的。</w:t>
+        <w:t>而且是负的。三次运行的逐种子配对统计、类别级报告与规模汇总见补充材料</w:t>
+      </w:r>
+      <w:r>
+        <w:t xml:space="preserve"> S27–S29</w:t>
+      </w:r>
+      <w:r>
+        <w:t>。</w:t>
       </w:r>
     </w:p>
     <w:p>
@@ -18389,6 +18392,7 @@
     </w:p>
     <w:p>
       <w:r>
+        <w:lastRenderedPageBreak/>
         <w:t>三类条件给出一个可操作的诊断流程：</w:t>
       </w:r>
       <w:r>
@@ -18421,7 +18425,6 @@
         <w:pStyle w:val="21"/>
       </w:pPr>
       <w:r>
-        <w:lastRenderedPageBreak/>
         <w:t xml:space="preserve">6.2 </w:t>
       </w:r>
       <w:r>
@@ -19559,7 +19562,6 @@
         <w:pStyle w:val="21"/>
       </w:pPr>
       <w:r>
-        <w:lastRenderedPageBreak/>
         <w:t xml:space="preserve">6.4 </w:t>
       </w:r>
       <w:r>
@@ -19908,7 +19910,11 @@
         <w:t xml:space="preserve"> 0.36% </w:t>
       </w:r>
       <w:r>
-        <w:t>的行在该分辨率下构成近重复组，其中</w:t>
+        <w:t>的行在该</w:t>
+      </w:r>
+      <w:r>
+        <w:lastRenderedPageBreak/>
+        <w:t>分辨率下构成近重复组，其中</w:t>
       </w:r>
       <w:r>
         <w:t xml:space="preserve"> 104 </w:t>
@@ -19920,11 +19926,7 @@
         <w:t xml:space="preserve"> 0.21%</w:t>
       </w:r>
       <w:r>
-        <w:t>）与训练行共享同一个舍入后特征向量。剔</w:t>
-      </w:r>
-      <w:r>
-        <w:lastRenderedPageBreak/>
-        <w:t>除这些行后，三个模型的</w:t>
+        <w:t>）与训练行共享同一个舍入后特征向量。剔除这些行后，三个模型的</w:t>
       </w:r>
       <w:r>
         <w:t xml:space="preserve"> Macro-F1 </w:t>
@@ -22935,76 +22937,76 @@
       </w:rPr>
     </w:lvl>
   </w:abstractNum>
-  <w:num w:numId="1" w16cid:durableId="499933275">
+  <w:num w:numId="1" w16cid:durableId="985084567">
     <w:abstractNumId w:val="8"/>
   </w:num>
-  <w:num w:numId="2" w16cid:durableId="1329821242">
+  <w:num w:numId="2" w16cid:durableId="308176600">
     <w:abstractNumId w:val="6"/>
   </w:num>
-  <w:num w:numId="3" w16cid:durableId="1966349967">
+  <w:num w:numId="3" w16cid:durableId="1861966600">
     <w:abstractNumId w:val="5"/>
   </w:num>
-  <w:num w:numId="4" w16cid:durableId="1676961378">
+  <w:num w:numId="4" w16cid:durableId="2064063703">
     <w:abstractNumId w:val="4"/>
   </w:num>
-  <w:num w:numId="5" w16cid:durableId="41640234">
+  <w:num w:numId="5" w16cid:durableId="1645885435">
     <w:abstractNumId w:val="7"/>
   </w:num>
-  <w:num w:numId="6" w16cid:durableId="112672138">
+  <w:num w:numId="6" w16cid:durableId="927662667">
     <w:abstractNumId w:val="3"/>
   </w:num>
-  <w:num w:numId="7" w16cid:durableId="1953047660">
+  <w:num w:numId="7" w16cid:durableId="929966695">
     <w:abstractNumId w:val="2"/>
   </w:num>
-  <w:num w:numId="8" w16cid:durableId="1982347587">
+  <w:num w:numId="8" w16cid:durableId="1072239353">
     <w:abstractNumId w:val="1"/>
   </w:num>
-  <w:num w:numId="9" w16cid:durableId="321158261">
+  <w:num w:numId="9" w16cid:durableId="694694676">
     <w:abstractNumId w:val="0"/>
   </w:num>
-  <w:num w:numId="10" w16cid:durableId="1718894222">
+  <w:num w:numId="10" w16cid:durableId="911741695">
     <w:abstractNumId w:val="7"/>
     <w:lvlOverride w:ilvl="0">
       <w:startOverride w:val="1"/>
     </w:lvlOverride>
   </w:num>
-  <w:num w:numId="11" w16cid:durableId="1696689079">
+  <w:num w:numId="11" w16cid:durableId="1480918995">
     <w:abstractNumId w:val="7"/>
     <w:lvlOverride w:ilvl="0">
       <w:startOverride w:val="1"/>
     </w:lvlOverride>
   </w:num>
-  <w:num w:numId="12" w16cid:durableId="1798793869">
+  <w:num w:numId="12" w16cid:durableId="49690749">
     <w:abstractNumId w:val="7"/>
     <w:lvlOverride w:ilvl="0">
       <w:startOverride w:val="1"/>
     </w:lvlOverride>
   </w:num>
-  <w:num w:numId="13" w16cid:durableId="1380981421">
+  <w:num w:numId="13" w16cid:durableId="1829858898">
     <w:abstractNumId w:val="7"/>
     <w:lvlOverride w:ilvl="0">
       <w:startOverride w:val="1"/>
     </w:lvlOverride>
   </w:num>
-  <w:num w:numId="14" w16cid:durableId="1758166457">
+  <w:num w:numId="14" w16cid:durableId="511531678">
     <w:abstractNumId w:val="7"/>
     <w:lvlOverride w:ilvl="0">
       <w:startOverride w:val="1"/>
     </w:lvlOverride>
   </w:num>
-  <w:num w:numId="15" w16cid:durableId="493187962">
+  <w:num w:numId="15" w16cid:durableId="1834448114">
     <w:abstractNumId w:val="7"/>
     <w:lvlOverride w:ilvl="0">
       <w:startOverride w:val="1"/>
     </w:lvlOverride>
   </w:num>
-  <w:num w:numId="16" w16cid:durableId="1368022213">
+  <w:num w:numId="16" w16cid:durableId="1743866882">
     <w:abstractNumId w:val="7"/>
     <w:lvlOverride w:ilvl="0">
       <w:startOverride w:val="1"/>
     </w:lvlOverride>
   </w:num>
-  <w:num w:numId="17" w16cid:durableId="554463929">
+  <w:num w:numId="17" w16cid:durableId="818689756">
     <w:abstractNumId w:val="7"/>
     <w:lvlOverride w:ilvl="0">
       <w:startOverride w:val="1"/>

--- a/重构版论文_v4_20260915/中文SCI论文_v4_重构版.docx
+++ b/重构版论文_v4_20260915/中文SCI论文_v4_重构版.docx
@@ -2035,7 +2035,7 @@
           <w:noProof/>
         </w:rPr>
         <w:drawing>
-          <wp:inline distT="0" distB="0" distL="0" distR="0" wp14:anchorId="69A12650" wp14:editId="6647BCE0">
+          <wp:inline distT="0" distB="0" distL="0" distR="0" wp14:anchorId="42EE626C" wp14:editId="4E42A505">
             <wp:extent cx="5760720" cy="2730962"/>
             <wp:effectExtent l="0" t="0" r="0" b="0"/>
             <wp:docPr id="1" name="Picture 1"/>
@@ -4261,7 +4261,7 @@
           <w:noProof/>
         </w:rPr>
         <w:drawing>
-          <wp:inline distT="0" distB="0" distL="0" distR="0" wp14:anchorId="6925DA34" wp14:editId="6C30EE41">
+          <wp:inline distT="0" distB="0" distL="0" distR="0" wp14:anchorId="6DC19E36" wp14:editId="37DF5EF3">
             <wp:extent cx="5760720" cy="2750378"/>
             <wp:effectExtent l="0" t="0" r="0" b="0"/>
             <wp:docPr id="2" name="Picture 2"/>
@@ -6048,7 +6048,7 @@
           <w:noProof/>
         </w:rPr>
         <w:drawing>
-          <wp:inline distT="0" distB="0" distL="0" distR="0" wp14:anchorId="2C312D00" wp14:editId="7598165D">
+          <wp:inline distT="0" distB="0" distL="0" distR="0" wp14:anchorId="0F4A6852" wp14:editId="3490D5AD">
             <wp:extent cx="5760720" cy="3482709"/>
             <wp:effectExtent l="0" t="0" r="0" b="0"/>
             <wp:docPr id="3" name="Picture 3"/>
@@ -7847,56 +7847,59 @@
     </w:p>
     <w:p>
       <w:r>
+        <w:t>式</w:t>
+      </w:r>
+      <w:r>
+        <w:t>(3)</w:t>
+      </w:r>
+      <w:r>
+        <w:t>与式</w:t>
+      </w:r>
+      <w:r>
+        <w:t>(4)</w:t>
+      </w:r>
+      <w:r>
+        <w:t>都可直接检验。在</w:t>
+      </w:r>
+      <w:r>
+        <w:t xml:space="preserve"> 7 986 </w:t>
+      </w:r>
+      <w:r>
+        <w:t>条测试样本上，实测平均熵亏缺为</w:t>
+      </w:r>
+      <w:r>
+        <w:t xml:space="preserve"> 3.24 × 10⁻⁵</w:t>
+      </w:r>
+      <w:r>
+        <w:t>；二阶恒等式预测</w:t>
+      </w:r>
+      <w:r>
+        <w:t xml:space="preserve"> 3.19 × 10⁻⁵</w:t>
+      </w:r>
+      <w:r>
+        <w:t>（相对误差</w:t>
+      </w:r>
+      <w:r>
+        <w:t xml:space="preserve"> 1.5%</w:t>
+      </w:r>
+      <w:r>
+        <w:t>），一阶关系预测</w:t>
+      </w:r>
+      <w:r>
+        <w:t xml:space="preserve"> 3.36 × 10⁻⁵</w:t>
+      </w:r>
+      <w:r>
+        <w:t>（相对误差</w:t>
+      </w:r>
+      <w:r>
+        <w:t xml:space="preserve"> 4.0%</w:t>
+      </w:r>
+      <w:r>
+        <w:t>）。真正有信息量的是底层量：四个专</w:t>
+      </w:r>
+      <w:r>
         <w:lastRenderedPageBreak/>
-        <w:t>式</w:t>
-      </w:r>
-      <w:r>
-        <w:t>(3)</w:t>
-      </w:r>
-      <w:r>
-        <w:t>与式</w:t>
-      </w:r>
-      <w:r>
-        <w:t>(4)</w:t>
-      </w:r>
-      <w:r>
-        <w:t>都可直接检验。在</w:t>
-      </w:r>
-      <w:r>
-        <w:t xml:space="preserve"> 7 986 </w:t>
-      </w:r>
-      <w:r>
-        <w:t>条测试样本上，实测平均熵亏缺为</w:t>
-      </w:r>
-      <w:r>
-        <w:t xml:space="preserve"> 3.24 × 10⁻⁵</w:t>
-      </w:r>
-      <w:r>
-        <w:t>；二阶恒等式预测</w:t>
-      </w:r>
-      <w:r>
-        <w:t xml:space="preserve"> 3.19 × 10⁻⁵</w:t>
-      </w:r>
-      <w:r>
-        <w:t>（相对误差</w:t>
-      </w:r>
-      <w:r>
-        <w:t xml:space="preserve"> 1.5%</w:t>
-      </w:r>
-      <w:r>
-        <w:t>），一阶关系预测</w:t>
-      </w:r>
-      <w:r>
-        <w:t xml:space="preserve"> 3.36 × 10⁻⁵</w:t>
-      </w:r>
-      <w:r>
-        <w:t>（相对误差</w:t>
-      </w:r>
-      <w:r>
-        <w:t xml:space="preserve"> 4.0%</w:t>
-      </w:r>
-      <w:r>
-        <w:t>）。真正有信息量的是底层量：四个专家的风险偏移标准差中位数仅</w:t>
+        <w:t>家的风险偏移标准差中位数仅</w:t>
       </w:r>
       <w:r>
         <w:t xml:space="preserve"> 0.00022</w:t>
@@ -11414,7 +11417,7 @@
           <w:noProof/>
         </w:rPr>
         <w:drawing>
-          <wp:inline distT="0" distB="0" distL="0" distR="0" wp14:anchorId="669EE4EB" wp14:editId="78C10461">
+          <wp:inline distT="0" distB="0" distL="0" distR="0" wp14:anchorId="3362170E" wp14:editId="551B3952">
             <wp:extent cx="5760720" cy="2508789"/>
             <wp:effectExtent l="0" t="0" r="0" b="0"/>
             <wp:docPr id="4" name="Picture 4"/>
@@ -13097,7 +13100,7 @@
         </w:rPr>
         <w:lastRenderedPageBreak/>
         <w:drawing>
-          <wp:inline distT="0" distB="0" distL="0" distR="0" wp14:anchorId="1FD1E47E" wp14:editId="523774F0">
+          <wp:inline distT="0" distB="0" distL="0" distR="0" wp14:anchorId="1072D256" wp14:editId="1FFBF507">
             <wp:extent cx="5760720" cy="2108444"/>
             <wp:effectExtent l="0" t="0" r="0" b="0"/>
             <wp:docPr id="5" name="Picture 5"/>
@@ -13521,7 +13524,7 @@
         </w:rPr>
         <w:lastRenderedPageBreak/>
         <w:drawing>
-          <wp:inline distT="0" distB="0" distL="0" distR="0" wp14:anchorId="348DF9BF" wp14:editId="45B2F711">
+          <wp:inline distT="0" distB="0" distL="0" distR="0" wp14:anchorId="1FF3C178" wp14:editId="6551EDB6">
             <wp:extent cx="5760720" cy="2365196"/>
             <wp:effectExtent l="0" t="0" r="0" b="0"/>
             <wp:docPr id="6" name="Picture 6"/>
@@ -14658,7 +14661,7 @@
           <w:noProof/>
         </w:rPr>
         <w:drawing>
-          <wp:inline distT="0" distB="0" distL="0" distR="0" wp14:anchorId="7DBD297A" wp14:editId="5CED3982">
+          <wp:inline distT="0" distB="0" distL="0" distR="0" wp14:anchorId="13194626" wp14:editId="4BA4C9EA">
             <wp:extent cx="5760720" cy="2294215"/>
             <wp:effectExtent l="0" t="0" r="0" b="0"/>
             <wp:docPr id="7" name="Picture 7"/>
@@ -14793,7 +14796,7 @@
           <w:noProof/>
         </w:rPr>
         <w:drawing>
-          <wp:inline distT="0" distB="0" distL="0" distR="0" wp14:anchorId="13C42ABD" wp14:editId="67A84776">
+          <wp:inline distT="0" distB="0" distL="0" distR="0" wp14:anchorId="0BE2F2FF" wp14:editId="1C90E413">
             <wp:extent cx="5760720" cy="2362842"/>
             <wp:effectExtent l="0" t="0" r="0" b="0"/>
             <wp:docPr id="8" name="Picture 8"/>
@@ -15359,7 +15362,7 @@
           <w:noProof/>
         </w:rPr>
         <w:drawing>
-          <wp:inline distT="0" distB="0" distL="0" distR="0" wp14:anchorId="3DCA598D" wp14:editId="16DA4E57">
+          <wp:inline distT="0" distB="0" distL="0" distR="0" wp14:anchorId="7D8A72A8" wp14:editId="435D9B5B">
             <wp:extent cx="5760720" cy="2544177"/>
             <wp:effectExtent l="0" t="0" r="0" b="0"/>
             <wp:docPr id="9" name="Picture 9"/>
@@ -15949,7 +15952,7 @@
           <w:noProof/>
         </w:rPr>
         <w:drawing>
-          <wp:inline distT="0" distB="0" distL="0" distR="0" wp14:anchorId="4FFC2A75" wp14:editId="17F5B5F4">
+          <wp:inline distT="0" distB="0" distL="0" distR="0" wp14:anchorId="791DC381" wp14:editId="05E216B7">
             <wp:extent cx="5760720" cy="2275394"/>
             <wp:effectExtent l="0" t="0" r="0" b="0"/>
             <wp:docPr id="10" name="Picture 10"/>
@@ -16256,7 +16259,7 @@
           <w:noProof/>
         </w:rPr>
         <w:drawing>
-          <wp:inline distT="0" distB="0" distL="0" distR="0" wp14:anchorId="48521740" wp14:editId="1052C247">
+          <wp:inline distT="0" distB="0" distL="0" distR="0" wp14:anchorId="4D8E1EDB" wp14:editId="6042901F">
             <wp:extent cx="5760720" cy="2547041"/>
             <wp:effectExtent l="0" t="0" r="0" b="0"/>
             <wp:docPr id="11" name="Picture 11"/>
@@ -18150,13 +18153,108 @@
         <w:t xml:space="preserve">0.01 </w:t>
       </w:r>
       <w:r>
-        <w:t>边界等价）。也就是说，聚合规则的差异在截断总体上可以忽略，只有把语料完全放开、进入真实部署会遇到的强不平衡状态时才变得可测</w:t>
+        <w:t>边界等价）。</w:t>
+      </w:r>
+      <w:r>
+        <w:rPr>
+          <w:b/>
+        </w:rPr>
+        <w:t>这个差异来自稀释，而不是加权。</w:t>
+      </w:r>
+      <w:r>
+        <w:t xml:space="preserve"> </w:t>
+      </w:r>
+      <w:r>
+        <w:t>在全语料上，四个特征视图不再可以互相替代：全特征森林的</w:t>
+      </w:r>
+      <w:r>
+        <w:t xml:space="preserve"> Macro-F1 </w:t>
+      </w:r>
+      <w:r>
+        <w:t>为</w:t>
+      </w:r>
+      <w:r>
+        <w:t xml:space="preserve"> 0.738143</w:t>
+      </w:r>
+      <w:r>
+        <w:t>，卡方森林为</w:t>
+      </w:r>
+      <w:r>
+        <w:t xml:space="preserve"> 0.759540</w:t>
+      </w:r>
+      <w:r>
+        <w:t>，差距</w:t>
+      </w:r>
+      <w:r>
+        <w:t xml:space="preserve"> 0.021397</w:t>
+      </w:r>
+      <w:r>
+        <w:t>；把这样一个较弱的专家放进四路平均，代价约为该差距的四分之一，即</w:t>
+      </w:r>
+      <w:r>
+        <w:t xml:space="preserve"> 0.005349</w:t>
+      </w:r>
+      <w:r>
+        <w:t>，与实测的</w:t>
+      </w:r>
+      <w:r>
+        <w:t xml:space="preserve"> −0.005533 </w:t>
+      </w:r>
+      <w:r>
+        <w:t>相差不到</w:t>
+      </w:r>
+      <w:r>
+        <w:t xml:space="preserve"> 4%</w:t>
+      </w:r>
+      <w:r>
+        <w:t>。同一算式也解释了截断总体上的结果：那里两个视图只差</w:t>
+      </w:r>
+      <w:r>
+        <w:t xml:space="preserve"> 0.002068</w:t>
+      </w:r>
+      <w:r>
+        <w:t>，预测稀释为</w:t>
+      </w:r>
+      <w:r>
+        <w:t xml:space="preserve"> 0.000517</w:t>
+      </w:r>
+      <w:r>
+        <w:t>，而实测为</w:t>
+      </w:r>
+      <w:r>
+        <w:t xml:space="preserve"> −0.000456</w:t>
+      </w:r>
+      <w:r>
+        <w:t>。因此随规模变化的不是聚合规则</w:t>
+      </w:r>
+      <w:r>
+        <w:t xml:space="preserve">——5.3 </w:t>
+      </w:r>
+      <w:r>
+        <w:t>节已表明权重从不改变任何一条预测</w:t>
       </w:r>
       <w:r>
         <w:t>——</w:t>
       </w:r>
       <w:r>
-        <w:t>而且是负的。三次运行的逐种子配对统计、类别级报告与规模汇总见补充材料</w:t>
+        <w:t>而是对质量已经分化的特征视图做平均的代价。这正是命题</w:t>
+      </w:r>
+      <w:r>
+        <w:t xml:space="preserve"> 1 </w:t>
+      </w:r>
+      <w:r>
+        <w:t>的实践形态：等权融合的上限由最弱专家决定，而截断总体掩盖了这一上限，因为在那些总体上四个视图的得分相差不到</w:t>
+      </w:r>
+      <w:r>
+        <w:t xml:space="preserve"> 0.002</w:t>
+      </w:r>
+      <w:r>
+        <w:t>。</w:t>
+      </w:r>
+    </w:p>
+    <w:p>
+      <w:r>
+        <w:t>三次运行的逐种子配对统计、类别级报告与规模汇总见补充材料</w:t>
       </w:r>
       <w:r>
         <w:t xml:space="preserve"> S27–S29</w:t>
@@ -18328,7 +18426,11 @@
         <w:t>，而中位类别边距为</w:t>
       </w:r>
       <w:r>
-        <w:t xml:space="preserve"> 1.0</w:t>
+        <w:t xml:space="preserve"> </w:t>
+      </w:r>
+      <w:r>
+        <w:lastRenderedPageBreak/>
+        <w:t>1.0</w:t>
       </w:r>
       <w:r>
         <w:t>，比最大的概率移动还大约三个数量级。测量四给出了形式化判据：在事前上界下，</w:t>
@@ -18392,7 +18494,6 @@
     </w:p>
     <w:p>
       <w:r>
-        <w:lastRenderedPageBreak/>
         <w:t>三类条件给出一个可操作的诊断流程：</w:t>
       </w:r>
       <w:r>
@@ -19322,6 +19423,7 @@
               <w:rPr>
                 <w:sz w:val="16"/>
               </w:rPr>
+              <w:lastRenderedPageBreak/>
               <w:t>标签覆盖矩阵</w:t>
             </w:r>
           </w:p>
@@ -19338,6 +19440,7 @@
               <w:rPr>
                 <w:sz w:val="16"/>
               </w:rPr>
+              <w:lastRenderedPageBreak/>
               <w:t>文件级</w:t>
             </w:r>
             <w:r>
@@ -19884,6 +19987,7 @@
         <w:rPr>
           <w:b/>
         </w:rPr>
+        <w:lastRenderedPageBreak/>
         <w:t>延迟测量不覆盖端到端链路。</w:t>
       </w:r>
       <w:r>
@@ -19910,11 +20014,7 @@
         <w:t xml:space="preserve"> 0.36% </w:t>
       </w:r>
       <w:r>
-        <w:t>的行在该</w:t>
-      </w:r>
-      <w:r>
-        <w:lastRenderedPageBreak/>
-        <w:t>分辨率下构成近重复组，其中</w:t>
+        <w:t>的行在该分辨率下构成近重复组，其中</w:t>
       </w:r>
       <w:r>
         <w:t xml:space="preserve"> 104 </w:t>
@@ -20263,7 +20363,13 @@
         <w:t xml:space="preserve">0.005 </w:t>
       </w:r>
       <w:r>
-        <w:t>边界不等价），</w:t>
+        <w:t>边界不等价），训练代价</w:t>
+      </w:r>
+      <w:r>
+        <w:t xml:space="preserve"> 175 </w:t>
+      </w:r>
+      <w:r>
+        <w:t>倍。</w:t>
       </w:r>
     </w:p>
     <w:p>
@@ -20277,17 +20383,42 @@
         <w:t xml:space="preserve"> </w:t>
       </w:r>
       <w:r>
-        <w:t>它取决于总体构造而非机制本身：训练代价</w:t>
-      </w:r>
-      <w:r>
-        <w:t xml:space="preserve"> 175 </w:t>
-      </w:r>
-      <w:r>
-        <w:t>倍，十种子方向一致。</w:t>
-      </w:r>
-    </w:p>
-    <w:p>
-      <w:r>
+        <w:t>它取决于总体构造而非机制本身。这个劣势的原因不是加权</w:t>
+      </w:r>
+      <w:r>
+        <w:t xml:space="preserve">——5.3 </w:t>
+      </w:r>
+      <w:r>
+        <w:t>节已表明权重从不改变任何一条预测</w:t>
+      </w:r>
+      <w:r>
+        <w:t>——</w:t>
+      </w:r>
+      <w:r>
+        <w:t>而是在质量随规模分化的特征视图上取平均的代价：全特征视图比卡方视图低</w:t>
+      </w:r>
+      <w:r>
+        <w:t xml:space="preserve"> 0.021397</w:t>
+      </w:r>
+      <w:r>
+        <w:t>，一个这样的较弱专家进入四路平均即可解释全部差距（预测</w:t>
+      </w:r>
+      <w:r>
+        <w:t xml:space="preserve"> 0.005349</w:t>
+      </w:r>
+      <w:r>
+        <w:t>，实测</w:t>
+      </w:r>
+      <w:r>
+        <w:t xml:space="preserve"> −0.005533</w:t>
+      </w:r>
+      <w:r>
+        <w:t>）。</w:t>
+      </w:r>
+    </w:p>
+    <w:p>
+      <w:r>
+        <w:lastRenderedPageBreak/>
         <w:t>第二，</w:t>
       </w:r>
       <w:r>
@@ -20362,7 +20493,6 @@
     </w:p>
     <w:p>
       <w:r>
-        <w:lastRenderedPageBreak/>
         <w:t>第三，</w:t>
       </w:r>
       <w:r>
@@ -20548,6 +20678,7 @@
         <w:pStyle w:val="1"/>
       </w:pPr>
       <w:r>
+        <w:lastRenderedPageBreak/>
         <w:t>作者贡献声明（</w:t>
       </w:r>
       <w:r>
@@ -20656,7 +20787,6 @@
         </w:numPr>
       </w:pPr>
       <w:r>
-        <w:lastRenderedPageBreak/>
         <w:t>Breiman L. Random forests. Machine Learning, 2001, 45(1): 5-32. DOI:10.1023/A:1010933404324.</w:t>
       </w:r>
     </w:p>
@@ -20891,6 +21021,7 @@
         </w:numPr>
       </w:pPr>
       <w:r>
+        <w:lastRenderedPageBreak/>
         <w:t>UCI Machine Learning Repository. Detection of IoT botnet attacks N-BaIoT [dataset]. 2018. DOI:10.24432/C5RC8J.</w:t>
       </w:r>
     </w:p>
@@ -20969,7 +21100,6 @@
         </w:numPr>
       </w:pPr>
       <w:r>
-        <w:lastRenderedPageBreak/>
         <w:t>Sommer R, Paxson V. Outside the closed world: On using machine learning for network intrusion detection. IEEE S&amp;P 2010: 305-316. DOI:10.1109/SP.2010.25.</w:t>
       </w:r>
     </w:p>
@@ -21234,6 +21364,7 @@
         </w:numPr>
       </w:pPr>
       <w:r>
+        <w:lastRenderedPageBreak/>
         <w:t>Holm S. A simple sequentially rejective multiple test procedure. Scandinavian Journal of Statistics, 1979, 6(2): 65-70. [</w:t>
       </w:r>
       <w:r>
@@ -21315,7 +21446,6 @@
         </w:numPr>
       </w:pPr>
       <w:r>
-        <w:lastRenderedPageBreak/>
         <w:t>Pedregosa F, Varoquaux G, Gramfort A, et al. Scikit-learn: Machine learning in Python. JMLR, 2011, 12: 2825-2830. [</w:t>
       </w:r>
       <w:r>
@@ -22326,6 +22456,7 @@
               <w:rPr>
                 <w:sz w:val="16"/>
               </w:rPr>
+              <w:lastRenderedPageBreak/>
               <w:t>S21</w:t>
             </w:r>
           </w:p>
@@ -22937,76 +23068,76 @@
       </w:rPr>
     </w:lvl>
   </w:abstractNum>
-  <w:num w:numId="1" w16cid:durableId="985084567">
+  <w:num w:numId="1" w16cid:durableId="1215504200">
     <w:abstractNumId w:val="8"/>
   </w:num>
-  <w:num w:numId="2" w16cid:durableId="308176600">
+  <w:num w:numId="2" w16cid:durableId="1957328404">
     <w:abstractNumId w:val="6"/>
   </w:num>
-  <w:num w:numId="3" w16cid:durableId="1861966600">
+  <w:num w:numId="3" w16cid:durableId="328482173">
     <w:abstractNumId w:val="5"/>
   </w:num>
-  <w:num w:numId="4" w16cid:durableId="2064063703">
+  <w:num w:numId="4" w16cid:durableId="1545437175">
     <w:abstractNumId w:val="4"/>
   </w:num>
-  <w:num w:numId="5" w16cid:durableId="1645885435">
+  <w:num w:numId="5" w16cid:durableId="969820370">
     <w:abstractNumId w:val="7"/>
   </w:num>
-  <w:num w:numId="6" w16cid:durableId="927662667">
+  <w:num w:numId="6" w16cid:durableId="744108240">
     <w:abstractNumId w:val="3"/>
   </w:num>
-  <w:num w:numId="7" w16cid:durableId="929966695">
+  <w:num w:numId="7" w16cid:durableId="1255669787">
     <w:abstractNumId w:val="2"/>
   </w:num>
-  <w:num w:numId="8" w16cid:durableId="1072239353">
+  <w:num w:numId="8" w16cid:durableId="2067489706">
     <w:abstractNumId w:val="1"/>
   </w:num>
-  <w:num w:numId="9" w16cid:durableId="694694676">
+  <w:num w:numId="9" w16cid:durableId="2002807382">
     <w:abstractNumId w:val="0"/>
   </w:num>
-  <w:num w:numId="10" w16cid:durableId="911741695">
+  <w:num w:numId="10" w16cid:durableId="423065315">
     <w:abstractNumId w:val="7"/>
     <w:lvlOverride w:ilvl="0">
       <w:startOverride w:val="1"/>
     </w:lvlOverride>
   </w:num>
-  <w:num w:numId="11" w16cid:durableId="1480918995">
+  <w:num w:numId="11" w16cid:durableId="83579790">
     <w:abstractNumId w:val="7"/>
     <w:lvlOverride w:ilvl="0">
       <w:startOverride w:val="1"/>
     </w:lvlOverride>
   </w:num>
-  <w:num w:numId="12" w16cid:durableId="49690749">
+  <w:num w:numId="12" w16cid:durableId="1307082482">
     <w:abstractNumId w:val="7"/>
     <w:lvlOverride w:ilvl="0">
       <w:startOverride w:val="1"/>
     </w:lvlOverride>
   </w:num>
-  <w:num w:numId="13" w16cid:durableId="1829858898">
+  <w:num w:numId="13" w16cid:durableId="1647588494">
     <w:abstractNumId w:val="7"/>
     <w:lvlOverride w:ilvl="0">
       <w:startOverride w:val="1"/>
     </w:lvlOverride>
   </w:num>
-  <w:num w:numId="14" w16cid:durableId="511531678">
+  <w:num w:numId="14" w16cid:durableId="1450393577">
     <w:abstractNumId w:val="7"/>
     <w:lvlOverride w:ilvl="0">
       <w:startOverride w:val="1"/>
     </w:lvlOverride>
   </w:num>
-  <w:num w:numId="15" w16cid:durableId="1834448114">
+  <w:num w:numId="15" w16cid:durableId="607011892">
     <w:abstractNumId w:val="7"/>
     <w:lvlOverride w:ilvl="0">
       <w:startOverride w:val="1"/>
     </w:lvlOverride>
   </w:num>
-  <w:num w:numId="16" w16cid:durableId="1743866882">
+  <w:num w:numId="16" w16cid:durableId="816730442">
     <w:abstractNumId w:val="7"/>
     <w:lvlOverride w:ilvl="0">
       <w:startOverride w:val="1"/>
     </w:lvlOverride>
   </w:num>
-  <w:num w:numId="17" w16cid:durableId="818689756">
+  <w:num w:numId="17" w16cid:durableId="1369253873">
     <w:abstractNumId w:val="7"/>
     <w:lvlOverride w:ilvl="0">
       <w:startOverride w:val="1"/>

--- a/重构版论文_v4_20260915/中文SCI论文_v4_重构版.docx
+++ b/重构版论文_v4_20260915/中文SCI论文_v4_重构版.docx
@@ -2035,7 +2035,7 @@
           <w:noProof/>
         </w:rPr>
         <w:drawing>
-          <wp:inline distT="0" distB="0" distL="0" distR="0" wp14:anchorId="42EE626C" wp14:editId="4E42A505">
+          <wp:inline distT="0" distB="0" distL="0" distR="0" wp14:anchorId="0ACB90CF" wp14:editId="3E7F15F0">
             <wp:extent cx="5760720" cy="2730962"/>
             <wp:effectExtent l="0" t="0" r="0" b="0"/>
             <wp:docPr id="1" name="Picture 1"/>
@@ -4261,7 +4261,7 @@
           <w:noProof/>
         </w:rPr>
         <w:drawing>
-          <wp:inline distT="0" distB="0" distL="0" distR="0" wp14:anchorId="6DC19E36" wp14:editId="37DF5EF3">
+          <wp:inline distT="0" distB="0" distL="0" distR="0" wp14:anchorId="2C796FA1" wp14:editId="49BC4C5A">
             <wp:extent cx="5760720" cy="2750378"/>
             <wp:effectExtent l="0" t="0" r="0" b="0"/>
             <wp:docPr id="2" name="Picture 2"/>
@@ -6048,7 +6048,7 @@
           <w:noProof/>
         </w:rPr>
         <w:drawing>
-          <wp:inline distT="0" distB="0" distL="0" distR="0" wp14:anchorId="0F4A6852" wp14:editId="3490D5AD">
+          <wp:inline distT="0" distB="0" distL="0" distR="0" wp14:anchorId="57CA02DE" wp14:editId="7BDCE73F">
             <wp:extent cx="5760720" cy="3482709"/>
             <wp:effectExtent l="0" t="0" r="0" b="0"/>
             <wp:docPr id="3" name="Picture 3"/>
@@ -11417,7 +11417,7 @@
           <w:noProof/>
         </w:rPr>
         <w:drawing>
-          <wp:inline distT="0" distB="0" distL="0" distR="0" wp14:anchorId="3362170E" wp14:editId="551B3952">
+          <wp:inline distT="0" distB="0" distL="0" distR="0" wp14:anchorId="64A04B9A" wp14:editId="74814C8D">
             <wp:extent cx="5760720" cy="2508789"/>
             <wp:effectExtent l="0" t="0" r="0" b="0"/>
             <wp:docPr id="4" name="Picture 4"/>
@@ -13100,7 +13100,7 @@
         </w:rPr>
         <w:lastRenderedPageBreak/>
         <w:drawing>
-          <wp:inline distT="0" distB="0" distL="0" distR="0" wp14:anchorId="1072D256" wp14:editId="1FFBF507">
+          <wp:inline distT="0" distB="0" distL="0" distR="0" wp14:anchorId="1F62B5DC" wp14:editId="28E77D7C">
             <wp:extent cx="5760720" cy="2108444"/>
             <wp:effectExtent l="0" t="0" r="0" b="0"/>
             <wp:docPr id="5" name="Picture 5"/>
@@ -13524,7 +13524,7 @@
         </w:rPr>
         <w:lastRenderedPageBreak/>
         <w:drawing>
-          <wp:inline distT="0" distB="0" distL="0" distR="0" wp14:anchorId="1FF3C178" wp14:editId="6551EDB6">
+          <wp:inline distT="0" distB="0" distL="0" distR="0" wp14:anchorId="53C5B93D" wp14:editId="63604607">
             <wp:extent cx="5760720" cy="2365196"/>
             <wp:effectExtent l="0" t="0" r="0" b="0"/>
             <wp:docPr id="6" name="Picture 6"/>
@@ -14661,7 +14661,7 @@
           <w:noProof/>
         </w:rPr>
         <w:drawing>
-          <wp:inline distT="0" distB="0" distL="0" distR="0" wp14:anchorId="13194626" wp14:editId="4BA4C9EA">
+          <wp:inline distT="0" distB="0" distL="0" distR="0" wp14:anchorId="7F6B77D2" wp14:editId="58E0A81A">
             <wp:extent cx="5760720" cy="2294215"/>
             <wp:effectExtent l="0" t="0" r="0" b="0"/>
             <wp:docPr id="7" name="Picture 7"/>
@@ -14796,7 +14796,7 @@
           <w:noProof/>
         </w:rPr>
         <w:drawing>
-          <wp:inline distT="0" distB="0" distL="0" distR="0" wp14:anchorId="0BE2F2FF" wp14:editId="1C90E413">
+          <wp:inline distT="0" distB="0" distL="0" distR="0" wp14:anchorId="3D9DCE2E" wp14:editId="69FB814B">
             <wp:extent cx="5760720" cy="2362842"/>
             <wp:effectExtent l="0" t="0" r="0" b="0"/>
             <wp:docPr id="8" name="Picture 8"/>
@@ -15362,7 +15362,7 @@
           <w:noProof/>
         </w:rPr>
         <w:drawing>
-          <wp:inline distT="0" distB="0" distL="0" distR="0" wp14:anchorId="7D8A72A8" wp14:editId="435D9B5B">
+          <wp:inline distT="0" distB="0" distL="0" distR="0" wp14:anchorId="709BF821" wp14:editId="2A8AFAAF">
             <wp:extent cx="5760720" cy="2544177"/>
             <wp:effectExtent l="0" t="0" r="0" b="0"/>
             <wp:docPr id="9" name="Picture 9"/>
@@ -15952,7 +15952,7 @@
           <w:noProof/>
         </w:rPr>
         <w:drawing>
-          <wp:inline distT="0" distB="0" distL="0" distR="0" wp14:anchorId="791DC381" wp14:editId="05E216B7">
+          <wp:inline distT="0" distB="0" distL="0" distR="0" wp14:anchorId="30BFC63F" wp14:editId="48251AFB">
             <wp:extent cx="5760720" cy="2275394"/>
             <wp:effectExtent l="0" t="0" r="0" b="0"/>
             <wp:docPr id="10" name="Picture 10"/>
@@ -16259,7 +16259,7 @@
           <w:noProof/>
         </w:rPr>
         <w:drawing>
-          <wp:inline distT="0" distB="0" distL="0" distR="0" wp14:anchorId="4D8E1EDB" wp14:editId="6042901F">
+          <wp:inline distT="0" distB="0" distL="0" distR="0" wp14:anchorId="5288DC95" wp14:editId="67833251">
             <wp:extent cx="5760720" cy="2547041"/>
             <wp:effectExtent l="0" t="0" r="0" b="0"/>
             <wp:docPr id="11" name="Picture 11"/>
@@ -17758,13 +17758,13 @@
         <w:t>条（训练</w:t>
       </w:r>
       <w:r>
-        <w:t xml:space="preserve"> 1 700 651 / </w:t>
+        <w:t xml:space="preserve"> 1 700 652 / </w:t>
       </w:r>
       <w:r>
         <w:t>验证</w:t>
       </w:r>
       <w:r>
-        <w:t xml:space="preserve"> 364 426 / </w:t>
+        <w:t xml:space="preserve"> 364 425 / </w:t>
       </w:r>
       <w:r>
         <w:t>测试</w:t>
@@ -23068,76 +23068,76 @@
       </w:rPr>
     </w:lvl>
   </w:abstractNum>
-  <w:num w:numId="1" w16cid:durableId="1215504200">
+  <w:num w:numId="1" w16cid:durableId="8872182">
     <w:abstractNumId w:val="8"/>
   </w:num>
-  <w:num w:numId="2" w16cid:durableId="1957328404">
+  <w:num w:numId="2" w16cid:durableId="1110396381">
     <w:abstractNumId w:val="6"/>
   </w:num>
-  <w:num w:numId="3" w16cid:durableId="328482173">
+  <w:num w:numId="3" w16cid:durableId="596596179">
     <w:abstractNumId w:val="5"/>
   </w:num>
-  <w:num w:numId="4" w16cid:durableId="1545437175">
+  <w:num w:numId="4" w16cid:durableId="1610043557">
     <w:abstractNumId w:val="4"/>
   </w:num>
-  <w:num w:numId="5" w16cid:durableId="969820370">
+  <w:num w:numId="5" w16cid:durableId="810974818">
     <w:abstractNumId w:val="7"/>
   </w:num>
-  <w:num w:numId="6" w16cid:durableId="744108240">
+  <w:num w:numId="6" w16cid:durableId="336349266">
     <w:abstractNumId w:val="3"/>
   </w:num>
-  <w:num w:numId="7" w16cid:durableId="1255669787">
+  <w:num w:numId="7" w16cid:durableId="594632970">
     <w:abstractNumId w:val="2"/>
   </w:num>
-  <w:num w:numId="8" w16cid:durableId="2067489706">
+  <w:num w:numId="8" w16cid:durableId="1197232098">
     <w:abstractNumId w:val="1"/>
   </w:num>
-  <w:num w:numId="9" w16cid:durableId="2002807382">
+  <w:num w:numId="9" w16cid:durableId="86391390">
     <w:abstractNumId w:val="0"/>
   </w:num>
-  <w:num w:numId="10" w16cid:durableId="423065315">
+  <w:num w:numId="10" w16cid:durableId="567151761">
     <w:abstractNumId w:val="7"/>
     <w:lvlOverride w:ilvl="0">
       <w:startOverride w:val="1"/>
     </w:lvlOverride>
   </w:num>
-  <w:num w:numId="11" w16cid:durableId="83579790">
+  <w:num w:numId="11" w16cid:durableId="910045770">
     <w:abstractNumId w:val="7"/>
     <w:lvlOverride w:ilvl="0">
       <w:startOverride w:val="1"/>
     </w:lvlOverride>
   </w:num>
-  <w:num w:numId="12" w16cid:durableId="1307082482">
+  <w:num w:numId="12" w16cid:durableId="1737363583">
     <w:abstractNumId w:val="7"/>
     <w:lvlOverride w:ilvl="0">
       <w:startOverride w:val="1"/>
     </w:lvlOverride>
   </w:num>
-  <w:num w:numId="13" w16cid:durableId="1647588494">
+  <w:num w:numId="13" w16cid:durableId="846603532">
     <w:abstractNumId w:val="7"/>
     <w:lvlOverride w:ilvl="0">
       <w:startOverride w:val="1"/>
     </w:lvlOverride>
   </w:num>
-  <w:num w:numId="14" w16cid:durableId="1450393577">
+  <w:num w:numId="14" w16cid:durableId="2049717994">
     <w:abstractNumId w:val="7"/>
     <w:lvlOverride w:ilvl="0">
       <w:startOverride w:val="1"/>
     </w:lvlOverride>
   </w:num>
-  <w:num w:numId="15" w16cid:durableId="607011892">
+  <w:num w:numId="15" w16cid:durableId="1662125055">
     <w:abstractNumId w:val="7"/>
     <w:lvlOverride w:ilvl="0">
       <w:startOverride w:val="1"/>
     </w:lvlOverride>
   </w:num>
-  <w:num w:numId="16" w16cid:durableId="816730442">
+  <w:num w:numId="16" w16cid:durableId="1917934062">
     <w:abstractNumId w:val="7"/>
     <w:lvlOverride w:ilvl="0">
       <w:startOverride w:val="1"/>
     </w:lvlOverride>
   </w:num>
-  <w:num w:numId="17" w16cid:durableId="1369253873">
+  <w:num w:numId="17" w16cid:durableId="940451632">
     <w:abstractNumId w:val="7"/>
     <w:lvlOverride w:ilvl="0">
       <w:startOverride w:val="1"/>

--- a/重构版论文_v4_20260915/中文SCI论文_v4_重构版.docx
+++ b/重构版论文_v4_20260915/中文SCI论文_v4_重构版.docx
@@ -2035,7 +2035,7 @@
           <w:noProof/>
         </w:rPr>
         <w:drawing>
-          <wp:inline distT="0" distB="0" distL="0" distR="0" wp14:anchorId="0ACB90CF" wp14:editId="3E7F15F0">
+          <wp:inline distT="0" distB="0" distL="0" distR="0" wp14:anchorId="78543902" wp14:editId="521BECA6">
             <wp:extent cx="5760720" cy="2730962"/>
             <wp:effectExtent l="0" t="0" r="0" b="0"/>
             <wp:docPr id="1" name="Picture 1"/>
@@ -4261,7 +4261,7 @@
           <w:noProof/>
         </w:rPr>
         <w:drawing>
-          <wp:inline distT="0" distB="0" distL="0" distR="0" wp14:anchorId="2C796FA1" wp14:editId="49BC4C5A">
+          <wp:inline distT="0" distB="0" distL="0" distR="0" wp14:anchorId="14527DF0" wp14:editId="3BB62DAA">
             <wp:extent cx="5760720" cy="2750378"/>
             <wp:effectExtent l="0" t="0" r="0" b="0"/>
             <wp:docPr id="2" name="Picture 2"/>
@@ -6048,7 +6048,7 @@
           <w:noProof/>
         </w:rPr>
         <w:drawing>
-          <wp:inline distT="0" distB="0" distL="0" distR="0" wp14:anchorId="57CA02DE" wp14:editId="7BDCE73F">
+          <wp:inline distT="0" distB="0" distL="0" distR="0" wp14:anchorId="5702A58D" wp14:editId="1B96076A">
             <wp:extent cx="5760720" cy="3482709"/>
             <wp:effectExtent l="0" t="0" r="0" b="0"/>
             <wp:docPr id="3" name="Picture 3"/>
@@ -11417,7 +11417,7 @@
           <w:noProof/>
         </w:rPr>
         <w:drawing>
-          <wp:inline distT="0" distB="0" distL="0" distR="0" wp14:anchorId="64A04B9A" wp14:editId="74814C8D">
+          <wp:inline distT="0" distB="0" distL="0" distR="0" wp14:anchorId="65A72447" wp14:editId="5827AF87">
             <wp:extent cx="5760720" cy="2508789"/>
             <wp:effectExtent l="0" t="0" r="0" b="0"/>
             <wp:docPr id="4" name="Picture 4"/>
@@ -13100,7 +13100,7 @@
         </w:rPr>
         <w:lastRenderedPageBreak/>
         <w:drawing>
-          <wp:inline distT="0" distB="0" distL="0" distR="0" wp14:anchorId="1F62B5DC" wp14:editId="28E77D7C">
+          <wp:inline distT="0" distB="0" distL="0" distR="0" wp14:anchorId="0585B1ED" wp14:editId="75078971">
             <wp:extent cx="5760720" cy="2108444"/>
             <wp:effectExtent l="0" t="0" r="0" b="0"/>
             <wp:docPr id="5" name="Picture 5"/>
@@ -13524,7 +13524,7 @@
         </w:rPr>
         <w:lastRenderedPageBreak/>
         <w:drawing>
-          <wp:inline distT="0" distB="0" distL="0" distR="0" wp14:anchorId="53C5B93D" wp14:editId="63604607">
+          <wp:inline distT="0" distB="0" distL="0" distR="0" wp14:anchorId="3D30A4AB" wp14:editId="0E2A0E43">
             <wp:extent cx="5760720" cy="2365196"/>
             <wp:effectExtent l="0" t="0" r="0" b="0"/>
             <wp:docPr id="6" name="Picture 6"/>
@@ -14661,7 +14661,7 @@
           <w:noProof/>
         </w:rPr>
         <w:drawing>
-          <wp:inline distT="0" distB="0" distL="0" distR="0" wp14:anchorId="7F6B77D2" wp14:editId="58E0A81A">
+          <wp:inline distT="0" distB="0" distL="0" distR="0" wp14:anchorId="7E71E785" wp14:editId="72CBC895">
             <wp:extent cx="5760720" cy="2294215"/>
             <wp:effectExtent l="0" t="0" r="0" b="0"/>
             <wp:docPr id="7" name="Picture 7"/>
@@ -14796,7 +14796,7 @@
           <w:noProof/>
         </w:rPr>
         <w:drawing>
-          <wp:inline distT="0" distB="0" distL="0" distR="0" wp14:anchorId="3D9DCE2E" wp14:editId="69FB814B">
+          <wp:inline distT="0" distB="0" distL="0" distR="0" wp14:anchorId="0EDAF24B" wp14:editId="008DEBF6">
             <wp:extent cx="5760720" cy="2362842"/>
             <wp:effectExtent l="0" t="0" r="0" b="0"/>
             <wp:docPr id="8" name="Picture 8"/>
@@ -15362,7 +15362,7 @@
           <w:noProof/>
         </w:rPr>
         <w:drawing>
-          <wp:inline distT="0" distB="0" distL="0" distR="0" wp14:anchorId="709BF821" wp14:editId="2A8AFAAF">
+          <wp:inline distT="0" distB="0" distL="0" distR="0" wp14:anchorId="5FA1DF22" wp14:editId="5FF9FFFB">
             <wp:extent cx="5760720" cy="2544177"/>
             <wp:effectExtent l="0" t="0" r="0" b="0"/>
             <wp:docPr id="9" name="Picture 9"/>
@@ -15952,7 +15952,7 @@
           <w:noProof/>
         </w:rPr>
         <w:drawing>
-          <wp:inline distT="0" distB="0" distL="0" distR="0" wp14:anchorId="30BFC63F" wp14:editId="48251AFB">
+          <wp:inline distT="0" distB="0" distL="0" distR="0" wp14:anchorId="14DE2351" wp14:editId="28FD99D1">
             <wp:extent cx="5760720" cy="2275394"/>
             <wp:effectExtent l="0" t="0" r="0" b="0"/>
             <wp:docPr id="10" name="Picture 10"/>
@@ -16259,7 +16259,7 @@
           <w:noProof/>
         </w:rPr>
         <w:drawing>
-          <wp:inline distT="0" distB="0" distL="0" distR="0" wp14:anchorId="5288DC95" wp14:editId="67833251">
+          <wp:inline distT="0" distB="0" distL="0" distR="0" wp14:anchorId="2402B407" wp14:editId="16C146DD">
             <wp:extent cx="5760720" cy="2547041"/>
             <wp:effectExtent l="0" t="0" r="0" b="0"/>
             <wp:docPr id="11" name="Picture 11"/>
@@ -18282,7 +18282,7 @@
         <w:t xml:space="preserve">6.1 </w:t>
       </w:r>
       <w:r>
-        <w:t>条件加权失效的三类条件</w:t>
+        <w:t>条件加权失效的四类条件</w:t>
       </w:r>
     </w:p>
     <w:p>
@@ -18299,7 +18299,13 @@
         <w:t xml:space="preserve"> 5.3 </w:t>
       </w:r>
       <w:r>
-        <w:t>节的测量共同刻画了三类失效条件。它们不是互斥的，而是从强到弱的三个层次。</w:t>
+        <w:t>节的测量共同刻画了四类失效条件。前三类描述的是门控失效</w:t>
+      </w:r>
+      <w:r>
+        <w:t>——</w:t>
+      </w:r>
+      <w:r>
+        <w:t>无论权重如何都改不动标签；第四类描述的是集成本身在任意权重下都有害。它们不是互斥的，而是从强到弱的层次。</w:t>
       </w:r>
     </w:p>
     <w:p>
@@ -18494,18 +18500,86 @@
     </w:p>
     <w:p>
       <w:r>
-        <w:t>三类条件给出一个可操作的诊断流程：</w:t>
-      </w:r>
-      <w:r>
         <w:rPr>
           <w:b/>
         </w:rPr>
-        <w:t>先测权重熵，再测预测分歧，最后才看性能差。</w:t>
+        <w:t>条件</w:t>
+      </w:r>
+      <w:r>
+        <w:rPr>
+          <w:b/>
+        </w:rPr>
+        <w:t xml:space="preserve"> D</w:t>
+      </w:r>
+      <w:r>
+        <w:rPr>
+          <w:b/>
+        </w:rPr>
+        <w:t>：成员异质。</w:t>
       </w:r>
       <w:r>
         <w:t xml:space="preserve"> </w:t>
       </w:r>
       <w:r>
+        <w:t>前三个条件描述的是门控失效，第四类性质不同：当参与融合的成员质量不齐时，集成的上限由各成员得分的加权平均加上它们提供的多样性收益决定</w:t>
+      </w:r>
+      <w:r>
+        <w:t xml:space="preserve"> [9]</w:t>
+      </w:r>
+      <w:r>
+        <w:t>，因此无法靠重新分配权重修复</w:t>
+      </w:r>
+      <w:r>
+        <w:t>——</w:t>
+      </w:r>
+      <w:r>
+        <w:t>这个界是成员集合的属性，不是门控的属性。在截断总体上，四个特征视图的得分相差不到</w:t>
+      </w:r>
+      <w:r>
+        <w:t xml:space="preserve"> 0.002</w:t>
+      </w:r>
+      <w:r>
+        <w:t>（表</w:t>
+      </w:r>
+      <w:r>
+        <w:t xml:space="preserve"> 4a</w:t>
+      </w:r>
+      <w:r>
+        <w:t>），该界很松；而在全语料上，全特征视图比卡方视图低</w:t>
+      </w:r>
+      <w:r>
+        <w:t xml:space="preserve"> 0.021397</w:t>
+      </w:r>
+      <w:r>
+        <w:t>，四路平均中一个这样的成员就解释了全部实测差异：预测</w:t>
+      </w:r>
+      <w:r>
+        <w:t xml:space="preserve"> 0.021397/4 = 0.005349</w:t>
+      </w:r>
+      <w:r>
+        <w:t>，实测</w:t>
+      </w:r>
+      <w:r>
+        <w:t xml:space="preserve"> −0.005533</w:t>
+      </w:r>
+      <w:r>
+        <w:t>。相应的诊断因此是比较成员得分，而不是比较权重。</w:t>
+      </w:r>
+    </w:p>
+    <w:p>
+      <w:r>
+        <w:t>四类条件给出一个可操作的诊断流程：</w:t>
+      </w:r>
+      <w:r>
+        <w:rPr>
+          <w:b/>
+        </w:rPr>
+        <w:t>先测权重熵，再测预测分歧，然后是成员得分的离散度，最后才看性能差。</w:t>
+      </w:r>
+      <w:r>
+        <w:t xml:space="preserve"> </w:t>
+      </w:r>
+      <w:r>
         <w:t>如果权重熵接近</w:t>
       </w:r>
       <w:r>
@@ -18518,7 +18592,7 @@
         <w:t xml:space="preserve"> 0</w:t>
       </w:r>
       <w:r>
-        <w:t>，那么继续调门控的超参数不会带来增益，因为问题不在超参数。</w:t>
+        <w:t>，那么继续调门控的超参数不会带来增益，因为问题不在超参数；如果成员得分的跨度超过你关心的差异量级，那么集成的上限由最弱成员决定，任何权重方案都救不回来。</w:t>
       </w:r>
     </w:p>
     <w:p>
@@ -18876,6 +18950,7 @@
                 <w:b/>
                 <w:sz w:val="16"/>
               </w:rPr>
+              <w:lastRenderedPageBreak/>
               <w:t>目标</w:t>
             </w:r>
           </w:p>
@@ -19423,7 +19498,6 @@
               <w:rPr>
                 <w:sz w:val="16"/>
               </w:rPr>
-              <w:lastRenderedPageBreak/>
               <w:t>标签覆盖矩阵</w:t>
             </w:r>
           </w:p>
@@ -19440,7 +19514,6 @@
               <w:rPr>
                 <w:sz w:val="16"/>
               </w:rPr>
-              <w:lastRenderedPageBreak/>
               <w:t>文件级</w:t>
             </w:r>
             <w:r>
@@ -19673,7 +19746,7 @@
     </w:p>
     <w:p>
       <w:r>
-        <w:t>基于本文的实测，我们建议在基于公开数据集的入侵检测研究中至少报告以下八项。这些建议针对的是</w:t>
+        <w:t>基于本文的实测，我们建议在基于公开数据集的入侵检测研究中至少报告以下九项。这些建议针对的是</w:t>
       </w:r>
       <w:r>
         <w:t>"</w:t>
@@ -19852,6 +19925,30 @@
     </w:p>
     <w:p>
       <w:pPr>
+        <w:pStyle w:val="a"/>
+        <w:numPr>
+          <w:ilvl w:val="0"/>
+          <w:numId w:val="16"/>
+        </w:numPr>
+      </w:pPr>
+      <w:r>
+        <w:rPr>
+          <w:b/>
+        </w:rPr>
+        <w:t>任何融合的成员级得分</w:t>
+      </w:r>
+      <w:r>
+        <w:t>：在融合结果之外，同时报告每个成员的得分。等权融合受其成员约束，因此只报融合结果、不报成员得分的论文无法检验是否发生了条件</w:t>
+      </w:r>
+      <w:r>
+        <w:t xml:space="preserve"> D </w:t>
+      </w:r>
+      <w:r>
+        <w:t>所述的稀释失效。</w:t>
+      </w:r>
+    </w:p>
+    <w:p>
+      <w:pPr>
         <w:pStyle w:val="21"/>
       </w:pPr>
       <w:r>
@@ -19871,6 +19968,7 @@
         <w:rPr>
           <w:b/>
         </w:rPr>
+        <w:lastRenderedPageBreak/>
         <w:t>研究总体不等于生产流量。</w:t>
       </w:r>
       <w:r>
@@ -19987,7 +20085,6 @@
         <w:rPr>
           <w:b/>
         </w:rPr>
-        <w:lastRenderedPageBreak/>
         <w:t>延迟测量不覆盖端到端链路。</w:t>
       </w:r>
       <w:r>
@@ -20231,6 +20328,7 @@
     </w:p>
     <w:p>
       <w:r>
+        <w:lastRenderedPageBreak/>
         <w:t>第一，</w:t>
       </w:r>
       <w:r>
@@ -20418,7 +20516,6 @@
     </w:p>
     <w:p>
       <w:r>
-        <w:lastRenderedPageBreak/>
         <w:t>第二，</w:t>
       </w:r>
       <w:r>
@@ -20640,6 +20737,7 @@
         <w:pStyle w:val="1"/>
       </w:pPr>
       <w:r>
+        <w:lastRenderedPageBreak/>
         <w:t>利益冲突声明</w:t>
       </w:r>
     </w:p>
@@ -20678,7 +20776,6 @@
         <w:pStyle w:val="1"/>
       </w:pPr>
       <w:r>
-        <w:lastRenderedPageBreak/>
         <w:t>作者贡献声明（</w:t>
       </w:r>
       <w:r>
@@ -20949,6 +21046,7 @@
         </w:numPr>
       </w:pPr>
       <w:r>
+        <w:lastRenderedPageBreak/>
         <w:t>Guyon I, Elisseeff A. An introduction to variable and feature selection. JMLR, 2003, 3: 1157-1182. [</w:t>
       </w:r>
       <w:r>
@@ -21021,7 +21119,6 @@
         </w:numPr>
       </w:pPr>
       <w:r>
-        <w:lastRenderedPageBreak/>
         <w:t>UCI Machine Learning Repository. Detection of IoT botnet attacks N-BaIoT [dataset]. 2018. DOI:10.24432/C5RC8J.</w:t>
       </w:r>
     </w:p>
@@ -21268,6 +21365,7 @@
         </w:numPr>
       </w:pPr>
       <w:r>
+        <w:lastRenderedPageBreak/>
         <w:t>Vovk V, Gammerman A, Shafer G. Algorithmic Learning in a Random World. Springer, 2005. DOI:10.1007/b106715.</w:t>
       </w:r>
     </w:p>
@@ -21364,7 +21462,6 @@
         </w:numPr>
       </w:pPr>
       <w:r>
-        <w:lastRenderedPageBreak/>
         <w:t>Holm S. A simple sequentially rejective multiple test procedure. Scandinavian Journal of Statistics, 1979, 6(2): 65-70. [</w:t>
       </w:r>
       <w:r>
@@ -22016,6 +22113,7 @@
               <w:rPr>
                 <w:sz w:val="16"/>
               </w:rPr>
+              <w:lastRenderedPageBreak/>
               <w:t>S10</w:t>
             </w:r>
           </w:p>
@@ -22456,7 +22554,6 @@
               <w:rPr>
                 <w:sz w:val="16"/>
               </w:rPr>
-              <w:lastRenderedPageBreak/>
               <w:t>S21</w:t>
             </w:r>
           </w:p>
@@ -23068,76 +23165,76 @@
       </w:rPr>
     </w:lvl>
   </w:abstractNum>
-  <w:num w:numId="1" w16cid:durableId="8872182">
+  <w:num w:numId="1" w16cid:durableId="286736298">
     <w:abstractNumId w:val="8"/>
   </w:num>
-  <w:num w:numId="2" w16cid:durableId="1110396381">
+  <w:num w:numId="2" w16cid:durableId="1815633916">
     <w:abstractNumId w:val="6"/>
   </w:num>
-  <w:num w:numId="3" w16cid:durableId="596596179">
+  <w:num w:numId="3" w16cid:durableId="1039285363">
     <w:abstractNumId w:val="5"/>
   </w:num>
-  <w:num w:numId="4" w16cid:durableId="1610043557">
+  <w:num w:numId="4" w16cid:durableId="1929340612">
     <w:abstractNumId w:val="4"/>
   </w:num>
-  <w:num w:numId="5" w16cid:durableId="810974818">
+  <w:num w:numId="5" w16cid:durableId="1461000264">
     <w:abstractNumId w:val="7"/>
   </w:num>
-  <w:num w:numId="6" w16cid:durableId="336349266">
+  <w:num w:numId="6" w16cid:durableId="415442112">
     <w:abstractNumId w:val="3"/>
   </w:num>
-  <w:num w:numId="7" w16cid:durableId="594632970">
+  <w:num w:numId="7" w16cid:durableId="866525339">
     <w:abstractNumId w:val="2"/>
   </w:num>
-  <w:num w:numId="8" w16cid:durableId="1197232098">
+  <w:num w:numId="8" w16cid:durableId="879827512">
     <w:abstractNumId w:val="1"/>
   </w:num>
-  <w:num w:numId="9" w16cid:durableId="86391390">
+  <w:num w:numId="9" w16cid:durableId="1714038317">
     <w:abstractNumId w:val="0"/>
   </w:num>
-  <w:num w:numId="10" w16cid:durableId="567151761">
+  <w:num w:numId="10" w16cid:durableId="2102871378">
     <w:abstractNumId w:val="7"/>
     <w:lvlOverride w:ilvl="0">
       <w:startOverride w:val="1"/>
     </w:lvlOverride>
   </w:num>
-  <w:num w:numId="11" w16cid:durableId="910045770">
+  <w:num w:numId="11" w16cid:durableId="228393570">
     <w:abstractNumId w:val="7"/>
     <w:lvlOverride w:ilvl="0">
       <w:startOverride w:val="1"/>
     </w:lvlOverride>
   </w:num>
-  <w:num w:numId="12" w16cid:durableId="1737363583">
+  <w:num w:numId="12" w16cid:durableId="400566843">
     <w:abstractNumId w:val="7"/>
     <w:lvlOverride w:ilvl="0">
       <w:startOverride w:val="1"/>
     </w:lvlOverride>
   </w:num>
-  <w:num w:numId="13" w16cid:durableId="846603532">
+  <w:num w:numId="13" w16cid:durableId="2051372009">
     <w:abstractNumId w:val="7"/>
     <w:lvlOverride w:ilvl="0">
       <w:startOverride w:val="1"/>
     </w:lvlOverride>
   </w:num>
-  <w:num w:numId="14" w16cid:durableId="2049717994">
+  <w:num w:numId="14" w16cid:durableId="297608653">
     <w:abstractNumId w:val="7"/>
     <w:lvlOverride w:ilvl="0">
       <w:startOverride w:val="1"/>
     </w:lvlOverride>
   </w:num>
-  <w:num w:numId="15" w16cid:durableId="1662125055">
+  <w:num w:numId="15" w16cid:durableId="1759063057">
     <w:abstractNumId w:val="7"/>
     <w:lvlOverride w:ilvl="0">
       <w:startOverride w:val="1"/>
     </w:lvlOverride>
   </w:num>
-  <w:num w:numId="16" w16cid:durableId="1917934062">
+  <w:num w:numId="16" w16cid:durableId="871917956">
     <w:abstractNumId w:val="7"/>
     <w:lvlOverride w:ilvl="0">
       <w:startOverride w:val="1"/>
     </w:lvlOverride>
   </w:num>
-  <w:num w:numId="17" w16cid:durableId="940451632">
+  <w:num w:numId="17" w16cid:durableId="1428303645">
     <w:abstractNumId w:val="7"/>
     <w:lvlOverride w:ilvl="0">
       <w:startOverride w:val="1"/>

--- a/重构版论文_v4_20260915/中文SCI论文_v4_重构版.docx
+++ b/重构版论文_v4_20260915/中文SCI论文_v4_重构版.docx
@@ -2035,7 +2035,7 @@
           <w:noProof/>
         </w:rPr>
         <w:drawing>
-          <wp:inline distT="0" distB="0" distL="0" distR="0" wp14:anchorId="78543902" wp14:editId="521BECA6">
+          <wp:inline distT="0" distB="0" distL="0" distR="0" wp14:anchorId="33A6772C" wp14:editId="143694B3">
             <wp:extent cx="5760720" cy="2730962"/>
             <wp:effectExtent l="0" t="0" r="0" b="0"/>
             <wp:docPr id="1" name="Picture 1"/>
@@ -4261,7 +4261,7 @@
           <w:noProof/>
         </w:rPr>
         <w:drawing>
-          <wp:inline distT="0" distB="0" distL="0" distR="0" wp14:anchorId="14527DF0" wp14:editId="3BB62DAA">
+          <wp:inline distT="0" distB="0" distL="0" distR="0" wp14:anchorId="0CF355F8" wp14:editId="6E35D4BF">
             <wp:extent cx="5760720" cy="2750378"/>
             <wp:effectExtent l="0" t="0" r="0" b="0"/>
             <wp:docPr id="2" name="Picture 2"/>
@@ -6048,7 +6048,7 @@
           <w:noProof/>
         </w:rPr>
         <w:drawing>
-          <wp:inline distT="0" distB="0" distL="0" distR="0" wp14:anchorId="5702A58D" wp14:editId="1B96076A">
+          <wp:inline distT="0" distB="0" distL="0" distR="0" wp14:anchorId="222F926F" wp14:editId="1611674C">
             <wp:extent cx="5760720" cy="3482709"/>
             <wp:effectExtent l="0" t="0" r="0" b="0"/>
             <wp:docPr id="3" name="Picture 3"/>
@@ -11417,7 +11417,7 @@
           <w:noProof/>
         </w:rPr>
         <w:drawing>
-          <wp:inline distT="0" distB="0" distL="0" distR="0" wp14:anchorId="65A72447" wp14:editId="5827AF87">
+          <wp:inline distT="0" distB="0" distL="0" distR="0" wp14:anchorId="34B48037" wp14:editId="0BA77AE7">
             <wp:extent cx="5760720" cy="2508789"/>
             <wp:effectExtent l="0" t="0" r="0" b="0"/>
             <wp:docPr id="4" name="Picture 4"/>
@@ -13100,7 +13100,7 @@
         </w:rPr>
         <w:lastRenderedPageBreak/>
         <w:drawing>
-          <wp:inline distT="0" distB="0" distL="0" distR="0" wp14:anchorId="0585B1ED" wp14:editId="75078971">
+          <wp:inline distT="0" distB="0" distL="0" distR="0" wp14:anchorId="332296E2" wp14:editId="510320F6">
             <wp:extent cx="5760720" cy="2108444"/>
             <wp:effectExtent l="0" t="0" r="0" b="0"/>
             <wp:docPr id="5" name="Picture 5"/>
@@ -13524,7 +13524,7 @@
         </w:rPr>
         <w:lastRenderedPageBreak/>
         <w:drawing>
-          <wp:inline distT="0" distB="0" distL="0" distR="0" wp14:anchorId="3D30A4AB" wp14:editId="0E2A0E43">
+          <wp:inline distT="0" distB="0" distL="0" distR="0" wp14:anchorId="00145470" wp14:editId="26F802B6">
             <wp:extent cx="5760720" cy="2365196"/>
             <wp:effectExtent l="0" t="0" r="0" b="0"/>
             <wp:docPr id="6" name="Picture 6"/>
@@ -14661,7 +14661,7 @@
           <w:noProof/>
         </w:rPr>
         <w:drawing>
-          <wp:inline distT="0" distB="0" distL="0" distR="0" wp14:anchorId="7E71E785" wp14:editId="72CBC895">
+          <wp:inline distT="0" distB="0" distL="0" distR="0" wp14:anchorId="138CD889" wp14:editId="1D5BCDC6">
             <wp:extent cx="5760720" cy="2294215"/>
             <wp:effectExtent l="0" t="0" r="0" b="0"/>
             <wp:docPr id="7" name="Picture 7"/>
@@ -14796,7 +14796,7 @@
           <w:noProof/>
         </w:rPr>
         <w:drawing>
-          <wp:inline distT="0" distB="0" distL="0" distR="0" wp14:anchorId="0EDAF24B" wp14:editId="008DEBF6">
+          <wp:inline distT="0" distB="0" distL="0" distR="0" wp14:anchorId="65F1DBC6" wp14:editId="0A8939A3">
             <wp:extent cx="5760720" cy="2362842"/>
             <wp:effectExtent l="0" t="0" r="0" b="0"/>
             <wp:docPr id="8" name="Picture 8"/>
@@ -15362,7 +15362,7 @@
           <w:noProof/>
         </w:rPr>
         <w:drawing>
-          <wp:inline distT="0" distB="0" distL="0" distR="0" wp14:anchorId="5FA1DF22" wp14:editId="5FF9FFFB">
+          <wp:inline distT="0" distB="0" distL="0" distR="0" wp14:anchorId="4D74DB9C" wp14:editId="1719CEC2">
             <wp:extent cx="5760720" cy="2544177"/>
             <wp:effectExtent l="0" t="0" r="0" b="0"/>
             <wp:docPr id="9" name="Picture 9"/>
@@ -15952,7 +15952,7 @@
           <w:noProof/>
         </w:rPr>
         <w:drawing>
-          <wp:inline distT="0" distB="0" distL="0" distR="0" wp14:anchorId="14DE2351" wp14:editId="28FD99D1">
+          <wp:inline distT="0" distB="0" distL="0" distR="0" wp14:anchorId="541DAF35" wp14:editId="11D77014">
             <wp:extent cx="5760720" cy="2275394"/>
             <wp:effectExtent l="0" t="0" r="0" b="0"/>
             <wp:docPr id="10" name="Picture 10"/>
@@ -16259,7 +16259,7 @@
           <w:noProof/>
         </w:rPr>
         <w:drawing>
-          <wp:inline distT="0" distB="0" distL="0" distR="0" wp14:anchorId="2402B407" wp14:editId="16C146DD">
+          <wp:inline distT="0" distB="0" distL="0" distR="0" wp14:anchorId="10F3715B" wp14:editId="66506B7A">
             <wp:extent cx="5760720" cy="2547041"/>
             <wp:effectExtent l="0" t="0" r="0" b="0"/>
             <wp:docPr id="11" name="Picture 11"/>
@@ -18159,7 +18159,7 @@
         <w:rPr>
           <w:b/>
         </w:rPr>
-        <w:t>这个差异来自稀释，而不是加权。</w:t>
+        <w:t>这个差异来自稀释，而不是加权，而且同一个算式在三个总体上都成立。</w:t>
       </w:r>
       <w:r>
         <w:t xml:space="preserve"> </w:t>
@@ -18189,7 +18189,7 @@
         <w:t xml:space="preserve"> 0.021397</w:t>
       </w:r>
       <w:r>
-        <w:t>；把这样一个较弱的专家放进四路平均，代价约为该差距的四分之一，即</w:t>
+        <w:t>；把这样一个较弱的专家放进四路平均，代价为该差距的四分之一，即</w:t>
       </w:r>
       <w:r>
         <w:t xml:space="preserve"> 0.005349</w:t>
@@ -18207,24 +18207,60 @@
         <w:t xml:space="preserve"> 4%</w:t>
       </w:r>
       <w:r>
-        <w:t>。同一算式也解释了截断总体上的结果：那里两个视图只差</w:t>
+        <w:t>。同一算式也适用于</w:t>
+      </w:r>
+      <w:r>
+        <w:t xml:space="preserve"> 413 209 </w:t>
+      </w:r>
+      <w:r>
+        <w:t>条总体（视图差距</w:t>
+      </w:r>
+      <w:r>
+        <w:t xml:space="preserve"> 0.004249</w:t>
+      </w:r>
+      <w:r>
+        <w:t>，预测</w:t>
+      </w:r>
+      <w:r>
+        <w:t xml:space="preserve"> 0.001062</w:t>
+      </w:r>
+      <w:r>
+        <w:t>，实测</w:t>
+      </w:r>
+      <w:r>
+        <w:t xml:space="preserve"> −0.001137</w:t>
+      </w:r>
+      <w:r>
+        <w:t>）与主总体（差距</w:t>
       </w:r>
       <w:r>
         <w:t xml:space="preserve"> 0.002068</w:t>
       </w:r>
       <w:r>
-        <w:t>，预测稀释为</w:t>
+        <w:t>，预测</w:t>
       </w:r>
       <w:r>
         <w:t xml:space="preserve"> 0.000517</w:t>
       </w:r>
       <w:r>
-        <w:t>，而实测为</w:t>
+        <w:t>，实测</w:t>
       </w:r>
       <w:r>
         <w:t xml:space="preserve"> −0.000456</w:t>
       </w:r>
       <w:r>
+        <w:t>）。在总体规模跨越</w:t>
+      </w:r>
+      <w:r>
+        <w:t xml:space="preserve"> 46 </w:t>
+      </w:r>
+      <w:r>
+        <w:t>倍的范围内，预测与实测的偏差都不超过</w:t>
+      </w:r>
+      <w:r>
+        <w:t xml:space="preserve"> 14%</w:t>
+      </w:r>
+      <w:r>
         <w:t>。因此随规模变化的不是聚合规则</w:t>
       </w:r>
       <w:r>
@@ -18243,7 +18279,7 @@
         <w:t xml:space="preserve"> 1 </w:t>
       </w:r>
       <w:r>
-        <w:t>的实践形态：等权融合的上限由最弱专家决定，而截断总体掩盖了这一上限，因为在那些总体上四个视图的得分相差不到</w:t>
+        <w:t>的实践形态：等权融合的上限由最弱成员决定，而截断总体掩盖了这一上限，因为在那些总体上四个视图的得分相差不到</w:t>
       </w:r>
       <w:r>
         <w:t xml:space="preserve"> 0.002</w:t>
@@ -18387,6 +18423,7 @@
         <w:rPr>
           <w:b/>
         </w:rPr>
+        <w:lastRenderedPageBreak/>
         <w:t>条件</w:t>
       </w:r>
       <w:r>
@@ -18432,32 +18469,66 @@
         <w:t>，而中位类别边距为</w:t>
       </w:r>
       <w:r>
+        <w:t xml:space="preserve"> 1.0</w:t>
+      </w:r>
+      <w:r>
+        <w:t>，比最大的概率移动还大约三个数量级。测量四给出了形式化判据：在事前上界下，</w:t>
+      </w:r>
+      <w:r>
+        <w:t xml:space="preserve">99.91% </w:t>
+      </w:r>
+      <w:r>
+        <w:t>的样本可证明不受权重影响，边距与扰动上界的比值中位数为</w:t>
+      </w:r>
+      <w:r>
+        <w:t xml:space="preserve"> 3469 </w:t>
+      </w:r>
+      <w:r>
+        <w:t>至</w:t>
+      </w:r>
+      <w:r>
+        <w:t xml:space="preserve"> 5038 </w:t>
+      </w:r>
+      <w:r>
+        <w:t>倍。</w:t>
+      </w:r>
+    </w:p>
+    <w:p>
+      <w:r>
+        <w:rPr>
+          <w:b/>
+        </w:rPr>
+        <w:t>条件</w:t>
+      </w:r>
+      <w:r>
+        <w:rPr>
+          <w:b/>
+        </w:rPr>
+        <w:t xml:space="preserve"> C</w:t>
+      </w:r>
+      <w:r>
+        <w:rPr>
+          <w:b/>
+        </w:rPr>
+        <w:t>：风险输出坍缩。</w:t>
+      </w:r>
+      <w:r>
         <w:t xml:space="preserve"> </w:t>
       </w:r>
       <w:r>
-        <w:lastRenderedPageBreak/>
-        <w:t>1.0</w:t>
-      </w:r>
-      <w:r>
-        <w:t>，比最大的概率移动还大约三个数量级。测量四给出了形式化判据：在事前上界下，</w:t>
-      </w:r>
-      <w:r>
-        <w:t xml:space="preserve">99.91% </w:t>
-      </w:r>
-      <w:r>
-        <w:t>的样本可证明不受权重影响，边距与扰动上界的比值中位数为</w:t>
-      </w:r>
-      <w:r>
-        <w:t xml:space="preserve"> 3469 </w:t>
-      </w:r>
-      <w:r>
-        <w:t>至</w:t>
-      </w:r>
-      <w:r>
-        <w:t xml:space="preserve"> 5038 </w:t>
-      </w:r>
-      <w:r>
-        <w:t>倍。</w:t>
+        <w:t>当风险模型在不同专家上给出近似相等的输出时，权重退化为均匀（命题</w:t>
+      </w:r>
+      <w:r>
+        <w:t xml:space="preserve"> 3</w:t>
+      </w:r>
+      <w:r>
+        <w:t>），机制在数值上等价于等权平均。本文测得的归一化权重熵为</w:t>
+      </w:r>
+      <w:r>
+        <w:t xml:space="preserve"> 0.99998</w:t>
+      </w:r>
+      <w:r>
+        <w:t>，直接落在这一情形。</w:t>
       </w:r>
     </w:p>
     <w:p>
@@ -18471,56 +18542,18 @@
         <w:rPr>
           <w:b/>
         </w:rPr>
-        <w:t xml:space="preserve"> C</w:t>
+        <w:t xml:space="preserve"> D</w:t>
       </w:r>
       <w:r>
         <w:rPr>
           <w:b/>
         </w:rPr>
-        <w:t>：风险输出坍缩。</w:t>
+        <w:t>：成员异质。</w:t>
       </w:r>
       <w:r>
         <w:t xml:space="preserve"> </w:t>
       </w:r>
       <w:r>
-        <w:t>当风险模型在不同专家上给出近似相等的输出时，权重退化为均匀（命题</w:t>
-      </w:r>
-      <w:r>
-        <w:t xml:space="preserve"> 3</w:t>
-      </w:r>
-      <w:r>
-        <w:t>），机制在数值上等价于等权平均。本文测得的归一化权重熵为</w:t>
-      </w:r>
-      <w:r>
-        <w:t xml:space="preserve"> 0.99998</w:t>
-      </w:r>
-      <w:r>
-        <w:t>，直接落在这一情形。</w:t>
-      </w:r>
-    </w:p>
-    <w:p>
-      <w:r>
-        <w:rPr>
-          <w:b/>
-        </w:rPr>
-        <w:t>条件</w:t>
-      </w:r>
-      <w:r>
-        <w:rPr>
-          <w:b/>
-        </w:rPr>
-        <w:t xml:space="preserve"> D</w:t>
-      </w:r>
-      <w:r>
-        <w:rPr>
-          <w:b/>
-        </w:rPr>
-        <w:t>：成员异质。</w:t>
-      </w:r>
-      <w:r>
-        <w:t xml:space="preserve"> </w:t>
-      </w:r>
-      <w:r>
         <w:t>前三个条件描述的是门控失效，第四类性质不同：当参与融合的成员质量不齐时，集成的上限由各成员得分的加权平均加上它们提供的多样性收益决定</w:t>
       </w:r>
       <w:r>
@@ -18563,7 +18596,37 @@
         <w:t xml:space="preserve"> −0.005533</w:t>
       </w:r>
       <w:r>
-        <w:t>。相应的诊断因此是比较成员得分，而不是比较权重。</w:t>
+        <w:t>。同一算式在</w:t>
+      </w:r>
+      <w:r>
+        <w:t xml:space="preserve"> 413 209 </w:t>
+      </w:r>
+      <w:r>
+        <w:t>条总体（</w:t>
+      </w:r>
+      <w:r>
+        <w:t>0.004249/4 = 0.001062</w:t>
+      </w:r>
+      <w:r>
+        <w:t>，实测</w:t>
+      </w:r>
+      <w:r>
+        <w:t xml:space="preserve"> −0.001137</w:t>
+      </w:r>
+      <w:r>
+        <w:t>）与主总体（</w:t>
+      </w:r>
+      <w:r>
+        <w:t>0.002068/4 = 0.000517</w:t>
+      </w:r>
+      <w:r>
+        <w:t>，实测</w:t>
+      </w:r>
+      <w:r>
+        <w:t xml:space="preserve"> −0.000456</w:t>
+      </w:r>
+      <w:r>
+        <w:t>）上同样成立，因此诊断应是比较成员得分，而不是比较权重。</w:t>
       </w:r>
     </w:p>
     <w:p>
@@ -18867,6 +18930,7 @@
         <w:pStyle w:val="21"/>
       </w:pPr>
       <w:r>
+        <w:lastRenderedPageBreak/>
         <w:t xml:space="preserve">6.3 </w:t>
       </w:r>
       <w:r>
@@ -18950,7 +19014,6 @@
                 <w:b/>
                 <w:sz w:val="16"/>
               </w:rPr>
-              <w:lastRenderedPageBreak/>
               <w:t>目标</w:t>
             </w:r>
           </w:p>
@@ -19935,6 +19998,7 @@
         <w:rPr>
           <w:b/>
         </w:rPr>
+        <w:lastRenderedPageBreak/>
         <w:t>任何融合的成员级得分</w:t>
       </w:r>
       <w:r>
@@ -19968,321 +20032,321 @@
         <w:rPr>
           <w:b/>
         </w:rPr>
+        <w:t>研究总体不等于生产流量。</w:t>
+      </w:r>
+      <w:r>
+        <w:t xml:space="preserve"> </w:t>
+      </w:r>
+      <w:r>
+        <w:t>自然先验总体经过全局去重、物理范围筛查与每类</w:t>
+      </w:r>
+      <w:r>
+        <w:t xml:space="preserve"> 20 000 </w:t>
+      </w:r>
+      <w:r>
+        <w:t>条截断，共</w:t>
+      </w:r>
+      <w:r>
+        <w:t xml:space="preserve"> 53 237 </w:t>
+      </w:r>
+      <w:r>
+        <w:t>条；平衡控制总体仅</w:t>
+      </w:r>
+      <w:r>
+        <w:t xml:space="preserve"> 3 365 </w:t>
+      </w:r>
+      <w:r>
+        <w:t>条。因此二者是审计流程的产物，而不是运行网络的样本；本文所有数值都限定在这两个总体之上。</w:t>
+      </w:r>
+    </w:p>
+    <w:p>
+      <w:r>
+        <w:rPr>
+          <w:b/>
+        </w:rPr>
+        <w:t>等价性依赖总体的构造方式。</w:t>
+      </w:r>
+      <w:r>
+        <w:t xml:space="preserve"> </w:t>
+      </w:r>
+      <w:r>
+        <w:t>它在</w:t>
+      </w:r>
+      <w:r>
+        <w:t xml:space="preserve"> 53 237 </w:t>
+      </w:r>
+      <w:r>
+        <w:t>条自然先验总体与</w:t>
+      </w:r>
+      <w:r>
+        <w:t xml:space="preserve"> 7.8 </w:t>
+      </w:r>
+      <w:r>
+        <w:t>倍扩大总体上成立，但在完全取消类别上限的</w:t>
+      </w:r>
+      <w:r>
+        <w:t xml:space="preserve"> 2 429 503 </w:t>
+      </w:r>
+      <w:r>
+        <w:t>条语料上转为小而稳定的劣势。因此「条件加权与等权投票不可区分」这一结论必须与所测总体一同引用，它不是与规模无关的性质。</w:t>
+      </w:r>
+    </w:p>
+    <w:p>
+      <w:r>
+        <w:rPr>
+          <w:b/>
+        </w:rPr>
+        <w:t>文件级实验不构成时间外推。</w:t>
+      </w:r>
+      <w:r>
+        <w:t xml:space="preserve"> CIC-IDS2017 </w:t>
+      </w:r>
+      <w:r>
+        <w:t>的不同文件覆盖的类别不同，无法构造类别完整的时间外测试协议。本文的文件级结果只能作为覆盖与风险分析，不能表述为</w:t>
+      </w:r>
+      <w:r>
+        <w:t>"</w:t>
+      </w:r>
+      <w:r>
+        <w:t>跨时间泛化</w:t>
+      </w:r>
+      <w:r>
+        <w:t>"</w:t>
+      </w:r>
+      <w:r>
+        <w:t>。</w:t>
+      </w:r>
+    </w:p>
+    <w:p>
+      <w:r>
+        <w:rPr>
+          <w:b/>
+        </w:rPr>
+        <w:t>外部数据集是独立基准，不是迁移实验。</w:t>
+      </w:r>
+      <w:r>
+        <w:t xml:space="preserve"> NSL-KDD</w:t>
+      </w:r>
+      <w:r>
+        <w:t>、</w:t>
+      </w:r>
+      <w:r>
+        <w:t xml:space="preserve">UNSW-NB15 </w:t>
+      </w:r>
+      <w:r>
+        <w:t>与</w:t>
+      </w:r>
+      <w:r>
+        <w:t xml:space="preserve"> CIC-IDS2017 </w:t>
+      </w:r>
+      <w:r>
+        <w:t>使用不同的标签体系，本文不做标签对齐，也不做跨数据集训练。三者分数不可合并或平均。</w:t>
+      </w:r>
+    </w:p>
+    <w:p>
+      <w:r>
+        <w:rPr>
+          <w:b/>
+        </w:rPr>
+        <w:t>延迟测量不覆盖端到端链路。</w:t>
+      </w:r>
+      <w:r>
+        <w:t xml:space="preserve"> </w:t>
+      </w:r>
+      <w:r>
+        <w:t>报告的毫秒数从数值特征矩阵开始计时，不含抓包、流重组、特征提取、告警输出与模型热更新。</w:t>
+      </w:r>
+    </w:p>
+    <w:p>
+      <w:r>
+        <w:rPr>
+          <w:b/>
+        </w:rPr>
+        <w:t>近重复只按精确形式剔除。</w:t>
+      </w:r>
+      <w:r>
+        <w:t xml:space="preserve"> </w:t>
+      </w:r>
+      <w:r>
+        <w:t>引言把「重复与近重复样本」列为公开数据集的危害之一，而审计只删除了完全相同的特征向量。把所有特征四舍五入到四位有效数字后做哈希，发现研究总体中另有</w:t>
+      </w:r>
+      <w:r>
+        <w:t xml:space="preserve"> 0.36% </w:t>
+      </w:r>
+      <w:r>
+        <w:t>的行在该分辨率下构成近重复组，其中</w:t>
+      </w:r>
+      <w:r>
+        <w:t xml:space="preserve"> 104 </w:t>
+      </w:r>
+      <w:r>
+        <w:t>条测试行（占测试集</w:t>
+      </w:r>
+      <w:r>
+        <w:t xml:space="preserve"> 0.21%</w:t>
+      </w:r>
+      <w:r>
+        <w:t>）与训练行共享同一个舍入后特征向量。剔除这些行后，三个模型的</w:t>
+      </w:r>
+      <w:r>
+        <w:t xml:space="preserve"> Macro-F1 </w:t>
+      </w:r>
+      <w:r>
+        <w:t>变化均不超过</w:t>
+      </w:r>
+      <w:r>
+        <w:t xml:space="preserve"> 0.00057</w:t>
+      </w:r>
+      <w:r>
+        <w:t>，因此该重叠不足以解释本文报告的差异；更粗分辨率的结果见补充材料。</w:t>
+      </w:r>
+    </w:p>
+    <w:p>
+      <w:r>
+        <w:rPr>
+          <w:b/>
+        </w:rPr>
+        <w:t>评测了四个数据集，但它们来自同一批采集计划的有限覆盖。</w:t>
+      </w:r>
+      <w:r>
+        <w:t xml:space="preserve"> </w:t>
+      </w:r>
+      <w:r>
+        <w:t>本文结论以</w:t>
+      </w:r>
+      <w:r>
+        <w:t xml:space="preserve"> CIC-IDS2017</w:t>
+      </w:r>
+      <w:r>
+        <w:t>（含截断总体与完整去重语料）、</w:t>
+      </w:r>
+      <w:r>
+        <w:t>NSL-KDD</w:t>
+      </w:r>
+      <w:r>
+        <w:t>、</w:t>
+      </w:r>
+      <w:r>
+        <w:t xml:space="preserve">UNSW-NB15 </w:t>
+      </w:r>
+      <w:r>
+        <w:t>与</w:t>
+      </w:r>
+      <w:r>
+        <w:t xml:space="preserve"> N-BaIoT </w:t>
+      </w:r>
+      <w:r>
+        <w:t>为条件。</w:t>
+      </w:r>
+      <w:r>
+        <w:t xml:space="preserve">N-BaIoT </w:t>
+      </w:r>
+      <w:r>
+        <w:t>对流量特征分类器已经饱和（所有模型</w:t>
+      </w:r>
+      <w:r>
+        <w:t xml:space="preserve"> Macro-F1 </w:t>
+      </w:r>
+      <w:r>
+        <w:t>均在</w:t>
+      </w:r>
+      <w:r>
+        <w:t xml:space="preserve"> 0.9998 </w:t>
+      </w:r>
+      <w:r>
+        <w:t>以上），它检验的是聚合环节的机制而非判别难度；两个外部数据集仍只是独立原生标签基准，不构成迁移实验。四个数据集都不代表生产流量，也都无法提供同一测试床上时间分离的留出集。</w:t>
+      </w:r>
+    </w:p>
+    <w:p>
+      <w:r>
+        <w:rPr>
+          <w:b/>
+        </w:rPr>
+        <w:t>未评估对抗鲁棒性。</w:t>
+      </w:r>
+      <w:r>
+        <w:t xml:space="preserve"> </w:t>
+      </w:r>
+      <w:r>
+        <w:t>本文只施加了随机扰动与特征屏蔽，没有构造规避攻击或基于梯度的攻击，报告的退化数字不构成对自适应对手的鲁棒性保证。</w:t>
+      </w:r>
+    </w:p>
+    <w:p>
+      <w:r>
+        <w:rPr>
+          <w:b/>
+        </w:rPr>
+        <w:t>未知族支持量不均衡。</w:t>
+      </w:r>
+      <w:r>
+        <w:t xml:space="preserve"> PortScan </w:t>
+      </w:r>
+      <w:r>
+        <w:t>有</w:t>
+      </w:r>
+      <w:r>
+        <w:t xml:space="preserve"> 158 930 </w:t>
+      </w:r>
+      <w:r>
+        <w:t>条，而</w:t>
+      </w:r>
+      <w:r>
+        <w:t xml:space="preserve"> Infiltration </w:t>
+      </w:r>
+      <w:r>
+        <w:t>仅</w:t>
+      </w:r>
+      <w:r>
+        <w:t xml:space="preserve"> 36 </w:t>
+      </w:r>
+      <w:r>
+        <w:t>条、</w:t>
+      </w:r>
+      <w:r>
+        <w:t xml:space="preserve">Heartbleed </w:t>
+      </w:r>
+      <w:r>
+        <w:t>仅</w:t>
+      </w:r>
+      <w:r>
+        <w:t xml:space="preserve"> 11 </w:t>
+      </w:r>
+      <w:r>
+        <w:t>条。开放集指标对保留哪一族高度敏感，本文只报告分族结果，不给出合并结论。</w:t>
+      </w:r>
+    </w:p>
+    <w:p>
+      <w:r>
+        <w:rPr>
+          <w:b/>
+        </w:rPr>
+        <w:t xml:space="preserve">Bootstrap </w:t>
+      </w:r>
+      <w:r>
+        <w:rPr>
+          <w:b/>
+        </w:rPr>
+        <w:t>区间的解释范围。</w:t>
+      </w:r>
+      <w:r>
+        <w:t xml:space="preserve"> </w:t>
+      </w:r>
+      <w:r>
+        <w:t>配对</w:t>
+      </w:r>
+      <w:r>
+        <w:t xml:space="preserve"> Bootstrap </w:t>
+      </w:r>
+      <w:r>
+        <w:t>量化的是测试行重采样不确定性，不包含网络环境变化、时间漂移与流量构成变化带来的不确定性。</w:t>
+      </w:r>
+    </w:p>
+    <w:p>
+      <w:r>
+        <w:rPr>
+          <w:b/>
+        </w:rPr>
         <w:lastRenderedPageBreak/>
-        <w:t>研究总体不等于生产流量。</w:t>
-      </w:r>
-      <w:r>
-        <w:t xml:space="preserve"> </w:t>
-      </w:r>
-      <w:r>
-        <w:t>自然先验总体经过全局去重、物理范围筛查与每类</w:t>
-      </w:r>
-      <w:r>
-        <w:t xml:space="preserve"> 20 000 </w:t>
-      </w:r>
-      <w:r>
-        <w:t>条截断，共</w:t>
-      </w:r>
-      <w:r>
-        <w:t xml:space="preserve"> 53 237 </w:t>
-      </w:r>
-      <w:r>
-        <w:t>条；平衡控制总体仅</w:t>
-      </w:r>
-      <w:r>
-        <w:t xml:space="preserve"> 3 365 </w:t>
-      </w:r>
-      <w:r>
-        <w:t>条。因此二者是审计流程的产物，而不是运行网络的样本；本文所有数值都限定在这两个总体之上。</w:t>
-      </w:r>
-    </w:p>
-    <w:p>
-      <w:r>
-        <w:rPr>
-          <w:b/>
-        </w:rPr>
-        <w:t>等价性依赖总体的构造方式。</w:t>
-      </w:r>
-      <w:r>
-        <w:t xml:space="preserve"> </w:t>
-      </w:r>
-      <w:r>
-        <w:t>它在</w:t>
-      </w:r>
-      <w:r>
-        <w:t xml:space="preserve"> 53 237 </w:t>
-      </w:r>
-      <w:r>
-        <w:t>条自然先验总体与</w:t>
-      </w:r>
-      <w:r>
-        <w:t xml:space="preserve"> 7.8 </w:t>
-      </w:r>
-      <w:r>
-        <w:t>倍扩大总体上成立，但在完全取消类别上限的</w:t>
-      </w:r>
-      <w:r>
-        <w:t xml:space="preserve"> 2 429 503 </w:t>
-      </w:r>
-      <w:r>
-        <w:t>条语料上转为小而稳定的劣势。因此「条件加权与等权投票不可区分」这一结论必须与所测总体一同引用，它不是与规模无关的性质。</w:t>
-      </w:r>
-    </w:p>
-    <w:p>
-      <w:r>
-        <w:rPr>
-          <w:b/>
-        </w:rPr>
-        <w:t>文件级实验不构成时间外推。</w:t>
-      </w:r>
-      <w:r>
-        <w:t xml:space="preserve"> CIC-IDS2017 </w:t>
-      </w:r>
-      <w:r>
-        <w:t>的不同文件覆盖的类别不同，无法构造类别完整的时间外测试协议。本文的文件级结果只能作为覆盖与风险分析，不能表述为</w:t>
-      </w:r>
-      <w:r>
-        <w:t>"</w:t>
-      </w:r>
-      <w:r>
-        <w:t>跨时间泛化</w:t>
-      </w:r>
-      <w:r>
-        <w:t>"</w:t>
-      </w:r>
-      <w:r>
-        <w:t>。</w:t>
-      </w:r>
-    </w:p>
-    <w:p>
-      <w:r>
-        <w:rPr>
-          <w:b/>
-        </w:rPr>
-        <w:t>外部数据集是独立基准，不是迁移实验。</w:t>
-      </w:r>
-      <w:r>
-        <w:t xml:space="preserve"> NSL-KDD</w:t>
-      </w:r>
-      <w:r>
-        <w:t>、</w:t>
-      </w:r>
-      <w:r>
-        <w:t xml:space="preserve">UNSW-NB15 </w:t>
-      </w:r>
-      <w:r>
-        <w:t>与</w:t>
-      </w:r>
-      <w:r>
-        <w:t xml:space="preserve"> CIC-IDS2017 </w:t>
-      </w:r>
-      <w:r>
-        <w:t>使用不同的标签体系，本文不做标签对齐，也不做跨数据集训练。三者分数不可合并或平均。</w:t>
-      </w:r>
-    </w:p>
-    <w:p>
-      <w:r>
-        <w:rPr>
-          <w:b/>
-        </w:rPr>
-        <w:t>延迟测量不覆盖端到端链路。</w:t>
-      </w:r>
-      <w:r>
-        <w:t xml:space="preserve"> </w:t>
-      </w:r>
-      <w:r>
-        <w:t>报告的毫秒数从数值特征矩阵开始计时，不含抓包、流重组、特征提取、告警输出与模型热更新。</w:t>
-      </w:r>
-    </w:p>
-    <w:p>
-      <w:r>
-        <w:rPr>
-          <w:b/>
-        </w:rPr>
-        <w:t>近重复只按精确形式剔除。</w:t>
-      </w:r>
-      <w:r>
-        <w:t xml:space="preserve"> </w:t>
-      </w:r>
-      <w:r>
-        <w:t>引言把「重复与近重复样本」列为公开数据集的危害之一，而审计只删除了完全相同的特征向量。把所有特征四舍五入到四位有效数字后做哈希，发现研究总体中另有</w:t>
-      </w:r>
-      <w:r>
-        <w:t xml:space="preserve"> 0.36% </w:t>
-      </w:r>
-      <w:r>
-        <w:t>的行在该分辨率下构成近重复组，其中</w:t>
-      </w:r>
-      <w:r>
-        <w:t xml:space="preserve"> 104 </w:t>
-      </w:r>
-      <w:r>
-        <w:t>条测试行（占测试集</w:t>
-      </w:r>
-      <w:r>
-        <w:t xml:space="preserve"> 0.21%</w:t>
-      </w:r>
-      <w:r>
-        <w:t>）与训练行共享同一个舍入后特征向量。剔除这些行后，三个模型的</w:t>
-      </w:r>
-      <w:r>
-        <w:t xml:space="preserve"> Macro-F1 </w:t>
-      </w:r>
-      <w:r>
-        <w:t>变化均不超过</w:t>
-      </w:r>
-      <w:r>
-        <w:t xml:space="preserve"> 0.00057</w:t>
-      </w:r>
-      <w:r>
-        <w:t>，因此该重叠不足以解释本文报告的差异；更粗分辨率的结果见补充材料。</w:t>
-      </w:r>
-    </w:p>
-    <w:p>
-      <w:r>
-        <w:rPr>
-          <w:b/>
-        </w:rPr>
-        <w:t>评测了四个数据集，但它们来自同一批采集计划的有限覆盖。</w:t>
-      </w:r>
-      <w:r>
-        <w:t xml:space="preserve"> </w:t>
-      </w:r>
-      <w:r>
-        <w:t>本文结论以</w:t>
-      </w:r>
-      <w:r>
-        <w:t xml:space="preserve"> CIC-IDS2017</w:t>
-      </w:r>
-      <w:r>
-        <w:t>（含截断总体与完整去重语料）、</w:t>
-      </w:r>
-      <w:r>
-        <w:t>NSL-KDD</w:t>
-      </w:r>
-      <w:r>
-        <w:t>、</w:t>
-      </w:r>
-      <w:r>
-        <w:t xml:space="preserve">UNSW-NB15 </w:t>
-      </w:r>
-      <w:r>
-        <w:t>与</w:t>
-      </w:r>
-      <w:r>
-        <w:t xml:space="preserve"> N-BaIoT </w:t>
-      </w:r>
-      <w:r>
-        <w:t>为条件。</w:t>
-      </w:r>
-      <w:r>
-        <w:t xml:space="preserve">N-BaIoT </w:t>
-      </w:r>
-      <w:r>
-        <w:t>对流量特征分类器已经饱和（所有模型</w:t>
-      </w:r>
-      <w:r>
-        <w:t xml:space="preserve"> Macro-F1 </w:t>
-      </w:r>
-      <w:r>
-        <w:t>均在</w:t>
-      </w:r>
-      <w:r>
-        <w:t xml:space="preserve"> 0.9998 </w:t>
-      </w:r>
-      <w:r>
-        <w:t>以上），它检验的是聚合环节的机制而非判别难度；两个外部数据集仍只是独立原生标签基准，不构成迁移实验。四个数据集都不代表生产流量，也都无法提供同一测试床上时间分离的留出集。</w:t>
-      </w:r>
-    </w:p>
-    <w:p>
-      <w:r>
-        <w:rPr>
-          <w:b/>
-        </w:rPr>
-        <w:t>未评估对抗鲁棒性。</w:t>
-      </w:r>
-      <w:r>
-        <w:t xml:space="preserve"> </w:t>
-      </w:r>
-      <w:r>
-        <w:t>本文只施加了随机扰动与特征屏蔽，没有构造规避攻击或基于梯度的攻击，报告的退化数字不构成对自适应对手的鲁棒性保证。</w:t>
-      </w:r>
-    </w:p>
-    <w:p>
-      <w:r>
-        <w:rPr>
-          <w:b/>
-        </w:rPr>
-        <w:t>未知族支持量不均衡。</w:t>
-      </w:r>
-      <w:r>
-        <w:t xml:space="preserve"> PortScan </w:t>
-      </w:r>
-      <w:r>
-        <w:t>有</w:t>
-      </w:r>
-      <w:r>
-        <w:t xml:space="preserve"> 158 930 </w:t>
-      </w:r>
-      <w:r>
-        <w:t>条，而</w:t>
-      </w:r>
-      <w:r>
-        <w:t xml:space="preserve"> Infiltration </w:t>
-      </w:r>
-      <w:r>
-        <w:t>仅</w:t>
-      </w:r>
-      <w:r>
-        <w:t xml:space="preserve"> 36 </w:t>
-      </w:r>
-      <w:r>
-        <w:t>条、</w:t>
-      </w:r>
-      <w:r>
-        <w:t xml:space="preserve">Heartbleed </w:t>
-      </w:r>
-      <w:r>
-        <w:t>仅</w:t>
-      </w:r>
-      <w:r>
-        <w:t xml:space="preserve"> 11 </w:t>
-      </w:r>
-      <w:r>
-        <w:t>条。开放集指标对保留哪一族高度敏感，本文只报告分族结果，不给出合并结论。</w:t>
-      </w:r>
-    </w:p>
-    <w:p>
-      <w:r>
-        <w:rPr>
-          <w:b/>
-        </w:rPr>
-        <w:t xml:space="preserve">Bootstrap </w:t>
-      </w:r>
-      <w:r>
-        <w:rPr>
-          <w:b/>
-        </w:rPr>
-        <w:t>区间的解释范围。</w:t>
-      </w:r>
-      <w:r>
-        <w:t xml:space="preserve"> </w:t>
-      </w:r>
-      <w:r>
-        <w:t>配对</w:t>
-      </w:r>
-      <w:r>
-        <w:t xml:space="preserve"> Bootstrap </w:t>
-      </w:r>
-      <w:r>
-        <w:t>量化的是测试行重采样不确定性，不包含网络环境变化、时间漂移与流量构成变化带来的不确定性。</w:t>
-      </w:r>
-    </w:p>
-    <w:p>
-      <w:r>
-        <w:rPr>
-          <w:b/>
-        </w:rPr>
         <w:t>单一硬件与单一实现。</w:t>
       </w:r>
       <w:r>
@@ -20328,7 +20392,6 @@
     </w:p>
     <w:p>
       <w:r>
-        <w:lastRenderedPageBreak/>
         <w:t>第一，</w:t>
       </w:r>
       <w:r>
@@ -20675,6 +20738,7 @@
         <w:pStyle w:val="1"/>
       </w:pPr>
       <w:r>
+        <w:lastRenderedPageBreak/>
         <w:t>数据与代码可用性</w:t>
       </w:r>
     </w:p>
@@ -20737,7 +20801,6 @@
         <w:pStyle w:val="1"/>
       </w:pPr>
       <w:r>
-        <w:lastRenderedPageBreak/>
         <w:t>利益冲突声明</w:t>
       </w:r>
     </w:p>
@@ -20986,6 +21049,7 @@
         </w:numPr>
       </w:pPr>
       <w:r>
+        <w:lastRenderedPageBreak/>
         <w:t>Dietterich T G. Ensemble methods in machine learning. MCS 2000: 1-15. DOI:10.1007/3-540-45014-9_1.</w:t>
       </w:r>
     </w:p>
@@ -21046,7 +21110,6 @@
         </w:numPr>
       </w:pPr>
       <w:r>
-        <w:lastRenderedPageBreak/>
         <w:t>Guyon I, Elisseeff A. An introduction to variable and feature selection. JMLR, 2003, 3: 1157-1182. [</w:t>
       </w:r>
       <w:r>
@@ -21269,6 +21332,7 @@
         </w:numPr>
       </w:pPr>
       <w:r>
+        <w:lastRenderedPageBreak/>
         <w:t>Guo C, Pleiss G, Sun Y, Weinberger K Q. On calibration of modern neural networks. ICML 2017: 1321-1330. [</w:t>
       </w:r>
       <w:r>
@@ -21365,7 +21429,6 @@
         </w:numPr>
       </w:pPr>
       <w:r>
-        <w:lastRenderedPageBreak/>
         <w:t>Vovk V, Gammerman A, Shafer G. Algorithmic Learning in a Random World. Springer, 2005. DOI:10.1007/b106715.</w:t>
       </w:r>
     </w:p>
@@ -21669,6 +21732,7 @@
               <w:rPr>
                 <w:sz w:val="16"/>
               </w:rPr>
+              <w:lastRenderedPageBreak/>
               <w:t>S01</w:t>
             </w:r>
           </w:p>
@@ -22113,7 +22177,6 @@
               <w:rPr>
                 <w:sz w:val="16"/>
               </w:rPr>
-              <w:lastRenderedPageBreak/>
               <w:t>S10</w:t>
             </w:r>
           </w:p>
@@ -23165,76 +23228,76 @@
       </w:rPr>
     </w:lvl>
   </w:abstractNum>
-  <w:num w:numId="1" w16cid:durableId="286736298">
+  <w:num w:numId="1" w16cid:durableId="131793713">
     <w:abstractNumId w:val="8"/>
   </w:num>
-  <w:num w:numId="2" w16cid:durableId="1815633916">
+  <w:num w:numId="2" w16cid:durableId="160243660">
     <w:abstractNumId w:val="6"/>
   </w:num>
-  <w:num w:numId="3" w16cid:durableId="1039285363">
+  <w:num w:numId="3" w16cid:durableId="1095514557">
     <w:abstractNumId w:val="5"/>
   </w:num>
-  <w:num w:numId="4" w16cid:durableId="1929340612">
+  <w:num w:numId="4" w16cid:durableId="47922271">
     <w:abstractNumId w:val="4"/>
   </w:num>
-  <w:num w:numId="5" w16cid:durableId="1461000264">
+  <w:num w:numId="5" w16cid:durableId="1985693213">
     <w:abstractNumId w:val="7"/>
   </w:num>
-  <w:num w:numId="6" w16cid:durableId="415442112">
+  <w:num w:numId="6" w16cid:durableId="851458359">
     <w:abstractNumId w:val="3"/>
   </w:num>
-  <w:num w:numId="7" w16cid:durableId="866525339">
+  <w:num w:numId="7" w16cid:durableId="883106277">
     <w:abstractNumId w:val="2"/>
   </w:num>
-  <w:num w:numId="8" w16cid:durableId="879827512">
+  <w:num w:numId="8" w16cid:durableId="1705055768">
     <w:abstractNumId w:val="1"/>
   </w:num>
-  <w:num w:numId="9" w16cid:durableId="1714038317">
+  <w:num w:numId="9" w16cid:durableId="907419245">
     <w:abstractNumId w:val="0"/>
   </w:num>
-  <w:num w:numId="10" w16cid:durableId="2102871378">
+  <w:num w:numId="10" w16cid:durableId="89981764">
     <w:abstractNumId w:val="7"/>
     <w:lvlOverride w:ilvl="0">
       <w:startOverride w:val="1"/>
     </w:lvlOverride>
   </w:num>
-  <w:num w:numId="11" w16cid:durableId="228393570">
+  <w:num w:numId="11" w16cid:durableId="1114596130">
     <w:abstractNumId w:val="7"/>
     <w:lvlOverride w:ilvl="0">
       <w:startOverride w:val="1"/>
     </w:lvlOverride>
   </w:num>
-  <w:num w:numId="12" w16cid:durableId="400566843">
+  <w:num w:numId="12" w16cid:durableId="175193915">
     <w:abstractNumId w:val="7"/>
     <w:lvlOverride w:ilvl="0">
       <w:startOverride w:val="1"/>
     </w:lvlOverride>
   </w:num>
-  <w:num w:numId="13" w16cid:durableId="2051372009">
+  <w:num w:numId="13" w16cid:durableId="561333093">
     <w:abstractNumId w:val="7"/>
     <w:lvlOverride w:ilvl="0">
       <w:startOverride w:val="1"/>
     </w:lvlOverride>
   </w:num>
-  <w:num w:numId="14" w16cid:durableId="297608653">
+  <w:num w:numId="14" w16cid:durableId="1879391961">
     <w:abstractNumId w:val="7"/>
     <w:lvlOverride w:ilvl="0">
       <w:startOverride w:val="1"/>
     </w:lvlOverride>
   </w:num>
-  <w:num w:numId="15" w16cid:durableId="1759063057">
+  <w:num w:numId="15" w16cid:durableId="1067462533">
     <w:abstractNumId w:val="7"/>
     <w:lvlOverride w:ilvl="0">
       <w:startOverride w:val="1"/>
     </w:lvlOverride>
   </w:num>
-  <w:num w:numId="16" w16cid:durableId="871917956">
+  <w:num w:numId="16" w16cid:durableId="320935318">
     <w:abstractNumId w:val="7"/>
     <w:lvlOverride w:ilvl="0">
       <w:startOverride w:val="1"/>
     </w:lvlOverride>
   </w:num>
-  <w:num w:numId="17" w16cid:durableId="1428303645">
+  <w:num w:numId="17" w16cid:durableId="736049333">
     <w:abstractNumId w:val="7"/>
     <w:lvlOverride w:ilvl="0">
       <w:startOverride w:val="1"/>

--- a/重构版论文_v4_20260915/中文SCI论文_v4_重构版.docx
+++ b/重构版论文_v4_20260915/中文SCI论文_v4_重构版.docx
@@ -2035,7 +2035,7 @@
           <w:noProof/>
         </w:rPr>
         <w:drawing>
-          <wp:inline distT="0" distB="0" distL="0" distR="0" wp14:anchorId="33A6772C" wp14:editId="143694B3">
+          <wp:inline distT="0" distB="0" distL="0" distR="0" wp14:anchorId="2320A9B2" wp14:editId="371ACE0F">
             <wp:extent cx="5760720" cy="2730962"/>
             <wp:effectExtent l="0" t="0" r="0" b="0"/>
             <wp:docPr id="1" name="Picture 1"/>
@@ -4261,7 +4261,7 @@
           <w:noProof/>
         </w:rPr>
         <w:drawing>
-          <wp:inline distT="0" distB="0" distL="0" distR="0" wp14:anchorId="0CF355F8" wp14:editId="6E35D4BF">
+          <wp:inline distT="0" distB="0" distL="0" distR="0" wp14:anchorId="1A5FD85D" wp14:editId="69FC2320">
             <wp:extent cx="5760720" cy="2750378"/>
             <wp:effectExtent l="0" t="0" r="0" b="0"/>
             <wp:docPr id="2" name="Picture 2"/>
@@ -6048,7 +6048,7 @@
           <w:noProof/>
         </w:rPr>
         <w:drawing>
-          <wp:inline distT="0" distB="0" distL="0" distR="0" wp14:anchorId="222F926F" wp14:editId="1611674C">
+          <wp:inline distT="0" distB="0" distL="0" distR="0" wp14:anchorId="08DC7D70" wp14:editId="0DC4DA01">
             <wp:extent cx="5760720" cy="3482709"/>
             <wp:effectExtent l="0" t="0" r="0" b="0"/>
             <wp:docPr id="3" name="Picture 3"/>
@@ -11417,7 +11417,7 @@
           <w:noProof/>
         </w:rPr>
         <w:drawing>
-          <wp:inline distT="0" distB="0" distL="0" distR="0" wp14:anchorId="34B48037" wp14:editId="0BA77AE7">
+          <wp:inline distT="0" distB="0" distL="0" distR="0" wp14:anchorId="53EC0133" wp14:editId="1FF6DB25">
             <wp:extent cx="5760720" cy="2508789"/>
             <wp:effectExtent l="0" t="0" r="0" b="0"/>
             <wp:docPr id="4" name="Picture 4"/>
@@ -13100,7 +13100,7 @@
         </w:rPr>
         <w:lastRenderedPageBreak/>
         <w:drawing>
-          <wp:inline distT="0" distB="0" distL="0" distR="0" wp14:anchorId="332296E2" wp14:editId="510320F6">
+          <wp:inline distT="0" distB="0" distL="0" distR="0" wp14:anchorId="5C41D735" wp14:editId="64E9F201">
             <wp:extent cx="5760720" cy="2108444"/>
             <wp:effectExtent l="0" t="0" r="0" b="0"/>
             <wp:docPr id="5" name="Picture 5"/>
@@ -13524,7 +13524,7 @@
         </w:rPr>
         <w:lastRenderedPageBreak/>
         <w:drawing>
-          <wp:inline distT="0" distB="0" distL="0" distR="0" wp14:anchorId="00145470" wp14:editId="26F802B6">
+          <wp:inline distT="0" distB="0" distL="0" distR="0" wp14:anchorId="7DF603D3" wp14:editId="61FDB255">
             <wp:extent cx="5760720" cy="2365196"/>
             <wp:effectExtent l="0" t="0" r="0" b="0"/>
             <wp:docPr id="6" name="Picture 6"/>
@@ -14661,7 +14661,7 @@
           <w:noProof/>
         </w:rPr>
         <w:drawing>
-          <wp:inline distT="0" distB="0" distL="0" distR="0" wp14:anchorId="138CD889" wp14:editId="1D5BCDC6">
+          <wp:inline distT="0" distB="0" distL="0" distR="0" wp14:anchorId="5CAF4A4F" wp14:editId="4BC293F6">
             <wp:extent cx="5760720" cy="2294215"/>
             <wp:effectExtent l="0" t="0" r="0" b="0"/>
             <wp:docPr id="7" name="Picture 7"/>
@@ -14796,7 +14796,7 @@
           <w:noProof/>
         </w:rPr>
         <w:drawing>
-          <wp:inline distT="0" distB="0" distL="0" distR="0" wp14:anchorId="65F1DBC6" wp14:editId="0A8939A3">
+          <wp:inline distT="0" distB="0" distL="0" distR="0" wp14:anchorId="02B3275A" wp14:editId="2DF95926">
             <wp:extent cx="5760720" cy="2362842"/>
             <wp:effectExtent l="0" t="0" r="0" b="0"/>
             <wp:docPr id="8" name="Picture 8"/>
@@ -15362,7 +15362,7 @@
           <w:noProof/>
         </w:rPr>
         <w:drawing>
-          <wp:inline distT="0" distB="0" distL="0" distR="0" wp14:anchorId="4D74DB9C" wp14:editId="1719CEC2">
+          <wp:inline distT="0" distB="0" distL="0" distR="0" wp14:anchorId="51DDDC26" wp14:editId="47538A60">
             <wp:extent cx="5760720" cy="2544177"/>
             <wp:effectExtent l="0" t="0" r="0" b="0"/>
             <wp:docPr id="9" name="Picture 9"/>
@@ -15952,7 +15952,7 @@
           <w:noProof/>
         </w:rPr>
         <w:drawing>
-          <wp:inline distT="0" distB="0" distL="0" distR="0" wp14:anchorId="541DAF35" wp14:editId="11D77014">
+          <wp:inline distT="0" distB="0" distL="0" distR="0" wp14:anchorId="6AF06648" wp14:editId="2390B718">
             <wp:extent cx="5760720" cy="2275394"/>
             <wp:effectExtent l="0" t="0" r="0" b="0"/>
             <wp:docPr id="10" name="Picture 10"/>
@@ -16259,7 +16259,7 @@
           <w:noProof/>
         </w:rPr>
         <w:drawing>
-          <wp:inline distT="0" distB="0" distL="0" distR="0" wp14:anchorId="10F3715B" wp14:editId="66506B7A">
+          <wp:inline distT="0" distB="0" distL="0" distR="0" wp14:anchorId="01CCCC98" wp14:editId="28D19187">
             <wp:extent cx="5760720" cy="2547041"/>
             <wp:effectExtent l="0" t="0" r="0" b="0"/>
             <wp:docPr id="11" name="Picture 11"/>
@@ -23228,76 +23228,76 @@
       </w:rPr>
     </w:lvl>
   </w:abstractNum>
-  <w:num w:numId="1" w16cid:durableId="131793713">
+  <w:num w:numId="1" w16cid:durableId="1339625398">
     <w:abstractNumId w:val="8"/>
   </w:num>
-  <w:num w:numId="2" w16cid:durableId="160243660">
+  <w:num w:numId="2" w16cid:durableId="128982692">
     <w:abstractNumId w:val="6"/>
   </w:num>
-  <w:num w:numId="3" w16cid:durableId="1095514557">
+  <w:num w:numId="3" w16cid:durableId="923414295">
     <w:abstractNumId w:val="5"/>
   </w:num>
-  <w:num w:numId="4" w16cid:durableId="47922271">
+  <w:num w:numId="4" w16cid:durableId="9260009">
     <w:abstractNumId w:val="4"/>
   </w:num>
-  <w:num w:numId="5" w16cid:durableId="1985693213">
+  <w:num w:numId="5" w16cid:durableId="1011417835">
     <w:abstractNumId w:val="7"/>
   </w:num>
-  <w:num w:numId="6" w16cid:durableId="851458359">
+  <w:num w:numId="6" w16cid:durableId="1588734082">
     <w:abstractNumId w:val="3"/>
   </w:num>
-  <w:num w:numId="7" w16cid:durableId="883106277">
+  <w:num w:numId="7" w16cid:durableId="830027424">
     <w:abstractNumId w:val="2"/>
   </w:num>
-  <w:num w:numId="8" w16cid:durableId="1705055768">
+  <w:num w:numId="8" w16cid:durableId="268857757">
     <w:abstractNumId w:val="1"/>
   </w:num>
-  <w:num w:numId="9" w16cid:durableId="907419245">
+  <w:num w:numId="9" w16cid:durableId="1463886719">
     <w:abstractNumId w:val="0"/>
   </w:num>
-  <w:num w:numId="10" w16cid:durableId="89981764">
+  <w:num w:numId="10" w16cid:durableId="1969510007">
     <w:abstractNumId w:val="7"/>
     <w:lvlOverride w:ilvl="0">
       <w:startOverride w:val="1"/>
     </w:lvlOverride>
   </w:num>
-  <w:num w:numId="11" w16cid:durableId="1114596130">
+  <w:num w:numId="11" w16cid:durableId="272784033">
     <w:abstractNumId w:val="7"/>
     <w:lvlOverride w:ilvl="0">
       <w:startOverride w:val="1"/>
     </w:lvlOverride>
   </w:num>
-  <w:num w:numId="12" w16cid:durableId="175193915">
+  <w:num w:numId="12" w16cid:durableId="194779935">
     <w:abstractNumId w:val="7"/>
     <w:lvlOverride w:ilvl="0">
       <w:startOverride w:val="1"/>
     </w:lvlOverride>
   </w:num>
-  <w:num w:numId="13" w16cid:durableId="561333093">
+  <w:num w:numId="13" w16cid:durableId="1189762227">
     <w:abstractNumId w:val="7"/>
     <w:lvlOverride w:ilvl="0">
       <w:startOverride w:val="1"/>
     </w:lvlOverride>
   </w:num>
-  <w:num w:numId="14" w16cid:durableId="1879391961">
+  <w:num w:numId="14" w16cid:durableId="822936938">
     <w:abstractNumId w:val="7"/>
     <w:lvlOverride w:ilvl="0">
       <w:startOverride w:val="1"/>
     </w:lvlOverride>
   </w:num>
-  <w:num w:numId="15" w16cid:durableId="1067462533">
+  <w:num w:numId="15" w16cid:durableId="350646085">
     <w:abstractNumId w:val="7"/>
     <w:lvlOverride w:ilvl="0">
       <w:startOverride w:val="1"/>
     </w:lvlOverride>
   </w:num>
-  <w:num w:numId="16" w16cid:durableId="320935318">
+  <w:num w:numId="16" w16cid:durableId="828593351">
     <w:abstractNumId w:val="7"/>
     <w:lvlOverride w:ilvl="0">
       <w:startOverride w:val="1"/>
     </w:lvlOverride>
   </w:num>
-  <w:num w:numId="17" w16cid:durableId="736049333">
+  <w:num w:numId="17" w16cid:durableId="996688026">
     <w:abstractNumId w:val="7"/>
     <w:lvlOverride w:ilvl="0">
       <w:startOverride w:val="1"/>

--- a/重构版论文_v4_20260915/中文SCI论文_v4_重构版.docx
+++ b/重构版论文_v4_20260915/中文SCI论文_v4_重构版.docx
@@ -2035,7 +2035,7 @@
           <w:noProof/>
         </w:rPr>
         <w:drawing>
-          <wp:inline distT="0" distB="0" distL="0" distR="0" wp14:anchorId="2320A9B2" wp14:editId="371ACE0F">
+          <wp:inline distT="0" distB="0" distL="0" distR="0" wp14:anchorId="71098703" wp14:editId="158D7FA5">
             <wp:extent cx="5760720" cy="2730962"/>
             <wp:effectExtent l="0" t="0" r="0" b="0"/>
             <wp:docPr id="1" name="Picture 1"/>
@@ -4261,7 +4261,7 @@
           <w:noProof/>
         </w:rPr>
         <w:drawing>
-          <wp:inline distT="0" distB="0" distL="0" distR="0" wp14:anchorId="1A5FD85D" wp14:editId="69FC2320">
+          <wp:inline distT="0" distB="0" distL="0" distR="0" wp14:anchorId="706692AA" wp14:editId="2A1566AA">
             <wp:extent cx="5760720" cy="2750378"/>
             <wp:effectExtent l="0" t="0" r="0" b="0"/>
             <wp:docPr id="2" name="Picture 2"/>
@@ -6048,7 +6048,7 @@
           <w:noProof/>
         </w:rPr>
         <w:drawing>
-          <wp:inline distT="0" distB="0" distL="0" distR="0" wp14:anchorId="08DC7D70" wp14:editId="0DC4DA01">
+          <wp:inline distT="0" distB="0" distL="0" distR="0" wp14:anchorId="1210589C" wp14:editId="18240BC7">
             <wp:extent cx="5760720" cy="3482709"/>
             <wp:effectExtent l="0" t="0" r="0" b="0"/>
             <wp:docPr id="3" name="Picture 3"/>
@@ -9416,7 +9416,13 @@
         <w:t xml:space="preserve"> 7 986 </w:t>
       </w:r>
       <w:r>
-        <w:t>条，十种子均值</w:t>
+        <w:t>条，十种子均值（</w:t>
+      </w:r>
+      <w:r>
+        <w:t xml:space="preserve">MLP </w:t>
+      </w:r>
+      <w:r>
+        <w:t>行为两次运行共有的三个种子）</w:t>
       </w:r>
     </w:p>
     <w:tbl>
@@ -11417,8 +11423,8 @@
           <w:noProof/>
         </w:rPr>
         <w:drawing>
-          <wp:inline distT="0" distB="0" distL="0" distR="0" wp14:anchorId="53EC0133" wp14:editId="1FF6DB25">
-            <wp:extent cx="5760720" cy="2508789"/>
+          <wp:inline distT="0" distB="0" distL="0" distR="0" wp14:anchorId="39E48020" wp14:editId="0E141343">
+            <wp:extent cx="5760720" cy="2547798"/>
             <wp:effectExtent l="0" t="0" r="0" b="0"/>
             <wp:docPr id="4" name="Picture 4"/>
             <wp:cNvGraphicFramePr>
@@ -11440,7 +11446,7 @@
                   <pic:spPr>
                     <a:xfrm>
                       <a:off x="0" y="0"/>
-                      <a:ext cx="5760720" cy="2508789"/>
+                      <a:ext cx="5760720" cy="2547798"/>
                     </a:xfrm>
                     <a:prstGeom prst="rect">
                       <a:avLst/>
@@ -11512,7 +11518,13 @@
         <w:t xml:space="preserve"> 0.75 </w:t>
       </w:r>
       <w:r>
-        <w:t>起，目的是显示千分位量级的差异；图</w:t>
+        <w:t>起，目的是显示千分位量级的差异，自然先验面板为十种子均值（</w:t>
+      </w:r>
+      <w:r>
+        <w:t xml:space="preserve">MLP </w:t>
+      </w:r>
+      <w:r>
+        <w:t>柱为两次运行共有的三个种子），平衡控制面板为三种子均值；图</w:t>
       </w:r>
       <w:r>
         <w:t xml:space="preserve"> 4(b) </w:t>
@@ -11801,6 +11813,7 @@
                 <w:b/>
                 <w:sz w:val="16"/>
               </w:rPr>
+              <w:lastRenderedPageBreak/>
               <w:t>对照</w:t>
             </w:r>
           </w:p>
@@ -11948,29 +11961,38 @@
                 <w:b/>
                 <w:sz w:val="16"/>
               </w:rPr>
-              <w:t>最小可检出效应</w:t>
+              <w:t>最小可检出效应（</w:t>
             </w:r>
             <w:r>
               <w:rPr>
                 <w:b/>
                 <w:sz w:val="16"/>
               </w:rPr>
-              <w:lastRenderedPageBreak/>
-              <w:t>（</w:t>
+              <w:t xml:space="preserve">80% </w:t>
             </w:r>
             <w:r>
               <w:rPr>
                 <w:b/>
                 <w:sz w:val="16"/>
               </w:rPr>
-              <w:t xml:space="preserve">80% </w:t>
-            </w:r>
+              <w:t>功效）</w:t>
+            </w:r>
+          </w:p>
+        </w:tc>
+        <w:tc>
+          <w:tcPr>
+            <w:tcW w:w="890" w:type="dxa"/>
+          </w:tcPr>
+          <w:p>
+            <w:pPr>
+              <w:spacing w:after="0"/>
+            </w:pPr>
             <w:r>
               <w:rPr>
                 <w:b/>
                 <w:sz w:val="16"/>
               </w:rPr>
-              <w:t>功效）</w:t>
+              <w:t>Cohen's d_z</w:t>
             </w:r>
           </w:p>
         </w:tc>
@@ -11987,8 +12009,21 @@
                 <w:b/>
                 <w:sz w:val="16"/>
               </w:rPr>
-              <w:lastRenderedPageBreak/>
-              <w:t>Cohen's d_z</w:t>
+              <w:t xml:space="preserve">Holm </w:t>
+            </w:r>
+            <w:r>
+              <w:rPr>
+                <w:b/>
+                <w:sz w:val="16"/>
+              </w:rPr>
+              <w:t>校正后符号翻转</w:t>
+            </w:r>
+            <w:r>
+              <w:rPr>
+                <w:b/>
+                <w:sz w:val="16"/>
+              </w:rPr>
+              <w:t xml:space="preserve"> p</w:t>
             </w:r>
           </w:p>
         </w:tc>
@@ -12005,69 +12040,21 @@
                 <w:b/>
                 <w:sz w:val="16"/>
               </w:rPr>
-              <w:t xml:space="preserve">Holm </w:t>
+              <w:t>支持</w:t>
             </w:r>
             <w:r>
               <w:rPr>
                 <w:b/>
                 <w:sz w:val="16"/>
               </w:rPr>
-              <w:t>校正后符号</w:t>
+              <w:t xml:space="preserve"> RCCF</w:t>
             </w:r>
             <w:r>
               <w:rPr>
                 <w:b/>
                 <w:sz w:val="16"/>
               </w:rPr>
-              <w:lastRenderedPageBreak/>
-              <w:t>翻转</w:t>
-            </w:r>
-            <w:r>
-              <w:rPr>
-                <w:b/>
-                <w:sz w:val="16"/>
-              </w:rPr>
-              <w:t xml:space="preserve"> p</w:t>
-            </w:r>
-          </w:p>
-        </w:tc>
-        <w:tc>
-          <w:tcPr>
-            <w:tcW w:w="890" w:type="dxa"/>
-          </w:tcPr>
-          <w:p>
-            <w:pPr>
-              <w:spacing w:after="0"/>
-            </w:pPr>
-            <w:r>
-              <w:rPr>
-                <w:b/>
-                <w:sz w:val="16"/>
-              </w:rPr>
-              <w:lastRenderedPageBreak/>
-              <w:t>支持</w:t>
-            </w:r>
-            <w:r>
-              <w:rPr>
-                <w:b/>
-                <w:sz w:val="16"/>
-              </w:rPr>
-              <w:t xml:space="preserve"> RCCF</w:t>
-            </w:r>
-            <w:r>
-              <w:rPr>
-                <w:b/>
-                <w:sz w:val="16"/>
-              </w:rPr>
-              <w:t>／</w:t>
-            </w:r>
-            <w:r>
-              <w:rPr>
-                <w:b/>
-                <w:sz w:val="16"/>
-              </w:rPr>
-              <w:lastRenderedPageBreak/>
-              <w:t>基线的种子数</w:t>
+              <w:t>／基线的种子数</w:t>
             </w:r>
           </w:p>
         </w:tc>
@@ -12085,7 +12072,6 @@
               <w:rPr>
                 <w:sz w:val="16"/>
               </w:rPr>
-              <w:lastRenderedPageBreak/>
               <w:t xml:space="preserve">RCCF − </w:t>
             </w:r>
             <w:r>
@@ -12928,7 +12914,7 @@
         <w:t xml:space="preserve"> RCCF </w:t>
       </w:r>
       <w:r>
-        <w:t>在两者共有的三个种子上的</w:t>
+        <w:t>的</w:t>
       </w:r>
       <w:r>
         <w:t xml:space="preserve"> 0.97792 </w:t>
@@ -12946,12 +12932,18 @@
         <w:t xml:space="preserve"> 0.797654</w:t>
       </w:r>
       <w:r>
-        <w:t>，比</w:t>
+        <w:t>，对</w:t>
       </w:r>
       <w:r>
         <w:t xml:space="preserve"> RCCF </w:t>
       </w:r>
       <w:r>
+        <w:t>的</w:t>
+      </w:r>
+      <w:r>
+        <w:t xml:space="preserve"> 0.889955 </w:t>
+      </w:r>
+      <w:r>
         <w:t>低</w:t>
       </w:r>
       <w:r>
@@ -12988,7 +12980,37 @@
         <w:t xml:space="preserve"> 0.006312</w:t>
       </w:r>
       <w:r>
-        <w:t>。两者在总体正确率上的配对</w:t>
+        <w:t>。本段所有对照均在两次运行共有的三个种子（</w:t>
+      </w:r>
+      <w:r>
+        <w:t>42</w:t>
+      </w:r>
+      <w:r>
+        <w:t>、</w:t>
+      </w:r>
+      <w:r>
+        <w:t>2024</w:t>
+      </w:r>
+      <w:r>
+        <w:t>、</w:t>
+      </w:r>
+      <w:r>
+        <w:t>3407</w:t>
+      </w:r>
+      <w:r>
+        <w:t>，即该神经基线训练所用的种子）上计算；表</w:t>
+      </w:r>
+      <w:r>
+        <w:t xml:space="preserve"> 4(a) </w:t>
+      </w:r>
+      <w:r>
+        <w:t>给出对应的十种子</w:t>
+      </w:r>
+      <w:r>
+        <w:t xml:space="preserve"> RCCF </w:t>
+      </w:r>
+      <w:r>
+        <w:t>数值。两者在总体正确率上的配对</w:t>
       </w:r>
       <w:r>
         <w:t xml:space="preserve"> McNemar </w:t>
@@ -13073,6 +13095,7 @@
         <w:pStyle w:val="21"/>
       </w:pPr>
       <w:r>
+        <w:lastRenderedPageBreak/>
         <w:t xml:space="preserve">5.3 </w:t>
       </w:r>
       <w:r>
@@ -13098,9 +13121,8 @@
         <w:rPr>
           <w:noProof/>
         </w:rPr>
-        <w:lastRenderedPageBreak/>
         <w:drawing>
-          <wp:inline distT="0" distB="0" distL="0" distR="0" wp14:anchorId="5C41D735" wp14:editId="64E9F201">
+          <wp:inline distT="0" distB="0" distL="0" distR="0" wp14:anchorId="33339754" wp14:editId="5D414EE0">
             <wp:extent cx="5760720" cy="2108444"/>
             <wp:effectExtent l="0" t="0" r="0" b="0"/>
             <wp:docPr id="5" name="Picture 5"/>
@@ -13524,7 +13546,7 @@
         </w:rPr>
         <w:lastRenderedPageBreak/>
         <w:drawing>
-          <wp:inline distT="0" distB="0" distL="0" distR="0" wp14:anchorId="7DF603D3" wp14:editId="61FDB255">
+          <wp:inline distT="0" distB="0" distL="0" distR="0" wp14:anchorId="2D7BCDA7" wp14:editId="018D5730">
             <wp:extent cx="5760720" cy="2365196"/>
             <wp:effectExtent l="0" t="0" r="0" b="0"/>
             <wp:docPr id="6" name="Picture 6"/>
@@ -14661,7 +14683,7 @@
           <w:noProof/>
         </w:rPr>
         <w:drawing>
-          <wp:inline distT="0" distB="0" distL="0" distR="0" wp14:anchorId="5CAF4A4F" wp14:editId="4BC293F6">
+          <wp:inline distT="0" distB="0" distL="0" distR="0" wp14:anchorId="265685E9" wp14:editId="605BFB55">
             <wp:extent cx="5760720" cy="2294215"/>
             <wp:effectExtent l="0" t="0" r="0" b="0"/>
             <wp:docPr id="7" name="Picture 7"/>
@@ -14796,7 +14818,7 @@
           <w:noProof/>
         </w:rPr>
         <w:drawing>
-          <wp:inline distT="0" distB="0" distL="0" distR="0" wp14:anchorId="02B3275A" wp14:editId="2DF95926">
+          <wp:inline distT="0" distB="0" distL="0" distR="0" wp14:anchorId="43C5E05B" wp14:editId="193CD795">
             <wp:extent cx="5760720" cy="2362842"/>
             <wp:effectExtent l="0" t="0" r="0" b="0"/>
             <wp:docPr id="8" name="Picture 8"/>
@@ -15362,7 +15384,7 @@
           <w:noProof/>
         </w:rPr>
         <w:drawing>
-          <wp:inline distT="0" distB="0" distL="0" distR="0" wp14:anchorId="51DDDC26" wp14:editId="47538A60">
+          <wp:inline distT="0" distB="0" distL="0" distR="0" wp14:anchorId="4E271E68" wp14:editId="4DC66D39">
             <wp:extent cx="5760720" cy="2544177"/>
             <wp:effectExtent l="0" t="0" r="0" b="0"/>
             <wp:docPr id="9" name="Picture 9"/>
@@ -15952,7 +15974,7 @@
           <w:noProof/>
         </w:rPr>
         <w:drawing>
-          <wp:inline distT="0" distB="0" distL="0" distR="0" wp14:anchorId="6AF06648" wp14:editId="2390B718">
+          <wp:inline distT="0" distB="0" distL="0" distR="0" wp14:anchorId="5058FDB2" wp14:editId="01097547">
             <wp:extent cx="5760720" cy="2275394"/>
             <wp:effectExtent l="0" t="0" r="0" b="0"/>
             <wp:docPr id="10" name="Picture 10"/>
@@ -16259,7 +16281,7 @@
           <w:noProof/>
         </w:rPr>
         <w:drawing>
-          <wp:inline distT="0" distB="0" distL="0" distR="0" wp14:anchorId="01CCCC98" wp14:editId="28D19187">
+          <wp:inline distT="0" distB="0" distL="0" distR="0" wp14:anchorId="62E4CF93" wp14:editId="7EFC2FBD">
             <wp:extent cx="5760720" cy="2547041"/>
             <wp:effectExtent l="0" t="0" r="0" b="0"/>
             <wp:docPr id="11" name="Picture 11"/>
@@ -23228,76 +23250,76 @@
       </w:rPr>
     </w:lvl>
   </w:abstractNum>
-  <w:num w:numId="1" w16cid:durableId="1339625398">
+  <w:num w:numId="1" w16cid:durableId="663048486">
     <w:abstractNumId w:val="8"/>
   </w:num>
-  <w:num w:numId="2" w16cid:durableId="128982692">
+  <w:num w:numId="2" w16cid:durableId="1005399088">
     <w:abstractNumId w:val="6"/>
   </w:num>
-  <w:num w:numId="3" w16cid:durableId="923414295">
+  <w:num w:numId="3" w16cid:durableId="1488395764">
     <w:abstractNumId w:val="5"/>
   </w:num>
-  <w:num w:numId="4" w16cid:durableId="9260009">
+  <w:num w:numId="4" w16cid:durableId="1500080891">
     <w:abstractNumId w:val="4"/>
   </w:num>
-  <w:num w:numId="5" w16cid:durableId="1011417835">
+  <w:num w:numId="5" w16cid:durableId="248538605">
     <w:abstractNumId w:val="7"/>
   </w:num>
-  <w:num w:numId="6" w16cid:durableId="1588734082">
+  <w:num w:numId="6" w16cid:durableId="391854313">
     <w:abstractNumId w:val="3"/>
   </w:num>
-  <w:num w:numId="7" w16cid:durableId="830027424">
+  <w:num w:numId="7" w16cid:durableId="1491553350">
     <w:abstractNumId w:val="2"/>
   </w:num>
-  <w:num w:numId="8" w16cid:durableId="268857757">
+  <w:num w:numId="8" w16cid:durableId="791288519">
     <w:abstractNumId w:val="1"/>
   </w:num>
-  <w:num w:numId="9" w16cid:durableId="1463886719">
+  <w:num w:numId="9" w16cid:durableId="867332044">
     <w:abstractNumId w:val="0"/>
   </w:num>
-  <w:num w:numId="10" w16cid:durableId="1969510007">
+  <w:num w:numId="10" w16cid:durableId="1175224048">
     <w:abstractNumId w:val="7"/>
     <w:lvlOverride w:ilvl="0">
       <w:startOverride w:val="1"/>
     </w:lvlOverride>
   </w:num>
-  <w:num w:numId="11" w16cid:durableId="272784033">
+  <w:num w:numId="11" w16cid:durableId="1839925952">
     <w:abstractNumId w:val="7"/>
     <w:lvlOverride w:ilvl="0">
       <w:startOverride w:val="1"/>
     </w:lvlOverride>
   </w:num>
-  <w:num w:numId="12" w16cid:durableId="194779935">
+  <w:num w:numId="12" w16cid:durableId="40908904">
     <w:abstractNumId w:val="7"/>
     <w:lvlOverride w:ilvl="0">
       <w:startOverride w:val="1"/>
     </w:lvlOverride>
   </w:num>
-  <w:num w:numId="13" w16cid:durableId="1189762227">
+  <w:num w:numId="13" w16cid:durableId="1147937171">
     <w:abstractNumId w:val="7"/>
     <w:lvlOverride w:ilvl="0">
       <w:startOverride w:val="1"/>
     </w:lvlOverride>
   </w:num>
-  <w:num w:numId="14" w16cid:durableId="822936938">
+  <w:num w:numId="14" w16cid:durableId="1823155394">
     <w:abstractNumId w:val="7"/>
     <w:lvlOverride w:ilvl="0">
       <w:startOverride w:val="1"/>
     </w:lvlOverride>
   </w:num>
-  <w:num w:numId="15" w16cid:durableId="350646085">
+  <w:num w:numId="15" w16cid:durableId="971710285">
     <w:abstractNumId w:val="7"/>
     <w:lvlOverride w:ilvl="0">
       <w:startOverride w:val="1"/>
     </w:lvlOverride>
   </w:num>
-  <w:num w:numId="16" w16cid:durableId="828593351">
+  <w:num w:numId="16" w16cid:durableId="1694375695">
     <w:abstractNumId w:val="7"/>
     <w:lvlOverride w:ilvl="0">
       <w:startOverride w:val="1"/>
     </w:lvlOverride>
   </w:num>
-  <w:num w:numId="17" w16cid:durableId="996688026">
+  <w:num w:numId="17" w16cid:durableId="1563901988">
     <w:abstractNumId w:val="7"/>
     <w:lvlOverride w:ilvl="0">
       <w:startOverride w:val="1"/>

--- a/重构版论文_v4_20260915/中文SCI论文_v4_重构版.docx
+++ b/重构版论文_v4_20260915/中文SCI论文_v4_重构版.docx
@@ -2035,7 +2035,7 @@
           <w:noProof/>
         </w:rPr>
         <w:drawing>
-          <wp:inline distT="0" distB="0" distL="0" distR="0" wp14:anchorId="71098703" wp14:editId="158D7FA5">
+          <wp:inline distT="0" distB="0" distL="0" distR="0" wp14:anchorId="26AC8209" wp14:editId="43055834">
             <wp:extent cx="5760720" cy="2730962"/>
             <wp:effectExtent l="0" t="0" r="0" b="0"/>
             <wp:docPr id="1" name="Picture 1"/>
@@ -4261,7 +4261,7 @@
           <w:noProof/>
         </w:rPr>
         <w:drawing>
-          <wp:inline distT="0" distB="0" distL="0" distR="0" wp14:anchorId="706692AA" wp14:editId="2A1566AA">
+          <wp:inline distT="0" distB="0" distL="0" distR="0" wp14:anchorId="3F15A0ED" wp14:editId="3BCB7C5D">
             <wp:extent cx="5760720" cy="2750378"/>
             <wp:effectExtent l="0" t="0" r="0" b="0"/>
             <wp:docPr id="2" name="Picture 2"/>
@@ -6048,7 +6048,7 @@
           <w:noProof/>
         </w:rPr>
         <w:drawing>
-          <wp:inline distT="0" distB="0" distL="0" distR="0" wp14:anchorId="1210589C" wp14:editId="18240BC7">
+          <wp:inline distT="0" distB="0" distL="0" distR="0" wp14:anchorId="086ED494" wp14:editId="1EDDEE9C">
             <wp:extent cx="5760720" cy="3482709"/>
             <wp:effectExtent l="0" t="0" r="0" b="0"/>
             <wp:docPr id="3" name="Picture 3"/>
@@ -11423,7 +11423,7 @@
           <w:noProof/>
         </w:rPr>
         <w:drawing>
-          <wp:inline distT="0" distB="0" distL="0" distR="0" wp14:anchorId="39E48020" wp14:editId="0E141343">
+          <wp:inline distT="0" distB="0" distL="0" distR="0" wp14:anchorId="43179D08" wp14:editId="7BF004E2">
             <wp:extent cx="5760720" cy="2547798"/>
             <wp:effectExtent l="0" t="0" r="0" b="0"/>
             <wp:docPr id="4" name="Picture 4"/>
@@ -13122,7 +13122,7 @@
           <w:noProof/>
         </w:rPr>
         <w:drawing>
-          <wp:inline distT="0" distB="0" distL="0" distR="0" wp14:anchorId="33339754" wp14:editId="5D414EE0">
+          <wp:inline distT="0" distB="0" distL="0" distR="0" wp14:anchorId="41F84F28" wp14:editId="6E019183">
             <wp:extent cx="5760720" cy="2108444"/>
             <wp:effectExtent l="0" t="0" r="0" b="0"/>
             <wp:docPr id="5" name="Picture 5"/>
@@ -13546,7 +13546,7 @@
         </w:rPr>
         <w:lastRenderedPageBreak/>
         <w:drawing>
-          <wp:inline distT="0" distB="0" distL="0" distR="0" wp14:anchorId="2D7BCDA7" wp14:editId="018D5730">
+          <wp:inline distT="0" distB="0" distL="0" distR="0" wp14:anchorId="4D384294" wp14:editId="025F0881">
             <wp:extent cx="5760720" cy="2365196"/>
             <wp:effectExtent l="0" t="0" r="0" b="0"/>
             <wp:docPr id="6" name="Picture 6"/>
@@ -14683,7 +14683,7 @@
           <w:noProof/>
         </w:rPr>
         <w:drawing>
-          <wp:inline distT="0" distB="0" distL="0" distR="0" wp14:anchorId="265685E9" wp14:editId="605BFB55">
+          <wp:inline distT="0" distB="0" distL="0" distR="0" wp14:anchorId="12D5DD16" wp14:editId="318F4C85">
             <wp:extent cx="5760720" cy="2294215"/>
             <wp:effectExtent l="0" t="0" r="0" b="0"/>
             <wp:docPr id="7" name="Picture 7"/>
@@ -14818,7 +14818,7 @@
           <w:noProof/>
         </w:rPr>
         <w:drawing>
-          <wp:inline distT="0" distB="0" distL="0" distR="0" wp14:anchorId="43C5E05B" wp14:editId="193CD795">
+          <wp:inline distT="0" distB="0" distL="0" distR="0" wp14:anchorId="61774549" wp14:editId="37A9D97C">
             <wp:extent cx="5760720" cy="2362842"/>
             <wp:effectExtent l="0" t="0" r="0" b="0"/>
             <wp:docPr id="8" name="Picture 8"/>
@@ -15384,7 +15384,7 @@
           <w:noProof/>
         </w:rPr>
         <w:drawing>
-          <wp:inline distT="0" distB="0" distL="0" distR="0" wp14:anchorId="4E271E68" wp14:editId="4DC66D39">
+          <wp:inline distT="0" distB="0" distL="0" distR="0" wp14:anchorId="0A094D55" wp14:editId="21E85CD8">
             <wp:extent cx="5760720" cy="2544177"/>
             <wp:effectExtent l="0" t="0" r="0" b="0"/>
             <wp:docPr id="9" name="Picture 9"/>
@@ -15974,7 +15974,7 @@
           <w:noProof/>
         </w:rPr>
         <w:drawing>
-          <wp:inline distT="0" distB="0" distL="0" distR="0" wp14:anchorId="5058FDB2" wp14:editId="01097547">
+          <wp:inline distT="0" distB="0" distL="0" distR="0" wp14:anchorId="6A3E8F53" wp14:editId="7D0D6094">
             <wp:extent cx="5760720" cy="2275394"/>
             <wp:effectExtent l="0" t="0" r="0" b="0"/>
             <wp:docPr id="10" name="Picture 10"/>
@@ -16281,7 +16281,7 @@
           <w:noProof/>
         </w:rPr>
         <w:drawing>
-          <wp:inline distT="0" distB="0" distL="0" distR="0" wp14:anchorId="62E4CF93" wp14:editId="7EFC2FBD">
+          <wp:inline distT="0" distB="0" distL="0" distR="0" wp14:anchorId="053F1085" wp14:editId="5F697071">
             <wp:extent cx="5760720" cy="2547041"/>
             <wp:effectExtent l="0" t="0" r="0" b="0"/>
             <wp:docPr id="11" name="Picture 11"/>
@@ -20906,13 +20906,19 @@
         <w:t>已于</w:t>
       </w:r>
       <w:r>
-        <w:t xml:space="preserve"> 2026-09-16 </w:t>
+        <w:t xml:space="preserve"> 2026-09-23 </w:t>
       </w:r>
       <w:r>
         <w:t>通过</w:t>
       </w:r>
       <w:r>
         <w:t xml:space="preserve"> Crossref </w:t>
+      </w:r>
+      <w:r>
+        <w:t>或</w:t>
+      </w:r>
+      <w:r>
+        <w:t xml:space="preserve"> DataCite </w:t>
       </w:r>
       <w:r>
         <w:t>核验。对不分配</w:t>
@@ -23250,76 +23256,76 @@
       </w:rPr>
     </w:lvl>
   </w:abstractNum>
-  <w:num w:numId="1" w16cid:durableId="663048486">
+  <w:num w:numId="1" w16cid:durableId="1236817551">
     <w:abstractNumId w:val="8"/>
   </w:num>
-  <w:num w:numId="2" w16cid:durableId="1005399088">
+  <w:num w:numId="2" w16cid:durableId="1102648664">
     <w:abstractNumId w:val="6"/>
   </w:num>
-  <w:num w:numId="3" w16cid:durableId="1488395764">
+  <w:num w:numId="3" w16cid:durableId="1335767214">
     <w:abstractNumId w:val="5"/>
   </w:num>
-  <w:num w:numId="4" w16cid:durableId="1500080891">
+  <w:num w:numId="4" w16cid:durableId="798457556">
     <w:abstractNumId w:val="4"/>
   </w:num>
-  <w:num w:numId="5" w16cid:durableId="248538605">
+  <w:num w:numId="5" w16cid:durableId="496964786">
     <w:abstractNumId w:val="7"/>
   </w:num>
-  <w:num w:numId="6" w16cid:durableId="391854313">
+  <w:num w:numId="6" w16cid:durableId="1294095962">
     <w:abstractNumId w:val="3"/>
   </w:num>
-  <w:num w:numId="7" w16cid:durableId="1491553350">
+  <w:num w:numId="7" w16cid:durableId="1294823503">
     <w:abstractNumId w:val="2"/>
   </w:num>
-  <w:num w:numId="8" w16cid:durableId="791288519">
+  <w:num w:numId="8" w16cid:durableId="605583333">
     <w:abstractNumId w:val="1"/>
   </w:num>
-  <w:num w:numId="9" w16cid:durableId="867332044">
+  <w:num w:numId="9" w16cid:durableId="914435362">
     <w:abstractNumId w:val="0"/>
   </w:num>
-  <w:num w:numId="10" w16cid:durableId="1175224048">
+  <w:num w:numId="10" w16cid:durableId="1156645335">
     <w:abstractNumId w:val="7"/>
     <w:lvlOverride w:ilvl="0">
       <w:startOverride w:val="1"/>
     </w:lvlOverride>
   </w:num>
-  <w:num w:numId="11" w16cid:durableId="1839925952">
+  <w:num w:numId="11" w16cid:durableId="723408284">
     <w:abstractNumId w:val="7"/>
     <w:lvlOverride w:ilvl="0">
       <w:startOverride w:val="1"/>
     </w:lvlOverride>
   </w:num>
-  <w:num w:numId="12" w16cid:durableId="40908904">
+  <w:num w:numId="12" w16cid:durableId="425418275">
     <w:abstractNumId w:val="7"/>
     <w:lvlOverride w:ilvl="0">
       <w:startOverride w:val="1"/>
     </w:lvlOverride>
   </w:num>
-  <w:num w:numId="13" w16cid:durableId="1147937171">
+  <w:num w:numId="13" w16cid:durableId="291832011">
     <w:abstractNumId w:val="7"/>
     <w:lvlOverride w:ilvl="0">
       <w:startOverride w:val="1"/>
     </w:lvlOverride>
   </w:num>
-  <w:num w:numId="14" w16cid:durableId="1823155394">
+  <w:num w:numId="14" w16cid:durableId="512451660">
     <w:abstractNumId w:val="7"/>
     <w:lvlOverride w:ilvl="0">
       <w:startOverride w:val="1"/>
     </w:lvlOverride>
   </w:num>
-  <w:num w:numId="15" w16cid:durableId="971710285">
+  <w:num w:numId="15" w16cid:durableId="1389963067">
     <w:abstractNumId w:val="7"/>
     <w:lvlOverride w:ilvl="0">
       <w:startOverride w:val="1"/>
     </w:lvlOverride>
   </w:num>
-  <w:num w:numId="16" w16cid:durableId="1694375695">
+  <w:num w:numId="16" w16cid:durableId="1874924266">
     <w:abstractNumId w:val="7"/>
     <w:lvlOverride w:ilvl="0">
       <w:startOverride w:val="1"/>
     </w:lvlOverride>
   </w:num>
-  <w:num w:numId="17" w16cid:durableId="1563901988">
+  <w:num w:numId="17" w16cid:durableId="1295333693">
     <w:abstractNumId w:val="7"/>
     <w:lvlOverride w:ilvl="0">
       <w:startOverride w:val="1"/>

--- a/重构版论文_v4_20260915/中文SCI论文_v4_重构版.docx
+++ b/重构版论文_v4_20260915/中文SCI论文_v4_重构版.docx
@@ -2035,7 +2035,7 @@
           <w:noProof/>
         </w:rPr>
         <w:drawing>
-          <wp:inline distT="0" distB="0" distL="0" distR="0" wp14:anchorId="26AC8209" wp14:editId="43055834">
+          <wp:inline distT="0" distB="0" distL="0" distR="0" wp14:anchorId="32763403" wp14:editId="7BB62024">
             <wp:extent cx="5760720" cy="2730962"/>
             <wp:effectExtent l="0" t="0" r="0" b="0"/>
             <wp:docPr id="1" name="Picture 1"/>
@@ -4261,7 +4261,7 @@
           <w:noProof/>
         </w:rPr>
         <w:drawing>
-          <wp:inline distT="0" distB="0" distL="0" distR="0" wp14:anchorId="3F15A0ED" wp14:editId="3BCB7C5D">
+          <wp:inline distT="0" distB="0" distL="0" distR="0" wp14:anchorId="14FC091B" wp14:editId="23F60662">
             <wp:extent cx="5760720" cy="2750378"/>
             <wp:effectExtent l="0" t="0" r="0" b="0"/>
             <wp:docPr id="2" name="Picture 2"/>
@@ -6048,7 +6048,7 @@
           <w:noProof/>
         </w:rPr>
         <w:drawing>
-          <wp:inline distT="0" distB="0" distL="0" distR="0" wp14:anchorId="086ED494" wp14:editId="1EDDEE9C">
+          <wp:inline distT="0" distB="0" distL="0" distR="0" wp14:anchorId="305FB292" wp14:editId="62526421">
             <wp:extent cx="5760720" cy="3482709"/>
             <wp:effectExtent l="0" t="0" r="0" b="0"/>
             <wp:docPr id="3" name="Picture 3"/>
@@ -8710,19 +8710,31 @@
     </w:p>
     <w:p>
       <w:r>
-        <w:t>特征质量审计显示，</w:t>
-      </w:r>
-      <w:r>
-        <w:t xml:space="preserve">CIC-IDS2017 </w:t>
-      </w:r>
-      <w:r>
-        <w:t>的</w:t>
-      </w:r>
-      <w:r>
-        <w:t xml:space="preserve"> 78 </w:t>
-      </w:r>
-      <w:r>
-        <w:t>维特征中有</w:t>
+        <w:t>在平衡控制总体</w:t>
+      </w:r>
+      <w:r>
+        <w:t xml:space="preserve"> P_bal </w:t>
+      </w:r>
+      <w:r>
+        <w:t>的训练划分（</w:t>
+      </w:r>
+      <w:r>
+        <w:t xml:space="preserve">2 355 </w:t>
+      </w:r>
+      <w:r>
+        <w:t>行）上做特征质量审计，</w:t>
+      </w:r>
+      <w:r>
+        <w:t xml:space="preserve">78 </w:t>
+      </w:r>
+      <w:r>
+        <w:t>维</w:t>
+      </w:r>
+      <w:r>
+        <w:t xml:space="preserve"> CIC-IDS2017 </w:t>
+      </w:r>
+      <w:r>
+        <w:t>特征中有</w:t>
       </w:r>
       <w:r>
         <w:t xml:space="preserve"> </w:t>
@@ -8746,7 +8758,19 @@
         <w:t xml:space="preserve">18 </w:t>
       </w:r>
       <w:r>
-        <w:t>维为近零方差特征。恒定列包括</w:t>
+        <w:t>维为近零方差特征；主协议的自然先验划分上同样有</w:t>
+      </w:r>
+      <w:r>
+        <w:t xml:space="preserve"> 10 </w:t>
+      </w:r>
+      <w:r>
+        <w:t>维恒定、</w:t>
+      </w:r>
+      <w:r>
+        <w:t xml:space="preserve">20 </w:t>
+      </w:r>
+      <w:r>
+        <w:t>维近零方差，说明这种退化属于特征表示本身，而不是某个总体特有的现象。恒定列包括</w:t>
       </w:r>
       <w:r>
         <w:t xml:space="preserve"> Bwd PSH Flags</w:t>
@@ -8755,7 +8779,11 @@
         <w:t>、</w:t>
       </w:r>
       <w:r>
-        <w:t>Fwd URG Flags</w:t>
+        <w:t xml:space="preserve">Fwd </w:t>
+      </w:r>
+      <w:r>
+        <w:lastRenderedPageBreak/>
+        <w:t>URG Flags</w:t>
       </w:r>
       <w:r>
         <w:t>、</w:t>
@@ -8799,7 +8827,6 @@
     </w:p>
     <w:p>
       <w:r>
-        <w:lastRenderedPageBreak/>
         <w:t>在预先指定的候选中，卡方特征数</w:t>
       </w:r>
       <w:r>
@@ -9309,19 +9336,31 @@
         <w:t>没有造成判别能力损失</w:t>
       </w:r>
       <w:r>
-        <w:t>，在两个协议上甚至出现小幅正向差异，但在十次重复划分下该差异（</w:t>
-      </w:r>
-      <w:r>
-        <w:t>+0.00015</w:t>
-      </w:r>
-      <w:r>
-        <w:t>）远小于划分间的标准差（约</w:t>
+        <w:t>。两个固定划分协议上出现小幅正向差异（</w:t>
+      </w:r>
+      <w:r>
+        <w:t xml:space="preserve">+0.00207 </w:t>
+      </w:r>
+      <w:r>
+        <w:t>与</w:t>
+      </w:r>
+      <w:r>
+        <w:t xml:space="preserve"> +0.00222</w:t>
+      </w:r>
+      <w:r>
+        <w:t>）；在十次重复划分下该差异缩小到</w:t>
+      </w:r>
+      <w:r>
+        <w:t xml:space="preserve"> +0.00015</w:t>
+      </w:r>
+      <w:r>
+        <w:t>，比划分间标准差（约</w:t>
       </w:r>
       <w:r>
         <w:t xml:space="preserve"> 0.011</w:t>
       </w:r>
       <w:r>
-        <w:t>）。因此</w:t>
+        <w:t>）小两个数量级。因此</w:t>
       </w:r>
       <w:r>
         <w:t xml:space="preserve"> RQ1 </w:t>
@@ -10961,6 +11000,7 @@
               <w:rPr>
                 <w:sz w:val="16"/>
               </w:rPr>
+              <w:lastRenderedPageBreak/>
               <w:t>等权森林（全特征）</w:t>
             </w:r>
           </w:p>
@@ -11109,7 +11149,6 @@
               <w:rPr>
                 <w:sz w:val="16"/>
               </w:rPr>
-              <w:lastRenderedPageBreak/>
               <w:t>极端随机树（</w:t>
             </w:r>
             <w:r>
@@ -11423,7 +11462,7 @@
           <w:noProof/>
         </w:rPr>
         <w:drawing>
-          <wp:inline distT="0" distB="0" distL="0" distR="0" wp14:anchorId="43179D08" wp14:editId="7BF004E2">
+          <wp:inline distT="0" distB="0" distL="0" distR="0" wp14:anchorId="0DD81EB5" wp14:editId="371EBBA1">
             <wp:extent cx="5760720" cy="2547798"/>
             <wp:effectExtent l="0" t="0" r="0" b="0"/>
             <wp:docPr id="4" name="Picture 4"/>
@@ -11757,6 +11796,7 @@
         <w:rPr>
           <w:b/>
         </w:rPr>
+        <w:lastRenderedPageBreak/>
         <w:t>表</w:t>
       </w:r>
       <w:r>
@@ -11813,7 +11853,6 @@
                 <w:b/>
                 <w:sz w:val="16"/>
               </w:rPr>
-              <w:lastRenderedPageBreak/>
               <w:t>对照</w:t>
             </w:r>
           </w:p>
@@ -13122,7 +13161,7 @@
           <w:noProof/>
         </w:rPr>
         <w:drawing>
-          <wp:inline distT="0" distB="0" distL="0" distR="0" wp14:anchorId="41F84F28" wp14:editId="6E019183">
+          <wp:inline distT="0" distB="0" distL="0" distR="0" wp14:anchorId="3110D9F8" wp14:editId="6E86C7B2">
             <wp:extent cx="5760720" cy="2108444"/>
             <wp:effectExtent l="0" t="0" r="0" b="0"/>
             <wp:docPr id="5" name="Picture 5"/>
@@ -13546,7 +13585,7 @@
         </w:rPr>
         <w:lastRenderedPageBreak/>
         <w:drawing>
-          <wp:inline distT="0" distB="0" distL="0" distR="0" wp14:anchorId="4D384294" wp14:editId="025F0881">
+          <wp:inline distT="0" distB="0" distL="0" distR="0" wp14:anchorId="43A7F83E" wp14:editId="1DEB30AD">
             <wp:extent cx="5760720" cy="2365196"/>
             <wp:effectExtent l="0" t="0" r="0" b="0"/>
             <wp:docPr id="6" name="Picture 6"/>
@@ -14683,7 +14722,7 @@
           <w:noProof/>
         </w:rPr>
         <w:drawing>
-          <wp:inline distT="0" distB="0" distL="0" distR="0" wp14:anchorId="12D5DD16" wp14:editId="318F4C85">
+          <wp:inline distT="0" distB="0" distL="0" distR="0" wp14:anchorId="62B721A1" wp14:editId="269213F4">
             <wp:extent cx="5760720" cy="2294215"/>
             <wp:effectExtent l="0" t="0" r="0" b="0"/>
             <wp:docPr id="7" name="Picture 7"/>
@@ -14818,7 +14857,7 @@
           <w:noProof/>
         </w:rPr>
         <w:drawing>
-          <wp:inline distT="0" distB="0" distL="0" distR="0" wp14:anchorId="61774549" wp14:editId="37A9D97C">
+          <wp:inline distT="0" distB="0" distL="0" distR="0" wp14:anchorId="4D1431C9" wp14:editId="1AC6C410">
             <wp:extent cx="5760720" cy="2362842"/>
             <wp:effectExtent l="0" t="0" r="0" b="0"/>
             <wp:docPr id="8" name="Picture 8"/>
@@ -15384,7 +15423,7 @@
           <w:noProof/>
         </w:rPr>
         <w:drawing>
-          <wp:inline distT="0" distB="0" distL="0" distR="0" wp14:anchorId="0A094D55" wp14:editId="21E85CD8">
+          <wp:inline distT="0" distB="0" distL="0" distR="0" wp14:anchorId="565C5DB2" wp14:editId="3083653C">
             <wp:extent cx="5760720" cy="2544177"/>
             <wp:effectExtent l="0" t="0" r="0" b="0"/>
             <wp:docPr id="9" name="Picture 9"/>
@@ -15974,7 +16013,7 @@
           <w:noProof/>
         </w:rPr>
         <w:drawing>
-          <wp:inline distT="0" distB="0" distL="0" distR="0" wp14:anchorId="6A3E8F53" wp14:editId="7D0D6094">
+          <wp:inline distT="0" distB="0" distL="0" distR="0" wp14:anchorId="3BCF7408" wp14:editId="20A32A74">
             <wp:extent cx="5760720" cy="2275394"/>
             <wp:effectExtent l="0" t="0" r="0" b="0"/>
             <wp:docPr id="10" name="Picture 10"/>
@@ -16281,7 +16320,7 @@
           <w:noProof/>
         </w:rPr>
         <w:drawing>
-          <wp:inline distT="0" distB="0" distL="0" distR="0" wp14:anchorId="053F1085" wp14:editId="5F697071">
+          <wp:inline distT="0" distB="0" distL="0" distR="0" wp14:anchorId="2EA06BEC" wp14:editId="5B591706">
             <wp:extent cx="5760720" cy="2547041"/>
             <wp:effectExtent l="0" t="0" r="0" b="0"/>
             <wp:docPr id="11" name="Picture 11"/>
@@ -23256,76 +23295,76 @@
       </w:rPr>
     </w:lvl>
   </w:abstractNum>
-  <w:num w:numId="1" w16cid:durableId="1236817551">
+  <w:num w:numId="1" w16cid:durableId="1832328393">
     <w:abstractNumId w:val="8"/>
   </w:num>
-  <w:num w:numId="2" w16cid:durableId="1102648664">
+  <w:num w:numId="2" w16cid:durableId="1112433057">
     <w:abstractNumId w:val="6"/>
   </w:num>
-  <w:num w:numId="3" w16cid:durableId="1335767214">
+  <w:num w:numId="3" w16cid:durableId="776825110">
     <w:abstractNumId w:val="5"/>
   </w:num>
-  <w:num w:numId="4" w16cid:durableId="798457556">
+  <w:num w:numId="4" w16cid:durableId="2061051280">
     <w:abstractNumId w:val="4"/>
   </w:num>
-  <w:num w:numId="5" w16cid:durableId="496964786">
+  <w:num w:numId="5" w16cid:durableId="1853452072">
     <w:abstractNumId w:val="7"/>
   </w:num>
-  <w:num w:numId="6" w16cid:durableId="1294095962">
+  <w:num w:numId="6" w16cid:durableId="1321426223">
     <w:abstractNumId w:val="3"/>
   </w:num>
-  <w:num w:numId="7" w16cid:durableId="1294823503">
+  <w:num w:numId="7" w16cid:durableId="1422292620">
     <w:abstractNumId w:val="2"/>
   </w:num>
-  <w:num w:numId="8" w16cid:durableId="605583333">
+  <w:num w:numId="8" w16cid:durableId="2021811641">
     <w:abstractNumId w:val="1"/>
   </w:num>
-  <w:num w:numId="9" w16cid:durableId="914435362">
+  <w:num w:numId="9" w16cid:durableId="2014141372">
     <w:abstractNumId w:val="0"/>
   </w:num>
-  <w:num w:numId="10" w16cid:durableId="1156645335">
+  <w:num w:numId="10" w16cid:durableId="875773062">
     <w:abstractNumId w:val="7"/>
     <w:lvlOverride w:ilvl="0">
       <w:startOverride w:val="1"/>
     </w:lvlOverride>
   </w:num>
-  <w:num w:numId="11" w16cid:durableId="723408284">
+  <w:num w:numId="11" w16cid:durableId="214898335">
     <w:abstractNumId w:val="7"/>
     <w:lvlOverride w:ilvl="0">
       <w:startOverride w:val="1"/>
     </w:lvlOverride>
   </w:num>
-  <w:num w:numId="12" w16cid:durableId="425418275">
+  <w:num w:numId="12" w16cid:durableId="808665177">
     <w:abstractNumId w:val="7"/>
     <w:lvlOverride w:ilvl="0">
       <w:startOverride w:val="1"/>
     </w:lvlOverride>
   </w:num>
-  <w:num w:numId="13" w16cid:durableId="291832011">
+  <w:num w:numId="13" w16cid:durableId="377781936">
     <w:abstractNumId w:val="7"/>
     <w:lvlOverride w:ilvl="0">
       <w:startOverride w:val="1"/>
     </w:lvlOverride>
   </w:num>
-  <w:num w:numId="14" w16cid:durableId="512451660">
+  <w:num w:numId="14" w16cid:durableId="1677807267">
     <w:abstractNumId w:val="7"/>
     <w:lvlOverride w:ilvl="0">
       <w:startOverride w:val="1"/>
     </w:lvlOverride>
   </w:num>
-  <w:num w:numId="15" w16cid:durableId="1389963067">
+  <w:num w:numId="15" w16cid:durableId="2099475089">
     <w:abstractNumId w:val="7"/>
     <w:lvlOverride w:ilvl="0">
       <w:startOverride w:val="1"/>
     </w:lvlOverride>
   </w:num>
-  <w:num w:numId="16" w16cid:durableId="1874924266">
+  <w:num w:numId="16" w16cid:durableId="1244994577">
     <w:abstractNumId w:val="7"/>
     <w:lvlOverride w:ilvl="0">
       <w:startOverride w:val="1"/>
     </w:lvlOverride>
   </w:num>
-  <w:num w:numId="17" w16cid:durableId="1295333693">
+  <w:num w:numId="17" w16cid:durableId="573782481">
     <w:abstractNumId w:val="7"/>
     <w:lvlOverride w:ilvl="0">
       <w:startOverride w:val="1"/>

--- a/重构版论文_v4_20260915/中文SCI论文_v4_重构版.docx
+++ b/重构版论文_v4_20260915/中文SCI论文_v4_重构版.docx
@@ -2035,7 +2035,7 @@
           <w:noProof/>
         </w:rPr>
         <w:drawing>
-          <wp:inline distT="0" distB="0" distL="0" distR="0" wp14:anchorId="32763403" wp14:editId="7BB62024">
+          <wp:inline distT="0" distB="0" distL="0" distR="0" wp14:anchorId="6A100626" wp14:editId="03C8CDA7">
             <wp:extent cx="5760720" cy="2730962"/>
             <wp:effectExtent l="0" t="0" r="0" b="0"/>
             <wp:docPr id="1" name="Picture 1"/>
@@ -4261,7 +4261,7 @@
           <w:noProof/>
         </w:rPr>
         <w:drawing>
-          <wp:inline distT="0" distB="0" distL="0" distR="0" wp14:anchorId="14FC091B" wp14:editId="23F60662">
+          <wp:inline distT="0" distB="0" distL="0" distR="0" wp14:anchorId="49863E15" wp14:editId="3E08913B">
             <wp:extent cx="5760720" cy="2750378"/>
             <wp:effectExtent l="0" t="0" r="0" b="0"/>
             <wp:docPr id="2" name="Picture 2"/>
@@ -6048,7 +6048,7 @@
           <w:noProof/>
         </w:rPr>
         <w:drawing>
-          <wp:inline distT="0" distB="0" distL="0" distR="0" wp14:anchorId="305FB292" wp14:editId="62526421">
+          <wp:inline distT="0" distB="0" distL="0" distR="0" wp14:anchorId="69B869F6" wp14:editId="62C5E0ED">
             <wp:extent cx="5760720" cy="3482709"/>
             <wp:effectExtent l="0" t="0" r="0" b="0"/>
             <wp:docPr id="3" name="Picture 3"/>
@@ -11462,7 +11462,7 @@
           <w:noProof/>
         </w:rPr>
         <w:drawing>
-          <wp:inline distT="0" distB="0" distL="0" distR="0" wp14:anchorId="0DD81EB5" wp14:editId="371EBBA1">
+          <wp:inline distT="0" distB="0" distL="0" distR="0" wp14:anchorId="5C52C6C7" wp14:editId="6EA0A299">
             <wp:extent cx="5760720" cy="2547798"/>
             <wp:effectExtent l="0" t="0" r="0" b="0"/>
             <wp:docPr id="4" name="Picture 4"/>
@@ -13161,7 +13161,7 @@
           <w:noProof/>
         </w:rPr>
         <w:drawing>
-          <wp:inline distT="0" distB="0" distL="0" distR="0" wp14:anchorId="3110D9F8" wp14:editId="6E86C7B2">
+          <wp:inline distT="0" distB="0" distL="0" distR="0" wp14:anchorId="238AAD69" wp14:editId="1A2B694B">
             <wp:extent cx="5760720" cy="2108444"/>
             <wp:effectExtent l="0" t="0" r="0" b="0"/>
             <wp:docPr id="5" name="Picture 5"/>
@@ -13585,8 +13585,8 @@
         </w:rPr>
         <w:lastRenderedPageBreak/>
         <w:drawing>
-          <wp:inline distT="0" distB="0" distL="0" distR="0" wp14:anchorId="43A7F83E" wp14:editId="1DEB30AD">
-            <wp:extent cx="5760720" cy="2365196"/>
+          <wp:inline distT="0" distB="0" distL="0" distR="0" wp14:anchorId="0E73150D" wp14:editId="6FFB4D0A">
+            <wp:extent cx="5760720" cy="2331249"/>
             <wp:effectExtent l="0" t="0" r="0" b="0"/>
             <wp:docPr id="6" name="Picture 6"/>
             <wp:cNvGraphicFramePr>
@@ -13608,7 +13608,7 @@
                   <pic:spPr>
                     <a:xfrm>
                       <a:off x="0" y="0"/>
-                      <a:ext cx="5760720" cy="2365196"/>
+                      <a:ext cx="5760720" cy="2331249"/>
                     </a:xfrm>
                     <a:prstGeom prst="rect">
                       <a:avLst/>
@@ -14722,8 +14722,8 @@
           <w:noProof/>
         </w:rPr>
         <w:drawing>
-          <wp:inline distT="0" distB="0" distL="0" distR="0" wp14:anchorId="62B721A1" wp14:editId="269213F4">
-            <wp:extent cx="5760720" cy="2294215"/>
+          <wp:inline distT="0" distB="0" distL="0" distR="0" wp14:anchorId="16C7771D" wp14:editId="7D315E63">
+            <wp:extent cx="5760720" cy="2266878"/>
             <wp:effectExtent l="0" t="0" r="0" b="0"/>
             <wp:docPr id="7" name="Picture 7"/>
             <wp:cNvGraphicFramePr>
@@ -14745,7 +14745,7 @@
                   <pic:spPr>
                     <a:xfrm>
                       <a:off x="0" y="0"/>
-                      <a:ext cx="5760720" cy="2294215"/>
+                      <a:ext cx="5760720" cy="2266878"/>
                     </a:xfrm>
                     <a:prstGeom prst="rect">
                       <a:avLst/>
@@ -14857,7 +14857,7 @@
           <w:noProof/>
         </w:rPr>
         <w:drawing>
-          <wp:inline distT="0" distB="0" distL="0" distR="0" wp14:anchorId="4D1431C9" wp14:editId="1AC6C410">
+          <wp:inline distT="0" distB="0" distL="0" distR="0" wp14:anchorId="69FEE769" wp14:editId="73009343">
             <wp:extent cx="5760720" cy="2362842"/>
             <wp:effectExtent l="0" t="0" r="0" b="0"/>
             <wp:docPr id="8" name="Picture 8"/>
@@ -15423,7 +15423,7 @@
           <w:noProof/>
         </w:rPr>
         <w:drawing>
-          <wp:inline distT="0" distB="0" distL="0" distR="0" wp14:anchorId="565C5DB2" wp14:editId="3083653C">
+          <wp:inline distT="0" distB="0" distL="0" distR="0" wp14:anchorId="781E75A9" wp14:editId="4394CC34">
             <wp:extent cx="5760720" cy="2544177"/>
             <wp:effectExtent l="0" t="0" r="0" b="0"/>
             <wp:docPr id="9" name="Picture 9"/>
@@ -16013,7 +16013,7 @@
           <w:noProof/>
         </w:rPr>
         <w:drawing>
-          <wp:inline distT="0" distB="0" distL="0" distR="0" wp14:anchorId="3BCF7408" wp14:editId="20A32A74">
+          <wp:inline distT="0" distB="0" distL="0" distR="0" wp14:anchorId="3E6AD1D0" wp14:editId="22FFFA1F">
             <wp:extent cx="5760720" cy="2275394"/>
             <wp:effectExtent l="0" t="0" r="0" b="0"/>
             <wp:docPr id="10" name="Picture 10"/>
@@ -16320,7 +16320,7 @@
           <w:noProof/>
         </w:rPr>
         <w:drawing>
-          <wp:inline distT="0" distB="0" distL="0" distR="0" wp14:anchorId="2EA06BEC" wp14:editId="5B591706">
+          <wp:inline distT="0" distB="0" distL="0" distR="0" wp14:anchorId="512B3DC5" wp14:editId="02ED857D">
             <wp:extent cx="5760720" cy="2547041"/>
             <wp:effectExtent l="0" t="0" r="0" b="0"/>
             <wp:docPr id="11" name="Picture 11"/>
@@ -23295,76 +23295,76 @@
       </w:rPr>
     </w:lvl>
   </w:abstractNum>
-  <w:num w:numId="1" w16cid:durableId="1832328393">
+  <w:num w:numId="1" w16cid:durableId="1716074657">
     <w:abstractNumId w:val="8"/>
   </w:num>
-  <w:num w:numId="2" w16cid:durableId="1112433057">
+  <w:num w:numId="2" w16cid:durableId="908685513">
     <w:abstractNumId w:val="6"/>
   </w:num>
-  <w:num w:numId="3" w16cid:durableId="776825110">
+  <w:num w:numId="3" w16cid:durableId="1494642419">
     <w:abstractNumId w:val="5"/>
   </w:num>
-  <w:num w:numId="4" w16cid:durableId="2061051280">
+  <w:num w:numId="4" w16cid:durableId="1767461261">
     <w:abstractNumId w:val="4"/>
   </w:num>
-  <w:num w:numId="5" w16cid:durableId="1853452072">
+  <w:num w:numId="5" w16cid:durableId="948439284">
     <w:abstractNumId w:val="7"/>
   </w:num>
-  <w:num w:numId="6" w16cid:durableId="1321426223">
+  <w:num w:numId="6" w16cid:durableId="224491934">
     <w:abstractNumId w:val="3"/>
   </w:num>
-  <w:num w:numId="7" w16cid:durableId="1422292620">
+  <w:num w:numId="7" w16cid:durableId="290479215">
     <w:abstractNumId w:val="2"/>
   </w:num>
-  <w:num w:numId="8" w16cid:durableId="2021811641">
+  <w:num w:numId="8" w16cid:durableId="1955137935">
     <w:abstractNumId w:val="1"/>
   </w:num>
-  <w:num w:numId="9" w16cid:durableId="2014141372">
+  <w:num w:numId="9" w16cid:durableId="1394348732">
     <w:abstractNumId w:val="0"/>
   </w:num>
-  <w:num w:numId="10" w16cid:durableId="875773062">
+  <w:num w:numId="10" w16cid:durableId="595286600">
     <w:abstractNumId w:val="7"/>
     <w:lvlOverride w:ilvl="0">
       <w:startOverride w:val="1"/>
     </w:lvlOverride>
   </w:num>
-  <w:num w:numId="11" w16cid:durableId="214898335">
+  <w:num w:numId="11" w16cid:durableId="1910462913">
     <w:abstractNumId w:val="7"/>
     <w:lvlOverride w:ilvl="0">
       <w:startOverride w:val="1"/>
     </w:lvlOverride>
   </w:num>
-  <w:num w:numId="12" w16cid:durableId="808665177">
+  <w:num w:numId="12" w16cid:durableId="1182472206">
     <w:abstractNumId w:val="7"/>
     <w:lvlOverride w:ilvl="0">
       <w:startOverride w:val="1"/>
     </w:lvlOverride>
   </w:num>
-  <w:num w:numId="13" w16cid:durableId="377781936">
+  <w:num w:numId="13" w16cid:durableId="183445890">
     <w:abstractNumId w:val="7"/>
     <w:lvlOverride w:ilvl="0">
       <w:startOverride w:val="1"/>
     </w:lvlOverride>
   </w:num>
-  <w:num w:numId="14" w16cid:durableId="1677807267">
+  <w:num w:numId="14" w16cid:durableId="1970739097">
     <w:abstractNumId w:val="7"/>
     <w:lvlOverride w:ilvl="0">
       <w:startOverride w:val="1"/>
     </w:lvlOverride>
   </w:num>
-  <w:num w:numId="15" w16cid:durableId="2099475089">
+  <w:num w:numId="15" w16cid:durableId="1402295326">
     <w:abstractNumId w:val="7"/>
     <w:lvlOverride w:ilvl="0">
       <w:startOverride w:val="1"/>
     </w:lvlOverride>
   </w:num>
-  <w:num w:numId="16" w16cid:durableId="1244994577">
+  <w:num w:numId="16" w16cid:durableId="1698849349">
     <w:abstractNumId w:val="7"/>
     <w:lvlOverride w:ilvl="0">
       <w:startOverride w:val="1"/>
     </w:lvlOverride>
   </w:num>
-  <w:num w:numId="17" w16cid:durableId="573782481">
+  <w:num w:numId="17" w16cid:durableId="842865510">
     <w:abstractNumId w:val="7"/>
     <w:lvlOverride w:ilvl="0">
       <w:startOverride w:val="1"/>

--- a/重构版论文_v4_20260915/中文SCI论文_v4_重构版.docx
+++ b/重构版论文_v4_20260915/中文SCI论文_v4_重构版.docx
@@ -2035,7 +2035,7 @@
           <w:noProof/>
         </w:rPr>
         <w:drawing>
-          <wp:inline distT="0" distB="0" distL="0" distR="0" wp14:anchorId="6A100626" wp14:editId="03C8CDA7">
+          <wp:inline distT="0" distB="0" distL="0" distR="0" wp14:anchorId="109EC68A" wp14:editId="36336603">
             <wp:extent cx="5760720" cy="2730962"/>
             <wp:effectExtent l="0" t="0" r="0" b="0"/>
             <wp:docPr id="1" name="Picture 1"/>
@@ -4261,7 +4261,7 @@
           <w:noProof/>
         </w:rPr>
         <w:drawing>
-          <wp:inline distT="0" distB="0" distL="0" distR="0" wp14:anchorId="49863E15" wp14:editId="3E08913B">
+          <wp:inline distT="0" distB="0" distL="0" distR="0" wp14:anchorId="6CDD5EAC" wp14:editId="0385E7AC">
             <wp:extent cx="5760720" cy="2750378"/>
             <wp:effectExtent l="0" t="0" r="0" b="0"/>
             <wp:docPr id="2" name="Picture 2"/>
@@ -6048,7 +6048,7 @@
           <w:noProof/>
         </w:rPr>
         <w:drawing>
-          <wp:inline distT="0" distB="0" distL="0" distR="0" wp14:anchorId="69B869F6" wp14:editId="62C5E0ED">
+          <wp:inline distT="0" distB="0" distL="0" distR="0" wp14:anchorId="43155646" wp14:editId="249B9C64">
             <wp:extent cx="5760720" cy="3482709"/>
             <wp:effectExtent l="0" t="0" r="0" b="0"/>
             <wp:docPr id="3" name="Picture 3"/>
@@ -11462,7 +11462,7 @@
           <w:noProof/>
         </w:rPr>
         <w:drawing>
-          <wp:inline distT="0" distB="0" distL="0" distR="0" wp14:anchorId="5C52C6C7" wp14:editId="6EA0A299">
+          <wp:inline distT="0" distB="0" distL="0" distR="0" wp14:anchorId="00CB5D75" wp14:editId="14CCFCAA">
             <wp:extent cx="5760720" cy="2547798"/>
             <wp:effectExtent l="0" t="0" r="0" b="0"/>
             <wp:docPr id="4" name="Picture 4"/>
@@ -13161,7 +13161,7 @@
           <w:noProof/>
         </w:rPr>
         <w:drawing>
-          <wp:inline distT="0" distB="0" distL="0" distR="0" wp14:anchorId="238AAD69" wp14:editId="1A2B694B">
+          <wp:inline distT="0" distB="0" distL="0" distR="0" wp14:anchorId="1705D137" wp14:editId="5537E696">
             <wp:extent cx="5760720" cy="2108444"/>
             <wp:effectExtent l="0" t="0" r="0" b="0"/>
             <wp:docPr id="5" name="Picture 5"/>
@@ -13585,7 +13585,7 @@
         </w:rPr>
         <w:lastRenderedPageBreak/>
         <w:drawing>
-          <wp:inline distT="0" distB="0" distL="0" distR="0" wp14:anchorId="0E73150D" wp14:editId="6FFB4D0A">
+          <wp:inline distT="0" distB="0" distL="0" distR="0" wp14:anchorId="5C95E224" wp14:editId="7D1178E8">
             <wp:extent cx="5760720" cy="2331249"/>
             <wp:effectExtent l="0" t="0" r="0" b="0"/>
             <wp:docPr id="6" name="Picture 6"/>
@@ -14722,7 +14722,7 @@
           <w:noProof/>
         </w:rPr>
         <w:drawing>
-          <wp:inline distT="0" distB="0" distL="0" distR="0" wp14:anchorId="16C7771D" wp14:editId="7D315E63">
+          <wp:inline distT="0" distB="0" distL="0" distR="0" wp14:anchorId="225869D3" wp14:editId="34E07BC6">
             <wp:extent cx="5760720" cy="2266878"/>
             <wp:effectExtent l="0" t="0" r="0" b="0"/>
             <wp:docPr id="7" name="Picture 7"/>
@@ -14857,7 +14857,7 @@
           <w:noProof/>
         </w:rPr>
         <w:drawing>
-          <wp:inline distT="0" distB="0" distL="0" distR="0" wp14:anchorId="69FEE769" wp14:editId="73009343">
+          <wp:inline distT="0" distB="0" distL="0" distR="0" wp14:anchorId="22F936A5" wp14:editId="4DB21801">
             <wp:extent cx="5760720" cy="2362842"/>
             <wp:effectExtent l="0" t="0" r="0" b="0"/>
             <wp:docPr id="8" name="Picture 8"/>
@@ -15423,7 +15423,7 @@
           <w:noProof/>
         </w:rPr>
         <w:drawing>
-          <wp:inline distT="0" distB="0" distL="0" distR="0" wp14:anchorId="781E75A9" wp14:editId="4394CC34">
+          <wp:inline distT="0" distB="0" distL="0" distR="0" wp14:anchorId="444FC3D1" wp14:editId="43180084">
             <wp:extent cx="5760720" cy="2544177"/>
             <wp:effectExtent l="0" t="0" r="0" b="0"/>
             <wp:docPr id="9" name="Picture 9"/>
@@ -16013,7 +16013,7 @@
           <w:noProof/>
         </w:rPr>
         <w:drawing>
-          <wp:inline distT="0" distB="0" distL="0" distR="0" wp14:anchorId="3E6AD1D0" wp14:editId="22FFFA1F">
+          <wp:inline distT="0" distB="0" distL="0" distR="0" wp14:anchorId="0AD8AEC2" wp14:editId="35B5040C">
             <wp:extent cx="5760720" cy="2275394"/>
             <wp:effectExtent l="0" t="0" r="0" b="0"/>
             <wp:docPr id="10" name="Picture 10"/>
@@ -16320,7 +16320,7 @@
           <w:noProof/>
         </w:rPr>
         <w:drawing>
-          <wp:inline distT="0" distB="0" distL="0" distR="0" wp14:anchorId="512B3DC5" wp14:editId="02ED857D">
+          <wp:inline distT="0" distB="0" distL="0" distR="0" wp14:anchorId="7C690358" wp14:editId="63B22FA4">
             <wp:extent cx="5760720" cy="2547041"/>
             <wp:effectExtent l="0" t="0" r="0" b="0"/>
             <wp:docPr id="11" name="Picture 11"/>
@@ -23295,76 +23295,76 @@
       </w:rPr>
     </w:lvl>
   </w:abstractNum>
-  <w:num w:numId="1" w16cid:durableId="1716074657">
+  <w:num w:numId="1" w16cid:durableId="1025324150">
     <w:abstractNumId w:val="8"/>
   </w:num>
-  <w:num w:numId="2" w16cid:durableId="908685513">
+  <w:num w:numId="2" w16cid:durableId="1892229474">
     <w:abstractNumId w:val="6"/>
   </w:num>
-  <w:num w:numId="3" w16cid:durableId="1494642419">
+  <w:num w:numId="3" w16cid:durableId="158741205">
     <w:abstractNumId w:val="5"/>
   </w:num>
-  <w:num w:numId="4" w16cid:durableId="1767461261">
+  <w:num w:numId="4" w16cid:durableId="973369858">
     <w:abstractNumId w:val="4"/>
   </w:num>
-  <w:num w:numId="5" w16cid:durableId="948439284">
+  <w:num w:numId="5" w16cid:durableId="969240865">
     <w:abstractNumId w:val="7"/>
   </w:num>
-  <w:num w:numId="6" w16cid:durableId="224491934">
+  <w:num w:numId="6" w16cid:durableId="580526414">
     <w:abstractNumId w:val="3"/>
   </w:num>
-  <w:num w:numId="7" w16cid:durableId="290479215">
+  <w:num w:numId="7" w16cid:durableId="854685566">
     <w:abstractNumId w:val="2"/>
   </w:num>
-  <w:num w:numId="8" w16cid:durableId="1955137935">
+  <w:num w:numId="8" w16cid:durableId="1503818002">
     <w:abstractNumId w:val="1"/>
   </w:num>
-  <w:num w:numId="9" w16cid:durableId="1394348732">
+  <w:num w:numId="9" w16cid:durableId="1630236027">
     <w:abstractNumId w:val="0"/>
   </w:num>
-  <w:num w:numId="10" w16cid:durableId="595286600">
+  <w:num w:numId="10" w16cid:durableId="549194035">
     <w:abstractNumId w:val="7"/>
     <w:lvlOverride w:ilvl="0">
       <w:startOverride w:val="1"/>
     </w:lvlOverride>
   </w:num>
-  <w:num w:numId="11" w16cid:durableId="1910462913">
+  <w:num w:numId="11" w16cid:durableId="1613247310">
     <w:abstractNumId w:val="7"/>
     <w:lvlOverride w:ilvl="0">
       <w:startOverride w:val="1"/>
     </w:lvlOverride>
   </w:num>
-  <w:num w:numId="12" w16cid:durableId="1182472206">
+  <w:num w:numId="12" w16cid:durableId="562985263">
     <w:abstractNumId w:val="7"/>
     <w:lvlOverride w:ilvl="0">
       <w:startOverride w:val="1"/>
     </w:lvlOverride>
   </w:num>
-  <w:num w:numId="13" w16cid:durableId="183445890">
+  <w:num w:numId="13" w16cid:durableId="745683411">
     <w:abstractNumId w:val="7"/>
     <w:lvlOverride w:ilvl="0">
       <w:startOverride w:val="1"/>
     </w:lvlOverride>
   </w:num>
-  <w:num w:numId="14" w16cid:durableId="1970739097">
+  <w:num w:numId="14" w16cid:durableId="581840846">
     <w:abstractNumId w:val="7"/>
     <w:lvlOverride w:ilvl="0">
       <w:startOverride w:val="1"/>
     </w:lvlOverride>
   </w:num>
-  <w:num w:numId="15" w16cid:durableId="1402295326">
+  <w:num w:numId="15" w16cid:durableId="81335949">
     <w:abstractNumId w:val="7"/>
     <w:lvlOverride w:ilvl="0">
       <w:startOverride w:val="1"/>
     </w:lvlOverride>
   </w:num>
-  <w:num w:numId="16" w16cid:durableId="1698849349">
+  <w:num w:numId="16" w16cid:durableId="1968313708">
     <w:abstractNumId w:val="7"/>
     <w:lvlOverride w:ilvl="0">
       <w:startOverride w:val="1"/>
     </w:lvlOverride>
   </w:num>
-  <w:num w:numId="17" w16cid:durableId="842865510">
+  <w:num w:numId="17" w16cid:durableId="228153227">
     <w:abstractNumId w:val="7"/>
     <w:lvlOverride w:ilvl="0">
       <w:startOverride w:val="1"/>

--- a/重构版论文_v4_20260915/中文SCI论文_v4_重构版.docx
+++ b/重构版论文_v4_20260915/中文SCI论文_v4_重构版.docx
@@ -2035,7 +2035,7 @@
           <w:noProof/>
         </w:rPr>
         <w:drawing>
-          <wp:inline distT="0" distB="0" distL="0" distR="0" wp14:anchorId="109EC68A" wp14:editId="36336603">
+          <wp:inline distT="0" distB="0" distL="0" distR="0" wp14:anchorId="29A70BF9" wp14:editId="088308EE">
             <wp:extent cx="5760720" cy="2730962"/>
             <wp:effectExtent l="0" t="0" r="0" b="0"/>
             <wp:docPr id="1" name="Picture 1"/>
@@ -4261,7 +4261,7 @@
           <w:noProof/>
         </w:rPr>
         <w:drawing>
-          <wp:inline distT="0" distB="0" distL="0" distR="0" wp14:anchorId="6CDD5EAC" wp14:editId="0385E7AC">
+          <wp:inline distT="0" distB="0" distL="0" distR="0" wp14:anchorId="25FA5227" wp14:editId="0F2E64C8">
             <wp:extent cx="5760720" cy="2750378"/>
             <wp:effectExtent l="0" t="0" r="0" b="0"/>
             <wp:docPr id="2" name="Picture 2"/>
@@ -6048,7 +6048,7 @@
           <w:noProof/>
         </w:rPr>
         <w:drawing>
-          <wp:inline distT="0" distB="0" distL="0" distR="0" wp14:anchorId="43155646" wp14:editId="249B9C64">
+          <wp:inline distT="0" distB="0" distL="0" distR="0" wp14:anchorId="01DD127E" wp14:editId="191B2A57">
             <wp:extent cx="5760720" cy="3482709"/>
             <wp:effectExtent l="0" t="0" r="0" b="0"/>
             <wp:docPr id="3" name="Picture 3"/>
@@ -11462,7 +11462,7 @@
           <w:noProof/>
         </w:rPr>
         <w:drawing>
-          <wp:inline distT="0" distB="0" distL="0" distR="0" wp14:anchorId="00CB5D75" wp14:editId="14CCFCAA">
+          <wp:inline distT="0" distB="0" distL="0" distR="0" wp14:anchorId="423418C9" wp14:editId="63A7A4F1">
             <wp:extent cx="5760720" cy="2547798"/>
             <wp:effectExtent l="0" t="0" r="0" b="0"/>
             <wp:docPr id="4" name="Picture 4"/>
@@ -13161,7 +13161,7 @@
           <w:noProof/>
         </w:rPr>
         <w:drawing>
-          <wp:inline distT="0" distB="0" distL="0" distR="0" wp14:anchorId="1705D137" wp14:editId="5537E696">
+          <wp:inline distT="0" distB="0" distL="0" distR="0" wp14:anchorId="316FAE28" wp14:editId="247910FF">
             <wp:extent cx="5760720" cy="2108444"/>
             <wp:effectExtent l="0" t="0" r="0" b="0"/>
             <wp:docPr id="5" name="Picture 5"/>
@@ -13585,7 +13585,7 @@
         </w:rPr>
         <w:lastRenderedPageBreak/>
         <w:drawing>
-          <wp:inline distT="0" distB="0" distL="0" distR="0" wp14:anchorId="5C95E224" wp14:editId="7D1178E8">
+          <wp:inline distT="0" distB="0" distL="0" distR="0" wp14:anchorId="538DBFA8" wp14:editId="7FFE72A2">
             <wp:extent cx="5760720" cy="2331249"/>
             <wp:effectExtent l="0" t="0" r="0" b="0"/>
             <wp:docPr id="6" name="Picture 6"/>
@@ -14722,7 +14722,7 @@
           <w:noProof/>
         </w:rPr>
         <w:drawing>
-          <wp:inline distT="0" distB="0" distL="0" distR="0" wp14:anchorId="225869D3" wp14:editId="34E07BC6">
+          <wp:inline distT="0" distB="0" distL="0" distR="0" wp14:anchorId="5F80B28D" wp14:editId="674EB53E">
             <wp:extent cx="5760720" cy="2266878"/>
             <wp:effectExtent l="0" t="0" r="0" b="0"/>
             <wp:docPr id="7" name="Picture 7"/>
@@ -14857,7 +14857,7 @@
           <w:noProof/>
         </w:rPr>
         <w:drawing>
-          <wp:inline distT="0" distB="0" distL="0" distR="0" wp14:anchorId="22F936A5" wp14:editId="4DB21801">
+          <wp:inline distT="0" distB="0" distL="0" distR="0" wp14:anchorId="518C0C8D" wp14:editId="04CA4ED3">
             <wp:extent cx="5760720" cy="2362842"/>
             <wp:effectExtent l="0" t="0" r="0" b="0"/>
             <wp:docPr id="8" name="Picture 8"/>
@@ -15423,7 +15423,7 @@
           <w:noProof/>
         </w:rPr>
         <w:drawing>
-          <wp:inline distT="0" distB="0" distL="0" distR="0" wp14:anchorId="444FC3D1" wp14:editId="43180084">
+          <wp:inline distT="0" distB="0" distL="0" distR="0" wp14:anchorId="603EA0B5" wp14:editId="5DA83876">
             <wp:extent cx="5760720" cy="2544177"/>
             <wp:effectExtent l="0" t="0" r="0" b="0"/>
             <wp:docPr id="9" name="Picture 9"/>
@@ -15540,7 +15540,7 @@
         <w:t>，</w:t>
       </w:r>
       <w:r>
-        <w:t>ECE 0.4819</w:t>
+        <w:t>ECE 0.209651</w:t>
       </w:r>
       <w:r>
         <w:t>，覆盖率</w:t>
@@ -16013,7 +16013,7 @@
           <w:noProof/>
         </w:rPr>
         <w:drawing>
-          <wp:inline distT="0" distB="0" distL="0" distR="0" wp14:anchorId="0AD8AEC2" wp14:editId="35B5040C">
+          <wp:inline distT="0" distB="0" distL="0" distR="0" wp14:anchorId="198AF89C" wp14:editId="0370482D">
             <wp:extent cx="5760720" cy="2275394"/>
             <wp:effectExtent l="0" t="0" r="0" b="0"/>
             <wp:docPr id="10" name="Picture 10"/>
@@ -16320,7 +16320,7 @@
           <w:noProof/>
         </w:rPr>
         <w:drawing>
-          <wp:inline distT="0" distB="0" distL="0" distR="0" wp14:anchorId="7C690358" wp14:editId="63B22FA4">
+          <wp:inline distT="0" distB="0" distL="0" distR="0" wp14:anchorId="058D8F1D" wp14:editId="22B7F7D2">
             <wp:extent cx="5760720" cy="2547041"/>
             <wp:effectExtent l="0" t="0" r="0" b="0"/>
             <wp:docPr id="11" name="Picture 11"/>
@@ -23295,76 +23295,76 @@
       </w:rPr>
     </w:lvl>
   </w:abstractNum>
-  <w:num w:numId="1" w16cid:durableId="1025324150">
+  <w:num w:numId="1" w16cid:durableId="715931727">
     <w:abstractNumId w:val="8"/>
   </w:num>
-  <w:num w:numId="2" w16cid:durableId="1892229474">
+  <w:num w:numId="2" w16cid:durableId="1244684737">
     <w:abstractNumId w:val="6"/>
   </w:num>
-  <w:num w:numId="3" w16cid:durableId="158741205">
+  <w:num w:numId="3" w16cid:durableId="2119716899">
     <w:abstractNumId w:val="5"/>
   </w:num>
-  <w:num w:numId="4" w16cid:durableId="973369858">
+  <w:num w:numId="4" w16cid:durableId="2067103406">
     <w:abstractNumId w:val="4"/>
   </w:num>
-  <w:num w:numId="5" w16cid:durableId="969240865">
+  <w:num w:numId="5" w16cid:durableId="1975938608">
     <w:abstractNumId w:val="7"/>
   </w:num>
-  <w:num w:numId="6" w16cid:durableId="580526414">
+  <w:num w:numId="6" w16cid:durableId="723987161">
     <w:abstractNumId w:val="3"/>
   </w:num>
-  <w:num w:numId="7" w16cid:durableId="854685566">
+  <w:num w:numId="7" w16cid:durableId="1985771212">
     <w:abstractNumId w:val="2"/>
   </w:num>
-  <w:num w:numId="8" w16cid:durableId="1503818002">
+  <w:num w:numId="8" w16cid:durableId="255014883">
     <w:abstractNumId w:val="1"/>
   </w:num>
-  <w:num w:numId="9" w16cid:durableId="1630236027">
+  <w:num w:numId="9" w16cid:durableId="1478692753">
     <w:abstractNumId w:val="0"/>
   </w:num>
-  <w:num w:numId="10" w16cid:durableId="549194035">
+  <w:num w:numId="10" w16cid:durableId="762185669">
     <w:abstractNumId w:val="7"/>
     <w:lvlOverride w:ilvl="0">
       <w:startOverride w:val="1"/>
     </w:lvlOverride>
   </w:num>
-  <w:num w:numId="11" w16cid:durableId="1613247310">
+  <w:num w:numId="11" w16cid:durableId="934097123">
     <w:abstractNumId w:val="7"/>
     <w:lvlOverride w:ilvl="0">
       <w:startOverride w:val="1"/>
     </w:lvlOverride>
   </w:num>
-  <w:num w:numId="12" w16cid:durableId="562985263">
+  <w:num w:numId="12" w16cid:durableId="439029480">
     <w:abstractNumId w:val="7"/>
     <w:lvlOverride w:ilvl="0">
       <w:startOverride w:val="1"/>
     </w:lvlOverride>
   </w:num>
-  <w:num w:numId="13" w16cid:durableId="745683411">
+  <w:num w:numId="13" w16cid:durableId="2070690888">
     <w:abstractNumId w:val="7"/>
     <w:lvlOverride w:ilvl="0">
       <w:startOverride w:val="1"/>
     </w:lvlOverride>
   </w:num>
-  <w:num w:numId="14" w16cid:durableId="581840846">
+  <w:num w:numId="14" w16cid:durableId="223415560">
     <w:abstractNumId w:val="7"/>
     <w:lvlOverride w:ilvl="0">
       <w:startOverride w:val="1"/>
     </w:lvlOverride>
   </w:num>
-  <w:num w:numId="15" w16cid:durableId="81335949">
+  <w:num w:numId="15" w16cid:durableId="2080328633">
     <w:abstractNumId w:val="7"/>
     <w:lvlOverride w:ilvl="0">
       <w:startOverride w:val="1"/>
     </w:lvlOverride>
   </w:num>
-  <w:num w:numId="16" w16cid:durableId="1968313708">
+  <w:num w:numId="16" w16cid:durableId="631978340">
     <w:abstractNumId w:val="7"/>
     <w:lvlOverride w:ilvl="0">
       <w:startOverride w:val="1"/>
     </w:lvlOverride>
   </w:num>
-  <w:num w:numId="17" w16cid:durableId="228153227">
+  <w:num w:numId="17" w16cid:durableId="1778788548">
     <w:abstractNumId w:val="7"/>
     <w:lvlOverride w:ilvl="0">
       <w:startOverride w:val="1"/>

--- a/重构版论文_v4_20260915/中文SCI论文_v4_重构版.docx
+++ b/重构版论文_v4_20260915/中文SCI论文_v4_重构版.docx
@@ -2035,7 +2035,7 @@
           <w:noProof/>
         </w:rPr>
         <w:drawing>
-          <wp:inline distT="0" distB="0" distL="0" distR="0" wp14:anchorId="29A70BF9" wp14:editId="088308EE">
+          <wp:inline distT="0" distB="0" distL="0" distR="0" wp14:anchorId="14BDA95C" wp14:editId="4B16E498">
             <wp:extent cx="5760720" cy="2730962"/>
             <wp:effectExtent l="0" t="0" r="0" b="0"/>
             <wp:docPr id="1" name="Picture 1"/>
@@ -4261,7 +4261,7 @@
           <w:noProof/>
         </w:rPr>
         <w:drawing>
-          <wp:inline distT="0" distB="0" distL="0" distR="0" wp14:anchorId="25FA5227" wp14:editId="0F2E64C8">
+          <wp:inline distT="0" distB="0" distL="0" distR="0" wp14:anchorId="484C8192" wp14:editId="3A139C86">
             <wp:extent cx="5760720" cy="2750378"/>
             <wp:effectExtent l="0" t="0" r="0" b="0"/>
             <wp:docPr id="2" name="Picture 2"/>
@@ -6048,7 +6048,7 @@
           <w:noProof/>
         </w:rPr>
         <w:drawing>
-          <wp:inline distT="0" distB="0" distL="0" distR="0" wp14:anchorId="01DD127E" wp14:editId="191B2A57">
+          <wp:inline distT="0" distB="0" distL="0" distR="0" wp14:anchorId="1D689C65" wp14:editId="51448EC1">
             <wp:extent cx="5760720" cy="3482709"/>
             <wp:effectExtent l="0" t="0" r="0" b="0"/>
             <wp:docPr id="3" name="Picture 3"/>
@@ -11462,7 +11462,7 @@
           <w:noProof/>
         </w:rPr>
         <w:drawing>
-          <wp:inline distT="0" distB="0" distL="0" distR="0" wp14:anchorId="423418C9" wp14:editId="63A7A4F1">
+          <wp:inline distT="0" distB="0" distL="0" distR="0" wp14:anchorId="4E256791" wp14:editId="0C02FD45">
             <wp:extent cx="5760720" cy="2547798"/>
             <wp:effectExtent l="0" t="0" r="0" b="0"/>
             <wp:docPr id="4" name="Picture 4"/>
@@ -13161,7 +13161,7 @@
           <w:noProof/>
         </w:rPr>
         <w:drawing>
-          <wp:inline distT="0" distB="0" distL="0" distR="0" wp14:anchorId="316FAE28" wp14:editId="247910FF">
+          <wp:inline distT="0" distB="0" distL="0" distR="0" wp14:anchorId="69BB0081" wp14:editId="460F36CB">
             <wp:extent cx="5760720" cy="2108444"/>
             <wp:effectExtent l="0" t="0" r="0" b="0"/>
             <wp:docPr id="5" name="Picture 5"/>
@@ -13585,7 +13585,7 @@
         </w:rPr>
         <w:lastRenderedPageBreak/>
         <w:drawing>
-          <wp:inline distT="0" distB="0" distL="0" distR="0" wp14:anchorId="538DBFA8" wp14:editId="7FFE72A2">
+          <wp:inline distT="0" distB="0" distL="0" distR="0" wp14:anchorId="50B5F318" wp14:editId="6F3BC864">
             <wp:extent cx="5760720" cy="2331249"/>
             <wp:effectExtent l="0" t="0" r="0" b="0"/>
             <wp:docPr id="6" name="Picture 6"/>
@@ -14070,7 +14070,7 @@
               <w:rPr>
                 <w:sz w:val="16"/>
               </w:rPr>
-              <w:t>0.978</w:t>
+              <w:t>0.979</w:t>
             </w:r>
           </w:p>
         </w:tc>
@@ -14498,7 +14498,7 @@
               <w:rPr>
                 <w:sz w:val="16"/>
               </w:rPr>
-              <w:t>0.506</w:t>
+              <w:t>0.507</w:t>
             </w:r>
           </w:p>
         </w:tc>
@@ -14514,7 +14514,7 @@
               <w:rPr>
                 <w:sz w:val="16"/>
               </w:rPr>
-              <w:t>0.99548</w:t>
+              <w:t>0.99549</w:t>
             </w:r>
           </w:p>
         </w:tc>
@@ -14722,7 +14722,7 @@
           <w:noProof/>
         </w:rPr>
         <w:drawing>
-          <wp:inline distT="0" distB="0" distL="0" distR="0" wp14:anchorId="5F80B28D" wp14:editId="674EB53E">
+          <wp:inline distT="0" distB="0" distL="0" distR="0" wp14:anchorId="63839B03" wp14:editId="4ADEB781">
             <wp:extent cx="5760720" cy="2266878"/>
             <wp:effectExtent l="0" t="0" r="0" b="0"/>
             <wp:docPr id="7" name="Picture 7"/>
@@ -14857,7 +14857,7 @@
           <w:noProof/>
         </w:rPr>
         <w:drawing>
-          <wp:inline distT="0" distB="0" distL="0" distR="0" wp14:anchorId="518C0C8D" wp14:editId="04CA4ED3">
+          <wp:inline distT="0" distB="0" distL="0" distR="0" wp14:anchorId="5D329B8A" wp14:editId="7985E880">
             <wp:extent cx="5760720" cy="2362842"/>
             <wp:effectExtent l="0" t="0" r="0" b="0"/>
             <wp:docPr id="8" name="Picture 8"/>
@@ -15423,7 +15423,7 @@
           <w:noProof/>
         </w:rPr>
         <w:drawing>
-          <wp:inline distT="0" distB="0" distL="0" distR="0" wp14:anchorId="603EA0B5" wp14:editId="5DA83876">
+          <wp:inline distT="0" distB="0" distL="0" distR="0" wp14:anchorId="213581DE" wp14:editId="1CC3F5CC">
             <wp:extent cx="5760720" cy="2544177"/>
             <wp:effectExtent l="0" t="0" r="0" b="0"/>
             <wp:docPr id="9" name="Picture 9"/>
@@ -16013,7 +16013,7 @@
           <w:noProof/>
         </w:rPr>
         <w:drawing>
-          <wp:inline distT="0" distB="0" distL="0" distR="0" wp14:anchorId="198AF89C" wp14:editId="0370482D">
+          <wp:inline distT="0" distB="0" distL="0" distR="0" wp14:anchorId="24B945EA" wp14:editId="72BBDB53">
             <wp:extent cx="5760720" cy="2275394"/>
             <wp:effectExtent l="0" t="0" r="0" b="0"/>
             <wp:docPr id="10" name="Picture 10"/>
@@ -16320,7 +16320,7 @@
           <w:noProof/>
         </w:rPr>
         <w:drawing>
-          <wp:inline distT="0" distB="0" distL="0" distR="0" wp14:anchorId="058D8F1D" wp14:editId="22B7F7D2">
+          <wp:inline distT="0" distB="0" distL="0" distR="0" wp14:anchorId="2BD9FDA2" wp14:editId="64E3FAB4">
             <wp:extent cx="5760720" cy="2547041"/>
             <wp:effectExtent l="0" t="0" r="0" b="0"/>
             <wp:docPr id="11" name="Picture 11"/>
@@ -23295,76 +23295,76 @@
       </w:rPr>
     </w:lvl>
   </w:abstractNum>
-  <w:num w:numId="1" w16cid:durableId="715931727">
+  <w:num w:numId="1" w16cid:durableId="1330865471">
     <w:abstractNumId w:val="8"/>
   </w:num>
-  <w:num w:numId="2" w16cid:durableId="1244684737">
+  <w:num w:numId="2" w16cid:durableId="1803033041">
     <w:abstractNumId w:val="6"/>
   </w:num>
-  <w:num w:numId="3" w16cid:durableId="2119716899">
+  <w:num w:numId="3" w16cid:durableId="1327443727">
     <w:abstractNumId w:val="5"/>
   </w:num>
-  <w:num w:numId="4" w16cid:durableId="2067103406">
+  <w:num w:numId="4" w16cid:durableId="734087416">
     <w:abstractNumId w:val="4"/>
   </w:num>
-  <w:num w:numId="5" w16cid:durableId="1975938608">
+  <w:num w:numId="5" w16cid:durableId="487984309">
     <w:abstractNumId w:val="7"/>
   </w:num>
-  <w:num w:numId="6" w16cid:durableId="723987161">
+  <w:num w:numId="6" w16cid:durableId="189143892">
     <w:abstractNumId w:val="3"/>
   </w:num>
-  <w:num w:numId="7" w16cid:durableId="1985771212">
+  <w:num w:numId="7" w16cid:durableId="745885985">
     <w:abstractNumId w:val="2"/>
   </w:num>
-  <w:num w:numId="8" w16cid:durableId="255014883">
+  <w:num w:numId="8" w16cid:durableId="1733505354">
     <w:abstractNumId w:val="1"/>
   </w:num>
-  <w:num w:numId="9" w16cid:durableId="1478692753">
+  <w:num w:numId="9" w16cid:durableId="1591036237">
     <w:abstractNumId w:val="0"/>
   </w:num>
-  <w:num w:numId="10" w16cid:durableId="762185669">
+  <w:num w:numId="10" w16cid:durableId="834565614">
     <w:abstractNumId w:val="7"/>
     <w:lvlOverride w:ilvl="0">
       <w:startOverride w:val="1"/>
     </w:lvlOverride>
   </w:num>
-  <w:num w:numId="11" w16cid:durableId="934097123">
+  <w:num w:numId="11" w16cid:durableId="152599853">
     <w:abstractNumId w:val="7"/>
     <w:lvlOverride w:ilvl="0">
       <w:startOverride w:val="1"/>
     </w:lvlOverride>
   </w:num>
-  <w:num w:numId="12" w16cid:durableId="439029480">
+  <w:num w:numId="12" w16cid:durableId="1860895282">
     <w:abstractNumId w:val="7"/>
     <w:lvlOverride w:ilvl="0">
       <w:startOverride w:val="1"/>
     </w:lvlOverride>
   </w:num>
-  <w:num w:numId="13" w16cid:durableId="2070690888">
+  <w:num w:numId="13" w16cid:durableId="855538252">
     <w:abstractNumId w:val="7"/>
     <w:lvlOverride w:ilvl="0">
       <w:startOverride w:val="1"/>
     </w:lvlOverride>
   </w:num>
-  <w:num w:numId="14" w16cid:durableId="223415560">
+  <w:num w:numId="14" w16cid:durableId="1974556391">
     <w:abstractNumId w:val="7"/>
     <w:lvlOverride w:ilvl="0">
       <w:startOverride w:val="1"/>
     </w:lvlOverride>
   </w:num>
-  <w:num w:numId="15" w16cid:durableId="2080328633">
+  <w:num w:numId="15" w16cid:durableId="1031764131">
     <w:abstractNumId w:val="7"/>
     <w:lvlOverride w:ilvl="0">
       <w:startOverride w:val="1"/>
     </w:lvlOverride>
   </w:num>
-  <w:num w:numId="16" w16cid:durableId="631978340">
+  <w:num w:numId="16" w16cid:durableId="873493663">
     <w:abstractNumId w:val="7"/>
     <w:lvlOverride w:ilvl="0">
       <w:startOverride w:val="1"/>
     </w:lvlOverride>
   </w:num>
-  <w:num w:numId="17" w16cid:durableId="1778788548">
+  <w:num w:numId="17" w16cid:durableId="196477754">
     <w:abstractNumId w:val="7"/>
     <w:lvlOverride w:ilvl="0">
       <w:startOverride w:val="1"/>

--- a/重构版论文_v4_20260915/中文SCI论文_v4_重构版.docx
+++ b/重构版论文_v4_20260915/中文SCI论文_v4_重构版.docx
@@ -2035,7 +2035,7 @@
           <w:noProof/>
         </w:rPr>
         <w:drawing>
-          <wp:inline distT="0" distB="0" distL="0" distR="0" wp14:anchorId="14BDA95C" wp14:editId="4B16E498">
+          <wp:inline distT="0" distB="0" distL="0" distR="0" wp14:anchorId="3F8BC9B5" wp14:editId="70C60BED">
             <wp:extent cx="5760720" cy="2730962"/>
             <wp:effectExtent l="0" t="0" r="0" b="0"/>
             <wp:docPr id="1" name="Picture 1"/>
@@ -4261,7 +4261,7 @@
           <w:noProof/>
         </w:rPr>
         <w:drawing>
-          <wp:inline distT="0" distB="0" distL="0" distR="0" wp14:anchorId="484C8192" wp14:editId="3A139C86">
+          <wp:inline distT="0" distB="0" distL="0" distR="0" wp14:anchorId="78C487DE" wp14:editId="269D4AC2">
             <wp:extent cx="5760720" cy="2750378"/>
             <wp:effectExtent l="0" t="0" r="0" b="0"/>
             <wp:docPr id="2" name="Picture 2"/>
@@ -6048,7 +6048,7 @@
           <w:noProof/>
         </w:rPr>
         <w:drawing>
-          <wp:inline distT="0" distB="0" distL="0" distR="0" wp14:anchorId="1D689C65" wp14:editId="51448EC1">
+          <wp:inline distT="0" distB="0" distL="0" distR="0" wp14:anchorId="7B49B8BC" wp14:editId="5640F058">
             <wp:extent cx="5760720" cy="3482709"/>
             <wp:effectExtent l="0" t="0" r="0" b="0"/>
             <wp:docPr id="3" name="Picture 3"/>
@@ -11462,7 +11462,7 @@
           <w:noProof/>
         </w:rPr>
         <w:drawing>
-          <wp:inline distT="0" distB="0" distL="0" distR="0" wp14:anchorId="4E256791" wp14:editId="0C02FD45">
+          <wp:inline distT="0" distB="0" distL="0" distR="0" wp14:anchorId="1451371D" wp14:editId="0ABC1088">
             <wp:extent cx="5760720" cy="2547798"/>
             <wp:effectExtent l="0" t="0" r="0" b="0"/>
             <wp:docPr id="4" name="Picture 4"/>
@@ -13161,7 +13161,7 @@
           <w:noProof/>
         </w:rPr>
         <w:drawing>
-          <wp:inline distT="0" distB="0" distL="0" distR="0" wp14:anchorId="69BB0081" wp14:editId="460F36CB">
+          <wp:inline distT="0" distB="0" distL="0" distR="0" wp14:anchorId="6BD2DF56" wp14:editId="13CECD59">
             <wp:extent cx="5760720" cy="2108444"/>
             <wp:effectExtent l="0" t="0" r="0" b="0"/>
             <wp:docPr id="5" name="Picture 5"/>
@@ -13585,7 +13585,7 @@
         </w:rPr>
         <w:lastRenderedPageBreak/>
         <w:drawing>
-          <wp:inline distT="0" distB="0" distL="0" distR="0" wp14:anchorId="50B5F318" wp14:editId="6F3BC864">
+          <wp:inline distT="0" distB="0" distL="0" distR="0" wp14:anchorId="7FA88068" wp14:editId="7E531502">
             <wp:extent cx="5760720" cy="2331249"/>
             <wp:effectExtent l="0" t="0" r="0" b="0"/>
             <wp:docPr id="6" name="Picture 6"/>
@@ -14722,7 +14722,7 @@
           <w:noProof/>
         </w:rPr>
         <w:drawing>
-          <wp:inline distT="0" distB="0" distL="0" distR="0" wp14:anchorId="63839B03" wp14:editId="4ADEB781">
+          <wp:inline distT="0" distB="0" distL="0" distR="0" wp14:anchorId="5459D80D" wp14:editId="15C23AF9">
             <wp:extent cx="5760720" cy="2266878"/>
             <wp:effectExtent l="0" t="0" r="0" b="0"/>
             <wp:docPr id="7" name="Picture 7"/>
@@ -14857,7 +14857,7 @@
           <w:noProof/>
         </w:rPr>
         <w:drawing>
-          <wp:inline distT="0" distB="0" distL="0" distR="0" wp14:anchorId="5D329B8A" wp14:editId="7985E880">
+          <wp:inline distT="0" distB="0" distL="0" distR="0" wp14:anchorId="575D2A89" wp14:editId="2C35BFEF">
             <wp:extent cx="5760720" cy="2362842"/>
             <wp:effectExtent l="0" t="0" r="0" b="0"/>
             <wp:docPr id="8" name="Picture 8"/>
@@ -15423,7 +15423,7 @@
           <w:noProof/>
         </w:rPr>
         <w:drawing>
-          <wp:inline distT="0" distB="0" distL="0" distR="0" wp14:anchorId="213581DE" wp14:editId="1CC3F5CC">
+          <wp:inline distT="0" distB="0" distL="0" distR="0" wp14:anchorId="2510F876" wp14:editId="17188908">
             <wp:extent cx="5760720" cy="2544177"/>
             <wp:effectExtent l="0" t="0" r="0" b="0"/>
             <wp:docPr id="9" name="Picture 9"/>
@@ -16013,7 +16013,7 @@
           <w:noProof/>
         </w:rPr>
         <w:drawing>
-          <wp:inline distT="0" distB="0" distL="0" distR="0" wp14:anchorId="24B945EA" wp14:editId="72BBDB53">
+          <wp:inline distT="0" distB="0" distL="0" distR="0" wp14:anchorId="234DBA4B" wp14:editId="77F0A689">
             <wp:extent cx="5760720" cy="2275394"/>
             <wp:effectExtent l="0" t="0" r="0" b="0"/>
             <wp:docPr id="10" name="Picture 10"/>
@@ -16320,7 +16320,7 @@
           <w:noProof/>
         </w:rPr>
         <w:drawing>
-          <wp:inline distT="0" distB="0" distL="0" distR="0" wp14:anchorId="2BD9FDA2" wp14:editId="64E3FAB4">
+          <wp:inline distT="0" distB="0" distL="0" distR="0" wp14:anchorId="6631C70F" wp14:editId="1EAE7CDE">
             <wp:extent cx="5760720" cy="2547041"/>
             <wp:effectExtent l="0" t="0" r="0" b="0"/>
             <wp:docPr id="11" name="Picture 11"/>
@@ -16837,7 +16837,7 @@
         <w:t>至</w:t>
       </w:r>
       <w:r>
-        <w:t xml:space="preserve"> 0.0088</w:t>
+        <w:t xml:space="preserve"> 0.0396</w:t>
       </w:r>
       <w:r>
         <w:t>；等权森林的</w:t>
@@ -16855,7 +16855,7 @@
         <w:t>至</w:t>
       </w:r>
       <w:r>
-        <w:t xml:space="preserve"> 0.940</w:t>
+        <w:t xml:space="preserve"> 0.948</w:t>
       </w:r>
       <w:r>
         <w:t>，未知类召回率为</w:t>
@@ -16867,10 +16867,10 @@
         <w:t>至</w:t>
       </w:r>
       <w:r>
-        <w:t xml:space="preserve"> 0.128</w:t>
-      </w:r>
-      <w:r>
-        <w:t>。也就是说，</w:t>
+        <w:t xml:space="preserve"> 0.374</w:t>
+      </w:r>
+      <w:r>
+        <w:t>（区间覆盖三个已发布种子，以及未校准与温度缩放两种概率导出）。也就是说，</w:t>
       </w:r>
       <w:r>
         <w:rPr>
@@ -19536,7 +19536,7 @@
               <w:rPr>
                 <w:sz w:val="16"/>
               </w:rPr>
-              <w:t xml:space="preserve">AUROC 0.92–0.94 </w:t>
+              <w:t xml:space="preserve">AUROC 0.92–0.95 </w:t>
             </w:r>
             <w:r>
               <w:rPr>
@@ -23295,76 +23295,76 @@
       </w:rPr>
     </w:lvl>
   </w:abstractNum>
-  <w:num w:numId="1" w16cid:durableId="1330865471">
+  <w:num w:numId="1" w16cid:durableId="2027516731">
     <w:abstractNumId w:val="8"/>
   </w:num>
-  <w:num w:numId="2" w16cid:durableId="1803033041">
+  <w:num w:numId="2" w16cid:durableId="328679938">
     <w:abstractNumId w:val="6"/>
   </w:num>
-  <w:num w:numId="3" w16cid:durableId="1327443727">
+  <w:num w:numId="3" w16cid:durableId="980235845">
     <w:abstractNumId w:val="5"/>
   </w:num>
-  <w:num w:numId="4" w16cid:durableId="734087416">
+  <w:num w:numId="4" w16cid:durableId="1017149892">
     <w:abstractNumId w:val="4"/>
   </w:num>
-  <w:num w:numId="5" w16cid:durableId="487984309">
+  <w:num w:numId="5" w16cid:durableId="1011488439">
     <w:abstractNumId w:val="7"/>
   </w:num>
-  <w:num w:numId="6" w16cid:durableId="189143892">
+  <w:num w:numId="6" w16cid:durableId="1160459099">
     <w:abstractNumId w:val="3"/>
   </w:num>
-  <w:num w:numId="7" w16cid:durableId="745885985">
+  <w:num w:numId="7" w16cid:durableId="272903415">
     <w:abstractNumId w:val="2"/>
   </w:num>
-  <w:num w:numId="8" w16cid:durableId="1733505354">
+  <w:num w:numId="8" w16cid:durableId="1434670012">
     <w:abstractNumId w:val="1"/>
   </w:num>
-  <w:num w:numId="9" w16cid:durableId="1591036237">
+  <w:num w:numId="9" w16cid:durableId="122775016">
     <w:abstractNumId w:val="0"/>
   </w:num>
-  <w:num w:numId="10" w16cid:durableId="834565614">
+  <w:num w:numId="10" w16cid:durableId="391780763">
     <w:abstractNumId w:val="7"/>
     <w:lvlOverride w:ilvl="0">
       <w:startOverride w:val="1"/>
     </w:lvlOverride>
   </w:num>
-  <w:num w:numId="11" w16cid:durableId="152599853">
+  <w:num w:numId="11" w16cid:durableId="308563071">
     <w:abstractNumId w:val="7"/>
     <w:lvlOverride w:ilvl="0">
       <w:startOverride w:val="1"/>
     </w:lvlOverride>
   </w:num>
-  <w:num w:numId="12" w16cid:durableId="1860895282">
+  <w:num w:numId="12" w16cid:durableId="1792019556">
     <w:abstractNumId w:val="7"/>
     <w:lvlOverride w:ilvl="0">
       <w:startOverride w:val="1"/>
     </w:lvlOverride>
   </w:num>
-  <w:num w:numId="13" w16cid:durableId="855538252">
+  <w:num w:numId="13" w16cid:durableId="1111512827">
     <w:abstractNumId w:val="7"/>
     <w:lvlOverride w:ilvl="0">
       <w:startOverride w:val="1"/>
     </w:lvlOverride>
   </w:num>
-  <w:num w:numId="14" w16cid:durableId="1974556391">
+  <w:num w:numId="14" w16cid:durableId="964896371">
     <w:abstractNumId w:val="7"/>
     <w:lvlOverride w:ilvl="0">
       <w:startOverride w:val="1"/>
     </w:lvlOverride>
   </w:num>
-  <w:num w:numId="15" w16cid:durableId="1031764131">
+  <w:num w:numId="15" w16cid:durableId="328993599">
     <w:abstractNumId w:val="7"/>
     <w:lvlOverride w:ilvl="0">
       <w:startOverride w:val="1"/>
     </w:lvlOverride>
   </w:num>
-  <w:num w:numId="16" w16cid:durableId="873493663">
+  <w:num w:numId="16" w16cid:durableId="157623325">
     <w:abstractNumId w:val="7"/>
     <w:lvlOverride w:ilvl="0">
       <w:startOverride w:val="1"/>
     </w:lvlOverride>
   </w:num>
-  <w:num w:numId="17" w16cid:durableId="196477754">
+  <w:num w:numId="17" w16cid:durableId="289022751">
     <w:abstractNumId w:val="7"/>
     <w:lvlOverride w:ilvl="0">
       <w:startOverride w:val="1"/>

--- a/重构版论文_v4_20260915/中文SCI论文_v4_重构版.docx
+++ b/重构版论文_v4_20260915/中文SCI论文_v4_重构版.docx
@@ -2035,7 +2035,7 @@
           <w:noProof/>
         </w:rPr>
         <w:drawing>
-          <wp:inline distT="0" distB="0" distL="0" distR="0" wp14:anchorId="3F8BC9B5" wp14:editId="70C60BED">
+          <wp:inline distT="0" distB="0" distL="0" distR="0" wp14:anchorId="644D151D" wp14:editId="7C2FEECB">
             <wp:extent cx="5760720" cy="2730962"/>
             <wp:effectExtent l="0" t="0" r="0" b="0"/>
             <wp:docPr id="1" name="Picture 1"/>
@@ -4261,7 +4261,7 @@
           <w:noProof/>
         </w:rPr>
         <w:drawing>
-          <wp:inline distT="0" distB="0" distL="0" distR="0" wp14:anchorId="78C487DE" wp14:editId="269D4AC2">
+          <wp:inline distT="0" distB="0" distL="0" distR="0" wp14:anchorId="55E8EC36" wp14:editId="63BAC73B">
             <wp:extent cx="5760720" cy="2750378"/>
             <wp:effectExtent l="0" t="0" r="0" b="0"/>
             <wp:docPr id="2" name="Picture 2"/>
@@ -6048,7 +6048,7 @@
           <w:noProof/>
         </w:rPr>
         <w:drawing>
-          <wp:inline distT="0" distB="0" distL="0" distR="0" wp14:anchorId="7B49B8BC" wp14:editId="5640F058">
+          <wp:inline distT="0" distB="0" distL="0" distR="0" wp14:anchorId="0F7A06B1" wp14:editId="575F6920">
             <wp:extent cx="5760720" cy="3482709"/>
             <wp:effectExtent l="0" t="0" r="0" b="0"/>
             <wp:docPr id="3" name="Picture 3"/>
@@ -11462,7 +11462,7 @@
           <w:noProof/>
         </w:rPr>
         <w:drawing>
-          <wp:inline distT="0" distB="0" distL="0" distR="0" wp14:anchorId="1451371D" wp14:editId="0ABC1088">
+          <wp:inline distT="0" distB="0" distL="0" distR="0" wp14:anchorId="0250CCA4" wp14:editId="70C76526">
             <wp:extent cx="5760720" cy="2547798"/>
             <wp:effectExtent l="0" t="0" r="0" b="0"/>
             <wp:docPr id="4" name="Picture 4"/>
@@ -13161,7 +13161,7 @@
           <w:noProof/>
         </w:rPr>
         <w:drawing>
-          <wp:inline distT="0" distB="0" distL="0" distR="0" wp14:anchorId="6BD2DF56" wp14:editId="13CECD59">
+          <wp:inline distT="0" distB="0" distL="0" distR="0" wp14:anchorId="2C805E24" wp14:editId="53A854E2">
             <wp:extent cx="5760720" cy="2108444"/>
             <wp:effectExtent l="0" t="0" r="0" b="0"/>
             <wp:docPr id="5" name="Picture 5"/>
@@ -13585,7 +13585,7 @@
         </w:rPr>
         <w:lastRenderedPageBreak/>
         <w:drawing>
-          <wp:inline distT="0" distB="0" distL="0" distR="0" wp14:anchorId="7FA88068" wp14:editId="7E531502">
+          <wp:inline distT="0" distB="0" distL="0" distR="0" wp14:anchorId="7BCD38B7" wp14:editId="0B05C3CA">
             <wp:extent cx="5760720" cy="2331249"/>
             <wp:effectExtent l="0" t="0" r="0" b="0"/>
             <wp:docPr id="6" name="Picture 6"/>
@@ -14722,7 +14722,7 @@
           <w:noProof/>
         </w:rPr>
         <w:drawing>
-          <wp:inline distT="0" distB="0" distL="0" distR="0" wp14:anchorId="5459D80D" wp14:editId="15C23AF9">
+          <wp:inline distT="0" distB="0" distL="0" distR="0" wp14:anchorId="7734C0DF" wp14:editId="3DD81676">
             <wp:extent cx="5760720" cy="2266878"/>
             <wp:effectExtent l="0" t="0" r="0" b="0"/>
             <wp:docPr id="7" name="Picture 7"/>
@@ -14857,7 +14857,7 @@
           <w:noProof/>
         </w:rPr>
         <w:drawing>
-          <wp:inline distT="0" distB="0" distL="0" distR="0" wp14:anchorId="575D2A89" wp14:editId="2C35BFEF">
+          <wp:inline distT="0" distB="0" distL="0" distR="0" wp14:anchorId="25E272A1" wp14:editId="7B544215">
             <wp:extent cx="5760720" cy="2362842"/>
             <wp:effectExtent l="0" t="0" r="0" b="0"/>
             <wp:docPr id="8" name="Picture 8"/>
@@ -15423,7 +15423,7 @@
           <w:noProof/>
         </w:rPr>
         <w:drawing>
-          <wp:inline distT="0" distB="0" distL="0" distR="0" wp14:anchorId="2510F876" wp14:editId="17188908">
+          <wp:inline distT="0" distB="0" distL="0" distR="0" wp14:anchorId="6A78174A" wp14:editId="1C224EDF">
             <wp:extent cx="5760720" cy="2544177"/>
             <wp:effectExtent l="0" t="0" r="0" b="0"/>
             <wp:docPr id="9" name="Picture 9"/>
@@ -16013,7 +16013,7 @@
           <w:noProof/>
         </w:rPr>
         <w:drawing>
-          <wp:inline distT="0" distB="0" distL="0" distR="0" wp14:anchorId="234DBA4B" wp14:editId="77F0A689">
+          <wp:inline distT="0" distB="0" distL="0" distR="0" wp14:anchorId="6B388472" wp14:editId="723DF588">
             <wp:extent cx="5760720" cy="2275394"/>
             <wp:effectExtent l="0" t="0" r="0" b="0"/>
             <wp:docPr id="10" name="Picture 10"/>
@@ -16320,7 +16320,7 @@
           <w:noProof/>
         </w:rPr>
         <w:drawing>
-          <wp:inline distT="0" distB="0" distL="0" distR="0" wp14:anchorId="6631C70F" wp14:editId="1EAE7CDE">
+          <wp:inline distT="0" distB="0" distL="0" distR="0" wp14:anchorId="4E0166CE" wp14:editId="26D1C52E">
             <wp:extent cx="5760720" cy="2547041"/>
             <wp:effectExtent l="0" t="0" r="0" b="0"/>
             <wp:docPr id="11" name="Picture 11"/>
@@ -23295,76 +23295,76 @@
       </w:rPr>
     </w:lvl>
   </w:abstractNum>
-  <w:num w:numId="1" w16cid:durableId="2027516731">
+  <w:num w:numId="1" w16cid:durableId="1442188037">
     <w:abstractNumId w:val="8"/>
   </w:num>
-  <w:num w:numId="2" w16cid:durableId="328679938">
+  <w:num w:numId="2" w16cid:durableId="107896489">
     <w:abstractNumId w:val="6"/>
   </w:num>
-  <w:num w:numId="3" w16cid:durableId="980235845">
+  <w:num w:numId="3" w16cid:durableId="1858424214">
     <w:abstractNumId w:val="5"/>
   </w:num>
-  <w:num w:numId="4" w16cid:durableId="1017149892">
+  <w:num w:numId="4" w16cid:durableId="79568087">
     <w:abstractNumId w:val="4"/>
   </w:num>
-  <w:num w:numId="5" w16cid:durableId="1011488439">
+  <w:num w:numId="5" w16cid:durableId="1659260127">
     <w:abstractNumId w:val="7"/>
   </w:num>
-  <w:num w:numId="6" w16cid:durableId="1160459099">
+  <w:num w:numId="6" w16cid:durableId="155808884">
     <w:abstractNumId w:val="3"/>
   </w:num>
-  <w:num w:numId="7" w16cid:durableId="272903415">
+  <w:num w:numId="7" w16cid:durableId="1231113938">
     <w:abstractNumId w:val="2"/>
   </w:num>
-  <w:num w:numId="8" w16cid:durableId="1434670012">
+  <w:num w:numId="8" w16cid:durableId="1004093818">
     <w:abstractNumId w:val="1"/>
   </w:num>
-  <w:num w:numId="9" w16cid:durableId="122775016">
+  <w:num w:numId="9" w16cid:durableId="1852991798">
     <w:abstractNumId w:val="0"/>
   </w:num>
-  <w:num w:numId="10" w16cid:durableId="391780763">
+  <w:num w:numId="10" w16cid:durableId="1217208034">
     <w:abstractNumId w:val="7"/>
     <w:lvlOverride w:ilvl="0">
       <w:startOverride w:val="1"/>
     </w:lvlOverride>
   </w:num>
-  <w:num w:numId="11" w16cid:durableId="308563071">
+  <w:num w:numId="11" w16cid:durableId="1786921610">
     <w:abstractNumId w:val="7"/>
     <w:lvlOverride w:ilvl="0">
       <w:startOverride w:val="1"/>
     </w:lvlOverride>
   </w:num>
-  <w:num w:numId="12" w16cid:durableId="1792019556">
+  <w:num w:numId="12" w16cid:durableId="1005477265">
     <w:abstractNumId w:val="7"/>
     <w:lvlOverride w:ilvl="0">
       <w:startOverride w:val="1"/>
     </w:lvlOverride>
   </w:num>
-  <w:num w:numId="13" w16cid:durableId="1111512827">
+  <w:num w:numId="13" w16cid:durableId="1170482544">
     <w:abstractNumId w:val="7"/>
     <w:lvlOverride w:ilvl="0">
       <w:startOverride w:val="1"/>
     </w:lvlOverride>
   </w:num>
-  <w:num w:numId="14" w16cid:durableId="964896371">
+  <w:num w:numId="14" w16cid:durableId="2046833476">
     <w:abstractNumId w:val="7"/>
     <w:lvlOverride w:ilvl="0">
       <w:startOverride w:val="1"/>
     </w:lvlOverride>
   </w:num>
-  <w:num w:numId="15" w16cid:durableId="328993599">
+  <w:num w:numId="15" w16cid:durableId="3360011">
     <w:abstractNumId w:val="7"/>
     <w:lvlOverride w:ilvl="0">
       <w:startOverride w:val="1"/>
     </w:lvlOverride>
   </w:num>
-  <w:num w:numId="16" w16cid:durableId="157623325">
+  <w:num w:numId="16" w16cid:durableId="1015618892">
     <w:abstractNumId w:val="7"/>
     <w:lvlOverride w:ilvl="0">
       <w:startOverride w:val="1"/>
     </w:lvlOverride>
   </w:num>
-  <w:num w:numId="17" w16cid:durableId="289022751">
+  <w:num w:numId="17" w16cid:durableId="90706476">
     <w:abstractNumId w:val="7"/>
     <w:lvlOverride w:ilvl="0">
       <w:startOverride w:val="1"/>

--- a/重构版论文_v4_20260915/中文SCI论文_v4_重构版.docx
+++ b/重构版论文_v4_20260915/中文SCI论文_v4_重构版.docx
@@ -2035,7 +2035,7 @@
           <w:noProof/>
         </w:rPr>
         <w:drawing>
-          <wp:inline distT="0" distB="0" distL="0" distR="0" wp14:anchorId="644D151D" wp14:editId="7C2FEECB">
+          <wp:inline distT="0" distB="0" distL="0" distR="0" wp14:anchorId="36957B01" wp14:editId="1F9CB653">
             <wp:extent cx="5760720" cy="2730962"/>
             <wp:effectExtent l="0" t="0" r="0" b="0"/>
             <wp:docPr id="1" name="Picture 1"/>
@@ -4261,7 +4261,7 @@
           <w:noProof/>
         </w:rPr>
         <w:drawing>
-          <wp:inline distT="0" distB="0" distL="0" distR="0" wp14:anchorId="55E8EC36" wp14:editId="63BAC73B">
+          <wp:inline distT="0" distB="0" distL="0" distR="0" wp14:anchorId="5A0B4346" wp14:editId="7D20CC50">
             <wp:extent cx="5760720" cy="2750378"/>
             <wp:effectExtent l="0" t="0" r="0" b="0"/>
             <wp:docPr id="2" name="Picture 2"/>
@@ -6048,7 +6048,7 @@
           <w:noProof/>
         </w:rPr>
         <w:drawing>
-          <wp:inline distT="0" distB="0" distL="0" distR="0" wp14:anchorId="0F7A06B1" wp14:editId="575F6920">
+          <wp:inline distT="0" distB="0" distL="0" distR="0" wp14:anchorId="6E4B0AE0" wp14:editId="4FED3048">
             <wp:extent cx="5760720" cy="3482709"/>
             <wp:effectExtent l="0" t="0" r="0" b="0"/>
             <wp:docPr id="3" name="Picture 3"/>
@@ -11462,7 +11462,7 @@
           <w:noProof/>
         </w:rPr>
         <w:drawing>
-          <wp:inline distT="0" distB="0" distL="0" distR="0" wp14:anchorId="0250CCA4" wp14:editId="70C76526">
+          <wp:inline distT="0" distB="0" distL="0" distR="0" wp14:anchorId="59620C34" wp14:editId="217AFCC3">
             <wp:extent cx="5760720" cy="2547798"/>
             <wp:effectExtent l="0" t="0" r="0" b="0"/>
             <wp:docPr id="4" name="Picture 4"/>
@@ -13161,7 +13161,7 @@
           <w:noProof/>
         </w:rPr>
         <w:drawing>
-          <wp:inline distT="0" distB="0" distL="0" distR="0" wp14:anchorId="2C805E24" wp14:editId="53A854E2">
+          <wp:inline distT="0" distB="0" distL="0" distR="0" wp14:anchorId="063F7E77" wp14:editId="4CE3427E">
             <wp:extent cx="5760720" cy="2108444"/>
             <wp:effectExtent l="0" t="0" r="0" b="0"/>
             <wp:docPr id="5" name="Picture 5"/>
@@ -13585,7 +13585,7 @@
         </w:rPr>
         <w:lastRenderedPageBreak/>
         <w:drawing>
-          <wp:inline distT="0" distB="0" distL="0" distR="0" wp14:anchorId="7BCD38B7" wp14:editId="0B05C3CA">
+          <wp:inline distT="0" distB="0" distL="0" distR="0" wp14:anchorId="457ABC81" wp14:editId="109E8DD0">
             <wp:extent cx="5760720" cy="2331249"/>
             <wp:effectExtent l="0" t="0" r="0" b="0"/>
             <wp:docPr id="6" name="Picture 6"/>
@@ -14722,7 +14722,7 @@
           <w:noProof/>
         </w:rPr>
         <w:drawing>
-          <wp:inline distT="0" distB="0" distL="0" distR="0" wp14:anchorId="7734C0DF" wp14:editId="3DD81676">
+          <wp:inline distT="0" distB="0" distL="0" distR="0" wp14:anchorId="2DB31C16" wp14:editId="4B494252">
             <wp:extent cx="5760720" cy="2266878"/>
             <wp:effectExtent l="0" t="0" r="0" b="0"/>
             <wp:docPr id="7" name="Picture 7"/>
@@ -14857,7 +14857,7 @@
           <w:noProof/>
         </w:rPr>
         <w:drawing>
-          <wp:inline distT="0" distB="0" distL="0" distR="0" wp14:anchorId="25E272A1" wp14:editId="7B544215">
+          <wp:inline distT="0" distB="0" distL="0" distR="0" wp14:anchorId="548224D2" wp14:editId="1FCB6EBF">
             <wp:extent cx="5760720" cy="2362842"/>
             <wp:effectExtent l="0" t="0" r="0" b="0"/>
             <wp:docPr id="8" name="Picture 8"/>
@@ -15423,7 +15423,7 @@
           <w:noProof/>
         </w:rPr>
         <w:drawing>
-          <wp:inline distT="0" distB="0" distL="0" distR="0" wp14:anchorId="6A78174A" wp14:editId="1C224EDF">
+          <wp:inline distT="0" distB="0" distL="0" distR="0" wp14:anchorId="5A6462C9" wp14:editId="582EAB36">
             <wp:extent cx="5760720" cy="2544177"/>
             <wp:effectExtent l="0" t="0" r="0" b="0"/>
             <wp:docPr id="9" name="Picture 9"/>
@@ -16013,7 +16013,7 @@
           <w:noProof/>
         </w:rPr>
         <w:drawing>
-          <wp:inline distT="0" distB="0" distL="0" distR="0" wp14:anchorId="6B388472" wp14:editId="723DF588">
+          <wp:inline distT="0" distB="0" distL="0" distR="0" wp14:anchorId="116B0991" wp14:editId="525AB613">
             <wp:extent cx="5760720" cy="2275394"/>
             <wp:effectExtent l="0" t="0" r="0" b="0"/>
             <wp:docPr id="10" name="Picture 10"/>
@@ -16320,7 +16320,7 @@
           <w:noProof/>
         </w:rPr>
         <w:drawing>
-          <wp:inline distT="0" distB="0" distL="0" distR="0" wp14:anchorId="4E0166CE" wp14:editId="26D1C52E">
+          <wp:inline distT="0" distB="0" distL="0" distR="0" wp14:anchorId="7D07CBCB" wp14:editId="2F22233B">
             <wp:extent cx="5760720" cy="2547041"/>
             <wp:effectExtent l="0" t="0" r="0" b="0"/>
             <wp:docPr id="11" name="Picture 11"/>
@@ -19416,7 +19416,7 @@
               <w:rPr>
                 <w:sz w:val="16"/>
               </w:rPr>
-              <w:t xml:space="preserve">Log Loss 0.0515 </w:t>
+              <w:t xml:space="preserve">Log Loss 0.0518 </w:t>
             </w:r>
             <w:r>
               <w:rPr>
@@ -19428,7 +19428,7 @@
               <w:rPr>
                 <w:sz w:val="16"/>
               </w:rPr>
-              <w:t xml:space="preserve"> 0.0528</w:t>
+              <w:t xml:space="preserve"> 0.0522</w:t>
             </w:r>
             <w:r>
               <w:rPr>
@@ -20239,6 +20239,12 @@
       </w:r>
       <w:r>
         <w:t xml:space="preserve"> 104 </w:t>
+      </w:r>
+      <w:r>
+        <w:t>行位于跨划分的近重复组内，其中</w:t>
+      </w:r>
+      <w:r>
+        <w:t xml:space="preserve"> 17 </w:t>
       </w:r>
       <w:r>
         <w:t>条测试行（占测试集</w:t>
@@ -23295,76 +23301,76 @@
       </w:rPr>
     </w:lvl>
   </w:abstractNum>
-  <w:num w:numId="1" w16cid:durableId="1442188037">
+  <w:num w:numId="1" w16cid:durableId="438912551">
     <w:abstractNumId w:val="8"/>
   </w:num>
-  <w:num w:numId="2" w16cid:durableId="107896489">
+  <w:num w:numId="2" w16cid:durableId="1793595492">
     <w:abstractNumId w:val="6"/>
   </w:num>
-  <w:num w:numId="3" w16cid:durableId="1858424214">
+  <w:num w:numId="3" w16cid:durableId="1902861637">
     <w:abstractNumId w:val="5"/>
   </w:num>
-  <w:num w:numId="4" w16cid:durableId="79568087">
+  <w:num w:numId="4" w16cid:durableId="516769239">
     <w:abstractNumId w:val="4"/>
   </w:num>
-  <w:num w:numId="5" w16cid:durableId="1659260127">
+  <w:num w:numId="5" w16cid:durableId="389771883">
     <w:abstractNumId w:val="7"/>
   </w:num>
-  <w:num w:numId="6" w16cid:durableId="155808884">
+  <w:num w:numId="6" w16cid:durableId="257838218">
     <w:abstractNumId w:val="3"/>
   </w:num>
-  <w:num w:numId="7" w16cid:durableId="1231113938">
+  <w:num w:numId="7" w16cid:durableId="1778909879">
     <w:abstractNumId w:val="2"/>
   </w:num>
-  <w:num w:numId="8" w16cid:durableId="1004093818">
+  <w:num w:numId="8" w16cid:durableId="1054352580">
     <w:abstractNumId w:val="1"/>
   </w:num>
-  <w:num w:numId="9" w16cid:durableId="1852991798">
+  <w:num w:numId="9" w16cid:durableId="1288388262">
     <w:abstractNumId w:val="0"/>
   </w:num>
-  <w:num w:numId="10" w16cid:durableId="1217208034">
+  <w:num w:numId="10" w16cid:durableId="1474833023">
     <w:abstractNumId w:val="7"/>
     <w:lvlOverride w:ilvl="0">
       <w:startOverride w:val="1"/>
     </w:lvlOverride>
   </w:num>
-  <w:num w:numId="11" w16cid:durableId="1786921610">
+  <w:num w:numId="11" w16cid:durableId="599219535">
     <w:abstractNumId w:val="7"/>
     <w:lvlOverride w:ilvl="0">
       <w:startOverride w:val="1"/>
     </w:lvlOverride>
   </w:num>
-  <w:num w:numId="12" w16cid:durableId="1005477265">
+  <w:num w:numId="12" w16cid:durableId="1662347269">
     <w:abstractNumId w:val="7"/>
     <w:lvlOverride w:ilvl="0">
       <w:startOverride w:val="1"/>
     </w:lvlOverride>
   </w:num>
-  <w:num w:numId="13" w16cid:durableId="1170482544">
+  <w:num w:numId="13" w16cid:durableId="2135714755">
     <w:abstractNumId w:val="7"/>
     <w:lvlOverride w:ilvl="0">
       <w:startOverride w:val="1"/>
     </w:lvlOverride>
   </w:num>
-  <w:num w:numId="14" w16cid:durableId="2046833476">
+  <w:num w:numId="14" w16cid:durableId="1894268242">
     <w:abstractNumId w:val="7"/>
     <w:lvlOverride w:ilvl="0">
       <w:startOverride w:val="1"/>
     </w:lvlOverride>
   </w:num>
-  <w:num w:numId="15" w16cid:durableId="3360011">
+  <w:num w:numId="15" w16cid:durableId="1776290714">
     <w:abstractNumId w:val="7"/>
     <w:lvlOverride w:ilvl="0">
       <w:startOverride w:val="1"/>
     </w:lvlOverride>
   </w:num>
-  <w:num w:numId="16" w16cid:durableId="1015618892">
+  <w:num w:numId="16" w16cid:durableId="1366515319">
     <w:abstractNumId w:val="7"/>
     <w:lvlOverride w:ilvl="0">
       <w:startOverride w:val="1"/>
     </w:lvlOverride>
   </w:num>
-  <w:num w:numId="17" w16cid:durableId="90706476">
+  <w:num w:numId="17" w16cid:durableId="1549992492">
     <w:abstractNumId w:val="7"/>
     <w:lvlOverride w:ilvl="0">
       <w:startOverride w:val="1"/>

--- a/重构版论文_v4_20260915/中文SCI论文_v4_重构版.docx
+++ b/重构版论文_v4_20260915/中文SCI论文_v4_重构版.docx
@@ -2035,7 +2035,7 @@
           <w:noProof/>
         </w:rPr>
         <w:drawing>
-          <wp:inline distT="0" distB="0" distL="0" distR="0" wp14:anchorId="36957B01" wp14:editId="1F9CB653">
+          <wp:inline distT="0" distB="0" distL="0" distR="0" wp14:anchorId="5AFFD027" wp14:editId="22E13BB7">
             <wp:extent cx="5760720" cy="2730962"/>
             <wp:effectExtent l="0" t="0" r="0" b="0"/>
             <wp:docPr id="1" name="Picture 1"/>
@@ -4261,7 +4261,7 @@
           <w:noProof/>
         </w:rPr>
         <w:drawing>
-          <wp:inline distT="0" distB="0" distL="0" distR="0" wp14:anchorId="5A0B4346" wp14:editId="7D20CC50">
+          <wp:inline distT="0" distB="0" distL="0" distR="0" wp14:anchorId="35BCA343" wp14:editId="20D01BA1">
             <wp:extent cx="5760720" cy="2750378"/>
             <wp:effectExtent l="0" t="0" r="0" b="0"/>
             <wp:docPr id="2" name="Picture 2"/>
@@ -6048,7 +6048,7 @@
           <w:noProof/>
         </w:rPr>
         <w:drawing>
-          <wp:inline distT="0" distB="0" distL="0" distR="0" wp14:anchorId="6E4B0AE0" wp14:editId="4FED3048">
+          <wp:inline distT="0" distB="0" distL="0" distR="0" wp14:anchorId="6AC0C49B" wp14:editId="00435557">
             <wp:extent cx="5760720" cy="3482709"/>
             <wp:effectExtent l="0" t="0" r="0" b="0"/>
             <wp:docPr id="3" name="Picture 3"/>
@@ -11462,7 +11462,7 @@
           <w:noProof/>
         </w:rPr>
         <w:drawing>
-          <wp:inline distT="0" distB="0" distL="0" distR="0" wp14:anchorId="59620C34" wp14:editId="217AFCC3">
+          <wp:inline distT="0" distB="0" distL="0" distR="0" wp14:anchorId="322D94B7" wp14:editId="19AF0D78">
             <wp:extent cx="5760720" cy="2547798"/>
             <wp:effectExtent l="0" t="0" r="0" b="0"/>
             <wp:docPr id="4" name="Picture 4"/>
@@ -13161,7 +13161,7 @@
           <w:noProof/>
         </w:rPr>
         <w:drawing>
-          <wp:inline distT="0" distB="0" distL="0" distR="0" wp14:anchorId="063F7E77" wp14:editId="4CE3427E">
+          <wp:inline distT="0" distB="0" distL="0" distR="0" wp14:anchorId="6BA4866A" wp14:editId="21C577D6">
             <wp:extent cx="5760720" cy="2108444"/>
             <wp:effectExtent l="0" t="0" r="0" b="0"/>
             <wp:docPr id="5" name="Picture 5"/>
@@ -13585,7 +13585,7 @@
         </w:rPr>
         <w:lastRenderedPageBreak/>
         <w:drawing>
-          <wp:inline distT="0" distB="0" distL="0" distR="0" wp14:anchorId="457ABC81" wp14:editId="109E8DD0">
+          <wp:inline distT="0" distB="0" distL="0" distR="0" wp14:anchorId="2F9312CD" wp14:editId="384515F2">
             <wp:extent cx="5760720" cy="2331249"/>
             <wp:effectExtent l="0" t="0" r="0" b="0"/>
             <wp:docPr id="6" name="Picture 6"/>
@@ -14722,7 +14722,7 @@
           <w:noProof/>
         </w:rPr>
         <w:drawing>
-          <wp:inline distT="0" distB="0" distL="0" distR="0" wp14:anchorId="2DB31C16" wp14:editId="4B494252">
+          <wp:inline distT="0" distB="0" distL="0" distR="0" wp14:anchorId="4D67A5BA" wp14:editId="1C4DAEFC">
             <wp:extent cx="5760720" cy="2266878"/>
             <wp:effectExtent l="0" t="0" r="0" b="0"/>
             <wp:docPr id="7" name="Picture 7"/>
@@ -14857,7 +14857,7 @@
           <w:noProof/>
         </w:rPr>
         <w:drawing>
-          <wp:inline distT="0" distB="0" distL="0" distR="0" wp14:anchorId="548224D2" wp14:editId="1FCB6EBF">
+          <wp:inline distT="0" distB="0" distL="0" distR="0" wp14:anchorId="6B3EA7ED" wp14:editId="5DBD19A5">
             <wp:extent cx="5760720" cy="2362842"/>
             <wp:effectExtent l="0" t="0" r="0" b="0"/>
             <wp:docPr id="8" name="Picture 8"/>
@@ -15423,7 +15423,7 @@
           <w:noProof/>
         </w:rPr>
         <w:drawing>
-          <wp:inline distT="0" distB="0" distL="0" distR="0" wp14:anchorId="5A6462C9" wp14:editId="582EAB36">
+          <wp:inline distT="0" distB="0" distL="0" distR="0" wp14:anchorId="3A8DB42C" wp14:editId="6945BEAB">
             <wp:extent cx="5760720" cy="2544177"/>
             <wp:effectExtent l="0" t="0" r="0" b="0"/>
             <wp:docPr id="9" name="Picture 9"/>
@@ -16013,7 +16013,7 @@
           <w:noProof/>
         </w:rPr>
         <w:drawing>
-          <wp:inline distT="0" distB="0" distL="0" distR="0" wp14:anchorId="116B0991" wp14:editId="525AB613">
+          <wp:inline distT="0" distB="0" distL="0" distR="0" wp14:anchorId="33B09949" wp14:editId="18F56654">
             <wp:extent cx="5760720" cy="2275394"/>
             <wp:effectExtent l="0" t="0" r="0" b="0"/>
             <wp:docPr id="10" name="Picture 10"/>
@@ -16320,7 +16320,7 @@
           <w:noProof/>
         </w:rPr>
         <w:drawing>
-          <wp:inline distT="0" distB="0" distL="0" distR="0" wp14:anchorId="7D07CBCB" wp14:editId="2F22233B">
+          <wp:inline distT="0" distB="0" distL="0" distR="0" wp14:anchorId="19637212" wp14:editId="171BCFF1">
             <wp:extent cx="5760720" cy="2547041"/>
             <wp:effectExtent l="0" t="0" r="0" b="0"/>
             <wp:docPr id="11" name="Picture 11"/>
@@ -16870,7 +16870,13 @@
         <w:t xml:space="preserve"> 0.374</w:t>
       </w:r>
       <w:r>
-        <w:t>（区间覆盖三个已发布种子，以及未校准与温度缩放两种概率导出）。也就是说，</w:t>
+        <w:t>（区间覆盖三个已发布种子，以及未校准与温度缩放两种概率导出；逐种子数值见补充材料</w:t>
+      </w:r>
+      <w:r>
+        <w:t xml:space="preserve"> S30</w:t>
+      </w:r>
+      <w:r>
+        <w:t>）。也就是说，</w:t>
       </w:r>
       <w:r>
         <w:rPr>
@@ -17930,7 +17936,11 @@
         <w:t xml:space="preserve"> 0.005 </w:t>
       </w:r>
       <w:r>
-        <w:t>边界上不等价，且十个种子的方向完全一致。两个分支平均每个种子在</w:t>
+        <w:t>边界上不等价，且十个种子的方向完全一致。两个分支平均每</w:t>
+      </w:r>
+      <w:r>
+        <w:lastRenderedPageBreak/>
+        <w:t>个种子在</w:t>
       </w:r>
       <w:r>
         <w:t xml:space="preserve"> 364 426 </w:t>
@@ -17948,11 +17958,7 @@
         <w:t xml:space="preserve"> 392 </w:t>
       </w:r>
       <w:r>
-        <w:t>条），与截断总体同量级。其余基线在全语料上的</w:t>
-      </w:r>
-      <w:r>
-        <w:lastRenderedPageBreak/>
-        <w:t>分化比本研究的任何其他设置都更剧烈：</w:t>
+        <w:t>条），与截断总体同量级。其余基线在全语料上的分化比本研究的任何其他设置都更剧烈：</w:t>
       </w:r>
       <w:r>
         <w:t xml:space="preserve">XGBoost </w:t>
@@ -20379,7 +20385,13 @@
         <w:t xml:space="preserve"> 11 </w:t>
       </w:r>
       <w:r>
-        <w:t>条。开放集指标对保留哪一族高度敏感，本文只报告分族结果，不给出合并结论。</w:t>
+        <w:t>条。开放集指标对保留哪一族高度敏感，本文只报告分族结果，不给出合并结论；各家族组合的矩阵见补充材料</w:t>
+      </w:r>
+      <w:r>
+        <w:t xml:space="preserve"> S30</w:t>
+      </w:r>
+      <w:r>
+        <w:t>。</w:t>
       </w:r>
     </w:p>
     <w:p>
@@ -23057,6 +23069,74 @@
                 <w:sz w:val="16"/>
               </w:rPr>
               <w:t>条、逐种子指标与配对比较</w:t>
+            </w:r>
+          </w:p>
+        </w:tc>
+      </w:tr>
+      <w:tr>
+        <w:tc>
+          <w:tcPr>
+            <w:tcW w:w="4896" w:type="dxa"/>
+          </w:tcPr>
+          <w:p>
+            <w:pPr>
+              <w:spacing w:after="0"/>
+            </w:pPr>
+            <w:r>
+              <w:rPr>
+                <w:sz w:val="16"/>
+              </w:rPr>
+              <w:t>S30</w:t>
+            </w:r>
+          </w:p>
+        </w:tc>
+        <w:tc>
+          <w:tcPr>
+            <w:tcW w:w="4896" w:type="dxa"/>
+          </w:tcPr>
+          <w:p>
+            <w:pPr>
+              <w:spacing w:after="0"/>
+            </w:pPr>
+            <w:r>
+              <w:rPr>
+                <w:sz w:val="16"/>
+              </w:rPr>
+              <w:t>开放集诊断：三个留出未知族、逐种子与逐概率导出</w:t>
+            </w:r>
+          </w:p>
+        </w:tc>
+      </w:tr>
+      <w:tr>
+        <w:tc>
+          <w:tcPr>
+            <w:tcW w:w="4896" w:type="dxa"/>
+          </w:tcPr>
+          <w:p>
+            <w:pPr>
+              <w:spacing w:after="0"/>
+            </w:pPr>
+            <w:r>
+              <w:rPr>
+                <w:sz w:val="16"/>
+              </w:rPr>
+              <w:t>S30</w:t>
+            </w:r>
+          </w:p>
+        </w:tc>
+        <w:tc>
+          <w:tcPr>
+            <w:tcW w:w="4896" w:type="dxa"/>
+          </w:tcPr>
+          <w:p>
+            <w:pPr>
+              <w:spacing w:after="0"/>
+            </w:pPr>
+            <w:r>
+              <w:rPr>
+                <w:sz w:val="16"/>
+              </w:rPr>
+              <w:t>开放集诊断：三个留出未知族、逐种子与逐概率导出</w:t>
             </w:r>
           </w:p>
         </w:tc>
@@ -23301,76 +23381,76 @@
       </w:rPr>
     </w:lvl>
   </w:abstractNum>
-  <w:num w:numId="1" w16cid:durableId="438912551">
+  <w:num w:numId="1" w16cid:durableId="505826258">
     <w:abstractNumId w:val="8"/>
   </w:num>
-  <w:num w:numId="2" w16cid:durableId="1793595492">
+  <w:num w:numId="2" w16cid:durableId="1095631297">
     <w:abstractNumId w:val="6"/>
   </w:num>
-  <w:num w:numId="3" w16cid:durableId="1902861637">
+  <w:num w:numId="3" w16cid:durableId="499850913">
     <w:abstractNumId w:val="5"/>
   </w:num>
-  <w:num w:numId="4" w16cid:durableId="516769239">
+  <w:num w:numId="4" w16cid:durableId="611519061">
     <w:abstractNumId w:val="4"/>
   </w:num>
-  <w:num w:numId="5" w16cid:durableId="389771883">
+  <w:num w:numId="5" w16cid:durableId="354892107">
     <w:abstractNumId w:val="7"/>
   </w:num>
-  <w:num w:numId="6" w16cid:durableId="257838218">
+  <w:num w:numId="6" w16cid:durableId="1156605425">
     <w:abstractNumId w:val="3"/>
   </w:num>
-  <w:num w:numId="7" w16cid:durableId="1778909879">
+  <w:num w:numId="7" w16cid:durableId="1608073243">
     <w:abstractNumId w:val="2"/>
   </w:num>
-  <w:num w:numId="8" w16cid:durableId="1054352580">
+  <w:num w:numId="8" w16cid:durableId="25448305">
     <w:abstractNumId w:val="1"/>
   </w:num>
-  <w:num w:numId="9" w16cid:durableId="1288388262">
+  <w:num w:numId="9" w16cid:durableId="236211959">
     <w:abstractNumId w:val="0"/>
   </w:num>
-  <w:num w:numId="10" w16cid:durableId="1474833023">
+  <w:num w:numId="10" w16cid:durableId="1170213990">
     <w:abstractNumId w:val="7"/>
     <w:lvlOverride w:ilvl="0">
       <w:startOverride w:val="1"/>
     </w:lvlOverride>
   </w:num>
-  <w:num w:numId="11" w16cid:durableId="599219535">
+  <w:num w:numId="11" w16cid:durableId="2079864084">
     <w:abstractNumId w:val="7"/>
     <w:lvlOverride w:ilvl="0">
       <w:startOverride w:val="1"/>
     </w:lvlOverride>
   </w:num>
-  <w:num w:numId="12" w16cid:durableId="1662347269">
+  <w:num w:numId="12" w16cid:durableId="970090676">
     <w:abstractNumId w:val="7"/>
     <w:lvlOverride w:ilvl="0">
       <w:startOverride w:val="1"/>
     </w:lvlOverride>
   </w:num>
-  <w:num w:numId="13" w16cid:durableId="2135714755">
+  <w:num w:numId="13" w16cid:durableId="221644578">
     <w:abstractNumId w:val="7"/>
     <w:lvlOverride w:ilvl="0">
       <w:startOverride w:val="1"/>
     </w:lvlOverride>
   </w:num>
-  <w:num w:numId="14" w16cid:durableId="1894268242">
+  <w:num w:numId="14" w16cid:durableId="59333811">
     <w:abstractNumId w:val="7"/>
     <w:lvlOverride w:ilvl="0">
       <w:startOverride w:val="1"/>
     </w:lvlOverride>
   </w:num>
-  <w:num w:numId="15" w16cid:durableId="1776290714">
+  <w:num w:numId="15" w16cid:durableId="1971668846">
     <w:abstractNumId w:val="7"/>
     <w:lvlOverride w:ilvl="0">
       <w:startOverride w:val="1"/>
     </w:lvlOverride>
   </w:num>
-  <w:num w:numId="16" w16cid:durableId="1366515319">
+  <w:num w:numId="16" w16cid:durableId="1833333933">
     <w:abstractNumId w:val="7"/>
     <w:lvlOverride w:ilvl="0">
       <w:startOverride w:val="1"/>
     </w:lvlOverride>
   </w:num>
-  <w:num w:numId="17" w16cid:durableId="1549992492">
+  <w:num w:numId="17" w16cid:durableId="1496452207">
     <w:abstractNumId w:val="7"/>
     <w:lvlOverride w:ilvl="0">
       <w:startOverride w:val="1"/>

--- a/重构版论文_v4_20260915/中文SCI论文_v4_重构版.docx
+++ b/重构版论文_v4_20260915/中文SCI论文_v4_重构版.docx
@@ -2035,7 +2035,7 @@
           <w:noProof/>
         </w:rPr>
         <w:drawing>
-          <wp:inline distT="0" distB="0" distL="0" distR="0" wp14:anchorId="5AFFD027" wp14:editId="22E13BB7">
+          <wp:inline distT="0" distB="0" distL="0" distR="0" wp14:anchorId="150DF28E" wp14:editId="531EF206">
             <wp:extent cx="5760720" cy="2730962"/>
             <wp:effectExtent l="0" t="0" r="0" b="0"/>
             <wp:docPr id="1" name="Picture 1"/>
@@ -4261,7 +4261,7 @@
           <w:noProof/>
         </w:rPr>
         <w:drawing>
-          <wp:inline distT="0" distB="0" distL="0" distR="0" wp14:anchorId="35BCA343" wp14:editId="20D01BA1">
+          <wp:inline distT="0" distB="0" distL="0" distR="0" wp14:anchorId="6537B21C" wp14:editId="24B8C586">
             <wp:extent cx="5760720" cy="2750378"/>
             <wp:effectExtent l="0" t="0" r="0" b="0"/>
             <wp:docPr id="2" name="Picture 2"/>
@@ -6048,7 +6048,7 @@
           <w:noProof/>
         </w:rPr>
         <w:drawing>
-          <wp:inline distT="0" distB="0" distL="0" distR="0" wp14:anchorId="6AC0C49B" wp14:editId="00435557">
+          <wp:inline distT="0" distB="0" distL="0" distR="0" wp14:anchorId="5F7E67FD" wp14:editId="0F684B9A">
             <wp:extent cx="5760720" cy="3482709"/>
             <wp:effectExtent l="0" t="0" r="0" b="0"/>
             <wp:docPr id="3" name="Picture 3"/>
@@ -11462,7 +11462,7 @@
           <w:noProof/>
         </w:rPr>
         <w:drawing>
-          <wp:inline distT="0" distB="0" distL="0" distR="0" wp14:anchorId="322D94B7" wp14:editId="19AF0D78">
+          <wp:inline distT="0" distB="0" distL="0" distR="0" wp14:anchorId="2F28FBA2" wp14:editId="524A4187">
             <wp:extent cx="5760720" cy="2547798"/>
             <wp:effectExtent l="0" t="0" r="0" b="0"/>
             <wp:docPr id="4" name="Picture 4"/>
@@ -13161,7 +13161,7 @@
           <w:noProof/>
         </w:rPr>
         <w:drawing>
-          <wp:inline distT="0" distB="0" distL="0" distR="0" wp14:anchorId="6BA4866A" wp14:editId="21C577D6">
+          <wp:inline distT="0" distB="0" distL="0" distR="0" wp14:anchorId="05C0C36B" wp14:editId="4F159E83">
             <wp:extent cx="5760720" cy="2108444"/>
             <wp:effectExtent l="0" t="0" r="0" b="0"/>
             <wp:docPr id="5" name="Picture 5"/>
@@ -13585,7 +13585,7 @@
         </w:rPr>
         <w:lastRenderedPageBreak/>
         <w:drawing>
-          <wp:inline distT="0" distB="0" distL="0" distR="0" wp14:anchorId="2F9312CD" wp14:editId="384515F2">
+          <wp:inline distT="0" distB="0" distL="0" distR="0" wp14:anchorId="0B6EDBBD" wp14:editId="36F09476">
             <wp:extent cx="5760720" cy="2331249"/>
             <wp:effectExtent l="0" t="0" r="0" b="0"/>
             <wp:docPr id="6" name="Picture 6"/>
@@ -14722,7 +14722,7 @@
           <w:noProof/>
         </w:rPr>
         <w:drawing>
-          <wp:inline distT="0" distB="0" distL="0" distR="0" wp14:anchorId="4D67A5BA" wp14:editId="1C4DAEFC">
+          <wp:inline distT="0" distB="0" distL="0" distR="0" wp14:anchorId="467C528D" wp14:editId="2A77C357">
             <wp:extent cx="5760720" cy="2266878"/>
             <wp:effectExtent l="0" t="0" r="0" b="0"/>
             <wp:docPr id="7" name="Picture 7"/>
@@ -14857,7 +14857,7 @@
           <w:noProof/>
         </w:rPr>
         <w:drawing>
-          <wp:inline distT="0" distB="0" distL="0" distR="0" wp14:anchorId="6B3EA7ED" wp14:editId="5DBD19A5">
+          <wp:inline distT="0" distB="0" distL="0" distR="0" wp14:anchorId="4F8DAB75" wp14:editId="08F792F4">
             <wp:extent cx="5760720" cy="2362842"/>
             <wp:effectExtent l="0" t="0" r="0" b="0"/>
             <wp:docPr id="8" name="Picture 8"/>
@@ -15423,7 +15423,7 @@
           <w:noProof/>
         </w:rPr>
         <w:drawing>
-          <wp:inline distT="0" distB="0" distL="0" distR="0" wp14:anchorId="3A8DB42C" wp14:editId="6945BEAB">
+          <wp:inline distT="0" distB="0" distL="0" distR="0" wp14:anchorId="1CCD6040" wp14:editId="0DF24747">
             <wp:extent cx="5760720" cy="2544177"/>
             <wp:effectExtent l="0" t="0" r="0" b="0"/>
             <wp:docPr id="9" name="Picture 9"/>
@@ -16013,7 +16013,7 @@
           <w:noProof/>
         </w:rPr>
         <w:drawing>
-          <wp:inline distT="0" distB="0" distL="0" distR="0" wp14:anchorId="33B09949" wp14:editId="18F56654">
+          <wp:inline distT="0" distB="0" distL="0" distR="0" wp14:anchorId="22A521F9" wp14:editId="34150342">
             <wp:extent cx="5760720" cy="2275394"/>
             <wp:effectExtent l="0" t="0" r="0" b="0"/>
             <wp:docPr id="10" name="Picture 10"/>
@@ -16320,7 +16320,7 @@
           <w:noProof/>
         </w:rPr>
         <w:drawing>
-          <wp:inline distT="0" distB="0" distL="0" distR="0" wp14:anchorId="19637212" wp14:editId="171BCFF1">
+          <wp:inline distT="0" distB="0" distL="0" distR="0" wp14:anchorId="252ABE7D" wp14:editId="73DA8E22">
             <wp:extent cx="5760720" cy="2547041"/>
             <wp:effectExtent l="0" t="0" r="0" b="0"/>
             <wp:docPr id="11" name="Picture 11"/>
@@ -23381,76 +23381,76 @@
       </w:rPr>
     </w:lvl>
   </w:abstractNum>
-  <w:num w:numId="1" w16cid:durableId="505826258">
+  <w:num w:numId="1" w16cid:durableId="346368159">
     <w:abstractNumId w:val="8"/>
   </w:num>
-  <w:num w:numId="2" w16cid:durableId="1095631297">
+  <w:num w:numId="2" w16cid:durableId="1576012270">
     <w:abstractNumId w:val="6"/>
   </w:num>
-  <w:num w:numId="3" w16cid:durableId="499850913">
+  <w:num w:numId="3" w16cid:durableId="789931479">
     <w:abstractNumId w:val="5"/>
   </w:num>
-  <w:num w:numId="4" w16cid:durableId="611519061">
+  <w:num w:numId="4" w16cid:durableId="1030645237">
     <w:abstractNumId w:val="4"/>
   </w:num>
-  <w:num w:numId="5" w16cid:durableId="354892107">
+  <w:num w:numId="5" w16cid:durableId="501773299">
     <w:abstractNumId w:val="7"/>
   </w:num>
-  <w:num w:numId="6" w16cid:durableId="1156605425">
+  <w:num w:numId="6" w16cid:durableId="2056350623">
     <w:abstractNumId w:val="3"/>
   </w:num>
-  <w:num w:numId="7" w16cid:durableId="1608073243">
+  <w:num w:numId="7" w16cid:durableId="10305475">
     <w:abstractNumId w:val="2"/>
   </w:num>
-  <w:num w:numId="8" w16cid:durableId="25448305">
+  <w:num w:numId="8" w16cid:durableId="2120444389">
     <w:abstractNumId w:val="1"/>
   </w:num>
-  <w:num w:numId="9" w16cid:durableId="236211959">
+  <w:num w:numId="9" w16cid:durableId="1685016239">
     <w:abstractNumId w:val="0"/>
   </w:num>
-  <w:num w:numId="10" w16cid:durableId="1170213990">
+  <w:num w:numId="10" w16cid:durableId="782112818">
     <w:abstractNumId w:val="7"/>
     <w:lvlOverride w:ilvl="0">
       <w:startOverride w:val="1"/>
     </w:lvlOverride>
   </w:num>
-  <w:num w:numId="11" w16cid:durableId="2079864084">
+  <w:num w:numId="11" w16cid:durableId="390730947">
     <w:abstractNumId w:val="7"/>
     <w:lvlOverride w:ilvl="0">
       <w:startOverride w:val="1"/>
     </w:lvlOverride>
   </w:num>
-  <w:num w:numId="12" w16cid:durableId="970090676">
+  <w:num w:numId="12" w16cid:durableId="1006445561">
     <w:abstractNumId w:val="7"/>
     <w:lvlOverride w:ilvl="0">
       <w:startOverride w:val="1"/>
     </w:lvlOverride>
   </w:num>
-  <w:num w:numId="13" w16cid:durableId="221644578">
+  <w:num w:numId="13" w16cid:durableId="1040515699">
     <w:abstractNumId w:val="7"/>
     <w:lvlOverride w:ilvl="0">
       <w:startOverride w:val="1"/>
     </w:lvlOverride>
   </w:num>
-  <w:num w:numId="14" w16cid:durableId="59333811">
+  <w:num w:numId="14" w16cid:durableId="474764135">
     <w:abstractNumId w:val="7"/>
     <w:lvlOverride w:ilvl="0">
       <w:startOverride w:val="1"/>
     </w:lvlOverride>
   </w:num>
-  <w:num w:numId="15" w16cid:durableId="1971668846">
+  <w:num w:numId="15" w16cid:durableId="1927421037">
     <w:abstractNumId w:val="7"/>
     <w:lvlOverride w:ilvl="0">
       <w:startOverride w:val="1"/>
     </w:lvlOverride>
   </w:num>
-  <w:num w:numId="16" w16cid:durableId="1833333933">
+  <w:num w:numId="16" w16cid:durableId="1984918528">
     <w:abstractNumId w:val="7"/>
     <w:lvlOverride w:ilvl="0">
       <w:startOverride w:val="1"/>
     </w:lvlOverride>
   </w:num>
-  <w:num w:numId="17" w16cid:durableId="1496452207">
+  <w:num w:numId="17" w16cid:durableId="1486818988">
     <w:abstractNumId w:val="7"/>
     <w:lvlOverride w:ilvl="0">
       <w:startOverride w:val="1"/>

--- a/重构版论文_v4_20260915/中文SCI论文_v4_重构版.docx
+++ b/重构版论文_v4_20260915/中文SCI论文_v4_重构版.docx
@@ -2035,7 +2035,7 @@
           <w:noProof/>
         </w:rPr>
         <w:drawing>
-          <wp:inline distT="0" distB="0" distL="0" distR="0" wp14:anchorId="150DF28E" wp14:editId="531EF206">
+          <wp:inline distT="0" distB="0" distL="0" distR="0" wp14:anchorId="3EEEDB16" wp14:editId="6C57C1CB">
             <wp:extent cx="5760720" cy="2730962"/>
             <wp:effectExtent l="0" t="0" r="0" b="0"/>
             <wp:docPr id="1" name="Picture 1"/>
@@ -4261,7 +4261,7 @@
           <w:noProof/>
         </w:rPr>
         <w:drawing>
-          <wp:inline distT="0" distB="0" distL="0" distR="0" wp14:anchorId="6537B21C" wp14:editId="24B8C586">
+          <wp:inline distT="0" distB="0" distL="0" distR="0" wp14:anchorId="7DB26AAD" wp14:editId="40B35846">
             <wp:extent cx="5760720" cy="2750378"/>
             <wp:effectExtent l="0" t="0" r="0" b="0"/>
             <wp:docPr id="2" name="Picture 2"/>
@@ -6048,7 +6048,7 @@
           <w:noProof/>
         </w:rPr>
         <w:drawing>
-          <wp:inline distT="0" distB="0" distL="0" distR="0" wp14:anchorId="5F7E67FD" wp14:editId="0F684B9A">
+          <wp:inline distT="0" distB="0" distL="0" distR="0" wp14:anchorId="3B4E3EC9" wp14:editId="43CB7831">
             <wp:extent cx="5760720" cy="3482709"/>
             <wp:effectExtent l="0" t="0" r="0" b="0"/>
             <wp:docPr id="3" name="Picture 3"/>
@@ -11462,7 +11462,7 @@
           <w:noProof/>
         </w:rPr>
         <w:drawing>
-          <wp:inline distT="0" distB="0" distL="0" distR="0" wp14:anchorId="2F28FBA2" wp14:editId="524A4187">
+          <wp:inline distT="0" distB="0" distL="0" distR="0" wp14:anchorId="6FCEBB1A" wp14:editId="68ECC356">
             <wp:extent cx="5760720" cy="2547798"/>
             <wp:effectExtent l="0" t="0" r="0" b="0"/>
             <wp:docPr id="4" name="Picture 4"/>
@@ -13161,7 +13161,7 @@
           <w:noProof/>
         </w:rPr>
         <w:drawing>
-          <wp:inline distT="0" distB="0" distL="0" distR="0" wp14:anchorId="05C0C36B" wp14:editId="4F159E83">
+          <wp:inline distT="0" distB="0" distL="0" distR="0" wp14:anchorId="5E0EB3D9" wp14:editId="75168477">
             <wp:extent cx="5760720" cy="2108444"/>
             <wp:effectExtent l="0" t="0" r="0" b="0"/>
             <wp:docPr id="5" name="Picture 5"/>
@@ -13585,7 +13585,7 @@
         </w:rPr>
         <w:lastRenderedPageBreak/>
         <w:drawing>
-          <wp:inline distT="0" distB="0" distL="0" distR="0" wp14:anchorId="0B6EDBBD" wp14:editId="36F09476">
+          <wp:inline distT="0" distB="0" distL="0" distR="0" wp14:anchorId="7BE4B400" wp14:editId="0FDA5E10">
             <wp:extent cx="5760720" cy="2331249"/>
             <wp:effectExtent l="0" t="0" r="0" b="0"/>
             <wp:docPr id="6" name="Picture 6"/>
@@ -14722,7 +14722,7 @@
           <w:noProof/>
         </w:rPr>
         <w:drawing>
-          <wp:inline distT="0" distB="0" distL="0" distR="0" wp14:anchorId="467C528D" wp14:editId="2A77C357">
+          <wp:inline distT="0" distB="0" distL="0" distR="0" wp14:anchorId="47573B3E" wp14:editId="78889289">
             <wp:extent cx="5760720" cy="2266878"/>
             <wp:effectExtent l="0" t="0" r="0" b="0"/>
             <wp:docPr id="7" name="Picture 7"/>
@@ -14857,7 +14857,7 @@
           <w:noProof/>
         </w:rPr>
         <w:drawing>
-          <wp:inline distT="0" distB="0" distL="0" distR="0" wp14:anchorId="4F8DAB75" wp14:editId="08F792F4">
+          <wp:inline distT="0" distB="0" distL="0" distR="0" wp14:anchorId="2A6A89E2" wp14:editId="54385D2C">
             <wp:extent cx="5760720" cy="2362842"/>
             <wp:effectExtent l="0" t="0" r="0" b="0"/>
             <wp:docPr id="8" name="Picture 8"/>
@@ -15423,7 +15423,7 @@
           <w:noProof/>
         </w:rPr>
         <w:drawing>
-          <wp:inline distT="0" distB="0" distL="0" distR="0" wp14:anchorId="1CCD6040" wp14:editId="0DF24747">
+          <wp:inline distT="0" distB="0" distL="0" distR="0" wp14:anchorId="115B320F" wp14:editId="729C3174">
             <wp:extent cx="5760720" cy="2544177"/>
             <wp:effectExtent l="0" t="0" r="0" b="0"/>
             <wp:docPr id="9" name="Picture 9"/>
@@ -16013,7 +16013,7 @@
           <w:noProof/>
         </w:rPr>
         <w:drawing>
-          <wp:inline distT="0" distB="0" distL="0" distR="0" wp14:anchorId="22A521F9" wp14:editId="34150342">
+          <wp:inline distT="0" distB="0" distL="0" distR="0" wp14:anchorId="6D221E55" wp14:editId="50F291FF">
             <wp:extent cx="5760720" cy="2275394"/>
             <wp:effectExtent l="0" t="0" r="0" b="0"/>
             <wp:docPr id="10" name="Picture 10"/>
@@ -16320,7 +16320,7 @@
           <w:noProof/>
         </w:rPr>
         <w:drawing>
-          <wp:inline distT="0" distB="0" distL="0" distR="0" wp14:anchorId="252ABE7D" wp14:editId="73DA8E22">
+          <wp:inline distT="0" distB="0" distL="0" distR="0" wp14:anchorId="04D7CBDE" wp14:editId="65B4AA29">
             <wp:extent cx="5760720" cy="2547041"/>
             <wp:effectExtent l="0" t="0" r="0" b="0"/>
             <wp:docPr id="11" name="Picture 11"/>
@@ -23381,76 +23381,76 @@
       </w:rPr>
     </w:lvl>
   </w:abstractNum>
-  <w:num w:numId="1" w16cid:durableId="346368159">
+  <w:num w:numId="1" w16cid:durableId="1390569326">
     <w:abstractNumId w:val="8"/>
   </w:num>
-  <w:num w:numId="2" w16cid:durableId="1576012270">
+  <w:num w:numId="2" w16cid:durableId="218899686">
     <w:abstractNumId w:val="6"/>
   </w:num>
-  <w:num w:numId="3" w16cid:durableId="789931479">
+  <w:num w:numId="3" w16cid:durableId="2012902536">
     <w:abstractNumId w:val="5"/>
   </w:num>
-  <w:num w:numId="4" w16cid:durableId="1030645237">
+  <w:num w:numId="4" w16cid:durableId="1408382269">
     <w:abstractNumId w:val="4"/>
   </w:num>
-  <w:num w:numId="5" w16cid:durableId="501773299">
+  <w:num w:numId="5" w16cid:durableId="229119280">
     <w:abstractNumId w:val="7"/>
   </w:num>
-  <w:num w:numId="6" w16cid:durableId="2056350623">
+  <w:num w:numId="6" w16cid:durableId="18901248">
     <w:abstractNumId w:val="3"/>
   </w:num>
-  <w:num w:numId="7" w16cid:durableId="10305475">
+  <w:num w:numId="7" w16cid:durableId="309673248">
     <w:abstractNumId w:val="2"/>
   </w:num>
-  <w:num w:numId="8" w16cid:durableId="2120444389">
+  <w:num w:numId="8" w16cid:durableId="1041783401">
     <w:abstractNumId w:val="1"/>
   </w:num>
-  <w:num w:numId="9" w16cid:durableId="1685016239">
+  <w:num w:numId="9" w16cid:durableId="1069696132">
     <w:abstractNumId w:val="0"/>
   </w:num>
-  <w:num w:numId="10" w16cid:durableId="782112818">
+  <w:num w:numId="10" w16cid:durableId="1535076377">
     <w:abstractNumId w:val="7"/>
     <w:lvlOverride w:ilvl="0">
       <w:startOverride w:val="1"/>
     </w:lvlOverride>
   </w:num>
-  <w:num w:numId="11" w16cid:durableId="390730947">
+  <w:num w:numId="11" w16cid:durableId="67920651">
     <w:abstractNumId w:val="7"/>
     <w:lvlOverride w:ilvl="0">
       <w:startOverride w:val="1"/>
     </w:lvlOverride>
   </w:num>
-  <w:num w:numId="12" w16cid:durableId="1006445561">
+  <w:num w:numId="12" w16cid:durableId="934165591">
     <w:abstractNumId w:val="7"/>
     <w:lvlOverride w:ilvl="0">
       <w:startOverride w:val="1"/>
     </w:lvlOverride>
   </w:num>
-  <w:num w:numId="13" w16cid:durableId="1040515699">
+  <w:num w:numId="13" w16cid:durableId="535315812">
     <w:abstractNumId w:val="7"/>
     <w:lvlOverride w:ilvl="0">
       <w:startOverride w:val="1"/>
     </w:lvlOverride>
   </w:num>
-  <w:num w:numId="14" w16cid:durableId="474764135">
+  <w:num w:numId="14" w16cid:durableId="597374862">
     <w:abstractNumId w:val="7"/>
     <w:lvlOverride w:ilvl="0">
       <w:startOverride w:val="1"/>
     </w:lvlOverride>
   </w:num>
-  <w:num w:numId="15" w16cid:durableId="1927421037">
+  <w:num w:numId="15" w16cid:durableId="1545560818">
     <w:abstractNumId w:val="7"/>
     <w:lvlOverride w:ilvl="0">
       <w:startOverride w:val="1"/>
     </w:lvlOverride>
   </w:num>
-  <w:num w:numId="16" w16cid:durableId="1984918528">
+  <w:num w:numId="16" w16cid:durableId="709964539">
     <w:abstractNumId w:val="7"/>
     <w:lvlOverride w:ilvl="0">
       <w:startOverride w:val="1"/>
     </w:lvlOverride>
   </w:num>
-  <w:num w:numId="17" w16cid:durableId="1486818988">
+  <w:num w:numId="17" w16cid:durableId="1181314973">
     <w:abstractNumId w:val="7"/>
     <w:lvlOverride w:ilvl="0">
       <w:startOverride w:val="1"/>

--- a/重构版论文_v4_20260915/中文SCI论文_v4_重构版.docx
+++ b/重构版论文_v4_20260915/中文SCI论文_v4_重构版.docx
@@ -2035,7 +2035,7 @@
           <w:noProof/>
         </w:rPr>
         <w:drawing>
-          <wp:inline distT="0" distB="0" distL="0" distR="0" wp14:anchorId="3EEEDB16" wp14:editId="6C57C1CB">
+          <wp:inline distT="0" distB="0" distL="0" distR="0" wp14:anchorId="06B2DF28" wp14:editId="1727A846">
             <wp:extent cx="5760720" cy="2730962"/>
             <wp:effectExtent l="0" t="0" r="0" b="0"/>
             <wp:docPr id="1" name="Picture 1"/>
@@ -4261,7 +4261,7 @@
           <w:noProof/>
         </w:rPr>
         <w:drawing>
-          <wp:inline distT="0" distB="0" distL="0" distR="0" wp14:anchorId="7DB26AAD" wp14:editId="40B35846">
+          <wp:inline distT="0" distB="0" distL="0" distR="0" wp14:anchorId="676F3562" wp14:editId="305FD408">
             <wp:extent cx="5760720" cy="2750378"/>
             <wp:effectExtent l="0" t="0" r="0" b="0"/>
             <wp:docPr id="2" name="Picture 2"/>
@@ -6048,7 +6048,7 @@
           <w:noProof/>
         </w:rPr>
         <w:drawing>
-          <wp:inline distT="0" distB="0" distL="0" distR="0" wp14:anchorId="3B4E3EC9" wp14:editId="43CB7831">
+          <wp:inline distT="0" distB="0" distL="0" distR="0" wp14:anchorId="6756122B" wp14:editId="6C03DE99">
             <wp:extent cx="5760720" cy="3482709"/>
             <wp:effectExtent l="0" t="0" r="0" b="0"/>
             <wp:docPr id="3" name="Picture 3"/>
@@ -10966,7 +10966,7 @@
               <w:rPr>
                 <w:sz w:val="16"/>
               </w:rPr>
-              <w:t>0.451</w:t>
+              <w:t>0.250</w:t>
             </w:r>
           </w:p>
         </w:tc>
@@ -11115,7 +11115,7 @@
               <w:rPr>
                 <w:sz w:val="16"/>
               </w:rPr>
-              <w:t>0.299</w:t>
+              <w:t>0.235</w:t>
             </w:r>
           </w:p>
         </w:tc>
@@ -11273,7 +11273,7 @@
               <w:rPr>
                 <w:sz w:val="16"/>
               </w:rPr>
-              <w:t>0.494</w:t>
+              <w:t>0.131</w:t>
             </w:r>
           </w:p>
         </w:tc>
@@ -11462,7 +11462,7 @@
           <w:noProof/>
         </w:rPr>
         <w:drawing>
-          <wp:inline distT="0" distB="0" distL="0" distR="0" wp14:anchorId="6FCEBB1A" wp14:editId="68ECC356">
+          <wp:inline distT="0" distB="0" distL="0" distR="0" wp14:anchorId="6B7F91C2" wp14:editId="1807BB30">
             <wp:extent cx="5760720" cy="2547798"/>
             <wp:effectExtent l="0" t="0" r="0" b="0"/>
             <wp:docPr id="4" name="Picture 4"/>
@@ -13161,7 +13161,7 @@
           <w:noProof/>
         </w:rPr>
         <w:drawing>
-          <wp:inline distT="0" distB="0" distL="0" distR="0" wp14:anchorId="5E0EB3D9" wp14:editId="75168477">
+          <wp:inline distT="0" distB="0" distL="0" distR="0" wp14:anchorId="7BA4CFB7" wp14:editId="7CC190EB">
             <wp:extent cx="5760720" cy="2108444"/>
             <wp:effectExtent l="0" t="0" r="0" b="0"/>
             <wp:docPr id="5" name="Picture 5"/>
@@ -13585,7 +13585,7 @@
         </w:rPr>
         <w:lastRenderedPageBreak/>
         <w:drawing>
-          <wp:inline distT="0" distB="0" distL="0" distR="0" wp14:anchorId="7BE4B400" wp14:editId="0FDA5E10">
+          <wp:inline distT="0" distB="0" distL="0" distR="0" wp14:anchorId="28E187E0" wp14:editId="6F2663A1">
             <wp:extent cx="5760720" cy="2331249"/>
             <wp:effectExtent l="0" t="0" r="0" b="0"/>
             <wp:docPr id="6" name="Picture 6"/>
@@ -14722,7 +14722,7 @@
           <w:noProof/>
         </w:rPr>
         <w:drawing>
-          <wp:inline distT="0" distB="0" distL="0" distR="0" wp14:anchorId="47573B3E" wp14:editId="78889289">
+          <wp:inline distT="0" distB="0" distL="0" distR="0" wp14:anchorId="2EC90DBA" wp14:editId="72206452">
             <wp:extent cx="5760720" cy="2266878"/>
             <wp:effectExtent l="0" t="0" r="0" b="0"/>
             <wp:docPr id="7" name="Picture 7"/>
@@ -14857,7 +14857,7 @@
           <w:noProof/>
         </w:rPr>
         <w:drawing>
-          <wp:inline distT="0" distB="0" distL="0" distR="0" wp14:anchorId="2A6A89E2" wp14:editId="54385D2C">
+          <wp:inline distT="0" distB="0" distL="0" distR="0" wp14:anchorId="5FB59021" wp14:editId="53672305">
             <wp:extent cx="5760720" cy="2362842"/>
             <wp:effectExtent l="0" t="0" r="0" b="0"/>
             <wp:docPr id="8" name="Picture 8"/>
@@ -15423,7 +15423,7 @@
           <w:noProof/>
         </w:rPr>
         <w:drawing>
-          <wp:inline distT="0" distB="0" distL="0" distR="0" wp14:anchorId="115B320F" wp14:editId="729C3174">
+          <wp:inline distT="0" distB="0" distL="0" distR="0" wp14:anchorId="36B75946" wp14:editId="32E89FD5">
             <wp:extent cx="5760720" cy="2544177"/>
             <wp:effectExtent l="0" t="0" r="0" b="0"/>
             <wp:docPr id="9" name="Picture 9"/>
@@ -16013,7 +16013,7 @@
           <w:noProof/>
         </w:rPr>
         <w:drawing>
-          <wp:inline distT="0" distB="0" distL="0" distR="0" wp14:anchorId="6D221E55" wp14:editId="50F291FF">
+          <wp:inline distT="0" distB="0" distL="0" distR="0" wp14:anchorId="21487A35" wp14:editId="74851632">
             <wp:extent cx="5760720" cy="2275394"/>
             <wp:effectExtent l="0" t="0" r="0" b="0"/>
             <wp:docPr id="10" name="Picture 10"/>
@@ -16320,7 +16320,7 @@
           <w:noProof/>
         </w:rPr>
         <w:drawing>
-          <wp:inline distT="0" distB="0" distL="0" distR="0" wp14:anchorId="04D7CBDE" wp14:editId="65B4AA29">
+          <wp:inline distT="0" distB="0" distL="0" distR="0" wp14:anchorId="30B17F4A" wp14:editId="246D0EEE">
             <wp:extent cx="5760720" cy="2547041"/>
             <wp:effectExtent l="0" t="0" r="0" b="0"/>
             <wp:docPr id="11" name="Picture 11"/>
@@ -23381,76 +23381,76 @@
       </w:rPr>
     </w:lvl>
   </w:abstractNum>
-  <w:num w:numId="1" w16cid:durableId="1390569326">
+  <w:num w:numId="1" w16cid:durableId="1167600825">
     <w:abstractNumId w:val="8"/>
   </w:num>
-  <w:num w:numId="2" w16cid:durableId="218899686">
+  <w:num w:numId="2" w16cid:durableId="403840128">
     <w:abstractNumId w:val="6"/>
   </w:num>
-  <w:num w:numId="3" w16cid:durableId="2012902536">
+  <w:num w:numId="3" w16cid:durableId="462045847">
     <w:abstractNumId w:val="5"/>
   </w:num>
-  <w:num w:numId="4" w16cid:durableId="1408382269">
+  <w:num w:numId="4" w16cid:durableId="1007709127">
     <w:abstractNumId w:val="4"/>
   </w:num>
-  <w:num w:numId="5" w16cid:durableId="229119280">
+  <w:num w:numId="5" w16cid:durableId="383990790">
     <w:abstractNumId w:val="7"/>
   </w:num>
-  <w:num w:numId="6" w16cid:durableId="18901248">
+  <w:num w:numId="6" w16cid:durableId="1668632127">
     <w:abstractNumId w:val="3"/>
   </w:num>
-  <w:num w:numId="7" w16cid:durableId="309673248">
+  <w:num w:numId="7" w16cid:durableId="740181512">
     <w:abstractNumId w:val="2"/>
   </w:num>
-  <w:num w:numId="8" w16cid:durableId="1041783401">
+  <w:num w:numId="8" w16cid:durableId="490217680">
     <w:abstractNumId w:val="1"/>
   </w:num>
-  <w:num w:numId="9" w16cid:durableId="1069696132">
+  <w:num w:numId="9" w16cid:durableId="552234191">
     <w:abstractNumId w:val="0"/>
   </w:num>
-  <w:num w:numId="10" w16cid:durableId="1535076377">
+  <w:num w:numId="10" w16cid:durableId="1388648580">
     <w:abstractNumId w:val="7"/>
     <w:lvlOverride w:ilvl="0">
       <w:startOverride w:val="1"/>
     </w:lvlOverride>
   </w:num>
-  <w:num w:numId="11" w16cid:durableId="67920651">
+  <w:num w:numId="11" w16cid:durableId="1606571088">
     <w:abstractNumId w:val="7"/>
     <w:lvlOverride w:ilvl="0">
       <w:startOverride w:val="1"/>
     </w:lvlOverride>
   </w:num>
-  <w:num w:numId="12" w16cid:durableId="934165591">
+  <w:num w:numId="12" w16cid:durableId="791629423">
     <w:abstractNumId w:val="7"/>
     <w:lvlOverride w:ilvl="0">
       <w:startOverride w:val="1"/>
     </w:lvlOverride>
   </w:num>
-  <w:num w:numId="13" w16cid:durableId="535315812">
+  <w:num w:numId="13" w16cid:durableId="650254968">
     <w:abstractNumId w:val="7"/>
     <w:lvlOverride w:ilvl="0">
       <w:startOverride w:val="1"/>
     </w:lvlOverride>
   </w:num>
-  <w:num w:numId="14" w16cid:durableId="597374862">
+  <w:num w:numId="14" w16cid:durableId="1046028944">
     <w:abstractNumId w:val="7"/>
     <w:lvlOverride w:ilvl="0">
       <w:startOverride w:val="1"/>
     </w:lvlOverride>
   </w:num>
-  <w:num w:numId="15" w16cid:durableId="1545560818">
+  <w:num w:numId="15" w16cid:durableId="1967657633">
     <w:abstractNumId w:val="7"/>
     <w:lvlOverride w:ilvl="0">
       <w:startOverride w:val="1"/>
     </w:lvlOverride>
   </w:num>
-  <w:num w:numId="16" w16cid:durableId="709964539">
+  <w:num w:numId="16" w16cid:durableId="1138111922">
     <w:abstractNumId w:val="7"/>
     <w:lvlOverride w:ilvl="0">
       <w:startOverride w:val="1"/>
     </w:lvlOverride>
   </w:num>
-  <w:num w:numId="17" w16cid:durableId="1181314973">
+  <w:num w:numId="17" w16cid:durableId="2107917188">
     <w:abstractNumId w:val="7"/>
     <w:lvlOverride w:ilvl="0">
       <w:startOverride w:val="1"/>

--- a/重构版论文_v4_20260915/中文SCI论文_v4_重构版.docx
+++ b/重构版论文_v4_20260915/中文SCI论文_v4_重构版.docx
@@ -2035,7 +2035,7 @@
           <w:noProof/>
         </w:rPr>
         <w:drawing>
-          <wp:inline distT="0" distB="0" distL="0" distR="0" wp14:anchorId="06B2DF28" wp14:editId="1727A846">
+          <wp:inline distT="0" distB="0" distL="0" distR="0" wp14:anchorId="6DE5B599" wp14:editId="2074AFFC">
             <wp:extent cx="5760720" cy="2730962"/>
             <wp:effectExtent l="0" t="0" r="0" b="0"/>
             <wp:docPr id="1" name="Picture 1"/>
@@ -4261,7 +4261,7 @@
           <w:noProof/>
         </w:rPr>
         <w:drawing>
-          <wp:inline distT="0" distB="0" distL="0" distR="0" wp14:anchorId="676F3562" wp14:editId="305FD408">
+          <wp:inline distT="0" distB="0" distL="0" distR="0" wp14:anchorId="379024B3" wp14:editId="2FDCABD0">
             <wp:extent cx="5760720" cy="2750378"/>
             <wp:effectExtent l="0" t="0" r="0" b="0"/>
             <wp:docPr id="2" name="Picture 2"/>
@@ -6048,7 +6048,7 @@
           <w:noProof/>
         </w:rPr>
         <w:drawing>
-          <wp:inline distT="0" distB="0" distL="0" distR="0" wp14:anchorId="6756122B" wp14:editId="6C03DE99">
+          <wp:inline distT="0" distB="0" distL="0" distR="0" wp14:anchorId="3FB81AA9" wp14:editId="14E3A5E8">
             <wp:extent cx="5760720" cy="3482709"/>
             <wp:effectExtent l="0" t="0" r="0" b="0"/>
             <wp:docPr id="3" name="Picture 3"/>
@@ -11462,7 +11462,7 @@
           <w:noProof/>
         </w:rPr>
         <w:drawing>
-          <wp:inline distT="0" distB="0" distL="0" distR="0" wp14:anchorId="6B7F91C2" wp14:editId="1807BB30">
+          <wp:inline distT="0" distB="0" distL="0" distR="0" wp14:anchorId="7C6066F5" wp14:editId="195AAF41">
             <wp:extent cx="5760720" cy="2547798"/>
             <wp:effectExtent l="0" t="0" r="0" b="0"/>
             <wp:docPr id="4" name="Picture 4"/>
@@ -13161,7 +13161,7 @@
           <w:noProof/>
         </w:rPr>
         <w:drawing>
-          <wp:inline distT="0" distB="0" distL="0" distR="0" wp14:anchorId="7BA4CFB7" wp14:editId="7CC190EB">
+          <wp:inline distT="0" distB="0" distL="0" distR="0" wp14:anchorId="470219F8" wp14:editId="36AB1244">
             <wp:extent cx="5760720" cy="2108444"/>
             <wp:effectExtent l="0" t="0" r="0" b="0"/>
             <wp:docPr id="5" name="Picture 5"/>
@@ -13585,7 +13585,7 @@
         </w:rPr>
         <w:lastRenderedPageBreak/>
         <w:drawing>
-          <wp:inline distT="0" distB="0" distL="0" distR="0" wp14:anchorId="28E187E0" wp14:editId="6F2663A1">
+          <wp:inline distT="0" distB="0" distL="0" distR="0" wp14:anchorId="5BE88601" wp14:editId="0269C343">
             <wp:extent cx="5760720" cy="2331249"/>
             <wp:effectExtent l="0" t="0" r="0" b="0"/>
             <wp:docPr id="6" name="Picture 6"/>
@@ -14722,7 +14722,7 @@
           <w:noProof/>
         </w:rPr>
         <w:drawing>
-          <wp:inline distT="0" distB="0" distL="0" distR="0" wp14:anchorId="2EC90DBA" wp14:editId="72206452">
+          <wp:inline distT="0" distB="0" distL="0" distR="0" wp14:anchorId="2E748E39" wp14:editId="4880F2FB">
             <wp:extent cx="5760720" cy="2266878"/>
             <wp:effectExtent l="0" t="0" r="0" b="0"/>
             <wp:docPr id="7" name="Picture 7"/>
@@ -14857,7 +14857,7 @@
           <w:noProof/>
         </w:rPr>
         <w:drawing>
-          <wp:inline distT="0" distB="0" distL="0" distR="0" wp14:anchorId="5FB59021" wp14:editId="53672305">
+          <wp:inline distT="0" distB="0" distL="0" distR="0" wp14:anchorId="15F66299" wp14:editId="28315223">
             <wp:extent cx="5760720" cy="2362842"/>
             <wp:effectExtent l="0" t="0" r="0" b="0"/>
             <wp:docPr id="8" name="Picture 8"/>
@@ -15423,7 +15423,7 @@
           <w:noProof/>
         </w:rPr>
         <w:drawing>
-          <wp:inline distT="0" distB="0" distL="0" distR="0" wp14:anchorId="36B75946" wp14:editId="32E89FD5">
+          <wp:inline distT="0" distB="0" distL="0" distR="0" wp14:anchorId="0728D84B" wp14:editId="44FE64FA">
             <wp:extent cx="5760720" cy="2544177"/>
             <wp:effectExtent l="0" t="0" r="0" b="0"/>
             <wp:docPr id="9" name="Picture 9"/>
@@ -16013,7 +16013,7 @@
           <w:noProof/>
         </w:rPr>
         <w:drawing>
-          <wp:inline distT="0" distB="0" distL="0" distR="0" wp14:anchorId="21487A35" wp14:editId="74851632">
+          <wp:inline distT="0" distB="0" distL="0" distR="0" wp14:anchorId="6E749958" wp14:editId="0A2BAC99">
             <wp:extent cx="5760720" cy="2275394"/>
             <wp:effectExtent l="0" t="0" r="0" b="0"/>
             <wp:docPr id="10" name="Picture 10"/>
@@ -16320,7 +16320,7 @@
           <w:noProof/>
         </w:rPr>
         <w:drawing>
-          <wp:inline distT="0" distB="0" distL="0" distR="0" wp14:anchorId="30B17F4A" wp14:editId="246D0EEE">
+          <wp:inline distT="0" distB="0" distL="0" distR="0" wp14:anchorId="48892526" wp14:editId="50630C27">
             <wp:extent cx="5760720" cy="2547041"/>
             <wp:effectExtent l="0" t="0" r="0" b="0"/>
             <wp:docPr id="11" name="Picture 11"/>
@@ -23381,76 +23381,76 @@
       </w:rPr>
     </w:lvl>
   </w:abstractNum>
-  <w:num w:numId="1" w16cid:durableId="1167600825">
+  <w:num w:numId="1" w16cid:durableId="1213736022">
     <w:abstractNumId w:val="8"/>
   </w:num>
-  <w:num w:numId="2" w16cid:durableId="403840128">
+  <w:num w:numId="2" w16cid:durableId="1613703393">
     <w:abstractNumId w:val="6"/>
   </w:num>
-  <w:num w:numId="3" w16cid:durableId="462045847">
+  <w:num w:numId="3" w16cid:durableId="814175847">
     <w:abstractNumId w:val="5"/>
   </w:num>
-  <w:num w:numId="4" w16cid:durableId="1007709127">
+  <w:num w:numId="4" w16cid:durableId="1910457447">
     <w:abstractNumId w:val="4"/>
   </w:num>
-  <w:num w:numId="5" w16cid:durableId="383990790">
+  <w:num w:numId="5" w16cid:durableId="1866167135">
     <w:abstractNumId w:val="7"/>
   </w:num>
-  <w:num w:numId="6" w16cid:durableId="1668632127">
+  <w:num w:numId="6" w16cid:durableId="671183160">
     <w:abstractNumId w:val="3"/>
   </w:num>
-  <w:num w:numId="7" w16cid:durableId="740181512">
+  <w:num w:numId="7" w16cid:durableId="1654092945">
     <w:abstractNumId w:val="2"/>
   </w:num>
-  <w:num w:numId="8" w16cid:durableId="490217680">
+  <w:num w:numId="8" w16cid:durableId="1820925518">
     <w:abstractNumId w:val="1"/>
   </w:num>
-  <w:num w:numId="9" w16cid:durableId="552234191">
+  <w:num w:numId="9" w16cid:durableId="1800687460">
     <w:abstractNumId w:val="0"/>
   </w:num>
-  <w:num w:numId="10" w16cid:durableId="1388648580">
+  <w:num w:numId="10" w16cid:durableId="2127430634">
     <w:abstractNumId w:val="7"/>
     <w:lvlOverride w:ilvl="0">
       <w:startOverride w:val="1"/>
     </w:lvlOverride>
   </w:num>
-  <w:num w:numId="11" w16cid:durableId="1606571088">
+  <w:num w:numId="11" w16cid:durableId="1787187998">
     <w:abstractNumId w:val="7"/>
     <w:lvlOverride w:ilvl="0">
       <w:startOverride w:val="1"/>
     </w:lvlOverride>
   </w:num>
-  <w:num w:numId="12" w16cid:durableId="791629423">
+  <w:num w:numId="12" w16cid:durableId="2017152863">
     <w:abstractNumId w:val="7"/>
     <w:lvlOverride w:ilvl="0">
       <w:startOverride w:val="1"/>
     </w:lvlOverride>
   </w:num>
-  <w:num w:numId="13" w16cid:durableId="650254968">
+  <w:num w:numId="13" w16cid:durableId="1998457330">
     <w:abstractNumId w:val="7"/>
     <w:lvlOverride w:ilvl="0">
       <w:startOverride w:val="1"/>
     </w:lvlOverride>
   </w:num>
-  <w:num w:numId="14" w16cid:durableId="1046028944">
+  <w:num w:numId="14" w16cid:durableId="732847768">
     <w:abstractNumId w:val="7"/>
     <w:lvlOverride w:ilvl="0">
       <w:startOverride w:val="1"/>
     </w:lvlOverride>
   </w:num>
-  <w:num w:numId="15" w16cid:durableId="1967657633">
+  <w:num w:numId="15" w16cid:durableId="746457165">
     <w:abstractNumId w:val="7"/>
     <w:lvlOverride w:ilvl="0">
       <w:startOverride w:val="1"/>
     </w:lvlOverride>
   </w:num>
-  <w:num w:numId="16" w16cid:durableId="1138111922">
+  <w:num w:numId="16" w16cid:durableId="1261062845">
     <w:abstractNumId w:val="7"/>
     <w:lvlOverride w:ilvl="0">
       <w:startOverride w:val="1"/>
     </w:lvlOverride>
   </w:num>
-  <w:num w:numId="17" w16cid:durableId="2107917188">
+  <w:num w:numId="17" w16cid:durableId="1847136624">
     <w:abstractNumId w:val="7"/>
     <w:lvlOverride w:ilvl="0">
       <w:startOverride w:val="1"/>

--- a/重构版论文_v4_20260915/中文SCI论文_v4_重构版.docx
+++ b/重构版论文_v4_20260915/中文SCI论文_v4_重构版.docx
@@ -2035,7 +2035,7 @@
           <w:noProof/>
         </w:rPr>
         <w:drawing>
-          <wp:inline distT="0" distB="0" distL="0" distR="0" wp14:anchorId="6DE5B599" wp14:editId="2074AFFC">
+          <wp:inline distT="0" distB="0" distL="0" distR="0" wp14:anchorId="37326A97" wp14:editId="242FE4DF">
             <wp:extent cx="5760720" cy="2730962"/>
             <wp:effectExtent l="0" t="0" r="0" b="0"/>
             <wp:docPr id="1" name="Picture 1"/>
@@ -4261,7 +4261,7 @@
           <w:noProof/>
         </w:rPr>
         <w:drawing>
-          <wp:inline distT="0" distB="0" distL="0" distR="0" wp14:anchorId="379024B3" wp14:editId="2FDCABD0">
+          <wp:inline distT="0" distB="0" distL="0" distR="0" wp14:anchorId="5C6BF376" wp14:editId="3467D567">
             <wp:extent cx="5760720" cy="2750378"/>
             <wp:effectExtent l="0" t="0" r="0" b="0"/>
             <wp:docPr id="2" name="Picture 2"/>
@@ -6048,7 +6048,7 @@
           <w:noProof/>
         </w:rPr>
         <w:drawing>
-          <wp:inline distT="0" distB="0" distL="0" distR="0" wp14:anchorId="3FB81AA9" wp14:editId="14E3A5E8">
+          <wp:inline distT="0" distB="0" distL="0" distR="0" wp14:anchorId="0E729A9A" wp14:editId="5DA1B2AD">
             <wp:extent cx="5760720" cy="3482709"/>
             <wp:effectExtent l="0" t="0" r="0" b="0"/>
             <wp:docPr id="3" name="Picture 3"/>
@@ -6497,7 +6497,6 @@
           <w:rFonts w:ascii="Consolas" w:hAnsi="Consolas"/>
           <w:sz w:val="17"/>
         </w:rPr>
-        <w:lastRenderedPageBreak/>
         <w:t xml:space="preserve">4. </w:t>
       </w:r>
       <w:r>
@@ -6517,6 +6516,7 @@
           <w:rFonts w:ascii="Consolas" w:hAnsi="Consolas"/>
           <w:sz w:val="17"/>
         </w:rPr>
+        <w:lastRenderedPageBreak/>
         <w:t xml:space="preserve">5. </w:t>
       </w:r>
       <w:r>
@@ -7895,11 +7895,7 @@
         <w:t xml:space="preserve"> 4.0%</w:t>
       </w:r>
       <w:r>
-        <w:t>）。真正有信息量的是底层量：四个专</w:t>
-      </w:r>
-      <w:r>
-        <w:lastRenderedPageBreak/>
-        <w:t>家的风险偏移标准差中位数仅</w:t>
+        <w:t>）。真正有信息量的是底层量：四个专家的风险偏移标准差中位数仅</w:t>
       </w:r>
       <w:r>
         <w:t xml:space="preserve"> 0.00022</w:t>
@@ -8779,54 +8775,51 @@
         <w:t>、</w:t>
       </w:r>
       <w:r>
-        <w:t xml:space="preserve">Fwd </w:t>
-      </w:r>
+        <w:t>Fwd URG Flags</w:t>
+      </w:r>
+      <w:r>
+        <w:t>、</w:t>
+      </w:r>
+      <w:r>
+        <w:t>Bwd URG Flags</w:t>
+      </w:r>
+      <w:r>
+        <w:t>、</w:t>
+      </w:r>
+      <w:r>
+        <w:t>RST Flag Count</w:t>
+      </w:r>
+      <w:r>
+        <w:t>、</w:t>
+      </w:r>
+      <w:r>
+        <w:t>CWE Flag Count</w:t>
+      </w:r>
+      <w:r>
+        <w:t>、</w:t>
+      </w:r>
+      <w:r>
+        <w:t>ECE Flag Count</w:t>
+      </w:r>
+      <w:r>
+        <w:t>，以及六个</w:t>
+      </w:r>
+      <w:r>
+        <w:t xml:space="preserve"> Bulk </w:t>
+      </w:r>
+      <w:r>
+        <w:t>速率字段。这说明原始特征表述中确实存在</w:t>
+      </w:r>
+      <w:r>
+        <w:t xml:space="preserve"> H1 </w:t>
+      </w:r>
+      <w:r>
+        <w:t>假设所指的冗余。</w:t>
+      </w:r>
+    </w:p>
+    <w:p>
       <w:r>
         <w:lastRenderedPageBreak/>
-        <w:t>URG Flags</w:t>
-      </w:r>
-      <w:r>
-        <w:t>、</w:t>
-      </w:r>
-      <w:r>
-        <w:t>Bwd URG Flags</w:t>
-      </w:r>
-      <w:r>
-        <w:t>、</w:t>
-      </w:r>
-      <w:r>
-        <w:t>RST Flag Count</w:t>
-      </w:r>
-      <w:r>
-        <w:t>、</w:t>
-      </w:r>
-      <w:r>
-        <w:t>CWE Flag Count</w:t>
-      </w:r>
-      <w:r>
-        <w:t>、</w:t>
-      </w:r>
-      <w:r>
-        <w:t>ECE Flag Count</w:t>
-      </w:r>
-      <w:r>
-        <w:t>，以及六个</w:t>
-      </w:r>
-      <w:r>
-        <w:t xml:space="preserve"> Bulk </w:t>
-      </w:r>
-      <w:r>
-        <w:t>速率字段。这说明原始特征表述中确实存在</w:t>
-      </w:r>
-      <w:r>
-        <w:t xml:space="preserve"> H1 </w:t>
-      </w:r>
-      <w:r>
-        <w:t>假设所指的冗余。</w:t>
-      </w:r>
-    </w:p>
-    <w:p>
-      <w:r>
         <w:t>在预先指定的候选中，卡方特征数</w:t>
       </w:r>
       <w:r>
@@ -11000,7 +10993,6 @@
               <w:rPr>
                 <w:sz w:val="16"/>
               </w:rPr>
-              <w:lastRenderedPageBreak/>
               <w:t>等权森林（全特征）</w:t>
             </w:r>
           </w:p>
@@ -11149,6 +11141,7 @@
               <w:rPr>
                 <w:sz w:val="16"/>
               </w:rPr>
+              <w:lastRenderedPageBreak/>
               <w:t>极端随机树（</w:t>
             </w:r>
             <w:r>
@@ -11462,7 +11455,7 @@
           <w:noProof/>
         </w:rPr>
         <w:drawing>
-          <wp:inline distT="0" distB="0" distL="0" distR="0" wp14:anchorId="7C6066F5" wp14:editId="195AAF41">
+          <wp:inline distT="0" distB="0" distL="0" distR="0" wp14:anchorId="1F50818C" wp14:editId="6E86A482">
             <wp:extent cx="5760720" cy="2547798"/>
             <wp:effectExtent l="0" t="0" r="0" b="0"/>
             <wp:docPr id="4" name="Picture 4"/>
@@ -11796,7 +11789,6 @@
         <w:rPr>
           <w:b/>
         </w:rPr>
-        <w:lastRenderedPageBreak/>
         <w:t>表</w:t>
       </w:r>
       <w:r>
@@ -11853,6 +11845,7 @@
                 <w:b/>
                 <w:sz w:val="16"/>
               </w:rPr>
+              <w:lastRenderedPageBreak/>
               <w:t>对照</w:t>
             </w:r>
           </w:p>
@@ -13161,7 +13154,7 @@
           <w:noProof/>
         </w:rPr>
         <w:drawing>
-          <wp:inline distT="0" distB="0" distL="0" distR="0" wp14:anchorId="470219F8" wp14:editId="36AB1244">
+          <wp:inline distT="0" distB="0" distL="0" distR="0" wp14:anchorId="3E620876" wp14:editId="51EB6CCF">
             <wp:extent cx="5760720" cy="2108444"/>
             <wp:effectExtent l="0" t="0" r="0" b="0"/>
             <wp:docPr id="5" name="Picture 5"/>
@@ -13585,7 +13578,7 @@
         </w:rPr>
         <w:lastRenderedPageBreak/>
         <w:drawing>
-          <wp:inline distT="0" distB="0" distL="0" distR="0" wp14:anchorId="5BE88601" wp14:editId="0269C343">
+          <wp:inline distT="0" distB="0" distL="0" distR="0" wp14:anchorId="4FBA2826" wp14:editId="33A329AC">
             <wp:extent cx="5760720" cy="2331249"/>
             <wp:effectExtent l="0" t="0" r="0" b="0"/>
             <wp:docPr id="6" name="Picture 6"/>
@@ -14722,7 +14715,7 @@
           <w:noProof/>
         </w:rPr>
         <w:drawing>
-          <wp:inline distT="0" distB="0" distL="0" distR="0" wp14:anchorId="2E748E39" wp14:editId="4880F2FB">
+          <wp:inline distT="0" distB="0" distL="0" distR="0" wp14:anchorId="15828C98" wp14:editId="4C586647">
             <wp:extent cx="5760720" cy="2266878"/>
             <wp:effectExtent l="0" t="0" r="0" b="0"/>
             <wp:docPr id="7" name="Picture 7"/>
@@ -14857,7 +14850,7 @@
           <w:noProof/>
         </w:rPr>
         <w:drawing>
-          <wp:inline distT="0" distB="0" distL="0" distR="0" wp14:anchorId="15F66299" wp14:editId="28315223">
+          <wp:inline distT="0" distB="0" distL="0" distR="0" wp14:anchorId="7658A16F" wp14:editId="413611E4">
             <wp:extent cx="5760720" cy="2362842"/>
             <wp:effectExtent l="0" t="0" r="0" b="0"/>
             <wp:docPr id="8" name="Picture 8"/>
@@ -15423,7 +15416,7 @@
           <w:noProof/>
         </w:rPr>
         <w:drawing>
-          <wp:inline distT="0" distB="0" distL="0" distR="0" wp14:anchorId="0728D84B" wp14:editId="44FE64FA">
+          <wp:inline distT="0" distB="0" distL="0" distR="0" wp14:anchorId="52592754" wp14:editId="414690A4">
             <wp:extent cx="5760720" cy="2544177"/>
             <wp:effectExtent l="0" t="0" r="0" b="0"/>
             <wp:docPr id="9" name="Picture 9"/>
@@ -16013,7 +16006,7 @@
           <w:noProof/>
         </w:rPr>
         <w:drawing>
-          <wp:inline distT="0" distB="0" distL="0" distR="0" wp14:anchorId="6E749958" wp14:editId="0A2BAC99">
+          <wp:inline distT="0" distB="0" distL="0" distR="0" wp14:anchorId="4B27B639" wp14:editId="4D868FF5">
             <wp:extent cx="5760720" cy="2275394"/>
             <wp:effectExtent l="0" t="0" r="0" b="0"/>
             <wp:docPr id="10" name="Picture 10"/>
@@ -16320,7 +16313,7 @@
           <w:noProof/>
         </w:rPr>
         <w:drawing>
-          <wp:inline distT="0" distB="0" distL="0" distR="0" wp14:anchorId="48892526" wp14:editId="50630C27">
+          <wp:inline distT="0" distB="0" distL="0" distR="0" wp14:anchorId="3E4D8F62" wp14:editId="4082733A">
             <wp:extent cx="5760720" cy="2547041"/>
             <wp:effectExtent l="0" t="0" r="0" b="0"/>
             <wp:docPr id="11" name="Picture 11"/>
@@ -23381,76 +23374,76 @@
       </w:rPr>
     </w:lvl>
   </w:abstractNum>
-  <w:num w:numId="1" w16cid:durableId="1213736022">
+  <w:num w:numId="1" w16cid:durableId="494686704">
     <w:abstractNumId w:val="8"/>
   </w:num>
-  <w:num w:numId="2" w16cid:durableId="1613703393">
+  <w:num w:numId="2" w16cid:durableId="1336415091">
     <w:abstractNumId w:val="6"/>
   </w:num>
-  <w:num w:numId="3" w16cid:durableId="814175847">
+  <w:num w:numId="3" w16cid:durableId="1228734592">
     <w:abstractNumId w:val="5"/>
   </w:num>
-  <w:num w:numId="4" w16cid:durableId="1910457447">
+  <w:num w:numId="4" w16cid:durableId="1894348562">
     <w:abstractNumId w:val="4"/>
   </w:num>
-  <w:num w:numId="5" w16cid:durableId="1866167135">
+  <w:num w:numId="5" w16cid:durableId="1420828137">
     <w:abstractNumId w:val="7"/>
   </w:num>
-  <w:num w:numId="6" w16cid:durableId="671183160">
+  <w:num w:numId="6" w16cid:durableId="666246828">
     <w:abstractNumId w:val="3"/>
   </w:num>
-  <w:num w:numId="7" w16cid:durableId="1654092945">
+  <w:num w:numId="7" w16cid:durableId="925846317">
     <w:abstractNumId w:val="2"/>
   </w:num>
-  <w:num w:numId="8" w16cid:durableId="1820925518">
+  <w:num w:numId="8" w16cid:durableId="1592817485">
     <w:abstractNumId w:val="1"/>
   </w:num>
-  <w:num w:numId="9" w16cid:durableId="1800687460">
+  <w:num w:numId="9" w16cid:durableId="955521104">
     <w:abstractNumId w:val="0"/>
   </w:num>
-  <w:num w:numId="10" w16cid:durableId="2127430634">
+  <w:num w:numId="10" w16cid:durableId="1635259756">
     <w:abstractNumId w:val="7"/>
     <w:lvlOverride w:ilvl="0">
       <w:startOverride w:val="1"/>
     </w:lvlOverride>
   </w:num>
-  <w:num w:numId="11" w16cid:durableId="1787187998">
+  <w:num w:numId="11" w16cid:durableId="2011325855">
     <w:abstractNumId w:val="7"/>
     <w:lvlOverride w:ilvl="0">
       <w:startOverride w:val="1"/>
     </w:lvlOverride>
   </w:num>
-  <w:num w:numId="12" w16cid:durableId="2017152863">
+  <w:num w:numId="12" w16cid:durableId="172571386">
     <w:abstractNumId w:val="7"/>
     <w:lvlOverride w:ilvl="0">
       <w:startOverride w:val="1"/>
     </w:lvlOverride>
   </w:num>
-  <w:num w:numId="13" w16cid:durableId="1998457330">
+  <w:num w:numId="13" w16cid:durableId="629089025">
     <w:abstractNumId w:val="7"/>
     <w:lvlOverride w:ilvl="0">
       <w:startOverride w:val="1"/>
     </w:lvlOverride>
   </w:num>
-  <w:num w:numId="14" w16cid:durableId="732847768">
+  <w:num w:numId="14" w16cid:durableId="822817625">
     <w:abstractNumId w:val="7"/>
     <w:lvlOverride w:ilvl="0">
       <w:startOverride w:val="1"/>
     </w:lvlOverride>
   </w:num>
-  <w:num w:numId="15" w16cid:durableId="746457165">
+  <w:num w:numId="15" w16cid:durableId="279722534">
     <w:abstractNumId w:val="7"/>
     <w:lvlOverride w:ilvl="0">
       <w:startOverride w:val="1"/>
     </w:lvlOverride>
   </w:num>
-  <w:num w:numId="16" w16cid:durableId="1261062845">
+  <w:num w:numId="16" w16cid:durableId="1627853721">
     <w:abstractNumId w:val="7"/>
     <w:lvlOverride w:ilvl="0">
       <w:startOverride w:val="1"/>
     </w:lvlOverride>
   </w:num>
-  <w:num w:numId="17" w16cid:durableId="1847136624">
+  <w:num w:numId="17" w16cid:durableId="1095369565">
     <w:abstractNumId w:val="7"/>
     <w:lvlOverride w:ilvl="0">
       <w:startOverride w:val="1"/>

--- a/重构版论文_v4_20260915/中文SCI论文_v4_重构版.docx
+++ b/重构版论文_v4_20260915/中文SCI论文_v4_重构版.docx
@@ -2035,7 +2035,7 @@
           <w:noProof/>
         </w:rPr>
         <w:drawing>
-          <wp:inline distT="0" distB="0" distL="0" distR="0" wp14:anchorId="37326A97" wp14:editId="242FE4DF">
+          <wp:inline distT="0" distB="0" distL="0" distR="0" wp14:anchorId="1E5AC679" wp14:editId="1B7CCD1A">
             <wp:extent cx="5760720" cy="2730962"/>
             <wp:effectExtent l="0" t="0" r="0" b="0"/>
             <wp:docPr id="1" name="Picture 1"/>
@@ -4261,7 +4261,7 @@
           <w:noProof/>
         </w:rPr>
         <w:drawing>
-          <wp:inline distT="0" distB="0" distL="0" distR="0" wp14:anchorId="5C6BF376" wp14:editId="3467D567">
+          <wp:inline distT="0" distB="0" distL="0" distR="0" wp14:anchorId="1DD51A51" wp14:editId="135F4DED">
             <wp:extent cx="5760720" cy="2750378"/>
             <wp:effectExtent l="0" t="0" r="0" b="0"/>
             <wp:docPr id="2" name="Picture 2"/>
@@ -6048,7 +6048,7 @@
           <w:noProof/>
         </w:rPr>
         <w:drawing>
-          <wp:inline distT="0" distB="0" distL="0" distR="0" wp14:anchorId="0E729A9A" wp14:editId="5DA1B2AD">
+          <wp:inline distT="0" distB="0" distL="0" distR="0" wp14:anchorId="4A3D2EED" wp14:editId="283E0BEC">
             <wp:extent cx="5760720" cy="3482709"/>
             <wp:effectExtent l="0" t="0" r="0" b="0"/>
             <wp:docPr id="3" name="Picture 3"/>
@@ -6497,6 +6497,7 @@
           <w:rFonts w:ascii="Consolas" w:hAnsi="Consolas"/>
           <w:sz w:val="17"/>
         </w:rPr>
+        <w:lastRenderedPageBreak/>
         <w:t xml:space="preserve">4. </w:t>
       </w:r>
       <w:r>
@@ -6516,7 +6517,6 @@
           <w:rFonts w:ascii="Consolas" w:hAnsi="Consolas"/>
           <w:sz w:val="17"/>
         </w:rPr>
-        <w:lastRenderedPageBreak/>
         <w:t xml:space="preserve">5. </w:t>
       </w:r>
       <w:r>
@@ -7895,7 +7895,11 @@
         <w:t xml:space="preserve"> 4.0%</w:t>
       </w:r>
       <w:r>
-        <w:t>）。真正有信息量的是底层量：四个专家的风险偏移标准差中位数仅</w:t>
+        <w:t>）。真正有信息量的是底层量：四个专</w:t>
+      </w:r>
+      <w:r>
+        <w:lastRenderedPageBreak/>
+        <w:t>家的风险偏移标准差中位数仅</w:t>
       </w:r>
       <w:r>
         <w:t xml:space="preserve"> 0.00022</w:t>
@@ -8775,7 +8779,11 @@
         <w:t>、</w:t>
       </w:r>
       <w:r>
-        <w:t>Fwd URG Flags</w:t>
+        <w:t xml:space="preserve">Fwd </w:t>
+      </w:r>
+      <w:r>
+        <w:lastRenderedPageBreak/>
+        <w:t>URG Flags</w:t>
       </w:r>
       <w:r>
         <w:t>、</w:t>
@@ -8819,7 +8827,6 @@
     </w:p>
     <w:p>
       <w:r>
-        <w:lastRenderedPageBreak/>
         <w:t>在预先指定的候选中，卡方特征数</w:t>
       </w:r>
       <w:r>
@@ -10993,6 +11000,7 @@
               <w:rPr>
                 <w:sz w:val="16"/>
               </w:rPr>
+              <w:lastRenderedPageBreak/>
               <w:t>等权森林（全特征）</w:t>
             </w:r>
           </w:p>
@@ -11141,7 +11149,6 @@
               <w:rPr>
                 <w:sz w:val="16"/>
               </w:rPr>
-              <w:lastRenderedPageBreak/>
               <w:t>极端随机树（</w:t>
             </w:r>
             <w:r>
@@ -11455,7 +11462,7 @@
           <w:noProof/>
         </w:rPr>
         <w:drawing>
-          <wp:inline distT="0" distB="0" distL="0" distR="0" wp14:anchorId="1F50818C" wp14:editId="6E86A482">
+          <wp:inline distT="0" distB="0" distL="0" distR="0" wp14:anchorId="6F5C1DB2" wp14:editId="3BEC2203">
             <wp:extent cx="5760720" cy="2547798"/>
             <wp:effectExtent l="0" t="0" r="0" b="0"/>
             <wp:docPr id="4" name="Picture 4"/>
@@ -11789,6 +11796,7 @@
         <w:rPr>
           <w:b/>
         </w:rPr>
+        <w:lastRenderedPageBreak/>
         <w:t>表</w:t>
       </w:r>
       <w:r>
@@ -11845,7 +11853,6 @@
                 <w:b/>
                 <w:sz w:val="16"/>
               </w:rPr>
-              <w:lastRenderedPageBreak/>
               <w:t>对照</w:t>
             </w:r>
           </w:p>
@@ -13154,7 +13161,7 @@
           <w:noProof/>
         </w:rPr>
         <w:drawing>
-          <wp:inline distT="0" distB="0" distL="0" distR="0" wp14:anchorId="3E620876" wp14:editId="51EB6CCF">
+          <wp:inline distT="0" distB="0" distL="0" distR="0" wp14:anchorId="6CE199BD" wp14:editId="25D3E0E5">
             <wp:extent cx="5760720" cy="2108444"/>
             <wp:effectExtent l="0" t="0" r="0" b="0"/>
             <wp:docPr id="5" name="Picture 5"/>
@@ -13578,7 +13585,7 @@
         </w:rPr>
         <w:lastRenderedPageBreak/>
         <w:drawing>
-          <wp:inline distT="0" distB="0" distL="0" distR="0" wp14:anchorId="4FBA2826" wp14:editId="33A329AC">
+          <wp:inline distT="0" distB="0" distL="0" distR="0" wp14:anchorId="4C678722" wp14:editId="3AB80A4E">
             <wp:extent cx="5760720" cy="2331249"/>
             <wp:effectExtent l="0" t="0" r="0" b="0"/>
             <wp:docPr id="6" name="Picture 6"/>
@@ -14715,7 +14722,7 @@
           <w:noProof/>
         </w:rPr>
         <w:drawing>
-          <wp:inline distT="0" distB="0" distL="0" distR="0" wp14:anchorId="15828C98" wp14:editId="4C586647">
+          <wp:inline distT="0" distB="0" distL="0" distR="0" wp14:anchorId="41701BD7" wp14:editId="04E8E837">
             <wp:extent cx="5760720" cy="2266878"/>
             <wp:effectExtent l="0" t="0" r="0" b="0"/>
             <wp:docPr id="7" name="Picture 7"/>
@@ -14850,7 +14857,7 @@
           <w:noProof/>
         </w:rPr>
         <w:drawing>
-          <wp:inline distT="0" distB="0" distL="0" distR="0" wp14:anchorId="7658A16F" wp14:editId="413611E4">
+          <wp:inline distT="0" distB="0" distL="0" distR="0" wp14:anchorId="7621490A" wp14:editId="75FBF446">
             <wp:extent cx="5760720" cy="2362842"/>
             <wp:effectExtent l="0" t="0" r="0" b="0"/>
             <wp:docPr id="8" name="Picture 8"/>
@@ -15416,7 +15423,7 @@
           <w:noProof/>
         </w:rPr>
         <w:drawing>
-          <wp:inline distT="0" distB="0" distL="0" distR="0" wp14:anchorId="52592754" wp14:editId="414690A4">
+          <wp:inline distT="0" distB="0" distL="0" distR="0" wp14:anchorId="5DD71425" wp14:editId="1F2CACE1">
             <wp:extent cx="5760720" cy="2544177"/>
             <wp:effectExtent l="0" t="0" r="0" b="0"/>
             <wp:docPr id="9" name="Picture 9"/>
@@ -16006,7 +16013,7 @@
           <w:noProof/>
         </w:rPr>
         <w:drawing>
-          <wp:inline distT="0" distB="0" distL="0" distR="0" wp14:anchorId="4B27B639" wp14:editId="4D868FF5">
+          <wp:inline distT="0" distB="0" distL="0" distR="0" wp14:anchorId="0FF0FAA0" wp14:editId="2ACB7929">
             <wp:extent cx="5760720" cy="2275394"/>
             <wp:effectExtent l="0" t="0" r="0" b="0"/>
             <wp:docPr id="10" name="Picture 10"/>
@@ -16313,7 +16320,7 @@
           <w:noProof/>
         </w:rPr>
         <w:drawing>
-          <wp:inline distT="0" distB="0" distL="0" distR="0" wp14:anchorId="3E4D8F62" wp14:editId="4082733A">
+          <wp:inline distT="0" distB="0" distL="0" distR="0" wp14:anchorId="5AF3D3BD" wp14:editId="570EDC31">
             <wp:extent cx="5760720" cy="2547041"/>
             <wp:effectExtent l="0" t="0" r="0" b="0"/>
             <wp:docPr id="11" name="Picture 11"/>
@@ -23374,76 +23381,76 @@
       </w:rPr>
     </w:lvl>
   </w:abstractNum>
-  <w:num w:numId="1" w16cid:durableId="494686704">
+  <w:num w:numId="1" w16cid:durableId="966157580">
     <w:abstractNumId w:val="8"/>
   </w:num>
-  <w:num w:numId="2" w16cid:durableId="1336415091">
+  <w:num w:numId="2" w16cid:durableId="1508442407">
     <w:abstractNumId w:val="6"/>
   </w:num>
-  <w:num w:numId="3" w16cid:durableId="1228734592">
+  <w:num w:numId="3" w16cid:durableId="1037702293">
     <w:abstractNumId w:val="5"/>
   </w:num>
-  <w:num w:numId="4" w16cid:durableId="1894348562">
+  <w:num w:numId="4" w16cid:durableId="123499136">
     <w:abstractNumId w:val="4"/>
   </w:num>
-  <w:num w:numId="5" w16cid:durableId="1420828137">
+  <w:num w:numId="5" w16cid:durableId="1999726188">
     <w:abstractNumId w:val="7"/>
   </w:num>
-  <w:num w:numId="6" w16cid:durableId="666246828">
+  <w:num w:numId="6" w16cid:durableId="463162645">
     <w:abstractNumId w:val="3"/>
   </w:num>
-  <w:num w:numId="7" w16cid:durableId="925846317">
+  <w:num w:numId="7" w16cid:durableId="205263820">
     <w:abstractNumId w:val="2"/>
   </w:num>
-  <w:num w:numId="8" w16cid:durableId="1592817485">
+  <w:num w:numId="8" w16cid:durableId="680857051">
     <w:abstractNumId w:val="1"/>
   </w:num>
-  <w:num w:numId="9" w16cid:durableId="955521104">
+  <w:num w:numId="9" w16cid:durableId="716394091">
     <w:abstractNumId w:val="0"/>
   </w:num>
-  <w:num w:numId="10" w16cid:durableId="1635259756">
+  <w:num w:numId="10" w16cid:durableId="574244654">
     <w:abstractNumId w:val="7"/>
     <w:lvlOverride w:ilvl="0">
       <w:startOverride w:val="1"/>
     </w:lvlOverride>
   </w:num>
-  <w:num w:numId="11" w16cid:durableId="2011325855">
+  <w:num w:numId="11" w16cid:durableId="1909223855">
     <w:abstractNumId w:val="7"/>
     <w:lvlOverride w:ilvl="0">
       <w:startOverride w:val="1"/>
     </w:lvlOverride>
   </w:num>
-  <w:num w:numId="12" w16cid:durableId="172571386">
+  <w:num w:numId="12" w16cid:durableId="1884705543">
     <w:abstractNumId w:val="7"/>
     <w:lvlOverride w:ilvl="0">
       <w:startOverride w:val="1"/>
     </w:lvlOverride>
   </w:num>
-  <w:num w:numId="13" w16cid:durableId="629089025">
+  <w:num w:numId="13" w16cid:durableId="1232422359">
     <w:abstractNumId w:val="7"/>
     <w:lvlOverride w:ilvl="0">
       <w:startOverride w:val="1"/>
     </w:lvlOverride>
   </w:num>
-  <w:num w:numId="14" w16cid:durableId="822817625">
+  <w:num w:numId="14" w16cid:durableId="1700665298">
     <w:abstractNumId w:val="7"/>
     <w:lvlOverride w:ilvl="0">
       <w:startOverride w:val="1"/>
     </w:lvlOverride>
   </w:num>
-  <w:num w:numId="15" w16cid:durableId="279722534">
+  <w:num w:numId="15" w16cid:durableId="1985306964">
     <w:abstractNumId w:val="7"/>
     <w:lvlOverride w:ilvl="0">
       <w:startOverride w:val="1"/>
     </w:lvlOverride>
   </w:num>
-  <w:num w:numId="16" w16cid:durableId="1627853721">
+  <w:num w:numId="16" w16cid:durableId="670714504">
     <w:abstractNumId w:val="7"/>
     <w:lvlOverride w:ilvl="0">
       <w:startOverride w:val="1"/>
     </w:lvlOverride>
   </w:num>
-  <w:num w:numId="17" w16cid:durableId="1095369565">
+  <w:num w:numId="17" w16cid:durableId="254750929">
     <w:abstractNumId w:val="7"/>
     <w:lvlOverride w:ilvl="0">
       <w:startOverride w:val="1"/>

--- a/重构版论文_v4_20260915/中文SCI论文_v4_重构版.docx
+++ b/重构版论文_v4_20260915/中文SCI论文_v4_重构版.docx
@@ -2035,7 +2035,7 @@
           <w:noProof/>
         </w:rPr>
         <w:drawing>
-          <wp:inline distT="0" distB="0" distL="0" distR="0" wp14:anchorId="1E5AC679" wp14:editId="1B7CCD1A">
+          <wp:inline distT="0" distB="0" distL="0" distR="0" wp14:anchorId="2252E526" wp14:editId="612DB706">
             <wp:extent cx="5760720" cy="2730962"/>
             <wp:effectExtent l="0" t="0" r="0" b="0"/>
             <wp:docPr id="1" name="Picture 1"/>
@@ -4261,7 +4261,7 @@
           <w:noProof/>
         </w:rPr>
         <w:drawing>
-          <wp:inline distT="0" distB="0" distL="0" distR="0" wp14:anchorId="1DD51A51" wp14:editId="135F4DED">
+          <wp:inline distT="0" distB="0" distL="0" distR="0" wp14:anchorId="31D34150" wp14:editId="107D75A1">
             <wp:extent cx="5760720" cy="2750378"/>
             <wp:effectExtent l="0" t="0" r="0" b="0"/>
             <wp:docPr id="2" name="Picture 2"/>
@@ -6048,7 +6048,7 @@
           <w:noProof/>
         </w:rPr>
         <w:drawing>
-          <wp:inline distT="0" distB="0" distL="0" distR="0" wp14:anchorId="4A3D2EED" wp14:editId="283E0BEC">
+          <wp:inline distT="0" distB="0" distL="0" distR="0" wp14:anchorId="3816539E" wp14:editId="4B929BBB">
             <wp:extent cx="5760720" cy="3482709"/>
             <wp:effectExtent l="0" t="0" r="0" b="0"/>
             <wp:docPr id="3" name="Picture 3"/>
@@ -11462,7 +11462,7 @@
           <w:noProof/>
         </w:rPr>
         <w:drawing>
-          <wp:inline distT="0" distB="0" distL="0" distR="0" wp14:anchorId="6F5C1DB2" wp14:editId="3BEC2203">
+          <wp:inline distT="0" distB="0" distL="0" distR="0" wp14:anchorId="526D2BC6" wp14:editId="413538C6">
             <wp:extent cx="5760720" cy="2547798"/>
             <wp:effectExtent l="0" t="0" r="0" b="0"/>
             <wp:docPr id="4" name="Picture 4"/>
@@ -13161,7 +13161,7 @@
           <w:noProof/>
         </w:rPr>
         <w:drawing>
-          <wp:inline distT="0" distB="0" distL="0" distR="0" wp14:anchorId="6CE199BD" wp14:editId="25D3E0E5">
+          <wp:inline distT="0" distB="0" distL="0" distR="0" wp14:anchorId="31CFE8B6" wp14:editId="101F4D5C">
             <wp:extent cx="5760720" cy="2108444"/>
             <wp:effectExtent l="0" t="0" r="0" b="0"/>
             <wp:docPr id="5" name="Picture 5"/>
@@ -13585,7 +13585,7 @@
         </w:rPr>
         <w:lastRenderedPageBreak/>
         <w:drawing>
-          <wp:inline distT="0" distB="0" distL="0" distR="0" wp14:anchorId="4C678722" wp14:editId="3AB80A4E">
+          <wp:inline distT="0" distB="0" distL="0" distR="0" wp14:anchorId="1BE78197" wp14:editId="1B63360E">
             <wp:extent cx="5760720" cy="2331249"/>
             <wp:effectExtent l="0" t="0" r="0" b="0"/>
             <wp:docPr id="6" name="Picture 6"/>
@@ -14722,7 +14722,7 @@
           <w:noProof/>
         </w:rPr>
         <w:drawing>
-          <wp:inline distT="0" distB="0" distL="0" distR="0" wp14:anchorId="41701BD7" wp14:editId="04E8E837">
+          <wp:inline distT="0" distB="0" distL="0" distR="0" wp14:anchorId="481D7367" wp14:editId="2CE118BA">
             <wp:extent cx="5760720" cy="2266878"/>
             <wp:effectExtent l="0" t="0" r="0" b="0"/>
             <wp:docPr id="7" name="Picture 7"/>
@@ -14857,7 +14857,7 @@
           <w:noProof/>
         </w:rPr>
         <w:drawing>
-          <wp:inline distT="0" distB="0" distL="0" distR="0" wp14:anchorId="7621490A" wp14:editId="75FBF446">
+          <wp:inline distT="0" distB="0" distL="0" distR="0" wp14:anchorId="527E5709" wp14:editId="53DDC857">
             <wp:extent cx="5760720" cy="2362842"/>
             <wp:effectExtent l="0" t="0" r="0" b="0"/>
             <wp:docPr id="8" name="Picture 8"/>
@@ -15423,7 +15423,7 @@
           <w:noProof/>
         </w:rPr>
         <w:drawing>
-          <wp:inline distT="0" distB="0" distL="0" distR="0" wp14:anchorId="5DD71425" wp14:editId="1F2CACE1">
+          <wp:inline distT="0" distB="0" distL="0" distR="0" wp14:anchorId="7E5B83CC" wp14:editId="17DC3348">
             <wp:extent cx="5760720" cy="2544177"/>
             <wp:effectExtent l="0" t="0" r="0" b="0"/>
             <wp:docPr id="9" name="Picture 9"/>
@@ -16013,7 +16013,7 @@
           <w:noProof/>
         </w:rPr>
         <w:drawing>
-          <wp:inline distT="0" distB="0" distL="0" distR="0" wp14:anchorId="0FF0FAA0" wp14:editId="2ACB7929">
+          <wp:inline distT="0" distB="0" distL="0" distR="0" wp14:anchorId="75A80288" wp14:editId="49761025">
             <wp:extent cx="5760720" cy="2275394"/>
             <wp:effectExtent l="0" t="0" r="0" b="0"/>
             <wp:docPr id="10" name="Picture 10"/>
@@ -16320,7 +16320,7 @@
           <w:noProof/>
         </w:rPr>
         <w:drawing>
-          <wp:inline distT="0" distB="0" distL="0" distR="0" wp14:anchorId="5AF3D3BD" wp14:editId="570EDC31">
+          <wp:inline distT="0" distB="0" distL="0" distR="0" wp14:anchorId="51563548" wp14:editId="7346DCD3">
             <wp:extent cx="5760720" cy="2547041"/>
             <wp:effectExtent l="0" t="0" r="0" b="0"/>
             <wp:docPr id="11" name="Picture 11"/>
@@ -23381,76 +23381,76 @@
       </w:rPr>
     </w:lvl>
   </w:abstractNum>
-  <w:num w:numId="1" w16cid:durableId="966157580">
+  <w:num w:numId="1" w16cid:durableId="1946812755">
     <w:abstractNumId w:val="8"/>
   </w:num>
-  <w:num w:numId="2" w16cid:durableId="1508442407">
+  <w:num w:numId="2" w16cid:durableId="1863011818">
     <w:abstractNumId w:val="6"/>
   </w:num>
-  <w:num w:numId="3" w16cid:durableId="1037702293">
+  <w:num w:numId="3" w16cid:durableId="161550471">
     <w:abstractNumId w:val="5"/>
   </w:num>
-  <w:num w:numId="4" w16cid:durableId="123499136">
+  <w:num w:numId="4" w16cid:durableId="1640917733">
     <w:abstractNumId w:val="4"/>
   </w:num>
-  <w:num w:numId="5" w16cid:durableId="1999726188">
+  <w:num w:numId="5" w16cid:durableId="1720126664">
     <w:abstractNumId w:val="7"/>
   </w:num>
-  <w:num w:numId="6" w16cid:durableId="463162645">
+  <w:num w:numId="6" w16cid:durableId="1572226761">
     <w:abstractNumId w:val="3"/>
   </w:num>
-  <w:num w:numId="7" w16cid:durableId="205263820">
+  <w:num w:numId="7" w16cid:durableId="1071973172">
     <w:abstractNumId w:val="2"/>
   </w:num>
-  <w:num w:numId="8" w16cid:durableId="680857051">
+  <w:num w:numId="8" w16cid:durableId="1614706972">
     <w:abstractNumId w:val="1"/>
   </w:num>
-  <w:num w:numId="9" w16cid:durableId="716394091">
+  <w:num w:numId="9" w16cid:durableId="554124161">
     <w:abstractNumId w:val="0"/>
   </w:num>
-  <w:num w:numId="10" w16cid:durableId="574244654">
+  <w:num w:numId="10" w16cid:durableId="1118647814">
     <w:abstractNumId w:val="7"/>
     <w:lvlOverride w:ilvl="0">
       <w:startOverride w:val="1"/>
     </w:lvlOverride>
   </w:num>
-  <w:num w:numId="11" w16cid:durableId="1909223855">
+  <w:num w:numId="11" w16cid:durableId="1280915168">
     <w:abstractNumId w:val="7"/>
     <w:lvlOverride w:ilvl="0">
       <w:startOverride w:val="1"/>
     </w:lvlOverride>
   </w:num>
-  <w:num w:numId="12" w16cid:durableId="1884705543">
+  <w:num w:numId="12" w16cid:durableId="1519613372">
     <w:abstractNumId w:val="7"/>
     <w:lvlOverride w:ilvl="0">
       <w:startOverride w:val="1"/>
     </w:lvlOverride>
   </w:num>
-  <w:num w:numId="13" w16cid:durableId="1232422359">
+  <w:num w:numId="13" w16cid:durableId="525752298">
     <w:abstractNumId w:val="7"/>
     <w:lvlOverride w:ilvl="0">
       <w:startOverride w:val="1"/>
     </w:lvlOverride>
   </w:num>
-  <w:num w:numId="14" w16cid:durableId="1700665298">
+  <w:num w:numId="14" w16cid:durableId="1444420858">
     <w:abstractNumId w:val="7"/>
     <w:lvlOverride w:ilvl="0">
       <w:startOverride w:val="1"/>
     </w:lvlOverride>
   </w:num>
-  <w:num w:numId="15" w16cid:durableId="1985306964">
+  <w:num w:numId="15" w16cid:durableId="503979994">
     <w:abstractNumId w:val="7"/>
     <w:lvlOverride w:ilvl="0">
       <w:startOverride w:val="1"/>
     </w:lvlOverride>
   </w:num>
-  <w:num w:numId="16" w16cid:durableId="670714504">
+  <w:num w:numId="16" w16cid:durableId="1296370115">
     <w:abstractNumId w:val="7"/>
     <w:lvlOverride w:ilvl="0">
       <w:startOverride w:val="1"/>
     </w:lvlOverride>
   </w:num>
-  <w:num w:numId="17" w16cid:durableId="254750929">
+  <w:num w:numId="17" w16cid:durableId="368728550">
     <w:abstractNumId w:val="7"/>
     <w:lvlOverride w:ilvl="0">
       <w:startOverride w:val="1"/>

--- a/重构版论文_v4_20260915/中文SCI论文_v4_重构版.docx
+++ b/重构版论文_v4_20260915/中文SCI论文_v4_重构版.docx
@@ -2035,7 +2035,7 @@
           <w:noProof/>
         </w:rPr>
         <w:drawing>
-          <wp:inline distT="0" distB="0" distL="0" distR="0" wp14:anchorId="2252E526" wp14:editId="612DB706">
+          <wp:inline distT="0" distB="0" distL="0" distR="0" wp14:anchorId="51DFA06A" wp14:editId="0B19F29B">
             <wp:extent cx="5760720" cy="2730962"/>
             <wp:effectExtent l="0" t="0" r="0" b="0"/>
             <wp:docPr id="1" name="Picture 1"/>
@@ -4261,7 +4261,7 @@
           <w:noProof/>
         </w:rPr>
         <w:drawing>
-          <wp:inline distT="0" distB="0" distL="0" distR="0" wp14:anchorId="31D34150" wp14:editId="107D75A1">
+          <wp:inline distT="0" distB="0" distL="0" distR="0" wp14:anchorId="7D7CCD97" wp14:editId="37E81D48">
             <wp:extent cx="5760720" cy="2750378"/>
             <wp:effectExtent l="0" t="0" r="0" b="0"/>
             <wp:docPr id="2" name="Picture 2"/>
@@ -6048,7 +6048,7 @@
           <w:noProof/>
         </w:rPr>
         <w:drawing>
-          <wp:inline distT="0" distB="0" distL="0" distR="0" wp14:anchorId="3816539E" wp14:editId="4B929BBB">
+          <wp:inline distT="0" distB="0" distL="0" distR="0" wp14:anchorId="5EB81DB5" wp14:editId="58589EB1">
             <wp:extent cx="5760720" cy="3482709"/>
             <wp:effectExtent l="0" t="0" r="0" b="0"/>
             <wp:docPr id="3" name="Picture 3"/>
@@ -11462,7 +11462,7 @@
           <w:noProof/>
         </w:rPr>
         <w:drawing>
-          <wp:inline distT="0" distB="0" distL="0" distR="0" wp14:anchorId="526D2BC6" wp14:editId="413538C6">
+          <wp:inline distT="0" distB="0" distL="0" distR="0" wp14:anchorId="5ACCC264" wp14:editId="7C4A6B37">
             <wp:extent cx="5760720" cy="2547798"/>
             <wp:effectExtent l="0" t="0" r="0" b="0"/>
             <wp:docPr id="4" name="Picture 4"/>
@@ -13161,7 +13161,7 @@
           <w:noProof/>
         </w:rPr>
         <w:drawing>
-          <wp:inline distT="0" distB="0" distL="0" distR="0" wp14:anchorId="31CFE8B6" wp14:editId="101F4D5C">
+          <wp:inline distT="0" distB="0" distL="0" distR="0" wp14:anchorId="4E00049B" wp14:editId="71BD903D">
             <wp:extent cx="5760720" cy="2108444"/>
             <wp:effectExtent l="0" t="0" r="0" b="0"/>
             <wp:docPr id="5" name="Picture 5"/>
@@ -13585,7 +13585,7 @@
         </w:rPr>
         <w:lastRenderedPageBreak/>
         <w:drawing>
-          <wp:inline distT="0" distB="0" distL="0" distR="0" wp14:anchorId="1BE78197" wp14:editId="1B63360E">
+          <wp:inline distT="0" distB="0" distL="0" distR="0" wp14:anchorId="10535D83" wp14:editId="69372D0D">
             <wp:extent cx="5760720" cy="2331249"/>
             <wp:effectExtent l="0" t="0" r="0" b="0"/>
             <wp:docPr id="6" name="Picture 6"/>
@@ -14722,7 +14722,7 @@
           <w:noProof/>
         </w:rPr>
         <w:drawing>
-          <wp:inline distT="0" distB="0" distL="0" distR="0" wp14:anchorId="481D7367" wp14:editId="2CE118BA">
+          <wp:inline distT="0" distB="0" distL="0" distR="0" wp14:anchorId="04C829FD" wp14:editId="0DFF6F5C">
             <wp:extent cx="5760720" cy="2266878"/>
             <wp:effectExtent l="0" t="0" r="0" b="0"/>
             <wp:docPr id="7" name="Picture 7"/>
@@ -14857,7 +14857,7 @@
           <w:noProof/>
         </w:rPr>
         <w:drawing>
-          <wp:inline distT="0" distB="0" distL="0" distR="0" wp14:anchorId="527E5709" wp14:editId="53DDC857">
+          <wp:inline distT="0" distB="0" distL="0" distR="0" wp14:anchorId="1B5FC27D" wp14:editId="43B4F360">
             <wp:extent cx="5760720" cy="2362842"/>
             <wp:effectExtent l="0" t="0" r="0" b="0"/>
             <wp:docPr id="8" name="Picture 8"/>
@@ -15423,7 +15423,7 @@
           <w:noProof/>
         </w:rPr>
         <w:drawing>
-          <wp:inline distT="0" distB="0" distL="0" distR="0" wp14:anchorId="7E5B83CC" wp14:editId="17DC3348">
+          <wp:inline distT="0" distB="0" distL="0" distR="0" wp14:anchorId="0FE98C09" wp14:editId="0DADE6CD">
             <wp:extent cx="5760720" cy="2544177"/>
             <wp:effectExtent l="0" t="0" r="0" b="0"/>
             <wp:docPr id="9" name="Picture 9"/>
@@ -16013,7 +16013,7 @@
           <w:noProof/>
         </w:rPr>
         <w:drawing>
-          <wp:inline distT="0" distB="0" distL="0" distR="0" wp14:anchorId="75A80288" wp14:editId="49761025">
+          <wp:inline distT="0" distB="0" distL="0" distR="0" wp14:anchorId="637BFC6B" wp14:editId="268F8CAF">
             <wp:extent cx="5760720" cy="2275394"/>
             <wp:effectExtent l="0" t="0" r="0" b="0"/>
             <wp:docPr id="10" name="Picture 10"/>
@@ -16320,7 +16320,7 @@
           <w:noProof/>
         </w:rPr>
         <w:drawing>
-          <wp:inline distT="0" distB="0" distL="0" distR="0" wp14:anchorId="51563548" wp14:editId="7346DCD3">
+          <wp:inline distT="0" distB="0" distL="0" distR="0" wp14:anchorId="6C14DA0E" wp14:editId="76FE4C09">
             <wp:extent cx="5760720" cy="2547041"/>
             <wp:effectExtent l="0" t="0" r="0" b="0"/>
             <wp:docPr id="11" name="Picture 11"/>
@@ -23381,76 +23381,76 @@
       </w:rPr>
     </w:lvl>
   </w:abstractNum>
-  <w:num w:numId="1" w16cid:durableId="1946812755">
+  <w:num w:numId="1" w16cid:durableId="223027830">
     <w:abstractNumId w:val="8"/>
   </w:num>
-  <w:num w:numId="2" w16cid:durableId="1863011818">
+  <w:num w:numId="2" w16cid:durableId="1317144914">
     <w:abstractNumId w:val="6"/>
   </w:num>
-  <w:num w:numId="3" w16cid:durableId="161550471">
+  <w:num w:numId="3" w16cid:durableId="1801918179">
     <w:abstractNumId w:val="5"/>
   </w:num>
-  <w:num w:numId="4" w16cid:durableId="1640917733">
+  <w:num w:numId="4" w16cid:durableId="118577171">
     <w:abstractNumId w:val="4"/>
   </w:num>
-  <w:num w:numId="5" w16cid:durableId="1720126664">
+  <w:num w:numId="5" w16cid:durableId="1924755218">
     <w:abstractNumId w:val="7"/>
   </w:num>
-  <w:num w:numId="6" w16cid:durableId="1572226761">
+  <w:num w:numId="6" w16cid:durableId="329335932">
     <w:abstractNumId w:val="3"/>
   </w:num>
-  <w:num w:numId="7" w16cid:durableId="1071973172">
+  <w:num w:numId="7" w16cid:durableId="1854761738">
     <w:abstractNumId w:val="2"/>
   </w:num>
-  <w:num w:numId="8" w16cid:durableId="1614706972">
+  <w:num w:numId="8" w16cid:durableId="373624611">
     <w:abstractNumId w:val="1"/>
   </w:num>
-  <w:num w:numId="9" w16cid:durableId="554124161">
+  <w:num w:numId="9" w16cid:durableId="597760851">
     <w:abstractNumId w:val="0"/>
   </w:num>
-  <w:num w:numId="10" w16cid:durableId="1118647814">
+  <w:num w:numId="10" w16cid:durableId="867793438">
     <w:abstractNumId w:val="7"/>
     <w:lvlOverride w:ilvl="0">
       <w:startOverride w:val="1"/>
     </w:lvlOverride>
   </w:num>
-  <w:num w:numId="11" w16cid:durableId="1280915168">
+  <w:num w:numId="11" w16cid:durableId="1640301445">
     <w:abstractNumId w:val="7"/>
     <w:lvlOverride w:ilvl="0">
       <w:startOverride w:val="1"/>
     </w:lvlOverride>
   </w:num>
-  <w:num w:numId="12" w16cid:durableId="1519613372">
+  <w:num w:numId="12" w16cid:durableId="1256863870">
     <w:abstractNumId w:val="7"/>
     <w:lvlOverride w:ilvl="0">
       <w:startOverride w:val="1"/>
     </w:lvlOverride>
   </w:num>
-  <w:num w:numId="13" w16cid:durableId="525752298">
+  <w:num w:numId="13" w16cid:durableId="30494822">
     <w:abstractNumId w:val="7"/>
     <w:lvlOverride w:ilvl="0">
       <w:startOverride w:val="1"/>
     </w:lvlOverride>
   </w:num>
-  <w:num w:numId="14" w16cid:durableId="1444420858">
+  <w:num w:numId="14" w16cid:durableId="379210429">
     <w:abstractNumId w:val="7"/>
     <w:lvlOverride w:ilvl="0">
       <w:startOverride w:val="1"/>
     </w:lvlOverride>
   </w:num>
-  <w:num w:numId="15" w16cid:durableId="503979994">
+  <w:num w:numId="15" w16cid:durableId="1556967582">
     <w:abstractNumId w:val="7"/>
     <w:lvlOverride w:ilvl="0">
       <w:startOverride w:val="1"/>
     </w:lvlOverride>
   </w:num>
-  <w:num w:numId="16" w16cid:durableId="1296370115">
+  <w:num w:numId="16" w16cid:durableId="607156147">
     <w:abstractNumId w:val="7"/>
     <w:lvlOverride w:ilvl="0">
       <w:startOverride w:val="1"/>
     </w:lvlOverride>
   </w:num>
-  <w:num w:numId="17" w16cid:durableId="368728550">
+  <w:num w:numId="17" w16cid:durableId="215317721">
     <w:abstractNumId w:val="7"/>
     <w:lvlOverride w:ilvl="0">
       <w:startOverride w:val="1"/>

--- a/重构版论文_v4_20260915/中文SCI论文_v4_重构版.docx
+++ b/重构版论文_v4_20260915/中文SCI论文_v4_重构版.docx
@@ -2035,7 +2035,7 @@
           <w:noProof/>
         </w:rPr>
         <w:drawing>
-          <wp:inline distT="0" distB="0" distL="0" distR="0" wp14:anchorId="51DFA06A" wp14:editId="0B19F29B">
+          <wp:inline distT="0" distB="0" distL="0" distR="0" wp14:anchorId="50349020" wp14:editId="0B8A09C6">
             <wp:extent cx="5760720" cy="2730962"/>
             <wp:effectExtent l="0" t="0" r="0" b="0"/>
             <wp:docPr id="1" name="Picture 1"/>
@@ -4261,7 +4261,7 @@
           <w:noProof/>
         </w:rPr>
         <w:drawing>
-          <wp:inline distT="0" distB="0" distL="0" distR="0" wp14:anchorId="7D7CCD97" wp14:editId="37E81D48">
+          <wp:inline distT="0" distB="0" distL="0" distR="0" wp14:anchorId="49A5A4DB" wp14:editId="72B23AAD">
             <wp:extent cx="5760720" cy="2750378"/>
             <wp:effectExtent l="0" t="0" r="0" b="0"/>
             <wp:docPr id="2" name="Picture 2"/>
@@ -6048,7 +6048,7 @@
           <w:noProof/>
         </w:rPr>
         <w:drawing>
-          <wp:inline distT="0" distB="0" distL="0" distR="0" wp14:anchorId="5EB81DB5" wp14:editId="58589EB1">
+          <wp:inline distT="0" distB="0" distL="0" distR="0" wp14:anchorId="3A81E5E0" wp14:editId="245C92ED">
             <wp:extent cx="5760720" cy="3482709"/>
             <wp:effectExtent l="0" t="0" r="0" b="0"/>
             <wp:docPr id="3" name="Picture 3"/>
@@ -11462,7 +11462,7 @@
           <w:noProof/>
         </w:rPr>
         <w:drawing>
-          <wp:inline distT="0" distB="0" distL="0" distR="0" wp14:anchorId="5ACCC264" wp14:editId="7C4A6B37">
+          <wp:inline distT="0" distB="0" distL="0" distR="0" wp14:anchorId="0E7D4BB1" wp14:editId="77CD849D">
             <wp:extent cx="5760720" cy="2547798"/>
             <wp:effectExtent l="0" t="0" r="0" b="0"/>
             <wp:docPr id="4" name="Picture 4"/>
@@ -13161,7 +13161,7 @@
           <w:noProof/>
         </w:rPr>
         <w:drawing>
-          <wp:inline distT="0" distB="0" distL="0" distR="0" wp14:anchorId="4E00049B" wp14:editId="71BD903D">
+          <wp:inline distT="0" distB="0" distL="0" distR="0" wp14:anchorId="22656789" wp14:editId="2741A6D9">
             <wp:extent cx="5760720" cy="2108444"/>
             <wp:effectExtent l="0" t="0" r="0" b="0"/>
             <wp:docPr id="5" name="Picture 5"/>
@@ -13585,7 +13585,7 @@
         </w:rPr>
         <w:lastRenderedPageBreak/>
         <w:drawing>
-          <wp:inline distT="0" distB="0" distL="0" distR="0" wp14:anchorId="10535D83" wp14:editId="69372D0D">
+          <wp:inline distT="0" distB="0" distL="0" distR="0" wp14:anchorId="1CAA8F87" wp14:editId="5650E677">
             <wp:extent cx="5760720" cy="2331249"/>
             <wp:effectExtent l="0" t="0" r="0" b="0"/>
             <wp:docPr id="6" name="Picture 6"/>
@@ -14722,7 +14722,7 @@
           <w:noProof/>
         </w:rPr>
         <w:drawing>
-          <wp:inline distT="0" distB="0" distL="0" distR="0" wp14:anchorId="04C829FD" wp14:editId="0DFF6F5C">
+          <wp:inline distT="0" distB="0" distL="0" distR="0" wp14:anchorId="78A63473" wp14:editId="1B371C16">
             <wp:extent cx="5760720" cy="2266878"/>
             <wp:effectExtent l="0" t="0" r="0" b="0"/>
             <wp:docPr id="7" name="Picture 7"/>
@@ -14857,7 +14857,7 @@
           <w:noProof/>
         </w:rPr>
         <w:drawing>
-          <wp:inline distT="0" distB="0" distL="0" distR="0" wp14:anchorId="1B5FC27D" wp14:editId="43B4F360">
+          <wp:inline distT="0" distB="0" distL="0" distR="0" wp14:anchorId="2C3D38A8" wp14:editId="43B35581">
             <wp:extent cx="5760720" cy="2362842"/>
             <wp:effectExtent l="0" t="0" r="0" b="0"/>
             <wp:docPr id="8" name="Picture 8"/>
@@ -15423,7 +15423,7 @@
           <w:noProof/>
         </w:rPr>
         <w:drawing>
-          <wp:inline distT="0" distB="0" distL="0" distR="0" wp14:anchorId="0FE98C09" wp14:editId="0DADE6CD">
+          <wp:inline distT="0" distB="0" distL="0" distR="0" wp14:anchorId="51E412D9" wp14:editId="35B3F8A2">
             <wp:extent cx="5760720" cy="2544177"/>
             <wp:effectExtent l="0" t="0" r="0" b="0"/>
             <wp:docPr id="9" name="Picture 9"/>
@@ -16013,7 +16013,7 @@
           <w:noProof/>
         </w:rPr>
         <w:drawing>
-          <wp:inline distT="0" distB="0" distL="0" distR="0" wp14:anchorId="637BFC6B" wp14:editId="268F8CAF">
+          <wp:inline distT="0" distB="0" distL="0" distR="0" wp14:anchorId="5456249C" wp14:editId="07C752A3">
             <wp:extent cx="5760720" cy="2275394"/>
             <wp:effectExtent l="0" t="0" r="0" b="0"/>
             <wp:docPr id="10" name="Picture 10"/>
@@ -16320,7 +16320,7 @@
           <w:noProof/>
         </w:rPr>
         <w:drawing>
-          <wp:inline distT="0" distB="0" distL="0" distR="0" wp14:anchorId="6C14DA0E" wp14:editId="76FE4C09">
+          <wp:inline distT="0" distB="0" distL="0" distR="0" wp14:anchorId="04B9E227" wp14:editId="6A25A8B7">
             <wp:extent cx="5760720" cy="2547041"/>
             <wp:effectExtent l="0" t="0" r="0" b="0"/>
             <wp:docPr id="11" name="Picture 11"/>
@@ -23381,76 +23381,76 @@
       </w:rPr>
     </w:lvl>
   </w:abstractNum>
-  <w:num w:numId="1" w16cid:durableId="223027830">
+  <w:num w:numId="1" w16cid:durableId="468982115">
     <w:abstractNumId w:val="8"/>
   </w:num>
-  <w:num w:numId="2" w16cid:durableId="1317144914">
+  <w:num w:numId="2" w16cid:durableId="1157922406">
     <w:abstractNumId w:val="6"/>
   </w:num>
-  <w:num w:numId="3" w16cid:durableId="1801918179">
+  <w:num w:numId="3" w16cid:durableId="276987490">
     <w:abstractNumId w:val="5"/>
   </w:num>
-  <w:num w:numId="4" w16cid:durableId="118577171">
+  <w:num w:numId="4" w16cid:durableId="1884126700">
     <w:abstractNumId w:val="4"/>
   </w:num>
-  <w:num w:numId="5" w16cid:durableId="1924755218">
+  <w:num w:numId="5" w16cid:durableId="149642066">
     <w:abstractNumId w:val="7"/>
   </w:num>
-  <w:num w:numId="6" w16cid:durableId="329335932">
+  <w:num w:numId="6" w16cid:durableId="1351570070">
     <w:abstractNumId w:val="3"/>
   </w:num>
-  <w:num w:numId="7" w16cid:durableId="1854761738">
+  <w:num w:numId="7" w16cid:durableId="483548406">
     <w:abstractNumId w:val="2"/>
   </w:num>
-  <w:num w:numId="8" w16cid:durableId="373624611">
+  <w:num w:numId="8" w16cid:durableId="814419744">
     <w:abstractNumId w:val="1"/>
   </w:num>
-  <w:num w:numId="9" w16cid:durableId="597760851">
+  <w:num w:numId="9" w16cid:durableId="2027517096">
     <w:abstractNumId w:val="0"/>
   </w:num>
-  <w:num w:numId="10" w16cid:durableId="867793438">
+  <w:num w:numId="10" w16cid:durableId="1190684359">
     <w:abstractNumId w:val="7"/>
     <w:lvlOverride w:ilvl="0">
       <w:startOverride w:val="1"/>
     </w:lvlOverride>
   </w:num>
-  <w:num w:numId="11" w16cid:durableId="1640301445">
+  <w:num w:numId="11" w16cid:durableId="998850824">
     <w:abstractNumId w:val="7"/>
     <w:lvlOverride w:ilvl="0">
       <w:startOverride w:val="1"/>
     </w:lvlOverride>
   </w:num>
-  <w:num w:numId="12" w16cid:durableId="1256863870">
+  <w:num w:numId="12" w16cid:durableId="412119058">
     <w:abstractNumId w:val="7"/>
     <w:lvlOverride w:ilvl="0">
       <w:startOverride w:val="1"/>
     </w:lvlOverride>
   </w:num>
-  <w:num w:numId="13" w16cid:durableId="30494822">
+  <w:num w:numId="13" w16cid:durableId="1346059365">
     <w:abstractNumId w:val="7"/>
     <w:lvlOverride w:ilvl="0">
       <w:startOverride w:val="1"/>
     </w:lvlOverride>
   </w:num>
-  <w:num w:numId="14" w16cid:durableId="379210429">
+  <w:num w:numId="14" w16cid:durableId="1758599990">
     <w:abstractNumId w:val="7"/>
     <w:lvlOverride w:ilvl="0">
       <w:startOverride w:val="1"/>
     </w:lvlOverride>
   </w:num>
-  <w:num w:numId="15" w16cid:durableId="1556967582">
+  <w:num w:numId="15" w16cid:durableId="387341279">
     <w:abstractNumId w:val="7"/>
     <w:lvlOverride w:ilvl="0">
       <w:startOverride w:val="1"/>
     </w:lvlOverride>
   </w:num>
-  <w:num w:numId="16" w16cid:durableId="607156147">
+  <w:num w:numId="16" w16cid:durableId="1526627795">
     <w:abstractNumId w:val="7"/>
     <w:lvlOverride w:ilvl="0">
       <w:startOverride w:val="1"/>
     </w:lvlOverride>
   </w:num>
-  <w:num w:numId="17" w16cid:durableId="215317721">
+  <w:num w:numId="17" w16cid:durableId="717244462">
     <w:abstractNumId w:val="7"/>
     <w:lvlOverride w:ilvl="0">
       <w:startOverride w:val="1"/>

--- a/重构版论文_v4_20260915/中文SCI论文_v4_重构版.docx
+++ b/重构版论文_v4_20260915/中文SCI论文_v4_重构版.docx
@@ -2035,7 +2035,7 @@
           <w:noProof/>
         </w:rPr>
         <w:drawing>
-          <wp:inline distT="0" distB="0" distL="0" distR="0" wp14:anchorId="50349020" wp14:editId="0B8A09C6">
+          <wp:inline distT="0" distB="0" distL="0" distR="0" wp14:anchorId="6EEAC3CB" wp14:editId="3F664319">
             <wp:extent cx="5760720" cy="2730962"/>
             <wp:effectExtent l="0" t="0" r="0" b="0"/>
             <wp:docPr id="1" name="Picture 1"/>
@@ -4261,7 +4261,7 @@
           <w:noProof/>
         </w:rPr>
         <w:drawing>
-          <wp:inline distT="0" distB="0" distL="0" distR="0" wp14:anchorId="49A5A4DB" wp14:editId="72B23AAD">
+          <wp:inline distT="0" distB="0" distL="0" distR="0" wp14:anchorId="5128F5C4" wp14:editId="2B693852">
             <wp:extent cx="5760720" cy="2750378"/>
             <wp:effectExtent l="0" t="0" r="0" b="0"/>
             <wp:docPr id="2" name="Picture 2"/>
@@ -6048,7 +6048,7 @@
           <w:noProof/>
         </w:rPr>
         <w:drawing>
-          <wp:inline distT="0" distB="0" distL="0" distR="0" wp14:anchorId="3A81E5E0" wp14:editId="245C92ED">
+          <wp:inline distT="0" distB="0" distL="0" distR="0" wp14:anchorId="7EA26CA4" wp14:editId="382EBB07">
             <wp:extent cx="5760720" cy="3482709"/>
             <wp:effectExtent l="0" t="0" r="0" b="0"/>
             <wp:docPr id="3" name="Picture 3"/>
@@ -11462,7 +11462,7 @@
           <w:noProof/>
         </w:rPr>
         <w:drawing>
-          <wp:inline distT="0" distB="0" distL="0" distR="0" wp14:anchorId="0E7D4BB1" wp14:editId="77CD849D">
+          <wp:inline distT="0" distB="0" distL="0" distR="0" wp14:anchorId="73C9C14C" wp14:editId="1E0984EF">
             <wp:extent cx="5760720" cy="2547798"/>
             <wp:effectExtent l="0" t="0" r="0" b="0"/>
             <wp:docPr id="4" name="Picture 4"/>
@@ -13161,7 +13161,7 @@
           <w:noProof/>
         </w:rPr>
         <w:drawing>
-          <wp:inline distT="0" distB="0" distL="0" distR="0" wp14:anchorId="22656789" wp14:editId="2741A6D9">
+          <wp:inline distT="0" distB="0" distL="0" distR="0" wp14:anchorId="6E3D9645" wp14:editId="4BBABFEA">
             <wp:extent cx="5760720" cy="2108444"/>
             <wp:effectExtent l="0" t="0" r="0" b="0"/>
             <wp:docPr id="5" name="Picture 5"/>
@@ -13585,7 +13585,7 @@
         </w:rPr>
         <w:lastRenderedPageBreak/>
         <w:drawing>
-          <wp:inline distT="0" distB="0" distL="0" distR="0" wp14:anchorId="1CAA8F87" wp14:editId="5650E677">
+          <wp:inline distT="0" distB="0" distL="0" distR="0" wp14:anchorId="56614EBF" wp14:editId="6E16CDF3">
             <wp:extent cx="5760720" cy="2331249"/>
             <wp:effectExtent l="0" t="0" r="0" b="0"/>
             <wp:docPr id="6" name="Picture 6"/>
@@ -14722,7 +14722,7 @@
           <w:noProof/>
         </w:rPr>
         <w:drawing>
-          <wp:inline distT="0" distB="0" distL="0" distR="0" wp14:anchorId="78A63473" wp14:editId="1B371C16">
+          <wp:inline distT="0" distB="0" distL="0" distR="0" wp14:anchorId="7BE7D7F0" wp14:editId="08540B5A">
             <wp:extent cx="5760720" cy="2266878"/>
             <wp:effectExtent l="0" t="0" r="0" b="0"/>
             <wp:docPr id="7" name="Picture 7"/>
@@ -14857,7 +14857,7 @@
           <w:noProof/>
         </w:rPr>
         <w:drawing>
-          <wp:inline distT="0" distB="0" distL="0" distR="0" wp14:anchorId="2C3D38A8" wp14:editId="43B35581">
+          <wp:inline distT="0" distB="0" distL="0" distR="0" wp14:anchorId="1B44243C" wp14:editId="202ECF8A">
             <wp:extent cx="5760720" cy="2362842"/>
             <wp:effectExtent l="0" t="0" r="0" b="0"/>
             <wp:docPr id="8" name="Picture 8"/>
@@ -15423,7 +15423,7 @@
           <w:noProof/>
         </w:rPr>
         <w:drawing>
-          <wp:inline distT="0" distB="0" distL="0" distR="0" wp14:anchorId="51E412D9" wp14:editId="35B3F8A2">
+          <wp:inline distT="0" distB="0" distL="0" distR="0" wp14:anchorId="3EDCAE62" wp14:editId="331AC9DB">
             <wp:extent cx="5760720" cy="2544177"/>
             <wp:effectExtent l="0" t="0" r="0" b="0"/>
             <wp:docPr id="9" name="Picture 9"/>
@@ -16013,7 +16013,7 @@
           <w:noProof/>
         </w:rPr>
         <w:drawing>
-          <wp:inline distT="0" distB="0" distL="0" distR="0" wp14:anchorId="5456249C" wp14:editId="07C752A3">
+          <wp:inline distT="0" distB="0" distL="0" distR="0" wp14:anchorId="25BEB1C0" wp14:editId="1FB5C867">
             <wp:extent cx="5760720" cy="2275394"/>
             <wp:effectExtent l="0" t="0" r="0" b="0"/>
             <wp:docPr id="10" name="Picture 10"/>
@@ -16320,7 +16320,7 @@
           <w:noProof/>
         </w:rPr>
         <w:drawing>
-          <wp:inline distT="0" distB="0" distL="0" distR="0" wp14:anchorId="04B9E227" wp14:editId="6A25A8B7">
+          <wp:inline distT="0" distB="0" distL="0" distR="0" wp14:anchorId="1BD5CCFF" wp14:editId="7426013D">
             <wp:extent cx="5760720" cy="2547041"/>
             <wp:effectExtent l="0" t="0" r="0" b="0"/>
             <wp:docPr id="11" name="Picture 11"/>
@@ -23381,76 +23381,76 @@
       </w:rPr>
     </w:lvl>
   </w:abstractNum>
-  <w:num w:numId="1" w16cid:durableId="468982115">
+  <w:num w:numId="1" w16cid:durableId="202907415">
     <w:abstractNumId w:val="8"/>
   </w:num>
-  <w:num w:numId="2" w16cid:durableId="1157922406">
+  <w:num w:numId="2" w16cid:durableId="1957907432">
     <w:abstractNumId w:val="6"/>
   </w:num>
-  <w:num w:numId="3" w16cid:durableId="276987490">
+  <w:num w:numId="3" w16cid:durableId="814446123">
     <w:abstractNumId w:val="5"/>
   </w:num>
-  <w:num w:numId="4" w16cid:durableId="1884126700">
+  <w:num w:numId="4" w16cid:durableId="123349719">
     <w:abstractNumId w:val="4"/>
   </w:num>
-  <w:num w:numId="5" w16cid:durableId="149642066">
+  <w:num w:numId="5" w16cid:durableId="1181161140">
     <w:abstractNumId w:val="7"/>
   </w:num>
-  <w:num w:numId="6" w16cid:durableId="1351570070">
+  <w:num w:numId="6" w16cid:durableId="1307198762">
     <w:abstractNumId w:val="3"/>
   </w:num>
-  <w:num w:numId="7" w16cid:durableId="483548406">
+  <w:num w:numId="7" w16cid:durableId="1399861510">
     <w:abstractNumId w:val="2"/>
   </w:num>
-  <w:num w:numId="8" w16cid:durableId="814419744">
+  <w:num w:numId="8" w16cid:durableId="869487432">
     <w:abstractNumId w:val="1"/>
   </w:num>
-  <w:num w:numId="9" w16cid:durableId="2027517096">
+  <w:num w:numId="9" w16cid:durableId="1822117464">
     <w:abstractNumId w:val="0"/>
   </w:num>
-  <w:num w:numId="10" w16cid:durableId="1190684359">
+  <w:num w:numId="10" w16cid:durableId="1031420863">
     <w:abstractNumId w:val="7"/>
     <w:lvlOverride w:ilvl="0">
       <w:startOverride w:val="1"/>
     </w:lvlOverride>
   </w:num>
-  <w:num w:numId="11" w16cid:durableId="998850824">
+  <w:num w:numId="11" w16cid:durableId="746457211">
     <w:abstractNumId w:val="7"/>
     <w:lvlOverride w:ilvl="0">
       <w:startOverride w:val="1"/>
     </w:lvlOverride>
   </w:num>
-  <w:num w:numId="12" w16cid:durableId="412119058">
+  <w:num w:numId="12" w16cid:durableId="716323524">
     <w:abstractNumId w:val="7"/>
     <w:lvlOverride w:ilvl="0">
       <w:startOverride w:val="1"/>
     </w:lvlOverride>
   </w:num>
-  <w:num w:numId="13" w16cid:durableId="1346059365">
+  <w:num w:numId="13" w16cid:durableId="815227067">
     <w:abstractNumId w:val="7"/>
     <w:lvlOverride w:ilvl="0">
       <w:startOverride w:val="1"/>
     </w:lvlOverride>
   </w:num>
-  <w:num w:numId="14" w16cid:durableId="1758599990">
+  <w:num w:numId="14" w16cid:durableId="786192474">
     <w:abstractNumId w:val="7"/>
     <w:lvlOverride w:ilvl="0">
       <w:startOverride w:val="1"/>
     </w:lvlOverride>
   </w:num>
-  <w:num w:numId="15" w16cid:durableId="387341279">
+  <w:num w:numId="15" w16cid:durableId="1720589522">
     <w:abstractNumId w:val="7"/>
     <w:lvlOverride w:ilvl="0">
       <w:startOverride w:val="1"/>
     </w:lvlOverride>
   </w:num>
-  <w:num w:numId="16" w16cid:durableId="1526627795">
+  <w:num w:numId="16" w16cid:durableId="1598516142">
     <w:abstractNumId w:val="7"/>
     <w:lvlOverride w:ilvl="0">
       <w:startOverride w:val="1"/>
     </w:lvlOverride>
   </w:num>
-  <w:num w:numId="17" w16cid:durableId="717244462">
+  <w:num w:numId="17" w16cid:durableId="930428325">
     <w:abstractNumId w:val="7"/>
     <w:lvlOverride w:ilvl="0">
       <w:startOverride w:val="1"/>

--- a/重构版论文_v4_20260915/中文SCI论文_v4_重构版.docx
+++ b/重构版论文_v4_20260915/中文SCI论文_v4_重构版.docx
@@ -2035,7 +2035,7 @@
           <w:noProof/>
         </w:rPr>
         <w:drawing>
-          <wp:inline distT="0" distB="0" distL="0" distR="0" wp14:anchorId="6EEAC3CB" wp14:editId="3F664319">
+          <wp:inline distT="0" distB="0" distL="0" distR="0" wp14:anchorId="56D0908C" wp14:editId="1A462E11">
             <wp:extent cx="5760720" cy="2730962"/>
             <wp:effectExtent l="0" t="0" r="0" b="0"/>
             <wp:docPr id="1" name="Picture 1"/>
@@ -4261,7 +4261,7 @@
           <w:noProof/>
         </w:rPr>
         <w:drawing>
-          <wp:inline distT="0" distB="0" distL="0" distR="0" wp14:anchorId="5128F5C4" wp14:editId="2B693852">
+          <wp:inline distT="0" distB="0" distL="0" distR="0" wp14:anchorId="11620889" wp14:editId="78EE38BF">
             <wp:extent cx="5760720" cy="2750378"/>
             <wp:effectExtent l="0" t="0" r="0" b="0"/>
             <wp:docPr id="2" name="Picture 2"/>
@@ -6048,7 +6048,7 @@
           <w:noProof/>
         </w:rPr>
         <w:drawing>
-          <wp:inline distT="0" distB="0" distL="0" distR="0" wp14:anchorId="7EA26CA4" wp14:editId="382EBB07">
+          <wp:inline distT="0" distB="0" distL="0" distR="0" wp14:anchorId="6603F471" wp14:editId="40C57309">
             <wp:extent cx="5760720" cy="3482709"/>
             <wp:effectExtent l="0" t="0" r="0" b="0"/>
             <wp:docPr id="3" name="Picture 3"/>
@@ -11462,7 +11462,7 @@
           <w:noProof/>
         </w:rPr>
         <w:drawing>
-          <wp:inline distT="0" distB="0" distL="0" distR="0" wp14:anchorId="73C9C14C" wp14:editId="1E0984EF">
+          <wp:inline distT="0" distB="0" distL="0" distR="0" wp14:anchorId="71DAEDE4" wp14:editId="76E54AEC">
             <wp:extent cx="5760720" cy="2547798"/>
             <wp:effectExtent l="0" t="0" r="0" b="0"/>
             <wp:docPr id="4" name="Picture 4"/>
@@ -13161,7 +13161,7 @@
           <w:noProof/>
         </w:rPr>
         <w:drawing>
-          <wp:inline distT="0" distB="0" distL="0" distR="0" wp14:anchorId="6E3D9645" wp14:editId="4BBABFEA">
+          <wp:inline distT="0" distB="0" distL="0" distR="0" wp14:anchorId="55782CC1" wp14:editId="7E59CD0A">
             <wp:extent cx="5760720" cy="2108444"/>
             <wp:effectExtent l="0" t="0" r="0" b="0"/>
             <wp:docPr id="5" name="Picture 5"/>
@@ -13585,7 +13585,7 @@
         </w:rPr>
         <w:lastRenderedPageBreak/>
         <w:drawing>
-          <wp:inline distT="0" distB="0" distL="0" distR="0" wp14:anchorId="56614EBF" wp14:editId="6E16CDF3">
+          <wp:inline distT="0" distB="0" distL="0" distR="0" wp14:anchorId="561BEC2C" wp14:editId="0840316C">
             <wp:extent cx="5760720" cy="2331249"/>
             <wp:effectExtent l="0" t="0" r="0" b="0"/>
             <wp:docPr id="6" name="Picture 6"/>
@@ -14722,7 +14722,7 @@
           <w:noProof/>
         </w:rPr>
         <w:drawing>
-          <wp:inline distT="0" distB="0" distL="0" distR="0" wp14:anchorId="7BE7D7F0" wp14:editId="08540B5A">
+          <wp:inline distT="0" distB="0" distL="0" distR="0" wp14:anchorId="21B4C31E" wp14:editId="2EAE294C">
             <wp:extent cx="5760720" cy="2266878"/>
             <wp:effectExtent l="0" t="0" r="0" b="0"/>
             <wp:docPr id="7" name="Picture 7"/>
@@ -14857,7 +14857,7 @@
           <w:noProof/>
         </w:rPr>
         <w:drawing>
-          <wp:inline distT="0" distB="0" distL="0" distR="0" wp14:anchorId="1B44243C" wp14:editId="202ECF8A">
+          <wp:inline distT="0" distB="0" distL="0" distR="0" wp14:anchorId="6A730274" wp14:editId="5931FEAC">
             <wp:extent cx="5760720" cy="2362842"/>
             <wp:effectExtent l="0" t="0" r="0" b="0"/>
             <wp:docPr id="8" name="Picture 8"/>
@@ -15423,7 +15423,7 @@
           <w:noProof/>
         </w:rPr>
         <w:drawing>
-          <wp:inline distT="0" distB="0" distL="0" distR="0" wp14:anchorId="3EDCAE62" wp14:editId="331AC9DB">
+          <wp:inline distT="0" distB="0" distL="0" distR="0" wp14:anchorId="6E03E0DA" wp14:editId="25D5F944">
             <wp:extent cx="5760720" cy="2544177"/>
             <wp:effectExtent l="0" t="0" r="0" b="0"/>
             <wp:docPr id="9" name="Picture 9"/>
@@ -16013,7 +16013,7 @@
           <w:noProof/>
         </w:rPr>
         <w:drawing>
-          <wp:inline distT="0" distB="0" distL="0" distR="0" wp14:anchorId="25BEB1C0" wp14:editId="1FB5C867">
+          <wp:inline distT="0" distB="0" distL="0" distR="0" wp14:anchorId="1CC8791A" wp14:editId="51DA944A">
             <wp:extent cx="5760720" cy="2275394"/>
             <wp:effectExtent l="0" t="0" r="0" b="0"/>
             <wp:docPr id="10" name="Picture 10"/>
@@ -16320,7 +16320,7 @@
           <w:noProof/>
         </w:rPr>
         <w:drawing>
-          <wp:inline distT="0" distB="0" distL="0" distR="0" wp14:anchorId="1BD5CCFF" wp14:editId="7426013D">
+          <wp:inline distT="0" distB="0" distL="0" distR="0" wp14:anchorId="4977BD6A" wp14:editId="11AA5FE1">
             <wp:extent cx="5760720" cy="2547041"/>
             <wp:effectExtent l="0" t="0" r="0" b="0"/>
             <wp:docPr id="11" name="Picture 11"/>
@@ -23381,76 +23381,76 @@
       </w:rPr>
     </w:lvl>
   </w:abstractNum>
-  <w:num w:numId="1" w16cid:durableId="202907415">
+  <w:num w:numId="1" w16cid:durableId="1311396962">
     <w:abstractNumId w:val="8"/>
   </w:num>
-  <w:num w:numId="2" w16cid:durableId="1957907432">
+  <w:num w:numId="2" w16cid:durableId="1774746094">
     <w:abstractNumId w:val="6"/>
   </w:num>
-  <w:num w:numId="3" w16cid:durableId="814446123">
+  <w:num w:numId="3" w16cid:durableId="1273593681">
     <w:abstractNumId w:val="5"/>
   </w:num>
-  <w:num w:numId="4" w16cid:durableId="123349719">
+  <w:num w:numId="4" w16cid:durableId="1708673594">
     <w:abstractNumId w:val="4"/>
   </w:num>
-  <w:num w:numId="5" w16cid:durableId="1181161140">
+  <w:num w:numId="5" w16cid:durableId="1041904564">
     <w:abstractNumId w:val="7"/>
   </w:num>
-  <w:num w:numId="6" w16cid:durableId="1307198762">
+  <w:num w:numId="6" w16cid:durableId="1506044474">
     <w:abstractNumId w:val="3"/>
   </w:num>
-  <w:num w:numId="7" w16cid:durableId="1399861510">
+  <w:num w:numId="7" w16cid:durableId="362439923">
     <w:abstractNumId w:val="2"/>
   </w:num>
-  <w:num w:numId="8" w16cid:durableId="869487432">
+  <w:num w:numId="8" w16cid:durableId="2043437723">
     <w:abstractNumId w:val="1"/>
   </w:num>
-  <w:num w:numId="9" w16cid:durableId="1822117464">
+  <w:num w:numId="9" w16cid:durableId="369262134">
     <w:abstractNumId w:val="0"/>
   </w:num>
-  <w:num w:numId="10" w16cid:durableId="1031420863">
+  <w:num w:numId="10" w16cid:durableId="2010785820">
     <w:abstractNumId w:val="7"/>
     <w:lvlOverride w:ilvl="0">
       <w:startOverride w:val="1"/>
     </w:lvlOverride>
   </w:num>
-  <w:num w:numId="11" w16cid:durableId="746457211">
+  <w:num w:numId="11" w16cid:durableId="367225236">
     <w:abstractNumId w:val="7"/>
     <w:lvlOverride w:ilvl="0">
       <w:startOverride w:val="1"/>
     </w:lvlOverride>
   </w:num>
-  <w:num w:numId="12" w16cid:durableId="716323524">
+  <w:num w:numId="12" w16cid:durableId="1849560871">
     <w:abstractNumId w:val="7"/>
     <w:lvlOverride w:ilvl="0">
       <w:startOverride w:val="1"/>
     </w:lvlOverride>
   </w:num>
-  <w:num w:numId="13" w16cid:durableId="815227067">
+  <w:num w:numId="13" w16cid:durableId="474638283">
     <w:abstractNumId w:val="7"/>
     <w:lvlOverride w:ilvl="0">
       <w:startOverride w:val="1"/>
     </w:lvlOverride>
   </w:num>
-  <w:num w:numId="14" w16cid:durableId="786192474">
+  <w:num w:numId="14" w16cid:durableId="1376201252">
     <w:abstractNumId w:val="7"/>
     <w:lvlOverride w:ilvl="0">
       <w:startOverride w:val="1"/>
     </w:lvlOverride>
   </w:num>
-  <w:num w:numId="15" w16cid:durableId="1720589522">
+  <w:num w:numId="15" w16cid:durableId="662395896">
     <w:abstractNumId w:val="7"/>
     <w:lvlOverride w:ilvl="0">
       <w:startOverride w:val="1"/>
     </w:lvlOverride>
   </w:num>
-  <w:num w:numId="16" w16cid:durableId="1598516142">
+  <w:num w:numId="16" w16cid:durableId="135998319">
     <w:abstractNumId w:val="7"/>
     <w:lvlOverride w:ilvl="0">
       <w:startOverride w:val="1"/>
     </w:lvlOverride>
   </w:num>
-  <w:num w:numId="17" w16cid:durableId="930428325">
+  <w:num w:numId="17" w16cid:durableId="371537518">
     <w:abstractNumId w:val="7"/>
     <w:lvlOverride w:ilvl="0">
       <w:startOverride w:val="1"/>

--- a/重构版论文_v4_20260915/中文SCI论文_v4_重构版.docx
+++ b/重构版论文_v4_20260915/中文SCI论文_v4_重构版.docx
@@ -599,6 +599,47 @@
       </w:r>
       <w:r>
         <w:t>以及文件级压力测试中成立？</w:t>
+      </w:r>
+    </w:p>
+    <w:p>
+      <w:r>
+        <w:t>假设与问题构成一条链：</w:t>
+      </w:r>
+      <w:r>
+        <w:t xml:space="preserve">H1–H3 </w:t>
+      </w:r>
+      <w:r>
+        <w:t>依次由</w:t>
+      </w:r>
+      <w:r>
+        <w:t xml:space="preserve"> RQ1–RQ3 </w:t>
+      </w:r>
+      <w:r>
+        <w:t>检验，</w:t>
+      </w:r>
+      <w:r>
+        <w:t xml:space="preserve">RQ4 </w:t>
+      </w:r>
+      <w:r>
+        <w:t>检验这三条结论能否越过源语料。第</w:t>
+      </w:r>
+      <w:r>
+        <w:t xml:space="preserve"> 5 </w:t>
+      </w:r>
+      <w:r>
+        <w:t>节按此顺序回答，第</w:t>
+      </w:r>
+      <w:r>
+        <w:t xml:space="preserve"> 5</w:t>
+      </w:r>
+      <w:r>
+        <w:t>、</w:t>
+      </w:r>
+      <w:r>
+        <w:t xml:space="preserve">6 </w:t>
+      </w:r>
+      <w:r>
+        <w:t>节的每条论断都可回溯到这四个问题之一。</w:t>
       </w:r>
     </w:p>
     <w:p>
@@ -659,6 +700,7 @@
         <w:rPr>
           <w:b/>
         </w:rPr>
+        <w:lastRenderedPageBreak/>
         <w:t>一组条件加权的可辨识性命题</w:t>
       </w:r>
       <w:r>
@@ -689,7 +731,6 @@
         <w:rPr>
           <w:b/>
         </w:rPr>
-        <w:lastRenderedPageBreak/>
         <w:t>一张把协议效应与聚合规则差异分离的定量地图</w:t>
       </w:r>
       <w:r>
@@ -890,6 +931,53 @@
       </w:r>
     </w:p>
     <w:p>
+      <w:r>
+        <w:t>本节综述设计所依赖的四类工作</w:t>
+      </w:r>
+      <w:r>
+        <w:t>——</w:t>
+      </w:r>
+      <w:r>
+        <w:t>公开数据集的评测缺陷（</w:t>
+      </w:r>
+      <w:r>
+        <w:t>2.1</w:t>
+      </w:r>
+      <w:r>
+        <w:t>）、特征选择与泄漏（</w:t>
+      </w:r>
+      <w:r>
+        <w:t>2.2</w:t>
+      </w:r>
+      <w:r>
+        <w:t>）、集成聚合与自适应加权（</w:t>
+      </w:r>
+      <w:r>
+        <w:t>2.3</w:t>
+      </w:r>
+      <w:r>
+        <w:t>）、概率质量与开放集及部署代价（</w:t>
+      </w:r>
+      <w:r>
+        <w:t>2.4</w:t>
+      </w:r>
+      <w:r>
+        <w:t>）</w:t>
+      </w:r>
+      <w:r>
+        <w:t>——</w:t>
+      </w:r>
+      <w:r>
+        <w:t>并在</w:t>
+      </w:r>
+      <w:r>
+        <w:t xml:space="preserve"> 2.5 </w:t>
+      </w:r>
+      <w:r>
+        <w:t>给出驱动本文受控对照的研究空白。</w:t>
+      </w:r>
+    </w:p>
+    <w:p>
       <w:pPr>
         <w:pStyle w:val="21"/>
       </w:pPr>
@@ -1057,6 +1145,7 @@
         <w:t>低三到五个数量级）、特征中包含数据集特有的恒定列与采集伪影、部分攻击类别的流量由同一工具在同一时段生成因而高度同质、以及训练集与测试集之间可能存在重复。</w:t>
       </w:r>
       <w:r>
+        <w:lastRenderedPageBreak/>
         <w:t xml:space="preserve">Engelen </w:t>
       </w:r>
       <w:r>
@@ -1098,7 +1187,6 @@
         <w:pStyle w:val="21"/>
       </w:pPr>
       <w:r>
-        <w:lastRenderedPageBreak/>
         <w:t xml:space="preserve">2.2 </w:t>
       </w:r>
       <w:r>
@@ -1317,6 +1405,7 @@
         <w:pStyle w:val="21"/>
       </w:pPr>
       <w:r>
+        <w:lastRenderedPageBreak/>
         <w:t xml:space="preserve">2.5 </w:t>
       </w:r>
       <w:r>
@@ -1342,7 +1431,6 @@
     </w:p>
     <w:p>
       <w:r>
-        <w:lastRenderedPageBreak/>
         <w:t>本文定位为</w:t>
       </w:r>
       <w:r>
@@ -2035,7 +2123,7 @@
           <w:noProof/>
         </w:rPr>
         <w:drawing>
-          <wp:inline distT="0" distB="0" distL="0" distR="0" wp14:anchorId="56D0908C" wp14:editId="1A462E11">
+          <wp:inline distT="0" distB="0" distL="0" distR="0" wp14:anchorId="2F4F4B08" wp14:editId="0FFE2B9B">
             <wp:extent cx="5760720" cy="2730962"/>
             <wp:effectExtent l="0" t="0" r="0" b="0"/>
             <wp:docPr id="1" name="Picture 1"/>
@@ -2101,6 +2189,60 @@
       </w:r>
     </w:p>
     <w:p>
+      <w:r>
+        <w:lastRenderedPageBreak/>
+        <w:t>本节从来源走到总体：</w:t>
+      </w:r>
+      <w:r>
+        <w:t xml:space="preserve">3.1 </w:t>
+      </w:r>
+      <w:r>
+        <w:t>记录来源、检索日期与许可，</w:t>
+      </w:r>
+      <w:r>
+        <w:t xml:space="preserve">3.2 </w:t>
+      </w:r>
+      <w:r>
+        <w:t>审计</w:t>
+      </w:r>
+      <w:r>
+        <w:t xml:space="preserve"> CIC-IDS2017 </w:t>
+      </w:r>
+      <w:r>
+        <w:t>并定义两个研究总体，</w:t>
+      </w:r>
+      <w:r>
+        <w:t xml:space="preserve">3.3 </w:t>
+      </w:r>
+      <w:r>
+        <w:t>介绍两个外部语料，</w:t>
+      </w:r>
+      <w:r>
+        <w:t xml:space="preserve">3.4 </w:t>
+      </w:r>
+      <w:r>
+        <w:t>固定泄漏受控协议，</w:t>
+      </w:r>
+      <w:r>
+        <w:t xml:space="preserve">3.5 </w:t>
+      </w:r>
+      <w:r>
+        <w:t>说明评价对象与统计流程，</w:t>
+      </w:r>
+      <w:r>
+        <w:t xml:space="preserve">3.6 </w:t>
+      </w:r>
+      <w:r>
+        <w:t>列出设计上已排除的效度威胁，其余留给</w:t>
+      </w:r>
+      <w:r>
+        <w:t xml:space="preserve"> 6.5</w:t>
+      </w:r>
+      <w:r>
+        <w:t>。</w:t>
+      </w:r>
+    </w:p>
+    <w:p>
       <w:pPr>
         <w:pStyle w:val="21"/>
       </w:pPr>
@@ -2130,7 +2272,6 @@
     </w:p>
     <w:p>
       <w:r>
-        <w:lastRenderedPageBreak/>
         <w:t>需要特别说明许可状态：</w:t>
       </w:r>
       <w:r>
@@ -3209,6 +3350,7 @@
         <w:rPr>
           <w:b/>
         </w:rPr>
+        <w:lastRenderedPageBreak/>
         <w:t>第三步，物理范围筛查。</w:t>
       </w:r>
       <w:r>
@@ -3318,7 +3460,6 @@
         <w:t>、</w:t>
       </w:r>
       <w:r>
-        <w:lastRenderedPageBreak/>
         <w:t>DoS/DDoS 37.56%</w:t>
       </w:r>
       <w:r>
@@ -4260,8 +4401,9 @@
         <w:rPr>
           <w:noProof/>
         </w:rPr>
+        <w:lastRenderedPageBreak/>
         <w:drawing>
-          <wp:inline distT="0" distB="0" distL="0" distR="0" wp14:anchorId="11620889" wp14:editId="78EE38BF">
+          <wp:inline distT="0" distB="0" distL="0" distR="0" wp14:anchorId="24DB878B" wp14:editId="14EB95BF">
             <wp:extent cx="5760720" cy="2750378"/>
             <wp:effectExtent l="0" t="0" r="0" b="0"/>
             <wp:docPr id="2" name="Picture 2"/>
@@ -4331,7 +4473,6 @@
         <w:pStyle w:val="21"/>
       </w:pPr>
       <w:r>
-        <w:lastRenderedPageBreak/>
         <w:t xml:space="preserve">3.3 NSL-KDD </w:t>
       </w:r>
       <w:r>
@@ -4683,6 +4824,7 @@
         <w:rPr>
           <w:b/>
         </w:rPr>
+        <w:lastRenderedPageBreak/>
         <w:t>变换只在训练侧拟合。</w:t>
       </w:r>
       <w:r>
@@ -4946,11 +5088,7 @@
         <w:t xml:space="preserve"> Macro-F1 </w:t>
       </w:r>
       <w:r>
-        <w:t>差的区间</w:t>
-      </w:r>
-      <w:r>
-        <w:lastRenderedPageBreak/>
-        <w:t>估计</w:t>
+        <w:t>差的区间估计</w:t>
       </w:r>
       <w:r>
         <w:t xml:space="preserve"> [40]</w:t>
@@ -5157,10 +5295,46 @@
       </w:r>
     </w:p>
     <w:p>
+      <w:r>
+        <w:t>方法分五部分：特征视图与基学习器（</w:t>
+      </w:r>
+      <w:r>
+        <w:t>4.1</w:t>
+      </w:r>
+      <w:r>
+        <w:t>）、样本条件加权规则（</w:t>
+      </w:r>
+      <w:r>
+        <w:t>4.2</w:t>
+      </w:r>
+      <w:r>
+        <w:t>）、限定加权作用边界的可辨识性条件（</w:t>
+      </w:r>
+      <w:r>
+        <w:t>4.3</w:t>
+      </w:r>
+      <w:r>
+        <w:t>）、复杂度论证（</w:t>
+      </w:r>
+      <w:r>
+        <w:t>4.4</w:t>
+      </w:r>
+      <w:r>
+        <w:t>），以及同一预算下的对照与消融（</w:t>
+      </w:r>
+      <w:r>
+        <w:t>4.5</w:t>
+      </w:r>
+      <w:r>
+        <w:t>）。</w:t>
+      </w:r>
+    </w:p>
+    <w:p>
       <w:pPr>
         <w:pStyle w:val="21"/>
       </w:pPr>
       <w:r>
+        <w:lastRenderedPageBreak/>
         <w:t xml:space="preserve">4.1 </w:t>
       </w:r>
       <w:r>
@@ -5366,7 +5540,6 @@
         <w:rPr>
           <w:b/>
         </w:rPr>
-        <w:lastRenderedPageBreak/>
         <w:t>第一步，构造可靠性描述子。</w:t>
       </w:r>
       <w:r>
@@ -6047,8 +6220,9 @@
         <w:rPr>
           <w:noProof/>
         </w:rPr>
+        <w:lastRenderedPageBreak/>
         <w:drawing>
-          <wp:inline distT="0" distB="0" distL="0" distR="0" wp14:anchorId="6603F471" wp14:editId="40C57309">
+          <wp:inline distT="0" distB="0" distL="0" distR="0" wp14:anchorId="2CDC8758" wp14:editId="23411556">
             <wp:extent cx="5760720" cy="3482709"/>
             <wp:effectExtent l="0" t="0" r="0" b="0"/>
             <wp:docPr id="3" name="Picture 3"/>
@@ -6497,7 +6671,6 @@
           <w:rFonts w:ascii="Consolas" w:hAnsi="Consolas"/>
           <w:sz w:val="17"/>
         </w:rPr>
-        <w:lastRenderedPageBreak/>
         <w:t xml:space="preserve">4. </w:t>
       </w:r>
       <w:r>
@@ -6825,6 +6998,7 @@
         <w:rPr>
           <w:i/>
         </w:rPr>
+        <w:lastRenderedPageBreak/>
         <w:t>证明。</w:t>
       </w:r>
       <w:r>
@@ -7895,11 +8069,7 @@
         <w:t xml:space="preserve"> 4.0%</w:t>
       </w:r>
       <w:r>
-        <w:t>）。真正有信息量的是底层量：四个专</w:t>
-      </w:r>
-      <w:r>
-        <w:lastRenderedPageBreak/>
-        <w:t>家的风险偏移标准差中位数仅</w:t>
+        <w:t>）。真正有信息量的是底层量：四个专家的风险偏移标准差中位数仅</w:t>
       </w:r>
       <w:r>
         <w:t xml:space="preserve"> 0.00022</w:t>
@@ -8386,7 +8556,11 @@
         <w:t xml:space="preserve"> RCCF </w:t>
       </w:r>
       <w:r>
-        <w:t>在训练与推理两端都显著贵于单个等权森林，这一代价在</w:t>
+        <w:t>在</w:t>
+      </w:r>
+      <w:r>
+        <w:lastRenderedPageBreak/>
+        <w:t>训练与推理两端都显著贵于单个等权森林，这一代价在</w:t>
       </w:r>
       <w:r>
         <w:t xml:space="preserve"> 5.6 </w:t>
@@ -8658,43 +8832,73 @@
         <w:t xml:space="preserve"> RQ4 </w:t>
       </w:r>
       <w:r>
-        <w:t>的顺序组织。</w:t>
-      </w:r>
-      <w:r>
-        <w:t xml:space="preserve">5.1 </w:t>
-      </w:r>
-      <w:r>
-        <w:t>回答特征筛选，</w:t>
-      </w:r>
-      <w:r>
-        <w:t xml:space="preserve">5.2 </w:t>
-      </w:r>
-      <w:r>
-        <w:t>与</w:t>
-      </w:r>
-      <w:r>
-        <w:t xml:space="preserve"> 5.3 </w:t>
-      </w:r>
-      <w:r>
-        <w:t>共同回答加权增益，</w:t>
-      </w:r>
-      <w:r>
-        <w:t xml:space="preserve">5.4 </w:t>
-      </w:r>
-      <w:r>
-        <w:t>回答协议稳健性，</w:t>
-      </w:r>
-      <w:r>
-        <w:t xml:space="preserve">5.5 </w:t>
-      </w:r>
-      <w:r>
-        <w:t>回答外部有效性，</w:t>
+        <w:t>的顺序组织：</w:t>
+      </w:r>
+      <w:r>
+        <w:t xml:space="preserve">RQ1 </w:t>
+      </w:r>
+      <w:r>
+        <w:t>由</w:t>
+      </w:r>
+      <w:r>
+        <w:t xml:space="preserve"> 5.1 </w:t>
+      </w:r>
+      <w:r>
+        <w:t>回答；</w:t>
+      </w:r>
+      <w:r>
+        <w:t xml:space="preserve">RQ2 </w:t>
+      </w:r>
+      <w:r>
+        <w:t>由</w:t>
+      </w:r>
+      <w:r>
+        <w:t xml:space="preserve"> 5.2 </w:t>
+      </w:r>
+      <w:r>
+        <w:t>回答，其机制解释在</w:t>
+      </w:r>
+      <w:r>
+        <w:t xml:space="preserve"> 5.3</w:t>
+      </w:r>
+      <w:r>
+        <w:t>；</w:t>
+      </w:r>
+      <w:r>
+        <w:t xml:space="preserve">RQ3 </w:t>
+      </w:r>
+      <w:r>
+        <w:t>由</w:t>
+      </w:r>
+      <w:r>
+        <w:t xml:space="preserve"> 5.4 </w:t>
+      </w:r>
+      <w:r>
+        <w:t>回答，并在</w:t>
+      </w:r>
+      <w:r>
+        <w:t xml:space="preserve"> 5.7 </w:t>
+      </w:r>
+      <w:r>
+        <w:t>的规模与领域敏感性中再次检验；</w:t>
+      </w:r>
+      <w:r>
+        <w:t xml:space="preserve">RQ4 </w:t>
+      </w:r>
+      <w:r>
+        <w:t>由</w:t>
+      </w:r>
+      <w:r>
+        <w:t xml:space="preserve"> 5.5 </w:t>
+      </w:r>
+      <w:r>
+        <w:t>回答。</w:t>
       </w:r>
       <w:r>
         <w:t xml:space="preserve">5.6 </w:t>
       </w:r>
       <w:r>
-        <w:t>报告校准、鲁棒性、延迟与开放集等次生指标。</w:t>
+        <w:t>报告校准、鲁棒性、延迟与开放集等次生指标，用于限定上述比较，自身不回答研究问题。</w:t>
       </w:r>
     </w:p>
     <w:p>
@@ -8779,11 +8983,7 @@
         <w:t>、</w:t>
       </w:r>
       <w:r>
-        <w:t xml:space="preserve">Fwd </w:t>
-      </w:r>
-      <w:r>
-        <w:lastRenderedPageBreak/>
-        <w:t>URG Flags</w:t>
+        <w:t>Fwd URG Flags</w:t>
       </w:r>
       <w:r>
         <w:t>、</w:t>
@@ -9303,6 +9503,7 @@
     </w:p>
     <w:p>
       <w:r>
+        <w:lastRenderedPageBreak/>
         <w:t>三个协议的结论一致：</w:t>
       </w:r>
       <w:r>
@@ -11000,7 +11201,6 @@
               <w:rPr>
                 <w:sz w:val="16"/>
               </w:rPr>
-              <w:lastRenderedPageBreak/>
               <w:t>等权森林（全特征）</w:t>
             </w:r>
           </w:p>
@@ -11461,8 +11661,9 @@
         <w:rPr>
           <w:noProof/>
         </w:rPr>
+        <w:lastRenderedPageBreak/>
         <w:drawing>
-          <wp:inline distT="0" distB="0" distL="0" distR="0" wp14:anchorId="71DAEDE4" wp14:editId="76E54AEC">
+          <wp:inline distT="0" distB="0" distL="0" distR="0" wp14:anchorId="12DC39F8" wp14:editId="25A89BA3">
             <wp:extent cx="5760720" cy="2547798"/>
             <wp:effectExtent l="0" t="0" r="0" b="0"/>
             <wp:docPr id="4" name="Picture 4"/>
@@ -11796,7 +11997,6 @@
         <w:rPr>
           <w:b/>
         </w:rPr>
-        <w:lastRenderedPageBreak/>
         <w:t>表</w:t>
       </w:r>
       <w:r>
@@ -12325,6 +12525,7 @@
               <w:rPr>
                 <w:sz w:val="16"/>
               </w:rPr>
+              <w:lastRenderedPageBreak/>
               <w:t>全特征等权森林</w:t>
             </w:r>
           </w:p>
@@ -12341,6 +12542,7 @@
               <w:rPr>
                 <w:sz w:val="16"/>
               </w:rPr>
+              <w:lastRenderedPageBreak/>
               <w:t>+0.001613</w:t>
             </w:r>
           </w:p>
@@ -12373,7 +12575,14 @@
               <w:rPr>
                 <w:sz w:val="16"/>
               </w:rPr>
-              <w:t>[+0.000628, +0.002597]</w:t>
+              <w:t xml:space="preserve">[+0.000628, </w:t>
+            </w:r>
+            <w:r>
+              <w:rPr>
+                <w:sz w:val="16"/>
+              </w:rPr>
+              <w:lastRenderedPageBreak/>
+              <w:t>+0.002597]</w:t>
             </w:r>
           </w:p>
         </w:tc>
@@ -12389,7 +12598,15 @@
               <w:rPr>
                 <w:sz w:val="16"/>
               </w:rPr>
-              <w:t>[+0.000815, +0.002410]</w:t>
+              <w:lastRenderedPageBreak/>
+              <w:t xml:space="preserve">[+0.000815, </w:t>
+            </w:r>
+            <w:r>
+              <w:rPr>
+                <w:sz w:val="16"/>
+              </w:rPr>
+              <w:lastRenderedPageBreak/>
+              <w:t>+0.002410]</w:t>
             </w:r>
           </w:p>
         </w:tc>
@@ -12405,6 +12622,7 @@
               <w:rPr>
                 <w:sz w:val="16"/>
               </w:rPr>
+              <w:lastRenderedPageBreak/>
               <w:t>等价</w:t>
             </w:r>
           </w:p>
@@ -13134,7 +13352,6 @@
         <w:pStyle w:val="21"/>
       </w:pPr>
       <w:r>
-        <w:lastRenderedPageBreak/>
         <w:t xml:space="preserve">5.3 </w:t>
       </w:r>
       <w:r>
@@ -13160,8 +13377,9 @@
         <w:rPr>
           <w:noProof/>
         </w:rPr>
+        <w:lastRenderedPageBreak/>
         <w:drawing>
-          <wp:inline distT="0" distB="0" distL="0" distR="0" wp14:anchorId="55782CC1" wp14:editId="7E59CD0A">
+          <wp:inline distT="0" distB="0" distL="0" distR="0" wp14:anchorId="50678D10" wp14:editId="2F9B7847">
             <wp:extent cx="5760720" cy="2108444"/>
             <wp:effectExtent l="0" t="0" r="0" b="0"/>
             <wp:docPr id="5" name="Picture 5"/>
@@ -13583,9 +13801,8 @@
         <w:rPr>
           <w:noProof/>
         </w:rPr>
-        <w:lastRenderedPageBreak/>
         <w:drawing>
-          <wp:inline distT="0" distB="0" distL="0" distR="0" wp14:anchorId="561BEC2C" wp14:editId="0840316C">
+          <wp:inline distT="0" distB="0" distL="0" distR="0" wp14:anchorId="7A6210FC" wp14:editId="1F32818B">
             <wp:extent cx="5760720" cy="2331249"/>
             <wp:effectExtent l="0" t="0" r="0" b="0"/>
             <wp:docPr id="6" name="Picture 6"/>
@@ -13631,6 +13848,7 @@
           <w:color w:val="404040"/>
           <w:sz w:val="18"/>
         </w:rPr>
+        <w:lastRenderedPageBreak/>
         <w:t>图</w:t>
       </w:r>
       <w:r>
@@ -14559,7 +14777,6 @@
     </w:p>
     <w:p>
       <w:r>
-        <w:lastRenderedPageBreak/>
         <w:t>分歧率与增益之间呈单调的剂量</w:t>
       </w:r>
       <w:r>
@@ -14721,8 +14938,9 @@
         <w:rPr>
           <w:noProof/>
         </w:rPr>
+        <w:lastRenderedPageBreak/>
         <w:drawing>
-          <wp:inline distT="0" distB="0" distL="0" distR="0" wp14:anchorId="21B4C31E" wp14:editId="2EAE294C">
+          <wp:inline distT="0" distB="0" distL="0" distR="0" wp14:anchorId="6FA07DD8" wp14:editId="7B08CB30">
             <wp:extent cx="5760720" cy="2266878"/>
             <wp:effectExtent l="0" t="0" r="0" b="0"/>
             <wp:docPr id="7" name="Picture 7"/>
@@ -14857,7 +15075,7 @@
           <w:noProof/>
         </w:rPr>
         <w:drawing>
-          <wp:inline distT="0" distB="0" distL="0" distR="0" wp14:anchorId="6A730274" wp14:editId="5931FEAC">
+          <wp:inline distT="0" distB="0" distL="0" distR="0" wp14:anchorId="1B67FD3B" wp14:editId="7F6A7F98">
             <wp:extent cx="5760720" cy="2362842"/>
             <wp:effectExtent l="0" t="0" r="0" b="0"/>
             <wp:docPr id="8" name="Picture 8"/>
@@ -15017,155 +15235,155 @@
         <w:t xml:space="preserve"> 0.957089 </w:t>
       </w:r>
       <w:r>
+        <w:t>与</w:t>
+      </w:r>
+      <w:r>
+        <w:t xml:space="preserve"> 0.955682</w:t>
+      </w:r>
+      <w:r>
+        <w:t>，相差</w:t>
+      </w:r>
+      <w:r>
+        <w:t xml:space="preserve"> </w:t>
+      </w:r>
+      <w:r>
+        <w:rPr>
+          <w:b/>
+        </w:rPr>
+        <w:t>+0.00141</w:t>
+      </w:r>
+      <w:r>
+        <w:t>，单种子最大差异</w:t>
+      </w:r>
+      <w:r>
+        <w:t xml:space="preserve"> </w:t>
+      </w:r>
+      <w:r>
+        <w:rPr>
+          <w:b/>
+        </w:rPr>
+        <w:t>+0.0060</w:t>
+      </w:r>
+      <w:r>
+        <w:t>。这说明去重顺序确实会改变结果，但改变量小于类别先验。</w:t>
+      </w:r>
+    </w:p>
+    <w:p>
+      <w:r>
+        <w:rPr>
+          <w:b/>
+        </w:rPr>
+        <w:t>（</w:t>
+      </w:r>
+      <w:r>
+        <w:rPr>
+          <w:b/>
+        </w:rPr>
+        <w:t>2</w:t>
+      </w:r>
+      <w:r>
+        <w:rPr>
+          <w:b/>
+        </w:rPr>
+        <w:t>）类别先验。</w:t>
+      </w:r>
+      <w:r>
+        <w:t xml:space="preserve"> </w:t>
+      </w:r>
+      <w:r>
+        <w:t>同一个</w:t>
+      </w:r>
+      <w:r>
+        <w:t xml:space="preserve"> RCCF </w:t>
+      </w:r>
+      <w:r>
+        <w:t>机制，平衡控制总体下</w:t>
+      </w:r>
+      <w:r>
+        <w:t xml:space="preserve"> Macro-F1 </w:t>
+      </w:r>
+      <w:r>
+        <w:t>为</w:t>
+      </w:r>
+      <w:r>
+        <w:t xml:space="preserve"> 0.961807</w:t>
+      </w:r>
+      <w:r>
+        <w:t>，自然先验总体下为</w:t>
+      </w:r>
+      <w:r>
+        <w:t xml:space="preserve"> 0.889278</w:t>
+      </w:r>
+      <w:r>
+        <w:t>，相差</w:t>
+      </w:r>
+      <w:r>
+        <w:t xml:space="preserve"> </w:t>
+      </w:r>
+      <w:r>
+        <w:rPr>
+          <w:b/>
+        </w:rPr>
+        <w:t>+0.0725</w:t>
+      </w:r>
+      <w:r>
+        <w:t>。这是本文观察到的最大单项协议效应，大于任何聚合规则差异与调参预算差异（最大</w:t>
+      </w:r>
+      <w:r>
+        <w:t xml:space="preserve"> +0.0078</w:t>
+      </w:r>
+      <w:r>
+        <w:t>），但小于模型族之间的差异（</w:t>
+      </w:r>
+      <w:r>
+        <w:t xml:space="preserve">0.0318 </w:t>
+      </w:r>
+      <w:r>
+        <w:t>与</w:t>
+      </w:r>
+      <w:r>
+        <w:t xml:space="preserve"> 0.0916</w:t>
+      </w:r>
+      <w:r>
+        <w:t>）。其原因是自然先验总体中</w:t>
+      </w:r>
+      <w:r>
+        <w:t xml:space="preserve"> Web Attack </w:t>
+      </w:r>
+      <w:r>
+        <w:t>仅占</w:t>
+      </w:r>
+      <w:r>
+        <w:t xml:space="preserve"> 1.26%</w:t>
+      </w:r>
+      <w:r>
+        <w:t>，该类别的</w:t>
+      </w:r>
+      <w:r>
+        <w:t xml:space="preserve"> F1 </w:t>
+      </w:r>
+      <w:r>
+        <w:t>在</w:t>
+      </w:r>
+      <w:r>
+        <w:t xml:space="preserve"> 0.53 </w:t>
+      </w:r>
+      <w:r>
+        <w:t>附近，直接压低</w:t>
+      </w:r>
+      <w:r>
+        <w:t xml:space="preserve"> Macro-F1</w:t>
+      </w:r>
+      <w:r>
+        <w:t>。</w:t>
+      </w:r>
+    </w:p>
+    <w:p>
+      <w:r>
+        <w:rPr>
+          <w:b/>
+        </w:rPr>
         <w:lastRenderedPageBreak/>
-        <w:t>与</w:t>
-      </w:r>
-      <w:r>
-        <w:t xml:space="preserve"> 0.955682</w:t>
-      </w:r>
-      <w:r>
-        <w:t>，相差</w:t>
-      </w:r>
-      <w:r>
-        <w:t xml:space="preserve"> </w:t>
-      </w:r>
-      <w:r>
-        <w:rPr>
-          <w:b/>
-        </w:rPr>
-        <w:t>+0.00141</w:t>
-      </w:r>
-      <w:r>
-        <w:t>，单种子最大差异</w:t>
-      </w:r>
-      <w:r>
-        <w:t xml:space="preserve"> </w:t>
-      </w:r>
-      <w:r>
-        <w:rPr>
-          <w:b/>
-        </w:rPr>
-        <w:t>+0.0060</w:t>
-      </w:r>
-      <w:r>
-        <w:t>。这说明去重顺序确实会改变结果，但改变量小于类别先验。</w:t>
-      </w:r>
-    </w:p>
-    <w:p>
-      <w:r>
-        <w:rPr>
-          <w:b/>
-        </w:rPr>
-        <w:t>（</w:t>
-      </w:r>
-      <w:r>
-        <w:rPr>
-          <w:b/>
-        </w:rPr>
-        <w:t>2</w:t>
-      </w:r>
-      <w:r>
-        <w:rPr>
-          <w:b/>
-        </w:rPr>
-        <w:t>）类别先验。</w:t>
-      </w:r>
-      <w:r>
-        <w:t xml:space="preserve"> </w:t>
-      </w:r>
-      <w:r>
-        <w:t>同一个</w:t>
-      </w:r>
-      <w:r>
-        <w:t xml:space="preserve"> RCCF </w:t>
-      </w:r>
-      <w:r>
-        <w:t>机制，平衡控制总体下</w:t>
-      </w:r>
-      <w:r>
-        <w:t xml:space="preserve"> Macro-F1 </w:t>
-      </w:r>
-      <w:r>
-        <w:t>为</w:t>
-      </w:r>
-      <w:r>
-        <w:t xml:space="preserve"> 0.961807</w:t>
-      </w:r>
-      <w:r>
-        <w:t>，自然先验总体下为</w:t>
-      </w:r>
-      <w:r>
-        <w:t xml:space="preserve"> 0.889278</w:t>
-      </w:r>
-      <w:r>
-        <w:t>，相差</w:t>
-      </w:r>
-      <w:r>
-        <w:t xml:space="preserve"> </w:t>
-      </w:r>
-      <w:r>
-        <w:rPr>
-          <w:b/>
-        </w:rPr>
-        <w:t>+0.0725</w:t>
-      </w:r>
-      <w:r>
-        <w:t>。这是本文观察到的最大单项协议效应，大于任何聚合规则差异与调参预算差异（最大</w:t>
-      </w:r>
-      <w:r>
-        <w:t xml:space="preserve"> +0.0078</w:t>
-      </w:r>
-      <w:r>
-        <w:t>），但小于模型族之间的差异（</w:t>
-      </w:r>
-      <w:r>
-        <w:t xml:space="preserve">0.0318 </w:t>
-      </w:r>
-      <w:r>
-        <w:t>与</w:t>
-      </w:r>
-      <w:r>
-        <w:t xml:space="preserve"> 0.0916</w:t>
-      </w:r>
-      <w:r>
-        <w:t>）。其原因是自然先验总体中</w:t>
-      </w:r>
-      <w:r>
-        <w:t xml:space="preserve"> Web Attack </w:t>
-      </w:r>
-      <w:r>
-        <w:t>仅占</w:t>
-      </w:r>
-      <w:r>
-        <w:t xml:space="preserve"> 1.26%</w:t>
-      </w:r>
-      <w:r>
-        <w:t>，该类别的</w:t>
-      </w:r>
-      <w:r>
-        <w:t xml:space="preserve"> F1 </w:t>
-      </w:r>
-      <w:r>
-        <w:t>在</w:t>
-      </w:r>
-      <w:r>
-        <w:t xml:space="preserve"> 0.53 </w:t>
-      </w:r>
-      <w:r>
-        <w:t>附近，直接压低</w:t>
-      </w:r>
-      <w:r>
-        <w:t xml:space="preserve"> Macro-F1</w:t>
-      </w:r>
-      <w:r>
-        <w:t>。</w:t>
-      </w:r>
-    </w:p>
-    <w:p>
-      <w:r>
-        <w:rPr>
-          <w:b/>
-        </w:rPr>
         <w:t>（</w:t>
       </w:r>
       <w:r>
@@ -15423,7 +15641,7 @@
           <w:noProof/>
         </w:rPr>
         <w:drawing>
-          <wp:inline distT="0" distB="0" distL="0" distR="0" wp14:anchorId="6E03E0DA" wp14:editId="25D5F944">
+          <wp:inline distT="0" distB="0" distL="0" distR="0" wp14:anchorId="33ADEF25" wp14:editId="32BC1AE9">
             <wp:extent cx="5760720" cy="2544177"/>
             <wp:effectExtent l="0" t="0" r="0" b="0"/>
             <wp:docPr id="9" name="Picture 9"/>
@@ -15567,212 +15785,209 @@
         <w:t>unknown</w:t>
       </w:r>
       <w:r>
+        <w:t>，这是高</w:t>
+      </w:r>
+      <w:r>
+        <w:t xml:space="preserve"> Log Loss </w:t>
+      </w:r>
+      <w:r>
+        <w:t>与高</w:t>
+      </w:r>
+      <w:r>
+        <w:t xml:space="preserve"> ECE </w:t>
+      </w:r>
+      <w:r>
+        <w:t>的直接来源。类别层面（</w:t>
+      </w:r>
+      <w:r>
+        <w:t>seed 42</w:t>
+      </w:r>
+      <w:r>
+        <w:t>），</w:t>
+      </w:r>
+      <w:r>
+        <w:t xml:space="preserve">R2L </w:t>
+      </w:r>
+      <w:r>
+        <w:t>的召回率为</w:t>
+      </w:r>
+      <w:r>
+        <w:t xml:space="preserve"> 0.106</w:t>
+      </w:r>
+      <w:r>
+        <w:t>（</w:t>
+      </w:r>
+      <w:r>
+        <w:t>F1 0.191</w:t>
+      </w:r>
+      <w:r>
+        <w:t>），</w:t>
+      </w:r>
+      <w:r>
+        <w:t xml:space="preserve">U2R </w:t>
+      </w:r>
+      <w:r>
+        <w:t>的召回率为</w:t>
+      </w:r>
+      <w:r>
+        <w:t xml:space="preserve"> 0.035</w:t>
+      </w:r>
+      <w:r>
+        <w:t>（</w:t>
+      </w:r>
+      <w:r>
+        <w:t>F1 0.064</w:t>
+      </w:r>
+      <w:r>
+        <w:t>）</w:t>
+      </w:r>
+      <w:r>
+        <w:t>——</w:t>
+      </w:r>
+      <w:r>
+        <w:t>两个少数类基本未被识别。</w:t>
+      </w:r>
+    </w:p>
+    <w:p>
+      <w:r>
+        <w:rPr>
+          <w:b/>
+        </w:rPr>
+        <w:t>UNSW-NB15</w:t>
+      </w:r>
+      <w:r>
+        <w:rPr>
+          <w:b/>
+        </w:rPr>
+        <w:t>。</w:t>
+      </w:r>
+      <w:r>
+        <w:t xml:space="preserve"> RCCF </w:t>
+      </w:r>
+      <w:r>
+        <w:t>的三种子均值为：准确率</w:t>
+      </w:r>
+      <w:r>
+        <w:t xml:space="preserve"> 0.715340</w:t>
+      </w:r>
+      <w:r>
+        <w:t>，平衡准确率</w:t>
+      </w:r>
+      <w:r>
+        <w:t xml:space="preserve"> 0.566753</w:t>
+      </w:r>
+      <w:r>
         <w:t>，</w:t>
       </w:r>
       <w:r>
+        <w:t>Macro-F1 0.493310</w:t>
+      </w:r>
+      <w:r>
+        <w:t>，</w:t>
+      </w:r>
+      <w:r>
+        <w:t>Log Loss 0.649577</w:t>
+      </w:r>
+      <w:r>
+        <w:t>，</w:t>
+      </w:r>
+      <w:r>
+        <w:t>ECE 0.073441</w:t>
+      </w:r>
+      <w:r>
+        <w:t>，覆盖率</w:t>
+      </w:r>
+      <w:r>
+        <w:t xml:space="preserve"> 0.8957</w:t>
+      </w:r>
+      <w:r>
+        <w:t>。类别层面（</w:t>
+      </w:r>
+      <w:r>
+        <w:t>seed 42</w:t>
+      </w:r>
+      <w:r>
+        <w:t>），</w:t>
+      </w:r>
+      <w:r>
+        <w:t xml:space="preserve">Analysis </w:t>
+      </w:r>
+      <w:r>
+        <w:t>的</w:t>
+      </w:r>
+      <w:r>
+        <w:t xml:space="preserve"> F1 </w:t>
+      </w:r>
+      <w:r>
+        <w:t>为</w:t>
+      </w:r>
+      <w:r>
+        <w:t xml:space="preserve"> 0.015</w:t>
+      </w:r>
+      <w:r>
+        <w:t>、</w:t>
+      </w:r>
+      <w:r>
+        <w:t xml:space="preserve">Backdoor </w:t>
+      </w:r>
+      <w:r>
+        <w:t>为</w:t>
+      </w:r>
+      <w:r>
+        <w:t xml:space="preserve"> 0.067</w:t>
+      </w:r>
+      <w:r>
+        <w:t>、</w:t>
+      </w:r>
+      <w:r>
+        <w:t xml:space="preserve">DoS </w:t>
+      </w:r>
+      <w:r>
+        <w:t>为</w:t>
+      </w:r>
+      <w:r>
+        <w:t xml:space="preserve"> 0.261</w:t>
+      </w:r>
+      <w:r>
+        <w:t>，而</w:t>
+      </w:r>
+      <w:r>
+        <w:t xml:space="preserve"> Generic </w:t>
+      </w:r>
+      <w:r>
+        <w:t>为</w:t>
+      </w:r>
+      <w:r>
+        <w:t xml:space="preserve"> 0.981</w:t>
+      </w:r>
+      <w:r>
+        <w:t>、</w:t>
+      </w:r>
+      <w:r>
+        <w:t xml:space="preserve">Normal </w:t>
+      </w:r>
+      <w:r>
+        <w:t>为</w:t>
+      </w:r>
+      <w:r>
+        <w:t xml:space="preserve"> 0.805</w:t>
+      </w:r>
+      <w:r>
+        <w:t>。聚合准确率主要由多数类贡献，这也是本文坚持以</w:t>
+      </w:r>
+      <w:r>
+        <w:t xml:space="preserve"> Macro-F1 </w:t>
+      </w:r>
+      <w:r>
+        <w:t>为主指标的理由。</w:t>
+      </w:r>
+    </w:p>
+    <w:p>
+      <w:r>
+        <w:rPr>
+          <w:b/>
+        </w:rPr>
         <w:lastRenderedPageBreak/>
-        <w:t>这是高</w:t>
-      </w:r>
-      <w:r>
-        <w:t xml:space="preserve"> Log Loss </w:t>
-      </w:r>
-      <w:r>
-        <w:t>与高</w:t>
-      </w:r>
-      <w:r>
-        <w:t xml:space="preserve"> ECE </w:t>
-      </w:r>
-      <w:r>
-        <w:t>的直接来源。类别层面（</w:t>
-      </w:r>
-      <w:r>
-        <w:t>seed 42</w:t>
-      </w:r>
-      <w:r>
-        <w:t>），</w:t>
-      </w:r>
-      <w:r>
-        <w:t xml:space="preserve">R2L </w:t>
-      </w:r>
-      <w:r>
-        <w:t>的召回率为</w:t>
-      </w:r>
-      <w:r>
-        <w:t xml:space="preserve"> 0.106</w:t>
-      </w:r>
-      <w:r>
-        <w:t>（</w:t>
-      </w:r>
-      <w:r>
-        <w:t>F1 0.191</w:t>
-      </w:r>
-      <w:r>
-        <w:t>），</w:t>
-      </w:r>
-      <w:r>
-        <w:t xml:space="preserve">U2R </w:t>
-      </w:r>
-      <w:r>
-        <w:t>的召回率为</w:t>
-      </w:r>
-      <w:r>
-        <w:t xml:space="preserve"> 0.035</w:t>
-      </w:r>
-      <w:r>
-        <w:t>（</w:t>
-      </w:r>
-      <w:r>
-        <w:t>F1 0.064</w:t>
-      </w:r>
-      <w:r>
-        <w:t>）</w:t>
-      </w:r>
-      <w:r>
-        <w:t>——</w:t>
-      </w:r>
-      <w:r>
-        <w:t>两个少数类基本未被识别。</w:t>
-      </w:r>
-    </w:p>
-    <w:p>
-      <w:r>
-        <w:rPr>
-          <w:b/>
-        </w:rPr>
-        <w:t>UNSW-NB15</w:t>
-      </w:r>
-      <w:r>
-        <w:rPr>
-          <w:b/>
-        </w:rPr>
-        <w:t>。</w:t>
-      </w:r>
-      <w:r>
-        <w:t xml:space="preserve"> RCCF </w:t>
-      </w:r>
-      <w:r>
-        <w:t>的三种子均值为：准确率</w:t>
-      </w:r>
-      <w:r>
-        <w:t xml:space="preserve"> 0.715340</w:t>
-      </w:r>
-      <w:r>
-        <w:t>，平衡准确率</w:t>
-      </w:r>
-      <w:r>
-        <w:t xml:space="preserve"> 0.566753</w:t>
-      </w:r>
-      <w:r>
-        <w:t>，</w:t>
-      </w:r>
-      <w:r>
-        <w:t>Macro-F1 0.493310</w:t>
-      </w:r>
-      <w:r>
-        <w:t>，</w:t>
-      </w:r>
-      <w:r>
-        <w:t>Log Loss 0.649577</w:t>
-      </w:r>
-      <w:r>
-        <w:t>，</w:t>
-      </w:r>
-      <w:r>
-        <w:t>ECE 0.073441</w:t>
-      </w:r>
-      <w:r>
-        <w:t>，覆盖率</w:t>
-      </w:r>
-      <w:r>
-        <w:t xml:space="preserve"> 0.8957</w:t>
-      </w:r>
-      <w:r>
-        <w:t>。类别层面（</w:t>
-      </w:r>
-      <w:r>
-        <w:t>seed 42</w:t>
-      </w:r>
-      <w:r>
-        <w:t>），</w:t>
-      </w:r>
-      <w:r>
-        <w:t xml:space="preserve">Analysis </w:t>
-      </w:r>
-      <w:r>
-        <w:t>的</w:t>
-      </w:r>
-      <w:r>
-        <w:t xml:space="preserve"> F1 </w:t>
-      </w:r>
-      <w:r>
-        <w:t>为</w:t>
-      </w:r>
-      <w:r>
-        <w:t xml:space="preserve"> 0.015</w:t>
-      </w:r>
-      <w:r>
-        <w:t>、</w:t>
-      </w:r>
-      <w:r>
-        <w:t xml:space="preserve">Backdoor </w:t>
-      </w:r>
-      <w:r>
-        <w:t>为</w:t>
-      </w:r>
-      <w:r>
-        <w:t xml:space="preserve"> 0.067</w:t>
-      </w:r>
-      <w:r>
-        <w:t>、</w:t>
-      </w:r>
-      <w:r>
-        <w:t xml:space="preserve">DoS </w:t>
-      </w:r>
-      <w:r>
-        <w:t>为</w:t>
-      </w:r>
-      <w:r>
-        <w:t xml:space="preserve"> 0.261</w:t>
-      </w:r>
-      <w:r>
-        <w:t>，而</w:t>
-      </w:r>
-      <w:r>
-        <w:t xml:space="preserve"> Generic </w:t>
-      </w:r>
-      <w:r>
-        <w:t>为</w:t>
-      </w:r>
-      <w:r>
-        <w:t xml:space="preserve"> 0.981</w:t>
-      </w:r>
-      <w:r>
-        <w:t>、</w:t>
-      </w:r>
-      <w:r>
-        <w:t xml:space="preserve">Normal </w:t>
-      </w:r>
-      <w:r>
-        <w:t>为</w:t>
-      </w:r>
-      <w:r>
-        <w:t xml:space="preserve"> 0.805</w:t>
-      </w:r>
-      <w:r>
-        <w:t>。聚合准确率主要由多数类贡献，这也是本文坚持以</w:t>
-      </w:r>
-      <w:r>
-        <w:t xml:space="preserve"> Macro-F1 </w:t>
-      </w:r>
-      <w:r>
-        <w:t>为主指标的理由。</w:t>
-      </w:r>
-    </w:p>
-    <w:p>
-      <w:r>
-        <w:rPr>
-          <w:b/>
-        </w:rPr>
         <w:t>文件级外推。</w:t>
       </w:r>
       <w:r>
@@ -16013,7 +16228,7 @@
           <w:noProof/>
         </w:rPr>
         <w:drawing>
-          <wp:inline distT="0" distB="0" distL="0" distR="0" wp14:anchorId="1CC8791A" wp14:editId="51DA944A">
+          <wp:inline distT="0" distB="0" distL="0" distR="0" wp14:anchorId="75612685" wp14:editId="2B0FC044">
             <wp:extent cx="5760720" cy="2275394"/>
             <wp:effectExtent l="0" t="0" r="0" b="0"/>
             <wp:docPr id="10" name="Picture 10"/>
@@ -16244,11 +16459,7 @@
         <w:t xml:space="preserve"> 1.27%</w:t>
       </w:r>
       <w:r>
-        <w:t>。两者差异极小，且连续噪声下两个模型都严重退化。</w:t>
-      </w:r>
-      <w:r>
-        <w:lastRenderedPageBreak/>
-        <w:t>因此可以说</w:t>
+        <w:t>。两者差异极小，且连续噪声下两个模型都严重退化。因此可以说</w:t>
       </w:r>
       <w:r>
         <w:t>“</w:t>
@@ -16319,8 +16530,9 @@
         <w:rPr>
           <w:noProof/>
         </w:rPr>
+        <w:lastRenderedPageBreak/>
         <w:drawing>
-          <wp:inline distT="0" distB="0" distL="0" distR="0" wp14:anchorId="4977BD6A" wp14:editId="11AA5FE1">
+          <wp:inline distT="0" distB="0" distL="0" distR="0" wp14:anchorId="164FC59A" wp14:editId="0D5C50B5">
             <wp:extent cx="5760720" cy="2547041"/>
             <wp:effectExtent l="0" t="0" r="0" b="0"/>
             <wp:docPr id="11" name="Picture 11"/>
@@ -16774,100 +16986,100 @@
         <w:t xml:space="preserve"> 0.06180</w:t>
       </w:r>
       <w:r>
-        <w:t>）。因此条件门控在</w:t>
+        <w:t>）。因此条件门控在代价敏感维度上同样没有优势。需要注意的是，工作点是在测试分区上选出的，因此上述归一化期望代价是偏乐观的下界；若改在验证分区选择阈值，三条曲线都会整体上移，但相对次序不变。</w:t>
+      </w:r>
+    </w:p>
+    <w:p>
+      <w:r>
+        <w:rPr>
+          <w:b/>
+        </w:rPr>
+        <w:t>开放集。</w:t>
+      </w:r>
+      <w:r>
+        <w:t xml:space="preserve"> </w:t>
+      </w:r>
+      <w:r>
+        <w:t>以</w:t>
+      </w:r>
+      <w:r>
+        <w:t xml:space="preserve"> PortScan</w:t>
+      </w:r>
+      <w:r>
+        <w:t>、</w:t>
+      </w:r>
+      <w:r>
+        <w:t xml:space="preserve">Infiltration </w:t>
+      </w:r>
+      <w:r>
+        <w:t>与</w:t>
+      </w:r>
+      <w:r>
+        <w:t xml:space="preserve"> Heartbleed </w:t>
+      </w:r>
+      <w:r>
+        <w:t>为保留未知族时，条件加权分支的</w:t>
+      </w:r>
+      <w:r>
+        <w:t xml:space="preserve"> AUROC </w:t>
+      </w:r>
+      <w:r>
+        <w:t>为</w:t>
+      </w:r>
+      <w:r>
+        <w:t xml:space="preserve"> 0.643 </w:t>
+      </w:r>
+      <w:r>
+        <w:t>至</w:t>
+      </w:r>
+      <w:r>
+        <w:t xml:space="preserve"> 0.694</w:t>
+      </w:r>
+      <w:r>
+        <w:t>，未知类召回率为</w:t>
+      </w:r>
+      <w:r>
+        <w:t xml:space="preserve"> 0.0015 </w:t>
+      </w:r>
+      <w:r>
+        <w:t>至</w:t>
+      </w:r>
+      <w:r>
+        <w:t xml:space="preserve"> 0.0396</w:t>
+      </w:r>
+      <w:r>
+        <w:t>；等权森林的</w:t>
+      </w:r>
+      <w:r>
+        <w:t xml:space="preserve"> AUROC </w:t>
+      </w:r>
+      <w:r>
+        <w:t>为</w:t>
+      </w:r>
+      <w:r>
+        <w:t xml:space="preserve"> 0.919 </w:t>
+      </w:r>
+      <w:r>
+        <w:t>至</w:t>
+      </w:r>
+      <w:r>
+        <w:t xml:space="preserve"> 0.948</w:t>
+      </w:r>
+      <w:r>
+        <w:t>，未知类召回率为</w:t>
+      </w:r>
+      <w:r>
+        <w:t xml:space="preserve"> 0.057 </w:t>
+      </w:r>
+      <w:r>
+        <w:t>至</w:t>
+      </w:r>
+      <w:r>
+        <w:t xml:space="preserve"> </w:t>
       </w:r>
       <w:r>
         <w:lastRenderedPageBreak/>
-        <w:t>代价敏感维度上同样没有优势。需要注意的是，工作点是在测试分区上选出的，因此上述归一化期望代价是偏乐观的下界；若改在验证分区选择阈值，三条曲线都会整体上移，但相对次序不变。</w:t>
-      </w:r>
-    </w:p>
-    <w:p>
-      <w:r>
-        <w:rPr>
-          <w:b/>
-        </w:rPr>
-        <w:t>开放集。</w:t>
-      </w:r>
-      <w:r>
-        <w:t xml:space="preserve"> </w:t>
-      </w:r>
-      <w:r>
-        <w:t>以</w:t>
-      </w:r>
-      <w:r>
-        <w:t xml:space="preserve"> PortScan</w:t>
-      </w:r>
-      <w:r>
-        <w:t>、</w:t>
-      </w:r>
-      <w:r>
-        <w:t xml:space="preserve">Infiltration </w:t>
-      </w:r>
-      <w:r>
-        <w:t>与</w:t>
-      </w:r>
-      <w:r>
-        <w:t xml:space="preserve"> Heartbleed </w:t>
-      </w:r>
-      <w:r>
-        <w:t>为保留未知族时，条件加权分支的</w:t>
-      </w:r>
-      <w:r>
-        <w:t xml:space="preserve"> AUROC </w:t>
-      </w:r>
-      <w:r>
-        <w:t>为</w:t>
-      </w:r>
-      <w:r>
-        <w:t xml:space="preserve"> 0.643 </w:t>
-      </w:r>
-      <w:r>
-        <w:t>至</w:t>
-      </w:r>
-      <w:r>
-        <w:t xml:space="preserve"> 0.694</w:t>
-      </w:r>
-      <w:r>
-        <w:t>，未知类召回率为</w:t>
-      </w:r>
-      <w:r>
-        <w:t xml:space="preserve"> 0.0015 </w:t>
-      </w:r>
-      <w:r>
-        <w:t>至</w:t>
-      </w:r>
-      <w:r>
-        <w:t xml:space="preserve"> 0.0396</w:t>
-      </w:r>
-      <w:r>
-        <w:t>；等权森林的</w:t>
-      </w:r>
-      <w:r>
-        <w:t xml:space="preserve"> AUROC </w:t>
-      </w:r>
-      <w:r>
-        <w:t>为</w:t>
-      </w:r>
-      <w:r>
-        <w:t xml:space="preserve"> 0.919 </w:t>
-      </w:r>
-      <w:r>
-        <w:t>至</w:t>
-      </w:r>
-      <w:r>
-        <w:t xml:space="preserve"> 0.948</w:t>
-      </w:r>
-      <w:r>
-        <w:t>，未知类召回率为</w:t>
-      </w:r>
-      <w:r>
-        <w:t xml:space="preserve"> 0.057 </w:t>
-      </w:r>
-      <w:r>
-        <w:t>至</w:t>
-      </w:r>
-      <w:r>
-        <w:t xml:space="preserve"> 0.374</w:t>
+        <w:t>0.374</w:t>
       </w:r>
       <w:r>
         <w:t>（区间覆盖三个已发布种子，以及未校准与温度缩放两种概率导出；逐种子数值见补充材料</w:t>
@@ -17936,92 +18148,92 @@
         <w:t xml:space="preserve"> 0.005 </w:t>
       </w:r>
       <w:r>
-        <w:t>边界上不等价，且十个种子的方向完全一致。两个分支平均每</w:t>
+        <w:t>边界上不等价，且十个种子的方向完全一致。两个分支平均每个种子在</w:t>
+      </w:r>
+      <w:r>
+        <w:t xml:space="preserve"> 364 426 </w:t>
+      </w:r>
+      <w:r>
+        <w:t>条测试样本中分歧</w:t>
+      </w:r>
+      <w:r>
+        <w:t xml:space="preserve"> 216 </w:t>
+      </w:r>
+      <w:r>
+        <w:t>条（最多</w:t>
+      </w:r>
+      <w:r>
+        <w:t xml:space="preserve"> 392 </w:t>
+      </w:r>
+      <w:r>
+        <w:t>条），与截断总体同量级。其余基线在全语料上的分化比本研究的任何其他设置都更剧烈：</w:t>
+      </w:r>
+      <w:r>
+        <w:t xml:space="preserve">XGBoost </w:t>
+      </w:r>
+      <w:r>
+        <w:t>达</w:t>
+      </w:r>
+      <w:r>
+        <w:t xml:space="preserve"> 0.800255</w:t>
+      </w:r>
+      <w:r>
+        <w:t>，全特征等权森林</w:t>
+      </w:r>
+      <w:r>
+        <w:t xml:space="preserve"> 0.738143</w:t>
+      </w:r>
+      <w:r>
+        <w:t>，极端随机树</w:t>
+      </w:r>
+      <w:r>
+        <w:t xml:space="preserve"> 0.696629</w:t>
+      </w:r>
+      <w:r>
+        <w:t>，限深决策树</w:t>
+      </w:r>
+      <w:r>
+        <w:t xml:space="preserve"> 0.595653</w:t>
+      </w:r>
+      <w:r>
+        <w:t>；</w:t>
+      </w:r>
+      <w:r>
+        <w:t>X</w:t>
+      </w:r>
+      <w:r>
+        <w:t xml:space="preserve">GBoost </w:t>
+      </w:r>
+      <w:r>
+        <w:t>相对等权卡方森林的模型族差距（</w:t>
+      </w:r>
+      <w:r>
+        <w:t>0.041</w:t>
+      </w:r>
+      <w:r>
+        <w:t>）超过本研究测得的除类别先验以外的全部协议效应。而准确率上</w:t>
+      </w:r>
+      <w:r>
+        <w:t xml:space="preserve"> XGBoost </w:t>
+      </w:r>
+      <w:r>
+        <w:t>为</w:t>
+      </w:r>
+      <w:r>
+        <w:t xml:space="preserve"> 0.9993</w:t>
+      </w:r>
+      <w:r>
+        <w:t>、等权森林为</w:t>
+      </w:r>
+      <w:r>
+        <w:t xml:space="preserve"> 0.9958——</w:t>
+      </w:r>
+      <w:r>
+        <w:t>这是全文最能说明</w:t>
       </w:r>
       <w:r>
         <w:lastRenderedPageBreak/>
-        <w:t>个种子在</w:t>
-      </w:r>
-      <w:r>
-        <w:t xml:space="preserve"> 364 426 </w:t>
-      </w:r>
-      <w:r>
-        <w:t>条测试样本中分歧</w:t>
-      </w:r>
-      <w:r>
-        <w:t xml:space="preserve"> 216 </w:t>
-      </w:r>
-      <w:r>
-        <w:t>条（最多</w:t>
-      </w:r>
-      <w:r>
-        <w:t xml:space="preserve"> 392 </w:t>
-      </w:r>
-      <w:r>
-        <w:t>条），与截断总体同量级。其余基线在全语料上的分化比本研究的任何其他设置都更剧烈：</w:t>
-      </w:r>
-      <w:r>
-        <w:t xml:space="preserve">XGBoost </w:t>
-      </w:r>
-      <w:r>
-        <w:t>达</w:t>
-      </w:r>
-      <w:r>
-        <w:t xml:space="preserve"> 0.800255</w:t>
-      </w:r>
-      <w:r>
-        <w:t>，全特征等权森林</w:t>
-      </w:r>
-      <w:r>
-        <w:t xml:space="preserve"> 0.738143</w:t>
-      </w:r>
-      <w:r>
-        <w:t>，极端随机树</w:t>
-      </w:r>
-      <w:r>
-        <w:t xml:space="preserve"> 0.696629</w:t>
-      </w:r>
-      <w:r>
-        <w:t>，限深决策树</w:t>
-      </w:r>
-      <w:r>
-        <w:t xml:space="preserve"> 0.595653</w:t>
-      </w:r>
-      <w:r>
-        <w:t>；</w:t>
-      </w:r>
-      <w:r>
-        <w:t>X</w:t>
-      </w:r>
-      <w:r>
-        <w:t xml:space="preserve">GBoost </w:t>
-      </w:r>
-      <w:r>
-        <w:t>相对等权卡方森林的模型族差距（</w:t>
-      </w:r>
-      <w:r>
-        <w:t>0.041</w:t>
-      </w:r>
-      <w:r>
-        <w:t>）超过本研究测得的除类别先验以外的全部协议效应。而准确率上</w:t>
-      </w:r>
-      <w:r>
-        <w:t xml:space="preserve"> XGBoost </w:t>
-      </w:r>
-      <w:r>
-        <w:t>为</w:t>
-      </w:r>
-      <w:r>
-        <w:t xml:space="preserve"> 0.9993</w:t>
-      </w:r>
-      <w:r>
-        <w:t>、等权森林为</w:t>
-      </w:r>
-      <w:r>
-        <w:t xml:space="preserve"> 0.9958——</w:t>
-      </w:r>
-      <w:r>
-        <w:t>这是全文最能说明「准确率在不平衡语料上会掩盖多少问题」的一处证据。该规模下代价不对称也最极端：</w:t>
+        <w:t>「准确率在不平衡语料上会掩盖多少问题」的一处证据。该规模下代价不对称也最极端：</w:t>
       </w:r>
       <w:r>
         <w:t xml:space="preserve">RCCF </w:t>
@@ -18378,6 +18590,41 @@
       </w:r>
     </w:p>
     <w:p>
+      <w:r>
+        <w:t>讨论分四步：四类失效条件及其层级（</w:t>
+      </w:r>
+      <w:r>
+        <w:t>6.1</w:t>
+      </w:r>
+      <w:r>
+        <w:t>）、据此如何解释文献中报告的加权增益（</w:t>
+      </w:r>
+      <w:r>
+        <w:t>6.2</w:t>
+      </w:r>
+      <w:r>
+        <w:t>）、面向实践的决策矩阵（</w:t>
+      </w:r>
+      <w:r>
+        <w:t>6.3</w:t>
+      </w:r>
+      <w:r>
+        <w:t>）、面向未来评测的报告建议（</w:t>
+      </w:r>
+      <w:r>
+        <w:t>6.4</w:t>
+      </w:r>
+      <w:r>
+        <w:t>），以及仍然存在的局限（</w:t>
+      </w:r>
+      <w:r>
+        <w:t>6.5</w:t>
+      </w:r>
+      <w:r>
+        <w:t>）。</w:t>
+      </w:r>
+    </w:p>
+    <w:p>
       <w:pPr>
         <w:pStyle w:val="21"/>
       </w:pPr>
@@ -18490,53 +18737,56 @@
         <w:rPr>
           <w:b/>
         </w:rPr>
+        <w:t>条件</w:t>
+      </w:r>
+      <w:r>
+        <w:rPr>
+          <w:b/>
+        </w:rPr>
+        <w:t xml:space="preserve"> B</w:t>
+      </w:r>
+      <w:r>
+        <w:rPr>
+          <w:b/>
+        </w:rPr>
+        <w:t>：决策边距支配权重扰动。</w:t>
+      </w:r>
+      <w:r>
+        <w:t xml:space="preserve"> </w:t>
+      </w:r>
+      <w:r>
+        <w:t>即使专家不完全一致，只要最小边距大于权重扰动可能造成的概率移动，硬标签仍不变（命题</w:t>
+      </w:r>
+      <w:r>
+        <w:t xml:space="preserve"> 2</w:t>
+      </w:r>
+      <w:r>
+        <w:t>）。本文测得的平均概率</w:t>
+      </w:r>
+      <w:r>
+        <w:t xml:space="preserve"> L1 </w:t>
+      </w:r>
+      <w:r>
+        <w:t>变化为</w:t>
+      </w:r>
+      <w:r>
+        <w:t xml:space="preserve"> 0.000299</w:t>
+      </w:r>
+      <w:r>
+        <w:t>，最大为</w:t>
+      </w:r>
+      <w:r>
+        <w:t xml:space="preserve"> 0.003473</w:t>
+      </w:r>
+      <w:r>
+        <w:t>，而中位类别边距为</w:t>
+      </w:r>
+      <w:r>
+        <w:t xml:space="preserve"> </w:t>
+      </w:r>
+      <w:r>
         <w:lastRenderedPageBreak/>
-        <w:t>条件</w:t>
-      </w:r>
-      <w:r>
-        <w:rPr>
-          <w:b/>
-        </w:rPr>
-        <w:t xml:space="preserve"> B</w:t>
-      </w:r>
-      <w:r>
-        <w:rPr>
-          <w:b/>
-        </w:rPr>
-        <w:t>：决策边距支配权重扰动。</w:t>
-      </w:r>
-      <w:r>
-        <w:t xml:space="preserve"> </w:t>
-      </w:r>
-      <w:r>
-        <w:t>即使专家不完全一致，只要最小边距大于权重扰动可能造成的概率移动，硬标签仍不变（命题</w:t>
-      </w:r>
-      <w:r>
-        <w:t xml:space="preserve"> 2</w:t>
-      </w:r>
-      <w:r>
-        <w:t>）。本文测得的平均概率</w:t>
-      </w:r>
-      <w:r>
-        <w:t xml:space="preserve"> L1 </w:t>
-      </w:r>
-      <w:r>
-        <w:t>变化为</w:t>
-      </w:r>
-      <w:r>
-        <w:t xml:space="preserve"> 0.000299</w:t>
-      </w:r>
-      <w:r>
-        <w:t>，最大为</w:t>
-      </w:r>
-      <w:r>
-        <w:t xml:space="preserve"> 0.003473</w:t>
-      </w:r>
-      <w:r>
-        <w:t>，而中位类别边距为</w:t>
-      </w:r>
-      <w:r>
-        <w:t xml:space="preserve"> 1.0</w:t>
+        <w:t>1.0</w:t>
       </w:r>
       <w:r>
         <w:t>，比最大的概率移动还大约三个数量级。测量四给出了形式化判据：在事前上界下，</w:t>
@@ -18997,41 +19247,41 @@
         <w:pStyle w:val="21"/>
       </w:pPr>
       <w:r>
+        <w:t xml:space="preserve">6.3 </w:t>
+      </w:r>
+      <w:r>
+        <w:t>实践决策矩阵</w:t>
+      </w:r>
+    </w:p>
+    <w:p>
+      <w:r>
+        <w:t>表</w:t>
+      </w:r>
+      <w:r>
+        <w:t xml:space="preserve"> 8 </w:t>
+      </w:r>
+      <w:r>
+        <w:t>把本文的证据整理为面向工程选择的决策表。需要强调的是，</w:t>
+      </w:r>
+      <w:r>
+        <w:t>"</w:t>
+      </w:r>
+      <w:r>
+        <w:t>推荐</w:t>
+      </w:r>
+      <w:r>
+        <w:t>"</w:t>
+      </w:r>
+      <w:r>
+        <w:t>在每一行都对应明确的代价，不存在全目标占优的方案。</w:t>
+      </w:r>
+    </w:p>
+    <w:p>
+      <w:r>
+        <w:rPr>
+          <w:b/>
+        </w:rPr>
         <w:lastRenderedPageBreak/>
-        <w:t xml:space="preserve">6.3 </w:t>
-      </w:r>
-      <w:r>
-        <w:t>实践决策矩阵</w:t>
-      </w:r>
-    </w:p>
-    <w:p>
-      <w:r>
-        <w:t>表</w:t>
-      </w:r>
-      <w:r>
-        <w:t xml:space="preserve"> 8 </w:t>
-      </w:r>
-      <w:r>
-        <w:t>把本文的证据整理为面向工程选择的决策表。需要强调的是，</w:t>
-      </w:r>
-      <w:r>
-        <w:t>"</w:t>
-      </w:r>
-      <w:r>
-        <w:t>推荐</w:t>
-      </w:r>
-      <w:r>
-        <w:t>"</w:t>
-      </w:r>
-      <w:r>
-        <w:t>在每一行都对应明确的代价，不存在全目标占优的方案。</w:t>
-      </w:r>
-    </w:p>
-    <w:p>
-      <w:r>
-        <w:rPr>
-          <w:b/>
-        </w:rPr>
         <w:t>表</w:t>
       </w:r>
       <w:r>
@@ -20065,7 +20315,6 @@
         <w:rPr>
           <w:b/>
         </w:rPr>
-        <w:lastRenderedPageBreak/>
         <w:t>任何融合的成员级得分</w:t>
       </w:r>
       <w:r>
@@ -20099,6 +20348,7 @@
         <w:rPr>
           <w:b/>
         </w:rPr>
+        <w:lastRenderedPageBreak/>
         <w:t>研究总体不等于生产流量。</w:t>
       </w:r>
       <w:r>
@@ -20425,7 +20675,6 @@
         <w:rPr>
           <w:b/>
         </w:rPr>
-        <w:lastRenderedPageBreak/>
         <w:t>单一硬件与单一实现。</w:t>
       </w:r>
       <w:r>
@@ -20471,6 +20720,7 @@
     </w:p>
     <w:p>
       <w:r>
+        <w:lastRenderedPageBreak/>
         <w:t>第一，</w:t>
       </w:r>
       <w:r>
@@ -20617,7 +20867,7 @@
         <w:rPr>
           <w:b/>
         </w:rPr>
-        <w:t>该等价性的限定条件。</w:t>
+        <w:t>对第一条结论的限定。</w:t>
       </w:r>
       <w:r>
         <w:t xml:space="preserve"> </w:t>
@@ -20817,7 +21067,6 @@
         <w:pStyle w:val="1"/>
       </w:pPr>
       <w:r>
-        <w:lastRenderedPageBreak/>
         <w:t>数据与代码可用性</w:t>
       </w:r>
     </w:p>
@@ -20880,6 +21129,7 @@
         <w:pStyle w:val="1"/>
       </w:pPr>
       <w:r>
+        <w:lastRenderedPageBreak/>
         <w:t>利益冲突声明</w:t>
       </w:r>
     </w:p>
@@ -21134,7 +21384,6 @@
         </w:numPr>
       </w:pPr>
       <w:r>
-        <w:lastRenderedPageBreak/>
         <w:t>Dietterich T G. Ensemble methods in machine learning. MCS 2000: 1-15. DOI:10.1007/3-540-45014-9_1.</w:t>
       </w:r>
     </w:p>
@@ -21195,6 +21444,7 @@
         </w:numPr>
       </w:pPr>
       <w:r>
+        <w:lastRenderedPageBreak/>
         <w:t>Guyon I, Elisseeff A. An introduction to variable and feature selection. JMLR, 2003, 3: 1157-1182. [</w:t>
       </w:r>
       <w:r>
@@ -21417,7 +21667,6 @@
         </w:numPr>
       </w:pPr>
       <w:r>
-        <w:lastRenderedPageBreak/>
         <w:t>Guo C, Pleiss G, Sun Y, Weinberger K Q. On calibration of modern neural networks. ICML 2017: 1321-1330. [</w:t>
       </w:r>
       <w:r>
@@ -21514,6 +21763,7 @@
         </w:numPr>
       </w:pPr>
       <w:r>
+        <w:lastRenderedPageBreak/>
         <w:t>Vovk V, Gammerman A, Shafer G. Algorithmic Learning in a Random World. Springer, 2005. DOI:10.1007/b106715.</w:t>
       </w:r>
     </w:p>
@@ -21817,7 +22067,6 @@
               <w:rPr>
                 <w:sz w:val="16"/>
               </w:rPr>
-              <w:lastRenderedPageBreak/>
               <w:t>S01</w:t>
             </w:r>
           </w:p>
@@ -22262,6 +22511,7 @@
               <w:rPr>
                 <w:sz w:val="16"/>
               </w:rPr>
+              <w:lastRenderedPageBreak/>
               <w:t>S10</w:t>
             </w:r>
           </w:p>
@@ -23381,76 +23631,76 @@
       </w:rPr>
     </w:lvl>
   </w:abstractNum>
-  <w:num w:numId="1" w16cid:durableId="1311396962">
+  <w:num w:numId="1" w16cid:durableId="903757890">
     <w:abstractNumId w:val="8"/>
   </w:num>
-  <w:num w:numId="2" w16cid:durableId="1774746094">
+  <w:num w:numId="2" w16cid:durableId="1113671579">
     <w:abstractNumId w:val="6"/>
   </w:num>
-  <w:num w:numId="3" w16cid:durableId="1273593681">
+  <w:num w:numId="3" w16cid:durableId="693307459">
     <w:abstractNumId w:val="5"/>
   </w:num>
-  <w:num w:numId="4" w16cid:durableId="1708673594">
+  <w:num w:numId="4" w16cid:durableId="1254632696">
     <w:abstractNumId w:val="4"/>
   </w:num>
-  <w:num w:numId="5" w16cid:durableId="1041904564">
+  <w:num w:numId="5" w16cid:durableId="1855609074">
     <w:abstractNumId w:val="7"/>
   </w:num>
-  <w:num w:numId="6" w16cid:durableId="1506044474">
+  <w:num w:numId="6" w16cid:durableId="616567154">
     <w:abstractNumId w:val="3"/>
   </w:num>
-  <w:num w:numId="7" w16cid:durableId="362439923">
+  <w:num w:numId="7" w16cid:durableId="1502546000">
     <w:abstractNumId w:val="2"/>
   </w:num>
-  <w:num w:numId="8" w16cid:durableId="2043437723">
+  <w:num w:numId="8" w16cid:durableId="1138494922">
     <w:abstractNumId w:val="1"/>
   </w:num>
-  <w:num w:numId="9" w16cid:durableId="369262134">
+  <w:num w:numId="9" w16cid:durableId="271714155">
     <w:abstractNumId w:val="0"/>
   </w:num>
-  <w:num w:numId="10" w16cid:durableId="2010785820">
+  <w:num w:numId="10" w16cid:durableId="574894716">
     <w:abstractNumId w:val="7"/>
     <w:lvlOverride w:ilvl="0">
       <w:startOverride w:val="1"/>
     </w:lvlOverride>
   </w:num>
-  <w:num w:numId="11" w16cid:durableId="367225236">
+  <w:num w:numId="11" w16cid:durableId="1267956786">
     <w:abstractNumId w:val="7"/>
     <w:lvlOverride w:ilvl="0">
       <w:startOverride w:val="1"/>
     </w:lvlOverride>
   </w:num>
-  <w:num w:numId="12" w16cid:durableId="1849560871">
+  <w:num w:numId="12" w16cid:durableId="351108102">
     <w:abstractNumId w:val="7"/>
     <w:lvlOverride w:ilvl="0">
       <w:startOverride w:val="1"/>
     </w:lvlOverride>
   </w:num>
-  <w:num w:numId="13" w16cid:durableId="474638283">
+  <w:num w:numId="13" w16cid:durableId="460809675">
     <w:abstractNumId w:val="7"/>
     <w:lvlOverride w:ilvl="0">
       <w:startOverride w:val="1"/>
     </w:lvlOverride>
   </w:num>
-  <w:num w:numId="14" w16cid:durableId="1376201252">
+  <w:num w:numId="14" w16cid:durableId="1756046438">
     <w:abstractNumId w:val="7"/>
     <w:lvlOverride w:ilvl="0">
       <w:startOverride w:val="1"/>
     </w:lvlOverride>
   </w:num>
-  <w:num w:numId="15" w16cid:durableId="662395896">
+  <w:num w:numId="15" w16cid:durableId="1131287883">
     <w:abstractNumId w:val="7"/>
     <w:lvlOverride w:ilvl="0">
       <w:startOverride w:val="1"/>
     </w:lvlOverride>
   </w:num>
-  <w:num w:numId="16" w16cid:durableId="135998319">
+  <w:num w:numId="16" w16cid:durableId="1669209342">
     <w:abstractNumId w:val="7"/>
     <w:lvlOverride w:ilvl="0">
       <w:startOverride w:val="1"/>
     </w:lvlOverride>
   </w:num>
-  <w:num w:numId="17" w16cid:durableId="371537518">
+  <w:num w:numId="17" w16cid:durableId="445933092">
     <w:abstractNumId w:val="7"/>
     <w:lvlOverride w:ilvl="0">
       <w:startOverride w:val="1"/>

--- a/重构版论文_v4_20260915/中文SCI论文_v4_重构版.docx
+++ b/重构版论文_v4_20260915/中文SCI论文_v4_重构版.docx
@@ -93,7 +93,28 @@
         <w:t xml:space="preserve"> 0.01 </w:t>
       </w:r>
       <w:r>
-        <w:t>的等价边界内。四个专家在测试集上无任何预测分歧，权重归一化熵为</w:t>
+        <w:t>的等价边界内；对</w:t>
+      </w:r>
+      <w:r>
+        <w:rPr>
+          <w:b/>
+        </w:rPr>
+        <w:t>同成员</w:t>
+      </w:r>
+      <w:r>
+        <w:t>等权融合时只改变</w:t>
+      </w:r>
+      <w:r>
+        <w:t xml:space="preserve"> 79 860 </w:t>
+      </w:r>
+      <w:r>
+        <w:t>条预测中的</w:t>
+      </w:r>
+      <w:r>
+        <w:t xml:space="preserve"> 1 </w:t>
+      </w:r>
+      <w:r>
+        <w:t>条。四个专家在测试集上无任何预测分歧，权重归一化熵为</w:t>
       </w:r>
       <w:r>
         <w:t xml:space="preserve"> 0.99998</w:t>
@@ -210,7 +231,7 @@
         <w:t xml:space="preserve"> 4.6 </w:t>
       </w:r>
       <w:r>
-        <w:t>倍，没有代价敏感优势。本文的贡献在于一套可复用的泄漏受控协议、一组可辨识性边界，以及一张把协议效应与聚合规则差异分开量化的地图；证据不支持算法优越性或生产可用性的主张。</w:t>
+        <w:t>倍，没有代价敏感优势。本文贡献一套泄漏受控协议、一组可辨识性边界，以及一张把协议效应与聚合规则差异分开量化的地图；证据不支持算法优越性或生产可用性的主张。</w:t>
       </w:r>
     </w:p>
     <w:p>
@@ -2123,7 +2144,7 @@
           <w:noProof/>
         </w:rPr>
         <w:drawing>
-          <wp:inline distT="0" distB="0" distL="0" distR="0" wp14:anchorId="2F4F4B08" wp14:editId="0FFE2B9B">
+          <wp:inline distT="0" distB="0" distL="0" distR="0" wp14:anchorId="01C4DBFC" wp14:editId="7837FB61">
             <wp:extent cx="5760720" cy="2730962"/>
             <wp:effectExtent l="0" t="0" r="0" b="0"/>
             <wp:docPr id="1" name="Picture 1"/>
@@ -4403,7 +4424,7 @@
         </w:rPr>
         <w:lastRenderedPageBreak/>
         <w:drawing>
-          <wp:inline distT="0" distB="0" distL="0" distR="0" wp14:anchorId="24DB878B" wp14:editId="14EB95BF">
+          <wp:inline distT="0" distB="0" distL="0" distR="0" wp14:anchorId="16B3B839" wp14:editId="07AF1031">
             <wp:extent cx="5760720" cy="2750378"/>
             <wp:effectExtent l="0" t="0" r="0" b="0"/>
             <wp:docPr id="2" name="Picture 2"/>
@@ -6222,7 +6243,7 @@
         </w:rPr>
         <w:lastRenderedPageBreak/>
         <w:drawing>
-          <wp:inline distT="0" distB="0" distL="0" distR="0" wp14:anchorId="2CDC8758" wp14:editId="23411556">
+          <wp:inline distT="0" distB="0" distL="0" distR="0" wp14:anchorId="620CE517" wp14:editId="23BD9386">
             <wp:extent cx="5760720" cy="3482709"/>
             <wp:effectExtent l="0" t="0" r="0" b="0"/>
             <wp:docPr id="3" name="Picture 3"/>
@@ -8687,16 +8708,40 @@
         <w:rPr>
           <w:b/>
         </w:rPr>
-        <w:t>等权对照</w:t>
-      </w:r>
-      <w:r>
-        <w:t>：同一特征视图、同一树数、同一随机种子的等权随机森林。这是</w:t>
-      </w:r>
-      <w:r>
-        <w:t xml:space="preserve"> H2 </w:t>
-      </w:r>
-      <w:r>
-        <w:t>的直接对照。</w:t>
+        <w:t>同成员等权融合对照（</w:t>
+      </w:r>
+      <w:r>
+        <w:rPr>
+          <w:b/>
+        </w:rPr>
+        <w:t xml:space="preserve">H2 </w:t>
+      </w:r>
+      <w:r>
+        <w:rPr>
+          <w:b/>
+        </w:rPr>
+        <w:t>的直接检验）</w:t>
+      </w:r>
+      <w:r>
+        <w:t>：对</w:t>
+      </w:r>
+      <w:r>
+        <w:rPr>
+          <w:b/>
+        </w:rPr>
+        <w:t>完全相同的四个专家</w:t>
+      </w:r>
+      <w:r>
+        <w:t>（同一批特征视图、同一树数、同一组逐专家随机种子）取未加权平均，使门控模型与对照之间只差聚合规则；同一卡方视图的等权森林作为</w:t>
+      </w:r>
+      <w:r>
+        <w:rPr>
+          <w:b/>
+        </w:rPr>
+        <w:t>最强单成员</w:t>
+      </w:r>
+      <w:r>
+        <w:t>参照并列报告。</w:t>
       </w:r>
     </w:p>
     <w:p>
@@ -9424,7 +9469,14 @@
               <w:rPr>
                 <w:sz w:val="16"/>
               </w:rPr>
-              <w:t>标准差）</w:t>
+              <w:t>标准</w:t>
+            </w:r>
+            <w:r>
+              <w:rPr>
+                <w:sz w:val="16"/>
+              </w:rPr>
+              <w:lastRenderedPageBreak/>
+              <w:t>差）</w:t>
             </w:r>
           </w:p>
         </w:tc>
@@ -9440,6 +9492,7 @@
               <w:rPr>
                 <w:sz w:val="16"/>
               </w:rPr>
+              <w:lastRenderedPageBreak/>
               <w:t>0.957028 ± 0.010481</w:t>
             </w:r>
           </w:p>
@@ -9484,7 +9537,14 @@
               <w:rPr>
                 <w:sz w:val="16"/>
               </w:rPr>
-              <w:t xml:space="preserve"> p = 0.969</w:t>
+              <w:t xml:space="preserve"> p = </w:t>
+            </w:r>
+            <w:r>
+              <w:rPr>
+                <w:sz w:val="16"/>
+              </w:rPr>
+              <w:lastRenderedPageBreak/>
+              <w:t>0.969</w:t>
             </w:r>
             <w:r>
               <w:rPr>
@@ -9503,7 +9563,6 @@
     </w:p>
     <w:p>
       <w:r>
-        <w:lastRenderedPageBreak/>
         <w:t>三个协议的结论一致：</w:t>
       </w:r>
       <w:r>
@@ -11663,7 +11722,7 @@
         </w:rPr>
         <w:lastRenderedPageBreak/>
         <w:drawing>
-          <wp:inline distT="0" distB="0" distL="0" distR="0" wp14:anchorId="12DC39F8" wp14:editId="25A89BA3">
+          <wp:inline distT="0" distB="0" distL="0" distR="0" wp14:anchorId="3AD1524C" wp14:editId="0B4F068E">
             <wp:extent cx="5760720" cy="2547798"/>
             <wp:effectExtent l="0" t="0" r="0" b="0"/>
             <wp:docPr id="4" name="Picture 4"/>
@@ -11831,7 +11890,94 @@
         <w:t>0.000456</w:t>
       </w:r>
       <w:r>
-        <w:t>，逐种子方向为五正五负。在三个种子的平衡控制总体下，</w:t>
+        <w:t>，逐种子方向为五正五负。对</w:t>
+      </w:r>
+      <w:r>
+        <w:rPr>
+          <w:b/>
+        </w:rPr>
+        <w:t>完全相同的四个专家</w:t>
+      </w:r>
+      <w:r>
+        <w:t>做等权融合（</w:t>
+      </w:r>
+      <w:r>
+        <w:t xml:space="preserve">H2 </w:t>
+      </w:r>
+      <w:r>
+        <w:t>的直接检验）时，门控在十个种子共</w:t>
+      </w:r>
+      <w:r>
+        <w:t xml:space="preserve"> 79 860 </w:t>
+      </w:r>
+      <w:r>
+        <w:t>条测试预测中只改变</w:t>
+      </w:r>
+      <w:r>
+        <w:t xml:space="preserve"> </w:t>
+      </w:r>
+      <w:r>
+        <w:rPr>
+          <w:b/>
+        </w:rPr>
+        <w:t xml:space="preserve">1 </w:t>
+      </w:r>
+      <w:r>
+        <w:rPr>
+          <w:b/>
+        </w:rPr>
+        <w:t>条</w:t>
+      </w:r>
+      <w:r>
+        <w:t>标签，</w:t>
+      </w:r>
+      <w:r>
+        <w:t xml:space="preserve">Macro-F1 </w:t>
+      </w:r>
+      <w:r>
+        <w:t>差为</w:t>
+      </w:r>
+      <w:r>
+        <w:t xml:space="preserve"> </w:t>
+      </w:r>
+      <w:r>
+        <w:rPr>
+          <w:b/>
+        </w:rPr>
+        <w:t>−</w:t>
+      </w:r>
+      <w:r>
+        <w:rPr>
+          <w:b/>
+        </w:rPr>
+        <w:t>0.000010</w:t>
+      </w:r>
+      <w:r>
+        <w:t>（种子级</w:t>
+      </w:r>
+      <w:r>
+        <w:t xml:space="preserve"> 90% </w:t>
+      </w:r>
+      <w:r>
+        <w:t>区间</w:t>
+      </w:r>
+      <w:r>
+        <w:t xml:space="preserve"> [−0.000029, +0.000008]</w:t>
+      </w:r>
+      <w:r>
+        <w:t>）</w:t>
+      </w:r>
+      <w:r>
+        <w:t>——</w:t>
+      </w:r>
+      <w:r>
+        <w:t>因此上面的</w:t>
+      </w:r>
+      <w:r>
+        <w:t xml:space="preserve"> −0.000456 </w:t>
+      </w:r>
+      <w:r>
+        <w:t>衡量的是把较弱的全特征视图平均进来的代价，而不是门控本身的效应。在三个种子的平衡控制总体下，</w:t>
       </w:r>
       <w:r>
         <w:t xml:space="preserve">RCCF </w:t>
@@ -12317,6 +12463,7 @@
               <w:rPr>
                 <w:sz w:val="16"/>
               </w:rPr>
+              <w:lastRenderedPageBreak/>
               <w:t>等权</w:t>
             </w:r>
             <w:r>
@@ -12345,6 +12492,7 @@
               <w:rPr>
                 <w:sz w:val="16"/>
               </w:rPr>
+              <w:lastRenderedPageBreak/>
               <w:t>−</w:t>
             </w:r>
             <w:r>
@@ -12383,7 +12531,14 @@
               <w:rPr>
                 <w:sz w:val="16"/>
               </w:rPr>
-              <w:t>[−0.001280, +0.000368]</w:t>
+              <w:t xml:space="preserve">[−0.001280, </w:t>
+            </w:r>
+            <w:r>
+              <w:rPr>
+                <w:sz w:val="16"/>
+              </w:rPr>
+              <w:lastRenderedPageBreak/>
+              <w:t>+0.000368]</w:t>
             </w:r>
           </w:p>
         </w:tc>
@@ -12399,7 +12554,15 @@
               <w:rPr>
                 <w:sz w:val="16"/>
               </w:rPr>
-              <w:t>[−0.001124, +0.000212]</w:t>
+              <w:lastRenderedPageBreak/>
+              <w:t xml:space="preserve">[−0.001124, </w:t>
+            </w:r>
+            <w:r>
+              <w:rPr>
+                <w:sz w:val="16"/>
+              </w:rPr>
+              <w:lastRenderedPageBreak/>
+              <w:t>+0.000212]</w:t>
             </w:r>
           </w:p>
         </w:tc>
@@ -12415,6 +12578,7 @@
               <w:rPr>
                 <w:sz w:val="16"/>
               </w:rPr>
+              <w:lastRenderedPageBreak/>
               <w:t>等价</w:t>
             </w:r>
           </w:p>
@@ -12525,7 +12689,6 @@
               <w:rPr>
                 <w:sz w:val="16"/>
               </w:rPr>
-              <w:lastRenderedPageBreak/>
               <w:t>全特征等权森林</w:t>
             </w:r>
           </w:p>
@@ -12542,7 +12705,6 @@
               <w:rPr>
                 <w:sz w:val="16"/>
               </w:rPr>
-              <w:lastRenderedPageBreak/>
               <w:t>+0.001613</w:t>
             </w:r>
           </w:p>
@@ -12575,14 +12737,7 @@
               <w:rPr>
                 <w:sz w:val="16"/>
               </w:rPr>
-              <w:t xml:space="preserve">[+0.000628, </w:t>
-            </w:r>
-            <w:r>
-              <w:rPr>
-                <w:sz w:val="16"/>
-              </w:rPr>
-              <w:lastRenderedPageBreak/>
-              <w:t>+0.002597]</w:t>
+              <w:t>[+0.000628, +0.002597]</w:t>
             </w:r>
           </w:p>
         </w:tc>
@@ -12598,15 +12753,7 @@
               <w:rPr>
                 <w:sz w:val="16"/>
               </w:rPr>
-              <w:lastRenderedPageBreak/>
-              <w:t xml:space="preserve">[+0.000815, </w:t>
-            </w:r>
-            <w:r>
-              <w:rPr>
-                <w:sz w:val="16"/>
-              </w:rPr>
-              <w:lastRenderedPageBreak/>
-              <w:t>+0.002410]</w:t>
+              <w:t>[+0.000815, +0.002410]</w:t>
             </w:r>
           </w:p>
         </w:tc>
@@ -12622,7 +12769,6 @@
               <w:rPr>
                 <w:sz w:val="16"/>
               </w:rPr>
-              <w:lastRenderedPageBreak/>
               <w:t>等价</w:t>
             </w:r>
           </w:p>
@@ -13379,7 +13525,7 @@
         </w:rPr>
         <w:lastRenderedPageBreak/>
         <w:drawing>
-          <wp:inline distT="0" distB="0" distL="0" distR="0" wp14:anchorId="50678D10" wp14:editId="2F9B7847">
+          <wp:inline distT="0" distB="0" distL="0" distR="0" wp14:anchorId="71BB1A00" wp14:editId="31E1567B">
             <wp:extent cx="5760720" cy="2108444"/>
             <wp:effectExtent l="0" t="0" r="0" b="0"/>
             <wp:docPr id="5" name="Picture 5"/>
@@ -13802,7 +13948,7 @@
           <w:noProof/>
         </w:rPr>
         <w:drawing>
-          <wp:inline distT="0" distB="0" distL="0" distR="0" wp14:anchorId="7A6210FC" wp14:editId="1F32818B">
+          <wp:inline distT="0" distB="0" distL="0" distR="0" wp14:anchorId="2CBF767D" wp14:editId="48317007">
             <wp:extent cx="5760720" cy="2331249"/>
             <wp:effectExtent l="0" t="0" r="0" b="0"/>
             <wp:docPr id="6" name="Picture 6"/>
@@ -14940,7 +15086,7 @@
         </w:rPr>
         <w:lastRenderedPageBreak/>
         <w:drawing>
-          <wp:inline distT="0" distB="0" distL="0" distR="0" wp14:anchorId="6FA07DD8" wp14:editId="7B08CB30">
+          <wp:inline distT="0" distB="0" distL="0" distR="0" wp14:anchorId="2BA3957C" wp14:editId="3DAA80D3">
             <wp:extent cx="5760720" cy="2266878"/>
             <wp:effectExtent l="0" t="0" r="0" b="0"/>
             <wp:docPr id="7" name="Picture 7"/>
@@ -15075,7 +15221,7 @@
           <w:noProof/>
         </w:rPr>
         <w:drawing>
-          <wp:inline distT="0" distB="0" distL="0" distR="0" wp14:anchorId="1B67FD3B" wp14:editId="7F6A7F98">
+          <wp:inline distT="0" distB="0" distL="0" distR="0" wp14:anchorId="511D0321" wp14:editId="610DF914">
             <wp:extent cx="5760720" cy="2362842"/>
             <wp:effectExtent l="0" t="0" r="0" b="0"/>
             <wp:docPr id="8" name="Picture 8"/>
@@ -15641,7 +15787,7 @@
           <w:noProof/>
         </w:rPr>
         <w:drawing>
-          <wp:inline distT="0" distB="0" distL="0" distR="0" wp14:anchorId="33ADEF25" wp14:editId="32BC1AE9">
+          <wp:inline distT="0" distB="0" distL="0" distR="0" wp14:anchorId="70196A46" wp14:editId="1A0F02DB">
             <wp:extent cx="5760720" cy="2544177"/>
             <wp:effectExtent l="0" t="0" r="0" b="0"/>
             <wp:docPr id="9" name="Picture 9"/>
@@ -16228,7 +16374,7 @@
           <w:noProof/>
         </w:rPr>
         <w:drawing>
-          <wp:inline distT="0" distB="0" distL="0" distR="0" wp14:anchorId="75612685" wp14:editId="2B0FC044">
+          <wp:inline distT="0" distB="0" distL="0" distR="0" wp14:anchorId="4CED561D" wp14:editId="480D661C">
             <wp:extent cx="5760720" cy="2275394"/>
             <wp:effectExtent l="0" t="0" r="0" b="0"/>
             <wp:docPr id="10" name="Picture 10"/>
@@ -16532,7 +16678,7 @@
         </w:rPr>
         <w:lastRenderedPageBreak/>
         <w:drawing>
-          <wp:inline distT="0" distB="0" distL="0" distR="0" wp14:anchorId="164FC59A" wp14:editId="0D5C50B5">
+          <wp:inline distT="0" distB="0" distL="0" distR="0" wp14:anchorId="45131644" wp14:editId="0849FD3B">
             <wp:extent cx="5760720" cy="2547041"/>
             <wp:effectExtent l="0" t="0" r="0" b="0"/>
             <wp:docPr id="11" name="Picture 11"/>
@@ -20349,6 +20495,38 @@
           <w:b/>
         </w:rPr>
         <w:lastRenderedPageBreak/>
+        <w:t>同成员对照只覆盖主总体。</w:t>
+      </w:r>
+      <w:r>
+        <w:t xml:space="preserve"> </w:t>
+      </w:r>
+      <w:r>
+        <w:t>完全相同的四个专家的等权融合只在</w:t>
+      </w:r>
+      <w:r>
+        <w:t xml:space="preserve"> 53 237 </w:t>
+      </w:r>
+      <w:r>
+        <w:t>条自然先验总体上运行；在</w:t>
+      </w:r>
+      <w:r>
+        <w:t xml:space="preserve"> 413 209 </w:t>
+      </w:r>
+      <w:r>
+        <w:t>条与</w:t>
+      </w:r>
+      <w:r>
+        <w:t xml:space="preserve"> 2 429 503 </w:t>
+      </w:r>
+      <w:r>
+        <w:t>条两个总体上，对照仍是单视图等权森林，因此那里的稀释分解依赖视图差算术，而不是实测的同成员融合。</w:t>
+      </w:r>
+    </w:p>
+    <w:p>
+      <w:r>
+        <w:rPr>
+          <w:b/>
+        </w:rPr>
         <w:t>研究总体不等于生产流量。</w:t>
       </w:r>
       <w:r>
@@ -20695,6 +20873,7 @@
         <w:pStyle w:val="1"/>
       </w:pPr>
       <w:r>
+        <w:lastRenderedPageBreak/>
         <w:t xml:space="preserve">7 </w:t>
       </w:r>
       <w:r>
@@ -20720,7 +20899,6 @@
     </w:p>
     <w:p>
       <w:r>
-        <w:lastRenderedPageBreak/>
         <w:t>第一，</w:t>
       </w:r>
       <w:r>
@@ -20751,7 +20929,28 @@
         <w:t xml:space="preserve"> −0.000456</w:t>
       </w:r>
       <w:r>
-        <w:t>，逐种子方向五正五负；种子级</w:t>
+        <w:t>，逐种子方向五正五负；对同样的四个专家做等权融合时，门控在</w:t>
+      </w:r>
+      <w:r>
+        <w:t xml:space="preserve"> 79 860 </w:t>
+      </w:r>
+      <w:r>
+        <w:t>条测试预测中只改变</w:t>
+      </w:r>
+      <w:r>
+        <w:t xml:space="preserve"> 1 </w:t>
+      </w:r>
+      <w:r>
+        <w:t>条（</w:t>
+      </w:r>
+      <w:r>
+        <w:t>−</w:t>
+      </w:r>
+      <w:r>
+        <w:t>0.000010</w:t>
+      </w:r>
+      <w:r>
+        <w:t>），说明单视图差距来自集成成员的构成而非门控本身；种子级</w:t>
       </w:r>
       <w:r>
         <w:t xml:space="preserve"> 90% </w:t>
@@ -21104,6 +21303,7 @@
         <w:pStyle w:val="1"/>
       </w:pPr>
       <w:r>
+        <w:lastRenderedPageBreak/>
         <w:t>基金</w:t>
       </w:r>
     </w:p>
@@ -21129,7 +21329,6 @@
         <w:pStyle w:val="1"/>
       </w:pPr>
       <w:r>
-        <w:lastRenderedPageBreak/>
         <w:t>利益冲突声明</w:t>
       </w:r>
     </w:p>
@@ -21420,6 +21619,7 @@
         </w:numPr>
       </w:pPr>
       <w:r>
+        <w:lastRenderedPageBreak/>
         <w:t>Ting K M, Witten I H. Issues in stacked generalization. Journal of Artificial Intelligence Research, 1999, 10: 271-289. DOI:10.1613/jair.594.</w:t>
       </w:r>
     </w:p>
@@ -21444,7 +21644,6 @@
         </w:numPr>
       </w:pPr>
       <w:r>
-        <w:lastRenderedPageBreak/>
         <w:t>Guyon I, Elisseeff A. An introduction to variable and feature selection. JMLR, 2003, 3: 1157-1182. [</w:t>
       </w:r>
       <w:r>
@@ -21721,6 +21920,7 @@
         </w:numPr>
       </w:pPr>
       <w:r>
+        <w:lastRenderedPageBreak/>
         <w:t>Lakshminarayanan B, Pritzel A, Blundell C. Simple and scalable predictive uncertainty estimation using deep ensembles. NeurIPS 2017: 6402-6413. [</w:t>
       </w:r>
       <w:r>
@@ -21763,7 +21963,6 @@
         </w:numPr>
       </w:pPr>
       <w:r>
-        <w:lastRenderedPageBreak/>
         <w:t>Vovk V, Gammerman A, Shafer G. Algorithmic Learning in a Random World. Springer, 2005. DOI:10.1007/b106715.</w:t>
       </w:r>
     </w:p>
@@ -22291,7 +22490,14 @@
               <w:rPr>
                 <w:sz w:val="16"/>
               </w:rPr>
-              <w:t>Log Loss</w:t>
+              <w:t xml:space="preserve">Log </w:t>
+            </w:r>
+            <w:r>
+              <w:rPr>
+                <w:sz w:val="16"/>
+              </w:rPr>
+              <w:lastRenderedPageBreak/>
+              <w:t>Loss</w:t>
             </w:r>
             <w:r>
               <w:rPr>
@@ -22351,6 +22557,7 @@
               <w:rPr>
                 <w:sz w:val="16"/>
               </w:rPr>
+              <w:lastRenderedPageBreak/>
               <w:t>S06</w:t>
             </w:r>
           </w:p>
@@ -22511,7 +22718,6 @@
               <w:rPr>
                 <w:sz w:val="16"/>
               </w:rPr>
-              <w:lastRenderedPageBreak/>
               <w:t>S10</w:t>
             </w:r>
           </w:p>
@@ -23631,76 +23837,76 @@
       </w:rPr>
     </w:lvl>
   </w:abstractNum>
-  <w:num w:numId="1" w16cid:durableId="903757890">
+  <w:num w:numId="1" w16cid:durableId="379406827">
     <w:abstractNumId w:val="8"/>
   </w:num>
-  <w:num w:numId="2" w16cid:durableId="1113671579">
+  <w:num w:numId="2" w16cid:durableId="1702394664">
     <w:abstractNumId w:val="6"/>
   </w:num>
-  <w:num w:numId="3" w16cid:durableId="693307459">
+  <w:num w:numId="3" w16cid:durableId="528494025">
     <w:abstractNumId w:val="5"/>
   </w:num>
-  <w:num w:numId="4" w16cid:durableId="1254632696">
+  <w:num w:numId="4" w16cid:durableId="1977493703">
     <w:abstractNumId w:val="4"/>
   </w:num>
-  <w:num w:numId="5" w16cid:durableId="1855609074">
+  <w:num w:numId="5" w16cid:durableId="1839685463">
     <w:abstractNumId w:val="7"/>
   </w:num>
-  <w:num w:numId="6" w16cid:durableId="616567154">
+  <w:num w:numId="6" w16cid:durableId="1551964409">
     <w:abstractNumId w:val="3"/>
   </w:num>
-  <w:num w:numId="7" w16cid:durableId="1502546000">
+  <w:num w:numId="7" w16cid:durableId="504441815">
     <w:abstractNumId w:val="2"/>
   </w:num>
-  <w:num w:numId="8" w16cid:durableId="1138494922">
+  <w:num w:numId="8" w16cid:durableId="1334410029">
     <w:abstractNumId w:val="1"/>
   </w:num>
-  <w:num w:numId="9" w16cid:durableId="271714155">
+  <w:num w:numId="9" w16cid:durableId="1176724763">
     <w:abstractNumId w:val="0"/>
   </w:num>
-  <w:num w:numId="10" w16cid:durableId="574894716">
+  <w:num w:numId="10" w16cid:durableId="1507208348">
     <w:abstractNumId w:val="7"/>
     <w:lvlOverride w:ilvl="0">
       <w:startOverride w:val="1"/>
     </w:lvlOverride>
   </w:num>
-  <w:num w:numId="11" w16cid:durableId="1267956786">
+  <w:num w:numId="11" w16cid:durableId="942611639">
     <w:abstractNumId w:val="7"/>
     <w:lvlOverride w:ilvl="0">
       <w:startOverride w:val="1"/>
     </w:lvlOverride>
   </w:num>
-  <w:num w:numId="12" w16cid:durableId="351108102">
+  <w:num w:numId="12" w16cid:durableId="1252279967">
     <w:abstractNumId w:val="7"/>
     <w:lvlOverride w:ilvl="0">
       <w:startOverride w:val="1"/>
     </w:lvlOverride>
   </w:num>
-  <w:num w:numId="13" w16cid:durableId="460809675">
+  <w:num w:numId="13" w16cid:durableId="37094399">
     <w:abstractNumId w:val="7"/>
     <w:lvlOverride w:ilvl="0">
       <w:startOverride w:val="1"/>
     </w:lvlOverride>
   </w:num>
-  <w:num w:numId="14" w16cid:durableId="1756046438">
+  <w:num w:numId="14" w16cid:durableId="1369405493">
     <w:abstractNumId w:val="7"/>
     <w:lvlOverride w:ilvl="0">
       <w:startOverride w:val="1"/>
     </w:lvlOverride>
   </w:num>
-  <w:num w:numId="15" w16cid:durableId="1131287883">
+  <w:num w:numId="15" w16cid:durableId="1674643543">
     <w:abstractNumId w:val="7"/>
     <w:lvlOverride w:ilvl="0">
       <w:startOverride w:val="1"/>
     </w:lvlOverride>
   </w:num>
-  <w:num w:numId="16" w16cid:durableId="1669209342">
+  <w:num w:numId="16" w16cid:durableId="1205557839">
     <w:abstractNumId w:val="7"/>
     <w:lvlOverride w:ilvl="0">
       <w:startOverride w:val="1"/>
     </w:lvlOverride>
   </w:num>
-  <w:num w:numId="17" w16cid:durableId="445933092">
+  <w:num w:numId="17" w16cid:durableId="1136678157">
     <w:abstractNumId w:val="7"/>
     <w:lvlOverride w:ilvl="0">
       <w:startOverride w:val="1"/>

--- a/重构版论文_v4_20260915/中文SCI论文_v4_重构版.docx
+++ b/重构版论文_v4_20260915/中文SCI论文_v4_重构版.docx
@@ -168,7 +168,7 @@
         <w:t xml:space="preserve"> 6 </w:t>
       </w:r>
       <w:r>
-        <w:t>个不同的验证集取值，增益受专家多样性支配（斜率</w:t>
+        <w:t>个不同的验证集取值；在本文测试的十五个配置上，增益与专家多样性同步变化（斜率</w:t>
       </w:r>
       <w:r>
         <w:t xml:space="preserve"> 0.0646</w:t>
@@ -180,7 +180,7 @@
         <w:t>r = 0.749</w:t>
       </w:r>
       <w:r>
-        <w:t>）。该等价性在总体扩大</w:t>
+        <w:t>，属相关性证据而非干预实验）。该等价性在总体扩大</w:t>
       </w:r>
       <w:r>
         <w:t xml:space="preserve"> 7.8 </w:t>
@@ -231,7 +231,16 @@
         <w:t xml:space="preserve"> 4.6 </w:t>
       </w:r>
       <w:r>
-        <w:t>倍，没有代价敏感优势。本文贡献一套泄漏受控协议、一组可辨识性边界，以及一张把协议效应与聚合规则差异分开量化的地图；证据不支持算法优越性或生产可用性的主张。</w:t>
+        <w:t>倍（单种子资源画像，</w:t>
+      </w:r>
+      <w:r>
+        <w:t>S22</w:t>
+      </w:r>
+      <w:r>
+        <w:t>），没有代价敏感优势。本文贡献一套泄漏受控协议、一组可辨识性边界，以及一张把协议效应与聚合规则差异分开量化的地图；证据不支持算法优越性或生产</w:t>
+      </w:r>
+      <w:r>
+        <w:t>可用性的主张。</w:t>
       </w:r>
     </w:p>
     <w:p>
@@ -2144,7 +2153,7 @@
           <w:noProof/>
         </w:rPr>
         <w:drawing>
-          <wp:inline distT="0" distB="0" distL="0" distR="0" wp14:anchorId="01C4DBFC" wp14:editId="7837FB61">
+          <wp:inline distT="0" distB="0" distL="0" distR="0" wp14:anchorId="7D30252E" wp14:editId="3B0F576A">
             <wp:extent cx="5760720" cy="2730962"/>
             <wp:effectExtent l="0" t="0" r="0" b="0"/>
             <wp:docPr id="1" name="Picture 1"/>
@@ -4424,7 +4433,7 @@
         </w:rPr>
         <w:lastRenderedPageBreak/>
         <w:drawing>
-          <wp:inline distT="0" distB="0" distL="0" distR="0" wp14:anchorId="16B3B839" wp14:editId="07AF1031">
+          <wp:inline distT="0" distB="0" distL="0" distR="0" wp14:anchorId="5699412B" wp14:editId="5065E949">
             <wp:extent cx="5760720" cy="2750378"/>
             <wp:effectExtent l="0" t="0" r="0" b="0"/>
             <wp:docPr id="2" name="Picture 2"/>
@@ -6243,7 +6252,7 @@
         </w:rPr>
         <w:lastRenderedPageBreak/>
         <w:drawing>
-          <wp:inline distT="0" distB="0" distL="0" distR="0" wp14:anchorId="620CE517" wp14:editId="23BD9386">
+          <wp:inline distT="0" distB="0" distL="0" distR="0" wp14:anchorId="70B3671D" wp14:editId="2D87BC52">
             <wp:extent cx="5760720" cy="3482709"/>
             <wp:effectExtent l="0" t="0" r="0" b="0"/>
             <wp:docPr id="3" name="Picture 3"/>
@@ -11722,7 +11731,7 @@
         </w:rPr>
         <w:lastRenderedPageBreak/>
         <w:drawing>
-          <wp:inline distT="0" distB="0" distL="0" distR="0" wp14:anchorId="3AD1524C" wp14:editId="0B4F068E">
+          <wp:inline distT="0" distB="0" distL="0" distR="0" wp14:anchorId="4B506823" wp14:editId="66B7D217">
             <wp:extent cx="5760720" cy="2547798"/>
             <wp:effectExtent l="0" t="0" r="0" b="0"/>
             <wp:docPr id="4" name="Picture 4"/>
@@ -13273,7 +13282,13 @@
         <w:t xml:space="preserve"> 0.45 </w:t>
       </w:r>
       <w:r>
-        <w:t>秒。这些代价换来的最好说法是</w:t>
+        <w:t>秒（三个种子，表</w:t>
+      </w:r>
+      <w:r>
+        <w:t xml:space="preserve"> 4(b)</w:t>
+      </w:r>
+      <w:r>
+        <w:t>）。这些代价换来的最好说法是</w:t>
       </w:r>
       <w:r>
         <w:t xml:space="preserve"> Macro-F1 </w:t>
@@ -13525,7 +13540,7 @@
         </w:rPr>
         <w:lastRenderedPageBreak/>
         <w:drawing>
-          <wp:inline distT="0" distB="0" distL="0" distR="0" wp14:anchorId="71BB1A00" wp14:editId="31E1567B">
+          <wp:inline distT="0" distB="0" distL="0" distR="0" wp14:anchorId="3503B238" wp14:editId="69D8DD77">
             <wp:extent cx="5760720" cy="2108444"/>
             <wp:effectExtent l="0" t="0" r="0" b="0"/>
             <wp:docPr id="5" name="Picture 5"/>
@@ -13948,7 +13963,7 @@
           <w:noProof/>
         </w:rPr>
         <w:drawing>
-          <wp:inline distT="0" distB="0" distL="0" distR="0" wp14:anchorId="2CBF767D" wp14:editId="48317007">
+          <wp:inline distT="0" distB="0" distL="0" distR="0" wp14:anchorId="3FB5173D" wp14:editId="2149666A">
             <wp:extent cx="5760720" cy="2331249"/>
             <wp:effectExtent l="0" t="0" r="0" b="0"/>
             <wp:docPr id="6" name="Picture 6"/>
@@ -14184,7 +14199,7 @@
         <w:rPr>
           <w:b/>
         </w:rPr>
-        <w:t>测量六：增益受专家多样性支配，而不是受实现限制（反向验证）。</w:t>
+        <w:t>测量六：增益与专家多样性同步变化，惰性不是实现问题（反向验证）。</w:t>
       </w:r>
       <w:r>
         <w:t xml:space="preserve"> </w:t>
@@ -15031,18 +15046,21 @@
         <w:rPr>
           <w:b/>
         </w:rPr>
-        <w:t>条件加权的增益受专家多样性支配；在流特征数据上用不同过滤式选择器构造的「多视图」专家，其两两分歧率仅</w:t>
-      </w:r>
-      <w:r>
-        <w:rPr>
-          <w:b/>
-        </w:rPr>
+        <w:t>条件加权的增益与专家多样性同步变化</w:t>
+      </w:r>
+      <w:r>
+        <w:t>（十五个构造配置上的剂量</w:t>
+      </w:r>
+      <w:r>
+        <w:t>—</w:t>
+      </w:r>
+      <w:r>
+        <w:t>反应关系，属相关性证据：它表明增益与专家分歧同向变化，而不是证明分歧本身单独导致增益）；在流特征数据上用不同过滤式选择器构造的「多视图」专家，其两两分歧率仅</w:t>
+      </w:r>
+      <w:r>
         <w:t xml:space="preserve"> 0.2%–0.4%</w:t>
       </w:r>
       <w:r>
-        <w:rPr>
-          <w:b/>
-        </w:rPr>
         <w:t>，门控在结构上不可能产生增益。</w:t>
       </w:r>
       <w:r>
@@ -15086,7 +15104,7 @@
         </w:rPr>
         <w:lastRenderedPageBreak/>
         <w:drawing>
-          <wp:inline distT="0" distB="0" distL="0" distR="0" wp14:anchorId="2BA3957C" wp14:editId="3DAA80D3">
+          <wp:inline distT="0" distB="0" distL="0" distR="0" wp14:anchorId="17EAAF86" wp14:editId="215C784E">
             <wp:extent cx="5760720" cy="2266878"/>
             <wp:effectExtent l="0" t="0" r="0" b="0"/>
             <wp:docPr id="7" name="Picture 7"/>
@@ -15221,7 +15239,7 @@
           <w:noProof/>
         </w:rPr>
         <w:drawing>
-          <wp:inline distT="0" distB="0" distL="0" distR="0" wp14:anchorId="511D0321" wp14:editId="610DF914">
+          <wp:inline distT="0" distB="0" distL="0" distR="0" wp14:anchorId="73800CE4" wp14:editId="127B8EC0">
             <wp:extent cx="5760720" cy="2362842"/>
             <wp:effectExtent l="0" t="0" r="0" b="0"/>
             <wp:docPr id="8" name="Picture 8"/>
@@ -15787,7 +15805,7 @@
           <w:noProof/>
         </w:rPr>
         <w:drawing>
-          <wp:inline distT="0" distB="0" distL="0" distR="0" wp14:anchorId="70196A46" wp14:editId="1A0F02DB">
+          <wp:inline distT="0" distB="0" distL="0" distR="0" wp14:anchorId="29202269" wp14:editId="50D4D4A2">
             <wp:extent cx="5760720" cy="2544177"/>
             <wp:effectExtent l="0" t="0" r="0" b="0"/>
             <wp:docPr id="9" name="Picture 9"/>
@@ -16374,7 +16392,7 @@
           <w:noProof/>
         </w:rPr>
         <w:drawing>
-          <wp:inline distT="0" distB="0" distL="0" distR="0" wp14:anchorId="4CED561D" wp14:editId="480D661C">
+          <wp:inline distT="0" distB="0" distL="0" distR="0" wp14:anchorId="0FEE376D" wp14:editId="40D10BA4">
             <wp:extent cx="5760720" cy="2275394"/>
             <wp:effectExtent l="0" t="0" r="0" b="0"/>
             <wp:docPr id="10" name="Picture 10"/>
@@ -16678,7 +16696,7 @@
         </w:rPr>
         <w:lastRenderedPageBreak/>
         <w:drawing>
-          <wp:inline distT="0" distB="0" distL="0" distR="0" wp14:anchorId="45131644" wp14:editId="0849FD3B">
+          <wp:inline distT="0" distB="0" distL="0" distR="0" wp14:anchorId="2EB87183" wp14:editId="74E78DBF">
             <wp:extent cx="5760720" cy="2547041"/>
             <wp:effectExtent l="0" t="0" r="0" b="0"/>
             <wp:docPr id="11" name="Picture 11"/>
@@ -16748,64 +16766,222 @@
         <w:rPr>
           <w:b/>
         </w:rPr>
-        <w:t>延迟。</w:t>
+        <w:t>延迟</w:t>
+      </w:r>
+      <w:r>
+        <w:t>（三个种子、</w:t>
+      </w:r>
+      <w:r>
+        <w:t xml:space="preserve">7 986 </w:t>
+      </w:r>
+      <w:r>
+        <w:t>条测试行，</w:t>
+      </w:r>
+      <w:r>
+        <w:t>S15</w:t>
+      </w:r>
+      <w:r>
+        <w:t>）。单线程单条推理下，</w:t>
+      </w:r>
+      <w:r>
+        <w:t xml:space="preserve">RCCF </w:t>
+      </w:r>
+      <w:r>
+        <w:t>的</w:t>
+      </w:r>
+      <w:r>
+        <w:t xml:space="preserve"> P50/P95/P99 </w:t>
+      </w:r>
+      <w:r>
+        <w:t>为</w:t>
+      </w:r>
+      <w:r>
+        <w:t xml:space="preserve"> 14.62/15.77/16.12 ms</w:t>
+      </w:r>
+      <w:r>
+        <w:t>，等权卡方森林为</w:t>
+      </w:r>
+      <w:r>
+        <w:t xml:space="preserve"> 2.96/3.61/4.18 ms</w:t>
+      </w:r>
+      <w:r>
+        <w:t>；切换到库默认多线程后，</w:t>
+      </w:r>
+      <w:r>
+        <w:t xml:space="preserve">RCCF </w:t>
+      </w:r>
+      <w:r>
+        <w:t>升至</w:t>
+      </w:r>
+      <w:r>
+        <w:t xml:space="preserve"> 69.93/75.11/76.22 ms</w:t>
+      </w:r>
+      <w:r>
+        <w:t>，等权森林为</w:t>
+      </w:r>
+      <w:r>
+        <w:t xml:space="preserve"> 16.69/18.24/18.47 ms</w:t>
+      </w:r>
+      <w:r>
+        <w:t>。小批量下单条调用无法从多线程获益，反而引入了调度开销。需要强调这些数字</w:t>
+      </w:r>
+      <w:r>
+        <w:rPr>
+          <w:b/>
+        </w:rPr>
+        <w:t>仅为分类器阶段</w:t>
+      </w:r>
+      <w:r>
+        <w:t>，不含抓包、流构造与特征提取。</w:t>
+      </w:r>
+    </w:p>
+    <w:p>
+      <w:r>
+        <w:rPr>
+          <w:b/>
+        </w:rPr>
+        <w:t>扩展鲁棒性。</w:t>
       </w:r>
       <w:r>
         <w:t xml:space="preserve"> </w:t>
       </w:r>
       <w:r>
-        <w:t>单线程单条推理下，</w:t>
-      </w:r>
-      <w:r>
-        <w:t xml:space="preserve">RCCF </w:t>
-      </w:r>
-      <w:r>
-        <w:t>的</w:t>
-      </w:r>
-      <w:r>
-        <w:t xml:space="preserve"> P50/P95/P99 </w:t>
-      </w:r>
-      <w:r>
-        <w:t>为</w:t>
-      </w:r>
-      <w:r>
-        <w:t xml:space="preserve"> 14.62/15.77/16.12 ms</w:t>
-      </w:r>
-      <w:r>
-        <w:t>，等权卡方森林为</w:t>
-      </w:r>
-      <w:r>
-        <w:t xml:space="preserve"> 2.96/3.61/4.18 ms</w:t>
-      </w:r>
-      <w:r>
-        <w:t>；切换到库默认多线程后，</w:t>
-      </w:r>
-      <w:r>
-        <w:t xml:space="preserve">RCCF </w:t>
-      </w:r>
-      <w:r>
-        <w:t>升至</w:t>
-      </w:r>
-      <w:r>
-        <w:t xml:space="preserve"> 69.93/75.11/76.22 ms</w:t>
+        <w:t>我们另外考察了三类失效模式，均在三个种子上评测。监督信号被污染相对无害：把训练标签随机翻转</w:t>
+      </w:r>
+      <w:r>
+        <w:t xml:space="preserve"> 5% </w:t>
+      </w:r>
+      <w:r>
+        <w:t>与</w:t>
+      </w:r>
+      <w:r>
+        <w:t xml:space="preserve"> 10%</w:t>
+      </w:r>
+      <w:r>
+        <w:t>，条件加权机制的</w:t>
+      </w:r>
+      <w:r>
+        <w:t xml:space="preserve"> Macro-F1 </w:t>
+      </w:r>
+      <w:r>
+        <w:t>相对下降仅</w:t>
+      </w:r>
+      <w:r>
+        <w:t xml:space="preserve"> 0.57% </w:t>
+      </w:r>
+      <w:r>
+        <w:t>与</w:t>
+      </w:r>
+      <w:r>
+        <w:t xml:space="preserve"> 0.97%</w:t>
       </w:r>
       <w:r>
         <w:t>，等权森林为</w:t>
       </w:r>
       <w:r>
-        <w:t xml:space="preserve"> 16.69/18.24/18.47 ms</w:t>
-      </w:r>
-      <w:r>
-        <w:t>。小批量下单条调用无法从多线程获益，反而引入了调度开销。需要强调这些数字</w:t>
+        <w:t xml:space="preserve"> 0.77% </w:t>
+      </w:r>
+      <w:r>
+        <w:t>与</w:t>
+      </w:r>
+      <w:r>
+        <w:t xml:space="preserve"> 1.00%</w:t>
+      </w:r>
+      <w:r>
+        <w:t>。缺失测量更具破坏性</w:t>
+      </w:r>
+      <w:r>
+        <w:t>——</w:t>
+      </w:r>
+      <w:r>
+        <w:t>把</w:t>
+      </w:r>
+      <w:r>
+        <w:t xml:space="preserve"> 10% </w:t>
+      </w:r>
+      <w:r>
+        <w:t>的测试特征值替换为训练集中位数，两者分别下降</w:t>
+      </w:r>
+      <w:r>
+        <w:t xml:space="preserve"> 4.21% </w:t>
+      </w:r>
+      <w:r>
+        <w:t>与</w:t>
+      </w:r>
+      <w:r>
+        <w:t xml:space="preserve"> 4.25%</w:t>
+      </w:r>
+      <w:r>
+        <w:t>；而标定漂移在三者中最严重：给</w:t>
+      </w:r>
+      <w:r>
+        <w:t xml:space="preserve"> 20% </w:t>
+      </w:r>
+      <w:r>
+        <w:t>的特征列加上训练值域的</w:t>
+      </w:r>
+      <w:r>
+        <w:t xml:space="preserve"> 1%</w:t>
+      </w:r>
+      <w:r>
+        <w:t>，两者分别下降</w:t>
+      </w:r>
+      <w:r>
+        <w:t xml:space="preserve"> 17.23% </w:t>
+      </w:r>
+      <w:r>
+        <w:t>与</w:t>
+      </w:r>
+      <w:r>
+        <w:t xml:space="preserve"> 18.24%</w:t>
+      </w:r>
+      <w:r>
+        <w:t>。按全部扰动的严重程度排序，</w:t>
       </w:r>
       <w:r>
         <w:rPr>
           <w:b/>
         </w:rPr>
-        <w:t>仅为分类器阶段</w:t>
-      </w:r>
-      <w:r>
-        <w:t>，不含抓包、流构造与特征提取。</w:t>
+        <w:t>特征值本身的连续污染占主导</w:t>
+      </w:r>
+      <w:r>
+        <w:t>（</w:t>
+      </w:r>
+      <w:r>
+        <w:t xml:space="preserve">1% </w:t>
+      </w:r>
+      <w:r>
+        <w:t>高斯噪声</w:t>
+      </w:r>
+      <w:r>
+        <w:t xml:space="preserve"> 43.3%</w:t>
+      </w:r>
+      <w:r>
+        <w:t>、标定漂移</w:t>
+      </w:r>
+      <w:r>
+        <w:t xml:space="preserve"> 17–18%</w:t>
+      </w:r>
+      <w:r>
+        <w:t>、</w:t>
+      </w:r>
+      <w:r>
+        <w:t xml:space="preserve">10% </w:t>
+      </w:r>
+      <w:r>
+        <w:t>缺失值</w:t>
+      </w:r>
+      <w:r>
+        <w:t xml:space="preserve"> 4.2%</w:t>
+      </w:r>
+      <w:r>
+        <w:t>），而监督被污染的危害小一个数量级（</w:t>
+      </w:r>
+      <w:r>
+        <w:t>0.6–1.0%</w:t>
+      </w:r>
+      <w:r>
+        <w:t>）。这一排序具有实践意义：数据集批评多聚焦于标签噪声，而对测量漂移关注不足。</w:t>
       </w:r>
     </w:p>
     <w:p>
@@ -16813,162 +16989,16 @@
         <w:rPr>
           <w:b/>
         </w:rPr>
-        <w:t>扩展鲁棒性。</w:t>
-      </w:r>
-      <w:r>
-        <w:t xml:space="preserve"> </w:t>
-      </w:r>
-      <w:r>
-        <w:t>我们另外考察了三类失效模式，均在三个种子上评测。监督信号被污染相对无害：把训练标签随机翻转</w:t>
-      </w:r>
-      <w:r>
-        <w:t xml:space="preserve"> 5% </w:t>
-      </w:r>
-      <w:r>
-        <w:t>与</w:t>
-      </w:r>
-      <w:r>
-        <w:t xml:space="preserve"> 10%</w:t>
-      </w:r>
-      <w:r>
-        <w:t>，条件加权机制的</w:t>
-      </w:r>
-      <w:r>
-        <w:t xml:space="preserve"> Macro-F1 </w:t>
-      </w:r>
-      <w:r>
-        <w:t>相对下降仅</w:t>
-      </w:r>
-      <w:r>
-        <w:t xml:space="preserve"> 0.57% </w:t>
-      </w:r>
-      <w:r>
-        <w:t>与</w:t>
-      </w:r>
-      <w:r>
-        <w:t xml:space="preserve"> 0.97%</w:t>
-      </w:r>
-      <w:r>
-        <w:t>，等权森林为</w:t>
-      </w:r>
-      <w:r>
-        <w:t xml:space="preserve"> 0.77% </w:t>
-      </w:r>
-      <w:r>
-        <w:t>与</w:t>
-      </w:r>
-      <w:r>
-        <w:t xml:space="preserve"> 1.00%</w:t>
-      </w:r>
-      <w:r>
-        <w:t>。缺失测量更具破坏性</w:t>
-      </w:r>
-      <w:r>
-        <w:t>——</w:t>
-      </w:r>
-      <w:r>
-        <w:t>把</w:t>
-      </w:r>
-      <w:r>
-        <w:t xml:space="preserve"> 10% </w:t>
-      </w:r>
-      <w:r>
-        <w:t>的测试特征值替换为训练集中位数，两者分别下降</w:t>
-      </w:r>
-      <w:r>
-        <w:t xml:space="preserve"> 4.21% </w:t>
-      </w:r>
-      <w:r>
-        <w:t>与</w:t>
-      </w:r>
-      <w:r>
-        <w:t xml:space="preserve"> 4.25%</w:t>
-      </w:r>
-      <w:r>
-        <w:t>；而标定漂移在三者中最严重：给</w:t>
-      </w:r>
-      <w:r>
-        <w:t xml:space="preserve"> 20% </w:t>
-      </w:r>
-      <w:r>
-        <w:t>的特征列加上训练值域的</w:t>
-      </w:r>
-      <w:r>
-        <w:t xml:space="preserve"> 1%</w:t>
-      </w:r>
-      <w:r>
-        <w:t>，两者分别下降</w:t>
-      </w:r>
-      <w:r>
-        <w:t xml:space="preserve"> 17.23% </w:t>
-      </w:r>
-      <w:r>
-        <w:t>与</w:t>
-      </w:r>
-      <w:r>
-        <w:t xml:space="preserve"> 18.24%</w:t>
-      </w:r>
-      <w:r>
-        <w:t>。按全部扰动的严重程度排序，</w:t>
-      </w:r>
-      <w:r>
-        <w:rPr>
-          <w:b/>
-        </w:rPr>
-        <w:t>特征值本身的连续污染占主导</w:t>
-      </w:r>
-      <w:r>
-        <w:t>（</w:t>
-      </w:r>
-      <w:r>
-        <w:t xml:space="preserve">1% </w:t>
-      </w:r>
-      <w:r>
-        <w:t>高斯噪声</w:t>
-      </w:r>
-      <w:r>
-        <w:t xml:space="preserve"> 43.3%</w:t>
-      </w:r>
-      <w:r>
-        <w:t>、标定漂移</w:t>
-      </w:r>
-      <w:r>
-        <w:t xml:space="preserve"> 17–18%</w:t>
-      </w:r>
-      <w:r>
-        <w:t>、</w:t>
-      </w:r>
-      <w:r>
-        <w:t xml:space="preserve">10% </w:t>
-      </w:r>
-      <w:r>
-        <w:t>缺失值</w:t>
-      </w:r>
-      <w:r>
-        <w:t xml:space="preserve"> 4.2%</w:t>
-      </w:r>
-      <w:r>
-        <w:t>），而监督被污染的危害小一个数量级（</w:t>
-      </w:r>
-      <w:r>
-        <w:t>0.6–1.0%</w:t>
-      </w:r>
-      <w:r>
-        <w:t>）。这一排序具有实践意义：数据集批评多聚焦于标签噪声，而对测量漂移关注不足。</w:t>
-      </w:r>
-    </w:p>
-    <w:p>
-      <w:r>
-        <w:rPr>
-          <w:b/>
-        </w:rPr>
-        <w:t>资源占用。</w:t>
-      </w:r>
-      <w:r>
-        <w:t xml:space="preserve"> </w:t>
-      </w:r>
-      <w:r>
-        <w:t>模型体积与吞吐率比墙钟时间更能区分两种设计。条件加权机制保存四个森林，序列化后占</w:t>
+        <w:t>资源占用</w:t>
+      </w:r>
+      <w:r>
+        <w:t>（单种子、完整测试批次，</w:t>
+      </w:r>
+      <w:r>
+        <w:t>S22</w:t>
+      </w:r>
+      <w:r>
+        <w:t>）。模型体积与吞吐率比墙钟时间更能区分两种设计。条件加权机制保存四个森林，序列化后占</w:t>
       </w:r>
       <w:r>
         <w:t xml:space="preserve"> 9.09 MB</w:t>
@@ -20495,6 +20525,26 @@
           <w:b/>
         </w:rPr>
         <w:lastRenderedPageBreak/>
+        <w:t>多样性证据是相关性而非因果。</w:t>
+      </w:r>
+      <w:r>
+        <w:t xml:space="preserve"> </w:t>
+      </w:r>
+      <w:r>
+        <w:t>剂量</w:t>
+      </w:r>
+      <w:r>
+        <w:t>—</w:t>
+      </w:r>
+      <w:r>
+        <w:t>反应关系建立在十五个构造的专家配置上，且使用三折交叉拟合；它表明增益与专家分歧同向变化，而不是证明分歧本身单独导致增益。我们没有做「固定分歧、只改变其余条件」的干预实验。</w:t>
+      </w:r>
+    </w:p>
+    <w:p>
+      <w:r>
+        <w:rPr>
+          <w:b/>
+        </w:rPr>
         <w:t>同成员对照只覆盖主总体。</w:t>
       </w:r>
       <w:r>
@@ -20853,6 +20903,7 @@
         <w:rPr>
           <w:b/>
         </w:rPr>
+        <w:lastRenderedPageBreak/>
         <w:t>单一硬件与单一实现。</w:t>
       </w:r>
       <w:r>
@@ -20873,7 +20924,6 @@
         <w:pStyle w:val="1"/>
       </w:pPr>
       <w:r>
-        <w:lastRenderedPageBreak/>
         <w:t xml:space="preserve">7 </w:t>
       </w:r>
       <w:r>
@@ -21028,7 +21078,13 @@
         <w:t xml:space="preserve"> 5.3 </w:t>
       </w:r>
       <w:r>
-        <w:t>倍。需要补充的是，该等价性依赖总体构造：在完全取消类别上限的</w:t>
+        <w:t>倍（十种子均值，表</w:t>
+      </w:r>
+      <w:r>
+        <w:t xml:space="preserve"> 4(a)</w:t>
+      </w:r>
+      <w:r>
+        <w:t>）。需要补充的是，该等价性依赖总体构造：在完全取消类别上限的</w:t>
       </w:r>
       <w:r>
         <w:t xml:space="preserve"> 2 429 503 </w:t>
@@ -21116,7 +21172,7 @@
         <w:t>失效是可解释的，而且是定量的。</w:t>
       </w:r>
       <w:r>
-        <w:t>增益受专家多样性支配：分歧率</w:t>
+        <w:t>增益与专家多样性同步变化：分歧率</w:t>
       </w:r>
       <w:r>
         <w:t xml:space="preserve"> 0.20% </w:t>
@@ -21266,6 +21322,7 @@
         <w:pStyle w:val="1"/>
       </w:pPr>
       <w:r>
+        <w:lastRenderedPageBreak/>
         <w:t>数据与代码可用性</w:t>
       </w:r>
     </w:p>
@@ -21303,7 +21360,6 @@
         <w:pStyle w:val="1"/>
       </w:pPr>
       <w:r>
-        <w:lastRenderedPageBreak/>
         <w:t>基金</w:t>
       </w:r>
     </w:p>
@@ -21583,6 +21639,7 @@
         </w:numPr>
       </w:pPr>
       <w:r>
+        <w:lastRenderedPageBreak/>
         <w:t>Dietterich T G. Ensemble methods in machine learning. MCS 2000: 1-15. DOI:10.1007/3-540-45014-9_1.</w:t>
       </w:r>
     </w:p>
@@ -21619,7 +21676,6 @@
         </w:numPr>
       </w:pPr>
       <w:r>
-        <w:lastRenderedPageBreak/>
         <w:t>Ting K M, Witten I H. Issues in stacked generalization. Journal of Artificial Intelligence Research, 1999, 10: 271-289. DOI:10.1613/jair.594.</w:t>
       </w:r>
     </w:p>
@@ -21866,6 +21922,7 @@
         </w:numPr>
       </w:pPr>
       <w:r>
+        <w:lastRenderedPageBreak/>
         <w:t>Guo C, Pleiss G, Sun Y, Weinberger K Q. On calibration of modern neural networks. ICML 2017: 1321-1330. [</w:t>
       </w:r>
       <w:r>
@@ -21920,7 +21977,6 @@
         </w:numPr>
       </w:pPr>
       <w:r>
-        <w:lastRenderedPageBreak/>
         <w:t>Lakshminarayanan B, Pritzel A, Blundell C. Simple and scalable predictive uncertainty estimation using deep ensembles. NeurIPS 2017: 6402-6413. [</w:t>
       </w:r>
       <w:r>
@@ -22266,6 +22322,7 @@
               <w:rPr>
                 <w:sz w:val="16"/>
               </w:rPr>
+              <w:lastRenderedPageBreak/>
               <w:t>S01</w:t>
             </w:r>
           </w:p>
@@ -22490,14 +22547,7 @@
               <w:rPr>
                 <w:sz w:val="16"/>
               </w:rPr>
-              <w:t xml:space="preserve">Log </w:t>
-            </w:r>
-            <w:r>
-              <w:rPr>
-                <w:sz w:val="16"/>
-              </w:rPr>
-              <w:lastRenderedPageBreak/>
-              <w:t>Loss</w:t>
+              <w:t>Log Loss</w:t>
             </w:r>
             <w:r>
               <w:rPr>
@@ -22557,7 +22607,6 @@
               <w:rPr>
                 <w:sz w:val="16"/>
               </w:rPr>
-              <w:lastRenderedPageBreak/>
               <w:t>S06</w:t>
             </w:r>
           </w:p>
@@ -23837,76 +23886,76 @@
       </w:rPr>
     </w:lvl>
   </w:abstractNum>
-  <w:num w:numId="1" w16cid:durableId="379406827">
+  <w:num w:numId="1" w16cid:durableId="74711937">
     <w:abstractNumId w:val="8"/>
   </w:num>
-  <w:num w:numId="2" w16cid:durableId="1702394664">
+  <w:num w:numId="2" w16cid:durableId="75903136">
     <w:abstractNumId w:val="6"/>
   </w:num>
-  <w:num w:numId="3" w16cid:durableId="528494025">
+  <w:num w:numId="3" w16cid:durableId="1837914820">
     <w:abstractNumId w:val="5"/>
   </w:num>
-  <w:num w:numId="4" w16cid:durableId="1977493703">
+  <w:num w:numId="4" w16cid:durableId="1426416950">
     <w:abstractNumId w:val="4"/>
   </w:num>
-  <w:num w:numId="5" w16cid:durableId="1839685463">
+  <w:num w:numId="5" w16cid:durableId="519976757">
     <w:abstractNumId w:val="7"/>
   </w:num>
-  <w:num w:numId="6" w16cid:durableId="1551964409">
+  <w:num w:numId="6" w16cid:durableId="405226319">
     <w:abstractNumId w:val="3"/>
   </w:num>
-  <w:num w:numId="7" w16cid:durableId="504441815">
+  <w:num w:numId="7" w16cid:durableId="970943602">
     <w:abstractNumId w:val="2"/>
   </w:num>
-  <w:num w:numId="8" w16cid:durableId="1334410029">
+  <w:num w:numId="8" w16cid:durableId="1457874557">
     <w:abstractNumId w:val="1"/>
   </w:num>
-  <w:num w:numId="9" w16cid:durableId="1176724763">
+  <w:num w:numId="9" w16cid:durableId="280890859">
     <w:abstractNumId w:val="0"/>
   </w:num>
-  <w:num w:numId="10" w16cid:durableId="1507208348">
+  <w:num w:numId="10" w16cid:durableId="1314524107">
     <w:abstractNumId w:val="7"/>
     <w:lvlOverride w:ilvl="0">
       <w:startOverride w:val="1"/>
     </w:lvlOverride>
   </w:num>
-  <w:num w:numId="11" w16cid:durableId="942611639">
+  <w:num w:numId="11" w16cid:durableId="1659070982">
     <w:abstractNumId w:val="7"/>
     <w:lvlOverride w:ilvl="0">
       <w:startOverride w:val="1"/>
     </w:lvlOverride>
   </w:num>
-  <w:num w:numId="12" w16cid:durableId="1252279967">
+  <w:num w:numId="12" w16cid:durableId="842167615">
     <w:abstractNumId w:val="7"/>
     <w:lvlOverride w:ilvl="0">
       <w:startOverride w:val="1"/>
     </w:lvlOverride>
   </w:num>
-  <w:num w:numId="13" w16cid:durableId="37094399">
+  <w:num w:numId="13" w16cid:durableId="601231009">
     <w:abstractNumId w:val="7"/>
     <w:lvlOverride w:ilvl="0">
       <w:startOverride w:val="1"/>
     </w:lvlOverride>
   </w:num>
-  <w:num w:numId="14" w16cid:durableId="1369405493">
+  <w:num w:numId="14" w16cid:durableId="1849712461">
     <w:abstractNumId w:val="7"/>
     <w:lvlOverride w:ilvl="0">
       <w:startOverride w:val="1"/>
     </w:lvlOverride>
   </w:num>
-  <w:num w:numId="15" w16cid:durableId="1674643543">
+  <w:num w:numId="15" w16cid:durableId="369041148">
     <w:abstractNumId w:val="7"/>
     <w:lvlOverride w:ilvl="0">
       <w:startOverride w:val="1"/>
     </w:lvlOverride>
   </w:num>
-  <w:num w:numId="16" w16cid:durableId="1205557839">
+  <w:num w:numId="16" w16cid:durableId="817378602">
     <w:abstractNumId w:val="7"/>
     <w:lvlOverride w:ilvl="0">
       <w:startOverride w:val="1"/>
     </w:lvlOverride>
   </w:num>
-  <w:num w:numId="17" w16cid:durableId="1136678157">
+  <w:num w:numId="17" w16cid:durableId="1917663506">
     <w:abstractNumId w:val="7"/>
     <w:lvlOverride w:ilvl="0">
       <w:startOverride w:val="1"/>

--- a/重构版论文_v4_20260915/中文SCI论文_v4_重构版.docx
+++ b/重构版论文_v4_20260915/中文SCI论文_v4_重构版.docx
@@ -2153,7 +2153,7 @@
           <w:noProof/>
         </w:rPr>
         <w:drawing>
-          <wp:inline distT="0" distB="0" distL="0" distR="0" wp14:anchorId="7D30252E" wp14:editId="3B0F576A">
+          <wp:inline distT="0" distB="0" distL="0" distR="0" wp14:anchorId="1A28C2EC" wp14:editId="28CAA331">
             <wp:extent cx="5760720" cy="2730962"/>
             <wp:effectExtent l="0" t="0" r="0" b="0"/>
             <wp:docPr id="1" name="Picture 1"/>
@@ -4433,7 +4433,7 @@
         </w:rPr>
         <w:lastRenderedPageBreak/>
         <w:drawing>
-          <wp:inline distT="0" distB="0" distL="0" distR="0" wp14:anchorId="5699412B" wp14:editId="5065E949">
+          <wp:inline distT="0" distB="0" distL="0" distR="0" wp14:anchorId="00E355E9" wp14:editId="2C638D95">
             <wp:extent cx="5760720" cy="2750378"/>
             <wp:effectExtent l="0" t="0" r="0" b="0"/>
             <wp:docPr id="2" name="Picture 2"/>
@@ -6252,7 +6252,7 @@
         </w:rPr>
         <w:lastRenderedPageBreak/>
         <w:drawing>
-          <wp:inline distT="0" distB="0" distL="0" distR="0" wp14:anchorId="70B3671D" wp14:editId="2D87BC52">
+          <wp:inline distT="0" distB="0" distL="0" distR="0" wp14:anchorId="023B60FB" wp14:editId="3B041F9D">
             <wp:extent cx="5760720" cy="3482709"/>
             <wp:effectExtent l="0" t="0" r="0" b="0"/>
             <wp:docPr id="3" name="Picture 3"/>
@@ -11731,7 +11731,7 @@
         </w:rPr>
         <w:lastRenderedPageBreak/>
         <w:drawing>
-          <wp:inline distT="0" distB="0" distL="0" distR="0" wp14:anchorId="4B506823" wp14:editId="66B7D217">
+          <wp:inline distT="0" distB="0" distL="0" distR="0" wp14:anchorId="283DA27E" wp14:editId="5F8F8367">
             <wp:extent cx="5760720" cy="2547798"/>
             <wp:effectExtent l="0" t="0" r="0" b="0"/>
             <wp:docPr id="4" name="Picture 4"/>
@@ -13540,7 +13540,7 @@
         </w:rPr>
         <w:lastRenderedPageBreak/>
         <w:drawing>
-          <wp:inline distT="0" distB="0" distL="0" distR="0" wp14:anchorId="3503B238" wp14:editId="69D8DD77">
+          <wp:inline distT="0" distB="0" distL="0" distR="0" wp14:anchorId="1FB0F923" wp14:editId="63526AB6">
             <wp:extent cx="5760720" cy="2108444"/>
             <wp:effectExtent l="0" t="0" r="0" b="0"/>
             <wp:docPr id="5" name="Picture 5"/>
@@ -13963,7 +13963,7 @@
           <w:noProof/>
         </w:rPr>
         <w:drawing>
-          <wp:inline distT="0" distB="0" distL="0" distR="0" wp14:anchorId="3FB5173D" wp14:editId="2149666A">
+          <wp:inline distT="0" distB="0" distL="0" distR="0" wp14:anchorId="6BD4AE64" wp14:editId="59333035">
             <wp:extent cx="5760720" cy="2331249"/>
             <wp:effectExtent l="0" t="0" r="0" b="0"/>
             <wp:docPr id="6" name="Picture 6"/>
@@ -15104,7 +15104,7 @@
         </w:rPr>
         <w:lastRenderedPageBreak/>
         <w:drawing>
-          <wp:inline distT="0" distB="0" distL="0" distR="0" wp14:anchorId="17EAAF86" wp14:editId="215C784E">
+          <wp:inline distT="0" distB="0" distL="0" distR="0" wp14:anchorId="1BCD4117" wp14:editId="2C46CF0C">
             <wp:extent cx="5760720" cy="2266878"/>
             <wp:effectExtent l="0" t="0" r="0" b="0"/>
             <wp:docPr id="7" name="Picture 7"/>
@@ -15187,6 +15187,98 @@
     </w:p>
     <w:p>
       <w:r>
+        <w:rPr>
+          <w:b/>
+        </w:rPr>
+        <w:t>测量七：更高容量的门控依然无法起作用。</w:t>
+      </w:r>
+      <w:r>
+        <w:t xml:space="preserve"> </w:t>
+      </w:r>
+      <w:r>
+        <w:t>门控的风险模型用的是逻辑回归，因此惰性可能被归因于该模型类而非数据本身。我们固定四个专家、折数与随机种子，把风险模型换成梯度提升树集成（</w:t>
+      </w:r>
+      <w:r>
+        <w:t xml:space="preserve">200 </w:t>
+      </w:r>
+      <w:r>
+        <w:t>轮、</w:t>
+      </w:r>
+      <w:r>
+        <w:t xml:space="preserve">31 </w:t>
+      </w:r>
+      <w:r>
+        <w:t>叶），在同样四个专家的等权融合上重跑十种子比较：高容量门控的增益为</w:t>
+      </w:r>
+      <w:r>
+        <w:t xml:space="preserve"> </w:t>
+      </w:r>
+      <w:r>
+        <w:rPr>
+          <w:b/>
+        </w:rPr>
+        <w:t>+0.000050</w:t>
+      </w:r>
+      <w:r>
+        <w:t>（逻辑回归门控为</w:t>
+      </w:r>
+      <w:r>
+        <w:t xml:space="preserve"> </w:t>
+      </w:r>
+      <w:r>
+        <w:rPr>
+          <w:b/>
+        </w:rPr>
+        <w:t>+0.000010</w:t>
+      </w:r>
+      <w:r>
+        <w:t>），改判</w:t>
+      </w:r>
+      <w:r>
+        <w:t xml:space="preserve"> </w:t>
+      </w:r>
+      <w:r>
+        <w:rPr>
+          <w:b/>
+        </w:rPr>
+        <w:t xml:space="preserve">79 860 </w:t>
+      </w:r>
+      <w:r>
+        <w:rPr>
+          <w:b/>
+        </w:rPr>
+        <w:t>条中的</w:t>
+      </w:r>
+      <w:r>
+        <w:rPr>
+          <w:b/>
+        </w:rPr>
+        <w:t xml:space="preserve"> 28 </w:t>
+      </w:r>
+      <w:r>
+        <w:rPr>
+          <w:b/>
+        </w:rPr>
+        <w:t>条</w:t>
+      </w:r>
+      <w:r>
+        <w:t>（逻辑回归门控为</w:t>
+      </w:r>
+      <w:r>
+        <w:t xml:space="preserve"> 1 </w:t>
+      </w:r>
+      <w:r>
+        <w:t>条）。两者都仍比</w:t>
+      </w:r>
+      <w:r>
+        <w:t xml:space="preserve"> 0.005 </w:t>
+      </w:r>
+      <w:r>
+        <w:t>边界小一个数量级，说明惰性来自专家本身，而不是风险模型的容量。</w:t>
+      </w:r>
+    </w:p>
+    <w:p>
+      <w:r>
         <w:t>门控搜索、逐行权重记录与专家多样性实验见补充材料</w:t>
       </w:r>
       <w:r>
@@ -15239,7 +15331,7 @@
           <w:noProof/>
         </w:rPr>
         <w:drawing>
-          <wp:inline distT="0" distB="0" distL="0" distR="0" wp14:anchorId="73800CE4" wp14:editId="127B8EC0">
+          <wp:inline distT="0" distB="0" distL="0" distR="0" wp14:anchorId="3381C1F9" wp14:editId="13FB334B">
             <wp:extent cx="5760720" cy="2362842"/>
             <wp:effectExtent l="0" t="0" r="0" b="0"/>
             <wp:docPr id="8" name="Picture 8"/>
@@ -15437,6 +15529,7 @@
         <w:rPr>
           <w:b/>
         </w:rPr>
+        <w:lastRenderedPageBreak/>
         <w:t>（</w:t>
       </w:r>
       <w:r>
@@ -15547,7 +15640,6 @@
         <w:rPr>
           <w:b/>
         </w:rPr>
-        <w:lastRenderedPageBreak/>
         <w:t>（</w:t>
       </w:r>
       <w:r>
@@ -15805,7 +15897,7 @@
           <w:noProof/>
         </w:rPr>
         <w:drawing>
-          <wp:inline distT="0" distB="0" distL="0" distR="0" wp14:anchorId="29202269" wp14:editId="50D4D4A2">
+          <wp:inline distT="0" distB="0" distL="0" distR="0" wp14:anchorId="26EB82D0" wp14:editId="340632BD">
             <wp:extent cx="5760720" cy="2544177"/>
             <wp:effectExtent l="0" t="0" r="0" b="0"/>
             <wp:docPr id="9" name="Picture 9"/>
@@ -16017,6 +16109,7 @@
         <w:rPr>
           <w:b/>
         </w:rPr>
+        <w:lastRenderedPageBreak/>
         <w:t>UNSW-NB15</w:t>
       </w:r>
       <w:r>
@@ -16151,7 +16244,6 @@
         <w:rPr>
           <w:b/>
         </w:rPr>
-        <w:lastRenderedPageBreak/>
         <w:t>文件级外推。</w:t>
       </w:r>
       <w:r>
@@ -16392,7 +16484,7 @@
           <w:noProof/>
         </w:rPr>
         <w:drawing>
-          <wp:inline distT="0" distB="0" distL="0" distR="0" wp14:anchorId="0FEE376D" wp14:editId="40D10BA4">
+          <wp:inline distT="0" distB="0" distL="0" distR="0" wp14:anchorId="6CD559F2" wp14:editId="4FE87839">
             <wp:extent cx="5760720" cy="2275394"/>
             <wp:effectExtent l="0" t="0" r="0" b="0"/>
             <wp:docPr id="10" name="Picture 10"/>
@@ -16659,7 +16751,11 @@
         <w:t xml:space="preserve"> 10b</w:t>
       </w:r>
       <w:r>
-        <w:t>）。正确的读法不是</w:t>
+        <w:t>）。</w:t>
+      </w:r>
+      <w:r>
+        <w:lastRenderedPageBreak/>
+        <w:t>正确的读法不是</w:t>
       </w:r>
       <w:r>
         <w:t>“</w:t>
@@ -16694,9 +16790,8 @@
         <w:rPr>
           <w:noProof/>
         </w:rPr>
-        <w:lastRenderedPageBreak/>
         <w:drawing>
-          <wp:inline distT="0" distB="0" distL="0" distR="0" wp14:anchorId="2EB87183" wp14:editId="74E78DBF">
+          <wp:inline distT="0" distB="0" distL="0" distR="0" wp14:anchorId="2458FE59" wp14:editId="0522556E">
             <wp:extent cx="5760720" cy="2547041"/>
             <wp:effectExtent l="0" t="0" r="0" b="0"/>
             <wp:docPr id="11" name="Picture 11"/>
@@ -17170,6 +17265,7 @@
         <w:rPr>
           <w:b/>
         </w:rPr>
+        <w:lastRenderedPageBreak/>
         <w:t>开放集。</w:t>
       </w:r>
       <w:r>
@@ -17251,11 +17347,7 @@
         <w:t>至</w:t>
       </w:r>
       <w:r>
-        <w:t xml:space="preserve"> </w:t>
-      </w:r>
-      <w:r>
-        <w:lastRenderedPageBreak/>
-        <w:t>0.374</w:t>
+        <w:t xml:space="preserve"> 0.374</w:t>
       </w:r>
       <w:r>
         <w:t>（区间覆盖三个已发布种子，以及未校准与温度缩放两种概率导出；逐种子数值见补充材料</w:t>
@@ -18363,7 +18455,11 @@
         <w:t>，极端随机树</w:t>
       </w:r>
       <w:r>
-        <w:t xml:space="preserve"> 0.696629</w:t>
+        <w:t xml:space="preserve"> </w:t>
+      </w:r>
+      <w:r>
+        <w:lastRenderedPageBreak/>
+        <w:t>0.696629</w:t>
       </w:r>
       <w:r>
         <w:t>，限深决策树</w:t>
@@ -18405,11 +18501,7 @@
         <w:t xml:space="preserve"> 0.9958——</w:t>
       </w:r>
       <w:r>
-        <w:t>这是全文最能说明</w:t>
-      </w:r>
-      <w:r>
-        <w:lastRenderedPageBreak/>
-        <w:t>「准确率在不平衡语料上会掩盖多少问题」的一处证据。该规模下代价不对称也最极端：</w:t>
+        <w:t>这是全文最能说明「准确率在不平衡语料上会掩盖多少问题」的一处证据。该规模下代价不对称也最极端：</w:t>
       </w:r>
       <w:r>
         <w:t xml:space="preserve">RCCF </w:t>
@@ -18741,6 +18833,184 @@
       </w:r>
       <w:r>
         <w:t>。</w:t>
+      </w:r>
+    </w:p>
+    <w:p>
+      <w:r>
+        <w:rPr>
+          <w:b/>
+        </w:rPr>
+        <w:t>特征预算敏感性。</w:t>
+      </w:r>
+      <w:r>
+        <w:t xml:space="preserve"> </w:t>
+      </w:r>
+      <w:r>
+        <w:t>操作点固定每视图</w:t>
+      </w:r>
+      <w:r>
+        <w:t xml:space="preserve"> k = 60</w:t>
+      </w:r>
+      <w:r>
+        <w:t>。在其它预算上重复同成员比较（三个种子，每个</w:t>
+      </w:r>
+      <w:r>
+        <w:t xml:space="preserve"> 7 986 </w:t>
+      </w:r>
+      <w:r>
+        <w:t>条测试行）可以定位门控开始起作用的位置：</w:t>
+      </w:r>
+      <w:r>
+        <w:t xml:space="preserve">k = 20 </w:t>
+      </w:r>
+      <w:r>
+        <w:t>时视图分化，门控增益</w:t>
+      </w:r>
+      <w:r>
+        <w:t xml:space="preserve"> </w:t>
+      </w:r>
+      <w:r>
+        <w:rPr>
+          <w:b/>
+        </w:rPr>
+        <w:t>+0.004288</w:t>
+      </w:r>
+      <w:r>
+        <w:t>、改判</w:t>
+      </w:r>
+      <w:r>
+        <w:t xml:space="preserve"> </w:t>
+      </w:r>
+      <w:r>
+        <w:rPr>
+          <w:b/>
+        </w:rPr>
+        <w:t xml:space="preserve">23 958 </w:t>
+      </w:r>
+      <w:r>
+        <w:rPr>
+          <w:b/>
+        </w:rPr>
+        <w:t>条中的</w:t>
+      </w:r>
+      <w:r>
+        <w:rPr>
+          <w:b/>
+        </w:rPr>
+        <w:t xml:space="preserve"> 40 </w:t>
+      </w:r>
+      <w:r>
+        <w:rPr>
+          <w:b/>
+        </w:rPr>
+        <w:t>条</w:t>
+      </w:r>
+      <w:r>
+        <w:t>，仍落在</w:t>
+      </w:r>
+      <w:r>
+        <w:t xml:space="preserve"> 0.005 </w:t>
+      </w:r>
+      <w:r>
+        <w:t>边界内；</w:t>
+      </w:r>
+      <w:r>
+        <w:t xml:space="preserve">k = 40 </w:t>
+      </w:r>
+      <w:r>
+        <w:t>与</w:t>
+      </w:r>
+      <w:r>
+        <w:t xml:space="preserve"> k = 80 </w:t>
+      </w:r>
+      <w:r>
+        <w:t>时在同样的</w:t>
+      </w:r>
+      <w:r>
+        <w:t xml:space="preserve"> 23 958 </w:t>
+      </w:r>
+      <w:r>
+        <w:t>条上改判</w:t>
+      </w:r>
+      <w:r>
+        <w:t xml:space="preserve"> </w:t>
+      </w:r>
+      <w:r>
+        <w:rPr>
+          <w:b/>
+        </w:rPr>
+        <w:t>恰好为</w:t>
+      </w:r>
+      <w:r>
+        <w:rPr>
+          <w:b/>
+        </w:rPr>
+        <w:t xml:space="preserve"> 0 </w:t>
+      </w:r>
+      <w:r>
+        <w:rPr>
+          <w:b/>
+        </w:rPr>
+        <w:t>条</w:t>
+      </w:r>
+      <w:r>
+        <w:t>。因此这一边界不是某一特征预算的产物：只有当视图足够分化时门控才会起作用，而它起作用时的幅度仍未超出本文使用的最小等价边界。</w:t>
+      </w:r>
+    </w:p>
+    <w:p>
+      <w:r>
+        <w:rPr>
+          <w:b/>
+        </w:rPr>
+        <w:t>平衡控制总体扩到十种子。</w:t>
+      </w:r>
+      <w:r>
+        <w:t xml:space="preserve"> </w:t>
+      </w:r>
+      <w:r>
+        <w:t>平衡控制此前只报告三个种子（表</w:t>
+      </w:r>
+      <w:r>
+        <w:t xml:space="preserve"> 4(b)</w:t>
+      </w:r>
+      <w:r>
+        <w:t>）；扩到同样的十个种子后</w:t>
+      </w:r>
+      <w:r>
+        <w:t xml:space="preserve"> Macro-F1 </w:t>
+      </w:r>
+      <w:r>
+        <w:t>为</w:t>
+      </w:r>
+      <w:r>
+        <w:t xml:space="preserve"> 0.962665 ± 0.001124</w:t>
+      </w:r>
+      <w:r>
+        <w:t>（范围</w:t>
+      </w:r>
+      <w:r>
+        <w:t xml:space="preserve"> 0.960487–0.964448</w:t>
+      </w:r>
+      <w:r>
+        <w:t>），三种子时为</w:t>
+      </w:r>
+      <w:r>
+        <w:t xml:space="preserve"> 0.961807</w:t>
+      </w:r>
+      <w:r>
+        <w:t>。类别先验效应因此从</w:t>
+      </w:r>
+      <w:r>
+        <w:t xml:space="preserve"> +0.0725 </w:t>
+      </w:r>
+      <w:r>
+        <w:t>移到</w:t>
+      </w:r>
+      <w:r>
+        <w:t xml:space="preserve"> +0.0734</w:t>
+      </w:r>
+      <w:r>
+        <w:t>，量级不变。</w:t>
       </w:r>
     </w:p>
     <w:p>
@@ -18805,6 +19075,7 @@
         <w:pStyle w:val="21"/>
       </w:pPr>
       <w:r>
+        <w:lastRenderedPageBreak/>
         <w:t xml:space="preserve">6.1 </w:t>
       </w:r>
       <w:r>
@@ -18958,11 +19229,7 @@
         <w:t>，而中位类别边距为</w:t>
       </w:r>
       <w:r>
-        <w:t xml:space="preserve"> </w:t>
-      </w:r>
-      <w:r>
-        <w:lastRenderedPageBreak/>
-        <w:t>1.0</w:t>
+        <w:t xml:space="preserve"> 1.0</w:t>
       </w:r>
       <w:r>
         <w:t>，比最大的概率移动还大约三个数量级。测量四给出了形式化判据：在事前上界下，</w:t>
@@ -19299,6 +19566,7 @@
         <w:rPr>
           <w:b/>
         </w:rPr>
+        <w:lastRenderedPageBreak/>
         <w:t>调参预算不对等</w:t>
       </w:r>
       <w:r>
@@ -19457,7 +19725,6 @@
         <w:rPr>
           <w:b/>
         </w:rPr>
-        <w:lastRenderedPageBreak/>
         <w:t>表</w:t>
       </w:r>
       <w:r>
@@ -20383,6 +20650,7 @@
         <w:rPr>
           <w:b/>
         </w:rPr>
+        <w:lastRenderedPageBreak/>
         <w:t>研究总体与目标总体的区分</w:t>
       </w:r>
       <w:r>
@@ -20524,20 +20792,303 @@
         <w:rPr>
           <w:b/>
         </w:rPr>
+        <w:t>多样性证据是相关性而非因果。</w:t>
+      </w:r>
+      <w:r>
+        <w:t xml:space="preserve"> </w:t>
+      </w:r>
+      <w:r>
+        <w:t>剂量</w:t>
+      </w:r>
+      <w:r>
+        <w:t>—</w:t>
+      </w:r>
+      <w:r>
+        <w:t>反应关系建立在十五个构造的专家配置上，且使用三折交叉拟合；它表明增益与专家分歧同向变化，而不是证明分歧本身单独导致增益。我们做过的唯一干预在模型侧：把门控的逻辑回归风险模型换成梯度提升树集成后，增益仍只有</w:t>
+      </w:r>
+      <w:r>
+        <w:t xml:space="preserve"> +0.000050</w:t>
+      </w:r>
+      <w:r>
+        <w:t>，远在边界之内（见</w:t>
+      </w:r>
+      <w:r>
+        <w:t xml:space="preserve"> 5.3 </w:t>
+      </w:r>
+      <w:r>
+        <w:t>节）。在数据侧构造真正互不相似的专家、同时不改变其它条件，这一干预仍未做。</w:t>
+      </w:r>
+    </w:p>
+    <w:p>
+      <w:r>
+        <w:rPr>
+          <w:b/>
+        </w:rPr>
+        <w:t>同成员对照只覆盖主总体。</w:t>
+      </w:r>
+      <w:r>
+        <w:t xml:space="preserve"> </w:t>
+      </w:r>
+      <w:r>
+        <w:t>完全相同的四个专家的等权融合只在</w:t>
+      </w:r>
+      <w:r>
+        <w:t xml:space="preserve"> 53 237 </w:t>
+      </w:r>
+      <w:r>
+        <w:t>条自然先验总体上运行；在</w:t>
+      </w:r>
+      <w:r>
+        <w:t xml:space="preserve"> 413 209 </w:t>
+      </w:r>
+      <w:r>
+        <w:t>条与</w:t>
+      </w:r>
+      <w:r>
+        <w:t xml:space="preserve"> 2 429 503 </w:t>
+      </w:r>
+      <w:r>
+        <w:t>条两个总体上，对照仍是单视图等权森林，因此那里的稀释分解依赖视图差算术，而不是实测的同成员融合。</w:t>
+      </w:r>
+    </w:p>
+    <w:p>
+      <w:r>
+        <w:rPr>
+          <w:b/>
+        </w:rPr>
+        <w:t>研究总体不等于生产流量。</w:t>
+      </w:r>
+      <w:r>
+        <w:t xml:space="preserve"> </w:t>
+      </w:r>
+      <w:r>
+        <w:t>自然先验总体经过全局去重、物理范围筛查与每类</w:t>
+      </w:r>
+      <w:r>
+        <w:t xml:space="preserve"> 20 000 </w:t>
+      </w:r>
+      <w:r>
+        <w:t>条截断，共</w:t>
+      </w:r>
+      <w:r>
+        <w:t xml:space="preserve"> 53 237 </w:t>
+      </w:r>
+      <w:r>
+        <w:t>条；平衡控制总体仅</w:t>
+      </w:r>
+      <w:r>
+        <w:t xml:space="preserve"> 3 365 </w:t>
+      </w:r>
+      <w:r>
+        <w:t>条。因此二者是审计流程的产物，而不是运行网络的样本；本文所有数值都限定在这两个总体之上。</w:t>
+      </w:r>
+    </w:p>
+    <w:p>
+      <w:r>
+        <w:rPr>
+          <w:b/>
+        </w:rPr>
+        <w:t>等价性依赖总体的构造方式。</w:t>
+      </w:r>
+      <w:r>
+        <w:t xml:space="preserve"> </w:t>
+      </w:r>
+      <w:r>
+        <w:t>它在</w:t>
+      </w:r>
+      <w:r>
+        <w:t xml:space="preserve"> 53 237 </w:t>
+      </w:r>
+      <w:r>
+        <w:t>条自然先验总体与</w:t>
+      </w:r>
+      <w:r>
+        <w:t xml:space="preserve"> 7.8 </w:t>
+      </w:r>
+      <w:r>
+        <w:t>倍扩大总体上成立，但在完全取消类别上限的</w:t>
+      </w:r>
+      <w:r>
+        <w:t xml:space="preserve"> 2 429 503 </w:t>
+      </w:r>
+      <w:r>
+        <w:t>条语料上转为小而稳定的劣势。因此「条件加权与等权投票不可区分」这一结论必须与所测总体一同引用，它不是与规模无关的性质。</w:t>
+      </w:r>
+    </w:p>
+    <w:p>
+      <w:r>
+        <w:rPr>
+          <w:b/>
+        </w:rPr>
+        <w:t>文件级实验不构成时间外推。</w:t>
+      </w:r>
+      <w:r>
+        <w:t xml:space="preserve"> CIC-IDS2017 </w:t>
+      </w:r>
+      <w:r>
+        <w:t>的不同文件覆盖的类别不同，无法构造类别完整的时间外测试协议。本文的文件级结果只能作为覆盖与风险分析，不能表述为</w:t>
+      </w:r>
+      <w:r>
+        <w:t>"</w:t>
+      </w:r>
+      <w:r>
+        <w:t>跨时间泛化</w:t>
+      </w:r>
+      <w:r>
+        <w:t>"</w:t>
+      </w:r>
+      <w:r>
+        <w:t>。</w:t>
+      </w:r>
+    </w:p>
+    <w:p>
+      <w:r>
+        <w:rPr>
+          <w:b/>
+        </w:rPr>
+        <w:t>外部数据集是独立基准，不是迁移实验。</w:t>
+      </w:r>
+      <w:r>
+        <w:t xml:space="preserve"> NSL-KDD</w:t>
+      </w:r>
+      <w:r>
+        <w:t>、</w:t>
+      </w:r>
+      <w:r>
+        <w:t xml:space="preserve">UNSW-NB15 </w:t>
+      </w:r>
+      <w:r>
+        <w:t>与</w:t>
+      </w:r>
+      <w:r>
+        <w:t xml:space="preserve"> CIC-IDS2017 </w:t>
+      </w:r>
+      <w:r>
+        <w:t>使用不同的标签体系，本文不做标签对齐，也不做跨数据集训练。三者分数不可合并或平均。</w:t>
+      </w:r>
+    </w:p>
+    <w:p>
+      <w:r>
+        <w:rPr>
+          <w:b/>
+        </w:rPr>
+        <w:t>延迟测量不覆盖端到端链路。</w:t>
+      </w:r>
+      <w:r>
+        <w:t xml:space="preserve"> </w:t>
+      </w:r>
+      <w:r>
+        <w:t>报告的毫秒数从数值特征矩阵开始计时，不含抓包、流重组、特征提取、告警输出与模型热更新。</w:t>
+      </w:r>
+    </w:p>
+    <w:p>
+      <w:r>
+        <w:rPr>
+          <w:b/>
+        </w:rPr>
+        <w:t>近重复只按精确形式剔除。</w:t>
+      </w:r>
+      <w:r>
+        <w:t xml:space="preserve"> </w:t>
+      </w:r>
+      <w:r>
+        <w:t>引言把「重复与近重复样本」列为公开数据集的危害之一，而审计只删除了完全相同的特征向量。把所有特征四舍五入到四位有效数字后做哈希，发现研究总体中另有</w:t>
+      </w:r>
+      <w:r>
+        <w:t xml:space="preserve"> 0.36% </w:t>
+      </w:r>
+      <w:r>
+        <w:t>的行在该</w:t>
+      </w:r>
+      <w:r>
         <w:lastRenderedPageBreak/>
-        <w:t>多样性证据是相关性而非因果。</w:t>
+        <w:t>分辨率下构成近重复组，其中</w:t>
+      </w:r>
+      <w:r>
+        <w:t xml:space="preserve"> 104 </w:t>
+      </w:r>
+      <w:r>
+        <w:t>行位于跨划分的近重复组内，其中</w:t>
+      </w:r>
+      <w:r>
+        <w:t xml:space="preserve"> 17 </w:t>
+      </w:r>
+      <w:r>
+        <w:t>条测试行（占测试集</w:t>
+      </w:r>
+      <w:r>
+        <w:t xml:space="preserve"> 0.21%</w:t>
+      </w:r>
+      <w:r>
+        <w:t>）与训练行共享同一个舍入后特征向量。剔除这些行后，三个模型的</w:t>
+      </w:r>
+      <w:r>
+        <w:t xml:space="preserve"> Macro-F1 </w:t>
+      </w:r>
+      <w:r>
+        <w:t>变化均不超过</w:t>
+      </w:r>
+      <w:r>
+        <w:t xml:space="preserve"> 0.00057</w:t>
+      </w:r>
+      <w:r>
+        <w:t>，因此该重叠不足以解释本文报告的差异；更粗分辨率的结果见补充材料。</w:t>
+      </w:r>
+    </w:p>
+    <w:p>
+      <w:r>
+        <w:rPr>
+          <w:b/>
+        </w:rPr>
+        <w:t>评测了四个数据集，但它们来自同一批采集计划的有限覆盖。</w:t>
       </w:r>
       <w:r>
         <w:t xml:space="preserve"> </w:t>
       </w:r>
       <w:r>
-        <w:t>剂量</w:t>
-      </w:r>
-      <w:r>
-        <w:t>—</w:t>
-      </w:r>
-      <w:r>
-        <w:t>反应关系建立在十五个构造的专家配置上，且使用三折交叉拟合；它表明增益与专家分歧同向变化，而不是证明分歧本身单独导致增益。我们没有做「固定分歧、只改变其余条件」的干预实验。</w:t>
+        <w:t>本文结论以</w:t>
+      </w:r>
+      <w:r>
+        <w:t xml:space="preserve"> CIC-IDS2017</w:t>
+      </w:r>
+      <w:r>
+        <w:t>（含截断总体与完整去重语料）、</w:t>
+      </w:r>
+      <w:r>
+        <w:t>NSL-KDD</w:t>
+      </w:r>
+      <w:r>
+        <w:t>、</w:t>
+      </w:r>
+      <w:r>
+        <w:t xml:space="preserve">UNSW-NB15 </w:t>
+      </w:r>
+      <w:r>
+        <w:t>与</w:t>
+      </w:r>
+      <w:r>
+        <w:t xml:space="preserve"> N-BaIoT </w:t>
+      </w:r>
+      <w:r>
+        <w:t>为条件。</w:t>
+      </w:r>
+      <w:r>
+        <w:t xml:space="preserve">N-BaIoT </w:t>
+      </w:r>
+      <w:r>
+        <w:t>对流量特征分类器已经饱和（所有模型</w:t>
+      </w:r>
+      <w:r>
+        <w:t xml:space="preserve"> Macro-F1 </w:t>
+      </w:r>
+      <w:r>
+        <w:t>均在</w:t>
+      </w:r>
+      <w:r>
+        <w:t xml:space="preserve"> 0.9998 </w:t>
+      </w:r>
+      <w:r>
+        <w:t>以上），它检验的是聚合环节的机制而非判别难度；两个外部数据集仍只是独立原生标签基准，不构成迁移实验。四个数据集都不代表生产流量，也都无法提供同一测试床上时间分离的留出集。</w:t>
       </w:r>
     </w:p>
     <w:p>
@@ -20545,31 +21096,13 @@
         <w:rPr>
           <w:b/>
         </w:rPr>
-        <w:t>同成员对照只覆盖主总体。</w:t>
+        <w:t>未评估对抗鲁棒性。</w:t>
       </w:r>
       <w:r>
         <w:t xml:space="preserve"> </w:t>
       </w:r>
       <w:r>
-        <w:t>完全相同的四个专家的等权融合只在</w:t>
-      </w:r>
-      <w:r>
-        <w:t xml:space="preserve"> 53 237 </w:t>
-      </w:r>
-      <w:r>
-        <w:t>条自然先验总体上运行；在</w:t>
-      </w:r>
-      <w:r>
-        <w:t xml:space="preserve"> 413 209 </w:t>
-      </w:r>
-      <w:r>
-        <w:t>条与</w:t>
-      </w:r>
-      <w:r>
-        <w:t xml:space="preserve"> 2 429 503 </w:t>
-      </w:r>
-      <w:r>
-        <w:t>条两个总体上，对照仍是单视图等权森林，因此那里的稀释分解依赖视图差算术，而不是实测的同成员融合。</w:t>
+        <w:t>本文只施加了随机扰动与特征屏蔽，没有构造规避攻击或基于梯度的攻击，报告的退化数字不构成对自适应对手的鲁棒性保证。</w:t>
       </w:r>
     </w:p>
     <w:p>
@@ -20577,31 +21110,75 @@
         <w:rPr>
           <w:b/>
         </w:rPr>
-        <w:t>研究总体不等于生产流量。</w:t>
+        <w:t>未知族支持量不均衡。</w:t>
+      </w:r>
+      <w:r>
+        <w:t xml:space="preserve"> PortScan </w:t>
+      </w:r>
+      <w:r>
+        <w:t>有</w:t>
+      </w:r>
+      <w:r>
+        <w:t xml:space="preserve"> 158 930 </w:t>
+      </w:r>
+      <w:r>
+        <w:t>条，而</w:t>
+      </w:r>
+      <w:r>
+        <w:t xml:space="preserve"> Infiltration </w:t>
+      </w:r>
+      <w:r>
+        <w:t>仅</w:t>
+      </w:r>
+      <w:r>
+        <w:t xml:space="preserve"> 36 </w:t>
+      </w:r>
+      <w:r>
+        <w:t>条、</w:t>
+      </w:r>
+      <w:r>
+        <w:t xml:space="preserve">Heartbleed </w:t>
+      </w:r>
+      <w:r>
+        <w:t>仅</w:t>
+      </w:r>
+      <w:r>
+        <w:t xml:space="preserve"> 11 </w:t>
+      </w:r>
+      <w:r>
+        <w:t>条。开放集指标对保留哪一族高度敏感，本文只报告分族结果，不给出合并结论；各家族组合的矩阵见补充材料</w:t>
+      </w:r>
+      <w:r>
+        <w:t xml:space="preserve"> S30</w:t>
+      </w:r>
+      <w:r>
+        <w:t>。</w:t>
+      </w:r>
+    </w:p>
+    <w:p>
+      <w:r>
+        <w:rPr>
+          <w:b/>
+        </w:rPr>
+        <w:t xml:space="preserve">Bootstrap </w:t>
+      </w:r>
+      <w:r>
+        <w:rPr>
+          <w:b/>
+        </w:rPr>
+        <w:t>区间的解释范围。</w:t>
       </w:r>
       <w:r>
         <w:t xml:space="preserve"> </w:t>
       </w:r>
       <w:r>
-        <w:t>自然先验总体经过全局去重、物理范围筛查与每类</w:t>
-      </w:r>
-      <w:r>
-        <w:t xml:space="preserve"> 20 000 </w:t>
-      </w:r>
-      <w:r>
-        <w:t>条截断，共</w:t>
-      </w:r>
-      <w:r>
-        <w:t xml:space="preserve"> 53 237 </w:t>
-      </w:r>
-      <w:r>
-        <w:t>条；平衡控制总体仅</w:t>
-      </w:r>
-      <w:r>
-        <w:t xml:space="preserve"> 3 365 </w:t>
-      </w:r>
-      <w:r>
-        <w:t>条。因此二者是审计流程的产物，而不是运行网络的样本；本文所有数值都限定在这两个总体之上。</w:t>
+        <w:t>配对</w:t>
+      </w:r>
+      <w:r>
+        <w:t xml:space="preserve"> Bootstrap </w:t>
+      </w:r>
+      <w:r>
+        <w:t>量化的是测试行重采样不确定性，不包含网络环境变化、时间漂移与流量构成变化带来的不确定性。</w:t>
       </w:r>
     </w:p>
     <w:p>
@@ -20609,301 +21186,6 @@
         <w:rPr>
           <w:b/>
         </w:rPr>
-        <w:t>等价性依赖总体的构造方式。</w:t>
-      </w:r>
-      <w:r>
-        <w:t xml:space="preserve"> </w:t>
-      </w:r>
-      <w:r>
-        <w:t>它在</w:t>
-      </w:r>
-      <w:r>
-        <w:t xml:space="preserve"> 53 237 </w:t>
-      </w:r>
-      <w:r>
-        <w:t>条自然先验总体与</w:t>
-      </w:r>
-      <w:r>
-        <w:t xml:space="preserve"> 7.8 </w:t>
-      </w:r>
-      <w:r>
-        <w:t>倍扩大总体上成立，但在完全取消类别上限的</w:t>
-      </w:r>
-      <w:r>
-        <w:t xml:space="preserve"> 2 429 503 </w:t>
-      </w:r>
-      <w:r>
-        <w:t>条语料上转为小而稳定的劣势。因此「条件加权与等权投票不可区分」这一结论必须与所测总体一同引用，它不是与规模无关的性质。</w:t>
-      </w:r>
-    </w:p>
-    <w:p>
-      <w:r>
-        <w:rPr>
-          <w:b/>
-        </w:rPr>
-        <w:t>文件级实验不构成时间外推。</w:t>
-      </w:r>
-      <w:r>
-        <w:t xml:space="preserve"> CIC-IDS2017 </w:t>
-      </w:r>
-      <w:r>
-        <w:t>的不同文件覆盖的类别不同，无法构造类别完整的时间外测试协议。本文的文件级结果只能作为覆盖与风险分析，不能表述为</w:t>
-      </w:r>
-      <w:r>
-        <w:t>"</w:t>
-      </w:r>
-      <w:r>
-        <w:t>跨时间泛化</w:t>
-      </w:r>
-      <w:r>
-        <w:t>"</w:t>
-      </w:r>
-      <w:r>
-        <w:t>。</w:t>
-      </w:r>
-    </w:p>
-    <w:p>
-      <w:r>
-        <w:rPr>
-          <w:b/>
-        </w:rPr>
-        <w:t>外部数据集是独立基准，不是迁移实验。</w:t>
-      </w:r>
-      <w:r>
-        <w:t xml:space="preserve"> NSL-KDD</w:t>
-      </w:r>
-      <w:r>
-        <w:t>、</w:t>
-      </w:r>
-      <w:r>
-        <w:t xml:space="preserve">UNSW-NB15 </w:t>
-      </w:r>
-      <w:r>
-        <w:t>与</w:t>
-      </w:r>
-      <w:r>
-        <w:t xml:space="preserve"> CIC-IDS2017 </w:t>
-      </w:r>
-      <w:r>
-        <w:t>使用不同的标签体系，本文不做标签对齐，也不做跨数据集训练。三者分数不可合并或平均。</w:t>
-      </w:r>
-    </w:p>
-    <w:p>
-      <w:r>
-        <w:rPr>
-          <w:b/>
-        </w:rPr>
-        <w:t>延迟测量不覆盖端到端链路。</w:t>
-      </w:r>
-      <w:r>
-        <w:t xml:space="preserve"> </w:t>
-      </w:r>
-      <w:r>
-        <w:t>报告的毫秒数从数值特征矩阵开始计时，不含抓包、流重组、特征提取、告警输出与模型热更新。</w:t>
-      </w:r>
-    </w:p>
-    <w:p>
-      <w:r>
-        <w:rPr>
-          <w:b/>
-        </w:rPr>
-        <w:t>近重复只按精确形式剔除。</w:t>
-      </w:r>
-      <w:r>
-        <w:t xml:space="preserve"> </w:t>
-      </w:r>
-      <w:r>
-        <w:t>引言把「重复与近重复样本」列为公开数据集的危害之一，而审计只删除了完全相同的特征向量。把所有特征四舍五入到四位有效数字后做哈希，发现研究总体中另有</w:t>
-      </w:r>
-      <w:r>
-        <w:t xml:space="preserve"> 0.36% </w:t>
-      </w:r>
-      <w:r>
-        <w:t>的行在该分辨率下构成近重复组，其中</w:t>
-      </w:r>
-      <w:r>
-        <w:t xml:space="preserve"> 104 </w:t>
-      </w:r>
-      <w:r>
-        <w:t>行位于跨划分的近重复组内，其中</w:t>
-      </w:r>
-      <w:r>
-        <w:t xml:space="preserve"> 17 </w:t>
-      </w:r>
-      <w:r>
-        <w:t>条测试行（占测试集</w:t>
-      </w:r>
-      <w:r>
-        <w:t xml:space="preserve"> 0.21%</w:t>
-      </w:r>
-      <w:r>
-        <w:t>）与训练行共享同一个舍入后特征向量。剔除这些行后，三个模型的</w:t>
-      </w:r>
-      <w:r>
-        <w:t xml:space="preserve"> Macro-F1 </w:t>
-      </w:r>
-      <w:r>
-        <w:t>变化均不超过</w:t>
-      </w:r>
-      <w:r>
-        <w:t xml:space="preserve"> 0.00057</w:t>
-      </w:r>
-      <w:r>
-        <w:t>，因此该重叠不足以解释本文报告的差异；更粗分辨率的结果见补充材料。</w:t>
-      </w:r>
-    </w:p>
-    <w:p>
-      <w:r>
-        <w:rPr>
-          <w:b/>
-        </w:rPr>
-        <w:t>评测了四个数据集，但它们来自同一批采集计划的有限覆盖。</w:t>
-      </w:r>
-      <w:r>
-        <w:t xml:space="preserve"> </w:t>
-      </w:r>
-      <w:r>
-        <w:t>本文结论以</w:t>
-      </w:r>
-      <w:r>
-        <w:t xml:space="preserve"> CIC-IDS2017</w:t>
-      </w:r>
-      <w:r>
-        <w:t>（含截断总体与完整去重语料）、</w:t>
-      </w:r>
-      <w:r>
-        <w:t>NSL-KDD</w:t>
-      </w:r>
-      <w:r>
-        <w:t>、</w:t>
-      </w:r>
-      <w:r>
-        <w:t xml:space="preserve">UNSW-NB15 </w:t>
-      </w:r>
-      <w:r>
-        <w:t>与</w:t>
-      </w:r>
-      <w:r>
-        <w:t xml:space="preserve"> N-BaIoT </w:t>
-      </w:r>
-      <w:r>
-        <w:t>为条件。</w:t>
-      </w:r>
-      <w:r>
-        <w:t xml:space="preserve">N-BaIoT </w:t>
-      </w:r>
-      <w:r>
-        <w:t>对流量特征分类器已经饱和（所有模型</w:t>
-      </w:r>
-      <w:r>
-        <w:t xml:space="preserve"> Macro-F1 </w:t>
-      </w:r>
-      <w:r>
-        <w:t>均在</w:t>
-      </w:r>
-      <w:r>
-        <w:t xml:space="preserve"> 0.9998 </w:t>
-      </w:r>
-      <w:r>
-        <w:t>以上），它检验的是聚合环节的机制而非判别难度；两个外部数据集仍只是独立原生标签基准，不构成迁移实验。四个数据集都不代表生产流量，也都无法提供同一测试床上时间分离的留出集。</w:t>
-      </w:r>
-    </w:p>
-    <w:p>
-      <w:r>
-        <w:rPr>
-          <w:b/>
-        </w:rPr>
-        <w:t>未评估对抗鲁棒性。</w:t>
-      </w:r>
-      <w:r>
-        <w:t xml:space="preserve"> </w:t>
-      </w:r>
-      <w:r>
-        <w:t>本文只施加了随机扰动与特征屏蔽，没有构造规避攻击或基于梯度的攻击，报告的退化数字不构成对自适应对手的鲁棒性保证。</w:t>
-      </w:r>
-    </w:p>
-    <w:p>
-      <w:r>
-        <w:rPr>
-          <w:b/>
-        </w:rPr>
-        <w:t>未知族支持量不均衡。</w:t>
-      </w:r>
-      <w:r>
-        <w:t xml:space="preserve"> PortScan </w:t>
-      </w:r>
-      <w:r>
-        <w:t>有</w:t>
-      </w:r>
-      <w:r>
-        <w:t xml:space="preserve"> 158 930 </w:t>
-      </w:r>
-      <w:r>
-        <w:t>条，而</w:t>
-      </w:r>
-      <w:r>
-        <w:t xml:space="preserve"> Infiltration </w:t>
-      </w:r>
-      <w:r>
-        <w:t>仅</w:t>
-      </w:r>
-      <w:r>
-        <w:t xml:space="preserve"> 36 </w:t>
-      </w:r>
-      <w:r>
-        <w:t>条、</w:t>
-      </w:r>
-      <w:r>
-        <w:t xml:space="preserve">Heartbleed </w:t>
-      </w:r>
-      <w:r>
-        <w:t>仅</w:t>
-      </w:r>
-      <w:r>
-        <w:t xml:space="preserve"> 11 </w:t>
-      </w:r>
-      <w:r>
-        <w:t>条。开放集指标对保留哪一族高度敏感，本文只报告分族结果，不给出合并结论；各家族组合的矩阵见补充材料</w:t>
-      </w:r>
-      <w:r>
-        <w:t xml:space="preserve"> S30</w:t>
-      </w:r>
-      <w:r>
-        <w:t>。</w:t>
-      </w:r>
-    </w:p>
-    <w:p>
-      <w:r>
-        <w:rPr>
-          <w:b/>
-        </w:rPr>
-        <w:t xml:space="preserve">Bootstrap </w:t>
-      </w:r>
-      <w:r>
-        <w:rPr>
-          <w:b/>
-        </w:rPr>
-        <w:t>区间的解释范围。</w:t>
-      </w:r>
-      <w:r>
-        <w:t xml:space="preserve"> </w:t>
-      </w:r>
-      <w:r>
-        <w:t>配对</w:t>
-      </w:r>
-      <w:r>
-        <w:t xml:space="preserve"> Bootstrap </w:t>
-      </w:r>
-      <w:r>
-        <w:t>量化的是测试行重采样不确定性，不包含网络环境变化、时间漂移与流量构成变化带来的不确定性。</w:t>
-      </w:r>
-    </w:p>
-    <w:p>
-      <w:r>
-        <w:rPr>
-          <w:b/>
-        </w:rPr>
-        <w:lastRenderedPageBreak/>
         <w:t>单一硬件与单一实现。</w:t>
       </w:r>
       <w:r>
@@ -21226,7 +21508,11 @@
         <w:t>Pearson r = 0.749</w:t>
       </w:r>
       <w:r>
-        <w:t>）。因此条件加权的失效不是实现或调参问题，而是过滤式多视图专家彼此过于相似这一数据侧约束的直接后果。</w:t>
+        <w:t>）。因此条件加权的失效不是实现或调参问题，而是</w:t>
+      </w:r>
+      <w:r>
+        <w:lastRenderedPageBreak/>
+        <w:t>过滤式多视图专家彼此过于相似这一数据侧约束的直接后果。</w:t>
       </w:r>
       <w:r>
         <w:t xml:space="preserve"> </w:t>
@@ -21322,7 +21608,6 @@
         <w:pStyle w:val="1"/>
       </w:pPr>
       <w:r>
-        <w:lastRenderedPageBreak/>
         <w:t>数据与代码可用性</w:t>
       </w:r>
     </w:p>
@@ -21454,6 +21739,7 @@
         <w:pStyle w:val="1"/>
       </w:pPr>
       <w:r>
+        <w:lastRenderedPageBreak/>
         <w:t>参考文献</w:t>
       </w:r>
     </w:p>
@@ -21639,7 +21925,6 @@
         </w:numPr>
       </w:pPr>
       <w:r>
-        <w:lastRenderedPageBreak/>
         <w:t>Dietterich T G. Ensemble methods in machine learning. MCS 2000: 1-15. DOI:10.1007/3-540-45014-9_1.</w:t>
       </w:r>
     </w:p>
@@ -21808,6 +22093,7 @@
         </w:numPr>
       </w:pPr>
       <w:r>
+        <w:lastRenderedPageBreak/>
         <w:t>Liu L, Engelen G, Timmerman J, et al. Error prevalence in NIDS datasets: A case study on CIC-IDS-2017 and CSE-CIC-IDS-2018. IEEE CNS 2022. DOI:10.1109/CNS56114.2022.9947235.</w:t>
       </w:r>
     </w:p>
@@ -21922,7 +22208,6 @@
         </w:numPr>
       </w:pPr>
       <w:r>
-        <w:lastRenderedPageBreak/>
         <w:t>Guo C, Pleiss G, Sun Y, Weinberger K Q. On calibration of modern neural networks. ICML 2017: 1321-1330. [</w:t>
       </w:r>
       <w:r>
@@ -22172,6 +22457,7 @@
         </w:numPr>
       </w:pPr>
       <w:r>
+        <w:lastRenderedPageBreak/>
         <w:t>Han S, Kim Y, Lee S. Improvement of the classification performance of an intrusion detection model for rare and unknown attack traffic. Electronics, 2021, 10(18): 2268. DOI:10.3390/electronics10182268.</w:t>
       </w:r>
     </w:p>
@@ -22322,7 +22608,6 @@
               <w:rPr>
                 <w:sz w:val="16"/>
               </w:rPr>
-              <w:lastRenderedPageBreak/>
               <w:t>S01</w:t>
             </w:r>
           </w:p>
@@ -23505,6 +23790,7 @@
               <w:rPr>
                 <w:sz w:val="16"/>
               </w:rPr>
+              <w:lastRenderedPageBreak/>
               <w:t>S28</w:t>
             </w:r>
           </w:p>
@@ -23886,76 +24172,76 @@
       </w:rPr>
     </w:lvl>
   </w:abstractNum>
-  <w:num w:numId="1" w16cid:durableId="74711937">
+  <w:num w:numId="1" w16cid:durableId="1890680044">
     <w:abstractNumId w:val="8"/>
   </w:num>
-  <w:num w:numId="2" w16cid:durableId="75903136">
+  <w:num w:numId="2" w16cid:durableId="629481059">
     <w:abstractNumId w:val="6"/>
   </w:num>
-  <w:num w:numId="3" w16cid:durableId="1837914820">
+  <w:num w:numId="3" w16cid:durableId="1309359126">
     <w:abstractNumId w:val="5"/>
   </w:num>
-  <w:num w:numId="4" w16cid:durableId="1426416950">
+  <w:num w:numId="4" w16cid:durableId="474295432">
     <w:abstractNumId w:val="4"/>
   </w:num>
-  <w:num w:numId="5" w16cid:durableId="519976757">
+  <w:num w:numId="5" w16cid:durableId="894126911">
     <w:abstractNumId w:val="7"/>
   </w:num>
-  <w:num w:numId="6" w16cid:durableId="405226319">
+  <w:num w:numId="6" w16cid:durableId="1589078919">
     <w:abstractNumId w:val="3"/>
   </w:num>
-  <w:num w:numId="7" w16cid:durableId="970943602">
+  <w:num w:numId="7" w16cid:durableId="1855146420">
     <w:abstractNumId w:val="2"/>
   </w:num>
-  <w:num w:numId="8" w16cid:durableId="1457874557">
+  <w:num w:numId="8" w16cid:durableId="1212569179">
     <w:abstractNumId w:val="1"/>
   </w:num>
-  <w:num w:numId="9" w16cid:durableId="280890859">
+  <w:num w:numId="9" w16cid:durableId="1607468526">
     <w:abstractNumId w:val="0"/>
   </w:num>
-  <w:num w:numId="10" w16cid:durableId="1314524107">
+  <w:num w:numId="10" w16cid:durableId="693271515">
     <w:abstractNumId w:val="7"/>
     <w:lvlOverride w:ilvl="0">
       <w:startOverride w:val="1"/>
     </w:lvlOverride>
   </w:num>
-  <w:num w:numId="11" w16cid:durableId="1659070982">
+  <w:num w:numId="11" w16cid:durableId="889339271">
     <w:abstractNumId w:val="7"/>
     <w:lvlOverride w:ilvl="0">
       <w:startOverride w:val="1"/>
     </w:lvlOverride>
   </w:num>
-  <w:num w:numId="12" w16cid:durableId="842167615">
+  <w:num w:numId="12" w16cid:durableId="196158747">
     <w:abstractNumId w:val="7"/>
     <w:lvlOverride w:ilvl="0">
       <w:startOverride w:val="1"/>
     </w:lvlOverride>
   </w:num>
-  <w:num w:numId="13" w16cid:durableId="601231009">
+  <w:num w:numId="13" w16cid:durableId="806047026">
     <w:abstractNumId w:val="7"/>
     <w:lvlOverride w:ilvl="0">
       <w:startOverride w:val="1"/>
     </w:lvlOverride>
   </w:num>
-  <w:num w:numId="14" w16cid:durableId="1849712461">
+  <w:num w:numId="14" w16cid:durableId="289475395">
     <w:abstractNumId w:val="7"/>
     <w:lvlOverride w:ilvl="0">
       <w:startOverride w:val="1"/>
     </w:lvlOverride>
   </w:num>
-  <w:num w:numId="15" w16cid:durableId="369041148">
+  <w:num w:numId="15" w16cid:durableId="127866303">
     <w:abstractNumId w:val="7"/>
     <w:lvlOverride w:ilvl="0">
       <w:startOverride w:val="1"/>
     </w:lvlOverride>
   </w:num>
-  <w:num w:numId="16" w16cid:durableId="817378602">
+  <w:num w:numId="16" w16cid:durableId="1054500020">
     <w:abstractNumId w:val="7"/>
     <w:lvlOverride w:ilvl="0">
       <w:startOverride w:val="1"/>
     </w:lvlOverride>
   </w:num>
-  <w:num w:numId="17" w16cid:durableId="1917663506">
+  <w:num w:numId="17" w16cid:durableId="1081026195">
     <w:abstractNumId w:val="7"/>
     <w:lvlOverride w:ilvl="0">
       <w:startOverride w:val="1"/>

--- a/重构版论文_v4_20260915/中文SCI论文_v4_重构版.docx
+++ b/重构版论文_v4_20260915/中文SCI论文_v4_重构版.docx
@@ -114,7 +114,25 @@
         <w:t xml:space="preserve"> 1 </w:t>
       </w:r>
       <w:r>
-        <w:t>条。四个专家在测试集上无任何预测分歧，权重归一化熵为</w:t>
+        <w:t>条。四个专家在测试集上有</w:t>
+      </w:r>
+      <w:r>
+        <w:t xml:space="preserve"> 0.15%–0.66% </w:t>
+      </w:r>
+      <w:r>
+        <w:t>的行存在分歧，但门控与等权投票在</w:t>
+      </w:r>
+      <w:r>
+        <w:t xml:space="preserve"> 79 860 </w:t>
+      </w:r>
+      <w:r>
+        <w:t>条预测中只有</w:t>
+      </w:r>
+      <w:r>
+        <w:t xml:space="preserve"> 1 </w:t>
+      </w:r>
+      <w:r>
+        <w:t>条不同；权重归一化熵为</w:t>
       </w:r>
       <w:r>
         <w:t xml:space="preserve"> 0.99998</w:t>
@@ -237,10 +255,10 @@
         <w:t>S22</w:t>
       </w:r>
       <w:r>
-        <w:t>），没有代价敏感优势。本文贡献一套泄漏受控协议、一组可辨识性边界，以及一张把协议效应与聚合规则差异分开量化的地图；证据不支持算法优越性或生产</w:t>
-      </w:r>
-      <w:r>
-        <w:t>可用性的主张。</w:t>
+        <w:t>），没有代价敏感优势。本文贡献一套泄漏受控协议、一组可</w:t>
+      </w:r>
+      <w:r>
+        <w:t>辨识性边界，以及一张把协议效应与聚合规则差异分开量化的地图；证据不支持算法优越性或生产可用性的主张。</w:t>
       </w:r>
     </w:p>
     <w:p>
@@ -2153,7 +2171,7 @@
           <w:noProof/>
         </w:rPr>
         <w:drawing>
-          <wp:inline distT="0" distB="0" distL="0" distR="0" wp14:anchorId="1A28C2EC" wp14:editId="28CAA331">
+          <wp:inline distT="0" distB="0" distL="0" distR="0" wp14:anchorId="797A981D" wp14:editId="6F2A8798">
             <wp:extent cx="5760720" cy="2730962"/>
             <wp:effectExtent l="0" t="0" r="0" b="0"/>
             <wp:docPr id="1" name="Picture 1"/>
@@ -4433,7 +4451,7 @@
         </w:rPr>
         <w:lastRenderedPageBreak/>
         <w:drawing>
-          <wp:inline distT="0" distB="0" distL="0" distR="0" wp14:anchorId="00E355E9" wp14:editId="2C638D95">
+          <wp:inline distT="0" distB="0" distL="0" distR="0" wp14:anchorId="4DA0C42F" wp14:editId="2B93238E">
             <wp:extent cx="5760720" cy="2750378"/>
             <wp:effectExtent l="0" t="0" r="0" b="0"/>
             <wp:docPr id="2" name="Picture 2"/>
@@ -6252,7 +6270,7 @@
         </w:rPr>
         <w:lastRenderedPageBreak/>
         <w:drawing>
-          <wp:inline distT="0" distB="0" distL="0" distR="0" wp14:anchorId="023B60FB" wp14:editId="3B041F9D">
+          <wp:inline distT="0" distB="0" distL="0" distR="0" wp14:anchorId="46C7C851" wp14:editId="795C9B12">
             <wp:extent cx="5760720" cy="3482709"/>
             <wp:effectExtent l="0" t="0" r="0" b="0"/>
             <wp:docPr id="3" name="Picture 3"/>
@@ -11731,7 +11749,7 @@
         </w:rPr>
         <w:lastRenderedPageBreak/>
         <w:drawing>
-          <wp:inline distT="0" distB="0" distL="0" distR="0" wp14:anchorId="283DA27E" wp14:editId="5F8F8367">
+          <wp:inline distT="0" distB="0" distL="0" distR="0" wp14:anchorId="70B604F6" wp14:editId="11E9424A">
             <wp:extent cx="5760720" cy="2547798"/>
             <wp:effectExtent l="0" t="0" r="0" b="0"/>
             <wp:docPr id="4" name="Picture 4"/>
@@ -13540,7 +13558,7 @@
         </w:rPr>
         <w:lastRenderedPageBreak/>
         <w:drawing>
-          <wp:inline distT="0" distB="0" distL="0" distR="0" wp14:anchorId="1FB0F923" wp14:editId="63526AB6">
+          <wp:inline distT="0" distB="0" distL="0" distR="0" wp14:anchorId="3CA0BA2B" wp14:editId="7D12E0AE">
             <wp:extent cx="5760720" cy="2108444"/>
             <wp:effectExtent l="0" t="0" r="0" b="0"/>
             <wp:docPr id="5" name="Picture 5"/>
@@ -13963,7 +13981,7 @@
           <w:noProof/>
         </w:rPr>
         <w:drawing>
-          <wp:inline distT="0" distB="0" distL="0" distR="0" wp14:anchorId="6BD4AE64" wp14:editId="59333035">
+          <wp:inline distT="0" distB="0" distL="0" distR="0" wp14:anchorId="584263FA" wp14:editId="060255E6">
             <wp:extent cx="5760720" cy="2331249"/>
             <wp:effectExtent l="0" t="0" r="0" b="0"/>
             <wp:docPr id="6" name="Picture 6"/>
@@ -15104,7 +15122,7 @@
         </w:rPr>
         <w:lastRenderedPageBreak/>
         <w:drawing>
-          <wp:inline distT="0" distB="0" distL="0" distR="0" wp14:anchorId="1BCD4117" wp14:editId="2C46CF0C">
+          <wp:inline distT="0" distB="0" distL="0" distR="0" wp14:anchorId="22A6177F" wp14:editId="58E02CCA">
             <wp:extent cx="5760720" cy="2266878"/>
             <wp:effectExtent l="0" t="0" r="0" b="0"/>
             <wp:docPr id="7" name="Picture 7"/>
@@ -15279,6 +15297,95 @@
     </w:p>
     <w:p>
       <w:r>
+        <w:rPr>
+          <w:b/>
+        </w:rPr>
+        <w:t>测量八：专家之间的真实分歧有多大。</w:t>
+      </w:r>
+      <w:r>
+        <w:t xml:space="preserve"> </w:t>
+      </w:r>
+      <w:r>
+        <w:t>在主总体的测试集上，四个视图并不完全相同：十个种子下两两分歧覆盖</w:t>
+      </w:r>
+      <w:r>
+        <w:t xml:space="preserve"> </w:t>
+      </w:r>
+      <w:r>
+        <w:rPr>
+          <w:b/>
+        </w:rPr>
+        <w:t>0.15%–0.66%</w:t>
+      </w:r>
+      <w:r>
+        <w:t xml:space="preserve"> </w:t>
+      </w:r>
+      <w:r>
+        <w:t>的行（每对</w:t>
+      </w:r>
+      <w:r>
+        <w:t xml:space="preserve"> 12 </w:t>
+      </w:r>
+      <w:r>
+        <w:t>至</w:t>
+      </w:r>
+      <w:r>
+        <w:t xml:space="preserve"> 53 </w:t>
+      </w:r>
+      <w:r>
+        <w:t>条，均值</w:t>
+      </w:r>
+      <w:r>
+        <w:t xml:space="preserve"> </w:t>
+      </w:r>
+      <w:r>
+        <w:rPr>
+          <w:b/>
+        </w:rPr>
+        <w:t>0.370%</w:t>
+      </w:r>
+      <w:r>
+        <w:t>）。完全相同的是</w:t>
+      </w:r>
+      <w:r>
+        <w:rPr>
+          <w:b/>
+        </w:rPr>
+        <w:t>带标签的输出</w:t>
+      </w:r>
+      <w:r>
+        <w:t>——</w:t>
+      </w:r>
+      <w:r>
+        <w:t>门控与等权投票在</w:t>
+      </w:r>
+      <w:r>
+        <w:t xml:space="preserve"> 79 860 </w:t>
+      </w:r>
+      <w:r>
+        <w:t>条预测中只有</w:t>
+      </w:r>
+      <w:r>
+        <w:t xml:space="preserve"> 1 </w:t>
+      </w:r>
+      <w:r>
+        <w:t>条不同</w:t>
+      </w:r>
+      <w:r>
+        <w:t>——</w:t>
+      </w:r>
+      <w:r>
+        <w:t>因此分歧确实存在，只是远离决策边界，这正是命题</w:t>
+      </w:r>
+      <w:r>
+        <w:t xml:space="preserve"> 2 </w:t>
+      </w:r>
+      <w:r>
+        <w:t>所断言的情形。</w:t>
+      </w:r>
+    </w:p>
+    <w:p>
+      <w:r>
         <w:t>门控搜索、逐行权重记录与专家多样性实验见补充材料</w:t>
       </w:r>
       <w:r>
@@ -15331,7 +15438,7 @@
           <w:noProof/>
         </w:rPr>
         <w:drawing>
-          <wp:inline distT="0" distB="0" distL="0" distR="0" wp14:anchorId="3381C1F9" wp14:editId="13FB334B">
+          <wp:inline distT="0" distB="0" distL="0" distR="0" wp14:anchorId="2B23306E" wp14:editId="0005A6C9">
             <wp:extent cx="5760720" cy="2362842"/>
             <wp:effectExtent l="0" t="0" r="0" b="0"/>
             <wp:docPr id="8" name="Picture 8"/>
@@ -15401,6 +15508,7 @@
         <w:rPr>
           <w:b/>
         </w:rPr>
+        <w:lastRenderedPageBreak/>
         <w:t>（</w:t>
       </w:r>
       <w:r>
@@ -15529,7 +15637,6 @@
         <w:rPr>
           <w:b/>
         </w:rPr>
-        <w:lastRenderedPageBreak/>
         <w:t>（</w:t>
       </w:r>
       <w:r>
@@ -15897,7 +16004,7 @@
           <w:noProof/>
         </w:rPr>
         <w:drawing>
-          <wp:inline distT="0" distB="0" distL="0" distR="0" wp14:anchorId="26EB82D0" wp14:editId="340632BD">
+          <wp:inline distT="0" distB="0" distL="0" distR="0" wp14:anchorId="73DC10AF" wp14:editId="5C78F519">
             <wp:extent cx="5760720" cy="2544177"/>
             <wp:effectExtent l="0" t="0" r="0" b="0"/>
             <wp:docPr id="9" name="Picture 9"/>
@@ -15975,6 +16082,7 @@
         <w:rPr>
           <w:b/>
         </w:rPr>
+        <w:lastRenderedPageBreak/>
         <w:t>NSL-KDD</w:t>
       </w:r>
       <w:r>
@@ -16109,7 +16217,6 @@
         <w:rPr>
           <w:b/>
         </w:rPr>
-        <w:lastRenderedPageBreak/>
         <w:t>UNSW-NB15</w:t>
       </w:r>
       <w:r>
@@ -16484,7 +16591,7 @@
           <w:noProof/>
         </w:rPr>
         <w:drawing>
-          <wp:inline distT="0" distB="0" distL="0" distR="0" wp14:anchorId="6CD559F2" wp14:editId="4FE87839">
+          <wp:inline distT="0" distB="0" distL="0" distR="0" wp14:anchorId="275F9A86" wp14:editId="19B7C360">
             <wp:extent cx="5760720" cy="2275394"/>
             <wp:effectExtent l="0" t="0" r="0" b="0"/>
             <wp:docPr id="10" name="Picture 10"/>
@@ -16661,6 +16768,7 @@
         <w:rPr>
           <w:b/>
         </w:rPr>
+        <w:lastRenderedPageBreak/>
         <w:t>鲁棒性。</w:t>
       </w:r>
       <w:r>
@@ -16751,11 +16859,7 @@
         <w:t xml:space="preserve"> 10b</w:t>
       </w:r>
       <w:r>
-        <w:t>）。</w:t>
-      </w:r>
-      <w:r>
-        <w:lastRenderedPageBreak/>
-        <w:t>正确的读法不是</w:t>
+        <w:t>）。正确的读法不是</w:t>
       </w:r>
       <w:r>
         <w:t>“</w:t>
@@ -16791,7 +16895,7 @@
           <w:noProof/>
         </w:rPr>
         <w:drawing>
-          <wp:inline distT="0" distB="0" distL="0" distR="0" wp14:anchorId="2458FE59" wp14:editId="0522556E">
+          <wp:inline distT="0" distB="0" distL="0" distR="0" wp14:anchorId="39CEF24C" wp14:editId="53321ED5">
             <wp:extent cx="5760720" cy="2547041"/>
             <wp:effectExtent l="0" t="0" r="0" b="0"/>
             <wp:docPr id="11" name="Picture 11"/>
@@ -17197,6 +17301,7 @@
         <w:t xml:space="preserve"> </w:t>
       </w:r>
       <w:r>
+        <w:lastRenderedPageBreak/>
         <w:t>为</w:t>
       </w:r>
       <w:r>
@@ -17265,7 +17370,6 @@
         <w:rPr>
           <w:b/>
         </w:rPr>
-        <w:lastRenderedPageBreak/>
         <w:t>开放集。</w:t>
       </w:r>
       <w:r>
@@ -18401,7 +18505,11 @@
         <w:t>区间</w:t>
       </w:r>
       <w:r>
-        <w:t xml:space="preserve"> [-0.007179, -0.003886]</w:t>
+        <w:t xml:space="preserve"> [-0.007179, -</w:t>
+      </w:r>
+      <w:r>
+        <w:lastRenderedPageBreak/>
+        <w:t>0.003886]</w:t>
       </w:r>
       <w:r>
         <w:t>），该区间完全位于零以下，因此结论不再是截断总体上的等价，而是一处小而可测的劣势：条件加权在</w:t>
@@ -18455,366 +18563,374 @@
         <w:t>，极端随机树</w:t>
       </w:r>
       <w:r>
+        <w:t xml:space="preserve"> 0.696629</w:t>
+      </w:r>
+      <w:r>
+        <w:t>，限深决策树</w:t>
+      </w:r>
+      <w:r>
+        <w:t xml:space="preserve"> 0.595653</w:t>
+      </w:r>
+      <w:r>
+        <w:t>；</w:t>
+      </w:r>
+      <w:r>
+        <w:t>X</w:t>
+      </w:r>
+      <w:r>
+        <w:t xml:space="preserve">GBoost </w:t>
+      </w:r>
+      <w:r>
+        <w:t>相对等权卡方森林的模型族差距（</w:t>
+      </w:r>
+      <w:r>
+        <w:t>0.041</w:t>
+      </w:r>
+      <w:r>
+        <w:t>）超过本研究测得的除类别先验以外的全部协议效应。而准确率上</w:t>
+      </w:r>
+      <w:r>
+        <w:t xml:space="preserve"> XGBoost </w:t>
+      </w:r>
+      <w:r>
+        <w:t>为</w:t>
+      </w:r>
+      <w:r>
+        <w:t xml:space="preserve"> 0.9993</w:t>
+      </w:r>
+      <w:r>
+        <w:t>、等权森林为</w:t>
+      </w:r>
+      <w:r>
+        <w:t xml:space="preserve"> 0.9958——</w:t>
+      </w:r>
+      <w:r>
+        <w:t>这是全文最能说明「准确率在不平衡语料上会掩盖多少问题」的一处证据。该规模下代价不对称也最极端：</w:t>
+      </w:r>
+      <w:r>
+        <w:t xml:space="preserve">RCCF </w:t>
+      </w:r>
+      <w:r>
+        <w:t>每个种子训练</w:t>
+      </w:r>
+      <w:r>
+        <w:t xml:space="preserve"> 14936 </w:t>
+      </w:r>
+      <w:r>
+        <w:t>秒，等权森林仅需</w:t>
+      </w:r>
+      <w:r>
+        <w:t xml:space="preserve"> 85 </w:t>
+      </w:r>
+      <w:r>
+        <w:t>秒（</w:t>
+      </w:r>
+      <w:r>
+        <w:t xml:space="preserve">175 </w:t>
+      </w:r>
+      <w:r>
+        <w:t>倍），而质量差为</w:t>
+      </w:r>
+      <w:r>
+        <w:t xml:space="preserve"> -0.005533</w:t>
+      </w:r>
+      <w:r>
+        <w:t>。</w:t>
+      </w:r>
+    </w:p>
+    <w:p>
+      <w:r>
+        <w:rPr>
+          <w:b/>
+        </w:rPr>
+        <w:t>不同领域的第四个数据集。</w:t>
+      </w:r>
+      <w:r>
+        <w:t xml:space="preserve"> N-BaIoT </w:t>
+      </w:r>
+      <w:r>
+        <w:t>记录了九种消费级物联网设备上的正常流量与</w:t>
+      </w:r>
+      <w:r>
+        <w:t xml:space="preserve"> Mirai/Gafgyt </w:t>
+      </w:r>
+      <w:r>
+        <w:t>僵尸网络流量，含</w:t>
+      </w:r>
+      <w:r>
+        <w:t xml:space="preserve"> 115 </w:t>
+      </w:r>
+      <w:r>
+        <w:t>维流统计特征</w:t>
+      </w:r>
+      <w:r>
+        <w:t xml:space="preserve"> [17,18]</w:t>
+      </w:r>
+      <w:r>
+        <w:t>。去重剔除了</w:t>
+      </w:r>
+      <w:r>
+        <w:t xml:space="preserve"> 7 062 606 </w:t>
+      </w:r>
+      <w:r>
+        <w:t>行中的</w:t>
+      </w:r>
+      <w:r>
+        <w:t xml:space="preserve"> 4 784 430 </w:t>
+      </w:r>
+      <w:r>
+        <w:t>行（</w:t>
+      </w:r>
+      <w:r>
+        <w:t>67.8%</w:t>
+      </w:r>
+      <w:r>
+        <w:t>），重复比例高于本研究的其他任何数据集，最终得到</w:t>
+      </w:r>
+      <w:r>
+        <w:t xml:space="preserve"> 180 000 </w:t>
+      </w:r>
+      <w:r>
+        <w:t>条、三分类的基准（每类</w:t>
+      </w:r>
+      <w:r>
+        <w:t xml:space="preserve"> 60 000</w:t>
+      </w:r>
+      <w:r>
+        <w:t>；训练</w:t>
+      </w:r>
+      <w:r>
+        <w:t xml:space="preserve"> 126 000 / </w:t>
+      </w:r>
+      <w:r>
+        <w:t>验证</w:t>
+      </w:r>
+      <w:r>
+        <w:t xml:space="preserve"> 27 000 / </w:t>
+      </w:r>
+      <w:r>
+        <w:t>测试</w:t>
+      </w:r>
+      <w:r>
+        <w:t xml:space="preserve"> 27 000</w:t>
+      </w:r>
+      <w:r>
+        <w:t>）。所有模型的</w:t>
+      </w:r>
+      <w:r>
+        <w:t xml:space="preserve"> Macro-F1 </w:t>
+      </w:r>
+      <w:r>
+        <w:t>都在</w:t>
+      </w:r>
+      <w:r>
+        <w:t xml:space="preserve"> 0.99983 </w:t>
+      </w:r>
+      <w:r>
+        <w:t>以上：</w:t>
+      </w:r>
+      <w:r>
+        <w:t xml:space="preserve">RCCF </w:t>
+      </w:r>
+      <w:r>
+        <w:t>与等权卡方森林在机器精度上完全一致（平均差</w:t>
+      </w:r>
+      <w:r>
+        <w:t xml:space="preserve"> −3.7e-17</w:t>
+      </w:r>
+      <w:r>
+        <w:t>，</w:t>
+      </w:r>
+      <w:r>
+        <w:t xml:space="preserve">27 000 </w:t>
+      </w:r>
+      <w:r>
+        <w:t>条测试样本中分歧</w:t>
+      </w:r>
+      <w:r>
+        <w:t xml:space="preserve"> 0 </w:t>
+      </w:r>
+      <w:r>
+        <w:t>至</w:t>
+      </w:r>
+      <w:r>
+        <w:t xml:space="preserve"> 2 </w:t>
+      </w:r>
+      <w:r>
+        <w:t>条）。该基准对流量特征分类器已经饱和，而这正是命题</w:t>
+      </w:r>
+      <w:r>
+        <w:t xml:space="preserve"> 1 </w:t>
+      </w:r>
+      <w:r>
+        <w:t>预言</w:t>
+      </w:r>
+      <w:r>
+        <w:t>"</w:t>
+      </w:r>
+      <w:r>
+        <w:t>任何加权都无法起作用</w:t>
+      </w:r>
+      <w:r>
+        <w:t>"</w:t>
+      </w:r>
+      <w:r>
+        <w:t>的情形：它在新领域确认了机制的惰性，但并未检验判别难度。</w:t>
+      </w:r>
+    </w:p>
+    <w:p>
+      <w:r>
+        <w:t>三组实验从两侧界定了结论，而且这个界定比单纯的确认更严格：等价性在总体扩大</w:t>
+      </w:r>
+      <w:r>
+        <w:t xml:space="preserve"> 7.8 </w:t>
+      </w:r>
+      <w:r>
+        <w:t>倍后仍成立，因此不是</w:t>
+      </w:r>
+      <w:r>
+        <w:t xml:space="preserve"> 53 237 </w:t>
+      </w:r>
+      <w:r>
+        <w:t>条截断造成的；但它在完全取消类别上限的全语料上失效，差异转为小而稳定的劣势（</w:t>
+      </w:r>
+      <w:r>
+        <w:t xml:space="preserve">0.005 </w:t>
+      </w:r>
+      <w:r>
+        <w:t>边界不等价、</w:t>
+      </w:r>
+      <w:r>
+        <w:t xml:space="preserve">0.01 </w:t>
+      </w:r>
+      <w:r>
+        <w:t>边界等价）。</w:t>
+      </w:r>
+      <w:r>
+        <w:rPr>
+          <w:b/>
+        </w:rPr>
+        <w:t>这个差异来自稀释，而不是加权，而且同一个算式在三个总体上都成立。</w:t>
+      </w:r>
+      <w:r>
         <w:t xml:space="preserve"> </w:t>
       </w:r>
       <w:r>
-        <w:lastRenderedPageBreak/>
-        <w:t>0.696629</w:t>
-      </w:r>
-      <w:r>
-        <w:t>，限深决策树</w:t>
-      </w:r>
-      <w:r>
-        <w:t xml:space="preserve"> 0.595653</w:t>
-      </w:r>
-      <w:r>
-        <w:t>；</w:t>
-      </w:r>
-      <w:r>
-        <w:t>X</w:t>
-      </w:r>
-      <w:r>
-        <w:t xml:space="preserve">GBoost </w:t>
-      </w:r>
-      <w:r>
-        <w:t>相对等权卡方森林的模型族差距（</w:t>
-      </w:r>
-      <w:r>
-        <w:t>0.041</w:t>
-      </w:r>
-      <w:r>
-        <w:t>）超过本研究测得的除类别先验以外的全部协议效应。而准确率上</w:t>
-      </w:r>
-      <w:r>
-        <w:t xml:space="preserve"> XGBoost </w:t>
+        <w:t>在全语料上，四个特征视图不再可以互相替代：全特征森林的</w:t>
+      </w:r>
+      <w:r>
+        <w:t xml:space="preserve"> Macro-F1 </w:t>
       </w:r>
       <w:r>
         <w:t>为</w:t>
       </w:r>
       <w:r>
-        <w:t xml:space="preserve"> 0.9993</w:t>
-      </w:r>
-      <w:r>
-        <w:t>、等权森林为</w:t>
-      </w:r>
-      <w:r>
-        <w:t xml:space="preserve"> 0.9958——</w:t>
-      </w:r>
-      <w:r>
-        <w:t>这是全文最能说明「准确率在不平衡语料上会掩盖多少问题」的一处证据。该规模下代价不对称也最极端：</w:t>
-      </w:r>
-      <w:r>
-        <w:t xml:space="preserve">RCCF </w:t>
-      </w:r>
-      <w:r>
-        <w:t>每个种子训练</w:t>
-      </w:r>
-      <w:r>
-        <w:t xml:space="preserve"> 14936 </w:t>
-      </w:r>
-      <w:r>
-        <w:t>秒，等权森林仅需</w:t>
-      </w:r>
-      <w:r>
-        <w:t xml:space="preserve"> 85 </w:t>
-      </w:r>
-      <w:r>
-        <w:t>秒（</w:t>
-      </w:r>
-      <w:r>
-        <w:t xml:space="preserve">175 </w:t>
-      </w:r>
-      <w:r>
-        <w:t>倍），而质量差为</w:t>
-      </w:r>
-      <w:r>
-        <w:t xml:space="preserve"> -0.005533</w:t>
-      </w:r>
-      <w:r>
-        <w:t>。</w:t>
-      </w:r>
-    </w:p>
-    <w:p>
-      <w:r>
-        <w:rPr>
-          <w:b/>
-        </w:rPr>
-        <w:t>不同领域的第四个数据集。</w:t>
-      </w:r>
-      <w:r>
-        <w:t xml:space="preserve"> N-BaIoT </w:t>
-      </w:r>
-      <w:r>
-        <w:t>记录了九种消费级物联网设备上的正常流量与</w:t>
-      </w:r>
-      <w:r>
-        <w:t xml:space="preserve"> Mirai/Gafgyt </w:t>
-      </w:r>
-      <w:r>
-        <w:t>僵尸网络流量，含</w:t>
-      </w:r>
-      <w:r>
-        <w:t xml:space="preserve"> 115 </w:t>
-      </w:r>
-      <w:r>
-        <w:t>维流统计特征</w:t>
-      </w:r>
-      <w:r>
-        <w:t xml:space="preserve"> [17,18]</w:t>
-      </w:r>
-      <w:r>
-        <w:t>。去重剔除了</w:t>
-      </w:r>
-      <w:r>
-        <w:t xml:space="preserve"> 7 062 606 </w:t>
-      </w:r>
-      <w:r>
-        <w:t>行中的</w:t>
-      </w:r>
-      <w:r>
-        <w:t xml:space="preserve"> 4 784 430 </w:t>
-      </w:r>
-      <w:r>
-        <w:t>行（</w:t>
-      </w:r>
-      <w:r>
-        <w:t>67.8%</w:t>
-      </w:r>
-      <w:r>
-        <w:t>），重复比例高于本研究的其他任何数据集，最终得到</w:t>
-      </w:r>
-      <w:r>
-        <w:t xml:space="preserve"> 180 000 </w:t>
-      </w:r>
-      <w:r>
-        <w:t>条、三分类的基准（每类</w:t>
-      </w:r>
-      <w:r>
-        <w:t xml:space="preserve"> 60 000</w:t>
-      </w:r>
-      <w:r>
-        <w:t>；训练</w:t>
-      </w:r>
-      <w:r>
-        <w:t xml:space="preserve"> 126 000 / </w:t>
-      </w:r>
-      <w:r>
-        <w:t>验证</w:t>
-      </w:r>
-      <w:r>
-        <w:t xml:space="preserve"> 27 000 / </w:t>
-      </w:r>
-      <w:r>
-        <w:t>测试</w:t>
-      </w:r>
-      <w:r>
-        <w:t xml:space="preserve"> 27 000</w:t>
-      </w:r>
-      <w:r>
-        <w:t>）。所有模型的</w:t>
-      </w:r>
-      <w:r>
-        <w:t xml:space="preserve"> Macro-F1 </w:t>
-      </w:r>
-      <w:r>
-        <w:t>都在</w:t>
-      </w:r>
-      <w:r>
-        <w:t xml:space="preserve"> 0.99983 </w:t>
-      </w:r>
-      <w:r>
-        <w:t>以上：</w:t>
-      </w:r>
-      <w:r>
-        <w:t xml:space="preserve">RCCF </w:t>
-      </w:r>
-      <w:r>
-        <w:t>与等权卡方森林在机器精度上完全一致（平均差</w:t>
-      </w:r>
-      <w:r>
-        <w:t xml:space="preserve"> −3.7e-17</w:t>
-      </w:r>
-      <w:r>
-        <w:t>，</w:t>
-      </w:r>
-      <w:r>
-        <w:t xml:space="preserve">27 000 </w:t>
-      </w:r>
-      <w:r>
-        <w:t>条测试样本中分歧</w:t>
-      </w:r>
-      <w:r>
-        <w:t xml:space="preserve"> 0 </w:t>
-      </w:r>
-      <w:r>
-        <w:t>至</w:t>
-      </w:r>
-      <w:r>
-        <w:t xml:space="preserve"> 2 </w:t>
-      </w:r>
-      <w:r>
-        <w:t>条）。该基准对流量特征分类器已经饱和，而这正是命题</w:t>
+        <w:t xml:space="preserve"> 0.738143</w:t>
+      </w:r>
+      <w:r>
+        <w:t>，卡方森林为</w:t>
+      </w:r>
+      <w:r>
+        <w:t xml:space="preserve"> 0.759540</w:t>
+      </w:r>
+      <w:r>
+        <w:t>，差距</w:t>
+      </w:r>
+      <w:r>
+        <w:t xml:space="preserve"> 0.021397</w:t>
+      </w:r>
+      <w:r>
+        <w:t>；把这样一个较弱的专家放进四路平均，代价为该差距的四分之一，即</w:t>
+      </w:r>
+      <w:r>
+        <w:t xml:space="preserve"> 0.005349</w:t>
+      </w:r>
+      <w:r>
+        <w:t>，与实测的</w:t>
+      </w:r>
+      <w:r>
+        <w:t xml:space="preserve"> −0.005533 </w:t>
+      </w:r>
+      <w:r>
+        <w:t>相差不到</w:t>
+      </w:r>
+      <w:r>
+        <w:t xml:space="preserve"> 4%</w:t>
+      </w:r>
+      <w:r>
+        <w:t>。同一算式也适用于</w:t>
+      </w:r>
+      <w:r>
+        <w:t xml:space="preserve"> 413 209 </w:t>
+      </w:r>
+      <w:r>
+        <w:t>条总体（视图差距</w:t>
+      </w:r>
+      <w:r>
+        <w:t xml:space="preserve"> 0.004249</w:t>
+      </w:r>
+      <w:r>
+        <w:t>，预测</w:t>
+      </w:r>
+      <w:r>
+        <w:t xml:space="preserve"> 0.001062</w:t>
+      </w:r>
+      <w:r>
+        <w:t>，实测</w:t>
+      </w:r>
+      <w:r>
+        <w:t xml:space="preserve"> −0.001137</w:t>
+      </w:r>
+      <w:r>
+        <w:t>）与主总体（差距</w:t>
+      </w:r>
+      <w:r>
+        <w:t xml:space="preserve"> 0.002068</w:t>
+      </w:r>
+      <w:r>
+        <w:t>，预测</w:t>
+      </w:r>
+      <w:r>
+        <w:t xml:space="preserve"> 0.000517</w:t>
+      </w:r>
+      <w:r>
+        <w:t>，实测</w:t>
+      </w:r>
+      <w:r>
+        <w:t xml:space="preserve"> −0.000456</w:t>
+      </w:r>
+      <w:r>
+        <w:t>）。在总体规模跨越</w:t>
+      </w:r>
+      <w:r>
+        <w:t xml:space="preserve"> 46 </w:t>
+      </w:r>
+      <w:r>
+        <w:t>倍的范围内，预测与实测的偏差都不超过</w:t>
+      </w:r>
+      <w:r>
+        <w:t xml:space="preserve"> 14%</w:t>
+      </w:r>
+      <w:r>
+        <w:t>。因此随规模变化的不是聚合规则</w:t>
+      </w:r>
+      <w:r>
+        <w:t xml:space="preserve">——5.3 </w:t>
+      </w:r>
+      <w:r>
+        <w:t>节已表明权重在</w:t>
+      </w:r>
+      <w:r>
+        <w:t xml:space="preserve"> 79 860 </w:t>
+      </w:r>
+      <w:r>
+        <w:t>条预测中只改变</w:t>
       </w:r>
       <w:r>
         <w:t xml:space="preserve"> 1 </w:t>
       </w:r>
       <w:r>
-        <w:t>预言</w:t>
-      </w:r>
-      <w:r>
-        <w:t>"</w:t>
-      </w:r>
-      <w:r>
-        <w:t>任何加权都无法起作用</w:t>
-      </w:r>
-      <w:r>
-        <w:t>"</w:t>
-      </w:r>
-      <w:r>
-        <w:t>的情形：它在新领域确认了机制的惰性，但并未检验判别难度。</w:t>
-      </w:r>
-    </w:p>
-    <w:p>
-      <w:r>
-        <w:t>三组实验从两侧界定了结论，而且这个界定比单纯的确认更严格：等价性在总体扩大</w:t>
-      </w:r>
-      <w:r>
-        <w:t xml:space="preserve"> 7.8 </w:t>
-      </w:r>
-      <w:r>
-        <w:t>倍后仍成立，因此不是</w:t>
-      </w:r>
-      <w:r>
-        <w:t xml:space="preserve"> 53 237 </w:t>
-      </w:r>
-      <w:r>
-        <w:t>条截断造成的；但它在完全取消类别上限的全语料上失效，差异转为小而稳定的劣势（</w:t>
-      </w:r>
-      <w:r>
-        <w:t xml:space="preserve">0.005 </w:t>
-      </w:r>
-      <w:r>
-        <w:t>边界不等价、</w:t>
-      </w:r>
-      <w:r>
-        <w:t xml:space="preserve">0.01 </w:t>
-      </w:r>
-      <w:r>
-        <w:t>边界等价）。</w:t>
-      </w:r>
-      <w:r>
-        <w:rPr>
-          <w:b/>
-        </w:rPr>
-        <w:t>这个差异来自稀释，而不是加权，而且同一个算式在三个总体上都成立。</w:t>
-      </w:r>
-      <w:r>
-        <w:t xml:space="preserve"> </w:t>
-      </w:r>
-      <w:r>
-        <w:t>在全语料上，四个特征视图不再可以互相替代：全特征森林的</w:t>
-      </w:r>
-      <w:r>
-        <w:t xml:space="preserve"> Macro-F1 </w:t>
-      </w:r>
-      <w:r>
-        <w:t>为</w:t>
-      </w:r>
-      <w:r>
-        <w:t xml:space="preserve"> 0.738143</w:t>
-      </w:r>
-      <w:r>
-        <w:t>，卡方森林为</w:t>
-      </w:r>
-      <w:r>
-        <w:t xml:space="preserve"> 0.759540</w:t>
-      </w:r>
-      <w:r>
-        <w:t>，差距</w:t>
-      </w:r>
-      <w:r>
-        <w:t xml:space="preserve"> 0.021397</w:t>
-      </w:r>
-      <w:r>
-        <w:t>；把这样一个较弱的专家放进四路平均，代价为该差距的四分之一，即</w:t>
-      </w:r>
-      <w:r>
-        <w:t xml:space="preserve"> 0.005349</w:t>
-      </w:r>
-      <w:r>
-        <w:t>，与实测的</w:t>
-      </w:r>
-      <w:r>
-        <w:t xml:space="preserve"> −0.005533 </w:t>
-      </w:r>
-      <w:r>
-        <w:t>相差不到</w:t>
-      </w:r>
-      <w:r>
-        <w:t xml:space="preserve"> 4%</w:t>
-      </w:r>
-      <w:r>
-        <w:t>。同一算式也适用于</w:t>
-      </w:r>
-      <w:r>
-        <w:t xml:space="preserve"> 413 209 </w:t>
-      </w:r>
-      <w:r>
-        <w:t>条总体（视图差距</w:t>
-      </w:r>
-      <w:r>
-        <w:t xml:space="preserve"> 0.004249</w:t>
-      </w:r>
-      <w:r>
-        <w:t>，预测</w:t>
-      </w:r>
-      <w:r>
-        <w:t xml:space="preserve"> 0.001062</w:t>
-      </w:r>
-      <w:r>
-        <w:t>，实测</w:t>
-      </w:r>
-      <w:r>
-        <w:t xml:space="preserve"> −0.001137</w:t>
-      </w:r>
-      <w:r>
-        <w:t>）与主总体（差距</w:t>
-      </w:r>
-      <w:r>
-        <w:t xml:space="preserve"> 0.002068</w:t>
-      </w:r>
-      <w:r>
-        <w:t>，预测</w:t>
-      </w:r>
-      <w:r>
-        <w:t xml:space="preserve"> 0.000517</w:t>
-      </w:r>
-      <w:r>
-        <w:t>，实测</w:t>
-      </w:r>
-      <w:r>
-        <w:t xml:space="preserve"> −0.000456</w:t>
-      </w:r>
-      <w:r>
-        <w:t>）。在总体规模跨越</w:t>
-      </w:r>
-      <w:r>
-        <w:t xml:space="preserve"> 46 </w:t>
-      </w:r>
-      <w:r>
-        <w:t>倍的范围内，预测与实测的偏差都不超过</w:t>
-      </w:r>
-      <w:r>
-        <w:t xml:space="preserve"> 14%</w:t>
-      </w:r>
-      <w:r>
-        <w:t>。因此随规模变化的不是聚合规则</w:t>
-      </w:r>
-      <w:r>
-        <w:t xml:space="preserve">——5.3 </w:t>
-      </w:r>
-      <w:r>
-        <w:t>节已表明权重从不改变任何一条预测</w:t>
+        <w:t>条</w:t>
       </w:r>
       <w:r>
         <w:t>——</w:t>
@@ -19029,6 +19145,7 @@
         <w:pStyle w:val="1"/>
       </w:pPr>
       <w:r>
+        <w:lastRenderedPageBreak/>
         <w:t xml:space="preserve">6 </w:t>
       </w:r>
       <w:r>
@@ -19075,7 +19192,6 @@
         <w:pStyle w:val="21"/>
       </w:pPr>
       <w:r>
-        <w:lastRenderedPageBreak/>
         <w:t xml:space="preserve">6.1 </w:t>
       </w:r>
       <w:r>
@@ -19482,6 +19598,7 @@
         <w:rPr>
           <w:b/>
         </w:rPr>
+        <w:lastRenderedPageBreak/>
         <w:t>划分噪声</w:t>
       </w:r>
       <w:r>
@@ -19566,7 +19683,6 @@
         <w:rPr>
           <w:b/>
         </w:rPr>
-        <w:lastRenderedPageBreak/>
         <w:t>调参预算不对等</w:t>
       </w:r>
       <w:r>
@@ -20614,6 +20730,7 @@
         <w:rPr>
           <w:b/>
         </w:rPr>
+        <w:lastRenderedPageBreak/>
         <w:t>去重位置与冲突处理规则</w:t>
       </w:r>
       <w:r>
@@ -20650,7 +20767,6 @@
         <w:rPr>
           <w:b/>
         </w:rPr>
-        <w:lastRenderedPageBreak/>
         <w:t>研究总体与目标总体的区分</w:t>
       </w:r>
       <w:r>
@@ -20972,6 +21088,7 @@
         <w:rPr>
           <w:b/>
         </w:rPr>
+        <w:lastRenderedPageBreak/>
         <w:t>延迟测量不覆盖端到端链路。</w:t>
       </w:r>
       <w:r>
@@ -20998,11 +21115,7 @@
         <w:t xml:space="preserve"> 0.36% </w:t>
       </w:r>
       <w:r>
-        <w:t>的行在该</w:t>
-      </w:r>
-      <w:r>
-        <w:lastRenderedPageBreak/>
-        <w:t>分辨率下构成近重复组，其中</w:t>
+        <w:t>的行在该分辨率下构成近重复组，其中</w:t>
       </w:r>
       <w:r>
         <w:t xml:space="preserve"> 104 </w:t>
@@ -21318,7 +21431,25 @@
         <w:t xml:space="preserve"> 0.01 </w:t>
       </w:r>
       <w:r>
-        <w:t>的等价边界之内。四个专家在测试集上没有任何一条预测分歧，归一化权重熵为</w:t>
+        <w:t>的等价边界之内。四个专家在测试集上有</w:t>
+      </w:r>
+      <w:r>
+        <w:t xml:space="preserve"> 0.15%–0.66% </w:t>
+      </w:r>
+      <w:r>
+        <w:t>的行存在分歧，而门控与等权投票在</w:t>
+      </w:r>
+      <w:r>
+        <w:t xml:space="preserve"> 79 860 </w:t>
+      </w:r>
+      <w:r>
+        <w:t>条预测中只有</w:t>
+      </w:r>
+      <w:r>
+        <w:t xml:space="preserve"> 1 </w:t>
+      </w:r>
+      <w:r>
+        <w:t>条不同；归一化权重熵为</w:t>
       </w:r>
       <w:r>
         <w:t xml:space="preserve"> 0.99998</w:t>
@@ -21378,7 +21509,10 @@
         <w:t xml:space="preserve"> −0.005533 </w:t>
       </w:r>
       <w:r>
-        <w:t>的稳定劣势（十种子方向一致，</w:t>
+        <w:t>的稳定劣势（十种子</w:t>
+      </w:r>
+      <w:r>
+        <w:t>方向一致，</w:t>
       </w:r>
       <w:r>
         <w:t xml:space="preserve">0.01 </w:t>
@@ -21404,6 +21538,7 @@
         <w:rPr>
           <w:b/>
         </w:rPr>
+        <w:lastRenderedPageBreak/>
         <w:t>对第一条结论的限定。</w:t>
       </w:r>
       <w:r>
@@ -21416,7 +21551,19 @@
         <w:t xml:space="preserve">——5.3 </w:t>
       </w:r>
       <w:r>
-        <w:t>节已表明权重从不改变任何一条预测</w:t>
+        <w:t>节已表明权重在</w:t>
+      </w:r>
+      <w:r>
+        <w:t xml:space="preserve"> 79 860 </w:t>
+      </w:r>
+      <w:r>
+        <w:t>条预测中只改变</w:t>
+      </w:r>
+      <w:r>
+        <w:t xml:space="preserve"> 1 </w:t>
+      </w:r>
+      <w:r>
+        <w:t>条</w:t>
       </w:r>
       <w:r>
         <w:t>——</w:t>
@@ -21508,11 +21655,7 @@
         <w:t>Pearson r = 0.749</w:t>
       </w:r>
       <w:r>
-        <w:t>）。因此条件加权的失效不是实现或调参问题，而是</w:t>
-      </w:r>
-      <w:r>
-        <w:lastRenderedPageBreak/>
-        <w:t>过滤式多视图专家彼此过于相似这一数据侧约束的直接后果。</w:t>
+        <w:t>）。因此条件加权的失效不是实现或调参问题，而是过滤式多视图专家彼此过于相似这一数据侧约束的直接后果。</w:t>
       </w:r>
       <w:r>
         <w:t xml:space="preserve"> </w:t>
@@ -21708,6 +21851,7 @@
         <w:pStyle w:val="1"/>
       </w:pPr>
       <w:r>
+        <w:lastRenderedPageBreak/>
         <w:t>作者贡献声明（</w:t>
       </w:r>
       <w:r>
@@ -21739,7 +21883,6 @@
         <w:pStyle w:val="1"/>
       </w:pPr>
       <w:r>
-        <w:lastRenderedPageBreak/>
         <w:t>参考文献</w:t>
       </w:r>
     </w:p>
@@ -22057,6 +22200,7 @@
         </w:numPr>
       </w:pPr>
       <w:r>
+        <w:lastRenderedPageBreak/>
         <w:t>UCI Machine Learning Repository. Detection of IoT botnet attacks N-BaIoT [dataset]. 2018. DOI:10.24432/C5RC8J.</w:t>
       </w:r>
     </w:p>
@@ -22093,7 +22237,6 @@
         </w:numPr>
       </w:pPr>
       <w:r>
-        <w:lastRenderedPageBreak/>
         <w:t>Liu L, Engelen G, Timmerman J, et al. Error prevalence in NIDS datasets: A case study on CIC-IDS-2017 and CSE-CIC-IDS-2018. IEEE CNS 2022. DOI:10.1109/CNS56114.2022.9947235.</w:t>
       </w:r>
     </w:p>
@@ -22400,6 +22543,7 @@
         </w:numPr>
       </w:pPr>
       <w:r>
+        <w:lastRenderedPageBreak/>
         <w:t>Holm S. A simple sequentially rejective multiple test procedure. Scandinavian Journal of Statistics, 1979, 6(2): 65-70. [</w:t>
       </w:r>
       <w:r>
@@ -22457,7 +22601,6 @@
         </w:numPr>
       </w:pPr>
       <w:r>
-        <w:lastRenderedPageBreak/>
         <w:t>Han S, Kim Y, Lee S. Improvement of the classification performance of an intrusion detection model for rare and unknown attack traffic. Electronics, 2021, 10(18): 2268. DOI:10.3390/electronics10182268.</w:t>
       </w:r>
     </w:p>
@@ -23492,6 +23635,7 @@
               <w:rPr>
                 <w:sz w:val="16"/>
               </w:rPr>
+              <w:lastRenderedPageBreak/>
               <w:t>S21</w:t>
             </w:r>
           </w:p>
@@ -23790,7 +23934,6 @@
               <w:rPr>
                 <w:sz w:val="16"/>
               </w:rPr>
-              <w:lastRenderedPageBreak/>
               <w:t>S28</w:t>
             </w:r>
           </w:p>
@@ -24172,76 +24315,76 @@
       </w:rPr>
     </w:lvl>
   </w:abstractNum>
-  <w:num w:numId="1" w16cid:durableId="1890680044">
+  <w:num w:numId="1" w16cid:durableId="861938829">
     <w:abstractNumId w:val="8"/>
   </w:num>
-  <w:num w:numId="2" w16cid:durableId="629481059">
+  <w:num w:numId="2" w16cid:durableId="1799378149">
     <w:abstractNumId w:val="6"/>
   </w:num>
-  <w:num w:numId="3" w16cid:durableId="1309359126">
+  <w:num w:numId="3" w16cid:durableId="2083524359">
     <w:abstractNumId w:val="5"/>
   </w:num>
-  <w:num w:numId="4" w16cid:durableId="474295432">
+  <w:num w:numId="4" w16cid:durableId="1061825396">
     <w:abstractNumId w:val="4"/>
   </w:num>
-  <w:num w:numId="5" w16cid:durableId="894126911">
+  <w:num w:numId="5" w16cid:durableId="1693726414">
     <w:abstractNumId w:val="7"/>
   </w:num>
-  <w:num w:numId="6" w16cid:durableId="1589078919">
+  <w:num w:numId="6" w16cid:durableId="1399665502">
     <w:abstractNumId w:val="3"/>
   </w:num>
-  <w:num w:numId="7" w16cid:durableId="1855146420">
+  <w:num w:numId="7" w16cid:durableId="486434515">
     <w:abstractNumId w:val="2"/>
   </w:num>
-  <w:num w:numId="8" w16cid:durableId="1212569179">
+  <w:num w:numId="8" w16cid:durableId="1408266378">
     <w:abstractNumId w:val="1"/>
   </w:num>
-  <w:num w:numId="9" w16cid:durableId="1607468526">
+  <w:num w:numId="9" w16cid:durableId="975064053">
     <w:abstractNumId w:val="0"/>
   </w:num>
-  <w:num w:numId="10" w16cid:durableId="693271515">
+  <w:num w:numId="10" w16cid:durableId="1921718092">
     <w:abstractNumId w:val="7"/>
     <w:lvlOverride w:ilvl="0">
       <w:startOverride w:val="1"/>
     </w:lvlOverride>
   </w:num>
-  <w:num w:numId="11" w16cid:durableId="889339271">
+  <w:num w:numId="11" w16cid:durableId="427501743">
     <w:abstractNumId w:val="7"/>
     <w:lvlOverride w:ilvl="0">
       <w:startOverride w:val="1"/>
     </w:lvlOverride>
   </w:num>
-  <w:num w:numId="12" w16cid:durableId="196158747">
+  <w:num w:numId="12" w16cid:durableId="9573933">
     <w:abstractNumId w:val="7"/>
     <w:lvlOverride w:ilvl="0">
       <w:startOverride w:val="1"/>
     </w:lvlOverride>
   </w:num>
-  <w:num w:numId="13" w16cid:durableId="806047026">
+  <w:num w:numId="13" w16cid:durableId="1815369521">
     <w:abstractNumId w:val="7"/>
     <w:lvlOverride w:ilvl="0">
       <w:startOverride w:val="1"/>
     </w:lvlOverride>
   </w:num>
-  <w:num w:numId="14" w16cid:durableId="289475395">
+  <w:num w:numId="14" w16cid:durableId="582035329">
     <w:abstractNumId w:val="7"/>
     <w:lvlOverride w:ilvl="0">
       <w:startOverride w:val="1"/>
     </w:lvlOverride>
   </w:num>
-  <w:num w:numId="15" w16cid:durableId="127866303">
+  <w:num w:numId="15" w16cid:durableId="516509460">
     <w:abstractNumId w:val="7"/>
     <w:lvlOverride w:ilvl="0">
       <w:startOverride w:val="1"/>
     </w:lvlOverride>
   </w:num>
-  <w:num w:numId="16" w16cid:durableId="1054500020">
+  <w:num w:numId="16" w16cid:durableId="334769627">
     <w:abstractNumId w:val="7"/>
     <w:lvlOverride w:ilvl="0">
       <w:startOverride w:val="1"/>
     </w:lvlOverride>
   </w:num>
-  <w:num w:numId="17" w16cid:durableId="1081026195">
+  <w:num w:numId="17" w16cid:durableId="876628964">
     <w:abstractNumId w:val="7"/>
     <w:lvlOverride w:ilvl="0">
       <w:startOverride w:val="1"/>

--- a/重构版论文_v4_20260915/中文SCI论文_v4_重构版.docx
+++ b/重构版论文_v4_20260915/中文SCI论文_v4_重构版.docx
@@ -2171,7 +2171,7 @@
           <w:noProof/>
         </w:rPr>
         <w:drawing>
-          <wp:inline distT="0" distB="0" distL="0" distR="0" wp14:anchorId="797A981D" wp14:editId="6F2A8798">
+          <wp:inline distT="0" distB="0" distL="0" distR="0" wp14:anchorId="2543BA75" wp14:editId="3254E668">
             <wp:extent cx="5760720" cy="2730962"/>
             <wp:effectExtent l="0" t="0" r="0" b="0"/>
             <wp:docPr id="1" name="Picture 1"/>
@@ -2309,7 +2309,25 @@
         <w:t xml:space="preserve"> [14-18]</w:t>
       </w:r>
       <w:r>
-        <w:t>，不使用任何扫描、探测或真实攻击流量。表</w:t>
+        <w:t>，不使用任何扫描、探测或真实攻击流量。另有两个语料（</w:t>
+      </w:r>
+      <w:r>
+        <w:t xml:space="preserve">CIC-IDS2018 </w:t>
+      </w:r>
+      <w:r>
+        <w:t>与</w:t>
+      </w:r>
+      <w:r>
+        <w:t xml:space="preserve"> CIC-IoT-2023</w:t>
+      </w:r>
+      <w:r>
+        <w:t>）仅用于</w:t>
+      </w:r>
+      <w:r>
+        <w:t xml:space="preserve"> 5.8 </w:t>
+      </w:r>
+      <w:r>
+        <w:t>节的扩展实验。表</w:t>
       </w:r>
       <w:r>
         <w:t xml:space="preserve"> 2 </w:t>
@@ -4451,7 +4469,7 @@
         </w:rPr>
         <w:lastRenderedPageBreak/>
         <w:drawing>
-          <wp:inline distT="0" distB="0" distL="0" distR="0" wp14:anchorId="4DA0C42F" wp14:editId="2B93238E">
+          <wp:inline distT="0" distB="0" distL="0" distR="0" wp14:anchorId="7E17FDB1" wp14:editId="796C6E4D">
             <wp:extent cx="5760720" cy="2750378"/>
             <wp:effectExtent l="0" t="0" r="0" b="0"/>
             <wp:docPr id="2" name="Picture 2"/>
@@ -6270,7 +6288,7 @@
         </w:rPr>
         <w:lastRenderedPageBreak/>
         <w:drawing>
-          <wp:inline distT="0" distB="0" distL="0" distR="0" wp14:anchorId="46C7C851" wp14:editId="795C9B12">
+          <wp:inline distT="0" distB="0" distL="0" distR="0" wp14:anchorId="4FD07BAE" wp14:editId="0C2597DC">
             <wp:extent cx="5760720" cy="3482709"/>
             <wp:effectExtent l="0" t="0" r="0" b="0"/>
             <wp:docPr id="3" name="Picture 3"/>
@@ -11749,7 +11767,7 @@
         </w:rPr>
         <w:lastRenderedPageBreak/>
         <w:drawing>
-          <wp:inline distT="0" distB="0" distL="0" distR="0" wp14:anchorId="70B604F6" wp14:editId="11E9424A">
+          <wp:inline distT="0" distB="0" distL="0" distR="0" wp14:anchorId="193F77A4" wp14:editId="32DD8234">
             <wp:extent cx="5760720" cy="2547798"/>
             <wp:effectExtent l="0" t="0" r="0" b="0"/>
             <wp:docPr id="4" name="Picture 4"/>
@@ -13558,7 +13576,7 @@
         </w:rPr>
         <w:lastRenderedPageBreak/>
         <w:drawing>
-          <wp:inline distT="0" distB="0" distL="0" distR="0" wp14:anchorId="3CA0BA2B" wp14:editId="7D12E0AE">
+          <wp:inline distT="0" distB="0" distL="0" distR="0" wp14:anchorId="76D8E47F" wp14:editId="79C2D3A5">
             <wp:extent cx="5760720" cy="2108444"/>
             <wp:effectExtent l="0" t="0" r="0" b="0"/>
             <wp:docPr id="5" name="Picture 5"/>
@@ -13981,7 +13999,7 @@
           <w:noProof/>
         </w:rPr>
         <w:drawing>
-          <wp:inline distT="0" distB="0" distL="0" distR="0" wp14:anchorId="584263FA" wp14:editId="060255E6">
+          <wp:inline distT="0" distB="0" distL="0" distR="0" wp14:anchorId="423E565B" wp14:editId="6C83ACCF">
             <wp:extent cx="5760720" cy="2331249"/>
             <wp:effectExtent l="0" t="0" r="0" b="0"/>
             <wp:docPr id="6" name="Picture 6"/>
@@ -15122,7 +15140,7 @@
         </w:rPr>
         <w:lastRenderedPageBreak/>
         <w:drawing>
-          <wp:inline distT="0" distB="0" distL="0" distR="0" wp14:anchorId="22A6177F" wp14:editId="58E02CCA">
+          <wp:inline distT="0" distB="0" distL="0" distR="0" wp14:anchorId="1289738B" wp14:editId="3E22562A">
             <wp:extent cx="5760720" cy="2266878"/>
             <wp:effectExtent l="0" t="0" r="0" b="0"/>
             <wp:docPr id="7" name="Picture 7"/>
@@ -15438,7 +15456,7 @@
           <w:noProof/>
         </w:rPr>
         <w:drawing>
-          <wp:inline distT="0" distB="0" distL="0" distR="0" wp14:anchorId="2B23306E" wp14:editId="0005A6C9">
+          <wp:inline distT="0" distB="0" distL="0" distR="0" wp14:anchorId="46506BB7" wp14:editId="164118E2">
             <wp:extent cx="5760720" cy="2362842"/>
             <wp:effectExtent l="0" t="0" r="0" b="0"/>
             <wp:docPr id="8" name="Picture 8"/>
@@ -16004,7 +16022,7 @@
           <w:noProof/>
         </w:rPr>
         <w:drawing>
-          <wp:inline distT="0" distB="0" distL="0" distR="0" wp14:anchorId="73DC10AF" wp14:editId="5C78F519">
+          <wp:inline distT="0" distB="0" distL="0" distR="0" wp14:anchorId="5A6461ED" wp14:editId="580DBA68">
             <wp:extent cx="5760720" cy="2544177"/>
             <wp:effectExtent l="0" t="0" r="0" b="0"/>
             <wp:docPr id="9" name="Picture 9"/>
@@ -16591,7 +16609,7 @@
           <w:noProof/>
         </w:rPr>
         <w:drawing>
-          <wp:inline distT="0" distB="0" distL="0" distR="0" wp14:anchorId="275F9A86" wp14:editId="19B7C360">
+          <wp:inline distT="0" distB="0" distL="0" distR="0" wp14:anchorId="21B5048B" wp14:editId="387C1D64">
             <wp:extent cx="5760720" cy="2275394"/>
             <wp:effectExtent l="0" t="0" r="0" b="0"/>
             <wp:docPr id="10" name="Picture 10"/>
@@ -16895,7 +16913,7 @@
           <w:noProof/>
         </w:rPr>
         <w:drawing>
-          <wp:inline distT="0" distB="0" distL="0" distR="0" wp14:anchorId="39CEF24C" wp14:editId="53321ED5">
+          <wp:inline distT="0" distB="0" distL="0" distR="0" wp14:anchorId="0C805774" wp14:editId="32A7B39D">
             <wp:extent cx="5760720" cy="2547041"/>
             <wp:effectExtent l="0" t="0" r="0" b="0"/>
             <wp:docPr id="11" name="Picture 11"/>
@@ -19142,10 +19160,327 @@
     </w:p>
     <w:p>
       <w:pPr>
+        <w:pStyle w:val="21"/>
+      </w:pPr>
+      <w:r>
+        <w:lastRenderedPageBreak/>
+        <w:t xml:space="preserve">5.8 </w:t>
+      </w:r>
+      <w:r>
+        <w:t>扩展实验</w:t>
+      </w:r>
+    </w:p>
+    <w:p>
+      <w:r>
+        <w:t>五个扩展实验界定了主结论的边界；逐种子数据与独立报告随发布包提供（扩展实验报告、</w:t>
+      </w:r>
+      <w:r>
+        <w:rPr>
+          <w:rFonts w:ascii="Consolas" w:hAnsi="Consolas"/>
+        </w:rPr>
+        <w:t>results_*_v1/</w:t>
+      </w:r>
+      <w:r>
+        <w:t>）。</w:t>
+      </w:r>
+    </w:p>
+    <w:p>
+      <w:r>
+        <w:rPr>
+          <w:b/>
+        </w:rPr>
+        <w:t>专家家族与数量。</w:t>
+      </w:r>
+      <w:r>
+        <w:t xml:space="preserve"> </w:t>
+      </w:r>
+      <w:r>
+        <w:t>把四个同族过滤式视图（两两分歧</w:t>
+      </w:r>
+      <w:r>
+        <w:t xml:space="preserve"> 0.64%</w:t>
+      </w:r>
+      <w:r>
+        <w:t>，增益</w:t>
+      </w:r>
+      <w:r>
+        <w:t xml:space="preserve"> +0.000140</w:t>
+      </w:r>
+      <w:r>
+        <w:t>）换成跨家族成员（随机森林、极端随机树、</w:t>
+      </w:r>
+      <w:r>
+        <w:t>XGBoost</w:t>
+      </w:r>
+      <w:r>
+        <w:t>）后，分歧升到</w:t>
+      </w:r>
+      <w:r>
+        <w:t xml:space="preserve"> 2.29%</w:t>
+      </w:r>
+      <w:r>
+        <w:t>，增益升到</w:t>
+      </w:r>
+      <w:r>
+        <w:t xml:space="preserve"> +0.001421</w:t>
+      </w:r>
+      <w:r>
+        <w:t>；六个成员时为</w:t>
+      </w:r>
+      <w:r>
+        <w:t xml:space="preserve"> +0.001661</w:t>
+      </w:r>
+      <w:r>
+        <w:t>。因此当成员足够分散时门控确实开始起作用，但即使最分散的配置也仍在</w:t>
+      </w:r>
+      <w:r>
+        <w:t xml:space="preserve"> 0.005 </w:t>
+      </w:r>
+      <w:r>
+        <w:t>边界之内。</w:t>
+      </w:r>
+    </w:p>
+    <w:p>
+      <w:r>
+        <w:rPr>
+          <w:b/>
+        </w:rPr>
+        <w:t>时间留出。</w:t>
+      </w:r>
+      <w:r>
+        <w:t xml:space="preserve"> </w:t>
+      </w:r>
+      <w:r>
+        <w:t>按采集日划分</w:t>
+      </w:r>
+      <w:r>
+        <w:t xml:space="preserve"> CIC-IDS2017</w:t>
+      </w:r>
+      <w:r>
+        <w:t>（用四天训练、留出一天，每类上限</w:t>
+      </w:r>
+      <w:r>
+        <w:t xml:space="preserve"> 2 </w:t>
+      </w:r>
+      <w:r>
+        <w:t>万）后，留出日的</w:t>
+      </w:r>
+      <w:r>
+        <w:t xml:space="preserve"> Macro-F1 </w:t>
+      </w:r>
+      <w:r>
+        <w:t>落到</w:t>
+      </w:r>
+      <w:r>
+        <w:t xml:space="preserve"> 0.133–0.317</w:t>
+      </w:r>
+      <w:r>
+        <w:t>。原因是类别构成：周一只有正常流量，周二只有正常与暴力破解，以此类推，没有任何一天覆盖完整类别集。因此按天划分可以构造、但不是类别完整的</w:t>
+      </w:r>
+      <w:r>
+        <w:t>——</w:t>
+      </w:r>
+      <w:r>
+        <w:t>这正是</w:t>
+      </w:r>
+      <w:r>
+        <w:t xml:space="preserve"> 6.5 </w:t>
+      </w:r>
+      <w:r>
+        <w:t>节限制的定量形式。</w:t>
+      </w:r>
+    </w:p>
+    <w:p>
+      <w:r>
+        <w:rPr>
+          <w:b/>
+        </w:rPr>
+        <w:t>外部基准扩到十种子。</w:t>
+      </w:r>
+      <w:r>
+        <w:t xml:space="preserve"> </w:t>
+      </w:r>
+      <w:r>
+        <w:t>在三个确定性视图下（省略互信息专家，因为其</w:t>
+      </w:r>
+      <w:r>
+        <w:t xml:space="preserve"> kNN </w:t>
+      </w:r>
+      <w:r>
+        <w:t>估计器在此规模上不可行），</w:t>
+      </w:r>
+      <w:r>
+        <w:t xml:space="preserve">NSL-KDD </w:t>
+      </w:r>
+      <w:r>
+        <w:t>为</w:t>
+      </w:r>
+      <w:r>
+        <w:t xml:space="preserve"> 0.518756 ± 0.003374</w:t>
+      </w:r>
+      <w:r>
+        <w:t>，</w:t>
+      </w:r>
+      <w:r>
+        <w:t xml:space="preserve">UNSW-NB15 </w:t>
+      </w:r>
+      <w:r>
+        <w:t>为</w:t>
+      </w:r>
+      <w:r>
+        <w:t xml:space="preserve"> 0.483371 ± 0.005582</w:t>
+      </w:r>
+      <w:r>
+        <w:t>，</w:t>
+      </w:r>
+      <w:r>
+        <w:t xml:space="preserve">N-BaIoT </w:t>
+      </w:r>
+      <w:r>
+        <w:t>为</w:t>
+      </w:r>
+      <w:r>
+        <w:t xml:space="preserve"> 0.999941 ± 0.000053</w:t>
+      </w:r>
+      <w:r>
+        <w:t>（十种子）。</w:t>
+      </w:r>
+    </w:p>
+    <w:p>
+      <w:r>
+        <w:rPr>
+          <w:b/>
+        </w:rPr>
+        <w:t>两个新语料。</w:t>
+      </w:r>
+      <w:r>
+        <w:t xml:space="preserve"> CIC-IDS2018</w:t>
+      </w:r>
+      <w:r>
+        <w:t>（原始</w:t>
+      </w:r>
+      <w:r>
+        <w:t xml:space="preserve"> 16.2 M </w:t>
+      </w:r>
+      <w:r>
+        <w:t>行，去重移除</w:t>
+      </w:r>
+      <w:r>
+        <w:t xml:space="preserve"> 4.10 M </w:t>
+      </w:r>
+      <w:r>
+        <w:t>行）得到</w:t>
+      </w:r>
+      <w:r>
+        <w:t xml:space="preserve"> 56 055/12 012/12 012 </w:t>
+      </w:r>
+      <w:r>
+        <w:t>的五分类基准，五个种子上门控与同成员等权融合完全相同（</w:t>
+      </w:r>
+      <w:r>
+        <w:t>0.964124</w:t>
+      </w:r>
+      <w:r>
+        <w:t>，改判</w:t>
+      </w:r>
+      <w:r>
+        <w:t xml:space="preserve"> 0 </w:t>
+      </w:r>
+      <w:r>
+        <w:t>条）。</w:t>
+      </w:r>
+      <w:r>
+        <w:t>CIC-IoT-2023</w:t>
+      </w:r>
+      <w:r>
+        <w:t>（</w:t>
+      </w:r>
+      <w:r>
+        <w:t xml:space="preserve">38.4 M </w:t>
+      </w:r>
+      <w:r>
+        <w:t>行、八个粗类）上，门控为</w:t>
+      </w:r>
+      <w:r>
+        <w:t xml:space="preserve"> 0.752375</w:t>
+      </w:r>
+      <w:r>
+        <w:t>，同成员等权融合为</w:t>
+      </w:r>
+      <w:r>
+        <w:t xml:space="preserve"> 0.752347</w:t>
+      </w:r>
+      <w:r>
+        <w:t>，差</w:t>
+      </w:r>
+      <w:r>
+        <w:t xml:space="preserve"> +0.000028</w:t>
+      </w:r>
+      <w:r>
+        <w:t>（三个种子）。两者都在本文未使用过的语料上复现了主结论。</w:t>
+      </w:r>
+    </w:p>
+    <w:p>
+      <w:r>
+        <w:rPr>
+          <w:b/>
+        </w:rPr>
+        <w:t>部署视角。</w:t>
+      </w:r>
+      <w:r>
+        <w:t xml:space="preserve"> </w:t>
+      </w:r>
+      <w:r>
+        <w:t>在模型自身的操作点上，全语料对正常流的误报率为</w:t>
+      </w:r>
+      <w:r>
+        <w:t xml:space="preserve"> 0.00441</w:t>
+      </w:r>
+      <w:r>
+        <w:t>（等权卡方森林）与</w:t>
+      </w:r>
+      <w:r>
+        <w:t xml:space="preserve"> 0.00018</w:t>
+      </w:r>
+      <w:r>
+        <w:t>（</w:t>
+      </w:r>
+      <w:r>
+        <w:t>XGBoost</w:t>
+      </w:r>
+      <w:r>
+        <w:t>）；主总体上条件加权模型的</w:t>
+      </w:r>
+      <w:r>
+        <w:t xml:space="preserve"> AUROC </w:t>
+      </w:r>
+      <w:r>
+        <w:t>为</w:t>
+      </w:r>
+      <w:r>
+        <w:t xml:space="preserve"> 0.99987</w:t>
+      </w:r>
+      <w:r>
+        <w:t>，</w:t>
+      </w:r>
+      <w:r>
+        <w:t xml:space="preserve">95% </w:t>
+      </w:r>
+      <w:r>
+        <w:t>检出率对应误报率</w:t>
+      </w:r>
+      <w:r>
+        <w:t xml:space="preserve"> 0.00033</w:t>
+      </w:r>
+      <w:r>
+        <w:t>。在同一坐标轴上，聚合规则效应比模型族效应小一个数量级。</w:t>
+      </w:r>
+    </w:p>
+    <w:p>
+      <w:pPr>
         <w:pStyle w:val="1"/>
       </w:pPr>
       <w:r>
-        <w:lastRenderedPageBreak/>
         <w:t xml:space="preserve">6 </w:t>
       </w:r>
       <w:r>
@@ -19300,6 +19635,7 @@
         <w:rPr>
           <w:b/>
         </w:rPr>
+        <w:lastRenderedPageBreak/>
         <w:t>条件</w:t>
       </w:r>
       <w:r>
@@ -19598,7 +19934,6 @@
         <w:rPr>
           <w:b/>
         </w:rPr>
-        <w:lastRenderedPageBreak/>
         <w:t>划分噪声</w:t>
       </w:r>
       <w:r>
@@ -19807,6 +20142,7 @@
         <w:pStyle w:val="21"/>
       </w:pPr>
       <w:r>
+        <w:lastRenderedPageBreak/>
         <w:t xml:space="preserve">6.3 </w:t>
       </w:r>
       <w:r>
@@ -20730,7 +21066,6 @@
         <w:rPr>
           <w:b/>
         </w:rPr>
-        <w:lastRenderedPageBreak/>
         <w:t>去重位置与冲突处理规则</w:t>
       </w:r>
       <w:r>
@@ -20875,6 +21210,7 @@
         <w:rPr>
           <w:b/>
         </w:rPr>
+        <w:lastRenderedPageBreak/>
         <w:t>任何融合的成员级得分</w:t>
       </w:r>
       <w:r>
@@ -21088,14 +21424,134 @@
         <w:rPr>
           <w:b/>
         </w:rPr>
+        <w:t>延迟测量不覆盖端到端链路。</w:t>
+      </w:r>
+      <w:r>
+        <w:t xml:space="preserve"> </w:t>
+      </w:r>
+      <w:r>
+        <w:t>报告的毫秒数从数值特征矩阵开始计时，不含抓包、流重组、特征提取、告警输出与模型热更新。</w:t>
+      </w:r>
+    </w:p>
+    <w:p>
+      <w:r>
+        <w:rPr>
+          <w:b/>
+        </w:rPr>
+        <w:t>近重复只按精确形式剔除。</w:t>
+      </w:r>
+      <w:r>
+        <w:t xml:space="preserve"> </w:t>
+      </w:r>
+      <w:r>
+        <w:t>引言把「重复与近重复样本」列为公开数据集的危害之一，而审计只删除了完全相同的特征向量。把所有特征四舍五入到四位有效数字后做哈希，发现研究总体中另有</w:t>
+      </w:r>
+      <w:r>
+        <w:t xml:space="preserve"> 0.36% </w:t>
+      </w:r>
+      <w:r>
+        <w:t>的行在该分辨率下构成近重复组，其中</w:t>
+      </w:r>
+      <w:r>
+        <w:t xml:space="preserve"> 104 </w:t>
+      </w:r>
+      <w:r>
+        <w:t>行位于跨划分的近重复组内，其中</w:t>
+      </w:r>
+      <w:r>
+        <w:t xml:space="preserve"> 17 </w:t>
+      </w:r>
+      <w:r>
+        <w:t>条测试行（占测试集</w:t>
+      </w:r>
+      <w:r>
+        <w:t xml:space="preserve"> 0.21%</w:t>
+      </w:r>
+      <w:r>
+        <w:t>）与训练行共享同一个舍入后特征向量。剔除这些行后，三个模型的</w:t>
+      </w:r>
+      <w:r>
+        <w:t xml:space="preserve"> Macro-F1 </w:t>
+      </w:r>
+      <w:r>
+        <w:t>变化均不超过</w:t>
+      </w:r>
+      <w:r>
+        <w:t xml:space="preserve"> 0.00057</w:t>
+      </w:r>
+      <w:r>
+        <w:t>，因此该重叠不足以解释本文报告的差异；更粗分辨率的结果见补充材料。</w:t>
+      </w:r>
+    </w:p>
+    <w:p>
+      <w:r>
+        <w:rPr>
+          <w:b/>
+        </w:rPr>
+        <w:t>评测了四个数据集，但它们来自同一批采集计划的有限覆盖。</w:t>
+      </w:r>
+      <w:r>
+        <w:t xml:space="preserve"> </w:t>
+      </w:r>
+      <w:r>
+        <w:t>本文结论以</w:t>
+      </w:r>
+      <w:r>
+        <w:t xml:space="preserve"> CIC-IDS2017</w:t>
+      </w:r>
+      <w:r>
+        <w:t>（含截断总体与完整去重语料）、</w:t>
+      </w:r>
+      <w:r>
+        <w:t>NSL-KDD</w:t>
+      </w:r>
+      <w:r>
+        <w:t>、</w:t>
+      </w:r>
+      <w:r>
+        <w:t xml:space="preserve">UNSW-NB15 </w:t>
+      </w:r>
+      <w:r>
+        <w:t>与</w:t>
+      </w:r>
+      <w:r>
+        <w:t xml:space="preserve"> N-BaIoT </w:t>
+      </w:r>
+      <w:r>
+        <w:t>为条件。</w:t>
+      </w:r>
+      <w:r>
+        <w:t xml:space="preserve">N-BaIoT </w:t>
+      </w:r>
+      <w:r>
+        <w:t>对流量特征分类器已经饱和（所有模型</w:t>
+      </w:r>
+      <w:r>
+        <w:t xml:space="preserve"> Macro-F1 </w:t>
+      </w:r>
+      <w:r>
+        <w:t>均在</w:t>
+      </w:r>
+      <w:r>
+        <w:t xml:space="preserve"> 0.9998 </w:t>
+      </w:r>
+      <w:r>
+        <w:t>以上），它检验的是聚合环节的机制而非判别难度；两个外部数据集仍只是独立原生标签基准，不构成迁移实验。四个数据集都不代表生产流量，也都无法提供同一测试床上时间分离的留出集。</w:t>
+      </w:r>
+    </w:p>
+    <w:p>
+      <w:r>
+        <w:rPr>
+          <w:b/>
+        </w:rPr>
         <w:lastRenderedPageBreak/>
-        <w:t>延迟测量不覆盖端到端链路。</w:t>
+        <w:t>未评估对抗鲁棒性。</w:t>
       </w:r>
       <w:r>
         <w:t xml:space="preserve"> </w:t>
       </w:r>
       <w:r>
-        <w:t>报告的毫秒数从数值特征矩阵开始计时，不含抓包、流重组、特征提取、告警输出与模型热更新。</w:t>
+        <w:t>本文只施加了随机扰动与特征屏蔽，没有构造规避攻击或基于梯度的攻击，报告的退化数字不构成对自适应对手的鲁棒性保证。</w:t>
       </w:r>
     </w:p>
     <w:p>
@@ -21103,215 +21559,139 @@
         <w:rPr>
           <w:b/>
         </w:rPr>
-        <w:t>近重复只按精确形式剔除。</w:t>
+        <w:t>未知族支持量不均衡。</w:t>
+      </w:r>
+      <w:r>
+        <w:t xml:space="preserve"> PortScan </w:t>
+      </w:r>
+      <w:r>
+        <w:t>有</w:t>
+      </w:r>
+      <w:r>
+        <w:t xml:space="preserve"> 158 930 </w:t>
+      </w:r>
+      <w:r>
+        <w:t>条，而</w:t>
+      </w:r>
+      <w:r>
+        <w:t xml:space="preserve"> Infiltration </w:t>
+      </w:r>
+      <w:r>
+        <w:t>仅</w:t>
+      </w:r>
+      <w:r>
+        <w:t xml:space="preserve"> 36 </w:t>
+      </w:r>
+      <w:r>
+        <w:t>条、</w:t>
+      </w:r>
+      <w:r>
+        <w:t xml:space="preserve">Heartbleed </w:t>
+      </w:r>
+      <w:r>
+        <w:t>仅</w:t>
+      </w:r>
+      <w:r>
+        <w:t xml:space="preserve"> 11 </w:t>
+      </w:r>
+      <w:r>
+        <w:t>条。开放集指标对保留哪一族高度敏感，本文只报告分族结果，不给出合并结论；各家族组合的矩阵见补充材料</w:t>
+      </w:r>
+      <w:r>
+        <w:t xml:space="preserve"> S30</w:t>
+      </w:r>
+      <w:r>
+        <w:t>。</w:t>
+      </w:r>
+    </w:p>
+    <w:p>
+      <w:r>
+        <w:rPr>
+          <w:b/>
+        </w:rPr>
+        <w:t xml:space="preserve">Bootstrap </w:t>
+      </w:r>
+      <w:r>
+        <w:rPr>
+          <w:b/>
+        </w:rPr>
+        <w:t>区间的解释范围。</w:t>
       </w:r>
       <w:r>
         <w:t xml:space="preserve"> </w:t>
       </w:r>
       <w:r>
-        <w:t>引言把「重复与近重复样本」列为公开数据集的危害之一，而审计只删除了完全相同的特征向量。把所有特征四舍五入到四位有效数字后做哈希，发现研究总体中另有</w:t>
-      </w:r>
-      <w:r>
-        <w:t xml:space="preserve"> 0.36% </w:t>
-      </w:r>
-      <w:r>
-        <w:t>的行在该分辨率下构成近重复组，其中</w:t>
-      </w:r>
-      <w:r>
-        <w:t xml:space="preserve"> 104 </w:t>
-      </w:r>
-      <w:r>
-        <w:t>行位于跨划分的近重复组内，其中</w:t>
-      </w:r>
-      <w:r>
-        <w:t xml:space="preserve"> 17 </w:t>
-      </w:r>
-      <w:r>
-        <w:t>条测试行（占测试集</w:t>
-      </w:r>
-      <w:r>
-        <w:t xml:space="preserve"> 0.21%</w:t>
-      </w:r>
-      <w:r>
-        <w:t>）与训练行共享同一个舍入后特征向量。剔除这些行后，三个模型的</w:t>
+        <w:t>配对</w:t>
+      </w:r>
+      <w:r>
+        <w:t xml:space="preserve"> Bootstrap </w:t>
+      </w:r>
+      <w:r>
+        <w:t>量化的是测试行重采样不确定性，不包含网络环境变化、时间漂移与流量构成变化带来的不确定性。</w:t>
+      </w:r>
+    </w:p>
+    <w:p>
+      <w:r>
+        <w:rPr>
+          <w:b/>
+        </w:rPr>
+        <w:t>单一硬件与单一实现。</w:t>
+      </w:r>
+      <w:r>
+        <w:t xml:space="preserve"> </w:t>
+      </w:r>
+      <w:r>
+        <w:t>延迟结果依赖具体硬件、</w:t>
+      </w:r>
+      <w:r>
+        <w:t xml:space="preserve">BLAS </w:t>
+      </w:r>
+      <w:r>
+        <w:t>后端与线程设置；本文固定环境并记录版本，但不主张跨平台可移植。</w:t>
+      </w:r>
+    </w:p>
+    <w:p>
+      <w:r>
+        <w:rPr>
+          <w:b/>
+        </w:rPr>
+        <w:t>时间留出的现状。</w:t>
+      </w:r>
+      <w:r>
+        <w:t xml:space="preserve"> CIC-IDS2017 </w:t>
+      </w:r>
+      <w:r>
+        <w:t>可以按采集日划分，但每一天只覆盖五个类别中的一部分（周一仅正常流量；周二为正常与暴力破解；周三为正常与</w:t>
+      </w:r>
+      <w:r>
+        <w:t xml:space="preserve"> DoS/DDoS</w:t>
+      </w:r>
+      <w:r>
+        <w:t>；周四增加</w:t>
+      </w:r>
+      <w:r>
+        <w:t xml:space="preserve"> Web </w:t>
+      </w:r>
+      <w:r>
+        <w:t>攻击；周五增加</w:t>
+      </w:r>
+      <w:r>
+        <w:t xml:space="preserve"> Bot</w:t>
+      </w:r>
+      <w:r>
+        <w:t>），因此按天留出可以构造、但类别不完整：五天留出实验的</w:t>
       </w:r>
       <w:r>
         <w:t xml:space="preserve"> Macro-F1 </w:t>
       </w:r>
       <w:r>
-        <w:t>变化均不超过</w:t>
-      </w:r>
-      <w:r>
-        <w:t xml:space="preserve"> 0.00057</w:t>
-      </w:r>
-      <w:r>
-        <w:t>，因此该重叠不足以解释本文报告的差异；更粗分辨率的结果见补充材料。</w:t>
-      </w:r>
-    </w:p>
-    <w:p>
-      <w:r>
-        <w:rPr>
-          <w:b/>
-        </w:rPr>
-        <w:t>评测了四个数据集，但它们来自同一批采集计划的有限覆盖。</w:t>
-      </w:r>
-      <w:r>
-        <w:t xml:space="preserve"> </w:t>
-      </w:r>
-      <w:r>
-        <w:t>本文结论以</w:t>
-      </w:r>
-      <w:r>
-        <w:t xml:space="preserve"> CIC-IDS2017</w:t>
-      </w:r>
-      <w:r>
-        <w:t>（含截断总体与完整去重语料）、</w:t>
-      </w:r>
-      <w:r>
-        <w:t>NSL-KDD</w:t>
-      </w:r>
-      <w:r>
-        <w:t>、</w:t>
-      </w:r>
-      <w:r>
-        <w:t xml:space="preserve">UNSW-NB15 </w:t>
-      </w:r>
-      <w:r>
-        <w:t>与</w:t>
-      </w:r>
-      <w:r>
-        <w:t xml:space="preserve"> N-BaIoT </w:t>
-      </w:r>
-      <w:r>
-        <w:t>为条件。</w:t>
-      </w:r>
-      <w:r>
-        <w:t xml:space="preserve">N-BaIoT </w:t>
-      </w:r>
-      <w:r>
-        <w:t>对流量特征分类器已经饱和（所有模型</w:t>
-      </w:r>
-      <w:r>
-        <w:t xml:space="preserve"> Macro-F1 </w:t>
-      </w:r>
-      <w:r>
-        <w:t>均在</w:t>
-      </w:r>
-      <w:r>
-        <w:t xml:space="preserve"> 0.9998 </w:t>
-      </w:r>
-      <w:r>
-        <w:t>以上），它检验的是聚合环节的机制而非判别难度；两个外部数据集仍只是独立原生标签基准，不构成迁移实验。四个数据集都不代表生产流量，也都无法提供同一测试床上时间分离的留出集。</w:t>
-      </w:r>
-    </w:p>
-    <w:p>
-      <w:r>
-        <w:rPr>
-          <w:b/>
-        </w:rPr>
-        <w:t>未评估对抗鲁棒性。</w:t>
-      </w:r>
-      <w:r>
-        <w:t xml:space="preserve"> </w:t>
-      </w:r>
-      <w:r>
-        <w:t>本文只施加了随机扰动与特征屏蔽，没有构造规避攻击或基于梯度的攻击，报告的退化数字不构成对自适应对手的鲁棒性保证。</w:t>
-      </w:r>
-    </w:p>
-    <w:p>
-      <w:r>
-        <w:rPr>
-          <w:b/>
-        </w:rPr>
-        <w:t>未知族支持量不均衡。</w:t>
-      </w:r>
-      <w:r>
-        <w:t xml:space="preserve"> PortScan </w:t>
-      </w:r>
-      <w:r>
-        <w:t>有</w:t>
-      </w:r>
-      <w:r>
-        <w:t xml:space="preserve"> 158 930 </w:t>
-      </w:r>
-      <w:r>
-        <w:t>条，而</w:t>
-      </w:r>
-      <w:r>
-        <w:t xml:space="preserve"> Infiltration </w:t>
-      </w:r>
-      <w:r>
-        <w:t>仅</w:t>
-      </w:r>
-      <w:r>
-        <w:t xml:space="preserve"> 36 </w:t>
-      </w:r>
-      <w:r>
-        <w:t>条、</w:t>
-      </w:r>
-      <w:r>
-        <w:t xml:space="preserve">Heartbleed </w:t>
-      </w:r>
-      <w:r>
-        <w:t>仅</w:t>
-      </w:r>
-      <w:r>
-        <w:t xml:space="preserve"> 11 </w:t>
-      </w:r>
-      <w:r>
-        <w:t>条。开放集指标对保留哪一族高度敏感，本文只报告分族结果，不给出合并结论；各家族组合的矩阵见补充材料</w:t>
-      </w:r>
-      <w:r>
-        <w:t xml:space="preserve"> S30</w:t>
-      </w:r>
-      <w:r>
-        <w:t>。</w:t>
-      </w:r>
-    </w:p>
-    <w:p>
-      <w:r>
-        <w:rPr>
-          <w:b/>
-        </w:rPr>
-        <w:t xml:space="preserve">Bootstrap </w:t>
-      </w:r>
-      <w:r>
-        <w:rPr>
-          <w:b/>
-        </w:rPr>
-        <w:t>区间的解释范围。</w:t>
-      </w:r>
-      <w:r>
-        <w:t xml:space="preserve"> </w:t>
-      </w:r>
-      <w:r>
-        <w:t>配对</w:t>
-      </w:r>
-      <w:r>
-        <w:t xml:space="preserve"> Bootstrap </w:t>
-      </w:r>
-      <w:r>
-        <w:t>量化的是测试行重采样不确定性，不包含网络环境变化、时间漂移与流量构成变化带来的不确定性。</w:t>
-      </w:r>
-    </w:p>
-    <w:p>
-      <w:r>
-        <w:rPr>
-          <w:b/>
-        </w:rPr>
-        <w:t>单一硬件与单一实现。</w:t>
-      </w:r>
-      <w:r>
-        <w:t xml:space="preserve"> </w:t>
-      </w:r>
-      <w:r>
-        <w:t>延迟结果依赖具体硬件、</w:t>
-      </w:r>
-      <w:r>
-        <w:t xml:space="preserve">BLAS </w:t>
-      </w:r>
-      <w:r>
-        <w:t>后端与线程设置；本文固定环境并记录版本，但不主张跨平台可移植。</w:t>
+        <w:t>只有</w:t>
+      </w:r>
+      <w:r>
+        <w:t xml:space="preserve"> 0.13–0.32</w:t>
+      </w:r>
+      <w:r>
+        <w:t>。本文评估的六个语料都不代表生产流量。</w:t>
       </w:r>
     </w:p>
     <w:p>
@@ -21538,134 +21918,134 @@
         <w:rPr>
           <w:b/>
         </w:rPr>
+        <w:t>对第一条结论的限定。</w:t>
+      </w:r>
+      <w:r>
+        <w:t xml:space="preserve"> </w:t>
+      </w:r>
+      <w:r>
+        <w:t>它取决于总体构造而非机制本身。这个劣势的原因不是加权</w:t>
+      </w:r>
+      <w:r>
+        <w:t xml:space="preserve">——5.3 </w:t>
+      </w:r>
+      <w:r>
+        <w:t>节已表明权重在</w:t>
+      </w:r>
+      <w:r>
+        <w:t xml:space="preserve"> 79 860 </w:t>
+      </w:r>
+      <w:r>
+        <w:t>条预测中只改变</w:t>
+      </w:r>
+      <w:r>
+        <w:t xml:space="preserve"> 1 </w:t>
+      </w:r>
+      <w:r>
+        <w:t>条</w:t>
+      </w:r>
+      <w:r>
+        <w:t>——</w:t>
+      </w:r>
+      <w:r>
+        <w:t>而是在质量随规模分化的特征视图上取平均的代价：全特征视图比卡方视图低</w:t>
+      </w:r>
+      <w:r>
+        <w:t xml:space="preserve"> 0.021397</w:t>
+      </w:r>
+      <w:r>
+        <w:t>，一个这样的较弱专家进入四路平均即可解释全部差距（预测</w:t>
+      </w:r>
+      <w:r>
+        <w:t xml:space="preserve"> 0.005349</w:t>
+      </w:r>
+      <w:r>
+        <w:t>，实测</w:t>
+      </w:r>
+      <w:r>
+        <w:t xml:space="preserve"> −0.005533</w:t>
+      </w:r>
+      <w:r>
+        <w:t>）。</w:t>
+      </w:r>
+    </w:p>
+    <w:p>
+      <w:r>
+        <w:t>第二，</w:t>
+      </w:r>
+      <w:r>
+        <w:rPr>
+          <w:b/>
+        </w:rPr>
+        <w:t>失效是可解释的，而且是定量的。</w:t>
+      </w:r>
+      <w:r>
+        <w:t>增益与专家多样性同步变化：分歧率</w:t>
+      </w:r>
+      <w:r>
+        <w:t xml:space="preserve"> 0.20% </w:t>
+      </w:r>
+      <w:r>
+        <w:t>至</w:t>
+      </w:r>
+      <w:r>
+        <w:t xml:space="preserve"> 0.36% </w:t>
+      </w:r>
+      <w:r>
+        <w:t>的两类专家集合在全部</w:t>
+      </w:r>
+      <w:r>
+        <w:t xml:space="preserve"> 6 </w:t>
+      </w:r>
+      <w:r>
+        <w:t>次运行中增益恰好为零，分歧率</w:t>
+      </w:r>
+      <w:r>
+        <w:t xml:space="preserve"> 1.76% </w:t>
+      </w:r>
+      <w:r>
+        <w:t>至</w:t>
+      </w:r>
+      <w:r>
+        <w:t xml:space="preserve"> 6.44% </w:t>
+      </w:r>
+      <w:r>
+        <w:t>的三类去相关集合在全部</w:t>
+      </w:r>
+      <w:r>
+        <w:t xml:space="preserve"> 9 </w:t>
+      </w:r>
+      <w:r>
+        <w:t>次运行中增益均为正，剂量</w:t>
+      </w:r>
+      <w:r>
+        <w:t>—</w:t>
+      </w:r>
+      <w:r>
+        <w:t>反应回归斜率</w:t>
+      </w:r>
+      <w:r>
+        <w:t xml:space="preserve"> 0.0646</w:t>
+      </w:r>
+      <w:r>
+        <w:t>（</w:t>
+      </w:r>
+      <w:r>
+        <w:t>Pearson r = 0.749</w:t>
+      </w:r>
+      <w:r>
+        <w:t>）。因此条件加权的失效不是实现或调参问题，而是过滤式多视图专家彼此过于相似这一数据侧约束的直接后果。</w:t>
+      </w:r>
+      <w:r>
+        <w:t xml:space="preserve"> </w:t>
+      </w:r>
+      <w:r>
+        <w:t>我们给出三个可辨识性命题，分别刻画凸组合不变性、边距支配与权重坍缩，并给出可观测判据。实测数据同时满足三者，说明在该数据结构下继续优化门控不会带来判别增益。</w:t>
+      </w:r>
+    </w:p>
+    <w:p>
+      <w:r>
         <w:lastRenderedPageBreak/>
-        <w:t>对第一条结论的限定。</w:t>
-      </w:r>
-      <w:r>
-        <w:t xml:space="preserve"> </w:t>
-      </w:r>
-      <w:r>
-        <w:t>它取决于总体构造而非机制本身。这个劣势的原因不是加权</w:t>
-      </w:r>
-      <w:r>
-        <w:t xml:space="preserve">——5.3 </w:t>
-      </w:r>
-      <w:r>
-        <w:t>节已表明权重在</w:t>
-      </w:r>
-      <w:r>
-        <w:t xml:space="preserve"> 79 860 </w:t>
-      </w:r>
-      <w:r>
-        <w:t>条预测中只改变</w:t>
-      </w:r>
-      <w:r>
-        <w:t xml:space="preserve"> 1 </w:t>
-      </w:r>
-      <w:r>
-        <w:t>条</w:t>
-      </w:r>
-      <w:r>
-        <w:t>——</w:t>
-      </w:r>
-      <w:r>
-        <w:t>而是在质量随规模分化的特征视图上取平均的代价：全特征视图比卡方视图低</w:t>
-      </w:r>
-      <w:r>
-        <w:t xml:space="preserve"> 0.021397</w:t>
-      </w:r>
-      <w:r>
-        <w:t>，一个这样的较弱专家进入四路平均即可解释全部差距（预测</w:t>
-      </w:r>
-      <w:r>
-        <w:t xml:space="preserve"> 0.005349</w:t>
-      </w:r>
-      <w:r>
-        <w:t>，实测</w:t>
-      </w:r>
-      <w:r>
-        <w:t xml:space="preserve"> −0.005533</w:t>
-      </w:r>
-      <w:r>
-        <w:t>）。</w:t>
-      </w:r>
-    </w:p>
-    <w:p>
-      <w:r>
-        <w:t>第二，</w:t>
-      </w:r>
-      <w:r>
-        <w:rPr>
-          <w:b/>
-        </w:rPr>
-        <w:t>失效是可解释的，而且是定量的。</w:t>
-      </w:r>
-      <w:r>
-        <w:t>增益与专家多样性同步变化：分歧率</w:t>
-      </w:r>
-      <w:r>
-        <w:t xml:space="preserve"> 0.20% </w:t>
-      </w:r>
-      <w:r>
-        <w:t>至</w:t>
-      </w:r>
-      <w:r>
-        <w:t xml:space="preserve"> 0.36% </w:t>
-      </w:r>
-      <w:r>
-        <w:t>的两类专家集合在全部</w:t>
-      </w:r>
-      <w:r>
-        <w:t xml:space="preserve"> 6 </w:t>
-      </w:r>
-      <w:r>
-        <w:t>次运行中增益恰好为零，分歧率</w:t>
-      </w:r>
-      <w:r>
-        <w:t xml:space="preserve"> 1.76% </w:t>
-      </w:r>
-      <w:r>
-        <w:t>至</w:t>
-      </w:r>
-      <w:r>
-        <w:t xml:space="preserve"> 6.44% </w:t>
-      </w:r>
-      <w:r>
-        <w:t>的三类去相关集合在全部</w:t>
-      </w:r>
-      <w:r>
-        <w:t xml:space="preserve"> 9 </w:t>
-      </w:r>
-      <w:r>
-        <w:t>次运行中增益均为正，剂量</w:t>
-      </w:r>
-      <w:r>
-        <w:t>—</w:t>
-      </w:r>
-      <w:r>
-        <w:t>反应回归斜率</w:t>
-      </w:r>
-      <w:r>
-        <w:t xml:space="preserve"> 0.0646</w:t>
-      </w:r>
-      <w:r>
-        <w:t>（</w:t>
-      </w:r>
-      <w:r>
-        <w:t>Pearson r = 0.749</w:t>
-      </w:r>
-      <w:r>
-        <w:t>）。因此条件加权的失效不是实现或调参问题，而是过滤式多视图专家彼此过于相似这一数据侧约束的直接后果。</w:t>
-      </w:r>
-      <w:r>
-        <w:t xml:space="preserve"> </w:t>
-      </w:r>
-      <w:r>
-        <w:t>我们给出三个可辨识性命题，分别刻画凸组合不变性、边距支配与权重坍缩，并给出可观测判据。实测数据同时满足三者，说明在该数据结构下继续优化门控不会带来判别增益。</w:t>
-      </w:r>
-    </w:p>
-    <w:p>
-      <w:r>
         <w:t>第三，</w:t>
       </w:r>
       <w:r>
@@ -21851,7 +22231,6 @@
         <w:pStyle w:val="1"/>
       </w:pPr>
       <w:r>
-        <w:lastRenderedPageBreak/>
         <w:t>作者贡献声明（</w:t>
       </w:r>
       <w:r>
@@ -21966,6 +22345,7 @@
         </w:numPr>
       </w:pPr>
       <w:r>
+        <w:lastRenderedPageBreak/>
         <w:t>Breiman L. Random forests. Machine Learning, 2001, 45(1): 5-32. DOI:10.1023/A:1010933404324.</w:t>
       </w:r>
     </w:p>
@@ -22200,7 +22580,6 @@
         </w:numPr>
       </w:pPr>
       <w:r>
-        <w:lastRenderedPageBreak/>
         <w:t>UCI Machine Learning Repository. Detection of IoT botnet attacks N-BaIoT [dataset]. 2018. DOI:10.24432/C5RC8J.</w:t>
       </w:r>
     </w:p>
@@ -22279,6 +22658,7 @@
         </w:numPr>
       </w:pPr>
       <w:r>
+        <w:lastRenderedPageBreak/>
         <w:t>Sommer R, Paxson V. Outside the closed world: On using machine learning for network intrusion detection. IEEE S&amp;P 2010: 305-316. DOI:10.1109/SP.2010.25.</w:t>
       </w:r>
     </w:p>
@@ -22543,7 +22923,6 @@
         </w:numPr>
       </w:pPr>
       <w:r>
-        <w:lastRenderedPageBreak/>
         <w:t>Holm S. A simple sequentially rejective multiple test procedure. Scandinavian Journal of Statistics, 1979, 6(2): 65-70. [</w:t>
       </w:r>
       <w:r>
@@ -22625,6 +23004,7 @@
         </w:numPr>
       </w:pPr>
       <w:r>
+        <w:lastRenderedPageBreak/>
         <w:t>Pedregosa F, Varoquaux G, Gramfort A, et al. Scikit-learn: Machine learning in Python. JMLR, 2011, 12: 2825-2830. [</w:t>
       </w:r>
       <w:r>
@@ -23635,7 +24015,6 @@
               <w:rPr>
                 <w:sz w:val="16"/>
               </w:rPr>
-              <w:lastRenderedPageBreak/>
               <w:t>S21</w:t>
             </w:r>
           </w:p>
@@ -24315,76 +24694,76 @@
       </w:rPr>
     </w:lvl>
   </w:abstractNum>
-  <w:num w:numId="1" w16cid:durableId="861938829">
+  <w:num w:numId="1" w16cid:durableId="338849383">
     <w:abstractNumId w:val="8"/>
   </w:num>
-  <w:num w:numId="2" w16cid:durableId="1799378149">
+  <w:num w:numId="2" w16cid:durableId="516309670">
     <w:abstractNumId w:val="6"/>
   </w:num>
-  <w:num w:numId="3" w16cid:durableId="2083524359">
+  <w:num w:numId="3" w16cid:durableId="1714189003">
     <w:abstractNumId w:val="5"/>
   </w:num>
-  <w:num w:numId="4" w16cid:durableId="1061825396">
+  <w:num w:numId="4" w16cid:durableId="986473936">
     <w:abstractNumId w:val="4"/>
   </w:num>
-  <w:num w:numId="5" w16cid:durableId="1693726414">
+  <w:num w:numId="5" w16cid:durableId="1911651984">
     <w:abstractNumId w:val="7"/>
   </w:num>
-  <w:num w:numId="6" w16cid:durableId="1399665502">
+  <w:num w:numId="6" w16cid:durableId="1099837944">
     <w:abstractNumId w:val="3"/>
   </w:num>
-  <w:num w:numId="7" w16cid:durableId="486434515">
+  <w:num w:numId="7" w16cid:durableId="280722997">
     <w:abstractNumId w:val="2"/>
   </w:num>
-  <w:num w:numId="8" w16cid:durableId="1408266378">
+  <w:num w:numId="8" w16cid:durableId="1210023533">
     <w:abstractNumId w:val="1"/>
   </w:num>
-  <w:num w:numId="9" w16cid:durableId="975064053">
+  <w:num w:numId="9" w16cid:durableId="1207597339">
     <w:abstractNumId w:val="0"/>
   </w:num>
-  <w:num w:numId="10" w16cid:durableId="1921718092">
+  <w:num w:numId="10" w16cid:durableId="12926034">
     <w:abstractNumId w:val="7"/>
     <w:lvlOverride w:ilvl="0">
       <w:startOverride w:val="1"/>
     </w:lvlOverride>
   </w:num>
-  <w:num w:numId="11" w16cid:durableId="427501743">
+  <w:num w:numId="11" w16cid:durableId="576285703">
     <w:abstractNumId w:val="7"/>
     <w:lvlOverride w:ilvl="0">
       <w:startOverride w:val="1"/>
     </w:lvlOverride>
   </w:num>
-  <w:num w:numId="12" w16cid:durableId="9573933">
+  <w:num w:numId="12" w16cid:durableId="1001856525">
     <w:abstractNumId w:val="7"/>
     <w:lvlOverride w:ilvl="0">
       <w:startOverride w:val="1"/>
     </w:lvlOverride>
   </w:num>
-  <w:num w:numId="13" w16cid:durableId="1815369521">
+  <w:num w:numId="13" w16cid:durableId="703749989">
     <w:abstractNumId w:val="7"/>
     <w:lvlOverride w:ilvl="0">
       <w:startOverride w:val="1"/>
     </w:lvlOverride>
   </w:num>
-  <w:num w:numId="14" w16cid:durableId="582035329">
+  <w:num w:numId="14" w16cid:durableId="494957023">
     <w:abstractNumId w:val="7"/>
     <w:lvlOverride w:ilvl="0">
       <w:startOverride w:val="1"/>
     </w:lvlOverride>
   </w:num>
-  <w:num w:numId="15" w16cid:durableId="516509460">
+  <w:num w:numId="15" w16cid:durableId="123353160">
     <w:abstractNumId w:val="7"/>
     <w:lvlOverride w:ilvl="0">
       <w:startOverride w:val="1"/>
     </w:lvlOverride>
   </w:num>
-  <w:num w:numId="16" w16cid:durableId="334769627">
+  <w:num w:numId="16" w16cid:durableId="1621568300">
     <w:abstractNumId w:val="7"/>
     <w:lvlOverride w:ilvl="0">
       <w:startOverride w:val="1"/>
     </w:lvlOverride>
   </w:num>
-  <w:num w:numId="17" w16cid:durableId="876628964">
+  <w:num w:numId="17" w16cid:durableId="1392651305">
     <w:abstractNumId w:val="7"/>
     <w:lvlOverride w:ilvl="0">
       <w:startOverride w:val="1"/>

--- a/重构版论文_v4_20260915/中文SCI论文_v4_重构版.docx
+++ b/重构版论文_v4_20260915/中文SCI论文_v4_重构版.docx
@@ -2171,7 +2171,7 @@
           <w:noProof/>
         </w:rPr>
         <w:drawing>
-          <wp:inline distT="0" distB="0" distL="0" distR="0" wp14:anchorId="2543BA75" wp14:editId="3254E668">
+          <wp:inline distT="0" distB="0" distL="0" distR="0" wp14:anchorId="4C8DD53F" wp14:editId="783AB790">
             <wp:extent cx="5760720" cy="2730962"/>
             <wp:effectExtent l="0" t="0" r="0" b="0"/>
             <wp:docPr id="1" name="Picture 1"/>
@@ -4469,7 +4469,7 @@
         </w:rPr>
         <w:lastRenderedPageBreak/>
         <w:drawing>
-          <wp:inline distT="0" distB="0" distL="0" distR="0" wp14:anchorId="7E17FDB1" wp14:editId="796C6E4D">
+          <wp:inline distT="0" distB="0" distL="0" distR="0" wp14:anchorId="7FA0FBCE" wp14:editId="5DE90EA3">
             <wp:extent cx="5760720" cy="2750378"/>
             <wp:effectExtent l="0" t="0" r="0" b="0"/>
             <wp:docPr id="2" name="Picture 2"/>
@@ -6288,7 +6288,7 @@
         </w:rPr>
         <w:lastRenderedPageBreak/>
         <w:drawing>
-          <wp:inline distT="0" distB="0" distL="0" distR="0" wp14:anchorId="4FD07BAE" wp14:editId="0C2597DC">
+          <wp:inline distT="0" distB="0" distL="0" distR="0" wp14:anchorId="50E36658" wp14:editId="3EDA23B9">
             <wp:extent cx="5760720" cy="3482709"/>
             <wp:effectExtent l="0" t="0" r="0" b="0"/>
             <wp:docPr id="3" name="Picture 3"/>
@@ -11767,7 +11767,7 @@
         </w:rPr>
         <w:lastRenderedPageBreak/>
         <w:drawing>
-          <wp:inline distT="0" distB="0" distL="0" distR="0" wp14:anchorId="193F77A4" wp14:editId="32DD8234">
+          <wp:inline distT="0" distB="0" distL="0" distR="0" wp14:anchorId="51993D4F" wp14:editId="7ED1D603">
             <wp:extent cx="5760720" cy="2547798"/>
             <wp:effectExtent l="0" t="0" r="0" b="0"/>
             <wp:docPr id="4" name="Picture 4"/>
@@ -13576,7 +13576,7 @@
         </w:rPr>
         <w:lastRenderedPageBreak/>
         <w:drawing>
-          <wp:inline distT="0" distB="0" distL="0" distR="0" wp14:anchorId="76D8E47F" wp14:editId="79C2D3A5">
+          <wp:inline distT="0" distB="0" distL="0" distR="0" wp14:anchorId="530C3AE2" wp14:editId="173BCB71">
             <wp:extent cx="5760720" cy="2108444"/>
             <wp:effectExtent l="0" t="0" r="0" b="0"/>
             <wp:docPr id="5" name="Picture 5"/>
@@ -13999,7 +13999,7 @@
           <w:noProof/>
         </w:rPr>
         <w:drawing>
-          <wp:inline distT="0" distB="0" distL="0" distR="0" wp14:anchorId="423E565B" wp14:editId="6C83ACCF">
+          <wp:inline distT="0" distB="0" distL="0" distR="0" wp14:anchorId="6BF871A2" wp14:editId="352C4DE9">
             <wp:extent cx="5760720" cy="2331249"/>
             <wp:effectExtent l="0" t="0" r="0" b="0"/>
             <wp:docPr id="6" name="Picture 6"/>
@@ -15140,7 +15140,7 @@
         </w:rPr>
         <w:lastRenderedPageBreak/>
         <w:drawing>
-          <wp:inline distT="0" distB="0" distL="0" distR="0" wp14:anchorId="1289738B" wp14:editId="3E22562A">
+          <wp:inline distT="0" distB="0" distL="0" distR="0" wp14:anchorId="7FB5B96F" wp14:editId="7997D6B3">
             <wp:extent cx="5760720" cy="2266878"/>
             <wp:effectExtent l="0" t="0" r="0" b="0"/>
             <wp:docPr id="7" name="Picture 7"/>
@@ -15456,7 +15456,7 @@
           <w:noProof/>
         </w:rPr>
         <w:drawing>
-          <wp:inline distT="0" distB="0" distL="0" distR="0" wp14:anchorId="46506BB7" wp14:editId="164118E2">
+          <wp:inline distT="0" distB="0" distL="0" distR="0" wp14:anchorId="51148923" wp14:editId="1BDDE426">
             <wp:extent cx="5760720" cy="2362842"/>
             <wp:effectExtent l="0" t="0" r="0" b="0"/>
             <wp:docPr id="8" name="Picture 8"/>
@@ -16022,7 +16022,7 @@
           <w:noProof/>
         </w:rPr>
         <w:drawing>
-          <wp:inline distT="0" distB="0" distL="0" distR="0" wp14:anchorId="5A6461ED" wp14:editId="580DBA68">
+          <wp:inline distT="0" distB="0" distL="0" distR="0" wp14:anchorId="2A8656E1" wp14:editId="7EBFBDBE">
             <wp:extent cx="5760720" cy="2544177"/>
             <wp:effectExtent l="0" t="0" r="0" b="0"/>
             <wp:docPr id="9" name="Picture 9"/>
@@ -16609,7 +16609,7 @@
           <w:noProof/>
         </w:rPr>
         <w:drawing>
-          <wp:inline distT="0" distB="0" distL="0" distR="0" wp14:anchorId="21B5048B" wp14:editId="387C1D64">
+          <wp:inline distT="0" distB="0" distL="0" distR="0" wp14:anchorId="1CDF1138" wp14:editId="34A45A1A">
             <wp:extent cx="5760720" cy="2275394"/>
             <wp:effectExtent l="0" t="0" r="0" b="0"/>
             <wp:docPr id="10" name="Picture 10"/>
@@ -16913,7 +16913,7 @@
           <w:noProof/>
         </w:rPr>
         <w:drawing>
-          <wp:inline distT="0" distB="0" distL="0" distR="0" wp14:anchorId="0C805774" wp14:editId="32A7B39D">
+          <wp:inline distT="0" distB="0" distL="0" distR="0" wp14:anchorId="2021593C" wp14:editId="3A6918B5">
             <wp:extent cx="5760720" cy="2547041"/>
             <wp:effectExtent l="0" t="0" r="0" b="0"/>
             <wp:docPr id="11" name="Picture 11"/>
@@ -19477,6 +19477,176 @@
       </w:r>
     </w:p>
     <w:p>
+      <w:r>
+        <w:rPr>
+          <w:b/>
+        </w:rPr>
+        <w:t>语料年代。</w:t>
+      </w:r>
+      <w:r>
+        <w:t xml:space="preserve"> </w:t>
+      </w:r>
+      <w:r>
+        <w:t>本文的十个语料跨越</w:t>
+      </w:r>
+      <w:r>
+        <w:t xml:space="preserve"> 1998–2023</w:t>
+      </w:r>
+      <w:r>
+        <w:t>，其中五个发布于</w:t>
+      </w:r>
+      <w:r>
+        <w:t xml:space="preserve"> 2020 </w:t>
+      </w:r>
+      <w:r>
+        <w:t>年及以后：</w:t>
+      </w:r>
+      <w:r>
+        <w:t>LITNET-2020</w:t>
+      </w:r>
+      <w:r>
+        <w:t>、</w:t>
+      </w:r>
+      <w:r>
+        <w:t>IoT-23</w:t>
+      </w:r>
+      <w:r>
+        <w:t>（均</w:t>
+      </w:r>
+      <w:r>
+        <w:t xml:space="preserve"> 2020</w:t>
+      </w:r>
+      <w:r>
+        <w:t>）、</w:t>
+      </w:r>
+      <w:r>
+        <w:t>RT-IoT2022</w:t>
+      </w:r>
+      <w:r>
+        <w:t>（</w:t>
+      </w:r>
+      <w:r>
+        <w:t>2022</w:t>
+      </w:r>
+      <w:r>
+        <w:t>）、</w:t>
+      </w:r>
+      <w:r>
+        <w:t xml:space="preserve">ACI-IoT-2023 </w:t>
+      </w:r>
+      <w:r>
+        <w:t>与</w:t>
+      </w:r>
+      <w:r>
+        <w:t xml:space="preserve"> CIC-IoT-2023</w:t>
+      </w:r>
+      <w:r>
+        <w:t>。在这五个语料上，门控与同成员等权融合无法区分：差值分别为</w:t>
+      </w:r>
+      <w:r>
+        <w:t xml:space="preserve"> +0.000000</w:t>
+      </w:r>
+      <w:r>
+        <w:t>（</w:t>
+      </w:r>
+      <w:r>
+        <w:t>LITNET-2020</w:t>
+      </w:r>
+      <w:r>
+        <w:t>）、</w:t>
+      </w:r>
+      <w:r>
+        <w:t>+0.000000</w:t>
+      </w:r>
+      <w:r>
+        <w:t>（</w:t>
+      </w:r>
+      <w:r>
+        <w:t>IoT-23</w:t>
+      </w:r>
+      <w:r>
+        <w:t>）、</w:t>
+      </w:r>
+      <w:r>
+        <w:t>+0.000235</w:t>
+      </w:r>
+      <w:r>
+        <w:t>（</w:t>
+      </w:r>
+      <w:r>
+        <w:t>RT-IoT2022</w:t>
+      </w:r>
+      <w:r>
+        <w:t>）、</w:t>
+      </w:r>
+      <w:r>
+        <w:t>+0.000000</w:t>
+      </w:r>
+      <w:r>
+        <w:t>（</w:t>
+      </w:r>
+      <w:r>
+        <w:t>ACI-IoT-2023</w:t>
+      </w:r>
+      <w:r>
+        <w:t>）与</w:t>
+      </w:r>
+      <w:r>
+        <w:t xml:space="preserve"> +0.000028</w:t>
+      </w:r>
+      <w:r>
+        <w:t>（</w:t>
+      </w:r>
+      <w:r>
+        <w:t>CIC-IoT-2023</w:t>
+      </w:r>
+      <w:r>
+        <w:t>）；对应的</w:t>
+      </w:r>
+      <w:r>
+        <w:t xml:space="preserve"> Macro-F1 </w:t>
+      </w:r>
+      <w:r>
+        <w:t>为</w:t>
+      </w:r>
+      <w:r>
+        <w:t xml:space="preserve"> 0.999</w:t>
+      </w:r>
+      <w:r>
+        <w:t>、</w:t>
+      </w:r>
+      <w:r>
+        <w:t>0.985</w:t>
+      </w:r>
+      <w:r>
+        <w:t>、</w:t>
+      </w:r>
+      <w:r>
+        <w:t>0.940</w:t>
+      </w:r>
+      <w:r>
+        <w:t>、</w:t>
+      </w:r>
+      <w:r>
+        <w:t xml:space="preserve">0.778 </w:t>
+      </w:r>
+      <w:r>
+        <w:t>与</w:t>
+      </w:r>
+      <w:r>
+        <w:t xml:space="preserve"> 0.752</w:t>
+      </w:r>
+      <w:r>
+        <w:t>。因此新语料不仅年代更近，判别难度也更高，而聚合规则的结论并不依赖于源语料的年代。</w:t>
+      </w:r>
+      <w:r>
+        <w:t xml:space="preserve">2024–2025 </w:t>
+      </w:r>
+      <w:r>
+        <w:t>年发布的语料多需申请获取；本文公开全部处理与评估脚本，可在同一协议下继续补充。</w:t>
+      </w:r>
+    </w:p>
+    <w:p>
       <w:pPr>
         <w:pStyle w:val="1"/>
       </w:pPr>
@@ -19561,6 +19731,7 @@
         <w:rPr>
           <w:b/>
         </w:rPr>
+        <w:lastRenderedPageBreak/>
         <w:t>条件</w:t>
       </w:r>
       <w:r>
@@ -19635,7 +19806,6 @@
         <w:rPr>
           <w:b/>
         </w:rPr>
-        <w:lastRenderedPageBreak/>
         <w:t>条件</w:t>
       </w:r>
       <w:r>
@@ -20102,6 +20272,7 @@
         <w:rPr>
           <w:b/>
         </w:rPr>
+        <w:lastRenderedPageBreak/>
         <w:t>总体构造</w:t>
       </w:r>
       <w:r>
@@ -20142,7 +20313,6 @@
         <w:pStyle w:val="21"/>
       </w:pPr>
       <w:r>
-        <w:lastRenderedPageBreak/>
         <w:t xml:space="preserve">6.3 </w:t>
       </w:r>
       <w:r>
@@ -21144,6 +21314,7 @@
         <w:rPr>
           <w:b/>
         </w:rPr>
+        <w:lastRenderedPageBreak/>
         <w:t>配对统计与效应量</w:t>
       </w:r>
       <w:r>
@@ -21210,7 +21381,6 @@
         <w:rPr>
           <w:b/>
         </w:rPr>
-        <w:lastRenderedPageBreak/>
         <w:t>任何融合的成员级得分</w:t>
       </w:r>
       <w:r>
@@ -21524,7 +21694,11 @@
         <w:t xml:space="preserve">N-BaIoT </w:t>
       </w:r>
       <w:r>
-        <w:t>对流量特征分类器已经饱和（所有模型</w:t>
+        <w:t>对流量特征分类器已经饱和（所有</w:t>
+      </w:r>
+      <w:r>
+        <w:lastRenderedPageBreak/>
+        <w:t>模型</w:t>
       </w:r>
       <w:r>
         <w:t xml:space="preserve"> Macro-F1 </w:t>
@@ -21544,7 +21718,6 @@
         <w:rPr>
           <w:b/>
         </w:rPr>
-        <w:lastRenderedPageBreak/>
         <w:t>未评估对抗鲁棒性。</w:t>
       </w:r>
       <w:r>
@@ -21691,7 +21864,7 @@
         <w:t xml:space="preserve"> 0.13–0.32</w:t>
       </w:r>
       <w:r>
-        <w:t>。本文评估的六个语料都不代表生产流量。</w:t>
+        <w:t>。本文评估的十个语料都不代表生产流量。</w:t>
       </w:r>
     </w:p>
     <w:p>
@@ -22034,7 +22207,11 @@
         <w:t>Pearson r = 0.749</w:t>
       </w:r>
       <w:r>
-        <w:t>）。因此条件加权的失效不是实现或调参问题，而是过滤式多视图专家彼此过于相似这一数据侧约束的直接后果。</w:t>
+        <w:t>）。因此条件加权的失效不是实现或调参问题，而是</w:t>
+      </w:r>
+      <w:r>
+        <w:lastRenderedPageBreak/>
+        <w:t>过滤式多视图专家彼此过于相似这一数据侧约束的直接后果。</w:t>
       </w:r>
       <w:r>
         <w:t xml:space="preserve"> </w:t>
@@ -22045,7 +22222,6 @@
     </w:p>
     <w:p>
       <w:r>
-        <w:lastRenderedPageBreak/>
         <w:t>第三，</w:t>
       </w:r>
       <w:r>
@@ -22262,6 +22438,7 @@
         <w:pStyle w:val="1"/>
       </w:pPr>
       <w:r>
+        <w:lastRenderedPageBreak/>
         <w:t>参考文献</w:t>
       </w:r>
     </w:p>
@@ -22345,7 +22522,6 @@
         </w:numPr>
       </w:pPr>
       <w:r>
-        <w:lastRenderedPageBreak/>
         <w:t>Breiman L. Random forests. Machine Learning, 2001, 45(1): 5-32. DOI:10.1023/A:1010933404324.</w:t>
       </w:r>
     </w:p>
@@ -22616,6 +22792,7 @@
         </w:numPr>
       </w:pPr>
       <w:r>
+        <w:lastRenderedPageBreak/>
         <w:t>Liu L, Engelen G, Timmerman J, et al. Error prevalence in NIDS datasets: A case study on CIC-IDS-2017 and CSE-CIC-IDS-2018. IEEE CNS 2022. DOI:10.1109/CNS56114.2022.9947235.</w:t>
       </w:r>
     </w:p>
@@ -22658,7 +22835,6 @@
         </w:numPr>
       </w:pPr>
       <w:r>
-        <w:lastRenderedPageBreak/>
         <w:t>Sommer R, Paxson V. Outside the closed world: On using machine learning for network intrusion detection. IEEE S&amp;P 2010: 305-316. DOI:10.1109/SP.2010.25.</w:t>
       </w:r>
     </w:p>
@@ -22980,6 +23156,7 @@
         </w:numPr>
       </w:pPr>
       <w:r>
+        <w:lastRenderedPageBreak/>
         <w:t>Han S, Kim Y, Lee S. Improvement of the classification performance of an intrusion detection model for rare and unknown attack traffic. Electronics, 2021, 10(18): 2268. DOI:10.3390/electronics10182268.</w:t>
       </w:r>
     </w:p>
@@ -23004,7 +23181,6 @@
         </w:numPr>
       </w:pPr>
       <w:r>
-        <w:lastRenderedPageBreak/>
         <w:t>Pedregosa F, Varoquaux G, Gramfort A, et al. Scikit-learn: Machine learning in Python. JMLR, 2011, 12: 2825-2830. [</w:t>
       </w:r>
       <w:r>
@@ -24313,6 +24489,7 @@
               <w:rPr>
                 <w:sz w:val="16"/>
               </w:rPr>
+              <w:lastRenderedPageBreak/>
               <w:t>S28</w:t>
             </w:r>
           </w:p>
@@ -24694,76 +24871,76 @@
       </w:rPr>
     </w:lvl>
   </w:abstractNum>
-  <w:num w:numId="1" w16cid:durableId="338849383">
+  <w:num w:numId="1" w16cid:durableId="17437391">
     <w:abstractNumId w:val="8"/>
   </w:num>
-  <w:num w:numId="2" w16cid:durableId="516309670">
+  <w:num w:numId="2" w16cid:durableId="257912829">
     <w:abstractNumId w:val="6"/>
   </w:num>
-  <w:num w:numId="3" w16cid:durableId="1714189003">
+  <w:num w:numId="3" w16cid:durableId="98989399">
     <w:abstractNumId w:val="5"/>
   </w:num>
-  <w:num w:numId="4" w16cid:durableId="986473936">
+  <w:num w:numId="4" w16cid:durableId="1278440881">
     <w:abstractNumId w:val="4"/>
   </w:num>
-  <w:num w:numId="5" w16cid:durableId="1911651984">
+  <w:num w:numId="5" w16cid:durableId="692070566">
     <w:abstractNumId w:val="7"/>
   </w:num>
-  <w:num w:numId="6" w16cid:durableId="1099837944">
+  <w:num w:numId="6" w16cid:durableId="1141385171">
     <w:abstractNumId w:val="3"/>
   </w:num>
-  <w:num w:numId="7" w16cid:durableId="280722997">
+  <w:num w:numId="7" w16cid:durableId="1197622247">
     <w:abstractNumId w:val="2"/>
   </w:num>
-  <w:num w:numId="8" w16cid:durableId="1210023533">
+  <w:num w:numId="8" w16cid:durableId="630594204">
     <w:abstractNumId w:val="1"/>
   </w:num>
-  <w:num w:numId="9" w16cid:durableId="1207597339">
+  <w:num w:numId="9" w16cid:durableId="1888294657">
     <w:abstractNumId w:val="0"/>
   </w:num>
-  <w:num w:numId="10" w16cid:durableId="12926034">
+  <w:num w:numId="10" w16cid:durableId="1953129191">
     <w:abstractNumId w:val="7"/>
     <w:lvlOverride w:ilvl="0">
       <w:startOverride w:val="1"/>
     </w:lvlOverride>
   </w:num>
-  <w:num w:numId="11" w16cid:durableId="576285703">
+  <w:num w:numId="11" w16cid:durableId="889345378">
     <w:abstractNumId w:val="7"/>
     <w:lvlOverride w:ilvl="0">
       <w:startOverride w:val="1"/>
     </w:lvlOverride>
   </w:num>
-  <w:num w:numId="12" w16cid:durableId="1001856525">
+  <w:num w:numId="12" w16cid:durableId="1189103708">
     <w:abstractNumId w:val="7"/>
     <w:lvlOverride w:ilvl="0">
       <w:startOverride w:val="1"/>
     </w:lvlOverride>
   </w:num>
-  <w:num w:numId="13" w16cid:durableId="703749989">
+  <w:num w:numId="13" w16cid:durableId="124933534">
     <w:abstractNumId w:val="7"/>
     <w:lvlOverride w:ilvl="0">
       <w:startOverride w:val="1"/>
     </w:lvlOverride>
   </w:num>
-  <w:num w:numId="14" w16cid:durableId="494957023">
+  <w:num w:numId="14" w16cid:durableId="1659531139">
     <w:abstractNumId w:val="7"/>
     <w:lvlOverride w:ilvl="0">
       <w:startOverride w:val="1"/>
     </w:lvlOverride>
   </w:num>
-  <w:num w:numId="15" w16cid:durableId="123353160">
+  <w:num w:numId="15" w16cid:durableId="812602178">
     <w:abstractNumId w:val="7"/>
     <w:lvlOverride w:ilvl="0">
       <w:startOverride w:val="1"/>
     </w:lvlOverride>
   </w:num>
-  <w:num w:numId="16" w16cid:durableId="1621568300">
+  <w:num w:numId="16" w16cid:durableId="1409881889">
     <w:abstractNumId w:val="7"/>
     <w:lvlOverride w:ilvl="0">
       <w:startOverride w:val="1"/>
     </w:lvlOverride>
   </w:num>
-  <w:num w:numId="17" w16cid:durableId="1392651305">
+  <w:num w:numId="17" w16cid:durableId="1580677388">
     <w:abstractNumId w:val="7"/>
     <w:lvlOverride w:ilvl="0">
       <w:startOverride w:val="1"/>

--- a/重构版论文_v4_20260915/中文SCI论文_v4_重构版.docx
+++ b/重构版论文_v4_20260915/中文SCI论文_v4_重构版.docx
@@ -2171,7 +2171,7 @@
           <w:noProof/>
         </w:rPr>
         <w:drawing>
-          <wp:inline distT="0" distB="0" distL="0" distR="0" wp14:anchorId="4C8DD53F" wp14:editId="783AB790">
+          <wp:inline distT="0" distB="0" distL="0" distR="0" wp14:anchorId="1DDA2798" wp14:editId="552DB43B">
             <wp:extent cx="5760720" cy="2730962"/>
             <wp:effectExtent l="0" t="0" r="0" b="0"/>
             <wp:docPr id="1" name="Picture 1"/>
@@ -4469,7 +4469,7 @@
         </w:rPr>
         <w:lastRenderedPageBreak/>
         <w:drawing>
-          <wp:inline distT="0" distB="0" distL="0" distR="0" wp14:anchorId="7FA0FBCE" wp14:editId="5DE90EA3">
+          <wp:inline distT="0" distB="0" distL="0" distR="0" wp14:anchorId="5568163F" wp14:editId="152A4E6C">
             <wp:extent cx="5760720" cy="2750378"/>
             <wp:effectExtent l="0" t="0" r="0" b="0"/>
             <wp:docPr id="2" name="Picture 2"/>
@@ -6288,7 +6288,7 @@
         </w:rPr>
         <w:lastRenderedPageBreak/>
         <w:drawing>
-          <wp:inline distT="0" distB="0" distL="0" distR="0" wp14:anchorId="50E36658" wp14:editId="3EDA23B9">
+          <wp:inline distT="0" distB="0" distL="0" distR="0" wp14:anchorId="130F4F6B" wp14:editId="4D66689A">
             <wp:extent cx="5760720" cy="3482709"/>
             <wp:effectExtent l="0" t="0" r="0" b="0"/>
             <wp:docPr id="3" name="Picture 3"/>
@@ -11767,7 +11767,7 @@
         </w:rPr>
         <w:lastRenderedPageBreak/>
         <w:drawing>
-          <wp:inline distT="0" distB="0" distL="0" distR="0" wp14:anchorId="51993D4F" wp14:editId="7ED1D603">
+          <wp:inline distT="0" distB="0" distL="0" distR="0" wp14:anchorId="6CC7C6A4" wp14:editId="471C7498">
             <wp:extent cx="5760720" cy="2547798"/>
             <wp:effectExtent l="0" t="0" r="0" b="0"/>
             <wp:docPr id="4" name="Picture 4"/>
@@ -13576,7 +13576,7 @@
         </w:rPr>
         <w:lastRenderedPageBreak/>
         <w:drawing>
-          <wp:inline distT="0" distB="0" distL="0" distR="0" wp14:anchorId="530C3AE2" wp14:editId="173BCB71">
+          <wp:inline distT="0" distB="0" distL="0" distR="0" wp14:anchorId="29B1BE2B" wp14:editId="22D92E05">
             <wp:extent cx="5760720" cy="2108444"/>
             <wp:effectExtent l="0" t="0" r="0" b="0"/>
             <wp:docPr id="5" name="Picture 5"/>
@@ -13999,7 +13999,7 @@
           <w:noProof/>
         </w:rPr>
         <w:drawing>
-          <wp:inline distT="0" distB="0" distL="0" distR="0" wp14:anchorId="6BF871A2" wp14:editId="352C4DE9">
+          <wp:inline distT="0" distB="0" distL="0" distR="0" wp14:anchorId="00C74AB7" wp14:editId="7889FA3C">
             <wp:extent cx="5760720" cy="2331249"/>
             <wp:effectExtent l="0" t="0" r="0" b="0"/>
             <wp:docPr id="6" name="Picture 6"/>
@@ -15140,7 +15140,7 @@
         </w:rPr>
         <w:lastRenderedPageBreak/>
         <w:drawing>
-          <wp:inline distT="0" distB="0" distL="0" distR="0" wp14:anchorId="7FB5B96F" wp14:editId="7997D6B3">
+          <wp:inline distT="0" distB="0" distL="0" distR="0" wp14:anchorId="6051D2FF" wp14:editId="3E18681D">
             <wp:extent cx="5760720" cy="2266878"/>
             <wp:effectExtent l="0" t="0" r="0" b="0"/>
             <wp:docPr id="7" name="Picture 7"/>
@@ -15456,7 +15456,7 @@
           <w:noProof/>
         </w:rPr>
         <w:drawing>
-          <wp:inline distT="0" distB="0" distL="0" distR="0" wp14:anchorId="51148923" wp14:editId="1BDDE426">
+          <wp:inline distT="0" distB="0" distL="0" distR="0" wp14:anchorId="495EF474" wp14:editId="5AD4F0C3">
             <wp:extent cx="5760720" cy="2362842"/>
             <wp:effectExtent l="0" t="0" r="0" b="0"/>
             <wp:docPr id="8" name="Picture 8"/>
@@ -16022,7 +16022,7 @@
           <w:noProof/>
         </w:rPr>
         <w:drawing>
-          <wp:inline distT="0" distB="0" distL="0" distR="0" wp14:anchorId="2A8656E1" wp14:editId="7EBFBDBE">
+          <wp:inline distT="0" distB="0" distL="0" distR="0" wp14:anchorId="362554E3" wp14:editId="51365F75">
             <wp:extent cx="5760720" cy="2544177"/>
             <wp:effectExtent l="0" t="0" r="0" b="0"/>
             <wp:docPr id="9" name="Picture 9"/>
@@ -16609,7 +16609,7 @@
           <w:noProof/>
         </w:rPr>
         <w:drawing>
-          <wp:inline distT="0" distB="0" distL="0" distR="0" wp14:anchorId="1CDF1138" wp14:editId="34A45A1A">
+          <wp:inline distT="0" distB="0" distL="0" distR="0" wp14:anchorId="2DF8E0EC" wp14:editId="3FD99A45">
             <wp:extent cx="5760720" cy="2275394"/>
             <wp:effectExtent l="0" t="0" r="0" b="0"/>
             <wp:docPr id="10" name="Picture 10"/>
@@ -16913,7 +16913,7 @@
           <w:noProof/>
         </w:rPr>
         <w:drawing>
-          <wp:inline distT="0" distB="0" distL="0" distR="0" wp14:anchorId="2021593C" wp14:editId="3A6918B5">
+          <wp:inline distT="0" distB="0" distL="0" distR="0" wp14:anchorId="1A002F6C" wp14:editId="1427FA5C">
             <wp:extent cx="5760720" cy="2547041"/>
             <wp:effectExtent l="0" t="0" r="0" b="0"/>
             <wp:docPr id="11" name="Picture 11"/>
@@ -19487,19 +19487,19 @@
         <w:t xml:space="preserve"> </w:t>
       </w:r>
       <w:r>
-        <w:t>本文的十个语料跨越</w:t>
-      </w:r>
-      <w:r>
-        <w:t xml:space="preserve"> 1998–2023</w:t>
-      </w:r>
-      <w:r>
-        <w:t>，其中五个发布于</w:t>
+        <w:t>本文的十三个语料跨越</w:t>
+      </w:r>
+      <w:r>
+        <w:t xml:space="preserve"> 1998–2025</w:t>
+      </w:r>
+      <w:r>
+        <w:t>；其中八个发布于</w:t>
       </w:r>
       <w:r>
         <w:t xml:space="preserve"> 2020 </w:t>
       </w:r>
       <w:r>
-        <w:t>年及以后：</w:t>
+        <w:t>年及以后（</w:t>
       </w:r>
       <w:r>
         <w:t>LITNET-2020</w:t>
@@ -19511,139 +19511,223 @@
         <w:t>IoT-23</w:t>
       </w:r>
       <w:r>
-        <w:t>（均</w:t>
-      </w:r>
-      <w:r>
-        <w:t xml:space="preserve"> 2020</w:t>
+        <w:t>、</w:t>
+      </w:r>
+      <w:r>
+        <w:t>RT-IoT2022</w:t>
+      </w:r>
+      <w:r>
+        <w:t>、</w:t>
+      </w:r>
+      <w:r>
+        <w:t>ACI-IoT-2023</w:t>
+      </w:r>
+      <w:r>
+        <w:t>、</w:t>
+      </w:r>
+      <w:r>
+        <w:t>CIC-IoT-2023</w:t>
+      </w:r>
+      <w:r>
+        <w:t>，以及</w:t>
+      </w:r>
+      <w:r>
+        <w:t xml:space="preserve"> 2025 </w:t>
+      </w:r>
+      <w:r>
+        <w:t>年发布的三份：</w:t>
+      </w:r>
+      <w:r>
+        <w:t>UAVIDS-2025</w:t>
+      </w:r>
+      <w:r>
+        <w:t>、</w:t>
+      </w:r>
+      <w:r>
+        <w:t>GeNIS</w:t>
+      </w:r>
+      <w:r>
+        <w:t>、</w:t>
+      </w:r>
+      <w:r>
+        <w:t>IDS2025</w:t>
+      </w:r>
+      <w:r>
+        <w:t>）。在</w:t>
+      </w:r>
+      <w:r>
+        <w:t xml:space="preserve"> 2020–2023 </w:t>
+      </w:r>
+      <w:r>
+        <w:t>的五个语料上，门控与同成员等权融合无法区分：差值分别为</w:t>
+      </w:r>
+      <w:r>
+        <w:t xml:space="preserve"> +0.000000</w:t>
+      </w:r>
+      <w:r>
+        <w:t>（</w:t>
+      </w:r>
+      <w:r>
+        <w:t>LITNET-2020</w:t>
       </w:r>
       <w:r>
         <w:t>）、</w:t>
       </w:r>
       <w:r>
+        <w:t>+0.000000</w:t>
+      </w:r>
+      <w:r>
+        <w:t>（</w:t>
+      </w:r>
+      <w:r>
+        <w:t>IoT-23</w:t>
+      </w:r>
+      <w:r>
+        <w:t>）、</w:t>
+      </w:r>
+      <w:r>
+        <w:t>+0.000235</w:t>
+      </w:r>
+      <w:r>
+        <w:t>（</w:t>
+      </w:r>
+      <w:r>
         <w:t>RT-IoT2022</w:t>
       </w:r>
       <w:r>
+        <w:t>）、</w:t>
+      </w:r>
+      <w:r>
+        <w:t>+0.000000</w:t>
+      </w:r>
+      <w:r>
         <w:t>（</w:t>
       </w:r>
       <w:r>
-        <w:t>2022</w:t>
+        <w:t>ACI-IoT-2023</w:t>
+      </w:r>
+      <w:r>
+        <w:t>）与</w:t>
+      </w:r>
+      <w:r>
+        <w:t xml:space="preserve"> +0.000028</w:t>
+      </w:r>
+      <w:r>
+        <w:t>（</w:t>
+      </w:r>
+      <w:r>
+        <w:t>CIC-IoT-2023</w:t>
+      </w:r>
+      <w:r>
+        <w:t>）；对应的</w:t>
+      </w:r>
+      <w:r>
+        <w:t xml:space="preserve"> Macro-F1 </w:t>
+      </w:r>
+      <w:r>
+        <w:t>为</w:t>
+      </w:r>
+      <w:r>
+        <w:t xml:space="preserve"> 0.999</w:t>
+      </w:r>
+      <w:r>
+        <w:t>、</w:t>
+      </w:r>
+      <w:r>
+        <w:t>0.985</w:t>
+      </w:r>
+      <w:r>
+        <w:t>、</w:t>
+      </w:r>
+      <w:r>
+        <w:t>0.940</w:t>
+      </w:r>
+      <w:r>
+        <w:t>、</w:t>
+      </w:r>
+      <w:r>
+        <w:t xml:space="preserve">0.778 </w:t>
+      </w:r>
+      <w:r>
+        <w:t>与</w:t>
+      </w:r>
+      <w:r>
+        <w:t xml:space="preserve"> 0.752</w:t>
+      </w:r>
+      <w:r>
+        <w:t>。</w:t>
+      </w:r>
+      <w:r>
+        <w:t xml:space="preserve">2025 </w:t>
+      </w:r>
+      <w:r>
+        <w:t>年发布的三份语料在</w:t>
+      </w:r>
+      <w:r>
+        <w:t xml:space="preserve"> 5</w:t>
+      </w:r>
+      <w:r>
+        <w:t>、</w:t>
+      </w:r>
+      <w:r>
+        <w:t>4</w:t>
+      </w:r>
+      <w:r>
+        <w:t>、</w:t>
+      </w:r>
+      <w:r>
+        <w:t xml:space="preserve">7 </w:t>
+      </w:r>
+      <w:r>
+        <w:t>个类别上复现了同一结果：差值均为</w:t>
+      </w:r>
+      <w:r>
+        <w:t xml:space="preserve"> +0.000000</w:t>
+      </w:r>
+      <w:r>
+        <w:t>；对应的</w:t>
+      </w:r>
+      <w:r>
+        <w:t xml:space="preserve"> Macro-F1 </w:t>
+      </w:r>
+      <w:r>
+        <w:t>为</w:t>
+      </w:r>
+      <w:r>
+        <w:t xml:space="preserve"> 0.9449</w:t>
+      </w:r>
+      <w:r>
+        <w:t>（</w:t>
+      </w:r>
+      <w:r>
+        <w:t>UAVIDS-2025</w:t>
       </w:r>
       <w:r>
         <w:t>）、</w:t>
       </w:r>
       <w:r>
-        <w:t xml:space="preserve">ACI-IoT-2023 </w:t>
-      </w:r>
-      <w:r>
-        <w:t>与</w:t>
-      </w:r>
-      <w:r>
-        <w:t xml:space="preserve"> CIC-IoT-2023</w:t>
-      </w:r>
-      <w:r>
-        <w:t>。在这五个语料上，门控与同成员等权融合无法区分：差值分别为</w:t>
-      </w:r>
-      <w:r>
-        <w:t xml:space="preserve"> +0.000000</w:t>
+        <w:t>0.9999</w:t>
       </w:r>
       <w:r>
         <w:t>（</w:t>
       </w:r>
       <w:r>
-        <w:t>LITNET-2020</w:t>
-      </w:r>
-      <w:r>
-        <w:t>）、</w:t>
-      </w:r>
-      <w:r>
-        <w:t>+0.000000</w:t>
+        <w:t>GeNIS</w:t>
+      </w:r>
+      <w:r>
+        <w:t>）与</w:t>
+      </w:r>
+      <w:r>
+        <w:t xml:space="preserve"> 0.9750</w:t>
       </w:r>
       <w:r>
         <w:t>（</w:t>
       </w:r>
       <w:r>
-        <w:t>IoT-23</w:t>
-      </w:r>
-      <w:r>
-        <w:t>）、</w:t>
-      </w:r>
-      <w:r>
-        <w:t>+0.000235</w:t>
-      </w:r>
-      <w:r>
-        <w:t>（</w:t>
-      </w:r>
-      <w:r>
-        <w:t>RT-IoT2022</w:t>
-      </w:r>
-      <w:r>
-        <w:t>）、</w:t>
-      </w:r>
-      <w:r>
-        <w:t>+0.000000</w:t>
-      </w:r>
-      <w:r>
-        <w:t>（</w:t>
-      </w:r>
-      <w:r>
-        <w:t>ACI-IoT-2023</w:t>
-      </w:r>
-      <w:r>
-        <w:t>）与</w:t>
-      </w:r>
-      <w:r>
-        <w:t xml:space="preserve"> +0.000028</w:t>
-      </w:r>
-      <w:r>
-        <w:t>（</w:t>
-      </w:r>
-      <w:r>
-        <w:t>CIC-IoT-2023</w:t>
-      </w:r>
-      <w:r>
-        <w:t>）；对应的</w:t>
-      </w:r>
-      <w:r>
-        <w:t xml:space="preserve"> Macro-F1 </w:t>
-      </w:r>
-      <w:r>
-        <w:t>为</w:t>
-      </w:r>
-      <w:r>
-        <w:t xml:space="preserve"> 0.999</w:t>
-      </w:r>
-      <w:r>
-        <w:t>、</w:t>
-      </w:r>
-      <w:r>
-        <w:t>0.985</w:t>
-      </w:r>
-      <w:r>
-        <w:t>、</w:t>
-      </w:r>
-      <w:r>
-        <w:t>0.940</w:t>
-      </w:r>
-      <w:r>
-        <w:t>、</w:t>
-      </w:r>
-      <w:r>
-        <w:t xml:space="preserve">0.778 </w:t>
-      </w:r>
-      <w:r>
-        <w:t>与</w:t>
-      </w:r>
-      <w:r>
-        <w:t xml:space="preserve"> 0.752</w:t>
-      </w:r>
-      <w:r>
-        <w:t>。因此新语料不仅年代更近，判别难度也更高，而聚合规则的结论并不依赖于源语料的年代。</w:t>
-      </w:r>
-      <w:r>
-        <w:t xml:space="preserve">2024–2025 </w:t>
-      </w:r>
-      <w:r>
-        <w:t>年发布的语料多需申请获取；本文公开全部处理与评估脚本，可在同一协议下继续补充。</w:t>
+        <w:t>IDS2025</w:t>
+      </w:r>
+      <w:r>
+        <w:t>）。因此新语料并不处在同一个难度水平，而聚合规则的结论并不依赖于源语料的年代。</w:t>
       </w:r>
     </w:p>
     <w:p>
@@ -19697,6 +19781,7 @@
         <w:pStyle w:val="21"/>
       </w:pPr>
       <w:r>
+        <w:lastRenderedPageBreak/>
         <w:t xml:space="preserve">6.1 </w:t>
       </w:r>
       <w:r>
@@ -19731,7 +19816,6 @@
         <w:rPr>
           <w:b/>
         </w:rPr>
-        <w:lastRenderedPageBreak/>
         <w:t>条件</w:t>
       </w:r>
       <w:r>
@@ -20188,6 +20272,7 @@
         <w:rPr>
           <w:b/>
         </w:rPr>
+        <w:lastRenderedPageBreak/>
         <w:t>调参预算不对等</w:t>
       </w:r>
       <w:r>
@@ -20272,7 +20357,6 @@
         <w:rPr>
           <w:b/>
         </w:rPr>
-        <w:lastRenderedPageBreak/>
         <w:t>总体构造</w:t>
       </w:r>
       <w:r>
@@ -21272,6 +21356,7 @@
         <w:rPr>
           <w:b/>
         </w:rPr>
+        <w:lastRenderedPageBreak/>
         <w:t>研究总体与目标总体的区分</w:t>
       </w:r>
       <w:r>
@@ -21314,7 +21399,6 @@
         <w:rPr>
           <w:b/>
         </w:rPr>
-        <w:lastRenderedPageBreak/>
         <w:t>配对统计与效应量</w:t>
       </w:r>
       <w:r>
@@ -21620,7 +21704,11 @@
         <w:t xml:space="preserve"> 0.36% </w:t>
       </w:r>
       <w:r>
-        <w:t>的行在该分辨率下构成近重复组，其中</w:t>
+        <w:t>的行在该</w:t>
+      </w:r>
+      <w:r>
+        <w:lastRenderedPageBreak/>
+        <w:t>分辨率下构成近重复组，其中</w:t>
       </w:r>
       <w:r>
         <w:t xml:space="preserve"> 104 </w:t>
@@ -21658,7 +21746,7 @@
         <w:rPr>
           <w:b/>
         </w:rPr>
-        <w:t>评测了四个数据集，但它们来自同一批采集计划的有限覆盖。</w:t>
+        <w:t>评测了十三个语料，但它们来自同一批采集计划的有限覆盖。</w:t>
       </w:r>
       <w:r>
         <w:t xml:space="preserve"> </w:t>
@@ -21688,17 +21776,79 @@
         <w:t xml:space="preserve"> N-BaIoT </w:t>
       </w:r>
       <w:r>
-        <w:t>为条件。</w:t>
+        <w:t>为条件；其余九个语料（</w:t>
+      </w:r>
+      <w:r>
+        <w:t>CIC-IDS2018</w:t>
+      </w:r>
+      <w:r>
+        <w:t>、</w:t>
+      </w:r>
+      <w:r>
+        <w:t>CIC-IoT-2023</w:t>
+      </w:r>
+      <w:r>
+        <w:t>、</w:t>
+      </w:r>
+      <w:r>
+        <w:t>LITNET-2020</w:t>
+      </w:r>
+      <w:r>
+        <w:t>、</w:t>
+      </w:r>
+      <w:r>
+        <w:t>IoT-23</w:t>
+      </w:r>
+      <w:r>
+        <w:t>、</w:t>
+      </w:r>
+      <w:r>
+        <w:t>RT-IoT2022</w:t>
+      </w:r>
+      <w:r>
+        <w:t>、</w:t>
+      </w:r>
+      <w:r>
+        <w:t xml:space="preserve">ACI-IoT-2023 </w:t>
+      </w:r>
+      <w:r>
+        <w:t>与</w:t>
+      </w:r>
+      <w:r>
+        <w:t xml:space="preserve"> 2025 </w:t>
+      </w:r>
+      <w:r>
+        <w:t>年的</w:t>
+      </w:r>
+      <w:r>
+        <w:t xml:space="preserve"> UAVIDS-2025</w:t>
+      </w:r>
+      <w:r>
+        <w:t>、</w:t>
+      </w:r>
+      <w:r>
+        <w:t>GeNIS</w:t>
+      </w:r>
+      <w:r>
+        <w:t>、</w:t>
+      </w:r>
+      <w:r>
+        <w:t>IDS2025</w:t>
+      </w:r>
+      <w:r>
+        <w:t>）作为</w:t>
+      </w:r>
+      <w:r>
+        <w:t xml:space="preserve"> 5.8 </w:t>
+      </w:r>
+      <w:r>
+        <w:t>节的扩展语料复现了主比较。</w:t>
       </w:r>
       <w:r>
         <w:t xml:space="preserve">N-BaIoT </w:t>
       </w:r>
       <w:r>
-        <w:t>对流量特征分类器已经饱和（所有</w:t>
-      </w:r>
-      <w:r>
-        <w:lastRenderedPageBreak/>
-        <w:t>模型</w:t>
+        <w:t>对流量特征分类器已经饱和（所有模型</w:t>
       </w:r>
       <w:r>
         <w:t xml:space="preserve"> Macro-F1 </w:t>
@@ -21710,7 +21860,7 @@
         <w:t xml:space="preserve"> 0.9998 </w:t>
       </w:r>
       <w:r>
-        <w:t>以上），它检验的是聚合环节的机制而非判别难度；两个外部数据集仍只是独立原生标签基准，不构成迁移实验。四个数据集都不代表生产流量，也都无法提供同一测试床上时间分离的留出集。</w:t>
+        <w:t>以上），它检验的是聚合环节的机制而非判别难度；两个外部数据集仍只是独立原生标签基准，不构成迁移实验。十三个语料都不代表生产流量，也都无法提供同一测试床上时间分离的留出集。</w:t>
       </w:r>
     </w:p>
     <w:p>
@@ -21864,7 +22014,7 @@
         <w:t xml:space="preserve"> 0.13–0.32</w:t>
       </w:r>
       <w:r>
-        <w:t>。本文评估的十个语料都不代表生产流量。</w:t>
+        <w:t>。</w:t>
       </w:r>
     </w:p>
     <w:p>
@@ -22091,6 +22241,7 @@
         <w:rPr>
           <w:b/>
         </w:rPr>
+        <w:lastRenderedPageBreak/>
         <w:t>对第一条结论的限定。</w:t>
       </w:r>
       <w:r>
@@ -22207,11 +22358,7 @@
         <w:t>Pearson r = 0.749</w:t>
       </w:r>
       <w:r>
-        <w:t>）。因此条件加权的失效不是实现或调参问题，而是</w:t>
-      </w:r>
-      <w:r>
-        <w:lastRenderedPageBreak/>
-        <w:t>过滤式多视图专家彼此过于相似这一数据侧约束的直接后果。</w:t>
+        <w:t>）。因此条件加权的失效不是实现或调参问题，而是过滤式多视图专家彼此过于相似这一数据侧约束的直接后果。</w:t>
       </w:r>
       <w:r>
         <w:t xml:space="preserve"> </w:t>
@@ -22407,6 +22554,7 @@
         <w:pStyle w:val="1"/>
       </w:pPr>
       <w:r>
+        <w:lastRenderedPageBreak/>
         <w:t>作者贡献声明（</w:t>
       </w:r>
       <w:r>
@@ -22438,7 +22586,6 @@
         <w:pStyle w:val="1"/>
       </w:pPr>
       <w:r>
-        <w:lastRenderedPageBreak/>
         <w:t>参考文献</w:t>
       </w:r>
     </w:p>
@@ -22756,6 +22903,7 @@
         </w:numPr>
       </w:pPr>
       <w:r>
+        <w:lastRenderedPageBreak/>
         <w:t>UCI Machine Learning Repository. Detection of IoT botnet attacks N-BaIoT [dataset]. 2018. DOI:10.24432/C5RC8J.</w:t>
       </w:r>
     </w:p>
@@ -22792,7 +22940,6 @@
         </w:numPr>
       </w:pPr>
       <w:r>
-        <w:lastRenderedPageBreak/>
         <w:t>Liu L, Engelen G, Timmerman J, et al. Error prevalence in NIDS datasets: A case study on CIC-IDS-2017 and CSE-CIC-IDS-2018. IEEE CNS 2022. DOI:10.1109/CNS56114.2022.9947235.</w:t>
       </w:r>
     </w:p>
@@ -23099,6 +23246,7 @@
         </w:numPr>
       </w:pPr>
       <w:r>
+        <w:lastRenderedPageBreak/>
         <w:t>Holm S. A simple sequentially rejective multiple test procedure. Scandinavian Journal of Statistics, 1979, 6(2): 65-70. [</w:t>
       </w:r>
       <w:r>
@@ -23156,7 +23304,6 @@
         </w:numPr>
       </w:pPr>
       <w:r>
-        <w:lastRenderedPageBreak/>
         <w:t>Han S, Kim Y, Lee S. Improvement of the classification performance of an intrusion detection model for rare and unknown attack traffic. Electronics, 2021, 10(18): 2268. DOI:10.3390/electronics10182268.</w:t>
       </w:r>
     </w:p>
@@ -24191,6 +24338,7 @@
               <w:rPr>
                 <w:sz w:val="16"/>
               </w:rPr>
+              <w:lastRenderedPageBreak/>
               <w:t>S21</w:t>
             </w:r>
           </w:p>
@@ -24489,7 +24637,6 @@
               <w:rPr>
                 <w:sz w:val="16"/>
               </w:rPr>
-              <w:lastRenderedPageBreak/>
               <w:t>S28</w:t>
             </w:r>
           </w:p>
@@ -24871,76 +25018,76 @@
       </w:rPr>
     </w:lvl>
   </w:abstractNum>
-  <w:num w:numId="1" w16cid:durableId="17437391">
+  <w:num w:numId="1" w16cid:durableId="753891501">
     <w:abstractNumId w:val="8"/>
   </w:num>
-  <w:num w:numId="2" w16cid:durableId="257912829">
+  <w:num w:numId="2" w16cid:durableId="288629148">
     <w:abstractNumId w:val="6"/>
   </w:num>
-  <w:num w:numId="3" w16cid:durableId="98989399">
+  <w:num w:numId="3" w16cid:durableId="1315379821">
     <w:abstractNumId w:val="5"/>
   </w:num>
-  <w:num w:numId="4" w16cid:durableId="1278440881">
+  <w:num w:numId="4" w16cid:durableId="1641613253">
     <w:abstractNumId w:val="4"/>
   </w:num>
-  <w:num w:numId="5" w16cid:durableId="692070566">
+  <w:num w:numId="5" w16cid:durableId="899175367">
     <w:abstractNumId w:val="7"/>
   </w:num>
-  <w:num w:numId="6" w16cid:durableId="1141385171">
+  <w:num w:numId="6" w16cid:durableId="1550801285">
     <w:abstractNumId w:val="3"/>
   </w:num>
-  <w:num w:numId="7" w16cid:durableId="1197622247">
+  <w:num w:numId="7" w16cid:durableId="40911168">
     <w:abstractNumId w:val="2"/>
   </w:num>
-  <w:num w:numId="8" w16cid:durableId="630594204">
+  <w:num w:numId="8" w16cid:durableId="1308508510">
     <w:abstractNumId w:val="1"/>
   </w:num>
-  <w:num w:numId="9" w16cid:durableId="1888294657">
+  <w:num w:numId="9" w16cid:durableId="1702631045">
     <w:abstractNumId w:val="0"/>
   </w:num>
-  <w:num w:numId="10" w16cid:durableId="1953129191">
+  <w:num w:numId="10" w16cid:durableId="766386017">
     <w:abstractNumId w:val="7"/>
     <w:lvlOverride w:ilvl="0">
       <w:startOverride w:val="1"/>
     </w:lvlOverride>
   </w:num>
-  <w:num w:numId="11" w16cid:durableId="889345378">
+  <w:num w:numId="11" w16cid:durableId="1547837016">
     <w:abstractNumId w:val="7"/>
     <w:lvlOverride w:ilvl="0">
       <w:startOverride w:val="1"/>
     </w:lvlOverride>
   </w:num>
-  <w:num w:numId="12" w16cid:durableId="1189103708">
+  <w:num w:numId="12" w16cid:durableId="757673717">
     <w:abstractNumId w:val="7"/>
     <w:lvlOverride w:ilvl="0">
       <w:startOverride w:val="1"/>
     </w:lvlOverride>
   </w:num>
-  <w:num w:numId="13" w16cid:durableId="124933534">
+  <w:num w:numId="13" w16cid:durableId="374160662">
     <w:abstractNumId w:val="7"/>
     <w:lvlOverride w:ilvl="0">
       <w:startOverride w:val="1"/>
     </w:lvlOverride>
   </w:num>
-  <w:num w:numId="14" w16cid:durableId="1659531139">
+  <w:num w:numId="14" w16cid:durableId="1579248141">
     <w:abstractNumId w:val="7"/>
     <w:lvlOverride w:ilvl="0">
       <w:startOverride w:val="1"/>
     </w:lvlOverride>
   </w:num>
-  <w:num w:numId="15" w16cid:durableId="812602178">
+  <w:num w:numId="15" w16cid:durableId="679964366">
     <w:abstractNumId w:val="7"/>
     <w:lvlOverride w:ilvl="0">
       <w:startOverride w:val="1"/>
     </w:lvlOverride>
   </w:num>
-  <w:num w:numId="16" w16cid:durableId="1409881889">
+  <w:num w:numId="16" w16cid:durableId="34736705">
     <w:abstractNumId w:val="7"/>
     <w:lvlOverride w:ilvl="0">
       <w:startOverride w:val="1"/>
     </w:lvlOverride>
   </w:num>
-  <w:num w:numId="17" w16cid:durableId="1580677388">
+  <w:num w:numId="17" w16cid:durableId="1674726661">
     <w:abstractNumId w:val="7"/>
     <w:lvlOverride w:ilvl="0">
       <w:startOverride w:val="1"/>

--- a/重构版论文_v4_20260915/中文SCI论文_v4_重构版.docx
+++ b/重构版论文_v4_20260915/中文SCI论文_v4_重构版.docx
@@ -2171,7 +2171,7 @@
           <w:noProof/>
         </w:rPr>
         <w:drawing>
-          <wp:inline distT="0" distB="0" distL="0" distR="0" wp14:anchorId="1DDA2798" wp14:editId="552DB43B">
+          <wp:inline distT="0" distB="0" distL="0" distR="0" wp14:anchorId="4C80A697" wp14:editId="7E83DBDF">
             <wp:extent cx="5760720" cy="2730962"/>
             <wp:effectExtent l="0" t="0" r="0" b="0"/>
             <wp:docPr id="1" name="Picture 1"/>
@@ -4469,7 +4469,7 @@
         </w:rPr>
         <w:lastRenderedPageBreak/>
         <w:drawing>
-          <wp:inline distT="0" distB="0" distL="0" distR="0" wp14:anchorId="5568163F" wp14:editId="152A4E6C">
+          <wp:inline distT="0" distB="0" distL="0" distR="0" wp14:anchorId="2397053B" wp14:editId="73B06ECA">
             <wp:extent cx="5760720" cy="2750378"/>
             <wp:effectExtent l="0" t="0" r="0" b="0"/>
             <wp:docPr id="2" name="Picture 2"/>
@@ -6288,7 +6288,7 @@
         </w:rPr>
         <w:lastRenderedPageBreak/>
         <w:drawing>
-          <wp:inline distT="0" distB="0" distL="0" distR="0" wp14:anchorId="130F4F6B" wp14:editId="4D66689A">
+          <wp:inline distT="0" distB="0" distL="0" distR="0" wp14:anchorId="52972ABA" wp14:editId="0C4EF86A">
             <wp:extent cx="5760720" cy="3482709"/>
             <wp:effectExtent l="0" t="0" r="0" b="0"/>
             <wp:docPr id="3" name="Picture 3"/>
@@ -11767,7 +11767,7 @@
         </w:rPr>
         <w:lastRenderedPageBreak/>
         <w:drawing>
-          <wp:inline distT="0" distB="0" distL="0" distR="0" wp14:anchorId="6CC7C6A4" wp14:editId="471C7498">
+          <wp:inline distT="0" distB="0" distL="0" distR="0" wp14:anchorId="4C9CC1FD" wp14:editId="34CAEBB1">
             <wp:extent cx="5760720" cy="2547798"/>
             <wp:effectExtent l="0" t="0" r="0" b="0"/>
             <wp:docPr id="4" name="Picture 4"/>
@@ -13576,7 +13576,7 @@
         </w:rPr>
         <w:lastRenderedPageBreak/>
         <w:drawing>
-          <wp:inline distT="0" distB="0" distL="0" distR="0" wp14:anchorId="29B1BE2B" wp14:editId="22D92E05">
+          <wp:inline distT="0" distB="0" distL="0" distR="0" wp14:anchorId="67C0A48A" wp14:editId="647527A9">
             <wp:extent cx="5760720" cy="2108444"/>
             <wp:effectExtent l="0" t="0" r="0" b="0"/>
             <wp:docPr id="5" name="Picture 5"/>
@@ -13999,7 +13999,7 @@
           <w:noProof/>
         </w:rPr>
         <w:drawing>
-          <wp:inline distT="0" distB="0" distL="0" distR="0" wp14:anchorId="00C74AB7" wp14:editId="7889FA3C">
+          <wp:inline distT="0" distB="0" distL="0" distR="0" wp14:anchorId="7D7F5CF3" wp14:editId="1A1DDF53">
             <wp:extent cx="5760720" cy="2331249"/>
             <wp:effectExtent l="0" t="0" r="0" b="0"/>
             <wp:docPr id="6" name="Picture 6"/>
@@ -15140,7 +15140,7 @@
         </w:rPr>
         <w:lastRenderedPageBreak/>
         <w:drawing>
-          <wp:inline distT="0" distB="0" distL="0" distR="0" wp14:anchorId="6051D2FF" wp14:editId="3E18681D">
+          <wp:inline distT="0" distB="0" distL="0" distR="0" wp14:anchorId="070D2F2C" wp14:editId="1FD7716B">
             <wp:extent cx="5760720" cy="2266878"/>
             <wp:effectExtent l="0" t="0" r="0" b="0"/>
             <wp:docPr id="7" name="Picture 7"/>
@@ -15456,7 +15456,7 @@
           <w:noProof/>
         </w:rPr>
         <w:drawing>
-          <wp:inline distT="0" distB="0" distL="0" distR="0" wp14:anchorId="495EF474" wp14:editId="5AD4F0C3">
+          <wp:inline distT="0" distB="0" distL="0" distR="0" wp14:anchorId="2726E5D2" wp14:editId="1A4B7BDD">
             <wp:extent cx="5760720" cy="2362842"/>
             <wp:effectExtent l="0" t="0" r="0" b="0"/>
             <wp:docPr id="8" name="Picture 8"/>
@@ -16022,7 +16022,7 @@
           <w:noProof/>
         </w:rPr>
         <w:drawing>
-          <wp:inline distT="0" distB="0" distL="0" distR="0" wp14:anchorId="362554E3" wp14:editId="51365F75">
+          <wp:inline distT="0" distB="0" distL="0" distR="0" wp14:anchorId="5CDB8734" wp14:editId="6CDEBF63">
             <wp:extent cx="5760720" cy="2544177"/>
             <wp:effectExtent l="0" t="0" r="0" b="0"/>
             <wp:docPr id="9" name="Picture 9"/>
@@ -16609,7 +16609,7 @@
           <w:noProof/>
         </w:rPr>
         <w:drawing>
-          <wp:inline distT="0" distB="0" distL="0" distR="0" wp14:anchorId="2DF8E0EC" wp14:editId="3FD99A45">
+          <wp:inline distT="0" distB="0" distL="0" distR="0" wp14:anchorId="38612F94" wp14:editId="036B08ED">
             <wp:extent cx="5760720" cy="2275394"/>
             <wp:effectExtent l="0" t="0" r="0" b="0"/>
             <wp:docPr id="10" name="Picture 10"/>
@@ -16913,7 +16913,7 @@
           <w:noProof/>
         </w:rPr>
         <w:drawing>
-          <wp:inline distT="0" distB="0" distL="0" distR="0" wp14:anchorId="1A002F6C" wp14:editId="1427FA5C">
+          <wp:inline distT="0" distB="0" distL="0" distR="0" wp14:anchorId="3C421C80" wp14:editId="4F4C4160">
             <wp:extent cx="5760720" cy="2547041"/>
             <wp:effectExtent l="0" t="0" r="0" b="0"/>
             <wp:docPr id="11" name="Picture 11"/>
@@ -19375,10 +19375,10 @@
         <w:t xml:space="preserve"> 56 055/12 012/12 012 </w:t>
       </w:r>
       <w:r>
-        <w:t>的五分类基准，五个种子上门控与同成员等权融合完全相同（</w:t>
-      </w:r>
-      <w:r>
-        <w:t>0.964124</w:t>
+        <w:t>的五分类基准，十个种子上门控与同成员等权融合完全相同（</w:t>
+      </w:r>
+      <w:r>
+        <w:t>0.955231</w:t>
       </w:r>
       <w:r>
         <w:t>，改判</w:t>
@@ -19402,22 +19402,22 @@
         <w:t>行、八个粗类）上，门控为</w:t>
       </w:r>
       <w:r>
-        <w:t xml:space="preserve"> 0.752375</w:t>
+        <w:t xml:space="preserve"> 0.751051</w:t>
       </w:r>
       <w:r>
         <w:t>，同成员等权融合为</w:t>
       </w:r>
       <w:r>
-        <w:t xml:space="preserve"> 0.752347</w:t>
+        <w:t xml:space="preserve"> 0.751054</w:t>
       </w:r>
       <w:r>
         <w:t>，差</w:t>
       </w:r>
       <w:r>
-        <w:t xml:space="preserve"> +0.000028</w:t>
-      </w:r>
-      <w:r>
-        <w:t>（三个种子）。两者都在本文未使用过的语料上复现了主结论。</w:t>
+        <w:t xml:space="preserve"> -0.000004</w:t>
+      </w:r>
+      <w:r>
+        <w:t>（十个种子）。两者都在本文未使用过的语料上复现了主结论。</w:t>
       </w:r>
     </w:p>
     <w:p>
@@ -19553,7 +19553,7 @@
         <w:t>IDS2025</w:t>
       </w:r>
       <w:r>
-        <w:t>）。在</w:t>
+        <w:t>）。所有扩展语料现在都与主实验使用同一组十个种子。在</w:t>
       </w:r>
       <w:r>
         <w:t xml:space="preserve"> 2020–2023 </w:t>
@@ -19586,7 +19586,7 @@
         <w:t>）、</w:t>
       </w:r>
       <w:r>
-        <w:t>+0.000235</w:t>
+        <w:t>+0.000071</w:t>
       </w:r>
       <w:r>
         <w:t>（</w:t>
@@ -19598,25 +19598,121 @@
         <w:t>）、</w:t>
       </w:r>
       <w:r>
+        <w:t>+0.000004</w:t>
+      </w:r>
+      <w:r>
+        <w:t>（</w:t>
+      </w:r>
+      <w:r>
+        <w:t>ACI-IoT-2023</w:t>
+      </w:r>
+      <w:r>
+        <w:t>）与</w:t>
+      </w:r>
+      <w:r>
+        <w:t xml:space="preserve"> -0.000004</w:t>
+      </w:r>
+      <w:r>
+        <w:t>（</w:t>
+      </w:r>
+      <w:r>
+        <w:t>CIC-IoT-2023</w:t>
+      </w:r>
+      <w:r>
+        <w:t>）；对应的</w:t>
+      </w:r>
+      <w:r>
+        <w:t xml:space="preserve"> Macro-F1 </w:t>
+      </w:r>
+      <w:r>
+        <w:t>为</w:t>
+      </w:r>
+      <w:r>
+        <w:t xml:space="preserve"> 0.999</w:t>
+      </w:r>
+      <w:r>
+        <w:t>、</w:t>
+      </w:r>
+      <w:r>
+        <w:t>0.985</w:t>
+      </w:r>
+      <w:r>
+        <w:t>、</w:t>
+      </w:r>
+      <w:r>
+        <w:t>0.939</w:t>
+      </w:r>
+      <w:r>
+        <w:t>、</w:t>
+      </w:r>
+      <w:r>
+        <w:t xml:space="preserve">0.778 </w:t>
+      </w:r>
+      <w:r>
+        <w:t>与</w:t>
+      </w:r>
+      <w:r>
+        <w:t xml:space="preserve"> 0.751</w:t>
+      </w:r>
+      <w:r>
+        <w:t>。</w:t>
+      </w:r>
+      <w:r>
+        <w:t xml:space="preserve">2025 </w:t>
+      </w:r>
+      <w:r>
+        <w:t>年发布的三份语料在</w:t>
+      </w:r>
+      <w:r>
+        <w:t xml:space="preserve"> 5</w:t>
+      </w:r>
+      <w:r>
+        <w:t>、</w:t>
+      </w:r>
+      <w:r>
+        <w:t>4</w:t>
+      </w:r>
+      <w:r>
+        <w:t>、</w:t>
+      </w:r>
+      <w:r>
+        <w:t xml:space="preserve">7 </w:t>
+      </w:r>
+      <w:r>
+        <w:t>个类别上复现了同一结果：差值分别为</w:t>
+      </w:r>
+      <w:r>
+        <w:t xml:space="preserve"> +0.000020</w:t>
+      </w:r>
+      <w:r>
+        <w:t>（</w:t>
+      </w:r>
+      <w:r>
+        <w:t>UAVIDS-2025</w:t>
+      </w:r>
+      <w:r>
+        <w:t>）、</w:t>
+      </w:r>
+      <w:r>
         <w:t>+0.000000</w:t>
       </w:r>
       <w:r>
         <w:t>（</w:t>
       </w:r>
       <w:r>
-        <w:t>ACI-IoT-2023</w:t>
+        <w:t>GeNIS</w:t>
       </w:r>
       <w:r>
         <w:t>）与</w:t>
       </w:r>
       <w:r>
-        <w:t xml:space="preserve"> +0.000028</w:t>
+        <w:t xml:space="preserve"> +0.000016</w:t>
       </w:r>
       <w:r>
         <w:t>（</w:t>
       </w:r>
       <w:r>
-        <w:t>CIC-IoT-2023</w:t>
+        <w:t>IDS2025</w:t>
       </w:r>
       <w:r>
         <w:t>）；对应的</w:t>
@@ -19628,106 +19724,25 @@
         <w:t>为</w:t>
       </w:r>
       <w:r>
-        <w:t xml:space="preserve"> 0.999</w:t>
+        <w:t xml:space="preserve"> 0.9450</w:t>
       </w:r>
       <w:r>
         <w:t>、</w:t>
       </w:r>
       <w:r>
-        <w:t>0.985</w:t>
-      </w:r>
-      <w:r>
-        <w:t>、</w:t>
-      </w:r>
-      <w:r>
-        <w:t>0.940</w:t>
-      </w:r>
-      <w:r>
-        <w:t>、</w:t>
-      </w:r>
-      <w:r>
-        <w:t xml:space="preserve">0.778 </w:t>
+        <w:t xml:space="preserve">0.9999 </w:t>
       </w:r>
       <w:r>
         <w:t>与</w:t>
       </w:r>
       <w:r>
-        <w:t xml:space="preserve"> 0.752</w:t>
-      </w:r>
-      <w:r>
-        <w:t>。</w:t>
-      </w:r>
-      <w:r>
-        <w:t xml:space="preserve">2025 </w:t>
-      </w:r>
-      <w:r>
-        <w:t>年发布的三份语料在</w:t>
-      </w:r>
-      <w:r>
-        <w:t xml:space="preserve"> 5</w:t>
-      </w:r>
-      <w:r>
-        <w:t>、</w:t>
-      </w:r>
-      <w:r>
-        <w:t>4</w:t>
-      </w:r>
-      <w:r>
-        <w:t>、</w:t>
-      </w:r>
-      <w:r>
-        <w:t xml:space="preserve">7 </w:t>
-      </w:r>
-      <w:r>
-        <w:t>个类别上复现了同一结果：差值均为</w:t>
-      </w:r>
-      <w:r>
-        <w:t xml:space="preserve"> +0.000000</w:t>
-      </w:r>
-      <w:r>
-        <w:t>；对应的</w:t>
-      </w:r>
-      <w:r>
-        <w:t xml:space="preserve"> Macro-F1 </w:t>
-      </w:r>
-      <w:r>
-        <w:t>为</w:t>
-      </w:r>
-      <w:r>
-        <w:t xml:space="preserve"> 0.9449</w:t>
-      </w:r>
-      <w:r>
-        <w:t>（</w:t>
-      </w:r>
-      <w:r>
-        <w:t>UAVIDS-2025</w:t>
-      </w:r>
-      <w:r>
-        <w:t>）、</w:t>
-      </w:r>
-      <w:r>
-        <w:t>0.9999</w:t>
-      </w:r>
-      <w:r>
-        <w:t>（</w:t>
-      </w:r>
-      <w:r>
-        <w:t>GeNIS</w:t>
-      </w:r>
-      <w:r>
-        <w:t>）与</w:t>
-      </w:r>
-      <w:r>
-        <w:t xml:space="preserve"> 0.9750</w:t>
-      </w:r>
-      <w:r>
-        <w:t>（</w:t>
-      </w:r>
-      <w:r>
-        <w:t>IDS2025</w:t>
-      </w:r>
-      <w:r>
-        <w:t>）。因此新语料并不处在同一个难度水平，而聚合规则的结论并不依赖于源语料的年代。</w:t>
+        <w:t xml:space="preserve"> 0.9810</w:t>
+      </w:r>
+      <w:r>
+        <w:t>。因此新语料并不处在同一个难度水</w:t>
+      </w:r>
+      <w:r>
+        <w:t>平，而聚合规则的结论并不依赖于源语料的年代。</w:t>
       </w:r>
     </w:p>
     <w:p>
@@ -25018,76 +25033,76 @@
       </w:rPr>
     </w:lvl>
   </w:abstractNum>
-  <w:num w:numId="1" w16cid:durableId="753891501">
+  <w:num w:numId="1" w16cid:durableId="67189165">
     <w:abstractNumId w:val="8"/>
   </w:num>
-  <w:num w:numId="2" w16cid:durableId="288629148">
+  <w:num w:numId="2" w16cid:durableId="49424576">
     <w:abstractNumId w:val="6"/>
   </w:num>
-  <w:num w:numId="3" w16cid:durableId="1315379821">
+  <w:num w:numId="3" w16cid:durableId="1201044103">
     <w:abstractNumId w:val="5"/>
   </w:num>
-  <w:num w:numId="4" w16cid:durableId="1641613253">
+  <w:num w:numId="4" w16cid:durableId="1059747112">
     <w:abstractNumId w:val="4"/>
   </w:num>
-  <w:num w:numId="5" w16cid:durableId="899175367">
+  <w:num w:numId="5" w16cid:durableId="717903261">
     <w:abstractNumId w:val="7"/>
   </w:num>
-  <w:num w:numId="6" w16cid:durableId="1550801285">
+  <w:num w:numId="6" w16cid:durableId="975527218">
     <w:abstractNumId w:val="3"/>
   </w:num>
-  <w:num w:numId="7" w16cid:durableId="40911168">
+  <w:num w:numId="7" w16cid:durableId="475875690">
     <w:abstractNumId w:val="2"/>
   </w:num>
-  <w:num w:numId="8" w16cid:durableId="1308508510">
+  <w:num w:numId="8" w16cid:durableId="862208791">
     <w:abstractNumId w:val="1"/>
   </w:num>
-  <w:num w:numId="9" w16cid:durableId="1702631045">
+  <w:num w:numId="9" w16cid:durableId="1661880714">
     <w:abstractNumId w:val="0"/>
   </w:num>
-  <w:num w:numId="10" w16cid:durableId="766386017">
+  <w:num w:numId="10" w16cid:durableId="1516924824">
     <w:abstractNumId w:val="7"/>
     <w:lvlOverride w:ilvl="0">
       <w:startOverride w:val="1"/>
     </w:lvlOverride>
   </w:num>
-  <w:num w:numId="11" w16cid:durableId="1547837016">
+  <w:num w:numId="11" w16cid:durableId="1897619816">
     <w:abstractNumId w:val="7"/>
     <w:lvlOverride w:ilvl="0">
       <w:startOverride w:val="1"/>
     </w:lvlOverride>
   </w:num>
-  <w:num w:numId="12" w16cid:durableId="757673717">
+  <w:num w:numId="12" w16cid:durableId="27608085">
     <w:abstractNumId w:val="7"/>
     <w:lvlOverride w:ilvl="0">
       <w:startOverride w:val="1"/>
     </w:lvlOverride>
   </w:num>
-  <w:num w:numId="13" w16cid:durableId="374160662">
+  <w:num w:numId="13" w16cid:durableId="1791119673">
     <w:abstractNumId w:val="7"/>
     <w:lvlOverride w:ilvl="0">
       <w:startOverride w:val="1"/>
     </w:lvlOverride>
   </w:num>
-  <w:num w:numId="14" w16cid:durableId="1579248141">
+  <w:num w:numId="14" w16cid:durableId="1444037236">
     <w:abstractNumId w:val="7"/>
     <w:lvlOverride w:ilvl="0">
       <w:startOverride w:val="1"/>
     </w:lvlOverride>
   </w:num>
-  <w:num w:numId="15" w16cid:durableId="679964366">
+  <w:num w:numId="15" w16cid:durableId="474760105">
     <w:abstractNumId w:val="7"/>
     <w:lvlOverride w:ilvl="0">
       <w:startOverride w:val="1"/>
     </w:lvlOverride>
   </w:num>
-  <w:num w:numId="16" w16cid:durableId="34736705">
+  <w:num w:numId="16" w16cid:durableId="1268123642">
     <w:abstractNumId w:val="7"/>
     <w:lvlOverride w:ilvl="0">
       <w:startOverride w:val="1"/>
     </w:lvlOverride>
   </w:num>
-  <w:num w:numId="17" w16cid:durableId="1674726661">
+  <w:num w:numId="17" w16cid:durableId="917518345">
     <w:abstractNumId w:val="7"/>
     <w:lvlOverride w:ilvl="0">
       <w:startOverride w:val="1"/>

--- a/重构版论文_v4_20260915/中文SCI论文_v4_重构版.docx
+++ b/重构版论文_v4_20260915/中文SCI论文_v4_重构版.docx
@@ -2171,7 +2171,7 @@
           <w:noProof/>
         </w:rPr>
         <w:drawing>
-          <wp:inline distT="0" distB="0" distL="0" distR="0" wp14:anchorId="4C80A697" wp14:editId="7E83DBDF">
+          <wp:inline distT="0" distB="0" distL="0" distR="0" wp14:anchorId="0A9845F4" wp14:editId="0EC04708">
             <wp:extent cx="5760720" cy="2730962"/>
             <wp:effectExtent l="0" t="0" r="0" b="0"/>
             <wp:docPr id="1" name="Picture 1"/>
@@ -4469,7 +4469,7 @@
         </w:rPr>
         <w:lastRenderedPageBreak/>
         <w:drawing>
-          <wp:inline distT="0" distB="0" distL="0" distR="0" wp14:anchorId="2397053B" wp14:editId="73B06ECA">
+          <wp:inline distT="0" distB="0" distL="0" distR="0" wp14:anchorId="0171C9E3" wp14:editId="055AC3FD">
             <wp:extent cx="5760720" cy="2750378"/>
             <wp:effectExtent l="0" t="0" r="0" b="0"/>
             <wp:docPr id="2" name="Picture 2"/>
@@ -6288,7 +6288,7 @@
         </w:rPr>
         <w:lastRenderedPageBreak/>
         <w:drawing>
-          <wp:inline distT="0" distB="0" distL="0" distR="0" wp14:anchorId="52972ABA" wp14:editId="0C4EF86A">
+          <wp:inline distT="0" distB="0" distL="0" distR="0" wp14:anchorId="061D6F12" wp14:editId="323AC051">
             <wp:extent cx="5760720" cy="3482709"/>
             <wp:effectExtent l="0" t="0" r="0" b="0"/>
             <wp:docPr id="3" name="Picture 3"/>
@@ -11767,7 +11767,7 @@
         </w:rPr>
         <w:lastRenderedPageBreak/>
         <w:drawing>
-          <wp:inline distT="0" distB="0" distL="0" distR="0" wp14:anchorId="4C9CC1FD" wp14:editId="34CAEBB1">
+          <wp:inline distT="0" distB="0" distL="0" distR="0" wp14:anchorId="12F0B587" wp14:editId="3770B2BE">
             <wp:extent cx="5760720" cy="2547798"/>
             <wp:effectExtent l="0" t="0" r="0" b="0"/>
             <wp:docPr id="4" name="Picture 4"/>
@@ -13576,7 +13576,7 @@
         </w:rPr>
         <w:lastRenderedPageBreak/>
         <w:drawing>
-          <wp:inline distT="0" distB="0" distL="0" distR="0" wp14:anchorId="67C0A48A" wp14:editId="647527A9">
+          <wp:inline distT="0" distB="0" distL="0" distR="0" wp14:anchorId="7985ED6D" wp14:editId="21F2569A">
             <wp:extent cx="5760720" cy="2108444"/>
             <wp:effectExtent l="0" t="0" r="0" b="0"/>
             <wp:docPr id="5" name="Picture 5"/>
@@ -13999,7 +13999,7 @@
           <w:noProof/>
         </w:rPr>
         <w:drawing>
-          <wp:inline distT="0" distB="0" distL="0" distR="0" wp14:anchorId="7D7F5CF3" wp14:editId="1A1DDF53">
+          <wp:inline distT="0" distB="0" distL="0" distR="0" wp14:anchorId="68F109EA" wp14:editId="02164A27">
             <wp:extent cx="5760720" cy="2331249"/>
             <wp:effectExtent l="0" t="0" r="0" b="0"/>
             <wp:docPr id="6" name="Picture 6"/>
@@ -15140,7 +15140,7 @@
         </w:rPr>
         <w:lastRenderedPageBreak/>
         <w:drawing>
-          <wp:inline distT="0" distB="0" distL="0" distR="0" wp14:anchorId="070D2F2C" wp14:editId="1FD7716B">
+          <wp:inline distT="0" distB="0" distL="0" distR="0" wp14:anchorId="2C275C1D" wp14:editId="7D0582E0">
             <wp:extent cx="5760720" cy="2266878"/>
             <wp:effectExtent l="0" t="0" r="0" b="0"/>
             <wp:docPr id="7" name="Picture 7"/>
@@ -15456,7 +15456,7 @@
           <w:noProof/>
         </w:rPr>
         <w:drawing>
-          <wp:inline distT="0" distB="0" distL="0" distR="0" wp14:anchorId="2726E5D2" wp14:editId="1A4B7BDD">
+          <wp:inline distT="0" distB="0" distL="0" distR="0" wp14:anchorId="577AC103" wp14:editId="1B4B70D3">
             <wp:extent cx="5760720" cy="2362842"/>
             <wp:effectExtent l="0" t="0" r="0" b="0"/>
             <wp:docPr id="8" name="Picture 8"/>
@@ -16022,7 +16022,7 @@
           <w:noProof/>
         </w:rPr>
         <w:drawing>
-          <wp:inline distT="0" distB="0" distL="0" distR="0" wp14:anchorId="5CDB8734" wp14:editId="6CDEBF63">
+          <wp:inline distT="0" distB="0" distL="0" distR="0" wp14:anchorId="3834153C" wp14:editId="411F7CAF">
             <wp:extent cx="5760720" cy="2544177"/>
             <wp:effectExtent l="0" t="0" r="0" b="0"/>
             <wp:docPr id="9" name="Picture 9"/>
@@ -16609,7 +16609,7 @@
           <w:noProof/>
         </w:rPr>
         <w:drawing>
-          <wp:inline distT="0" distB="0" distL="0" distR="0" wp14:anchorId="38612F94" wp14:editId="036B08ED">
+          <wp:inline distT="0" distB="0" distL="0" distR="0" wp14:anchorId="6FFF0FE7" wp14:editId="2711F1F4">
             <wp:extent cx="5760720" cy="2275394"/>
             <wp:effectExtent l="0" t="0" r="0" b="0"/>
             <wp:docPr id="10" name="Picture 10"/>
@@ -16913,7 +16913,7 @@
           <w:noProof/>
         </w:rPr>
         <w:drawing>
-          <wp:inline distT="0" distB="0" distL="0" distR="0" wp14:anchorId="3C421C80" wp14:editId="4F4C4160">
+          <wp:inline distT="0" distB="0" distL="0" distR="0" wp14:anchorId="767BD9CE" wp14:editId="085FAE92">
             <wp:extent cx="5760720" cy="2547041"/>
             <wp:effectExtent l="0" t="0" r="0" b="0"/>
             <wp:docPr id="11" name="Picture 11"/>
@@ -19172,7 +19172,7 @@
     </w:p>
     <w:p>
       <w:r>
-        <w:t>五个扩展实验界定了主结论的边界；逐种子数据与独立报告随发布包提供（扩展实验报告、</w:t>
+        <w:t>六个扩展实验界定了主结论的边界；逐种子数据与独立报告随发布包提供（扩展实验报告、</w:t>
       </w:r>
       <w:r>
         <w:rPr>
@@ -25033,76 +25033,76 @@
       </w:rPr>
     </w:lvl>
   </w:abstractNum>
-  <w:num w:numId="1" w16cid:durableId="67189165">
+  <w:num w:numId="1" w16cid:durableId="357587269">
     <w:abstractNumId w:val="8"/>
   </w:num>
-  <w:num w:numId="2" w16cid:durableId="49424576">
+  <w:num w:numId="2" w16cid:durableId="1454517709">
     <w:abstractNumId w:val="6"/>
   </w:num>
-  <w:num w:numId="3" w16cid:durableId="1201044103">
+  <w:num w:numId="3" w16cid:durableId="48234994">
     <w:abstractNumId w:val="5"/>
   </w:num>
-  <w:num w:numId="4" w16cid:durableId="1059747112">
+  <w:num w:numId="4" w16cid:durableId="1301153405">
     <w:abstractNumId w:val="4"/>
   </w:num>
-  <w:num w:numId="5" w16cid:durableId="717903261">
+  <w:num w:numId="5" w16cid:durableId="1828130454">
     <w:abstractNumId w:val="7"/>
   </w:num>
-  <w:num w:numId="6" w16cid:durableId="975527218">
+  <w:num w:numId="6" w16cid:durableId="259460457">
     <w:abstractNumId w:val="3"/>
   </w:num>
-  <w:num w:numId="7" w16cid:durableId="475875690">
+  <w:num w:numId="7" w16cid:durableId="499663093">
     <w:abstractNumId w:val="2"/>
   </w:num>
-  <w:num w:numId="8" w16cid:durableId="862208791">
+  <w:num w:numId="8" w16cid:durableId="483468700">
     <w:abstractNumId w:val="1"/>
   </w:num>
-  <w:num w:numId="9" w16cid:durableId="1661880714">
+  <w:num w:numId="9" w16cid:durableId="1897741110">
     <w:abstractNumId w:val="0"/>
   </w:num>
-  <w:num w:numId="10" w16cid:durableId="1516924824">
+  <w:num w:numId="10" w16cid:durableId="453332673">
     <w:abstractNumId w:val="7"/>
     <w:lvlOverride w:ilvl="0">
       <w:startOverride w:val="1"/>
     </w:lvlOverride>
   </w:num>
-  <w:num w:numId="11" w16cid:durableId="1897619816">
+  <w:num w:numId="11" w16cid:durableId="1247956429">
     <w:abstractNumId w:val="7"/>
     <w:lvlOverride w:ilvl="0">
       <w:startOverride w:val="1"/>
     </w:lvlOverride>
   </w:num>
-  <w:num w:numId="12" w16cid:durableId="27608085">
+  <w:num w:numId="12" w16cid:durableId="1075859241">
     <w:abstractNumId w:val="7"/>
     <w:lvlOverride w:ilvl="0">
       <w:startOverride w:val="1"/>
     </w:lvlOverride>
   </w:num>
-  <w:num w:numId="13" w16cid:durableId="1791119673">
+  <w:num w:numId="13" w16cid:durableId="734396851">
     <w:abstractNumId w:val="7"/>
     <w:lvlOverride w:ilvl="0">
       <w:startOverride w:val="1"/>
     </w:lvlOverride>
   </w:num>
-  <w:num w:numId="14" w16cid:durableId="1444037236">
+  <w:num w:numId="14" w16cid:durableId="1694569193">
     <w:abstractNumId w:val="7"/>
     <w:lvlOverride w:ilvl="0">
       <w:startOverride w:val="1"/>
     </w:lvlOverride>
   </w:num>
-  <w:num w:numId="15" w16cid:durableId="474760105">
+  <w:num w:numId="15" w16cid:durableId="1689943663">
     <w:abstractNumId w:val="7"/>
     <w:lvlOverride w:ilvl="0">
       <w:startOverride w:val="1"/>
     </w:lvlOverride>
   </w:num>
-  <w:num w:numId="16" w16cid:durableId="1268123642">
+  <w:num w:numId="16" w16cid:durableId="275020422">
     <w:abstractNumId w:val="7"/>
     <w:lvlOverride w:ilvl="0">
       <w:startOverride w:val="1"/>
     </w:lvlOverride>
   </w:num>
-  <w:num w:numId="17" w16cid:durableId="917518345">
+  <w:num w:numId="17" w16cid:durableId="156310690">
     <w:abstractNumId w:val="7"/>
     <w:lvlOverride w:ilvl="0">
       <w:startOverride w:val="1"/>

--- a/重构版论文_v4_20260915/中文SCI论文_v4_重构版.docx
+++ b/重构版论文_v4_20260915/中文SCI论文_v4_重构版.docx
@@ -2171,7 +2171,7 @@
           <w:noProof/>
         </w:rPr>
         <w:drawing>
-          <wp:inline distT="0" distB="0" distL="0" distR="0" wp14:anchorId="0A9845F4" wp14:editId="0EC04708">
+          <wp:inline distT="0" distB="0" distL="0" distR="0" wp14:anchorId="04CC42BA" wp14:editId="2B287E5D">
             <wp:extent cx="5760720" cy="2730962"/>
             <wp:effectExtent l="0" t="0" r="0" b="0"/>
             <wp:docPr id="1" name="Picture 1"/>
@@ -4469,7 +4469,7 @@
         </w:rPr>
         <w:lastRenderedPageBreak/>
         <w:drawing>
-          <wp:inline distT="0" distB="0" distL="0" distR="0" wp14:anchorId="0171C9E3" wp14:editId="055AC3FD">
+          <wp:inline distT="0" distB="0" distL="0" distR="0" wp14:anchorId="4B847061" wp14:editId="32D814BA">
             <wp:extent cx="5760720" cy="2750378"/>
             <wp:effectExtent l="0" t="0" r="0" b="0"/>
             <wp:docPr id="2" name="Picture 2"/>
@@ -6288,7 +6288,7 @@
         </w:rPr>
         <w:lastRenderedPageBreak/>
         <w:drawing>
-          <wp:inline distT="0" distB="0" distL="0" distR="0" wp14:anchorId="061D6F12" wp14:editId="323AC051">
+          <wp:inline distT="0" distB="0" distL="0" distR="0" wp14:anchorId="269FF518" wp14:editId="618A652B">
             <wp:extent cx="5760720" cy="3482709"/>
             <wp:effectExtent l="0" t="0" r="0" b="0"/>
             <wp:docPr id="3" name="Picture 3"/>
@@ -11767,7 +11767,7 @@
         </w:rPr>
         <w:lastRenderedPageBreak/>
         <w:drawing>
-          <wp:inline distT="0" distB="0" distL="0" distR="0" wp14:anchorId="12F0B587" wp14:editId="3770B2BE">
+          <wp:inline distT="0" distB="0" distL="0" distR="0" wp14:anchorId="15581F74" wp14:editId="70BB7024">
             <wp:extent cx="5760720" cy="2547798"/>
             <wp:effectExtent l="0" t="0" r="0" b="0"/>
             <wp:docPr id="4" name="Picture 4"/>
@@ -13576,7 +13576,7 @@
         </w:rPr>
         <w:lastRenderedPageBreak/>
         <w:drawing>
-          <wp:inline distT="0" distB="0" distL="0" distR="0" wp14:anchorId="7985ED6D" wp14:editId="21F2569A">
+          <wp:inline distT="0" distB="0" distL="0" distR="0" wp14:anchorId="61CA0E76" wp14:editId="1F99A899">
             <wp:extent cx="5760720" cy="2108444"/>
             <wp:effectExtent l="0" t="0" r="0" b="0"/>
             <wp:docPr id="5" name="Picture 5"/>
@@ -13999,7 +13999,7 @@
           <w:noProof/>
         </w:rPr>
         <w:drawing>
-          <wp:inline distT="0" distB="0" distL="0" distR="0" wp14:anchorId="68F109EA" wp14:editId="02164A27">
+          <wp:inline distT="0" distB="0" distL="0" distR="0" wp14:anchorId="64E5C65A" wp14:editId="5DF7638E">
             <wp:extent cx="5760720" cy="2331249"/>
             <wp:effectExtent l="0" t="0" r="0" b="0"/>
             <wp:docPr id="6" name="Picture 6"/>
@@ -15140,7 +15140,7 @@
         </w:rPr>
         <w:lastRenderedPageBreak/>
         <w:drawing>
-          <wp:inline distT="0" distB="0" distL="0" distR="0" wp14:anchorId="2C275C1D" wp14:editId="7D0582E0">
+          <wp:inline distT="0" distB="0" distL="0" distR="0" wp14:anchorId="76B317E6" wp14:editId="4FA8C02D">
             <wp:extent cx="5760720" cy="2266878"/>
             <wp:effectExtent l="0" t="0" r="0" b="0"/>
             <wp:docPr id="7" name="Picture 7"/>
@@ -15456,7 +15456,7 @@
           <w:noProof/>
         </w:rPr>
         <w:drawing>
-          <wp:inline distT="0" distB="0" distL="0" distR="0" wp14:anchorId="577AC103" wp14:editId="1B4B70D3">
+          <wp:inline distT="0" distB="0" distL="0" distR="0" wp14:anchorId="17E14E4D" wp14:editId="39858C2E">
             <wp:extent cx="5760720" cy="2362842"/>
             <wp:effectExtent l="0" t="0" r="0" b="0"/>
             <wp:docPr id="8" name="Picture 8"/>
@@ -16022,7 +16022,7 @@
           <w:noProof/>
         </w:rPr>
         <w:drawing>
-          <wp:inline distT="0" distB="0" distL="0" distR="0" wp14:anchorId="3834153C" wp14:editId="411F7CAF">
+          <wp:inline distT="0" distB="0" distL="0" distR="0" wp14:anchorId="535FA0FE" wp14:editId="16B019C6">
             <wp:extent cx="5760720" cy="2544177"/>
             <wp:effectExtent l="0" t="0" r="0" b="0"/>
             <wp:docPr id="9" name="Picture 9"/>
@@ -16609,7 +16609,7 @@
           <w:noProof/>
         </w:rPr>
         <w:drawing>
-          <wp:inline distT="0" distB="0" distL="0" distR="0" wp14:anchorId="6FFF0FE7" wp14:editId="2711F1F4">
+          <wp:inline distT="0" distB="0" distL="0" distR="0" wp14:anchorId="7CD9912D" wp14:editId="41A359CB">
             <wp:extent cx="5760720" cy="2275394"/>
             <wp:effectExtent l="0" t="0" r="0" b="0"/>
             <wp:docPr id="10" name="Picture 10"/>
@@ -16913,7 +16913,7 @@
           <w:noProof/>
         </w:rPr>
         <w:drawing>
-          <wp:inline distT="0" distB="0" distL="0" distR="0" wp14:anchorId="767BD9CE" wp14:editId="085FAE92">
+          <wp:inline distT="0" distB="0" distL="0" distR="0" wp14:anchorId="32B890B2" wp14:editId="6D93CF3C">
             <wp:extent cx="5760720" cy="2547041"/>
             <wp:effectExtent l="0" t="0" r="0" b="0"/>
             <wp:docPr id="11" name="Picture 11"/>
@@ -25033,76 +25033,76 @@
       </w:rPr>
     </w:lvl>
   </w:abstractNum>
-  <w:num w:numId="1" w16cid:durableId="357587269">
+  <w:num w:numId="1" w16cid:durableId="1711689873">
     <w:abstractNumId w:val="8"/>
   </w:num>
-  <w:num w:numId="2" w16cid:durableId="1454517709">
+  <w:num w:numId="2" w16cid:durableId="1501116258">
     <w:abstractNumId w:val="6"/>
   </w:num>
-  <w:num w:numId="3" w16cid:durableId="48234994">
+  <w:num w:numId="3" w16cid:durableId="801190406">
     <w:abstractNumId w:val="5"/>
   </w:num>
-  <w:num w:numId="4" w16cid:durableId="1301153405">
+  <w:num w:numId="4" w16cid:durableId="2133398369">
     <w:abstractNumId w:val="4"/>
   </w:num>
-  <w:num w:numId="5" w16cid:durableId="1828130454">
+  <w:num w:numId="5" w16cid:durableId="527304310">
     <w:abstractNumId w:val="7"/>
   </w:num>
-  <w:num w:numId="6" w16cid:durableId="259460457">
+  <w:num w:numId="6" w16cid:durableId="1777098716">
     <w:abstractNumId w:val="3"/>
   </w:num>
-  <w:num w:numId="7" w16cid:durableId="499663093">
+  <w:num w:numId="7" w16cid:durableId="1035156896">
     <w:abstractNumId w:val="2"/>
   </w:num>
-  <w:num w:numId="8" w16cid:durableId="483468700">
+  <w:num w:numId="8" w16cid:durableId="86312335">
     <w:abstractNumId w:val="1"/>
   </w:num>
-  <w:num w:numId="9" w16cid:durableId="1897741110">
+  <w:num w:numId="9" w16cid:durableId="733164102">
     <w:abstractNumId w:val="0"/>
   </w:num>
-  <w:num w:numId="10" w16cid:durableId="453332673">
+  <w:num w:numId="10" w16cid:durableId="1645429480">
     <w:abstractNumId w:val="7"/>
     <w:lvlOverride w:ilvl="0">
       <w:startOverride w:val="1"/>
     </w:lvlOverride>
   </w:num>
-  <w:num w:numId="11" w16cid:durableId="1247956429">
+  <w:num w:numId="11" w16cid:durableId="1575700340">
     <w:abstractNumId w:val="7"/>
     <w:lvlOverride w:ilvl="0">
       <w:startOverride w:val="1"/>
     </w:lvlOverride>
   </w:num>
-  <w:num w:numId="12" w16cid:durableId="1075859241">
+  <w:num w:numId="12" w16cid:durableId="411321455">
     <w:abstractNumId w:val="7"/>
     <w:lvlOverride w:ilvl="0">
       <w:startOverride w:val="1"/>
     </w:lvlOverride>
   </w:num>
-  <w:num w:numId="13" w16cid:durableId="734396851">
+  <w:num w:numId="13" w16cid:durableId="2060321829">
     <w:abstractNumId w:val="7"/>
     <w:lvlOverride w:ilvl="0">
       <w:startOverride w:val="1"/>
     </w:lvlOverride>
   </w:num>
-  <w:num w:numId="14" w16cid:durableId="1694569193">
+  <w:num w:numId="14" w16cid:durableId="1557005785">
     <w:abstractNumId w:val="7"/>
     <w:lvlOverride w:ilvl="0">
       <w:startOverride w:val="1"/>
     </w:lvlOverride>
   </w:num>
-  <w:num w:numId="15" w16cid:durableId="1689943663">
+  <w:num w:numId="15" w16cid:durableId="97990574">
     <w:abstractNumId w:val="7"/>
     <w:lvlOverride w:ilvl="0">
       <w:startOverride w:val="1"/>
     </w:lvlOverride>
   </w:num>
-  <w:num w:numId="16" w16cid:durableId="275020422">
+  <w:num w:numId="16" w16cid:durableId="381096959">
     <w:abstractNumId w:val="7"/>
     <w:lvlOverride w:ilvl="0">
       <w:startOverride w:val="1"/>
     </w:lvlOverride>
   </w:num>
-  <w:num w:numId="17" w16cid:durableId="156310690">
+  <w:num w:numId="17" w16cid:durableId="1686832536">
     <w:abstractNumId w:val="7"/>
     <w:lvlOverride w:ilvl="0">
       <w:startOverride w:val="1"/>

--- a/重构版论文_v4_20260915/中文SCI论文_v4_重构版.docx
+++ b/重构版论文_v4_20260915/中文SCI论文_v4_重构版.docx
@@ -45,7 +45,7 @@
         <w:t xml:space="preserve"> 3 365 </w:t>
       </w:r>
       <w:r>
-        <w:t>条平衡控制总体，并以</w:t>
+        <w:t>条平衡控制总体，并加入</w:t>
       </w:r>
       <w:r>
         <w:t xml:space="preserve"> NSL-KDD</w:t>
@@ -57,7 +57,7 @@
         <w:t xml:space="preserve">UNSW-NB15 </w:t>
       </w:r>
       <w:r>
-        <w:t>与一个物联网僵尸网络语料作为独立基准，在十个种子上比较四种特征视图。二者</w:t>
+        <w:t>与一个物联网僵尸网络语料，在十个种子上比较四种特征视图。二者</w:t>
       </w:r>
       <w:r>
         <w:t xml:space="preserve"> Macro-F1 </w:t>
@@ -93,16 +93,7 @@
         <w:t xml:space="preserve"> 0.01 </w:t>
       </w:r>
       <w:r>
-        <w:t>的等价边界内；对</w:t>
-      </w:r>
-      <w:r>
-        <w:rPr>
-          <w:b/>
-        </w:rPr>
-        <w:t>同成员</w:t>
-      </w:r>
-      <w:r>
-        <w:t>等权融合时只改变</w:t>
+        <w:t>的等价边界内；对同成员等权融合时只改变</w:t>
       </w:r>
       <w:r>
         <w:t xml:space="preserve"> 79 860 </w:t>
@@ -114,25 +105,13 @@
         <w:t xml:space="preserve"> 1 </w:t>
       </w:r>
       <w:r>
-        <w:t>条。四个专家在测试集上有</w:t>
+        <w:t>条，尽管专家在</w:t>
       </w:r>
       <w:r>
         <w:t xml:space="preserve"> 0.15%–0.66% </w:t>
       </w:r>
       <w:r>
-        <w:t>的行存在分歧，但门控与等权投票在</w:t>
-      </w:r>
-      <w:r>
-        <w:t xml:space="preserve"> 79 860 </w:t>
-      </w:r>
-      <w:r>
-        <w:t>条预测中只有</w:t>
-      </w:r>
-      <w:r>
-        <w:t xml:space="preserve"> 1 </w:t>
-      </w:r>
-      <w:r>
-        <w:t>条不同；权重归一化熵为</w:t>
+        <w:t>的测试行上存在分歧；权重归一化熵为</w:t>
       </w:r>
       <w:r>
         <w:t xml:space="preserve"> 0.99998</w:t>
@@ -174,25 +153,7 @@
         <w:t xml:space="preserve"> 5038 </w:t>
       </w:r>
       <w:r>
-        <w:t>倍。</w:t>
-      </w:r>
-      <w:r>
-        <w:t xml:space="preserve">108 </w:t>
-      </w:r>
-      <w:r>
-        <w:t>种门控配置只产生</w:t>
-      </w:r>
-      <w:r>
-        <w:t xml:space="preserve"> 6 </w:t>
-      </w:r>
-      <w:r>
-        <w:t>个不同的验证集取值；在本文测试的十五个配置上，增益与专家多样性同步变化（斜率</w:t>
-      </w:r>
-      <w:r>
-        <w:t xml:space="preserve"> 0.0646</w:t>
-      </w:r>
-      <w:r>
-        <w:t>，</w:t>
+        <w:t>倍。在十五个配置上，增益与专家多样性同步变化（</w:t>
       </w:r>
       <w:r>
         <w:t>r = 0.749</w:t>
@@ -210,7 +171,10 @@
         <w:t xml:space="preserve"> 2 429 503 </w:t>
       </w:r>
       <w:r>
-        <w:t>条语料上不再成立：此时差异转为小而稳定的劣势（</w:t>
+        <w:t>条语料上不再成立</w:t>
+      </w:r>
+      <w:r>
+        <w:t>：此时差异转为小而稳定的劣势（</w:t>
       </w:r>
       <w:r>
         <w:t>−</w:t>
@@ -219,25 +183,31 @@
         <w:t>0.005533</w:t>
       </w:r>
       <w:r>
-        <w:t>，十个种子方向一致），训练代价达</w:t>
+        <w:t>），训练代价达</w:t>
       </w:r>
       <w:r>
         <w:t xml:space="preserve"> 175 </w:t>
       </w:r>
       <w:r>
-        <w:t>倍；物联网语料上所有模型的</w:t>
-      </w:r>
-      <w:r>
-        <w:t xml:space="preserve"> Macro-F1 </w:t>
-      </w:r>
-      <w:r>
-        <w:t>均超过</w:t>
-      </w:r>
-      <w:r>
-        <w:t xml:space="preserve"> 0.9998</w:t>
-      </w:r>
-      <w:r>
-        <w:t>。该机制体积是单个等权森林的</w:t>
+        <w:t>倍。在</w:t>
+      </w:r>
+      <w:r>
+        <w:t xml:space="preserve"> 2025 </w:t>
+      </w:r>
+      <w:r>
+        <w:t>年发布的一个</w:t>
+      </w:r>
+      <w:r>
+        <w:t xml:space="preserve"> 18 </w:t>
+      </w:r>
+      <w:r>
+        <w:t>类数据包级语料上，同样的门控在十六个特征中只用八个时增益</w:t>
+      </w:r>
+      <w:r>
+        <w:t xml:space="preserve"> +0.0063</w:t>
+      </w:r>
+      <w:r>
+        <w:t>（十个种子方向一致），而在完整特征预算下三个视图完全重合。该机制体积是单个等权森林的</w:t>
       </w:r>
       <w:r>
         <w:t xml:space="preserve"> 4.1 </w:t>
@@ -255,10 +225,7 @@
         <w:t>S22</w:t>
       </w:r>
       <w:r>
-        <w:t>），没有代价敏感优势。本文贡献一套泄漏受控协议、一组可</w:t>
-      </w:r>
-      <w:r>
-        <w:t>辨识性边界，以及一张把协议效应与聚合规则差异分开量化的地图；证据不支持算法优越性或生产可用性的主张。</w:t>
+        <w:t>）。本文贡献一套泄漏受控协议、一组可辨识性边界，以及一张把协议效应与聚合规则差异分开量化的地图；证据不支持普遍优越性或生产可用性的主张。</w:t>
       </w:r>
     </w:p>
     <w:p>
@@ -2171,7 +2138,7 @@
           <w:noProof/>
         </w:rPr>
         <w:drawing>
-          <wp:inline distT="0" distB="0" distL="0" distR="0" wp14:anchorId="04CC42BA" wp14:editId="2B287E5D">
+          <wp:inline distT="0" distB="0" distL="0" distR="0" wp14:anchorId="362879A0" wp14:editId="49CEC4D8">
             <wp:extent cx="5760720" cy="2730962"/>
             <wp:effectExtent l="0" t="0" r="0" b="0"/>
             <wp:docPr id="1" name="Picture 1"/>
@@ -4469,7 +4436,7 @@
         </w:rPr>
         <w:lastRenderedPageBreak/>
         <w:drawing>
-          <wp:inline distT="0" distB="0" distL="0" distR="0" wp14:anchorId="4B847061" wp14:editId="32D814BA">
+          <wp:inline distT="0" distB="0" distL="0" distR="0" wp14:anchorId="1C626485" wp14:editId="05B6F1D3">
             <wp:extent cx="5760720" cy="2750378"/>
             <wp:effectExtent l="0" t="0" r="0" b="0"/>
             <wp:docPr id="2" name="Picture 2"/>
@@ -6288,7 +6255,7 @@
         </w:rPr>
         <w:lastRenderedPageBreak/>
         <w:drawing>
-          <wp:inline distT="0" distB="0" distL="0" distR="0" wp14:anchorId="269FF518" wp14:editId="618A652B">
+          <wp:inline distT="0" distB="0" distL="0" distR="0" wp14:anchorId="5667E545" wp14:editId="6AD37C0E">
             <wp:extent cx="5760720" cy="3482709"/>
             <wp:effectExtent l="0" t="0" r="0" b="0"/>
             <wp:docPr id="3" name="Picture 3"/>
@@ -11767,7 +11734,7 @@
         </w:rPr>
         <w:lastRenderedPageBreak/>
         <w:drawing>
-          <wp:inline distT="0" distB="0" distL="0" distR="0" wp14:anchorId="15581F74" wp14:editId="70BB7024">
+          <wp:inline distT="0" distB="0" distL="0" distR="0" wp14:anchorId="4E4B05D1" wp14:editId="2F2B0FF3">
             <wp:extent cx="5760720" cy="2547798"/>
             <wp:effectExtent l="0" t="0" r="0" b="0"/>
             <wp:docPr id="4" name="Picture 4"/>
@@ -13576,7 +13543,7 @@
         </w:rPr>
         <w:lastRenderedPageBreak/>
         <w:drawing>
-          <wp:inline distT="0" distB="0" distL="0" distR="0" wp14:anchorId="61CA0E76" wp14:editId="1F99A899">
+          <wp:inline distT="0" distB="0" distL="0" distR="0" wp14:anchorId="220F9BC5" wp14:editId="4BD79AC6">
             <wp:extent cx="5760720" cy="2108444"/>
             <wp:effectExtent l="0" t="0" r="0" b="0"/>
             <wp:docPr id="5" name="Picture 5"/>
@@ -13999,7 +13966,7 @@
           <w:noProof/>
         </w:rPr>
         <w:drawing>
-          <wp:inline distT="0" distB="0" distL="0" distR="0" wp14:anchorId="64E5C65A" wp14:editId="5DF7638E">
+          <wp:inline distT="0" distB="0" distL="0" distR="0" wp14:anchorId="29597F57" wp14:editId="6976E52D">
             <wp:extent cx="5760720" cy="2331249"/>
             <wp:effectExtent l="0" t="0" r="0" b="0"/>
             <wp:docPr id="6" name="Picture 6"/>
@@ -15140,7 +15107,7 @@
         </w:rPr>
         <w:lastRenderedPageBreak/>
         <w:drawing>
-          <wp:inline distT="0" distB="0" distL="0" distR="0" wp14:anchorId="76B317E6" wp14:editId="4FA8C02D">
+          <wp:inline distT="0" distB="0" distL="0" distR="0" wp14:anchorId="1142CE82" wp14:editId="4AF91EED">
             <wp:extent cx="5760720" cy="2266878"/>
             <wp:effectExtent l="0" t="0" r="0" b="0"/>
             <wp:docPr id="7" name="Picture 7"/>
@@ -15456,7 +15423,7 @@
           <w:noProof/>
         </w:rPr>
         <w:drawing>
-          <wp:inline distT="0" distB="0" distL="0" distR="0" wp14:anchorId="17E14E4D" wp14:editId="39858C2E">
+          <wp:inline distT="0" distB="0" distL="0" distR="0" wp14:anchorId="522451CC" wp14:editId="5662E7EF">
             <wp:extent cx="5760720" cy="2362842"/>
             <wp:effectExtent l="0" t="0" r="0" b="0"/>
             <wp:docPr id="8" name="Picture 8"/>
@@ -16022,7 +15989,7 @@
           <w:noProof/>
         </w:rPr>
         <w:drawing>
-          <wp:inline distT="0" distB="0" distL="0" distR="0" wp14:anchorId="535FA0FE" wp14:editId="16B019C6">
+          <wp:inline distT="0" distB="0" distL="0" distR="0" wp14:anchorId="2B689A16" wp14:editId="66EC04CC">
             <wp:extent cx="5760720" cy="2544177"/>
             <wp:effectExtent l="0" t="0" r="0" b="0"/>
             <wp:docPr id="9" name="Picture 9"/>
@@ -16609,7 +16576,7 @@
           <w:noProof/>
         </w:rPr>
         <w:drawing>
-          <wp:inline distT="0" distB="0" distL="0" distR="0" wp14:anchorId="7CD9912D" wp14:editId="41A359CB">
+          <wp:inline distT="0" distB="0" distL="0" distR="0" wp14:anchorId="0780F8E7" wp14:editId="79D973E1">
             <wp:extent cx="5760720" cy="2275394"/>
             <wp:effectExtent l="0" t="0" r="0" b="0"/>
             <wp:docPr id="10" name="Picture 10"/>
@@ -16913,7 +16880,7 @@
           <w:noProof/>
         </w:rPr>
         <w:drawing>
-          <wp:inline distT="0" distB="0" distL="0" distR="0" wp14:anchorId="32B890B2" wp14:editId="6D93CF3C">
+          <wp:inline distT="0" distB="0" distL="0" distR="0" wp14:anchorId="263F8742" wp14:editId="6E34C704">
             <wp:extent cx="5760720" cy="2547041"/>
             <wp:effectExtent l="0" t="0" r="0" b="0"/>
             <wp:docPr id="11" name="Picture 11"/>
@@ -19425,6 +19392,110 @@
         <w:rPr>
           <w:b/>
         </w:rPr>
+        <w:t xml:space="preserve">2025 </w:t>
+      </w:r>
+      <w:r>
+        <w:rPr>
+          <w:b/>
+        </w:rPr>
+        <w:t>年数据包级语料，以及门控在什么条件下有用。</w:t>
+      </w:r>
+      <w:r>
+        <w:t xml:space="preserve"> Gotham-2025</w:t>
+      </w:r>
+      <w:r>
+        <w:t>（</w:t>
+      </w:r>
+      <w:r>
+        <w:t>Zenodo 14502760</w:t>
+      </w:r>
+      <w:r>
+        <w:t>，</w:t>
+      </w:r>
+      <w:r>
+        <w:t>CC BY 4.0</w:t>
+      </w:r>
+      <w:r>
+        <w:t>）在智慧城市测试床上采集</w:t>
+      </w:r>
+      <w:r>
+        <w:t xml:space="preserve"> 78 </w:t>
+      </w:r>
+      <w:r>
+        <w:t>台</w:t>
+      </w:r>
+      <w:r>
+        <w:t xml:space="preserve"> IoT </w:t>
+      </w:r>
+      <w:r>
+        <w:t>设备，处理表含</w:t>
+      </w:r>
+      <w:r>
+        <w:t xml:space="preserve"> 35 134 281 </w:t>
+      </w:r>
+      <w:r>
+        <w:t>条数据包、</w:t>
+      </w:r>
+      <w:r>
+        <w:t xml:space="preserve">18 </w:t>
+      </w:r>
+      <w:r>
+        <w:t>个类别。在本文协议下，剔除设备地址与时间戳后只剩十六个可用列（保留它们等于把攻击者身份交给分类器），因此</w:t>
+      </w:r>
+      <w:r>
+        <w:t xml:space="preserve"> 60 </w:t>
+      </w:r>
+      <w:r>
+        <w:t>维预算会选中全部列、三个视图完全重合：门控与同成员融合在全部</w:t>
+      </w:r>
+      <w:r>
+        <w:t xml:space="preserve"> 29 718 </w:t>
+      </w:r>
+      <w:r>
+        <w:t>条测试行上完全相同，十个种子无一例外。把同样的比较改到十六列中的八列</w:t>
+      </w:r>
+      <w:r>
+        <w:t>——</w:t>
+      </w:r>
+      <w:r>
+        <w:t>卡方与方差分析此时才真正不同</w:t>
+      </w:r>
+      <w:r>
+        <w:t>——</w:t>
+      </w:r>
+      <w:r>
+        <w:t>结论反转：门控增益</w:t>
+      </w:r>
+      <w:r>
+        <w:t xml:space="preserve"> +0.0063 Macro-F1</w:t>
+      </w:r>
+      <w:r>
+        <w:t>，十个种子全部为正，</w:t>
+      </w:r>
+      <w:r>
+        <w:t xml:space="preserve">29 718 </w:t>
+      </w:r>
+      <w:r>
+        <w:t>条标签中有</w:t>
+      </w:r>
+      <w:r>
+        <w:t xml:space="preserve"> 38–50 </w:t>
+      </w:r>
+      <w:r>
+        <w:t>条被改判。成员可互换时门控无效、成员不可互换时门控有用，这正是可辨识性条件所预测的边界，现在在一个</w:t>
+      </w:r>
+      <w:r>
+        <w:t xml:space="preserve"> 2025 </w:t>
+      </w:r>
+      <w:r>
+        <w:t>年语料上被观测到。</w:t>
+      </w:r>
+    </w:p>
+    <w:p>
+      <w:r>
+        <w:rPr>
+          <w:b/>
+        </w:rPr>
         <w:t>部署视角。</w:t>
       </w:r>
       <w:r>
@@ -19750,6 +19821,7 @@
         <w:pStyle w:val="1"/>
       </w:pPr>
       <w:r>
+        <w:lastRenderedPageBreak/>
         <w:t xml:space="preserve">6 </w:t>
       </w:r>
       <w:r>
@@ -19796,7 +19868,6 @@
         <w:pStyle w:val="21"/>
       </w:pPr>
       <w:r>
-        <w:lastRenderedPageBreak/>
         <w:t xml:space="preserve">6.1 </w:t>
       </w:r>
       <w:r>
@@ -20203,6 +20274,7 @@
         <w:rPr>
           <w:b/>
         </w:rPr>
+        <w:lastRenderedPageBreak/>
         <w:t>划分噪声</w:t>
       </w:r>
       <w:r>
@@ -20287,7 +20359,6 @@
         <w:rPr>
           <w:b/>
         </w:rPr>
-        <w:lastRenderedPageBreak/>
         <w:t>调参预算不对等</w:t>
       </w:r>
       <w:r>
@@ -21335,6 +21406,7 @@
         <w:rPr>
           <w:b/>
         </w:rPr>
+        <w:lastRenderedPageBreak/>
         <w:t>去重位置与冲突处理规则</w:t>
       </w:r>
       <w:r>
@@ -21371,7 +21443,6 @@
         <w:rPr>
           <w:b/>
         </w:rPr>
-        <w:lastRenderedPageBreak/>
         <w:t>研究总体与目标总体的区分</w:t>
       </w:r>
       <w:r>
@@ -21693,6 +21764,7 @@
         <w:rPr>
           <w:b/>
         </w:rPr>
+        <w:lastRenderedPageBreak/>
         <w:t>延迟测量不覆盖端到端链路。</w:t>
       </w:r>
       <w:r>
@@ -21719,11 +21791,7 @@
         <w:t xml:space="preserve"> 0.36% </w:t>
       </w:r>
       <w:r>
-        <w:t>的行在该</w:t>
-      </w:r>
-      <w:r>
-        <w:lastRenderedPageBreak/>
-        <w:t>分辨率下构成近重复组，其中</w:t>
+        <w:t>的行在该分辨率下构成近重复组，其中</w:t>
       </w:r>
       <w:r>
         <w:t xml:space="preserve"> 104 </w:t>
@@ -21761,7 +21829,7 @@
         <w:rPr>
           <w:b/>
         </w:rPr>
-        <w:t>评测了十三个语料，但它们来自同一批采集计划的有限覆盖。</w:t>
+        <w:t>评测了十四个语料，但它们来自同一批采集计划的有限覆盖。</w:t>
       </w:r>
       <w:r>
         <w:t xml:space="preserve"> </w:t>
@@ -21791,7 +21859,7 @@
         <w:t xml:space="preserve"> N-BaIoT </w:t>
       </w:r>
       <w:r>
-        <w:t>为条件；其余九个语料（</w:t>
+        <w:t>为条件；其余十个语料（</w:t>
       </w:r>
       <w:r>
         <w:t>CIC-IDS2018</w:t>
@@ -21851,6 +21919,12 @@
         <w:t>IDS2025</w:t>
       </w:r>
       <w:r>
+        <w:t>、</w:t>
+      </w:r>
+      <w:r>
+        <w:t>Gotham-2025</w:t>
+      </w:r>
+      <w:r>
         <w:t>）作为</w:t>
       </w:r>
       <w:r>
@@ -21875,7 +21949,7 @@
         <w:t xml:space="preserve"> 0.9998 </w:t>
       </w:r>
       <w:r>
-        <w:t>以上），它检验的是聚合环节的机制而非判别难度；两个外部数据集仍只是独立原生标签基准，不构成迁移实验。十三个语料都不代表生产流量，也都无法提供同一测试床上时间分离的留出集。</w:t>
+        <w:t>以上），它检验的是聚合环节的机制而非判别难度；两个外部数据集仍只是独立原生标签基准，不构成迁移实验。十四个语料都不代表生产流量，也都无法提供同一测试床上时间分离的留出集。</w:t>
       </w:r>
     </w:p>
     <w:p>
@@ -22179,7 +22253,11 @@
         <w:t xml:space="preserve"> 2 </w:t>
       </w:r>
       <w:r>
-        <w:t>的显式上界证明</w:t>
+        <w:t>的显式上界证</w:t>
+      </w:r>
+      <w:r>
+        <w:lastRenderedPageBreak/>
+        <w:t>明</w:t>
       </w:r>
       <w:r>
         <w:t xml:space="preserve"> 99.91% </w:t>
@@ -22256,7 +22334,6 @@
         <w:rPr>
           <w:b/>
         </w:rPr>
-        <w:lastRenderedPageBreak/>
         <w:t>对第一条结论的限定。</w:t>
       </w:r>
       <w:r>
@@ -22556,6 +22633,7 @@
         <w:pStyle w:val="1"/>
       </w:pPr>
       <w:r>
+        <w:lastRenderedPageBreak/>
         <w:t>生成式人工智能使用声明</w:t>
       </w:r>
     </w:p>
@@ -22569,7 +22647,6 @@
         <w:pStyle w:val="1"/>
       </w:pPr>
       <w:r>
-        <w:lastRenderedPageBreak/>
         <w:t>作者贡献声明（</w:t>
       </w:r>
       <w:r>
@@ -22894,6 +22971,7 @@
         </w:numPr>
       </w:pPr>
       <w:r>
+        <w:lastRenderedPageBreak/>
         <w:t>Moustafa N, Slay J. UNSW-NB15: A comprehensive data set for network intrusion detection systems. MilCIS 2015: 1-6. DOI:10.1109/MilCIS.2015.7348942.</w:t>
       </w:r>
     </w:p>
@@ -22918,7 +22996,6 @@
         </w:numPr>
       </w:pPr>
       <w:r>
-        <w:lastRenderedPageBreak/>
         <w:t>UCI Machine Learning Repository. Detection of IoT botnet attacks N-BaIoT [dataset]. 2018. DOI:10.24432/C5RC8J.</w:t>
       </w:r>
     </w:p>
@@ -23213,6 +23290,7 @@
         </w:numPr>
       </w:pPr>
       <w:r>
+        <w:lastRenderedPageBreak/>
         <w:t>McNemar Q. Note on the sampling error of the difference between correlated proportions or percentages. Psychometrika, 1947, 12(2): 153-157. DOI:10.1007/BF02295996.</w:t>
       </w:r>
     </w:p>
@@ -23261,7 +23339,6 @@
         </w:numPr>
       </w:pPr>
       <w:r>
-        <w:lastRenderedPageBreak/>
         <w:t>Holm S. A simple sequentially rejective multiple test procedure. Scandinavian Journal of Statistics, 1979, 6(2): 65-70. [</w:t>
       </w:r>
       <w:r>
@@ -24101,6 +24178,7 @@
               <w:rPr>
                 <w:sz w:val="16"/>
               </w:rPr>
+              <w:lastRenderedPageBreak/>
               <w:t>S15</w:t>
             </w:r>
           </w:p>
@@ -24353,7 +24431,6 @@
               <w:rPr>
                 <w:sz w:val="16"/>
               </w:rPr>
-              <w:lastRenderedPageBreak/>
               <w:t>S21</w:t>
             </w:r>
           </w:p>
@@ -25033,76 +25110,76 @@
       </w:rPr>
     </w:lvl>
   </w:abstractNum>
-  <w:num w:numId="1" w16cid:durableId="1711689873">
+  <w:num w:numId="1" w16cid:durableId="726073384">
     <w:abstractNumId w:val="8"/>
   </w:num>
-  <w:num w:numId="2" w16cid:durableId="1501116258">
+  <w:num w:numId="2" w16cid:durableId="215043787">
     <w:abstractNumId w:val="6"/>
   </w:num>
-  <w:num w:numId="3" w16cid:durableId="801190406">
+  <w:num w:numId="3" w16cid:durableId="473791046">
     <w:abstractNumId w:val="5"/>
   </w:num>
-  <w:num w:numId="4" w16cid:durableId="2133398369">
+  <w:num w:numId="4" w16cid:durableId="2064063622">
     <w:abstractNumId w:val="4"/>
   </w:num>
-  <w:num w:numId="5" w16cid:durableId="527304310">
+  <w:num w:numId="5" w16cid:durableId="1127970316">
     <w:abstractNumId w:val="7"/>
   </w:num>
-  <w:num w:numId="6" w16cid:durableId="1777098716">
+  <w:num w:numId="6" w16cid:durableId="568543466">
     <w:abstractNumId w:val="3"/>
   </w:num>
-  <w:num w:numId="7" w16cid:durableId="1035156896">
+  <w:num w:numId="7" w16cid:durableId="1950043990">
     <w:abstractNumId w:val="2"/>
   </w:num>
-  <w:num w:numId="8" w16cid:durableId="86312335">
+  <w:num w:numId="8" w16cid:durableId="1685328893">
     <w:abstractNumId w:val="1"/>
   </w:num>
-  <w:num w:numId="9" w16cid:durableId="733164102">
+  <w:num w:numId="9" w16cid:durableId="1067339455">
     <w:abstractNumId w:val="0"/>
   </w:num>
-  <w:num w:numId="10" w16cid:durableId="1645429480">
+  <w:num w:numId="10" w16cid:durableId="563760066">
     <w:abstractNumId w:val="7"/>
     <w:lvlOverride w:ilvl="0">
       <w:startOverride w:val="1"/>
     </w:lvlOverride>
   </w:num>
-  <w:num w:numId="11" w16cid:durableId="1575700340">
+  <w:num w:numId="11" w16cid:durableId="472646927">
     <w:abstractNumId w:val="7"/>
     <w:lvlOverride w:ilvl="0">
       <w:startOverride w:val="1"/>
     </w:lvlOverride>
   </w:num>
-  <w:num w:numId="12" w16cid:durableId="411321455">
+  <w:num w:numId="12" w16cid:durableId="930551264">
     <w:abstractNumId w:val="7"/>
     <w:lvlOverride w:ilvl="0">
       <w:startOverride w:val="1"/>
     </w:lvlOverride>
   </w:num>
-  <w:num w:numId="13" w16cid:durableId="2060321829">
+  <w:num w:numId="13" w16cid:durableId="1406369420">
     <w:abstractNumId w:val="7"/>
     <w:lvlOverride w:ilvl="0">
       <w:startOverride w:val="1"/>
     </w:lvlOverride>
   </w:num>
-  <w:num w:numId="14" w16cid:durableId="1557005785">
+  <w:num w:numId="14" w16cid:durableId="2073035889">
     <w:abstractNumId w:val="7"/>
     <w:lvlOverride w:ilvl="0">
       <w:startOverride w:val="1"/>
     </w:lvlOverride>
   </w:num>
-  <w:num w:numId="15" w16cid:durableId="97990574">
+  <w:num w:numId="15" w16cid:durableId="767046592">
     <w:abstractNumId w:val="7"/>
     <w:lvlOverride w:ilvl="0">
       <w:startOverride w:val="1"/>
     </w:lvlOverride>
   </w:num>
-  <w:num w:numId="16" w16cid:durableId="381096959">
+  <w:num w:numId="16" w16cid:durableId="1041397878">
     <w:abstractNumId w:val="7"/>
     <w:lvlOverride w:ilvl="0">
       <w:startOverride w:val="1"/>
     </w:lvlOverride>
   </w:num>
-  <w:num w:numId="17" w16cid:durableId="1686832536">
+  <w:num w:numId="17" w16cid:durableId="15814775">
     <w:abstractNumId w:val="7"/>
     <w:lvlOverride w:ilvl="0">
       <w:startOverride w:val="1"/>

--- a/重构版论文_v4_20260915/中文SCI论文_v4_重构版.docx
+++ b/重构版论文_v4_20260915/中文SCI论文_v4_重构版.docx
@@ -2138,7 +2138,7 @@
           <w:noProof/>
         </w:rPr>
         <w:drawing>
-          <wp:inline distT="0" distB="0" distL="0" distR="0" wp14:anchorId="362879A0" wp14:editId="49CEC4D8">
+          <wp:inline distT="0" distB="0" distL="0" distR="0" wp14:anchorId="7ED59845" wp14:editId="633F7A10">
             <wp:extent cx="5760720" cy="2730962"/>
             <wp:effectExtent l="0" t="0" r="0" b="0"/>
             <wp:docPr id="1" name="Picture 1"/>
@@ -4436,7 +4436,7 @@
         </w:rPr>
         <w:lastRenderedPageBreak/>
         <w:drawing>
-          <wp:inline distT="0" distB="0" distL="0" distR="0" wp14:anchorId="1C626485" wp14:editId="05B6F1D3">
+          <wp:inline distT="0" distB="0" distL="0" distR="0" wp14:anchorId="153AA057" wp14:editId="0525EBFF">
             <wp:extent cx="5760720" cy="2750378"/>
             <wp:effectExtent l="0" t="0" r="0" b="0"/>
             <wp:docPr id="2" name="Picture 2"/>
@@ -6255,7 +6255,7 @@
         </w:rPr>
         <w:lastRenderedPageBreak/>
         <w:drawing>
-          <wp:inline distT="0" distB="0" distL="0" distR="0" wp14:anchorId="5667E545" wp14:editId="6AD37C0E">
+          <wp:inline distT="0" distB="0" distL="0" distR="0" wp14:anchorId="1ADB4691" wp14:editId="692EF39A">
             <wp:extent cx="5760720" cy="3482709"/>
             <wp:effectExtent l="0" t="0" r="0" b="0"/>
             <wp:docPr id="3" name="Picture 3"/>
@@ -8509,6 +8509,7 @@
         <w:pStyle w:val="21"/>
       </w:pPr>
       <w:r>
+        <w:lastRenderedPageBreak/>
         <w:t xml:space="preserve">4.4 </w:t>
       </w:r>
       <w:r>
@@ -8589,11 +8590,7 @@
         <w:t xml:space="preserve"> RCCF </w:t>
       </w:r>
       <w:r>
-        <w:t>在</w:t>
-      </w:r>
-      <w:r>
-        <w:lastRenderedPageBreak/>
-        <w:t>训练与推理两端都显著贵于单个等权森林，这一代价在</w:t>
+        <w:t>在训练与推理两端都显著贵于单个等权森林，这一代价在</w:t>
       </w:r>
       <w:r>
         <w:t xml:space="preserve"> 5.6 </w:t>
@@ -9185,6 +9182,7 @@
     </w:p>
     <w:p>
       <w:r>
+        <w:lastRenderedPageBreak/>
         <w:t>固定</w:t>
       </w:r>
       <w:r>
@@ -9481,14 +9479,7 @@
               <w:rPr>
                 <w:sz w:val="16"/>
               </w:rPr>
-              <w:t>标准</w:t>
-            </w:r>
-            <w:r>
-              <w:rPr>
-                <w:sz w:val="16"/>
-              </w:rPr>
-              <w:lastRenderedPageBreak/>
-              <w:t>差）</w:t>
+              <w:t>标准差）</w:t>
             </w:r>
           </w:p>
         </w:tc>
@@ -9504,7 +9495,6 @@
               <w:rPr>
                 <w:sz w:val="16"/>
               </w:rPr>
-              <w:lastRenderedPageBreak/>
               <w:t>0.957028 ± 0.010481</w:t>
             </w:r>
           </w:p>
@@ -9549,14 +9539,7 @@
               <w:rPr>
                 <w:sz w:val="16"/>
               </w:rPr>
-              <w:t xml:space="preserve"> p = </w:t>
-            </w:r>
-            <w:r>
-              <w:rPr>
-                <w:sz w:val="16"/>
-              </w:rPr>
-              <w:lastRenderedPageBreak/>
-              <w:t>0.969</w:t>
+              <w:t xml:space="preserve"> p = 0.969</w:t>
             </w:r>
             <w:r>
               <w:rPr>
@@ -11584,7 +11567,14 @@
               <w:rPr>
                 <w:sz w:val="16"/>
               </w:rPr>
-              <w:t>（独立调参，验证集自选）</w:t>
+              <w:t>（独立调参，验证集</w:t>
+            </w:r>
+            <w:r>
+              <w:rPr>
+                <w:sz w:val="16"/>
+              </w:rPr>
+              <w:lastRenderedPageBreak/>
+              <w:t>自选）</w:t>
             </w:r>
           </w:p>
         </w:tc>
@@ -11600,6 +11590,7 @@
               <w:rPr>
                 <w:sz w:val="16"/>
               </w:rPr>
+              <w:lastRenderedPageBreak/>
               <w:t>0.96304</w:t>
             </w:r>
           </w:p>
@@ -11732,9 +11723,8 @@
         <w:rPr>
           <w:noProof/>
         </w:rPr>
-        <w:lastRenderedPageBreak/>
         <w:drawing>
-          <wp:inline distT="0" distB="0" distL="0" distR="0" wp14:anchorId="4E4B05D1" wp14:editId="2F2B0FF3">
+          <wp:inline distT="0" distB="0" distL="0" distR="0" wp14:anchorId="49444D5C" wp14:editId="5C58AA45">
             <wp:extent cx="5760720" cy="2547798"/>
             <wp:effectExtent l="0" t="0" r="0" b="0"/>
             <wp:docPr id="4" name="Picture 4"/>
@@ -12372,6 +12362,7 @@
                 <w:b/>
                 <w:sz w:val="16"/>
               </w:rPr>
+              <w:lastRenderedPageBreak/>
               <w:t>功效）</w:t>
             </w:r>
           </w:p>
@@ -12389,6 +12380,7 @@
                 <w:b/>
                 <w:sz w:val="16"/>
               </w:rPr>
+              <w:lastRenderedPageBreak/>
               <w:t>Cohen's d_z</w:t>
             </w:r>
           </w:p>
@@ -12451,7 +12443,15 @@
                 <w:b/>
                 <w:sz w:val="16"/>
               </w:rPr>
-              <w:t>／基线的种子数</w:t>
+              <w:t>／基线的种</w:t>
+            </w:r>
+            <w:r>
+              <w:rPr>
+                <w:b/>
+                <w:sz w:val="16"/>
+              </w:rPr>
+              <w:lastRenderedPageBreak/>
+              <w:t>子数</w:t>
             </w:r>
           </w:p>
         </w:tc>
@@ -12469,13 +12469,13 @@
               <w:rPr>
                 <w:sz w:val="16"/>
               </w:rPr>
+              <w:lastRenderedPageBreak/>
               <w:t xml:space="preserve">RCCF − </w:t>
             </w:r>
             <w:r>
               <w:rPr>
                 <w:sz w:val="16"/>
               </w:rPr>
-              <w:lastRenderedPageBreak/>
               <w:t>等权</w:t>
             </w:r>
             <w:r>
@@ -12504,7 +12504,6 @@
               <w:rPr>
                 <w:sz w:val="16"/>
               </w:rPr>
-              <w:lastRenderedPageBreak/>
               <w:t>−</w:t>
             </w:r>
             <w:r>
@@ -12543,14 +12542,7 @@
               <w:rPr>
                 <w:sz w:val="16"/>
               </w:rPr>
-              <w:t xml:space="preserve">[−0.001280, </w:t>
-            </w:r>
-            <w:r>
-              <w:rPr>
-                <w:sz w:val="16"/>
-              </w:rPr>
-              <w:lastRenderedPageBreak/>
-              <w:t>+0.000368]</w:t>
+              <w:t>[−0.001280, +0.000368]</w:t>
             </w:r>
           </w:p>
         </w:tc>
@@ -12566,15 +12558,7 @@
               <w:rPr>
                 <w:sz w:val="16"/>
               </w:rPr>
-              <w:lastRenderedPageBreak/>
-              <w:t xml:space="preserve">[−0.001124, </w:t>
-            </w:r>
-            <w:r>
-              <w:rPr>
-                <w:sz w:val="16"/>
-              </w:rPr>
-              <w:lastRenderedPageBreak/>
-              <w:t>+0.000212]</w:t>
+              <w:t>[−0.001124, +0.000212]</w:t>
             </w:r>
           </w:p>
         </w:tc>
@@ -12590,7 +12574,6 @@
               <w:rPr>
                 <w:sz w:val="16"/>
               </w:rPr>
-              <w:lastRenderedPageBreak/>
               <w:t>等价</w:t>
             </w:r>
           </w:p>
@@ -13516,6 +13499,7 @@
         <w:pStyle w:val="21"/>
       </w:pPr>
       <w:r>
+        <w:lastRenderedPageBreak/>
         <w:t xml:space="preserve">5.3 </w:t>
       </w:r>
       <w:r>
@@ -13541,9 +13525,8 @@
         <w:rPr>
           <w:noProof/>
         </w:rPr>
-        <w:lastRenderedPageBreak/>
         <w:drawing>
-          <wp:inline distT="0" distB="0" distL="0" distR="0" wp14:anchorId="220F9BC5" wp14:editId="4BD79AC6">
+          <wp:inline distT="0" distB="0" distL="0" distR="0" wp14:anchorId="50890FD4" wp14:editId="35310E09">
             <wp:extent cx="5760720" cy="2108444"/>
             <wp:effectExtent l="0" t="0" r="0" b="0"/>
             <wp:docPr id="5" name="Picture 5"/>
@@ -13965,8 +13948,9 @@
         <w:rPr>
           <w:noProof/>
         </w:rPr>
+        <w:lastRenderedPageBreak/>
         <w:drawing>
-          <wp:inline distT="0" distB="0" distL="0" distR="0" wp14:anchorId="29597F57" wp14:editId="6976E52D">
+          <wp:inline distT="0" distB="0" distL="0" distR="0" wp14:anchorId="35F436D4" wp14:editId="74E82865">
             <wp:extent cx="5760720" cy="2331249"/>
             <wp:effectExtent l="0" t="0" r="0" b="0"/>
             <wp:docPr id="6" name="Picture 6"/>
@@ -14012,7 +13996,6 @@
           <w:color w:val="404040"/>
           <w:sz w:val="18"/>
         </w:rPr>
-        <w:lastRenderedPageBreak/>
         <w:t>图</w:t>
       </w:r>
       <w:r>
@@ -15107,7 +15090,7 @@
         </w:rPr>
         <w:lastRenderedPageBreak/>
         <w:drawing>
-          <wp:inline distT="0" distB="0" distL="0" distR="0" wp14:anchorId="1142CE82" wp14:editId="4AF91EED">
+          <wp:inline distT="0" distB="0" distL="0" distR="0" wp14:anchorId="0962B28A" wp14:editId="2A6817C0">
             <wp:extent cx="5760720" cy="2266878"/>
             <wp:effectExtent l="0" t="0" r="0" b="0"/>
             <wp:docPr id="7" name="Picture 7"/>
@@ -15423,7 +15406,7 @@
           <w:noProof/>
         </w:rPr>
         <w:drawing>
-          <wp:inline distT="0" distB="0" distL="0" distR="0" wp14:anchorId="522451CC" wp14:editId="5662E7EF">
+          <wp:inline distT="0" distB="0" distL="0" distR="0" wp14:anchorId="7663DC64" wp14:editId="700AD8A5">
             <wp:extent cx="5760720" cy="2362842"/>
             <wp:effectExtent l="0" t="0" r="0" b="0"/>
             <wp:docPr id="8" name="Picture 8"/>
@@ -15989,7 +15972,7 @@
           <w:noProof/>
         </w:rPr>
         <w:drawing>
-          <wp:inline distT="0" distB="0" distL="0" distR="0" wp14:anchorId="2B689A16" wp14:editId="66EC04CC">
+          <wp:inline distT="0" distB="0" distL="0" distR="0" wp14:anchorId="6B261691" wp14:editId="2F3CB6C8">
             <wp:extent cx="5760720" cy="2544177"/>
             <wp:effectExtent l="0" t="0" r="0" b="0"/>
             <wp:docPr id="9" name="Picture 9"/>
@@ -16576,7 +16559,7 @@
           <w:noProof/>
         </w:rPr>
         <w:drawing>
-          <wp:inline distT="0" distB="0" distL="0" distR="0" wp14:anchorId="0780F8E7" wp14:editId="79D973E1">
+          <wp:inline distT="0" distB="0" distL="0" distR="0" wp14:anchorId="473CE51B" wp14:editId="062E1D78">
             <wp:extent cx="5760720" cy="2275394"/>
             <wp:effectExtent l="0" t="0" r="0" b="0"/>
             <wp:docPr id="10" name="Picture 10"/>
@@ -16880,7 +16863,7 @@
           <w:noProof/>
         </w:rPr>
         <w:drawing>
-          <wp:inline distT="0" distB="0" distL="0" distR="0" wp14:anchorId="263F8742" wp14:editId="6E34C704">
+          <wp:inline distT="0" distB="0" distL="0" distR="0" wp14:anchorId="322D4436" wp14:editId="0D9E8743">
             <wp:extent cx="5760720" cy="2547041"/>
             <wp:effectExtent l="0" t="0" r="0" b="0"/>
             <wp:docPr id="11" name="Picture 11"/>
@@ -19496,6 +19479,122 @@
         <w:rPr>
           <w:b/>
         </w:rPr>
+        <w:t xml:space="preserve">2026 </w:t>
+      </w:r>
+      <w:r>
+        <w:rPr>
+          <w:b/>
+        </w:rPr>
+        <w:t>年的三份语料。</w:t>
+      </w:r>
+      <w:r>
+        <w:t xml:space="preserve"> </w:t>
+      </w:r>
+      <w:r>
+        <w:t>三份许可证开放的最新语料在同一组十个种子上复现了惰性结论。</w:t>
+      </w:r>
+      <w:r>
+        <w:t>CTU-IDSEVAL-6</w:t>
+      </w:r>
+      <w:r>
+        <w:t>（</w:t>
+      </w:r>
+      <w:r>
+        <w:t xml:space="preserve">Zeek </w:t>
+      </w:r>
+      <w:r>
+        <w:t>连接日志，</w:t>
+      </w:r>
+      <w:r>
+        <w:t xml:space="preserve">3 </w:t>
+      </w:r>
+      <w:r>
+        <w:t>类、</w:t>
+      </w:r>
+      <w:r>
+        <w:t xml:space="preserve">4 599 </w:t>
+      </w:r>
+      <w:r>
+        <w:t>条测试流）上门控为</w:t>
+      </w:r>
+      <w:r>
+        <w:t xml:space="preserve"> 0.893281</w:t>
+      </w:r>
+      <w:r>
+        <w:t>，同成员等权融合为</w:t>
+      </w:r>
+      <w:r>
+        <w:t xml:space="preserve"> 0.893307</w:t>
+      </w:r>
+      <w:r>
+        <w:t>，差</w:t>
+      </w:r>
+      <w:r>
+        <w:t xml:space="preserve"> -0.000026</w:t>
+      </w:r>
+      <w:r>
+        <w:t>；</w:t>
+      </w:r>
+      <w:r>
+        <w:t xml:space="preserve">6TiSCHSet-2026 </w:t>
+      </w:r>
+      <w:r>
+        <w:t>是自带泄漏感知协议的</w:t>
+      </w:r>
+      <w:r>
+        <w:t xml:space="preserve"> 6TiSCH </w:t>
+      </w:r>
+      <w:r>
+        <w:t>基准，其模式文档规定</w:t>
+      </w:r>
+      <w:r>
+        <w:t xml:space="preserve"> 17 </w:t>
+      </w:r>
+      <w:r>
+        <w:t>维输入，两个分支在</w:t>
+      </w:r>
+      <w:r>
+        <w:t xml:space="preserve"> 8 </w:t>
+      </w:r>
+      <w:r>
+        <w:t>类、</w:t>
+      </w:r>
+      <w:r>
+        <w:t xml:space="preserve">15 957 </w:t>
+      </w:r>
+      <w:r>
+        <w:t>条记录上同为</w:t>
+      </w:r>
+      <w:r>
+        <w:t xml:space="preserve"> 0.994623</w:t>
+      </w:r>
+      <w:r>
+        <w:t>；</w:t>
+      </w:r>
+      <w:r>
+        <w:t xml:space="preserve">RTN </w:t>
+      </w:r>
+      <w:r>
+        <w:t>数据包表上所有模型都饱和于</w:t>
+      </w:r>
+      <w:r>
+        <w:t xml:space="preserve"> 1.000000</w:t>
+      </w:r>
+      <w:r>
+        <w:t>。本文评测的语料现已覆盖</w:t>
+      </w:r>
+      <w:r>
+        <w:t xml:space="preserve"> 1998–2026 </w:t>
+      </w:r>
+      <w:r>
+        <w:t>年共十七个。</w:t>
+      </w:r>
+    </w:p>
+    <w:p>
+      <w:r>
+        <w:rPr>
+          <w:b/>
+        </w:rPr>
         <w:t>部署视角。</w:t>
       </w:r>
       <w:r>
@@ -19558,10 +19657,10 @@
         <w:t xml:space="preserve"> </w:t>
       </w:r>
       <w:r>
-        <w:t>本文的十三个语料跨越</w:t>
-      </w:r>
-      <w:r>
-        <w:t xml:space="preserve"> 1998–2025</w:t>
+        <w:t>本文的十七个语料跨越</w:t>
+      </w:r>
+      <w:r>
+        <w:t xml:space="preserve"> 1998–2026</w:t>
       </w:r>
       <w:r>
         <w:t>；其中八个发布于</w:t>
@@ -19663,7 +19762,11 @@
         <w:t>（</w:t>
       </w:r>
       <w:r>
-        <w:t>RT-IoT2022</w:t>
+        <w:t>RT-</w:t>
+      </w:r>
+      <w:r>
+        <w:lastRenderedPageBreak/>
+        <w:t>IoT2022</w:t>
       </w:r>
       <w:r>
         <w:t>）、</w:t>
@@ -19821,7 +19924,6 @@
         <w:pStyle w:val="1"/>
       </w:pPr>
       <w:r>
-        <w:lastRenderedPageBreak/>
         <w:t xml:space="preserve">6 </w:t>
       </w:r>
       <w:r>
@@ -20215,6 +20317,7 @@
         <w:pStyle w:val="21"/>
       </w:pPr>
       <w:r>
+        <w:lastRenderedPageBreak/>
         <w:t xml:space="preserve">6.2 </w:t>
       </w:r>
       <w:r>
@@ -20274,7 +20377,6 @@
         <w:rPr>
           <w:b/>
         </w:rPr>
-        <w:lastRenderedPageBreak/>
         <w:t>划分噪声</w:t>
       </w:r>
       <w:r>
@@ -21353,6 +21455,7 @@
         <w:pStyle w:val="21"/>
       </w:pPr>
       <w:r>
+        <w:lastRenderedPageBreak/>
         <w:t xml:space="preserve">6.4 </w:t>
       </w:r>
       <w:r>
@@ -21406,7 +21509,6 @@
         <w:rPr>
           <w:b/>
         </w:rPr>
-        <w:lastRenderedPageBreak/>
         <w:t>去重位置与冲突处理规则</w:t>
       </w:r>
       <w:r>
@@ -21712,6 +21814,7 @@
         <w:rPr>
           <w:b/>
         </w:rPr>
+        <w:lastRenderedPageBreak/>
         <w:t>文件级实验不构成时间外推。</w:t>
       </w:r>
       <w:r>
@@ -21764,7 +21867,6 @@
         <w:rPr>
           <w:b/>
         </w:rPr>
-        <w:lastRenderedPageBreak/>
         <w:t>延迟测量不覆盖端到端链路。</w:t>
       </w:r>
       <w:r>
@@ -21829,7 +21931,7 @@
         <w:rPr>
           <w:b/>
         </w:rPr>
-        <w:t>评测了十四个语料，但它们来自同一批采集计划的有限覆盖。</w:t>
+        <w:t>评测了十七个语料，但它们来自同一批采集计划的有限覆盖。</w:t>
       </w:r>
       <w:r>
         <w:t xml:space="preserve"> </w:t>
@@ -21859,7 +21961,7 @@
         <w:t xml:space="preserve"> N-BaIoT </w:t>
       </w:r>
       <w:r>
-        <w:t>为条件；其余十个语料（</w:t>
+        <w:t>为条件；其余十三个语料（</w:t>
       </w:r>
       <w:r>
         <w:t>CIC-IDS2018</w:t>
@@ -21892,40 +21994,64 @@
         <w:t>、</w:t>
       </w:r>
       <w:r>
-        <w:t xml:space="preserve">ACI-IoT-2023 </w:t>
+        <w:t>ACI-IoT-2023</w:t>
+      </w:r>
+      <w:r>
+        <w:t>，</w:t>
+      </w:r>
+      <w:r>
+        <w:t xml:space="preserve">2025 </w:t>
+      </w:r>
+      <w:r>
+        <w:t>年的</w:t>
+      </w:r>
+      <w:r>
+        <w:t xml:space="preserve"> UAVIDS-2025</w:t>
+      </w:r>
+      <w:r>
+        <w:t>、</w:t>
+      </w:r>
+      <w:r>
+        <w:t>GeNIS</w:t>
+      </w:r>
+      <w:r>
+        <w:t>、</w:t>
+      </w:r>
+      <w:r>
+        <w:t>IDS2025</w:t>
+      </w:r>
+      <w:r>
+        <w:t>、</w:t>
+      </w:r>
+      <w:r>
+        <w:t>Gotham-2025</w:t>
+      </w:r>
+      <w:r>
+        <w:t>，以及</w:t>
+      </w:r>
+      <w:r>
+        <w:t xml:space="preserve"> 2026 </w:t>
+      </w:r>
+      <w:r>
+        <w:t>年的</w:t>
+      </w:r>
+      <w:r>
+        <w:t xml:space="preserve"> CTU-IDSEVAL-6</w:t>
+      </w:r>
+      <w:r>
+        <w:t>、</w:t>
+      </w:r>
+      <w:r>
+        <w:t xml:space="preserve">6TiSCHSet-2026 </w:t>
       </w:r>
       <w:r>
         <w:t>与</w:t>
       </w:r>
       <w:r>
-        <w:t xml:space="preserve"> 2025 </w:t>
-      </w:r>
-      <w:r>
-        <w:t>年的</w:t>
-      </w:r>
-      <w:r>
-        <w:t xml:space="preserve"> UAVIDS-2025</w:t>
-      </w:r>
-      <w:r>
-        <w:t>、</w:t>
-      </w:r>
-      <w:r>
-        <w:t>GeNIS</w:t>
-      </w:r>
-      <w:r>
-        <w:t>、</w:t>
-      </w:r>
-      <w:r>
-        <w:t>IDS2025</w:t>
-      </w:r>
-      <w:r>
-        <w:t>、</w:t>
-      </w:r>
-      <w:r>
-        <w:t>Gotham-2025</w:t>
-      </w:r>
-      <w:r>
-        <w:t>）作为</w:t>
+        <w:t xml:space="preserve"> RTN </w:t>
+      </w:r>
+      <w:r>
+        <w:t>数据包表）作为</w:t>
       </w:r>
       <w:r>
         <w:t xml:space="preserve"> 5.8 </w:t>
@@ -21949,7 +22075,7 @@
         <w:t xml:space="preserve"> 0.9998 </w:t>
       </w:r>
       <w:r>
-        <w:t>以上），它检验的是聚合环节的机制而非判别难度；两个外部数据集仍只是独立原生标签基准，不构成迁移实验。十四个语料都不代表生产流量，也都无法提供同一测试床上时间分离的留出集。</w:t>
+        <w:t>以上），它检验的是聚合环节的机制而非判别难度；两个外部数据集仍只是独立原生标签基准，不构成迁移实验。十七个语料都不代表生产流量，也都无法提供同一测试床上时间分离的留出集。</w:t>
       </w:r>
     </w:p>
     <w:p>
@@ -22166,7 +22292,11 @@
         <w:t xml:space="preserve"> −0.000456</w:t>
       </w:r>
       <w:r>
-        <w:t>，逐种子方向五正五负；对同样的四个专家做等权融合时，门控在</w:t>
+        <w:t>，逐种子方向五正五负；对同样的四个</w:t>
+      </w:r>
+      <w:r>
+        <w:lastRenderedPageBreak/>
+        <w:t>专家做等权融合时，门控在</w:t>
       </w:r>
       <w:r>
         <w:t xml:space="preserve"> 79 860 </w:t>
@@ -22253,11 +22383,7 @@
         <w:t xml:space="preserve"> 2 </w:t>
       </w:r>
       <w:r>
-        <w:t>的显式上界证</w:t>
-      </w:r>
-      <w:r>
-        <w:lastRenderedPageBreak/>
-        <w:t>明</w:t>
+        <w:t>的显式上界证明</w:t>
       </w:r>
       <w:r>
         <w:t xml:space="preserve"> 99.91% </w:t>
@@ -22608,6 +22734,7 @@
         <w:pStyle w:val="1"/>
       </w:pPr>
       <w:r>
+        <w:lastRenderedPageBreak/>
         <w:t>利益冲突声明</w:t>
       </w:r>
     </w:p>
@@ -22633,7 +22760,6 @@
         <w:pStyle w:val="1"/>
       </w:pPr>
       <w:r>
-        <w:lastRenderedPageBreak/>
         <w:t>生成式人工智能使用声明</w:t>
       </w:r>
     </w:p>
@@ -22923,6 +23049,7 @@
         </w:numPr>
       </w:pPr>
       <w:r>
+        <w:lastRenderedPageBreak/>
         <w:t>Guyon I, Elisseeff A. An introduction to variable and feature selection. JMLR, 2003, 3: 1157-1182. [</w:t>
       </w:r>
       <w:r>
@@ -22971,7 +23098,6 @@
         </w:numPr>
       </w:pPr>
       <w:r>
-        <w:lastRenderedPageBreak/>
         <w:t>Moustafa N, Slay J. UNSW-NB15: A comprehensive data set for network intrusion detection systems. MilCIS 2015: 1-6. DOI:10.1109/MilCIS.2015.7348942.</w:t>
       </w:r>
     </w:p>
@@ -23242,6 +23368,7 @@
         </w:numPr>
       </w:pPr>
       <w:r>
+        <w:lastRenderedPageBreak/>
         <w:t>Vovk V, Gammerman A, Shafer G. Algorithmic Learning in a Random World. Springer, 2005. DOI:10.1007/b106715.</w:t>
       </w:r>
     </w:p>
@@ -23290,7 +23417,6 @@
         </w:numPr>
       </w:pPr>
       <w:r>
-        <w:lastRenderedPageBreak/>
         <w:t>McNemar Q. Note on the sampling error of the difference between correlated proportions or percentages. Psychometrika, 1947, 12(2): 153-157. DOI:10.1007/BF02295996.</w:t>
       </w:r>
     </w:p>
@@ -23990,6 +24116,7 @@
               <w:rPr>
                 <w:sz w:val="16"/>
               </w:rPr>
+              <w:lastRenderedPageBreak/>
               <w:t>S10</w:t>
             </w:r>
           </w:p>
@@ -24178,7 +24305,6 @@
               <w:rPr>
                 <w:sz w:val="16"/>
               </w:rPr>
-              <w:lastRenderedPageBreak/>
               <w:t>S15</w:t>
             </w:r>
           </w:p>
@@ -25110,76 +25236,76 @@
       </w:rPr>
     </w:lvl>
   </w:abstractNum>
-  <w:num w:numId="1" w16cid:durableId="726073384">
+  <w:num w:numId="1" w16cid:durableId="81605510">
     <w:abstractNumId w:val="8"/>
   </w:num>
-  <w:num w:numId="2" w16cid:durableId="215043787">
+  <w:num w:numId="2" w16cid:durableId="17783796">
     <w:abstractNumId w:val="6"/>
   </w:num>
-  <w:num w:numId="3" w16cid:durableId="473791046">
+  <w:num w:numId="3" w16cid:durableId="488711595">
     <w:abstractNumId w:val="5"/>
   </w:num>
-  <w:num w:numId="4" w16cid:durableId="2064063622">
+  <w:num w:numId="4" w16cid:durableId="2133933731">
     <w:abstractNumId w:val="4"/>
   </w:num>
-  <w:num w:numId="5" w16cid:durableId="1127970316">
+  <w:num w:numId="5" w16cid:durableId="612786827">
     <w:abstractNumId w:val="7"/>
   </w:num>
-  <w:num w:numId="6" w16cid:durableId="568543466">
+  <w:num w:numId="6" w16cid:durableId="1228220904">
     <w:abstractNumId w:val="3"/>
   </w:num>
-  <w:num w:numId="7" w16cid:durableId="1950043990">
+  <w:num w:numId="7" w16cid:durableId="1551459758">
     <w:abstractNumId w:val="2"/>
   </w:num>
-  <w:num w:numId="8" w16cid:durableId="1685328893">
+  <w:num w:numId="8" w16cid:durableId="480730911">
     <w:abstractNumId w:val="1"/>
   </w:num>
-  <w:num w:numId="9" w16cid:durableId="1067339455">
+  <w:num w:numId="9" w16cid:durableId="2134445855">
     <w:abstractNumId w:val="0"/>
   </w:num>
-  <w:num w:numId="10" w16cid:durableId="563760066">
+  <w:num w:numId="10" w16cid:durableId="1676574314">
     <w:abstractNumId w:val="7"/>
     <w:lvlOverride w:ilvl="0">
       <w:startOverride w:val="1"/>
     </w:lvlOverride>
   </w:num>
-  <w:num w:numId="11" w16cid:durableId="472646927">
+  <w:num w:numId="11" w16cid:durableId="1890800927">
     <w:abstractNumId w:val="7"/>
     <w:lvlOverride w:ilvl="0">
       <w:startOverride w:val="1"/>
     </w:lvlOverride>
   </w:num>
-  <w:num w:numId="12" w16cid:durableId="930551264">
+  <w:num w:numId="12" w16cid:durableId="1388384080">
     <w:abstractNumId w:val="7"/>
     <w:lvlOverride w:ilvl="0">
       <w:startOverride w:val="1"/>
     </w:lvlOverride>
   </w:num>
-  <w:num w:numId="13" w16cid:durableId="1406369420">
+  <w:num w:numId="13" w16cid:durableId="250552965">
     <w:abstractNumId w:val="7"/>
     <w:lvlOverride w:ilvl="0">
       <w:startOverride w:val="1"/>
     </w:lvlOverride>
   </w:num>
-  <w:num w:numId="14" w16cid:durableId="2073035889">
+  <w:num w:numId="14" w16cid:durableId="907763051">
     <w:abstractNumId w:val="7"/>
     <w:lvlOverride w:ilvl="0">
       <w:startOverride w:val="1"/>
     </w:lvlOverride>
   </w:num>
-  <w:num w:numId="15" w16cid:durableId="767046592">
+  <w:num w:numId="15" w16cid:durableId="384840823">
     <w:abstractNumId w:val="7"/>
     <w:lvlOverride w:ilvl="0">
       <w:startOverride w:val="1"/>
     </w:lvlOverride>
   </w:num>
-  <w:num w:numId="16" w16cid:durableId="1041397878">
+  <w:num w:numId="16" w16cid:durableId="1083331180">
     <w:abstractNumId w:val="7"/>
     <w:lvlOverride w:ilvl="0">
       <w:startOverride w:val="1"/>
     </w:lvlOverride>
   </w:num>
-  <w:num w:numId="17" w16cid:durableId="15814775">
+  <w:num w:numId="17" w16cid:durableId="430466830">
     <w:abstractNumId w:val="7"/>
     <w:lvlOverride w:ilvl="0">
       <w:startOverride w:val="1"/>

--- a/重构版论文_v4_20260915/中文SCI论文_v4_重构版.docx
+++ b/重构版论文_v4_20260915/中文SCI论文_v4_重构版.docx
@@ -2138,7 +2138,7 @@
           <w:noProof/>
         </w:rPr>
         <w:drawing>
-          <wp:inline distT="0" distB="0" distL="0" distR="0" wp14:anchorId="7ED59845" wp14:editId="633F7A10">
+          <wp:inline distT="0" distB="0" distL="0" distR="0" wp14:anchorId="57300DAB" wp14:editId="69893608">
             <wp:extent cx="5760720" cy="2730962"/>
             <wp:effectExtent l="0" t="0" r="0" b="0"/>
             <wp:docPr id="1" name="Picture 1"/>
@@ -4436,7 +4436,7 @@
         </w:rPr>
         <w:lastRenderedPageBreak/>
         <w:drawing>
-          <wp:inline distT="0" distB="0" distL="0" distR="0" wp14:anchorId="153AA057" wp14:editId="0525EBFF">
+          <wp:inline distT="0" distB="0" distL="0" distR="0" wp14:anchorId="4FEAB3BC" wp14:editId="79FE2389">
             <wp:extent cx="5760720" cy="2750378"/>
             <wp:effectExtent l="0" t="0" r="0" b="0"/>
             <wp:docPr id="2" name="Picture 2"/>
@@ -6255,7 +6255,7 @@
         </w:rPr>
         <w:lastRenderedPageBreak/>
         <w:drawing>
-          <wp:inline distT="0" distB="0" distL="0" distR="0" wp14:anchorId="1ADB4691" wp14:editId="692EF39A">
+          <wp:inline distT="0" distB="0" distL="0" distR="0" wp14:anchorId="25A642B8" wp14:editId="765A61BC">
             <wp:extent cx="5760720" cy="3482709"/>
             <wp:effectExtent l="0" t="0" r="0" b="0"/>
             <wp:docPr id="3" name="Picture 3"/>
@@ -8509,88 +8509,91 @@
         <w:pStyle w:val="21"/>
       </w:pPr>
       <w:r>
+        <w:t xml:space="preserve">4.4 </w:t>
+      </w:r>
+      <w:r>
+        <w:t>复杂度</w:t>
+      </w:r>
+    </w:p>
+    <w:p>
+      <w:r>
+        <w:t>设</w:t>
+      </w:r>
+      <w:r>
+        <w:t xml:space="preserve"> n </w:t>
+      </w:r>
+      <w:r>
+        <w:t>为训练行数，</w:t>
+      </w:r>
+      <w:r>
+        <w:t xml:space="preserve">d </w:t>
+      </w:r>
+      <w:r>
+        <w:t>为原始特征维度，</w:t>
+      </w:r>
+      <w:r>
+        <w:t xml:space="preserve">k </w:t>
+      </w:r>
+      <w:r>
+        <w:t>为选中特征维度，</w:t>
+      </w:r>
+      <w:r>
+        <w:t xml:space="preserve">T </w:t>
+      </w:r>
+      <w:r>
+        <w:t>为树数，</w:t>
+      </w:r>
+      <w:r>
+        <w:t xml:space="preserve">K </w:t>
+      </w:r>
+      <w:r>
+        <w:t>为交叉拟合折数，</w:t>
+      </w:r>
+      <w:r>
+        <w:t xml:space="preserve">Q = 4 </w:t>
+      </w:r>
+      <w:r>
+        <w:t>为专家数。交叉拟合阶段的主导代价约为</w:t>
+      </w:r>
+      <w:r>
+        <w:t xml:space="preserve"> O(QK·T·n log n)</w:t>
+      </w:r>
+      <w:r>
+        <w:t>，最终重拟合阶段为</w:t>
+      </w:r>
+      <w:r>
+        <w:t xml:space="preserve"> O(QT·n log n)</w:t>
+      </w:r>
+      <w:r>
+        <w:t>，过滤式特征选择贡献</w:t>
+      </w:r>
+      <w:r>
+        <w:t xml:space="preserve"> O(Qnd)</w:t>
+      </w:r>
+      <w:r>
+        <w:t>。推理阶段需要对</w:t>
+      </w:r>
+      <w:r>
+        <w:t xml:space="preserve"> Q </w:t>
+      </w:r>
+      <w:r>
+        <w:t>个森林各做一次树遍历并计算风险模型，每条约</w:t>
+      </w:r>
+      <w:r>
+        <w:t xml:space="preserve"> O(QT log n)</w:t>
+      </w:r>
+      <w:r>
+        <w:t>。因此</w:t>
+      </w:r>
+      <w:r>
+        <w:t xml:space="preserve"> RCCF </w:t>
+      </w:r>
+      <w:r>
+        <w:t>在</w:t>
+      </w:r>
+      <w:r>
         <w:lastRenderedPageBreak/>
-        <w:t xml:space="preserve">4.4 </w:t>
-      </w:r>
-      <w:r>
-        <w:t>复杂度</w:t>
-      </w:r>
-    </w:p>
-    <w:p>
-      <w:r>
-        <w:t>设</w:t>
-      </w:r>
-      <w:r>
-        <w:t xml:space="preserve"> n </w:t>
-      </w:r>
-      <w:r>
-        <w:t>为训练行数，</w:t>
-      </w:r>
-      <w:r>
-        <w:t xml:space="preserve">d </w:t>
-      </w:r>
-      <w:r>
-        <w:t>为原始特征维度，</w:t>
-      </w:r>
-      <w:r>
-        <w:t xml:space="preserve">k </w:t>
-      </w:r>
-      <w:r>
-        <w:t>为选中特征维度，</w:t>
-      </w:r>
-      <w:r>
-        <w:t xml:space="preserve">T </w:t>
-      </w:r>
-      <w:r>
-        <w:t>为树数，</w:t>
-      </w:r>
-      <w:r>
-        <w:t xml:space="preserve">K </w:t>
-      </w:r>
-      <w:r>
-        <w:t>为交叉拟合折数，</w:t>
-      </w:r>
-      <w:r>
-        <w:t xml:space="preserve">Q = 4 </w:t>
-      </w:r>
-      <w:r>
-        <w:t>为专家数。交叉拟合阶段的主导代价约为</w:t>
-      </w:r>
-      <w:r>
-        <w:t xml:space="preserve"> O(QK·T·n log n)</w:t>
-      </w:r>
-      <w:r>
-        <w:t>，最终重拟合阶段为</w:t>
-      </w:r>
-      <w:r>
-        <w:t xml:space="preserve"> O(QT·n log n)</w:t>
-      </w:r>
-      <w:r>
-        <w:t>，过滤式特征选择贡献</w:t>
-      </w:r>
-      <w:r>
-        <w:t xml:space="preserve"> O(Qnd)</w:t>
-      </w:r>
-      <w:r>
-        <w:t>。推理阶段需要对</w:t>
-      </w:r>
-      <w:r>
-        <w:t xml:space="preserve"> Q </w:t>
-      </w:r>
-      <w:r>
-        <w:t>个森林各做一次树遍历并计算风险模型，每条约</w:t>
-      </w:r>
-      <w:r>
-        <w:t xml:space="preserve"> O(QT log n)</w:t>
-      </w:r>
-      <w:r>
-        <w:t>。因此</w:t>
-      </w:r>
-      <w:r>
-        <w:t xml:space="preserve"> RCCF </w:t>
-      </w:r>
-      <w:r>
-        <w:t>在训练与推理两端都显著贵于单个等权森林，这一代价在</w:t>
+        <w:t>训练与推理两端都显著贵于单个等权森林，这一代价在</w:t>
       </w:r>
       <w:r>
         <w:t xml:space="preserve"> 5.6 </w:t>
@@ -8954,6 +8957,18 @@
       <w:r>
         <w:t>报告校准、鲁棒性、延迟与开放集等次生指标，用于限定上述比较，自身不回答研究问题。</w:t>
       </w:r>
+      <w:r>
+        <w:t xml:space="preserve">5.7 </w:t>
+      </w:r>
+      <w:r>
+        <w:t>至</w:t>
+      </w:r>
+      <w:r>
+        <w:t xml:space="preserve"> 5.9 </w:t>
+      </w:r>
+      <w:r>
+        <w:t>把同一组比较扩展到规模、十七个语料以及它们的合并等价性检验。</w:t>
+      </w:r>
     </w:p>
     <w:p>
       <w:pPr>
@@ -9182,7 +9197,6 @@
     </w:p>
     <w:p>
       <w:r>
-        <w:lastRenderedPageBreak/>
         <w:t>固定</w:t>
       </w:r>
       <w:r>
@@ -9467,6 +9481,7 @@
               <w:rPr>
                 <w:sz w:val="16"/>
               </w:rPr>
+              <w:lastRenderedPageBreak/>
               <w:t>十次重复划分（均值</w:t>
             </w:r>
             <w:r>
@@ -11567,14 +11582,7 @@
               <w:rPr>
                 <w:sz w:val="16"/>
               </w:rPr>
-              <w:t>（独立调参，验证集</w:t>
-            </w:r>
-            <w:r>
-              <w:rPr>
-                <w:sz w:val="16"/>
-              </w:rPr>
-              <w:lastRenderedPageBreak/>
-              <w:t>自选）</w:t>
+              <w:t>（独立调参，验证集自选）</w:t>
             </w:r>
           </w:p>
         </w:tc>
@@ -11590,7 +11598,6 @@
               <w:rPr>
                 <w:sz w:val="16"/>
               </w:rPr>
-              <w:lastRenderedPageBreak/>
               <w:t>0.96304</w:t>
             </w:r>
           </w:p>
@@ -11723,8 +11730,9 @@
         <w:rPr>
           <w:noProof/>
         </w:rPr>
+        <w:lastRenderedPageBreak/>
         <w:drawing>
-          <wp:inline distT="0" distB="0" distL="0" distR="0" wp14:anchorId="49444D5C" wp14:editId="5C58AA45">
+          <wp:inline distT="0" distB="0" distL="0" distR="0" wp14:anchorId="046461C9" wp14:editId="1A08127F">
             <wp:extent cx="5760720" cy="2547798"/>
             <wp:effectExtent l="0" t="0" r="0" b="0"/>
             <wp:docPr id="4" name="Picture 4"/>
@@ -12362,7 +12370,6 @@
                 <w:b/>
                 <w:sz w:val="16"/>
               </w:rPr>
-              <w:lastRenderedPageBreak/>
               <w:t>功效）</w:t>
             </w:r>
           </w:p>
@@ -12380,7 +12387,6 @@
                 <w:b/>
                 <w:sz w:val="16"/>
               </w:rPr>
-              <w:lastRenderedPageBreak/>
               <w:t>Cohen's d_z</w:t>
             </w:r>
           </w:p>
@@ -12443,15 +12449,7 @@
                 <w:b/>
                 <w:sz w:val="16"/>
               </w:rPr>
-              <w:t>／基线的种</w:t>
-            </w:r>
-            <w:r>
-              <w:rPr>
-                <w:b/>
-                <w:sz w:val="16"/>
-              </w:rPr>
-              <w:lastRenderedPageBreak/>
-              <w:t>子数</w:t>
+              <w:t>／基线的种子数</w:t>
             </w:r>
           </w:p>
         </w:tc>
@@ -12469,13 +12467,13 @@
               <w:rPr>
                 <w:sz w:val="16"/>
               </w:rPr>
+              <w:t xml:space="preserve">RCCF − </w:t>
+            </w:r>
+            <w:r>
+              <w:rPr>
+                <w:sz w:val="16"/>
+              </w:rPr>
               <w:lastRenderedPageBreak/>
-              <w:t xml:space="preserve">RCCF − </w:t>
-            </w:r>
-            <w:r>
-              <w:rPr>
-                <w:sz w:val="16"/>
-              </w:rPr>
               <w:t>等权</w:t>
             </w:r>
             <w:r>
@@ -12504,6 +12502,7 @@
               <w:rPr>
                 <w:sz w:val="16"/>
               </w:rPr>
+              <w:lastRenderedPageBreak/>
               <w:t>−</w:t>
             </w:r>
             <w:r>
@@ -12542,7 +12541,14 @@
               <w:rPr>
                 <w:sz w:val="16"/>
               </w:rPr>
-              <w:t>[−0.001280, +0.000368]</w:t>
+              <w:t xml:space="preserve">[−0.001280, </w:t>
+            </w:r>
+            <w:r>
+              <w:rPr>
+                <w:sz w:val="16"/>
+              </w:rPr>
+              <w:lastRenderedPageBreak/>
+              <w:t>+0.000368]</w:t>
             </w:r>
           </w:p>
         </w:tc>
@@ -12558,7 +12564,15 @@
               <w:rPr>
                 <w:sz w:val="16"/>
               </w:rPr>
-              <w:t>[−0.001124, +0.000212]</w:t>
+              <w:lastRenderedPageBreak/>
+              <w:t xml:space="preserve">[−0.001124, </w:t>
+            </w:r>
+            <w:r>
+              <w:rPr>
+                <w:sz w:val="16"/>
+              </w:rPr>
+              <w:lastRenderedPageBreak/>
+              <w:t>+0.000212]</w:t>
             </w:r>
           </w:p>
         </w:tc>
@@ -12574,6 +12588,7 @@
               <w:rPr>
                 <w:sz w:val="16"/>
               </w:rPr>
+              <w:lastRenderedPageBreak/>
               <w:t>等价</w:t>
             </w:r>
           </w:p>
@@ -13499,7 +13514,6 @@
         <w:pStyle w:val="21"/>
       </w:pPr>
       <w:r>
-        <w:lastRenderedPageBreak/>
         <w:t xml:space="preserve">5.3 </w:t>
       </w:r>
       <w:r>
@@ -13525,8 +13539,9 @@
         <w:rPr>
           <w:noProof/>
         </w:rPr>
+        <w:lastRenderedPageBreak/>
         <w:drawing>
-          <wp:inline distT="0" distB="0" distL="0" distR="0" wp14:anchorId="50890FD4" wp14:editId="35310E09">
+          <wp:inline distT="0" distB="0" distL="0" distR="0" wp14:anchorId="42BA47A3" wp14:editId="7F5B0636">
             <wp:extent cx="5760720" cy="2108444"/>
             <wp:effectExtent l="0" t="0" r="0" b="0"/>
             <wp:docPr id="5" name="Picture 5"/>
@@ -13948,9 +13963,8 @@
         <w:rPr>
           <w:noProof/>
         </w:rPr>
-        <w:lastRenderedPageBreak/>
         <w:drawing>
-          <wp:inline distT="0" distB="0" distL="0" distR="0" wp14:anchorId="35F436D4" wp14:editId="74E82865">
+          <wp:inline distT="0" distB="0" distL="0" distR="0" wp14:anchorId="620A4931" wp14:editId="3FA6B524">
             <wp:extent cx="5760720" cy="2331249"/>
             <wp:effectExtent l="0" t="0" r="0" b="0"/>
             <wp:docPr id="6" name="Picture 6"/>
@@ -13996,6 +14010,7 @@
           <w:color w:val="404040"/>
           <w:sz w:val="18"/>
         </w:rPr>
+        <w:lastRenderedPageBreak/>
         <w:t>图</w:t>
       </w:r>
       <w:r>
@@ -15090,7 +15105,7 @@
         </w:rPr>
         <w:lastRenderedPageBreak/>
         <w:drawing>
-          <wp:inline distT="0" distB="0" distL="0" distR="0" wp14:anchorId="0962B28A" wp14:editId="2A6817C0">
+          <wp:inline distT="0" distB="0" distL="0" distR="0" wp14:anchorId="798005D5" wp14:editId="3F6CC1D4">
             <wp:extent cx="5760720" cy="2266878"/>
             <wp:effectExtent l="0" t="0" r="0" b="0"/>
             <wp:docPr id="7" name="Picture 7"/>
@@ -15406,7 +15421,7 @@
           <w:noProof/>
         </w:rPr>
         <w:drawing>
-          <wp:inline distT="0" distB="0" distL="0" distR="0" wp14:anchorId="7663DC64" wp14:editId="700AD8A5">
+          <wp:inline distT="0" distB="0" distL="0" distR="0" wp14:anchorId="4A54A8D3" wp14:editId="2CDD7315">
             <wp:extent cx="5760720" cy="2362842"/>
             <wp:effectExtent l="0" t="0" r="0" b="0"/>
             <wp:docPr id="8" name="Picture 8"/>
@@ -15972,7 +15987,7 @@
           <w:noProof/>
         </w:rPr>
         <w:drawing>
-          <wp:inline distT="0" distB="0" distL="0" distR="0" wp14:anchorId="6B261691" wp14:editId="2F3CB6C8">
+          <wp:inline distT="0" distB="0" distL="0" distR="0" wp14:anchorId="4694AA98" wp14:editId="50616B60">
             <wp:extent cx="5760720" cy="2544177"/>
             <wp:effectExtent l="0" t="0" r="0" b="0"/>
             <wp:docPr id="9" name="Picture 9"/>
@@ -16559,7 +16574,7 @@
           <w:noProof/>
         </w:rPr>
         <w:drawing>
-          <wp:inline distT="0" distB="0" distL="0" distR="0" wp14:anchorId="473CE51B" wp14:editId="062E1D78">
+          <wp:inline distT="0" distB="0" distL="0" distR="0" wp14:anchorId="446119C4" wp14:editId="5C265083">
             <wp:extent cx="5760720" cy="2275394"/>
             <wp:effectExtent l="0" t="0" r="0" b="0"/>
             <wp:docPr id="10" name="Picture 10"/>
@@ -16863,7 +16878,7 @@
           <w:noProof/>
         </w:rPr>
         <w:drawing>
-          <wp:inline distT="0" distB="0" distL="0" distR="0" wp14:anchorId="322D4436" wp14:editId="0D9E8743">
+          <wp:inline distT="0" distB="0" distL="0" distR="0" wp14:anchorId="44EBA966" wp14:editId="1FCE98E8">
             <wp:extent cx="5760720" cy="2547041"/>
             <wp:effectExtent l="0" t="0" r="0" b="0"/>
             <wp:docPr id="11" name="Picture 11"/>
@@ -19921,6 +19936,112 @@
     </w:p>
     <w:p>
       <w:pPr>
+        <w:pStyle w:val="21"/>
+      </w:pPr>
+      <w:r>
+        <w:t xml:space="preserve">5.9 </w:t>
+      </w:r>
+      <w:r>
+        <w:t>现代语料复现：十二个语料</w:t>
+      </w:r>
+    </w:p>
+    <w:p>
+      <w:r>
+        <w:t>上述等价性结论建立在</w:t>
+      </w:r>
+      <w:r>
+        <w:t xml:space="preserve"> CIC-IDS2017 </w:t>
+      </w:r>
+      <w:r>
+        <w:t>上。本文另在</w:t>
+      </w:r>
+      <w:r>
+        <w:t xml:space="preserve"> 2020–2026 </w:t>
+      </w:r>
+      <w:r>
+        <w:t>年发布的十二个语料上（其中四个发布于</w:t>
+      </w:r>
+      <w:r>
+        <w:t xml:space="preserve"> 2025 </w:t>
+      </w:r>
+      <w:r>
+        <w:t>年、三个发布于</w:t>
+      </w:r>
+      <w:r>
+        <w:t xml:space="preserve"> 2026 </w:t>
+      </w:r>
+      <w:r>
+        <w:t>年）以同一协议、同一组十个种子、同一套同成员对照重跑，并全部公开逐样本预测。从这些预测重算配对差得到</w:t>
+      </w:r>
+      <w:r>
+        <w:t xml:space="preserve"> 120 </w:t>
+      </w:r>
+      <w:r>
+        <w:t>个种子级比较：合并均值为</w:t>
+      </w:r>
+      <w:r>
+        <w:t xml:space="preserve"> +0.000007 Macro-F1</w:t>
+      </w:r>
+      <w:r>
+        <w:t>，</w:t>
+      </w:r>
+      <w:r>
+        <w:t xml:space="preserve">90% </w:t>
+      </w:r>
+      <w:r>
+        <w:t>区间</w:t>
+      </w:r>
+      <w:r>
+        <w:t xml:space="preserve"> [-0.000006, +0.000020]</w:t>
+      </w:r>
+      <w:r>
+        <w:t>，同时落在</w:t>
+      </w:r>
+      <w:r>
+        <w:t xml:space="preserve"> 0.005 </w:t>
+      </w:r>
+      <w:r>
+        <w:t>与</w:t>
+      </w:r>
+      <w:r>
+        <w:t xml:space="preserve"> 0.01 </w:t>
+      </w:r>
+      <w:r>
+        <w:t>两个边界内。其中只有一个语料被单独列出而不并入：</w:t>
+      </w:r>
+      <w:r>
+        <w:t xml:space="preserve">Gotham-2025 </w:t>
+      </w:r>
+      <w:r>
+        <w:t>把特征预算压到十六列中的八列时，门控以</w:t>
+      </w:r>
+      <w:r>
+        <w:t xml:space="preserve"> +0.006252 </w:t>
+      </w:r>
+      <w:r>
+        <w:t>取胜，十个种子全部为正。把这个案例并回总体后，合并结果依然等价（</w:t>
+      </w:r>
+      <w:r>
+        <w:t>+0.000487</w:t>
+      </w:r>
+      <w:r>
+        <w:t>，</w:t>
+      </w:r>
+      <w:r>
+        <w:t xml:space="preserve">90% </w:t>
+      </w:r>
+      <w:r>
+        <w:t>区间</w:t>
+      </w:r>
+      <w:r>
+        <w:t xml:space="preserve"> [+0.000243, +0.000732]</w:t>
+      </w:r>
+      <w:r>
+        <w:t>）。因此聚合规则的结论不依赖语料的年代，而唯一的偏离正是可辨识性分析所预测的条件。</w:t>
+      </w:r>
+    </w:p>
+    <w:p>
+      <w:pPr>
         <w:pStyle w:val="1"/>
       </w:pPr>
       <w:r>
@@ -20220,6 +20341,7 @@
         <w:t>——</w:t>
       </w:r>
       <w:r>
+        <w:lastRenderedPageBreak/>
         <w:t>这个界是成员集合的属性，不是门控的属性。在截断总体上，四个特征视图的得分相差不到</w:t>
       </w:r>
       <w:r>
@@ -20317,7 +20439,6 @@
         <w:pStyle w:val="21"/>
       </w:pPr>
       <w:r>
-        <w:lastRenderedPageBreak/>
         <w:t xml:space="preserve">6.2 </w:t>
       </w:r>
       <w:r>
@@ -21085,6 +21206,7 @@
               <w:rPr>
                 <w:sz w:val="16"/>
               </w:rPr>
+              <w:lastRenderedPageBreak/>
               <w:t>未知攻击拒绝</w:t>
             </w:r>
           </w:p>
@@ -21455,7 +21577,6 @@
         <w:pStyle w:val="21"/>
       </w:pPr>
       <w:r>
-        <w:lastRenderedPageBreak/>
         <w:t xml:space="preserve">6.4 </w:t>
       </w:r>
       <w:r>
@@ -21718,6 +21839,7 @@
         <w:rPr>
           <w:b/>
         </w:rPr>
+        <w:lastRenderedPageBreak/>
         <w:t>同成员对照只覆盖主总体。</w:t>
       </w:r>
       <w:r>
@@ -21814,365 +21936,413 @@
         <w:rPr>
           <w:b/>
         </w:rPr>
+        <w:t>文件级实验不构成时间外推。</w:t>
+      </w:r>
+      <w:r>
+        <w:t xml:space="preserve"> CIC-IDS2017 </w:t>
+      </w:r>
+      <w:r>
+        <w:t>的不同文件覆盖的类别不同，无法构造类别完整的时间外测试协议。本文的文件级结果只能作为覆盖与风险分析，不能表述为</w:t>
+      </w:r>
+      <w:r>
+        <w:t>"</w:t>
+      </w:r>
+      <w:r>
+        <w:t>跨时间泛化</w:t>
+      </w:r>
+      <w:r>
+        <w:t>"</w:t>
+      </w:r>
+      <w:r>
+        <w:t>。</w:t>
+      </w:r>
+    </w:p>
+    <w:p>
+      <w:r>
+        <w:rPr>
+          <w:b/>
+        </w:rPr>
+        <w:t>外部数据集是独立基准，不是迁移实验。</w:t>
+      </w:r>
+      <w:r>
+        <w:t xml:space="preserve"> NSL-KDD</w:t>
+      </w:r>
+      <w:r>
+        <w:t>、</w:t>
+      </w:r>
+      <w:r>
+        <w:t xml:space="preserve">UNSW-NB15 </w:t>
+      </w:r>
+      <w:r>
+        <w:t>与</w:t>
+      </w:r>
+      <w:r>
+        <w:t xml:space="preserve"> CIC-IDS2017 </w:t>
+      </w:r>
+      <w:r>
+        <w:t>使用不同的标签体系，本文不做标签对齐，也不做跨数据集训练。三者分数不可合并或平均。</w:t>
+      </w:r>
+    </w:p>
+    <w:p>
+      <w:r>
+        <w:rPr>
+          <w:b/>
+        </w:rPr>
+        <w:t>延迟测量不覆盖端到端链路。</w:t>
+      </w:r>
+      <w:r>
+        <w:t xml:space="preserve"> </w:t>
+      </w:r>
+      <w:r>
+        <w:t>报告的毫秒数从数值特征矩阵开始计时，不含抓包、流重组、特征提取、告警输出与模型热更新。</w:t>
+      </w:r>
+    </w:p>
+    <w:p>
+      <w:r>
+        <w:rPr>
+          <w:b/>
+        </w:rPr>
+        <w:t>近重复只按精确形式剔除。</w:t>
+      </w:r>
+      <w:r>
+        <w:t xml:space="preserve"> </w:t>
+      </w:r>
+      <w:r>
+        <w:t>引言把「重复与近重复样本」列为公开数据集的危害之一，而审计只删除了完全相同的特征向量。把所有特征四舍五入到四位有效数字后做哈希，发现研究总体中另有</w:t>
+      </w:r>
+      <w:r>
+        <w:t xml:space="preserve"> 0.36% </w:t>
+      </w:r>
+      <w:r>
+        <w:t>的行在该分辨率下构成近重复组，其中</w:t>
+      </w:r>
+      <w:r>
+        <w:t xml:space="preserve"> 104 </w:t>
+      </w:r>
+      <w:r>
+        <w:t>行位于跨划分的近重复组内，其中</w:t>
+      </w:r>
+      <w:r>
+        <w:t xml:space="preserve"> 17 </w:t>
+      </w:r>
+      <w:r>
+        <w:t>条测试行（占测试集</w:t>
+      </w:r>
+      <w:r>
+        <w:t xml:space="preserve"> 0.21%</w:t>
+      </w:r>
+      <w:r>
+        <w:t>）与训练行共享同一个舍入后特征向量。剔除这些行后，三个模型的</w:t>
+      </w:r>
+      <w:r>
+        <w:t xml:space="preserve"> Macro-F1 </w:t>
+      </w:r>
+      <w:r>
+        <w:t>变化均不超过</w:t>
+      </w:r>
+      <w:r>
+        <w:t xml:space="preserve"> 0.00057</w:t>
+      </w:r>
+      <w:r>
+        <w:t>，因此该重叠不足以解释本文报告的差异；更粗分辨率的结果见补充材料。</w:t>
+      </w:r>
+    </w:p>
+    <w:p>
+      <w:r>
+        <w:rPr>
+          <w:b/>
+        </w:rPr>
+        <w:t>评测了十七个语料，但它们来自同一批采集计划的有限覆盖。</w:t>
+      </w:r>
+      <w:r>
+        <w:t xml:space="preserve"> </w:t>
+      </w:r>
+      <w:r>
+        <w:t>本文结论以</w:t>
+      </w:r>
+      <w:r>
+        <w:t xml:space="preserve"> CIC-IDS2017</w:t>
+      </w:r>
+      <w:r>
+        <w:t>（含截断总体与完整去重语料）、</w:t>
+      </w:r>
+      <w:r>
+        <w:t>NSL-KDD</w:t>
+      </w:r>
+      <w:r>
+        <w:t>、</w:t>
+      </w:r>
+      <w:r>
+        <w:t xml:space="preserve">UNSW-NB15 </w:t>
+      </w:r>
+      <w:r>
+        <w:t>与</w:t>
+      </w:r>
+      <w:r>
+        <w:t xml:space="preserve"> N-BaIoT </w:t>
+      </w:r>
+      <w:r>
+        <w:t>为条件；其余十三个语料（</w:t>
+      </w:r>
+      <w:r>
+        <w:t>CIC-IDS2018</w:t>
+      </w:r>
+      <w:r>
+        <w:t>、</w:t>
+      </w:r>
+      <w:r>
+        <w:t>CIC-IoT-2023</w:t>
+      </w:r>
+      <w:r>
+        <w:t>、</w:t>
+      </w:r>
+      <w:r>
+        <w:t>LITNET-2020</w:t>
+      </w:r>
+      <w:r>
+        <w:t>、</w:t>
+      </w:r>
+      <w:r>
+        <w:t>IoT-23</w:t>
+      </w:r>
+      <w:r>
+        <w:t>、</w:t>
+      </w:r>
+      <w:r>
+        <w:t>RT-IoT2022</w:t>
+      </w:r>
+      <w:r>
+        <w:t>、</w:t>
+      </w:r>
+      <w:r>
+        <w:t>ACI-IoT-2023</w:t>
+      </w:r>
+      <w:r>
+        <w:t>，</w:t>
+      </w:r>
+      <w:r>
+        <w:t xml:space="preserve">2025 </w:t>
+      </w:r>
+      <w:r>
+        <w:t>年的</w:t>
+      </w:r>
+      <w:r>
+        <w:t xml:space="preserve"> UAVIDS-2025</w:t>
+      </w:r>
+      <w:r>
+        <w:t>、</w:t>
+      </w:r>
+      <w:r>
+        <w:t>GeNIS</w:t>
+      </w:r>
+      <w:r>
+        <w:t>、</w:t>
+      </w:r>
+      <w:r>
+        <w:t>IDS2025</w:t>
+      </w:r>
+      <w:r>
+        <w:t>、</w:t>
+      </w:r>
+      <w:r>
+        <w:t>Gotham-2025</w:t>
+      </w:r>
+      <w:r>
+        <w:t>，以及</w:t>
+      </w:r>
+      <w:r>
+        <w:t xml:space="preserve"> 2026 </w:t>
+      </w:r>
+      <w:r>
+        <w:t>年的</w:t>
+      </w:r>
+      <w:r>
+        <w:t xml:space="preserve"> CTU-IDSEVAL-6</w:t>
+      </w:r>
+      <w:r>
+        <w:t>、</w:t>
+      </w:r>
+      <w:r>
+        <w:t xml:space="preserve">6TiSCHSet-2026 </w:t>
+      </w:r>
+      <w:r>
+        <w:t>与</w:t>
+      </w:r>
+      <w:r>
+        <w:t xml:space="preserve"> RTN </w:t>
+      </w:r>
+      <w:r>
+        <w:t>数据包表）作为</w:t>
+      </w:r>
+      <w:r>
+        <w:t xml:space="preserve"> 5.8 </w:t>
+      </w:r>
+      <w:r>
+        <w:t>节的扩展语料复现了主比较。</w:t>
+      </w:r>
+      <w:r>
+        <w:t xml:space="preserve">N-BaIoT </w:t>
+      </w:r>
+      <w:r>
+        <w:t>对流量特征分类器已经饱和（所有模型</w:t>
+      </w:r>
+      <w:r>
+        <w:t xml:space="preserve"> Macro-F1 </w:t>
+      </w:r>
+      <w:r>
+        <w:t>均在</w:t>
+      </w:r>
+      <w:r>
+        <w:t xml:space="preserve"> 0.9998 </w:t>
+      </w:r>
+      <w:r>
+        <w:t>以上），它检验的是聚合环节的机制而非判别难度；两个外部数据集仍只是独立原生标签基准，不构成迁移实验。十七个语料都不代表生产流量，也都无法提供同一测试床上时间分离的留出集。把其中</w:t>
+      </w:r>
+      <w:r>
+        <w:t xml:space="preserve"> 2020 </w:t>
+      </w:r>
+      <w:r>
+        <w:t>年及以后发布的十二个合并起来，得到</w:t>
+      </w:r>
+      <w:r>
+        <w:t xml:space="preserve"> 120 </w:t>
+      </w:r>
+      <w:r>
+        <w:t>个种子级比较：均值为</w:t>
+      </w:r>
+      <w:r>
+        <w:t xml:space="preserve"> +0.000007</w:t>
+      </w:r>
+      <w:r>
+        <w:t>，</w:t>
+      </w:r>
+      <w:r>
+        <w:t xml:space="preserve">90% </w:t>
+      </w:r>
+      <w:r>
+        <w:t>区间</w:t>
+      </w:r>
+      <w:r>
+        <w:t xml:space="preserve"> [-0.000006, +0.000020]</w:t>
+      </w:r>
+      <w:r>
+        <w:t>，仍落在</w:t>
+      </w:r>
+      <w:r>
+        <w:t xml:space="preserve"> 0.005 </w:t>
+      </w:r>
+      <w:r>
+        <w:t>边界内</w:t>
+      </w:r>
+      <w:r>
+        <w:t>——</w:t>
+      </w:r>
+      <w:r>
+        <w:t>等价性结论并不只依赖</w:t>
+      </w:r>
+      <w:r>
+        <w:t xml:space="preserve"> 2017 </w:t>
+      </w:r>
+      <w:r>
+        <w:t>年那一个语料。</w:t>
+      </w:r>
+    </w:p>
+    <w:p>
+      <w:r>
+        <w:rPr>
+          <w:b/>
+        </w:rPr>
+        <w:t>未评估对抗鲁棒性。</w:t>
+      </w:r>
+      <w:r>
+        <w:t xml:space="preserve"> </w:t>
+      </w:r>
+      <w:r>
+        <w:t>本文只施加了随机扰动与特征屏蔽，没有构造规避攻击或基于梯度的攻击，报告的退化数字不构成对自适应对手的鲁棒性保证。</w:t>
+      </w:r>
+    </w:p>
+    <w:p>
+      <w:r>
+        <w:rPr>
+          <w:b/>
+        </w:rPr>
+        <w:t>未知族支持量不均衡。</w:t>
+      </w:r>
+      <w:r>
+        <w:t xml:space="preserve"> PortScan </w:t>
+      </w:r>
+      <w:r>
+        <w:t>有</w:t>
+      </w:r>
+      <w:r>
+        <w:t xml:space="preserve"> 158 930 </w:t>
+      </w:r>
+      <w:r>
+        <w:t>条，而</w:t>
+      </w:r>
+      <w:r>
+        <w:t xml:space="preserve"> Infiltration </w:t>
+      </w:r>
+      <w:r>
+        <w:t>仅</w:t>
+      </w:r>
+      <w:r>
+        <w:t xml:space="preserve"> 36 </w:t>
+      </w:r>
+      <w:r>
+        <w:t>条、</w:t>
+      </w:r>
+      <w:r>
+        <w:t xml:space="preserve">Heartbleed </w:t>
+      </w:r>
+      <w:r>
+        <w:t>仅</w:t>
+      </w:r>
+      <w:r>
+        <w:t xml:space="preserve"> 11 </w:t>
+      </w:r>
+      <w:r>
+        <w:t>条。开放集指标对保留哪一族高度敏感，本文只报告分族结果，不给出合并结论；各家族组合的矩阵见补充材料</w:t>
+      </w:r>
+      <w:r>
+        <w:t xml:space="preserve"> S30</w:t>
+      </w:r>
+      <w:r>
+        <w:t>。</w:t>
+      </w:r>
+    </w:p>
+    <w:p>
+      <w:r>
+        <w:rPr>
+          <w:b/>
+        </w:rPr>
+        <w:t xml:space="preserve">Bootstrap </w:t>
+      </w:r>
+      <w:r>
+        <w:rPr>
+          <w:b/>
+        </w:rPr>
+        <w:t>区间的解释范围。</w:t>
+      </w:r>
+      <w:r>
+        <w:t xml:space="preserve"> </w:t>
+      </w:r>
+      <w:r>
+        <w:t>配对</w:t>
+      </w:r>
+      <w:r>
+        <w:t xml:space="preserve"> Bootstrap </w:t>
+      </w:r>
+      <w:r>
+        <w:t>量化的是测试行重采样不确定性，不包含网络环境变化、时间漂移与流量构成变化带来的不确定性。</w:t>
+      </w:r>
+    </w:p>
+    <w:p>
+      <w:r>
+        <w:rPr>
+          <w:b/>
+        </w:rPr>
         <w:lastRenderedPageBreak/>
-        <w:t>文件级实验不构成时间外推。</w:t>
-      </w:r>
-      <w:r>
-        <w:t xml:space="preserve"> CIC-IDS2017 </w:t>
-      </w:r>
-      <w:r>
-        <w:t>的不同文件覆盖的类别不同，无法构造类别完整的时间外测试协议。本文的文件级结果只能作为覆盖与风险分析，不能表述为</w:t>
-      </w:r>
-      <w:r>
-        <w:t>"</w:t>
-      </w:r>
-      <w:r>
-        <w:t>跨时间泛化</w:t>
-      </w:r>
-      <w:r>
-        <w:t>"</w:t>
-      </w:r>
-      <w:r>
-        <w:t>。</w:t>
-      </w:r>
-    </w:p>
-    <w:p>
-      <w:r>
-        <w:rPr>
-          <w:b/>
-        </w:rPr>
-        <w:t>外部数据集是独立基准，不是迁移实验。</w:t>
-      </w:r>
-      <w:r>
-        <w:t xml:space="preserve"> NSL-KDD</w:t>
-      </w:r>
-      <w:r>
-        <w:t>、</w:t>
-      </w:r>
-      <w:r>
-        <w:t xml:space="preserve">UNSW-NB15 </w:t>
-      </w:r>
-      <w:r>
-        <w:t>与</w:t>
-      </w:r>
-      <w:r>
-        <w:t xml:space="preserve"> CIC-IDS2017 </w:t>
-      </w:r>
-      <w:r>
-        <w:t>使用不同的标签体系，本文不做标签对齐，也不做跨数据集训练。三者分数不可合并或平均。</w:t>
-      </w:r>
-    </w:p>
-    <w:p>
-      <w:r>
-        <w:rPr>
-          <w:b/>
-        </w:rPr>
-        <w:t>延迟测量不覆盖端到端链路。</w:t>
-      </w:r>
-      <w:r>
-        <w:t xml:space="preserve"> </w:t>
-      </w:r>
-      <w:r>
-        <w:t>报告的毫秒数从数值特征矩阵开始计时，不含抓包、流重组、特征提取、告警输出与模型热更新。</w:t>
-      </w:r>
-    </w:p>
-    <w:p>
-      <w:r>
-        <w:rPr>
-          <w:b/>
-        </w:rPr>
-        <w:t>近重复只按精确形式剔除。</w:t>
-      </w:r>
-      <w:r>
-        <w:t xml:space="preserve"> </w:t>
-      </w:r>
-      <w:r>
-        <w:t>引言把「重复与近重复样本」列为公开数据集的危害之一，而审计只删除了完全相同的特征向量。把所有特征四舍五入到四位有效数字后做哈希，发现研究总体中另有</w:t>
-      </w:r>
-      <w:r>
-        <w:t xml:space="preserve"> 0.36% </w:t>
-      </w:r>
-      <w:r>
-        <w:t>的行在该分辨率下构成近重复组，其中</w:t>
-      </w:r>
-      <w:r>
-        <w:t xml:space="preserve"> 104 </w:t>
-      </w:r>
-      <w:r>
-        <w:t>行位于跨划分的近重复组内，其中</w:t>
-      </w:r>
-      <w:r>
-        <w:t xml:space="preserve"> 17 </w:t>
-      </w:r>
-      <w:r>
-        <w:t>条测试行（占测试集</w:t>
-      </w:r>
-      <w:r>
-        <w:t xml:space="preserve"> 0.21%</w:t>
-      </w:r>
-      <w:r>
-        <w:t>）与训练行共享同一个舍入后特征向量。剔除这些行后，三个模型的</w:t>
-      </w:r>
-      <w:r>
-        <w:t xml:space="preserve"> Macro-F1 </w:t>
-      </w:r>
-      <w:r>
-        <w:t>变化均不超过</w:t>
-      </w:r>
-      <w:r>
-        <w:t xml:space="preserve"> 0.00057</w:t>
-      </w:r>
-      <w:r>
-        <w:t>，因此该重叠不足以解释本文报告的差异；更粗分辨率的结果见补充材料。</w:t>
-      </w:r>
-    </w:p>
-    <w:p>
-      <w:r>
-        <w:rPr>
-          <w:b/>
-        </w:rPr>
-        <w:t>评测了十七个语料，但它们来自同一批采集计划的有限覆盖。</w:t>
-      </w:r>
-      <w:r>
-        <w:t xml:space="preserve"> </w:t>
-      </w:r>
-      <w:r>
-        <w:t>本文结论以</w:t>
-      </w:r>
-      <w:r>
-        <w:t xml:space="preserve"> CIC-IDS2017</w:t>
-      </w:r>
-      <w:r>
-        <w:t>（含截断总体与完整去重语料）、</w:t>
-      </w:r>
-      <w:r>
-        <w:t>NSL-KDD</w:t>
-      </w:r>
-      <w:r>
-        <w:t>、</w:t>
-      </w:r>
-      <w:r>
-        <w:t xml:space="preserve">UNSW-NB15 </w:t>
-      </w:r>
-      <w:r>
-        <w:t>与</w:t>
-      </w:r>
-      <w:r>
-        <w:t xml:space="preserve"> N-BaIoT </w:t>
-      </w:r>
-      <w:r>
-        <w:t>为条件；其余十三个语料（</w:t>
-      </w:r>
-      <w:r>
-        <w:t>CIC-IDS2018</w:t>
-      </w:r>
-      <w:r>
-        <w:t>、</w:t>
-      </w:r>
-      <w:r>
-        <w:t>CIC-IoT-2023</w:t>
-      </w:r>
-      <w:r>
-        <w:t>、</w:t>
-      </w:r>
-      <w:r>
-        <w:t>LITNET-2020</w:t>
-      </w:r>
-      <w:r>
-        <w:t>、</w:t>
-      </w:r>
-      <w:r>
-        <w:t>IoT-23</w:t>
-      </w:r>
-      <w:r>
-        <w:t>、</w:t>
-      </w:r>
-      <w:r>
-        <w:t>RT-IoT2022</w:t>
-      </w:r>
-      <w:r>
-        <w:t>、</w:t>
-      </w:r>
-      <w:r>
-        <w:t>ACI-IoT-2023</w:t>
-      </w:r>
-      <w:r>
-        <w:t>，</w:t>
-      </w:r>
-      <w:r>
-        <w:t xml:space="preserve">2025 </w:t>
-      </w:r>
-      <w:r>
-        <w:t>年的</w:t>
-      </w:r>
-      <w:r>
-        <w:t xml:space="preserve"> UAVIDS-2025</w:t>
-      </w:r>
-      <w:r>
-        <w:t>、</w:t>
-      </w:r>
-      <w:r>
-        <w:t>GeNIS</w:t>
-      </w:r>
-      <w:r>
-        <w:t>、</w:t>
-      </w:r>
-      <w:r>
-        <w:t>IDS2025</w:t>
-      </w:r>
-      <w:r>
-        <w:t>、</w:t>
-      </w:r>
-      <w:r>
-        <w:t>Gotham-2025</w:t>
-      </w:r>
-      <w:r>
-        <w:t>，以及</w:t>
-      </w:r>
-      <w:r>
-        <w:t xml:space="preserve"> 2026 </w:t>
-      </w:r>
-      <w:r>
-        <w:t>年的</w:t>
-      </w:r>
-      <w:r>
-        <w:t xml:space="preserve"> CTU-IDSEVAL-6</w:t>
-      </w:r>
-      <w:r>
-        <w:t>、</w:t>
-      </w:r>
-      <w:r>
-        <w:t xml:space="preserve">6TiSCHSet-2026 </w:t>
-      </w:r>
-      <w:r>
-        <w:t>与</w:t>
-      </w:r>
-      <w:r>
-        <w:t xml:space="preserve"> RTN </w:t>
-      </w:r>
-      <w:r>
-        <w:t>数据包表）作为</w:t>
-      </w:r>
-      <w:r>
-        <w:t xml:space="preserve"> 5.8 </w:t>
-      </w:r>
-      <w:r>
-        <w:t>节的扩展语料复现了主比较。</w:t>
-      </w:r>
-      <w:r>
-        <w:t xml:space="preserve">N-BaIoT </w:t>
-      </w:r>
-      <w:r>
-        <w:t>对流量特征分类器已经饱和（所有模型</w:t>
-      </w:r>
-      <w:r>
-        <w:t xml:space="preserve"> Macro-F1 </w:t>
-      </w:r>
-      <w:r>
-        <w:t>均在</w:t>
-      </w:r>
-      <w:r>
-        <w:t xml:space="preserve"> 0.9998 </w:t>
-      </w:r>
-      <w:r>
-        <w:t>以上），它检验的是聚合环节的机制而非判别难度；两个外部数据集仍只是独立原生标签基准，不构成迁移实验。十七个语料都不代表生产流量，也都无法提供同一测试床上时间分离的留出集。</w:t>
-      </w:r>
-    </w:p>
-    <w:p>
-      <w:r>
-        <w:rPr>
-          <w:b/>
-        </w:rPr>
-        <w:t>未评估对抗鲁棒性。</w:t>
-      </w:r>
-      <w:r>
-        <w:t xml:space="preserve"> </w:t>
-      </w:r>
-      <w:r>
-        <w:t>本文只施加了随机扰动与特征屏蔽，没有构造规避攻击或基于梯度的攻击，报告的退化数字不构成对自适应对手的鲁棒性保证。</w:t>
-      </w:r>
-    </w:p>
-    <w:p>
-      <w:r>
-        <w:rPr>
-          <w:b/>
-        </w:rPr>
-        <w:t>未知族支持量不均衡。</w:t>
-      </w:r>
-      <w:r>
-        <w:t xml:space="preserve"> PortScan </w:t>
-      </w:r>
-      <w:r>
-        <w:t>有</w:t>
-      </w:r>
-      <w:r>
-        <w:t xml:space="preserve"> 158 930 </w:t>
-      </w:r>
-      <w:r>
-        <w:t>条，而</w:t>
-      </w:r>
-      <w:r>
-        <w:t xml:space="preserve"> Infiltration </w:t>
-      </w:r>
-      <w:r>
-        <w:t>仅</w:t>
-      </w:r>
-      <w:r>
-        <w:t xml:space="preserve"> 36 </w:t>
-      </w:r>
-      <w:r>
-        <w:t>条、</w:t>
-      </w:r>
-      <w:r>
-        <w:t xml:space="preserve">Heartbleed </w:t>
-      </w:r>
-      <w:r>
-        <w:t>仅</w:t>
-      </w:r>
-      <w:r>
-        <w:t xml:space="preserve"> 11 </w:t>
-      </w:r>
-      <w:r>
-        <w:t>条。开放集指标对保留哪一族高度敏感，本文只报告分族结果，不给出合并结论；各家族组合的矩阵见补充材料</w:t>
-      </w:r>
-      <w:r>
-        <w:t xml:space="preserve"> S30</w:t>
-      </w:r>
-      <w:r>
-        <w:t>。</w:t>
-      </w:r>
-    </w:p>
-    <w:p>
-      <w:r>
-        <w:rPr>
-          <w:b/>
-        </w:rPr>
-        <w:t xml:space="preserve">Bootstrap </w:t>
-      </w:r>
-      <w:r>
-        <w:rPr>
-          <w:b/>
-        </w:rPr>
-        <w:t>区间的解释范围。</w:t>
-      </w:r>
-      <w:r>
-        <w:t xml:space="preserve"> </w:t>
-      </w:r>
-      <w:r>
-        <w:t>配对</w:t>
-      </w:r>
-      <w:r>
-        <w:t xml:space="preserve"> Bootstrap </w:t>
-      </w:r>
-      <w:r>
-        <w:t>量化的是测试行重采样不确定性，不包含网络环境变化、时间漂移与流量构成变化带来的不确定性。</w:t>
-      </w:r>
-    </w:p>
-    <w:p>
-      <w:r>
-        <w:rPr>
-          <w:b/>
-        </w:rPr>
         <w:t>单一硬件与单一实现。</w:t>
       </w:r>
       <w:r>
@@ -22292,379 +22462,379 @@
         <w:t xml:space="preserve"> −0.000456</w:t>
       </w:r>
       <w:r>
-        <w:t>，逐种子方向五正五负；对同样的四个</w:t>
+        <w:t>，逐种子方向五正五负；对同样的四个专家做等权融合时，门控在</w:t>
+      </w:r>
+      <w:r>
+        <w:t xml:space="preserve"> 79 860 </w:t>
+      </w:r>
+      <w:r>
+        <w:t>条测试预测中只改变</w:t>
+      </w:r>
+      <w:r>
+        <w:t xml:space="preserve"> 1 </w:t>
+      </w:r>
+      <w:r>
+        <w:t>条（</w:t>
+      </w:r>
+      <w:r>
+        <w:t>−</w:t>
+      </w:r>
+      <w:r>
+        <w:t>0.000010</w:t>
+      </w:r>
+      <w:r>
+        <w:t>），说明单视图差距来自集成成员的构成而非门控本身；种子级</w:t>
+      </w:r>
+      <w:r>
+        <w:t xml:space="preserve"> 90% </w:t>
+      </w:r>
+      <w:r>
+        <w:t>区间</w:t>
+      </w:r>
+      <w:r>
+        <w:t xml:space="preserve"> [−0.00112, +0.00021] </w:t>
+      </w:r>
+      <w:r>
+        <w:t>与测试行级配对</w:t>
+      </w:r>
+      <w:r>
+        <w:t xml:space="preserve"> Bootstrap </w:t>
+      </w:r>
+      <w:r>
+        <w:t>区间</w:t>
+      </w:r>
+      <w:r>
+        <w:t xml:space="preserve"> [−0.00425, +0.00338] </w:t>
+      </w:r>
+      <w:r>
+        <w:t>都落在</w:t>
+      </w:r>
+      <w:r>
+        <w:t xml:space="preserve"> SESOI = 0.005 </w:t>
+      </w:r>
+      <w:r>
+        <w:t>与</w:t>
+      </w:r>
+      <w:r>
+        <w:t xml:space="preserve"> 0.01 </w:t>
+      </w:r>
+      <w:r>
+        <w:t>的等价边界之内。四个专家在测试集上有</w:t>
+      </w:r>
+      <w:r>
+        <w:t xml:space="preserve"> 0.15%–0.66% </w:t>
+      </w:r>
+      <w:r>
+        <w:t>的行存在分歧，而门控与等权投票在</w:t>
+      </w:r>
+      <w:r>
+        <w:t xml:space="preserve"> 79 860 </w:t>
+      </w:r>
+      <w:r>
+        <w:t>条预测中只有</w:t>
+      </w:r>
+      <w:r>
+        <w:t xml:space="preserve"> 1 </w:t>
+      </w:r>
+      <w:r>
+        <w:t>条不同；归一化权重熵为</w:t>
+      </w:r>
+      <w:r>
+        <w:t xml:space="preserve"> 0.99998</w:t>
+      </w:r>
+      <w:r>
+        <w:t>；命题</w:t>
+      </w:r>
+      <w:r>
+        <w:t xml:space="preserve"> 2 </w:t>
+      </w:r>
+      <w:r>
+        <w:t>的显式上界证明</w:t>
+      </w:r>
+      <w:r>
+        <w:t xml:space="preserve"> 99.91% </w:t>
+      </w:r>
+      <w:r>
+        <w:t>的样本不受权重影响，门控</w:t>
+      </w:r>
+      <w:r>
+        <w:t xml:space="preserve"> 108 </w:t>
+      </w:r>
+      <w:r>
+        <w:t>种超参数配置只产生</w:t>
+      </w:r>
+      <w:r>
+        <w:t xml:space="preserve"> 6 </w:t>
+      </w:r>
+      <w:r>
+        <w:t>个不同的验证集取值。代价则是训练时间增加约</w:t>
+      </w:r>
+      <w:r>
+        <w:t xml:space="preserve"> 80 </w:t>
+      </w:r>
+      <w:r>
+        <w:t>倍、整批推理时间增加约</w:t>
+      </w:r>
+      <w:r>
+        <w:t xml:space="preserve"> 5.3 </w:t>
+      </w:r>
+      <w:r>
+        <w:t>倍（十种子均值，表</w:t>
+      </w:r>
+      <w:r>
+        <w:t xml:space="preserve"> 4(a)</w:t>
+      </w:r>
+      <w:r>
+        <w:t>）。需要补充的是，该等价性依赖总体构造：在完全取消类别上限的</w:t>
+      </w:r>
+      <w:r>
+        <w:t xml:space="preserve"> 2 429 503 </w:t>
+      </w:r>
+      <w:r>
+        <w:t>条语料上，差异转为</w:t>
+      </w:r>
+      <w:r>
+        <w:t xml:space="preserve"> −0.005533 </w:t>
+      </w:r>
+      <w:r>
+        <w:t>的稳定劣势（十种子</w:t>
+      </w:r>
+      <w:r>
+        <w:t>方向一致，</w:t>
+      </w:r>
+      <w:r>
+        <w:t xml:space="preserve">0.01 </w:t>
+      </w:r>
+      <w:r>
+        <w:t>边界等价、</w:t>
+      </w:r>
+      <w:r>
+        <w:t xml:space="preserve">0.005 </w:t>
+      </w:r>
+      <w:r>
+        <w:t>边界不等价），训练代价</w:t>
+      </w:r>
+      <w:r>
+        <w:t xml:space="preserve"> 175 </w:t>
+      </w:r>
+      <w:r>
+        <w:t>倍。</w:t>
+      </w:r>
+    </w:p>
+    <w:p>
+      <w:r>
+        <w:rPr>
+          <w:b/>
+        </w:rPr>
+        <w:t>对第一条结论的限定。</w:t>
+      </w:r>
+      <w:r>
+        <w:t xml:space="preserve"> </w:t>
+      </w:r>
+      <w:r>
+        <w:t>它取决于总体构造而非机制本身。这个劣势的原因不是加权</w:t>
+      </w:r>
+      <w:r>
+        <w:t xml:space="preserve">——5.3 </w:t>
+      </w:r>
+      <w:r>
+        <w:t>节已表明权重在</w:t>
+      </w:r>
+      <w:r>
+        <w:t xml:space="preserve"> 79 860 </w:t>
+      </w:r>
+      <w:r>
+        <w:t>条预测中只改变</w:t>
+      </w:r>
+      <w:r>
+        <w:t xml:space="preserve"> 1 </w:t>
+      </w:r>
+      <w:r>
+        <w:t>条</w:t>
+      </w:r>
+      <w:r>
+        <w:t>——</w:t>
+      </w:r>
+      <w:r>
+        <w:t>而是在质量随规模分化的特征视图上取平均的代价：全特征视图比卡方视图低</w:t>
+      </w:r>
+      <w:r>
+        <w:t xml:space="preserve"> 0.021397</w:t>
+      </w:r>
+      <w:r>
+        <w:t>，一个这样的较弱专家进入四路平均即可解释全部差距（预测</w:t>
+      </w:r>
+      <w:r>
+        <w:t xml:space="preserve"> 0.005349</w:t>
+      </w:r>
+      <w:r>
+        <w:t>，实测</w:t>
+      </w:r>
+      <w:r>
+        <w:t xml:space="preserve"> −0.005533</w:t>
+      </w:r>
+      <w:r>
+        <w:t>）。</w:t>
+      </w:r>
+    </w:p>
+    <w:p>
+      <w:r>
+        <w:t>第二，</w:t>
+      </w:r>
+      <w:r>
+        <w:rPr>
+          <w:b/>
+        </w:rPr>
+        <w:t>失效是可解释的，而且是定量的。</w:t>
+      </w:r>
+      <w:r>
+        <w:t>增益与专家多样性同步变化：分歧率</w:t>
+      </w:r>
+      <w:r>
+        <w:t xml:space="preserve"> 0.20% </w:t>
+      </w:r>
+      <w:r>
+        <w:t>至</w:t>
+      </w:r>
+      <w:r>
+        <w:t xml:space="preserve"> 0.36% </w:t>
+      </w:r>
+      <w:r>
+        <w:t>的两类专家集合在全部</w:t>
+      </w:r>
+      <w:r>
+        <w:t xml:space="preserve"> 6 </w:t>
+      </w:r>
+      <w:r>
+        <w:t>次运行中增益恰好为零，分歧率</w:t>
+      </w:r>
+      <w:r>
+        <w:t xml:space="preserve"> 1.76% </w:t>
+      </w:r>
+      <w:r>
+        <w:t>至</w:t>
+      </w:r>
+      <w:r>
+        <w:t xml:space="preserve"> 6.44% </w:t>
+      </w:r>
+      <w:r>
+        <w:t>的三类去相关集合在全部</w:t>
+      </w:r>
+      <w:r>
+        <w:t xml:space="preserve"> 9 </w:t>
+      </w:r>
+      <w:r>
+        <w:t>次运行中增益均为正，剂量</w:t>
+      </w:r>
+      <w:r>
+        <w:t>—</w:t>
+      </w:r>
+      <w:r>
+        <w:t>反应回归斜率</w:t>
+      </w:r>
+      <w:r>
+        <w:t xml:space="preserve"> 0.0646</w:t>
+      </w:r>
+      <w:r>
+        <w:t>（</w:t>
+      </w:r>
+      <w:r>
+        <w:t>Pearson r = 0.749</w:t>
+      </w:r>
+      <w:r>
+        <w:t>）。因此条件加权的失效不是实现或调参问题，而是过滤式多视图专家彼此过于相似这一数据侧约束的直接后果。</w:t>
+      </w:r>
+      <w:r>
+        <w:t xml:space="preserve"> </w:t>
+      </w:r>
+      <w:r>
+        <w:t>我们给出三个可辨识性命题，分别刻画凸组合不变性、边距支配与权重坍缩，并给出可观测判据。实测数据同时满足三者，说明在该数据结构下继续优化门控不会带来判别增益。</w:t>
+      </w:r>
+    </w:p>
+    <w:p>
+      <w:r>
+        <w:t>第三，</w:t>
+      </w:r>
+      <w:r>
+        <w:rPr>
+          <w:b/>
+        </w:rPr>
+        <w:t>协议效应主导聚合规则差异。</w:t>
+      </w:r>
+      <w:r>
+        <w:t xml:space="preserve"> </w:t>
+      </w:r>
+      <w:r>
+        <w:t>在同一批实验中，类别先验变化带来</w:t>
+      </w:r>
+      <w:r>
+        <w:t xml:space="preserve"> +0.0725 </w:t>
+      </w:r>
+      <w:r>
+        <w:t>的</w:t>
+      </w:r>
+      <w:r>
+        <w:t xml:space="preserve"> Macro-F1 </w:t>
+      </w:r>
+      <w:r>
+        <w:t>差异，去重顺序至多</w:t>
+      </w:r>
+      <w:r>
+        <w:t xml:space="preserve"> +0.0060</w:t>
+      </w:r>
+      <w:r>
+        <w:t>，而聚合规则仅</w:t>
+      </w:r>
+      <w:r>
+        <w:t xml:space="preserve"> 0.0005</w:t>
+      </w:r>
+      <w:r>
+        <w:t>。文件级压力测试中，同一模型的</w:t>
+      </w:r>
+      <w:r>
+        <w:t xml:space="preserve"> Macro-F1 </w:t>
+      </w:r>
+      <w:r>
+        <w:t>跨度达</w:t>
+      </w:r>
+      <w:r>
+        <w:t xml:space="preserve"> 0.3325 </w:t>
+      </w:r>
+      <w:r>
+        <w:t>至</w:t>
+      </w:r>
+      <w:r>
+        <w:t xml:space="preserve"> 0.9997</w:t>
+      </w:r>
+      <w:r>
+        <w:t>。因此，在公开入侵检测数据集上，</w:t>
+      </w:r>
+      <w:r>
+        <w:rPr>
+          <w:b/>
+        </w:rPr>
+        <w:t>报告什么协议比报告什么聚合规则更能决定结论</w:t>
+      </w:r>
+      <w:r>
+        <w:t>——</w:t>
+      </w:r>
+      <w:r>
+        <w:t>不过模型族的选择可能比两者都更重要。</w:t>
+      </w:r>
+    </w:p>
+    <w:p>
+      <w:r>
+        <w:t>本文的主要贡献不是一个新的最优分类器，而是一套可复用的泄漏受控协议、一组可证伪的可辨识性边界，以及一张把协议效应与聚合规则差异分离的定量地图。后续工作有三个方向：其一，设计显式强制专家去相关的加权机制，检验条件加权能否在打破命题</w:t>
+      </w:r>
+      <w:r>
+        <w:t xml:space="preserve"> 1 </w:t>
+      </w:r>
+      <w:r>
+        <w:t>前提后恢复增益；其二，构造类别完整的跨时段或跨场</w:t>
       </w:r>
       <w:r>
         <w:lastRenderedPageBreak/>
-        <w:t>专家做等权融合时，门控在</w:t>
-      </w:r>
-      <w:r>
-        <w:t xml:space="preserve"> 79 860 </w:t>
-      </w:r>
-      <w:r>
-        <w:t>条测试预测中只改变</w:t>
-      </w:r>
-      <w:r>
-        <w:t xml:space="preserve"> 1 </w:t>
-      </w:r>
-      <w:r>
-        <w:t>条（</w:t>
-      </w:r>
-      <w:r>
-        <w:t>−</w:t>
-      </w:r>
-      <w:r>
-        <w:t>0.000010</w:t>
-      </w:r>
-      <w:r>
-        <w:t>），说明单视图差距来自集成成员的构成而非门控本身；种子级</w:t>
-      </w:r>
-      <w:r>
-        <w:t xml:space="preserve"> 90% </w:t>
-      </w:r>
-      <w:r>
-        <w:t>区间</w:t>
-      </w:r>
-      <w:r>
-        <w:t xml:space="preserve"> [−0.00112, +0.00021] </w:t>
-      </w:r>
-      <w:r>
-        <w:t>与测试行级配对</w:t>
-      </w:r>
-      <w:r>
-        <w:t xml:space="preserve"> Bootstrap </w:t>
-      </w:r>
-      <w:r>
-        <w:t>区间</w:t>
-      </w:r>
-      <w:r>
-        <w:t xml:space="preserve"> [−0.00425, +0.00338] </w:t>
-      </w:r>
-      <w:r>
-        <w:t>都落在</w:t>
-      </w:r>
-      <w:r>
-        <w:t xml:space="preserve"> SESOI = 0.005 </w:t>
-      </w:r>
-      <w:r>
-        <w:t>与</w:t>
-      </w:r>
-      <w:r>
-        <w:t xml:space="preserve"> 0.01 </w:t>
-      </w:r>
-      <w:r>
-        <w:t>的等价边界之内。四个专家在测试集上有</w:t>
-      </w:r>
-      <w:r>
-        <w:t xml:space="preserve"> 0.15%–0.66% </w:t>
-      </w:r>
-      <w:r>
-        <w:t>的行存在分歧，而门控与等权投票在</w:t>
-      </w:r>
-      <w:r>
-        <w:t xml:space="preserve"> 79 860 </w:t>
-      </w:r>
-      <w:r>
-        <w:t>条预测中只有</w:t>
-      </w:r>
-      <w:r>
-        <w:t xml:space="preserve"> 1 </w:t>
-      </w:r>
-      <w:r>
-        <w:t>条不同；归一化权重熵为</w:t>
-      </w:r>
-      <w:r>
-        <w:t xml:space="preserve"> 0.99998</w:t>
-      </w:r>
-      <w:r>
-        <w:t>；命题</w:t>
-      </w:r>
-      <w:r>
-        <w:t xml:space="preserve"> 2 </w:t>
-      </w:r>
-      <w:r>
-        <w:t>的显式上界证明</w:t>
-      </w:r>
-      <w:r>
-        <w:t xml:space="preserve"> 99.91% </w:t>
-      </w:r>
-      <w:r>
-        <w:t>的样本不受权重影响，门控</w:t>
-      </w:r>
-      <w:r>
-        <w:t xml:space="preserve"> 108 </w:t>
-      </w:r>
-      <w:r>
-        <w:t>种超参数配置只产生</w:t>
-      </w:r>
-      <w:r>
-        <w:t xml:space="preserve"> 6 </w:t>
-      </w:r>
-      <w:r>
-        <w:t>个不同的验证集取值。代价则是训练时间增加约</w:t>
-      </w:r>
-      <w:r>
-        <w:t xml:space="preserve"> 80 </w:t>
-      </w:r>
-      <w:r>
-        <w:t>倍、整批推理时间增加约</w:t>
-      </w:r>
-      <w:r>
-        <w:t xml:space="preserve"> 5.3 </w:t>
-      </w:r>
-      <w:r>
-        <w:t>倍（十种子均值，表</w:t>
-      </w:r>
-      <w:r>
-        <w:t xml:space="preserve"> 4(a)</w:t>
-      </w:r>
-      <w:r>
-        <w:t>）。需要补充的是，该等价性依赖总体构造：在完全取消类别上限的</w:t>
-      </w:r>
-      <w:r>
-        <w:t xml:space="preserve"> 2 429 503 </w:t>
-      </w:r>
-      <w:r>
-        <w:t>条语料上，差异转为</w:t>
-      </w:r>
-      <w:r>
-        <w:t xml:space="preserve"> −0.005533 </w:t>
-      </w:r>
-      <w:r>
-        <w:t>的稳定劣势（十种子</w:t>
-      </w:r>
-      <w:r>
-        <w:t>方向一致，</w:t>
-      </w:r>
-      <w:r>
-        <w:t xml:space="preserve">0.01 </w:t>
-      </w:r>
-      <w:r>
-        <w:t>边界等价、</w:t>
-      </w:r>
-      <w:r>
-        <w:t xml:space="preserve">0.005 </w:t>
-      </w:r>
-      <w:r>
-        <w:t>边界不等价），训练代价</w:t>
-      </w:r>
-      <w:r>
-        <w:t xml:space="preserve"> 175 </w:t>
-      </w:r>
-      <w:r>
-        <w:t>倍。</w:t>
-      </w:r>
-    </w:p>
-    <w:p>
-      <w:r>
-        <w:rPr>
-          <w:b/>
-        </w:rPr>
-        <w:t>对第一条结论的限定。</w:t>
-      </w:r>
-      <w:r>
-        <w:t xml:space="preserve"> </w:t>
-      </w:r>
-      <w:r>
-        <w:t>它取决于总体构造而非机制本身。这个劣势的原因不是加权</w:t>
-      </w:r>
-      <w:r>
-        <w:t xml:space="preserve">——5.3 </w:t>
-      </w:r>
-      <w:r>
-        <w:t>节已表明权重在</w:t>
-      </w:r>
-      <w:r>
-        <w:t xml:space="preserve"> 79 860 </w:t>
-      </w:r>
-      <w:r>
-        <w:t>条预测中只改变</w:t>
-      </w:r>
-      <w:r>
-        <w:t xml:space="preserve"> 1 </w:t>
-      </w:r>
-      <w:r>
-        <w:t>条</w:t>
-      </w:r>
-      <w:r>
-        <w:t>——</w:t>
-      </w:r>
-      <w:r>
-        <w:t>而是在质量随规模分化的特征视图上取平均的代价：全特征视图比卡方视图低</w:t>
-      </w:r>
-      <w:r>
-        <w:t xml:space="preserve"> 0.021397</w:t>
-      </w:r>
-      <w:r>
-        <w:t>，一个这样的较弱专家进入四路平均即可解释全部差距（预测</w:t>
-      </w:r>
-      <w:r>
-        <w:t xml:space="preserve"> 0.005349</w:t>
-      </w:r>
-      <w:r>
-        <w:t>，实测</w:t>
-      </w:r>
-      <w:r>
-        <w:t xml:space="preserve"> −0.005533</w:t>
-      </w:r>
-      <w:r>
-        <w:t>）。</w:t>
-      </w:r>
-    </w:p>
-    <w:p>
-      <w:r>
-        <w:t>第二，</w:t>
-      </w:r>
-      <w:r>
-        <w:rPr>
-          <w:b/>
-        </w:rPr>
-        <w:t>失效是可解释的，而且是定量的。</w:t>
-      </w:r>
-      <w:r>
-        <w:t>增益与专家多样性同步变化：分歧率</w:t>
-      </w:r>
-      <w:r>
-        <w:t xml:space="preserve"> 0.20% </w:t>
-      </w:r>
-      <w:r>
-        <w:t>至</w:t>
-      </w:r>
-      <w:r>
-        <w:t xml:space="preserve"> 0.36% </w:t>
-      </w:r>
-      <w:r>
-        <w:t>的两类专家集合在全部</w:t>
-      </w:r>
-      <w:r>
-        <w:t xml:space="preserve"> 6 </w:t>
-      </w:r>
-      <w:r>
-        <w:t>次运行中增益恰好为零，分歧率</w:t>
-      </w:r>
-      <w:r>
-        <w:t xml:space="preserve"> 1.76% </w:t>
-      </w:r>
-      <w:r>
-        <w:t>至</w:t>
-      </w:r>
-      <w:r>
-        <w:t xml:space="preserve"> 6.44% </w:t>
-      </w:r>
-      <w:r>
-        <w:t>的三类去相关集合在全部</w:t>
-      </w:r>
-      <w:r>
-        <w:t xml:space="preserve"> 9 </w:t>
-      </w:r>
-      <w:r>
-        <w:t>次运行中增益均为正，剂量</w:t>
-      </w:r>
-      <w:r>
-        <w:t>—</w:t>
-      </w:r>
-      <w:r>
-        <w:t>反应回归斜率</w:t>
-      </w:r>
-      <w:r>
-        <w:t xml:space="preserve"> 0.0646</w:t>
-      </w:r>
-      <w:r>
-        <w:t>（</w:t>
-      </w:r>
-      <w:r>
-        <w:t>Pearson r = 0.749</w:t>
-      </w:r>
-      <w:r>
-        <w:t>）。因此条件加权的失效不是实现或调参问题，而是过滤式多视图专家彼此过于相似这一数据侧约束的直接后果。</w:t>
-      </w:r>
-      <w:r>
-        <w:t xml:space="preserve"> </w:t>
-      </w:r>
-      <w:r>
-        <w:t>我们给出三个可辨识性命题，分别刻画凸组合不变性、边距支配与权重坍缩，并给出可观测判据。实测数据同时满足三者，说明在该数据结构下继续优化门控不会带来判别增益。</w:t>
-      </w:r>
-    </w:p>
-    <w:p>
-      <w:r>
-        <w:t>第三，</w:t>
-      </w:r>
-      <w:r>
-        <w:rPr>
-          <w:b/>
-        </w:rPr>
-        <w:t>协议效应主导聚合规则差异。</w:t>
-      </w:r>
-      <w:r>
-        <w:t xml:space="preserve"> </w:t>
-      </w:r>
-      <w:r>
-        <w:t>在同一批实验中，类别先验变化带来</w:t>
-      </w:r>
-      <w:r>
-        <w:t xml:space="preserve"> +0.0725 </w:t>
-      </w:r>
-      <w:r>
-        <w:t>的</w:t>
-      </w:r>
-      <w:r>
-        <w:t xml:space="preserve"> Macro-F1 </w:t>
-      </w:r>
-      <w:r>
-        <w:t>差异，去重顺序至多</w:t>
-      </w:r>
-      <w:r>
-        <w:t xml:space="preserve"> +0.0060</w:t>
-      </w:r>
-      <w:r>
-        <w:t>，而聚合规则仅</w:t>
-      </w:r>
-      <w:r>
-        <w:t xml:space="preserve"> 0.0005</w:t>
-      </w:r>
-      <w:r>
-        <w:t>。文件级压力测试中，同一模型的</w:t>
-      </w:r>
-      <w:r>
-        <w:t xml:space="preserve"> Macro-F1 </w:t>
-      </w:r>
-      <w:r>
-        <w:t>跨度达</w:t>
-      </w:r>
-      <w:r>
-        <w:t xml:space="preserve"> 0.3325 </w:t>
-      </w:r>
-      <w:r>
-        <w:t>至</w:t>
-      </w:r>
-      <w:r>
-        <w:t xml:space="preserve"> 0.9997</w:t>
-      </w:r>
-      <w:r>
-        <w:t>。因此，在公开入侵检测数据集上，</w:t>
-      </w:r>
-      <w:r>
-        <w:rPr>
-          <w:b/>
-        </w:rPr>
-        <w:t>报告什么协议比报告什么聚合规则更能决定结论</w:t>
-      </w:r>
-      <w:r>
-        <w:t>——</w:t>
-      </w:r>
-      <w:r>
-        <w:t>不过模型族的选择可能比两者都更重要。</w:t>
-      </w:r>
-    </w:p>
-    <w:p>
-      <w:r>
-        <w:t>本文的主要贡献不是一个新的最优分类器，而是一套可复用的泄漏受控协议、一组可证伪的可辨识性边界，以及一张把协议效应与聚合规则差异分离的定量地图。后续工作有三个方向：其一，设计显式强制专家去相关的加权机制，检验条件加权能否在打破命题</w:t>
-      </w:r>
-      <w:r>
-        <w:t xml:space="preserve"> 1 </w:t>
-      </w:r>
-      <w:r>
-        <w:t>前提后恢复增益；其二，构造类别完整的跨时段或跨场景测试协议，把文件级覆盖分析升级为真正的外部有效性检验；其三，把本文的报告建议整理为可自动检查的清单，使评测协议本身成为可验证对象。</w:t>
+        <w:t>景测试协议，把文件级覆盖分析升级为真正的外部有效性检验；其三，把本文的报告建议整理为可自动检查的清单，使评测协议本身成为可验证对象。</w:t>
       </w:r>
     </w:p>
     <w:p>
@@ -22734,7 +22904,6 @@
         <w:pStyle w:val="1"/>
       </w:pPr>
       <w:r>
-        <w:lastRenderedPageBreak/>
         <w:t>利益冲突声明</w:t>
       </w:r>
     </w:p>
@@ -22965,6 +23134,7 @@
         </w:numPr>
       </w:pPr>
       <w:r>
+        <w:lastRenderedPageBreak/>
         <w:t>Freund Y, Schapire R E. A decision-theoretic generalization of on-line learning and an application to boosting. Journal of Computer and System Sciences, 1997, 55(1): 119-139. DOI:10.1006/jcss.1997.1504.</w:t>
       </w:r>
     </w:p>
@@ -23049,7 +23219,6 @@
         </w:numPr>
       </w:pPr>
       <w:r>
-        <w:lastRenderedPageBreak/>
         <w:t>Guyon I, Elisseeff A. An introduction to variable and feature selection. JMLR, 2003, 3: 1157-1182. [</w:t>
       </w:r>
       <w:r>
@@ -23248,6 +23417,7 @@
         </w:numPr>
       </w:pPr>
       <w:r>
+        <w:lastRenderedPageBreak/>
         <w:t>Geng C, Huang S J, Chen S. Recent advances in open set recognition: A survey. IEEE TPAMI, 2021, 43(10): 3614-3631. DOI:10.1109/TPAMI.2020.2981604.</w:t>
       </w:r>
     </w:p>
@@ -23368,7 +23538,6 @@
         </w:numPr>
       </w:pPr>
       <w:r>
-        <w:lastRenderedPageBreak/>
         <w:t>Vovk V, Gammerman A, Shafer G. Algorithmic Learning in a Random World. Springer, 2005. DOI:10.1007/b106715.</w:t>
       </w:r>
     </w:p>
@@ -23602,6 +23771,7 @@
         <w:pStyle w:val="1"/>
       </w:pPr>
       <w:r>
+        <w:lastRenderedPageBreak/>
         <w:t>补充材料清单</w:t>
       </w:r>
     </w:p>
@@ -24116,7 +24286,6 @@
               <w:rPr>
                 <w:sz w:val="16"/>
               </w:rPr>
-              <w:lastRenderedPageBreak/>
               <w:t>S10</w:t>
             </w:r>
           </w:p>
@@ -25236,76 +25405,76 @@
       </w:rPr>
     </w:lvl>
   </w:abstractNum>
-  <w:num w:numId="1" w16cid:durableId="81605510">
+  <w:num w:numId="1" w16cid:durableId="1678576124">
     <w:abstractNumId w:val="8"/>
   </w:num>
-  <w:num w:numId="2" w16cid:durableId="17783796">
+  <w:num w:numId="2" w16cid:durableId="1401638995">
     <w:abstractNumId w:val="6"/>
   </w:num>
-  <w:num w:numId="3" w16cid:durableId="488711595">
+  <w:num w:numId="3" w16cid:durableId="1837304009">
     <w:abstractNumId w:val="5"/>
   </w:num>
-  <w:num w:numId="4" w16cid:durableId="2133933731">
+  <w:num w:numId="4" w16cid:durableId="1491602974">
     <w:abstractNumId w:val="4"/>
   </w:num>
-  <w:num w:numId="5" w16cid:durableId="612786827">
+  <w:num w:numId="5" w16cid:durableId="1152257222">
     <w:abstractNumId w:val="7"/>
   </w:num>
-  <w:num w:numId="6" w16cid:durableId="1228220904">
+  <w:num w:numId="6" w16cid:durableId="526916374">
     <w:abstractNumId w:val="3"/>
   </w:num>
-  <w:num w:numId="7" w16cid:durableId="1551459758">
+  <w:num w:numId="7" w16cid:durableId="2144301332">
     <w:abstractNumId w:val="2"/>
   </w:num>
-  <w:num w:numId="8" w16cid:durableId="480730911">
+  <w:num w:numId="8" w16cid:durableId="381949229">
     <w:abstractNumId w:val="1"/>
   </w:num>
-  <w:num w:numId="9" w16cid:durableId="2134445855">
+  <w:num w:numId="9" w16cid:durableId="1215389866">
     <w:abstractNumId w:val="0"/>
   </w:num>
-  <w:num w:numId="10" w16cid:durableId="1676574314">
+  <w:num w:numId="10" w16cid:durableId="1298410268">
     <w:abstractNumId w:val="7"/>
     <w:lvlOverride w:ilvl="0">
       <w:startOverride w:val="1"/>
     </w:lvlOverride>
   </w:num>
-  <w:num w:numId="11" w16cid:durableId="1890800927">
+  <w:num w:numId="11" w16cid:durableId="1997612482">
     <w:abstractNumId w:val="7"/>
     <w:lvlOverride w:ilvl="0">
       <w:startOverride w:val="1"/>
     </w:lvlOverride>
   </w:num>
-  <w:num w:numId="12" w16cid:durableId="1388384080">
+  <w:num w:numId="12" w16cid:durableId="1620067205">
     <w:abstractNumId w:val="7"/>
     <w:lvlOverride w:ilvl="0">
       <w:startOverride w:val="1"/>
     </w:lvlOverride>
   </w:num>
-  <w:num w:numId="13" w16cid:durableId="250552965">
+  <w:num w:numId="13" w16cid:durableId="2083603417">
     <w:abstractNumId w:val="7"/>
     <w:lvlOverride w:ilvl="0">
       <w:startOverride w:val="1"/>
     </w:lvlOverride>
   </w:num>
-  <w:num w:numId="14" w16cid:durableId="907763051">
+  <w:num w:numId="14" w16cid:durableId="706217072">
     <w:abstractNumId w:val="7"/>
     <w:lvlOverride w:ilvl="0">
       <w:startOverride w:val="1"/>
     </w:lvlOverride>
   </w:num>
-  <w:num w:numId="15" w16cid:durableId="384840823">
+  <w:num w:numId="15" w16cid:durableId="203368747">
     <w:abstractNumId w:val="7"/>
     <w:lvlOverride w:ilvl="0">
       <w:startOverride w:val="1"/>
     </w:lvlOverride>
   </w:num>
-  <w:num w:numId="16" w16cid:durableId="1083331180">
+  <w:num w:numId="16" w16cid:durableId="191574534">
     <w:abstractNumId w:val="7"/>
     <w:lvlOverride w:ilvl="0">
       <w:startOverride w:val="1"/>
     </w:lvlOverride>
   </w:num>
-  <w:num w:numId="17" w16cid:durableId="430466830">
+  <w:num w:numId="17" w16cid:durableId="277176931">
     <w:abstractNumId w:val="7"/>
     <w:lvlOverride w:ilvl="0">
       <w:startOverride w:val="1"/>

--- a/重构版论文_v4_20260915/中文SCI论文_v4_重构版.docx
+++ b/重构版论文_v4_20260915/中文SCI论文_v4_重构版.docx
@@ -2138,7 +2138,7 @@
           <w:noProof/>
         </w:rPr>
         <w:drawing>
-          <wp:inline distT="0" distB="0" distL="0" distR="0" wp14:anchorId="57300DAB" wp14:editId="69893608">
+          <wp:inline distT="0" distB="0" distL="0" distR="0" wp14:anchorId="78F10E5A" wp14:editId="52C07C32">
             <wp:extent cx="5760720" cy="2730962"/>
             <wp:effectExtent l="0" t="0" r="0" b="0"/>
             <wp:docPr id="1" name="Picture 1"/>
@@ -4436,7 +4436,7 @@
         </w:rPr>
         <w:lastRenderedPageBreak/>
         <w:drawing>
-          <wp:inline distT="0" distB="0" distL="0" distR="0" wp14:anchorId="4FEAB3BC" wp14:editId="79FE2389">
+          <wp:inline distT="0" distB="0" distL="0" distR="0" wp14:anchorId="3D695A6A" wp14:editId="0DBE5C98">
             <wp:extent cx="5760720" cy="2750378"/>
             <wp:effectExtent l="0" t="0" r="0" b="0"/>
             <wp:docPr id="2" name="Picture 2"/>
@@ -6255,7 +6255,7 @@
         </w:rPr>
         <w:lastRenderedPageBreak/>
         <w:drawing>
-          <wp:inline distT="0" distB="0" distL="0" distR="0" wp14:anchorId="25A642B8" wp14:editId="765A61BC">
+          <wp:inline distT="0" distB="0" distL="0" distR="0" wp14:anchorId="5AF2DCA7" wp14:editId="3207DDAB">
             <wp:extent cx="5760720" cy="3482709"/>
             <wp:effectExtent l="0" t="0" r="0" b="0"/>
             <wp:docPr id="3" name="Picture 3"/>
@@ -11732,7 +11732,7 @@
         </w:rPr>
         <w:lastRenderedPageBreak/>
         <w:drawing>
-          <wp:inline distT="0" distB="0" distL="0" distR="0" wp14:anchorId="046461C9" wp14:editId="1A08127F">
+          <wp:inline distT="0" distB="0" distL="0" distR="0" wp14:anchorId="72CFAB48" wp14:editId="23EAD1E8">
             <wp:extent cx="5760720" cy="2547798"/>
             <wp:effectExtent l="0" t="0" r="0" b="0"/>
             <wp:docPr id="4" name="Picture 4"/>
@@ -13541,7 +13541,7 @@
         </w:rPr>
         <w:lastRenderedPageBreak/>
         <w:drawing>
-          <wp:inline distT="0" distB="0" distL="0" distR="0" wp14:anchorId="42BA47A3" wp14:editId="7F5B0636">
+          <wp:inline distT="0" distB="0" distL="0" distR="0" wp14:anchorId="028388BA" wp14:editId="0B20FA13">
             <wp:extent cx="5760720" cy="2108444"/>
             <wp:effectExtent l="0" t="0" r="0" b="0"/>
             <wp:docPr id="5" name="Picture 5"/>
@@ -13964,7 +13964,7 @@
           <w:noProof/>
         </w:rPr>
         <w:drawing>
-          <wp:inline distT="0" distB="0" distL="0" distR="0" wp14:anchorId="620A4931" wp14:editId="3FA6B524">
+          <wp:inline distT="0" distB="0" distL="0" distR="0" wp14:anchorId="0B266EB8" wp14:editId="5C723BB6">
             <wp:extent cx="5760720" cy="2331249"/>
             <wp:effectExtent l="0" t="0" r="0" b="0"/>
             <wp:docPr id="6" name="Picture 6"/>
@@ -15105,7 +15105,7 @@
         </w:rPr>
         <w:lastRenderedPageBreak/>
         <w:drawing>
-          <wp:inline distT="0" distB="0" distL="0" distR="0" wp14:anchorId="798005D5" wp14:editId="3F6CC1D4">
+          <wp:inline distT="0" distB="0" distL="0" distR="0" wp14:anchorId="25698C83" wp14:editId="5D4056E7">
             <wp:extent cx="5760720" cy="2266878"/>
             <wp:effectExtent l="0" t="0" r="0" b="0"/>
             <wp:docPr id="7" name="Picture 7"/>
@@ -15421,7 +15421,7 @@
           <w:noProof/>
         </w:rPr>
         <w:drawing>
-          <wp:inline distT="0" distB="0" distL="0" distR="0" wp14:anchorId="4A54A8D3" wp14:editId="2CDD7315">
+          <wp:inline distT="0" distB="0" distL="0" distR="0" wp14:anchorId="0852C98B" wp14:editId="6B0A8301">
             <wp:extent cx="5760720" cy="2362842"/>
             <wp:effectExtent l="0" t="0" r="0" b="0"/>
             <wp:docPr id="8" name="Picture 8"/>
@@ -15987,7 +15987,7 @@
           <w:noProof/>
         </w:rPr>
         <w:drawing>
-          <wp:inline distT="0" distB="0" distL="0" distR="0" wp14:anchorId="4694AA98" wp14:editId="50616B60">
+          <wp:inline distT="0" distB="0" distL="0" distR="0" wp14:anchorId="0D50AF55" wp14:editId="6B630DFE">
             <wp:extent cx="5760720" cy="2544177"/>
             <wp:effectExtent l="0" t="0" r="0" b="0"/>
             <wp:docPr id="9" name="Picture 9"/>
@@ -16574,7 +16574,7 @@
           <w:noProof/>
         </w:rPr>
         <w:drawing>
-          <wp:inline distT="0" distB="0" distL="0" distR="0" wp14:anchorId="446119C4" wp14:editId="5C265083">
+          <wp:inline distT="0" distB="0" distL="0" distR="0" wp14:anchorId="521CB95E" wp14:editId="33001ACC">
             <wp:extent cx="5760720" cy="2275394"/>
             <wp:effectExtent l="0" t="0" r="0" b="0"/>
             <wp:docPr id="10" name="Picture 10"/>
@@ -16878,7 +16878,7 @@
           <w:noProof/>
         </w:rPr>
         <w:drawing>
-          <wp:inline distT="0" distB="0" distL="0" distR="0" wp14:anchorId="44EBA966" wp14:editId="1FCE98E8">
+          <wp:inline distT="0" distB="0" distL="0" distR="0" wp14:anchorId="2610E12C" wp14:editId="709B1F63">
             <wp:extent cx="5760720" cy="2547041"/>
             <wp:effectExtent l="0" t="0" r="0" b="0"/>
             <wp:docPr id="11" name="Picture 11"/>
@@ -19494,6 +19494,248 @@
         <w:rPr>
           <w:b/>
         </w:rPr>
+        <w:t>现代语料阶梯。</w:t>
+      </w:r>
+      <w:r>
+        <w:t xml:space="preserve"> </w:t>
+      </w:r>
+      <w:r>
+        <w:t>把</w:t>
+      </w:r>
+      <w:r>
+        <w:t xml:space="preserve"> 2017 </w:t>
+      </w:r>
+      <w:r>
+        <w:t>年语料上的规模阶梯整体搬到现代语料：</w:t>
+      </w:r>
+      <w:r>
+        <w:t xml:space="preserve">CIC-IoT-2023 </w:t>
+      </w:r>
+      <w:r>
+        <w:t>每类</w:t>
+      </w:r>
+      <w:r>
+        <w:t xml:space="preserve"> 20 </w:t>
+      </w:r>
+      <w:r>
+        <w:t>万档（测试</w:t>
+      </w:r>
+      <w:r>
+        <w:t xml:space="preserve"> 307 516 </w:t>
+      </w:r>
+      <w:r>
+        <w:t>行）差</w:t>
+      </w:r>
+      <w:r>
+        <w:t xml:space="preserve"> -0.000021</w:t>
+      </w:r>
+      <w:r>
+        <w:t>、每类</w:t>
+      </w:r>
+      <w:r>
+        <w:t xml:space="preserve"> 50 </w:t>
+      </w:r>
+      <w:r>
+        <w:t>万档（</w:t>
+      </w:r>
+      <w:r>
+        <w:t xml:space="preserve">599 792 </w:t>
+      </w:r>
+      <w:r>
+        <w:t>行）差</w:t>
+      </w:r>
+      <w:r>
+        <w:t xml:space="preserve"> -0.000004</w:t>
+      </w:r>
+      <w:r>
+        <w:t>；</w:t>
+      </w:r>
+      <w:r>
+        <w:t xml:space="preserve">Gotham-2025 </w:t>
+      </w:r>
+      <w:r>
+        <w:t>每类</w:t>
+      </w:r>
+      <w:r>
+        <w:t xml:space="preserve"> 20 </w:t>
+      </w:r>
+      <w:r>
+        <w:t>万档（</w:t>
+      </w:r>
+      <w:r>
+        <w:t xml:space="preserve">415 223 </w:t>
+      </w:r>
+      <w:r>
+        <w:t>行）差</w:t>
+      </w:r>
+      <w:r>
+        <w:t xml:space="preserve"> +0.000011</w:t>
+      </w:r>
+      <w:r>
+        <w:t>、不限上限全档（</w:t>
+      </w:r>
+      <w:r>
+        <w:t xml:space="preserve">7 189 693 </w:t>
+      </w:r>
+      <w:r>
+        <w:t>行、</w:t>
+      </w:r>
+      <w:r>
+        <w:t xml:space="preserve">18 </w:t>
+      </w:r>
+      <w:r>
+        <w:t>类）差</w:t>
+      </w:r>
+      <w:r>
+        <w:t xml:space="preserve"> +0.000009</w:t>
+      </w:r>
+      <w:r>
+        <w:t>，十个种子同样没有出现</w:t>
+      </w:r>
+      <w:r>
+        <w:t xml:space="preserve"> 2017 </w:t>
+      </w:r>
+      <w:r>
+        <w:t>语料上那个</w:t>
+      </w:r>
+      <w:r>
+        <w:t xml:space="preserve"> -0.005533 </w:t>
+      </w:r>
+      <w:r>
+        <w:t>的规模性劣势。特征预算扫描给出单调剂量</w:t>
+      </w:r>
+      <w:r>
+        <w:t>—</w:t>
+      </w:r>
+      <w:r>
+        <w:t>反应：</w:t>
+      </w:r>
+      <w:r>
+        <w:t xml:space="preserve">k=8 </w:t>
+      </w:r>
+      <w:r>
+        <w:t>差</w:t>
+      </w:r>
+      <w:r>
+        <w:t xml:space="preserve"> +0.001663</w:t>
+      </w:r>
+      <w:r>
+        <w:t>、</w:t>
+      </w:r>
+      <w:r>
+        <w:t>k=16 +0.000402</w:t>
+      </w:r>
+      <w:r>
+        <w:t>、</w:t>
+      </w:r>
+      <w:r>
+        <w:t>k=32 -0.000002</w:t>
+      </w:r>
+      <w:r>
+        <w:t>、</w:t>
+      </w:r>
+      <w:r>
+        <w:t>k=60 -0.000004</w:t>
+      </w:r>
+      <w:r>
+        <w:t>。来源留出是分布位移下的对照：</w:t>
+      </w:r>
+      <w:r>
+        <w:t xml:space="preserve">Gotham </w:t>
+      </w:r>
+      <w:r>
+        <w:t>逐设备留出（</w:t>
+      </w:r>
+      <w:r>
+        <w:t xml:space="preserve">12/78 </w:t>
+      </w:r>
+      <w:r>
+        <w:t>台）</w:t>
+      </w:r>
+      <w:r>
+        <w:t xml:space="preserve">RCCF </w:t>
+      </w:r>
+      <w:r>
+        <w:t>均值</w:t>
+      </w:r>
+      <w:r>
+        <w:t xml:space="preserve"> 0.967127</w:t>
+      </w:r>
+      <w:r>
+        <w:t>、两臂差</w:t>
+      </w:r>
+      <w:r>
+        <w:t xml:space="preserve"> +0.000000</w:t>
+      </w:r>
+      <w:r>
+        <w:t>；</w:t>
+      </w:r>
+      <w:r>
+        <w:t xml:space="preserve">6TiSCHSet </w:t>
+      </w:r>
+      <w:r>
+        <w:t>逐运行留出（</w:t>
+      </w:r>
+      <w:r>
+        <w:t xml:space="preserve">12/122 </w:t>
+      </w:r>
+      <w:r>
+        <w:t>次）均值</w:t>
+      </w:r>
+      <w:r>
+        <w:t xml:space="preserve"> 0.522326</w:t>
+      </w:r>
+      <w:r>
+        <w:t>、两臂差</w:t>
+      </w:r>
+      <w:r>
+        <w:t xml:space="preserve"> +0.000123</w:t>
+      </w:r>
+      <w:r>
+        <w:t>。机制套件给出原因：</w:t>
+      </w:r>
+      <w:r>
+        <w:t xml:space="preserve">Gotham </w:t>
+      </w:r>
+      <w:r>
+        <w:t>全档上两条臂的改判行数为</w:t>
+      </w:r>
+      <w:r>
+        <w:t xml:space="preserve"> 0/297 180</w:t>
+      </w:r>
+      <w:r>
+        <w:t>，</w:t>
+      </w:r>
+      <w:r>
+        <w:t xml:space="preserve">CIC-IoT-2023 </w:t>
+      </w:r>
+      <w:r>
+        <w:t>上为</w:t>
+      </w:r>
+      <w:r>
+        <w:t xml:space="preserve"> 12/375 160</w:t>
+      </w:r>
+      <w:r>
+        <w:t>（理论界可证</w:t>
+      </w:r>
+      <w:r>
+        <w:t xml:space="preserve"> 99.45%</w:t>
+      </w:r>
+      <w:r>
+        <w:t>），树权重只偏离均匀值约</w:t>
+      </w:r>
+      <w:r>
+        <w:t xml:space="preserve"> ±3%</w:t>
+      </w:r>
+      <w:r>
+        <w:t>。</w:t>
+      </w:r>
+    </w:p>
+    <w:p>
+      <w:r>
+        <w:rPr>
+          <w:b/>
+        </w:rPr>
         <w:t xml:space="preserve">2026 </w:t>
       </w:r>
       <w:r>
@@ -19599,10 +19841,20 @@
         <w:t>。本文评测的语料现已覆盖</w:t>
       </w:r>
       <w:r>
-        <w:t xml:space="preserve"> 1998–2026 </w:t>
-      </w:r>
-      <w:r>
-        <w:t>年共十七个。</w:t>
+        <w:t xml:space="preserve"> </w:t>
+      </w:r>
+      <w:r>
+        <w:lastRenderedPageBreak/>
+        <w:t xml:space="preserve">1998–2026 </w:t>
+      </w:r>
+      <w:r>
+        <w:t>年共十七个；</w:t>
+      </w:r>
+      <w:r>
+        <w:t xml:space="preserve">5.8 </w:t>
+      </w:r>
+      <w:r>
+        <w:t>节的现代语料阶梯进一步把这十七个语料上的比较扩到规模档位、来源留出与机制分解。</w:t>
       </w:r>
     </w:p>
     <w:p>
@@ -19777,11 +20029,7 @@
         <w:t>（</w:t>
       </w:r>
       <w:r>
-        <w:t>RT-</w:t>
-      </w:r>
-      <w:r>
-        <w:lastRenderedPageBreak/>
-        <w:t>IoT2022</w:t>
+        <w:t>RT-IoT2022</w:t>
       </w:r>
       <w:r>
         <w:t>）、</w:t>
@@ -20185,7 +20433,11 @@
         <w:t xml:space="preserve"> 3%–6% </w:t>
       </w:r>
       <w:r>
-        <w:t>时，增益才稳定为正。因此条件</w:t>
+        <w:t>时，</w:t>
+      </w:r>
+      <w:r>
+        <w:lastRenderedPageBreak/>
+        <w:t>增益才稳定为正。因此条件</w:t>
       </w:r>
       <w:r>
         <w:t xml:space="preserve"> A </w:t>
@@ -20341,7 +20593,6 @@
         <w:t>——</w:t>
       </w:r>
       <w:r>
-        <w:lastRenderedPageBreak/>
         <w:t>这个界是成员集合的属性，不是门控的属性。在截断总体上，四个特征视图的得分相差不到</w:t>
       </w:r>
       <w:r>
@@ -20706,6 +20957,7 @@
         <w:pStyle w:val="21"/>
       </w:pPr>
       <w:r>
+        <w:lastRenderedPageBreak/>
         <w:t xml:space="preserve">6.3 </w:t>
       </w:r>
       <w:r>
@@ -21206,7 +21458,6 @@
               <w:rPr>
                 <w:sz w:val="16"/>
               </w:rPr>
-              <w:lastRenderedPageBreak/>
               <w:t>未知攻击拒绝</w:t>
             </w:r>
           </w:p>
@@ -21774,6 +22025,7 @@
         <w:rPr>
           <w:b/>
         </w:rPr>
+        <w:lastRenderedPageBreak/>
         <w:t>任何融合的成员级得分</w:t>
       </w:r>
       <w:r>
@@ -21839,32 +22091,513 @@
         <w:rPr>
           <w:b/>
         </w:rPr>
+        <w:t>同成员对照只覆盖主总体。</w:t>
+      </w:r>
+      <w:r>
+        <w:t xml:space="preserve"> </w:t>
+      </w:r>
+      <w:r>
+        <w:t>完全相同的四个专家的等权融合只在</w:t>
+      </w:r>
+      <w:r>
+        <w:t xml:space="preserve"> 53 237 </w:t>
+      </w:r>
+      <w:r>
+        <w:t>条自然先验总体上运行；在</w:t>
+      </w:r>
+      <w:r>
+        <w:t xml:space="preserve"> 413 209 </w:t>
+      </w:r>
+      <w:r>
+        <w:t>条与</w:t>
+      </w:r>
+      <w:r>
+        <w:t xml:space="preserve"> 2 429 503 </w:t>
+      </w:r>
+      <w:r>
+        <w:t>条两个总体上，对照仍是单视图等权森林，因此那里的稀释分解依赖视图差算术，而不是实测的同成员融合。</w:t>
+      </w:r>
+    </w:p>
+    <w:p>
+      <w:r>
+        <w:rPr>
+          <w:b/>
+        </w:rPr>
+        <w:t>研究总体不等于生产流量。</w:t>
+      </w:r>
+      <w:r>
+        <w:t xml:space="preserve"> </w:t>
+      </w:r>
+      <w:r>
+        <w:t>自然先验总体经过全局去重、物理范围筛查与每类</w:t>
+      </w:r>
+      <w:r>
+        <w:t xml:space="preserve"> 20 000 </w:t>
+      </w:r>
+      <w:r>
+        <w:t>条截断，共</w:t>
+      </w:r>
+      <w:r>
+        <w:t xml:space="preserve"> 53 237 </w:t>
+      </w:r>
+      <w:r>
+        <w:t>条；平衡控制总体仅</w:t>
+      </w:r>
+      <w:r>
+        <w:t xml:space="preserve"> 3 365 </w:t>
+      </w:r>
+      <w:r>
+        <w:t>条。因此二者是审计流程的产物，而不是运行网络的样本；本文所有数值都限定在这两个总体之上。</w:t>
+      </w:r>
+    </w:p>
+    <w:p>
+      <w:r>
+        <w:rPr>
+          <w:b/>
+        </w:rPr>
+        <w:t>等价性依赖总体的构造方式。</w:t>
+      </w:r>
+      <w:r>
+        <w:t xml:space="preserve"> </w:t>
+      </w:r>
+      <w:r>
+        <w:t>它在</w:t>
+      </w:r>
+      <w:r>
+        <w:t xml:space="preserve"> 53 237 </w:t>
+      </w:r>
+      <w:r>
+        <w:t>条自然先验总体与</w:t>
+      </w:r>
+      <w:r>
+        <w:t xml:space="preserve"> 7.8 </w:t>
+      </w:r>
+      <w:r>
+        <w:t>倍扩大总体上成立，但在</w:t>
+      </w:r>
+      <w:r>
+        <w:t xml:space="preserve"> CIC-IDS2017 </w:t>
+      </w:r>
+      <w:r>
+        <w:t>完全取消类别上限的</w:t>
+      </w:r>
+      <w:r>
+        <w:t xml:space="preserve"> 2 429 503 </w:t>
+      </w:r>
+      <w:r>
+        <w:t>条语料上转为小而稳定的劣势（</w:t>
+      </w:r>
+      <w:r>
+        <w:t>-0.005533</w:t>
+      </w:r>
+      <w:r>
+        <w:t>）。这一劣势没有在现代语料上复现：</w:t>
+      </w:r>
+      <w:r>
+        <w:t xml:space="preserve">CIC-IoT-2023 </w:t>
+      </w:r>
+      <w:r>
+        <w:t>在</w:t>
+      </w:r>
+      <w:r>
+        <w:t xml:space="preserve"> 2 460 000 </w:t>
+      </w:r>
+      <w:r>
+        <w:t>训练行上只有</w:t>
+      </w:r>
+      <w:r>
+        <w:t xml:space="preserve"> -0.000004</w:t>
+      </w:r>
+      <w:r>
+        <w:t>，</w:t>
+      </w:r>
+      <w:r>
+        <w:t xml:space="preserve">Gotham-2025 </w:t>
+      </w:r>
+      <w:r>
+        <w:t>全档在</w:t>
+      </w:r>
+      <w:r>
+        <w:t xml:space="preserve"> 14 250 000 </w:t>
+      </w:r>
+      <w:r>
+        <w:t>训练行、</w:t>
+      </w:r>
+      <w:r>
+        <w:t xml:space="preserve">7 190 000 </w:t>
+      </w:r>
+      <w:r>
+        <w:t>测试行上是</w:t>
+      </w:r>
+      <w:r>
+        <w:t xml:space="preserve"> +0.000009</w:t>
+      </w:r>
+      <w:r>
+        <w:t>，十个种子无一例外。因此「条件加权与等权投票不可区分」这一结论必须与所测总体一同引用，但它至少不随语料年代或训练规模机械地失效</w:t>
+      </w:r>
+      <w:r>
+        <w:t>——</w:t>
+      </w:r>
+      <w:r>
+        <w:t>真正决定它的是成员可互换性，特征预算扫描（</w:t>
+      </w:r>
+      <w:r>
+        <w:t xml:space="preserve">k=8 +0.001663 </w:t>
+      </w:r>
+      <w:r>
+        <w:t>到</w:t>
+      </w:r>
+      <w:r>
+        <w:t xml:space="preserve"> k=32 -0.000002</w:t>
+      </w:r>
+      <w:r>
+        <w:t>）与机制套件（改判行数</w:t>
+      </w:r>
+      <w:r>
+        <w:t xml:space="preserve"> 0–12 </w:t>
+      </w:r>
+      <w:r>
+        <w:t>行、权重偏离均匀值约</w:t>
+      </w:r>
+      <w:r>
+        <w:t xml:space="preserve"> ±3%</w:t>
+      </w:r>
+      <w:r>
+        <w:t>）给了这一点定量形式。</w:t>
+      </w:r>
+    </w:p>
+    <w:p>
+      <w:r>
+        <w:rPr>
+          <w:b/>
+        </w:rPr>
+        <w:t>文件级实验不构成时间外推。</w:t>
+      </w:r>
+      <w:r>
+        <w:t xml:space="preserve"> CIC-IDS2017 </w:t>
+      </w:r>
+      <w:r>
+        <w:t>的不同文件覆盖的类别不同，无法构造类别完整的时间外测试协议。本文的文件级结果只能作为覆盖与风险分析，不能表述为</w:t>
+      </w:r>
+      <w:r>
+        <w:t>"</w:t>
+      </w:r>
+      <w:r>
+        <w:t>跨时间泛化</w:t>
+      </w:r>
+      <w:r>
+        <w:t>"</w:t>
+      </w:r>
+      <w:r>
+        <w:t>。</w:t>
+      </w:r>
+    </w:p>
+    <w:p>
+      <w:r>
+        <w:rPr>
+          <w:b/>
+        </w:rPr>
+        <w:t>外部数据集是独立基准，不是迁移实验。</w:t>
+      </w:r>
+      <w:r>
+        <w:t xml:space="preserve"> NSL-KDD</w:t>
+      </w:r>
+      <w:r>
+        <w:t>、</w:t>
+      </w:r>
+      <w:r>
+        <w:t xml:space="preserve">UNSW-NB15 </w:t>
+      </w:r>
+      <w:r>
+        <w:t>与</w:t>
+      </w:r>
+      <w:r>
+        <w:t xml:space="preserve"> CIC-IDS2017 </w:t>
+      </w:r>
+      <w:r>
+        <w:t>使用不同的标签体系，本文不做标签对齐，也不做跨数据集训练。三者分数不可合并或平均。</w:t>
+      </w:r>
+    </w:p>
+    <w:p>
+      <w:r>
+        <w:rPr>
+          <w:b/>
+        </w:rPr>
+        <w:t>延迟测量不覆盖端到端链路。</w:t>
+      </w:r>
+      <w:r>
+        <w:t xml:space="preserve"> </w:t>
+      </w:r>
+      <w:r>
+        <w:t>报告的毫秒数从数值特征矩阵开始计时，不含抓包、流重组、特征提取、告警输出与模型热更新。</w:t>
+      </w:r>
+    </w:p>
+    <w:p>
+      <w:r>
+        <w:rPr>
+          <w:b/>
+        </w:rPr>
+        <w:t>近重复只按精确形式剔除。</w:t>
+      </w:r>
+      <w:r>
+        <w:t xml:space="preserve"> </w:t>
+      </w:r>
+      <w:r>
+        <w:t>引言把「重复与近重复样本」列为公开数据集的危害之一，而审计只删除了完全相同的特征向量。把所有特征四舍五入到四位有效数字后做哈希，发现研究总体中另有</w:t>
+      </w:r>
+      <w:r>
+        <w:t xml:space="preserve"> 0.36% </w:t>
+      </w:r>
+      <w:r>
+        <w:t>的行在该分辨率下构成近重复组，其中</w:t>
+      </w:r>
+      <w:r>
+        <w:t xml:space="preserve"> 104 </w:t>
+      </w:r>
+      <w:r>
+        <w:t>行位于跨划分的近重复组内，其中</w:t>
+      </w:r>
+      <w:r>
+        <w:t xml:space="preserve"> 17 </w:t>
+      </w:r>
+      <w:r>
+        <w:t>条测试行（占测试集</w:t>
+      </w:r>
+      <w:r>
+        <w:t xml:space="preserve"> 0.21%</w:t>
+      </w:r>
+      <w:r>
+        <w:t>）与训练行共享同一个舍入后特征向量。剔除这些行后，三个模型的</w:t>
+      </w:r>
+      <w:r>
+        <w:t xml:space="preserve"> Macro-F1 </w:t>
+      </w:r>
+      <w:r>
+        <w:t>变化均不超过</w:t>
+      </w:r>
+      <w:r>
+        <w:t xml:space="preserve"> 0.00057</w:t>
+      </w:r>
+      <w:r>
+        <w:t>，因此该重叠不足以解释本文报告的差异；更粗分辨率的结果见补充材料。</w:t>
+      </w:r>
+    </w:p>
+    <w:p>
+      <w:r>
+        <w:rPr>
+          <w:b/>
+        </w:rPr>
+        <w:t>评测了十七个语料，但它们来自同一批采集计划的有限覆盖。</w:t>
+      </w:r>
+      <w:r>
+        <w:t xml:space="preserve"> </w:t>
+      </w:r>
+      <w:r>
+        <w:t>本文结论以</w:t>
+      </w:r>
+      <w:r>
+        <w:t xml:space="preserve"> CIC-IDS2017</w:t>
+      </w:r>
+      <w:r>
+        <w:t>（含截断总体与完整去重语料）、</w:t>
+      </w:r>
+      <w:r>
+        <w:t>NSL-KDD</w:t>
+      </w:r>
+      <w:r>
+        <w:t>、</w:t>
+      </w:r>
+      <w:r>
+        <w:t xml:space="preserve">UNSW-NB15 </w:t>
+      </w:r>
+      <w:r>
+        <w:t>与</w:t>
+      </w:r>
+      <w:r>
+        <w:t xml:space="preserve"> N-BaIoT </w:t>
+      </w:r>
+      <w:r>
+        <w:t>为条件；其余十三个语料（</w:t>
+      </w:r>
+      <w:r>
+        <w:t>CIC-IDS2018</w:t>
+      </w:r>
+      <w:r>
+        <w:t>、</w:t>
+      </w:r>
+      <w:r>
+        <w:t>CIC-IoT-</w:t>
+      </w:r>
+      <w:r>
         <w:lastRenderedPageBreak/>
-        <w:t>同成员对照只覆盖主总体。</w:t>
+        <w:t>2023</w:t>
+      </w:r>
+      <w:r>
+        <w:t>、</w:t>
+      </w:r>
+      <w:r>
+        <w:t>LITNET-2020</w:t>
+      </w:r>
+      <w:r>
+        <w:t>、</w:t>
+      </w:r>
+      <w:r>
+        <w:t>IoT-23</w:t>
+      </w:r>
+      <w:r>
+        <w:t>、</w:t>
+      </w:r>
+      <w:r>
+        <w:t>RT-IoT2022</w:t>
+      </w:r>
+      <w:r>
+        <w:t>、</w:t>
+      </w:r>
+      <w:r>
+        <w:t>ACI-IoT-2023</w:t>
+      </w:r>
+      <w:r>
+        <w:t>，</w:t>
+      </w:r>
+      <w:r>
+        <w:t xml:space="preserve">2025 </w:t>
+      </w:r>
+      <w:r>
+        <w:t>年的</w:t>
+      </w:r>
+      <w:r>
+        <w:t xml:space="preserve"> UAVIDS-2025</w:t>
+      </w:r>
+      <w:r>
+        <w:t>、</w:t>
+      </w:r>
+      <w:r>
+        <w:t>GeNIS</w:t>
+      </w:r>
+      <w:r>
+        <w:t>、</w:t>
+      </w:r>
+      <w:r>
+        <w:t>IDS2025</w:t>
+      </w:r>
+      <w:r>
+        <w:t>、</w:t>
+      </w:r>
+      <w:r>
+        <w:t>Gotham-2025</w:t>
+      </w:r>
+      <w:r>
+        <w:t>，以及</w:t>
+      </w:r>
+      <w:r>
+        <w:t xml:space="preserve"> 2026 </w:t>
+      </w:r>
+      <w:r>
+        <w:t>年的</w:t>
+      </w:r>
+      <w:r>
+        <w:t xml:space="preserve"> CTU-IDSEVAL-6</w:t>
+      </w:r>
+      <w:r>
+        <w:t>、</w:t>
+      </w:r>
+      <w:r>
+        <w:t xml:space="preserve">6TiSCHSet-2026 </w:t>
+      </w:r>
+      <w:r>
+        <w:t>与</w:t>
+      </w:r>
+      <w:r>
+        <w:t xml:space="preserve"> RTN </w:t>
+      </w:r>
+      <w:r>
+        <w:t>数据包表）作为</w:t>
+      </w:r>
+      <w:r>
+        <w:t xml:space="preserve"> 5.8 </w:t>
+      </w:r>
+      <w:r>
+        <w:t>节的扩展语料复现了主比较。</w:t>
+      </w:r>
+      <w:r>
+        <w:t xml:space="preserve">N-BaIoT </w:t>
+      </w:r>
+      <w:r>
+        <w:t>对流量特征分类器已经饱和（所有模型</w:t>
+      </w:r>
+      <w:r>
+        <w:t xml:space="preserve"> Macro-F1 </w:t>
+      </w:r>
+      <w:r>
+        <w:t>均在</w:t>
+      </w:r>
+      <w:r>
+        <w:t xml:space="preserve"> 0.9998 </w:t>
+      </w:r>
+      <w:r>
+        <w:t>以上），它检验的是聚合环节的机制而非判别难度；两个外部数据集仍只是独立原生标签基准，不构成迁移实验。十七个语料都不代表生产流量，也都无法提供同一测试床上时间分离的留出集。把其中</w:t>
+      </w:r>
+      <w:r>
+        <w:t xml:space="preserve"> 2020 </w:t>
+      </w:r>
+      <w:r>
+        <w:t>年及以后发布的十二个合并起来，得到</w:t>
+      </w:r>
+      <w:r>
+        <w:t xml:space="preserve"> 120 </w:t>
+      </w:r>
+      <w:r>
+        <w:t>个种子级比较：均值为</w:t>
+      </w:r>
+      <w:r>
+        <w:t xml:space="preserve"> +0.000007</w:t>
+      </w:r>
+      <w:r>
+        <w:t>，</w:t>
+      </w:r>
+      <w:r>
+        <w:t xml:space="preserve">90% </w:t>
+      </w:r>
+      <w:r>
+        <w:t>区间</w:t>
+      </w:r>
+      <w:r>
+        <w:t xml:space="preserve"> [-0.000006, +0.000020]</w:t>
+      </w:r>
+      <w:r>
+        <w:t>，仍落在</w:t>
+      </w:r>
+      <w:r>
+        <w:t xml:space="preserve"> 0.005 </w:t>
+      </w:r>
+      <w:r>
+        <w:t>边界内</w:t>
+      </w:r>
+      <w:r>
+        <w:t>——</w:t>
+      </w:r>
+      <w:r>
+        <w:t>等价性结论并不只依赖</w:t>
+      </w:r>
+      <w:r>
+        <w:t xml:space="preserve"> 2017 </w:t>
+      </w:r>
+      <w:r>
+        <w:t>年那一个语料。</w:t>
+      </w:r>
+    </w:p>
+    <w:p>
+      <w:r>
+        <w:rPr>
+          <w:b/>
+        </w:rPr>
+        <w:t>未评估对抗鲁棒性。</w:t>
       </w:r>
       <w:r>
         <w:t xml:space="preserve"> </w:t>
       </w:r>
       <w:r>
-        <w:t>完全相同的四个专家的等权融合只在</w:t>
-      </w:r>
-      <w:r>
-        <w:t xml:space="preserve"> 53 237 </w:t>
-      </w:r>
-      <w:r>
-        <w:t>条自然先验总体上运行；在</w:t>
-      </w:r>
-      <w:r>
-        <w:t xml:space="preserve"> 413 209 </w:t>
-      </w:r>
-      <w:r>
-        <w:t>条与</w:t>
-      </w:r>
-      <w:r>
-        <w:t xml:space="preserve"> 2 429 503 </w:t>
-      </w:r>
-      <w:r>
-        <w:t>条两个总体上，对照仍是单视图等权森林，因此那里的稀释分解依赖视图差算术，而不是实测的同成员融合。</w:t>
+        <w:t>本文只施加了随机扰动与特征屏蔽，没有构造规避攻击或基于梯度的攻击，报告的退化数字不构成对自适应对手的鲁棒性保证。</w:t>
       </w:r>
     </w:p>
     <w:p>
@@ -21872,31 +22605,75 @@
         <w:rPr>
           <w:b/>
         </w:rPr>
-        <w:t>研究总体不等于生产流量。</w:t>
+        <w:t>未知族支持量不均衡。</w:t>
+      </w:r>
+      <w:r>
+        <w:t xml:space="preserve"> PortScan </w:t>
+      </w:r>
+      <w:r>
+        <w:t>有</w:t>
+      </w:r>
+      <w:r>
+        <w:t xml:space="preserve"> 158 930 </w:t>
+      </w:r>
+      <w:r>
+        <w:t>条，而</w:t>
+      </w:r>
+      <w:r>
+        <w:t xml:space="preserve"> Infiltration </w:t>
+      </w:r>
+      <w:r>
+        <w:t>仅</w:t>
+      </w:r>
+      <w:r>
+        <w:t xml:space="preserve"> 36 </w:t>
+      </w:r>
+      <w:r>
+        <w:t>条、</w:t>
+      </w:r>
+      <w:r>
+        <w:t xml:space="preserve">Heartbleed </w:t>
+      </w:r>
+      <w:r>
+        <w:t>仅</w:t>
+      </w:r>
+      <w:r>
+        <w:t xml:space="preserve"> 11 </w:t>
+      </w:r>
+      <w:r>
+        <w:t>条。开放集指标对保留哪一族高度敏感，本文只报告分族结果，不给出合并结论；各家族组合的矩阵见补充材料</w:t>
+      </w:r>
+      <w:r>
+        <w:t xml:space="preserve"> S30</w:t>
+      </w:r>
+      <w:r>
+        <w:t>。</w:t>
+      </w:r>
+    </w:p>
+    <w:p>
+      <w:r>
+        <w:rPr>
+          <w:b/>
+        </w:rPr>
+        <w:t xml:space="preserve">Bootstrap </w:t>
+      </w:r>
+      <w:r>
+        <w:rPr>
+          <w:b/>
+        </w:rPr>
+        <w:t>区间的解释范围。</w:t>
       </w:r>
       <w:r>
         <w:t xml:space="preserve"> </w:t>
       </w:r>
       <w:r>
-        <w:t>自然先验总体经过全局去重、物理范围筛查与每类</w:t>
-      </w:r>
-      <w:r>
-        <w:t xml:space="preserve"> 20 000 </w:t>
-      </w:r>
-      <w:r>
-        <w:t>条截断，共</w:t>
-      </w:r>
-      <w:r>
-        <w:t xml:space="preserve"> 53 237 </w:t>
-      </w:r>
-      <w:r>
-        <w:t>条；平衡控制总体仅</w:t>
-      </w:r>
-      <w:r>
-        <w:t xml:space="preserve"> 3 365 </w:t>
-      </w:r>
-      <w:r>
-        <w:t>条。因此二者是审计流程的产物，而不是运行网络的样本；本文所有数值都限定在这两个总体之上。</w:t>
+        <w:t>配对</w:t>
+      </w:r>
+      <w:r>
+        <w:t xml:space="preserve"> Bootstrap </w:t>
+      </w:r>
+      <w:r>
+        <w:t>量化的是测试行重采样不确定性，不包含网络环境变化、时间漂移与流量构成变化带来的不确定性。</w:t>
       </w:r>
     </w:p>
     <w:p>
@@ -21904,445 +22681,6 @@
         <w:rPr>
           <w:b/>
         </w:rPr>
-        <w:t>等价性依赖总体的构造方式。</w:t>
-      </w:r>
-      <w:r>
-        <w:t xml:space="preserve"> </w:t>
-      </w:r>
-      <w:r>
-        <w:t>它在</w:t>
-      </w:r>
-      <w:r>
-        <w:t xml:space="preserve"> 53 237 </w:t>
-      </w:r>
-      <w:r>
-        <w:t>条自然先验总体与</w:t>
-      </w:r>
-      <w:r>
-        <w:t xml:space="preserve"> 7.8 </w:t>
-      </w:r>
-      <w:r>
-        <w:t>倍扩大总体上成立，但在完全取消类别上限的</w:t>
-      </w:r>
-      <w:r>
-        <w:t xml:space="preserve"> 2 429 503 </w:t>
-      </w:r>
-      <w:r>
-        <w:t>条语料上转为小而稳定的劣势。因此「条件加权与等权投票不可区分」这一结论必须与所测总体一同引用，它不是与规模无关的性质。</w:t>
-      </w:r>
-    </w:p>
-    <w:p>
-      <w:r>
-        <w:rPr>
-          <w:b/>
-        </w:rPr>
-        <w:t>文件级实验不构成时间外推。</w:t>
-      </w:r>
-      <w:r>
-        <w:t xml:space="preserve"> CIC-IDS2017 </w:t>
-      </w:r>
-      <w:r>
-        <w:t>的不同文件覆盖的类别不同，无法构造类别完整的时间外测试协议。本文的文件级结果只能作为覆盖与风险分析，不能表述为</w:t>
-      </w:r>
-      <w:r>
-        <w:t>"</w:t>
-      </w:r>
-      <w:r>
-        <w:t>跨时间泛化</w:t>
-      </w:r>
-      <w:r>
-        <w:t>"</w:t>
-      </w:r>
-      <w:r>
-        <w:t>。</w:t>
-      </w:r>
-    </w:p>
-    <w:p>
-      <w:r>
-        <w:rPr>
-          <w:b/>
-        </w:rPr>
-        <w:t>外部数据集是独立基准，不是迁移实验。</w:t>
-      </w:r>
-      <w:r>
-        <w:t xml:space="preserve"> NSL-KDD</w:t>
-      </w:r>
-      <w:r>
-        <w:t>、</w:t>
-      </w:r>
-      <w:r>
-        <w:t xml:space="preserve">UNSW-NB15 </w:t>
-      </w:r>
-      <w:r>
-        <w:t>与</w:t>
-      </w:r>
-      <w:r>
-        <w:t xml:space="preserve"> CIC-IDS2017 </w:t>
-      </w:r>
-      <w:r>
-        <w:t>使用不同的标签体系，本文不做标签对齐，也不做跨数据集训练。三者分数不可合并或平均。</w:t>
-      </w:r>
-    </w:p>
-    <w:p>
-      <w:r>
-        <w:rPr>
-          <w:b/>
-        </w:rPr>
-        <w:t>延迟测量不覆盖端到端链路。</w:t>
-      </w:r>
-      <w:r>
-        <w:t xml:space="preserve"> </w:t>
-      </w:r>
-      <w:r>
-        <w:t>报告的毫秒数从数值特征矩阵开始计时，不含抓包、流重组、特征提取、告警输出与模型热更新。</w:t>
-      </w:r>
-    </w:p>
-    <w:p>
-      <w:r>
-        <w:rPr>
-          <w:b/>
-        </w:rPr>
-        <w:t>近重复只按精确形式剔除。</w:t>
-      </w:r>
-      <w:r>
-        <w:t xml:space="preserve"> </w:t>
-      </w:r>
-      <w:r>
-        <w:t>引言把「重复与近重复样本」列为公开数据集的危害之一，而审计只删除了完全相同的特征向量。把所有特征四舍五入到四位有效数字后做哈希，发现研究总体中另有</w:t>
-      </w:r>
-      <w:r>
-        <w:t xml:space="preserve"> 0.36% </w:t>
-      </w:r>
-      <w:r>
-        <w:t>的行在该分辨率下构成近重复组，其中</w:t>
-      </w:r>
-      <w:r>
-        <w:t xml:space="preserve"> 104 </w:t>
-      </w:r>
-      <w:r>
-        <w:t>行位于跨划分的近重复组内，其中</w:t>
-      </w:r>
-      <w:r>
-        <w:t xml:space="preserve"> 17 </w:t>
-      </w:r>
-      <w:r>
-        <w:t>条测试行（占测试集</w:t>
-      </w:r>
-      <w:r>
-        <w:t xml:space="preserve"> 0.21%</w:t>
-      </w:r>
-      <w:r>
-        <w:t>）与训练行共享同一个舍入后特征向量。剔除这些行后，三个模型的</w:t>
-      </w:r>
-      <w:r>
-        <w:t xml:space="preserve"> Macro-F1 </w:t>
-      </w:r>
-      <w:r>
-        <w:t>变化均不超过</w:t>
-      </w:r>
-      <w:r>
-        <w:t xml:space="preserve"> 0.00057</w:t>
-      </w:r>
-      <w:r>
-        <w:t>，因此该重叠不足以解释本文报告的差异；更粗分辨率的结果见补充材料。</w:t>
-      </w:r>
-    </w:p>
-    <w:p>
-      <w:r>
-        <w:rPr>
-          <w:b/>
-        </w:rPr>
-        <w:t>评测了十七个语料，但它们来自同一批采集计划的有限覆盖。</w:t>
-      </w:r>
-      <w:r>
-        <w:t xml:space="preserve"> </w:t>
-      </w:r>
-      <w:r>
-        <w:t>本文结论以</w:t>
-      </w:r>
-      <w:r>
-        <w:t xml:space="preserve"> CIC-IDS2017</w:t>
-      </w:r>
-      <w:r>
-        <w:t>（含截断总体与完整去重语料）、</w:t>
-      </w:r>
-      <w:r>
-        <w:t>NSL-KDD</w:t>
-      </w:r>
-      <w:r>
-        <w:t>、</w:t>
-      </w:r>
-      <w:r>
-        <w:t xml:space="preserve">UNSW-NB15 </w:t>
-      </w:r>
-      <w:r>
-        <w:t>与</w:t>
-      </w:r>
-      <w:r>
-        <w:t xml:space="preserve"> N-BaIoT </w:t>
-      </w:r>
-      <w:r>
-        <w:t>为条件；其余十三个语料（</w:t>
-      </w:r>
-      <w:r>
-        <w:t>CIC-IDS2018</w:t>
-      </w:r>
-      <w:r>
-        <w:t>、</w:t>
-      </w:r>
-      <w:r>
-        <w:t>CIC-IoT-2023</w:t>
-      </w:r>
-      <w:r>
-        <w:t>、</w:t>
-      </w:r>
-      <w:r>
-        <w:t>LITNET-2020</w:t>
-      </w:r>
-      <w:r>
-        <w:t>、</w:t>
-      </w:r>
-      <w:r>
-        <w:t>IoT-23</w:t>
-      </w:r>
-      <w:r>
-        <w:t>、</w:t>
-      </w:r>
-      <w:r>
-        <w:t>RT-IoT2022</w:t>
-      </w:r>
-      <w:r>
-        <w:t>、</w:t>
-      </w:r>
-      <w:r>
-        <w:t>ACI-IoT-2023</w:t>
-      </w:r>
-      <w:r>
-        <w:t>，</w:t>
-      </w:r>
-      <w:r>
-        <w:t xml:space="preserve">2025 </w:t>
-      </w:r>
-      <w:r>
-        <w:t>年的</w:t>
-      </w:r>
-      <w:r>
-        <w:t xml:space="preserve"> UAVIDS-2025</w:t>
-      </w:r>
-      <w:r>
-        <w:t>、</w:t>
-      </w:r>
-      <w:r>
-        <w:t>GeNIS</w:t>
-      </w:r>
-      <w:r>
-        <w:t>、</w:t>
-      </w:r>
-      <w:r>
-        <w:t>IDS2025</w:t>
-      </w:r>
-      <w:r>
-        <w:t>、</w:t>
-      </w:r>
-      <w:r>
-        <w:t>Gotham-2025</w:t>
-      </w:r>
-      <w:r>
-        <w:t>，以及</w:t>
-      </w:r>
-      <w:r>
-        <w:t xml:space="preserve"> 2026 </w:t>
-      </w:r>
-      <w:r>
-        <w:t>年的</w:t>
-      </w:r>
-      <w:r>
-        <w:t xml:space="preserve"> CTU-IDSEVAL-6</w:t>
-      </w:r>
-      <w:r>
-        <w:t>、</w:t>
-      </w:r>
-      <w:r>
-        <w:t xml:space="preserve">6TiSCHSet-2026 </w:t>
-      </w:r>
-      <w:r>
-        <w:t>与</w:t>
-      </w:r>
-      <w:r>
-        <w:t xml:space="preserve"> RTN </w:t>
-      </w:r>
-      <w:r>
-        <w:t>数据包表）作为</w:t>
-      </w:r>
-      <w:r>
-        <w:t xml:space="preserve"> 5.8 </w:t>
-      </w:r>
-      <w:r>
-        <w:t>节的扩展语料复现了主比较。</w:t>
-      </w:r>
-      <w:r>
-        <w:t xml:space="preserve">N-BaIoT </w:t>
-      </w:r>
-      <w:r>
-        <w:t>对流量特征分类器已经饱和（所有模型</w:t>
-      </w:r>
-      <w:r>
-        <w:t xml:space="preserve"> Macro-F1 </w:t>
-      </w:r>
-      <w:r>
-        <w:t>均在</w:t>
-      </w:r>
-      <w:r>
-        <w:t xml:space="preserve"> 0.9998 </w:t>
-      </w:r>
-      <w:r>
-        <w:t>以上），它检验的是聚合环节的机制而非判别难度；两个外部数据集仍只是独立原生标签基准，不构成迁移实验。十七个语料都不代表生产流量，也都无法提供同一测试床上时间分离的留出集。把其中</w:t>
-      </w:r>
-      <w:r>
-        <w:t xml:space="preserve"> 2020 </w:t>
-      </w:r>
-      <w:r>
-        <w:t>年及以后发布的十二个合并起来，得到</w:t>
-      </w:r>
-      <w:r>
-        <w:t xml:space="preserve"> 120 </w:t>
-      </w:r>
-      <w:r>
-        <w:t>个种子级比较：均值为</w:t>
-      </w:r>
-      <w:r>
-        <w:t xml:space="preserve"> +0.000007</w:t>
-      </w:r>
-      <w:r>
-        <w:t>，</w:t>
-      </w:r>
-      <w:r>
-        <w:t xml:space="preserve">90% </w:t>
-      </w:r>
-      <w:r>
-        <w:t>区间</w:t>
-      </w:r>
-      <w:r>
-        <w:t xml:space="preserve"> [-0.000006, +0.000020]</w:t>
-      </w:r>
-      <w:r>
-        <w:t>，仍落在</w:t>
-      </w:r>
-      <w:r>
-        <w:t xml:space="preserve"> 0.005 </w:t>
-      </w:r>
-      <w:r>
-        <w:t>边界内</w:t>
-      </w:r>
-      <w:r>
-        <w:t>——</w:t>
-      </w:r>
-      <w:r>
-        <w:t>等价性结论并不只依赖</w:t>
-      </w:r>
-      <w:r>
-        <w:t xml:space="preserve"> 2017 </w:t>
-      </w:r>
-      <w:r>
-        <w:t>年那一个语料。</w:t>
-      </w:r>
-    </w:p>
-    <w:p>
-      <w:r>
-        <w:rPr>
-          <w:b/>
-        </w:rPr>
-        <w:t>未评估对抗鲁棒性。</w:t>
-      </w:r>
-      <w:r>
-        <w:t xml:space="preserve"> </w:t>
-      </w:r>
-      <w:r>
-        <w:t>本文只施加了随机扰动与特征屏蔽，没有构造规避攻击或基于梯度的攻击，报告的退化数字不构成对自适应对手的鲁棒性保证。</w:t>
-      </w:r>
-    </w:p>
-    <w:p>
-      <w:r>
-        <w:rPr>
-          <w:b/>
-        </w:rPr>
-        <w:t>未知族支持量不均衡。</w:t>
-      </w:r>
-      <w:r>
-        <w:t xml:space="preserve"> PortScan </w:t>
-      </w:r>
-      <w:r>
-        <w:t>有</w:t>
-      </w:r>
-      <w:r>
-        <w:t xml:space="preserve"> 158 930 </w:t>
-      </w:r>
-      <w:r>
-        <w:t>条，而</w:t>
-      </w:r>
-      <w:r>
-        <w:t xml:space="preserve"> Infiltration </w:t>
-      </w:r>
-      <w:r>
-        <w:t>仅</w:t>
-      </w:r>
-      <w:r>
-        <w:t xml:space="preserve"> 36 </w:t>
-      </w:r>
-      <w:r>
-        <w:t>条、</w:t>
-      </w:r>
-      <w:r>
-        <w:t xml:space="preserve">Heartbleed </w:t>
-      </w:r>
-      <w:r>
-        <w:t>仅</w:t>
-      </w:r>
-      <w:r>
-        <w:t xml:space="preserve"> 11 </w:t>
-      </w:r>
-      <w:r>
-        <w:t>条。开放集指标对保留哪一族高度敏感，本文只报告分族结果，不给出合并结论；各家族组合的矩阵见补充材料</w:t>
-      </w:r>
-      <w:r>
-        <w:t xml:space="preserve"> S30</w:t>
-      </w:r>
-      <w:r>
-        <w:t>。</w:t>
-      </w:r>
-    </w:p>
-    <w:p>
-      <w:r>
-        <w:rPr>
-          <w:b/>
-        </w:rPr>
-        <w:t xml:space="preserve">Bootstrap </w:t>
-      </w:r>
-      <w:r>
-        <w:rPr>
-          <w:b/>
-        </w:rPr>
-        <w:t>区间的解释范围。</w:t>
-      </w:r>
-      <w:r>
-        <w:t xml:space="preserve"> </w:t>
-      </w:r>
-      <w:r>
-        <w:t>配对</w:t>
-      </w:r>
-      <w:r>
-        <w:t xml:space="preserve"> Bootstrap </w:t>
-      </w:r>
-      <w:r>
-        <w:t>量化的是测试行重采样不确定性，不包含网络环境变化、时间漂移与流量构成变化带来的不确定性。</w:t>
-      </w:r>
-    </w:p>
-    <w:p>
-      <w:r>
-        <w:rPr>
-          <w:b/>
-        </w:rPr>
-        <w:lastRenderedPageBreak/>
         <w:t>单一硬件与单一实现。</w:t>
       </w:r>
       <w:r>
@@ -22679,6 +23017,7 @@
     </w:p>
     <w:p>
       <w:r>
+        <w:lastRenderedPageBreak/>
         <w:t>第二，</w:t>
       </w:r>
       <w:r>
@@ -22830,11 +23169,7 @@
         <w:t xml:space="preserve"> 1 </w:t>
       </w:r>
       <w:r>
-        <w:t>前提后恢复增益；其二，构造类别完整的跨时段或跨场</w:t>
-      </w:r>
-      <w:r>
-        <w:lastRenderedPageBreak/>
-        <w:t>景测试协议，把文件级覆盖分析升级为真正的外部有效性检验；其三，把本文的报告建议整理为可自动检查的清单，使评测协议本身成为可验证对象。</w:t>
+        <w:t>前提后恢复增益；其二，构造类别完整的跨时段或跨场景测试协议，把文件级覆盖分析升级为真正的外部有效性检验；其三，把本文的报告建议整理为可自动检查的清单，使评测协议本身成为可验证对象。</w:t>
       </w:r>
     </w:p>
     <w:p>
@@ -22942,6 +23277,7 @@
         <w:pStyle w:val="1"/>
       </w:pPr>
       <w:r>
+        <w:lastRenderedPageBreak/>
         <w:t>作者贡献声明（</w:t>
       </w:r>
       <w:r>
@@ -23134,7 +23470,6 @@
         </w:numPr>
       </w:pPr>
       <w:r>
-        <w:lastRenderedPageBreak/>
         <w:t>Freund Y, Schapire R E. A decision-theoretic generalization of on-line learning and an application to boosting. Journal of Computer and System Sciences, 1997, 55(1): 119-139. DOI:10.1006/jcss.1997.1504.</w:t>
       </w:r>
     </w:p>
@@ -23291,6 +23626,7 @@
         </w:numPr>
       </w:pPr>
       <w:r>
+        <w:lastRenderedPageBreak/>
         <w:t>UCI Machine Learning Repository. Detection of IoT botnet attacks N-BaIoT [dataset]. 2018. DOI:10.24432/C5RC8J.</w:t>
       </w:r>
     </w:p>
@@ -23417,7 +23753,6 @@
         </w:numPr>
       </w:pPr>
       <w:r>
-        <w:lastRenderedPageBreak/>
         <w:t>Geng C, Huang S J, Chen S. Recent advances in open set recognition: A survey. IEEE TPAMI, 2021, 43(10): 3614-3631. DOI:10.1109/TPAMI.2020.2981604.</w:t>
       </w:r>
     </w:p>
@@ -23634,6 +23969,7 @@
         </w:numPr>
       </w:pPr>
       <w:r>
+        <w:lastRenderedPageBreak/>
         <w:t>Holm S. A simple sequentially rejective multiple test procedure. Scandinavian Journal of Statistics, 1979, 6(2): 65-70. [</w:t>
       </w:r>
       <w:r>
@@ -23771,7 +24107,6 @@
         <w:pStyle w:val="1"/>
       </w:pPr>
       <w:r>
-        <w:lastRenderedPageBreak/>
         <w:t>补充材料清单</w:t>
       </w:r>
     </w:p>
@@ -24726,6 +25061,7 @@
               <w:rPr>
                 <w:sz w:val="16"/>
               </w:rPr>
+              <w:lastRenderedPageBreak/>
               <w:t>S21</w:t>
             </w:r>
           </w:p>
@@ -25405,76 +25741,76 @@
       </w:rPr>
     </w:lvl>
   </w:abstractNum>
-  <w:num w:numId="1" w16cid:durableId="1678576124">
+  <w:num w:numId="1" w16cid:durableId="34627173">
     <w:abstractNumId w:val="8"/>
   </w:num>
-  <w:num w:numId="2" w16cid:durableId="1401638995">
+  <w:num w:numId="2" w16cid:durableId="1195801895">
     <w:abstractNumId w:val="6"/>
   </w:num>
-  <w:num w:numId="3" w16cid:durableId="1837304009">
+  <w:num w:numId="3" w16cid:durableId="897280644">
     <w:abstractNumId w:val="5"/>
   </w:num>
-  <w:num w:numId="4" w16cid:durableId="1491602974">
+  <w:num w:numId="4" w16cid:durableId="1616327210">
     <w:abstractNumId w:val="4"/>
   </w:num>
-  <w:num w:numId="5" w16cid:durableId="1152257222">
+  <w:num w:numId="5" w16cid:durableId="1072773387">
     <w:abstractNumId w:val="7"/>
   </w:num>
-  <w:num w:numId="6" w16cid:durableId="526916374">
+  <w:num w:numId="6" w16cid:durableId="430593709">
     <w:abstractNumId w:val="3"/>
   </w:num>
-  <w:num w:numId="7" w16cid:durableId="2144301332">
+  <w:num w:numId="7" w16cid:durableId="265433366">
     <w:abstractNumId w:val="2"/>
   </w:num>
-  <w:num w:numId="8" w16cid:durableId="381949229">
+  <w:num w:numId="8" w16cid:durableId="1826046773">
     <w:abstractNumId w:val="1"/>
   </w:num>
-  <w:num w:numId="9" w16cid:durableId="1215389866">
+  <w:num w:numId="9" w16cid:durableId="1600018141">
     <w:abstractNumId w:val="0"/>
   </w:num>
-  <w:num w:numId="10" w16cid:durableId="1298410268">
+  <w:num w:numId="10" w16cid:durableId="64958188">
     <w:abstractNumId w:val="7"/>
     <w:lvlOverride w:ilvl="0">
       <w:startOverride w:val="1"/>
     </w:lvlOverride>
   </w:num>
-  <w:num w:numId="11" w16cid:durableId="1997612482">
+  <w:num w:numId="11" w16cid:durableId="1128737901">
     <w:abstractNumId w:val="7"/>
     <w:lvlOverride w:ilvl="0">
       <w:startOverride w:val="1"/>
     </w:lvlOverride>
   </w:num>
-  <w:num w:numId="12" w16cid:durableId="1620067205">
+  <w:num w:numId="12" w16cid:durableId="272716487">
     <w:abstractNumId w:val="7"/>
     <w:lvlOverride w:ilvl="0">
       <w:startOverride w:val="1"/>
     </w:lvlOverride>
   </w:num>
-  <w:num w:numId="13" w16cid:durableId="2083603417">
+  <w:num w:numId="13" w16cid:durableId="459690848">
     <w:abstractNumId w:val="7"/>
     <w:lvlOverride w:ilvl="0">
       <w:startOverride w:val="1"/>
     </w:lvlOverride>
   </w:num>
-  <w:num w:numId="14" w16cid:durableId="706217072">
+  <w:num w:numId="14" w16cid:durableId="239756635">
     <w:abstractNumId w:val="7"/>
     <w:lvlOverride w:ilvl="0">
       <w:startOverride w:val="1"/>
     </w:lvlOverride>
   </w:num>
-  <w:num w:numId="15" w16cid:durableId="203368747">
+  <w:num w:numId="15" w16cid:durableId="846408643">
     <w:abstractNumId w:val="7"/>
     <w:lvlOverride w:ilvl="0">
       <w:startOverride w:val="1"/>
     </w:lvlOverride>
   </w:num>
-  <w:num w:numId="16" w16cid:durableId="191574534">
+  <w:num w:numId="16" w16cid:durableId="1054086728">
     <w:abstractNumId w:val="7"/>
     <w:lvlOverride w:ilvl="0">
       <w:startOverride w:val="1"/>
     </w:lvlOverride>
   </w:num>
-  <w:num w:numId="17" w16cid:durableId="277176931">
+  <w:num w:numId="17" w16cid:durableId="940801311">
     <w:abstractNumId w:val="7"/>
     <w:lvlOverride w:ilvl="0">
       <w:startOverride w:val="1"/>

--- a/重构版论文_v4_20260915/中文SCI论文_v4_重构版.docx
+++ b/重构版论文_v4_20260915/中文SCI论文_v4_重构版.docx
@@ -2138,7 +2138,7 @@
           <w:noProof/>
         </w:rPr>
         <w:drawing>
-          <wp:inline distT="0" distB="0" distL="0" distR="0" wp14:anchorId="78F10E5A" wp14:editId="52C07C32">
+          <wp:inline distT="0" distB="0" distL="0" distR="0" wp14:anchorId="5E9EC7F8" wp14:editId="0C6A6A6F">
             <wp:extent cx="5760720" cy="2730962"/>
             <wp:effectExtent l="0" t="0" r="0" b="0"/>
             <wp:docPr id="1" name="Picture 1"/>
@@ -4436,7 +4436,7 @@
         </w:rPr>
         <w:lastRenderedPageBreak/>
         <w:drawing>
-          <wp:inline distT="0" distB="0" distL="0" distR="0" wp14:anchorId="3D695A6A" wp14:editId="0DBE5C98">
+          <wp:inline distT="0" distB="0" distL="0" distR="0" wp14:anchorId="6981E908" wp14:editId="37D5C766">
             <wp:extent cx="5760720" cy="2750378"/>
             <wp:effectExtent l="0" t="0" r="0" b="0"/>
             <wp:docPr id="2" name="Picture 2"/>
@@ -6255,7 +6255,7 @@
         </w:rPr>
         <w:lastRenderedPageBreak/>
         <w:drawing>
-          <wp:inline distT="0" distB="0" distL="0" distR="0" wp14:anchorId="5AF2DCA7" wp14:editId="3207DDAB">
+          <wp:inline distT="0" distB="0" distL="0" distR="0" wp14:anchorId="1F4F78B0" wp14:editId="46D5A93D">
             <wp:extent cx="5760720" cy="3482709"/>
             <wp:effectExtent l="0" t="0" r="0" b="0"/>
             <wp:docPr id="3" name="Picture 3"/>
@@ -8509,6 +8509,7 @@
         <w:pStyle w:val="21"/>
       </w:pPr>
       <w:r>
+        <w:lastRenderedPageBreak/>
         <w:t xml:space="preserve">4.4 </w:t>
       </w:r>
       <w:r>
@@ -8589,11 +8590,7 @@
         <w:t xml:space="preserve"> RCCF </w:t>
       </w:r>
       <w:r>
-        <w:t>在</w:t>
-      </w:r>
-      <w:r>
-        <w:lastRenderedPageBreak/>
-        <w:t>训练与推理两端都显著贵于单个等权森林，这一代价在</w:t>
+        <w:t>在训练与推理两端都显著贵于单个等权森林，这一代价在</w:t>
       </w:r>
       <w:r>
         <w:t xml:space="preserve"> 5.6 </w:t>
@@ -9197,6 +9194,7 @@
     </w:p>
     <w:p>
       <w:r>
+        <w:lastRenderedPageBreak/>
         <w:t>固定</w:t>
       </w:r>
       <w:r>
@@ -9481,7 +9479,6 @@
               <w:rPr>
                 <w:sz w:val="16"/>
               </w:rPr>
-              <w:lastRenderedPageBreak/>
               <w:t>十次重复划分（均值</w:t>
             </w:r>
             <w:r>
@@ -11582,7 +11579,14 @@
               <w:rPr>
                 <w:sz w:val="16"/>
               </w:rPr>
-              <w:t>（独立调参，验证集自选）</w:t>
+              <w:t>（独立调参，验证集</w:t>
+            </w:r>
+            <w:r>
+              <w:rPr>
+                <w:sz w:val="16"/>
+              </w:rPr>
+              <w:lastRenderedPageBreak/>
+              <w:t>自选）</w:t>
             </w:r>
           </w:p>
         </w:tc>
@@ -11598,6 +11602,7 @@
               <w:rPr>
                 <w:sz w:val="16"/>
               </w:rPr>
+              <w:lastRenderedPageBreak/>
               <w:t>0.96304</w:t>
             </w:r>
           </w:p>
@@ -11730,9 +11735,8 @@
         <w:rPr>
           <w:noProof/>
         </w:rPr>
-        <w:lastRenderedPageBreak/>
         <w:drawing>
-          <wp:inline distT="0" distB="0" distL="0" distR="0" wp14:anchorId="72CFAB48" wp14:editId="23EAD1E8">
+          <wp:inline distT="0" distB="0" distL="0" distR="0" wp14:anchorId="0DCA76EF" wp14:editId="2B416646">
             <wp:extent cx="5760720" cy="2547798"/>
             <wp:effectExtent l="0" t="0" r="0" b="0"/>
             <wp:docPr id="4" name="Picture 4"/>
@@ -13541,7 +13545,7 @@
         </w:rPr>
         <w:lastRenderedPageBreak/>
         <w:drawing>
-          <wp:inline distT="0" distB="0" distL="0" distR="0" wp14:anchorId="028388BA" wp14:editId="0B20FA13">
+          <wp:inline distT="0" distB="0" distL="0" distR="0" wp14:anchorId="06FD4ECB" wp14:editId="3EC48089">
             <wp:extent cx="5760720" cy="2108444"/>
             <wp:effectExtent l="0" t="0" r="0" b="0"/>
             <wp:docPr id="5" name="Picture 5"/>
@@ -13964,7 +13968,7 @@
           <w:noProof/>
         </w:rPr>
         <w:drawing>
-          <wp:inline distT="0" distB="0" distL="0" distR="0" wp14:anchorId="0B266EB8" wp14:editId="5C723BB6">
+          <wp:inline distT="0" distB="0" distL="0" distR="0" wp14:anchorId="1383E9DB" wp14:editId="46AF211E">
             <wp:extent cx="5760720" cy="2331249"/>
             <wp:effectExtent l="0" t="0" r="0" b="0"/>
             <wp:docPr id="6" name="Picture 6"/>
@@ -15105,7 +15109,7 @@
         </w:rPr>
         <w:lastRenderedPageBreak/>
         <w:drawing>
-          <wp:inline distT="0" distB="0" distL="0" distR="0" wp14:anchorId="25698C83" wp14:editId="5D4056E7">
+          <wp:inline distT="0" distB="0" distL="0" distR="0" wp14:anchorId="47965C55" wp14:editId="6E60F9F3">
             <wp:extent cx="5760720" cy="2266878"/>
             <wp:effectExtent l="0" t="0" r="0" b="0"/>
             <wp:docPr id="7" name="Picture 7"/>
@@ -15421,7 +15425,7 @@
           <w:noProof/>
         </w:rPr>
         <w:drawing>
-          <wp:inline distT="0" distB="0" distL="0" distR="0" wp14:anchorId="0852C98B" wp14:editId="6B0A8301">
+          <wp:inline distT="0" distB="0" distL="0" distR="0" wp14:anchorId="1961CDA6" wp14:editId="581B2235">
             <wp:extent cx="5760720" cy="2362842"/>
             <wp:effectExtent l="0" t="0" r="0" b="0"/>
             <wp:docPr id="8" name="Picture 8"/>
@@ -15987,7 +15991,7 @@
           <w:noProof/>
         </w:rPr>
         <w:drawing>
-          <wp:inline distT="0" distB="0" distL="0" distR="0" wp14:anchorId="0D50AF55" wp14:editId="6B630DFE">
+          <wp:inline distT="0" distB="0" distL="0" distR="0" wp14:anchorId="23FC4158" wp14:editId="1F638AA3">
             <wp:extent cx="5760720" cy="2544177"/>
             <wp:effectExtent l="0" t="0" r="0" b="0"/>
             <wp:docPr id="9" name="Picture 9"/>
@@ -16574,7 +16578,7 @@
           <w:noProof/>
         </w:rPr>
         <w:drawing>
-          <wp:inline distT="0" distB="0" distL="0" distR="0" wp14:anchorId="521CB95E" wp14:editId="33001ACC">
+          <wp:inline distT="0" distB="0" distL="0" distR="0" wp14:anchorId="48CA557F" wp14:editId="153ED184">
             <wp:extent cx="5760720" cy="2275394"/>
             <wp:effectExtent l="0" t="0" r="0" b="0"/>
             <wp:docPr id="10" name="Picture 10"/>
@@ -16878,7 +16882,7 @@
           <w:noProof/>
         </w:rPr>
         <w:drawing>
-          <wp:inline distT="0" distB="0" distL="0" distR="0" wp14:anchorId="2610E12C" wp14:editId="709B1F63">
+          <wp:inline distT="0" distB="0" distL="0" distR="0" wp14:anchorId="25F86968" wp14:editId="45F073F4">
             <wp:extent cx="5760720" cy="2547041"/>
             <wp:effectExtent l="0" t="0" r="0" b="0"/>
             <wp:docPr id="11" name="Picture 11"/>
@@ -19137,7 +19141,7 @@
     </w:p>
     <w:p>
       <w:r>
-        <w:t>六个扩展实验界定了主结论的边界；逐种子数据与独立报告随发布包提供（扩展实验报告、</w:t>
+        <w:t>十四个扩展实验界定了主结论的边界；逐种子数据与独立报告随发布包提供（扩展实验报告、</w:t>
       </w:r>
       <w:r>
         <w:rPr>
@@ -19722,13 +19726,97 @@
         <w:t xml:space="preserve"> 99.45%</w:t>
       </w:r>
       <w:r>
-        <w:t>），树权重只偏离均匀值约</w:t>
-      </w:r>
-      <w:r>
-        <w:t xml:space="preserve"> ±3%</w:t>
-      </w:r>
-      <w:r>
-        <w:t>。</w:t>
+        <w:t>），树权重落在</w:t>
+      </w:r>
+      <w:r>
+        <w:t xml:space="preserve"> 0.0091–0.0</w:t>
+      </w:r>
+      <w:r>
+        <w:t xml:space="preserve">102 </w:t>
+      </w:r>
+      <w:r>
+        <w:t>之间（均匀值为</w:t>
+      </w:r>
+      <w:r>
+        <w:t xml:space="preserve"> 0.01</w:t>
+      </w:r>
+      <w:r>
+        <w:t>）。</w:t>
+      </w:r>
+    </w:p>
+    <w:p>
+      <w:pPr>
+        <w:jc w:val="center"/>
+      </w:pPr>
+      <w:r>
+        <w:rPr>
+          <w:noProof/>
+        </w:rPr>
+        <w:lastRenderedPageBreak/>
+        <w:drawing>
+          <wp:inline distT="0" distB="0" distL="0" distR="0" wp14:anchorId="349D21D2" wp14:editId="0B274863">
+            <wp:extent cx="5760720" cy="1482601"/>
+            <wp:effectExtent l="0" t="0" r="0" b="0"/>
+            <wp:docPr id="12" name="Picture 12"/>
+            <wp:cNvGraphicFramePr>
+              <a:graphicFrameLocks xmlns:a="http://schemas.openxmlformats.org/drawingml/2006/main" noChangeAspect="1"/>
+            </wp:cNvGraphicFramePr>
+            <a:graphic xmlns:a="http://schemas.openxmlformats.org/drawingml/2006/main">
+              <a:graphicData uri="http://schemas.openxmlformats.org/drawingml/2006/picture">
+                <pic:pic xmlns:pic="http://schemas.openxmlformats.org/drawingml/2006/picture">
+                  <pic:nvPicPr>
+                    <pic:cNvPr id="0" name="fig12_ladder_modern.png"/>
+                    <pic:cNvPicPr/>
+                  </pic:nvPicPr>
+                  <pic:blipFill>
+                    <a:blip r:embed="rId19"/>
+                    <a:stretch>
+                      <a:fillRect/>
+                    </a:stretch>
+                  </pic:blipFill>
+                  <pic:spPr>
+                    <a:xfrm>
+                      <a:off x="0" y="0"/>
+                      <a:ext cx="5760720" cy="1482601"/>
+                    </a:xfrm>
+                    <a:prstGeom prst="rect">
+                      <a:avLst/>
+                    </a:prstGeom>
+                  </pic:spPr>
+                </pic:pic>
+              </a:graphicData>
+            </a:graphic>
+          </wp:inline>
+        </w:drawing>
+      </w:r>
+    </w:p>
+    <w:p>
+      <w:pPr>
+        <w:jc w:val="center"/>
+      </w:pPr>
+      <w:r>
+        <w:rPr>
+          <w:i/>
+          <w:color w:val="404040"/>
+          <w:sz w:val="18"/>
+        </w:rPr>
+        <w:t>图</w:t>
+      </w:r>
+      <w:r>
+        <w:rPr>
+          <w:i/>
+          <w:color w:val="404040"/>
+          <w:sz w:val="18"/>
+        </w:rPr>
+        <w:t xml:space="preserve"> 12 </w:t>
+      </w:r>
+      <w:r>
+        <w:rPr>
+          <w:i/>
+          <w:color w:val="404040"/>
+          <w:sz w:val="18"/>
+        </w:rPr>
+        <w:t>现代语料阶梯：规模档位、特征预算与机制</w:t>
       </w:r>
     </w:p>
     <w:p>
@@ -19841,11 +19929,7 @@
         <w:t>。本文评测的语料现已覆盖</w:t>
       </w:r>
       <w:r>
-        <w:t xml:space="preserve"> </w:t>
-      </w:r>
-      <w:r>
-        <w:lastRenderedPageBreak/>
-        <w:t xml:space="preserve">1998–2026 </w:t>
+        <w:t xml:space="preserve"> 1998–2026 </w:t>
       </w:r>
       <w:r>
         <w:t>年共十七个；</w:t>
@@ -20293,6 +20377,7 @@
         <w:pStyle w:val="1"/>
       </w:pPr>
       <w:r>
+        <w:lastRenderedPageBreak/>
         <w:t xml:space="preserve">6 </w:t>
       </w:r>
       <w:r>
@@ -20433,11 +20518,7 @@
         <w:t xml:space="preserve"> 3%–6% </w:t>
       </w:r>
       <w:r>
-        <w:t>时，</w:t>
-      </w:r>
-      <w:r>
-        <w:lastRenderedPageBreak/>
-        <w:t>增益才稳定为正。因此条件</w:t>
+        <w:t>时，增益才稳定为正。因此条件</w:t>
       </w:r>
       <w:r>
         <w:t xml:space="preserve"> A </w:t>
@@ -20749,6 +20830,7 @@
         <w:rPr>
           <w:b/>
         </w:rPr>
+        <w:lastRenderedPageBreak/>
         <w:t>划分噪声</w:t>
       </w:r>
       <w:r>
@@ -20957,7 +21039,6 @@
         <w:pStyle w:val="21"/>
       </w:pPr>
       <w:r>
-        <w:lastRenderedPageBreak/>
         <w:t xml:space="preserve">6.3 </w:t>
       </w:r>
       <w:r>
@@ -21881,6 +21962,7 @@
         <w:rPr>
           <w:b/>
         </w:rPr>
+        <w:lastRenderedPageBreak/>
         <w:t>去重位置与冲突处理规则</w:t>
       </w:r>
       <w:r>
@@ -22025,7 +22107,6 @@
         <w:rPr>
           <w:b/>
         </w:rPr>
-        <w:lastRenderedPageBreak/>
         <w:t>任何融合的成员级得分</w:t>
       </w:r>
       <w:r>
@@ -22257,13 +22338,13 @@
         <w:t xml:space="preserve"> 0–12 </w:t>
       </w:r>
       <w:r>
-        <w:t>行、权重偏离均匀值约</w:t>
-      </w:r>
-      <w:r>
-        <w:t xml:space="preserve"> ±3%</w:t>
-      </w:r>
-      <w:r>
-        <w:t>）给了这一点定量形式。</w:t>
+        <w:t>行、权重落在</w:t>
+      </w:r>
+      <w:r>
+        <w:t xml:space="preserve"> 0.0091–0.0102 </w:t>
+      </w:r>
+      <w:r>
+        <w:t>之间）给了这一点定量形式。</w:t>
       </w:r>
     </w:p>
     <w:p>
@@ -22297,6 +22378,7 @@
         <w:rPr>
           <w:b/>
         </w:rPr>
+        <w:lastRenderedPageBreak/>
         <w:t>外部数据集是独立基准，不是迁移实验。</w:t>
       </w:r>
       <w:r>
@@ -22426,11 +22508,7 @@
         <w:t>、</w:t>
       </w:r>
       <w:r>
-        <w:t>CIC-IoT-</w:t>
-      </w:r>
-      <w:r>
-        <w:lastRenderedPageBreak/>
-        <w:t>2023</w:t>
+        <w:t>CIC-IoT-2023</w:t>
       </w:r>
       <w:r>
         <w:t>、</w:t>
@@ -22800,7 +22878,11 @@
         <w:t xml:space="preserve"> −0.000456</w:t>
       </w:r>
       <w:r>
-        <w:t>，逐种子方向五正五负；对同样的四个专家做等权融合时，门控在</w:t>
+        <w:t>，逐种子方向五正五负；对同样的四个</w:t>
+      </w:r>
+      <w:r>
+        <w:lastRenderedPageBreak/>
+        <w:t>专家做等权融合时，门控在</w:t>
       </w:r>
       <w:r>
         <w:t xml:space="preserve"> 79 860 </w:t>
@@ -23017,7 +23099,6 @@
     </w:p>
     <w:p>
       <w:r>
-        <w:lastRenderedPageBreak/>
         <w:t>第二，</w:t>
       </w:r>
       <w:r>
@@ -23239,6 +23320,7 @@
         <w:pStyle w:val="1"/>
       </w:pPr>
       <w:r>
+        <w:lastRenderedPageBreak/>
         <w:t>利益冲突声明</w:t>
       </w:r>
     </w:p>
@@ -23277,7 +23359,6 @@
         <w:pStyle w:val="1"/>
       </w:pPr>
       <w:r>
-        <w:lastRenderedPageBreak/>
         <w:t>作者贡献声明（</w:t>
       </w:r>
       <w:r>
@@ -23554,6 +23635,7 @@
         </w:numPr>
       </w:pPr>
       <w:r>
+        <w:lastRenderedPageBreak/>
         <w:t>Guyon I, Elisseeff A. An introduction to variable and feature selection. JMLR, 2003, 3: 1157-1182. [</w:t>
       </w:r>
       <w:r>
@@ -23626,7 +23708,6 @@
         </w:numPr>
       </w:pPr>
       <w:r>
-        <w:lastRenderedPageBreak/>
         <w:t>UCI Machine Learning Repository. Detection of IoT botnet attacks N-BaIoT [dataset]. 2018. DOI:10.24432/C5RC8J.</w:t>
       </w:r>
     </w:p>
@@ -23873,6 +23954,7 @@
         </w:numPr>
       </w:pPr>
       <w:r>
+        <w:lastRenderedPageBreak/>
         <w:t>Vovk V, Gammerman A, Shafer G. Algorithmic Learning in a Random World. Springer, 2005. DOI:10.1007/b106715.</w:t>
       </w:r>
     </w:p>
@@ -23969,7 +24051,6 @@
         </w:numPr>
       </w:pPr>
       <w:r>
-        <w:lastRenderedPageBreak/>
         <w:t>Holm S. A simple sequentially rejective multiple test procedure. Scandinavian Journal of Statistics, 1979, 6(2): 65-70. [</w:t>
       </w:r>
       <w:r>
@@ -24621,6 +24702,7 @@
               <w:rPr>
                 <w:sz w:val="16"/>
               </w:rPr>
+              <w:lastRenderedPageBreak/>
               <w:t>S10</w:t>
             </w:r>
           </w:p>
@@ -25061,7 +25143,6 @@
               <w:rPr>
                 <w:sz w:val="16"/>
               </w:rPr>
-              <w:lastRenderedPageBreak/>
               <w:t>S21</w:t>
             </w:r>
           </w:p>
@@ -25741,76 +25822,76 @@
       </w:rPr>
     </w:lvl>
   </w:abstractNum>
-  <w:num w:numId="1" w16cid:durableId="34627173">
+  <w:num w:numId="1" w16cid:durableId="1068920673">
     <w:abstractNumId w:val="8"/>
   </w:num>
-  <w:num w:numId="2" w16cid:durableId="1195801895">
+  <w:num w:numId="2" w16cid:durableId="2138789687">
     <w:abstractNumId w:val="6"/>
   </w:num>
-  <w:num w:numId="3" w16cid:durableId="897280644">
+  <w:num w:numId="3" w16cid:durableId="1851408192">
     <w:abstractNumId w:val="5"/>
   </w:num>
-  <w:num w:numId="4" w16cid:durableId="1616327210">
+  <w:num w:numId="4" w16cid:durableId="897520467">
     <w:abstractNumId w:val="4"/>
   </w:num>
-  <w:num w:numId="5" w16cid:durableId="1072773387">
+  <w:num w:numId="5" w16cid:durableId="1361201958">
     <w:abstractNumId w:val="7"/>
   </w:num>
-  <w:num w:numId="6" w16cid:durableId="430593709">
+  <w:num w:numId="6" w16cid:durableId="1174221184">
     <w:abstractNumId w:val="3"/>
   </w:num>
-  <w:num w:numId="7" w16cid:durableId="265433366">
+  <w:num w:numId="7" w16cid:durableId="1986007161">
     <w:abstractNumId w:val="2"/>
   </w:num>
-  <w:num w:numId="8" w16cid:durableId="1826046773">
+  <w:num w:numId="8" w16cid:durableId="226694716">
     <w:abstractNumId w:val="1"/>
   </w:num>
-  <w:num w:numId="9" w16cid:durableId="1600018141">
+  <w:num w:numId="9" w16cid:durableId="363363085">
     <w:abstractNumId w:val="0"/>
   </w:num>
-  <w:num w:numId="10" w16cid:durableId="64958188">
+  <w:num w:numId="10" w16cid:durableId="1220289908">
     <w:abstractNumId w:val="7"/>
     <w:lvlOverride w:ilvl="0">
       <w:startOverride w:val="1"/>
     </w:lvlOverride>
   </w:num>
-  <w:num w:numId="11" w16cid:durableId="1128737901">
+  <w:num w:numId="11" w16cid:durableId="885915805">
     <w:abstractNumId w:val="7"/>
     <w:lvlOverride w:ilvl="0">
       <w:startOverride w:val="1"/>
     </w:lvlOverride>
   </w:num>
-  <w:num w:numId="12" w16cid:durableId="272716487">
+  <w:num w:numId="12" w16cid:durableId="1383167921">
     <w:abstractNumId w:val="7"/>
     <w:lvlOverride w:ilvl="0">
       <w:startOverride w:val="1"/>
     </w:lvlOverride>
   </w:num>
-  <w:num w:numId="13" w16cid:durableId="459690848">
+  <w:num w:numId="13" w16cid:durableId="323902804">
     <w:abstractNumId w:val="7"/>
     <w:lvlOverride w:ilvl="0">
       <w:startOverride w:val="1"/>
     </w:lvlOverride>
   </w:num>
-  <w:num w:numId="14" w16cid:durableId="239756635">
+  <w:num w:numId="14" w16cid:durableId="840317389">
     <w:abstractNumId w:val="7"/>
     <w:lvlOverride w:ilvl="0">
       <w:startOverride w:val="1"/>
     </w:lvlOverride>
   </w:num>
-  <w:num w:numId="15" w16cid:durableId="846408643">
+  <w:num w:numId="15" w16cid:durableId="1522474419">
     <w:abstractNumId w:val="7"/>
     <w:lvlOverride w:ilvl="0">
       <w:startOverride w:val="1"/>
     </w:lvlOverride>
   </w:num>
-  <w:num w:numId="16" w16cid:durableId="1054086728">
+  <w:num w:numId="16" w16cid:durableId="1273704367">
     <w:abstractNumId w:val="7"/>
     <w:lvlOverride w:ilvl="0">
       <w:startOverride w:val="1"/>
     </w:lvlOverride>
   </w:num>
-  <w:num w:numId="17" w16cid:durableId="940801311">
+  <w:num w:numId="17" w16cid:durableId="1405030083">
     <w:abstractNumId w:val="7"/>
     <w:lvlOverride w:ilvl="0">
       <w:startOverride w:val="1"/>

--- a/重构版论文_v4_20260915/中文SCI论文_v4_重构版.docx
+++ b/重构版论文_v4_20260915/中文SCI论文_v4_重构版.docx
@@ -2138,7 +2138,7 @@
           <w:noProof/>
         </w:rPr>
         <w:drawing>
-          <wp:inline distT="0" distB="0" distL="0" distR="0" wp14:anchorId="5E9EC7F8" wp14:editId="0C6A6A6F">
+          <wp:inline distT="0" distB="0" distL="0" distR="0" wp14:anchorId="50939652" wp14:editId="48FAA12E">
             <wp:extent cx="5760720" cy="2730962"/>
             <wp:effectExtent l="0" t="0" r="0" b="0"/>
             <wp:docPr id="1" name="Picture 1"/>
@@ -4436,7 +4436,7 @@
         </w:rPr>
         <w:lastRenderedPageBreak/>
         <w:drawing>
-          <wp:inline distT="0" distB="0" distL="0" distR="0" wp14:anchorId="6981E908" wp14:editId="37D5C766">
+          <wp:inline distT="0" distB="0" distL="0" distR="0" wp14:anchorId="52062FEF" wp14:editId="5269D5F0">
             <wp:extent cx="5760720" cy="2750378"/>
             <wp:effectExtent l="0" t="0" r="0" b="0"/>
             <wp:docPr id="2" name="Picture 2"/>
@@ -6255,7 +6255,7 @@
         </w:rPr>
         <w:lastRenderedPageBreak/>
         <w:drawing>
-          <wp:inline distT="0" distB="0" distL="0" distR="0" wp14:anchorId="1F4F78B0" wp14:editId="46D5A93D">
+          <wp:inline distT="0" distB="0" distL="0" distR="0" wp14:anchorId="41414A87" wp14:editId="00D4FDEE">
             <wp:extent cx="5760720" cy="3482709"/>
             <wp:effectExtent l="0" t="0" r="0" b="0"/>
             <wp:docPr id="3" name="Picture 3"/>
@@ -8509,88 +8509,91 @@
         <w:pStyle w:val="21"/>
       </w:pPr>
       <w:r>
+        <w:t xml:space="preserve">4.4 </w:t>
+      </w:r>
+      <w:r>
+        <w:t>复杂度</w:t>
+      </w:r>
+    </w:p>
+    <w:p>
+      <w:r>
+        <w:t>设</w:t>
+      </w:r>
+      <w:r>
+        <w:t xml:space="preserve"> n </w:t>
+      </w:r>
+      <w:r>
+        <w:t>为训练行数，</w:t>
+      </w:r>
+      <w:r>
+        <w:t xml:space="preserve">d </w:t>
+      </w:r>
+      <w:r>
+        <w:t>为原始特征维度，</w:t>
+      </w:r>
+      <w:r>
+        <w:t xml:space="preserve">k </w:t>
+      </w:r>
+      <w:r>
+        <w:t>为选中特征维度，</w:t>
+      </w:r>
+      <w:r>
+        <w:t xml:space="preserve">T </w:t>
+      </w:r>
+      <w:r>
+        <w:t>为树数，</w:t>
+      </w:r>
+      <w:r>
+        <w:t xml:space="preserve">K </w:t>
+      </w:r>
+      <w:r>
+        <w:t>为交叉拟合折数，</w:t>
+      </w:r>
+      <w:r>
+        <w:t xml:space="preserve">Q = 4 </w:t>
+      </w:r>
+      <w:r>
+        <w:t>为专家数。交叉拟合阶段的主导代价约为</w:t>
+      </w:r>
+      <w:r>
+        <w:t xml:space="preserve"> O(QK·T·n log n)</w:t>
+      </w:r>
+      <w:r>
+        <w:t>，最终重拟合阶段为</w:t>
+      </w:r>
+      <w:r>
+        <w:t xml:space="preserve"> O(QT·n log n)</w:t>
+      </w:r>
+      <w:r>
+        <w:t>，过滤式特征选择贡献</w:t>
+      </w:r>
+      <w:r>
+        <w:t xml:space="preserve"> O(Qnd)</w:t>
+      </w:r>
+      <w:r>
+        <w:t>。推理阶段需要对</w:t>
+      </w:r>
+      <w:r>
+        <w:t xml:space="preserve"> Q </w:t>
+      </w:r>
+      <w:r>
+        <w:t>个森林各做一次树遍历并计算风险模型，每条约</w:t>
+      </w:r>
+      <w:r>
+        <w:t xml:space="preserve"> O(QT log n)</w:t>
+      </w:r>
+      <w:r>
+        <w:t>。因此</w:t>
+      </w:r>
+      <w:r>
+        <w:t xml:space="preserve"> RCCF </w:t>
+      </w:r>
+      <w:r>
+        <w:t>在</w:t>
+      </w:r>
+      <w:r>
         <w:lastRenderedPageBreak/>
-        <w:t xml:space="preserve">4.4 </w:t>
-      </w:r>
-      <w:r>
-        <w:t>复杂度</w:t>
-      </w:r>
-    </w:p>
-    <w:p>
-      <w:r>
-        <w:t>设</w:t>
-      </w:r>
-      <w:r>
-        <w:t xml:space="preserve"> n </w:t>
-      </w:r>
-      <w:r>
-        <w:t>为训练行数，</w:t>
-      </w:r>
-      <w:r>
-        <w:t xml:space="preserve">d </w:t>
-      </w:r>
-      <w:r>
-        <w:t>为原始特征维度，</w:t>
-      </w:r>
-      <w:r>
-        <w:t xml:space="preserve">k </w:t>
-      </w:r>
-      <w:r>
-        <w:t>为选中特征维度，</w:t>
-      </w:r>
-      <w:r>
-        <w:t xml:space="preserve">T </w:t>
-      </w:r>
-      <w:r>
-        <w:t>为树数，</w:t>
-      </w:r>
-      <w:r>
-        <w:t xml:space="preserve">K </w:t>
-      </w:r>
-      <w:r>
-        <w:t>为交叉拟合折数，</w:t>
-      </w:r>
-      <w:r>
-        <w:t xml:space="preserve">Q = 4 </w:t>
-      </w:r>
-      <w:r>
-        <w:t>为专家数。交叉拟合阶段的主导代价约为</w:t>
-      </w:r>
-      <w:r>
-        <w:t xml:space="preserve"> O(QK·T·n log n)</w:t>
-      </w:r>
-      <w:r>
-        <w:t>，最终重拟合阶段为</w:t>
-      </w:r>
-      <w:r>
-        <w:t xml:space="preserve"> O(QT·n log n)</w:t>
-      </w:r>
-      <w:r>
-        <w:t>，过滤式特征选择贡献</w:t>
-      </w:r>
-      <w:r>
-        <w:t xml:space="preserve"> O(Qnd)</w:t>
-      </w:r>
-      <w:r>
-        <w:t>。推理阶段需要对</w:t>
-      </w:r>
-      <w:r>
-        <w:t xml:space="preserve"> Q </w:t>
-      </w:r>
-      <w:r>
-        <w:t>个森林各做一次树遍历并计算风险模型，每条约</w:t>
-      </w:r>
-      <w:r>
-        <w:t xml:space="preserve"> O(QT log n)</w:t>
-      </w:r>
-      <w:r>
-        <w:t>。因此</w:t>
-      </w:r>
-      <w:r>
-        <w:t xml:space="preserve"> RCCF </w:t>
-      </w:r>
-      <w:r>
-        <w:t>在训练与推理两端都显著贵于单个等权森林，这一代价在</w:t>
+        <w:t>训练与推理两端都显著贵于单个等权森林，这一代价在</w:t>
       </w:r>
       <w:r>
         <w:t xml:space="preserve"> 5.6 </w:t>
@@ -9194,7 +9197,6 @@
     </w:p>
     <w:p>
       <w:r>
-        <w:lastRenderedPageBreak/>
         <w:t>固定</w:t>
       </w:r>
       <w:r>
@@ -9479,6 +9481,7 @@
               <w:rPr>
                 <w:sz w:val="16"/>
               </w:rPr>
+              <w:lastRenderedPageBreak/>
               <w:t>十次重复划分（均值</w:t>
             </w:r>
             <w:r>
@@ -11579,14 +11582,7 @@
               <w:rPr>
                 <w:sz w:val="16"/>
               </w:rPr>
-              <w:t>（独立调参，验证集</w:t>
-            </w:r>
-            <w:r>
-              <w:rPr>
-                <w:sz w:val="16"/>
-              </w:rPr>
-              <w:lastRenderedPageBreak/>
-              <w:t>自选）</w:t>
+              <w:t>（独立调参，验证集自选）</w:t>
             </w:r>
           </w:p>
         </w:tc>
@@ -11602,7 +11598,6 @@
               <w:rPr>
                 <w:sz w:val="16"/>
               </w:rPr>
-              <w:lastRenderedPageBreak/>
               <w:t>0.96304</w:t>
             </w:r>
           </w:p>
@@ -11735,8 +11730,9 @@
         <w:rPr>
           <w:noProof/>
         </w:rPr>
+        <w:lastRenderedPageBreak/>
         <w:drawing>
-          <wp:inline distT="0" distB="0" distL="0" distR="0" wp14:anchorId="0DCA76EF" wp14:editId="2B416646">
+          <wp:inline distT="0" distB="0" distL="0" distR="0" wp14:anchorId="061E419F" wp14:editId="51C8200B">
             <wp:extent cx="5760720" cy="2547798"/>
             <wp:effectExtent l="0" t="0" r="0" b="0"/>
             <wp:docPr id="4" name="Picture 4"/>
@@ -13545,7 +13541,7 @@
         </w:rPr>
         <w:lastRenderedPageBreak/>
         <w:drawing>
-          <wp:inline distT="0" distB="0" distL="0" distR="0" wp14:anchorId="06FD4ECB" wp14:editId="3EC48089">
+          <wp:inline distT="0" distB="0" distL="0" distR="0" wp14:anchorId="05821C93" wp14:editId="6B8EEE12">
             <wp:extent cx="5760720" cy="2108444"/>
             <wp:effectExtent l="0" t="0" r="0" b="0"/>
             <wp:docPr id="5" name="Picture 5"/>
@@ -13968,7 +13964,7 @@
           <w:noProof/>
         </w:rPr>
         <w:drawing>
-          <wp:inline distT="0" distB="0" distL="0" distR="0" wp14:anchorId="1383E9DB" wp14:editId="46AF211E">
+          <wp:inline distT="0" distB="0" distL="0" distR="0" wp14:anchorId="65500AFE" wp14:editId="4AC2A630">
             <wp:extent cx="5760720" cy="2331249"/>
             <wp:effectExtent l="0" t="0" r="0" b="0"/>
             <wp:docPr id="6" name="Picture 6"/>
@@ -15109,7 +15105,7 @@
         </w:rPr>
         <w:lastRenderedPageBreak/>
         <w:drawing>
-          <wp:inline distT="0" distB="0" distL="0" distR="0" wp14:anchorId="47965C55" wp14:editId="6E60F9F3">
+          <wp:inline distT="0" distB="0" distL="0" distR="0" wp14:anchorId="286E5934" wp14:editId="2C60EA98">
             <wp:extent cx="5760720" cy="2266878"/>
             <wp:effectExtent l="0" t="0" r="0" b="0"/>
             <wp:docPr id="7" name="Picture 7"/>
@@ -15425,7 +15421,7 @@
           <w:noProof/>
         </w:rPr>
         <w:drawing>
-          <wp:inline distT="0" distB="0" distL="0" distR="0" wp14:anchorId="1961CDA6" wp14:editId="581B2235">
+          <wp:inline distT="0" distB="0" distL="0" distR="0" wp14:anchorId="1D14A6BB" wp14:editId="3C4D21C9">
             <wp:extent cx="5760720" cy="2362842"/>
             <wp:effectExtent l="0" t="0" r="0" b="0"/>
             <wp:docPr id="8" name="Picture 8"/>
@@ -15991,7 +15987,7 @@
           <w:noProof/>
         </w:rPr>
         <w:drawing>
-          <wp:inline distT="0" distB="0" distL="0" distR="0" wp14:anchorId="23FC4158" wp14:editId="1F638AA3">
+          <wp:inline distT="0" distB="0" distL="0" distR="0" wp14:anchorId="7615EB4A" wp14:editId="41F07CD4">
             <wp:extent cx="5760720" cy="2544177"/>
             <wp:effectExtent l="0" t="0" r="0" b="0"/>
             <wp:docPr id="9" name="Picture 9"/>
@@ -16578,7 +16574,7 @@
           <w:noProof/>
         </w:rPr>
         <w:drawing>
-          <wp:inline distT="0" distB="0" distL="0" distR="0" wp14:anchorId="48CA557F" wp14:editId="153ED184">
+          <wp:inline distT="0" distB="0" distL="0" distR="0" wp14:anchorId="41F1B01A" wp14:editId="6FFD9C2D">
             <wp:extent cx="5760720" cy="2275394"/>
             <wp:effectExtent l="0" t="0" r="0" b="0"/>
             <wp:docPr id="10" name="Picture 10"/>
@@ -16882,7 +16878,7 @@
           <w:noProof/>
         </w:rPr>
         <w:drawing>
-          <wp:inline distT="0" distB="0" distL="0" distR="0" wp14:anchorId="25F86968" wp14:editId="45F073F4">
+          <wp:inline distT="0" distB="0" distL="0" distR="0" wp14:anchorId="6F5D562B" wp14:editId="6ABF9825">
             <wp:extent cx="5760720" cy="2547041"/>
             <wp:effectExtent l="0" t="0" r="0" b="0"/>
             <wp:docPr id="11" name="Picture 11"/>
@@ -19754,7 +19750,7 @@
         </w:rPr>
         <w:lastRenderedPageBreak/>
         <w:drawing>
-          <wp:inline distT="0" distB="0" distL="0" distR="0" wp14:anchorId="349D21D2" wp14:editId="0B274863">
+          <wp:inline distT="0" distB="0" distL="0" distR="0" wp14:anchorId="533CAC44" wp14:editId="59A98AF6">
             <wp:extent cx="5760720" cy="1482601"/>
             <wp:effectExtent l="0" t="0" r="0" b="0"/>
             <wp:docPr id="12" name="Picture 12"/>
@@ -25822,76 +25818,76 @@
       </w:rPr>
     </w:lvl>
   </w:abstractNum>
-  <w:num w:numId="1" w16cid:durableId="1068920673">
+  <w:num w:numId="1" w16cid:durableId="1732535735">
     <w:abstractNumId w:val="8"/>
   </w:num>
-  <w:num w:numId="2" w16cid:durableId="2138789687">
+  <w:num w:numId="2" w16cid:durableId="1359967385">
     <w:abstractNumId w:val="6"/>
   </w:num>
-  <w:num w:numId="3" w16cid:durableId="1851408192">
+  <w:num w:numId="3" w16cid:durableId="1532379903">
     <w:abstractNumId w:val="5"/>
   </w:num>
-  <w:num w:numId="4" w16cid:durableId="897520467">
+  <w:num w:numId="4" w16cid:durableId="1713840824">
     <w:abstractNumId w:val="4"/>
   </w:num>
-  <w:num w:numId="5" w16cid:durableId="1361201958">
+  <w:num w:numId="5" w16cid:durableId="392578687">
     <w:abstractNumId w:val="7"/>
   </w:num>
-  <w:num w:numId="6" w16cid:durableId="1174221184">
+  <w:num w:numId="6" w16cid:durableId="157230985">
     <w:abstractNumId w:val="3"/>
   </w:num>
-  <w:num w:numId="7" w16cid:durableId="1986007161">
+  <w:num w:numId="7" w16cid:durableId="396561883">
     <w:abstractNumId w:val="2"/>
   </w:num>
-  <w:num w:numId="8" w16cid:durableId="226694716">
+  <w:num w:numId="8" w16cid:durableId="1121724065">
     <w:abstractNumId w:val="1"/>
   </w:num>
-  <w:num w:numId="9" w16cid:durableId="363363085">
+  <w:num w:numId="9" w16cid:durableId="1685010080">
     <w:abstractNumId w:val="0"/>
   </w:num>
-  <w:num w:numId="10" w16cid:durableId="1220289908">
+  <w:num w:numId="10" w16cid:durableId="688221507">
     <w:abstractNumId w:val="7"/>
     <w:lvlOverride w:ilvl="0">
       <w:startOverride w:val="1"/>
     </w:lvlOverride>
   </w:num>
-  <w:num w:numId="11" w16cid:durableId="885915805">
+  <w:num w:numId="11" w16cid:durableId="1062215289">
     <w:abstractNumId w:val="7"/>
     <w:lvlOverride w:ilvl="0">
       <w:startOverride w:val="1"/>
     </w:lvlOverride>
   </w:num>
-  <w:num w:numId="12" w16cid:durableId="1383167921">
+  <w:num w:numId="12" w16cid:durableId="1703705701">
     <w:abstractNumId w:val="7"/>
     <w:lvlOverride w:ilvl="0">
       <w:startOverride w:val="1"/>
     </w:lvlOverride>
   </w:num>
-  <w:num w:numId="13" w16cid:durableId="323902804">
+  <w:num w:numId="13" w16cid:durableId="903683627">
     <w:abstractNumId w:val="7"/>
     <w:lvlOverride w:ilvl="0">
       <w:startOverride w:val="1"/>
     </w:lvlOverride>
   </w:num>
-  <w:num w:numId="14" w16cid:durableId="840317389">
+  <w:num w:numId="14" w16cid:durableId="555358774">
     <w:abstractNumId w:val="7"/>
     <w:lvlOverride w:ilvl="0">
       <w:startOverride w:val="1"/>
     </w:lvlOverride>
   </w:num>
-  <w:num w:numId="15" w16cid:durableId="1522474419">
+  <w:num w:numId="15" w16cid:durableId="855659677">
     <w:abstractNumId w:val="7"/>
     <w:lvlOverride w:ilvl="0">
       <w:startOverride w:val="1"/>
     </w:lvlOverride>
   </w:num>
-  <w:num w:numId="16" w16cid:durableId="1273704367">
+  <w:num w:numId="16" w16cid:durableId="507714450">
     <w:abstractNumId w:val="7"/>
     <w:lvlOverride w:ilvl="0">
       <w:startOverride w:val="1"/>
     </w:lvlOverride>
   </w:num>
-  <w:num w:numId="17" w16cid:durableId="1405030083">
+  <w:num w:numId="17" w16cid:durableId="656422505">
     <w:abstractNumId w:val="7"/>
     <w:lvlOverride w:ilvl="0">
       <w:startOverride w:val="1"/>

--- a/重构版论文_v4_20260915/中文SCI论文_v4_重构版.docx
+++ b/重构版论文_v4_20260915/中文SCI论文_v4_重构版.docx
@@ -2138,7 +2138,7 @@
           <w:noProof/>
         </w:rPr>
         <w:drawing>
-          <wp:inline distT="0" distB="0" distL="0" distR="0" wp14:anchorId="50939652" wp14:editId="48FAA12E">
+          <wp:inline distT="0" distB="0" distL="0" distR="0" wp14:anchorId="17C560EE" wp14:editId="0A2435C6">
             <wp:extent cx="5760720" cy="2730962"/>
             <wp:effectExtent l="0" t="0" r="0" b="0"/>
             <wp:docPr id="1" name="Picture 1"/>
@@ -4436,7 +4436,7 @@
         </w:rPr>
         <w:lastRenderedPageBreak/>
         <w:drawing>
-          <wp:inline distT="0" distB="0" distL="0" distR="0" wp14:anchorId="52062FEF" wp14:editId="5269D5F0">
+          <wp:inline distT="0" distB="0" distL="0" distR="0" wp14:anchorId="2A2F9FF5" wp14:editId="0018483C">
             <wp:extent cx="5760720" cy="2750378"/>
             <wp:effectExtent l="0" t="0" r="0" b="0"/>
             <wp:docPr id="2" name="Picture 2"/>
@@ -6255,7 +6255,7 @@
         </w:rPr>
         <w:lastRenderedPageBreak/>
         <w:drawing>
-          <wp:inline distT="0" distB="0" distL="0" distR="0" wp14:anchorId="41414A87" wp14:editId="00D4FDEE">
+          <wp:inline distT="0" distB="0" distL="0" distR="0" wp14:anchorId="3E97CB30" wp14:editId="605ABC6A">
             <wp:extent cx="5760720" cy="3482709"/>
             <wp:effectExtent l="0" t="0" r="0" b="0"/>
             <wp:docPr id="3" name="Picture 3"/>
@@ -11732,7 +11732,7 @@
         </w:rPr>
         <w:lastRenderedPageBreak/>
         <w:drawing>
-          <wp:inline distT="0" distB="0" distL="0" distR="0" wp14:anchorId="061E419F" wp14:editId="51C8200B">
+          <wp:inline distT="0" distB="0" distL="0" distR="0" wp14:anchorId="13FB1D08" wp14:editId="23956C50">
             <wp:extent cx="5760720" cy="2547798"/>
             <wp:effectExtent l="0" t="0" r="0" b="0"/>
             <wp:docPr id="4" name="Picture 4"/>
@@ -13541,7 +13541,7 @@
         </w:rPr>
         <w:lastRenderedPageBreak/>
         <w:drawing>
-          <wp:inline distT="0" distB="0" distL="0" distR="0" wp14:anchorId="05821C93" wp14:editId="6B8EEE12">
+          <wp:inline distT="0" distB="0" distL="0" distR="0" wp14:anchorId="3668F994" wp14:editId="743B654D">
             <wp:extent cx="5760720" cy="2108444"/>
             <wp:effectExtent l="0" t="0" r="0" b="0"/>
             <wp:docPr id="5" name="Picture 5"/>
@@ -13964,7 +13964,7 @@
           <w:noProof/>
         </w:rPr>
         <w:drawing>
-          <wp:inline distT="0" distB="0" distL="0" distR="0" wp14:anchorId="65500AFE" wp14:editId="4AC2A630">
+          <wp:inline distT="0" distB="0" distL="0" distR="0" wp14:anchorId="25AA2034" wp14:editId="0AA22DA8">
             <wp:extent cx="5760720" cy="2331249"/>
             <wp:effectExtent l="0" t="0" r="0" b="0"/>
             <wp:docPr id="6" name="Picture 6"/>
@@ -15105,7 +15105,7 @@
         </w:rPr>
         <w:lastRenderedPageBreak/>
         <w:drawing>
-          <wp:inline distT="0" distB="0" distL="0" distR="0" wp14:anchorId="286E5934" wp14:editId="2C60EA98">
+          <wp:inline distT="0" distB="0" distL="0" distR="0" wp14:anchorId="0ABE3371" wp14:editId="3DC82C60">
             <wp:extent cx="5760720" cy="2266878"/>
             <wp:effectExtent l="0" t="0" r="0" b="0"/>
             <wp:docPr id="7" name="Picture 7"/>
@@ -15421,7 +15421,7 @@
           <w:noProof/>
         </w:rPr>
         <w:drawing>
-          <wp:inline distT="0" distB="0" distL="0" distR="0" wp14:anchorId="1D14A6BB" wp14:editId="3C4D21C9">
+          <wp:inline distT="0" distB="0" distL="0" distR="0" wp14:anchorId="435B2CCD" wp14:editId="1BD28AB8">
             <wp:extent cx="5760720" cy="2362842"/>
             <wp:effectExtent l="0" t="0" r="0" b="0"/>
             <wp:docPr id="8" name="Picture 8"/>
@@ -15987,7 +15987,7 @@
           <w:noProof/>
         </w:rPr>
         <w:drawing>
-          <wp:inline distT="0" distB="0" distL="0" distR="0" wp14:anchorId="7615EB4A" wp14:editId="41F07CD4">
+          <wp:inline distT="0" distB="0" distL="0" distR="0" wp14:anchorId="77206AF0" wp14:editId="31B37EF0">
             <wp:extent cx="5760720" cy="2544177"/>
             <wp:effectExtent l="0" t="0" r="0" b="0"/>
             <wp:docPr id="9" name="Picture 9"/>
@@ -16574,7 +16574,7 @@
           <w:noProof/>
         </w:rPr>
         <w:drawing>
-          <wp:inline distT="0" distB="0" distL="0" distR="0" wp14:anchorId="41F1B01A" wp14:editId="6FFD9C2D">
+          <wp:inline distT="0" distB="0" distL="0" distR="0" wp14:anchorId="4E197981" wp14:editId="42572C2B">
             <wp:extent cx="5760720" cy="2275394"/>
             <wp:effectExtent l="0" t="0" r="0" b="0"/>
             <wp:docPr id="10" name="Picture 10"/>
@@ -16878,7 +16878,7 @@
           <w:noProof/>
         </w:rPr>
         <w:drawing>
-          <wp:inline distT="0" distB="0" distL="0" distR="0" wp14:anchorId="6F5D562B" wp14:editId="6ABF9825">
+          <wp:inline distT="0" distB="0" distL="0" distR="0" wp14:anchorId="25465373" wp14:editId="15FC36DA">
             <wp:extent cx="5760720" cy="2547041"/>
             <wp:effectExtent l="0" t="0" r="0" b="0"/>
             <wp:docPr id="11" name="Picture 11"/>
@@ -19750,7 +19750,7 @@
         </w:rPr>
         <w:lastRenderedPageBreak/>
         <w:drawing>
-          <wp:inline distT="0" distB="0" distL="0" distR="0" wp14:anchorId="533CAC44" wp14:editId="59A98AF6">
+          <wp:inline distT="0" distB="0" distL="0" distR="0" wp14:anchorId="07D0F508" wp14:editId="7654F158">
             <wp:extent cx="5760720" cy="1482601"/>
             <wp:effectExtent l="0" t="0" r="0" b="0"/>
             <wp:docPr id="12" name="Picture 12"/>
@@ -25818,76 +25818,76 @@
       </w:rPr>
     </w:lvl>
   </w:abstractNum>
-  <w:num w:numId="1" w16cid:durableId="1732535735">
+  <w:num w:numId="1" w16cid:durableId="2005232806">
     <w:abstractNumId w:val="8"/>
   </w:num>
-  <w:num w:numId="2" w16cid:durableId="1359967385">
+  <w:num w:numId="2" w16cid:durableId="1772318002">
     <w:abstractNumId w:val="6"/>
   </w:num>
-  <w:num w:numId="3" w16cid:durableId="1532379903">
+  <w:num w:numId="3" w16cid:durableId="35782742">
     <w:abstractNumId w:val="5"/>
   </w:num>
-  <w:num w:numId="4" w16cid:durableId="1713840824">
+  <w:num w:numId="4" w16cid:durableId="1828743768">
     <w:abstractNumId w:val="4"/>
   </w:num>
-  <w:num w:numId="5" w16cid:durableId="392578687">
+  <w:num w:numId="5" w16cid:durableId="1955791219">
     <w:abstractNumId w:val="7"/>
   </w:num>
-  <w:num w:numId="6" w16cid:durableId="157230985">
+  <w:num w:numId="6" w16cid:durableId="1202206458">
     <w:abstractNumId w:val="3"/>
   </w:num>
-  <w:num w:numId="7" w16cid:durableId="396561883">
+  <w:num w:numId="7" w16cid:durableId="536817496">
     <w:abstractNumId w:val="2"/>
   </w:num>
-  <w:num w:numId="8" w16cid:durableId="1121724065">
+  <w:num w:numId="8" w16cid:durableId="1530875438">
     <w:abstractNumId w:val="1"/>
   </w:num>
-  <w:num w:numId="9" w16cid:durableId="1685010080">
+  <w:num w:numId="9" w16cid:durableId="1753507075">
     <w:abstractNumId w:val="0"/>
   </w:num>
-  <w:num w:numId="10" w16cid:durableId="688221507">
+  <w:num w:numId="10" w16cid:durableId="2143499909">
     <w:abstractNumId w:val="7"/>
     <w:lvlOverride w:ilvl="0">
       <w:startOverride w:val="1"/>
     </w:lvlOverride>
   </w:num>
-  <w:num w:numId="11" w16cid:durableId="1062215289">
+  <w:num w:numId="11" w16cid:durableId="96020506">
     <w:abstractNumId w:val="7"/>
     <w:lvlOverride w:ilvl="0">
       <w:startOverride w:val="1"/>
     </w:lvlOverride>
   </w:num>
-  <w:num w:numId="12" w16cid:durableId="1703705701">
+  <w:num w:numId="12" w16cid:durableId="1446997623">
     <w:abstractNumId w:val="7"/>
     <w:lvlOverride w:ilvl="0">
       <w:startOverride w:val="1"/>
     </w:lvlOverride>
   </w:num>
-  <w:num w:numId="13" w16cid:durableId="903683627">
+  <w:num w:numId="13" w16cid:durableId="1617977942">
     <w:abstractNumId w:val="7"/>
     <w:lvlOverride w:ilvl="0">
       <w:startOverride w:val="1"/>
     </w:lvlOverride>
   </w:num>
-  <w:num w:numId="14" w16cid:durableId="555358774">
+  <w:num w:numId="14" w16cid:durableId="1531845107">
     <w:abstractNumId w:val="7"/>
     <w:lvlOverride w:ilvl="0">
       <w:startOverride w:val="1"/>
     </w:lvlOverride>
   </w:num>
-  <w:num w:numId="15" w16cid:durableId="855659677">
+  <w:num w:numId="15" w16cid:durableId="733965728">
     <w:abstractNumId w:val="7"/>
     <w:lvlOverride w:ilvl="0">
       <w:startOverride w:val="1"/>
     </w:lvlOverride>
   </w:num>
-  <w:num w:numId="16" w16cid:durableId="507714450">
+  <w:num w:numId="16" w16cid:durableId="1103308011">
     <w:abstractNumId w:val="7"/>
     <w:lvlOverride w:ilvl="0">
       <w:startOverride w:val="1"/>
     </w:lvlOverride>
   </w:num>
-  <w:num w:numId="17" w16cid:durableId="656422505">
+  <w:num w:numId="17" w16cid:durableId="1622569725">
     <w:abstractNumId w:val="7"/>
     <w:lvlOverride w:ilvl="0">
       <w:startOverride w:val="1"/>

--- a/重构版论文_v4_20260915/中文SCI论文_v4_重构版.docx
+++ b/重构版论文_v4_20260915/中文SCI论文_v4_重构版.docx
@@ -2138,7 +2138,7 @@
           <w:noProof/>
         </w:rPr>
         <w:drawing>
-          <wp:inline distT="0" distB="0" distL="0" distR="0" wp14:anchorId="17C560EE" wp14:editId="0A2435C6">
+          <wp:inline distT="0" distB="0" distL="0" distR="0" wp14:anchorId="290634EA" wp14:editId="6E28BD9C">
             <wp:extent cx="5760720" cy="2730962"/>
             <wp:effectExtent l="0" t="0" r="0" b="0"/>
             <wp:docPr id="1" name="Picture 1"/>
@@ -4436,7 +4436,7 @@
         </w:rPr>
         <w:lastRenderedPageBreak/>
         <w:drawing>
-          <wp:inline distT="0" distB="0" distL="0" distR="0" wp14:anchorId="2A2F9FF5" wp14:editId="0018483C">
+          <wp:inline distT="0" distB="0" distL="0" distR="0" wp14:anchorId="2BFF0A40" wp14:editId="72390766">
             <wp:extent cx="5760720" cy="2750378"/>
             <wp:effectExtent l="0" t="0" r="0" b="0"/>
             <wp:docPr id="2" name="Picture 2"/>
@@ -6255,7 +6255,7 @@
         </w:rPr>
         <w:lastRenderedPageBreak/>
         <w:drawing>
-          <wp:inline distT="0" distB="0" distL="0" distR="0" wp14:anchorId="3E97CB30" wp14:editId="605ABC6A">
+          <wp:inline distT="0" distB="0" distL="0" distR="0" wp14:anchorId="10DDBF35" wp14:editId="25FCFE24">
             <wp:extent cx="5760720" cy="3482709"/>
             <wp:effectExtent l="0" t="0" r="0" b="0"/>
             <wp:docPr id="3" name="Picture 3"/>
@@ -8964,7 +8964,7 @@
         <w:t>至</w:t>
       </w:r>
       <w:r>
-        <w:t xml:space="preserve"> 5.9 </w:t>
+        <w:t xml:space="preserve"> 5.10 </w:t>
       </w:r>
       <w:r>
         <w:t>把同一组比较扩展到规模、十七个语料以及它们的合并等价性检验。</w:t>
@@ -11732,7 +11732,7 @@
         </w:rPr>
         <w:lastRenderedPageBreak/>
         <w:drawing>
-          <wp:inline distT="0" distB="0" distL="0" distR="0" wp14:anchorId="13FB1D08" wp14:editId="23956C50">
+          <wp:inline distT="0" distB="0" distL="0" distR="0" wp14:anchorId="75AE7328" wp14:editId="4084BBB2">
             <wp:extent cx="5760720" cy="2547798"/>
             <wp:effectExtent l="0" t="0" r="0" b="0"/>
             <wp:docPr id="4" name="Picture 4"/>
@@ -13541,7 +13541,7 @@
         </w:rPr>
         <w:lastRenderedPageBreak/>
         <w:drawing>
-          <wp:inline distT="0" distB="0" distL="0" distR="0" wp14:anchorId="3668F994" wp14:editId="743B654D">
+          <wp:inline distT="0" distB="0" distL="0" distR="0" wp14:anchorId="3F216060" wp14:editId="7E7B0C00">
             <wp:extent cx="5760720" cy="2108444"/>
             <wp:effectExtent l="0" t="0" r="0" b="0"/>
             <wp:docPr id="5" name="Picture 5"/>
@@ -13964,7 +13964,7 @@
           <w:noProof/>
         </w:rPr>
         <w:drawing>
-          <wp:inline distT="0" distB="0" distL="0" distR="0" wp14:anchorId="25AA2034" wp14:editId="0AA22DA8">
+          <wp:inline distT="0" distB="0" distL="0" distR="0" wp14:anchorId="518866FE" wp14:editId="78E3F603">
             <wp:extent cx="5760720" cy="2331249"/>
             <wp:effectExtent l="0" t="0" r="0" b="0"/>
             <wp:docPr id="6" name="Picture 6"/>
@@ -15105,7 +15105,7 @@
         </w:rPr>
         <w:lastRenderedPageBreak/>
         <w:drawing>
-          <wp:inline distT="0" distB="0" distL="0" distR="0" wp14:anchorId="0ABE3371" wp14:editId="3DC82C60">
+          <wp:inline distT="0" distB="0" distL="0" distR="0" wp14:anchorId="5C61C5D4" wp14:editId="2DEF2FDB">
             <wp:extent cx="5760720" cy="2266878"/>
             <wp:effectExtent l="0" t="0" r="0" b="0"/>
             <wp:docPr id="7" name="Picture 7"/>
@@ -15421,7 +15421,7 @@
           <w:noProof/>
         </w:rPr>
         <w:drawing>
-          <wp:inline distT="0" distB="0" distL="0" distR="0" wp14:anchorId="435B2CCD" wp14:editId="1BD28AB8">
+          <wp:inline distT="0" distB="0" distL="0" distR="0" wp14:anchorId="4C0BB63B" wp14:editId="785ACED2">
             <wp:extent cx="5760720" cy="2362842"/>
             <wp:effectExtent l="0" t="0" r="0" b="0"/>
             <wp:docPr id="8" name="Picture 8"/>
@@ -15987,7 +15987,7 @@
           <w:noProof/>
         </w:rPr>
         <w:drawing>
-          <wp:inline distT="0" distB="0" distL="0" distR="0" wp14:anchorId="77206AF0" wp14:editId="31B37EF0">
+          <wp:inline distT="0" distB="0" distL="0" distR="0" wp14:anchorId="4EBD42E0" wp14:editId="4DBB7D7E">
             <wp:extent cx="5760720" cy="2544177"/>
             <wp:effectExtent l="0" t="0" r="0" b="0"/>
             <wp:docPr id="9" name="Picture 9"/>
@@ -16574,7 +16574,7 @@
           <w:noProof/>
         </w:rPr>
         <w:drawing>
-          <wp:inline distT="0" distB="0" distL="0" distR="0" wp14:anchorId="4E197981" wp14:editId="42572C2B">
+          <wp:inline distT="0" distB="0" distL="0" distR="0" wp14:anchorId="2CCA16C1" wp14:editId="5FD7A4A1">
             <wp:extent cx="5760720" cy="2275394"/>
             <wp:effectExtent l="0" t="0" r="0" b="0"/>
             <wp:docPr id="10" name="Picture 10"/>
@@ -16878,7 +16878,7 @@
           <w:noProof/>
         </w:rPr>
         <w:drawing>
-          <wp:inline distT="0" distB="0" distL="0" distR="0" wp14:anchorId="25465373" wp14:editId="15FC36DA">
+          <wp:inline distT="0" distB="0" distL="0" distR="0" wp14:anchorId="6ED3AF5E" wp14:editId="49FBA528">
             <wp:extent cx="5760720" cy="2547041"/>
             <wp:effectExtent l="0" t="0" r="0" b="0"/>
             <wp:docPr id="11" name="Picture 11"/>
@@ -19692,7 +19692,13 @@
         <w:t xml:space="preserve"> +0.000123</w:t>
       </w:r>
       <w:r>
-        <w:t>。机制套件给出原因：</w:t>
+        <w:t>。完整档位表、来源留出与机制分解见</w:t>
+      </w:r>
+      <w:r>
+        <w:t xml:space="preserve"> 5.10 </w:t>
+      </w:r>
+      <w:r>
+        <w:t>节。机制套件给出原因：</w:t>
       </w:r>
       <w:r>
         <w:t xml:space="preserve">Gotham </w:t>
@@ -19719,16 +19725,16 @@
         <w:t>（理论界可证</w:t>
       </w:r>
       <w:r>
-        <w:t xml:space="preserve"> 99.45%</w:t>
+        <w:t xml:space="preserve"> </w:t>
+      </w:r>
+      <w:r>
+        <w:t>99.45%</w:t>
       </w:r>
       <w:r>
         <w:t>），树权重落在</w:t>
       </w:r>
       <w:r>
-        <w:t xml:space="preserve"> 0.0091–0.0</w:t>
-      </w:r>
-      <w:r>
-        <w:t xml:space="preserve">102 </w:t>
+        <w:t xml:space="preserve"> 0.0091–0.0102 </w:t>
       </w:r>
       <w:r>
         <w:t>之间（均匀值为</w:t>
@@ -19750,7 +19756,7 @@
         </w:rPr>
         <w:lastRenderedPageBreak/>
         <w:drawing>
-          <wp:inline distT="0" distB="0" distL="0" distR="0" wp14:anchorId="07D0F508" wp14:editId="7654F158">
+          <wp:inline distT="0" distB="0" distL="0" distR="0" wp14:anchorId="55FBBAAF" wp14:editId="3535AC88">
             <wp:extent cx="5760720" cy="1482601"/>
             <wp:effectExtent l="0" t="0" r="0" b="0"/>
             <wp:docPr id="12" name="Picture 12"/>
@@ -20370,10 +20376,1244 @@
     </w:p>
     <w:p>
       <w:pPr>
+        <w:pStyle w:val="21"/>
+      </w:pPr>
+      <w:r>
+        <w:lastRenderedPageBreak/>
+        <w:t xml:space="preserve">5.10 </w:t>
+      </w:r>
+      <w:r>
+        <w:t>现代语料阶梯：规模、分布位移与机制</w:t>
+      </w:r>
+    </w:p>
+    <w:p>
+      <w:r>
+        <w:t xml:space="preserve">5.7 </w:t>
+      </w:r>
+      <w:r>
+        <w:t>与</w:t>
+      </w:r>
+      <w:r>
+        <w:t xml:space="preserve"> 5.9 </w:t>
+      </w:r>
+      <w:r>
+        <w:t>分别回答「规模」与「语料年代」，但两者的证据都来自随机划分。本节把三件事一次做齐：</w:t>
+      </w:r>
+    </w:p>
+    <w:p>
+      <w:r>
+        <w:t>把</w:t>
+      </w:r>
+      <w:r>
+        <w:t xml:space="preserve"> 2017 </w:t>
+      </w:r>
+      <w:r>
+        <w:t>语料上的规模阶梯搬到现代语料、在</w:t>
+      </w:r>
+      <w:r>
+        <w:rPr>
+          <w:b/>
+        </w:rPr>
+        <w:t>真实分布位移</w:t>
+      </w:r>
+      <w:r>
+        <w:t>（换设备、换运行）下重测同一对照，</w:t>
+      </w:r>
+    </w:p>
+    <w:p>
+      <w:r>
+        <w:t>并用机制套件解释结果。全部为同一协议、同一组十个种子。</w:t>
+      </w:r>
+    </w:p>
+    <w:tbl>
+      <w:tblPr>
+        <w:tblStyle w:val="aff1"/>
+        <w:tblW w:w="0" w:type="auto"/>
+        <w:tblBorders>
+          <w:top w:val="single" w:sz="6" w:space="0" w:color="000000"/>
+          <w:left w:val="none" w:sz="0" w:space="0" w:color="auto"/>
+          <w:bottom w:val="single" w:sz="6" w:space="0" w:color="000000"/>
+          <w:right w:val="none" w:sz="0" w:space="0" w:color="auto"/>
+          <w:insideH w:val="single" w:sz="6" w:space="0" w:color="000000"/>
+          <w:insideV w:val="none" w:sz="0" w:space="0" w:color="auto"/>
+        </w:tblBorders>
+        <w:tblLook w:val="04A0" w:firstRow="1" w:lastRow="0" w:firstColumn="1" w:lastColumn="0" w:noHBand="0" w:noVBand="1"/>
+      </w:tblPr>
+      <w:tblGrid>
+        <w:gridCol w:w="1958"/>
+        <w:gridCol w:w="1958"/>
+        <w:gridCol w:w="1958"/>
+        <w:gridCol w:w="1958"/>
+        <w:gridCol w:w="1958"/>
+      </w:tblGrid>
+      <w:tr>
+        <w:tc>
+          <w:tcPr>
+            <w:tcW w:w="1958" w:type="dxa"/>
+          </w:tcPr>
+          <w:p>
+            <w:pPr>
+              <w:spacing w:after="0"/>
+            </w:pPr>
+            <w:r>
+              <w:rPr>
+                <w:b/>
+                <w:sz w:val="16"/>
+              </w:rPr>
+              <w:t>档位</w:t>
+            </w:r>
+          </w:p>
+        </w:tc>
+        <w:tc>
+          <w:tcPr>
+            <w:tcW w:w="1958" w:type="dxa"/>
+          </w:tcPr>
+          <w:p>
+            <w:pPr>
+              <w:spacing w:after="0"/>
+            </w:pPr>
+            <w:r>
+              <w:rPr>
+                <w:b/>
+                <w:sz w:val="16"/>
+              </w:rPr>
+              <w:t>测试行</w:t>
+            </w:r>
+          </w:p>
+        </w:tc>
+        <w:tc>
+          <w:tcPr>
+            <w:tcW w:w="1958" w:type="dxa"/>
+          </w:tcPr>
+          <w:p>
+            <w:pPr>
+              <w:spacing w:after="0"/>
+            </w:pPr>
+            <w:r>
+              <w:rPr>
+                <w:b/>
+                <w:sz w:val="16"/>
+              </w:rPr>
+              <w:t>条件加权</w:t>
+            </w:r>
+          </w:p>
+        </w:tc>
+        <w:tc>
+          <w:tcPr>
+            <w:tcW w:w="1958" w:type="dxa"/>
+          </w:tcPr>
+          <w:p>
+            <w:pPr>
+              <w:spacing w:after="0"/>
+            </w:pPr>
+            <w:r>
+              <w:rPr>
+                <w:b/>
+                <w:sz w:val="16"/>
+              </w:rPr>
+              <w:t>同成员等权</w:t>
+            </w:r>
+          </w:p>
+        </w:tc>
+        <w:tc>
+          <w:tcPr>
+            <w:tcW w:w="1958" w:type="dxa"/>
+          </w:tcPr>
+          <w:p>
+            <w:pPr>
+              <w:spacing w:after="0"/>
+            </w:pPr>
+            <w:r>
+              <w:rPr>
+                <w:b/>
+                <w:sz w:val="16"/>
+              </w:rPr>
+              <w:t>差值</w:t>
+            </w:r>
+          </w:p>
+        </w:tc>
+      </w:tr>
+      <w:tr>
+        <w:tc>
+          <w:tcPr>
+            <w:tcW w:w="1958" w:type="dxa"/>
+          </w:tcPr>
+          <w:p>
+            <w:pPr>
+              <w:spacing w:after="0"/>
+            </w:pPr>
+            <w:r>
+              <w:rPr>
+                <w:sz w:val="16"/>
+              </w:rPr>
+              <w:t>CIC-IoT-2023</w:t>
+            </w:r>
+            <w:r>
+              <w:rPr>
+                <w:sz w:val="16"/>
+              </w:rPr>
+              <w:t>（每类</w:t>
+            </w:r>
+            <w:r>
+              <w:rPr>
+                <w:sz w:val="16"/>
+              </w:rPr>
+              <w:t xml:space="preserve"> 20 </w:t>
+            </w:r>
+            <w:r>
+              <w:rPr>
+                <w:sz w:val="16"/>
+              </w:rPr>
+              <w:t>万）</w:t>
+            </w:r>
+          </w:p>
+        </w:tc>
+        <w:tc>
+          <w:tcPr>
+            <w:tcW w:w="1958" w:type="dxa"/>
+          </w:tcPr>
+          <w:p>
+            <w:pPr>
+              <w:spacing w:after="0"/>
+            </w:pPr>
+            <w:r>
+              <w:rPr>
+                <w:sz w:val="16"/>
+              </w:rPr>
+              <w:t>307 516</w:t>
+            </w:r>
+          </w:p>
+        </w:tc>
+        <w:tc>
+          <w:tcPr>
+            <w:tcW w:w="1958" w:type="dxa"/>
+          </w:tcPr>
+          <w:p>
+            <w:pPr>
+              <w:spacing w:after="0"/>
+            </w:pPr>
+            <w:r>
+              <w:rPr>
+                <w:sz w:val="16"/>
+              </w:rPr>
+              <w:t>0.726505</w:t>
+            </w:r>
+          </w:p>
+        </w:tc>
+        <w:tc>
+          <w:tcPr>
+            <w:tcW w:w="1958" w:type="dxa"/>
+          </w:tcPr>
+          <w:p>
+            <w:pPr>
+              <w:spacing w:after="0"/>
+            </w:pPr>
+            <w:r>
+              <w:rPr>
+                <w:sz w:val="16"/>
+              </w:rPr>
+              <w:t>0.726525</w:t>
+            </w:r>
+          </w:p>
+        </w:tc>
+        <w:tc>
+          <w:tcPr>
+            <w:tcW w:w="1958" w:type="dxa"/>
+          </w:tcPr>
+          <w:p>
+            <w:pPr>
+              <w:spacing w:after="0"/>
+            </w:pPr>
+            <w:r>
+              <w:rPr>
+                <w:sz w:val="16"/>
+              </w:rPr>
+              <w:t>-0.000021</w:t>
+            </w:r>
+          </w:p>
+        </w:tc>
+      </w:tr>
+      <w:tr>
+        <w:tc>
+          <w:tcPr>
+            <w:tcW w:w="1958" w:type="dxa"/>
+          </w:tcPr>
+          <w:p>
+            <w:pPr>
+              <w:spacing w:after="0"/>
+            </w:pPr>
+            <w:r>
+              <w:rPr>
+                <w:sz w:val="16"/>
+              </w:rPr>
+              <w:t>CIC-IoT-2023</w:t>
+            </w:r>
+            <w:r>
+              <w:rPr>
+                <w:sz w:val="16"/>
+              </w:rPr>
+              <w:t>（每类</w:t>
+            </w:r>
+            <w:r>
+              <w:rPr>
+                <w:sz w:val="16"/>
+              </w:rPr>
+              <w:t xml:space="preserve"> 50 </w:t>
+            </w:r>
+            <w:r>
+              <w:rPr>
+                <w:sz w:val="16"/>
+              </w:rPr>
+              <w:t>万）</w:t>
+            </w:r>
+          </w:p>
+        </w:tc>
+        <w:tc>
+          <w:tcPr>
+            <w:tcW w:w="1958" w:type="dxa"/>
+          </w:tcPr>
+          <w:p>
+            <w:pPr>
+              <w:spacing w:after="0"/>
+            </w:pPr>
+            <w:r>
+              <w:rPr>
+                <w:sz w:val="16"/>
+              </w:rPr>
+              <w:t>599 792</w:t>
+            </w:r>
+          </w:p>
+        </w:tc>
+        <w:tc>
+          <w:tcPr>
+            <w:tcW w:w="1958" w:type="dxa"/>
+          </w:tcPr>
+          <w:p>
+            <w:pPr>
+              <w:spacing w:after="0"/>
+            </w:pPr>
+            <w:r>
+              <w:rPr>
+                <w:sz w:val="16"/>
+              </w:rPr>
+              <w:t>0.714826</w:t>
+            </w:r>
+          </w:p>
+        </w:tc>
+        <w:tc>
+          <w:tcPr>
+            <w:tcW w:w="1958" w:type="dxa"/>
+          </w:tcPr>
+          <w:p>
+            <w:pPr>
+              <w:spacing w:after="0"/>
+            </w:pPr>
+            <w:r>
+              <w:rPr>
+                <w:sz w:val="16"/>
+              </w:rPr>
+              <w:t>0.714830</w:t>
+            </w:r>
+          </w:p>
+        </w:tc>
+        <w:tc>
+          <w:tcPr>
+            <w:tcW w:w="1958" w:type="dxa"/>
+          </w:tcPr>
+          <w:p>
+            <w:pPr>
+              <w:spacing w:after="0"/>
+            </w:pPr>
+            <w:r>
+              <w:rPr>
+                <w:sz w:val="16"/>
+              </w:rPr>
+              <w:t>-0.000004</w:t>
+            </w:r>
+          </w:p>
+        </w:tc>
+      </w:tr>
+      <w:tr>
+        <w:tc>
+          <w:tcPr>
+            <w:tcW w:w="1958" w:type="dxa"/>
+          </w:tcPr>
+          <w:p>
+            <w:pPr>
+              <w:spacing w:after="0"/>
+            </w:pPr>
+            <w:r>
+              <w:rPr>
+                <w:sz w:val="16"/>
+              </w:rPr>
+              <w:t>Gotham-2025</w:t>
+            </w:r>
+            <w:r>
+              <w:rPr>
+                <w:sz w:val="16"/>
+              </w:rPr>
+              <w:t>（每类</w:t>
+            </w:r>
+            <w:r>
+              <w:rPr>
+                <w:sz w:val="16"/>
+              </w:rPr>
+              <w:t xml:space="preserve"> 20 </w:t>
+            </w:r>
+            <w:r>
+              <w:rPr>
+                <w:sz w:val="16"/>
+              </w:rPr>
+              <w:t>万）</w:t>
+            </w:r>
+          </w:p>
+        </w:tc>
+        <w:tc>
+          <w:tcPr>
+            <w:tcW w:w="1958" w:type="dxa"/>
+          </w:tcPr>
+          <w:p>
+            <w:pPr>
+              <w:spacing w:after="0"/>
+            </w:pPr>
+            <w:r>
+              <w:rPr>
+                <w:sz w:val="16"/>
+              </w:rPr>
+              <w:t>415 223</w:t>
+            </w:r>
+          </w:p>
+        </w:tc>
+        <w:tc>
+          <w:tcPr>
+            <w:tcW w:w="1958" w:type="dxa"/>
+          </w:tcPr>
+          <w:p>
+            <w:pPr>
+              <w:spacing w:after="0"/>
+            </w:pPr>
+            <w:r>
+              <w:rPr>
+                <w:sz w:val="16"/>
+              </w:rPr>
+              <w:t>0.983863</w:t>
+            </w:r>
+          </w:p>
+        </w:tc>
+        <w:tc>
+          <w:tcPr>
+            <w:tcW w:w="1958" w:type="dxa"/>
+          </w:tcPr>
+          <w:p>
+            <w:pPr>
+              <w:spacing w:after="0"/>
+            </w:pPr>
+            <w:r>
+              <w:rPr>
+                <w:sz w:val="16"/>
+              </w:rPr>
+              <w:t>0.983852</w:t>
+            </w:r>
+          </w:p>
+        </w:tc>
+        <w:tc>
+          <w:tcPr>
+            <w:tcW w:w="1958" w:type="dxa"/>
+          </w:tcPr>
+          <w:p>
+            <w:pPr>
+              <w:spacing w:after="0"/>
+            </w:pPr>
+            <w:r>
+              <w:rPr>
+                <w:sz w:val="16"/>
+              </w:rPr>
+              <w:t>+0.000011</w:t>
+            </w:r>
+          </w:p>
+        </w:tc>
+      </w:tr>
+      <w:tr>
+        <w:tc>
+          <w:tcPr>
+            <w:tcW w:w="1958" w:type="dxa"/>
+          </w:tcPr>
+          <w:p>
+            <w:pPr>
+              <w:spacing w:after="0"/>
+            </w:pPr>
+            <w:r>
+              <w:rPr>
+                <w:sz w:val="16"/>
+              </w:rPr>
+              <w:t>Gotham-2025</w:t>
+            </w:r>
+            <w:r>
+              <w:rPr>
+                <w:sz w:val="16"/>
+              </w:rPr>
+              <w:t>（不限上限）</w:t>
+            </w:r>
+          </w:p>
+        </w:tc>
+        <w:tc>
+          <w:tcPr>
+            <w:tcW w:w="1958" w:type="dxa"/>
+          </w:tcPr>
+          <w:p>
+            <w:pPr>
+              <w:spacing w:after="0"/>
+            </w:pPr>
+            <w:r>
+              <w:rPr>
+                <w:sz w:val="16"/>
+              </w:rPr>
+              <w:t>7 189 693</w:t>
+            </w:r>
+          </w:p>
+        </w:tc>
+        <w:tc>
+          <w:tcPr>
+            <w:tcW w:w="1958" w:type="dxa"/>
+          </w:tcPr>
+          <w:p>
+            <w:pPr>
+              <w:spacing w:after="0"/>
+            </w:pPr>
+            <w:r>
+              <w:rPr>
+                <w:sz w:val="16"/>
+              </w:rPr>
+              <w:t>0.984475</w:t>
+            </w:r>
+          </w:p>
+        </w:tc>
+        <w:tc>
+          <w:tcPr>
+            <w:tcW w:w="1958" w:type="dxa"/>
+          </w:tcPr>
+          <w:p>
+            <w:pPr>
+              <w:spacing w:after="0"/>
+            </w:pPr>
+            <w:r>
+              <w:rPr>
+                <w:sz w:val="16"/>
+              </w:rPr>
+              <w:t>0.984465</w:t>
+            </w:r>
+          </w:p>
+        </w:tc>
+        <w:tc>
+          <w:tcPr>
+            <w:tcW w:w="1958" w:type="dxa"/>
+          </w:tcPr>
+          <w:p>
+            <w:pPr>
+              <w:spacing w:after="0"/>
+            </w:pPr>
+            <w:r>
+              <w:rPr>
+                <w:sz w:val="16"/>
+              </w:rPr>
+              <w:t>+0.000009</w:t>
+            </w:r>
+          </w:p>
+        </w:tc>
+      </w:tr>
+      <w:tr>
+        <w:tc>
+          <w:tcPr>
+            <w:tcW w:w="1958" w:type="dxa"/>
+          </w:tcPr>
+          <w:p>
+            <w:pPr>
+              <w:spacing w:after="0"/>
+            </w:pPr>
+            <w:r>
+              <w:rPr>
+                <w:sz w:val="16"/>
+              </w:rPr>
+              <w:t>6TiSCHSet-2026</w:t>
+            </w:r>
+            <w:r>
+              <w:rPr>
+                <w:sz w:val="16"/>
+              </w:rPr>
+              <w:t>（不限上限）</w:t>
+            </w:r>
+          </w:p>
+        </w:tc>
+        <w:tc>
+          <w:tcPr>
+            <w:tcW w:w="1958" w:type="dxa"/>
+          </w:tcPr>
+          <w:p>
+            <w:pPr>
+              <w:spacing w:after="0"/>
+            </w:pPr>
+            <w:r>
+              <w:rPr>
+                <w:sz w:val="16"/>
+              </w:rPr>
+              <w:t>364 816</w:t>
+            </w:r>
+          </w:p>
+        </w:tc>
+        <w:tc>
+          <w:tcPr>
+            <w:tcW w:w="1958" w:type="dxa"/>
+          </w:tcPr>
+          <w:p>
+            <w:pPr>
+              <w:spacing w:after="0"/>
+            </w:pPr>
+            <w:r>
+              <w:rPr>
+                <w:sz w:val="16"/>
+              </w:rPr>
+              <w:t>0.937019</w:t>
+            </w:r>
+          </w:p>
+        </w:tc>
+        <w:tc>
+          <w:tcPr>
+            <w:tcW w:w="1958" w:type="dxa"/>
+          </w:tcPr>
+          <w:p>
+            <w:pPr>
+              <w:spacing w:after="0"/>
+            </w:pPr>
+            <w:r>
+              <w:rPr>
+                <w:sz w:val="16"/>
+              </w:rPr>
+              <w:t>0.936982</w:t>
+            </w:r>
+          </w:p>
+        </w:tc>
+        <w:tc>
+          <w:tcPr>
+            <w:tcW w:w="1958" w:type="dxa"/>
+          </w:tcPr>
+          <w:p>
+            <w:pPr>
+              <w:spacing w:after="0"/>
+            </w:pPr>
+            <w:r>
+              <w:rPr>
+                <w:sz w:val="16"/>
+              </w:rPr>
+              <w:t>+0.000037</w:t>
+            </w:r>
+          </w:p>
+        </w:tc>
+      </w:tr>
+      <w:tr>
+        <w:tc>
+          <w:tcPr>
+            <w:tcW w:w="1958" w:type="dxa"/>
+          </w:tcPr>
+          <w:p>
+            <w:pPr>
+              <w:spacing w:after="0"/>
+            </w:pPr>
+            <w:r>
+              <w:rPr>
+                <w:sz w:val="16"/>
+              </w:rPr>
+              <w:t>CTU-IDSEVAL-6</w:t>
+            </w:r>
+            <w:r>
+              <w:rPr>
+                <w:sz w:val="16"/>
+              </w:rPr>
+              <w:t>（不限上限）</w:t>
+            </w:r>
+          </w:p>
+        </w:tc>
+        <w:tc>
+          <w:tcPr>
+            <w:tcW w:w="1958" w:type="dxa"/>
+          </w:tcPr>
+          <w:p>
+            <w:pPr>
+              <w:spacing w:after="0"/>
+            </w:pPr>
+            <w:r>
+              <w:rPr>
+                <w:sz w:val="16"/>
+              </w:rPr>
+              <w:t>54 983</w:t>
+            </w:r>
+          </w:p>
+        </w:tc>
+        <w:tc>
+          <w:tcPr>
+            <w:tcW w:w="1958" w:type="dxa"/>
+          </w:tcPr>
+          <w:p>
+            <w:pPr>
+              <w:spacing w:after="0"/>
+            </w:pPr>
+            <w:r>
+              <w:rPr>
+                <w:sz w:val="16"/>
+              </w:rPr>
+              <w:t>0.892952</w:t>
+            </w:r>
+          </w:p>
+        </w:tc>
+        <w:tc>
+          <w:tcPr>
+            <w:tcW w:w="1958" w:type="dxa"/>
+          </w:tcPr>
+          <w:p>
+            <w:pPr>
+              <w:spacing w:after="0"/>
+            </w:pPr>
+            <w:r>
+              <w:rPr>
+                <w:sz w:val="16"/>
+              </w:rPr>
+              <w:t>0.892952</w:t>
+            </w:r>
+          </w:p>
+        </w:tc>
+        <w:tc>
+          <w:tcPr>
+            <w:tcW w:w="1958" w:type="dxa"/>
+          </w:tcPr>
+          <w:p>
+            <w:pPr>
+              <w:spacing w:after="0"/>
+            </w:pPr>
+            <w:r>
+              <w:rPr>
+                <w:sz w:val="16"/>
+              </w:rPr>
+              <w:t>+0.000000</w:t>
+            </w:r>
+          </w:p>
+        </w:tc>
+      </w:tr>
+    </w:tbl>
+    <w:p>
+      <w:pPr>
+        <w:spacing w:after="40"/>
+      </w:pPr>
+    </w:p>
+    <w:p>
+      <w:r>
+        <w:rPr>
+          <w:b/>
+        </w:rPr>
+        <w:t>规模不是失效的原因。</w:t>
+      </w:r>
+      <w:r>
+        <w:t xml:space="preserve"> CIC-IDS2017 </w:t>
+      </w:r>
+      <w:r>
+        <w:t>在</w:t>
+      </w:r>
+      <w:r>
+        <w:t xml:space="preserve"> 2 429 503 </w:t>
+      </w:r>
+      <w:r>
+        <w:t>条全语料上出现</w:t>
+      </w:r>
+      <w:r>
+        <w:t xml:space="preserve"> -0.005533 </w:t>
+      </w:r>
+      <w:r>
+        <w:t>的稳定劣势（</w:t>
+      </w:r>
+      <w:r>
+        <w:t xml:space="preserve">5.7 </w:t>
+      </w:r>
+      <w:r>
+        <w:t>节），</w:t>
+      </w:r>
+    </w:p>
+    <w:p>
+      <w:r>
+        <w:t>但把同样的阶梯搬到现代语料后，差值回到噪声水平：</w:t>
+      </w:r>
+      <w:r>
+        <w:t xml:space="preserve">CIC-IoT-2023 </w:t>
+      </w:r>
+      <w:r>
+        <w:t>在</w:t>
+      </w:r>
+      <w:r>
+        <w:t xml:space="preserve"> 2 460 000 </w:t>
+      </w:r>
+      <w:r>
+        <w:t>训练行上只有</w:t>
+      </w:r>
+      <w:r>
+        <w:t xml:space="preserve"> -0.000004</w:t>
+      </w:r>
+      <w:r>
+        <w:t>，</w:t>
+      </w:r>
+    </w:p>
+    <w:p>
+      <w:r>
+        <w:t>本书最大的总体</w:t>
+      </w:r>
+      <w:r>
+        <w:t xml:space="preserve"> Gotham-2025 </w:t>
+      </w:r>
+      <w:r>
+        <w:t>全档在</w:t>
+      </w:r>
+      <w:r>
+        <w:t xml:space="preserve"> 14 250 000 </w:t>
+      </w:r>
+      <w:r>
+        <w:t>训练行、</w:t>
+      </w:r>
+      <w:r>
+        <w:t xml:space="preserve">7 190 000 </w:t>
+      </w:r>
+      <w:r>
+        <w:t>测试行上是</w:t>
+      </w:r>
+      <w:r>
+        <w:t xml:space="preserve"> +0.000009</w:t>
+      </w:r>
+      <w:r>
+        <w:t>，十个种子无一例外。</w:t>
+      </w:r>
+    </w:p>
+    <w:p>
+      <w:r>
+        <w:t>因此</w:t>
+      </w:r>
+      <w:r>
+        <w:t xml:space="preserve"> 5.7 </w:t>
+      </w:r>
+      <w:r>
+        <w:t>的劣势是那个语料与那个总体的组合的性质，不能读成「规模一大，加权就会变差」。</w:t>
+      </w:r>
+    </w:p>
+    <w:p>
+      <w:r>
+        <w:rPr>
+          <w:b/>
+        </w:rPr>
+        <w:t>分布位移不改变结论。</w:t>
+      </w:r>
+      <w:r>
+        <w:t xml:space="preserve"> </w:t>
+      </w:r>
+      <w:r>
+        <w:t>随机划分会把同一设备的样本同时放进训练与测试；留一来源设计避免这一点。</w:t>
+      </w:r>
+    </w:p>
+    <w:p>
+      <w:r>
+        <w:t xml:space="preserve">Gotham-2025 </w:t>
+      </w:r>
+      <w:r>
+        <w:t>的</w:t>
+      </w:r>
+      <w:r>
+        <w:t xml:space="preserve"> 78 </w:t>
+      </w:r>
+      <w:r>
+        <w:t>台设备留出</w:t>
+      </w:r>
+      <w:r>
+        <w:t xml:space="preserve"> 12 </w:t>
+      </w:r>
+      <w:r>
+        <w:t>台后，条件加权的</w:t>
+      </w:r>
+      <w:r>
+        <w:t xml:space="preserve"> Macro-F1 </w:t>
+      </w:r>
+      <w:r>
+        <w:t>均值</w:t>
+      </w:r>
+      <w:r>
+        <w:t xml:space="preserve"> 0.967127</w:t>
+      </w:r>
+    </w:p>
+    <w:p>
+      <w:r>
+        <w:t>（最小</w:t>
+      </w:r>
+      <w:r>
+        <w:t xml:space="preserve"> 0.764909</w:t>
+      </w:r>
+      <w:r>
+        <w:t>、最大</w:t>
+      </w:r>
+      <w:r>
+        <w:t xml:space="preserve"> 1.000000</w:t>
+      </w:r>
+      <w:r>
+        <w:t>），</w:t>
+      </w:r>
+    </w:p>
+    <w:p>
+      <w:r>
+        <w:t>同成员等权融合为</w:t>
+      </w:r>
+      <w:r>
+        <w:t xml:space="preserve"> 0.967127</w:t>
+      </w:r>
+      <w:r>
+        <w:t>，平均差</w:t>
+      </w:r>
+      <w:r>
+        <w:t xml:space="preserve"> +0.000000</w:t>
+      </w:r>
+      <w:r>
+        <w:t>；</w:t>
+      </w:r>
+    </w:p>
+    <w:p>
+      <w:r>
+        <w:t xml:space="preserve">6TiSCHSet-2026 </w:t>
+      </w:r>
+      <w:r>
+        <w:t>的</w:t>
+      </w:r>
+      <w:r>
+        <w:t xml:space="preserve"> 122 </w:t>
+      </w:r>
+      <w:r>
+        <w:t>次运行留出</w:t>
+      </w:r>
+      <w:r>
+        <w:t xml:space="preserve"> 12 </w:t>
+      </w:r>
+      <w:r>
+        <w:t>次后，两者分别为</w:t>
+      </w:r>
+      <w:r>
+        <w:t xml:space="preserve"> 0.522326 </w:t>
+      </w:r>
+      <w:r>
+        <w:t>与</w:t>
+      </w:r>
+    </w:p>
+    <w:p>
+      <w:r>
+        <w:t>0.522203</w:t>
+      </w:r>
+      <w:r>
+        <w:t>，平均差</w:t>
+      </w:r>
+      <w:r>
+        <w:t xml:space="preserve"> +0.000123</w:t>
+      </w:r>
+      <w:r>
+        <w:t>。</w:t>
+      </w:r>
+    </w:p>
+    <w:p>
+      <w:r>
+        <w:t>留出把绝对性能拉低得很多（</w:t>
+      </w:r>
+      <w:r>
+        <w:t xml:space="preserve">6TiSCH </w:t>
+      </w:r>
+      <w:r>
+        <w:t>上均值掉到</w:t>
+      </w:r>
+      <w:r>
+        <w:t xml:space="preserve"> 0.52</w:t>
+      </w:r>
+      <w:r>
+        <w:t>），但</w:t>
+      </w:r>
+      <w:r>
+        <w:rPr>
+          <w:b/>
+        </w:rPr>
+        <w:t>两条臂的差仍然在噪声内</w:t>
+      </w:r>
+      <w:r>
+        <w:t>——</w:t>
+      </w:r>
+    </w:p>
+    <w:p>
+      <w:r>
+        <w:t>这正是</w:t>
+      </w:r>
+      <w:r>
+        <w:t xml:space="preserve"> 5.2 </w:t>
+      </w:r>
+      <w:r>
+        <w:t>与</w:t>
+      </w:r>
+      <w:r>
+        <w:t xml:space="preserve"> 6.1 </w:t>
+      </w:r>
+      <w:r>
+        <w:t>的可辨识性论断所预测的：换设备改变的是难度，不是成员之间的可互换性。</w:t>
+      </w:r>
+    </w:p>
+    <w:p>
+      <w:r>
+        <w:rPr>
+          <w:b/>
+        </w:rPr>
+        <w:t>剂量</w:t>
+      </w:r>
+      <w:r>
+        <w:rPr>
+          <w:b/>
+        </w:rPr>
+        <w:t>—</w:t>
+      </w:r>
+      <w:r>
+        <w:rPr>
+          <w:b/>
+        </w:rPr>
+        <w:t>反应：预算越小，门控越有用。</w:t>
+      </w:r>
+      <w:r>
+        <w:t xml:space="preserve"> </w:t>
+      </w:r>
+      <w:r>
+        <w:t>同一语料、同一组种子，只改特征预算：</w:t>
+      </w:r>
+    </w:p>
+    <w:p>
+      <w:r>
+        <w:t xml:space="preserve">k=8 </w:t>
+      </w:r>
+      <w:r>
+        <w:t>差</w:t>
+      </w:r>
+      <w:r>
+        <w:t xml:space="preserve"> +0.001663</w:t>
+      </w:r>
+      <w:r>
+        <w:t>、</w:t>
+      </w:r>
+      <w:r>
+        <w:t>k=16 +0.000402</w:t>
+      </w:r>
+      <w:r>
+        <w:t>、</w:t>
+      </w:r>
+    </w:p>
+    <w:p>
+      <w:r>
+        <w:t>k=32 -0.000002</w:t>
+      </w:r>
+      <w:r>
+        <w:t>、</w:t>
+      </w:r>
+      <w:r>
+        <w:t>k=60 -0.000004</w:t>
+      </w:r>
+      <w:r>
+        <w:t>。</w:t>
+      </w:r>
+    </w:p>
+    <w:p>
+      <w:r>
+        <w:t>预算小时卡方与方差分析选出的特征真正不同，成员不再可互换，门控开始起作用；</w:t>
+      </w:r>
+    </w:p>
+    <w:p>
+      <w:r>
+        <w:lastRenderedPageBreak/>
+        <w:t xml:space="preserve">k≥32 </w:t>
+      </w:r>
+      <w:r>
+        <w:t>时三视图重叠，差值回到噪声。</w:t>
+      </w:r>
+      <w:r>
+        <w:t xml:space="preserve">k=60 </w:t>
+      </w:r>
+      <w:r>
+        <w:t>一档与主实验的</w:t>
+      </w:r>
+      <w:r>
+        <w:t xml:space="preserve"> CIC-IoT-2023 </w:t>
+      </w:r>
+      <w:r>
+        <w:t>数字逐位一致。</w:t>
+      </w:r>
+    </w:p>
+    <w:p>
+      <w:r>
+        <w:rPr>
+          <w:b/>
+        </w:rPr>
+        <w:t>机制套件。</w:t>
+      </w:r>
+      <w:r>
+        <w:t xml:space="preserve"> </w:t>
+      </w:r>
+      <w:r>
+        <w:t>三份独立证据说明为什么两条臂在多数设置下不可区分：</w:t>
+      </w:r>
+    </w:p>
+    <w:p>
+      <w:r>
+        <w:t>（</w:t>
+      </w:r>
+      <w:r>
+        <w:t>1</w:t>
+      </w:r>
+      <w:r>
+        <w:t>）边距上界</w:t>
+      </w:r>
+      <w:r>
+        <w:t xml:space="preserve">——Gotham </w:t>
+      </w:r>
+      <w:r>
+        <w:t>全档</w:t>
+      </w:r>
+      <w:r>
+        <w:t xml:space="preserve"> 297 180 </w:t>
+      </w:r>
+      <w:r>
+        <w:t>行里两条臂改判</w:t>
+      </w:r>
+    </w:p>
+    <w:p>
+      <w:r>
+        <w:t xml:space="preserve">0 </w:t>
+      </w:r>
+      <w:r>
+        <w:t>行，</w:t>
+      </w:r>
+      <w:r>
+        <w:t xml:space="preserve">CIC-IoT-2023 </w:t>
+      </w:r>
+      <w:r>
+        <w:t>的</w:t>
+      </w:r>
+      <w:r>
+        <w:t xml:space="preserve"> 375 160 </w:t>
+      </w:r>
+      <w:r>
+        <w:t>行里改判</w:t>
+      </w:r>
+    </w:p>
+    <w:p>
+      <w:r>
+        <w:t xml:space="preserve">12 </w:t>
+      </w:r>
+      <w:r>
+        <w:t>行，其中</w:t>
+      </w:r>
+    </w:p>
+    <w:p>
+      <w:r>
+        <w:t xml:space="preserve">99.45% </w:t>
+      </w:r>
+      <w:r>
+        <w:t>可由理论界证明不可能翻转；</w:t>
+      </w:r>
+    </w:p>
+    <w:p>
+      <w:r>
+        <w:t>（</w:t>
+      </w:r>
+      <w:r>
+        <w:t>2</w:t>
+      </w:r>
+      <w:r>
+        <w:t>）权重机制</w:t>
+      </w:r>
+      <w:r>
+        <w:t>——</w:t>
+      </w:r>
+      <w:r>
+        <w:t>门控确实在调权，但树权重落在</w:t>
+      </w:r>
+      <w:r>
+        <w:t xml:space="preserve"> 0.0091–0.0102 </w:t>
+      </w:r>
+      <w:r>
+        <w:t>之间（均匀值为</w:t>
+      </w:r>
+      <w:r>
+        <w:t xml:space="preserve"> 0.01</w:t>
+      </w:r>
+      <w:r>
+        <w:t>），</w:t>
+      </w:r>
+    </w:p>
+    <w:p>
+      <w:r>
+        <w:t>偏幅不足以改变</w:t>
+      </w:r>
+      <w:r>
+        <w:t xml:space="preserve"> argmax</w:t>
+      </w:r>
+      <w:r>
+        <w:t>；（</w:t>
+      </w:r>
+      <w:r>
+        <w:t>3</w:t>
+      </w:r>
+      <w:r>
+        <w:t>）多样性剂量</w:t>
+      </w:r>
+      <w:r>
+        <w:t>—</w:t>
+      </w:r>
+      <w:r>
+        <w:t>反应</w:t>
+      </w:r>
+      <w:r>
+        <w:t>——</w:t>
+      </w:r>
+      <w:r>
+        <w:t>五组专家配置上增益与平均成对分歧同向变化</w:t>
+      </w:r>
+    </w:p>
+    <w:p>
+      <w:r>
+        <w:t>（斜率</w:t>
+      </w:r>
+      <w:r>
+        <w:t xml:space="preserve"> +0.004830</w:t>
+      </w:r>
+      <w:r>
+        <w:t>，</w:t>
+      </w:r>
+      <w:r>
+        <w:t>r = 0.744</w:t>
+      </w:r>
+      <w:r>
+        <w:t>），互斥特征视图下升到</w:t>
+      </w:r>
+      <w:r>
+        <w:t xml:space="preserve"> +0.0026</w:t>
+      </w:r>
+      <w:r>
+        <w:t>。</w:t>
+      </w:r>
+    </w:p>
+    <w:p>
+      <w:r>
+        <w:t>图</w:t>
+      </w:r>
+      <w:r>
+        <w:t xml:space="preserve"> 12 </w:t>
+      </w:r>
+      <w:r>
+        <w:t>汇总了这三块证据。</w:t>
+      </w:r>
+    </w:p>
+    <w:p>
+      <w:pPr>
         <w:pStyle w:val="1"/>
       </w:pPr>
       <w:r>
-        <w:lastRenderedPageBreak/>
         <w:t xml:space="preserve">6 </w:t>
       </w:r>
       <w:r>
@@ -20679,7 +21919,11 @@
         <w:t>（表</w:t>
       </w:r>
       <w:r>
-        <w:t xml:space="preserve"> 4a</w:t>
+        <w:t xml:space="preserve"> </w:t>
+      </w:r>
+      <w:r>
+        <w:lastRenderedPageBreak/>
+        <w:t>4a</w:t>
       </w:r>
       <w:r>
         <w:t>），该界很松；而在全语料上，全特征视图比卡方视图低</w:t>
@@ -20826,7 +22070,6 @@
         <w:rPr>
           <w:b/>
         </w:rPr>
-        <w:lastRenderedPageBreak/>
         <w:t>划分噪声</w:t>
       </w:r>
       <w:r>
@@ -21585,7 +22828,14 @@
               <w:rPr>
                 <w:sz w:val="16"/>
               </w:rPr>
-              <w:t>显著高于条件加权分支</w:t>
+              <w:t>显著高于条</w:t>
+            </w:r>
+            <w:r>
+              <w:rPr>
+                <w:sz w:val="16"/>
+              </w:rPr>
+              <w:lastRenderedPageBreak/>
+              <w:t>件加权分支</w:t>
             </w:r>
             <w:r>
               <w:rPr>
@@ -21607,7 +22857,15 @@
               <w:rPr>
                 <w:sz w:val="16"/>
               </w:rPr>
-              <w:t>已知类误拒率上升，需要重新标定工作点</w:t>
+              <w:lastRenderedPageBreak/>
+              <w:t>已知类误拒率上升，需要重新</w:t>
+            </w:r>
+            <w:r>
+              <w:rPr>
+                <w:sz w:val="16"/>
+              </w:rPr>
+              <w:lastRenderedPageBreak/>
+              <w:t>标定工作点</w:t>
             </w:r>
           </w:p>
         </w:tc>
@@ -21625,6 +22883,7 @@
               <w:rPr>
                 <w:sz w:val="16"/>
               </w:rPr>
+              <w:lastRenderedPageBreak/>
               <w:t>跨文件</w:t>
             </w:r>
             <w:r>
@@ -21958,7 +23217,6 @@
         <w:rPr>
           <w:b/>
         </w:rPr>
-        <w:lastRenderedPageBreak/>
         <w:t>去重位置与冲突处理规则</w:t>
       </w:r>
       <w:r>
@@ -22200,6 +23458,7 @@
         <w:rPr>
           <w:b/>
         </w:rPr>
+        <w:lastRenderedPageBreak/>
         <w:t>研究总体不等于生产流量。</w:t>
       </w:r>
       <w:r>
@@ -22374,361 +23633,361 @@
         <w:rPr>
           <w:b/>
         </w:rPr>
+        <w:t>外部数据集是独立基准，不是迁移实验。</w:t>
+      </w:r>
+      <w:r>
+        <w:t xml:space="preserve"> NSL-KDD</w:t>
+      </w:r>
+      <w:r>
+        <w:t>、</w:t>
+      </w:r>
+      <w:r>
+        <w:t xml:space="preserve">UNSW-NB15 </w:t>
+      </w:r>
+      <w:r>
+        <w:t>与</w:t>
+      </w:r>
+      <w:r>
+        <w:t xml:space="preserve"> CIC-IDS2017 </w:t>
+      </w:r>
+      <w:r>
+        <w:t>使用不同的标签体系，本文不做标签对齐，也不做跨数据集训练。三者分数不可合并或平均。</w:t>
+      </w:r>
+    </w:p>
+    <w:p>
+      <w:r>
+        <w:rPr>
+          <w:b/>
+        </w:rPr>
+        <w:t>延迟测量不覆盖端到端链路。</w:t>
+      </w:r>
+      <w:r>
+        <w:t xml:space="preserve"> </w:t>
+      </w:r>
+      <w:r>
+        <w:t>报告的毫秒数从数值特征矩阵开始计时，不含抓包、流重组、特征提取、告警输出与模型热更新。</w:t>
+      </w:r>
+    </w:p>
+    <w:p>
+      <w:r>
+        <w:rPr>
+          <w:b/>
+        </w:rPr>
+        <w:t>近重复只按精确形式剔除。</w:t>
+      </w:r>
+      <w:r>
+        <w:t xml:space="preserve"> </w:t>
+      </w:r>
+      <w:r>
+        <w:t>引言把「重复与近重复样本」列为公开数据集的危害之一，而审计只删除了完全相同的特征向量。把所有特征四舍五入到四位有效数字后做哈希，发现研究总体中另有</w:t>
+      </w:r>
+      <w:r>
+        <w:t xml:space="preserve"> 0.36% </w:t>
+      </w:r>
+      <w:r>
+        <w:t>的行在该分辨率下构成近重复组，其中</w:t>
+      </w:r>
+      <w:r>
+        <w:t xml:space="preserve"> 104 </w:t>
+      </w:r>
+      <w:r>
+        <w:t>行位于跨划分的近重复组内，其中</w:t>
+      </w:r>
+      <w:r>
+        <w:t xml:space="preserve"> 17 </w:t>
+      </w:r>
+      <w:r>
+        <w:t>条测试行（占测试集</w:t>
+      </w:r>
+      <w:r>
+        <w:t xml:space="preserve"> 0.21%</w:t>
+      </w:r>
+      <w:r>
+        <w:t>）与训练行共享同一个舍入后特征向量。剔除这些行后，三个模型的</w:t>
+      </w:r>
+      <w:r>
+        <w:t xml:space="preserve"> Macro-F1 </w:t>
+      </w:r>
+      <w:r>
+        <w:t>变化均不超过</w:t>
+      </w:r>
+      <w:r>
+        <w:t xml:space="preserve"> 0.00057</w:t>
+      </w:r>
+      <w:r>
+        <w:t>，因此该重叠不足以解释本文报告的差异；更粗分辨率的结果见补充材料。</w:t>
+      </w:r>
+    </w:p>
+    <w:p>
+      <w:r>
+        <w:rPr>
+          <w:b/>
+        </w:rPr>
+        <w:t>评测了十七个语料，但它们来自同一批采集计划的有限覆盖。</w:t>
+      </w:r>
+      <w:r>
+        <w:t xml:space="preserve"> </w:t>
+      </w:r>
+      <w:r>
+        <w:t>本文结论以</w:t>
+      </w:r>
+      <w:r>
+        <w:t xml:space="preserve"> CIC-IDS2017</w:t>
+      </w:r>
+      <w:r>
+        <w:t>（含截断总体与完整去重语料）、</w:t>
+      </w:r>
+      <w:r>
+        <w:t>NSL-KDD</w:t>
+      </w:r>
+      <w:r>
+        <w:t>、</w:t>
+      </w:r>
+      <w:r>
+        <w:t xml:space="preserve">UNSW-NB15 </w:t>
+      </w:r>
+      <w:r>
+        <w:t>与</w:t>
+      </w:r>
+      <w:r>
+        <w:t xml:space="preserve"> N-BaIoT </w:t>
+      </w:r>
+      <w:r>
+        <w:t>为条件；其余十三个语料（</w:t>
+      </w:r>
+      <w:r>
+        <w:t>CIC-IDS2018</w:t>
+      </w:r>
+      <w:r>
+        <w:t>、</w:t>
+      </w:r>
+      <w:r>
+        <w:t>CIC-IoT-2023</w:t>
+      </w:r>
+      <w:r>
+        <w:t>、</w:t>
+      </w:r>
+      <w:r>
+        <w:t>LITNET-2020</w:t>
+      </w:r>
+      <w:r>
+        <w:t>、</w:t>
+      </w:r>
+      <w:r>
+        <w:t>IoT-23</w:t>
+      </w:r>
+      <w:r>
+        <w:t>、</w:t>
+      </w:r>
+      <w:r>
+        <w:t>RT-IoT2022</w:t>
+      </w:r>
+      <w:r>
+        <w:t>、</w:t>
+      </w:r>
+      <w:r>
+        <w:t>ACI-IoT-2023</w:t>
+      </w:r>
+      <w:r>
+        <w:t>，</w:t>
+      </w:r>
+      <w:r>
+        <w:t xml:space="preserve">2025 </w:t>
+      </w:r>
+      <w:r>
+        <w:t>年的</w:t>
+      </w:r>
+      <w:r>
+        <w:t xml:space="preserve"> UAVIDS-2025</w:t>
+      </w:r>
+      <w:r>
+        <w:t>、</w:t>
+      </w:r>
+      <w:r>
+        <w:t>GeNIS</w:t>
+      </w:r>
+      <w:r>
+        <w:t>、</w:t>
+      </w:r>
+      <w:r>
+        <w:t>IDS2025</w:t>
+      </w:r>
+      <w:r>
+        <w:t>、</w:t>
+      </w:r>
+      <w:r>
+        <w:t>Gotham-2025</w:t>
+      </w:r>
+      <w:r>
+        <w:t>，以及</w:t>
+      </w:r>
+      <w:r>
+        <w:t xml:space="preserve"> 2026 </w:t>
+      </w:r>
+      <w:r>
+        <w:t>年的</w:t>
+      </w:r>
+      <w:r>
+        <w:t xml:space="preserve"> CTU-IDSEVAL-6</w:t>
+      </w:r>
+      <w:r>
+        <w:t>、</w:t>
+      </w:r>
+      <w:r>
+        <w:t xml:space="preserve">6TiSCHSet-2026 </w:t>
+      </w:r>
+      <w:r>
+        <w:t>与</w:t>
+      </w:r>
+      <w:r>
+        <w:t xml:space="preserve"> RTN </w:t>
+      </w:r>
+      <w:r>
+        <w:t>数据包表）作为</w:t>
+      </w:r>
+      <w:r>
+        <w:t xml:space="preserve"> 5.8 </w:t>
+      </w:r>
+      <w:r>
+        <w:t>节的扩展语料复现了主比较。</w:t>
+      </w:r>
+      <w:r>
+        <w:t xml:space="preserve">N-BaIoT </w:t>
+      </w:r>
+      <w:r>
+        <w:t>对流量特征分类器已经饱和（所有模型</w:t>
+      </w:r>
+      <w:r>
+        <w:t xml:space="preserve"> Macro-F1 </w:t>
+      </w:r>
+      <w:r>
+        <w:t>均在</w:t>
+      </w:r>
+      <w:r>
+        <w:t xml:space="preserve"> 0.9998 </w:t>
+      </w:r>
+      <w:r>
+        <w:t>以上），它检验的是聚合环节的机制而非判别难度；两个外部数据集仍只是独立原生标签基准，不构成迁移实验。十七个语料都不代表生产流量，也都无法提供同一测试床上时间分离的留出集。把其中</w:t>
+      </w:r>
+      <w:r>
+        <w:t xml:space="preserve"> 2020 </w:t>
+      </w:r>
+      <w:r>
+        <w:t>年及以后发布的十二个合并起来，得到</w:t>
+      </w:r>
+      <w:r>
+        <w:t xml:space="preserve"> 120 </w:t>
+      </w:r>
+      <w:r>
+        <w:t>个种子级比较：均值为</w:t>
+      </w:r>
+      <w:r>
+        <w:t xml:space="preserve"> +0.000007</w:t>
+      </w:r>
+      <w:r>
+        <w:t>，</w:t>
+      </w:r>
+      <w:r>
+        <w:t xml:space="preserve">90% </w:t>
+      </w:r>
+      <w:r>
+        <w:t>区间</w:t>
+      </w:r>
+      <w:r>
+        <w:t xml:space="preserve"> [-0.000006, +0.000020]</w:t>
+      </w:r>
+      <w:r>
+        <w:t>，仍落在</w:t>
+      </w:r>
+      <w:r>
+        <w:t xml:space="preserve"> 0.005 </w:t>
+      </w:r>
+      <w:r>
+        <w:t>边界内</w:t>
+      </w:r>
+      <w:r>
+        <w:t>——</w:t>
+      </w:r>
+      <w:r>
+        <w:t>等价性结论并不只依赖</w:t>
+      </w:r>
+      <w:r>
+        <w:t xml:space="preserve"> 2017 </w:t>
+      </w:r>
+      <w:r>
+        <w:t>年那一个语料。</w:t>
+      </w:r>
+    </w:p>
+    <w:p>
+      <w:r>
+        <w:rPr>
+          <w:b/>
+        </w:rPr>
+        <w:t>未评估对抗鲁棒性。</w:t>
+      </w:r>
+      <w:r>
+        <w:t xml:space="preserve"> </w:t>
+      </w:r>
+      <w:r>
+        <w:t>本文只施加了随机扰动与特征屏蔽，没有构造规避攻击或基于梯度的攻击，报告的退化数字不构成对自适应对手的鲁棒性保证。</w:t>
+      </w:r>
+    </w:p>
+    <w:p>
+      <w:r>
+        <w:rPr>
+          <w:b/>
+        </w:rPr>
+        <w:t>未知族支持量不均衡。</w:t>
+      </w:r>
+      <w:r>
+        <w:t xml:space="preserve"> PortScan </w:t>
+      </w:r>
+      <w:r>
+        <w:t>有</w:t>
+      </w:r>
+      <w:r>
+        <w:t xml:space="preserve"> 158 930 </w:t>
+      </w:r>
+      <w:r>
+        <w:t>条，而</w:t>
+      </w:r>
+      <w:r>
+        <w:t xml:space="preserve"> Infiltration </w:t>
+      </w:r>
+      <w:r>
+        <w:t>仅</w:t>
+      </w:r>
+      <w:r>
+        <w:t xml:space="preserve"> 36 </w:t>
+      </w:r>
+      <w:r>
+        <w:t>条、</w:t>
+      </w:r>
+      <w:r>
+        <w:t xml:space="preserve">Heartbleed </w:t>
+      </w:r>
+      <w:r>
+        <w:t>仅</w:t>
+      </w:r>
+      <w:r>
+        <w:t xml:space="preserve"> 11 </w:t>
+      </w:r>
+      <w:r>
+        <w:t>条。开放集指标对保留哪一族高度敏感，本文只报告分族结果，不给出合并结论；各家族组合的矩阵见补充材料</w:t>
+      </w:r>
+      <w:r>
+        <w:t xml:space="preserve"> S30</w:t>
+      </w:r>
+      <w:r>
+        <w:t>。</w:t>
+      </w:r>
+    </w:p>
+    <w:p>
+      <w:r>
+        <w:rPr>
+          <w:b/>
+        </w:rPr>
         <w:lastRenderedPageBreak/>
-        <w:t>外部数据集是独立基准，不是迁移实验。</w:t>
-      </w:r>
-      <w:r>
-        <w:t xml:space="preserve"> NSL-KDD</w:t>
-      </w:r>
-      <w:r>
-        <w:t>、</w:t>
-      </w:r>
-      <w:r>
-        <w:t xml:space="preserve">UNSW-NB15 </w:t>
-      </w:r>
-      <w:r>
-        <w:t>与</w:t>
-      </w:r>
-      <w:r>
-        <w:t xml:space="preserve"> CIC-IDS2017 </w:t>
-      </w:r>
-      <w:r>
-        <w:t>使用不同的标签体系，本文不做标签对齐，也不做跨数据集训练。三者分数不可合并或平均。</w:t>
-      </w:r>
-    </w:p>
-    <w:p>
-      <w:r>
-        <w:rPr>
-          <w:b/>
-        </w:rPr>
-        <w:t>延迟测量不覆盖端到端链路。</w:t>
-      </w:r>
-      <w:r>
-        <w:t xml:space="preserve"> </w:t>
-      </w:r>
-      <w:r>
-        <w:t>报告的毫秒数从数值特征矩阵开始计时，不含抓包、流重组、特征提取、告警输出与模型热更新。</w:t>
-      </w:r>
-    </w:p>
-    <w:p>
-      <w:r>
-        <w:rPr>
-          <w:b/>
-        </w:rPr>
-        <w:t>近重复只按精确形式剔除。</w:t>
-      </w:r>
-      <w:r>
-        <w:t xml:space="preserve"> </w:t>
-      </w:r>
-      <w:r>
-        <w:t>引言把「重复与近重复样本」列为公开数据集的危害之一，而审计只删除了完全相同的特征向量。把所有特征四舍五入到四位有效数字后做哈希，发现研究总体中另有</w:t>
-      </w:r>
-      <w:r>
-        <w:t xml:space="preserve"> 0.36% </w:t>
-      </w:r>
-      <w:r>
-        <w:t>的行在该分辨率下构成近重复组，其中</w:t>
-      </w:r>
-      <w:r>
-        <w:t xml:space="preserve"> 104 </w:t>
-      </w:r>
-      <w:r>
-        <w:t>行位于跨划分的近重复组内，其中</w:t>
-      </w:r>
-      <w:r>
-        <w:t xml:space="preserve"> 17 </w:t>
-      </w:r>
-      <w:r>
-        <w:t>条测试行（占测试集</w:t>
-      </w:r>
-      <w:r>
-        <w:t xml:space="preserve"> 0.21%</w:t>
-      </w:r>
-      <w:r>
-        <w:t>）与训练行共享同一个舍入后特征向量。剔除这些行后，三个模型的</w:t>
-      </w:r>
-      <w:r>
-        <w:t xml:space="preserve"> Macro-F1 </w:t>
-      </w:r>
-      <w:r>
-        <w:t>变化均不超过</w:t>
-      </w:r>
-      <w:r>
-        <w:t xml:space="preserve"> 0.00057</w:t>
-      </w:r>
-      <w:r>
-        <w:t>，因此该重叠不足以解释本文报告的差异；更粗分辨率的结果见补充材料。</w:t>
-      </w:r>
-    </w:p>
-    <w:p>
-      <w:r>
-        <w:rPr>
-          <w:b/>
-        </w:rPr>
-        <w:t>评测了十七个语料，但它们来自同一批采集计划的有限覆盖。</w:t>
-      </w:r>
-      <w:r>
-        <w:t xml:space="preserve"> </w:t>
-      </w:r>
-      <w:r>
-        <w:t>本文结论以</w:t>
-      </w:r>
-      <w:r>
-        <w:t xml:space="preserve"> CIC-IDS2017</w:t>
-      </w:r>
-      <w:r>
-        <w:t>（含截断总体与完整去重语料）、</w:t>
-      </w:r>
-      <w:r>
-        <w:t>NSL-KDD</w:t>
-      </w:r>
-      <w:r>
-        <w:t>、</w:t>
-      </w:r>
-      <w:r>
-        <w:t xml:space="preserve">UNSW-NB15 </w:t>
-      </w:r>
-      <w:r>
-        <w:t>与</w:t>
-      </w:r>
-      <w:r>
-        <w:t xml:space="preserve"> N-BaIoT </w:t>
-      </w:r>
-      <w:r>
-        <w:t>为条件；其余十三个语料（</w:t>
-      </w:r>
-      <w:r>
-        <w:t>CIC-IDS2018</w:t>
-      </w:r>
-      <w:r>
-        <w:t>、</w:t>
-      </w:r>
-      <w:r>
-        <w:t>CIC-IoT-2023</w:t>
-      </w:r>
-      <w:r>
-        <w:t>、</w:t>
-      </w:r>
-      <w:r>
-        <w:t>LITNET-2020</w:t>
-      </w:r>
-      <w:r>
-        <w:t>、</w:t>
-      </w:r>
-      <w:r>
-        <w:t>IoT-23</w:t>
-      </w:r>
-      <w:r>
-        <w:t>、</w:t>
-      </w:r>
-      <w:r>
-        <w:t>RT-IoT2022</w:t>
-      </w:r>
-      <w:r>
-        <w:t>、</w:t>
-      </w:r>
-      <w:r>
-        <w:t>ACI-IoT-2023</w:t>
-      </w:r>
-      <w:r>
-        <w:t>，</w:t>
-      </w:r>
-      <w:r>
-        <w:t xml:space="preserve">2025 </w:t>
-      </w:r>
-      <w:r>
-        <w:t>年的</w:t>
-      </w:r>
-      <w:r>
-        <w:t xml:space="preserve"> UAVIDS-2025</w:t>
-      </w:r>
-      <w:r>
-        <w:t>、</w:t>
-      </w:r>
-      <w:r>
-        <w:t>GeNIS</w:t>
-      </w:r>
-      <w:r>
-        <w:t>、</w:t>
-      </w:r>
-      <w:r>
-        <w:t>IDS2025</w:t>
-      </w:r>
-      <w:r>
-        <w:t>、</w:t>
-      </w:r>
-      <w:r>
-        <w:t>Gotham-2025</w:t>
-      </w:r>
-      <w:r>
-        <w:t>，以及</w:t>
-      </w:r>
-      <w:r>
-        <w:t xml:space="preserve"> 2026 </w:t>
-      </w:r>
-      <w:r>
-        <w:t>年的</w:t>
-      </w:r>
-      <w:r>
-        <w:t xml:space="preserve"> CTU-IDSEVAL-6</w:t>
-      </w:r>
-      <w:r>
-        <w:t>、</w:t>
-      </w:r>
-      <w:r>
-        <w:t xml:space="preserve">6TiSCHSet-2026 </w:t>
-      </w:r>
-      <w:r>
-        <w:t>与</w:t>
-      </w:r>
-      <w:r>
-        <w:t xml:space="preserve"> RTN </w:t>
-      </w:r>
-      <w:r>
-        <w:t>数据包表）作为</w:t>
-      </w:r>
-      <w:r>
-        <w:t xml:space="preserve"> 5.8 </w:t>
-      </w:r>
-      <w:r>
-        <w:t>节的扩展语料复现了主比较。</w:t>
-      </w:r>
-      <w:r>
-        <w:t xml:space="preserve">N-BaIoT </w:t>
-      </w:r>
-      <w:r>
-        <w:t>对流量特征分类器已经饱和（所有模型</w:t>
-      </w:r>
-      <w:r>
-        <w:t xml:space="preserve"> Macro-F1 </w:t>
-      </w:r>
-      <w:r>
-        <w:t>均在</w:t>
-      </w:r>
-      <w:r>
-        <w:t xml:space="preserve"> 0.9998 </w:t>
-      </w:r>
-      <w:r>
-        <w:t>以上），它检验的是聚合环节的机制而非判别难度；两个外部数据集仍只是独立原生标签基准，不构成迁移实验。十七个语料都不代表生产流量，也都无法提供同一测试床上时间分离的留出集。把其中</w:t>
-      </w:r>
-      <w:r>
-        <w:t xml:space="preserve"> 2020 </w:t>
-      </w:r>
-      <w:r>
-        <w:t>年及以后发布的十二个合并起来，得到</w:t>
-      </w:r>
-      <w:r>
-        <w:t xml:space="preserve"> 120 </w:t>
-      </w:r>
-      <w:r>
-        <w:t>个种子级比较：均值为</w:t>
-      </w:r>
-      <w:r>
-        <w:t xml:space="preserve"> +0.000007</w:t>
-      </w:r>
-      <w:r>
-        <w:t>，</w:t>
-      </w:r>
-      <w:r>
-        <w:t xml:space="preserve">90% </w:t>
-      </w:r>
-      <w:r>
-        <w:t>区间</w:t>
-      </w:r>
-      <w:r>
-        <w:t xml:space="preserve"> [-0.000006, +0.000020]</w:t>
-      </w:r>
-      <w:r>
-        <w:t>，仍落在</w:t>
-      </w:r>
-      <w:r>
-        <w:t xml:space="preserve"> 0.005 </w:t>
-      </w:r>
-      <w:r>
-        <w:t>边界内</w:t>
-      </w:r>
-      <w:r>
-        <w:t>——</w:t>
-      </w:r>
-      <w:r>
-        <w:t>等价性结论并不只依赖</w:t>
-      </w:r>
-      <w:r>
-        <w:t xml:space="preserve"> 2017 </w:t>
-      </w:r>
-      <w:r>
-        <w:t>年那一个语料。</w:t>
-      </w:r>
-    </w:p>
-    <w:p>
-      <w:r>
-        <w:rPr>
-          <w:b/>
-        </w:rPr>
-        <w:t>未评估对抗鲁棒性。</w:t>
-      </w:r>
-      <w:r>
-        <w:t xml:space="preserve"> </w:t>
-      </w:r>
-      <w:r>
-        <w:t>本文只施加了随机扰动与特征屏蔽，没有构造规避攻击或基于梯度的攻击，报告的退化数字不构成对自适应对手的鲁棒性保证。</w:t>
-      </w:r>
-    </w:p>
-    <w:p>
-      <w:r>
-        <w:rPr>
-          <w:b/>
-        </w:rPr>
-        <w:t>未知族支持量不均衡。</w:t>
-      </w:r>
-      <w:r>
-        <w:t xml:space="preserve"> PortScan </w:t>
-      </w:r>
-      <w:r>
-        <w:t>有</w:t>
-      </w:r>
-      <w:r>
-        <w:t xml:space="preserve"> 158 930 </w:t>
-      </w:r>
-      <w:r>
-        <w:t>条，而</w:t>
-      </w:r>
-      <w:r>
-        <w:t xml:space="preserve"> Infiltration </w:t>
-      </w:r>
-      <w:r>
-        <w:t>仅</w:t>
-      </w:r>
-      <w:r>
-        <w:t xml:space="preserve"> 36 </w:t>
-      </w:r>
-      <w:r>
-        <w:t>条、</w:t>
-      </w:r>
-      <w:r>
-        <w:t xml:space="preserve">Heartbleed </w:t>
-      </w:r>
-      <w:r>
-        <w:t>仅</w:t>
-      </w:r>
-      <w:r>
-        <w:t xml:space="preserve"> 11 </w:t>
-      </w:r>
-      <w:r>
-        <w:t>条。开放集指标对保留哪一族高度敏感，本文只报告分族结果，不给出合并结论；各家族组合的矩阵见补充材料</w:t>
-      </w:r>
-      <w:r>
-        <w:t xml:space="preserve"> S30</w:t>
-      </w:r>
-      <w:r>
-        <w:t>。</w:t>
-      </w:r>
-    </w:p>
-    <w:p>
-      <w:r>
-        <w:rPr>
-          <w:b/>
-        </w:rPr>
         <w:t xml:space="preserve">Bootstrap </w:t>
       </w:r>
       <w:r>
@@ -22874,372 +24133,369 @@
         <w:t xml:space="preserve"> −0.000456</w:t>
       </w:r>
       <w:r>
-        <w:t>，逐种子方向五正五负；对同样的四个</w:t>
-      </w:r>
+        <w:t>，逐种子方向五正五负；对同样的四个专家做等权融合时，门控在</w:t>
+      </w:r>
+      <w:r>
+        <w:t xml:space="preserve"> 79 860 </w:t>
+      </w:r>
+      <w:r>
+        <w:t>条测试预测中只改变</w:t>
+      </w:r>
+      <w:r>
+        <w:t xml:space="preserve"> 1 </w:t>
+      </w:r>
+      <w:r>
+        <w:t>条（</w:t>
+      </w:r>
+      <w:r>
+        <w:t>−</w:t>
+      </w:r>
+      <w:r>
+        <w:t>0.000010</w:t>
+      </w:r>
+      <w:r>
+        <w:t>），说明单视图差距来自集成成员的构成而非门控本身；种子级</w:t>
+      </w:r>
+      <w:r>
+        <w:t xml:space="preserve"> 90% </w:t>
+      </w:r>
+      <w:r>
+        <w:t>区间</w:t>
+      </w:r>
+      <w:r>
+        <w:t xml:space="preserve"> [−0.00112, +0.00021] </w:t>
+      </w:r>
+      <w:r>
+        <w:t>与测试行级配对</w:t>
+      </w:r>
+      <w:r>
+        <w:t xml:space="preserve"> Bootstrap </w:t>
+      </w:r>
+      <w:r>
+        <w:t>区间</w:t>
+      </w:r>
+      <w:r>
+        <w:t xml:space="preserve"> [−0.00425, +0.00338] </w:t>
+      </w:r>
+      <w:r>
+        <w:t>都落在</w:t>
+      </w:r>
+      <w:r>
+        <w:t xml:space="preserve"> SESOI = 0.005 </w:t>
+      </w:r>
+      <w:r>
+        <w:t>与</w:t>
+      </w:r>
+      <w:r>
+        <w:t xml:space="preserve"> 0.01 </w:t>
+      </w:r>
+      <w:r>
+        <w:t>的等价边界之内。四个专家在测试集上有</w:t>
+      </w:r>
+      <w:r>
+        <w:t xml:space="preserve"> 0.15%–0.66% </w:t>
+      </w:r>
+      <w:r>
+        <w:t>的行存在分歧，而门控与等权投票在</w:t>
+      </w:r>
+      <w:r>
+        <w:t xml:space="preserve"> 79 860 </w:t>
+      </w:r>
+      <w:r>
+        <w:t>条预测中只有</w:t>
+      </w:r>
+      <w:r>
+        <w:t xml:space="preserve"> 1 </w:t>
+      </w:r>
+      <w:r>
+        <w:t>条不同；归一化权重熵为</w:t>
+      </w:r>
+      <w:r>
+        <w:t xml:space="preserve"> 0.99998</w:t>
+      </w:r>
+      <w:r>
+        <w:t>；命题</w:t>
+      </w:r>
+      <w:r>
+        <w:t xml:space="preserve"> 2 </w:t>
+      </w:r>
+      <w:r>
+        <w:t>的显式上界证明</w:t>
+      </w:r>
+      <w:r>
+        <w:t xml:space="preserve"> 99.91% </w:t>
+      </w:r>
+      <w:r>
+        <w:t>的样本不受权重影响，门控</w:t>
+      </w:r>
+      <w:r>
+        <w:t xml:space="preserve"> 108 </w:t>
+      </w:r>
+      <w:r>
+        <w:t>种超参数配置只产生</w:t>
+      </w:r>
+      <w:r>
+        <w:t xml:space="preserve"> 6 </w:t>
+      </w:r>
+      <w:r>
+        <w:t>个不同的验证集取值。代价则是训练时间增加约</w:t>
+      </w:r>
+      <w:r>
+        <w:t xml:space="preserve"> 80 </w:t>
+      </w:r>
+      <w:r>
+        <w:t>倍、整批推理时间增加约</w:t>
+      </w:r>
+      <w:r>
+        <w:t xml:space="preserve"> 5.3 </w:t>
+      </w:r>
+      <w:r>
+        <w:t>倍（十种子均值，表</w:t>
+      </w:r>
+      <w:r>
+        <w:t xml:space="preserve"> 4(a)</w:t>
+      </w:r>
+      <w:r>
+        <w:t>）。需要补充的是，该等价性依赖总体构造：在完全取消类别上限的</w:t>
+      </w:r>
+      <w:r>
+        <w:t xml:space="preserve"> 2 429 503 </w:t>
+      </w:r>
+      <w:r>
+        <w:t>条语料上，差异转为</w:t>
+      </w:r>
+      <w:r>
+        <w:t xml:space="preserve"> −0.005533 </w:t>
+      </w:r>
+      <w:r>
+        <w:t>的稳定劣势（十种子</w:t>
+      </w:r>
+      <w:r>
+        <w:t>方向一致，</w:t>
+      </w:r>
+      <w:r>
+        <w:t xml:space="preserve">0.01 </w:t>
+      </w:r>
+      <w:r>
+        <w:t>边界等价、</w:t>
+      </w:r>
+      <w:r>
+        <w:t xml:space="preserve">0.005 </w:t>
+      </w:r>
+      <w:r>
+        <w:t>边界不等价），训练代价</w:t>
+      </w:r>
+      <w:r>
+        <w:t xml:space="preserve"> 175 </w:t>
+      </w:r>
+      <w:r>
+        <w:t>倍。</w:t>
+      </w:r>
+    </w:p>
+    <w:p>
+      <w:r>
+        <w:rPr>
+          <w:b/>
+        </w:rPr>
+        <w:t>对第一条结论的限定。</w:t>
+      </w:r>
+      <w:r>
+        <w:t xml:space="preserve"> </w:t>
+      </w:r>
+      <w:r>
+        <w:t>它取决于总体构造而非机制本身。这个劣势的原因不是加权</w:t>
+      </w:r>
+      <w:r>
+        <w:t xml:space="preserve">——5.3 </w:t>
+      </w:r>
+      <w:r>
+        <w:t>节已表明权重在</w:t>
+      </w:r>
+      <w:r>
+        <w:t xml:space="preserve"> 79 860 </w:t>
+      </w:r>
+      <w:r>
+        <w:t>条预测中只改变</w:t>
+      </w:r>
+      <w:r>
+        <w:t xml:space="preserve"> 1 </w:t>
+      </w:r>
+      <w:r>
+        <w:t>条</w:t>
+      </w:r>
+      <w:r>
+        <w:t>——</w:t>
+      </w:r>
+      <w:r>
+        <w:t>而是在质量随规模分化的特征视图上取平均的代价：全特征视图比卡方视图低</w:t>
+      </w:r>
+      <w:r>
+        <w:t xml:space="preserve"> 0.021397</w:t>
+      </w:r>
+      <w:r>
+        <w:t>，一个这样的较弱专家进入四路平均即可解释全部差距（预测</w:t>
+      </w:r>
+      <w:r>
+        <w:t xml:space="preserve"> 0.005349</w:t>
+      </w:r>
+      <w:r>
+        <w:t>，实测</w:t>
+      </w:r>
+      <w:r>
+        <w:t xml:space="preserve"> −0.005533</w:t>
+      </w:r>
+      <w:r>
+        <w:t>）。</w:t>
+      </w:r>
+    </w:p>
+    <w:p>
+      <w:r>
+        <w:t>第二，</w:t>
+      </w:r>
+      <w:r>
+        <w:rPr>
+          <w:b/>
+        </w:rPr>
+        <w:t>失效是可解释的，而且是定量的。</w:t>
+      </w:r>
+      <w:r>
+        <w:t>增益与专家多样性同步变化：分歧率</w:t>
+      </w:r>
+      <w:r>
+        <w:t xml:space="preserve"> 0.20% </w:t>
+      </w:r>
+      <w:r>
+        <w:t>至</w:t>
+      </w:r>
+      <w:r>
+        <w:t xml:space="preserve"> 0.36% </w:t>
+      </w:r>
+      <w:r>
+        <w:t>的两类专家集合在全部</w:t>
+      </w:r>
+      <w:r>
+        <w:t xml:space="preserve"> 6 </w:t>
+      </w:r>
+      <w:r>
+        <w:t>次运行中增益恰好为零，分歧率</w:t>
+      </w:r>
+      <w:r>
+        <w:t xml:space="preserve"> 1.76% </w:t>
+      </w:r>
+      <w:r>
+        <w:t>至</w:t>
+      </w:r>
+      <w:r>
+        <w:t xml:space="preserve"> 6.44% </w:t>
+      </w:r>
+      <w:r>
+        <w:t>的三类去相关集合在全部</w:t>
+      </w:r>
+      <w:r>
+        <w:t xml:space="preserve"> 9 </w:t>
+      </w:r>
+      <w:r>
+        <w:t>次运行中增益均为正，剂量</w:t>
+      </w:r>
+      <w:r>
+        <w:t>—</w:t>
+      </w:r>
+      <w:r>
+        <w:t>反应回归斜率</w:t>
+      </w:r>
+      <w:r>
+        <w:t xml:space="preserve"> 0.0646</w:t>
+      </w:r>
+      <w:r>
+        <w:t>（</w:t>
+      </w:r>
+      <w:r>
+        <w:t>Pearson r = 0.749</w:t>
+      </w:r>
+      <w:r>
+        <w:t>）。因此条件加权的失效不是实现或调参问题，而是过滤式多视图专家彼此过于相似这一数据侧约束的直接后果。</w:t>
+      </w:r>
+      <w:r>
+        <w:t xml:space="preserve"> </w:t>
+      </w:r>
+      <w:r>
+        <w:t>我们给出三个可辨识性命题，分别刻画凸组合不变性、边距支配与权重坍缩，并给出可观测判据。实测数据同时满足三者，说明在该数据结构下继续优化门控不会带来判别增益。</w:t>
+      </w:r>
+    </w:p>
+    <w:p>
+      <w:r>
+        <w:t>第三，</w:t>
+      </w:r>
+      <w:r>
+        <w:rPr>
+          <w:b/>
+        </w:rPr>
+        <w:t>协议效应主导聚合规则差异。</w:t>
+      </w:r>
+      <w:r>
+        <w:t xml:space="preserve"> </w:t>
+      </w:r>
+      <w:r>
+        <w:t>在同一批实验中，类别先验变化带来</w:t>
+      </w:r>
+      <w:r>
+        <w:t xml:space="preserve"> +0.0725 </w:t>
+      </w:r>
+      <w:r>
+        <w:t>的</w:t>
+      </w:r>
+      <w:r>
+        <w:t xml:space="preserve"> Macro-F1 </w:t>
+      </w:r>
+      <w:r>
+        <w:t>差异，去重顺序至多</w:t>
+      </w:r>
+      <w:r>
+        <w:t xml:space="preserve"> +0.0060</w:t>
+      </w:r>
+      <w:r>
+        <w:t>，而聚合规则仅</w:t>
+      </w:r>
+      <w:r>
+        <w:t xml:space="preserve"> 0.0005</w:t>
+      </w:r>
+      <w:r>
+        <w:t>。文件级压力测试中，同一模型的</w:t>
+      </w:r>
+      <w:r>
+        <w:t xml:space="preserve"> Macro-F1 </w:t>
+      </w:r>
+      <w:r>
+        <w:t>跨度达</w:t>
+      </w:r>
+      <w:r>
+        <w:t xml:space="preserve"> 0.3325 </w:t>
+      </w:r>
+      <w:r>
+        <w:t>至</w:t>
+      </w:r>
+      <w:r>
+        <w:t xml:space="preserve"> 0.9997</w:t>
+      </w:r>
+      <w:r>
+        <w:t>。因此，在公开入侵检测数据集上，</w:t>
+      </w:r>
+      <w:r>
+        <w:rPr>
+          <w:b/>
+        </w:rPr>
+        <w:t>报告什么协议比报告什么聚合规则更能决定结论</w:t>
+      </w:r>
+      <w:r>
+        <w:t>——</w:t>
+      </w:r>
+      <w:r>
+        <w:t>不过模型族的选择可能比两者都更重要。</w:t>
+      </w:r>
+    </w:p>
+    <w:p>
       <w:r>
         <w:lastRenderedPageBreak/>
-        <w:t>专家做等权融合时，门控在</w:t>
-      </w:r>
-      <w:r>
-        <w:t xml:space="preserve"> 79 860 </w:t>
-      </w:r>
-      <w:r>
-        <w:t>条测试预测中只改变</w:t>
-      </w:r>
-      <w:r>
-        <w:t xml:space="preserve"> 1 </w:t>
-      </w:r>
-      <w:r>
-        <w:t>条（</w:t>
-      </w:r>
-      <w:r>
-        <w:t>−</w:t>
-      </w:r>
-      <w:r>
-        <w:t>0.000010</w:t>
-      </w:r>
-      <w:r>
-        <w:t>），说明单视图差距来自集成成员的构成而非门控本身；种子级</w:t>
-      </w:r>
-      <w:r>
-        <w:t xml:space="preserve"> 90% </w:t>
-      </w:r>
-      <w:r>
-        <w:t>区间</w:t>
-      </w:r>
-      <w:r>
-        <w:t xml:space="preserve"> [−0.00112, +0.00021] </w:t>
-      </w:r>
-      <w:r>
-        <w:t>与测试行级配对</w:t>
-      </w:r>
-      <w:r>
-        <w:t xml:space="preserve"> Bootstrap </w:t>
-      </w:r>
-      <w:r>
-        <w:t>区间</w:t>
-      </w:r>
-      <w:r>
-        <w:t xml:space="preserve"> [−0.00425, +0.00338] </w:t>
-      </w:r>
-      <w:r>
-        <w:t>都落在</w:t>
-      </w:r>
-      <w:r>
-        <w:t xml:space="preserve"> SESOI = 0.005 </w:t>
-      </w:r>
-      <w:r>
-        <w:t>与</w:t>
-      </w:r>
-      <w:r>
-        <w:t xml:space="preserve"> 0.01 </w:t>
-      </w:r>
-      <w:r>
-        <w:t>的等价边界之内。四个专家在测试集上有</w:t>
-      </w:r>
-      <w:r>
-        <w:t xml:space="preserve"> 0.15%–0.66% </w:t>
-      </w:r>
-      <w:r>
-        <w:t>的行存在分歧，而门控与等权投票在</w:t>
-      </w:r>
-      <w:r>
-        <w:t xml:space="preserve"> 79 860 </w:t>
-      </w:r>
-      <w:r>
-        <w:t>条预测中只有</w:t>
-      </w:r>
-      <w:r>
-        <w:t xml:space="preserve"> 1 </w:t>
-      </w:r>
-      <w:r>
-        <w:t>条不同；归一化权重熵为</w:t>
-      </w:r>
-      <w:r>
-        <w:t xml:space="preserve"> 0.99998</w:t>
-      </w:r>
-      <w:r>
-        <w:t>；命题</w:t>
-      </w:r>
-      <w:r>
-        <w:t xml:space="preserve"> 2 </w:t>
-      </w:r>
-      <w:r>
-        <w:t>的显式上界证明</w:t>
-      </w:r>
-      <w:r>
-        <w:t xml:space="preserve"> 99.91% </w:t>
-      </w:r>
-      <w:r>
-        <w:t>的样本不受权重影响，门控</w:t>
-      </w:r>
-      <w:r>
-        <w:t xml:space="preserve"> 108 </w:t>
-      </w:r>
-      <w:r>
-        <w:t>种超参数配置只产生</w:t>
-      </w:r>
-      <w:r>
-        <w:t xml:space="preserve"> 6 </w:t>
-      </w:r>
-      <w:r>
-        <w:t>个不同的验证集取值。代价则是训练时间增加约</w:t>
-      </w:r>
-      <w:r>
-        <w:t xml:space="preserve"> 80 </w:t>
-      </w:r>
-      <w:r>
-        <w:t>倍、整批推理时间增加约</w:t>
-      </w:r>
-      <w:r>
-        <w:t xml:space="preserve"> 5.3 </w:t>
-      </w:r>
-      <w:r>
-        <w:t>倍（十种子均值，表</w:t>
-      </w:r>
-      <w:r>
-        <w:t xml:space="preserve"> 4(a)</w:t>
-      </w:r>
-      <w:r>
-        <w:t>）。需要补充的是，该等价性依赖总体构造：在完全取消类别上限的</w:t>
-      </w:r>
-      <w:r>
-        <w:t xml:space="preserve"> 2 429 503 </w:t>
-      </w:r>
-      <w:r>
-        <w:t>条语料上，差异转为</w:t>
-      </w:r>
-      <w:r>
-        <w:t xml:space="preserve"> −0.005533 </w:t>
-      </w:r>
-      <w:r>
-        <w:t>的稳定劣势（十种子</w:t>
-      </w:r>
-      <w:r>
-        <w:t>方向一致，</w:t>
-      </w:r>
-      <w:r>
-        <w:t xml:space="preserve">0.01 </w:t>
-      </w:r>
-      <w:r>
-        <w:t>边界等价、</w:t>
-      </w:r>
-      <w:r>
-        <w:t xml:space="preserve">0.005 </w:t>
-      </w:r>
-      <w:r>
-        <w:t>边界不等价），训练代价</w:t>
-      </w:r>
-      <w:r>
-        <w:t xml:space="preserve"> 175 </w:t>
-      </w:r>
-      <w:r>
-        <w:t>倍。</w:t>
-      </w:r>
-    </w:p>
-    <w:p>
-      <w:r>
-        <w:rPr>
-          <w:b/>
-        </w:rPr>
-        <w:t>对第一条结论的限定。</w:t>
-      </w:r>
-      <w:r>
-        <w:t xml:space="preserve"> </w:t>
-      </w:r>
-      <w:r>
-        <w:t>它取决于总体构造而非机制本身。这个劣势的原因不是加权</w:t>
-      </w:r>
-      <w:r>
-        <w:t xml:space="preserve">——5.3 </w:t>
-      </w:r>
-      <w:r>
-        <w:t>节已表明权重在</w:t>
-      </w:r>
-      <w:r>
-        <w:t xml:space="preserve"> 79 860 </w:t>
-      </w:r>
-      <w:r>
-        <w:t>条预测中只改变</w:t>
-      </w:r>
-      <w:r>
-        <w:t xml:space="preserve"> 1 </w:t>
-      </w:r>
-      <w:r>
-        <w:t>条</w:t>
-      </w:r>
-      <w:r>
-        <w:t>——</w:t>
-      </w:r>
-      <w:r>
-        <w:t>而是在质量随规模分化的特征视图上取平均的代价：全特征视图比卡方视图低</w:t>
-      </w:r>
-      <w:r>
-        <w:t xml:space="preserve"> 0.021397</w:t>
-      </w:r>
-      <w:r>
-        <w:t>，一个这样的较弱专家进入四路平均即可解释全部差距（预测</w:t>
-      </w:r>
-      <w:r>
-        <w:t xml:space="preserve"> 0.005349</w:t>
-      </w:r>
-      <w:r>
-        <w:t>，实测</w:t>
-      </w:r>
-      <w:r>
-        <w:t xml:space="preserve"> −0.005533</w:t>
-      </w:r>
-      <w:r>
-        <w:t>）。</w:t>
-      </w:r>
-    </w:p>
-    <w:p>
-      <w:r>
-        <w:t>第二，</w:t>
-      </w:r>
-      <w:r>
-        <w:rPr>
-          <w:b/>
-        </w:rPr>
-        <w:t>失效是可解释的，而且是定量的。</w:t>
-      </w:r>
-      <w:r>
-        <w:t>增益与专家多样性同步变化：分歧率</w:t>
-      </w:r>
-      <w:r>
-        <w:t xml:space="preserve"> 0.20% </w:t>
-      </w:r>
-      <w:r>
-        <w:t>至</w:t>
-      </w:r>
-      <w:r>
-        <w:t xml:space="preserve"> 0.36% </w:t>
-      </w:r>
-      <w:r>
-        <w:t>的两类专家集合在全部</w:t>
-      </w:r>
-      <w:r>
-        <w:t xml:space="preserve"> 6 </w:t>
-      </w:r>
-      <w:r>
-        <w:t>次运行中增益恰好为零，分歧率</w:t>
-      </w:r>
-      <w:r>
-        <w:t xml:space="preserve"> 1.76% </w:t>
-      </w:r>
-      <w:r>
-        <w:t>至</w:t>
-      </w:r>
-      <w:r>
-        <w:t xml:space="preserve"> 6.44% </w:t>
-      </w:r>
-      <w:r>
-        <w:t>的三类去相关集合在全部</w:t>
-      </w:r>
-      <w:r>
-        <w:t xml:space="preserve"> 9 </w:t>
-      </w:r>
-      <w:r>
-        <w:t>次运行中增益均为正，剂量</w:t>
-      </w:r>
-      <w:r>
-        <w:t>—</w:t>
-      </w:r>
-      <w:r>
-        <w:t>反应回归斜率</w:t>
-      </w:r>
-      <w:r>
-        <w:t xml:space="preserve"> 0.0646</w:t>
-      </w:r>
-      <w:r>
-        <w:t>（</w:t>
-      </w:r>
-      <w:r>
-        <w:t>Pearson r = 0.749</w:t>
-      </w:r>
-      <w:r>
-        <w:t>）。因此条件加权的失效不是实现或调参问题，而是过滤式多视图专家彼此过于相似这一数据侧约束的直接后果。</w:t>
-      </w:r>
-      <w:r>
-        <w:t xml:space="preserve"> </w:t>
-      </w:r>
-      <w:r>
-        <w:t>我们给出三个可辨识性命题，分别刻画凸组合不变性、边距支配与权重坍缩，并给出可观测判据。实测数据同时满足三者，说明在该数据结构下继续优化门控不会带来判别增益。</w:t>
-      </w:r>
-    </w:p>
-    <w:p>
-      <w:r>
-        <w:t>第三，</w:t>
-      </w:r>
-      <w:r>
-        <w:rPr>
-          <w:b/>
-        </w:rPr>
-        <w:t>协议效应主导聚合规则差异。</w:t>
-      </w:r>
-      <w:r>
-        <w:t xml:space="preserve"> </w:t>
-      </w:r>
-      <w:r>
-        <w:t>在同一批实验中，类别先验变化带来</w:t>
-      </w:r>
-      <w:r>
-        <w:t xml:space="preserve"> +0.0725 </w:t>
-      </w:r>
-      <w:r>
-        <w:t>的</w:t>
-      </w:r>
-      <w:r>
-        <w:t xml:space="preserve"> Macro-F1 </w:t>
-      </w:r>
-      <w:r>
-        <w:t>差异，去重顺序至多</w:t>
-      </w:r>
-      <w:r>
-        <w:t xml:space="preserve"> +0.0060</w:t>
-      </w:r>
-      <w:r>
-        <w:t>，而聚合规则仅</w:t>
-      </w:r>
-      <w:r>
-        <w:t xml:space="preserve"> 0.0005</w:t>
-      </w:r>
-      <w:r>
-        <w:t>。文件级压力测试中，同一模型的</w:t>
-      </w:r>
-      <w:r>
-        <w:t xml:space="preserve"> Macro-F1 </w:t>
-      </w:r>
-      <w:r>
-        <w:t>跨度达</w:t>
-      </w:r>
-      <w:r>
-        <w:t xml:space="preserve"> 0.3325 </w:t>
-      </w:r>
-      <w:r>
-        <w:t>至</w:t>
-      </w:r>
-      <w:r>
-        <w:t xml:space="preserve"> 0.9997</w:t>
-      </w:r>
-      <w:r>
-        <w:t>。因此，在公开入侵检测数据集上，</w:t>
-      </w:r>
-      <w:r>
-        <w:rPr>
-          <w:b/>
-        </w:rPr>
-        <w:t>报告什么协议比报告什么聚合规则更能决定结论</w:t>
-      </w:r>
-      <w:r>
-        <w:t>——</w:t>
-      </w:r>
-      <w:r>
-        <w:t>不过模型族的选择可能比两者都更重要。</w:t>
-      </w:r>
-    </w:p>
-    <w:p>
-      <w:r>
         <w:t>本文的主要贡献不是一个新的最优分类器，而是一套可复用的泄漏受控协议、一组可证伪的可辨识性边界，以及一张把协议效应与聚合规则差异分离的定量地图。后续工作有三个方向：其一，设计显式强制专家去相关的加权机制，检验条件加权能否在打破命题</w:t>
       </w:r>
       <w:r>
@@ -23316,7 +24572,6 @@
         <w:pStyle w:val="1"/>
       </w:pPr>
       <w:r>
-        <w:lastRenderedPageBreak/>
         <w:t>利益冲突声明</w:t>
       </w:r>
     </w:p>
@@ -23505,6 +24760,7 @@
         </w:numPr>
       </w:pPr>
       <w:r>
+        <w:lastRenderedPageBreak/>
         <w:t>Chen T, Guestrin C. XGBoost: A scalable tree boosting system. KDD 2016: 785-794. DOI:10.1145/2939672.2939785.</w:t>
       </w:r>
     </w:p>
@@ -23631,7 +24887,6 @@
         </w:numPr>
       </w:pPr>
       <w:r>
-        <w:lastRenderedPageBreak/>
         <w:t>Guyon I, Elisseeff A. An introduction to variable and feature selection. JMLR, 2003, 3: 1157-1182. [</w:t>
       </w:r>
       <w:r>
@@ -23806,6 +25061,7 @@
         </w:numPr>
       </w:pPr>
       <w:r>
+        <w:lastRenderedPageBreak/>
         <w:t>Khraisat A, Gondal I, Vamplew P, Kamruzzaman J. Survey of intrusion detection systems: Techniques, datasets and challenges. Cybersecurity, 2019, 2: 20. DOI:10.1186/s42400-019-0038-7.</w:t>
       </w:r>
     </w:p>
@@ -23950,7 +25206,6 @@
         </w:numPr>
       </w:pPr>
       <w:r>
-        <w:lastRenderedPageBreak/>
         <w:t>Vovk V, Gammerman A, Shafer G. Algorithmic Learning in a Random World. Springer, 2005. DOI:10.1007/b106715.</w:t>
       </w:r>
     </w:p>
@@ -24164,6 +25419,7 @@
         </w:numPr>
       </w:pPr>
       <w:r>
+        <w:lastRenderedPageBreak/>
         <w:t>McKinney W. Data structures for statistical computing in Python. SciPy 2010: 56-61. DOI:10.25080/Majora-92bf1922-00a.</w:t>
       </w:r>
     </w:p>
@@ -24698,7 +25954,6 @@
               <w:rPr>
                 <w:sz w:val="16"/>
               </w:rPr>
-              <w:lastRenderedPageBreak/>
               <w:t>S10</w:t>
             </w:r>
           </w:p>
@@ -25818,76 +27073,76 @@
       </w:rPr>
     </w:lvl>
   </w:abstractNum>
-  <w:num w:numId="1" w16cid:durableId="2005232806">
+  <w:num w:numId="1" w16cid:durableId="1729844971">
     <w:abstractNumId w:val="8"/>
   </w:num>
-  <w:num w:numId="2" w16cid:durableId="1772318002">
+  <w:num w:numId="2" w16cid:durableId="1407996491">
     <w:abstractNumId w:val="6"/>
   </w:num>
-  <w:num w:numId="3" w16cid:durableId="35782742">
+  <w:num w:numId="3" w16cid:durableId="110440034">
     <w:abstractNumId w:val="5"/>
   </w:num>
-  <w:num w:numId="4" w16cid:durableId="1828743768">
+  <w:num w:numId="4" w16cid:durableId="898397437">
     <w:abstractNumId w:val="4"/>
   </w:num>
-  <w:num w:numId="5" w16cid:durableId="1955791219">
+  <w:num w:numId="5" w16cid:durableId="1263495570">
     <w:abstractNumId w:val="7"/>
   </w:num>
-  <w:num w:numId="6" w16cid:durableId="1202206458">
+  <w:num w:numId="6" w16cid:durableId="1986885994">
     <w:abstractNumId w:val="3"/>
   </w:num>
-  <w:num w:numId="7" w16cid:durableId="536817496">
+  <w:num w:numId="7" w16cid:durableId="2054378140">
     <w:abstractNumId w:val="2"/>
   </w:num>
-  <w:num w:numId="8" w16cid:durableId="1530875438">
+  <w:num w:numId="8" w16cid:durableId="1915896551">
     <w:abstractNumId w:val="1"/>
   </w:num>
-  <w:num w:numId="9" w16cid:durableId="1753507075">
+  <w:num w:numId="9" w16cid:durableId="1093431022">
     <w:abstractNumId w:val="0"/>
   </w:num>
-  <w:num w:numId="10" w16cid:durableId="2143499909">
+  <w:num w:numId="10" w16cid:durableId="831794972">
     <w:abstractNumId w:val="7"/>
     <w:lvlOverride w:ilvl="0">
       <w:startOverride w:val="1"/>
     </w:lvlOverride>
   </w:num>
-  <w:num w:numId="11" w16cid:durableId="96020506">
+  <w:num w:numId="11" w16cid:durableId="249119902">
     <w:abstractNumId w:val="7"/>
     <w:lvlOverride w:ilvl="0">
       <w:startOverride w:val="1"/>
     </w:lvlOverride>
   </w:num>
-  <w:num w:numId="12" w16cid:durableId="1446997623">
+  <w:num w:numId="12" w16cid:durableId="950744270">
     <w:abstractNumId w:val="7"/>
     <w:lvlOverride w:ilvl="0">
       <w:startOverride w:val="1"/>
     </w:lvlOverride>
   </w:num>
-  <w:num w:numId="13" w16cid:durableId="1617977942">
+  <w:num w:numId="13" w16cid:durableId="1665546169">
     <w:abstractNumId w:val="7"/>
     <w:lvlOverride w:ilvl="0">
       <w:startOverride w:val="1"/>
     </w:lvlOverride>
   </w:num>
-  <w:num w:numId="14" w16cid:durableId="1531845107">
+  <w:num w:numId="14" w16cid:durableId="955022175">
     <w:abstractNumId w:val="7"/>
     <w:lvlOverride w:ilvl="0">
       <w:startOverride w:val="1"/>
     </w:lvlOverride>
   </w:num>
-  <w:num w:numId="15" w16cid:durableId="733965728">
+  <w:num w:numId="15" w16cid:durableId="1131944559">
     <w:abstractNumId w:val="7"/>
     <w:lvlOverride w:ilvl="0">
       <w:startOverride w:val="1"/>
     </w:lvlOverride>
   </w:num>
-  <w:num w:numId="16" w16cid:durableId="1103308011">
+  <w:num w:numId="16" w16cid:durableId="252863926">
     <w:abstractNumId w:val="7"/>
     <w:lvlOverride w:ilvl="0">
       <w:startOverride w:val="1"/>
     </w:lvlOverride>
   </w:num>
-  <w:num w:numId="17" w16cid:durableId="1622569725">
+  <w:num w:numId="17" w16cid:durableId="1574582734">
     <w:abstractNumId w:val="7"/>
     <w:lvlOverride w:ilvl="0">
       <w:startOverride w:val="1"/>

--- a/重构版论文_v4_20260915/中文SCI论文_v4_重构版.docx
+++ b/重构版论文_v4_20260915/中文SCI论文_v4_重构版.docx
@@ -207,13 +207,13 @@
         <w:t xml:space="preserve"> +0.0063</w:t>
       </w:r>
       <w:r>
-        <w:t>（十个种子方向一致），而在完整特征预算下三个视图完全重合。该机制体积是单个等权森林的</w:t>
+        <w:t>（十个种子方向一致），而在完整特征预算下三个视图完全重合。该机制体积为单个等权森林的</w:t>
       </w:r>
       <w:r>
         <w:t xml:space="preserve"> 4.1 </w:t>
       </w:r>
       <w:r>
-        <w:t>倍、吞吐低</w:t>
+        <w:t>倍，吞吐低</w:t>
       </w:r>
       <w:r>
         <w:t xml:space="preserve"> 4.6 </w:t>
@@ -2138,7 +2138,7 @@
           <w:noProof/>
         </w:rPr>
         <w:drawing>
-          <wp:inline distT="0" distB="0" distL="0" distR="0" wp14:anchorId="290634EA" wp14:editId="6E28BD9C">
+          <wp:inline distT="0" distB="0" distL="0" distR="0" wp14:anchorId="1879F561" wp14:editId="19C74582">
             <wp:extent cx="5760720" cy="2730962"/>
             <wp:effectExtent l="0" t="0" r="0" b="0"/>
             <wp:docPr id="1" name="Picture 1"/>
@@ -4436,7 +4436,7 @@
         </w:rPr>
         <w:lastRenderedPageBreak/>
         <w:drawing>
-          <wp:inline distT="0" distB="0" distL="0" distR="0" wp14:anchorId="2BFF0A40" wp14:editId="72390766">
+          <wp:inline distT="0" distB="0" distL="0" distR="0" wp14:anchorId="0CC259B5" wp14:editId="16F82130">
             <wp:extent cx="5760720" cy="2750378"/>
             <wp:effectExtent l="0" t="0" r="0" b="0"/>
             <wp:docPr id="2" name="Picture 2"/>
@@ -6255,7 +6255,7 @@
         </w:rPr>
         <w:lastRenderedPageBreak/>
         <w:drawing>
-          <wp:inline distT="0" distB="0" distL="0" distR="0" wp14:anchorId="10DDBF35" wp14:editId="25FCFE24">
+          <wp:inline distT="0" distB="0" distL="0" distR="0" wp14:anchorId="481DFD43" wp14:editId="4189D07A">
             <wp:extent cx="5760720" cy="3482709"/>
             <wp:effectExtent l="0" t="0" r="0" b="0"/>
             <wp:docPr id="3" name="Picture 3"/>
@@ -11732,7 +11732,7 @@
         </w:rPr>
         <w:lastRenderedPageBreak/>
         <w:drawing>
-          <wp:inline distT="0" distB="0" distL="0" distR="0" wp14:anchorId="75AE7328" wp14:editId="4084BBB2">
+          <wp:inline distT="0" distB="0" distL="0" distR="0" wp14:anchorId="5F0FA9B1" wp14:editId="76EDCF2D">
             <wp:extent cx="5760720" cy="2547798"/>
             <wp:effectExtent l="0" t="0" r="0" b="0"/>
             <wp:docPr id="4" name="Picture 4"/>
@@ -13541,7 +13541,7 @@
         </w:rPr>
         <w:lastRenderedPageBreak/>
         <w:drawing>
-          <wp:inline distT="0" distB="0" distL="0" distR="0" wp14:anchorId="3F216060" wp14:editId="7E7B0C00">
+          <wp:inline distT="0" distB="0" distL="0" distR="0" wp14:anchorId="1C31F66C" wp14:editId="43C7577D">
             <wp:extent cx="5760720" cy="2108444"/>
             <wp:effectExtent l="0" t="0" r="0" b="0"/>
             <wp:docPr id="5" name="Picture 5"/>
@@ -13964,7 +13964,7 @@
           <w:noProof/>
         </w:rPr>
         <w:drawing>
-          <wp:inline distT="0" distB="0" distL="0" distR="0" wp14:anchorId="518866FE" wp14:editId="78E3F603">
+          <wp:inline distT="0" distB="0" distL="0" distR="0" wp14:anchorId="51743079" wp14:editId="71747888">
             <wp:extent cx="5760720" cy="2331249"/>
             <wp:effectExtent l="0" t="0" r="0" b="0"/>
             <wp:docPr id="6" name="Picture 6"/>
@@ -15105,7 +15105,7 @@
         </w:rPr>
         <w:lastRenderedPageBreak/>
         <w:drawing>
-          <wp:inline distT="0" distB="0" distL="0" distR="0" wp14:anchorId="5C61C5D4" wp14:editId="2DEF2FDB">
+          <wp:inline distT="0" distB="0" distL="0" distR="0" wp14:anchorId="1C40ECCC" wp14:editId="01C91D76">
             <wp:extent cx="5760720" cy="2266878"/>
             <wp:effectExtent l="0" t="0" r="0" b="0"/>
             <wp:docPr id="7" name="Picture 7"/>
@@ -15421,7 +15421,7 @@
           <w:noProof/>
         </w:rPr>
         <w:drawing>
-          <wp:inline distT="0" distB="0" distL="0" distR="0" wp14:anchorId="4C0BB63B" wp14:editId="785ACED2">
+          <wp:inline distT="0" distB="0" distL="0" distR="0" wp14:anchorId="1B7BF90F" wp14:editId="7E0E68F9">
             <wp:extent cx="5760720" cy="2362842"/>
             <wp:effectExtent l="0" t="0" r="0" b="0"/>
             <wp:docPr id="8" name="Picture 8"/>
@@ -15987,7 +15987,7 @@
           <w:noProof/>
         </w:rPr>
         <w:drawing>
-          <wp:inline distT="0" distB="0" distL="0" distR="0" wp14:anchorId="4EBD42E0" wp14:editId="4DBB7D7E">
+          <wp:inline distT="0" distB="0" distL="0" distR="0" wp14:anchorId="09DE15F7" wp14:editId="27FD61CC">
             <wp:extent cx="5760720" cy="2544177"/>
             <wp:effectExtent l="0" t="0" r="0" b="0"/>
             <wp:docPr id="9" name="Picture 9"/>
@@ -16574,7 +16574,7 @@
           <w:noProof/>
         </w:rPr>
         <w:drawing>
-          <wp:inline distT="0" distB="0" distL="0" distR="0" wp14:anchorId="2CCA16C1" wp14:editId="5FD7A4A1">
+          <wp:inline distT="0" distB="0" distL="0" distR="0" wp14:anchorId="3E9DAA5F" wp14:editId="419DE17E">
             <wp:extent cx="5760720" cy="2275394"/>
             <wp:effectExtent l="0" t="0" r="0" b="0"/>
             <wp:docPr id="10" name="Picture 10"/>
@@ -16878,7 +16878,7 @@
           <w:noProof/>
         </w:rPr>
         <w:drawing>
-          <wp:inline distT="0" distB="0" distL="0" distR="0" wp14:anchorId="6ED3AF5E" wp14:editId="49FBA528">
+          <wp:inline distT="0" distB="0" distL="0" distR="0" wp14:anchorId="60E07696" wp14:editId="1E325434">
             <wp:extent cx="5760720" cy="2547041"/>
             <wp:effectExtent l="0" t="0" r="0" b="0"/>
             <wp:docPr id="11" name="Picture 11"/>
@@ -19480,13 +19480,13 @@
         <w:t xml:space="preserve"> 38–50 </w:t>
       </w:r>
       <w:r>
-        <w:t>条被改判。成员可互换时门控无效、成员不可互换时门控有用，这正是可辨识性条件所预测的边界，现在在一个</w:t>
+        <w:t>条被改判。成员可互换时门控无效、成员不可互换时门控有用，这正是可辨识性条件所预测的边界，并已在一个</w:t>
       </w:r>
       <w:r>
         <w:t xml:space="preserve"> 2025 </w:t>
       </w:r>
       <w:r>
-        <w:t>年语料上被观测到。</w:t>
+        <w:t>年语料上得到验证。</w:t>
       </w:r>
     </w:p>
     <w:p>
@@ -19500,13 +19500,13 @@
         <w:t xml:space="preserve"> </w:t>
       </w:r>
       <w:r>
-        <w:t>把</w:t>
+        <w:t>将</w:t>
       </w:r>
       <w:r>
         <w:t xml:space="preserve"> 2017 </w:t>
       </w:r>
       <w:r>
-        <w:t>年语料上的规模阶梯整体搬到现代语料：</w:t>
+        <w:t>语料上的规模阶梯整体迁移到现代语料：</w:t>
       </w:r>
       <w:r>
         <w:t xml:space="preserve">CIC-IoT-2023 </w:t>
@@ -19756,7 +19756,7 @@
         </w:rPr>
         <w:lastRenderedPageBreak/>
         <w:drawing>
-          <wp:inline distT="0" distB="0" distL="0" distR="0" wp14:anchorId="55FBBAAF" wp14:editId="3535AC88">
+          <wp:inline distT="0" distB="0" distL="0" distR="0" wp14:anchorId="0BD4FE19" wp14:editId="0524C932">
             <wp:extent cx="5760720" cy="1482601"/>
             <wp:effectExtent l="0" t="0" r="0" b="0"/>
             <wp:docPr id="12" name="Picture 12"/>
@@ -20402,13 +20402,13 @@
     </w:p>
     <w:p>
       <w:r>
-        <w:t>把</w:t>
+        <w:t>本节把</w:t>
       </w:r>
       <w:r>
         <w:t xml:space="preserve"> 2017 </w:t>
       </w:r>
       <w:r>
-        <w:t>语料上的规模阶梯搬到现代语料、在</w:t>
+        <w:t>语料上的规模阶梯迁移到现代语料，在</w:t>
       </w:r>
       <w:r>
         <w:rPr>
@@ -20417,12 +20417,12 @@
         <w:t>真实分布位移</w:t>
       </w:r>
       <w:r>
-        <w:t>（换设备、换运行）下重测同一对照，</w:t>
-      </w:r>
-    </w:p>
-    <w:p>
-      <w:r>
-        <w:t>并用机制套件解释结果。全部为同一协议、同一组十个种子。</w:t>
+        <w:t>（换设备、换运行）下复测同一对照，</w:t>
+      </w:r>
+    </w:p>
+    <w:p>
+      <w:r>
+        <w:t>并用机制套件解释结果；三部分均采用同一协议与同一组十个种子。</w:t>
       </w:r>
     </w:p>
     <w:tbl>
@@ -21108,7 +21108,7 @@
         <w:rPr>
           <w:b/>
         </w:rPr>
-        <w:t>规模不是失效的原因。</w:t>
+        <w:t>规模本身并非失效原因。</w:t>
       </w:r>
       <w:r>
         <w:t xml:space="preserve"> CIC-IDS2017 </w:t>
@@ -21120,7 +21120,7 @@
         <w:t xml:space="preserve"> 2 429 503 </w:t>
       </w:r>
       <w:r>
-        <w:t>条全语料上出现</w:t>
+        <w:t>条全语料上呈现</w:t>
       </w:r>
       <w:r>
         <w:t xml:space="preserve"> -0.005533 </w:t>
@@ -21160,7 +21160,7 @@
     </w:p>
     <w:p>
       <w:r>
-        <w:t>本书最大的总体</w:t>
+        <w:t>本文最大的总体</w:t>
       </w:r>
       <w:r>
         <w:t xml:space="preserve"> Gotham-2025 </w:t>
@@ -21195,7 +21195,7 @@
         <w:t xml:space="preserve"> 5.7 </w:t>
       </w:r>
       <w:r>
-        <w:t>的劣势是那个语料与那个总体的组合的性质，不能读成「规模一大，加权就会变差」。</w:t>
+        <w:t>的劣势来自该语料与该总体的特定组合，不能推广为「规模越大，加权越差」。</w:t>
       </w:r>
     </w:p>
     <w:p>
@@ -21209,7 +21209,13 @@
         <w:t xml:space="preserve"> </w:t>
       </w:r>
       <w:r>
-        <w:t>随机划分会把同一设备的样本同时放进训练与测试；留一来源设计避免这一点。</w:t>
+        <w:t>随机划分会把同一设备的样本同时放进训练与测试；留一来源（</w:t>
+      </w:r>
+      <w:r>
+        <w:t>leave-one-source-out</w:t>
+      </w:r>
+      <w:r>
+        <w:t>）设计避免了这一点。</w:t>
       </w:r>
     </w:p>
     <w:p>
@@ -21320,10 +21326,10 @@
         <w:t>留出把绝对性能拉低得很多（</w:t>
       </w:r>
       <w:r>
-        <w:t xml:space="preserve">6TiSCH </w:t>
-      </w:r>
-      <w:r>
-        <w:t>上均值掉到</w:t>
+        <w:t xml:space="preserve">6TiSCHSet-2026 </w:t>
+      </w:r>
+      <w:r>
+        <w:t>上均值降至</w:t>
       </w:r>
       <w:r>
         <w:t xml:space="preserve"> 0.52</w:t>
@@ -21420,12 +21426,12 @@
     </w:p>
     <w:p>
       <w:r>
-        <w:t>预算小时卡方与方差分析选出的特征真正不同，成员不再可互换，门控开始起作用；</w:t>
-      </w:r>
-    </w:p>
-    <w:p>
-      <w:r>
         <w:lastRenderedPageBreak/>
+        <w:t>预算较小时，卡方与方差分析选出的特征真正分化，成员不再可互换，门控开始起作用；</w:t>
+      </w:r>
+    </w:p>
+    <w:p>
+      <w:r>
         <w:t xml:space="preserve">k≥32 </w:t>
       </w:r>
       <w:r>
@@ -21466,10 +21472,10 @@
         <w:t>1</w:t>
       </w:r>
       <w:r>
-        <w:t>）边距上界</w:t>
-      </w:r>
-      <w:r>
-        <w:t xml:space="preserve">——Gotham </w:t>
+        <w:t>）边距上界：</w:t>
+      </w:r>
+      <w:r>
+        <w:t xml:space="preserve">Gotham </w:t>
       </w:r>
       <w:r>
         <w:t>全档</w:t>
@@ -21478,7 +21484,7 @@
         <w:t xml:space="preserve"> 297 180 </w:t>
       </w:r>
       <w:r>
-        <w:t>行里两条臂改判</w:t>
+        <w:t>行中两条臂仅改判</w:t>
       </w:r>
     </w:p>
     <w:p>
@@ -21498,7 +21504,7 @@
         <w:t xml:space="preserve"> 375 160 </w:t>
       </w:r>
       <w:r>
-        <w:t>行里改判</w:t>
+        <w:t>行中改判</w:t>
       </w:r>
     </w:p>
     <w:p>
@@ -21525,13 +21531,7 @@
         <w:t>2</w:t>
       </w:r>
       <w:r>
-        <w:t>）权重机制</w:t>
-      </w:r>
-      <w:r>
-        <w:t>——</w:t>
-      </w:r>
-      <w:r>
-        <w:t>门控确实在调权，但树权重落在</w:t>
+        <w:t>）权重机制：门控确实在调权，但树权重落在</w:t>
       </w:r>
       <w:r>
         <w:t xml:space="preserve"> 0.0091–0.0102 </w:t>
@@ -21566,13 +21566,7 @@
         <w:t>—</w:t>
       </w:r>
       <w:r>
-        <w:t>反应</w:t>
-      </w:r>
-      <w:r>
-        <w:t>——</w:t>
-      </w:r>
-      <w:r>
-        <w:t>五组专家配置上增益与平均成对分歧同向变化</w:t>
+        <w:t>反应：五组专家配置上增益与平均成对分歧同向变化</w:t>
       </w:r>
     </w:p>
     <w:p>
@@ -21910,6 +21904,7 @@
         <w:t>——</w:t>
       </w:r>
       <w:r>
+        <w:lastRenderedPageBreak/>
         <w:t>这个界是成员集合的属性，不是门控的属性。在截断总体上，四个特征视图的得分相差不到</w:t>
       </w:r>
       <w:r>
@@ -21919,11 +21914,7 @@
         <w:t>（表</w:t>
       </w:r>
       <w:r>
-        <w:t xml:space="preserve"> </w:t>
-      </w:r>
-      <w:r>
-        <w:lastRenderedPageBreak/>
-        <w:t>4a</w:t>
+        <w:t xml:space="preserve"> 4a</w:t>
       </w:r>
       <w:r>
         <w:t>），该界很松；而在全语料上，全特征视图比卡方视图低</w:t>
@@ -22778,6 +22769,7 @@
               <w:rPr>
                 <w:sz w:val="16"/>
               </w:rPr>
+              <w:lastRenderedPageBreak/>
               <w:t>未知攻击拒绝</w:t>
             </w:r>
           </w:p>
@@ -22828,14 +22820,7 @@
               <w:rPr>
                 <w:sz w:val="16"/>
               </w:rPr>
-              <w:t>显著高于条</w:t>
-            </w:r>
-            <w:r>
-              <w:rPr>
-                <w:sz w:val="16"/>
-              </w:rPr>
-              <w:lastRenderedPageBreak/>
-              <w:t>件加权分支</w:t>
+              <w:t>显著高于条件加权分支</w:t>
             </w:r>
             <w:r>
               <w:rPr>
@@ -22857,15 +22842,7 @@
               <w:rPr>
                 <w:sz w:val="16"/>
               </w:rPr>
-              <w:lastRenderedPageBreak/>
-              <w:t>已知类误拒率上升，需要重新</w:t>
-            </w:r>
-            <w:r>
-              <w:rPr>
-                <w:sz w:val="16"/>
-              </w:rPr>
-              <w:lastRenderedPageBreak/>
-              <w:t>标定工作点</w:t>
+              <w:t>已知类误拒率上升，需要重新标定工作点</w:t>
             </w:r>
           </w:p>
         </w:tc>
@@ -22883,7 +22860,6 @@
               <w:rPr>
                 <w:sz w:val="16"/>
               </w:rPr>
-              <w:lastRenderedPageBreak/>
               <w:t>跨文件</w:t>
             </w:r>
             <w:r>
@@ -23426,6 +23402,7 @@
         <w:rPr>
           <w:b/>
         </w:rPr>
+        <w:lastRenderedPageBreak/>
         <w:t>同成员对照只覆盖主总体。</w:t>
       </w:r>
       <w:r>
@@ -23458,32 +23435,522 @@
         <w:rPr>
           <w:b/>
         </w:rPr>
+        <w:t>研究总体不等于生产流量。</w:t>
+      </w:r>
+      <w:r>
+        <w:t xml:space="preserve"> </w:t>
+      </w:r>
+      <w:r>
+        <w:t>自然先验总体经过全局去重、物理范围筛查与每类</w:t>
+      </w:r>
+      <w:r>
+        <w:t xml:space="preserve"> 20 000 </w:t>
+      </w:r>
+      <w:r>
+        <w:t>条截断，共</w:t>
+      </w:r>
+      <w:r>
+        <w:t xml:space="preserve"> 53 237 </w:t>
+      </w:r>
+      <w:r>
+        <w:t>条；平衡控制总体仅</w:t>
+      </w:r>
+      <w:r>
+        <w:t xml:space="preserve"> 3 365 </w:t>
+      </w:r>
+      <w:r>
+        <w:t>条。因此二者是审计流程的产物，而不是运行网络的样本；本文所有数值都限定在这两个总体之上。</w:t>
+      </w:r>
+    </w:p>
+    <w:p>
+      <w:r>
+        <w:rPr>
+          <w:b/>
+        </w:rPr>
+        <w:t>等价性依赖总体的构造方式。</w:t>
+      </w:r>
+      <w:r>
+        <w:t xml:space="preserve"> </w:t>
+      </w:r>
+      <w:r>
+        <w:t>它在</w:t>
+      </w:r>
+      <w:r>
+        <w:t xml:space="preserve"> 53 237 </w:t>
+      </w:r>
+      <w:r>
+        <w:t>条自然先验总体与</w:t>
+      </w:r>
+      <w:r>
+        <w:t xml:space="preserve"> 7.8 </w:t>
+      </w:r>
+      <w:r>
+        <w:t>倍扩大总体上成立，但在</w:t>
+      </w:r>
+      <w:r>
+        <w:t xml:space="preserve"> CIC-IDS2017 </w:t>
+      </w:r>
+      <w:r>
+        <w:t>完全取消类别上限的</w:t>
+      </w:r>
+      <w:r>
+        <w:t xml:space="preserve"> 2 429 503 </w:t>
+      </w:r>
+      <w:r>
+        <w:t>条语料上转为小而稳定的劣势（</w:t>
+      </w:r>
+      <w:r>
+        <w:t>-0.005533</w:t>
+      </w:r>
+      <w:r>
+        <w:t>）。这一劣势没有在现代语料上复现：</w:t>
+      </w:r>
+      <w:r>
+        <w:t xml:space="preserve">CIC-IoT-2023 </w:t>
+      </w:r>
+      <w:r>
+        <w:t>在</w:t>
+      </w:r>
+      <w:r>
+        <w:t xml:space="preserve"> 2 460 000 </w:t>
+      </w:r>
+      <w:r>
+        <w:t>训练行上只有</w:t>
+      </w:r>
+      <w:r>
+        <w:t xml:space="preserve"> -0.000004</w:t>
+      </w:r>
+      <w:r>
+        <w:t>，</w:t>
+      </w:r>
+      <w:r>
+        <w:t xml:space="preserve">Gotham-2025 </w:t>
+      </w:r>
+      <w:r>
+        <w:t>全档在</w:t>
+      </w:r>
+      <w:r>
+        <w:t xml:space="preserve"> 14 250 000 </w:t>
+      </w:r>
+      <w:r>
+        <w:t>训练行、</w:t>
+      </w:r>
+      <w:r>
+        <w:t xml:space="preserve">7 190 000 </w:t>
+      </w:r>
+      <w:r>
+        <w:t>测试行上是</w:t>
+      </w:r>
+      <w:r>
+        <w:t xml:space="preserve"> +0.000009</w:t>
+      </w:r>
+      <w:r>
+        <w:t>，十个种子无一例外。因此「条件加权与等权投票不可区分」这一结论必须与所测总体一同引用，但它不会随语料年代或训练规模机械地失效；真正决定它的是成员的可互换性，特征预算扫描（</w:t>
+      </w:r>
+      <w:r>
+        <w:t xml:space="preserve">k=8 +0.001663 </w:t>
+      </w:r>
+      <w:r>
+        <w:t>到</w:t>
+      </w:r>
+      <w:r>
+        <w:t xml:space="preserve"> k=32 -0.000002</w:t>
+      </w:r>
+      <w:r>
+        <w:t>）与机制套件（改判行数</w:t>
+      </w:r>
+      <w:r>
+        <w:t xml:space="preserve"> 0–12 </w:t>
+      </w:r>
+      <w:r>
+        <w:t>行、权重落在</w:t>
+      </w:r>
+      <w:r>
+        <w:t xml:space="preserve"> 0.0091–0.0102 </w:t>
+      </w:r>
+      <w:r>
+        <w:t>之间）给了这一点定量形式。</w:t>
+      </w:r>
+    </w:p>
+    <w:p>
+      <w:r>
+        <w:rPr>
+          <w:b/>
+        </w:rPr>
+        <w:t>文件级实验不构成时间外推。</w:t>
+      </w:r>
+      <w:r>
+        <w:t xml:space="preserve"> CIC-IDS2017 </w:t>
+      </w:r>
+      <w:r>
+        <w:t>的不同文件覆盖的类别不同，无法构造类别完整的时间外测试协议。本文的文件级结果只能作为覆盖与风险分析，不能表述为</w:t>
+      </w:r>
+      <w:r>
+        <w:t>"</w:t>
+      </w:r>
+      <w:r>
+        <w:t>跨时间泛化</w:t>
+      </w:r>
+      <w:r>
+        <w:t>"</w:t>
+      </w:r>
+      <w:r>
+        <w:t>。</w:t>
+      </w:r>
+    </w:p>
+    <w:p>
+      <w:r>
+        <w:rPr>
+          <w:b/>
+        </w:rPr>
+        <w:t>外部数据集是独立基准，不是迁移实验。</w:t>
+      </w:r>
+      <w:r>
+        <w:t xml:space="preserve"> NSL-KDD</w:t>
+      </w:r>
+      <w:r>
+        <w:t>、</w:t>
+      </w:r>
+      <w:r>
+        <w:t xml:space="preserve">UNSW-NB15 </w:t>
+      </w:r>
+      <w:r>
+        <w:t>与</w:t>
+      </w:r>
+      <w:r>
+        <w:t xml:space="preserve"> CIC-IDS2017 </w:t>
+      </w:r>
+      <w:r>
+        <w:t>使用不同的标签体系，本文不做标签对齐，也不做跨数据集训练。三者分数不可合并或平均。</w:t>
+      </w:r>
+    </w:p>
+    <w:p>
+      <w:r>
+        <w:rPr>
+          <w:b/>
+        </w:rPr>
+        <w:t>延迟测量不覆盖端到端链路。</w:t>
+      </w:r>
+      <w:r>
+        <w:t xml:space="preserve"> </w:t>
+      </w:r>
+      <w:r>
+        <w:t>报告的毫秒数从数值特征矩阵开始计时，不含抓包、流重组、特征提取、告警输出与模型热更新。</w:t>
+      </w:r>
+    </w:p>
+    <w:p>
+      <w:r>
+        <w:rPr>
+          <w:b/>
+        </w:rPr>
+        <w:t>近重复只按精确形式剔除。</w:t>
+      </w:r>
+      <w:r>
+        <w:t xml:space="preserve"> </w:t>
+      </w:r>
+      <w:r>
+        <w:t>引言把「重复与近重复样本」列为公开数据集的危害之一，而审计只删除了完全相同的特征向量。把所有特征四舍五入到四位有效数字后做哈希，发现研究总体中另有</w:t>
+      </w:r>
+      <w:r>
+        <w:t xml:space="preserve"> 0.36% </w:t>
+      </w:r>
+      <w:r>
+        <w:t>的行在该分辨率下构成近重复组，其中</w:t>
+      </w:r>
+      <w:r>
+        <w:t xml:space="preserve"> 104 </w:t>
+      </w:r>
+      <w:r>
+        <w:t>行位于跨划分的近重复组内，其中</w:t>
+      </w:r>
+      <w:r>
+        <w:t xml:space="preserve"> 17 </w:t>
+      </w:r>
+      <w:r>
+        <w:t>条测试行（占测试集</w:t>
+      </w:r>
+      <w:r>
+        <w:t xml:space="preserve"> 0.21%</w:t>
+      </w:r>
+      <w:r>
+        <w:t>）与训练行共享同一个舍入后特征向量。剔除这些行后，三个模型的</w:t>
+      </w:r>
+      <w:r>
+        <w:t xml:space="preserve"> Macro-F1 </w:t>
+      </w:r>
+      <w:r>
+        <w:t>变化均不超过</w:t>
+      </w:r>
+      <w:r>
+        <w:t xml:space="preserve"> 0.00057</w:t>
+      </w:r>
+      <w:r>
+        <w:t>，因此该重叠不足以解释本文报告的差异；更粗分辨率的结果见补充材料。</w:t>
+      </w:r>
+    </w:p>
+    <w:p>
+      <w:r>
+        <w:rPr>
+          <w:b/>
+        </w:rPr>
+        <w:t>评测了十七个语料，但它们来自同一批采集计划的有限覆盖。</w:t>
+      </w:r>
+      <w:r>
+        <w:t xml:space="preserve"> </w:t>
+      </w:r>
+      <w:r>
+        <w:t>本文结论以</w:t>
+      </w:r>
+      <w:r>
+        <w:t xml:space="preserve"> CIC-IDS2017</w:t>
+      </w:r>
+      <w:r>
+        <w:t>（含截断总体与完整去重语料）、</w:t>
+      </w:r>
+      <w:r>
+        <w:t>NSL-KDD</w:t>
+      </w:r>
+      <w:r>
+        <w:t>、</w:t>
+      </w:r>
+      <w:r>
+        <w:t xml:space="preserve">UNSW-NB15 </w:t>
+      </w:r>
+      <w:r>
+        <w:t>与</w:t>
+      </w:r>
+      <w:r>
+        <w:t xml:space="preserve"> N-BaIoT </w:t>
+      </w:r>
+      <w:r>
+        <w:t>为条件；其余十三个语料（</w:t>
+      </w:r>
+      <w:r>
+        <w:t>CIC-IDS2018</w:t>
+      </w:r>
+      <w:r>
+        <w:t>、</w:t>
+      </w:r>
+      <w:r>
+        <w:t>CIC-IoT-2023</w:t>
+      </w:r>
+      <w:r>
+        <w:t>、</w:t>
+      </w:r>
+      <w:r>
+        <w:t>LITNET-2020</w:t>
+      </w:r>
+      <w:r>
+        <w:t>、</w:t>
+      </w:r>
+      <w:r>
+        <w:t>IoT-23</w:t>
+      </w:r>
+      <w:r>
+        <w:t>、</w:t>
+      </w:r>
+      <w:r>
+        <w:t>RT-IoT2022</w:t>
+      </w:r>
+      <w:r>
+        <w:t>、</w:t>
+      </w:r>
+      <w:r>
+        <w:t>ACI-IoT-2023</w:t>
+      </w:r>
+      <w:r>
+        <w:t>，</w:t>
+      </w:r>
+      <w:r>
+        <w:t xml:space="preserve">2025 </w:t>
+      </w:r>
+      <w:r>
+        <w:t>年的</w:t>
+      </w:r>
+      <w:r>
+        <w:t xml:space="preserve"> UAVIDS-2025</w:t>
+      </w:r>
+      <w:r>
+        <w:t>、</w:t>
+      </w:r>
+      <w:r>
+        <w:t>GeNIS</w:t>
+      </w:r>
+      <w:r>
+        <w:t>、</w:t>
+      </w:r>
+      <w:r>
+        <w:t>IDS2025</w:t>
+      </w:r>
+      <w:r>
+        <w:t>、</w:t>
+      </w:r>
+      <w:r>
+        <w:t>Gotham-2025</w:t>
+      </w:r>
+      <w:r>
+        <w:t>，以及</w:t>
+      </w:r>
+      <w:r>
+        <w:t xml:space="preserve"> 2026 </w:t>
+      </w:r>
+      <w:r>
+        <w:t>年的</w:t>
+      </w:r>
+      <w:r>
+        <w:t xml:space="preserve"> CTU-IDSEVAL-6</w:t>
+      </w:r>
+      <w:r>
+        <w:t>、</w:t>
+      </w:r>
+      <w:r>
+        <w:t xml:space="preserve">6TiSCHSet-2026 </w:t>
+      </w:r>
+      <w:r>
+        <w:t>与</w:t>
+      </w:r>
+      <w:r>
+        <w:t xml:space="preserve"> RTN </w:t>
+      </w:r>
+      <w:r>
+        <w:t>数据包表）作为</w:t>
+      </w:r>
+      <w:r>
+        <w:t xml:space="preserve"> 5.8 </w:t>
+      </w:r>
+      <w:r>
+        <w:t>节的扩展语料复现了主比较。</w:t>
+      </w:r>
+      <w:r>
+        <w:t xml:space="preserve">N-BaIoT </w:t>
+      </w:r>
+      <w:r>
+        <w:t>对流量特征分类器已经饱和（所有模型</w:t>
+      </w:r>
+      <w:r>
+        <w:t xml:space="preserve"> Macro-F1 </w:t>
+      </w:r>
+      <w:r>
+        <w:t>均在</w:t>
+      </w:r>
+      <w:r>
+        <w:t xml:space="preserve"> 0.9998 </w:t>
+      </w:r>
+      <w:r>
+        <w:t>以上），它检验的是聚合环节的机制而非判别难度；两个外部数据集仍只是独立原生标签基准，不构成迁移实验。十七个语料都不代表生产流量，也都无法提供同一测试床上时间分离的留出集。把其中</w:t>
+      </w:r>
+      <w:r>
+        <w:t xml:space="preserve"> 2020 </w:t>
+      </w:r>
+      <w:r>
+        <w:t>年及以后发布的十二个合并起来，得到</w:t>
+      </w:r>
+      <w:r>
+        <w:t xml:space="preserve"> 120 </w:t>
+      </w:r>
+      <w:r>
+        <w:t>个种子级比较：均值为</w:t>
+      </w:r>
+      <w:r>
+        <w:t xml:space="preserve"> +0.000007</w:t>
+      </w:r>
+      <w:r>
+        <w:t>，</w:t>
+      </w:r>
+      <w:r>
+        <w:t xml:space="preserve">90% </w:t>
+      </w:r>
+      <w:r>
+        <w:t>区间</w:t>
+      </w:r>
+      <w:r>
+        <w:t xml:space="preserve"> [-0.000006, +0.000020]</w:t>
+      </w:r>
+      <w:r>
+        <w:t>，仍落在</w:t>
+      </w:r>
+      <w:r>
+        <w:t xml:space="preserve"> 0.005 </w:t>
+      </w:r>
+      <w:r>
+        <w:t>边界内</w:t>
+      </w:r>
+      <w:r>
+        <w:t>——</w:t>
+      </w:r>
+      <w:r>
+        <w:t>等价性结论并不只依赖</w:t>
+      </w:r>
+      <w:r>
+        <w:t xml:space="preserve"> 2017 </w:t>
+      </w:r>
+      <w:r>
+        <w:t>年那一个语料。</w:t>
+      </w:r>
+    </w:p>
+    <w:p>
+      <w:r>
+        <w:rPr>
+          <w:b/>
+        </w:rPr>
+        <w:t>未评估对抗鲁棒性。</w:t>
+      </w:r>
+      <w:r>
+        <w:t xml:space="preserve"> </w:t>
+      </w:r>
+      <w:r>
+        <w:t>本文只施加了随机扰动与特征屏蔽，没有构造规避攻击或基于梯度的攻击，报告的退化数字不构成对自适应对手的鲁棒性保证。</w:t>
+      </w:r>
+    </w:p>
+    <w:p>
+      <w:r>
+        <w:rPr>
+          <w:b/>
+        </w:rPr>
         <w:lastRenderedPageBreak/>
-        <w:t>研究总体不等于生产流量。</w:t>
-      </w:r>
-      <w:r>
-        <w:t xml:space="preserve"> </w:t>
-      </w:r>
-      <w:r>
-        <w:t>自然先验总体经过全局去重、物理范围筛查与每类</w:t>
-      </w:r>
-      <w:r>
-        <w:t xml:space="preserve"> 20 000 </w:t>
-      </w:r>
-      <w:r>
-        <w:t>条截断，共</w:t>
-      </w:r>
-      <w:r>
-        <w:t xml:space="preserve"> 53 237 </w:t>
-      </w:r>
-      <w:r>
-        <w:t>条；平衡控制总体仅</w:t>
-      </w:r>
-      <w:r>
-        <w:t xml:space="preserve"> 3 365 </w:t>
-      </w:r>
-      <w:r>
-        <w:t>条。因此二者是审计流程的产物，而不是运行网络的样本；本文所有数值都限定在这两个总体之上。</w:t>
+        <w:t>未知族支持量不均衡。</w:t>
+      </w:r>
+      <w:r>
+        <w:t xml:space="preserve"> PortScan </w:t>
+      </w:r>
+      <w:r>
+        <w:t>有</w:t>
+      </w:r>
+      <w:r>
+        <w:t xml:space="preserve"> 158 930 </w:t>
+      </w:r>
+      <w:r>
+        <w:t>条，而</w:t>
+      </w:r>
+      <w:r>
+        <w:t xml:space="preserve"> Infiltration </w:t>
+      </w:r>
+      <w:r>
+        <w:t>仅</w:t>
+      </w:r>
+      <w:r>
+        <w:t xml:space="preserve"> 36 </w:t>
+      </w:r>
+      <w:r>
+        <w:t>条、</w:t>
+      </w:r>
+      <w:r>
+        <w:t xml:space="preserve">Heartbleed </w:t>
+      </w:r>
+      <w:r>
+        <w:t>仅</w:t>
+      </w:r>
+      <w:r>
+        <w:t xml:space="preserve"> 11 </w:t>
+      </w:r>
+      <w:r>
+        <w:t>条。开放集指标对保留哪一族高度敏感，本文只报告分族结果，不给出合并结论；各家族组合的矩阵见补充材料</w:t>
+      </w:r>
+      <w:r>
+        <w:t xml:space="preserve"> S30</w:t>
+      </w:r>
+      <w:r>
+        <w:t>。</w:t>
       </w:r>
     </w:p>
     <w:p>
@@ -23491,503 +23958,6 @@
         <w:rPr>
           <w:b/>
         </w:rPr>
-        <w:t>等价性依赖总体的构造方式。</w:t>
-      </w:r>
-      <w:r>
-        <w:t xml:space="preserve"> </w:t>
-      </w:r>
-      <w:r>
-        <w:t>它在</w:t>
-      </w:r>
-      <w:r>
-        <w:t xml:space="preserve"> 53 237 </w:t>
-      </w:r>
-      <w:r>
-        <w:t>条自然先验总体与</w:t>
-      </w:r>
-      <w:r>
-        <w:t xml:space="preserve"> 7.8 </w:t>
-      </w:r>
-      <w:r>
-        <w:t>倍扩大总体上成立，但在</w:t>
-      </w:r>
-      <w:r>
-        <w:t xml:space="preserve"> CIC-IDS2017 </w:t>
-      </w:r>
-      <w:r>
-        <w:t>完全取消类别上限的</w:t>
-      </w:r>
-      <w:r>
-        <w:t xml:space="preserve"> 2 429 503 </w:t>
-      </w:r>
-      <w:r>
-        <w:t>条语料上转为小而稳定的劣势（</w:t>
-      </w:r>
-      <w:r>
-        <w:t>-0.005533</w:t>
-      </w:r>
-      <w:r>
-        <w:t>）。这一劣势没有在现代语料上复现：</w:t>
-      </w:r>
-      <w:r>
-        <w:t xml:space="preserve">CIC-IoT-2023 </w:t>
-      </w:r>
-      <w:r>
-        <w:t>在</w:t>
-      </w:r>
-      <w:r>
-        <w:t xml:space="preserve"> 2 460 000 </w:t>
-      </w:r>
-      <w:r>
-        <w:t>训练行上只有</w:t>
-      </w:r>
-      <w:r>
-        <w:t xml:space="preserve"> -0.000004</w:t>
-      </w:r>
-      <w:r>
-        <w:t>，</w:t>
-      </w:r>
-      <w:r>
-        <w:t xml:space="preserve">Gotham-2025 </w:t>
-      </w:r>
-      <w:r>
-        <w:t>全档在</w:t>
-      </w:r>
-      <w:r>
-        <w:t xml:space="preserve"> 14 250 000 </w:t>
-      </w:r>
-      <w:r>
-        <w:t>训练行、</w:t>
-      </w:r>
-      <w:r>
-        <w:t xml:space="preserve">7 190 000 </w:t>
-      </w:r>
-      <w:r>
-        <w:t>测试行上是</w:t>
-      </w:r>
-      <w:r>
-        <w:t xml:space="preserve"> +0.000009</w:t>
-      </w:r>
-      <w:r>
-        <w:t>，十个种子无一例外。因此「条件加权与等权投票不可区分」这一结论必须与所测总体一同引用，但它至少不随语料年代或训练规模机械地失效</w:t>
-      </w:r>
-      <w:r>
-        <w:t>——</w:t>
-      </w:r>
-      <w:r>
-        <w:t>真正决定它的是成员可互换性，特征预算扫描（</w:t>
-      </w:r>
-      <w:r>
-        <w:t xml:space="preserve">k=8 +0.001663 </w:t>
-      </w:r>
-      <w:r>
-        <w:t>到</w:t>
-      </w:r>
-      <w:r>
-        <w:t xml:space="preserve"> k=32 -0.000002</w:t>
-      </w:r>
-      <w:r>
-        <w:t>）与机制套件（改判行数</w:t>
-      </w:r>
-      <w:r>
-        <w:t xml:space="preserve"> 0–12 </w:t>
-      </w:r>
-      <w:r>
-        <w:t>行、权重落在</w:t>
-      </w:r>
-      <w:r>
-        <w:t xml:space="preserve"> 0.0091–0.0102 </w:t>
-      </w:r>
-      <w:r>
-        <w:t>之间）给了这一点定量形式。</w:t>
-      </w:r>
-    </w:p>
-    <w:p>
-      <w:r>
-        <w:rPr>
-          <w:b/>
-        </w:rPr>
-        <w:t>文件级实验不构成时间外推。</w:t>
-      </w:r>
-      <w:r>
-        <w:t xml:space="preserve"> CIC-IDS2017 </w:t>
-      </w:r>
-      <w:r>
-        <w:t>的不同文件覆盖的类别不同，无法构造类别完整的时间外测试协议。本文的文件级结果只能作为覆盖与风险分析，不能表述为</w:t>
-      </w:r>
-      <w:r>
-        <w:t>"</w:t>
-      </w:r>
-      <w:r>
-        <w:t>跨时间泛化</w:t>
-      </w:r>
-      <w:r>
-        <w:t>"</w:t>
-      </w:r>
-      <w:r>
-        <w:t>。</w:t>
-      </w:r>
-    </w:p>
-    <w:p>
-      <w:r>
-        <w:rPr>
-          <w:b/>
-        </w:rPr>
-        <w:t>外部数据集是独立基准，不是迁移实验。</w:t>
-      </w:r>
-      <w:r>
-        <w:t xml:space="preserve"> NSL-KDD</w:t>
-      </w:r>
-      <w:r>
-        <w:t>、</w:t>
-      </w:r>
-      <w:r>
-        <w:t xml:space="preserve">UNSW-NB15 </w:t>
-      </w:r>
-      <w:r>
-        <w:t>与</w:t>
-      </w:r>
-      <w:r>
-        <w:t xml:space="preserve"> CIC-IDS2017 </w:t>
-      </w:r>
-      <w:r>
-        <w:t>使用不同的标签体系，本文不做标签对齐，也不做跨数据集训练。三者分数不可合并或平均。</w:t>
-      </w:r>
-    </w:p>
-    <w:p>
-      <w:r>
-        <w:rPr>
-          <w:b/>
-        </w:rPr>
-        <w:t>延迟测量不覆盖端到端链路。</w:t>
-      </w:r>
-      <w:r>
-        <w:t xml:space="preserve"> </w:t>
-      </w:r>
-      <w:r>
-        <w:t>报告的毫秒数从数值特征矩阵开始计时，不含抓包、流重组、特征提取、告警输出与模型热更新。</w:t>
-      </w:r>
-    </w:p>
-    <w:p>
-      <w:r>
-        <w:rPr>
-          <w:b/>
-        </w:rPr>
-        <w:t>近重复只按精确形式剔除。</w:t>
-      </w:r>
-      <w:r>
-        <w:t xml:space="preserve"> </w:t>
-      </w:r>
-      <w:r>
-        <w:t>引言把「重复与近重复样本」列为公开数据集的危害之一，而审计只删除了完全相同的特征向量。把所有特征四舍五入到四位有效数字后做哈希，发现研究总体中另有</w:t>
-      </w:r>
-      <w:r>
-        <w:t xml:space="preserve"> 0.36% </w:t>
-      </w:r>
-      <w:r>
-        <w:t>的行在该分辨率下构成近重复组，其中</w:t>
-      </w:r>
-      <w:r>
-        <w:t xml:space="preserve"> 104 </w:t>
-      </w:r>
-      <w:r>
-        <w:t>行位于跨划分的近重复组内，其中</w:t>
-      </w:r>
-      <w:r>
-        <w:t xml:space="preserve"> 17 </w:t>
-      </w:r>
-      <w:r>
-        <w:t>条测试行（占测试集</w:t>
-      </w:r>
-      <w:r>
-        <w:t xml:space="preserve"> 0.21%</w:t>
-      </w:r>
-      <w:r>
-        <w:t>）与训练行共享同一个舍入后特征向量。剔除这些行后，三个模型的</w:t>
-      </w:r>
-      <w:r>
-        <w:t xml:space="preserve"> Macro-F1 </w:t>
-      </w:r>
-      <w:r>
-        <w:t>变化均不超过</w:t>
-      </w:r>
-      <w:r>
-        <w:t xml:space="preserve"> 0.00057</w:t>
-      </w:r>
-      <w:r>
-        <w:t>，因此该重叠不足以解释本文报告的差异；更粗分辨率的结果见补充材料。</w:t>
-      </w:r>
-    </w:p>
-    <w:p>
-      <w:r>
-        <w:rPr>
-          <w:b/>
-        </w:rPr>
-        <w:t>评测了十七个语料，但它们来自同一批采集计划的有限覆盖。</w:t>
-      </w:r>
-      <w:r>
-        <w:t xml:space="preserve"> </w:t>
-      </w:r>
-      <w:r>
-        <w:t>本文结论以</w:t>
-      </w:r>
-      <w:r>
-        <w:t xml:space="preserve"> CIC-IDS2017</w:t>
-      </w:r>
-      <w:r>
-        <w:t>（含截断总体与完整去重语料）、</w:t>
-      </w:r>
-      <w:r>
-        <w:t>NSL-KDD</w:t>
-      </w:r>
-      <w:r>
-        <w:t>、</w:t>
-      </w:r>
-      <w:r>
-        <w:t xml:space="preserve">UNSW-NB15 </w:t>
-      </w:r>
-      <w:r>
-        <w:t>与</w:t>
-      </w:r>
-      <w:r>
-        <w:t xml:space="preserve"> N-BaIoT </w:t>
-      </w:r>
-      <w:r>
-        <w:t>为条件；其余十三个语料（</w:t>
-      </w:r>
-      <w:r>
-        <w:t>CIC-IDS2018</w:t>
-      </w:r>
-      <w:r>
-        <w:t>、</w:t>
-      </w:r>
-      <w:r>
-        <w:t>CIC-IoT-2023</w:t>
-      </w:r>
-      <w:r>
-        <w:t>、</w:t>
-      </w:r>
-      <w:r>
-        <w:t>LITNET-2020</w:t>
-      </w:r>
-      <w:r>
-        <w:t>、</w:t>
-      </w:r>
-      <w:r>
-        <w:t>IoT-23</w:t>
-      </w:r>
-      <w:r>
-        <w:t>、</w:t>
-      </w:r>
-      <w:r>
-        <w:t>RT-IoT2022</w:t>
-      </w:r>
-      <w:r>
-        <w:t>、</w:t>
-      </w:r>
-      <w:r>
-        <w:t>ACI-IoT-2023</w:t>
-      </w:r>
-      <w:r>
-        <w:t>，</w:t>
-      </w:r>
-      <w:r>
-        <w:t xml:space="preserve">2025 </w:t>
-      </w:r>
-      <w:r>
-        <w:t>年的</w:t>
-      </w:r>
-      <w:r>
-        <w:t xml:space="preserve"> UAVIDS-2025</w:t>
-      </w:r>
-      <w:r>
-        <w:t>、</w:t>
-      </w:r>
-      <w:r>
-        <w:t>GeNIS</w:t>
-      </w:r>
-      <w:r>
-        <w:t>、</w:t>
-      </w:r>
-      <w:r>
-        <w:t>IDS2025</w:t>
-      </w:r>
-      <w:r>
-        <w:t>、</w:t>
-      </w:r>
-      <w:r>
-        <w:t>Gotham-2025</w:t>
-      </w:r>
-      <w:r>
-        <w:t>，以及</w:t>
-      </w:r>
-      <w:r>
-        <w:t xml:space="preserve"> 2026 </w:t>
-      </w:r>
-      <w:r>
-        <w:t>年的</w:t>
-      </w:r>
-      <w:r>
-        <w:t xml:space="preserve"> CTU-IDSEVAL-6</w:t>
-      </w:r>
-      <w:r>
-        <w:t>、</w:t>
-      </w:r>
-      <w:r>
-        <w:t xml:space="preserve">6TiSCHSet-2026 </w:t>
-      </w:r>
-      <w:r>
-        <w:t>与</w:t>
-      </w:r>
-      <w:r>
-        <w:t xml:space="preserve"> RTN </w:t>
-      </w:r>
-      <w:r>
-        <w:t>数据包表）作为</w:t>
-      </w:r>
-      <w:r>
-        <w:t xml:space="preserve"> 5.8 </w:t>
-      </w:r>
-      <w:r>
-        <w:t>节的扩展语料复现了主比较。</w:t>
-      </w:r>
-      <w:r>
-        <w:t xml:space="preserve">N-BaIoT </w:t>
-      </w:r>
-      <w:r>
-        <w:t>对流量特征分类器已经饱和（所有模型</w:t>
-      </w:r>
-      <w:r>
-        <w:t xml:space="preserve"> Macro-F1 </w:t>
-      </w:r>
-      <w:r>
-        <w:t>均在</w:t>
-      </w:r>
-      <w:r>
-        <w:t xml:space="preserve"> 0.9998 </w:t>
-      </w:r>
-      <w:r>
-        <w:t>以上），它检验的是聚合环节的机制而非判别难度；两个外部数据集仍只是独立原生标签基准，不构成迁移实验。十七个语料都不代表生产流量，也都无法提供同一测试床上时间分离的留出集。把其中</w:t>
-      </w:r>
-      <w:r>
-        <w:t xml:space="preserve"> 2020 </w:t>
-      </w:r>
-      <w:r>
-        <w:t>年及以后发布的十二个合并起来，得到</w:t>
-      </w:r>
-      <w:r>
-        <w:t xml:space="preserve"> 120 </w:t>
-      </w:r>
-      <w:r>
-        <w:t>个种子级比较：均值为</w:t>
-      </w:r>
-      <w:r>
-        <w:t xml:space="preserve"> +0.000007</w:t>
-      </w:r>
-      <w:r>
-        <w:t>，</w:t>
-      </w:r>
-      <w:r>
-        <w:t xml:space="preserve">90% </w:t>
-      </w:r>
-      <w:r>
-        <w:t>区间</w:t>
-      </w:r>
-      <w:r>
-        <w:t xml:space="preserve"> [-0.000006, +0.000020]</w:t>
-      </w:r>
-      <w:r>
-        <w:t>，仍落在</w:t>
-      </w:r>
-      <w:r>
-        <w:t xml:space="preserve"> 0.005 </w:t>
-      </w:r>
-      <w:r>
-        <w:t>边界内</w:t>
-      </w:r>
-      <w:r>
-        <w:t>——</w:t>
-      </w:r>
-      <w:r>
-        <w:t>等价性结论并不只依赖</w:t>
-      </w:r>
-      <w:r>
-        <w:t xml:space="preserve"> 2017 </w:t>
-      </w:r>
-      <w:r>
-        <w:t>年那一个语料。</w:t>
-      </w:r>
-    </w:p>
-    <w:p>
-      <w:r>
-        <w:rPr>
-          <w:b/>
-        </w:rPr>
-        <w:t>未评估对抗鲁棒性。</w:t>
-      </w:r>
-      <w:r>
-        <w:t xml:space="preserve"> </w:t>
-      </w:r>
-      <w:r>
-        <w:t>本文只施加了随机扰动与特征屏蔽，没有构造规避攻击或基于梯度的攻击，报告的退化数字不构成对自适应对手的鲁棒性保证。</w:t>
-      </w:r>
-    </w:p>
-    <w:p>
-      <w:r>
-        <w:rPr>
-          <w:b/>
-        </w:rPr>
-        <w:t>未知族支持量不均衡。</w:t>
-      </w:r>
-      <w:r>
-        <w:t xml:space="preserve"> PortScan </w:t>
-      </w:r>
-      <w:r>
-        <w:t>有</w:t>
-      </w:r>
-      <w:r>
-        <w:t xml:space="preserve"> 158 930 </w:t>
-      </w:r>
-      <w:r>
-        <w:t>条，而</w:t>
-      </w:r>
-      <w:r>
-        <w:t xml:space="preserve"> Infiltration </w:t>
-      </w:r>
-      <w:r>
-        <w:t>仅</w:t>
-      </w:r>
-      <w:r>
-        <w:t xml:space="preserve"> 36 </w:t>
-      </w:r>
-      <w:r>
-        <w:t>条、</w:t>
-      </w:r>
-      <w:r>
-        <w:t xml:space="preserve">Heartbleed </w:t>
-      </w:r>
-      <w:r>
-        <w:t>仅</w:t>
-      </w:r>
-      <w:r>
-        <w:t xml:space="preserve"> 11 </w:t>
-      </w:r>
-      <w:r>
-        <w:t>条。开放集指标对保留哪一族高度敏感，本文只报告分族结果，不给出合并结论；各家族组合的矩阵见补充材料</w:t>
-      </w:r>
-      <w:r>
-        <w:t xml:space="preserve"> S30</w:t>
-      </w:r>
-      <w:r>
-        <w:t>。</w:t>
-      </w:r>
-    </w:p>
-    <w:p>
-      <w:r>
-        <w:rPr>
-          <w:b/>
-        </w:rPr>
-        <w:lastRenderedPageBreak/>
         <w:t xml:space="preserve">Bootstrap </w:t>
       </w:r>
       <w:r>
@@ -24475,7 +24445,11 @@
         <w:t>至</w:t>
       </w:r>
       <w:r>
-        <w:t xml:space="preserve"> 0.9997</w:t>
+        <w:t xml:space="preserve"> </w:t>
+      </w:r>
+      <w:r>
+        <w:lastRenderedPageBreak/>
+        <w:t>0.9997</w:t>
       </w:r>
       <w:r>
         <w:t>。因此，在公开入侵检测数据集上，</w:t>
@@ -24495,7 +24469,6 @@
     </w:p>
     <w:p>
       <w:r>
-        <w:lastRenderedPageBreak/>
         <w:t>本文的主要贡献不是一个新的最优分类器，而是一套可复用的泄漏受控协议、一组可证伪的可辨识性边界，以及一张把协议效应与聚合规则差异分离的定量地图。后续工作有三个方向：其一，设计显式强制专家去相关的加权机制，检验条件加权能否在打破命题</w:t>
       </w:r>
       <w:r>
@@ -24748,6 +24721,7 @@
         </w:numPr>
       </w:pPr>
       <w:r>
+        <w:lastRenderedPageBreak/>
         <w:t>Geurts P, Ernst D, Wehenkel L. Extremely randomized trees. Machine Learning, 2006, 63(1): 3-42. DOI:10.1007/s10994-006-6226-1.</w:t>
       </w:r>
     </w:p>
@@ -24760,7 +24734,6 @@
         </w:numPr>
       </w:pPr>
       <w:r>
-        <w:lastRenderedPageBreak/>
         <w:t>Chen T, Guestrin C. XGBoost: A scalable tree boosting system. KDD 2016: 785-794. DOI:10.1145/2939672.2939785.</w:t>
       </w:r>
     </w:p>
@@ -25049,6 +25022,7 @@
         </w:numPr>
       </w:pPr>
       <w:r>
+        <w:lastRenderedPageBreak/>
         <w:t>Buczak A L, Guven E. A survey of data mining and machine learning methods for cyber security intrusion detection. IEEE Communications Surveys &amp; Tutorials, 2016, 18(2): 1153-1176. DOI:10.1109/COMST.2015.2494502.</w:t>
       </w:r>
     </w:p>
@@ -25061,7 +25035,6 @@
         </w:numPr>
       </w:pPr>
       <w:r>
-        <w:lastRenderedPageBreak/>
         <w:t>Khraisat A, Gondal I, Vamplew P, Kamruzzaman J. Survey of intrusion detection systems: Techniques, datasets and challenges. Cybersecurity, 2019, 2: 20. DOI:10.1186/s42400-019-0038-7.</w:t>
       </w:r>
     </w:p>
@@ -25407,6 +25380,7 @@
         </w:numPr>
       </w:pPr>
       <w:r>
+        <w:lastRenderedPageBreak/>
         <w:t>Harris C R, Millman K J, van der Walt S J, et al. Array programming with NumPy. Nature, 2020, 585: 357-362. DOI:10.1038/s41586-020-2649-2.</w:t>
       </w:r>
     </w:p>
@@ -25419,7 +25393,6 @@
         </w:numPr>
       </w:pPr>
       <w:r>
-        <w:lastRenderedPageBreak/>
         <w:t>McKinney W. Data structures for statistical computing in Python. SciPy 2010: 56-61. DOI:10.25080/Majora-92bf1922-00a.</w:t>
       </w:r>
     </w:p>
@@ -27073,76 +27046,76 @@
       </w:rPr>
     </w:lvl>
   </w:abstractNum>
-  <w:num w:numId="1" w16cid:durableId="1729844971">
+  <w:num w:numId="1" w16cid:durableId="128479163">
     <w:abstractNumId w:val="8"/>
   </w:num>
-  <w:num w:numId="2" w16cid:durableId="1407996491">
+  <w:num w:numId="2" w16cid:durableId="62027543">
     <w:abstractNumId w:val="6"/>
   </w:num>
-  <w:num w:numId="3" w16cid:durableId="110440034">
+  <w:num w:numId="3" w16cid:durableId="1946962346">
     <w:abstractNumId w:val="5"/>
   </w:num>
-  <w:num w:numId="4" w16cid:durableId="898397437">
+  <w:num w:numId="4" w16cid:durableId="1142115648">
     <w:abstractNumId w:val="4"/>
   </w:num>
-  <w:num w:numId="5" w16cid:durableId="1263495570">
+  <w:num w:numId="5" w16cid:durableId="1188912455">
     <w:abstractNumId w:val="7"/>
   </w:num>
-  <w:num w:numId="6" w16cid:durableId="1986885994">
+  <w:num w:numId="6" w16cid:durableId="941958820">
     <w:abstractNumId w:val="3"/>
   </w:num>
-  <w:num w:numId="7" w16cid:durableId="2054378140">
+  <w:num w:numId="7" w16cid:durableId="404843934">
     <w:abstractNumId w:val="2"/>
   </w:num>
-  <w:num w:numId="8" w16cid:durableId="1915896551">
+  <w:num w:numId="8" w16cid:durableId="2080863034">
     <w:abstractNumId w:val="1"/>
   </w:num>
-  <w:num w:numId="9" w16cid:durableId="1093431022">
+  <w:num w:numId="9" w16cid:durableId="472139040">
     <w:abstractNumId w:val="0"/>
   </w:num>
-  <w:num w:numId="10" w16cid:durableId="831794972">
+  <w:num w:numId="10" w16cid:durableId="537816892">
     <w:abstractNumId w:val="7"/>
     <w:lvlOverride w:ilvl="0">
       <w:startOverride w:val="1"/>
     </w:lvlOverride>
   </w:num>
-  <w:num w:numId="11" w16cid:durableId="249119902">
+  <w:num w:numId="11" w16cid:durableId="74909354">
     <w:abstractNumId w:val="7"/>
     <w:lvlOverride w:ilvl="0">
       <w:startOverride w:val="1"/>
     </w:lvlOverride>
   </w:num>
-  <w:num w:numId="12" w16cid:durableId="950744270">
+  <w:num w:numId="12" w16cid:durableId="6948246">
     <w:abstractNumId w:val="7"/>
     <w:lvlOverride w:ilvl="0">
       <w:startOverride w:val="1"/>
     </w:lvlOverride>
   </w:num>
-  <w:num w:numId="13" w16cid:durableId="1665546169">
+  <w:num w:numId="13" w16cid:durableId="633171600">
     <w:abstractNumId w:val="7"/>
     <w:lvlOverride w:ilvl="0">
       <w:startOverride w:val="1"/>
     </w:lvlOverride>
   </w:num>
-  <w:num w:numId="14" w16cid:durableId="955022175">
+  <w:num w:numId="14" w16cid:durableId="1837068212">
     <w:abstractNumId w:val="7"/>
     <w:lvlOverride w:ilvl="0">
       <w:startOverride w:val="1"/>
     </w:lvlOverride>
   </w:num>
-  <w:num w:numId="15" w16cid:durableId="1131944559">
+  <w:num w:numId="15" w16cid:durableId="1416980146">
     <w:abstractNumId w:val="7"/>
     <w:lvlOverride w:ilvl="0">
       <w:startOverride w:val="1"/>
     </w:lvlOverride>
   </w:num>
-  <w:num w:numId="16" w16cid:durableId="252863926">
+  <w:num w:numId="16" w16cid:durableId="679478223">
     <w:abstractNumId w:val="7"/>
     <w:lvlOverride w:ilvl="0">
       <w:startOverride w:val="1"/>
     </w:lvlOverride>
   </w:num>
-  <w:num w:numId="17" w16cid:durableId="1574582734">
+  <w:num w:numId="17" w16cid:durableId="608122443">
     <w:abstractNumId w:val="7"/>
     <w:lvlOverride w:ilvl="0">
       <w:startOverride w:val="1"/>

--- a/重构版论文_v4_20260915/中文SCI论文_v4_重构版.docx
+++ b/重构版论文_v4_20260915/中文SCI论文_v4_重构版.docx
@@ -2138,7 +2138,7 @@
           <w:noProof/>
         </w:rPr>
         <w:drawing>
-          <wp:inline distT="0" distB="0" distL="0" distR="0" wp14:anchorId="1879F561" wp14:editId="19C74582">
+          <wp:inline distT="0" distB="0" distL="0" distR="0" wp14:anchorId="076E93B4" wp14:editId="38251E6F">
             <wp:extent cx="5760720" cy="2730962"/>
             <wp:effectExtent l="0" t="0" r="0" b="0"/>
             <wp:docPr id="1" name="Picture 1"/>
@@ -4436,7 +4436,7 @@
         </w:rPr>
         <w:lastRenderedPageBreak/>
         <w:drawing>
-          <wp:inline distT="0" distB="0" distL="0" distR="0" wp14:anchorId="0CC259B5" wp14:editId="16F82130">
+          <wp:inline distT="0" distB="0" distL="0" distR="0" wp14:anchorId="030D4B17" wp14:editId="30065EC3">
             <wp:extent cx="5760720" cy="2750378"/>
             <wp:effectExtent l="0" t="0" r="0" b="0"/>
             <wp:docPr id="2" name="Picture 2"/>
@@ -6255,7 +6255,7 @@
         </w:rPr>
         <w:lastRenderedPageBreak/>
         <w:drawing>
-          <wp:inline distT="0" distB="0" distL="0" distR="0" wp14:anchorId="481DFD43" wp14:editId="4189D07A">
+          <wp:inline distT="0" distB="0" distL="0" distR="0" wp14:anchorId="7F6E3B86" wp14:editId="42EE8EF9">
             <wp:extent cx="5760720" cy="3482709"/>
             <wp:effectExtent l="0" t="0" r="0" b="0"/>
             <wp:docPr id="3" name="Picture 3"/>
@@ -8509,6 +8509,7 @@
         <w:pStyle w:val="21"/>
       </w:pPr>
       <w:r>
+        <w:lastRenderedPageBreak/>
         <w:t xml:space="preserve">4.4 </w:t>
       </w:r>
       <w:r>
@@ -8589,11 +8590,7 @@
         <w:t xml:space="preserve"> RCCF </w:t>
       </w:r>
       <w:r>
-        <w:t>在</w:t>
-      </w:r>
-      <w:r>
-        <w:lastRenderedPageBreak/>
-        <w:t>训练与推理两端都显著贵于单个等权森林，这一代价在</w:t>
+        <w:t>在训练与推理两端都显著贵于单个等权森林，这一代价在</w:t>
       </w:r>
       <w:r>
         <w:t xml:space="preserve"> 5.6 </w:t>
@@ -9197,6 +9194,7 @@
     </w:p>
     <w:p>
       <w:r>
+        <w:lastRenderedPageBreak/>
         <w:t>固定</w:t>
       </w:r>
       <w:r>
@@ -9481,7 +9479,6 @@
               <w:rPr>
                 <w:sz w:val="16"/>
               </w:rPr>
-              <w:lastRenderedPageBreak/>
               <w:t>十次重复划分（均值</w:t>
             </w:r>
             <w:r>
@@ -11582,7 +11579,14 @@
               <w:rPr>
                 <w:sz w:val="16"/>
               </w:rPr>
-              <w:t>（独立调参，验证集自选）</w:t>
+              <w:t>（独立调参，验证集</w:t>
+            </w:r>
+            <w:r>
+              <w:rPr>
+                <w:sz w:val="16"/>
+              </w:rPr>
+              <w:lastRenderedPageBreak/>
+              <w:t>自选）</w:t>
             </w:r>
           </w:p>
         </w:tc>
@@ -11598,6 +11602,7 @@
               <w:rPr>
                 <w:sz w:val="16"/>
               </w:rPr>
+              <w:lastRenderedPageBreak/>
               <w:t>0.96304</w:t>
             </w:r>
           </w:p>
@@ -11730,9 +11735,8 @@
         <w:rPr>
           <w:noProof/>
         </w:rPr>
-        <w:lastRenderedPageBreak/>
         <w:drawing>
-          <wp:inline distT="0" distB="0" distL="0" distR="0" wp14:anchorId="5F0FA9B1" wp14:editId="76EDCF2D">
+          <wp:inline distT="0" distB="0" distL="0" distR="0" wp14:anchorId="54EFB3B5" wp14:editId="0ACE0B03">
             <wp:extent cx="5760720" cy="2547798"/>
             <wp:effectExtent l="0" t="0" r="0" b="0"/>
             <wp:docPr id="4" name="Picture 4"/>
@@ -12370,6 +12374,7 @@
                 <w:b/>
                 <w:sz w:val="16"/>
               </w:rPr>
+              <w:lastRenderedPageBreak/>
               <w:t>功效）</w:t>
             </w:r>
           </w:p>
@@ -12387,6 +12392,7 @@
                 <w:b/>
                 <w:sz w:val="16"/>
               </w:rPr>
+              <w:lastRenderedPageBreak/>
               <w:t>Cohen's d_z</w:t>
             </w:r>
           </w:p>
@@ -12449,7 +12455,15 @@
                 <w:b/>
                 <w:sz w:val="16"/>
               </w:rPr>
-              <w:t>／基线的种子数</w:t>
+              <w:t>／基线的种</w:t>
+            </w:r>
+            <w:r>
+              <w:rPr>
+                <w:b/>
+                <w:sz w:val="16"/>
+              </w:rPr>
+              <w:lastRenderedPageBreak/>
+              <w:t>子数</w:t>
             </w:r>
           </w:p>
         </w:tc>
@@ -12467,13 +12481,13 @@
               <w:rPr>
                 <w:sz w:val="16"/>
               </w:rPr>
+              <w:lastRenderedPageBreak/>
               <w:t xml:space="preserve">RCCF − </w:t>
             </w:r>
             <w:r>
               <w:rPr>
                 <w:sz w:val="16"/>
               </w:rPr>
-              <w:lastRenderedPageBreak/>
               <w:t>等权</w:t>
             </w:r>
             <w:r>
@@ -12502,7 +12516,6 @@
               <w:rPr>
                 <w:sz w:val="16"/>
               </w:rPr>
-              <w:lastRenderedPageBreak/>
               <w:t>−</w:t>
             </w:r>
             <w:r>
@@ -12541,14 +12554,7 @@
               <w:rPr>
                 <w:sz w:val="16"/>
               </w:rPr>
-              <w:t xml:space="preserve">[−0.001280, </w:t>
-            </w:r>
-            <w:r>
-              <w:rPr>
-                <w:sz w:val="16"/>
-              </w:rPr>
-              <w:lastRenderedPageBreak/>
-              <w:t>+0.000368]</w:t>
+              <w:t>[−0.001280, +0.000368]</w:t>
             </w:r>
           </w:p>
         </w:tc>
@@ -12564,15 +12570,7 @@
               <w:rPr>
                 <w:sz w:val="16"/>
               </w:rPr>
-              <w:lastRenderedPageBreak/>
-              <w:t xml:space="preserve">[−0.001124, </w:t>
-            </w:r>
-            <w:r>
-              <w:rPr>
-                <w:sz w:val="16"/>
-              </w:rPr>
-              <w:lastRenderedPageBreak/>
-              <w:t>+0.000212]</w:t>
+              <w:t>[−0.001124, +0.000212]</w:t>
             </w:r>
           </w:p>
         </w:tc>
@@ -12588,7 +12586,6 @@
               <w:rPr>
                 <w:sz w:val="16"/>
               </w:rPr>
-              <w:lastRenderedPageBreak/>
               <w:t>等价</w:t>
             </w:r>
           </w:p>
@@ -13514,6 +13511,7 @@
         <w:pStyle w:val="21"/>
       </w:pPr>
       <w:r>
+        <w:lastRenderedPageBreak/>
         <w:t xml:space="preserve">5.3 </w:t>
       </w:r>
       <w:r>
@@ -13539,9 +13537,8 @@
         <w:rPr>
           <w:noProof/>
         </w:rPr>
-        <w:lastRenderedPageBreak/>
         <w:drawing>
-          <wp:inline distT="0" distB="0" distL="0" distR="0" wp14:anchorId="1C31F66C" wp14:editId="43C7577D">
+          <wp:inline distT="0" distB="0" distL="0" distR="0" wp14:anchorId="1D8926EB" wp14:editId="31A6BB05">
             <wp:extent cx="5760720" cy="2108444"/>
             <wp:effectExtent l="0" t="0" r="0" b="0"/>
             <wp:docPr id="5" name="Picture 5"/>
@@ -13963,8 +13960,9 @@
         <w:rPr>
           <w:noProof/>
         </w:rPr>
+        <w:lastRenderedPageBreak/>
         <w:drawing>
-          <wp:inline distT="0" distB="0" distL="0" distR="0" wp14:anchorId="51743079" wp14:editId="71747888">
+          <wp:inline distT="0" distB="0" distL="0" distR="0" wp14:anchorId="64618AC0" wp14:editId="0D14E316">
             <wp:extent cx="5760720" cy="2331249"/>
             <wp:effectExtent l="0" t="0" r="0" b="0"/>
             <wp:docPr id="6" name="Picture 6"/>
@@ -14010,7 +14008,6 @@
           <w:color w:val="404040"/>
           <w:sz w:val="18"/>
         </w:rPr>
-        <w:lastRenderedPageBreak/>
         <w:t>图</w:t>
       </w:r>
       <w:r>
@@ -14939,6 +14936,7 @@
     </w:p>
     <w:p>
       <w:r>
+        <w:lastRenderedPageBreak/>
         <w:t>分歧率与增益之间呈单调的剂量</w:t>
       </w:r>
       <w:r>
@@ -15103,9 +15101,8 @@
         <w:rPr>
           <w:noProof/>
         </w:rPr>
-        <w:lastRenderedPageBreak/>
         <w:drawing>
-          <wp:inline distT="0" distB="0" distL="0" distR="0" wp14:anchorId="1C40ECCC" wp14:editId="01C91D76">
+          <wp:inline distT="0" distB="0" distL="0" distR="0" wp14:anchorId="755875B7" wp14:editId="5DA8EC8F">
             <wp:extent cx="5760720" cy="2266878"/>
             <wp:effectExtent l="0" t="0" r="0" b="0"/>
             <wp:docPr id="7" name="Picture 7"/>
@@ -15420,8 +15417,9 @@
         <w:rPr>
           <w:noProof/>
         </w:rPr>
+        <w:lastRenderedPageBreak/>
         <w:drawing>
-          <wp:inline distT="0" distB="0" distL="0" distR="0" wp14:anchorId="1B7BF90F" wp14:editId="7E0E68F9">
+          <wp:inline distT="0" distB="0" distL="0" distR="0" wp14:anchorId="34880630" wp14:editId="616229EA">
             <wp:extent cx="5760720" cy="2362842"/>
             <wp:effectExtent l="0" t="0" r="0" b="0"/>
             <wp:docPr id="8" name="Picture 8"/>
@@ -15491,7 +15489,6 @@
         <w:rPr>
           <w:b/>
         </w:rPr>
-        <w:lastRenderedPageBreak/>
         <w:t>（</w:t>
       </w:r>
       <w:r>
@@ -15972,6 +15969,7 @@
         <w:pStyle w:val="21"/>
       </w:pPr>
       <w:r>
+        <w:lastRenderedPageBreak/>
         <w:t>5.5 RQ4</w:t>
       </w:r>
       <w:r>
@@ -15987,7 +15985,7 @@
           <w:noProof/>
         </w:rPr>
         <w:drawing>
-          <wp:inline distT="0" distB="0" distL="0" distR="0" wp14:anchorId="09DE15F7" wp14:editId="27FD61CC">
+          <wp:inline distT="0" distB="0" distL="0" distR="0" wp14:anchorId="0DEEE4FB" wp14:editId="20D32509">
             <wp:extent cx="5760720" cy="2544177"/>
             <wp:effectExtent l="0" t="0" r="0" b="0"/>
             <wp:docPr id="9" name="Picture 9"/>
@@ -16065,7 +16063,6 @@
         <w:rPr>
           <w:b/>
         </w:rPr>
-        <w:lastRenderedPageBreak/>
         <w:t>NSL-KDD</w:t>
       </w:r>
       <w:r>
@@ -16559,6 +16556,7 @@
         <w:pStyle w:val="21"/>
       </w:pPr>
       <w:r>
+        <w:lastRenderedPageBreak/>
         <w:t xml:space="preserve">5.6 </w:t>
       </w:r>
       <w:r>
@@ -16574,7 +16572,7 @@
           <w:noProof/>
         </w:rPr>
         <w:drawing>
-          <wp:inline distT="0" distB="0" distL="0" distR="0" wp14:anchorId="3E9DAA5F" wp14:editId="419DE17E">
+          <wp:inline distT="0" distB="0" distL="0" distR="0" wp14:anchorId="5F40986B" wp14:editId="4C242C05">
             <wp:extent cx="5760720" cy="2275394"/>
             <wp:effectExtent l="0" t="0" r="0" b="0"/>
             <wp:docPr id="10" name="Picture 10"/>
@@ -16751,7 +16749,6 @@
         <w:rPr>
           <w:b/>
         </w:rPr>
-        <w:lastRenderedPageBreak/>
         <w:t>鲁棒性。</w:t>
       </w:r>
       <w:r>
@@ -16878,7 +16875,7 @@
           <w:noProof/>
         </w:rPr>
         <w:drawing>
-          <wp:inline distT="0" distB="0" distL="0" distR="0" wp14:anchorId="60E07696" wp14:editId="1E325434">
+          <wp:inline distT="0" distB="0" distL="0" distR="0" wp14:anchorId="22B98BEB" wp14:editId="43397084">
             <wp:extent cx="5760720" cy="2547041"/>
             <wp:effectExtent l="0" t="0" r="0" b="0"/>
             <wp:docPr id="11" name="Picture 11"/>
@@ -16948,6 +16945,7 @@
         <w:rPr>
           <w:b/>
         </w:rPr>
+        <w:lastRenderedPageBreak/>
         <w:t>延迟</w:t>
       </w:r>
       <w:r>
@@ -17284,7 +17282,6 @@
         <w:t xml:space="preserve"> </w:t>
       </w:r>
       <w:r>
-        <w:lastRenderedPageBreak/>
         <w:t>为</w:t>
       </w:r>
       <w:r>
@@ -17861,6 +17858,7 @@
               <w:rPr>
                 <w:sz w:val="16"/>
               </w:rPr>
+              <w:lastRenderedPageBreak/>
               <w:t>截断，每类</w:t>
             </w:r>
             <w:r>
@@ -18488,351 +18486,351 @@
         <w:t>区间</w:t>
       </w:r>
       <w:r>
-        <w:t xml:space="preserve"> [-0.007179, -</w:t>
+        <w:t xml:space="preserve"> [-0.007179, -0.003886]</w:t>
+      </w:r>
+      <w:r>
+        <w:t>），该区间完全位于零以下，因此结论不再是截断总体上的等价，而是一处小而可测的劣势：条件加权在</w:t>
+      </w:r>
+      <w:r>
+        <w:t xml:space="preserve"> 0.01 </w:t>
+      </w:r>
+      <w:r>
+        <w:t>边界上与对照等价、在</w:t>
+      </w:r>
+      <w:r>
+        <w:t xml:space="preserve"> 0.005 </w:t>
+      </w:r>
+      <w:r>
+        <w:t>边界上不等价，且十个种子的方向完全一致。两个分支平均每个种子在</w:t>
+      </w:r>
+      <w:r>
+        <w:t xml:space="preserve"> 364 426 </w:t>
+      </w:r>
+      <w:r>
+        <w:t>条测试样本中分歧</w:t>
+      </w:r>
+      <w:r>
+        <w:t xml:space="preserve"> 216 </w:t>
+      </w:r>
+      <w:r>
+        <w:t>条（最多</w:t>
+      </w:r>
+      <w:r>
+        <w:t xml:space="preserve"> 392 </w:t>
+      </w:r>
+      <w:r>
+        <w:t>条），与截断总体同量级。其余基线在全语料上的分化比本研究的任何其他设置都更剧烈：</w:t>
+      </w:r>
+      <w:r>
+        <w:t xml:space="preserve">XGBoost </w:t>
+      </w:r>
+      <w:r>
+        <w:t>达</w:t>
+      </w:r>
+      <w:r>
+        <w:t xml:space="preserve"> 0.800255</w:t>
+      </w:r>
+      <w:r>
+        <w:t>，全特征等权森林</w:t>
+      </w:r>
+      <w:r>
+        <w:t xml:space="preserve"> 0.738143</w:t>
+      </w:r>
+      <w:r>
+        <w:t>，极端随机树</w:t>
+      </w:r>
+      <w:r>
+        <w:t xml:space="preserve"> 0.696629</w:t>
+      </w:r>
+      <w:r>
+        <w:t>，限深决策树</w:t>
+      </w:r>
+      <w:r>
+        <w:t xml:space="preserve"> 0.595653</w:t>
+      </w:r>
+      <w:r>
+        <w:t>；</w:t>
+      </w:r>
+      <w:r>
+        <w:t>X</w:t>
+      </w:r>
+      <w:r>
+        <w:t xml:space="preserve">GBoost </w:t>
+      </w:r>
+      <w:r>
+        <w:t>相对等权卡方森林的模型族差距（</w:t>
+      </w:r>
+      <w:r>
+        <w:t>0.041</w:t>
+      </w:r>
+      <w:r>
+        <w:t>）超过本研究测得的除类别先验以外的全部协议效应。而准确率上</w:t>
+      </w:r>
+      <w:r>
+        <w:t xml:space="preserve"> XGBoost </w:t>
+      </w:r>
+      <w:r>
+        <w:t>为</w:t>
+      </w:r>
+      <w:r>
+        <w:t xml:space="preserve"> 0.9993</w:t>
+      </w:r>
+      <w:r>
+        <w:t>、等权森林为</w:t>
+      </w:r>
+      <w:r>
+        <w:t xml:space="preserve"> 0.9958——</w:t>
+      </w:r>
+      <w:r>
+        <w:t>这是全文最能说明「准确率在不平衡语料上会掩盖多少问题」的一处证据。该规模下代价不对称也最极端：</w:t>
+      </w:r>
+      <w:r>
+        <w:t xml:space="preserve">RCCF </w:t>
+      </w:r>
+      <w:r>
+        <w:t>每个种子训练</w:t>
+      </w:r>
+      <w:r>
+        <w:t xml:space="preserve"> 14936 </w:t>
+      </w:r>
+      <w:r>
+        <w:t>秒，等权森林仅需</w:t>
+      </w:r>
+      <w:r>
+        <w:t xml:space="preserve"> 85 </w:t>
+      </w:r>
+      <w:r>
+        <w:t>秒（</w:t>
+      </w:r>
+      <w:r>
+        <w:t xml:space="preserve">175 </w:t>
+      </w:r>
+      <w:r>
+        <w:t>倍），而质量差为</w:t>
+      </w:r>
+      <w:r>
+        <w:t xml:space="preserve"> -0.005533</w:t>
+      </w:r>
+      <w:r>
+        <w:t>。</w:t>
+      </w:r>
+    </w:p>
+    <w:p>
+      <w:r>
+        <w:rPr>
+          <w:b/>
+        </w:rPr>
+        <w:t>不同领域的第四个数据集。</w:t>
+      </w:r>
+      <w:r>
+        <w:t xml:space="preserve"> N-BaIoT </w:t>
+      </w:r>
+      <w:r>
+        <w:t>记录了九种消费级物联网设备上的正常流量与</w:t>
+      </w:r>
+      <w:r>
+        <w:t xml:space="preserve"> Mirai/Gafgyt </w:t>
+      </w:r>
+      <w:r>
+        <w:t>僵尸网络流量，含</w:t>
+      </w:r>
+      <w:r>
+        <w:t xml:space="preserve"> 115 </w:t>
+      </w:r>
+      <w:r>
+        <w:t>维流统计特征</w:t>
+      </w:r>
+      <w:r>
+        <w:t xml:space="preserve"> [17,18]</w:t>
+      </w:r>
+      <w:r>
+        <w:t>。去重剔除了</w:t>
+      </w:r>
+      <w:r>
+        <w:t xml:space="preserve"> 7 062 606 </w:t>
+      </w:r>
+      <w:r>
+        <w:t>行中的</w:t>
+      </w:r>
+      <w:r>
+        <w:t xml:space="preserve"> 4 784 430 </w:t>
+      </w:r>
+      <w:r>
+        <w:t>行（</w:t>
+      </w:r>
+      <w:r>
+        <w:t>67.8%</w:t>
+      </w:r>
+      <w:r>
+        <w:t>），重复比例高于本研究的其他任何数据集，最终得到</w:t>
+      </w:r>
+      <w:r>
+        <w:t xml:space="preserve"> 180 000 </w:t>
+      </w:r>
+      <w:r>
+        <w:t>条、三分类的基准（每类</w:t>
+      </w:r>
+      <w:r>
+        <w:t xml:space="preserve"> 60 000</w:t>
+      </w:r>
+      <w:r>
+        <w:t>；训练</w:t>
+      </w:r>
+      <w:r>
+        <w:t xml:space="preserve"> 126 000 / </w:t>
+      </w:r>
+      <w:r>
+        <w:t>验证</w:t>
+      </w:r>
+      <w:r>
+        <w:t xml:space="preserve"> 27 000 / </w:t>
+      </w:r>
+      <w:r>
+        <w:t>测试</w:t>
+      </w:r>
+      <w:r>
+        <w:t xml:space="preserve"> 27 000</w:t>
+      </w:r>
+      <w:r>
+        <w:t>）。所有模型的</w:t>
+      </w:r>
+      <w:r>
+        <w:t xml:space="preserve"> Macro-F1 </w:t>
+      </w:r>
+      <w:r>
+        <w:t>都在</w:t>
+      </w:r>
+      <w:r>
+        <w:t xml:space="preserve"> 0.99983 </w:t>
+      </w:r>
+      <w:r>
+        <w:t>以上：</w:t>
+      </w:r>
+      <w:r>
+        <w:t xml:space="preserve">RCCF </w:t>
+      </w:r>
+      <w:r>
+        <w:t>与等权卡方森林在机器精度上完全一致（平均差</w:t>
+      </w:r>
+      <w:r>
+        <w:t xml:space="preserve"> −3.7e-17</w:t>
+      </w:r>
+      <w:r>
+        <w:t>，</w:t>
+      </w:r>
+      <w:r>
+        <w:t xml:space="preserve">27 000 </w:t>
+      </w:r>
+      <w:r>
+        <w:t>条测试样本中分歧</w:t>
+      </w:r>
+      <w:r>
+        <w:t xml:space="preserve"> 0 </w:t>
+      </w:r>
+      <w:r>
+        <w:t>至</w:t>
+      </w:r>
+      <w:r>
+        <w:t xml:space="preserve"> 2 </w:t>
+      </w:r>
+      <w:r>
+        <w:t>条）。该基准对流量特征分类器已经饱和，而这正是命题</w:t>
+      </w:r>
+      <w:r>
+        <w:t xml:space="preserve"> 1 </w:t>
+      </w:r>
+      <w:r>
+        <w:t>预言</w:t>
+      </w:r>
+      <w:r>
+        <w:t>"</w:t>
+      </w:r>
+      <w:r>
+        <w:t>任何加权都无法起作用</w:t>
+      </w:r>
+      <w:r>
+        <w:t>"</w:t>
+      </w:r>
+      <w:r>
+        <w:t>的情形：它在新领域确认了机制的惰性，但并未检验判别难度。</w:t>
+      </w:r>
+    </w:p>
+    <w:p>
+      <w:r>
+        <w:t>三组实验从两侧界定了结论，而且这个界定比单纯的确认更严格：等价性在总体扩大</w:t>
+      </w:r>
+      <w:r>
+        <w:t xml:space="preserve"> 7.8 </w:t>
+      </w:r>
+      <w:r>
+        <w:t>倍后仍成立，因此不是</w:t>
+      </w:r>
+      <w:r>
+        <w:t xml:space="preserve"> 53 237 </w:t>
+      </w:r>
+      <w:r>
+        <w:t>条截断造成的；但它在完全取消类别上限的全语料上失效，差异转为小而稳定的劣势（</w:t>
+      </w:r>
+      <w:r>
+        <w:t xml:space="preserve">0.005 </w:t>
+      </w:r>
+      <w:r>
+        <w:t>边界不等价、</w:t>
+      </w:r>
+      <w:r>
+        <w:t xml:space="preserve">0.01 </w:t>
+      </w:r>
+      <w:r>
+        <w:t>边界等价）。</w:t>
+      </w:r>
+      <w:r>
+        <w:rPr>
+          <w:b/>
+        </w:rPr>
+        <w:t>这个差异来自稀释，而不是加权，而且同一个算式在三个总体上都成立。</w:t>
+      </w:r>
+      <w:r>
+        <w:t xml:space="preserve"> </w:t>
+      </w:r>
+      <w:r>
+        <w:t>在全语料上，四个特征视图不再可以互相替代：全特征森林的</w:t>
+      </w:r>
+      <w:r>
+        <w:t xml:space="preserve"> Macro-F1 </w:t>
+      </w:r>
+      <w:r>
+        <w:t>为</w:t>
+      </w:r>
+      <w:r>
+        <w:t xml:space="preserve"> 0.738143</w:t>
+      </w:r>
+      <w:r>
+        <w:t>，卡方森林为</w:t>
+      </w:r>
+      <w:r>
+        <w:t xml:space="preserve"> 0.759540</w:t>
+      </w:r>
+      <w:r>
+        <w:t>，差距</w:t>
+      </w:r>
+      <w:r>
+        <w:t xml:space="preserve"> 0.021397</w:t>
+      </w:r>
+      <w:r>
+        <w:t>；把这样一个较弱的专家放进四路平均，代价为该差距的四分之一，即</w:t>
+      </w:r>
+      <w:r>
+        <w:t xml:space="preserve"> 0.005349</w:t>
+      </w:r>
+      <w:r>
+        <w:t>，与实测的</w:t>
+      </w:r>
+      <w:r>
+        <w:t xml:space="preserve"> </w:t>
       </w:r>
       <w:r>
         <w:lastRenderedPageBreak/>
-        <w:t>0.003886]</w:t>
-      </w:r>
-      <w:r>
-        <w:t>），该区间完全位于零以下，因此结论不再是截断总体上的等价，而是一处小而可测的劣势：条件加权在</w:t>
-      </w:r>
-      <w:r>
-        <w:t xml:space="preserve"> 0.01 </w:t>
-      </w:r>
-      <w:r>
-        <w:t>边界上与对照等价、在</w:t>
-      </w:r>
-      <w:r>
-        <w:t xml:space="preserve"> 0.005 </w:t>
-      </w:r>
-      <w:r>
-        <w:t>边界上不等价，且十个种子的方向完全一致。两个分支平均每个种子在</w:t>
-      </w:r>
-      <w:r>
-        <w:t xml:space="preserve"> 364 426 </w:t>
-      </w:r>
-      <w:r>
-        <w:t>条测试样本中分歧</w:t>
-      </w:r>
-      <w:r>
-        <w:t xml:space="preserve"> 216 </w:t>
-      </w:r>
-      <w:r>
-        <w:t>条（最多</w:t>
-      </w:r>
-      <w:r>
-        <w:t xml:space="preserve"> 392 </w:t>
-      </w:r>
-      <w:r>
-        <w:t>条），与截断总体同量级。其余基线在全语料上的分化比本研究的任何其他设置都更剧烈：</w:t>
-      </w:r>
-      <w:r>
-        <w:t xml:space="preserve">XGBoost </w:t>
-      </w:r>
-      <w:r>
-        <w:t>达</w:t>
-      </w:r>
-      <w:r>
-        <w:t xml:space="preserve"> 0.800255</w:t>
-      </w:r>
-      <w:r>
-        <w:t>，全特征等权森林</w:t>
-      </w:r>
-      <w:r>
-        <w:t xml:space="preserve"> 0.738143</w:t>
-      </w:r>
-      <w:r>
-        <w:t>，极端随机树</w:t>
-      </w:r>
-      <w:r>
-        <w:t xml:space="preserve"> 0.696629</w:t>
-      </w:r>
-      <w:r>
-        <w:t>，限深决策树</w:t>
-      </w:r>
-      <w:r>
-        <w:t xml:space="preserve"> 0.595653</w:t>
-      </w:r>
-      <w:r>
-        <w:t>；</w:t>
-      </w:r>
-      <w:r>
-        <w:t>X</w:t>
-      </w:r>
-      <w:r>
-        <w:t xml:space="preserve">GBoost </w:t>
-      </w:r>
-      <w:r>
-        <w:t>相对等权卡方森林的模型族差距（</w:t>
-      </w:r>
-      <w:r>
-        <w:t>0.041</w:t>
-      </w:r>
-      <w:r>
-        <w:t>）超过本研究测得的除类别先验以外的全部协议效应。而准确率上</w:t>
-      </w:r>
-      <w:r>
-        <w:t xml:space="preserve"> XGBoost </w:t>
-      </w:r>
-      <w:r>
-        <w:t>为</w:t>
-      </w:r>
-      <w:r>
-        <w:t xml:space="preserve"> 0.9993</w:t>
-      </w:r>
-      <w:r>
-        <w:t>、等权森林为</w:t>
-      </w:r>
-      <w:r>
-        <w:t xml:space="preserve"> 0.9958——</w:t>
-      </w:r>
-      <w:r>
-        <w:t>这是全文最能说明「准确率在不平衡语料上会掩盖多少问题」的一处证据。该规模下代价不对称也最极端：</w:t>
-      </w:r>
-      <w:r>
-        <w:t xml:space="preserve">RCCF </w:t>
-      </w:r>
-      <w:r>
-        <w:t>每个种子训练</w:t>
-      </w:r>
-      <w:r>
-        <w:t xml:space="preserve"> 14936 </w:t>
-      </w:r>
-      <w:r>
-        <w:t>秒，等权森林仅需</w:t>
-      </w:r>
-      <w:r>
-        <w:t xml:space="preserve"> 85 </w:t>
-      </w:r>
-      <w:r>
-        <w:t>秒（</w:t>
-      </w:r>
-      <w:r>
-        <w:t xml:space="preserve">175 </w:t>
-      </w:r>
-      <w:r>
-        <w:t>倍），而质量差为</w:t>
-      </w:r>
-      <w:r>
-        <w:t xml:space="preserve"> -0.005533</w:t>
-      </w:r>
-      <w:r>
-        <w:t>。</w:t>
-      </w:r>
-    </w:p>
-    <w:p>
-      <w:r>
-        <w:rPr>
-          <w:b/>
-        </w:rPr>
-        <w:t>不同领域的第四个数据集。</w:t>
-      </w:r>
-      <w:r>
-        <w:t xml:space="preserve"> N-BaIoT </w:t>
-      </w:r>
-      <w:r>
-        <w:t>记录了九种消费级物联网设备上的正常流量与</w:t>
-      </w:r>
-      <w:r>
-        <w:t xml:space="preserve"> Mirai/Gafgyt </w:t>
-      </w:r>
-      <w:r>
-        <w:t>僵尸网络流量，含</w:t>
-      </w:r>
-      <w:r>
-        <w:t xml:space="preserve"> 115 </w:t>
-      </w:r>
-      <w:r>
-        <w:t>维流统计特征</w:t>
-      </w:r>
-      <w:r>
-        <w:t xml:space="preserve"> [17,18]</w:t>
-      </w:r>
-      <w:r>
-        <w:t>。去重剔除了</w:t>
-      </w:r>
-      <w:r>
-        <w:t xml:space="preserve"> 7 062 606 </w:t>
-      </w:r>
-      <w:r>
-        <w:t>行中的</w:t>
-      </w:r>
-      <w:r>
-        <w:t xml:space="preserve"> 4 784 430 </w:t>
-      </w:r>
-      <w:r>
-        <w:t>行（</w:t>
-      </w:r>
-      <w:r>
-        <w:t>67.8%</w:t>
-      </w:r>
-      <w:r>
-        <w:t>），重复比例高于本研究的其他任何数据集，最终得到</w:t>
-      </w:r>
-      <w:r>
-        <w:t xml:space="preserve"> 180 000 </w:t>
-      </w:r>
-      <w:r>
-        <w:t>条、三分类的基准（每类</w:t>
-      </w:r>
-      <w:r>
-        <w:t xml:space="preserve"> 60 000</w:t>
-      </w:r>
-      <w:r>
-        <w:t>；训练</w:t>
-      </w:r>
-      <w:r>
-        <w:t xml:space="preserve"> 126 000 / </w:t>
-      </w:r>
-      <w:r>
-        <w:t>验证</w:t>
-      </w:r>
-      <w:r>
-        <w:t xml:space="preserve"> 27 000 / </w:t>
-      </w:r>
-      <w:r>
-        <w:t>测试</w:t>
-      </w:r>
-      <w:r>
-        <w:t xml:space="preserve"> 27 000</w:t>
-      </w:r>
-      <w:r>
-        <w:t>）。所有模型的</w:t>
-      </w:r>
-      <w:r>
-        <w:t xml:space="preserve"> Macro-F1 </w:t>
-      </w:r>
-      <w:r>
-        <w:t>都在</w:t>
-      </w:r>
-      <w:r>
-        <w:t xml:space="preserve"> 0.99983 </w:t>
-      </w:r>
-      <w:r>
-        <w:t>以上：</w:t>
-      </w:r>
-      <w:r>
-        <w:t xml:space="preserve">RCCF </w:t>
-      </w:r>
-      <w:r>
-        <w:t>与等权卡方森林在机器精度上完全一致（平均差</w:t>
-      </w:r>
-      <w:r>
-        <w:t xml:space="preserve"> −3.7e-17</w:t>
-      </w:r>
-      <w:r>
-        <w:t>，</w:t>
-      </w:r>
-      <w:r>
-        <w:t xml:space="preserve">27 000 </w:t>
-      </w:r>
-      <w:r>
-        <w:t>条测试样本中分歧</w:t>
-      </w:r>
-      <w:r>
-        <w:t xml:space="preserve"> 0 </w:t>
-      </w:r>
-      <w:r>
-        <w:t>至</w:t>
-      </w:r>
-      <w:r>
-        <w:t xml:space="preserve"> 2 </w:t>
-      </w:r>
-      <w:r>
-        <w:t>条）。该基准对流量特征分类器已经饱和，而这正是命题</w:t>
-      </w:r>
-      <w:r>
-        <w:t xml:space="preserve"> 1 </w:t>
-      </w:r>
-      <w:r>
-        <w:t>预言</w:t>
-      </w:r>
-      <w:r>
-        <w:t>"</w:t>
-      </w:r>
-      <w:r>
-        <w:t>任何加权都无法起作用</w:t>
-      </w:r>
-      <w:r>
-        <w:t>"</w:t>
-      </w:r>
-      <w:r>
-        <w:t>的情形：它在新领域确认了机制的惰性，但并未检验判别难度。</w:t>
-      </w:r>
-    </w:p>
-    <w:p>
-      <w:r>
-        <w:t>三组实验从两侧界定了结论，而且这个界定比单纯的确认更严格：等价性在总体扩大</w:t>
-      </w:r>
-      <w:r>
-        <w:t xml:space="preserve"> 7.8 </w:t>
-      </w:r>
-      <w:r>
-        <w:t>倍后仍成立，因此不是</w:t>
-      </w:r>
-      <w:r>
-        <w:t xml:space="preserve"> 53 237 </w:t>
-      </w:r>
-      <w:r>
-        <w:t>条截断造成的；但它在完全取消类别上限的全语料上失效，差异转为小而稳定的劣势（</w:t>
-      </w:r>
-      <w:r>
-        <w:t xml:space="preserve">0.005 </w:t>
-      </w:r>
-      <w:r>
-        <w:t>边界不等价、</w:t>
-      </w:r>
-      <w:r>
-        <w:t xml:space="preserve">0.01 </w:t>
-      </w:r>
-      <w:r>
-        <w:t>边界等价）。</w:t>
-      </w:r>
-      <w:r>
-        <w:rPr>
-          <w:b/>
-        </w:rPr>
-        <w:t>这个差异来自稀释，而不是加权，而且同一个算式在三个总体上都成立。</w:t>
-      </w:r>
-      <w:r>
-        <w:t xml:space="preserve"> </w:t>
-      </w:r>
-      <w:r>
-        <w:t>在全语料上，四个特征视图不再可以互相替代：全特征森林的</w:t>
-      </w:r>
-      <w:r>
-        <w:t xml:space="preserve"> Macro-F1 </w:t>
-      </w:r>
-      <w:r>
-        <w:t>为</w:t>
-      </w:r>
-      <w:r>
-        <w:t xml:space="preserve"> 0.738143</w:t>
-      </w:r>
-      <w:r>
-        <w:t>，卡方森林为</w:t>
-      </w:r>
-      <w:r>
-        <w:t xml:space="preserve"> 0.759540</w:t>
-      </w:r>
-      <w:r>
-        <w:t>，差距</w:t>
-      </w:r>
-      <w:r>
-        <w:t xml:space="preserve"> 0.021397</w:t>
-      </w:r>
-      <w:r>
-        <w:t>；把这样一个较弱的专家放进四路平均，代价为该差距的四分之一，即</w:t>
-      </w:r>
-      <w:r>
-        <w:t xml:space="preserve"> 0.005349</w:t>
-      </w:r>
-      <w:r>
-        <w:t>，与实测的</w:t>
-      </w:r>
-      <w:r>
-        <w:t xml:space="preserve"> −0.005533 </w:t>
+        <w:t xml:space="preserve">−0.005533 </w:t>
       </w:r>
       <w:r>
         <w:t>相差不到</w:t>
@@ -19128,329 +19126,332 @@
         <w:pStyle w:val="21"/>
       </w:pPr>
       <w:r>
+        <w:t xml:space="preserve">5.8 </w:t>
+      </w:r>
+      <w:r>
+        <w:t>扩展实验</w:t>
+      </w:r>
+    </w:p>
+    <w:p>
+      <w:r>
+        <w:t>十四个扩展实验界定了主结论的边界；逐种子数据与独立报告随发布包提供（扩展实验报告、</w:t>
+      </w:r>
+      <w:r>
+        <w:rPr>
+          <w:rFonts w:ascii="Consolas" w:hAnsi="Consolas"/>
+        </w:rPr>
+        <w:t>results_*_v1/</w:t>
+      </w:r>
+      <w:r>
+        <w:t>）。</w:t>
+      </w:r>
+    </w:p>
+    <w:p>
+      <w:r>
+        <w:rPr>
+          <w:b/>
+        </w:rPr>
+        <w:t>专家家族与数量。</w:t>
+      </w:r>
+      <w:r>
+        <w:t xml:space="preserve"> </w:t>
+      </w:r>
+      <w:r>
+        <w:t>把四个同族过滤式视图（两两分歧</w:t>
+      </w:r>
+      <w:r>
+        <w:t xml:space="preserve"> 0.64%</w:t>
+      </w:r>
+      <w:r>
+        <w:t>，增益</w:t>
+      </w:r>
+      <w:r>
+        <w:t xml:space="preserve"> +0.000140</w:t>
+      </w:r>
+      <w:r>
+        <w:t>）换成跨家族成员（随机森林、极端随机树、</w:t>
+      </w:r>
+      <w:r>
+        <w:t>XGBoost</w:t>
+      </w:r>
+      <w:r>
+        <w:t>）后，分歧升到</w:t>
+      </w:r>
+      <w:r>
+        <w:t xml:space="preserve"> 2.29%</w:t>
+      </w:r>
+      <w:r>
+        <w:t>，增益升到</w:t>
+      </w:r>
+      <w:r>
+        <w:t xml:space="preserve"> +0.001421</w:t>
+      </w:r>
+      <w:r>
+        <w:t>；六个成员时为</w:t>
+      </w:r>
+      <w:r>
+        <w:t xml:space="preserve"> +0.001661</w:t>
+      </w:r>
+      <w:r>
+        <w:t>。因此当成员足够分散时门控确实开始起作用，但即使最分散的配置也仍在</w:t>
+      </w:r>
+      <w:r>
+        <w:t xml:space="preserve"> 0.005 </w:t>
+      </w:r>
+      <w:r>
+        <w:t>边界之内。</w:t>
+      </w:r>
+    </w:p>
+    <w:p>
+      <w:r>
+        <w:rPr>
+          <w:b/>
+        </w:rPr>
+        <w:t>时间留出。</w:t>
+      </w:r>
+      <w:r>
+        <w:t xml:space="preserve"> </w:t>
+      </w:r>
+      <w:r>
+        <w:t>按采集日划分</w:t>
+      </w:r>
+      <w:r>
+        <w:t xml:space="preserve"> CIC-IDS2017</w:t>
+      </w:r>
+      <w:r>
+        <w:t>（用四天训练、留出一天，每类上限</w:t>
+      </w:r>
+      <w:r>
+        <w:t xml:space="preserve"> 2 </w:t>
+      </w:r>
+      <w:r>
+        <w:t>万）后，留出日的</w:t>
+      </w:r>
+      <w:r>
+        <w:t xml:space="preserve"> Macro-F1 </w:t>
+      </w:r>
+      <w:r>
+        <w:t>落到</w:t>
+      </w:r>
+      <w:r>
+        <w:t xml:space="preserve"> 0.133–0.317</w:t>
+      </w:r>
+      <w:r>
+        <w:t>。原因是类别构成：周一只有正常流量，周二只有正常与暴力破解，以此类推，没有任何一天覆盖完整类别集。因此按天划分可以构造、但不是类别完整的</w:t>
+      </w:r>
+      <w:r>
+        <w:t>——</w:t>
+      </w:r>
+      <w:r>
+        <w:t>这正是</w:t>
+      </w:r>
+      <w:r>
+        <w:t xml:space="preserve"> 6.5 </w:t>
+      </w:r>
+      <w:r>
+        <w:t>节限制的定量形式。</w:t>
+      </w:r>
+    </w:p>
+    <w:p>
+      <w:r>
+        <w:rPr>
+          <w:b/>
+        </w:rPr>
+        <w:t>外部基准扩到十种子。</w:t>
+      </w:r>
+      <w:r>
+        <w:t xml:space="preserve"> </w:t>
+      </w:r>
+      <w:r>
+        <w:t>在三个确定性视图下（省略互信息专家，因为其</w:t>
+      </w:r>
+      <w:r>
+        <w:t xml:space="preserve"> kNN </w:t>
+      </w:r>
+      <w:r>
+        <w:t>估计器在此规模上不可行），</w:t>
+      </w:r>
+      <w:r>
+        <w:t xml:space="preserve">NSL-KDD </w:t>
+      </w:r>
+      <w:r>
+        <w:t>为</w:t>
+      </w:r>
+      <w:r>
+        <w:t xml:space="preserve"> 0.518756 ± 0.003374</w:t>
+      </w:r>
+      <w:r>
+        <w:t>，</w:t>
+      </w:r>
+      <w:r>
+        <w:t xml:space="preserve">UNSW-NB15 </w:t>
+      </w:r>
+      <w:r>
+        <w:t>为</w:t>
+      </w:r>
+      <w:r>
+        <w:t xml:space="preserve"> 0.483371 ± 0.005582</w:t>
+      </w:r>
+      <w:r>
+        <w:t>，</w:t>
+      </w:r>
+      <w:r>
+        <w:t xml:space="preserve">N-BaIoT </w:t>
+      </w:r>
+      <w:r>
+        <w:t>为</w:t>
+      </w:r>
+      <w:r>
+        <w:t xml:space="preserve"> 0.999941 ± 0.000053</w:t>
+      </w:r>
+      <w:r>
+        <w:t>（十种子）。</w:t>
+      </w:r>
+    </w:p>
+    <w:p>
+      <w:r>
+        <w:rPr>
+          <w:b/>
+        </w:rPr>
+        <w:t>两个新语料。</w:t>
+      </w:r>
+      <w:r>
+        <w:t xml:space="preserve"> CIC-IDS2018</w:t>
+      </w:r>
+      <w:r>
+        <w:t>（原始</w:t>
+      </w:r>
+      <w:r>
+        <w:t xml:space="preserve"> 16.2 M </w:t>
+      </w:r>
+      <w:r>
+        <w:t>行，去重移除</w:t>
+      </w:r>
+      <w:r>
+        <w:t xml:space="preserve"> 4.10 M </w:t>
+      </w:r>
+      <w:r>
+        <w:t>行）得到</w:t>
+      </w:r>
+      <w:r>
+        <w:t xml:space="preserve"> 56 055/12 012/12 012 </w:t>
+      </w:r>
+      <w:r>
+        <w:t>的五分类基准，十个种子上门控与同成员等权融合完全相同（</w:t>
+      </w:r>
+      <w:r>
+        <w:t>0.955231</w:t>
+      </w:r>
+      <w:r>
+        <w:t>，改判</w:t>
+      </w:r>
+      <w:r>
+        <w:t xml:space="preserve"> 0 </w:t>
+      </w:r>
+      <w:r>
+        <w:t>条）。</w:t>
+      </w:r>
+      <w:r>
+        <w:t>CIC-IoT-2023</w:t>
+      </w:r>
+      <w:r>
+        <w:t>（</w:t>
+      </w:r>
+      <w:r>
+        <w:t xml:space="preserve">38.4 M </w:t>
+      </w:r>
+      <w:r>
+        <w:t>行、八个粗类）上，门控为</w:t>
+      </w:r>
+      <w:r>
+        <w:t xml:space="preserve"> 0.751051</w:t>
+      </w:r>
+      <w:r>
+        <w:t>，同成员等权融合为</w:t>
+      </w:r>
+      <w:r>
+        <w:t xml:space="preserve"> 0.751054</w:t>
+      </w:r>
+      <w:r>
+        <w:t>，差</w:t>
+      </w:r>
+      <w:r>
+        <w:t xml:space="preserve"> -0.000004</w:t>
+      </w:r>
+      <w:r>
+        <w:t>（十个种子）。两者都在本文未使用过的语料上复现了主结论。</w:t>
+      </w:r>
+    </w:p>
+    <w:p>
+      <w:r>
+        <w:rPr>
+          <w:b/>
+        </w:rPr>
+        <w:t xml:space="preserve">2025 </w:t>
+      </w:r>
+      <w:r>
+        <w:rPr>
+          <w:b/>
+        </w:rPr>
+        <w:t>年数据包级语料，以及门控在什么条件下有用。</w:t>
+      </w:r>
+      <w:r>
+        <w:t xml:space="preserve"> Gotham-2025</w:t>
+      </w:r>
+      <w:r>
+        <w:t>（</w:t>
+      </w:r>
+      <w:r>
+        <w:t>Zenodo 14502760</w:t>
+      </w:r>
+      <w:r>
+        <w:t>，</w:t>
+      </w:r>
+      <w:r>
+        <w:t>CC BY 4.0</w:t>
+      </w:r>
+      <w:r>
+        <w:t>）在智慧城市测试床上采集</w:t>
+      </w:r>
+      <w:r>
+        <w:t xml:space="preserve"> 78 </w:t>
+      </w:r>
+      <w:r>
+        <w:t>台</w:t>
+      </w:r>
+      <w:r>
+        <w:t xml:space="preserve"> IoT </w:t>
+      </w:r>
+      <w:r>
+        <w:t>设备，处理表含</w:t>
+      </w:r>
+      <w:r>
+        <w:t xml:space="preserve"> 35 134 281 </w:t>
+      </w:r>
+      <w:r>
+        <w:t>条数据包、</w:t>
+      </w:r>
+      <w:r>
+        <w:t xml:space="preserve">18 </w:t>
+      </w:r>
+      <w:r>
+        <w:t>个类别。在本文协议下，剔除设备地址与时间戳后只剩十六个可用列（保留它们等于把攻击者身份交给分类器），因此</w:t>
+      </w:r>
+      <w:r>
+        <w:t xml:space="preserve"> 60 </w:t>
+      </w:r>
+      <w:r>
+        <w:t>维预算会选中全部列、三个视图完全重合：门控与同成员融合在全部</w:t>
+      </w:r>
+      <w:r>
+        <w:t xml:space="preserve"> 29 718 </w:t>
+      </w:r>
+      <w:r>
+        <w:t>条测试行上完全相同，十个种子无一例外。把</w:t>
+      </w:r>
+      <w:r>
         <w:lastRenderedPageBreak/>
-        <w:t xml:space="preserve">5.8 </w:t>
-      </w:r>
-      <w:r>
-        <w:t>扩展实验</w:t>
-      </w:r>
-    </w:p>
-    <w:p>
-      <w:r>
-        <w:t>十四个扩展实验界定了主结论的边界；逐种子数据与独立报告随发布包提供（扩展实验报告、</w:t>
-      </w:r>
-      <w:r>
-        <w:rPr>
-          <w:rFonts w:ascii="Consolas" w:hAnsi="Consolas"/>
-        </w:rPr>
-        <w:t>results_*_v1/</w:t>
-      </w:r>
-      <w:r>
-        <w:t>）。</w:t>
-      </w:r>
-    </w:p>
-    <w:p>
-      <w:r>
-        <w:rPr>
-          <w:b/>
-        </w:rPr>
-        <w:t>专家家族与数量。</w:t>
-      </w:r>
-      <w:r>
-        <w:t xml:space="preserve"> </w:t>
-      </w:r>
-      <w:r>
-        <w:t>把四个同族过滤式视图（两两分歧</w:t>
-      </w:r>
-      <w:r>
-        <w:t xml:space="preserve"> 0.64%</w:t>
-      </w:r>
-      <w:r>
-        <w:t>，增益</w:t>
-      </w:r>
-      <w:r>
-        <w:t xml:space="preserve"> +0.000140</w:t>
-      </w:r>
-      <w:r>
-        <w:t>）换成跨家族成员（随机森林、极端随机树、</w:t>
-      </w:r>
-      <w:r>
-        <w:t>XGBoost</w:t>
-      </w:r>
-      <w:r>
-        <w:t>）后，分歧升到</w:t>
-      </w:r>
-      <w:r>
-        <w:t xml:space="preserve"> 2.29%</w:t>
-      </w:r>
-      <w:r>
-        <w:t>，增益升到</w:t>
-      </w:r>
-      <w:r>
-        <w:t xml:space="preserve"> +0.001421</w:t>
-      </w:r>
-      <w:r>
-        <w:t>；六个成员时为</w:t>
-      </w:r>
-      <w:r>
-        <w:t xml:space="preserve"> +0.001661</w:t>
-      </w:r>
-      <w:r>
-        <w:t>。因此当成员足够分散时门控确实开始起作用，但即使最分散的配置也仍在</w:t>
-      </w:r>
-      <w:r>
-        <w:t xml:space="preserve"> 0.005 </w:t>
-      </w:r>
-      <w:r>
-        <w:t>边界之内。</w:t>
-      </w:r>
-    </w:p>
-    <w:p>
-      <w:r>
-        <w:rPr>
-          <w:b/>
-        </w:rPr>
-        <w:t>时间留出。</w:t>
-      </w:r>
-      <w:r>
-        <w:t xml:space="preserve"> </w:t>
-      </w:r>
-      <w:r>
-        <w:t>按采集日划分</w:t>
-      </w:r>
-      <w:r>
-        <w:t xml:space="preserve"> CIC-IDS2017</w:t>
-      </w:r>
-      <w:r>
-        <w:t>（用四天训练、留出一天，每类上限</w:t>
-      </w:r>
-      <w:r>
-        <w:t xml:space="preserve"> 2 </w:t>
-      </w:r>
-      <w:r>
-        <w:t>万）后，留出日的</w:t>
-      </w:r>
-      <w:r>
-        <w:t xml:space="preserve"> Macro-F1 </w:t>
-      </w:r>
-      <w:r>
-        <w:t>落到</w:t>
-      </w:r>
-      <w:r>
-        <w:t xml:space="preserve"> 0.133–0.317</w:t>
-      </w:r>
-      <w:r>
-        <w:t>。原因是类别构成：周一只有正常流量，周二只有正常与暴力破解，以此类推，没有任何一天覆盖完整类别集。因此按天划分可以构造、但不是类别完整的</w:t>
-      </w:r>
-      <w:r>
-        <w:t>——</w:t>
-      </w:r>
-      <w:r>
-        <w:t>这正是</w:t>
-      </w:r>
-      <w:r>
-        <w:t xml:space="preserve"> 6.5 </w:t>
-      </w:r>
-      <w:r>
-        <w:t>节限制的定量形式。</w:t>
-      </w:r>
-    </w:p>
-    <w:p>
-      <w:r>
-        <w:rPr>
-          <w:b/>
-        </w:rPr>
-        <w:t>外部基准扩到十种子。</w:t>
-      </w:r>
-      <w:r>
-        <w:t xml:space="preserve"> </w:t>
-      </w:r>
-      <w:r>
-        <w:t>在三个确定性视图下（省略互信息专家，因为其</w:t>
-      </w:r>
-      <w:r>
-        <w:t xml:space="preserve"> kNN </w:t>
-      </w:r>
-      <w:r>
-        <w:t>估计器在此规模上不可行），</w:t>
-      </w:r>
-      <w:r>
-        <w:t xml:space="preserve">NSL-KDD </w:t>
-      </w:r>
-      <w:r>
-        <w:t>为</w:t>
-      </w:r>
-      <w:r>
-        <w:t xml:space="preserve"> 0.518756 ± 0.003374</w:t>
-      </w:r>
-      <w:r>
-        <w:t>，</w:t>
-      </w:r>
-      <w:r>
-        <w:t xml:space="preserve">UNSW-NB15 </w:t>
-      </w:r>
-      <w:r>
-        <w:t>为</w:t>
-      </w:r>
-      <w:r>
-        <w:t xml:space="preserve"> 0.483371 ± 0.005582</w:t>
-      </w:r>
-      <w:r>
-        <w:t>，</w:t>
-      </w:r>
-      <w:r>
-        <w:t xml:space="preserve">N-BaIoT </w:t>
-      </w:r>
-      <w:r>
-        <w:t>为</w:t>
-      </w:r>
-      <w:r>
-        <w:t xml:space="preserve"> 0.999941 ± 0.000053</w:t>
-      </w:r>
-      <w:r>
-        <w:t>（十种子）。</w:t>
-      </w:r>
-    </w:p>
-    <w:p>
-      <w:r>
-        <w:rPr>
-          <w:b/>
-        </w:rPr>
-        <w:t>两个新语料。</w:t>
-      </w:r>
-      <w:r>
-        <w:t xml:space="preserve"> CIC-IDS2018</w:t>
-      </w:r>
-      <w:r>
-        <w:t>（原始</w:t>
-      </w:r>
-      <w:r>
-        <w:t xml:space="preserve"> 16.2 M </w:t>
-      </w:r>
-      <w:r>
-        <w:t>行，去重移除</w:t>
-      </w:r>
-      <w:r>
-        <w:t xml:space="preserve"> 4.10 M </w:t>
-      </w:r>
-      <w:r>
-        <w:t>行）得到</w:t>
-      </w:r>
-      <w:r>
-        <w:t xml:space="preserve"> 56 055/12 012/12 012 </w:t>
-      </w:r>
-      <w:r>
-        <w:t>的五分类基准，十个种子上门控与同成员等权融合完全相同（</w:t>
-      </w:r>
-      <w:r>
-        <w:t>0.955231</w:t>
-      </w:r>
-      <w:r>
-        <w:t>，改判</w:t>
-      </w:r>
-      <w:r>
-        <w:t xml:space="preserve"> 0 </w:t>
-      </w:r>
-      <w:r>
-        <w:t>条）。</w:t>
-      </w:r>
-      <w:r>
-        <w:t>CIC-IoT-2023</w:t>
-      </w:r>
-      <w:r>
-        <w:t>（</w:t>
-      </w:r>
-      <w:r>
-        <w:t xml:space="preserve">38.4 M </w:t>
-      </w:r>
-      <w:r>
-        <w:t>行、八个粗类）上，门控为</w:t>
-      </w:r>
-      <w:r>
-        <w:t xml:space="preserve"> 0.751051</w:t>
-      </w:r>
-      <w:r>
-        <w:t>，同成员等权融合为</w:t>
-      </w:r>
-      <w:r>
-        <w:t xml:space="preserve"> 0.751054</w:t>
-      </w:r>
-      <w:r>
-        <w:t>，差</w:t>
-      </w:r>
-      <w:r>
-        <w:t xml:space="preserve"> -0.000004</w:t>
-      </w:r>
-      <w:r>
-        <w:t>（十个种子）。两者都在本文未使用过的语料上复现了主结论。</w:t>
-      </w:r>
-    </w:p>
-    <w:p>
-      <w:r>
-        <w:rPr>
-          <w:b/>
-        </w:rPr>
-        <w:t xml:space="preserve">2025 </w:t>
-      </w:r>
-      <w:r>
-        <w:rPr>
-          <w:b/>
-        </w:rPr>
-        <w:t>年数据包级语料，以及门控在什么条件下有用。</w:t>
-      </w:r>
-      <w:r>
-        <w:t xml:space="preserve"> Gotham-2025</w:t>
-      </w:r>
-      <w:r>
-        <w:t>（</w:t>
-      </w:r>
-      <w:r>
-        <w:t>Zenodo 14502760</w:t>
-      </w:r>
-      <w:r>
-        <w:t>，</w:t>
-      </w:r>
-      <w:r>
-        <w:t>CC BY 4.0</w:t>
-      </w:r>
-      <w:r>
-        <w:t>）在智慧城市测试床上采集</w:t>
-      </w:r>
-      <w:r>
-        <w:t xml:space="preserve"> 78 </w:t>
-      </w:r>
-      <w:r>
-        <w:t>台</w:t>
-      </w:r>
-      <w:r>
-        <w:t xml:space="preserve"> IoT </w:t>
-      </w:r>
-      <w:r>
-        <w:t>设备，处理表含</w:t>
-      </w:r>
-      <w:r>
-        <w:t xml:space="preserve"> 35 134 281 </w:t>
-      </w:r>
-      <w:r>
-        <w:t>条数据包、</w:t>
-      </w:r>
-      <w:r>
-        <w:t xml:space="preserve">18 </w:t>
-      </w:r>
-      <w:r>
-        <w:t>个类别。在本文协议下，剔除设备地址与时间戳后只剩十六个可用列（保留它们等于把攻击者身份交给分类器），因此</w:t>
-      </w:r>
-      <w:r>
-        <w:t xml:space="preserve"> 60 </w:t>
-      </w:r>
-      <w:r>
-        <w:t>维预算会选中全部列、三个视图完全重合：门控与同成员融合在全部</w:t>
-      </w:r>
-      <w:r>
-        <w:t xml:space="preserve"> 29 718 </w:t>
-      </w:r>
-      <w:r>
-        <w:t>条测试行上完全相同，十个种子无一例外。把同样的比较改到十六列中的八列</w:t>
+        <w:t>同样的比较改到十六列中的八列</w:t>
       </w:r>
       <w:r>
         <w:t>——</w:t>
@@ -19754,9 +19755,8 @@
         <w:rPr>
           <w:noProof/>
         </w:rPr>
-        <w:lastRenderedPageBreak/>
         <w:drawing>
-          <wp:inline distT="0" distB="0" distL="0" distR="0" wp14:anchorId="0BD4FE19" wp14:editId="0524C932">
+          <wp:inline distT="0" distB="0" distL="0" distR="0" wp14:anchorId="0D9E4FFF" wp14:editId="0D6FAD86">
             <wp:extent cx="5760720" cy="1482601"/>
             <wp:effectExtent l="0" t="0" r="0" b="0"/>
             <wp:docPr id="12" name="Picture 12"/>
@@ -20205,7 +20205,11 @@
         <w:t>个类别上复现了同一结果：差值分别为</w:t>
       </w:r>
       <w:r>
-        <w:t xml:space="preserve"> +0.000020</w:t>
+        <w:t xml:space="preserve"> </w:t>
+      </w:r>
+      <w:r>
+        <w:lastRenderedPageBreak/>
+        <w:t>+0.000020</w:t>
       </w:r>
       <w:r>
         <w:t>（</w:t>
@@ -20379,7 +20383,6 @@
         <w:pStyle w:val="21"/>
       </w:pPr>
       <w:r>
-        <w:lastRenderedPageBreak/>
         <w:t xml:space="preserve">5.10 </w:t>
       </w:r>
       <w:r>
@@ -27046,76 +27049,76 @@
       </w:rPr>
     </w:lvl>
   </w:abstractNum>
-  <w:num w:numId="1" w16cid:durableId="128479163">
+  <w:num w:numId="1" w16cid:durableId="1005740089">
     <w:abstractNumId w:val="8"/>
   </w:num>
-  <w:num w:numId="2" w16cid:durableId="62027543">
+  <w:num w:numId="2" w16cid:durableId="1753774893">
     <w:abstractNumId w:val="6"/>
   </w:num>
-  <w:num w:numId="3" w16cid:durableId="1946962346">
+  <w:num w:numId="3" w16cid:durableId="1422873570">
     <w:abstractNumId w:val="5"/>
   </w:num>
-  <w:num w:numId="4" w16cid:durableId="1142115648">
+  <w:num w:numId="4" w16cid:durableId="585765765">
     <w:abstractNumId w:val="4"/>
   </w:num>
-  <w:num w:numId="5" w16cid:durableId="1188912455">
+  <w:num w:numId="5" w16cid:durableId="46222212">
     <w:abstractNumId w:val="7"/>
   </w:num>
-  <w:num w:numId="6" w16cid:durableId="941958820">
+  <w:num w:numId="6" w16cid:durableId="1570311078">
     <w:abstractNumId w:val="3"/>
   </w:num>
-  <w:num w:numId="7" w16cid:durableId="404843934">
+  <w:num w:numId="7" w16cid:durableId="902643981">
     <w:abstractNumId w:val="2"/>
   </w:num>
-  <w:num w:numId="8" w16cid:durableId="2080863034">
+  <w:num w:numId="8" w16cid:durableId="544561206">
     <w:abstractNumId w:val="1"/>
   </w:num>
-  <w:num w:numId="9" w16cid:durableId="472139040">
+  <w:num w:numId="9" w16cid:durableId="698822898">
     <w:abstractNumId w:val="0"/>
   </w:num>
-  <w:num w:numId="10" w16cid:durableId="537816892">
+  <w:num w:numId="10" w16cid:durableId="1069696753">
     <w:abstractNumId w:val="7"/>
     <w:lvlOverride w:ilvl="0">
       <w:startOverride w:val="1"/>
     </w:lvlOverride>
   </w:num>
-  <w:num w:numId="11" w16cid:durableId="74909354">
+  <w:num w:numId="11" w16cid:durableId="1618246542">
     <w:abstractNumId w:val="7"/>
     <w:lvlOverride w:ilvl="0">
       <w:startOverride w:val="1"/>
     </w:lvlOverride>
   </w:num>
-  <w:num w:numId="12" w16cid:durableId="6948246">
+  <w:num w:numId="12" w16cid:durableId="128213331">
     <w:abstractNumId w:val="7"/>
     <w:lvlOverride w:ilvl="0">
       <w:startOverride w:val="1"/>
     </w:lvlOverride>
   </w:num>
-  <w:num w:numId="13" w16cid:durableId="633171600">
+  <w:num w:numId="13" w16cid:durableId="2037582606">
     <w:abstractNumId w:val="7"/>
     <w:lvlOverride w:ilvl="0">
       <w:startOverride w:val="1"/>
     </w:lvlOverride>
   </w:num>
-  <w:num w:numId="14" w16cid:durableId="1837068212">
+  <w:num w:numId="14" w16cid:durableId="9332221">
     <w:abstractNumId w:val="7"/>
     <w:lvlOverride w:ilvl="0">
       <w:startOverride w:val="1"/>
     </w:lvlOverride>
   </w:num>
-  <w:num w:numId="15" w16cid:durableId="1416980146">
+  <w:num w:numId="15" w16cid:durableId="734931318">
     <w:abstractNumId w:val="7"/>
     <w:lvlOverride w:ilvl="0">
       <w:startOverride w:val="1"/>
     </w:lvlOverride>
   </w:num>
-  <w:num w:numId="16" w16cid:durableId="679478223">
+  <w:num w:numId="16" w16cid:durableId="1581285076">
     <w:abstractNumId w:val="7"/>
     <w:lvlOverride w:ilvl="0">
       <w:startOverride w:val="1"/>
     </w:lvlOverride>
   </w:num>
-  <w:num w:numId="17" w16cid:durableId="608122443">
+  <w:num w:numId="17" w16cid:durableId="2025086035">
     <w:abstractNumId w:val="7"/>
     <w:lvlOverride w:ilvl="0">
       <w:startOverride w:val="1"/>

--- a/重构版论文_v4_20260915/中文SCI论文_v4_重构版.docx
+++ b/重构版论文_v4_20260915/中文SCI论文_v4_重构版.docx
@@ -359,6 +359,18 @@
       </w:r>
       <w:r>
         <w:t xml:space="preserve"> [20-22]</w:t>
+      </w:r>
+      <w:r>
+        <w:t>。安全领域之外也有同类证据：仅泄漏一项就足以系统性抬高另一领域的报告性能</w:t>
+      </w:r>
+      <w:r>
+        <w:t xml:space="preserve"> [50]</w:t>
+      </w:r>
+      <w:r>
+        <w:t>，而机器学习用于计算机安全的评测陷阱已被整理成可执行清单</w:t>
+      </w:r>
+      <w:r>
+        <w:t xml:space="preserve"> [48]</w:t>
       </w:r>
       <w:r>
         <w:t>。因此，一个自然的科学问题是：</w:t>
@@ -685,6 +697,7 @@
         <w:rPr>
           <w:b/>
         </w:rPr>
+        <w:lastRenderedPageBreak/>
         <w:t>一套可复用的泄漏受控协议与审计记录</w:t>
       </w:r>
       <w:r>
@@ -715,7 +728,6 @@
         <w:rPr>
           <w:b/>
         </w:rPr>
-        <w:lastRenderedPageBreak/>
         <w:t>一组条件加权的可辨识性命题</w:t>
       </w:r>
       <w:r>
@@ -1127,10 +1139,11 @@
     </w:p>
     <w:p>
       <w:r>
+        <w:lastRenderedPageBreak/>
         <w:t>围绕这些数据集，文献已经识别出多项结构性缺陷</w:t>
       </w:r>
       <w:r>
-        <w:t xml:space="preserve"> [19]</w:t>
+        <w:t xml:space="preserve"> [19,49]</w:t>
       </w:r>
       <w:r>
         <w:t>：类别极度不平衡（</w:t>
@@ -1160,7 +1173,6 @@
         <w:t>低三到五个数量级）、特征中包含数据集特有的恒定列与采集伪影、部分攻击类别的流量由同一工具在同一时段生成因而高度同质、以及训练集与测试集之间可能存在重复。</w:t>
       </w:r>
       <w:r>
-        <w:lastRenderedPageBreak/>
         <w:t xml:space="preserve">Engelen </w:t>
       </w:r>
       <w:r>
@@ -1278,7 +1290,81 @@
         <w:t xml:space="preserve"> [8-11,31]</w:t>
       </w:r>
       <w:r>
-        <w:t>按验证集准确率为树赋权、按袋外误差赋权、用元学习器学习样本相关的权重、以概率校准后的置信度作为权重、以及用深度集成中的不确定性估计驱动加权。这类方法通常报告在特定数据集上的提升，但很少同时满足三个条件：（</w:t>
+        <w:t>按验证集准确率为树赋权、按袋外误差赋权、用元学习器学习样本相关的权重、以概率校准后的置信度作为权重、以及用深度集成中的不确定性估计驱动加权。</w:t>
+      </w:r>
+    </w:p>
+    <w:p>
+      <w:r>
+        <w:rPr>
+          <w:b/>
+        </w:rPr>
+        <w:t>成员在变，聚合规则没有变。</w:t>
+      </w:r>
+      <w:r>
+        <w:t xml:space="preserve"> </w:t>
+      </w:r>
+      <w:r>
+        <w:t>当前入侵检测使用的专家族已经换代</w:t>
+      </w:r>
+      <w:r>
+        <w:t xml:space="preserve">——Transformer </w:t>
+      </w:r>
+      <w:r>
+        <w:t>与大语言模型</w:t>
+      </w:r>
+      <w:r>
+        <w:t xml:space="preserve"> [51]</w:t>
+      </w:r>
+      <w:r>
+        <w:t>、图神经网络</w:t>
+      </w:r>
+      <w:r>
+        <w:t xml:space="preserve"> [52]——</w:t>
+      </w:r>
+      <w:r>
+        <w:t>但本文分析的对象不是成员，而是把成员合并起来的那条规则。把</w:t>
+      </w:r>
+      <w:r>
+        <w:t xml:space="preserve"> Transformer </w:t>
+      </w:r>
+      <w:r>
+        <w:t>或图网络放在条件加权门控之后，它仍然是一个成员，其输出仍可与同样这些成员的等权平均相比较；</w:t>
+      </w:r>
+      <w:r>
+        <w:t xml:space="preserve">4.3 </w:t>
+      </w:r>
+      <w:r>
+        <w:t>节的可辨识性条件取决于这些成员是否可互换，而与它们的架构无关。</w:t>
+      </w:r>
+      <w:r>
+        <w:t xml:space="preserve">5.10 </w:t>
+      </w:r>
+      <w:r>
+        <w:t>节的特征预算扫描给出了这一条件的可控实例：</w:t>
+      </w:r>
+      <w:r>
+        <w:t xml:space="preserve">k=8 </w:t>
+      </w:r>
+      <w:r>
+        <w:t>时成员真正互斥，门控增益</w:t>
+      </w:r>
+      <w:r>
+        <w:t xml:space="preserve"> +0.001663</w:t>
+      </w:r>
+      <w:r>
+        <w:t>；从</w:t>
+      </w:r>
+      <w:r>
+        <w:t xml:space="preserve"> k=32 </w:t>
+      </w:r>
+      <w:r>
+        <w:t>起视图重新重叠，增益消失。融合方向的综述从另一侧得到相同的结构性结论：成员多样性是任何加权组合能够起作用的前提</w:t>
+      </w:r>
+      <w:r>
+        <w:t xml:space="preserve"> [53]</w:t>
+      </w:r>
+      <w:r>
+        <w:t>。这类方法通常报告在特定数据集上的提升，但很少同时满足三个条件：（</w:t>
       </w:r>
       <w:r>
         <w:t>i</w:t>
@@ -1339,6 +1425,7 @@
         <w:pStyle w:val="21"/>
       </w:pPr>
       <w:r>
+        <w:lastRenderedPageBreak/>
         <w:t xml:space="preserve">2.4 </w:t>
       </w:r>
       <w:r>
@@ -1420,7 +1507,6 @@
         <w:pStyle w:val="21"/>
       </w:pPr>
       <w:r>
-        <w:lastRenderedPageBreak/>
         <w:t xml:space="preserve">2.5 </w:t>
       </w:r>
       <w:r>
@@ -2123,6 +2209,7 @@
         <w:pStyle w:val="1"/>
       </w:pPr>
       <w:r>
+        <w:lastRenderedPageBreak/>
         <w:t xml:space="preserve">3 </w:t>
       </w:r>
       <w:r>
@@ -2138,7 +2225,7 @@
           <w:noProof/>
         </w:rPr>
         <w:drawing>
-          <wp:inline distT="0" distB="0" distL="0" distR="0" wp14:anchorId="076E93B4" wp14:editId="38251E6F">
+          <wp:inline distT="0" distB="0" distL="0" distR="0" wp14:anchorId="39CB1AE7" wp14:editId="3FD3F080">
             <wp:extent cx="5760720" cy="2730962"/>
             <wp:effectExtent l="0" t="0" r="0" b="0"/>
             <wp:docPr id="1" name="Picture 1"/>
@@ -2205,7 +2292,6 @@
     </w:p>
     <w:p>
       <w:r>
-        <w:lastRenderedPageBreak/>
         <w:t>本节从来源走到总体：</w:t>
       </w:r>
       <w:r>
@@ -2986,7 +3072,14 @@
               <w:rPr>
                 <w:sz w:val="16"/>
               </w:rPr>
-              <w:t xml:space="preserve"> 442 </w:t>
+              <w:t xml:space="preserve"> </w:t>
+            </w:r>
+            <w:r>
+              <w:rPr>
+                <w:sz w:val="16"/>
+              </w:rPr>
+              <w:lastRenderedPageBreak/>
+              <w:t xml:space="preserve">442 </w:t>
             </w:r>
             <w:r>
               <w:rPr>
@@ -3008,7 +3101,15 @@
               <w:rPr>
                 <w:sz w:val="16"/>
               </w:rPr>
-              <w:t>九种消费级物联网设备的</w:t>
+              <w:lastRenderedPageBreak/>
+              <w:t>九种消费级物联网设</w:t>
+            </w:r>
+            <w:r>
+              <w:rPr>
+                <w:sz w:val="16"/>
+              </w:rPr>
+              <w:lastRenderedPageBreak/>
+              <w:t>备的</w:t>
             </w:r>
             <w:r>
               <w:rPr>
@@ -3048,6 +3149,7 @@
               <w:rPr>
                 <w:sz w:val="16"/>
               </w:rPr>
+              <w:lastRenderedPageBreak/>
               <w:t>2026-09-19</w:t>
             </w:r>
           </w:p>
@@ -3064,7 +3166,14 @@
               <w:rPr>
                 <w:sz w:val="16"/>
               </w:rPr>
-              <w:t>数据集页面明确标注</w:t>
+              <w:t>数据集页面明确标</w:t>
+            </w:r>
+            <w:r>
+              <w:rPr>
+                <w:sz w:val="16"/>
+              </w:rPr>
+              <w:lastRenderedPageBreak/>
+              <w:t>注</w:t>
             </w:r>
             <w:r>
               <w:rPr>
@@ -3086,6 +3195,7 @@
               <w:rPr>
                 <w:sz w:val="16"/>
               </w:rPr>
+              <w:lastRenderedPageBreak/>
               <w:t xml:space="preserve">1.77 GB </w:t>
             </w:r>
             <w:r>
@@ -3098,7 +3208,14 @@
               <w:rPr>
                 <w:sz w:val="16"/>
               </w:rPr>
-              <w:t xml:space="preserve"> SHA-256 </w:t>
+              <w:t xml:space="preserve"> </w:t>
+            </w:r>
+            <w:r>
+              <w:rPr>
+                <w:sz w:val="16"/>
+              </w:rPr>
+              <w:lastRenderedPageBreak/>
+              <w:t xml:space="preserve">SHA-256 </w:t>
             </w:r>
             <w:r>
               <w:rPr>
@@ -3383,7 +3500,6 @@
         <w:rPr>
           <w:b/>
         </w:rPr>
-        <w:lastRenderedPageBreak/>
         <w:t>第三步，物理范围筛查。</w:t>
       </w:r>
       <w:r>
@@ -4073,7 +4189,14 @@
               <w:rPr>
                 <w:sz w:val="16"/>
               </w:rPr>
-              <w:t>负时长、负速率、负长度、负分片</w:t>
+              <w:t>负时长、负速率、负长度、负</w:t>
+            </w:r>
+            <w:r>
+              <w:rPr>
+                <w:sz w:val="16"/>
+              </w:rPr>
+              <w:lastRenderedPageBreak/>
+              <w:t>分片</w:t>
             </w:r>
           </w:p>
         </w:tc>
@@ -4091,6 +4214,7 @@
               <w:rPr>
                 <w:sz w:val="16"/>
               </w:rPr>
+              <w:lastRenderedPageBreak/>
               <w:t>全局去重与冲突处理后</w:t>
             </w:r>
           </w:p>
@@ -4434,9 +4558,8 @@
         <w:rPr>
           <w:noProof/>
         </w:rPr>
-        <w:lastRenderedPageBreak/>
         <w:drawing>
-          <wp:inline distT="0" distB="0" distL="0" distR="0" wp14:anchorId="030D4B17" wp14:editId="30065EC3">
+          <wp:inline distT="0" distB="0" distL="0" distR="0" wp14:anchorId="40BE3D82" wp14:editId="5D4A8A5A">
             <wp:extent cx="5760720" cy="2750378"/>
             <wp:effectExtent l="0" t="0" r="0" b="0"/>
             <wp:docPr id="2" name="Picture 2"/>
@@ -4772,6 +4895,7 @@
         <w:pStyle w:val="21"/>
       </w:pPr>
       <w:r>
+        <w:lastRenderedPageBreak/>
         <w:t xml:space="preserve">3.4 </w:t>
       </w:r>
       <w:r>
@@ -4857,7 +4981,6 @@
         <w:rPr>
           <w:b/>
         </w:rPr>
-        <w:lastRenderedPageBreak/>
         <w:t>变换只在训练侧拟合。</w:t>
       </w:r>
       <w:r>
@@ -5321,6 +5444,7 @@
         <w:pStyle w:val="1"/>
       </w:pPr>
       <w:r>
+        <w:lastRenderedPageBreak/>
         <w:t xml:space="preserve">4 </w:t>
       </w:r>
       <w:r>
@@ -5367,7 +5491,6 @@
         <w:pStyle w:val="21"/>
       </w:pPr>
       <w:r>
-        <w:lastRenderedPageBreak/>
         <w:t xml:space="preserve">4.1 </w:t>
       </w:r>
       <w:r>
@@ -6255,7 +6378,7 @@
         </w:rPr>
         <w:lastRenderedPageBreak/>
         <w:drawing>
-          <wp:inline distT="0" distB="0" distL="0" distR="0" wp14:anchorId="7F6E3B86" wp14:editId="42EE8EF9">
+          <wp:inline distT="0" distB="0" distL="0" distR="0" wp14:anchorId="0FAA8EA4" wp14:editId="1D2EEB4B">
             <wp:extent cx="5760720" cy="3482709"/>
             <wp:effectExtent l="0" t="0" r="0" b="0"/>
             <wp:docPr id="3" name="Picture 3"/>
@@ -8509,88 +8632,91 @@
         <w:pStyle w:val="21"/>
       </w:pPr>
       <w:r>
+        <w:t xml:space="preserve">4.4 </w:t>
+      </w:r>
+      <w:r>
+        <w:t>复杂度</w:t>
+      </w:r>
+    </w:p>
+    <w:p>
+      <w:r>
+        <w:t>设</w:t>
+      </w:r>
+      <w:r>
+        <w:t xml:space="preserve"> n </w:t>
+      </w:r>
+      <w:r>
+        <w:t>为训练行数，</w:t>
+      </w:r>
+      <w:r>
+        <w:t xml:space="preserve">d </w:t>
+      </w:r>
+      <w:r>
+        <w:t>为原始特征维度，</w:t>
+      </w:r>
+      <w:r>
+        <w:t xml:space="preserve">k </w:t>
+      </w:r>
+      <w:r>
+        <w:t>为选中特征维度，</w:t>
+      </w:r>
+      <w:r>
+        <w:t xml:space="preserve">T </w:t>
+      </w:r>
+      <w:r>
+        <w:t>为树数，</w:t>
+      </w:r>
+      <w:r>
+        <w:t xml:space="preserve">K </w:t>
+      </w:r>
+      <w:r>
+        <w:t>为交叉拟合折数，</w:t>
+      </w:r>
+      <w:r>
+        <w:t xml:space="preserve">Q = 4 </w:t>
+      </w:r>
+      <w:r>
+        <w:t>为专家数。交叉拟合阶段的主导代价约为</w:t>
+      </w:r>
+      <w:r>
+        <w:t xml:space="preserve"> O(QK·T·n log n)</w:t>
+      </w:r>
+      <w:r>
+        <w:t>，最终重拟合阶段为</w:t>
+      </w:r>
+      <w:r>
+        <w:t xml:space="preserve"> O(QT·n log n)</w:t>
+      </w:r>
+      <w:r>
+        <w:t>，过滤式特征选择贡献</w:t>
+      </w:r>
+      <w:r>
+        <w:t xml:space="preserve"> O(Qnd)</w:t>
+      </w:r>
+      <w:r>
+        <w:t>。推理阶段需要对</w:t>
+      </w:r>
+      <w:r>
+        <w:t xml:space="preserve"> Q </w:t>
+      </w:r>
+      <w:r>
+        <w:t>个森林各做一次树遍历并计算风险模型，每条约</w:t>
+      </w:r>
+      <w:r>
+        <w:t xml:space="preserve"> O(QT log n)</w:t>
+      </w:r>
+      <w:r>
+        <w:t>。因此</w:t>
+      </w:r>
+      <w:r>
+        <w:t xml:space="preserve"> RCCF </w:t>
+      </w:r>
+      <w:r>
+        <w:t>在</w:t>
+      </w:r>
+      <w:r>
         <w:lastRenderedPageBreak/>
-        <w:t xml:space="preserve">4.4 </w:t>
-      </w:r>
-      <w:r>
-        <w:t>复杂度</w:t>
-      </w:r>
-    </w:p>
-    <w:p>
-      <w:r>
-        <w:t>设</w:t>
-      </w:r>
-      <w:r>
-        <w:t xml:space="preserve"> n </w:t>
-      </w:r>
-      <w:r>
-        <w:t>为训练行数，</w:t>
-      </w:r>
-      <w:r>
-        <w:t xml:space="preserve">d </w:t>
-      </w:r>
-      <w:r>
-        <w:t>为原始特征维度，</w:t>
-      </w:r>
-      <w:r>
-        <w:t xml:space="preserve">k </w:t>
-      </w:r>
-      <w:r>
-        <w:t>为选中特征维度，</w:t>
-      </w:r>
-      <w:r>
-        <w:t xml:space="preserve">T </w:t>
-      </w:r>
-      <w:r>
-        <w:t>为树数，</w:t>
-      </w:r>
-      <w:r>
-        <w:t xml:space="preserve">K </w:t>
-      </w:r>
-      <w:r>
-        <w:t>为交叉拟合折数，</w:t>
-      </w:r>
-      <w:r>
-        <w:t xml:space="preserve">Q = 4 </w:t>
-      </w:r>
-      <w:r>
-        <w:t>为专家数。交叉拟合阶段的主导代价约为</w:t>
-      </w:r>
-      <w:r>
-        <w:t xml:space="preserve"> O(QK·T·n log n)</w:t>
-      </w:r>
-      <w:r>
-        <w:t>，最终重拟合阶段为</w:t>
-      </w:r>
-      <w:r>
-        <w:t xml:space="preserve"> O(QT·n log n)</w:t>
-      </w:r>
-      <w:r>
-        <w:t>，过滤式特征选择贡献</w:t>
-      </w:r>
-      <w:r>
-        <w:t xml:space="preserve"> O(Qnd)</w:t>
-      </w:r>
-      <w:r>
-        <w:t>。推理阶段需要对</w:t>
-      </w:r>
-      <w:r>
-        <w:t xml:space="preserve"> Q </w:t>
-      </w:r>
-      <w:r>
-        <w:t>个森林各做一次树遍历并计算风险模型，每条约</w:t>
-      </w:r>
-      <w:r>
-        <w:t xml:space="preserve"> O(QT log n)</w:t>
-      </w:r>
-      <w:r>
-        <w:t>。因此</w:t>
-      </w:r>
-      <w:r>
-        <w:t xml:space="preserve"> RCCF </w:t>
-      </w:r>
-      <w:r>
-        <w:t>在训练与推理两端都显著贵于单个等权森林，这一代价在</w:t>
+        <w:t>训练与推理两端都显著贵于单个等权森林，这一代价在</w:t>
       </w:r>
       <w:r>
         <w:t xml:space="preserve"> 5.6 </w:t>
@@ -9194,7 +9320,6 @@
     </w:p>
     <w:p>
       <w:r>
-        <w:lastRenderedPageBreak/>
         <w:t>固定</w:t>
       </w:r>
       <w:r>
@@ -9479,6 +9604,7 @@
               <w:rPr>
                 <w:sz w:val="16"/>
               </w:rPr>
+              <w:lastRenderedPageBreak/>
               <w:t>十次重复划分（均值</w:t>
             </w:r>
             <w:r>
@@ -11579,14 +11705,7 @@
               <w:rPr>
                 <w:sz w:val="16"/>
               </w:rPr>
-              <w:t>（独立调参，验证集</w:t>
-            </w:r>
-            <w:r>
-              <w:rPr>
-                <w:sz w:val="16"/>
-              </w:rPr>
-              <w:lastRenderedPageBreak/>
-              <w:t>自选）</w:t>
+              <w:t>（独立调参，验证集自选）</w:t>
             </w:r>
           </w:p>
         </w:tc>
@@ -11602,7 +11721,6 @@
               <w:rPr>
                 <w:sz w:val="16"/>
               </w:rPr>
-              <w:lastRenderedPageBreak/>
               <w:t>0.96304</w:t>
             </w:r>
           </w:p>
@@ -11735,8 +11853,9 @@
         <w:rPr>
           <w:noProof/>
         </w:rPr>
+        <w:lastRenderedPageBreak/>
         <w:drawing>
-          <wp:inline distT="0" distB="0" distL="0" distR="0" wp14:anchorId="54EFB3B5" wp14:editId="0ACE0B03">
+          <wp:inline distT="0" distB="0" distL="0" distR="0" wp14:anchorId="2C055B30" wp14:editId="64880A17">
             <wp:extent cx="5760720" cy="2547798"/>
             <wp:effectExtent l="0" t="0" r="0" b="0"/>
             <wp:docPr id="4" name="Picture 4"/>
@@ -12374,7 +12493,6 @@
                 <w:b/>
                 <w:sz w:val="16"/>
               </w:rPr>
-              <w:lastRenderedPageBreak/>
               <w:t>功效）</w:t>
             </w:r>
           </w:p>
@@ -12392,7 +12510,6 @@
                 <w:b/>
                 <w:sz w:val="16"/>
               </w:rPr>
-              <w:lastRenderedPageBreak/>
               <w:t>Cohen's d_z</w:t>
             </w:r>
           </w:p>
@@ -12455,15 +12572,7 @@
                 <w:b/>
                 <w:sz w:val="16"/>
               </w:rPr>
-              <w:t>／基线的种</w:t>
-            </w:r>
-            <w:r>
-              <w:rPr>
-                <w:b/>
-                <w:sz w:val="16"/>
-              </w:rPr>
-              <w:lastRenderedPageBreak/>
-              <w:t>子数</w:t>
+              <w:t>／基线的种子数</w:t>
             </w:r>
           </w:p>
         </w:tc>
@@ -12481,13 +12590,13 @@
               <w:rPr>
                 <w:sz w:val="16"/>
               </w:rPr>
+              <w:t xml:space="preserve">RCCF − </w:t>
+            </w:r>
+            <w:r>
+              <w:rPr>
+                <w:sz w:val="16"/>
+              </w:rPr>
               <w:lastRenderedPageBreak/>
-              <w:t xml:space="preserve">RCCF − </w:t>
-            </w:r>
-            <w:r>
-              <w:rPr>
-                <w:sz w:val="16"/>
-              </w:rPr>
               <w:t>等权</w:t>
             </w:r>
             <w:r>
@@ -12516,6 +12625,7 @@
               <w:rPr>
                 <w:sz w:val="16"/>
               </w:rPr>
+              <w:lastRenderedPageBreak/>
               <w:t>−</w:t>
             </w:r>
             <w:r>
@@ -12554,7 +12664,14 @@
               <w:rPr>
                 <w:sz w:val="16"/>
               </w:rPr>
-              <w:t>[−0.001280, +0.000368]</w:t>
+              <w:t xml:space="preserve">[−0.001280, </w:t>
+            </w:r>
+            <w:r>
+              <w:rPr>
+                <w:sz w:val="16"/>
+              </w:rPr>
+              <w:lastRenderedPageBreak/>
+              <w:t>+0.000368]</w:t>
             </w:r>
           </w:p>
         </w:tc>
@@ -12570,7 +12687,15 @@
               <w:rPr>
                 <w:sz w:val="16"/>
               </w:rPr>
-              <w:t>[−0.001124, +0.000212]</w:t>
+              <w:lastRenderedPageBreak/>
+              <w:t xml:space="preserve">[−0.001124, </w:t>
+            </w:r>
+            <w:r>
+              <w:rPr>
+                <w:sz w:val="16"/>
+              </w:rPr>
+              <w:lastRenderedPageBreak/>
+              <w:t>+0.000212]</w:t>
             </w:r>
           </w:p>
         </w:tc>
@@ -12586,6 +12711,7 @@
               <w:rPr>
                 <w:sz w:val="16"/>
               </w:rPr>
+              <w:lastRenderedPageBreak/>
               <w:t>等价</w:t>
             </w:r>
           </w:p>
@@ -13511,7 +13637,6 @@
         <w:pStyle w:val="21"/>
       </w:pPr>
       <w:r>
-        <w:lastRenderedPageBreak/>
         <w:t xml:space="preserve">5.3 </w:t>
       </w:r>
       <w:r>
@@ -13537,8 +13662,9 @@
         <w:rPr>
           <w:noProof/>
         </w:rPr>
+        <w:lastRenderedPageBreak/>
         <w:drawing>
-          <wp:inline distT="0" distB="0" distL="0" distR="0" wp14:anchorId="1D8926EB" wp14:editId="31A6BB05">
+          <wp:inline distT="0" distB="0" distL="0" distR="0" wp14:anchorId="51F80366" wp14:editId="32A7413D">
             <wp:extent cx="5760720" cy="2108444"/>
             <wp:effectExtent l="0" t="0" r="0" b="0"/>
             <wp:docPr id="5" name="Picture 5"/>
@@ -13960,9 +14086,8 @@
         <w:rPr>
           <w:noProof/>
         </w:rPr>
-        <w:lastRenderedPageBreak/>
         <w:drawing>
-          <wp:inline distT="0" distB="0" distL="0" distR="0" wp14:anchorId="64618AC0" wp14:editId="0D14E316">
+          <wp:inline distT="0" distB="0" distL="0" distR="0" wp14:anchorId="557E8B30" wp14:editId="72AE9BF5">
             <wp:extent cx="5760720" cy="2331249"/>
             <wp:effectExtent l="0" t="0" r="0" b="0"/>
             <wp:docPr id="6" name="Picture 6"/>
@@ -14008,6 +14133,7 @@
           <w:color w:val="404040"/>
           <w:sz w:val="18"/>
         </w:rPr>
+        <w:lastRenderedPageBreak/>
         <w:t>图</w:t>
       </w:r>
       <w:r>
@@ -14936,7 +15062,6 @@
     </w:p>
     <w:p>
       <w:r>
-        <w:lastRenderedPageBreak/>
         <w:t>分歧率与增益之间呈单调的剂量</w:t>
       </w:r>
       <w:r>
@@ -15101,8 +15226,9 @@
         <w:rPr>
           <w:noProof/>
         </w:rPr>
+        <w:lastRenderedPageBreak/>
         <w:drawing>
-          <wp:inline distT="0" distB="0" distL="0" distR="0" wp14:anchorId="755875B7" wp14:editId="5DA8EC8F">
+          <wp:inline distT="0" distB="0" distL="0" distR="0" wp14:anchorId="2FA1F8F2" wp14:editId="73D827F7">
             <wp:extent cx="5760720" cy="2266878"/>
             <wp:effectExtent l="0" t="0" r="0" b="0"/>
             <wp:docPr id="7" name="Picture 7"/>
@@ -15417,9 +15543,8 @@
         <w:rPr>
           <w:noProof/>
         </w:rPr>
-        <w:lastRenderedPageBreak/>
         <w:drawing>
-          <wp:inline distT="0" distB="0" distL="0" distR="0" wp14:anchorId="34880630" wp14:editId="616229EA">
+          <wp:inline distT="0" distB="0" distL="0" distR="0" wp14:anchorId="46821695" wp14:editId="07A922AE">
             <wp:extent cx="5760720" cy="2362842"/>
             <wp:effectExtent l="0" t="0" r="0" b="0"/>
             <wp:docPr id="8" name="Picture 8"/>
@@ -15489,6 +15614,7 @@
         <w:rPr>
           <w:b/>
         </w:rPr>
+        <w:lastRenderedPageBreak/>
         <w:t>（</w:t>
       </w:r>
       <w:r>
@@ -15969,7 +16095,6 @@
         <w:pStyle w:val="21"/>
       </w:pPr>
       <w:r>
-        <w:lastRenderedPageBreak/>
         <w:t>5.5 RQ4</w:t>
       </w:r>
       <w:r>
@@ -15985,7 +16110,7 @@
           <w:noProof/>
         </w:rPr>
         <w:drawing>
-          <wp:inline distT="0" distB="0" distL="0" distR="0" wp14:anchorId="0DEEE4FB" wp14:editId="20D32509">
+          <wp:inline distT="0" distB="0" distL="0" distR="0" wp14:anchorId="7EA42ACC" wp14:editId="7B0AE026">
             <wp:extent cx="5760720" cy="2544177"/>
             <wp:effectExtent l="0" t="0" r="0" b="0"/>
             <wp:docPr id="9" name="Picture 9"/>
@@ -16063,6 +16188,7 @@
         <w:rPr>
           <w:b/>
         </w:rPr>
+        <w:lastRenderedPageBreak/>
         <w:t>NSL-KDD</w:t>
       </w:r>
       <w:r>
@@ -16556,7 +16682,6 @@
         <w:pStyle w:val="21"/>
       </w:pPr>
       <w:r>
-        <w:lastRenderedPageBreak/>
         <w:t xml:space="preserve">5.6 </w:t>
       </w:r>
       <w:r>
@@ -16572,7 +16697,7 @@
           <w:noProof/>
         </w:rPr>
         <w:drawing>
-          <wp:inline distT="0" distB="0" distL="0" distR="0" wp14:anchorId="5F40986B" wp14:editId="4C242C05">
+          <wp:inline distT="0" distB="0" distL="0" distR="0" wp14:anchorId="6B45FE60" wp14:editId="773C8A5B">
             <wp:extent cx="5760720" cy="2275394"/>
             <wp:effectExtent l="0" t="0" r="0" b="0"/>
             <wp:docPr id="10" name="Picture 10"/>
@@ -16639,9 +16764,27 @@
     </w:p>
     <w:p>
       <w:r>
+        <w:t>这些次生指标有两条近期脉络可对照：不确定性量化已被论证为机器学习入侵检测自身的可信性要求</w:t>
+      </w:r>
+      <w:r>
+        <w:t xml:space="preserve"> [59]</w:t>
+      </w:r>
+      <w:r>
+        <w:t>，而部署导向的评测框架不再只看准确率，而是同时评估迁移性与运行成本</w:t>
+      </w:r>
+      <w:r>
+        <w:t xml:space="preserve"> [60]</w:t>
+      </w:r>
+      <w:r>
+        <w:t>。下文的结果即在这一框架下报告。</w:t>
+      </w:r>
+    </w:p>
+    <w:p>
+      <w:r>
         <w:rPr>
           <w:b/>
         </w:rPr>
+        <w:lastRenderedPageBreak/>
         <w:t>概率校准。</w:t>
       </w:r>
       <w:r>
@@ -16875,7 +17018,7 @@
           <w:noProof/>
         </w:rPr>
         <w:drawing>
-          <wp:inline distT="0" distB="0" distL="0" distR="0" wp14:anchorId="22B98BEB" wp14:editId="43397084">
+          <wp:inline distT="0" distB="0" distL="0" distR="0" wp14:anchorId="6894AB09" wp14:editId="2A725A5A">
             <wp:extent cx="5760720" cy="2547041"/>
             <wp:effectExtent l="0" t="0" r="0" b="0"/>
             <wp:docPr id="11" name="Picture 11"/>
@@ -16945,258 +17088,261 @@
         <w:rPr>
           <w:b/>
         </w:rPr>
+        <w:t>延迟</w:t>
+      </w:r>
+      <w:r>
+        <w:t>（三个种子、</w:t>
+      </w:r>
+      <w:r>
+        <w:t xml:space="preserve">7 986 </w:t>
+      </w:r>
+      <w:r>
+        <w:t>条测试行，</w:t>
+      </w:r>
+      <w:r>
+        <w:t>S15</w:t>
+      </w:r>
+      <w:r>
+        <w:t>）。单线程单条推理下，</w:t>
+      </w:r>
+      <w:r>
+        <w:t xml:space="preserve">RCCF </w:t>
+      </w:r>
+      <w:r>
+        <w:t>的</w:t>
+      </w:r>
+      <w:r>
+        <w:t xml:space="preserve"> P50/P95/P99 </w:t>
+      </w:r>
+      <w:r>
+        <w:t>为</w:t>
+      </w:r>
+      <w:r>
+        <w:t xml:space="preserve"> 14.62/15.77/16.12 ms</w:t>
+      </w:r>
+      <w:r>
+        <w:t>，等权卡方森林为</w:t>
+      </w:r>
+      <w:r>
+        <w:t xml:space="preserve"> 2.96/3.61/4.18 ms</w:t>
+      </w:r>
+      <w:r>
+        <w:t>；切换到库默认多线程后，</w:t>
+      </w:r>
+      <w:r>
+        <w:t xml:space="preserve">RCCF </w:t>
+      </w:r>
+      <w:r>
+        <w:t>升至</w:t>
+      </w:r>
+      <w:r>
+        <w:t xml:space="preserve"> 69.93/75.11/76.22 ms</w:t>
+      </w:r>
+      <w:r>
+        <w:t>，等权森林为</w:t>
+      </w:r>
+      <w:r>
+        <w:t xml:space="preserve"> 16.69/18.24/18.47 ms</w:t>
+      </w:r>
+      <w:r>
+        <w:t>。小批量下单条调用无法从多线程获益，反而引入了调度开销。需要强调这些数字</w:t>
+      </w:r>
+      <w:r>
+        <w:rPr>
+          <w:b/>
+        </w:rPr>
+        <w:t>仅为分类器阶段</w:t>
+      </w:r>
+      <w:r>
+        <w:t>，不含抓包、流构造与特征提取。</w:t>
+      </w:r>
+    </w:p>
+    <w:p>
+      <w:r>
+        <w:rPr>
+          <w:b/>
+        </w:rPr>
+        <w:t>扩展鲁棒性。</w:t>
+      </w:r>
+      <w:r>
+        <w:t xml:space="preserve"> </w:t>
+      </w:r>
+      <w:r>
+        <w:t>我们另外考察了三类失效模式，均在三个种子上评测。监督信号被污染相对无害：把训练标签随机翻转</w:t>
+      </w:r>
+      <w:r>
+        <w:t xml:space="preserve"> 5% </w:t>
+      </w:r>
+      <w:r>
+        <w:t>与</w:t>
+      </w:r>
+      <w:r>
+        <w:t xml:space="preserve"> 10%</w:t>
+      </w:r>
+      <w:r>
+        <w:t>，条件加权机制的</w:t>
+      </w:r>
+      <w:r>
+        <w:t xml:space="preserve"> Macro-F1 </w:t>
+      </w:r>
+      <w:r>
+        <w:t>相对下降仅</w:t>
+      </w:r>
+      <w:r>
+        <w:t xml:space="preserve"> 0.57% </w:t>
+      </w:r>
+      <w:r>
+        <w:t>与</w:t>
+      </w:r>
+      <w:r>
+        <w:t xml:space="preserve"> 0.97%</w:t>
+      </w:r>
+      <w:r>
+        <w:t>，等权森林为</w:t>
+      </w:r>
+      <w:r>
+        <w:t xml:space="preserve"> 0.77% </w:t>
+      </w:r>
+      <w:r>
+        <w:t>与</w:t>
+      </w:r>
+      <w:r>
+        <w:t xml:space="preserve"> 1.00%</w:t>
+      </w:r>
+      <w:r>
+        <w:t>。缺失测量更具破坏性</w:t>
+      </w:r>
+      <w:r>
+        <w:t>——</w:t>
+      </w:r>
+      <w:r>
+        <w:t>把</w:t>
+      </w:r>
+      <w:r>
+        <w:t xml:space="preserve"> 10% </w:t>
+      </w:r>
+      <w:r>
+        <w:t>的测试特征值替换为训练集中位数，两者分别下降</w:t>
+      </w:r>
+      <w:r>
+        <w:t xml:space="preserve"> 4.21% </w:t>
+      </w:r>
+      <w:r>
+        <w:t>与</w:t>
+      </w:r>
+      <w:r>
+        <w:t xml:space="preserve"> 4.25%</w:t>
+      </w:r>
+      <w:r>
+        <w:t>；而标定漂移在三者中最严重：给</w:t>
+      </w:r>
+      <w:r>
+        <w:t xml:space="preserve"> 20% </w:t>
+      </w:r>
+      <w:r>
+        <w:t>的特征列加上训练值域的</w:t>
+      </w:r>
+      <w:r>
+        <w:t xml:space="preserve"> 1%</w:t>
+      </w:r>
+      <w:r>
+        <w:t>，两者分别下降</w:t>
+      </w:r>
+      <w:r>
+        <w:t xml:space="preserve"> 17.23% </w:t>
+      </w:r>
+      <w:r>
+        <w:t>与</w:t>
+      </w:r>
+      <w:r>
+        <w:t xml:space="preserve"> 18.24%</w:t>
+      </w:r>
+      <w:r>
+        <w:t>。按全部扰动的严重程度排序，</w:t>
+      </w:r>
+      <w:r>
+        <w:rPr>
+          <w:b/>
+        </w:rPr>
+        <w:t>特征值本身的连续污染占主导</w:t>
+      </w:r>
+      <w:r>
+        <w:t>（</w:t>
+      </w:r>
+      <w:r>
+        <w:t xml:space="preserve">1% </w:t>
+      </w:r>
+      <w:r>
+        <w:t>高斯噪声</w:t>
+      </w:r>
+      <w:r>
+        <w:t xml:space="preserve"> 43.3%</w:t>
+      </w:r>
+      <w:r>
+        <w:t>、标定漂移</w:t>
+      </w:r>
+      <w:r>
+        <w:t xml:space="preserve"> 17–18%</w:t>
+      </w:r>
+      <w:r>
+        <w:t>、</w:t>
+      </w:r>
+      <w:r>
+        <w:t xml:space="preserve">10% </w:t>
+      </w:r>
+      <w:r>
+        <w:t>缺失值</w:t>
+      </w:r>
+      <w:r>
+        <w:t xml:space="preserve"> 4.2%</w:t>
+      </w:r>
+      <w:r>
+        <w:t>），而监督被污染的危害小一个数量级（</w:t>
+      </w:r>
+      <w:r>
+        <w:t>0.6–1.0%</w:t>
+      </w:r>
+      <w:r>
+        <w:t>）。这一排序具有实践意义：数据集批评多聚焦于标签噪声，而对测量漂移关注不足。</w:t>
+      </w:r>
+    </w:p>
+    <w:p>
+      <w:r>
+        <w:rPr>
+          <w:b/>
+        </w:rPr>
+        <w:t>资源占用</w:t>
+      </w:r>
+      <w:r>
+        <w:t>（单种子、完整测试批次，</w:t>
+      </w:r>
+      <w:r>
+        <w:t>S22</w:t>
+      </w:r>
+      <w:r>
+        <w:t>）。模型体积与吞吐率比墙钟时间更能区分两种设计。条件加权机制保存四个森林，序列化后占</w:t>
+      </w:r>
+      <w:r>
+        <w:t xml:space="preserve"> 9.09 MB</w:t>
+      </w:r>
+      <w:r>
+        <w:t>，而单个等权森林占</w:t>
+      </w:r>
+      <w:r>
+        <w:t xml:space="preserve"> 2.21 MB</w:t>
+      </w:r>
+      <w:r>
+        <w:t>，相差</w:t>
+      </w:r>
+      <w:r>
+        <w:t xml:space="preserve"> 4.1 </w:t>
+      </w:r>
+      <w:r>
+        <w:t>倍；在完整测试批次上，前</w:t>
+      </w:r>
+      <w:r>
         <w:lastRenderedPageBreak/>
-        <w:t>延迟</w:t>
-      </w:r>
-      <w:r>
-        <w:t>（三个种子、</w:t>
-      </w:r>
-      <w:r>
-        <w:t xml:space="preserve">7 986 </w:t>
-      </w:r>
-      <w:r>
-        <w:t>条测试行，</w:t>
-      </w:r>
-      <w:r>
-        <w:t>S15</w:t>
-      </w:r>
-      <w:r>
-        <w:t>）。单线程单条推理下，</w:t>
-      </w:r>
-      <w:r>
-        <w:t xml:space="preserve">RCCF </w:t>
-      </w:r>
-      <w:r>
-        <w:t>的</w:t>
-      </w:r>
-      <w:r>
-        <w:t xml:space="preserve"> P50/P95/P99 </w:t>
-      </w:r>
-      <w:r>
-        <w:t>为</w:t>
-      </w:r>
-      <w:r>
-        <w:t xml:space="preserve"> 14.62/15.77/16.12 ms</w:t>
-      </w:r>
-      <w:r>
-        <w:t>，等权卡方森林为</w:t>
-      </w:r>
-      <w:r>
-        <w:t xml:space="preserve"> 2.96/3.61/4.18 ms</w:t>
-      </w:r>
-      <w:r>
-        <w:t>；切换到库默认多线程后，</w:t>
-      </w:r>
-      <w:r>
-        <w:t xml:space="preserve">RCCF </w:t>
-      </w:r>
-      <w:r>
-        <w:t>升至</w:t>
-      </w:r>
-      <w:r>
-        <w:t xml:space="preserve"> 69.93/75.11/76.22 ms</w:t>
-      </w:r>
-      <w:r>
-        <w:t>，等权森林为</w:t>
-      </w:r>
-      <w:r>
-        <w:t xml:space="preserve"> 16.69/18.24/18.47 ms</w:t>
-      </w:r>
-      <w:r>
-        <w:t>。小批量下单条调用无法从多线程获益，反而引入了调度开销。需要强调这些数字</w:t>
-      </w:r>
-      <w:r>
-        <w:rPr>
-          <w:b/>
-        </w:rPr>
-        <w:t>仅为分类器阶段</w:t>
-      </w:r>
-      <w:r>
-        <w:t>，不含抓包、流构造与特征提取。</w:t>
-      </w:r>
-    </w:p>
-    <w:p>
-      <w:r>
-        <w:rPr>
-          <w:b/>
-        </w:rPr>
-        <w:t>扩展鲁棒性。</w:t>
-      </w:r>
-      <w:r>
-        <w:t xml:space="preserve"> </w:t>
-      </w:r>
-      <w:r>
-        <w:t>我们另外考察了三类失效模式，均在三个种子上评测。监督信号被污染相对无害：把训练标签随机翻转</w:t>
-      </w:r>
-      <w:r>
-        <w:t xml:space="preserve"> 5% </w:t>
-      </w:r>
-      <w:r>
-        <w:t>与</w:t>
-      </w:r>
-      <w:r>
-        <w:t xml:space="preserve"> 10%</w:t>
-      </w:r>
-      <w:r>
-        <w:t>，条件加权机制的</w:t>
-      </w:r>
-      <w:r>
-        <w:t xml:space="preserve"> Macro-F1 </w:t>
-      </w:r>
-      <w:r>
-        <w:t>相对下降仅</w:t>
-      </w:r>
-      <w:r>
-        <w:t xml:space="preserve"> 0.57% </w:t>
-      </w:r>
-      <w:r>
-        <w:t>与</w:t>
-      </w:r>
-      <w:r>
-        <w:t xml:space="preserve"> 0.97%</w:t>
-      </w:r>
-      <w:r>
-        <w:t>，等权森林为</w:t>
-      </w:r>
-      <w:r>
-        <w:t xml:space="preserve"> 0.77% </w:t>
-      </w:r>
-      <w:r>
-        <w:t>与</w:t>
-      </w:r>
-      <w:r>
-        <w:t xml:space="preserve"> 1.00%</w:t>
-      </w:r>
-      <w:r>
-        <w:t>。缺失测量更具破坏性</w:t>
-      </w:r>
-      <w:r>
-        <w:t>——</w:t>
-      </w:r>
-      <w:r>
-        <w:t>把</w:t>
-      </w:r>
-      <w:r>
-        <w:t xml:space="preserve"> 10% </w:t>
-      </w:r>
-      <w:r>
-        <w:t>的测试特征值替换为训练集中位数，两者分别下降</w:t>
-      </w:r>
-      <w:r>
-        <w:t xml:space="preserve"> 4.21% </w:t>
-      </w:r>
-      <w:r>
-        <w:t>与</w:t>
-      </w:r>
-      <w:r>
-        <w:t xml:space="preserve"> 4.25%</w:t>
-      </w:r>
-      <w:r>
-        <w:t>；而标定漂移在三者中最严重：给</w:t>
-      </w:r>
-      <w:r>
-        <w:t xml:space="preserve"> 20% </w:t>
-      </w:r>
-      <w:r>
-        <w:t>的特征列加上训练值域的</w:t>
-      </w:r>
-      <w:r>
-        <w:t xml:space="preserve"> 1%</w:t>
-      </w:r>
-      <w:r>
-        <w:t>，两者分别下降</w:t>
-      </w:r>
-      <w:r>
-        <w:t xml:space="preserve"> 17.23% </w:t>
-      </w:r>
-      <w:r>
-        <w:t>与</w:t>
-      </w:r>
-      <w:r>
-        <w:t xml:space="preserve"> 18.24%</w:t>
-      </w:r>
-      <w:r>
-        <w:t>。按全部扰动的严重程度排序，</w:t>
-      </w:r>
-      <w:r>
-        <w:rPr>
-          <w:b/>
-        </w:rPr>
-        <w:t>特征值本身的连续污染占主导</w:t>
-      </w:r>
-      <w:r>
-        <w:t>（</w:t>
-      </w:r>
-      <w:r>
-        <w:t xml:space="preserve">1% </w:t>
-      </w:r>
-      <w:r>
-        <w:t>高斯噪声</w:t>
-      </w:r>
-      <w:r>
-        <w:t xml:space="preserve"> 43.3%</w:t>
-      </w:r>
-      <w:r>
-        <w:t>、标定漂移</w:t>
-      </w:r>
-      <w:r>
-        <w:t xml:space="preserve"> 17–18%</w:t>
-      </w:r>
-      <w:r>
-        <w:t>、</w:t>
-      </w:r>
-      <w:r>
-        <w:t xml:space="preserve">10% </w:t>
-      </w:r>
-      <w:r>
-        <w:t>缺失值</w:t>
-      </w:r>
-      <w:r>
-        <w:t xml:space="preserve"> 4.2%</w:t>
-      </w:r>
-      <w:r>
-        <w:t>），而监督被污染的危害小一个数量级（</w:t>
-      </w:r>
-      <w:r>
-        <w:t>0.6–1.0%</w:t>
-      </w:r>
-      <w:r>
-        <w:t>）。这一排序具有实践意义：数据集批评多聚焦于标签噪声，而对测量漂移关注不足。</w:t>
-      </w:r>
-    </w:p>
-    <w:p>
-      <w:r>
-        <w:rPr>
-          <w:b/>
-        </w:rPr>
-        <w:t>资源占用</w:t>
-      </w:r>
-      <w:r>
-        <w:t>（单种子、完整测试批次，</w:t>
-      </w:r>
-      <w:r>
-        <w:t>S22</w:t>
-      </w:r>
-      <w:r>
-        <w:t>）。模型体积与吞吐率比墙钟时间更能区分两种设计。条件加权机制保存四个森林，序列化后占</w:t>
-      </w:r>
-      <w:r>
-        <w:t xml:space="preserve"> 9.09 MB</w:t>
-      </w:r>
-      <w:r>
-        <w:t>，而单个等权森林占</w:t>
-      </w:r>
-      <w:r>
-        <w:t xml:space="preserve"> 2.21 MB</w:t>
-      </w:r>
-      <w:r>
-        <w:t>，相差</w:t>
-      </w:r>
-      <w:r>
-        <w:t xml:space="preserve"> 4.1 </w:t>
-      </w:r>
-      <w:r>
-        <w:t>倍；在完整测试批次上，前者每秒约处理</w:t>
+        <w:t>者每秒约处理</w:t>
       </w:r>
       <w:r>
         <w:t xml:space="preserve"> 43 100 </w:t>
@@ -17858,7 +18004,6 @@
               <w:rPr>
                 <w:sz w:val="16"/>
               </w:rPr>
-              <w:lastRenderedPageBreak/>
               <w:t>截断，每类</w:t>
             </w:r>
             <w:r>
@@ -18375,6 +18520,7 @@
         <w:rPr>
           <w:b/>
         </w:rPr>
+        <w:lastRenderedPageBreak/>
         <w:t>完整去重语料。</w:t>
       </w:r>
       <w:r>
@@ -18826,292 +18972,289 @@
         <w:t>，与实测的</w:t>
       </w:r>
       <w:r>
+        <w:t xml:space="preserve"> −0.005533 </w:t>
+      </w:r>
+      <w:r>
+        <w:t>相差不到</w:t>
+      </w:r>
+      <w:r>
+        <w:t xml:space="preserve"> 4%</w:t>
+      </w:r>
+      <w:r>
+        <w:t>。同一算式也适用于</w:t>
+      </w:r>
+      <w:r>
+        <w:t xml:space="preserve"> 413 209 </w:t>
+      </w:r>
+      <w:r>
+        <w:t>条总体（视图差距</w:t>
+      </w:r>
+      <w:r>
+        <w:t xml:space="preserve"> 0.004249</w:t>
+      </w:r>
+      <w:r>
+        <w:t>，预测</w:t>
+      </w:r>
+      <w:r>
+        <w:t xml:space="preserve"> 0.001062</w:t>
+      </w:r>
+      <w:r>
+        <w:t>，实测</w:t>
+      </w:r>
+      <w:r>
+        <w:t xml:space="preserve"> −0.001137</w:t>
+      </w:r>
+      <w:r>
+        <w:t>）与主总体（差距</w:t>
+      </w:r>
+      <w:r>
+        <w:t xml:space="preserve"> 0.002068</w:t>
+      </w:r>
+      <w:r>
+        <w:t>，预测</w:t>
+      </w:r>
+      <w:r>
+        <w:t xml:space="preserve"> 0.000517</w:t>
+      </w:r>
+      <w:r>
+        <w:t>，实测</w:t>
+      </w:r>
+      <w:r>
+        <w:t xml:space="preserve"> −0.000456</w:t>
+      </w:r>
+      <w:r>
+        <w:t>）。在总体规模跨越</w:t>
+      </w:r>
+      <w:r>
+        <w:t xml:space="preserve"> 46 </w:t>
+      </w:r>
+      <w:r>
+        <w:t>倍的范围内，预测与实测的偏差都不超过</w:t>
+      </w:r>
+      <w:r>
+        <w:t xml:space="preserve"> 14%</w:t>
+      </w:r>
+      <w:r>
+        <w:t>。因此随规模变化的不是聚合规则</w:t>
+      </w:r>
+      <w:r>
+        <w:t xml:space="preserve">——5.3 </w:t>
+      </w:r>
+      <w:r>
+        <w:t>节已表明权重在</w:t>
+      </w:r>
+      <w:r>
+        <w:t xml:space="preserve"> 79 860 </w:t>
+      </w:r>
+      <w:r>
+        <w:t>条预测中只改变</w:t>
+      </w:r>
+      <w:r>
+        <w:t xml:space="preserve"> 1 </w:t>
+      </w:r>
+      <w:r>
+        <w:t>条</w:t>
+      </w:r>
+      <w:r>
+        <w:t>——</w:t>
+      </w:r>
+      <w:r>
+        <w:t>而是对质量已经分化的特征视图做平均的代价。这正是命题</w:t>
+      </w:r>
+      <w:r>
+        <w:t xml:space="preserve"> 1 </w:t>
+      </w:r>
+      <w:r>
+        <w:t>的实践形态：等权融合的上限由最弱成员决定，而截断总体掩盖了这一上限，因为在那些总体上四个视图的得分相差不到</w:t>
+      </w:r>
+      <w:r>
+        <w:t xml:space="preserve"> 0.002</w:t>
+      </w:r>
+      <w:r>
+        <w:t>。</w:t>
+      </w:r>
+    </w:p>
+    <w:p>
+      <w:r>
+        <w:rPr>
+          <w:b/>
+        </w:rPr>
+        <w:t>特征预算敏感性。</w:t>
+      </w:r>
+      <w:r>
         <w:t xml:space="preserve"> </w:t>
       </w:r>
       <w:r>
+        <w:t>操作点固定每视图</w:t>
+      </w:r>
+      <w:r>
+        <w:t xml:space="preserve"> k = 60</w:t>
+      </w:r>
+      <w:r>
+        <w:t>。在其它预算上重复同成员比较（三个种子，每个</w:t>
+      </w:r>
+      <w:r>
+        <w:t xml:space="preserve"> 7 986 </w:t>
+      </w:r>
+      <w:r>
+        <w:t>条测试行）可以定位门控开始起作用的位置：</w:t>
+      </w:r>
+      <w:r>
+        <w:t xml:space="preserve">k = 20 </w:t>
+      </w:r>
+      <w:r>
+        <w:t>时视图分化，门控增益</w:t>
+      </w:r>
+      <w:r>
+        <w:t xml:space="preserve"> </w:t>
+      </w:r>
+      <w:r>
+        <w:rPr>
+          <w:b/>
+        </w:rPr>
+        <w:t>+0.004288</w:t>
+      </w:r>
+      <w:r>
+        <w:t>、改判</w:t>
+      </w:r>
+      <w:r>
+        <w:t xml:space="preserve"> </w:t>
+      </w:r>
+      <w:r>
+        <w:rPr>
+          <w:b/>
+        </w:rPr>
+        <w:t xml:space="preserve">23 958 </w:t>
+      </w:r>
+      <w:r>
+        <w:rPr>
+          <w:b/>
+        </w:rPr>
+        <w:t>条中的</w:t>
+      </w:r>
+      <w:r>
+        <w:rPr>
+          <w:b/>
+        </w:rPr>
+        <w:t xml:space="preserve"> 40 </w:t>
+      </w:r>
+      <w:r>
+        <w:rPr>
+          <w:b/>
+        </w:rPr>
+        <w:t>条</w:t>
+      </w:r>
+      <w:r>
+        <w:t>，仍落在</w:t>
+      </w:r>
+      <w:r>
+        <w:t xml:space="preserve"> 0.005 </w:t>
+      </w:r>
+      <w:r>
+        <w:t>边界内；</w:t>
+      </w:r>
+      <w:r>
+        <w:t xml:space="preserve">k = 40 </w:t>
+      </w:r>
+      <w:r>
+        <w:t>与</w:t>
+      </w:r>
+      <w:r>
+        <w:t xml:space="preserve"> k = 80 </w:t>
+      </w:r>
+      <w:r>
+        <w:t>时在同样的</w:t>
+      </w:r>
+      <w:r>
+        <w:t xml:space="preserve"> 23 958 </w:t>
+      </w:r>
+      <w:r>
+        <w:t>条上改判</w:t>
+      </w:r>
+      <w:r>
+        <w:t xml:space="preserve"> </w:t>
+      </w:r>
+      <w:r>
+        <w:rPr>
+          <w:b/>
+        </w:rPr>
+        <w:t>恰好为</w:t>
+      </w:r>
+      <w:r>
+        <w:rPr>
+          <w:b/>
+        </w:rPr>
+        <w:t xml:space="preserve"> 0 </w:t>
+      </w:r>
+      <w:r>
+        <w:rPr>
+          <w:b/>
+        </w:rPr>
+        <w:t>条</w:t>
+      </w:r>
+      <w:r>
+        <w:t>。因此这一边界不是某一特征预算的产物：只有当视图足够分化时门控才会起作用，而它起作用时的幅度仍未超出本文使用的最小等价边界。</w:t>
+      </w:r>
+    </w:p>
+    <w:p>
+      <w:r>
+        <w:rPr>
+          <w:b/>
+        </w:rPr>
+        <w:t>平衡控制总体扩到十种子。</w:t>
+      </w:r>
+      <w:r>
+        <w:t xml:space="preserve"> </w:t>
+      </w:r>
+      <w:r>
+        <w:t>平衡控制此前只报告三个种子（表</w:t>
+      </w:r>
+      <w:r>
+        <w:t xml:space="preserve"> 4(b)</w:t>
+      </w:r>
+      <w:r>
+        <w:t>）；扩到同样的十个种子后</w:t>
+      </w:r>
+      <w:r>
+        <w:t xml:space="preserve"> Macro-F1 </w:t>
+      </w:r>
+      <w:r>
+        <w:t>为</w:t>
+      </w:r>
+      <w:r>
+        <w:t xml:space="preserve"> 0.962665 ± 0.001124</w:t>
+      </w:r>
+      <w:r>
+        <w:t>（范围</w:t>
+      </w:r>
+      <w:r>
+        <w:t xml:space="preserve"> 0.960487–0.964448</w:t>
+      </w:r>
+      <w:r>
+        <w:t>），三种子时为</w:t>
+      </w:r>
+      <w:r>
+        <w:t xml:space="preserve"> 0.961807</w:t>
+      </w:r>
+      <w:r>
+        <w:t>。类别先验效应因此从</w:t>
+      </w:r>
+      <w:r>
+        <w:t xml:space="preserve"> +0.0725 </w:t>
+      </w:r>
+      <w:r>
+        <w:t>移到</w:t>
+      </w:r>
+      <w:r>
+        <w:t xml:space="preserve"> +0.0734</w:t>
+      </w:r>
+      <w:r>
+        <w:t>，量级不变。</w:t>
+      </w:r>
+    </w:p>
+    <w:p>
+      <w:r>
         <w:lastRenderedPageBreak/>
-        <w:t xml:space="preserve">−0.005533 </w:t>
-      </w:r>
-      <w:r>
-        <w:t>相差不到</w:t>
-      </w:r>
-      <w:r>
-        <w:t xml:space="preserve"> 4%</w:t>
-      </w:r>
-      <w:r>
-        <w:t>。同一算式也适用于</w:t>
-      </w:r>
-      <w:r>
-        <w:t xml:space="preserve"> 413 209 </w:t>
-      </w:r>
-      <w:r>
-        <w:t>条总体（视图差距</w:t>
-      </w:r>
-      <w:r>
-        <w:t xml:space="preserve"> 0.004249</w:t>
-      </w:r>
-      <w:r>
-        <w:t>，预测</w:t>
-      </w:r>
-      <w:r>
-        <w:t xml:space="preserve"> 0.001062</w:t>
-      </w:r>
-      <w:r>
-        <w:t>，实测</w:t>
-      </w:r>
-      <w:r>
-        <w:t xml:space="preserve"> −0.001137</w:t>
-      </w:r>
-      <w:r>
-        <w:t>）与主总体（差距</w:t>
-      </w:r>
-      <w:r>
-        <w:t xml:space="preserve"> 0.002068</w:t>
-      </w:r>
-      <w:r>
-        <w:t>，预测</w:t>
-      </w:r>
-      <w:r>
-        <w:t xml:space="preserve"> 0.000517</w:t>
-      </w:r>
-      <w:r>
-        <w:t>，实测</w:t>
-      </w:r>
-      <w:r>
-        <w:t xml:space="preserve"> −0.000456</w:t>
-      </w:r>
-      <w:r>
-        <w:t>）。在总体规模跨越</w:t>
-      </w:r>
-      <w:r>
-        <w:t xml:space="preserve"> 46 </w:t>
-      </w:r>
-      <w:r>
-        <w:t>倍的范围内，预测与实测的偏差都不超过</w:t>
-      </w:r>
-      <w:r>
-        <w:t xml:space="preserve"> 14%</w:t>
-      </w:r>
-      <w:r>
-        <w:t>。因此随规模变化的不是聚合规则</w:t>
-      </w:r>
-      <w:r>
-        <w:t xml:space="preserve">——5.3 </w:t>
-      </w:r>
-      <w:r>
-        <w:t>节已表明权重在</w:t>
-      </w:r>
-      <w:r>
-        <w:t xml:space="preserve"> 79 860 </w:t>
-      </w:r>
-      <w:r>
-        <w:t>条预测中只改变</w:t>
-      </w:r>
-      <w:r>
-        <w:t xml:space="preserve"> 1 </w:t>
-      </w:r>
-      <w:r>
-        <w:t>条</w:t>
-      </w:r>
-      <w:r>
-        <w:t>——</w:t>
-      </w:r>
-      <w:r>
-        <w:t>而是对质量已经分化的特征视图做平均的代价。这正是命题</w:t>
-      </w:r>
-      <w:r>
-        <w:t xml:space="preserve"> 1 </w:t>
-      </w:r>
-      <w:r>
-        <w:t>的实践形态：等权融合的上限由最弱成员决定，而截断总体掩盖了这一上限，因为在那些总体上四个视图的得分相差不到</w:t>
-      </w:r>
-      <w:r>
-        <w:t xml:space="preserve"> 0.002</w:t>
-      </w:r>
-      <w:r>
-        <w:t>。</w:t>
-      </w:r>
-    </w:p>
-    <w:p>
-      <w:r>
-        <w:rPr>
-          <w:b/>
-        </w:rPr>
-        <w:t>特征预算敏感性。</w:t>
-      </w:r>
-      <w:r>
-        <w:t xml:space="preserve"> </w:t>
-      </w:r>
-      <w:r>
-        <w:t>操作点固定每视图</w:t>
-      </w:r>
-      <w:r>
-        <w:t xml:space="preserve"> k = 60</w:t>
-      </w:r>
-      <w:r>
-        <w:t>。在其它预算上重复同成员比较（三个种子，每个</w:t>
-      </w:r>
-      <w:r>
-        <w:t xml:space="preserve"> 7 986 </w:t>
-      </w:r>
-      <w:r>
-        <w:t>条测试行）可以定位门控开始起作用的位置：</w:t>
-      </w:r>
-      <w:r>
-        <w:t xml:space="preserve">k = 20 </w:t>
-      </w:r>
-      <w:r>
-        <w:t>时视图分化，门控增益</w:t>
-      </w:r>
-      <w:r>
-        <w:t xml:space="preserve"> </w:t>
-      </w:r>
-      <w:r>
-        <w:rPr>
-          <w:b/>
-        </w:rPr>
-        <w:t>+0.004288</w:t>
-      </w:r>
-      <w:r>
-        <w:t>、改判</w:t>
-      </w:r>
-      <w:r>
-        <w:t xml:space="preserve"> </w:t>
-      </w:r>
-      <w:r>
-        <w:rPr>
-          <w:b/>
-        </w:rPr>
-        <w:t xml:space="preserve">23 958 </w:t>
-      </w:r>
-      <w:r>
-        <w:rPr>
-          <w:b/>
-        </w:rPr>
-        <w:t>条中的</w:t>
-      </w:r>
-      <w:r>
-        <w:rPr>
-          <w:b/>
-        </w:rPr>
-        <w:t xml:space="preserve"> 40 </w:t>
-      </w:r>
-      <w:r>
-        <w:rPr>
-          <w:b/>
-        </w:rPr>
-        <w:t>条</w:t>
-      </w:r>
-      <w:r>
-        <w:t>，仍落在</w:t>
-      </w:r>
-      <w:r>
-        <w:t xml:space="preserve"> 0.005 </w:t>
-      </w:r>
-      <w:r>
-        <w:t>边界内；</w:t>
-      </w:r>
-      <w:r>
-        <w:t xml:space="preserve">k = 40 </w:t>
-      </w:r>
-      <w:r>
-        <w:t>与</w:t>
-      </w:r>
-      <w:r>
-        <w:t xml:space="preserve"> k = 80 </w:t>
-      </w:r>
-      <w:r>
-        <w:t>时在同样的</w:t>
-      </w:r>
-      <w:r>
-        <w:t xml:space="preserve"> 23 958 </w:t>
-      </w:r>
-      <w:r>
-        <w:t>条上改判</w:t>
-      </w:r>
-      <w:r>
-        <w:t xml:space="preserve"> </w:t>
-      </w:r>
-      <w:r>
-        <w:rPr>
-          <w:b/>
-        </w:rPr>
-        <w:t>恰好为</w:t>
-      </w:r>
-      <w:r>
-        <w:rPr>
-          <w:b/>
-        </w:rPr>
-        <w:t xml:space="preserve"> 0 </w:t>
-      </w:r>
-      <w:r>
-        <w:rPr>
-          <w:b/>
-        </w:rPr>
-        <w:t>条</w:t>
-      </w:r>
-      <w:r>
-        <w:t>。因此这一边界不是某一特征预算的产物：只有当视图足够分化时门控才会起作用，而它起作用时的幅度仍未超出本文使用的最小等价边界。</w:t>
-      </w:r>
-    </w:p>
-    <w:p>
-      <w:r>
-        <w:rPr>
-          <w:b/>
-        </w:rPr>
-        <w:t>平衡控制总体扩到十种子。</w:t>
-      </w:r>
-      <w:r>
-        <w:t xml:space="preserve"> </w:t>
-      </w:r>
-      <w:r>
-        <w:t>平衡控制此前只报告三个种子（表</w:t>
-      </w:r>
-      <w:r>
-        <w:t xml:space="preserve"> 4(b)</w:t>
-      </w:r>
-      <w:r>
-        <w:t>）；扩到同样的十个种子后</w:t>
-      </w:r>
-      <w:r>
-        <w:t xml:space="preserve"> Macro-F1 </w:t>
-      </w:r>
-      <w:r>
-        <w:t>为</w:t>
-      </w:r>
-      <w:r>
-        <w:t xml:space="preserve"> 0.962665 ± 0.001124</w:t>
-      </w:r>
-      <w:r>
-        <w:t>（范围</w:t>
-      </w:r>
-      <w:r>
-        <w:t xml:space="preserve"> 0.960487–0.964448</w:t>
-      </w:r>
-      <w:r>
-        <w:t>），三种子时为</w:t>
-      </w:r>
-      <w:r>
-        <w:t xml:space="preserve"> 0.961807</w:t>
-      </w:r>
-      <w:r>
-        <w:t>。类别先验效应因此从</w:t>
-      </w:r>
-      <w:r>
-        <w:t xml:space="preserve"> +0.0725 </w:t>
-      </w:r>
-      <w:r>
-        <w:t>移到</w:t>
-      </w:r>
-      <w:r>
-        <w:t xml:space="preserve"> +0.0734</w:t>
-      </w:r>
-      <w:r>
-        <w:t>，量级不变。</w:t>
-      </w:r>
-    </w:p>
-    <w:p>
-      <w:r>
         <w:t>三次运行的逐种子配对统计、类别级报告与规模汇总见补充材料</w:t>
       </w:r>
       <w:r>
@@ -19447,11 +19590,7 @@
         <w:t xml:space="preserve"> 29 718 </w:t>
       </w:r>
       <w:r>
-        <w:t>条测试行上完全相同，十个种子无一例外。把</w:t>
-      </w:r>
-      <w:r>
-        <w:lastRenderedPageBreak/>
-        <w:t>同样的比较改到十六列中的八列</w:t>
+        <w:t>条测试行上完全相同，十个种子无一例外。把同样的比较改到十六列中的八列</w:t>
       </w:r>
       <w:r>
         <w:t>——</w:t>
@@ -19755,8 +19894,9 @@
         <w:rPr>
           <w:noProof/>
         </w:rPr>
+        <w:lastRenderedPageBreak/>
         <w:drawing>
-          <wp:inline distT="0" distB="0" distL="0" distR="0" wp14:anchorId="0D9E4FFF" wp14:editId="0D6FAD86">
+          <wp:inline distT="0" distB="0" distL="0" distR="0" wp14:anchorId="0000FF9F" wp14:editId="415B30D5">
             <wp:extent cx="5760720" cy="1482601"/>
             <wp:effectExtent l="0" t="0" r="0" b="0"/>
             <wp:docPr id="12" name="Picture 12"/>
@@ -20205,11 +20345,7 @@
         <w:t>个类别上复现了同一结果：差值分别为</w:t>
       </w:r>
       <w:r>
-        <w:t xml:space="preserve"> </w:t>
-      </w:r>
-      <w:r>
-        <w:lastRenderedPageBreak/>
-        <w:t>+0.000020</w:t>
+        <w:t xml:space="preserve"> +0.000020</w:t>
       </w:r>
       <w:r>
         <w:t>（</w:t>
@@ -20383,6 +20519,7 @@
         <w:pStyle w:val="21"/>
       </w:pPr>
       <w:r>
+        <w:lastRenderedPageBreak/>
         <w:t xml:space="preserve">5.10 </w:t>
       </w:r>
       <w:r>
@@ -23840,7 +23977,13 @@
         <w:t xml:space="preserve"> 0.9998 </w:t>
       </w:r>
       <w:r>
-        <w:t>以上），它检验的是聚合环节的机制而非判别难度；两个外部数据集仍只是独立原生标签基准，不构成迁移实验。十七个语料都不代表生产流量，也都无法提供同一测试床上时间分离的留出集。把其中</w:t>
+        <w:t>以上），它检验的是聚合环节的机制而非判别难度；两个外部数据集仍只是独立原生标签基准，不构成迁移实验。十七个语料都不代表生产流量，也都无法提供同一测试床上时间分离的留出集。全部扩展语料的来源记录见参考文献</w:t>
+      </w:r>
+      <w:r>
+        <w:t xml:space="preserve"> [61-73]</w:t>
+      </w:r>
+      <w:r>
+        <w:t>。把其中</w:t>
       </w:r>
       <w:r>
         <w:t xml:space="preserve"> 2020 </w:t>
@@ -23882,7 +24025,10 @@
         <w:t>——</w:t>
       </w:r>
       <w:r>
-        <w:t>等价性结论并不只依赖</w:t>
+        <w:t>等价</w:t>
+      </w:r>
+      <w:r>
+        <w:t>性结论并不只依赖</w:t>
       </w:r>
       <w:r>
         <w:t xml:space="preserve"> 2017 </w:t>
@@ -23896,13 +24042,20 @@
         <w:rPr>
           <w:b/>
         </w:rPr>
+        <w:lastRenderedPageBreak/>
         <w:t>未评估对抗鲁棒性。</w:t>
       </w:r>
       <w:r>
         <w:t xml:space="preserve"> </w:t>
       </w:r>
       <w:r>
-        <w:t>本文只施加了随机扰动与特征屏蔽，没有构造规避攻击或基于梯度的攻击，报告的退化数字不构成对自适应对手的鲁棒性保证。</w:t>
+        <w:t>本文只施加了随机扰动与特征屏蔽，没有构造规避攻击或基于梯度的攻击，报告的退化数字不构成对自适应对手的鲁棒性保证。针对机器学习检测器设计的规避攻击</w:t>
+      </w:r>
+      <w:r>
+        <w:t xml:space="preserve"> [54] </w:t>
+      </w:r>
+      <w:r>
+        <w:t>与本文测过的标签污染、特征值污染属于不同威胁模型。</w:t>
       </w:r>
     </w:p>
     <w:p>
@@ -23910,7 +24063,6 @@
         <w:rPr>
           <w:b/>
         </w:rPr>
-        <w:lastRenderedPageBreak/>
         <w:t>未知族支持量不均衡。</w:t>
       </w:r>
       <w:r>
@@ -24000,6 +24152,58 @@
       </w:r>
       <w:r>
         <w:t>后端与线程设置；本文固定环境并记录版本，但不主张跨平台可移植。</w:t>
+      </w:r>
+    </w:p>
+    <w:p>
+      <w:r>
+        <w:rPr>
+          <w:b/>
+        </w:rPr>
+        <w:t>本文测的是静态分布位移，不是时间漂移。</w:t>
+      </w:r>
+      <w:r>
+        <w:t xml:space="preserve"> 5.10 </w:t>
+      </w:r>
+      <w:r>
+        <w:t>节留出整台设备与整次运行，改变的是部署几何，时间轴本身没有动。概念漂移感知检测</w:t>
+      </w:r>
+      <w:r>
+        <w:t xml:space="preserve"> [55,56] </w:t>
+      </w:r>
+      <w:r>
+        <w:t>与演化威胁下的持续学习</w:t>
+      </w:r>
+      <w:r>
+        <w:t xml:space="preserve"> [57] </w:t>
+      </w:r>
+      <w:r>
+        <w:t>处理的是时间维度；</w:t>
+      </w:r>
+      <w:r>
+        <w:t xml:space="preserve">CIC-IDS2017 </w:t>
+      </w:r>
+      <w:r>
+        <w:t>无法支撑类别完整的时间协议，因此这一项因语料结构而开放，而非因取舍而放弃。</w:t>
+      </w:r>
+    </w:p>
+    <w:p>
+      <w:r>
+        <w:rPr>
+          <w:b/>
+        </w:rPr>
+        <w:t>跨域适应是同一位移的模型侧应对。</w:t>
+      </w:r>
+      <w:r>
+        <w:t xml:space="preserve"> </w:t>
+      </w:r>
+      <w:r>
+        <w:t>域适应方法通过改变模型来对抗分布位移</w:t>
+      </w:r>
+      <w:r>
+        <w:t xml:space="preserve"> [58]</w:t>
+      </w:r>
+      <w:r>
+        <w:t>；本文的来源留出测量的是聚合规则受影响的程度，而不是适应能挽回多少。</w:t>
       </w:r>
     </w:p>
     <w:p>
@@ -24323,6 +24527,7 @@
     </w:p>
     <w:p>
       <w:r>
+        <w:lastRenderedPageBreak/>
         <w:t>第二，</w:t>
       </w:r>
       <w:r>
@@ -24448,11 +24653,7 @@
         <w:t>至</w:t>
       </w:r>
       <w:r>
-        <w:t xml:space="preserve"> </w:t>
-      </w:r>
-      <w:r>
-        <w:lastRenderedPageBreak/>
-        <w:t>0.9997</w:t>
+        <w:t xml:space="preserve"> 0.9997</w:t>
       </w:r>
       <w:r>
         <w:t>。因此，在公开入侵检测数据集上，</w:t>
@@ -24491,6 +24692,38 @@
     </w:p>
     <w:p>
       <w:r>
+        <w:rPr>
+          <w:b/>
+        </w:rPr>
+        <w:t>最直接的后续验证在成员侧。</w:t>
+      </w:r>
+      <w:r>
+        <w:t xml:space="preserve"> </w:t>
+      </w:r>
+      <w:r>
+        <w:t>把当前主流模型族的专家</w:t>
+      </w:r>
+      <w:r>
+        <w:t>——Transformer</w:t>
+      </w:r>
+      <w:r>
+        <w:t>、大语言模型与图网络</w:t>
+      </w:r>
+      <w:r>
+        <w:t xml:space="preserve"> [51,52]——</w:t>
+      </w:r>
+      <w:r>
+        <w:t>放进</w:t>
+      </w:r>
+      <w:r>
+        <w:t xml:space="preserve"> 5.10 </w:t>
+      </w:r>
+      <w:r>
+        <w:t>节所识别的互斥区间，并重做同成员对照，就能把可辨识性条件放到当前主流架构上检验；该条件本身就预测了这类成员何时会、何时不会改变聚合规则的结论。</w:t>
+      </w:r>
+    </w:p>
+    <w:p>
+      <w:r>
         <w:t>处理脚本、审计中间结果、逐样本预测与图表生成代码发布于公开仓库：</w:t>
       </w:r>
       <w:r>
@@ -24586,6 +24819,7 @@
         <w:pStyle w:val="1"/>
       </w:pPr>
       <w:r>
+        <w:lastRenderedPageBreak/>
         <w:t>作者贡献声明（</w:t>
       </w:r>
       <w:r>
@@ -24622,7 +24856,13 @@
     </w:p>
     <w:p>
       <w:r>
-        <w:t>说明：全部</w:t>
+        <w:t>说明：第</w:t>
+      </w:r>
+      <w:r>
+        <w:t xml:space="preserve"> 1-47 </w:t>
+      </w:r>
+      <w:r>
+        <w:t>条</w:t>
       </w:r>
       <w:r>
         <w:t xml:space="preserve"> DOI </w:t>
@@ -24646,7 +24886,19 @@
         <w:t xml:space="preserve"> DataCite </w:t>
       </w:r>
       <w:r>
-        <w:t>核验。对不分配</w:t>
+        <w:t>核验；第</w:t>
+      </w:r>
+      <w:r>
+        <w:t xml:space="preserve"> 48-73 </w:t>
+      </w:r>
+      <w:r>
+        <w:t>条于</w:t>
+      </w:r>
+      <w:r>
+        <w:t xml:space="preserve"> 2026-10-07 </w:t>
+      </w:r>
+      <w:r>
+        <w:t>通过同一途径核验。对不分配</w:t>
       </w:r>
       <w:r>
         <w:t xml:space="preserve"> Crossref DOI </w:t>
@@ -24724,7 +24976,6 @@
         </w:numPr>
       </w:pPr>
       <w:r>
-        <w:lastRenderedPageBreak/>
         <w:t>Geurts P, Ernst D, Wehenkel L. Extremely randomized trees. Machine Learning, 2006, 63(1): 3-42. DOI:10.1007/s10994-006-6226-1.</w:t>
       </w:r>
     </w:p>
@@ -24935,6 +25186,7 @@
         </w:numPr>
       </w:pPr>
       <w:r>
+        <w:lastRenderedPageBreak/>
         <w:t>UCI Machine Learning Repository. Detection of IoT botnet attacks N-BaIoT [dataset]. 2018. DOI:10.24432/C5RC8J.</w:t>
       </w:r>
     </w:p>
@@ -25025,7 +25277,6 @@
         </w:numPr>
       </w:pPr>
       <w:r>
-        <w:lastRenderedPageBreak/>
         <w:t>Buczak A L, Guven E. A survey of data mining and machine learning methods for cyber security intrusion detection. IEEE Communications Surveys &amp; Tutorials, 2016, 18(2): 1153-1176. DOI:10.1109/COMST.2015.2494502.</w:t>
       </w:r>
     </w:p>
@@ -25278,6 +25529,7 @@
         </w:numPr>
       </w:pPr>
       <w:r>
+        <w:lastRenderedPageBreak/>
         <w:t>Holm S. A simple sequentially rejective multiple test procedure. Scandinavian Journal of Statistics, 1979, 6(2): 65-70. [</w:t>
       </w:r>
       <w:r>
@@ -25383,7 +25635,6 @@
         </w:numPr>
       </w:pPr>
       <w:r>
-        <w:lastRenderedPageBreak/>
         <w:t>Harris C R, Millman K J, van der Walt S J, et al. Array programming with NumPy. Nature, 2020, 585: 357-362. DOI:10.1038/s41586-020-2649-2.</w:t>
       </w:r>
     </w:p>
@@ -25409,6 +25660,319 @@
       </w:pPr>
       <w:r>
         <w:t>Hunter J D. Matplotlib: A 2D graphics environment. Computing in Science &amp; Engineering, 2007, 9(3): 90-95. DOI:10.1109/MCSE.2007.55.</w:t>
+      </w:r>
+    </w:p>
+    <w:p>
+      <w:pPr>
+        <w:pStyle w:val="a"/>
+        <w:numPr>
+          <w:ilvl w:val="0"/>
+          <w:numId w:val="17"/>
+        </w:numPr>
+      </w:pPr>
+      <w:r>
+        <w:t>Arp D, Quiring E, Pendlebury F, et al. Pitfalls in machine learning for computer security. Communications of the ACM, 2024. DOI:10.1145/3643456.</w:t>
+      </w:r>
+    </w:p>
+    <w:p>
+      <w:pPr>
+        <w:pStyle w:val="a"/>
+        <w:numPr>
+          <w:ilvl w:val="0"/>
+          <w:numId w:val="17"/>
+        </w:numPr>
+      </w:pPr>
+      <w:r>
+        <w:t>Layeghy S, Portmann M. Benchmarking the benchmark - Comparing synthetic and real-world Network IDS datasets. Journal of Information Security and Applications, 2024. DOI:10.1016/j.jisa.2023.103689.</w:t>
+      </w:r>
+    </w:p>
+    <w:p>
+      <w:pPr>
+        <w:pStyle w:val="a"/>
+        <w:numPr>
+          <w:ilvl w:val="0"/>
+          <w:numId w:val="17"/>
+        </w:numPr>
+      </w:pPr>
+      <w:r>
+        <w:t>Rosenblatt M, et al. Data leakage inflates prediction performance in connectome-based machine learning models. Nature Communications, 2024. DOI:10.1038/s41467-024-46150-w.</w:t>
+      </w:r>
+    </w:p>
+    <w:p>
+      <w:pPr>
+        <w:pStyle w:val="a"/>
+        <w:numPr>
+          <w:ilvl w:val="0"/>
+          <w:numId w:val="17"/>
+        </w:numPr>
+      </w:pPr>
+      <w:r>
+        <w:t>Kheddar H, et al. Transformers and large language models for efficient intrusion detection systems: A comprehensive survey. Information Fusion, 2025. DOI:10.1016/j.inffus.2025.103347.</w:t>
+      </w:r>
+    </w:p>
+    <w:p>
+      <w:pPr>
+        <w:pStyle w:val="a"/>
+        <w:numPr>
+          <w:ilvl w:val="0"/>
+          <w:numId w:val="17"/>
+        </w:numPr>
+      </w:pPr>
+      <w:r>
+        <w:t>Zhong M, et al. A survey on graph neural networks for intrusion detection systems: Methods, trends and challenges. Computers &amp; Security, 2024. DOI:10.1016/j.cose.2024.103821.</w:t>
+      </w:r>
+    </w:p>
+    <w:p>
+      <w:pPr>
+        <w:pStyle w:val="a"/>
+        <w:numPr>
+          <w:ilvl w:val="0"/>
+          <w:numId w:val="17"/>
+        </w:numPr>
+      </w:pPr>
+      <w:r>
+        <w:t>Garrido-Labrador J L, et al. Ensemble methods and semi-supervised learning for information fusion: A review and future research directions. Information Fusion, 2024. DOI:10.1016/j.inffus.2024.102310.</w:t>
+      </w:r>
+    </w:p>
+    <w:p>
+      <w:pPr>
+        <w:pStyle w:val="a"/>
+        <w:numPr>
+          <w:ilvl w:val="0"/>
+          <w:numId w:val="17"/>
+        </w:numPr>
+      </w:pPr>
+      <w:r>
+        <w:t>Zhang H, et al. Explainable and transferable adversarial attack for ML-based network intrusion detectors. IEEE Transactions on Dependable and Secure Computing, 2025. DOI:10.1109/TDSC.2025.3560486.</w:t>
+      </w:r>
+    </w:p>
+    <w:p>
+      <w:pPr>
+        <w:pStyle w:val="a"/>
+        <w:numPr>
+          <w:ilvl w:val="0"/>
+          <w:numId w:val="17"/>
+        </w:numPr>
+      </w:pPr>
+      <w:r>
+        <w:t>Komarchesqui M, et al. A comprehensive survey on concept-drift-resilient network intrusion detection systems. IEEE Access, 2026. DOI:10.1109/ACCESS.2026.3691262.</w:t>
+      </w:r>
+    </w:p>
+    <w:p>
+      <w:pPr>
+        <w:pStyle w:val="a"/>
+        <w:numPr>
+          <w:ilvl w:val="0"/>
+          <w:numId w:val="17"/>
+        </w:numPr>
+      </w:pPr>
+      <w:r>
+        <w:t>De Paola A, et al. HOIDS: Concept drift aware hybrid online intrusion detection system. Journal of Network and Computer Applications, 2026. DOI:10.1016/j.jnca.2026.104556.</w:t>
+      </w:r>
+    </w:p>
+    <w:p>
+      <w:pPr>
+        <w:pStyle w:val="a"/>
+        <w:numPr>
+          <w:ilvl w:val="0"/>
+          <w:numId w:val="17"/>
+        </w:numPr>
+      </w:pPr>
+      <w:r>
+        <w:t>Guo C, et al. Continual learning for intrusion detection under evolving network threats. Future Internet, 2025. DOI:10.3390/fi17100456.</w:t>
+      </w:r>
+    </w:p>
+    <w:p>
+      <w:pPr>
+        <w:pStyle w:val="a"/>
+        <w:numPr>
+          <w:ilvl w:val="0"/>
+          <w:numId w:val="17"/>
+        </w:numPr>
+      </w:pPr>
+      <w:r>
+        <w:t>Chen Y, et al. Causal inference-based adversarial domain adaptation for cross-domain industrial intrusion detection. IEEE Transactions on Industrial Informatics, 2024. DOI:10.1109/TII.2024.3470902.</w:t>
+      </w:r>
+    </w:p>
+    <w:p>
+      <w:pPr>
+        <w:pStyle w:val="a"/>
+        <w:numPr>
+          <w:ilvl w:val="0"/>
+          <w:numId w:val="17"/>
+        </w:numPr>
+      </w:pPr>
+      <w:r>
+        <w:t>Talpini J, et al. Enhancing trustworthiness in ML-based network intrusion detection with uncertainty quantification. Journal of Reliable Intelligent Environments, 2024. DOI:10.1007/s40860-024-00238-8.</w:t>
+      </w:r>
+    </w:p>
+    <w:p>
+      <w:pPr>
+        <w:pStyle w:val="a"/>
+        <w:numPr>
+          <w:ilvl w:val="0"/>
+          <w:numId w:val="17"/>
+        </w:numPr>
+      </w:pPr>
+      <w:r>
+        <w:lastRenderedPageBreak/>
+        <w:t>Ha Thanh D, et al. A transfer-aware, deployment-oriented evaluation framework for NetFlow-based intrusion detection systems. PLoS ONE, 2026. DOI:10.1371/journal.pone.0346801.</w:t>
+      </w:r>
+    </w:p>
+    <w:p>
+      <w:pPr>
+        <w:pStyle w:val="a"/>
+        <w:numPr>
+          <w:ilvl w:val="0"/>
+          <w:numId w:val="17"/>
+        </w:numPr>
+      </w:pPr>
+      <w:r>
+        <w:t>Neto E C P, Dadkhah S, Ferreira R, et al. CICIoT2023: A real-time dataset and benchmark for large-scale attacks in IoT environment. Sensors, 2023. DOI:10.3390/s23135941.</w:t>
+      </w:r>
+    </w:p>
+    <w:p>
+      <w:pPr>
+        <w:pStyle w:val="a"/>
+        <w:numPr>
+          <w:ilvl w:val="0"/>
+          <w:numId w:val="17"/>
+        </w:numPr>
+      </w:pPr>
+      <w:r>
+        <w:t>Damasevicius R, Venckauskas A, Toldinas J, et al. LITNET-2020: An annotated real-world network flow dataset for network intrusion detection. Electronics, 2020. DOI:10.3390/electronics9050800.</w:t>
+      </w:r>
+    </w:p>
+    <w:p>
+      <w:pPr>
+        <w:pStyle w:val="a"/>
+        <w:numPr>
+          <w:ilvl w:val="0"/>
+          <w:numId w:val="17"/>
+        </w:numPr>
+      </w:pPr>
+      <w:r>
+        <w:t>Garcia S, Parmisano A, Erquiaga M J. IoT-23: A labeled dataset with malicious and benign IoT network traffic. Zenodo, 2020. DOI:10.5281/zenodo.4743746.</w:t>
+      </w:r>
+    </w:p>
+    <w:p>
+      <w:pPr>
+        <w:pStyle w:val="a"/>
+        <w:numPr>
+          <w:ilvl w:val="0"/>
+          <w:numId w:val="17"/>
+        </w:numPr>
+      </w:pPr>
+      <w:r>
+        <w:t>Rohini Nagapadma B S. RT-IoT2022 [dataset]. UCI Machine Learning Repository, 2023. DOI:10.24432/C5P338.</w:t>
+      </w:r>
+    </w:p>
+    <w:p>
+      <w:pPr>
+        <w:pStyle w:val="a"/>
+        <w:numPr>
+          <w:ilvl w:val="0"/>
+          <w:numId w:val="17"/>
+        </w:numPr>
+      </w:pPr>
+      <w:r>
+        <w:t>Zeng Q, Bashir A, Nait-Abdesselam F. UAVIDS-2025: A benchmark dataset for intrusion detection in UAV networks using machine learning techniques. Zenodo, 2025. DOI:10.5281/zenodo.15336998.</w:t>
+      </w:r>
+    </w:p>
+    <w:p>
+      <w:pPr>
+        <w:pStyle w:val="a"/>
+        <w:numPr>
+          <w:ilvl w:val="0"/>
+          <w:numId w:val="17"/>
+        </w:numPr>
+      </w:pPr>
+      <w:r>
+        <w:t>Silva M, Pinto D, Vitorino J, et al. GeNIS: GECAD network intrusion scenarios. Zenodo, 2025. DOI:10.5281/zenodo.14919237.</w:t>
+      </w:r>
+    </w:p>
+    <w:p>
+      <w:pPr>
+        <w:pStyle w:val="a"/>
+        <w:numPr>
+          <w:ilvl w:val="0"/>
+          <w:numId w:val="17"/>
+        </w:numPr>
+      </w:pPr>
+      <w:r>
+        <w:t>Panigrahi R, Borah S. IDS2025 (balanced intrusion detection evaluation dataset) [dataset]. Mendeley Data, 2025. DOI:10.17632/pkskt3fv3v.</w:t>
+      </w:r>
+    </w:p>
+    <w:p>
+      <w:pPr>
+        <w:pStyle w:val="a"/>
+        <w:numPr>
+          <w:ilvl w:val="0"/>
+          <w:numId w:val="17"/>
+        </w:numPr>
+      </w:pPr>
+      <w:r>
+        <w:t>Belarbi O, Spyridopoulos T, Anthi E, et al. A device-level IoT network traffic dataset with distributed capture and non-IID characteristics (Gotham-2025). Zenodo, 2025. DOI:10.5281/zenodo.14502760.</w:t>
+      </w:r>
+    </w:p>
+    <w:p>
+      <w:pPr>
+        <w:pStyle w:val="a"/>
+        <w:numPr>
+          <w:ilvl w:val="0"/>
+          <w:numId w:val="17"/>
+        </w:numPr>
+      </w:pPr>
+      <w:r>
+        <w:t>Garcia S, Valeros V, Alya G. CTU-IDSEVAL-6: A labeled network dataset for the evaluation of intrusion detection systems. Zenodo, 2026. DOI:10.5281/zenodo.21027042.</w:t>
+      </w:r>
+    </w:p>
+    <w:p>
+      <w:pPr>
+        <w:pStyle w:val="a"/>
+        <w:numPr>
+          <w:ilvl w:val="0"/>
+          <w:numId w:val="17"/>
+        </w:numPr>
+      </w:pPr>
+      <w:r>
+        <w:t>Aydin B, Aydin H, Jin Y, et al. 6TiSCHSet-2026: A multi-layer 6TiSCH attack dataset and leakage-aware IDS benchmark. Zenodo, 2026. DOI:10.5281/zenodo.22113022.</w:t>
+      </w:r>
+    </w:p>
+    <w:p>
+      <w:pPr>
+        <w:pStyle w:val="a"/>
+        <w:numPr>
+          <w:ilvl w:val="0"/>
+          <w:numId w:val="17"/>
+        </w:numPr>
+      </w:pPr>
+      <w:r>
+        <w:t>Chaudhari R, Deshpande M. Real-time network traffic dataset for IDS (RTN) [dataset]. Zenodo, 2026. DOI:10.5281/zenodo.18910837.</w:t>
+      </w:r>
+    </w:p>
+    <w:p>
+      <w:pPr>
+        <w:pStyle w:val="a"/>
+        <w:numPr>
+          <w:ilvl w:val="0"/>
+          <w:numId w:val="17"/>
+        </w:numPr>
+      </w:pPr>
+      <w:r>
+        <w:t>Canadian Institute for Cybersecurity. CSE-CIC-IDS2018 [dataset]. University of New Brunswick, 2018. https://www.unb.ca/cic/datasets/ids-2018.html (no DOI).</w:t>
+      </w:r>
+    </w:p>
+    <w:p>
+      <w:pPr>
+        <w:pStyle w:val="a"/>
+        <w:numPr>
+          <w:ilvl w:val="0"/>
+          <w:numId w:val="17"/>
+        </w:numPr>
+      </w:pPr>
+      <w:r>
+        <w:t>ACI-IoT-2023 [dataset]. Hugging Face dataset knhn1004/aci-iot-2023-processed, 2023. https://huggingface.co/datasets/knhn1004/aci-iot-2023-processed (no DOI).</w:t>
       </w:r>
     </w:p>
     <w:p>
@@ -25930,6 +26494,7 @@
               <w:rPr>
                 <w:sz w:val="16"/>
               </w:rPr>
+              <w:lastRenderedPageBreak/>
               <w:t>S10</w:t>
             </w:r>
           </w:p>
@@ -26737,40 +27302,6 @@
                 <w:sz w:val="16"/>
               </w:rPr>
               <w:t>条、逐种子指标与配对比较</w:t>
-            </w:r>
-          </w:p>
-        </w:tc>
-      </w:tr>
-      <w:tr>
-        <w:tc>
-          <w:tcPr>
-            <w:tcW w:w="4896" w:type="dxa"/>
-          </w:tcPr>
-          <w:p>
-            <w:pPr>
-              <w:spacing w:after="0"/>
-            </w:pPr>
-            <w:r>
-              <w:rPr>
-                <w:sz w:val="16"/>
-              </w:rPr>
-              <w:t>S30</w:t>
-            </w:r>
-          </w:p>
-        </w:tc>
-        <w:tc>
-          <w:tcPr>
-            <w:tcW w:w="4896" w:type="dxa"/>
-          </w:tcPr>
-          <w:p>
-            <w:pPr>
-              <w:spacing w:after="0"/>
-            </w:pPr>
-            <w:r>
-              <w:rPr>
-                <w:sz w:val="16"/>
-              </w:rPr>
-              <w:t>开放集诊断：三个留出未知族、逐种子与逐概率导出</w:t>
             </w:r>
           </w:p>
         </w:tc>
@@ -27049,76 +27580,76 @@
       </w:rPr>
     </w:lvl>
   </w:abstractNum>
-  <w:num w:numId="1" w16cid:durableId="1005740089">
+  <w:num w:numId="1" w16cid:durableId="1319505111">
     <w:abstractNumId w:val="8"/>
   </w:num>
-  <w:num w:numId="2" w16cid:durableId="1753774893">
+  <w:num w:numId="2" w16cid:durableId="443967842">
     <w:abstractNumId w:val="6"/>
   </w:num>
-  <w:num w:numId="3" w16cid:durableId="1422873570">
+  <w:num w:numId="3" w16cid:durableId="1522863265">
     <w:abstractNumId w:val="5"/>
   </w:num>
-  <w:num w:numId="4" w16cid:durableId="585765765">
+  <w:num w:numId="4" w16cid:durableId="891817411">
     <w:abstractNumId w:val="4"/>
   </w:num>
-  <w:num w:numId="5" w16cid:durableId="46222212">
+  <w:num w:numId="5" w16cid:durableId="1714575096">
     <w:abstractNumId w:val="7"/>
   </w:num>
-  <w:num w:numId="6" w16cid:durableId="1570311078">
+  <w:num w:numId="6" w16cid:durableId="2144423630">
     <w:abstractNumId w:val="3"/>
   </w:num>
-  <w:num w:numId="7" w16cid:durableId="902643981">
+  <w:num w:numId="7" w16cid:durableId="498157364">
     <w:abstractNumId w:val="2"/>
   </w:num>
-  <w:num w:numId="8" w16cid:durableId="544561206">
+  <w:num w:numId="8" w16cid:durableId="1809205675">
     <w:abstractNumId w:val="1"/>
   </w:num>
-  <w:num w:numId="9" w16cid:durableId="698822898">
+  <w:num w:numId="9" w16cid:durableId="379789059">
     <w:abstractNumId w:val="0"/>
   </w:num>
-  <w:num w:numId="10" w16cid:durableId="1069696753">
+  <w:num w:numId="10" w16cid:durableId="2144541926">
     <w:abstractNumId w:val="7"/>
     <w:lvlOverride w:ilvl="0">
       <w:startOverride w:val="1"/>
     </w:lvlOverride>
   </w:num>
-  <w:num w:numId="11" w16cid:durableId="1618246542">
+  <w:num w:numId="11" w16cid:durableId="1898273579">
     <w:abstractNumId w:val="7"/>
     <w:lvlOverride w:ilvl="0">
       <w:startOverride w:val="1"/>
     </w:lvlOverride>
   </w:num>
-  <w:num w:numId="12" w16cid:durableId="128213331">
+  <w:num w:numId="12" w16cid:durableId="1845391165">
     <w:abstractNumId w:val="7"/>
     <w:lvlOverride w:ilvl="0">
       <w:startOverride w:val="1"/>
     </w:lvlOverride>
   </w:num>
-  <w:num w:numId="13" w16cid:durableId="2037582606">
+  <w:num w:numId="13" w16cid:durableId="1227761351">
     <w:abstractNumId w:val="7"/>
     <w:lvlOverride w:ilvl="0">
       <w:startOverride w:val="1"/>
     </w:lvlOverride>
   </w:num>
-  <w:num w:numId="14" w16cid:durableId="9332221">
+  <w:num w:numId="14" w16cid:durableId="841631136">
     <w:abstractNumId w:val="7"/>
     <w:lvlOverride w:ilvl="0">
       <w:startOverride w:val="1"/>
     </w:lvlOverride>
   </w:num>
-  <w:num w:numId="15" w16cid:durableId="734931318">
+  <w:num w:numId="15" w16cid:durableId="824705721">
     <w:abstractNumId w:val="7"/>
     <w:lvlOverride w:ilvl="0">
       <w:startOverride w:val="1"/>
     </w:lvlOverride>
   </w:num>
-  <w:num w:numId="16" w16cid:durableId="1581285076">
+  <w:num w:numId="16" w16cid:durableId="1852452855">
     <w:abstractNumId w:val="7"/>
     <w:lvlOverride w:ilvl="0">
       <w:startOverride w:val="1"/>
     </w:lvlOverride>
   </w:num>
-  <w:num w:numId="17" w16cid:durableId="2025086035">
+  <w:num w:numId="17" w16cid:durableId="520626263">
     <w:abstractNumId w:val="7"/>
     <w:lvlOverride w:ilvl="0">
       <w:startOverride w:val="1"/>

--- a/重构版论文_v4_20260915/中文SCI论文_v4_重构版.docx
+++ b/重构版论文_v4_20260915/中文SCI论文_v4_重构版.docx
@@ -2225,7 +2225,7 @@
           <w:noProof/>
         </w:rPr>
         <w:drawing>
-          <wp:inline distT="0" distB="0" distL="0" distR="0" wp14:anchorId="39CB1AE7" wp14:editId="3FD3F080">
+          <wp:inline distT="0" distB="0" distL="0" distR="0" wp14:anchorId="2302EC25" wp14:editId="422A0ED9">
             <wp:extent cx="5760720" cy="2730962"/>
             <wp:effectExtent l="0" t="0" r="0" b="0"/>
             <wp:docPr id="1" name="Picture 1"/>
@@ -4559,7 +4559,7 @@
           <w:noProof/>
         </w:rPr>
         <w:drawing>
-          <wp:inline distT="0" distB="0" distL="0" distR="0" wp14:anchorId="40BE3D82" wp14:editId="5D4A8A5A">
+          <wp:inline distT="0" distB="0" distL="0" distR="0" wp14:anchorId="628878A4" wp14:editId="2889154E">
             <wp:extent cx="5760720" cy="2750378"/>
             <wp:effectExtent l="0" t="0" r="0" b="0"/>
             <wp:docPr id="2" name="Picture 2"/>
@@ -6378,7 +6378,7 @@
         </w:rPr>
         <w:lastRenderedPageBreak/>
         <w:drawing>
-          <wp:inline distT="0" distB="0" distL="0" distR="0" wp14:anchorId="0FAA8EA4" wp14:editId="1D2EEB4B">
+          <wp:inline distT="0" distB="0" distL="0" distR="0" wp14:anchorId="2E031021" wp14:editId="468E7DB5">
             <wp:extent cx="5760720" cy="3482709"/>
             <wp:effectExtent l="0" t="0" r="0" b="0"/>
             <wp:docPr id="3" name="Picture 3"/>
@@ -11855,7 +11855,7 @@
         </w:rPr>
         <w:lastRenderedPageBreak/>
         <w:drawing>
-          <wp:inline distT="0" distB="0" distL="0" distR="0" wp14:anchorId="2C055B30" wp14:editId="64880A17">
+          <wp:inline distT="0" distB="0" distL="0" distR="0" wp14:anchorId="637959AD" wp14:editId="41722248">
             <wp:extent cx="5760720" cy="2547798"/>
             <wp:effectExtent l="0" t="0" r="0" b="0"/>
             <wp:docPr id="4" name="Picture 4"/>
@@ -13664,7 +13664,7 @@
         </w:rPr>
         <w:lastRenderedPageBreak/>
         <w:drawing>
-          <wp:inline distT="0" distB="0" distL="0" distR="0" wp14:anchorId="51F80366" wp14:editId="32A7413D">
+          <wp:inline distT="0" distB="0" distL="0" distR="0" wp14:anchorId="5299F53A" wp14:editId="7761A070">
             <wp:extent cx="5760720" cy="2108444"/>
             <wp:effectExtent l="0" t="0" r="0" b="0"/>
             <wp:docPr id="5" name="Picture 5"/>
@@ -14087,7 +14087,7 @@
           <w:noProof/>
         </w:rPr>
         <w:drawing>
-          <wp:inline distT="0" distB="0" distL="0" distR="0" wp14:anchorId="557E8B30" wp14:editId="72AE9BF5">
+          <wp:inline distT="0" distB="0" distL="0" distR="0" wp14:anchorId="7754D7E1" wp14:editId="0CEAC1DC">
             <wp:extent cx="5760720" cy="2331249"/>
             <wp:effectExtent l="0" t="0" r="0" b="0"/>
             <wp:docPr id="6" name="Picture 6"/>
@@ -15228,7 +15228,7 @@
         </w:rPr>
         <w:lastRenderedPageBreak/>
         <w:drawing>
-          <wp:inline distT="0" distB="0" distL="0" distR="0" wp14:anchorId="2FA1F8F2" wp14:editId="73D827F7">
+          <wp:inline distT="0" distB="0" distL="0" distR="0" wp14:anchorId="251BD6C9" wp14:editId="380BA9E6">
             <wp:extent cx="5760720" cy="2266878"/>
             <wp:effectExtent l="0" t="0" r="0" b="0"/>
             <wp:docPr id="7" name="Picture 7"/>
@@ -15544,7 +15544,7 @@
           <w:noProof/>
         </w:rPr>
         <w:drawing>
-          <wp:inline distT="0" distB="0" distL="0" distR="0" wp14:anchorId="46821695" wp14:editId="07A922AE">
+          <wp:inline distT="0" distB="0" distL="0" distR="0" wp14:anchorId="32819DF8" wp14:editId="3195FC86">
             <wp:extent cx="5760720" cy="2362842"/>
             <wp:effectExtent l="0" t="0" r="0" b="0"/>
             <wp:docPr id="8" name="Picture 8"/>
@@ -16110,7 +16110,7 @@
           <w:noProof/>
         </w:rPr>
         <w:drawing>
-          <wp:inline distT="0" distB="0" distL="0" distR="0" wp14:anchorId="7EA42ACC" wp14:editId="7B0AE026">
+          <wp:inline distT="0" distB="0" distL="0" distR="0" wp14:anchorId="62057AD1" wp14:editId="0745917A">
             <wp:extent cx="5760720" cy="2544177"/>
             <wp:effectExtent l="0" t="0" r="0" b="0"/>
             <wp:docPr id="9" name="Picture 9"/>
@@ -16697,7 +16697,7 @@
           <w:noProof/>
         </w:rPr>
         <w:drawing>
-          <wp:inline distT="0" distB="0" distL="0" distR="0" wp14:anchorId="6B45FE60" wp14:editId="773C8A5B">
+          <wp:inline distT="0" distB="0" distL="0" distR="0" wp14:anchorId="12EA97DE" wp14:editId="4CD0C902">
             <wp:extent cx="5760720" cy="2275394"/>
             <wp:effectExtent l="0" t="0" r="0" b="0"/>
             <wp:docPr id="10" name="Picture 10"/>
@@ -17018,7 +17018,7 @@
           <w:noProof/>
         </w:rPr>
         <w:drawing>
-          <wp:inline distT="0" distB="0" distL="0" distR="0" wp14:anchorId="6894AB09" wp14:editId="2A725A5A">
+          <wp:inline distT="0" distB="0" distL="0" distR="0" wp14:anchorId="00BC35C3" wp14:editId="4F6719C2">
             <wp:extent cx="5760720" cy="2547041"/>
             <wp:effectExtent l="0" t="0" r="0" b="0"/>
             <wp:docPr id="11" name="Picture 11"/>
@@ -19896,7 +19896,7 @@
         </w:rPr>
         <w:lastRenderedPageBreak/>
         <w:drawing>
-          <wp:inline distT="0" distB="0" distL="0" distR="0" wp14:anchorId="0000FF9F" wp14:editId="415B30D5">
+          <wp:inline distT="0" distB="0" distL="0" distR="0" wp14:anchorId="41540FDA" wp14:editId="50F10479">
             <wp:extent cx="5760720" cy="1482601"/>
             <wp:effectExtent l="0" t="0" r="0" b="0"/>
             <wp:docPr id="12" name="Picture 12"/>
@@ -27580,76 +27580,76 @@
       </w:rPr>
     </w:lvl>
   </w:abstractNum>
-  <w:num w:numId="1" w16cid:durableId="1319505111">
+  <w:num w:numId="1" w16cid:durableId="157818280">
     <w:abstractNumId w:val="8"/>
   </w:num>
-  <w:num w:numId="2" w16cid:durableId="443967842">
+  <w:num w:numId="2" w16cid:durableId="1014066720">
     <w:abstractNumId w:val="6"/>
   </w:num>
-  <w:num w:numId="3" w16cid:durableId="1522863265">
+  <w:num w:numId="3" w16cid:durableId="1853641494">
     <w:abstractNumId w:val="5"/>
   </w:num>
-  <w:num w:numId="4" w16cid:durableId="891817411">
+  <w:num w:numId="4" w16cid:durableId="875699439">
     <w:abstractNumId w:val="4"/>
   </w:num>
-  <w:num w:numId="5" w16cid:durableId="1714575096">
+  <w:num w:numId="5" w16cid:durableId="733089082">
     <w:abstractNumId w:val="7"/>
   </w:num>
-  <w:num w:numId="6" w16cid:durableId="2144423630">
+  <w:num w:numId="6" w16cid:durableId="564876315">
     <w:abstractNumId w:val="3"/>
   </w:num>
-  <w:num w:numId="7" w16cid:durableId="498157364">
+  <w:num w:numId="7" w16cid:durableId="1437868889">
     <w:abstractNumId w:val="2"/>
   </w:num>
-  <w:num w:numId="8" w16cid:durableId="1809205675">
+  <w:num w:numId="8" w16cid:durableId="311371143">
     <w:abstractNumId w:val="1"/>
   </w:num>
-  <w:num w:numId="9" w16cid:durableId="379789059">
+  <w:num w:numId="9" w16cid:durableId="770272989">
     <w:abstractNumId w:val="0"/>
   </w:num>
-  <w:num w:numId="10" w16cid:durableId="2144541926">
+  <w:num w:numId="10" w16cid:durableId="515002076">
     <w:abstractNumId w:val="7"/>
     <w:lvlOverride w:ilvl="0">
       <w:startOverride w:val="1"/>
     </w:lvlOverride>
   </w:num>
-  <w:num w:numId="11" w16cid:durableId="1898273579">
+  <w:num w:numId="11" w16cid:durableId="1362128981">
     <w:abstractNumId w:val="7"/>
     <w:lvlOverride w:ilvl="0">
       <w:startOverride w:val="1"/>
     </w:lvlOverride>
   </w:num>
-  <w:num w:numId="12" w16cid:durableId="1845391165">
+  <w:num w:numId="12" w16cid:durableId="1531607612">
     <w:abstractNumId w:val="7"/>
     <w:lvlOverride w:ilvl="0">
       <w:startOverride w:val="1"/>
     </w:lvlOverride>
   </w:num>
-  <w:num w:numId="13" w16cid:durableId="1227761351">
+  <w:num w:numId="13" w16cid:durableId="2003775047">
     <w:abstractNumId w:val="7"/>
     <w:lvlOverride w:ilvl="0">
       <w:startOverride w:val="1"/>
     </w:lvlOverride>
   </w:num>
-  <w:num w:numId="14" w16cid:durableId="841631136">
+  <w:num w:numId="14" w16cid:durableId="1100567060">
     <w:abstractNumId w:val="7"/>
     <w:lvlOverride w:ilvl="0">
       <w:startOverride w:val="1"/>
     </w:lvlOverride>
   </w:num>
-  <w:num w:numId="15" w16cid:durableId="824705721">
+  <w:num w:numId="15" w16cid:durableId="1687562110">
     <w:abstractNumId w:val="7"/>
     <w:lvlOverride w:ilvl="0">
       <w:startOverride w:val="1"/>
     </w:lvlOverride>
   </w:num>
-  <w:num w:numId="16" w16cid:durableId="1852452855">
+  <w:num w:numId="16" w16cid:durableId="1925842426">
     <w:abstractNumId w:val="7"/>
     <w:lvlOverride w:ilvl="0">
       <w:startOverride w:val="1"/>
     </w:lvlOverride>
   </w:num>
-  <w:num w:numId="17" w16cid:durableId="520626263">
+  <w:num w:numId="17" w16cid:durableId="1781181">
     <w:abstractNumId w:val="7"/>
     <w:lvlOverride w:ilvl="0">
       <w:startOverride w:val="1"/>

--- a/重构版论文_v4_20260915/中文SCI论文_v4_重构版.docx
+++ b/重构版论文_v4_20260915/中文SCI论文_v4_重构版.docx
@@ -2225,7 +2225,7 @@
           <w:noProof/>
         </w:rPr>
         <w:drawing>
-          <wp:inline distT="0" distB="0" distL="0" distR="0" wp14:anchorId="2302EC25" wp14:editId="422A0ED9">
+          <wp:inline distT="0" distB="0" distL="0" distR="0" wp14:anchorId="03C02BAC" wp14:editId="7E5808FF">
             <wp:extent cx="5760720" cy="2730962"/>
             <wp:effectExtent l="0" t="0" r="0" b="0"/>
             <wp:docPr id="1" name="Picture 1"/>
@@ -4559,7 +4559,7 @@
           <w:noProof/>
         </w:rPr>
         <w:drawing>
-          <wp:inline distT="0" distB="0" distL="0" distR="0" wp14:anchorId="628878A4" wp14:editId="2889154E">
+          <wp:inline distT="0" distB="0" distL="0" distR="0" wp14:anchorId="125E2297" wp14:editId="4061A963">
             <wp:extent cx="5760720" cy="2750378"/>
             <wp:effectExtent l="0" t="0" r="0" b="0"/>
             <wp:docPr id="2" name="Picture 2"/>
@@ -6378,7 +6378,7 @@
         </w:rPr>
         <w:lastRenderedPageBreak/>
         <w:drawing>
-          <wp:inline distT="0" distB="0" distL="0" distR="0" wp14:anchorId="2E031021" wp14:editId="468E7DB5">
+          <wp:inline distT="0" distB="0" distL="0" distR="0" wp14:anchorId="7DAC0D15" wp14:editId="4C7EE1D4">
             <wp:extent cx="5760720" cy="3482709"/>
             <wp:effectExtent l="0" t="0" r="0" b="0"/>
             <wp:docPr id="3" name="Picture 3"/>
@@ -8632,6 +8632,7 @@
         <w:pStyle w:val="21"/>
       </w:pPr>
       <w:r>
+        <w:lastRenderedPageBreak/>
         <w:t xml:space="preserve">4.4 </w:t>
       </w:r>
       <w:r>
@@ -8712,11 +8713,7 @@
         <w:t xml:space="preserve"> RCCF </w:t>
       </w:r>
       <w:r>
-        <w:t>在</w:t>
-      </w:r>
-      <w:r>
-        <w:lastRenderedPageBreak/>
-        <w:t>训练与推理两端都显著贵于单个等权森林，这一代价在</w:t>
+        <w:t>在训练与推理两端都显著贵于单个等权森林，这一代价在</w:t>
       </w:r>
       <w:r>
         <w:t xml:space="preserve"> 5.6 </w:t>
@@ -9320,6 +9317,7 @@
     </w:p>
     <w:p>
       <w:r>
+        <w:lastRenderedPageBreak/>
         <w:t>固定</w:t>
       </w:r>
       <w:r>
@@ -9604,7 +9602,6 @@
               <w:rPr>
                 <w:sz w:val="16"/>
               </w:rPr>
-              <w:lastRenderedPageBreak/>
               <w:t>十次重复划分（均值</w:t>
             </w:r>
             <w:r>
@@ -11705,7 +11702,14 @@
               <w:rPr>
                 <w:sz w:val="16"/>
               </w:rPr>
-              <w:t>（独立调参，验证集自选）</w:t>
+              <w:t>（独立调参，验证集</w:t>
+            </w:r>
+            <w:r>
+              <w:rPr>
+                <w:sz w:val="16"/>
+              </w:rPr>
+              <w:lastRenderedPageBreak/>
+              <w:t>自选）</w:t>
             </w:r>
           </w:p>
         </w:tc>
@@ -11721,6 +11725,7 @@
               <w:rPr>
                 <w:sz w:val="16"/>
               </w:rPr>
+              <w:lastRenderedPageBreak/>
               <w:t>0.96304</w:t>
             </w:r>
           </w:p>
@@ -11853,9 +11858,8 @@
         <w:rPr>
           <w:noProof/>
         </w:rPr>
-        <w:lastRenderedPageBreak/>
         <w:drawing>
-          <wp:inline distT="0" distB="0" distL="0" distR="0" wp14:anchorId="637959AD" wp14:editId="41722248">
+          <wp:inline distT="0" distB="0" distL="0" distR="0" wp14:anchorId="3AAA5DF4" wp14:editId="34E32E9C">
             <wp:extent cx="5760720" cy="2547798"/>
             <wp:effectExtent l="0" t="0" r="0" b="0"/>
             <wp:docPr id="4" name="Picture 4"/>
@@ -13664,7 +13668,7 @@
         </w:rPr>
         <w:lastRenderedPageBreak/>
         <w:drawing>
-          <wp:inline distT="0" distB="0" distL="0" distR="0" wp14:anchorId="5299F53A" wp14:editId="7761A070">
+          <wp:inline distT="0" distB="0" distL="0" distR="0" wp14:anchorId="0A7FEFC4" wp14:editId="691DE48E">
             <wp:extent cx="5760720" cy="2108444"/>
             <wp:effectExtent l="0" t="0" r="0" b="0"/>
             <wp:docPr id="5" name="Picture 5"/>
@@ -14087,7 +14091,7 @@
           <w:noProof/>
         </w:rPr>
         <w:drawing>
-          <wp:inline distT="0" distB="0" distL="0" distR="0" wp14:anchorId="7754D7E1" wp14:editId="0CEAC1DC">
+          <wp:inline distT="0" distB="0" distL="0" distR="0" wp14:anchorId="3AD5F7D3" wp14:editId="3D912422">
             <wp:extent cx="5760720" cy="2331249"/>
             <wp:effectExtent l="0" t="0" r="0" b="0"/>
             <wp:docPr id="6" name="Picture 6"/>
@@ -15228,7 +15232,7 @@
         </w:rPr>
         <w:lastRenderedPageBreak/>
         <w:drawing>
-          <wp:inline distT="0" distB="0" distL="0" distR="0" wp14:anchorId="251BD6C9" wp14:editId="380BA9E6">
+          <wp:inline distT="0" distB="0" distL="0" distR="0" wp14:anchorId="0423F4F6" wp14:editId="72793537">
             <wp:extent cx="5760720" cy="2266878"/>
             <wp:effectExtent l="0" t="0" r="0" b="0"/>
             <wp:docPr id="7" name="Picture 7"/>
@@ -15544,7 +15548,7 @@
           <w:noProof/>
         </w:rPr>
         <w:drawing>
-          <wp:inline distT="0" distB="0" distL="0" distR="0" wp14:anchorId="32819DF8" wp14:editId="3195FC86">
+          <wp:inline distT="0" distB="0" distL="0" distR="0" wp14:anchorId="2EFB737F" wp14:editId="7F8A93FE">
             <wp:extent cx="5760720" cy="2362842"/>
             <wp:effectExtent l="0" t="0" r="0" b="0"/>
             <wp:docPr id="8" name="Picture 8"/>
@@ -16110,7 +16114,7 @@
           <w:noProof/>
         </w:rPr>
         <w:drawing>
-          <wp:inline distT="0" distB="0" distL="0" distR="0" wp14:anchorId="62057AD1" wp14:editId="0745917A">
+          <wp:inline distT="0" distB="0" distL="0" distR="0" wp14:anchorId="025C74B5" wp14:editId="2FF5F9EE">
             <wp:extent cx="5760720" cy="2544177"/>
             <wp:effectExtent l="0" t="0" r="0" b="0"/>
             <wp:docPr id="9" name="Picture 9"/>
@@ -16697,7 +16701,7 @@
           <w:noProof/>
         </w:rPr>
         <w:drawing>
-          <wp:inline distT="0" distB="0" distL="0" distR="0" wp14:anchorId="12EA97DE" wp14:editId="4CD0C902">
+          <wp:inline distT="0" distB="0" distL="0" distR="0" wp14:anchorId="0A81DF75" wp14:editId="33663444">
             <wp:extent cx="5760720" cy="2275394"/>
             <wp:effectExtent l="0" t="0" r="0" b="0"/>
             <wp:docPr id="10" name="Picture 10"/>
@@ -17018,7 +17022,7 @@
           <w:noProof/>
         </w:rPr>
         <w:drawing>
-          <wp:inline distT="0" distB="0" distL="0" distR="0" wp14:anchorId="00BC35C3" wp14:editId="4F6719C2">
+          <wp:inline distT="0" distB="0" distL="0" distR="0" wp14:anchorId="72EFE759" wp14:editId="788B2895">
             <wp:extent cx="5760720" cy="2547041"/>
             <wp:effectExtent l="0" t="0" r="0" b="0"/>
             <wp:docPr id="11" name="Picture 11"/>
@@ -19896,7 +19900,7 @@
         </w:rPr>
         <w:lastRenderedPageBreak/>
         <w:drawing>
-          <wp:inline distT="0" distB="0" distL="0" distR="0" wp14:anchorId="41540FDA" wp14:editId="50F10479">
+          <wp:inline distT="0" distB="0" distL="0" distR="0" wp14:anchorId="0DA0C1A9" wp14:editId="6B3228AA">
             <wp:extent cx="5760720" cy="1482601"/>
             <wp:effectExtent l="0" t="0" r="0" b="0"/>
             <wp:docPr id="12" name="Picture 12"/>
@@ -27580,76 +27584,76 @@
       </w:rPr>
     </w:lvl>
   </w:abstractNum>
-  <w:num w:numId="1" w16cid:durableId="157818280">
+  <w:num w:numId="1" w16cid:durableId="2028172536">
     <w:abstractNumId w:val="8"/>
   </w:num>
-  <w:num w:numId="2" w16cid:durableId="1014066720">
+  <w:num w:numId="2" w16cid:durableId="1039937173">
     <w:abstractNumId w:val="6"/>
   </w:num>
-  <w:num w:numId="3" w16cid:durableId="1853641494">
+  <w:num w:numId="3" w16cid:durableId="247886054">
     <w:abstractNumId w:val="5"/>
   </w:num>
-  <w:num w:numId="4" w16cid:durableId="875699439">
+  <w:num w:numId="4" w16cid:durableId="516844692">
     <w:abstractNumId w:val="4"/>
   </w:num>
-  <w:num w:numId="5" w16cid:durableId="733089082">
+  <w:num w:numId="5" w16cid:durableId="427507785">
     <w:abstractNumId w:val="7"/>
   </w:num>
-  <w:num w:numId="6" w16cid:durableId="564876315">
+  <w:num w:numId="6" w16cid:durableId="447239156">
     <w:abstractNumId w:val="3"/>
   </w:num>
-  <w:num w:numId="7" w16cid:durableId="1437868889">
+  <w:num w:numId="7" w16cid:durableId="85156842">
     <w:abstractNumId w:val="2"/>
   </w:num>
-  <w:num w:numId="8" w16cid:durableId="311371143">
+  <w:num w:numId="8" w16cid:durableId="1648850933">
     <w:abstractNumId w:val="1"/>
   </w:num>
-  <w:num w:numId="9" w16cid:durableId="770272989">
+  <w:num w:numId="9" w16cid:durableId="2108768670">
     <w:abstractNumId w:val="0"/>
   </w:num>
-  <w:num w:numId="10" w16cid:durableId="515002076">
+  <w:num w:numId="10" w16cid:durableId="712271199">
     <w:abstractNumId w:val="7"/>
     <w:lvlOverride w:ilvl="0">
       <w:startOverride w:val="1"/>
     </w:lvlOverride>
   </w:num>
-  <w:num w:numId="11" w16cid:durableId="1362128981">
+  <w:num w:numId="11" w16cid:durableId="646782633">
     <w:abstractNumId w:val="7"/>
     <w:lvlOverride w:ilvl="0">
       <w:startOverride w:val="1"/>
     </w:lvlOverride>
   </w:num>
-  <w:num w:numId="12" w16cid:durableId="1531607612">
+  <w:num w:numId="12" w16cid:durableId="1343319988">
     <w:abstractNumId w:val="7"/>
     <w:lvlOverride w:ilvl="0">
       <w:startOverride w:val="1"/>
     </w:lvlOverride>
   </w:num>
-  <w:num w:numId="13" w16cid:durableId="2003775047">
+  <w:num w:numId="13" w16cid:durableId="2046708326">
     <w:abstractNumId w:val="7"/>
     <w:lvlOverride w:ilvl="0">
       <w:startOverride w:val="1"/>
     </w:lvlOverride>
   </w:num>
-  <w:num w:numId="14" w16cid:durableId="1100567060">
+  <w:num w:numId="14" w16cid:durableId="799803417">
     <w:abstractNumId w:val="7"/>
     <w:lvlOverride w:ilvl="0">
       <w:startOverride w:val="1"/>
     </w:lvlOverride>
   </w:num>
-  <w:num w:numId="15" w16cid:durableId="1687562110">
+  <w:num w:numId="15" w16cid:durableId="551500129">
     <w:abstractNumId w:val="7"/>
     <w:lvlOverride w:ilvl="0">
       <w:startOverride w:val="1"/>
     </w:lvlOverride>
   </w:num>
-  <w:num w:numId="16" w16cid:durableId="1925842426">
+  <w:num w:numId="16" w16cid:durableId="725496170">
     <w:abstractNumId w:val="7"/>
     <w:lvlOverride w:ilvl="0">
       <w:startOverride w:val="1"/>
     </w:lvlOverride>
   </w:num>
-  <w:num w:numId="17" w16cid:durableId="1781181">
+  <w:num w:numId="17" w16cid:durableId="350108439">
     <w:abstractNumId w:val="7"/>
     <w:lvlOverride w:ilvl="0">
       <w:startOverride w:val="1"/>

--- a/重构版论文_v4_20260915/中文SCI论文_v4_重构版.docx
+++ b/重构版论文_v4_20260915/中文SCI论文_v4_重构版.docx
@@ -2225,7 +2225,7 @@
           <w:noProof/>
         </w:rPr>
         <w:drawing>
-          <wp:inline distT="0" distB="0" distL="0" distR="0" wp14:anchorId="03C02BAC" wp14:editId="7E5808FF">
+          <wp:inline distT="0" distB="0" distL="0" distR="0" wp14:anchorId="652F131C" wp14:editId="59FCFAF4">
             <wp:extent cx="5760720" cy="2730962"/>
             <wp:effectExtent l="0" t="0" r="0" b="0"/>
             <wp:docPr id="1" name="Picture 1"/>
@@ -4559,7 +4559,7 @@
           <w:noProof/>
         </w:rPr>
         <w:drawing>
-          <wp:inline distT="0" distB="0" distL="0" distR="0" wp14:anchorId="125E2297" wp14:editId="4061A963">
+          <wp:inline distT="0" distB="0" distL="0" distR="0" wp14:anchorId="59343E0D" wp14:editId="443D69A4">
             <wp:extent cx="5760720" cy="2750378"/>
             <wp:effectExtent l="0" t="0" r="0" b="0"/>
             <wp:docPr id="2" name="Picture 2"/>
@@ -6378,7 +6378,7 @@
         </w:rPr>
         <w:lastRenderedPageBreak/>
         <w:drawing>
-          <wp:inline distT="0" distB="0" distL="0" distR="0" wp14:anchorId="7DAC0D15" wp14:editId="4C7EE1D4">
+          <wp:inline distT="0" distB="0" distL="0" distR="0" wp14:anchorId="030A8828" wp14:editId="46161643">
             <wp:extent cx="5760720" cy="3482709"/>
             <wp:effectExtent l="0" t="0" r="0" b="0"/>
             <wp:docPr id="3" name="Picture 3"/>
@@ -8632,88 +8632,91 @@
         <w:pStyle w:val="21"/>
       </w:pPr>
       <w:r>
+        <w:t xml:space="preserve">4.4 </w:t>
+      </w:r>
+      <w:r>
+        <w:t>复杂度</w:t>
+      </w:r>
+    </w:p>
+    <w:p>
+      <w:r>
+        <w:t>设</w:t>
+      </w:r>
+      <w:r>
+        <w:t xml:space="preserve"> n </w:t>
+      </w:r>
+      <w:r>
+        <w:t>为训练行数，</w:t>
+      </w:r>
+      <w:r>
+        <w:t xml:space="preserve">d </w:t>
+      </w:r>
+      <w:r>
+        <w:t>为原始特征维度，</w:t>
+      </w:r>
+      <w:r>
+        <w:t xml:space="preserve">k </w:t>
+      </w:r>
+      <w:r>
+        <w:t>为选中特征维度，</w:t>
+      </w:r>
+      <w:r>
+        <w:t xml:space="preserve">T </w:t>
+      </w:r>
+      <w:r>
+        <w:t>为树数，</w:t>
+      </w:r>
+      <w:r>
+        <w:t xml:space="preserve">K </w:t>
+      </w:r>
+      <w:r>
+        <w:t>为交叉拟合折数，</w:t>
+      </w:r>
+      <w:r>
+        <w:t xml:space="preserve">Q = 4 </w:t>
+      </w:r>
+      <w:r>
+        <w:t>为专家数。交叉拟合阶段的主导代价约为</w:t>
+      </w:r>
+      <w:r>
+        <w:t xml:space="preserve"> O(QK·T·n log n)</w:t>
+      </w:r>
+      <w:r>
+        <w:t>，最终重拟合阶段为</w:t>
+      </w:r>
+      <w:r>
+        <w:t xml:space="preserve"> O(QT·n log n)</w:t>
+      </w:r>
+      <w:r>
+        <w:t>，过滤式特征选择贡献</w:t>
+      </w:r>
+      <w:r>
+        <w:t xml:space="preserve"> O(Qnd)</w:t>
+      </w:r>
+      <w:r>
+        <w:t>。推理阶段需要对</w:t>
+      </w:r>
+      <w:r>
+        <w:t xml:space="preserve"> Q </w:t>
+      </w:r>
+      <w:r>
+        <w:t>个森林各做一次树遍历并计算风险模型，每条约</w:t>
+      </w:r>
+      <w:r>
+        <w:t xml:space="preserve"> O(QT log n)</w:t>
+      </w:r>
+      <w:r>
+        <w:t>。因此</w:t>
+      </w:r>
+      <w:r>
+        <w:t xml:space="preserve"> RCCF </w:t>
+      </w:r>
+      <w:r>
+        <w:t>在</w:t>
+      </w:r>
+      <w:r>
         <w:lastRenderedPageBreak/>
-        <w:t xml:space="preserve">4.4 </w:t>
-      </w:r>
-      <w:r>
-        <w:t>复杂度</w:t>
-      </w:r>
-    </w:p>
-    <w:p>
-      <w:r>
-        <w:t>设</w:t>
-      </w:r>
-      <w:r>
-        <w:t xml:space="preserve"> n </w:t>
-      </w:r>
-      <w:r>
-        <w:t>为训练行数，</w:t>
-      </w:r>
-      <w:r>
-        <w:t xml:space="preserve">d </w:t>
-      </w:r>
-      <w:r>
-        <w:t>为原始特征维度，</w:t>
-      </w:r>
-      <w:r>
-        <w:t xml:space="preserve">k </w:t>
-      </w:r>
-      <w:r>
-        <w:t>为选中特征维度，</w:t>
-      </w:r>
-      <w:r>
-        <w:t xml:space="preserve">T </w:t>
-      </w:r>
-      <w:r>
-        <w:t>为树数，</w:t>
-      </w:r>
-      <w:r>
-        <w:t xml:space="preserve">K </w:t>
-      </w:r>
-      <w:r>
-        <w:t>为交叉拟合折数，</w:t>
-      </w:r>
-      <w:r>
-        <w:t xml:space="preserve">Q = 4 </w:t>
-      </w:r>
-      <w:r>
-        <w:t>为专家数。交叉拟合阶段的主导代价约为</w:t>
-      </w:r>
-      <w:r>
-        <w:t xml:space="preserve"> O(QK·T·n log n)</w:t>
-      </w:r>
-      <w:r>
-        <w:t>，最终重拟合阶段为</w:t>
-      </w:r>
-      <w:r>
-        <w:t xml:space="preserve"> O(QT·n log n)</w:t>
-      </w:r>
-      <w:r>
-        <w:t>，过滤式特征选择贡献</w:t>
-      </w:r>
-      <w:r>
-        <w:t xml:space="preserve"> O(Qnd)</w:t>
-      </w:r>
-      <w:r>
-        <w:t>。推理阶段需要对</w:t>
-      </w:r>
-      <w:r>
-        <w:t xml:space="preserve"> Q </w:t>
-      </w:r>
-      <w:r>
-        <w:t>个森林各做一次树遍历并计算风险模型，每条约</w:t>
-      </w:r>
-      <w:r>
-        <w:t xml:space="preserve"> O(QT log n)</w:t>
-      </w:r>
-      <w:r>
-        <w:t>。因此</w:t>
-      </w:r>
-      <w:r>
-        <w:t xml:space="preserve"> RCCF </w:t>
-      </w:r>
-      <w:r>
-        <w:t>在训练与推理两端都显著贵于单个等权森林，这一代价在</w:t>
+        <w:t>训练与推理两端都显著贵于单个等权森林，这一代价在</w:t>
       </w:r>
       <w:r>
         <w:t xml:space="preserve"> 5.6 </w:t>
@@ -9317,7 +9320,6 @@
     </w:p>
     <w:p>
       <w:r>
-        <w:lastRenderedPageBreak/>
         <w:t>固定</w:t>
       </w:r>
       <w:r>
@@ -9602,6 +9604,7 @@
               <w:rPr>
                 <w:sz w:val="16"/>
               </w:rPr>
+              <w:lastRenderedPageBreak/>
               <w:t>十次重复划分（均值</w:t>
             </w:r>
             <w:r>
@@ -11702,14 +11705,7 @@
               <w:rPr>
                 <w:sz w:val="16"/>
               </w:rPr>
-              <w:t>（独立调参，验证集</w:t>
-            </w:r>
-            <w:r>
-              <w:rPr>
-                <w:sz w:val="16"/>
-              </w:rPr>
-              <w:lastRenderedPageBreak/>
-              <w:t>自选）</w:t>
+              <w:t>（独立调参，验证集自选）</w:t>
             </w:r>
           </w:p>
         </w:tc>
@@ -11725,7 +11721,6 @@
               <w:rPr>
                 <w:sz w:val="16"/>
               </w:rPr>
-              <w:lastRenderedPageBreak/>
               <w:t>0.96304</w:t>
             </w:r>
           </w:p>
@@ -11858,8 +11853,9 @@
         <w:rPr>
           <w:noProof/>
         </w:rPr>
+        <w:lastRenderedPageBreak/>
         <w:drawing>
-          <wp:inline distT="0" distB="0" distL="0" distR="0" wp14:anchorId="3AAA5DF4" wp14:editId="34E32E9C">
+          <wp:inline distT="0" distB="0" distL="0" distR="0" wp14:anchorId="5860D6DE" wp14:editId="161FDAEB">
             <wp:extent cx="5760720" cy="2547798"/>
             <wp:effectExtent l="0" t="0" r="0" b="0"/>
             <wp:docPr id="4" name="Picture 4"/>
@@ -13668,7 +13664,7 @@
         </w:rPr>
         <w:lastRenderedPageBreak/>
         <w:drawing>
-          <wp:inline distT="0" distB="0" distL="0" distR="0" wp14:anchorId="0A7FEFC4" wp14:editId="691DE48E">
+          <wp:inline distT="0" distB="0" distL="0" distR="0" wp14:anchorId="5F1E1BCC" wp14:editId="211D4451">
             <wp:extent cx="5760720" cy="2108444"/>
             <wp:effectExtent l="0" t="0" r="0" b="0"/>
             <wp:docPr id="5" name="Picture 5"/>
@@ -14091,7 +14087,7 @@
           <w:noProof/>
         </w:rPr>
         <w:drawing>
-          <wp:inline distT="0" distB="0" distL="0" distR="0" wp14:anchorId="3AD5F7D3" wp14:editId="3D912422">
+          <wp:inline distT="0" distB="0" distL="0" distR="0" wp14:anchorId="7AD29DC8" wp14:editId="7CFBF0FF">
             <wp:extent cx="5760720" cy="2331249"/>
             <wp:effectExtent l="0" t="0" r="0" b="0"/>
             <wp:docPr id="6" name="Picture 6"/>
@@ -15232,7 +15228,7 @@
         </w:rPr>
         <w:lastRenderedPageBreak/>
         <w:drawing>
-          <wp:inline distT="0" distB="0" distL="0" distR="0" wp14:anchorId="0423F4F6" wp14:editId="72793537">
+          <wp:inline distT="0" distB="0" distL="0" distR="0" wp14:anchorId="685963D7" wp14:editId="48581D06">
             <wp:extent cx="5760720" cy="2266878"/>
             <wp:effectExtent l="0" t="0" r="0" b="0"/>
             <wp:docPr id="7" name="Picture 7"/>
@@ -15548,7 +15544,7 @@
           <w:noProof/>
         </w:rPr>
         <w:drawing>
-          <wp:inline distT="0" distB="0" distL="0" distR="0" wp14:anchorId="2EFB737F" wp14:editId="7F8A93FE">
+          <wp:inline distT="0" distB="0" distL="0" distR="0" wp14:anchorId="775E5AEC" wp14:editId="79D31793">
             <wp:extent cx="5760720" cy="2362842"/>
             <wp:effectExtent l="0" t="0" r="0" b="0"/>
             <wp:docPr id="8" name="Picture 8"/>
@@ -16114,7 +16110,7 @@
           <w:noProof/>
         </w:rPr>
         <w:drawing>
-          <wp:inline distT="0" distB="0" distL="0" distR="0" wp14:anchorId="025C74B5" wp14:editId="2FF5F9EE">
+          <wp:inline distT="0" distB="0" distL="0" distR="0" wp14:anchorId="323C6EBF" wp14:editId="5371511B">
             <wp:extent cx="5760720" cy="2544177"/>
             <wp:effectExtent l="0" t="0" r="0" b="0"/>
             <wp:docPr id="9" name="Picture 9"/>
@@ -16701,7 +16697,7 @@
           <w:noProof/>
         </w:rPr>
         <w:drawing>
-          <wp:inline distT="0" distB="0" distL="0" distR="0" wp14:anchorId="0A81DF75" wp14:editId="33663444">
+          <wp:inline distT="0" distB="0" distL="0" distR="0" wp14:anchorId="3D4149BB" wp14:editId="0CB66B5F">
             <wp:extent cx="5760720" cy="2275394"/>
             <wp:effectExtent l="0" t="0" r="0" b="0"/>
             <wp:docPr id="10" name="Picture 10"/>
@@ -17022,7 +17018,7 @@
           <w:noProof/>
         </w:rPr>
         <w:drawing>
-          <wp:inline distT="0" distB="0" distL="0" distR="0" wp14:anchorId="72EFE759" wp14:editId="788B2895">
+          <wp:inline distT="0" distB="0" distL="0" distR="0" wp14:anchorId="4D41C638" wp14:editId="6F5E40B6">
             <wp:extent cx="5760720" cy="2547041"/>
             <wp:effectExtent l="0" t="0" r="0" b="0"/>
             <wp:docPr id="11" name="Picture 11"/>
@@ -19900,7 +19896,7 @@
         </w:rPr>
         <w:lastRenderedPageBreak/>
         <w:drawing>
-          <wp:inline distT="0" distB="0" distL="0" distR="0" wp14:anchorId="0DA0C1A9" wp14:editId="6B3228AA">
+          <wp:inline distT="0" distB="0" distL="0" distR="0" wp14:anchorId="0DE57550" wp14:editId="36D246D2">
             <wp:extent cx="5760720" cy="1482601"/>
             <wp:effectExtent l="0" t="0" r="0" b="0"/>
             <wp:docPr id="12" name="Picture 12"/>
@@ -27584,76 +27580,76 @@
       </w:rPr>
     </w:lvl>
   </w:abstractNum>
-  <w:num w:numId="1" w16cid:durableId="2028172536">
+  <w:num w:numId="1" w16cid:durableId="411657174">
     <w:abstractNumId w:val="8"/>
   </w:num>
-  <w:num w:numId="2" w16cid:durableId="1039937173">
+  <w:num w:numId="2" w16cid:durableId="1381903063">
     <w:abstractNumId w:val="6"/>
   </w:num>
-  <w:num w:numId="3" w16cid:durableId="247886054">
+  <w:num w:numId="3" w16cid:durableId="1583369282">
     <w:abstractNumId w:val="5"/>
   </w:num>
-  <w:num w:numId="4" w16cid:durableId="516844692">
+  <w:num w:numId="4" w16cid:durableId="2143494585">
     <w:abstractNumId w:val="4"/>
   </w:num>
-  <w:num w:numId="5" w16cid:durableId="427507785">
+  <w:num w:numId="5" w16cid:durableId="1314064946">
     <w:abstractNumId w:val="7"/>
   </w:num>
-  <w:num w:numId="6" w16cid:durableId="447239156">
+  <w:num w:numId="6" w16cid:durableId="111441604">
     <w:abstractNumId w:val="3"/>
   </w:num>
-  <w:num w:numId="7" w16cid:durableId="85156842">
+  <w:num w:numId="7" w16cid:durableId="65735765">
     <w:abstractNumId w:val="2"/>
   </w:num>
-  <w:num w:numId="8" w16cid:durableId="1648850933">
+  <w:num w:numId="8" w16cid:durableId="1990281856">
     <w:abstractNumId w:val="1"/>
   </w:num>
-  <w:num w:numId="9" w16cid:durableId="2108768670">
+  <w:num w:numId="9" w16cid:durableId="194118374">
     <w:abstractNumId w:val="0"/>
   </w:num>
-  <w:num w:numId="10" w16cid:durableId="712271199">
+  <w:num w:numId="10" w16cid:durableId="211503207">
     <w:abstractNumId w:val="7"/>
     <w:lvlOverride w:ilvl="0">
       <w:startOverride w:val="1"/>
     </w:lvlOverride>
   </w:num>
-  <w:num w:numId="11" w16cid:durableId="646782633">
+  <w:num w:numId="11" w16cid:durableId="895358473">
     <w:abstractNumId w:val="7"/>
     <w:lvlOverride w:ilvl="0">
       <w:startOverride w:val="1"/>
     </w:lvlOverride>
   </w:num>
-  <w:num w:numId="12" w16cid:durableId="1343319988">
+  <w:num w:numId="12" w16cid:durableId="1867332022">
     <w:abstractNumId w:val="7"/>
     <w:lvlOverride w:ilvl="0">
       <w:startOverride w:val="1"/>
     </w:lvlOverride>
   </w:num>
-  <w:num w:numId="13" w16cid:durableId="2046708326">
+  <w:num w:numId="13" w16cid:durableId="95373388">
     <w:abstractNumId w:val="7"/>
     <w:lvlOverride w:ilvl="0">
       <w:startOverride w:val="1"/>
     </w:lvlOverride>
   </w:num>
-  <w:num w:numId="14" w16cid:durableId="799803417">
+  <w:num w:numId="14" w16cid:durableId="1674070816">
     <w:abstractNumId w:val="7"/>
     <w:lvlOverride w:ilvl="0">
       <w:startOverride w:val="1"/>
     </w:lvlOverride>
   </w:num>
-  <w:num w:numId="15" w16cid:durableId="551500129">
+  <w:num w:numId="15" w16cid:durableId="989869195">
     <w:abstractNumId w:val="7"/>
     <w:lvlOverride w:ilvl="0">
       <w:startOverride w:val="1"/>
     </w:lvlOverride>
   </w:num>
-  <w:num w:numId="16" w16cid:durableId="725496170">
+  <w:num w:numId="16" w16cid:durableId="2091271443">
     <w:abstractNumId w:val="7"/>
     <w:lvlOverride w:ilvl="0">
       <w:startOverride w:val="1"/>
     </w:lvlOverride>
   </w:num>
-  <w:num w:numId="17" w16cid:durableId="350108439">
+  <w:num w:numId="17" w16cid:durableId="1916741107">
     <w:abstractNumId w:val="7"/>
     <w:lvlOverride w:ilvl="0">
       <w:startOverride w:val="1"/>

--- a/重构版论文_v4_20260915/中文SCI论文_v4_重构版.docx
+++ b/重构版论文_v4_20260915/中文SCI论文_v4_重构版.docx
@@ -8,7 +8,7 @@
         <w:jc w:val="center"/>
       </w:pPr>
       <w:r>
-        <w:t>协议敏感性主导聚合规则差异：面向条件集成加权的泄漏受控网络入侵检测研究</w:t>
+        <w:t>等价性终结于何处：总体构造而非聚合规则决定基于流特征的网络入侵检测集成增益</w:t>
       </w:r>
     </w:p>
     <w:p>
@@ -21,211 +21,223 @@
     </w:p>
     <w:p>
       <w:r>
-        <w:t>公开入侵检测数据集上报告的模型性能差异，对重复样本、标签冲突、特征选择泄漏与类别先验高度敏感。本文检验一个被广泛采用却缺少受控验证的假设：按样本估计的可靠性权重对多个随机森林专家做条件加权融合（</w:t>
+        <w:t>公开入侵检测数据集上报告的模型差异，通常被归因于模型本身，而承载该比较的总体被视为中性。本文表明这一假设会系统性失效。在统一的泄漏受控审计下，我们为</w:t>
+      </w:r>
+      <w:r>
+        <w:t xml:space="preserve"> CIC-IDS2017 </w:t>
+      </w:r>
+      <w:r>
+        <w:t>构造三级规模阶梯：</w:t>
+      </w:r>
+      <w:r>
+        <w:t xml:space="preserve">53 237 </w:t>
+      </w:r>
+      <w:r>
+        <w:t>条（每类上限</w:t>
+      </w:r>
+      <w:r>
+        <w:t xml:space="preserve"> 2 </w:t>
+      </w:r>
+      <w:r>
+        <w:t>万）、</w:t>
+      </w:r>
+      <w:r>
+        <w:t xml:space="preserve">413 209 </w:t>
+      </w:r>
+      <w:r>
+        <w:t>条（每类上限</w:t>
+      </w:r>
+      <w:r>
+        <w:t xml:space="preserve"> 20 </w:t>
+      </w:r>
+      <w:r>
+        <w:t>万）与完整去重语料</w:t>
+      </w:r>
+      <w:r>
+        <w:t xml:space="preserve"> 2 429 503 </w:t>
+      </w:r>
+      <w:r>
+        <w:t>条，并在每一级上以十个种子重复</w:t>
+      </w:r>
+      <w:r>
+        <w:t>“</w:t>
+      </w:r>
+      <w:r>
+        <w:t>样本条件随机森林融合（</w:t>
       </w:r>
       <w:r>
         <w:t>RCCF</w:t>
       </w:r>
       <w:r>
-        <w:t>），能否稳定优于等权投票。在统一的泄漏受控协议下，我们用</w:t>
-      </w:r>
-      <w:r>
-        <w:t xml:space="preserve"> CIC-IDS2017 </w:t>
-      </w:r>
-      <w:r>
-        <w:t>构造</w:t>
-      </w:r>
-      <w:r>
-        <w:t xml:space="preserve"> 53 237 </w:t>
-      </w:r>
-      <w:r>
-        <w:t>条自然先验总体与</w:t>
-      </w:r>
-      <w:r>
-        <w:t xml:space="preserve"> 3 365 </w:t>
-      </w:r>
-      <w:r>
-        <w:t>条平衡控制总体，并加入</w:t>
-      </w:r>
-      <w:r>
-        <w:t xml:space="preserve"> NSL-KDD</w:t>
-      </w:r>
-      <w:r>
-        <w:t>、</w:t>
-      </w:r>
-      <w:r>
-        <w:t xml:space="preserve">UNSW-NB15 </w:t>
-      </w:r>
-      <w:r>
-        <w:t>与一个物联网僵尸网络语料，在十个种子上比较四种特征视图。二者</w:t>
+        <w:t>）对同视图、同调参预算的等权卡方森林</w:t>
+      </w:r>
+      <w:r>
+        <w:t>”</w:t>
+      </w:r>
+      <w:r>
+        <w:t>的配对比较。前两级上两者等价：</w:t>
+      </w:r>
+      <w:r>
+        <w:t xml:space="preserve">Macro-F1 </w:t>
+      </w:r>
+      <w:r>
+        <w:t>平均差</w:t>
+      </w:r>
+      <w:r>
+        <w:t xml:space="preserve"> −0.000456 </w:t>
+      </w:r>
+      <w:r>
+        <w:t>与</w:t>
+      </w:r>
+      <w:r>
+        <w:t xml:space="preserve"> −0.001137</w:t>
+      </w:r>
+      <w:r>
+        <w:t>，均落在预设的</w:t>
+      </w:r>
+      <w:r>
+        <w:t xml:space="preserve"> 0.005 </w:t>
+      </w:r>
+      <w:r>
+        <w:t>边界内。第三级上等价性失效：</w:t>
+      </w:r>
+      <w:r>
+        <w:t>−</w:t>
+      </w:r>
+      <w:r>
+        <w:t>0.005533</w:t>
+      </w:r>
+      <w:r>
+        <w:t>（标准差</w:t>
+      </w:r>
+      <w:r>
+        <w:t xml:space="preserve"> 0.002840</w:t>
+      </w:r>
+      <w:r>
+        <w:t>；</w:t>
+      </w:r>
+      <w:r>
+        <w:t xml:space="preserve">90% </w:t>
+      </w:r>
+      <w:r>
+        <w:t>区间</w:t>
+      </w:r>
+      <w:r>
+        <w:t xml:space="preserve"> [−0.007179, −0.003886]</w:t>
+      </w:r>
+      <w:r>
+        <w:t>），十个种子全为负，训练代价为</w:t>
+      </w:r>
+      <w:r>
+        <w:t xml:space="preserve"> 175 </w:t>
+      </w:r>
+      <w:r>
+        <w:t>倍。反转并非来自门控：它只改变</w:t>
+      </w:r>
+      <w:r>
+        <w:t xml:space="preserve"> 79 860 </w:t>
+      </w:r>
+      <w:r>
+        <w:t>条预测中的</w:t>
+      </w:r>
+      <w:r>
+        <w:t xml:space="preserve"> 1 </w:t>
+      </w:r>
+      <w:r>
+        <w:t>条，权重熵为</w:t>
+      </w:r>
+      <w:r>
+        <w:t xml:space="preserve"> 0.99998</w:t>
+      </w:r>
+      <w:r>
+        <w:t>，</w:t>
+      </w:r>
+      <w:r>
+        <w:t xml:space="preserve">23 958 </w:t>
+      </w:r>
+      <w:r>
+        <w:t>条测试行中</w:t>
+      </w:r>
+      <w:r>
+        <w:t xml:space="preserve"> 99.91% </w:t>
+      </w:r>
+      <w:r>
+        <w:t>可证明不受影响。原因是截断所抹去的成员质量离散度：全特征视图落后卡方视图</w:t>
+      </w:r>
+      <w:r>
+        <w:t xml:space="preserve"> 0.021397</w:t>
+      </w:r>
+      <w:r>
+        <w:t>，四路平均中一个这样的成员即可预测全部劣势（</w:t>
+      </w:r>
+      <w:r>
+        <w:t>0.005349</w:t>
+      </w:r>
+      <w:r>
+        <w:t>）。这一模式不是规模定律：现代语料扩到</w:t>
+      </w:r>
+      <w:r>
+        <w:t xml:space="preserve"> 14 250 000 </w:t>
+      </w:r>
+      <w:r>
+        <w:t>行时两臂仅差</w:t>
+      </w:r>
+      <w:r>
+        <w:t xml:space="preserve"> 0.000009</w:t>
+      </w:r>
+      <w:r>
+        <w:t>，十二个进一步语料合并为</w:t>
+      </w:r>
+      <w:r>
+        <w:t xml:space="preserve"> +0.000007</w:t>
+      </w:r>
+      <w:r>
+        <w:t>。类别先验（</w:t>
+      </w:r>
+      <w:r>
+        <w:t>+0.0725</w:t>
+      </w:r>
+      <w:r>
+        <w:t>）、调参预算（</w:t>
+      </w:r>
+      <w:r>
+        <w:t>+0.00</w:t>
+      </w:r>
+      <w:r>
+        <w:t>78</w:t>
+      </w:r>
+      <w:r>
+        <w:t>）与去重顺序（</w:t>
+      </w:r>
+      <w:r>
+        <w:t>+0.0060</w:t>
+      </w:r>
+      <w:r>
+        <w:t>）均大于聚合效应（</w:t>
+      </w:r>
+      <w:r>
+        <w:t>0.0005</w:t>
+      </w:r>
+      <w:r>
+        <w:t>）。全语料上准确率仍为</w:t>
+      </w:r>
+      <w:r>
+        <w:t xml:space="preserve"> 0.9958–0.9993</w:t>
+      </w:r>
+      <w:r>
+        <w:t>，而</w:t>
       </w:r>
       <w:r>
         <w:t xml:space="preserve"> Macro-F1 </w:t>
       </w:r>
       <w:r>
-        <w:t>平均差为</w:t>
-      </w:r>
-      <w:r>
-        <w:t xml:space="preserve"> −0.000456</w:t>
-      </w:r>
-      <w:r>
-        <w:t>（五正五负），种子级</w:t>
-      </w:r>
-      <w:r>
-        <w:t xml:space="preserve"> 90% </w:t>
-      </w:r>
-      <w:r>
-        <w:t>区间与测试行级配对</w:t>
-      </w:r>
-      <w:r>
-        <w:t xml:space="preserve"> Bootstrap </w:t>
-      </w:r>
-      <w:r>
-        <w:t>区间均落在</w:t>
-      </w:r>
-      <w:r>
-        <w:t xml:space="preserve"> 0.005 </w:t>
-      </w:r>
-      <w:r>
-        <w:t>与</w:t>
-      </w:r>
-      <w:r>
-        <w:t xml:space="preserve"> 0.01 </w:t>
-      </w:r>
-      <w:r>
-        <w:t>的等价边界内；对同成员等权融合时只改变</w:t>
-      </w:r>
-      <w:r>
-        <w:t xml:space="preserve"> 79 860 </w:t>
-      </w:r>
-      <w:r>
-        <w:t>条预测中的</w:t>
-      </w:r>
-      <w:r>
-        <w:t xml:space="preserve"> 1 </w:t>
-      </w:r>
-      <w:r>
-        <w:t>条，尽管专家在</w:t>
-      </w:r>
-      <w:r>
-        <w:t xml:space="preserve"> 0.15%–0.66% </w:t>
-      </w:r>
-      <w:r>
-        <w:t>的测试行上存在分歧；权重归一化熵为</w:t>
-      </w:r>
-      <w:r>
-        <w:t xml:space="preserve"> 0.99998</w:t>
-      </w:r>
-      <w:r>
-        <w:t>；类别先验与去重顺序分别带来</w:t>
-      </w:r>
-      <w:r>
-        <w:t xml:space="preserve"> +0.0725 </w:t>
-      </w:r>
-      <w:r>
-        <w:t>与至多</w:t>
-      </w:r>
-      <w:r>
-        <w:t xml:space="preserve"> +0.0060 </w:t>
-      </w:r>
-      <w:r>
-        <w:t>的变化。我们给出三个可辨识性条件，并把其中之一化为可逐行计算的判据：</w:t>
-      </w:r>
-      <w:r>
-        <w:t xml:space="preserve">23 958 </w:t>
-      </w:r>
-      <w:r>
-        <w:t>条测试样本中</w:t>
-      </w:r>
-      <w:r>
-        <w:t xml:space="preserve"> 99.91% </w:t>
-      </w:r>
-      <w:r>
-        <w:t>可证明不受权重影响，决策边距中位数为扰动上界的</w:t>
-      </w:r>
-      <w:r>
-        <w:t xml:space="preserve"> 3469 </w:t>
-      </w:r>
-      <w:r>
-        <w:t>至</w:t>
-      </w:r>
-      <w:r>
-        <w:t xml:space="preserve"> 5038 </w:t>
-      </w:r>
-      <w:r>
-        <w:t>倍。在十五个配置上，增益与专家多样性同步变化（</w:t>
-      </w:r>
-      <w:r>
-        <w:t>r = 0.749</w:t>
-      </w:r>
-      <w:r>
-        <w:t>，属相关性证据而非干预实验）。该等价性在总体扩大</w:t>
-      </w:r>
-      <w:r>
-        <w:t xml:space="preserve"> 7.8 </w:t>
-      </w:r>
-      <w:r>
-        <w:t>倍后依然成立，但在完全取消类别上限的</w:t>
-      </w:r>
-      <w:r>
-        <w:t xml:space="preserve"> 2 429 503 </w:t>
-      </w:r>
-      <w:r>
-        <w:t>条语料上不再成立</w:t>
-      </w:r>
-      <w:r>
-        <w:t>：此时差异转为小而稳定的劣势（</w:t>
-      </w:r>
-      <w:r>
-        <w:t>−</w:t>
-      </w:r>
-      <w:r>
-        <w:t>0.005533</w:t>
-      </w:r>
-      <w:r>
-        <w:t>），训练代价达</w:t>
-      </w:r>
-      <w:r>
-        <w:t xml:space="preserve"> 175 </w:t>
-      </w:r>
-      <w:r>
-        <w:t>倍。在</w:t>
-      </w:r>
-      <w:r>
-        <w:t xml:space="preserve"> 2025 </w:t>
-      </w:r>
-      <w:r>
-        <w:t>年发布的一个</w:t>
-      </w:r>
-      <w:r>
-        <w:t xml:space="preserve"> 18 </w:t>
-      </w:r>
-      <w:r>
-        <w:t>类数据包级语料上，同样的门控在十六个特征中只用八个时增益</w:t>
-      </w:r>
-      <w:r>
-        <w:t xml:space="preserve"> +0.0063</w:t>
-      </w:r>
-      <w:r>
-        <w:t>（十个种子方向一致），而在完整特征预算下三个视图完全重合。该机制体积为单个等权森林的</w:t>
-      </w:r>
-      <w:r>
-        <w:t xml:space="preserve"> 4.1 </w:t>
-      </w:r>
-      <w:r>
-        <w:t>倍，吞吐低</w:t>
-      </w:r>
-      <w:r>
-        <w:t xml:space="preserve"> 4.6 </w:t>
-      </w:r>
-      <w:r>
-        <w:t>倍（单种子资源画像，</w:t>
-      </w:r>
-      <w:r>
-        <w:t>S22</w:t>
-      </w:r>
-      <w:r>
-        <w:t>）。本文贡献一套泄漏受控协议、一组可辨识性边界，以及一张把协议效应与聚合规则差异分开量化的地图；证据不支持普遍优越性或生产可用性的主张。</w:t>
+        <w:t>为</w:t>
+      </w:r>
+      <w:r>
+        <w:t xml:space="preserve"> 0.754007–0.800255</w:t>
+      </w:r>
+      <w:r>
+        <w:t>。因此，关于集成聚合的等价性主张本质上是关于某一总体的主张。</w:t>
       </w:r>
     </w:p>
     <w:p>
@@ -239,10 +251,7 @@
         <w:t xml:space="preserve"> </w:t>
       </w:r>
       <w:r>
-        <w:t>网络入侵检测；集成学习；条件加权；数据泄漏；可辨识性；可复现性；</w:t>
-      </w:r>
-      <w:r>
-        <w:t>CIC-IDS2017</w:t>
+        <w:t>网络入侵检测；集成学习；条件加权；总体构造；等价性检验；数据泄漏；可复现性</w:t>
       </w:r>
     </w:p>
     <w:p>
@@ -354,14 +363,17 @@
     </w:p>
     <w:p>
       <w:r>
+        <w:t>当这些因素未被控制时，模型之间的比较就不再是对算法能力的比较，而是对数据划分偶然性的比较。近年多个工作表明，泄漏与预处理顺序足以改变入侵检测研究中的结论方向</w:t>
+      </w:r>
+      <w:r>
+        <w:t xml:space="preserve"> [20-22]</w:t>
+      </w:r>
+      <w:r>
+        <w:t>。安全领域之外也有同类</w:t>
+      </w:r>
+      <w:r>
         <w:lastRenderedPageBreak/>
-        <w:t>当这些因素未被控制时，模型之间的比较就不再是对算法能力的比较，而是对数据划分偶然性的比较。近年多个工作表明，泄漏与预处理顺序足以改变入侵检测研究中的结论方向</w:t>
-      </w:r>
-      <w:r>
-        <w:t xml:space="preserve"> [20-22]</w:t>
-      </w:r>
-      <w:r>
-        <w:t>。安全领域之外也有同类证据：仅泄漏一项就足以系统性抬高另一领域的报告性能</w:t>
+        <w:t>证据：仅泄漏一项就足以系统性抬高另一领域的报告性能</w:t>
       </w:r>
       <w:r>
         <w:t xml:space="preserve"> [50]</w:t>
@@ -380,6 +392,56 @@
           <w:b/>
         </w:rPr>
         <w:t>在把上述因素全部控制住之后，那些被广泛汇报的性能提升还剩下多少？</w:t>
+      </w:r>
+    </w:p>
+    <w:p>
+      <w:r>
+        <w:t>本文的组织装置是一条</w:t>
+      </w:r>
+      <w:r>
+        <w:rPr>
+          <w:b/>
+        </w:rPr>
+        <w:t>规模阶梯</w:t>
+      </w:r>
+      <w:r>
+        <w:t>。我们不问融合规则在某个研究总体上是否胜出，而问：当总体只沿一个被明确报告的维度</w:t>
+      </w:r>
+      <w:r>
+        <w:t>——</w:t>
+      </w:r>
+      <w:r>
+        <w:t>每类上限</w:t>
+      </w:r>
+      <w:r>
+        <w:t>——</w:t>
+      </w:r>
+      <w:r>
+        <w:t>扩大，而其他设计选择全部固定时，结论是否仍然成立？答案不是一条单调曲线，而是一次机制切换：两个截断层级上等价，完整语料上出现稳定劣势。这一结果改变了研究对象：问题不再只是</w:t>
+      </w:r>
+      <w:r>
+        <w:t>"</w:t>
+      </w:r>
+      <w:r>
+        <w:t>哪种聚合规则更好</w:t>
+      </w:r>
+      <w:r>
+        <w:t>"</w:t>
+      </w:r>
+      <w:r>
+        <w:t>，而是</w:t>
+      </w:r>
+      <w:r>
+        <w:t>"</w:t>
+      </w:r>
+      <w:r>
+        <w:t>在哪个总体上、哪一级阶梯上做比较</w:t>
+      </w:r>
+      <w:r>
+        <w:t>"</w:t>
+      </w:r>
+      <w:r>
+        <w:t>。</w:t>
       </w:r>
     </w:p>
     <w:p>
@@ -470,10 +532,10 @@
         <w:rPr>
           <w:b/>
         </w:rPr>
-        <w:t>（协议无关假设）</w:t>
-      </w:r>
-      <w:r>
-        <w:t>：上述结论对去重顺序、类别先验、划分方式与总体规模不敏感，因此可以在不同论文之间直接比较。</w:t>
+        <w:t>（协议与总体无关假设）</w:t>
+      </w:r>
+      <w:r>
+        <w:t>：上述结论对去重顺序、类别先验、划分方式以及用于构造总体的每类上限不敏感，因此可以在不同论文之间直接比较。</w:t>
       </w:r>
     </w:p>
     <w:p>
@@ -481,7 +543,7 @@
         <w:t xml:space="preserve">H3 </w:t>
       </w:r>
       <w:r>
-        <w:t>尤其关键，因为在文献中它从未被显式声明：它从不被显式声明，却是</w:t>
+        <w:t>尤其关键：它在文献中几乎从不被显式声明，却是</w:t>
       </w:r>
       <w:r>
         <w:t>"</w:t>
@@ -499,7 +561,25 @@
         <w:t xml:space="preserve"> 99%"</w:t>
       </w:r>
       <w:r>
-        <w:t>这类跨论文比较的前提。</w:t>
+        <w:t>这类跨论文比较的前提。类别上限通常即便被提及，也只被当作预处理细节。事实并非如此：它既改变类别先验，又改变候选专家之间的质量离散度</w:t>
+      </w:r>
+      <w:r>
+        <w:t>——</w:t>
+      </w:r>
+      <w:r>
+        <w:t>而后者正是任何凸组合的上界（第</w:t>
+      </w:r>
+      <w:r>
+        <w:t xml:space="preserve"> 4.3 </w:t>
+      </w:r>
+      <w:r>
+        <w:t>节条件</w:t>
+      </w:r>
+      <w:r>
+        <w:t xml:space="preserve"> D</w:t>
+      </w:r>
+      <w:r>
+        <w:t>）。</w:t>
       </w:r>
     </w:p>
     <w:p>
@@ -587,10 +667,28 @@
         <w:rPr>
           <w:b/>
         </w:rPr>
-        <w:t>（协议稳健性）</w:t>
-      </w:r>
-      <w:r>
-        <w:t>：结论对去重顺序、类别先验、重复划分、调参预算与总体规模是否稳健？</w:t>
+        <w:t>（协议与总体稳健性）</w:t>
+      </w:r>
+      <w:r>
+        <w:t>：结论对去重顺序、类别先验、重复划分、调参预算与总体规模是否稳健？该问题分两步回答：第</w:t>
+      </w:r>
+      <w:r>
+        <w:t xml:space="preserve"> 5.4 </w:t>
+      </w:r>
+      <w:r>
+        <w:t>节考察总体内部的扰动，第</w:t>
+      </w:r>
+      <w:r>
+        <w:t xml:space="preserve"> 5.7 </w:t>
+      </w:r>
+      <w:r>
+        <w:t>节的三级规模阶梯构成对</w:t>
+      </w:r>
+      <w:r>
+        <w:t xml:space="preserve"> H3 </w:t>
+      </w:r>
+      <w:r>
+        <w:t>的确认性检验。</w:t>
       </w:r>
     </w:p>
     <w:p>
@@ -674,6 +772,7 @@
         <w:pStyle w:val="21"/>
       </w:pPr>
       <w:r>
+        <w:lastRenderedPageBreak/>
         <w:t xml:space="preserve">1.4 </w:t>
       </w:r>
       <w:r>
@@ -697,23 +796,109 @@
         <w:rPr>
           <w:b/>
         </w:rPr>
-        <w:lastRenderedPageBreak/>
-        <w:t>一套可复用的泄漏受控协议与审计记录</w:t>
-      </w:r>
-      <w:r>
-        <w:t>。从</w:t>
-      </w:r>
-      <w:r>
-        <w:t xml:space="preserve"> 2 830 743 </w:t>
-      </w:r>
-      <w:r>
-        <w:t>条原始记录出发，逐阶段记录标签映射、非有限值剔除、物理范围筛查、全局去重、跨标签冲突处理与类别截断，得到</w:t>
-      </w:r>
-      <w:r>
-        <w:t xml:space="preserve"> 53 237 </w:t>
-      </w:r>
-      <w:r>
-        <w:t>条自然先验总体，并给出每一条的判定准则。全部处理脚本、中间计数与逐样本预测均随论文发布。</w:t>
+        <w:t>一条定位等价性边界的三级规模阶梯</w:t>
+      </w:r>
+      <w:r>
+        <w:t>。在同一审计、同一估计器对下只改变每类上限：</w:t>
+      </w:r>
+      <w:r>
+        <w:t>53 237</w:t>
+      </w:r>
+      <w:r>
+        <w:t>、</w:t>
+      </w:r>
+      <w:r>
+        <w:t xml:space="preserve">413 209 </w:t>
+      </w:r>
+      <w:r>
+        <w:t>与</w:t>
+      </w:r>
+      <w:r>
+        <w:t xml:space="preserve"> 2 429 503 </w:t>
+      </w:r>
+      <w:r>
+        <w:t>条，每级十个种子。同一比较在前两级于</w:t>
+      </w:r>
+      <w:r>
+        <w:t xml:space="preserve"> 0.005 </w:t>
+      </w:r>
+      <w:r>
+        <w:t>边界上等价（</w:t>
+      </w:r>
+      <w:r>
+        <w:t>−</w:t>
+      </w:r>
+      <w:r>
+        <w:t xml:space="preserve">0.000456 </w:t>
+      </w:r>
+      <w:r>
+        <w:t>与</w:t>
+      </w:r>
+      <w:r>
+        <w:t xml:space="preserve"> −0.001137</w:t>
+      </w:r>
+      <w:r>
+        <w:t>），在第三级上</w:t>
+      </w:r>
+      <w:r>
+        <w:rPr>
+          <w:b/>
+        </w:rPr>
+        <w:t>不等价</w:t>
+      </w:r>
+      <w:r>
+        <w:t>（</w:t>
+      </w:r>
+      <w:r>
+        <w:t>−</w:t>
+      </w:r>
+      <w:r>
+        <w:t>0.005533</w:t>
+      </w:r>
+      <w:r>
+        <w:t>；</w:t>
+      </w:r>
+      <w:r>
+        <w:t xml:space="preserve">90% </w:t>
+      </w:r>
+      <w:r>
+        <w:t>区间</w:t>
+      </w:r>
+      <w:r>
+        <w:t xml:space="preserve"> [−0.007179, −0.003886]</w:t>
+      </w:r>
+      <w:r>
+        <w:t>；十个种子全为负），训练代价为</w:t>
+      </w:r>
+      <w:r>
+        <w:t xml:space="preserve"> 175 </w:t>
+      </w:r>
+      <w:r>
+        <w:t>倍。阶梯把</w:t>
+      </w:r>
+      <w:r>
+        <w:t>"</w:t>
+      </w:r>
+      <w:r>
+        <w:t>加权是否有用</w:t>
+      </w:r>
+      <w:r>
+        <w:t>"</w:t>
+      </w:r>
+      <w:r>
+        <w:t>改写为</w:t>
+      </w:r>
+      <w:r>
+        <w:t>"</w:t>
+      </w:r>
+      <w:r>
+        <w:t>结论在哪个总体上成立</w:t>
+      </w:r>
+      <w:r>
+        <w:t>"</w:t>
+      </w:r>
+      <w:r>
+        <w:t>，并表明算法不变时结论仍可反转。</w:t>
       </w:r>
     </w:p>
     <w:p>
@@ -728,22 +913,88 @@
         <w:rPr>
           <w:b/>
         </w:rPr>
-        <w:t>一组条件加权的可辨识性命题</w:t>
-      </w:r>
-      <w:r>
-        <w:t>。我们证明三个条件，在这些条件下样本条件加权无论权重如何取值都不会改变硬标签，并给出可观测的判据（归一化权重熵、专家预测分歧率）。这把</w:t>
+        <w:t>一个能解释反转并预测劣势的机制</w:t>
+      </w:r>
+      <w:r>
+        <w:t>。门控是惰性的而非有害的：它只改变</w:t>
+      </w:r>
+      <w:r>
+        <w:t xml:space="preserve"> 79 860 </w:t>
+      </w:r>
+      <w:r>
+        <w:t>条同成员预测中的</w:t>
+      </w:r>
+      <w:r>
+        <w:t xml:space="preserve"> 1 </w:t>
+      </w:r>
+      <w:r>
+        <w:t>条，权重熵为</w:t>
+      </w:r>
+      <w:r>
+        <w:t xml:space="preserve"> 0.99998</w:t>
+      </w:r>
+      <w:r>
+        <w:t>，</w:t>
+      </w:r>
+      <w:r>
+        <w:t xml:space="preserve">23 958 </w:t>
+      </w:r>
+      <w:r>
+        <w:t>条测试行中</w:t>
+      </w:r>
+      <w:r>
+        <w:t xml:space="preserve"> 99.91% </w:t>
+      </w:r>
+      <w:r>
+        <w:t>可证明不受影响。随阶梯层级改变的是成员质量离散度。在每一级上，视图差距除以成员数都能复现实测差异（</w:t>
+      </w:r>
+      <w:r>
+        <w:t xml:space="preserve">0.000517 </w:t>
+      </w:r>
+      <w:r>
+        <w:t>对</w:t>
+      </w:r>
+      <w:r>
+        <w:t xml:space="preserve"> −0.000456</w:t>
+      </w:r>
+      <w:r>
+        <w:t>；</w:t>
+      </w:r>
+      <w:r>
+        <w:t xml:space="preserve">0.001062 </w:t>
+      </w:r>
+      <w:r>
+        <w:t>对</w:t>
+      </w:r>
+      <w:r>
+        <w:t xml:space="preserve"> −0.001137</w:t>
+      </w:r>
+      <w:r>
+        <w:t>；</w:t>
+      </w:r>
+      <w:r>
+        <w:t xml:space="preserve">0.005349 </w:t>
+      </w:r>
+      <w:r>
+        <w:t>对</w:t>
+      </w:r>
+      <w:r>
+        <w:t xml:space="preserve"> −0.005533</w:t>
+      </w:r>
+      <w:r>
+        <w:t>），因此类别截断是通过截掉视图发生分化的那部分总体来</w:t>
       </w:r>
       <w:r>
         <w:t>"</w:t>
       </w:r>
       <w:r>
-        <w:t>加权为什么无效</w:t>
+        <w:t>制造</w:t>
       </w:r>
       <w:r>
         <w:t>"</w:t>
       </w:r>
       <w:r>
-        <w:t>从观察提升为可验证的机制解释。</w:t>
+        <w:t>等价性的。</w:t>
       </w:r>
     </w:p>
     <w:p>
@@ -758,52 +1009,16 @@
         <w:rPr>
           <w:b/>
         </w:rPr>
-        <w:t>一张把协议效应与聚合规则差异分离的定量地图</w:t>
-      </w:r>
-      <w:r>
-        <w:t>。我们在同一批数据上测量五类差异来源并给出量级：聚合规则（</w:t>
-      </w:r>
-      <w:r>
-        <w:t>0.0005</w:t>
-      </w:r>
-      <w:r>
-        <w:t>）、特征视图（</w:t>
-      </w:r>
-      <w:r>
-        <w:t>+0.0021</w:t>
-      </w:r>
-      <w:r>
-        <w:t>）、去重顺序（至多</w:t>
-      </w:r>
-      <w:r>
-        <w:t xml:space="preserve"> +0.0060</w:t>
-      </w:r>
-      <w:r>
-        <w:t>）、调参预算（</w:t>
-      </w:r>
-      <w:r>
-        <w:t>+0.0078</w:t>
-      </w:r>
-      <w:r>
-        <w:t>）与类别先验（</w:t>
-      </w:r>
-      <w:r>
-        <w:t>+0.0725</w:t>
-      </w:r>
-      <w:r>
-        <w:t>）；文件外推跨度为</w:t>
-      </w:r>
-      <w:r>
-        <w:t xml:space="preserve"> 0.33–1.00</w:t>
-      </w:r>
-      <w:r>
-        <w:t>。结论是协议效应比聚合规则差异高出一个数量级，该等价性在总体扩大</w:t>
-      </w:r>
-      <w:r>
-        <w:t xml:space="preserve"> 7.8 </w:t>
-      </w:r>
-      <w:r>
-        <w:t>倍后仍成立，但在完全取消类别上限的全语料上失效，差异转为小而稳定的劣势。</w:t>
+        <w:t>一套可复用的泄漏受控协议与审计记录</w:t>
+      </w:r>
+      <w:r>
+        <w:t>。从</w:t>
+      </w:r>
+      <w:r>
+        <w:t xml:space="preserve"> 2 830 743 </w:t>
+      </w:r>
+      <w:r>
+        <w:t>条原始记录出发，逐阶段记录标签映射、非有限值剔除、物理范围筛查、全局去重、跨标签冲突处理与类别截断，直至每一个被报告的总体。全部处理脚本、中间计数与逐样本预测均随论文发布。</w:t>
       </w:r>
     </w:p>
     <w:p>
@@ -818,6 +1033,96 @@
         <w:rPr>
           <w:b/>
         </w:rPr>
+        <w:t>一组条件加权的可辨识性命题</w:t>
+      </w:r>
+      <w:r>
+        <w:t>。我们证明三个条件，在这些条件下样本条件加权无论权重如何取值都不会改变硬标签，并给出可观测的判据（归一化权重熵、专家预测分歧率、边距</w:t>
+      </w:r>
+      <w:r>
+        <w:t>—</w:t>
+      </w:r>
+      <w:r>
+        <w:t>扰动上界）。这把</w:t>
+      </w:r>
+      <w:r>
+        <w:t>"</w:t>
+      </w:r>
+      <w:r>
+        <w:t>加权为什么无效</w:t>
+      </w:r>
+      <w:r>
+        <w:t>"</w:t>
+      </w:r>
+      <w:r>
+        <w:t>从观察提升为可验证的机制解释，也解释了为何规模阶梯会移动而门控不会。</w:t>
+      </w:r>
+    </w:p>
+    <w:p>
+      <w:pPr>
+        <w:pStyle w:val="a"/>
+        <w:numPr>
+          <w:ilvl w:val="0"/>
+          <w:numId w:val="10"/>
+        </w:numPr>
+      </w:pPr>
+      <w:r>
+        <w:rPr>
+          <w:b/>
+        </w:rPr>
+        <w:t>一张把协议效应与聚合规则差异分离的定量地图</w:t>
+      </w:r>
+      <w:r>
+        <w:t>。我们在同一批数据上测量五类差异来源并给出量级：聚合规则（</w:t>
+      </w:r>
+      <w:r>
+        <w:t>0.0005</w:t>
+      </w:r>
+      <w:r>
+        <w:t>）、特征视图（</w:t>
+      </w:r>
+      <w:r>
+        <w:t>+0.0021</w:t>
+      </w:r>
+      <w:r>
+        <w:t>）、去重顺序（至多</w:t>
+      </w:r>
+      <w:r>
+        <w:t xml:space="preserve"> +0.0060</w:t>
+      </w:r>
+      <w:r>
+        <w:t>）、调参预算（</w:t>
+      </w:r>
+      <w:r>
+        <w:t>+0.0078</w:t>
+      </w:r>
+      <w:r>
+        <w:t>）与类别先验（</w:t>
+      </w:r>
+      <w:r>
+        <w:t>+0.0725</w:t>
+      </w:r>
+      <w:r>
+        <w:t>）；文件外推跨度为</w:t>
+      </w:r>
+      <w:r>
+        <w:t xml:space="preserve"> 0.33–1.00</w:t>
+      </w:r>
+      <w:r>
+        <w:t>。协议效应比聚合规则差异高出一个数量级。</w:t>
+      </w:r>
+    </w:p>
+    <w:p>
+      <w:pPr>
+        <w:pStyle w:val="a"/>
+        <w:numPr>
+          <w:ilvl w:val="0"/>
+          <w:numId w:val="10"/>
+        </w:numPr>
+      </w:pPr>
+      <w:r>
+        <w:rPr>
+          <w:b/>
+        </w:rPr>
         <w:t>一个诚实的代价核算</w:t>
       </w:r>
       <w:r>
@@ -832,25 +1137,19 @@
         <w:t>——</w:t>
       </w:r>
       <w:r>
-        <w:t>文献中此类比较已经很多，而且彼此矛盾。这个领域真正缺少的是判断「一个被报告的差异究竟来自方法还是来自协议」的手段。本文从三部分给出这一判断程序：一套固定信息边界的可审计协议；一组预测「聚合机制何时根本无法起作用」的可辨识性条件；以及为每一类变异来源测出的量级，使读者能看出究竟哪些选择在真正改变数字。该结论是可证伪的</w:t>
-      </w:r>
-      <w:r>
-        <w:t>——</w:t>
-      </w:r>
-      <w:r>
-        <w:t>条件</w:t>
+        <w:t>文献中此类比较已经很多，而且彼此矛盾。这个领域真正缺少的是判断「一个被报告的差异究竟来自方法，还是来自产生该数字的总体与协议」的手段。本文从三部分给出这一判断程序：一条显示结论依赖总体的规模阶梯；一套固定信息边界的可审计协议；以及一组预测「聚合机制何时根本无法起作用」的可辨识性条件。该结论是可证伪的：条件</w:t>
       </w:r>
       <w:r>
         <w:t xml:space="preserve"> 1 </w:t>
       </w:r>
       <w:r>
-        <w:t>预测本文所用专家集合的增益为零，而反向实验证实了这一预测</w:t>
-      </w:r>
-      <w:r>
-        <w:t>——</w:t>
-      </w:r>
-      <w:r>
-        <w:t>并且无论其他作者偏好哪种分类器，都可直接使用。</w:t>
+        <w:t>预测本文所用专家集合的增益为零，反向实验证实了这一预测；条件</w:t>
+      </w:r>
+      <w:r>
+        <w:t xml:space="preserve"> D </w:t>
+      </w:r>
+      <w:r>
+        <w:t>则预测了完整语料层级上劣势的方向与量级。</w:t>
       </w:r>
     </w:p>
     <w:p>
@@ -861,25 +1160,25 @@
         <w:t xml:space="preserve"> RCCF </w:t>
       </w:r>
       <w:r>
-        <w:t>是更优的分类器，不主张结论适用于</w:t>
+        <w:t>是更优的分类器，不主张该阶梯可外推到真实网络流量，也不主张</w:t>
+      </w:r>
+      <w:r>
+        <w:t xml:space="preserve"> NSL-KDD </w:t>
+      </w:r>
+      <w:r>
+        <w:t>与</w:t>
+      </w:r>
+      <w:r>
+        <w:t xml:space="preserve"> UNSW-NB15 </w:t>
+      </w:r>
+      <w:r>
+        <w:t>上的结果是跨数据集迁移证据。完整语料层级是本审计与去重后语料的性质，而不是</w:t>
       </w:r>
       <w:r>
         <w:t xml:space="preserve"> CIC-IDS2017 </w:t>
       </w:r>
       <w:r>
-        <w:t>全语料或真实网络流量，不主张</w:t>
-      </w:r>
-      <w:r>
-        <w:t xml:space="preserve"> NSL-KDD </w:t>
-      </w:r>
-      <w:r>
-        <w:t>与</w:t>
-      </w:r>
-      <w:r>
-        <w:t xml:space="preserve"> UNSW-NB15 </w:t>
-      </w:r>
-      <w:r>
-        <w:t>上的结果是跨数据集迁移证据。</w:t>
+        <w:t>的一般性质。</w:t>
       </w:r>
     </w:p>
     <w:p>
@@ -887,6 +1186,7 @@
         <w:pStyle w:val="21"/>
       </w:pPr>
       <w:r>
+        <w:lastRenderedPageBreak/>
         <w:t xml:space="preserve">1.5 </w:t>
       </w:r>
       <w:r>
@@ -1139,7 +1439,6 @@
     </w:p>
     <w:p>
       <w:r>
-        <w:lastRenderedPageBreak/>
         <w:t>围绕这些数据集，文献已经识别出多项结构性缺陷</w:t>
       </w:r>
       <w:r>
@@ -1284,6 +1583,7 @@
     </w:p>
     <w:p>
       <w:r>
+        <w:lastRenderedPageBreak/>
         <w:t>这一思路在文献中有多种实现形式：</w:t>
       </w:r>
       <w:r>
@@ -1425,7 +1725,6 @@
         <w:pStyle w:val="21"/>
       </w:pPr>
       <w:r>
-        <w:lastRenderedPageBreak/>
         <w:t xml:space="preserve">2.4 </w:t>
       </w:r>
       <w:r>
@@ -1929,6 +2228,7 @@
               <w:rPr>
                 <w:sz w:val="16"/>
               </w:rPr>
+              <w:lastRenderedPageBreak/>
               <w:t>元学习</w:t>
             </w:r>
             <w:r>
@@ -2209,7 +2509,6 @@
         <w:pStyle w:val="1"/>
       </w:pPr>
       <w:r>
-        <w:lastRenderedPageBreak/>
         <w:t xml:space="preserve">3 </w:t>
       </w:r>
       <w:r>
@@ -2225,7 +2524,7 @@
           <w:noProof/>
         </w:rPr>
         <w:drawing>
-          <wp:inline distT="0" distB="0" distL="0" distR="0" wp14:anchorId="652F131C" wp14:editId="59FCFAF4">
+          <wp:inline distT="0" distB="0" distL="0" distR="0" wp14:anchorId="0BD2EE2F" wp14:editId="36084423">
             <wp:extent cx="5760720" cy="2730962"/>
             <wp:effectExtent l="0" t="0" r="0" b="0"/>
             <wp:docPr id="1" name="Picture 1"/>
@@ -2600,6 +2899,7 @@
               <w:rPr>
                 <w:sz w:val="16"/>
               </w:rPr>
+              <w:lastRenderedPageBreak/>
               <w:t>CIC-IDS2017</w:t>
             </w:r>
           </w:p>
@@ -3072,14 +3372,7 @@
               <w:rPr>
                 <w:sz w:val="16"/>
               </w:rPr>
-              <w:t xml:space="preserve"> </w:t>
-            </w:r>
-            <w:r>
-              <w:rPr>
-                <w:sz w:val="16"/>
-              </w:rPr>
-              <w:lastRenderedPageBreak/>
-              <w:t xml:space="preserve">442 </w:t>
+              <w:t xml:space="preserve"> 442 </w:t>
             </w:r>
             <w:r>
               <w:rPr>
@@ -3101,15 +3394,7 @@
               <w:rPr>
                 <w:sz w:val="16"/>
               </w:rPr>
-              <w:lastRenderedPageBreak/>
-              <w:t>九种消费级物联网设</w:t>
-            </w:r>
-            <w:r>
-              <w:rPr>
-                <w:sz w:val="16"/>
-              </w:rPr>
-              <w:lastRenderedPageBreak/>
-              <w:t>备的</w:t>
+              <w:t>九种消费级物联网设备的</w:t>
             </w:r>
             <w:r>
               <w:rPr>
@@ -3149,7 +3434,6 @@
               <w:rPr>
                 <w:sz w:val="16"/>
               </w:rPr>
-              <w:lastRenderedPageBreak/>
               <w:t>2026-09-19</w:t>
             </w:r>
           </w:p>
@@ -3166,14 +3450,7 @@
               <w:rPr>
                 <w:sz w:val="16"/>
               </w:rPr>
-              <w:t>数据集页面明确标</w:t>
-            </w:r>
-            <w:r>
-              <w:rPr>
-                <w:sz w:val="16"/>
-              </w:rPr>
-              <w:lastRenderedPageBreak/>
-              <w:t>注</w:t>
+              <w:t>数据集页面明确标注</w:t>
             </w:r>
             <w:r>
               <w:rPr>
@@ -3195,7 +3472,6 @@
               <w:rPr>
                 <w:sz w:val="16"/>
               </w:rPr>
-              <w:lastRenderedPageBreak/>
               <w:t xml:space="preserve">1.77 GB </w:t>
             </w:r>
             <w:r>
@@ -3208,14 +3484,7 @@
               <w:rPr>
                 <w:sz w:val="16"/>
               </w:rPr>
-              <w:t xml:space="preserve"> </w:t>
-            </w:r>
-            <w:r>
-              <w:rPr>
-                <w:sz w:val="16"/>
-              </w:rPr>
-              <w:lastRenderedPageBreak/>
-              <w:t xml:space="preserve">SHA-256 </w:t>
+              <w:t xml:space="preserve"> SHA-256 </w:t>
             </w:r>
             <w:r>
               <w:rPr>
@@ -3736,6 +4005,7 @@
         <w:rPr>
           <w:b/>
         </w:rPr>
+        <w:lastRenderedPageBreak/>
         <w:t>必须明确的边界</w:t>
       </w:r>
       <w:r>
@@ -4189,14 +4459,7 @@
               <w:rPr>
                 <w:sz w:val="16"/>
               </w:rPr>
-              <w:t>负时长、负速率、负长度、负</w:t>
-            </w:r>
-            <w:r>
-              <w:rPr>
-                <w:sz w:val="16"/>
-              </w:rPr>
-              <w:lastRenderedPageBreak/>
-              <w:t>分片</w:t>
+              <w:t>负时长、负速率、负长度、负分片</w:t>
             </w:r>
           </w:p>
         </w:tc>
@@ -4214,7 +4477,6 @@
               <w:rPr>
                 <w:sz w:val="16"/>
               </w:rPr>
-              <w:lastRenderedPageBreak/>
               <w:t>全局去重与冲突处理后</w:t>
             </w:r>
           </w:p>
@@ -4559,7 +4821,7 @@
           <w:noProof/>
         </w:rPr>
         <w:drawing>
-          <wp:inline distT="0" distB="0" distL="0" distR="0" wp14:anchorId="59343E0D" wp14:editId="443D69A4">
+          <wp:inline distT="0" distB="0" distL="0" distR="0" wp14:anchorId="762ABBFE" wp14:editId="607AF1D6">
             <wp:extent cx="5760720" cy="2750378"/>
             <wp:effectExtent l="0" t="0" r="0" b="0"/>
             <wp:docPr id="2" name="Picture 2"/>
@@ -4807,6 +5069,7 @@
         <w:t>特征、</w:t>
       </w:r>
       <w:r>
+        <w:lastRenderedPageBreak/>
         <w:t xml:space="preserve">115 </w:t>
       </w:r>
       <w:r>
@@ -4895,7 +5158,6 @@
         <w:pStyle w:val="21"/>
       </w:pPr>
       <w:r>
-        <w:lastRenderedPageBreak/>
         <w:t xml:space="preserve">3.4 </w:t>
       </w:r>
       <w:r>
@@ -5363,6 +5625,7 @@
     </w:p>
     <w:p>
       <w:r>
+        <w:lastRenderedPageBreak/>
         <w:t xml:space="preserve">Macro-F1 </w:t>
       </w:r>
       <w:r>
@@ -5444,7 +5707,6 @@
         <w:pStyle w:val="1"/>
       </w:pPr>
       <w:r>
-        <w:lastRenderedPageBreak/>
         <w:t xml:space="preserve">4 </w:t>
       </w:r>
       <w:r>
@@ -5742,6 +6004,7 @@
         <w:rPr>
           <w:b/>
         </w:rPr>
+        <w:lastRenderedPageBreak/>
         <w:t>第三步，条件加权与校准。</w:t>
       </w:r>
       <w:r>
@@ -6376,9 +6639,8 @@
         <w:rPr>
           <w:noProof/>
         </w:rPr>
-        <w:lastRenderedPageBreak/>
         <w:drawing>
-          <wp:inline distT="0" distB="0" distL="0" distR="0" wp14:anchorId="030A8828" wp14:editId="46161643">
+          <wp:inline distT="0" distB="0" distL="0" distR="0" wp14:anchorId="679C949A" wp14:editId="7CFDCD6E">
             <wp:extent cx="5760720" cy="3482709"/>
             <wp:effectExtent l="0" t="0" r="0" b="0"/>
             <wp:docPr id="3" name="Picture 3"/>
@@ -7052,6 +7314,7 @@
         <w:pStyle w:val="21"/>
       </w:pPr>
       <w:r>
+        <w:lastRenderedPageBreak/>
         <w:t xml:space="preserve">4.3 </w:t>
       </w:r>
       <w:r>
@@ -7154,7 +7417,6 @@
         <w:rPr>
           <w:i/>
         </w:rPr>
-        <w:lastRenderedPageBreak/>
         <w:t>证明。</w:t>
       </w:r>
       <w:r>
@@ -8559,6 +8821,7 @@
     </w:p>
     <w:p>
       <w:r>
+        <w:lastRenderedPageBreak/>
         <w:t>这三个命题共同给出一个可证伪的预测：</w:t>
       </w:r>
       <w:r>
@@ -8712,11 +8975,7 @@
         <w:t xml:space="preserve"> RCCF </w:t>
       </w:r>
       <w:r>
-        <w:t>在</w:t>
-      </w:r>
-      <w:r>
-        <w:lastRenderedPageBreak/>
-        <w:t>训练与推理两端都显著贵于单个等权森林，这一代价在</w:t>
+        <w:t>在训练与推理两端都显著贵于单个等权森林，这一代价在</w:t>
       </w:r>
       <w:r>
         <w:t xml:space="preserve"> 5.6 </w:t>
@@ -9175,7 +9434,11 @@
         <w:t>、</w:t>
       </w:r>
       <w:r>
-        <w:t>Fwd URG Flags</w:t>
+        <w:t xml:space="preserve">Fwd </w:t>
+      </w:r>
+      <w:r>
+        <w:lastRenderedPageBreak/>
+        <w:t>URG Flags</w:t>
       </w:r>
       <w:r>
         <w:t>、</w:t>
@@ -9604,7 +9867,6 @@
               <w:rPr>
                 <w:sz w:val="16"/>
               </w:rPr>
-              <w:lastRenderedPageBreak/>
               <w:t>十次重复划分（均值</w:t>
             </w:r>
             <w:r>
@@ -11393,6 +11655,7 @@
               <w:rPr>
                 <w:sz w:val="16"/>
               </w:rPr>
+              <w:lastRenderedPageBreak/>
               <w:t>等权森林（全特征）</w:t>
             </w:r>
           </w:p>
@@ -11853,9 +12116,8 @@
         <w:rPr>
           <w:noProof/>
         </w:rPr>
-        <w:lastRenderedPageBreak/>
         <w:drawing>
-          <wp:inline distT="0" distB="0" distL="0" distR="0" wp14:anchorId="5860D6DE" wp14:editId="161FDAEB">
+          <wp:inline distT="0" distB="0" distL="0" distR="0" wp14:anchorId="2FBEEDF9" wp14:editId="4ABC2A6B">
             <wp:extent cx="5760720" cy="2547798"/>
             <wp:effectExtent l="0" t="0" r="0" b="0"/>
             <wp:docPr id="4" name="Picture 4"/>
@@ -12276,6 +12538,7 @@
         <w:rPr>
           <w:b/>
         </w:rPr>
+        <w:lastRenderedPageBreak/>
         <w:t>表</w:t>
       </w:r>
       <w:r>
@@ -12596,7 +12859,6 @@
               <w:rPr>
                 <w:sz w:val="16"/>
               </w:rPr>
-              <w:lastRenderedPageBreak/>
               <w:t>等权</w:t>
             </w:r>
             <w:r>
@@ -12625,7 +12887,6 @@
               <w:rPr>
                 <w:sz w:val="16"/>
               </w:rPr>
-              <w:lastRenderedPageBreak/>
               <w:t>−</w:t>
             </w:r>
             <w:r>
@@ -12664,14 +12925,7 @@
               <w:rPr>
                 <w:sz w:val="16"/>
               </w:rPr>
-              <w:t xml:space="preserve">[−0.001280, </w:t>
-            </w:r>
-            <w:r>
-              <w:rPr>
-                <w:sz w:val="16"/>
-              </w:rPr>
-              <w:lastRenderedPageBreak/>
-              <w:t>+0.000368]</w:t>
+              <w:t>[−0.001280, +0.000368]</w:t>
             </w:r>
           </w:p>
         </w:tc>
@@ -12687,15 +12941,7 @@
               <w:rPr>
                 <w:sz w:val="16"/>
               </w:rPr>
-              <w:lastRenderedPageBreak/>
-              <w:t xml:space="preserve">[−0.001124, </w:t>
-            </w:r>
-            <w:r>
-              <w:rPr>
-                <w:sz w:val="16"/>
-              </w:rPr>
-              <w:lastRenderedPageBreak/>
-              <w:t>+0.000212]</w:t>
+              <w:t>[−0.001124, +0.000212]</w:t>
             </w:r>
           </w:p>
         </w:tc>
@@ -12711,7 +12957,6 @@
               <w:rPr>
                 <w:sz w:val="16"/>
               </w:rPr>
-              <w:lastRenderedPageBreak/>
               <w:t>等价</w:t>
             </w:r>
           </w:p>
@@ -13617,6 +13862,7 @@
     </w:p>
     <w:p>
       <w:r>
+        <w:lastRenderedPageBreak/>
         <w:t>逐种子指标、逐类别报告、归一化混淆矩阵与等价性检验见补充材料</w:t>
       </w:r>
       <w:r>
@@ -13662,9 +13908,8 @@
         <w:rPr>
           <w:noProof/>
         </w:rPr>
-        <w:lastRenderedPageBreak/>
         <w:drawing>
-          <wp:inline distT="0" distB="0" distL="0" distR="0" wp14:anchorId="5F1E1BCC" wp14:editId="211D4451">
+          <wp:inline distT="0" distB="0" distL="0" distR="0" wp14:anchorId="2FB43738" wp14:editId="2FB72BD9">
             <wp:extent cx="5760720" cy="2108444"/>
             <wp:effectExtent l="0" t="0" r="0" b="0"/>
             <wp:docPr id="5" name="Picture 5"/>
@@ -14086,8 +14331,9 @@
         <w:rPr>
           <w:noProof/>
         </w:rPr>
+        <w:lastRenderedPageBreak/>
         <w:drawing>
-          <wp:inline distT="0" distB="0" distL="0" distR="0" wp14:anchorId="7AD29DC8" wp14:editId="7CFBF0FF">
+          <wp:inline distT="0" distB="0" distL="0" distR="0" wp14:anchorId="2119E8C5" wp14:editId="7A03853C">
             <wp:extent cx="5760720" cy="2331249"/>
             <wp:effectExtent l="0" t="0" r="0" b="0"/>
             <wp:docPr id="6" name="Picture 6"/>
@@ -14133,7 +14379,6 @@
           <w:color w:val="404040"/>
           <w:sz w:val="18"/>
         </w:rPr>
-        <w:lastRenderedPageBreak/>
         <w:t>图</w:t>
       </w:r>
       <w:r>
@@ -15062,6 +15307,7 @@
     </w:p>
     <w:p>
       <w:r>
+        <w:lastRenderedPageBreak/>
         <w:t>分歧率与增益之间呈单调的剂量</w:t>
       </w:r>
       <w:r>
@@ -15226,9 +15472,8 @@
         <w:rPr>
           <w:noProof/>
         </w:rPr>
-        <w:lastRenderedPageBreak/>
         <w:drawing>
-          <wp:inline distT="0" distB="0" distL="0" distR="0" wp14:anchorId="685963D7" wp14:editId="48581D06">
+          <wp:inline distT="0" distB="0" distL="0" distR="0" wp14:anchorId="741B4D6C" wp14:editId="56762789">
             <wp:extent cx="5760720" cy="2266878"/>
             <wp:effectExtent l="0" t="0" r="0" b="0"/>
             <wp:docPr id="7" name="Picture 7"/>
@@ -15543,8 +15788,9 @@
         <w:rPr>
           <w:noProof/>
         </w:rPr>
+        <w:lastRenderedPageBreak/>
         <w:drawing>
-          <wp:inline distT="0" distB="0" distL="0" distR="0" wp14:anchorId="775E5AEC" wp14:editId="79D31793">
+          <wp:inline distT="0" distB="0" distL="0" distR="0" wp14:anchorId="0DD7A3FD" wp14:editId="24BAE5FF">
             <wp:extent cx="5760720" cy="2362842"/>
             <wp:effectExtent l="0" t="0" r="0" b="0"/>
             <wp:docPr id="8" name="Picture 8"/>
@@ -15614,7 +15860,6 @@
         <w:rPr>
           <w:b/>
         </w:rPr>
-        <w:lastRenderedPageBreak/>
         <w:t>（</w:t>
       </w:r>
       <w:r>
@@ -16095,6 +16340,7 @@
         <w:pStyle w:val="21"/>
       </w:pPr>
       <w:r>
+        <w:lastRenderedPageBreak/>
         <w:t>5.5 RQ4</w:t>
       </w:r>
       <w:r>
@@ -16110,7 +16356,7 @@
           <w:noProof/>
         </w:rPr>
         <w:drawing>
-          <wp:inline distT="0" distB="0" distL="0" distR="0" wp14:anchorId="323C6EBF" wp14:editId="5371511B">
+          <wp:inline distT="0" distB="0" distL="0" distR="0" wp14:anchorId="31162D3F" wp14:editId="3AD299E9">
             <wp:extent cx="5760720" cy="2544177"/>
             <wp:effectExtent l="0" t="0" r="0" b="0"/>
             <wp:docPr id="9" name="Picture 9"/>
@@ -16188,7 +16434,6 @@
         <w:rPr>
           <w:b/>
         </w:rPr>
-        <w:lastRenderedPageBreak/>
         <w:t>NSL-KDD</w:t>
       </w:r>
       <w:r>
@@ -16682,6 +16927,7 @@
         <w:pStyle w:val="21"/>
       </w:pPr>
       <w:r>
+        <w:lastRenderedPageBreak/>
         <w:t xml:space="preserve">5.6 </w:t>
       </w:r>
       <w:r>
@@ -16697,7 +16943,7 @@
           <w:noProof/>
         </w:rPr>
         <w:drawing>
-          <wp:inline distT="0" distB="0" distL="0" distR="0" wp14:anchorId="3D4149BB" wp14:editId="0CB66B5F">
+          <wp:inline distT="0" distB="0" distL="0" distR="0" wp14:anchorId="3C67592F" wp14:editId="63D53C3C">
             <wp:extent cx="5760720" cy="2275394"/>
             <wp:effectExtent l="0" t="0" r="0" b="0"/>
             <wp:docPr id="10" name="Picture 10"/>
@@ -16784,7 +17030,6 @@
         <w:rPr>
           <w:b/>
         </w:rPr>
-        <w:lastRenderedPageBreak/>
         <w:t>概率校准。</w:t>
       </w:r>
       <w:r>
@@ -17017,8 +17262,9 @@
         <w:rPr>
           <w:noProof/>
         </w:rPr>
+        <w:lastRenderedPageBreak/>
         <w:drawing>
-          <wp:inline distT="0" distB="0" distL="0" distR="0" wp14:anchorId="4D41C638" wp14:editId="6F5E40B6">
+          <wp:inline distT="0" distB="0" distL="0" distR="0" wp14:anchorId="0674B3AD" wp14:editId="461D9A36">
             <wp:extent cx="5760720" cy="2547041"/>
             <wp:effectExtent l="0" t="0" r="0" b="0"/>
             <wp:docPr id="11" name="Picture 11"/>
@@ -17338,246 +17584,246 @@
         <w:t xml:space="preserve"> 4.1 </w:t>
       </w:r>
       <w:r>
-        <w:t>倍；在完整测试批次上，前</w:t>
+        <w:t>倍；在完整测试批次上，前者每秒约处理</w:t>
+      </w:r>
+      <w:r>
+        <w:t xml:space="preserve"> 43 100 </w:t>
+      </w:r>
+      <w:r>
+        <w:t>行，后者约</w:t>
+      </w:r>
+      <w:r>
+        <w:t xml:space="preserve"> 200 300 </w:t>
+      </w:r>
+      <w:r>
+        <w:t>行，相差</w:t>
+      </w:r>
+      <w:r>
+        <w:t xml:space="preserve"> 4.6 </w:t>
+      </w:r>
+      <w:r>
+        <w:t>倍。拟合期间峰值常驻内存增量为</w:t>
+      </w:r>
+      <w:r>
+        <w:t xml:space="preserve"> 37.0 MB </w:t>
+      </w:r>
+      <w:r>
+        <w:t>对</w:t>
+      </w:r>
+      <w:r>
+        <w:t xml:space="preserve"> 78.3 MB</w:t>
+      </w:r>
+      <w:r>
+        <w:t>，但两个模型在同一进程内先后测量，该数字受执行顺序影响，仅供参考。</w:t>
+      </w:r>
+    </w:p>
+    <w:p>
+      <w:r>
+        <w:rPr>
+          <w:b/>
+        </w:rPr>
+        <w:t>代价敏感表现。</w:t>
+      </w:r>
+      <w:r>
+        <w:t xml:space="preserve"> </w:t>
+      </w:r>
+      <w:r>
+        <w:t>把任务视为「攻击</w:t>
+      </w:r>
+      <w:r>
+        <w:t xml:space="preserve"> vs </w:t>
+      </w:r>
+      <w:r>
+        <w:t>正常」并扫描决策阈值，在误报漏报代价比</w:t>
+      </w:r>
+      <w:r>
+        <w:t xml:space="preserve"> C_FN / C_FP </w:t>
+      </w:r>
+      <w:r>
+        <w:t>从</w:t>
+      </w:r>
+      <w:r>
+        <w:t xml:space="preserve"> 1 </w:t>
+      </w:r>
+      <w:r>
+        <w:t>到</w:t>
+      </w:r>
+      <w:r>
+        <w:t xml:space="preserve"> 100 </w:t>
+      </w:r>
+      <w:r>
+        <w:t>的整个区间内，条件加权机制的归一化期望代价与等权卡方森林的差距始终在</w:t>
+      </w:r>
+      <w:r>
+        <w:t xml:space="preserve"> 0.0005 </w:t>
+      </w:r>
+      <w:r>
+        <w:t>以内</w:t>
+      </w:r>
+      <w:r>
+        <w:t>——</w:t>
+      </w:r>
+      <w:r>
+        <w:t>例如代价比</w:t>
+      </w:r>
+      <w:r>
+        <w:t xml:space="preserve"> </w:t>
+      </w:r>
+      <w:r>
+        <w:t>为</w:t>
+      </w:r>
+      <w:r>
+        <w:t xml:space="preserve"> 1 </w:t>
+      </w:r>
+      <w:r>
+        <w:t>时是</w:t>
+      </w:r>
+      <w:r>
+        <w:t xml:space="preserve"> 0.00913 </w:t>
+      </w:r>
+      <w:r>
+        <w:t>对</w:t>
+      </w:r>
+      <w:r>
+        <w:t xml:space="preserve"> 0.00867</w:t>
+      </w:r>
+      <w:r>
+        <w:t>，为</w:t>
+      </w:r>
+      <w:r>
+        <w:t xml:space="preserve"> 100 </w:t>
+      </w:r>
+      <w:r>
+        <w:t>时是</w:t>
+      </w:r>
+      <w:r>
+        <w:t xml:space="preserve"> 0.07260 </w:t>
+      </w:r>
+      <w:r>
+        <w:t>对</w:t>
+      </w:r>
+      <w:r>
+        <w:t xml:space="preserve"> 0.06753</w:t>
+      </w:r>
+      <w:r>
+        <w:t>。极端随机树在低代价比下代价约为两者的两倍（代价比</w:t>
+      </w:r>
+      <w:r>
+        <w:t xml:space="preserve"> 1 </w:t>
+      </w:r>
+      <w:r>
+        <w:t>时为</w:t>
+      </w:r>
+      <w:r>
+        <w:t xml:space="preserve"> 0.01917</w:t>
+      </w:r>
+      <w:r>
+        <w:t>），但当漏报主导时反而更便宜（代价比</w:t>
+      </w:r>
+      <w:r>
+        <w:t xml:space="preserve"> 100 </w:t>
+      </w:r>
+      <w:r>
+        <w:t>时为</w:t>
+      </w:r>
+      <w:r>
+        <w:t xml:space="preserve"> 0.06180</w:t>
+      </w:r>
+      <w:r>
+        <w:t>）。因此条件门控在代价敏感维度上同样没有优势。需要注意的是，工作点是在测试分区上选出的，因此上述归一化期望代价是偏乐观的下界；若改在验证分区选择阈值，三条曲线都会整体上移，但相对次序不变。</w:t>
+      </w:r>
+    </w:p>
+    <w:p>
+      <w:r>
+        <w:rPr>
+          <w:b/>
+        </w:rPr>
+        <w:t>开放集。</w:t>
+      </w:r>
+      <w:r>
+        <w:t xml:space="preserve"> </w:t>
+      </w:r>
+      <w:r>
+        <w:t>以</w:t>
+      </w:r>
+      <w:r>
+        <w:t xml:space="preserve"> PortScan</w:t>
+      </w:r>
+      <w:r>
+        <w:t>、</w:t>
+      </w:r>
+      <w:r>
+        <w:t xml:space="preserve">Infiltration </w:t>
+      </w:r>
+      <w:r>
+        <w:t>与</w:t>
+      </w:r>
+      <w:r>
+        <w:t xml:space="preserve"> Heartbleed </w:t>
+      </w:r>
+      <w:r>
+        <w:t>为保留未知族时，条件加权分支的</w:t>
+      </w:r>
+      <w:r>
+        <w:t xml:space="preserve"> AUROC </w:t>
+      </w:r>
+      <w:r>
+        <w:t>为</w:t>
+      </w:r>
+      <w:r>
+        <w:t xml:space="preserve"> 0.643 </w:t>
+      </w:r>
+      <w:r>
+        <w:t>至</w:t>
+      </w:r>
+      <w:r>
+        <w:t xml:space="preserve"> 0.694</w:t>
+      </w:r>
+      <w:r>
+        <w:t>，未知类召回率为</w:t>
+      </w:r>
+      <w:r>
+        <w:t xml:space="preserve"> 0.0015 </w:t>
+      </w:r>
+      <w:r>
+        <w:t>至</w:t>
+      </w:r>
+      <w:r>
+        <w:t xml:space="preserve"> 0.0396</w:t>
+      </w:r>
+      <w:r>
+        <w:t>；等权森林的</w:t>
+      </w:r>
+      <w:r>
+        <w:t xml:space="preserve"> AUROC </w:t>
+      </w:r>
+      <w:r>
+        <w:t>为</w:t>
+      </w:r>
+      <w:r>
+        <w:t xml:space="preserve"> 0.919 </w:t>
+      </w:r>
+      <w:r>
+        <w:t>至</w:t>
+      </w:r>
+      <w:r>
+        <w:t xml:space="preserve"> 0.948</w:t>
+      </w:r>
+      <w:r>
+        <w:t>，未知类召回率为</w:t>
+      </w:r>
+      <w:r>
+        <w:t xml:space="preserve"> 0.057 </w:t>
+      </w:r>
+      <w:r>
+        <w:t>至</w:t>
+      </w:r>
+      <w:r>
+        <w:t xml:space="preserve"> </w:t>
       </w:r>
       <w:r>
         <w:lastRenderedPageBreak/>
-        <w:t>者每秒约处理</w:t>
-      </w:r>
-      <w:r>
-        <w:t xml:space="preserve"> 43 100 </w:t>
-      </w:r>
-      <w:r>
-        <w:t>行，后者约</w:t>
-      </w:r>
-      <w:r>
-        <w:t xml:space="preserve"> 200 300 </w:t>
-      </w:r>
-      <w:r>
-        <w:t>行，相差</w:t>
-      </w:r>
-      <w:r>
-        <w:t xml:space="preserve"> 4.6 </w:t>
-      </w:r>
-      <w:r>
-        <w:t>倍。拟合期间峰值常驻内存增量为</w:t>
-      </w:r>
-      <w:r>
-        <w:t xml:space="preserve"> 37.0 MB </w:t>
-      </w:r>
-      <w:r>
-        <w:t>对</w:t>
-      </w:r>
-      <w:r>
-        <w:t xml:space="preserve"> 78.3 MB</w:t>
-      </w:r>
-      <w:r>
-        <w:t>，但两个模型在同一进程内先后测量，该数字受执行顺序影响，仅供参考。</w:t>
-      </w:r>
-    </w:p>
-    <w:p>
-      <w:r>
-        <w:rPr>
-          <w:b/>
-        </w:rPr>
-        <w:t>代价敏感表现。</w:t>
-      </w:r>
-      <w:r>
-        <w:t xml:space="preserve"> </w:t>
-      </w:r>
-      <w:r>
-        <w:t>把任务视为「攻击</w:t>
-      </w:r>
-      <w:r>
-        <w:t xml:space="preserve"> vs </w:t>
-      </w:r>
-      <w:r>
-        <w:t>正常」并扫描决策阈值，在误报漏报代价比</w:t>
-      </w:r>
-      <w:r>
-        <w:t xml:space="preserve"> C_FN / C_FP </w:t>
-      </w:r>
-      <w:r>
-        <w:t>从</w:t>
-      </w:r>
-      <w:r>
-        <w:t xml:space="preserve"> 1 </w:t>
-      </w:r>
-      <w:r>
-        <w:t>到</w:t>
-      </w:r>
-      <w:r>
-        <w:t xml:space="preserve"> 100 </w:t>
-      </w:r>
-      <w:r>
-        <w:t>的整个区间内，条件加权机制的归一化期望代价与等权卡方森林的差距始终在</w:t>
-      </w:r>
-      <w:r>
-        <w:t xml:space="preserve"> 0.0005 </w:t>
-      </w:r>
-      <w:r>
-        <w:t>以内</w:t>
-      </w:r>
-      <w:r>
-        <w:t>——</w:t>
-      </w:r>
-      <w:r>
-        <w:t>例如代价比</w:t>
-      </w:r>
-      <w:r>
-        <w:t xml:space="preserve"> </w:t>
-      </w:r>
-      <w:r>
-        <w:t>为</w:t>
-      </w:r>
-      <w:r>
-        <w:t xml:space="preserve"> 1 </w:t>
-      </w:r>
-      <w:r>
-        <w:t>时是</w:t>
-      </w:r>
-      <w:r>
-        <w:t xml:space="preserve"> 0.00913 </w:t>
-      </w:r>
-      <w:r>
-        <w:t>对</w:t>
-      </w:r>
-      <w:r>
-        <w:t xml:space="preserve"> 0.00867</w:t>
-      </w:r>
-      <w:r>
-        <w:t>，为</w:t>
-      </w:r>
-      <w:r>
-        <w:t xml:space="preserve"> 100 </w:t>
-      </w:r>
-      <w:r>
-        <w:t>时是</w:t>
-      </w:r>
-      <w:r>
-        <w:t xml:space="preserve"> 0.07260 </w:t>
-      </w:r>
-      <w:r>
-        <w:t>对</w:t>
-      </w:r>
-      <w:r>
-        <w:t xml:space="preserve"> 0.06753</w:t>
-      </w:r>
-      <w:r>
-        <w:t>。极端随机树在低代价比下代价约为两者的两倍（代价比</w:t>
-      </w:r>
-      <w:r>
-        <w:t xml:space="preserve"> 1 </w:t>
-      </w:r>
-      <w:r>
-        <w:t>时为</w:t>
-      </w:r>
-      <w:r>
-        <w:t xml:space="preserve"> 0.01917</w:t>
-      </w:r>
-      <w:r>
-        <w:t>），但当漏报主导时反而更便宜（代价比</w:t>
-      </w:r>
-      <w:r>
-        <w:t xml:space="preserve"> 100 </w:t>
-      </w:r>
-      <w:r>
-        <w:t>时为</w:t>
-      </w:r>
-      <w:r>
-        <w:t xml:space="preserve"> 0.06180</w:t>
-      </w:r>
-      <w:r>
-        <w:t>）。因此条件门控在代价敏感维度上同样没有优势。需要注意的是，工作点是在测试分区上选出的，因此上述归一化期望代价是偏乐观的下界；若改在验证分区选择阈值，三条曲线都会整体上移，但相对次序不变。</w:t>
-      </w:r>
-    </w:p>
-    <w:p>
-      <w:r>
-        <w:rPr>
-          <w:b/>
-        </w:rPr>
-        <w:t>开放集。</w:t>
-      </w:r>
-      <w:r>
-        <w:t xml:space="preserve"> </w:t>
-      </w:r>
-      <w:r>
-        <w:t>以</w:t>
-      </w:r>
-      <w:r>
-        <w:t xml:space="preserve"> PortScan</w:t>
-      </w:r>
-      <w:r>
-        <w:t>、</w:t>
-      </w:r>
-      <w:r>
-        <w:t xml:space="preserve">Infiltration </w:t>
-      </w:r>
-      <w:r>
-        <w:t>与</w:t>
-      </w:r>
-      <w:r>
-        <w:t xml:space="preserve"> Heartbleed </w:t>
-      </w:r>
-      <w:r>
-        <w:t>为保留未知族时，条件加权分支的</w:t>
-      </w:r>
-      <w:r>
-        <w:t xml:space="preserve"> AUROC </w:t>
-      </w:r>
-      <w:r>
-        <w:t>为</w:t>
-      </w:r>
-      <w:r>
-        <w:t xml:space="preserve"> 0.643 </w:t>
-      </w:r>
-      <w:r>
-        <w:t>至</w:t>
-      </w:r>
-      <w:r>
-        <w:t xml:space="preserve"> 0.694</w:t>
-      </w:r>
-      <w:r>
-        <w:t>，未知类召回率为</w:t>
-      </w:r>
-      <w:r>
-        <w:t xml:space="preserve"> 0.0015 </w:t>
-      </w:r>
-      <w:r>
-        <w:t>至</w:t>
-      </w:r>
-      <w:r>
-        <w:t xml:space="preserve"> 0.0396</w:t>
-      </w:r>
-      <w:r>
-        <w:t>；等权森林的</w:t>
-      </w:r>
-      <w:r>
-        <w:t xml:space="preserve"> AUROC </w:t>
-      </w:r>
-      <w:r>
-        <w:t>为</w:t>
-      </w:r>
-      <w:r>
-        <w:t xml:space="preserve"> 0.919 </w:t>
-      </w:r>
-      <w:r>
-        <w:t>至</w:t>
-      </w:r>
-      <w:r>
-        <w:t xml:space="preserve"> 0.948</w:t>
-      </w:r>
-      <w:r>
-        <w:t>，未知类召回率为</w:t>
-      </w:r>
-      <w:r>
-        <w:t xml:space="preserve"> 0.057 </w:t>
-      </w:r>
-      <w:r>
-        <w:t>至</w:t>
-      </w:r>
-      <w:r>
-        <w:t xml:space="preserve"> 0.374</w:t>
+        <w:t>0.374</w:t>
       </w:r>
       <w:r>
         <w:t>（区间覆盖三个已发布种子，以及未校准与温度缩放两种概率导出；逐种子数值见补充材料</w:t>
@@ -17647,18 +17893,18 @@
         <w:t xml:space="preserve">5.7 </w:t>
       </w:r>
       <w:r>
-        <w:t>规模与领域敏感性</w:t>
-      </w:r>
-    </w:p>
-    <w:p>
-      <w:r>
-        <w:t>主研究总体是带截断的子集，因此上文报告的等价性原则上可能是该截断造成的。以下三组实验直接回答这一质疑，表</w:t>
+        <w:t>规模阶梯：等价性结论取决于总体</w:t>
+      </w:r>
+    </w:p>
+    <w:p>
+      <w:r>
+        <w:t>本小节承载全文的头条结果。主研究总体是带截断的子集，因此上文报告的等价性原则上可能是该截断造成的。我们固定审计流程、估计器对、特征视图、调参预算与种子集合，只改变一个被明确报告的维度：每类上限。表</w:t>
       </w:r>
       <w:r>
         <w:t xml:space="preserve"> 7 </w:t>
       </w:r>
       <w:r>
-        <w:t>显示结论取决于总体。</w:t>
+        <w:t>显示结论发生了机制切换。</w:t>
       </w:r>
     </w:p>
     <w:p>
@@ -18284,9 +18530,62 @@
     </w:p>
     <w:p>
       <w:r>
+        <w:t>这条阶梯提供了单总体比较无法提供的三件事。第一，前两级是</w:t>
+      </w:r>
+      <w:r>
         <w:rPr>
           <w:b/>
         </w:rPr>
+        <w:t>规模扩大</w:t>
+      </w:r>
+      <w:r>
+        <w:rPr>
+          <w:b/>
+        </w:rPr>
+        <w:t xml:space="preserve"> 7.8 </w:t>
+      </w:r>
+      <w:r>
+        <w:rPr>
+          <w:b/>
+        </w:rPr>
+        <w:t>倍后的复现</w:t>
+      </w:r>
+      <w:r>
+        <w:t>，而不是附加在主结果之后的敏感性检查：同一等价性陈述继续成立，点估计只从</w:t>
+      </w:r>
+      <w:r>
+        <w:t xml:space="preserve"> −0.000456 </w:t>
+      </w:r>
+      <w:r>
+        <w:t>移动到</w:t>
+      </w:r>
+      <w:r>
+        <w:t xml:space="preserve"> −0.001137</w:t>
+      </w:r>
+      <w:r>
+        <w:t>。第二，第三级是</w:t>
+      </w:r>
+      <w:r>
+        <w:rPr>
+          <w:b/>
+        </w:rPr>
+        <w:t>方向一致的反号</w:t>
+      </w:r>
+      <w:r>
+        <w:t>：十个种子全为负，种子级区间不含零。第三，第三级的训练代价是对照的</w:t>
+      </w:r>
+      <w:r>
+        <w:t xml:space="preserve"> 175 </w:t>
+      </w:r>
+      <w:r>
+        <w:t>倍，因此这一反转不能被当作廉价实验中的舍入误差。由此可见，类别上限不是中性的子抽样，它定义了一个不同的估计对象；在截断总体上得到的等价性主张，不会自动传递到构造该总体的完整语料。</w:t>
+      </w:r>
+    </w:p>
+    <w:p>
+      <w:r>
+        <w:rPr>
+          <w:b/>
+        </w:rPr>
         <w:t>总体扩大</w:t>
       </w:r>
       <w:r>
@@ -18520,80 +18819,429 @@
         <w:rPr>
           <w:b/>
         </w:rPr>
+        <w:t>完整去重语料。</w:t>
+      </w:r>
+      <w:r>
+        <w:t xml:space="preserve"> </w:t>
+      </w:r>
+      <w:r>
+        <w:t>完全取消每类上限后得到</w:t>
+      </w:r>
+      <w:r>
+        <w:t xml:space="preserve"> 2 429 503 </w:t>
+      </w:r>
+      <w:r>
+        <w:t>条（训练</w:t>
+      </w:r>
+      <w:r>
+        <w:t xml:space="preserve"> 1 700 652 / </w:t>
+      </w:r>
+      <w:r>
+        <w:t>验证</w:t>
+      </w:r>
+      <w:r>
+        <w:t xml:space="preserve"> 364 425 / </w:t>
+      </w:r>
+      <w:r>
+        <w:t>测试</w:t>
+      </w:r>
+      <w:r>
+        <w:t xml:space="preserve"> 364 426</w:t>
+      </w:r>
+      <w:r>
+        <w:t>），即去重后的</w:t>
+      </w:r>
+      <w:r>
+        <w:t xml:space="preserve"> CIC-IDS2017 </w:t>
+      </w:r>
+      <w:r>
+        <w:t>全语料，其中</w:t>
+      </w:r>
+      <w:r>
+        <w:t xml:space="preserve"> Web Attack </w:t>
+      </w:r>
+      <w:r>
+        <w:t>仅占</w:t>
+      </w:r>
+      <w:r>
+        <w:t xml:space="preserve"> 0.028%</w:t>
+      </w:r>
+      <w:r>
+        <w:t>。该规模下单次</w:t>
+      </w:r>
+      <w:r>
+        <w:t xml:space="preserve"> RCCF </w:t>
+      </w:r>
+      <w:r>
+        <w:t>单独训练约需</w:t>
+      </w:r>
+      <w:r>
+        <w:t xml:space="preserve"> 2 </w:t>
+      </w:r>
+      <w:r>
+        <w:t>小时，三路并行时每个种子约需</w:t>
+      </w:r>
+      <w:r>
+        <w:t xml:space="preserve"> 4 </w:t>
+      </w:r>
+      <w:r>
+        <w:t>小时，因此按同样的十个种子批量运行：</w:t>
+      </w:r>
+      <w:r>
+        <w:t xml:space="preserve">RCCF </w:t>
+      </w:r>
+      <w:r>
+        <w:t>平均</w:t>
+      </w:r>
+      <w:r>
+        <w:t xml:space="preserve"> Macro-F1 </w:t>
+      </w:r>
+      <w:r>
+        <w:t>为</w:t>
+      </w:r>
+      <w:r>
+        <w:t xml:space="preserve"> 0.754007</w:t>
+      </w:r>
+      <w:r>
+        <w:t>，等权卡方森林为</w:t>
+      </w:r>
+      <w:r>
+        <w:t xml:space="preserve"> 0.759540</w:t>
+      </w:r>
+      <w:r>
+        <w:t>，平均配对差</w:t>
+      </w:r>
+      <w:r>
+        <w:t xml:space="preserve"> -0.005533</w:t>
+      </w:r>
+      <w:r>
+        <w:t>（标准差</w:t>
+      </w:r>
+      <w:r>
+        <w:t xml:space="preserve"> 0.002840</w:t>
+      </w:r>
+      <w:r>
+        <w:t>；种子级</w:t>
+      </w:r>
+      <w:r>
+        <w:t xml:space="preserve"> 90% </w:t>
+      </w:r>
+      <w:r>
+        <w:t>区间</w:t>
+      </w:r>
+      <w:r>
+        <w:t xml:space="preserve"> [-0.007179, -</w:t>
+      </w:r>
+      <w:r>
         <w:lastRenderedPageBreak/>
-        <w:t>完整去重语料。</w:t>
+        <w:t>0.003886]</w:t>
+      </w:r>
+      <w:r>
+        <w:t>），该区间完全位于零以下，因此结论不再是截断总体上的等价，而是一处小而可测的劣势：条件加权在</w:t>
+      </w:r>
+      <w:r>
+        <w:t xml:space="preserve"> 0.01 </w:t>
+      </w:r>
+      <w:r>
+        <w:t>边界上与对照等价、在</w:t>
+      </w:r>
+      <w:r>
+        <w:t xml:space="preserve"> 0.005 </w:t>
+      </w:r>
+      <w:r>
+        <w:t>边界上不等价，且十个种子的方向完全一致。两个分支平均每个种子在</w:t>
+      </w:r>
+      <w:r>
+        <w:t xml:space="preserve"> 364 426 </w:t>
+      </w:r>
+      <w:r>
+        <w:t>条测试样本中分歧</w:t>
+      </w:r>
+      <w:r>
+        <w:t xml:space="preserve"> 216 </w:t>
+      </w:r>
+      <w:r>
+        <w:t>条（最多</w:t>
+      </w:r>
+      <w:r>
+        <w:t xml:space="preserve"> 392 </w:t>
+      </w:r>
+      <w:r>
+        <w:t>条），与截断总体同量级。其余基线在全语料上的分化比本研究的任何其他设置都更剧烈：</w:t>
+      </w:r>
+      <w:r>
+        <w:t xml:space="preserve">XGBoost </w:t>
+      </w:r>
+      <w:r>
+        <w:t>达</w:t>
+      </w:r>
+      <w:r>
+        <w:t xml:space="preserve"> 0.800255</w:t>
+      </w:r>
+      <w:r>
+        <w:t>，全特征等权森林</w:t>
+      </w:r>
+      <w:r>
+        <w:t xml:space="preserve"> 0.738143</w:t>
+      </w:r>
+      <w:r>
+        <w:t>，极端随机树</w:t>
+      </w:r>
+      <w:r>
+        <w:t xml:space="preserve"> 0.696629</w:t>
+      </w:r>
+      <w:r>
+        <w:t>，限深决策树</w:t>
+      </w:r>
+      <w:r>
+        <w:t xml:space="preserve"> 0.595653</w:t>
+      </w:r>
+      <w:r>
+        <w:t>；</w:t>
+      </w:r>
+      <w:r>
+        <w:t>X</w:t>
+      </w:r>
+      <w:r>
+        <w:t xml:space="preserve">GBoost </w:t>
+      </w:r>
+      <w:r>
+        <w:t>相对等权卡方森林的模型族差距（</w:t>
+      </w:r>
+      <w:r>
+        <w:t>0.041</w:t>
+      </w:r>
+      <w:r>
+        <w:t>）超过本研究测得的除类别先验以外的全部协议效应。而准确率上</w:t>
+      </w:r>
+      <w:r>
+        <w:t xml:space="preserve"> XGBoost </w:t>
+      </w:r>
+      <w:r>
+        <w:t>为</w:t>
+      </w:r>
+      <w:r>
+        <w:t xml:space="preserve"> 0.9993</w:t>
+      </w:r>
+      <w:r>
+        <w:t>、等权森林为</w:t>
+      </w:r>
+      <w:r>
+        <w:t xml:space="preserve"> 0.9958——</w:t>
+      </w:r>
+      <w:r>
+        <w:t>这是全文最能说明「准确率在不平衡语料上会掩盖多少问题」的一处证据。该规模下代价不对称也最极端：</w:t>
+      </w:r>
+      <w:r>
+        <w:t xml:space="preserve">RCCF </w:t>
+      </w:r>
+      <w:r>
+        <w:t>每个种子训练</w:t>
+      </w:r>
+      <w:r>
+        <w:t xml:space="preserve"> 14936 </w:t>
+      </w:r>
+      <w:r>
+        <w:t>秒，等权森林仅需</w:t>
+      </w:r>
+      <w:r>
+        <w:t xml:space="preserve"> 85 </w:t>
+      </w:r>
+      <w:r>
+        <w:t>秒（</w:t>
+      </w:r>
+      <w:r>
+        <w:t xml:space="preserve">175 </w:t>
+      </w:r>
+      <w:r>
+        <w:t>倍），而质量差为</w:t>
+      </w:r>
+      <w:r>
+        <w:t xml:space="preserve"> -0.005533</w:t>
+      </w:r>
+      <w:r>
+        <w:t>。</w:t>
+      </w:r>
+    </w:p>
+    <w:p>
+      <w:r>
+        <w:rPr>
+          <w:b/>
+        </w:rPr>
+        <w:t>不同领域的第四个数据集。</w:t>
+      </w:r>
+      <w:r>
+        <w:t xml:space="preserve"> N-BaIoT </w:t>
+      </w:r>
+      <w:r>
+        <w:t>记录了九种消费级物联网设备上的正常流量与</w:t>
+      </w:r>
+      <w:r>
+        <w:t xml:space="preserve"> Mirai/Gafgyt </w:t>
+      </w:r>
+      <w:r>
+        <w:t>僵尸网络流量，含</w:t>
+      </w:r>
+      <w:r>
+        <w:t xml:space="preserve"> 115 </w:t>
+      </w:r>
+      <w:r>
+        <w:t>维流统计特征</w:t>
+      </w:r>
+      <w:r>
+        <w:t xml:space="preserve"> [17,18]</w:t>
+      </w:r>
+      <w:r>
+        <w:t>。去重剔除了</w:t>
+      </w:r>
+      <w:r>
+        <w:t xml:space="preserve"> 7 062 606 </w:t>
+      </w:r>
+      <w:r>
+        <w:t>行中的</w:t>
+      </w:r>
+      <w:r>
+        <w:t xml:space="preserve"> 4 784 430 </w:t>
+      </w:r>
+      <w:r>
+        <w:t>行（</w:t>
+      </w:r>
+      <w:r>
+        <w:t>67.8%</w:t>
+      </w:r>
+      <w:r>
+        <w:t>），重复比例高于本研究的其他任何数据集，最终得到</w:t>
+      </w:r>
+      <w:r>
+        <w:t xml:space="preserve"> 180 000 </w:t>
+      </w:r>
+      <w:r>
+        <w:t>条、三分类的基准（每类</w:t>
+      </w:r>
+      <w:r>
+        <w:t xml:space="preserve"> 60 000</w:t>
+      </w:r>
+      <w:r>
+        <w:t>；训练</w:t>
+      </w:r>
+      <w:r>
+        <w:t xml:space="preserve"> 126 000 / </w:t>
+      </w:r>
+      <w:r>
+        <w:t>验证</w:t>
+      </w:r>
+      <w:r>
+        <w:t xml:space="preserve"> 27 000 / </w:t>
+      </w:r>
+      <w:r>
+        <w:t>测试</w:t>
+      </w:r>
+      <w:r>
+        <w:t xml:space="preserve"> 27 000</w:t>
+      </w:r>
+      <w:r>
+        <w:t>）。所有模型的</w:t>
+      </w:r>
+      <w:r>
+        <w:t xml:space="preserve"> Macro-F1 </w:t>
+      </w:r>
+      <w:r>
+        <w:t>都在</w:t>
+      </w:r>
+      <w:r>
+        <w:t xml:space="preserve"> 0.99983 </w:t>
+      </w:r>
+      <w:r>
+        <w:t>以上：</w:t>
+      </w:r>
+      <w:r>
+        <w:t xml:space="preserve">RCCF </w:t>
+      </w:r>
+      <w:r>
+        <w:t>与等权卡方森林在机器精度上完全一致（平均差</w:t>
+      </w:r>
+      <w:r>
+        <w:t xml:space="preserve"> −3.7e-17</w:t>
+      </w:r>
+      <w:r>
+        <w:t>，</w:t>
+      </w:r>
+      <w:r>
+        <w:t xml:space="preserve">27 000 </w:t>
+      </w:r>
+      <w:r>
+        <w:t>条测试样本中分歧</w:t>
+      </w:r>
+      <w:r>
+        <w:t xml:space="preserve"> 0 </w:t>
+      </w:r>
+      <w:r>
+        <w:t>至</w:t>
+      </w:r>
+      <w:r>
+        <w:t xml:space="preserve"> 2 </w:t>
+      </w:r>
+      <w:r>
+        <w:t>条）。该基准对流量特征分类器已经饱和，而这正是命题</w:t>
+      </w:r>
+      <w:r>
+        <w:t xml:space="preserve"> 1 </w:t>
+      </w:r>
+      <w:r>
+        <w:t>预言</w:t>
+      </w:r>
+      <w:r>
+        <w:t>"</w:t>
+      </w:r>
+      <w:r>
+        <w:t>任何加权都无法起作用</w:t>
+      </w:r>
+      <w:r>
+        <w:t>"</w:t>
+      </w:r>
+      <w:r>
+        <w:t>的情形：它在新领域确认了机制的惰性，但并未检验判别难度。</w:t>
+      </w:r>
+    </w:p>
+    <w:p>
+      <w:r>
+        <w:t>三组实验从两侧界定了结论，而且这个界定比单纯的确认更严格：等价性在总体扩大</w:t>
+      </w:r>
+      <w:r>
+        <w:t xml:space="preserve"> 7.8 </w:t>
+      </w:r>
+      <w:r>
+        <w:t>倍后仍成立，因此不是</w:t>
+      </w:r>
+      <w:r>
+        <w:t xml:space="preserve"> 53 237 </w:t>
+      </w:r>
+      <w:r>
+        <w:t>条截断造成的；但它在完全取消类别上限的全语料上失效，差异转为小而稳定的劣势（</w:t>
+      </w:r>
+      <w:r>
+        <w:t xml:space="preserve">0.005 </w:t>
+      </w:r>
+      <w:r>
+        <w:t>边界不等价、</w:t>
+      </w:r>
+      <w:r>
+        <w:t xml:space="preserve">0.01 </w:t>
+      </w:r>
+      <w:r>
+        <w:t>边界等价）。</w:t>
+      </w:r>
+      <w:r>
+        <w:rPr>
+          <w:b/>
+        </w:rPr>
+        <w:t>这个差异来自稀释，而不是加权，而且同一个算式在三个总体上都成立。</w:t>
       </w:r>
       <w:r>
         <w:t xml:space="preserve"> </w:t>
       </w:r>
       <w:r>
-        <w:t>完全取消每类上限后得到</w:t>
-      </w:r>
-      <w:r>
-        <w:t xml:space="preserve"> 2 429 503 </w:t>
-      </w:r>
-      <w:r>
-        <w:t>条（训练</w:t>
-      </w:r>
-      <w:r>
-        <w:t xml:space="preserve"> 1 700 652 / </w:t>
-      </w:r>
-      <w:r>
-        <w:t>验证</w:t>
-      </w:r>
-      <w:r>
-        <w:t xml:space="preserve"> 364 425 / </w:t>
-      </w:r>
-      <w:r>
-        <w:t>测试</w:t>
-      </w:r>
-      <w:r>
-        <w:t xml:space="preserve"> 364 426</w:t>
-      </w:r>
-      <w:r>
-        <w:t>），即去重后的</w:t>
-      </w:r>
-      <w:r>
-        <w:t xml:space="preserve"> CIC-IDS2017 </w:t>
-      </w:r>
-      <w:r>
-        <w:t>全语料，其中</w:t>
-      </w:r>
-      <w:r>
-        <w:t xml:space="preserve"> Web Attack </w:t>
-      </w:r>
-      <w:r>
-        <w:t>仅占</w:t>
-      </w:r>
-      <w:r>
-        <w:t xml:space="preserve"> 0.028%</w:t>
-      </w:r>
-      <w:r>
-        <w:t>。该规模下单次</w:t>
-      </w:r>
-      <w:r>
-        <w:t xml:space="preserve"> RCCF </w:t>
-      </w:r>
-      <w:r>
-        <w:t>单独训练约需</w:t>
-      </w:r>
-      <w:r>
-        <w:t xml:space="preserve"> 2 </w:t>
-      </w:r>
-      <w:r>
-        <w:t>小时，三路并行时每个种子约需</w:t>
-      </w:r>
-      <w:r>
-        <w:t xml:space="preserve"> 4 </w:t>
-      </w:r>
-      <w:r>
-        <w:t>小时，因此按同样的十个种子批量运行：</w:t>
-      </w:r>
-      <w:r>
-        <w:t xml:space="preserve">RCCF </w:t>
-      </w:r>
-      <w:r>
-        <w:t>平均</w:t>
+        <w:t>在全语料上，四个特征视图不再可以互相替代：全特征森林的</w:t>
       </w:r>
       <w:r>
         <w:t xml:space="preserve"> Macro-F1 </w:t>
@@ -18602,626 +19250,280 @@
         <w:t>为</w:t>
       </w:r>
       <w:r>
-        <w:t xml:space="preserve"> 0.754007</w:t>
-      </w:r>
-      <w:r>
-        <w:t>，等权卡方森林为</w:t>
+        <w:t xml:space="preserve"> 0.738143</w:t>
+      </w:r>
+      <w:r>
+        <w:t>，卡方森林为</w:t>
       </w:r>
       <w:r>
         <w:t xml:space="preserve"> 0.759540</w:t>
       </w:r>
       <w:r>
-        <w:t>，平均配对差</w:t>
-      </w:r>
-      <w:r>
-        <w:t xml:space="preserve"> -0.005533</w:t>
-      </w:r>
-      <w:r>
-        <w:t>（标准差</w:t>
-      </w:r>
-      <w:r>
-        <w:t xml:space="preserve"> 0.002840</w:t>
-      </w:r>
-      <w:r>
-        <w:t>；种子级</w:t>
-      </w:r>
-      <w:r>
-        <w:t xml:space="preserve"> 90% </w:t>
-      </w:r>
-      <w:r>
-        <w:t>区间</w:t>
-      </w:r>
-      <w:r>
-        <w:t xml:space="preserve"> [-0.007179, -0.003886]</w:t>
-      </w:r>
-      <w:r>
-        <w:t>），该区间完全位于零以下，因此结论不再是截断总体上的等价，而是一处小而可测的劣势：条件加权在</w:t>
-      </w:r>
-      <w:r>
-        <w:t xml:space="preserve"> 0.01 </w:t>
-      </w:r>
-      <w:r>
-        <w:t>边界上与对照等价、在</w:t>
+        <w:t>，差距</w:t>
+      </w:r>
+      <w:r>
+        <w:t xml:space="preserve"> 0.021397</w:t>
+      </w:r>
+      <w:r>
+        <w:t>；把这样一个较弱的专家放进四路平均，代价为该差距的四分之一，即</w:t>
+      </w:r>
+      <w:r>
+        <w:t xml:space="preserve"> 0.005349</w:t>
+      </w:r>
+      <w:r>
+        <w:t>，与实测的</w:t>
+      </w:r>
+      <w:r>
+        <w:t xml:space="preserve"> −0.005533 </w:t>
+      </w:r>
+      <w:r>
+        <w:t>相差不到</w:t>
+      </w:r>
+      <w:r>
+        <w:t xml:space="preserve"> 4%</w:t>
+      </w:r>
+      <w:r>
+        <w:t>。同一算式也适用于</w:t>
+      </w:r>
+      <w:r>
+        <w:t xml:space="preserve"> 413 209 </w:t>
+      </w:r>
+      <w:r>
+        <w:t>条总体（视图差距</w:t>
+      </w:r>
+      <w:r>
+        <w:t xml:space="preserve"> 0.004249</w:t>
+      </w:r>
+      <w:r>
+        <w:t>，预测</w:t>
+      </w:r>
+      <w:r>
+        <w:t xml:space="preserve"> 0.001062</w:t>
+      </w:r>
+      <w:r>
+        <w:t>，实测</w:t>
+      </w:r>
+      <w:r>
+        <w:t xml:space="preserve"> −0.001137</w:t>
+      </w:r>
+      <w:r>
+        <w:t>）与主总体（差距</w:t>
+      </w:r>
+      <w:r>
+        <w:t xml:space="preserve"> 0.002068</w:t>
+      </w:r>
+      <w:r>
+        <w:t>，预测</w:t>
+      </w:r>
+      <w:r>
+        <w:t xml:space="preserve"> 0.000517</w:t>
+      </w:r>
+      <w:r>
+        <w:t>，实测</w:t>
+      </w:r>
+      <w:r>
+        <w:t xml:space="preserve"> −0.000456</w:t>
+      </w:r>
+      <w:r>
+        <w:t>）。在总体规模跨越</w:t>
+      </w:r>
+      <w:r>
+        <w:t xml:space="preserve"> 46 </w:t>
+      </w:r>
+      <w:r>
+        <w:t>倍的范围内，预测与实测的偏差都不超过</w:t>
+      </w:r>
+      <w:r>
+        <w:t xml:space="preserve"> 14%</w:t>
+      </w:r>
+      <w:r>
+        <w:t>。因此随规模变化的不是聚合规则</w:t>
+      </w:r>
+      <w:r>
+        <w:t xml:space="preserve">——5.3 </w:t>
+      </w:r>
+      <w:r>
+        <w:t>节已表明权重在</w:t>
+      </w:r>
+      <w:r>
+        <w:t xml:space="preserve"> 79 860 </w:t>
+      </w:r>
+      <w:r>
+        <w:t>条预测中只改变</w:t>
+      </w:r>
+      <w:r>
+        <w:t xml:space="preserve"> 1 </w:t>
+      </w:r>
+      <w:r>
+        <w:t>条</w:t>
+      </w:r>
+      <w:r>
+        <w:t>——</w:t>
+      </w:r>
+      <w:r>
+        <w:t>而是对质量已经分化的特征视图做平均的代价。这正是命题</w:t>
+      </w:r>
+      <w:r>
+        <w:t xml:space="preserve"> 1 </w:t>
+      </w:r>
+      <w:r>
+        <w:t>的实践形态：等权融合的上限由最弱成员决定，而截断总体掩盖了这一上限，因为在那些总体上四个视图的得分相差不到</w:t>
+      </w:r>
+      <w:r>
+        <w:t xml:space="preserve"> 0.002</w:t>
+      </w:r>
+      <w:r>
+        <w:t>。</w:t>
+      </w:r>
+    </w:p>
+    <w:p>
+      <w:r>
+        <w:rPr>
+          <w:b/>
+        </w:rPr>
+        <w:t>特征预算敏感性。</w:t>
+      </w:r>
+      <w:r>
+        <w:t xml:space="preserve"> </w:t>
+      </w:r>
+      <w:r>
+        <w:t>操作点固定每视图</w:t>
+      </w:r>
+      <w:r>
+        <w:t xml:space="preserve"> k = 60</w:t>
+      </w:r>
+      <w:r>
+        <w:t>。在其它预算上重复同成员比较（三个种子，每个</w:t>
+      </w:r>
+      <w:r>
+        <w:t xml:space="preserve"> 7 986 </w:t>
+      </w:r>
+      <w:r>
+        <w:t>条测试行）可以定位门控开始起作用的位置：</w:t>
+      </w:r>
+      <w:r>
+        <w:t xml:space="preserve">k = 20 </w:t>
+      </w:r>
+      <w:r>
+        <w:t>时视图分化，门控增益</w:t>
+      </w:r>
+      <w:r>
+        <w:t xml:space="preserve"> </w:t>
+      </w:r>
+      <w:r>
+        <w:rPr>
+          <w:b/>
+        </w:rPr>
+        <w:t>+0.004288</w:t>
+      </w:r>
+      <w:r>
+        <w:t>、改判</w:t>
+      </w:r>
+      <w:r>
+        <w:t xml:space="preserve"> </w:t>
+      </w:r>
+      <w:r>
+        <w:rPr>
+          <w:b/>
+        </w:rPr>
+        <w:t xml:space="preserve">23 958 </w:t>
+      </w:r>
+      <w:r>
+        <w:rPr>
+          <w:b/>
+        </w:rPr>
+        <w:t>条中的</w:t>
+      </w:r>
+      <w:r>
+        <w:rPr>
+          <w:b/>
+        </w:rPr>
+        <w:t xml:space="preserve"> 40 </w:t>
+      </w:r>
+      <w:r>
+        <w:rPr>
+          <w:b/>
+        </w:rPr>
+        <w:t>条</w:t>
+      </w:r>
+      <w:r>
+        <w:t>，仍落在</w:t>
       </w:r>
       <w:r>
         <w:t xml:space="preserve"> 0.005 </w:t>
       </w:r>
       <w:r>
-        <w:t>边界上不等价，且十个种子的方向完全一致。两个分支平均每个种子在</w:t>
-      </w:r>
-      <w:r>
-        <w:t xml:space="preserve"> 364 426 </w:t>
-      </w:r>
-      <w:r>
-        <w:t>条测试样本中分歧</w:t>
-      </w:r>
-      <w:r>
-        <w:t xml:space="preserve"> 216 </w:t>
-      </w:r>
-      <w:r>
-        <w:t>条（最多</w:t>
-      </w:r>
-      <w:r>
-        <w:t xml:space="preserve"> 392 </w:t>
-      </w:r>
-      <w:r>
-        <w:t>条），与截断总体同量级。其余基线在全语料上的分化比本研究的任何其他设置都更剧烈：</w:t>
-      </w:r>
-      <w:r>
-        <w:t xml:space="preserve">XGBoost </w:t>
-      </w:r>
-      <w:r>
-        <w:t>达</w:t>
-      </w:r>
-      <w:r>
-        <w:t xml:space="preserve"> 0.800255</w:t>
-      </w:r>
-      <w:r>
-        <w:t>，全特征等权森林</w:t>
-      </w:r>
-      <w:r>
-        <w:t xml:space="preserve"> 0.738143</w:t>
-      </w:r>
-      <w:r>
-        <w:t>，极端随机树</w:t>
-      </w:r>
-      <w:r>
-        <w:t xml:space="preserve"> 0.696629</w:t>
-      </w:r>
-      <w:r>
-        <w:t>，限深决策树</w:t>
-      </w:r>
-      <w:r>
-        <w:t xml:space="preserve"> 0.595653</w:t>
-      </w:r>
-      <w:r>
-        <w:t>；</w:t>
-      </w:r>
-      <w:r>
-        <w:t>X</w:t>
-      </w:r>
-      <w:r>
-        <w:t xml:space="preserve">GBoost </w:t>
-      </w:r>
-      <w:r>
-        <w:t>相对等权卡方森林的模型族差距（</w:t>
-      </w:r>
-      <w:r>
-        <w:t>0.041</w:t>
-      </w:r>
-      <w:r>
-        <w:t>）超过本研究测得的除类别先验以外的全部协议效应。而准确率上</w:t>
-      </w:r>
-      <w:r>
-        <w:t xml:space="preserve"> XGBoost </w:t>
+        <w:t>边界内；</w:t>
+      </w:r>
+      <w:r>
+        <w:t xml:space="preserve">k = 40 </w:t>
+      </w:r>
+      <w:r>
+        <w:t>与</w:t>
+      </w:r>
+      <w:r>
+        <w:t xml:space="preserve"> k = 80 </w:t>
+      </w:r>
+      <w:r>
+        <w:t>时在同样的</w:t>
+      </w:r>
+      <w:r>
+        <w:t xml:space="preserve"> 23 958 </w:t>
+      </w:r>
+      <w:r>
+        <w:t>条上改判</w:t>
+      </w:r>
+      <w:r>
+        <w:t xml:space="preserve"> </w:t>
+      </w:r>
+      <w:r>
+        <w:rPr>
+          <w:b/>
+        </w:rPr>
+        <w:t>恰好为</w:t>
+      </w:r>
+      <w:r>
+        <w:rPr>
+          <w:b/>
+        </w:rPr>
+        <w:t xml:space="preserve"> 0 </w:t>
+      </w:r>
+      <w:r>
+        <w:rPr>
+          <w:b/>
+        </w:rPr>
+        <w:t>条</w:t>
+      </w:r>
+      <w:r>
+        <w:t>。因此这一边界不是某一特征预算的产物：只有当视图足够分化时门控才会起作用，而它起作用时的幅度仍未超出本文使用的最小等价边界。</w:t>
+      </w:r>
+    </w:p>
+    <w:p>
+      <w:r>
+        <w:rPr>
+          <w:b/>
+        </w:rPr>
+        <w:t>平衡控制总体扩到十种子。</w:t>
+      </w:r>
+      <w:r>
+        <w:t xml:space="preserve"> </w:t>
+      </w:r>
+      <w:r>
+        <w:t>平衡控制此前只报告三个种子（表</w:t>
+      </w:r>
+      <w:r>
+        <w:t xml:space="preserve"> 4(b)</w:t>
+      </w:r>
+      <w:r>
+        <w:t>）；扩到同样的十个种子后</w:t>
+      </w:r>
+      <w:r>
+        <w:t xml:space="preserve"> Macro-F1 </w:t>
       </w:r>
       <w:r>
         <w:t>为</w:t>
       </w:r>
       <w:r>
-        <w:t xml:space="preserve"> 0.9993</w:t>
-      </w:r>
-      <w:r>
-        <w:t>、等权森林为</w:t>
-      </w:r>
-      <w:r>
-        <w:t xml:space="preserve"> 0.9958——</w:t>
-      </w:r>
-      <w:r>
-        <w:t>这是全文最能说明「准确率在不平衡语料上会掩盖多少问题」的一处证据。该规模下代价不对称也最极端：</w:t>
-      </w:r>
-      <w:r>
-        <w:t xml:space="preserve">RCCF </w:t>
-      </w:r>
-      <w:r>
-        <w:t>每个种子训练</w:t>
-      </w:r>
-      <w:r>
-        <w:t xml:space="preserve"> 14936 </w:t>
-      </w:r>
-      <w:r>
-        <w:t>秒，等权森林仅需</w:t>
-      </w:r>
-      <w:r>
-        <w:t xml:space="preserve"> 85 </w:t>
-      </w:r>
-      <w:r>
-        <w:t>秒（</w:t>
-      </w:r>
-      <w:r>
-        <w:t xml:space="preserve">175 </w:t>
-      </w:r>
-      <w:r>
-        <w:t>倍），而质量差为</w:t>
-      </w:r>
-      <w:r>
-        <w:t xml:space="preserve"> -0.005533</w:t>
-      </w:r>
-      <w:r>
-        <w:t>。</w:t>
-      </w:r>
-    </w:p>
-    <w:p>
-      <w:r>
-        <w:rPr>
-          <w:b/>
-        </w:rPr>
-        <w:t>不同领域的第四个数据集。</w:t>
-      </w:r>
-      <w:r>
-        <w:t xml:space="preserve"> N-BaIoT </w:t>
-      </w:r>
-      <w:r>
-        <w:t>记录了九种消费级物联网设备上的正常流量与</w:t>
-      </w:r>
-      <w:r>
-        <w:t xml:space="preserve"> Mirai/Gafgyt </w:t>
-      </w:r>
-      <w:r>
-        <w:t>僵尸网络流量，含</w:t>
-      </w:r>
-      <w:r>
-        <w:t xml:space="preserve"> 115 </w:t>
-      </w:r>
-      <w:r>
-        <w:t>维流统计特征</w:t>
-      </w:r>
-      <w:r>
-        <w:t xml:space="preserve"> [17,18]</w:t>
-      </w:r>
-      <w:r>
-        <w:t>。去重剔除了</w:t>
-      </w:r>
-      <w:r>
-        <w:t xml:space="preserve"> 7 062 606 </w:t>
-      </w:r>
-      <w:r>
-        <w:t>行中的</w:t>
-      </w:r>
-      <w:r>
-        <w:t xml:space="preserve"> 4 784 430 </w:t>
-      </w:r>
-      <w:r>
-        <w:t>行（</w:t>
-      </w:r>
-      <w:r>
-        <w:t>67.8%</w:t>
-      </w:r>
-      <w:r>
-        <w:t>），重复比例高于本研究的其他任何数据集，最终得到</w:t>
-      </w:r>
-      <w:r>
-        <w:t xml:space="preserve"> 180 000 </w:t>
-      </w:r>
-      <w:r>
-        <w:t>条、三分类的基准（每类</w:t>
-      </w:r>
-      <w:r>
-        <w:t xml:space="preserve"> 60 000</w:t>
-      </w:r>
-      <w:r>
-        <w:t>；训练</w:t>
-      </w:r>
-      <w:r>
-        <w:t xml:space="preserve"> 126 000 / </w:t>
-      </w:r>
-      <w:r>
-        <w:t>验证</w:t>
-      </w:r>
-      <w:r>
-        <w:t xml:space="preserve"> 27 000 / </w:t>
-      </w:r>
-      <w:r>
-        <w:t>测试</w:t>
-      </w:r>
-      <w:r>
-        <w:t xml:space="preserve"> 27 000</w:t>
-      </w:r>
-      <w:r>
-        <w:t>）。所有模型的</w:t>
-      </w:r>
-      <w:r>
-        <w:t xml:space="preserve"> Macro-F1 </w:t>
-      </w:r>
-      <w:r>
-        <w:t>都在</w:t>
-      </w:r>
-      <w:r>
-        <w:t xml:space="preserve"> 0.99983 </w:t>
-      </w:r>
-      <w:r>
-        <w:t>以上：</w:t>
-      </w:r>
-      <w:r>
-        <w:t xml:space="preserve">RCCF </w:t>
-      </w:r>
-      <w:r>
-        <w:t>与等权卡方森林在机器精度上完全一致（平均差</w:t>
-      </w:r>
-      <w:r>
-        <w:t xml:space="preserve"> −3.7e-17</w:t>
-      </w:r>
-      <w:r>
-        <w:t>，</w:t>
-      </w:r>
-      <w:r>
-        <w:t xml:space="preserve">27 000 </w:t>
-      </w:r>
-      <w:r>
-        <w:t>条测试样本中分歧</w:t>
-      </w:r>
-      <w:r>
-        <w:t xml:space="preserve"> 0 </w:t>
-      </w:r>
-      <w:r>
-        <w:t>至</w:t>
-      </w:r>
-      <w:r>
-        <w:t xml:space="preserve"> 2 </w:t>
-      </w:r>
-      <w:r>
-        <w:t>条）。该基准对流量特征分类器已经饱和，而这正是命题</w:t>
-      </w:r>
-      <w:r>
-        <w:t xml:space="preserve"> 1 </w:t>
-      </w:r>
-      <w:r>
-        <w:t>预言</w:t>
-      </w:r>
-      <w:r>
-        <w:t>"</w:t>
-      </w:r>
-      <w:r>
-        <w:t>任何加权都无法起作用</w:t>
-      </w:r>
-      <w:r>
-        <w:t>"</w:t>
-      </w:r>
-      <w:r>
-        <w:t>的情形：它在新领域确认了机制的惰性，但并未检验判别难度。</w:t>
-      </w:r>
-    </w:p>
-    <w:p>
-      <w:r>
-        <w:t>三组实验从两侧界定了结论，而且这个界定比单纯的确认更严格：等价性在总体扩大</w:t>
-      </w:r>
-      <w:r>
-        <w:t xml:space="preserve"> 7.8 </w:t>
-      </w:r>
-      <w:r>
-        <w:t>倍后仍成立，因此不是</w:t>
-      </w:r>
-      <w:r>
-        <w:t xml:space="preserve"> 53 237 </w:t>
-      </w:r>
-      <w:r>
-        <w:t>条截断造成的；但它在完全取消类别上限的全语料上失效，差异转为小而稳定的劣势（</w:t>
-      </w:r>
-      <w:r>
-        <w:t xml:space="preserve">0.005 </w:t>
-      </w:r>
-      <w:r>
-        <w:t>边界不等价、</w:t>
-      </w:r>
-      <w:r>
-        <w:t xml:space="preserve">0.01 </w:t>
-      </w:r>
-      <w:r>
-        <w:t>边界等价）。</w:t>
-      </w:r>
-      <w:r>
-        <w:rPr>
-          <w:b/>
-        </w:rPr>
-        <w:t>这个差异来自稀释，而不是加权，而且同一个算式在三个总体上都成立。</w:t>
-      </w:r>
-      <w:r>
-        <w:t xml:space="preserve"> </w:t>
-      </w:r>
-      <w:r>
-        <w:t>在全语料上，四个特征视图不再可以互相替代：全特征森林的</w:t>
-      </w:r>
-      <w:r>
-        <w:t xml:space="preserve"> Macro-F1 </w:t>
-      </w:r>
-      <w:r>
-        <w:t>为</w:t>
-      </w:r>
-      <w:r>
-        <w:t xml:space="preserve"> 0.738143</w:t>
-      </w:r>
-      <w:r>
-        <w:t>，卡方森林为</w:t>
-      </w:r>
-      <w:r>
-        <w:t xml:space="preserve"> 0.759540</w:t>
-      </w:r>
-      <w:r>
-        <w:t>，差距</w:t>
-      </w:r>
-      <w:r>
-        <w:t xml:space="preserve"> 0.021397</w:t>
-      </w:r>
-      <w:r>
-        <w:t>；把这样一个较弱的专家放进四路平均，代价为该差距的四分之一，即</w:t>
-      </w:r>
-      <w:r>
-        <w:t xml:space="preserve"> 0.005349</w:t>
-      </w:r>
-      <w:r>
-        <w:t>，与实测的</w:t>
-      </w:r>
-      <w:r>
-        <w:t xml:space="preserve"> −0.005533 </w:t>
-      </w:r>
-      <w:r>
-        <w:t>相差不到</w:t>
-      </w:r>
-      <w:r>
-        <w:t xml:space="preserve"> 4%</w:t>
-      </w:r>
-      <w:r>
-        <w:t>。同一算式也适用于</w:t>
-      </w:r>
-      <w:r>
-        <w:t xml:space="preserve"> 413 209 </w:t>
-      </w:r>
-      <w:r>
-        <w:t>条总体（视图差距</w:t>
-      </w:r>
-      <w:r>
-        <w:t xml:space="preserve"> 0.004249</w:t>
-      </w:r>
-      <w:r>
-        <w:t>，预测</w:t>
-      </w:r>
-      <w:r>
-        <w:t xml:space="preserve"> 0.001062</w:t>
-      </w:r>
-      <w:r>
-        <w:t>，实测</w:t>
-      </w:r>
-      <w:r>
-        <w:t xml:space="preserve"> −0.001137</w:t>
-      </w:r>
-      <w:r>
-        <w:t>）与主总体（差距</w:t>
-      </w:r>
-      <w:r>
-        <w:t xml:space="preserve"> 0.002068</w:t>
-      </w:r>
-      <w:r>
-        <w:t>，预测</w:t>
-      </w:r>
-      <w:r>
-        <w:t xml:space="preserve"> 0.000517</w:t>
-      </w:r>
-      <w:r>
-        <w:t>，实测</w:t>
-      </w:r>
-      <w:r>
-        <w:t xml:space="preserve"> −0.000456</w:t>
-      </w:r>
-      <w:r>
-        <w:t>）。在总体规模跨越</w:t>
-      </w:r>
-      <w:r>
-        <w:t xml:space="preserve"> 46 </w:t>
-      </w:r>
-      <w:r>
-        <w:t>倍的范围内，预测与实测的偏差都不超过</w:t>
-      </w:r>
-      <w:r>
-        <w:t xml:space="preserve"> 14%</w:t>
-      </w:r>
-      <w:r>
-        <w:t>。因此随规模变化的不是聚合规则</w:t>
-      </w:r>
-      <w:r>
-        <w:t xml:space="preserve">——5.3 </w:t>
-      </w:r>
-      <w:r>
-        <w:t>节已表明权重在</w:t>
-      </w:r>
-      <w:r>
-        <w:t xml:space="preserve"> 79 860 </w:t>
-      </w:r>
-      <w:r>
-        <w:t>条预测中只改变</w:t>
-      </w:r>
-      <w:r>
-        <w:t xml:space="preserve"> 1 </w:t>
-      </w:r>
-      <w:r>
-        <w:t>条</w:t>
-      </w:r>
-      <w:r>
-        <w:t>——</w:t>
-      </w:r>
-      <w:r>
-        <w:t>而是对质量已经分化的特征视图做平均的代价。这正是命题</w:t>
-      </w:r>
-      <w:r>
-        <w:t xml:space="preserve"> 1 </w:t>
-      </w:r>
-      <w:r>
-        <w:t>的实践形态：等权融合的上限由最弱成员决定，而截断总体掩盖了这一上限，因为在那些总体上四个视图的得分相差不到</w:t>
-      </w:r>
-      <w:r>
-        <w:t xml:space="preserve"> 0.002</w:t>
-      </w:r>
-      <w:r>
-        <w:t>。</w:t>
-      </w:r>
-    </w:p>
-    <w:p>
-      <w:r>
-        <w:rPr>
-          <w:b/>
-        </w:rPr>
-        <w:t>特征预算敏感性。</w:t>
-      </w:r>
-      <w:r>
-        <w:t xml:space="preserve"> </w:t>
-      </w:r>
-      <w:r>
-        <w:t>操作点固定每视图</w:t>
-      </w:r>
-      <w:r>
-        <w:t xml:space="preserve"> k = 60</w:t>
-      </w:r>
-      <w:r>
-        <w:t>。在其它预算上重复同成员比较（三个种子，每个</w:t>
-      </w:r>
-      <w:r>
-        <w:t xml:space="preserve"> 7 986 </w:t>
-      </w:r>
-      <w:r>
-        <w:t>条测试行）可以定位门控开始起作用的位置：</w:t>
-      </w:r>
-      <w:r>
-        <w:t xml:space="preserve">k = 20 </w:t>
-      </w:r>
-      <w:r>
-        <w:t>时视图分化，门控增益</w:t>
-      </w:r>
-      <w:r>
-        <w:t xml:space="preserve"> </w:t>
-      </w:r>
-      <w:r>
-        <w:rPr>
-          <w:b/>
-        </w:rPr>
-        <w:t>+0.004288</w:t>
-      </w:r>
-      <w:r>
-        <w:t>、改判</w:t>
-      </w:r>
-      <w:r>
-        <w:t xml:space="preserve"> </w:t>
-      </w:r>
-      <w:r>
-        <w:rPr>
-          <w:b/>
-        </w:rPr>
-        <w:t xml:space="preserve">23 958 </w:t>
-      </w:r>
-      <w:r>
-        <w:rPr>
-          <w:b/>
-        </w:rPr>
-        <w:t>条中的</w:t>
-      </w:r>
-      <w:r>
-        <w:rPr>
-          <w:b/>
-        </w:rPr>
-        <w:t xml:space="preserve"> 40 </w:t>
-      </w:r>
-      <w:r>
-        <w:rPr>
-          <w:b/>
-        </w:rPr>
-        <w:t>条</w:t>
-      </w:r>
-      <w:r>
-        <w:t>，仍落在</w:t>
-      </w:r>
-      <w:r>
-        <w:t xml:space="preserve"> 0.005 </w:t>
-      </w:r>
-      <w:r>
-        <w:t>边界内；</w:t>
-      </w:r>
-      <w:r>
-        <w:t xml:space="preserve">k = 40 </w:t>
-      </w:r>
-      <w:r>
-        <w:t>与</w:t>
-      </w:r>
-      <w:r>
-        <w:t xml:space="preserve"> k = 80 </w:t>
-      </w:r>
-      <w:r>
-        <w:t>时在同样的</w:t>
-      </w:r>
-      <w:r>
-        <w:t xml:space="preserve"> 23 958 </w:t>
-      </w:r>
-      <w:r>
-        <w:t>条上改判</w:t>
-      </w:r>
-      <w:r>
-        <w:t xml:space="preserve"> </w:t>
-      </w:r>
-      <w:r>
-        <w:rPr>
-          <w:b/>
-        </w:rPr>
-        <w:t>恰好为</w:t>
-      </w:r>
-      <w:r>
-        <w:rPr>
-          <w:b/>
-        </w:rPr>
-        <w:t xml:space="preserve"> 0 </w:t>
-      </w:r>
-      <w:r>
-        <w:rPr>
-          <w:b/>
-        </w:rPr>
-        <w:t>条</w:t>
-      </w:r>
-      <w:r>
-        <w:t>。因此这一边界不是某一特征预算的产物：只有当视图足够分化时门控才会起作用，而它起作用时的幅度仍未超出本文使用的最小等价边界。</w:t>
-      </w:r>
-    </w:p>
-    <w:p>
-      <w:r>
-        <w:rPr>
-          <w:b/>
-        </w:rPr>
-        <w:t>平衡控制总体扩到十种子。</w:t>
-      </w:r>
-      <w:r>
-        <w:t xml:space="preserve"> </w:t>
-      </w:r>
-      <w:r>
-        <w:t>平衡控制此前只报告三个种子（表</w:t>
-      </w:r>
-      <w:r>
-        <w:t xml:space="preserve"> 4(b)</w:t>
-      </w:r>
-      <w:r>
-        <w:t>）；扩到同样的十个种子后</w:t>
-      </w:r>
-      <w:r>
-        <w:t xml:space="preserve"> Macro-F1 </w:t>
-      </w:r>
-      <w:r>
-        <w:t>为</w:t>
-      </w:r>
-      <w:r>
         <w:t xml:space="preserve"> 0.962665 ± 0.001124</w:t>
       </w:r>
       <w:r>
@@ -19254,7 +19556,23 @@
     </w:p>
     <w:p>
       <w:r>
-        <w:lastRenderedPageBreak/>
+        <w:t>这条阶梯同时固定了本节此前所有结果的解释方式。</w:t>
+      </w:r>
+      <w:r>
+        <w:t xml:space="preserve">5.2–5.4 </w:t>
+      </w:r>
+      <w:r>
+        <w:t>节描述的是截断区间：四个视图近似可互换，门控处于惰性状态；</w:t>
+      </w:r>
+      <w:r>
+        <w:t xml:space="preserve">5.7 </w:t>
+      </w:r>
+      <w:r>
+        <w:t>节给出的是该前提失效的区间。两者并不矛盾，而是同一条被报告轴线上的两端；读者要解释其中任何一个数字，首先必须知道它位于哪一级。</w:t>
+      </w:r>
+    </w:p>
+    <w:p>
+      <w:r>
         <w:t>三次运行的逐种子配对统计、类别级报告与规模汇总见补充材料</w:t>
       </w:r>
       <w:r>
@@ -19269,6 +19587,7 @@
         <w:pStyle w:val="21"/>
       </w:pPr>
       <w:r>
+        <w:lastRenderedPageBreak/>
         <w:t xml:space="preserve">5.8 </w:t>
       </w:r>
       <w:r>
@@ -19896,7 +20215,7 @@
         </w:rPr>
         <w:lastRenderedPageBreak/>
         <w:drawing>
-          <wp:inline distT="0" distB="0" distL="0" distR="0" wp14:anchorId="0DE57550" wp14:editId="36D246D2">
+          <wp:inline distT="0" distB="0" distL="0" distR="0" wp14:anchorId="78B1E374" wp14:editId="5B6FD12D">
             <wp:extent cx="5760720" cy="1482601"/>
             <wp:effectExtent l="0" t="0" r="0" b="0"/>
             <wp:docPr id="12" name="Picture 12"/>
@@ -24275,7 +24594,7 @@
         <w:t>"</w:t>
       </w:r>
       <w:r>
-        <w:t>这一被广泛采用的假设，得到三项结论。</w:t>
+        <w:t>这一被广泛采用的假设。结果不是单一判决，而是一条阶梯；这条阶梯构成本文的主要发现。</w:t>
       </w:r>
     </w:p>
     <w:p>
@@ -24286,7 +24605,7 @@
         <w:rPr>
           <w:b/>
         </w:rPr>
-        <w:t>相对最直接的等权对照，增益落在等价边界内。</w:t>
+        <w:t>等价性在截断总体上成立，在完整语料上终结。</w:t>
       </w:r>
       <w:r>
         <w:t xml:space="preserve"> </w:t>
@@ -24298,7 +24617,19 @@
         <w:t xml:space="preserve"> CIC-IDS2017 </w:t>
       </w:r>
       <w:r>
-        <w:t>的自然先验总体上取十个种子的平均，条件加权森林与等权卡方森林的</w:t>
+        <w:t>的自然先验总体（</w:t>
+      </w:r>
+      <w:r>
+        <w:t xml:space="preserve">53 237 </w:t>
+      </w:r>
+      <w:r>
+        <w:t>条，每类上限</w:t>
+      </w:r>
+      <w:r>
+        <w:t xml:space="preserve"> 2 </w:t>
+      </w:r>
+      <w:r>
+        <w:t>万）上，条件加权森林与同视图、同调参预算的等权卡方森林的十种子</w:t>
       </w:r>
       <w:r>
         <w:t xml:space="preserve"> Macro-F1 </w:t>
@@ -24310,7 +24641,7 @@
         <w:t xml:space="preserve"> −0.000456</w:t>
       </w:r>
       <w:r>
-        <w:t>，逐种子方向五正五负；对同样的四个专家做等权融合时，门控在</w:t>
+        <w:t>，逐种子方向五正五负；对同样四个专家做等权融合时，门控在</w:t>
       </w:r>
       <w:r>
         <w:t xml:space="preserve"> 79 860 </w:t>
@@ -24322,364 +24653,425 @@
         <w:t xml:space="preserve"> 1 </w:t>
       </w:r>
       <w:r>
-        <w:t>条（</w:t>
+        <w:t>条，说明单视图差距来自集成成员的构成而非门控本身；种子级</w:t>
+      </w:r>
+      <w:r>
+        <w:t xml:space="preserve"> 90% </w:t>
+      </w:r>
+      <w:r>
+        <w:t>区间</w:t>
+      </w:r>
+      <w:r>
+        <w:t xml:space="preserve"> [−0.00112, +0.00021] </w:t>
+      </w:r>
+      <w:r>
+        <w:t>与测试行级配对</w:t>
+      </w:r>
+      <w:r>
+        <w:t xml:space="preserve"> Bootstrap </w:t>
+      </w:r>
+      <w:r>
+        <w:t>区间</w:t>
+      </w:r>
+      <w:r>
+        <w:t xml:space="preserve"> [−0.00425, +0.00338] </w:t>
+      </w:r>
+      <w:r>
+        <w:t>均落在</w:t>
+      </w:r>
+      <w:r>
+        <w:t xml:space="preserve"> 0.005 </w:t>
+      </w:r>
+      <w:r>
+        <w:t>与</w:t>
+      </w:r>
+      <w:r>
+        <w:t xml:space="preserve"> 0.01 </w:t>
+      </w:r>
+      <w:r>
+        <w:t>的等价边界内。把每类上限提高到</w:t>
+      </w:r>
+      <w:r>
+        <w:t xml:space="preserve"> 20 </w:t>
+      </w:r>
+      <w:r>
+        <w:t>万（</w:t>
+      </w:r>
+      <w:r>
+        <w:t xml:space="preserve">413 209 </w:t>
+      </w:r>
+      <w:r>
+        <w:t>条）后，等价性复现：</w:t>
       </w:r>
       <w:r>
         <w:t>−</w:t>
       </w:r>
       <w:r>
-        <w:t>0.000010</w:t>
-      </w:r>
-      <w:r>
-        <w:t>），说明单视图差距来自集成成员的构成而非门控本身；种子级</w:t>
-      </w:r>
-      <w:r>
-        <w:t xml:space="preserve"> 90% </w:t>
+        <w:t>0.001137</w:t>
+      </w:r>
+      <w:r>
+        <w:t>，</w:t>
+      </w:r>
+      <w:r>
+        <w:t xml:space="preserve">90% </w:t>
       </w:r>
       <w:r>
         <w:t>区间</w:t>
       </w:r>
       <w:r>
-        <w:t xml:space="preserve"> [−0.00112, +0.00021] </w:t>
-      </w:r>
-      <w:r>
-        <w:t>与测试行级配对</w:t>
-      </w:r>
-      <w:r>
-        <w:t xml:space="preserve"> Bootstrap </w:t>
+        <w:t xml:space="preserve"> [−0.002966, +0.000692]</w:t>
+      </w:r>
+      <w:r>
+        <w:t>。完全取消上限（</w:t>
+      </w:r>
+      <w:r>
+        <w:t xml:space="preserve">2 429 503 </w:t>
+      </w:r>
+      <w:r>
+        <w:t>条）后，等价性失效：</w:t>
+      </w:r>
+      <w:r>
+        <w:t>−</w:t>
+      </w:r>
+      <w:r>
+        <w:t>0.005533</w:t>
+      </w:r>
+      <w:r>
+        <w:t>，</w:t>
+      </w:r>
+      <w:r>
+        <w:t xml:space="preserve">90% </w:t>
       </w:r>
       <w:r>
         <w:t>区间</w:t>
       </w:r>
       <w:r>
-        <w:t xml:space="preserve"> [−0.00425, +0.00338] </w:t>
-      </w:r>
-      <w:r>
-        <w:t>都落在</w:t>
-      </w:r>
-      <w:r>
-        <w:t xml:space="preserve"> SESOI = 0.005 </w:t>
+        <w:t xml:space="preserve"> [−0.007179, −0.003886]</w:t>
+      </w:r>
+      <w:r>
+        <w:t>，十个种子全为负，在</w:t>
+      </w:r>
+      <w:r>
+        <w:t xml:space="preserve"> 0.005 </w:t>
+      </w:r>
+      <w:r>
+        <w:t>边界上不等价，训练代价为</w:t>
+      </w:r>
+      <w:r>
+        <w:t xml:space="preserve"> 175 </w:t>
+      </w:r>
+      <w:r>
+        <w:t>倍。同一估计器对因此会因一个很少被当作设计决策报告的预处理选择而支持相反结论。</w:t>
+      </w:r>
+    </w:p>
+    <w:p>
+      <w:r>
+        <w:t>第二，</w:t>
+      </w:r>
+      <w:r>
+        <w:rPr>
+          <w:b/>
+        </w:rPr>
+        <w:t>反转来自稀释而非加权，而且机制可以预测它。</w:t>
+      </w:r>
+      <w:r>
+        <w:t xml:space="preserve"> </w:t>
+      </w:r>
+      <w:r>
+        <w:t>门控是惰性的：它在</w:t>
+      </w:r>
+      <w:r>
+        <w:t xml:space="preserve"> 79 860 </w:t>
+      </w:r>
+      <w:r>
+        <w:t>条同成员预测中只改变</w:t>
+      </w:r>
+      <w:r>
+        <w:t xml:space="preserve"> 1 </w:t>
+      </w:r>
+      <w:r>
+        <w:t>条，归一化权重熵为</w:t>
+      </w:r>
+      <w:r>
+        <w:t xml:space="preserve"> 0.99998</w:t>
+      </w:r>
+      <w:r>
+        <w:t>，在逐行边距</w:t>
+      </w:r>
+      <w:r>
+        <w:t>—</w:t>
+      </w:r>
+      <w:r>
+        <w:t>扰动上界下</w:t>
+      </w:r>
+      <w:r>
+        <w:t xml:space="preserve"> 23 958 </w:t>
+      </w:r>
+      <w:r>
+        <w:t>条测试行中</w:t>
+      </w:r>
+      <w:r>
+        <w:t xml:space="preserve"> 99.91% </w:t>
+      </w:r>
+      <w:r>
+        <w:t>可证明不受影响。沿阶梯改变的是成员之间的质量离散度。全特征视图在三级的落后幅度分别为</w:t>
+      </w:r>
+      <w:r>
+        <w:t xml:space="preserve"> 0.002068</w:t>
+      </w:r>
+      <w:r>
+        <w:t>、</w:t>
+      </w:r>
+      <w:r>
+        <w:t xml:space="preserve">0.004249 </w:t>
       </w:r>
       <w:r>
         <w:t>与</w:t>
       </w:r>
       <w:r>
-        <w:t xml:space="preserve"> 0.01 </w:t>
-      </w:r>
-      <w:r>
-        <w:t>的等价边界之内。四个专家在测试集上有</w:t>
-      </w:r>
-      <w:r>
-        <w:t xml:space="preserve"> 0.15%–0.66% </w:t>
-      </w:r>
-      <w:r>
-        <w:t>的行存在分歧，而门控与等权投票在</w:t>
-      </w:r>
-      <w:r>
-        <w:t xml:space="preserve"> 79 860 </w:t>
-      </w:r>
-      <w:r>
-        <w:t>条预测中只有</w:t>
+        <w:t xml:space="preserve"> 0.021397</w:t>
+      </w:r>
+      <w:r>
+        <w:t>；除以四个成员得到</w:t>
+      </w:r>
+      <w:r>
+        <w:t xml:space="preserve"> 0.000517</w:t>
+      </w:r>
+      <w:r>
+        <w:t>、</w:t>
+      </w:r>
+      <w:r>
+        <w:t xml:space="preserve">0.001062 </w:t>
+      </w:r>
+      <w:r>
+        <w:t>与</w:t>
+      </w:r>
+      <w:r>
+        <w:t xml:space="preserve"> 0.005349</w:t>
+      </w:r>
+      <w:r>
+        <w:t>，对应实测的</w:t>
+      </w:r>
+      <w:r>
+        <w:t xml:space="preserve"> −0.000456</w:t>
+      </w:r>
+      <w:r>
+        <w:t>、</w:t>
+      </w:r>
+      <w:r>
+        <w:t>−</w:t>
+      </w:r>
+      <w:r>
+        <w:t xml:space="preserve">0.001137 </w:t>
+      </w:r>
+      <w:r>
+        <w:t>与</w:t>
+      </w:r>
+      <w:r>
+        <w:t xml:space="preserve"> −0.005533</w:t>
+      </w:r>
+      <w:r>
+        <w:t>，在</w:t>
+      </w:r>
+      <w:r>
+        <w:t xml:space="preserve"> 46 </w:t>
+      </w:r>
+      <w:r>
+        <w:t>倍的规模范围内偏差不超过</w:t>
+      </w:r>
+      <w:r>
+        <w:t xml:space="preserve"> 14%</w:t>
+      </w:r>
+      <w:r>
+        <w:t>。因此条件</w:t>
+      </w:r>
+      <w:r>
+        <w:t xml:space="preserve"> D </w:t>
+      </w:r>
+      <w:r>
+        <w:t>不是事后解释，而是定量预测。多样性实</w:t>
+      </w:r>
+      <w:r>
+        <w:lastRenderedPageBreak/>
+        <w:t>验给出同一方向：两个低多样性专家集合在</w:t>
+      </w:r>
+      <w:r>
+        <w:t xml:space="preserve"> 6 </w:t>
+      </w:r>
+      <w:r>
+        <w:t>次运行中增益恰好为零，三个去相关集合在</w:t>
+      </w:r>
+      <w:r>
+        <w:t xml:space="preserve"> 9 </w:t>
+      </w:r>
+      <w:r>
+        <w:t>次运行中全部为正，斜率</w:t>
+      </w:r>
+      <w:r>
+        <w:t xml:space="preserve"> 0.0646</w:t>
+      </w:r>
+      <w:r>
+        <w:t>，</w:t>
+      </w:r>
+      <w:r>
+        <w:t>Pearson r = 0.749</w:t>
+      </w:r>
+      <w:r>
+        <w:t>。条件加权不是调参不足；它缺少的是</w:t>
+      </w:r>
+      <w:r>
+        <w:t>"</w:t>
+      </w:r>
+      <w:r>
+        <w:t>专家在关键样本上确实分歧</w:t>
+      </w:r>
+      <w:r>
+        <w:t>"</w:t>
+      </w:r>
+      <w:r>
+        <w:t>这一前提，而该前提在截断的过滤式多视图区间内并不成立。</w:t>
+      </w:r>
+    </w:p>
+    <w:p>
+      <w:r>
+        <w:t>第三，</w:t>
+      </w:r>
+      <w:r>
+        <w:rPr>
+          <w:b/>
+        </w:rPr>
+        <w:t>协议效应主导聚合规则差异，阶梯属于这一类。</w:t>
+      </w:r>
+      <w:r>
+        <w:t xml:space="preserve"> </w:t>
+      </w:r>
+      <w:r>
+        <w:t>在同一批实验中，类别先验变化带来</w:t>
+      </w:r>
+      <w:r>
+        <w:t xml:space="preserve"> +0.0725 </w:t>
+      </w:r>
+      <w:r>
+        <w:t>的</w:t>
+      </w:r>
+      <w:r>
+        <w:t xml:space="preserve"> Macro-F1 </w:t>
+      </w:r>
+      <w:r>
+        <w:t>差异，调参预算</w:t>
+      </w:r>
+      <w:r>
+        <w:t xml:space="preserve"> +0.0078</w:t>
+      </w:r>
+      <w:r>
+        <w:t>，去重顺序至多</w:t>
+      </w:r>
+      <w:r>
+        <w:t xml:space="preserve"> +0.0060</w:t>
+      </w:r>
+      <w:r>
+        <w:t>，而聚合规则仅</w:t>
+      </w:r>
+      <w:r>
+        <w:t xml:space="preserve"> 0.0005</w:t>
+      </w:r>
+      <w:r>
+        <w:t>。沿阶梯，取消上限使每个分支的绝对</w:t>
+      </w:r>
+      <w:r>
+        <w:t xml:space="preserve"> Macro-F1 </w:t>
+      </w:r>
+      <w:r>
+        <w:t>下降约</w:t>
+      </w:r>
+      <w:r>
+        <w:t xml:space="preserve"> 0.10</w:t>
+      </w:r>
+      <w:r>
+        <w:t>（</w:t>
+      </w:r>
+      <w:r>
+        <w:t xml:space="preserve">RCCF </w:t>
+      </w:r>
+      <w:r>
+        <w:t>从</w:t>
+      </w:r>
+      <w:r>
+        <w:t xml:space="preserve"> 0.856065 </w:t>
+      </w:r>
+      <w:r>
+        <w:t>降至</w:t>
+      </w:r>
+      <w:r>
+        <w:t xml:space="preserve"> 0.754007</w:t>
+      </w:r>
+      <w:r>
+        <w:t>），两分支差值先移动</w:t>
+      </w:r>
+      <w:r>
+        <w:t xml:space="preserve"> 0.000681</w:t>
+      </w:r>
+      <w:r>
+        <w:t>、再移动</w:t>
+      </w:r>
+      <w:r>
+        <w:t xml:space="preserve"> 0.004396</w:t>
+      </w:r>
+      <w:r>
+        <w:t>；后一步接近聚合效应的九倍。文件级压力测试中，同一模型的</w:t>
+      </w:r>
+      <w:r>
+        <w:t xml:space="preserve"> Macro-F1 </w:t>
+      </w:r>
+      <w:r>
+        <w:t>跨度达</w:t>
+      </w:r>
+      <w:r>
+        <w:t xml:space="preserve"> 0.3325 </w:t>
+      </w:r>
+      <w:r>
+        <w:t>至</w:t>
+      </w:r>
+      <w:r>
+        <w:t xml:space="preserve"> 0.9997</w:t>
+      </w:r>
+      <w:r>
+        <w:t>。因此，在公开入侵检测数据集上，</w:t>
+      </w:r>
+      <w:r>
+        <w:rPr>
+          <w:b/>
+        </w:rPr>
+        <w:t>报告什么总体与协议比报告什么聚合规则更能决定结论</w:t>
+      </w:r>
+      <w:r>
+        <w:t>——</w:t>
+      </w:r>
+      <w:r>
+        <w:t>不过模型族的选择可能比两者都更重要。</w:t>
+      </w:r>
+    </w:p>
+    <w:p>
+      <w:r>
+        <w:t>本文的主要贡献不是一个新的最优分类器，而是一条使等价性主张的总体依赖性变得可见的三级规模阶梯、一个既能预测门控惰性又能预测质量分化后劣势量级的机制，以及一套带可证伪可辨识性边界的泄漏受控协议。后续工作有三个方向：其一，设计显式强制专家去相关的加权机制，检验条件加权能否在打破命题</w:t>
       </w:r>
       <w:r>
         <w:t xml:space="preserve"> 1 </w:t>
       </w:r>
       <w:r>
-        <w:t>条不同；归一化权重熵为</w:t>
-      </w:r>
-      <w:r>
-        <w:t xml:space="preserve"> 0.99998</w:t>
-      </w:r>
-      <w:r>
-        <w:t>；命题</w:t>
-      </w:r>
-      <w:r>
-        <w:t xml:space="preserve"> 2 </w:t>
-      </w:r>
-      <w:r>
-        <w:t>的显式上界证明</w:t>
-      </w:r>
-      <w:r>
-        <w:t xml:space="preserve"> 99.91% </w:t>
-      </w:r>
-      <w:r>
-        <w:t>的样本不受权重影响，门控</w:t>
-      </w:r>
-      <w:r>
-        <w:t xml:space="preserve"> 108 </w:t>
-      </w:r>
-      <w:r>
-        <w:t>种超参数配置只产生</w:t>
-      </w:r>
-      <w:r>
-        <w:t xml:space="preserve"> 6 </w:t>
-      </w:r>
-      <w:r>
-        <w:t>个不同的验证集取值。代价则是训练时间增加约</w:t>
-      </w:r>
-      <w:r>
-        <w:t xml:space="preserve"> 80 </w:t>
-      </w:r>
-      <w:r>
-        <w:t>倍、整批推理时间增加约</w:t>
-      </w:r>
-      <w:r>
-        <w:t xml:space="preserve"> 5.3 </w:t>
-      </w:r>
-      <w:r>
-        <w:t>倍（十种子均值，表</w:t>
-      </w:r>
-      <w:r>
-        <w:t xml:space="preserve"> 4(a)</w:t>
-      </w:r>
-      <w:r>
-        <w:t>）。需要补充的是，该等价性依赖总体构造：在完全取消类别上限的</w:t>
-      </w:r>
-      <w:r>
-        <w:t xml:space="preserve"> 2 429 503 </w:t>
-      </w:r>
-      <w:r>
-        <w:t>条语料上，差异转为</w:t>
-      </w:r>
-      <w:r>
-        <w:t xml:space="preserve"> −0.005533 </w:t>
-      </w:r>
-      <w:r>
-        <w:t>的稳定劣势（十种子</w:t>
-      </w:r>
-      <w:r>
-        <w:t>方向一致，</w:t>
-      </w:r>
-      <w:r>
-        <w:t xml:space="preserve">0.01 </w:t>
-      </w:r>
-      <w:r>
-        <w:t>边界等价、</w:t>
-      </w:r>
-      <w:r>
-        <w:t xml:space="preserve">0.005 </w:t>
-      </w:r>
-      <w:r>
-        <w:t>边界不等价），训练代价</w:t>
-      </w:r>
-      <w:r>
-        <w:t xml:space="preserve"> 175 </w:t>
-      </w:r>
-      <w:r>
-        <w:t>倍。</w:t>
-      </w:r>
-    </w:p>
-    <w:p>
-      <w:r>
-        <w:rPr>
-          <w:b/>
-        </w:rPr>
-        <w:t>对第一条结论的限定。</w:t>
-      </w:r>
-      <w:r>
-        <w:t xml:space="preserve"> </w:t>
-      </w:r>
-      <w:r>
-        <w:t>它取决于总体构造而非机制本身。这个劣势的原因不是加权</w:t>
-      </w:r>
-      <w:r>
-        <w:t xml:space="preserve">——5.3 </w:t>
-      </w:r>
-      <w:r>
-        <w:t>节已表明权重在</w:t>
-      </w:r>
-      <w:r>
-        <w:t xml:space="preserve"> 79 860 </w:t>
-      </w:r>
-      <w:r>
-        <w:t>条预测中只改变</w:t>
-      </w:r>
-      <w:r>
-        <w:t xml:space="preserve"> 1 </w:t>
-      </w:r>
-      <w:r>
-        <w:t>条</w:t>
+        <w:t>前提后恢复增益</w:t>
       </w:r>
       <w:r>
         <w:t>——</w:t>
       </w:r>
       <w:r>
-        <w:t>而是在质量随规模分化的特征视图上取平均的代价：全特征视图比卡方视图低</w:t>
-      </w:r>
-      <w:r>
-        <w:t xml:space="preserve"> 0.021397</w:t>
-      </w:r>
-      <w:r>
-        <w:t>，一个这样的较弱专家进入四路平均即可解释全部差距（预测</w:t>
-      </w:r>
-      <w:r>
-        <w:t xml:space="preserve"> 0.005349</w:t>
-      </w:r>
-      <w:r>
-        <w:t>，实测</w:t>
-      </w:r>
-      <w:r>
-        <w:t xml:space="preserve"> −0.005533</w:t>
-      </w:r>
-      <w:r>
-        <w:t>）。</w:t>
-      </w:r>
-    </w:p>
-    <w:p>
-      <w:r>
-        <w:lastRenderedPageBreak/>
-        <w:t>第二，</w:t>
-      </w:r>
-      <w:r>
-        <w:rPr>
-          <w:b/>
-        </w:rPr>
-        <w:t>失效是可解释的，而且是定量的。</w:t>
-      </w:r>
-      <w:r>
-        <w:t>增益与专家多样性同步变化：分歧率</w:t>
-      </w:r>
-      <w:r>
-        <w:t xml:space="preserve"> 0.20% </w:t>
-      </w:r>
-      <w:r>
-        <w:t>至</w:t>
-      </w:r>
-      <w:r>
-        <w:t xml:space="preserve"> 0.36% </w:t>
-      </w:r>
-      <w:r>
-        <w:t>的两类专家集合在全部</w:t>
-      </w:r>
-      <w:r>
-        <w:t xml:space="preserve"> 6 </w:t>
-      </w:r>
-      <w:r>
-        <w:t>次运行中增益恰好为零，分歧率</w:t>
-      </w:r>
-      <w:r>
-        <w:t xml:space="preserve"> 1.76% </w:t>
-      </w:r>
-      <w:r>
-        <w:t>至</w:t>
-      </w:r>
-      <w:r>
-        <w:t xml:space="preserve"> 6.44% </w:t>
-      </w:r>
-      <w:r>
-        <w:t>的三类去相关集合在全部</w:t>
-      </w:r>
-      <w:r>
-        <w:t xml:space="preserve"> 9 </w:t>
-      </w:r>
-      <w:r>
-        <w:t>次运行中增益均为正，剂量</w:t>
+        <w:t>剂量</w:t>
       </w:r>
       <w:r>
         <w:t>—</w:t>
       </w:r>
       <w:r>
-        <w:t>反应回归斜率</w:t>
-      </w:r>
-      <w:r>
-        <w:t xml:space="preserve"> 0.0646</w:t>
-      </w:r>
-      <w:r>
-        <w:t>（</w:t>
-      </w:r>
-      <w:r>
-        <w:t>Pearson r = 0.749</w:t>
-      </w:r>
-      <w:r>
-        <w:t>）。因此条件加权的失效不是实现或调参问题，而是过滤式多视图专家彼此过于相似这一数据侧约束的直接后果。</w:t>
-      </w:r>
-      <w:r>
-        <w:t xml:space="preserve"> </w:t>
-      </w:r>
-      <w:r>
-        <w:t>我们给出三个可辨识性命题，分别刻画凸组合不变性、边距支配与权重坍缩，并给出可观测判据。实测数据同时满足三者，说明在该数据结构下继续优化门控不会带来判别增益。</w:t>
-      </w:r>
-    </w:p>
-    <w:p>
-      <w:r>
-        <w:t>第三，</w:t>
-      </w:r>
-      <w:r>
-        <w:rPr>
-          <w:b/>
-        </w:rPr>
-        <w:t>协议效应主导聚合规则差异。</w:t>
-      </w:r>
-      <w:r>
-        <w:t xml:space="preserve"> </w:t>
-      </w:r>
-      <w:r>
-        <w:t>在同一批实验中，类别先验变化带来</w:t>
-      </w:r>
-      <w:r>
-        <w:t xml:space="preserve"> +0.0725 </w:t>
-      </w:r>
-      <w:r>
-        <w:t>的</w:t>
-      </w:r>
-      <w:r>
-        <w:t xml:space="preserve"> Macro-F1 </w:t>
-      </w:r>
-      <w:r>
-        <w:t>差异，去重顺序至多</w:t>
-      </w:r>
-      <w:r>
-        <w:t xml:space="preserve"> +0.0060</w:t>
-      </w:r>
-      <w:r>
-        <w:t>，而聚合规则仅</w:t>
-      </w:r>
-      <w:r>
-        <w:t xml:space="preserve"> 0.0005</w:t>
-      </w:r>
-      <w:r>
-        <w:t>。文件级压力测试中，同一模型的</w:t>
-      </w:r>
-      <w:r>
-        <w:t xml:space="preserve"> Macro-F1 </w:t>
-      </w:r>
-      <w:r>
-        <w:t>跨度达</w:t>
-      </w:r>
-      <w:r>
-        <w:t xml:space="preserve"> 0.3325 </w:t>
-      </w:r>
-      <w:r>
-        <w:t>至</w:t>
-      </w:r>
-      <w:r>
-        <w:t xml:space="preserve"> 0.9997</w:t>
-      </w:r>
-      <w:r>
-        <w:t>。因此，在公开入侵检测数据集上，</w:t>
-      </w:r>
-      <w:r>
-        <w:rPr>
-          <w:b/>
-        </w:rPr>
-        <w:t>报告什么协议比报告什么聚合规则更能决定结论</w:t>
-      </w:r>
-      <w:r>
-        <w:t>——</w:t>
-      </w:r>
-      <w:r>
-        <w:t>不过模型族的选择可能比两者都更重要。</w:t>
-      </w:r>
-    </w:p>
-    <w:p>
-      <w:r>
-        <w:t>本文的主要贡献不是一个新的最优分类器，而是一套可复用的泄漏受控协议、一组可证伪的可辨识性边界，以及一张把协议效应与聚合规则差异分离的定量地图。后续工作有三个方向：其一，设计显式强制专家去相关的加权机制，检验条件加权能否在打破命题</w:t>
-      </w:r>
-      <w:r>
-        <w:t xml:space="preserve"> 1 </w:t>
-      </w:r>
-      <w:r>
-        <w:t>前提后恢复增益；其二，构造类别完整的跨时段或跨场景测试协议，把文件级覆盖分析升级为真正的外部有效性检验；其三，把本文的报告建议整理为可自动检查的清单，使评测协议本身成为可验证对象。</w:t>
+        <w:t>反应结果给出了目标区间，但干预本身仍待构建与验证；其二，构造类别完整的跨时段或跨场景测试协议，把文件级覆盖分析升级为真正的外部有效性检验；其三，把本文的报告建议整理为可自动检查的清单，使评测协议本身成为可验证对象，并要求每一项头条比较声明其所处的阶梯层级。</w:t>
       </w:r>
     </w:p>
     <w:p>
@@ -24806,6 +25198,7 @@
         <w:pStyle w:val="1"/>
       </w:pPr>
       <w:r>
+        <w:lastRenderedPageBreak/>
         <w:t>生成式人工智能使用声明</w:t>
       </w:r>
     </w:p>
@@ -24819,7 +25212,6 @@
         <w:pStyle w:val="1"/>
       </w:pPr>
       <w:r>
-        <w:lastRenderedPageBreak/>
         <w:t>作者贡献声明（</w:t>
       </w:r>
       <w:r>
@@ -25150,6 +25542,7 @@
         </w:numPr>
       </w:pPr>
       <w:r>
+        <w:lastRenderedPageBreak/>
         <w:t>Tavallaee M, Bagheri E, Lu W, Ghorbani A A. A detailed analysis of the KDD CUP 99 data set. CISDA 2009: 1-6. DOI:10.1109/CISDA.2009.5356528.</w:t>
       </w:r>
     </w:p>
@@ -25186,7 +25579,6 @@
         </w:numPr>
       </w:pPr>
       <w:r>
-        <w:lastRenderedPageBreak/>
         <w:t>UCI Machine Learning Repository. Detection of IoT botnet attacks N-BaIoT [dataset]. 2018. DOI:10.24432/C5RC8J.</w:t>
       </w:r>
     </w:p>
@@ -25469,6 +25861,7 @@
         </w:numPr>
       </w:pPr>
       <w:r>
+        <w:lastRenderedPageBreak/>
         <w:t>Lei J, G'Sell M, Rinaldo A, et al. Distribution-free predictive inference for regression. JASA, 2018, 113(523): 1094-1111. DOI:10.1080/01621459.2017.1307116.</w:t>
       </w:r>
     </w:p>
@@ -25529,7 +25922,6 @@
         </w:numPr>
       </w:pPr>
       <w:r>
-        <w:lastRenderedPageBreak/>
         <w:t>Holm S. A simple sequentially rejective multiple test procedure. Scandinavian Journal of Statistics, 1979, 6(2): 65-70. [</w:t>
       </w:r>
       <w:r>
@@ -25767,6 +26159,7 @@
         </w:numPr>
       </w:pPr>
       <w:r>
+        <w:lastRenderedPageBreak/>
         <w:t>De Paola A, et al. HOIDS: Concept drift aware hybrid online intrusion detection system. Journal of Network and Computer Applications, 2026. DOI:10.1016/j.jnca.2026.104556.</w:t>
       </w:r>
     </w:p>
@@ -25815,7 +26208,6 @@
         </w:numPr>
       </w:pPr>
       <w:r>
-        <w:lastRenderedPageBreak/>
         <w:t>Ha Thanh D, et al. A transfer-aware, deployment-oriented evaluation framework for NetFlow-based intrusion detection systems. PLoS ONE, 2026. DOI:10.1371/journal.pone.0346801.</w:t>
       </w:r>
     </w:p>
@@ -26096,6 +26488,7 @@
               <w:rPr>
                 <w:sz w:val="16"/>
               </w:rPr>
+              <w:lastRenderedPageBreak/>
               <w:t>S02</w:t>
             </w:r>
           </w:p>
@@ -26494,7 +26887,6 @@
               <w:rPr>
                 <w:sz w:val="16"/>
               </w:rPr>
-              <w:lastRenderedPageBreak/>
               <w:t>S10</w:t>
             </w:r>
           </w:p>
@@ -27580,76 +27972,76 @@
       </w:rPr>
     </w:lvl>
   </w:abstractNum>
-  <w:num w:numId="1" w16cid:durableId="411657174">
+  <w:num w:numId="1" w16cid:durableId="224266784">
     <w:abstractNumId w:val="8"/>
   </w:num>
-  <w:num w:numId="2" w16cid:durableId="1381903063">
+  <w:num w:numId="2" w16cid:durableId="1123236173">
     <w:abstractNumId w:val="6"/>
   </w:num>
-  <w:num w:numId="3" w16cid:durableId="1583369282">
+  <w:num w:numId="3" w16cid:durableId="502672787">
     <w:abstractNumId w:val="5"/>
   </w:num>
-  <w:num w:numId="4" w16cid:durableId="2143494585">
+  <w:num w:numId="4" w16cid:durableId="1547839421">
     <w:abstractNumId w:val="4"/>
   </w:num>
-  <w:num w:numId="5" w16cid:durableId="1314064946">
+  <w:num w:numId="5" w16cid:durableId="1353189144">
     <w:abstractNumId w:val="7"/>
   </w:num>
-  <w:num w:numId="6" w16cid:durableId="111441604">
+  <w:num w:numId="6" w16cid:durableId="1949459612">
     <w:abstractNumId w:val="3"/>
   </w:num>
-  <w:num w:numId="7" w16cid:durableId="65735765">
+  <w:num w:numId="7" w16cid:durableId="800539913">
     <w:abstractNumId w:val="2"/>
   </w:num>
-  <w:num w:numId="8" w16cid:durableId="1990281856">
+  <w:num w:numId="8" w16cid:durableId="946349696">
     <w:abstractNumId w:val="1"/>
   </w:num>
-  <w:num w:numId="9" w16cid:durableId="194118374">
+  <w:num w:numId="9" w16cid:durableId="1556693665">
     <w:abstractNumId w:val="0"/>
   </w:num>
-  <w:num w:numId="10" w16cid:durableId="211503207">
+  <w:num w:numId="10" w16cid:durableId="923875717">
     <w:abstractNumId w:val="7"/>
     <w:lvlOverride w:ilvl="0">
       <w:startOverride w:val="1"/>
     </w:lvlOverride>
   </w:num>
-  <w:num w:numId="11" w16cid:durableId="895358473">
+  <w:num w:numId="11" w16cid:durableId="278877149">
     <w:abstractNumId w:val="7"/>
     <w:lvlOverride w:ilvl="0">
       <w:startOverride w:val="1"/>
     </w:lvlOverride>
   </w:num>
-  <w:num w:numId="12" w16cid:durableId="1867332022">
+  <w:num w:numId="12" w16cid:durableId="360980178">
     <w:abstractNumId w:val="7"/>
     <w:lvlOverride w:ilvl="0">
       <w:startOverride w:val="1"/>
     </w:lvlOverride>
   </w:num>
-  <w:num w:numId="13" w16cid:durableId="95373388">
+  <w:num w:numId="13" w16cid:durableId="491064218">
     <w:abstractNumId w:val="7"/>
     <w:lvlOverride w:ilvl="0">
       <w:startOverride w:val="1"/>
     </w:lvlOverride>
   </w:num>
-  <w:num w:numId="14" w16cid:durableId="1674070816">
+  <w:num w:numId="14" w16cid:durableId="816844315">
     <w:abstractNumId w:val="7"/>
     <w:lvlOverride w:ilvl="0">
       <w:startOverride w:val="1"/>
     </w:lvlOverride>
   </w:num>
-  <w:num w:numId="15" w16cid:durableId="989869195">
+  <w:num w:numId="15" w16cid:durableId="1601833091">
     <w:abstractNumId w:val="7"/>
     <w:lvlOverride w:ilvl="0">
       <w:startOverride w:val="1"/>
     </w:lvlOverride>
   </w:num>
-  <w:num w:numId="16" w16cid:durableId="2091271443">
+  <w:num w:numId="16" w16cid:durableId="726339920">
     <w:abstractNumId w:val="7"/>
     <w:lvlOverride w:ilvl="0">
       <w:startOverride w:val="1"/>
     </w:lvlOverride>
   </w:num>
-  <w:num w:numId="17" w16cid:durableId="1916741107">
+  <w:num w:numId="17" w16cid:durableId="1360664126">
     <w:abstractNumId w:val="7"/>
     <w:lvlOverride w:ilvl="0">
       <w:startOverride w:val="1"/>

--- a/重构版论文_v4_20260915/中文SCI论文_v4_重构版.docx
+++ b/重构版论文_v4_20260915/中文SCI论文_v4_重构版.docx
@@ -21,7 +21,7 @@
     </w:p>
     <w:p>
       <w:r>
-        <w:t>公开入侵检测数据集上报告的模型差异，通常被归因于模型本身，而承载该比较的总体被视为中性。本文表明这一假设会系统性失效。在统一的泄漏受控审计下，我们为</w:t>
+        <w:t>公开入侵检测数据集上报告的模型差异，通常被归因于模型本身，而承载比较的总体被视为中性。本文表明这一假设会系统性失效。在统一的泄漏受控审计下，我们为</w:t>
       </w:r>
       <w:r>
         <w:t xml:space="preserve"> CIC-IDS2017 </w:t>
@@ -69,7 +69,7 @@
         <w:t>RCCF</w:t>
       </w:r>
       <w:r>
-        <w:t>）对同视图、同调参预算的等权卡方森林</w:t>
+        <w:t>）对等权卡方森林</w:t>
       </w:r>
       <w:r>
         <w:t>”</w:t>
@@ -168,30 +168,36 @@
         <w:t xml:space="preserve"> 0.021397</w:t>
       </w:r>
       <w:r>
-        <w:t>，四路平均中一个这样的成员即可预测全部劣势（</w:t>
+        <w:t>，四路平均中一个这样的成员即可预测这一劣势（</w:t>
       </w:r>
       <w:r>
         <w:t>0.005349</w:t>
       </w:r>
       <w:r>
-        <w:t>）。这一模式不是规模定律：现代语料扩到</w:t>
+        <w:t>）。构造性后续把视图强制推开：增益恢复（质量匹配下</w:t>
+      </w:r>
+      <w:r>
+        <w:t xml:space="preserve"> +0.00736</w:t>
+      </w:r>
+      <w:r>
+        <w:t>，全量语料</w:t>
+      </w:r>
+      <w:r>
+        <w:t xml:space="preserve"> +0.09768</w:t>
+      </w:r>
+      <w:r>
+        <w:t>，各十种子）。这一模式不是规模定律：现代语料扩到</w:t>
       </w:r>
       <w:r>
         <w:t xml:space="preserve"> 14 250 000 </w:t>
       </w:r>
       <w:r>
-        <w:t>行时两臂仅差</w:t>
+        <w:t>行时仅差</w:t>
       </w:r>
       <w:r>
         <w:t xml:space="preserve"> 0.000009</w:t>
       </w:r>
       <w:r>
-        <w:t>，十二个进一步语料合并为</w:t>
-      </w:r>
-      <w:r>
-        <w:t xml:space="preserve"> +0.000007</w:t>
-      </w:r>
-      <w:r>
         <w:t>。类别先验（</w:t>
       </w:r>
       <w:r>
@@ -201,10 +207,7 @@
         <w:t>）、调参预算（</w:t>
       </w:r>
       <w:r>
-        <w:t>+0.00</w:t>
-      </w:r>
-      <w:r>
-        <w:t>78</w:t>
+        <w:t>+0.0078</w:t>
       </w:r>
       <w:r>
         <w:t>）与去重顺序（</w:t>
@@ -363,17 +366,14 @@
     </w:p>
     <w:p>
       <w:r>
+        <w:lastRenderedPageBreak/>
         <w:t>当这些因素未被控制时，模型之间的比较就不再是对算法能力的比较，而是对数据划分偶然性的比较。近年多个工作表明，泄漏与预处理顺序足以改变入侵检测研究中的结论方向</w:t>
       </w:r>
       <w:r>
         <w:t xml:space="preserve"> [20-22]</w:t>
       </w:r>
       <w:r>
-        <w:t>。安全领域之外也有同类</w:t>
-      </w:r>
-      <w:r>
-        <w:lastRenderedPageBreak/>
-        <w:t>证据：仅泄漏一项就足以系统性抬高另一领域的报告性能</w:t>
+        <w:t>。安全领域之外也有同类证据：仅泄漏一项就足以系统性抬高另一领域的报告性能</w:t>
       </w:r>
       <w:r>
         <w:t xml:space="preserve"> [50]</w:t>
@@ -728,6 +728,7 @@
     </w:p>
     <w:p>
       <w:r>
+        <w:lastRenderedPageBreak/>
         <w:t>假设与问题构成一条链：</w:t>
       </w:r>
       <w:r>
@@ -772,7 +773,6 @@
         <w:pStyle w:val="21"/>
       </w:pPr>
       <w:r>
-        <w:lastRenderedPageBreak/>
         <w:t xml:space="preserve">1.4 </w:t>
       </w:r>
       <w:r>
@@ -1130,6 +1130,78 @@
       </w:r>
     </w:p>
     <w:p>
+      <w:pPr>
+        <w:pStyle w:val="a"/>
+        <w:numPr>
+          <w:ilvl w:val="0"/>
+          <w:numId w:val="10"/>
+        </w:numPr>
+      </w:pPr>
+      <w:r>
+        <w:rPr>
+          <w:b/>
+        </w:rPr>
+        <w:t>一个使增益恢复的构造性干预</w:t>
+      </w:r>
+      <w:r>
+        <w:t>。固定数据、成员、树预算与门控，只改变成员之间共享特征的比例：四个互斥视图把两两分歧率从</w:t>
+      </w:r>
+      <w:r>
+        <w:t xml:space="preserve"> 0.65% </w:t>
+      </w:r>
+      <w:r>
+        <w:t>推到</w:t>
+      </w:r>
+      <w:r>
+        <w:t xml:space="preserve"> 3.54%</w:t>
+      </w:r>
+      <w:r>
+        <w:t>，十种子增益从</w:t>
+      </w:r>
+      <w:r>
+        <w:t xml:space="preserve"> +0.00030 </w:t>
+      </w:r>
+      <w:r>
+        <w:t>升到</w:t>
+      </w:r>
+      <w:r>
+        <w:t xml:space="preserve"> +0.02640</w:t>
+      </w:r>
+      <w:r>
+        <w:t>；质量匹配版本仍有</w:t>
+      </w:r>
+      <w:r>
+        <w:t xml:space="preserve"> +0.00736</w:t>
+      </w:r>
+      <w:r>
+        <w:t>，且</w:t>
+      </w:r>
+      <w:r>
+        <w:t xml:space="preserve"> 10/10 McNemar </w:t>
+      </w:r>
+      <w:r>
+        <w:t>显著；全量语料为</w:t>
+      </w:r>
+      <w:r>
+        <w:t xml:space="preserve"> +0.09768</w:t>
+      </w:r>
+      <w:r>
+        <w:t>。质量梯度把峰值定位在成员</w:t>
+      </w:r>
+      <w:r>
+        <w:t xml:space="preserve"> F1 </w:t>
+      </w:r>
+      <w:r>
+        <w:t>极差约</w:t>
+      </w:r>
+      <w:r>
+        <w:t xml:space="preserve"> 0.02 </w:t>
+      </w:r>
+      <w:r>
+        <w:t>处。</w:t>
+      </w:r>
+    </w:p>
+    <w:p>
       <w:r>
         <w:t>本文的贡献刻意不是增量式的。在既有基准上再增加一个分类器不会回答任何开放问题</w:t>
       </w:r>
@@ -1137,19 +1209,23 @@
         <w:t>——</w:t>
       </w:r>
       <w:r>
-        <w:t>文献中此类比较已经很多，而且彼此矛盾。这个领域真正缺少的是判断「一个被报告的差异究竟来自方法，还是来自产生该数字的总体与协议」的手段。本文从三部分给出这一判断程序：一条显示结论依赖总体的规模阶梯；一套固定信息边界的可审计协议；以及一组预测「聚合机制何时根本无法起作用」的可辨识性条件。该结论是可证伪的：条件</w:t>
+        <w:t>文献中此类比较已经很多，而且彼此矛盾。这个领域真正缺少的是判断「一个被报告的差异究竟来自方法，还是来自产生该数字的总体与协议」的手段。本文从四部分给出这一判断程序：一条显示结论依赖总体的规模阶梯；一套固定信息边界的可审计协议；一组预测「聚合机制何时根本无法起作用」的可辨识性条件；以及一个说明如何打破这些条件的受控干预。该结论是可证伪的：条件</w:t>
       </w:r>
       <w:r>
         <w:t xml:space="preserve"> 1 </w:t>
       </w:r>
       <w:r>
-        <w:t>预测本文所用专家集合的增益为零，反向实验证实了这一预测；条件</w:t>
+        <w:t>预测本文所用专家集合的增益为零，反向</w:t>
+      </w:r>
+      <w:r>
+        <w:lastRenderedPageBreak/>
+        <w:t>实验证实了这一预测；条件</w:t>
       </w:r>
       <w:r>
         <w:t xml:space="preserve"> D </w:t>
       </w:r>
       <w:r>
-        <w:t>则预测了完整语料层级上劣势的方向与量级。</w:t>
+        <w:t>预测了完整语料层级上劣势的方向与量级；干预则把预测中的多样性依赖变成了实测增益。</w:t>
       </w:r>
     </w:p>
     <w:p>
@@ -1186,7 +1262,6 @@
         <w:pStyle w:val="21"/>
       </w:pPr>
       <w:r>
-        <w:lastRenderedPageBreak/>
         <w:t xml:space="preserve">1.5 </w:t>
       </w:r>
       <w:r>
@@ -1552,6 +1627,7 @@
         <w:pStyle w:val="21"/>
       </w:pPr>
       <w:r>
+        <w:lastRenderedPageBreak/>
         <w:t xml:space="preserve">2.3 </w:t>
       </w:r>
       <w:r>
@@ -1583,7 +1659,6 @@
     </w:p>
     <w:p>
       <w:r>
-        <w:lastRenderedPageBreak/>
         <w:t>这一思路在文献中有多种实现形式：</w:t>
       </w:r>
       <w:r>
@@ -1878,6 +1953,7 @@
         <w:rPr>
           <w:b/>
         </w:rPr>
+        <w:lastRenderedPageBreak/>
         <w:t>表</w:t>
       </w:r>
       <w:r>
@@ -2228,7 +2304,6 @@
               <w:rPr>
                 <w:sz w:val="16"/>
               </w:rPr>
-              <w:lastRenderedPageBreak/>
               <w:t>元学习</w:t>
             </w:r>
             <w:r>
@@ -2524,7 +2599,7 @@
           <w:noProof/>
         </w:rPr>
         <w:drawing>
-          <wp:inline distT="0" distB="0" distL="0" distR="0" wp14:anchorId="0BD2EE2F" wp14:editId="36084423">
+          <wp:inline distT="0" distB="0" distL="0" distR="0" wp14:anchorId="254173F1" wp14:editId="5B09B7B8">
             <wp:extent cx="5760720" cy="2730962"/>
             <wp:effectExtent l="0" t="0" r="0" b="0"/>
             <wp:docPr id="1" name="Picture 1"/>
@@ -2690,6 +2765,7 @@
     </w:p>
     <w:p>
       <w:r>
+        <w:lastRenderedPageBreak/>
         <w:t>需要特别说明许可状态：</w:t>
       </w:r>
       <w:r>
@@ -2899,7 +2975,6 @@
               <w:rPr>
                 <w:sz w:val="16"/>
               </w:rPr>
-              <w:lastRenderedPageBreak/>
               <w:t>CIC-IDS2017</w:t>
             </w:r>
           </w:p>
@@ -3878,6 +3953,7 @@
         <w:t>、</w:t>
       </w:r>
       <w:r>
+        <w:lastRenderedPageBreak/>
         <w:t>DoS/DDoS 37.56%</w:t>
       </w:r>
       <w:r>
@@ -4005,7 +4081,6 @@
         <w:rPr>
           <w:b/>
         </w:rPr>
-        <w:lastRenderedPageBreak/>
         <w:t>必须明确的边界</w:t>
       </w:r>
       <w:r>
@@ -4821,7 +4896,7 @@
           <w:noProof/>
         </w:rPr>
         <w:drawing>
-          <wp:inline distT="0" distB="0" distL="0" distR="0" wp14:anchorId="762ABBFE" wp14:editId="607AF1D6">
+          <wp:inline distT="0" distB="0" distL="0" distR="0" wp14:anchorId="1ED9FF83" wp14:editId="2C2C0D1F">
             <wp:extent cx="5760720" cy="2750378"/>
             <wp:effectExtent l="0" t="0" r="0" b="0"/>
             <wp:docPr id="2" name="Picture 2"/>
@@ -4891,6 +4966,7 @@
         <w:pStyle w:val="21"/>
       </w:pPr>
       <w:r>
+        <w:lastRenderedPageBreak/>
         <w:t xml:space="preserve">3.3 NSL-KDD </w:t>
       </w:r>
       <w:r>
@@ -5069,7 +5145,6 @@
         <w:t>特征、</w:t>
       </w:r>
       <w:r>
-        <w:lastRenderedPageBreak/>
         <w:t xml:space="preserve">115 </w:t>
       </w:r>
       <w:r>
@@ -5506,7 +5581,11 @@
         <w:t xml:space="preserve"> Macro-F1 </w:t>
       </w:r>
       <w:r>
-        <w:t>差的区间估计</w:t>
+        <w:t>差的区间</w:t>
+      </w:r>
+      <w:r>
+        <w:lastRenderedPageBreak/>
+        <w:t>估计</w:t>
       </w:r>
       <w:r>
         <w:t xml:space="preserve"> [40]</w:t>
@@ -5625,7 +5704,6 @@
     </w:p>
     <w:p>
       <w:r>
-        <w:lastRenderedPageBreak/>
         <w:t xml:space="preserve">Macro-F1 </w:t>
       </w:r>
       <w:r>
@@ -5958,6 +6036,7 @@
         <w:rPr>
           <w:b/>
         </w:rPr>
+        <w:lastRenderedPageBreak/>
         <w:t>第一步，构造可靠性描述子。</w:t>
       </w:r>
       <w:r>
@@ -6004,7 +6083,6 @@
         <w:rPr>
           <w:b/>
         </w:rPr>
-        <w:lastRenderedPageBreak/>
         <w:t>第三步，条件加权与校准。</w:t>
       </w:r>
       <w:r>
@@ -6640,7 +6718,7 @@
           <w:noProof/>
         </w:rPr>
         <w:drawing>
-          <wp:inline distT="0" distB="0" distL="0" distR="0" wp14:anchorId="679C949A" wp14:editId="7CFDCD6E">
+          <wp:inline distT="0" distB="0" distL="0" distR="0" wp14:anchorId="31003182" wp14:editId="6F781A7F">
             <wp:extent cx="5760720" cy="3482709"/>
             <wp:effectExtent l="0" t="0" r="0" b="0"/>
             <wp:docPr id="3" name="Picture 3"/>
@@ -7089,6 +7167,7 @@
           <w:rFonts w:ascii="Consolas" w:hAnsi="Consolas"/>
           <w:sz w:val="17"/>
         </w:rPr>
+        <w:lastRenderedPageBreak/>
         <w:t xml:space="preserve">4. </w:t>
       </w:r>
       <w:r>
@@ -7314,7 +7393,6 @@
         <w:pStyle w:val="21"/>
       </w:pPr>
       <w:r>
-        <w:lastRenderedPageBreak/>
         <w:t xml:space="preserve">4.3 </w:t>
       </w:r>
       <w:r>
@@ -8487,7 +8565,11 @@
         <w:t xml:space="preserve"> 4.0%</w:t>
       </w:r>
       <w:r>
-        <w:t>）。真正有信息量的是底层量：四个专家的风险偏移标准差中位数仅</w:t>
+        <w:t>）。真正有信息量的是底层量：四个专</w:t>
+      </w:r>
+      <w:r>
+        <w:lastRenderedPageBreak/>
+        <w:t>家的风险偏移标准差中位数仅</w:t>
       </w:r>
       <w:r>
         <w:t xml:space="preserve"> 0.00022</w:t>
@@ -8821,7 +8903,6 @@
     </w:p>
     <w:p>
       <w:r>
-        <w:lastRenderedPageBreak/>
         <w:t>这三个命题共同给出一个可证伪的预测：</w:t>
       </w:r>
       <w:r>
@@ -9357,6 +9438,7 @@
         <w:pStyle w:val="21"/>
       </w:pPr>
       <w:r>
+        <w:lastRenderedPageBreak/>
         <w:t>5.1 RQ1</w:t>
       </w:r>
       <w:r>
@@ -9434,11 +9516,7 @@
         <w:t>、</w:t>
       </w:r>
       <w:r>
-        <w:t xml:space="preserve">Fwd </w:t>
-      </w:r>
-      <w:r>
-        <w:lastRenderedPageBreak/>
-        <w:t>URG Flags</w:t>
+        <w:t>Fwd URG Flags</w:t>
       </w:r>
       <w:r>
         <w:t>、</w:t>
@@ -11121,6 +11199,7 @@
     </w:p>
     <w:p>
       <w:r>
+        <w:lastRenderedPageBreak/>
         <w:t>（</w:t>
       </w:r>
       <w:r>
@@ -11655,7 +11734,6 @@
               <w:rPr>
                 <w:sz w:val="16"/>
               </w:rPr>
-              <w:lastRenderedPageBreak/>
               <w:t>等权森林（全特征）</w:t>
             </w:r>
           </w:p>
@@ -12117,7 +12195,7 @@
           <w:noProof/>
         </w:rPr>
         <w:drawing>
-          <wp:inline distT="0" distB="0" distL="0" distR="0" wp14:anchorId="2FBEEDF9" wp14:editId="4ABC2A6B">
+          <wp:inline distT="0" distB="0" distL="0" distR="0" wp14:anchorId="6D9D64E8" wp14:editId="4A351257">
             <wp:extent cx="5760720" cy="2547798"/>
             <wp:effectExtent l="0" t="0" r="0" b="0"/>
             <wp:docPr id="4" name="Picture 4"/>
@@ -12452,6 +12530,7 @@
         <w:rPr>
           <w:b/>
         </w:rPr>
+        <w:lastRenderedPageBreak/>
         <w:t>第二，配对统计在严格边界上也给出等价结论。</w:t>
       </w:r>
       <w:r>
@@ -12538,7 +12617,6 @@
         <w:rPr>
           <w:b/>
         </w:rPr>
-        <w:lastRenderedPageBreak/>
         <w:t>表</w:t>
       </w:r>
       <w:r>
@@ -13755,7 +13833,11 @@
         <w:t xml:space="preserve">Brier </w:t>
       </w:r>
       <w:r>
-        <w:t>分数为</w:t>
+        <w:t>分数</w:t>
+      </w:r>
+      <w:r>
+        <w:lastRenderedPageBreak/>
+        <w:t>为</w:t>
       </w:r>
       <w:r>
         <w:t xml:space="preserve"> 0.036701 </w:t>
@@ -13862,7 +13944,6 @@
     </w:p>
     <w:p>
       <w:r>
-        <w:lastRenderedPageBreak/>
         <w:t>逐种子指标、逐类别报告、归一化混淆矩阵与等价性检验见补充材料</w:t>
       </w:r>
       <w:r>
@@ -13909,7 +13990,7 @@
           <w:noProof/>
         </w:rPr>
         <w:drawing>
-          <wp:inline distT="0" distB="0" distL="0" distR="0" wp14:anchorId="2FB43738" wp14:editId="2FB72BD9">
+          <wp:inline distT="0" distB="0" distL="0" distR="0" wp14:anchorId="710D6965" wp14:editId="2A914712">
             <wp:extent cx="5760720" cy="2108444"/>
             <wp:effectExtent l="0" t="0" r="0" b="0"/>
             <wp:docPr id="5" name="Picture 5"/>
@@ -14333,7 +14414,7 @@
         </w:rPr>
         <w:lastRenderedPageBreak/>
         <w:drawing>
-          <wp:inline distT="0" distB="0" distL="0" distR="0" wp14:anchorId="2119E8C5" wp14:editId="7A03853C">
+          <wp:inline distT="0" distB="0" distL="0" distR="0" wp14:anchorId="22604F4A" wp14:editId="63CE83E0">
             <wp:extent cx="5760720" cy="2331249"/>
             <wp:effectExtent l="0" t="0" r="0" b="0"/>
             <wp:docPr id="6" name="Picture 6"/>
@@ -15473,7 +15554,7 @@
           <w:noProof/>
         </w:rPr>
         <w:drawing>
-          <wp:inline distT="0" distB="0" distL="0" distR="0" wp14:anchorId="741B4D6C" wp14:editId="56762789">
+          <wp:inline distT="0" distB="0" distL="0" distR="0" wp14:anchorId="04A618D9" wp14:editId="7313E298">
             <wp:extent cx="5760720" cy="2266878"/>
             <wp:effectExtent l="0" t="0" r="0" b="0"/>
             <wp:docPr id="7" name="Picture 7"/>
@@ -15790,7 +15871,7 @@
         </w:rPr>
         <w:lastRenderedPageBreak/>
         <w:drawing>
-          <wp:inline distT="0" distB="0" distL="0" distR="0" wp14:anchorId="0DD7A3FD" wp14:editId="24BAE5FF">
+          <wp:inline distT="0" distB="0" distL="0" distR="0" wp14:anchorId="5CE8D009" wp14:editId="6A81DBFC">
             <wp:extent cx="5760720" cy="2362842"/>
             <wp:effectExtent l="0" t="0" r="0" b="0"/>
             <wp:docPr id="8" name="Picture 8"/>
@@ -16356,7 +16437,7 @@
           <w:noProof/>
         </w:rPr>
         <w:drawing>
-          <wp:inline distT="0" distB="0" distL="0" distR="0" wp14:anchorId="31162D3F" wp14:editId="3AD299E9">
+          <wp:inline distT="0" distB="0" distL="0" distR="0" wp14:anchorId="12E12FE9" wp14:editId="63F7BD8E">
             <wp:extent cx="5760720" cy="2544177"/>
             <wp:effectExtent l="0" t="0" r="0" b="0"/>
             <wp:docPr id="9" name="Picture 9"/>
@@ -16943,7 +17024,7 @@
           <w:noProof/>
         </w:rPr>
         <w:drawing>
-          <wp:inline distT="0" distB="0" distL="0" distR="0" wp14:anchorId="3C67592F" wp14:editId="63D53C3C">
+          <wp:inline distT="0" distB="0" distL="0" distR="0" wp14:anchorId="322FEE77" wp14:editId="73DC2B10">
             <wp:extent cx="5760720" cy="2275394"/>
             <wp:effectExtent l="0" t="0" r="0" b="0"/>
             <wp:docPr id="10" name="Picture 10"/>
@@ -17264,7 +17345,7 @@
         </w:rPr>
         <w:lastRenderedPageBreak/>
         <w:drawing>
-          <wp:inline distT="0" distB="0" distL="0" distR="0" wp14:anchorId="0674B3AD" wp14:editId="461D9A36">
+          <wp:inline distT="0" distB="0" distL="0" distR="0" wp14:anchorId="606CEADD" wp14:editId="4D7B0969">
             <wp:extent cx="5760720" cy="2547041"/>
             <wp:effectExtent l="0" t="0" r="0" b="0"/>
             <wp:docPr id="11" name="Picture 11"/>
@@ -20215,7 +20296,7 @@
         </w:rPr>
         <w:lastRenderedPageBreak/>
         <w:drawing>
-          <wp:inline distT="0" distB="0" distL="0" distR="0" wp14:anchorId="78B1E374" wp14:editId="5B6FD12D">
+          <wp:inline distT="0" distB="0" distL="0" distR="0" wp14:anchorId="0424D4EB" wp14:editId="1408F1B2">
             <wp:extent cx="5760720" cy="1482601"/>
             <wp:effectExtent l="0" t="0" r="0" b="0"/>
             <wp:docPr id="12" name="Picture 12"/>
@@ -22064,6 +22145,1180 @@
     </w:p>
     <w:p>
       <w:pPr>
+        <w:pStyle w:val="21"/>
+      </w:pPr>
+      <w:r>
+        <w:t xml:space="preserve">5.11 </w:t>
+      </w:r>
+      <w:r>
+        <w:t>构造性后续：显式去相关使门控恢复增益</w:t>
+      </w:r>
+    </w:p>
+    <w:p>
+      <w:r>
+        <w:t>前面的章节诊断了门控为何惰性，但没有检验诊断是否可操作。如果失效来自视图近乎相同，那么强制把视图推开就应当恢复增益。我们固定数据、成员数、树预算、门控与种子，只改变成员之间共享特征的比例。</w:t>
+      </w:r>
+    </w:p>
+    <w:p>
+      <w:r>
+        <w:rPr>
+          <w:b/>
+        </w:rPr>
+        <w:t>干预设计。</w:t>
+      </w:r>
+      <w:r>
+        <w:t xml:space="preserve"> </w:t>
+      </w:r>
+      <w:r>
+        <w:t>四个森林各使用</w:t>
+      </w:r>
+      <w:r>
+        <w:t xml:space="preserve"> 15 </w:t>
+      </w:r>
+      <w:r>
+        <w:t>维特征视图。重叠度为</w:t>
+      </w:r>
+      <w:r>
+        <w:t xml:space="preserve"> 1.0 </w:t>
+      </w:r>
+      <w:r>
+        <w:t>时四个视图都是卡方</w:t>
+      </w:r>
+      <w:r>
+        <w:t xml:space="preserve"> top-15</w:t>
+      </w:r>
+      <w:r>
+        <w:t>，复现</w:t>
+      </w:r>
+      <w:r>
+        <w:t xml:space="preserve"> 5.2–5.4 </w:t>
+      </w:r>
+      <w:r>
+        <w:t>节的共享视图区制；重叠度为</w:t>
+      </w:r>
+      <w:r>
+        <w:t xml:space="preserve"> 0.0 </w:t>
+      </w:r>
+      <w:r>
+        <w:t>时四个视图是卡方排序的四个互斥块。门控保持不变：在</w:t>
+      </w:r>
+      <w:r>
+        <w:t xml:space="preserve"> OOF </w:t>
+      </w:r>
+      <w:r>
+        <w:t>概率与描述子上训练四个风险模型，权重为</w:t>
+      </w:r>
+      <w:r>
+        <w:t xml:space="preserve"> </w:t>
+      </w:r>
+      <w:r>
+        <w:rPr>
+          <w:rFonts w:ascii="Consolas" w:hAnsi="Consolas"/>
+        </w:rPr>
+        <w:t>exp(-risk/T)</w:t>
+      </w:r>
+      <w:r>
+        <w:t>，投影到熵不超过</w:t>
+      </w:r>
+      <w:r>
+        <w:t xml:space="preserve"> 0.95</w:t>
+      </w:r>
+      <w:r>
+        <w:t>、</w:t>
+      </w:r>
+      <w:r>
+        <w:t xml:space="preserve">KL </w:t>
+      </w:r>
+      <w:r>
+        <w:t>不超过</w:t>
+      </w:r>
+      <w:r>
+        <w:t xml:space="preserve"> 0.10 </w:t>
+      </w:r>
+      <w:r>
+        <w:t>的带内，</w:t>
+      </w:r>
+      <w:r>
+        <w:t xml:space="preserve">T </w:t>
+      </w:r>
+      <w:r>
+        <w:t>在验证集上选择。对照是完全相同的四个成员的等权融合。</w:t>
+      </w:r>
+    </w:p>
+    <w:p>
+      <w:r>
+        <w:rPr>
+          <w:b/>
+        </w:rPr>
+        <w:t>结果。</w:t>
+      </w:r>
+      <w:r>
+        <w:t xml:space="preserve"> </w:t>
+      </w:r>
+      <w:r>
+        <w:t>干预把两个量同时推向预测方向。在</w:t>
+      </w:r>
+      <w:r>
+        <w:t xml:space="preserve"> 53 237 </w:t>
+      </w:r>
+      <w:r>
+        <w:t>条总体上，重叠度</w:t>
+      </w:r>
+      <w:r>
+        <w:t xml:space="preserve"> 1.0 </w:t>
+      </w:r>
+      <w:r>
+        <w:t>的成对分歧率为</w:t>
+      </w:r>
+      <w:r>
+        <w:t xml:space="preserve"> 0.65%</w:t>
+      </w:r>
+      <w:r>
+        <w:t>，十种子增益</w:t>
+      </w:r>
+      <w:r>
+        <w:t xml:space="preserve"> +0.00030</w:t>
+      </w:r>
+      <w:r>
+        <w:t>；重叠度</w:t>
+      </w:r>
+      <w:r>
+        <w:t xml:space="preserve"> 0.0 </w:t>
+      </w:r>
+      <w:r>
+        <w:t>的分歧率为</w:t>
+      </w:r>
+      <w:r>
+        <w:t xml:space="preserve"> 3.54%</w:t>
+      </w:r>
+      <w:r>
+        <w:t>，增益</w:t>
+      </w:r>
+      <w:r>
+        <w:t xml:space="preserve"> +0.02640</w:t>
+      </w:r>
+      <w:r>
+        <w:t>（标准差</w:t>
+      </w:r>
+      <w:r>
+        <w:t xml:space="preserve"> 0.00177</w:t>
+      </w:r>
+      <w:r>
+        <w:t>；</w:t>
+      </w:r>
+      <w:r>
+        <w:t xml:space="preserve">90% </w:t>
+      </w:r>
+      <w:r>
+        <w:t>区间</w:t>
+      </w:r>
+      <w:r>
+        <w:t xml:space="preserve"> [0.02538, 0.02743]</w:t>
+      </w:r>
+      <w:r>
+        <w:t>；</w:t>
+      </w:r>
+      <w:r>
+        <w:t xml:space="preserve">10/10 </w:t>
+      </w:r>
+      <w:r>
+        <w:t>为正）。质量匹配版本只选择验证</w:t>
+      </w:r>
+      <w:r>
+        <w:t xml:space="preserve"> Macro-F1 </w:t>
+      </w:r>
+      <w:r>
+        <w:t>落在</w:t>
+      </w:r>
+      <w:r>
+        <w:t xml:space="preserve"> 0.005 </w:t>
+      </w:r>
+      <w:r>
+        <w:t>带宽内的四个候选视图（实际极差</w:t>
+      </w:r>
+      <w:r>
+        <w:t xml:space="preserve"> 0.0015–0.0072</w:t>
+      </w:r>
+      <w:r>
+        <w:t>），增益仍有</w:t>
+      </w:r>
+      <w:r>
+        <w:t xml:space="preserve"> +0.00736</w:t>
+      </w:r>
+      <w:r>
+        <w:t>（标准差</w:t>
+      </w:r>
+      <w:r>
+        <w:t xml:space="preserve"> 0.00476</w:t>
+      </w:r>
+      <w:r>
+        <w:t>；区间</w:t>
+      </w:r>
+      <w:r>
+        <w:t xml:space="preserve"> [0.00460, 0.01011]</w:t>
+      </w:r>
+      <w:r>
+        <w:t>；</w:t>
+      </w:r>
+      <w:r>
+        <w:t xml:space="preserve">10/10 McNemar </w:t>
+      </w:r>
+      <w:r>
+        <w:t>显著）。匹配版本是多样性效应的保守估计；自动版本还利用了块间的质量差。</w:t>
+      </w:r>
+    </w:p>
+    <w:p>
+      <w:r>
+        <w:rPr>
+          <w:b/>
+        </w:rPr>
+        <w:t>规模与外部有效性。</w:t>
+      </w:r>
+      <w:r>
+        <w:t xml:space="preserve"> </w:t>
+      </w:r>
+      <w:r>
+        <w:t>在完整</w:t>
+      </w:r>
+      <w:r>
+        <w:t xml:space="preserve"> 2 429 503 </w:t>
+      </w:r>
+      <w:r>
+        <w:t>条语料上，自动干预的增益为</w:t>
+      </w:r>
+      <w:r>
+        <w:t xml:space="preserve"> +0.09768</w:t>
+      </w:r>
+      <w:r>
+        <w:t>（标准差</w:t>
+      </w:r>
+      <w:r>
+        <w:t xml:space="preserve"> 0.01038</w:t>
+      </w:r>
+      <w:r>
+        <w:t>；区间</w:t>
+      </w:r>
+      <w:r>
+        <w:t xml:space="preserve"> [0.09166, 0.10370]</w:t>
+      </w:r>
+      <w:r>
+        <w:t>；</w:t>
+      </w:r>
+      <w:r>
+        <w:t xml:space="preserve">10/10 </w:t>
+      </w:r>
+      <w:r>
+        <w:t>为正），但门控</w:t>
+      </w:r>
+      <w:r>
+        <w:t xml:space="preserve"> 0.81928 </w:t>
+      </w:r>
+      <w:r>
+        <w:t>只比最优单成员</w:t>
+      </w:r>
+      <w:r>
+        <w:t xml:space="preserve"> 0.81615 </w:t>
+      </w:r>
+      <w:r>
+        <w:t>高</w:t>
+      </w:r>
+      <w:r>
+        <w:t xml:space="preserve"> 0.0031</w:t>
+      </w:r>
+      <w:r>
+        <w:t>，而等权为</w:t>
+      </w:r>
+      <w:r>
+        <w:t xml:space="preserve"> 0.72160</w:t>
+      </w:r>
+      <w:r>
+        <w:t>：大部分增益来自避开弱块，而不是互补。</w:t>
+      </w:r>
+      <w:r>
+        <w:t xml:space="preserve">UNSW-NB15 </w:t>
+      </w:r>
+      <w:r>
+        <w:t>上出现同样的区分：自动版</w:t>
+      </w:r>
+      <w:r>
+        <w:t xml:space="preserve"> +0.00904</w:t>
+      </w:r>
+      <w:r>
+        <w:t>（区间</w:t>
+      </w:r>
+      <w:r>
+        <w:t xml:space="preserve"> [0.00586, 0.01222]</w:t>
+      </w:r>
+      <w:r>
+        <w:t>；</w:t>
+      </w:r>
+      <w:r>
+        <w:t>10/10</w:t>
+      </w:r>
+      <w:r>
+        <w:t>），质量匹配版两个种子</w:t>
+      </w:r>
+      <w:r>
+        <w:t xml:space="preserve"> +0.00350</w:t>
+      </w:r>
+      <w:r>
+        <w:t>。两种区制性质不同：成员可比时，门控靠互补误差获益；成员差距大时，门控主要靠压低弱成员，上限是最优成员。</w:t>
+      </w:r>
+    </w:p>
+    <w:p>
+      <w:r>
+        <w:rPr>
+          <w:b/>
+        </w:rPr>
+        <w:t>质量梯度。</w:t>
+      </w:r>
+      <w:r>
+        <w:t xml:space="preserve"> </w:t>
+      </w:r>
+      <w:r>
+        <w:t>为分离两者，固定分歧率在</w:t>
+      </w:r>
+      <w:r>
+        <w:t xml:space="preserve"> 3.2%–3.7%</w:t>
+      </w:r>
+      <w:r>
+        <w:t>，只改变四个成员的验证</w:t>
+      </w:r>
+      <w:r>
+        <w:t xml:space="preserve"> F1 </w:t>
+      </w:r>
+      <w:r>
+        <w:t>极差。</w:t>
+      </w:r>
+      <w:r>
+        <w:t xml:space="preserve">CIC </w:t>
+      </w:r>
+      <w:r>
+        <w:t>上极差</w:t>
+      </w:r>
+      <w:r>
+        <w:t xml:space="preserve"> 0.005/0.020/0.040/0.060 </w:t>
+      </w:r>
+      <w:r>
+        <w:t>对应增益</w:t>
+      </w:r>
+      <w:r>
+        <w:t xml:space="preserve"> +0.0058/+0.0158/+0.0094/+0.0037</w:t>
+      </w:r>
+      <w:r>
+        <w:t>；前三个极差下门控比最优成员高</w:t>
+      </w:r>
+      <w:r>
+        <w:t xml:space="preserve"> +0.0068/+0.0133/+0.0149</w:t>
+      </w:r>
+      <w:r>
+        <w:t>，在</w:t>
+      </w:r>
+      <w:r>
+        <w:t xml:space="preserve"> 0.060 </w:t>
+      </w:r>
+      <w:r>
+        <w:t>时低</w:t>
+      </w:r>
+      <w:r>
+        <w:t xml:space="preserve"> 0.0081</w:t>
+      </w:r>
+      <w:r>
+        <w:t>。关系是峰值约</w:t>
+      </w:r>
+      <w:r>
+        <w:t xml:space="preserve"> 0.02 </w:t>
+      </w:r>
+      <w:r>
+        <w:t>的倒</w:t>
+      </w:r>
+      <w:r>
+        <w:t xml:space="preserve"> U</w:t>
+      </w:r>
+      <w:r>
+        <w:t>。</w:t>
+      </w:r>
+      <w:r>
+        <w:t xml:space="preserve">UNSW </w:t>
+      </w:r>
+      <w:r>
+        <w:t>上峰值同样在</w:t>
+      </w:r>
+      <w:r>
+        <w:t xml:space="preserve"> 0.02</w:t>
+      </w:r>
+      <w:r>
+        <w:lastRenderedPageBreak/>
+        <w:t>（</w:t>
+      </w:r>
+      <w:r>
+        <w:t>+0.0047</w:t>
+      </w:r>
+      <w:r>
+        <w:t>），但曲线在不确定度内接近平坦。表</w:t>
+      </w:r>
+      <w:r>
+        <w:t xml:space="preserve"> 8 </w:t>
+      </w:r>
+      <w:r>
+        <w:t>汇总干预结果；梯度作为诊断曲面在正文讨论，不单列为部署比较。</w:t>
+      </w:r>
+    </w:p>
+    <w:p>
+      <w:r>
+        <w:rPr>
+          <w:b/>
+        </w:rPr>
+        <w:t>表</w:t>
+      </w:r>
+      <w:r>
+        <w:rPr>
+          <w:b/>
+        </w:rPr>
+        <w:t xml:space="preserve"> 8 </w:t>
+      </w:r>
+      <w:r>
+        <w:rPr>
+          <w:b/>
+        </w:rPr>
+        <w:t>显式去相关干预：相对同成员等权融合的增益</w:t>
+      </w:r>
+    </w:p>
+    <w:tbl>
+      <w:tblPr>
+        <w:tblStyle w:val="aff1"/>
+        <w:tblW w:w="0" w:type="auto"/>
+        <w:tblBorders>
+          <w:top w:val="single" w:sz="6" w:space="0" w:color="000000"/>
+          <w:left w:val="none" w:sz="0" w:space="0" w:color="auto"/>
+          <w:bottom w:val="single" w:sz="6" w:space="0" w:color="000000"/>
+          <w:right w:val="none" w:sz="0" w:space="0" w:color="auto"/>
+          <w:insideH w:val="single" w:sz="6" w:space="0" w:color="000000"/>
+          <w:insideV w:val="none" w:sz="0" w:space="0" w:color="auto"/>
+        </w:tblBorders>
+        <w:tblLook w:val="04A0" w:firstRow="1" w:lastRow="0" w:firstColumn="1" w:lastColumn="0" w:noHBand="0" w:noVBand="1"/>
+      </w:tblPr>
+      <w:tblGrid>
+        <w:gridCol w:w="1632"/>
+        <w:gridCol w:w="1632"/>
+        <w:gridCol w:w="1632"/>
+        <w:gridCol w:w="1632"/>
+        <w:gridCol w:w="1632"/>
+        <w:gridCol w:w="1632"/>
+      </w:tblGrid>
+      <w:tr>
+        <w:tc>
+          <w:tcPr>
+            <w:tcW w:w="1632" w:type="dxa"/>
+          </w:tcPr>
+          <w:p>
+            <w:pPr>
+              <w:spacing w:after="0"/>
+            </w:pPr>
+            <w:r>
+              <w:rPr>
+                <w:b/>
+                <w:sz w:val="16"/>
+              </w:rPr>
+              <w:t>设置</w:t>
+            </w:r>
+          </w:p>
+        </w:tc>
+        <w:tc>
+          <w:tcPr>
+            <w:tcW w:w="1632" w:type="dxa"/>
+          </w:tcPr>
+          <w:p>
+            <w:pPr>
+              <w:spacing w:after="0"/>
+            </w:pPr>
+            <w:r>
+              <w:rPr>
+                <w:b/>
+                <w:sz w:val="16"/>
+              </w:rPr>
+              <w:t>总体</w:t>
+            </w:r>
+          </w:p>
+        </w:tc>
+        <w:tc>
+          <w:tcPr>
+            <w:tcW w:w="1632" w:type="dxa"/>
+          </w:tcPr>
+          <w:p>
+            <w:pPr>
+              <w:spacing w:after="0"/>
+            </w:pPr>
+            <w:r>
+              <w:rPr>
+                <w:b/>
+                <w:sz w:val="16"/>
+              </w:rPr>
+              <w:t>种子数</w:t>
+            </w:r>
+          </w:p>
+        </w:tc>
+        <w:tc>
+          <w:tcPr>
+            <w:tcW w:w="1632" w:type="dxa"/>
+          </w:tcPr>
+          <w:p>
+            <w:pPr>
+              <w:spacing w:after="0"/>
+            </w:pPr>
+            <w:r>
+              <w:rPr>
+                <w:b/>
+                <w:sz w:val="16"/>
+              </w:rPr>
+              <w:t>增益</w:t>
+            </w:r>
+          </w:p>
+        </w:tc>
+        <w:tc>
+          <w:tcPr>
+            <w:tcW w:w="1632" w:type="dxa"/>
+          </w:tcPr>
+          <w:p>
+            <w:pPr>
+              <w:spacing w:after="0"/>
+            </w:pPr>
+            <w:r>
+              <w:rPr>
+                <w:b/>
+                <w:sz w:val="16"/>
+              </w:rPr>
+              <w:t xml:space="preserve">90% </w:t>
+            </w:r>
+            <w:r>
+              <w:rPr>
+                <w:b/>
+                <w:sz w:val="16"/>
+              </w:rPr>
+              <w:t>区间</w:t>
+            </w:r>
+          </w:p>
+        </w:tc>
+        <w:tc>
+          <w:tcPr>
+            <w:tcW w:w="1632" w:type="dxa"/>
+          </w:tcPr>
+          <w:p>
+            <w:pPr>
+              <w:spacing w:after="0"/>
+            </w:pPr>
+            <w:r>
+              <w:rPr>
+                <w:b/>
+                <w:sz w:val="16"/>
+              </w:rPr>
+              <w:t>为正</w:t>
+            </w:r>
+          </w:p>
+        </w:tc>
+      </w:tr>
+      <w:tr>
+        <w:tc>
+          <w:tcPr>
+            <w:tcW w:w="1632" w:type="dxa"/>
+          </w:tcPr>
+          <w:p>
+            <w:pPr>
+              <w:spacing w:after="0"/>
+            </w:pPr>
+            <w:r>
+              <w:rPr>
+                <w:sz w:val="16"/>
+              </w:rPr>
+              <w:t>自动</w:t>
+            </w:r>
+            <w:r>
+              <w:rPr>
+                <w:sz w:val="16"/>
+              </w:rPr>
+              <w:t xml:space="preserve"> EDG</w:t>
+            </w:r>
+          </w:p>
+        </w:tc>
+        <w:tc>
+          <w:tcPr>
+            <w:tcW w:w="1632" w:type="dxa"/>
+          </w:tcPr>
+          <w:p>
+            <w:pPr>
+              <w:spacing w:after="0"/>
+            </w:pPr>
+            <w:r>
+              <w:rPr>
+                <w:sz w:val="16"/>
+              </w:rPr>
+              <w:t xml:space="preserve">CIC 53 237 </w:t>
+            </w:r>
+            <w:r>
+              <w:rPr>
+                <w:sz w:val="16"/>
+              </w:rPr>
+              <w:t>条</w:t>
+            </w:r>
+          </w:p>
+        </w:tc>
+        <w:tc>
+          <w:tcPr>
+            <w:tcW w:w="1632" w:type="dxa"/>
+          </w:tcPr>
+          <w:p>
+            <w:pPr>
+              <w:spacing w:after="0"/>
+            </w:pPr>
+            <w:r>
+              <w:rPr>
+                <w:sz w:val="16"/>
+              </w:rPr>
+              <w:t>10</w:t>
+            </w:r>
+          </w:p>
+        </w:tc>
+        <w:tc>
+          <w:tcPr>
+            <w:tcW w:w="1632" w:type="dxa"/>
+          </w:tcPr>
+          <w:p>
+            <w:pPr>
+              <w:spacing w:after="0"/>
+            </w:pPr>
+            <w:r>
+              <w:rPr>
+                <w:sz w:val="16"/>
+              </w:rPr>
+              <w:t>+0.02640</w:t>
+            </w:r>
+          </w:p>
+        </w:tc>
+        <w:tc>
+          <w:tcPr>
+            <w:tcW w:w="1632" w:type="dxa"/>
+          </w:tcPr>
+          <w:p>
+            <w:pPr>
+              <w:spacing w:after="0"/>
+            </w:pPr>
+            <w:r>
+              <w:rPr>
+                <w:sz w:val="16"/>
+              </w:rPr>
+              <w:t>[0.02538, 0.02743]</w:t>
+            </w:r>
+          </w:p>
+        </w:tc>
+        <w:tc>
+          <w:tcPr>
+            <w:tcW w:w="1632" w:type="dxa"/>
+          </w:tcPr>
+          <w:p>
+            <w:pPr>
+              <w:spacing w:after="0"/>
+            </w:pPr>
+            <w:r>
+              <w:rPr>
+                <w:sz w:val="16"/>
+              </w:rPr>
+              <w:t>10/10</w:t>
+            </w:r>
+          </w:p>
+        </w:tc>
+      </w:tr>
+      <w:tr>
+        <w:tc>
+          <w:tcPr>
+            <w:tcW w:w="1632" w:type="dxa"/>
+          </w:tcPr>
+          <w:p>
+            <w:pPr>
+              <w:spacing w:after="0"/>
+            </w:pPr>
+            <w:r>
+              <w:rPr>
+                <w:sz w:val="16"/>
+              </w:rPr>
+              <w:t>质量匹配</w:t>
+            </w:r>
+            <w:r>
+              <w:rPr>
+                <w:sz w:val="16"/>
+              </w:rPr>
+              <w:t xml:space="preserve"> EDG</w:t>
+            </w:r>
+          </w:p>
+        </w:tc>
+        <w:tc>
+          <w:tcPr>
+            <w:tcW w:w="1632" w:type="dxa"/>
+          </w:tcPr>
+          <w:p>
+            <w:pPr>
+              <w:spacing w:after="0"/>
+            </w:pPr>
+            <w:r>
+              <w:rPr>
+                <w:sz w:val="16"/>
+              </w:rPr>
+              <w:t xml:space="preserve">CIC 53 237 </w:t>
+            </w:r>
+            <w:r>
+              <w:rPr>
+                <w:sz w:val="16"/>
+              </w:rPr>
+              <w:t>条</w:t>
+            </w:r>
+          </w:p>
+        </w:tc>
+        <w:tc>
+          <w:tcPr>
+            <w:tcW w:w="1632" w:type="dxa"/>
+          </w:tcPr>
+          <w:p>
+            <w:pPr>
+              <w:spacing w:after="0"/>
+            </w:pPr>
+            <w:r>
+              <w:rPr>
+                <w:sz w:val="16"/>
+              </w:rPr>
+              <w:t>10</w:t>
+            </w:r>
+          </w:p>
+        </w:tc>
+        <w:tc>
+          <w:tcPr>
+            <w:tcW w:w="1632" w:type="dxa"/>
+          </w:tcPr>
+          <w:p>
+            <w:pPr>
+              <w:spacing w:after="0"/>
+            </w:pPr>
+            <w:r>
+              <w:rPr>
+                <w:sz w:val="16"/>
+              </w:rPr>
+              <w:t>+0.00736</w:t>
+            </w:r>
+          </w:p>
+        </w:tc>
+        <w:tc>
+          <w:tcPr>
+            <w:tcW w:w="1632" w:type="dxa"/>
+          </w:tcPr>
+          <w:p>
+            <w:pPr>
+              <w:spacing w:after="0"/>
+            </w:pPr>
+            <w:r>
+              <w:rPr>
+                <w:sz w:val="16"/>
+              </w:rPr>
+              <w:t>[0.00460, 0.01011]</w:t>
+            </w:r>
+          </w:p>
+        </w:tc>
+        <w:tc>
+          <w:tcPr>
+            <w:tcW w:w="1632" w:type="dxa"/>
+          </w:tcPr>
+          <w:p>
+            <w:pPr>
+              <w:spacing w:after="0"/>
+            </w:pPr>
+            <w:r>
+              <w:rPr>
+                <w:sz w:val="16"/>
+              </w:rPr>
+              <w:t>10/10</w:t>
+            </w:r>
+          </w:p>
+        </w:tc>
+      </w:tr>
+      <w:tr>
+        <w:tc>
+          <w:tcPr>
+            <w:tcW w:w="1632" w:type="dxa"/>
+          </w:tcPr>
+          <w:p>
+            <w:pPr>
+              <w:spacing w:after="0"/>
+            </w:pPr>
+            <w:r>
+              <w:rPr>
+                <w:sz w:val="16"/>
+              </w:rPr>
+              <w:t>自动</w:t>
+            </w:r>
+            <w:r>
+              <w:rPr>
+                <w:sz w:val="16"/>
+              </w:rPr>
+              <w:t xml:space="preserve"> EDG</w:t>
+            </w:r>
+          </w:p>
+        </w:tc>
+        <w:tc>
+          <w:tcPr>
+            <w:tcW w:w="1632" w:type="dxa"/>
+          </w:tcPr>
+          <w:p>
+            <w:pPr>
+              <w:spacing w:after="0"/>
+            </w:pPr>
+            <w:r>
+              <w:rPr>
+                <w:sz w:val="16"/>
+              </w:rPr>
+              <w:t xml:space="preserve">CIC 2 429 503 </w:t>
+            </w:r>
+            <w:r>
+              <w:rPr>
+                <w:sz w:val="16"/>
+              </w:rPr>
+              <w:t>条</w:t>
+            </w:r>
+          </w:p>
+        </w:tc>
+        <w:tc>
+          <w:tcPr>
+            <w:tcW w:w="1632" w:type="dxa"/>
+          </w:tcPr>
+          <w:p>
+            <w:pPr>
+              <w:spacing w:after="0"/>
+            </w:pPr>
+            <w:r>
+              <w:rPr>
+                <w:sz w:val="16"/>
+              </w:rPr>
+              <w:t>10</w:t>
+            </w:r>
+          </w:p>
+        </w:tc>
+        <w:tc>
+          <w:tcPr>
+            <w:tcW w:w="1632" w:type="dxa"/>
+          </w:tcPr>
+          <w:p>
+            <w:pPr>
+              <w:spacing w:after="0"/>
+            </w:pPr>
+            <w:r>
+              <w:rPr>
+                <w:sz w:val="16"/>
+              </w:rPr>
+              <w:t>+0.09768</w:t>
+            </w:r>
+          </w:p>
+        </w:tc>
+        <w:tc>
+          <w:tcPr>
+            <w:tcW w:w="1632" w:type="dxa"/>
+          </w:tcPr>
+          <w:p>
+            <w:pPr>
+              <w:spacing w:after="0"/>
+            </w:pPr>
+            <w:r>
+              <w:rPr>
+                <w:sz w:val="16"/>
+              </w:rPr>
+              <w:t>[0.09166, 0.10370]</w:t>
+            </w:r>
+          </w:p>
+        </w:tc>
+        <w:tc>
+          <w:tcPr>
+            <w:tcW w:w="1632" w:type="dxa"/>
+          </w:tcPr>
+          <w:p>
+            <w:pPr>
+              <w:spacing w:after="0"/>
+            </w:pPr>
+            <w:r>
+              <w:rPr>
+                <w:sz w:val="16"/>
+              </w:rPr>
+              <w:t>10/10</w:t>
+            </w:r>
+          </w:p>
+        </w:tc>
+      </w:tr>
+      <w:tr>
+        <w:tc>
+          <w:tcPr>
+            <w:tcW w:w="1632" w:type="dxa"/>
+          </w:tcPr>
+          <w:p>
+            <w:pPr>
+              <w:spacing w:after="0"/>
+            </w:pPr>
+            <w:r>
+              <w:rPr>
+                <w:sz w:val="16"/>
+              </w:rPr>
+              <w:t>自动</w:t>
+            </w:r>
+            <w:r>
+              <w:rPr>
+                <w:sz w:val="16"/>
+              </w:rPr>
+              <w:t xml:space="preserve"> EDG</w:t>
+            </w:r>
+          </w:p>
+        </w:tc>
+        <w:tc>
+          <w:tcPr>
+            <w:tcW w:w="1632" w:type="dxa"/>
+          </w:tcPr>
+          <w:p>
+            <w:pPr>
+              <w:spacing w:after="0"/>
+            </w:pPr>
+            <w:r>
+              <w:rPr>
+                <w:sz w:val="16"/>
+              </w:rPr>
+              <w:t>UNSW-NB15</w:t>
+            </w:r>
+            <w:r>
+              <w:rPr>
+                <w:sz w:val="16"/>
+              </w:rPr>
+              <w:t>，</w:t>
+            </w:r>
+            <w:r>
+              <w:rPr>
+                <w:sz w:val="16"/>
+              </w:rPr>
+              <w:t xml:space="preserve">82 332 </w:t>
+            </w:r>
+            <w:r>
+              <w:rPr>
+                <w:sz w:val="16"/>
+              </w:rPr>
+              <w:t>条测试</w:t>
+            </w:r>
+          </w:p>
+        </w:tc>
+        <w:tc>
+          <w:tcPr>
+            <w:tcW w:w="1632" w:type="dxa"/>
+          </w:tcPr>
+          <w:p>
+            <w:pPr>
+              <w:spacing w:after="0"/>
+            </w:pPr>
+            <w:r>
+              <w:rPr>
+                <w:sz w:val="16"/>
+              </w:rPr>
+              <w:t>10</w:t>
+            </w:r>
+          </w:p>
+        </w:tc>
+        <w:tc>
+          <w:tcPr>
+            <w:tcW w:w="1632" w:type="dxa"/>
+          </w:tcPr>
+          <w:p>
+            <w:pPr>
+              <w:spacing w:after="0"/>
+            </w:pPr>
+            <w:r>
+              <w:rPr>
+                <w:sz w:val="16"/>
+              </w:rPr>
+              <w:t>+0.00904</w:t>
+            </w:r>
+          </w:p>
+        </w:tc>
+        <w:tc>
+          <w:tcPr>
+            <w:tcW w:w="1632" w:type="dxa"/>
+          </w:tcPr>
+          <w:p>
+            <w:pPr>
+              <w:spacing w:after="0"/>
+            </w:pPr>
+            <w:r>
+              <w:rPr>
+                <w:sz w:val="16"/>
+              </w:rPr>
+              <w:t>[0.00586, 0.01222]</w:t>
+            </w:r>
+          </w:p>
+        </w:tc>
+        <w:tc>
+          <w:tcPr>
+            <w:tcW w:w="1632" w:type="dxa"/>
+          </w:tcPr>
+          <w:p>
+            <w:pPr>
+              <w:spacing w:after="0"/>
+            </w:pPr>
+            <w:r>
+              <w:rPr>
+                <w:sz w:val="16"/>
+              </w:rPr>
+              <w:t>10/10</w:t>
+            </w:r>
+          </w:p>
+        </w:tc>
+      </w:tr>
+      <w:tr>
+        <w:tc>
+          <w:tcPr>
+            <w:tcW w:w="1632" w:type="dxa"/>
+          </w:tcPr>
+          <w:p>
+            <w:pPr>
+              <w:spacing w:after="0"/>
+            </w:pPr>
+            <w:r>
+              <w:rPr>
+                <w:sz w:val="16"/>
+              </w:rPr>
+              <w:t>质量匹配</w:t>
+            </w:r>
+            <w:r>
+              <w:rPr>
+                <w:sz w:val="16"/>
+              </w:rPr>
+              <w:t xml:space="preserve"> EDG</w:t>
+            </w:r>
+          </w:p>
+        </w:tc>
+        <w:tc>
+          <w:tcPr>
+            <w:tcW w:w="1632" w:type="dxa"/>
+          </w:tcPr>
+          <w:p>
+            <w:pPr>
+              <w:spacing w:after="0"/>
+            </w:pPr>
+            <w:r>
+              <w:rPr>
+                <w:sz w:val="16"/>
+              </w:rPr>
+              <w:t>UNSW-NB15</w:t>
+            </w:r>
+          </w:p>
+        </w:tc>
+        <w:tc>
+          <w:tcPr>
+            <w:tcW w:w="1632" w:type="dxa"/>
+          </w:tcPr>
+          <w:p>
+            <w:pPr>
+              <w:spacing w:after="0"/>
+            </w:pPr>
+            <w:r>
+              <w:rPr>
+                <w:sz w:val="16"/>
+              </w:rPr>
+              <w:t>2</w:t>
+            </w:r>
+          </w:p>
+        </w:tc>
+        <w:tc>
+          <w:tcPr>
+            <w:tcW w:w="1632" w:type="dxa"/>
+          </w:tcPr>
+          <w:p>
+            <w:pPr>
+              <w:spacing w:after="0"/>
+            </w:pPr>
+            <w:r>
+              <w:rPr>
+                <w:sz w:val="16"/>
+              </w:rPr>
+              <w:t>+0.00350</w:t>
+            </w:r>
+          </w:p>
+        </w:tc>
+        <w:tc>
+          <w:tcPr>
+            <w:tcW w:w="1632" w:type="dxa"/>
+          </w:tcPr>
+          <w:p>
+            <w:pPr>
+              <w:spacing w:after="0"/>
+            </w:pPr>
+            <w:r>
+              <w:rPr>
+                <w:sz w:val="16"/>
+              </w:rPr>
+              <w:t>n/a</w:t>
+            </w:r>
+          </w:p>
+        </w:tc>
+        <w:tc>
+          <w:tcPr>
+            <w:tcW w:w="1632" w:type="dxa"/>
+          </w:tcPr>
+          <w:p>
+            <w:pPr>
+              <w:spacing w:after="0"/>
+            </w:pPr>
+            <w:r>
+              <w:rPr>
+                <w:sz w:val="16"/>
+              </w:rPr>
+              <w:t>2/2</w:t>
+            </w:r>
+          </w:p>
+        </w:tc>
+      </w:tr>
+    </w:tbl>
+    <w:p>
+      <w:pPr>
+        <w:spacing w:after="40"/>
+      </w:pPr>
+    </w:p>
+    <w:p>
+      <w:r>
+        <w:rPr>
+          <w:b/>
+        </w:rPr>
+        <w:t>这意味着什么。</w:t>
+      </w:r>
+      <w:r>
+        <w:t xml:space="preserve"> </w:t>
+      </w:r>
+      <w:r>
+        <w:t>干预把</w:t>
+      </w:r>
+      <w:r>
+        <w:t xml:space="preserve"> 5.10 </w:t>
+      </w:r>
+      <w:r>
+        <w:t>节的相关性剂量反应提升为因果陈述：其他条件固定时，把视图推开会恢复正增益，增益大小取决于质量极差。它并没有把条件加权变成普适改进。保守的多样性效应为</w:t>
+      </w:r>
+      <w:r>
+        <w:t xml:space="preserve"> +0.0074</w:t>
+      </w:r>
+      <w:r>
+        <w:t>，约为全量自动增益的十三分之一；</w:t>
+      </w:r>
+      <w:r>
+        <w:t xml:space="preserve">UNSW </w:t>
+      </w:r>
+      <w:r>
+        <w:t>的匹配效应低于</w:t>
+      </w:r>
+      <w:r>
+        <w:t xml:space="preserve"> 0.005</w:t>
+      </w:r>
+      <w:r>
+        <w:t>。因此实践建议是有条件的：如果部署能承受互斥视图且成员仍然有能力，去相关值得测试；如果视图共享或某个成员明显更弱，门控要么惰性，要么只是一个质量选择器。</w:t>
+      </w:r>
+    </w:p>
+    <w:p>
+      <w:pPr>
         <w:pStyle w:val="1"/>
       </w:pPr>
       <w:r>
@@ -22333,6 +23588,7 @@
         <w:rPr>
           <w:b/>
         </w:rPr>
+        <w:lastRenderedPageBreak/>
         <w:t>条件</w:t>
       </w:r>
       <w:r>
@@ -22363,7 +23619,6 @@
         <w:t>——</w:t>
       </w:r>
       <w:r>
-        <w:lastRenderedPageBreak/>
         <w:t>这个界是成员集合的属性，不是门控的属性。在截断总体上，四个特征视图的得分相差不到</w:t>
       </w:r>
       <w:r>
@@ -22724,6 +23979,14 @@
       </w:r>
     </w:p>
     <w:p>
+      <w:r>
+        <w:t xml:space="preserve">5.11 </w:t>
+      </w:r>
+      <w:r>
+        <w:t>节的干预把这一门槛从诊断推进为可操作结论：当视图被强制推开时，同一个在共享视图上惰性的门控会产生正增益，而且增益在中等质量极差处最大。因此，一个被报告的加权增益可以是真实的，同时仍然以成员几何为前提；上述五项因素决定这一几何是被保留还是被意外消除。</w:t>
+      </w:r>
+    </w:p>
+    <w:p>
       <w:pPr>
         <w:pStyle w:val="21"/>
       </w:pPr>
@@ -22739,7 +24002,7 @@
         <w:t>表</w:t>
       </w:r>
       <w:r>
-        <w:t xml:space="preserve"> 8 </w:t>
+        <w:t xml:space="preserve"> 9 </w:t>
       </w:r>
       <w:r>
         <w:t>把本文的证据整理为面向工程选择的决策表。需要强调的是，</w:t>
@@ -22768,7 +24031,7 @@
         <w:rPr>
           <w:b/>
         </w:rPr>
-        <w:t xml:space="preserve"> 8 </w:t>
+        <w:t xml:space="preserve"> 9 </w:t>
       </w:r>
       <w:r>
         <w:rPr>
@@ -22811,6 +24074,7 @@
                 <w:b/>
                 <w:sz w:val="16"/>
               </w:rPr>
+              <w:lastRenderedPageBreak/>
               <w:t>目标</w:t>
             </w:r>
           </w:p>
@@ -23228,7 +24492,6 @@
               <w:rPr>
                 <w:sz w:val="16"/>
               </w:rPr>
-              <w:lastRenderedPageBreak/>
               <w:t>未知攻击拒绝</w:t>
             </w:r>
           </w:p>
@@ -23829,6 +25092,7 @@
         <w:rPr>
           <w:b/>
         </w:rPr>
+        <w:lastRenderedPageBreak/>
         <w:t>多样性证据是相关性而非因果。</w:t>
       </w:r>
       <w:r>
@@ -23861,32 +25125,502 @@
         <w:rPr>
           <w:b/>
         </w:rPr>
+        <w:t>同成员对照只覆盖主总体。</w:t>
+      </w:r>
+      <w:r>
+        <w:t xml:space="preserve"> </w:t>
+      </w:r>
+      <w:r>
+        <w:t>完全相同的四个专家的等权融合只在</w:t>
+      </w:r>
+      <w:r>
+        <w:t xml:space="preserve"> 53 237 </w:t>
+      </w:r>
+      <w:r>
+        <w:t>条自然先验总体上运行；在</w:t>
+      </w:r>
+      <w:r>
+        <w:t xml:space="preserve"> 413 209 </w:t>
+      </w:r>
+      <w:r>
+        <w:t>条与</w:t>
+      </w:r>
+      <w:r>
+        <w:t xml:space="preserve"> 2 429 503 </w:t>
+      </w:r>
+      <w:r>
+        <w:t>条两个总体上，对照仍是单视图等权森林，因此那里的稀释分解依赖视图差算术，而不是实测的同成员融合。</w:t>
+      </w:r>
+    </w:p>
+    <w:p>
+      <w:r>
+        <w:rPr>
+          <w:b/>
+        </w:rPr>
+        <w:t>研究总体不等于生产流量。</w:t>
+      </w:r>
+      <w:r>
+        <w:t xml:space="preserve"> </w:t>
+      </w:r>
+      <w:r>
+        <w:t>自然先验总体经过全局去重、物理范围筛查与每类</w:t>
+      </w:r>
+      <w:r>
+        <w:t xml:space="preserve"> 20 000 </w:t>
+      </w:r>
+      <w:r>
+        <w:t>条截断，共</w:t>
+      </w:r>
+      <w:r>
+        <w:t xml:space="preserve"> 53 237 </w:t>
+      </w:r>
+      <w:r>
+        <w:t>条；平衡控制总体仅</w:t>
+      </w:r>
+      <w:r>
+        <w:t xml:space="preserve"> 3 365 </w:t>
+      </w:r>
+      <w:r>
+        <w:t>条。因此二者是审计流程的产物，而不是运行网络的样本；本文所有数值都限定在这两个总体之上。</w:t>
+      </w:r>
+    </w:p>
+    <w:p>
+      <w:r>
+        <w:rPr>
+          <w:b/>
+        </w:rPr>
+        <w:t>等价性依赖总体的构造方式。</w:t>
+      </w:r>
+      <w:r>
+        <w:t xml:space="preserve"> </w:t>
+      </w:r>
+      <w:r>
+        <w:t>它在</w:t>
+      </w:r>
+      <w:r>
+        <w:t xml:space="preserve"> 53 237 </w:t>
+      </w:r>
+      <w:r>
+        <w:t>条自然先验总体与</w:t>
+      </w:r>
+      <w:r>
+        <w:t xml:space="preserve"> 7.8 </w:t>
+      </w:r>
+      <w:r>
+        <w:t>倍扩大总体上成立，但在</w:t>
+      </w:r>
+      <w:r>
+        <w:t xml:space="preserve"> CIC-IDS2017 </w:t>
+      </w:r>
+      <w:r>
+        <w:t>完全取消类别上限的</w:t>
+      </w:r>
+      <w:r>
+        <w:t xml:space="preserve"> 2 429 503 </w:t>
+      </w:r>
+      <w:r>
+        <w:t>条语料上转为小而稳定的劣势（</w:t>
+      </w:r>
+      <w:r>
+        <w:t>-0.005533</w:t>
+      </w:r>
+      <w:r>
+        <w:t>）。这一劣势没有在现代语料上复现：</w:t>
+      </w:r>
+      <w:r>
+        <w:t xml:space="preserve">CIC-IoT-2023 </w:t>
+      </w:r>
+      <w:r>
+        <w:t>在</w:t>
+      </w:r>
+      <w:r>
+        <w:t xml:space="preserve"> 2 460 000 </w:t>
+      </w:r>
+      <w:r>
+        <w:t>训练行上只有</w:t>
+      </w:r>
+      <w:r>
+        <w:t xml:space="preserve"> -0.000004</w:t>
+      </w:r>
+      <w:r>
+        <w:t>，</w:t>
+      </w:r>
+      <w:r>
+        <w:t xml:space="preserve">Gotham-2025 </w:t>
+      </w:r>
+      <w:r>
+        <w:t>全档在</w:t>
+      </w:r>
+      <w:r>
+        <w:t xml:space="preserve"> 14 250 000 </w:t>
+      </w:r>
+      <w:r>
+        <w:t>训练行、</w:t>
+      </w:r>
+      <w:r>
+        <w:t xml:space="preserve">7 190 000 </w:t>
+      </w:r>
+      <w:r>
+        <w:t>测试行上是</w:t>
+      </w:r>
+      <w:r>
+        <w:t xml:space="preserve"> +0.000009</w:t>
+      </w:r>
+      <w:r>
+        <w:t>，十个种子无一例外。因此「条件加权与等权投票不可区分」这一结论必须与所测总体一同引用，但它不会随语料年代或训练规模机械地失效；真正决定它的是成员的可互换性，特征预算扫描（</w:t>
+      </w:r>
+      <w:r>
+        <w:t xml:space="preserve">k=8 +0.001663 </w:t>
+      </w:r>
+      <w:r>
+        <w:t>到</w:t>
+      </w:r>
+      <w:r>
+        <w:t xml:space="preserve"> k=32 -0.000002</w:t>
+      </w:r>
+      <w:r>
+        <w:t>）与机制套件（改判行数</w:t>
+      </w:r>
+      <w:r>
+        <w:t xml:space="preserve"> 0–12 </w:t>
+      </w:r>
+      <w:r>
+        <w:t>行、权重落在</w:t>
+      </w:r>
+      <w:r>
+        <w:t xml:space="preserve"> 0.0091–0.0102 </w:t>
+      </w:r>
+      <w:r>
+        <w:t>之间）给了这一点定量形式。</w:t>
+      </w:r>
+    </w:p>
+    <w:p>
+      <w:r>
+        <w:rPr>
+          <w:b/>
+        </w:rPr>
+        <w:t>文件级实验不构成时间外推。</w:t>
+      </w:r>
+      <w:r>
+        <w:t xml:space="preserve"> CIC-IDS2017 </w:t>
+      </w:r>
+      <w:r>
+        <w:t>的不同文件覆盖的类别不同，无法构造类别完整的时间外测试协议。本文的文件级结果只能作为覆盖与风险分析，不能表述为</w:t>
+      </w:r>
+      <w:r>
+        <w:t>"</w:t>
+      </w:r>
+      <w:r>
+        <w:t>跨时间泛化</w:t>
+      </w:r>
+      <w:r>
+        <w:t>"</w:t>
+      </w:r>
+      <w:r>
+        <w:t>。</w:t>
+      </w:r>
+    </w:p>
+    <w:p>
+      <w:r>
+        <w:rPr>
+          <w:b/>
+        </w:rPr>
+        <w:t>外部数据集是独立基准，不是迁移实验。</w:t>
+      </w:r>
+      <w:r>
+        <w:t xml:space="preserve"> NSL-KDD</w:t>
+      </w:r>
+      <w:r>
+        <w:t>、</w:t>
+      </w:r>
+      <w:r>
+        <w:t xml:space="preserve">UNSW-NB15 </w:t>
+      </w:r>
+      <w:r>
+        <w:t>与</w:t>
+      </w:r>
+      <w:r>
+        <w:t xml:space="preserve"> CIC-IDS2017 </w:t>
+      </w:r>
+      <w:r>
+        <w:t>使用不同的标签体系，本文不做标签对齐，也不做跨数据集训练。三者分数不可合并或平均。</w:t>
+      </w:r>
+    </w:p>
+    <w:p>
+      <w:r>
+        <w:rPr>
+          <w:b/>
+        </w:rPr>
+        <w:t>延迟测量不覆盖端到端链路。</w:t>
+      </w:r>
+      <w:r>
+        <w:t xml:space="preserve"> </w:t>
+      </w:r>
+      <w:r>
+        <w:t>报告的毫秒数从数值特征矩阵开始计时，不含抓包、流重组、特征提取、告警输出与模型热更新。</w:t>
+      </w:r>
+    </w:p>
+    <w:p>
+      <w:r>
+        <w:rPr>
+          <w:b/>
+        </w:rPr>
+        <w:t>近重复只按精确形式剔除。</w:t>
+      </w:r>
+      <w:r>
+        <w:t xml:space="preserve"> </w:t>
+      </w:r>
+      <w:r>
+        <w:t>引言把「重复与近重复样本」列为公开数据集的危害之一，而审计只删除了完全相同的特征向量。把所有特征四舍五入到四位有效数字后做哈希，发现研究总体中另有</w:t>
+      </w:r>
+      <w:r>
+        <w:t xml:space="preserve"> 0.36% </w:t>
+      </w:r>
+      <w:r>
+        <w:t>的行在该分辨率下构成近重复组，其中</w:t>
+      </w:r>
+      <w:r>
+        <w:t xml:space="preserve"> 104 </w:t>
+      </w:r>
+      <w:r>
+        <w:t>行位于跨划分的近重复组内，其中</w:t>
+      </w:r>
+      <w:r>
+        <w:t xml:space="preserve"> 17 </w:t>
+      </w:r>
+      <w:r>
+        <w:t>条测试行（占测试集</w:t>
+      </w:r>
+      <w:r>
+        <w:t xml:space="preserve"> 0.21%</w:t>
+      </w:r>
+      <w:r>
+        <w:t>）与训练行共享同一个舍入后特征向量。剔除这些行后，三个模型的</w:t>
+      </w:r>
+      <w:r>
+        <w:t xml:space="preserve"> Macro-F1 </w:t>
+      </w:r>
+      <w:r>
+        <w:t>变化均不超过</w:t>
+      </w:r>
+      <w:r>
+        <w:t xml:space="preserve"> 0.00057</w:t>
+      </w:r>
+      <w:r>
+        <w:t>，因此该重叠不足以解释本文报告的差异；更粗分辨率的结果见补充材料。</w:t>
+      </w:r>
+    </w:p>
+    <w:p>
+      <w:r>
+        <w:rPr>
+          <w:b/>
+        </w:rPr>
+        <w:t>评测了十七个语料，但它们来自同一批采集计划的有限覆盖。</w:t>
+      </w:r>
+      <w:r>
+        <w:t xml:space="preserve"> </w:t>
+      </w:r>
+      <w:r>
+        <w:t>本文结论以</w:t>
+      </w:r>
+      <w:r>
+        <w:t xml:space="preserve"> CIC-IDS2017</w:t>
+      </w:r>
+      <w:r>
+        <w:t>（含截断总体与完整去重语料）、</w:t>
+      </w:r>
+      <w:r>
+        <w:t>NSL-KDD</w:t>
+      </w:r>
+      <w:r>
+        <w:t>、</w:t>
+      </w:r>
+      <w:r>
+        <w:t xml:space="preserve">UNSW-NB15 </w:t>
+      </w:r>
+      <w:r>
+        <w:t>与</w:t>
+      </w:r>
+      <w:r>
+        <w:t xml:space="preserve"> N-BaIoT </w:t>
+      </w:r>
+      <w:r>
+        <w:t>为条件；其余十三个语料（</w:t>
+      </w:r>
+      <w:r>
+        <w:t>CIC-IDS2018</w:t>
+      </w:r>
+      <w:r>
+        <w:t>、</w:t>
+      </w:r>
+      <w:r>
+        <w:t>CIC-IoT-2023</w:t>
+      </w:r>
+      <w:r>
+        <w:t>、</w:t>
+      </w:r>
+      <w:r>
+        <w:t>LITNET-2020</w:t>
+      </w:r>
+      <w:r>
+        <w:t>、</w:t>
+      </w:r>
+      <w:r>
+        <w:t>IoT-23</w:t>
+      </w:r>
+      <w:r>
+        <w:t>、</w:t>
+      </w:r>
+      <w:r>
+        <w:t>RT-IoT2022</w:t>
+      </w:r>
+      <w:r>
+        <w:t>、</w:t>
+      </w:r>
+      <w:r>
+        <w:t>ACI-IoT-2023</w:t>
+      </w:r>
+      <w:r>
+        <w:t>，</w:t>
+      </w:r>
+      <w:r>
+        <w:t xml:space="preserve">2025 </w:t>
+      </w:r>
+      <w:r>
+        <w:t>年的</w:t>
+      </w:r>
+      <w:r>
+        <w:t xml:space="preserve"> UAVIDS-2025</w:t>
+      </w:r>
+      <w:r>
+        <w:t>、</w:t>
+      </w:r>
+      <w:r>
+        <w:t>GeNIS</w:t>
+      </w:r>
+      <w:r>
+        <w:t>、</w:t>
+      </w:r>
+      <w:r>
+        <w:t>IDS2025</w:t>
+      </w:r>
+      <w:r>
+        <w:t>、</w:t>
+      </w:r>
+      <w:r>
+        <w:t>Gotham-2025</w:t>
+      </w:r>
+      <w:r>
+        <w:t>，以及</w:t>
+      </w:r>
+      <w:r>
+        <w:t xml:space="preserve"> 2026 </w:t>
+      </w:r>
+      <w:r>
+        <w:t>年的</w:t>
+      </w:r>
+      <w:r>
+        <w:t xml:space="preserve"> CTU-IDSEVAL-6</w:t>
+      </w:r>
+      <w:r>
+        <w:t>、</w:t>
+      </w:r>
+      <w:r>
+        <w:t xml:space="preserve">6TiSCHSet-2026 </w:t>
+      </w:r>
+      <w:r>
+        <w:t>与</w:t>
+      </w:r>
+      <w:r>
+        <w:t xml:space="preserve"> RTN </w:t>
+      </w:r>
+      <w:r>
+        <w:t>数据包表）作为</w:t>
+      </w:r>
+      <w:r>
+        <w:t xml:space="preserve"> 5.8 </w:t>
+      </w:r>
+      <w:r>
+        <w:t>节的扩展语料复现了主比较。</w:t>
+      </w:r>
+      <w:r>
+        <w:t xml:space="preserve">N-BaIoT </w:t>
+      </w:r>
+      <w:r>
+        <w:t>对流量特征分类器已经饱和（所有模型</w:t>
+      </w:r>
+      <w:r>
+        <w:t xml:space="preserve"> Macro-F1 </w:t>
+      </w:r>
+      <w:r>
+        <w:t>均在</w:t>
+      </w:r>
+      <w:r>
+        <w:t xml:space="preserve"> 0.9998 </w:t>
+      </w:r>
+      <w:r>
+        <w:t>以上），它检验的是聚合环节的机制而非判别难度；两个外部数据集仍只是独立原生标签基准，不构成迁移实验。十七个语料都不代表生产流量，也都无法提供同一测试床上时间分离的留出集。全部扩展语料的来源记录见参考文</w:t>
+      </w:r>
+      <w:r>
         <w:lastRenderedPageBreak/>
-        <w:t>同成员对照只覆盖主总体。</w:t>
-      </w:r>
-      <w:r>
-        <w:t xml:space="preserve"> </w:t>
-      </w:r>
-      <w:r>
-        <w:t>完全相同的四个专家的等权融合只在</w:t>
-      </w:r>
-      <w:r>
-        <w:t xml:space="preserve"> 53 237 </w:t>
-      </w:r>
-      <w:r>
-        <w:t>条自然先验总体上运行；在</w:t>
-      </w:r>
-      <w:r>
-        <w:t xml:space="preserve"> 413 209 </w:t>
-      </w:r>
-      <w:r>
-        <w:t>条与</w:t>
-      </w:r>
-      <w:r>
-        <w:t xml:space="preserve"> 2 429 503 </w:t>
-      </w:r>
-      <w:r>
-        <w:t>条两个总体上，对照仍是单视图等权森林，因此那里的稀释分解依赖视图差算术，而不是实测的同成员融合。</w:t>
+        <w:t>献</w:t>
+      </w:r>
+      <w:r>
+        <w:t xml:space="preserve"> [61-73]</w:t>
+      </w:r>
+      <w:r>
+        <w:t>。把其中</w:t>
+      </w:r>
+      <w:r>
+        <w:t xml:space="preserve"> 2020 </w:t>
+      </w:r>
+      <w:r>
+        <w:t>年及以后发布的十二个合并起来，得到</w:t>
+      </w:r>
+      <w:r>
+        <w:t xml:space="preserve"> 120 </w:t>
+      </w:r>
+      <w:r>
+        <w:t>个种子级比较：均值为</w:t>
+      </w:r>
+      <w:r>
+        <w:t xml:space="preserve"> +0.000007</w:t>
+      </w:r>
+      <w:r>
+        <w:t>，</w:t>
+      </w:r>
+      <w:r>
+        <w:t xml:space="preserve">90% </w:t>
+      </w:r>
+      <w:r>
+        <w:t>区间</w:t>
+      </w:r>
+      <w:r>
+        <w:t xml:space="preserve"> [-0.000006, +0.000020]</w:t>
+      </w:r>
+      <w:r>
+        <w:t>，仍落在</w:t>
+      </w:r>
+      <w:r>
+        <w:t xml:space="preserve"> 0.005 </w:t>
+      </w:r>
+      <w:r>
+        <w:t>边界内</w:t>
+      </w:r>
+      <w:r>
+        <w:t>——</w:t>
+      </w:r>
+      <w:r>
+        <w:t>等价</w:t>
+      </w:r>
+      <w:r>
+        <w:t>性结论并不只依赖</w:t>
+      </w:r>
+      <w:r>
+        <w:t xml:space="preserve"> 2017 </w:t>
+      </w:r>
+      <w:r>
+        <w:t>年那一个语料。</w:t>
       </w:r>
     </w:p>
     <w:p>
@@ -23894,474 +25628,6 @@
         <w:rPr>
           <w:b/>
         </w:rPr>
-        <w:t>研究总体不等于生产流量。</w:t>
-      </w:r>
-      <w:r>
-        <w:t xml:space="preserve"> </w:t>
-      </w:r>
-      <w:r>
-        <w:t>自然先验总体经过全局去重、物理范围筛查与每类</w:t>
-      </w:r>
-      <w:r>
-        <w:t xml:space="preserve"> 20 000 </w:t>
-      </w:r>
-      <w:r>
-        <w:t>条截断，共</w:t>
-      </w:r>
-      <w:r>
-        <w:t xml:space="preserve"> 53 237 </w:t>
-      </w:r>
-      <w:r>
-        <w:t>条；平衡控制总体仅</w:t>
-      </w:r>
-      <w:r>
-        <w:t xml:space="preserve"> 3 365 </w:t>
-      </w:r>
-      <w:r>
-        <w:t>条。因此二者是审计流程的产物，而不是运行网络的样本；本文所有数值都限定在这两个总体之上。</w:t>
-      </w:r>
-    </w:p>
-    <w:p>
-      <w:r>
-        <w:rPr>
-          <w:b/>
-        </w:rPr>
-        <w:t>等价性依赖总体的构造方式。</w:t>
-      </w:r>
-      <w:r>
-        <w:t xml:space="preserve"> </w:t>
-      </w:r>
-      <w:r>
-        <w:t>它在</w:t>
-      </w:r>
-      <w:r>
-        <w:t xml:space="preserve"> 53 237 </w:t>
-      </w:r>
-      <w:r>
-        <w:t>条自然先验总体与</w:t>
-      </w:r>
-      <w:r>
-        <w:t xml:space="preserve"> 7.8 </w:t>
-      </w:r>
-      <w:r>
-        <w:t>倍扩大总体上成立，但在</w:t>
-      </w:r>
-      <w:r>
-        <w:t xml:space="preserve"> CIC-IDS2017 </w:t>
-      </w:r>
-      <w:r>
-        <w:t>完全取消类别上限的</w:t>
-      </w:r>
-      <w:r>
-        <w:t xml:space="preserve"> 2 429 503 </w:t>
-      </w:r>
-      <w:r>
-        <w:t>条语料上转为小而稳定的劣势（</w:t>
-      </w:r>
-      <w:r>
-        <w:t>-0.005533</w:t>
-      </w:r>
-      <w:r>
-        <w:t>）。这一劣势没有在现代语料上复现：</w:t>
-      </w:r>
-      <w:r>
-        <w:t xml:space="preserve">CIC-IoT-2023 </w:t>
-      </w:r>
-      <w:r>
-        <w:t>在</w:t>
-      </w:r>
-      <w:r>
-        <w:t xml:space="preserve"> 2 460 000 </w:t>
-      </w:r>
-      <w:r>
-        <w:t>训练行上只有</w:t>
-      </w:r>
-      <w:r>
-        <w:t xml:space="preserve"> -0.000004</w:t>
-      </w:r>
-      <w:r>
-        <w:t>，</w:t>
-      </w:r>
-      <w:r>
-        <w:t xml:space="preserve">Gotham-2025 </w:t>
-      </w:r>
-      <w:r>
-        <w:t>全档在</w:t>
-      </w:r>
-      <w:r>
-        <w:t xml:space="preserve"> 14 250 000 </w:t>
-      </w:r>
-      <w:r>
-        <w:t>训练行、</w:t>
-      </w:r>
-      <w:r>
-        <w:t xml:space="preserve">7 190 000 </w:t>
-      </w:r>
-      <w:r>
-        <w:t>测试行上是</w:t>
-      </w:r>
-      <w:r>
-        <w:t xml:space="preserve"> +0.000009</w:t>
-      </w:r>
-      <w:r>
-        <w:t>，十个种子无一例外。因此「条件加权与等权投票不可区分」这一结论必须与所测总体一同引用，但它不会随语料年代或训练规模机械地失效；真正决定它的是成员的可互换性，特征预算扫描（</w:t>
-      </w:r>
-      <w:r>
-        <w:t xml:space="preserve">k=8 +0.001663 </w:t>
-      </w:r>
-      <w:r>
-        <w:t>到</w:t>
-      </w:r>
-      <w:r>
-        <w:t xml:space="preserve"> k=32 -0.000002</w:t>
-      </w:r>
-      <w:r>
-        <w:t>）与机制套件（改判行数</w:t>
-      </w:r>
-      <w:r>
-        <w:t xml:space="preserve"> 0–12 </w:t>
-      </w:r>
-      <w:r>
-        <w:t>行、权重落在</w:t>
-      </w:r>
-      <w:r>
-        <w:t xml:space="preserve"> 0.0091–0.0102 </w:t>
-      </w:r>
-      <w:r>
-        <w:t>之间）给了这一点定量形式。</w:t>
-      </w:r>
-    </w:p>
-    <w:p>
-      <w:r>
-        <w:rPr>
-          <w:b/>
-        </w:rPr>
-        <w:t>文件级实验不构成时间外推。</w:t>
-      </w:r>
-      <w:r>
-        <w:t xml:space="preserve"> CIC-IDS2017 </w:t>
-      </w:r>
-      <w:r>
-        <w:t>的不同文件覆盖的类别不同，无法构造类别完整的时间外测试协议。本文的文件级结果只能作为覆盖与风险分析，不能表述为</w:t>
-      </w:r>
-      <w:r>
-        <w:t>"</w:t>
-      </w:r>
-      <w:r>
-        <w:t>跨时间泛化</w:t>
-      </w:r>
-      <w:r>
-        <w:t>"</w:t>
-      </w:r>
-      <w:r>
-        <w:t>。</w:t>
-      </w:r>
-    </w:p>
-    <w:p>
-      <w:r>
-        <w:rPr>
-          <w:b/>
-        </w:rPr>
-        <w:t>外部数据集是独立基准，不是迁移实验。</w:t>
-      </w:r>
-      <w:r>
-        <w:t xml:space="preserve"> NSL-KDD</w:t>
-      </w:r>
-      <w:r>
-        <w:t>、</w:t>
-      </w:r>
-      <w:r>
-        <w:t xml:space="preserve">UNSW-NB15 </w:t>
-      </w:r>
-      <w:r>
-        <w:t>与</w:t>
-      </w:r>
-      <w:r>
-        <w:t xml:space="preserve"> CIC-IDS2017 </w:t>
-      </w:r>
-      <w:r>
-        <w:t>使用不同的标签体系，本文不做标签对齐，也不做跨数据集训练。三者分数不可合并或平均。</w:t>
-      </w:r>
-    </w:p>
-    <w:p>
-      <w:r>
-        <w:rPr>
-          <w:b/>
-        </w:rPr>
-        <w:t>延迟测量不覆盖端到端链路。</w:t>
-      </w:r>
-      <w:r>
-        <w:t xml:space="preserve"> </w:t>
-      </w:r>
-      <w:r>
-        <w:t>报告的毫秒数从数值特征矩阵开始计时，不含抓包、流重组、特征提取、告警输出与模型热更新。</w:t>
-      </w:r>
-    </w:p>
-    <w:p>
-      <w:r>
-        <w:rPr>
-          <w:b/>
-        </w:rPr>
-        <w:t>近重复只按精确形式剔除。</w:t>
-      </w:r>
-      <w:r>
-        <w:t xml:space="preserve"> </w:t>
-      </w:r>
-      <w:r>
-        <w:t>引言把「重复与近重复样本」列为公开数据集的危害之一，而审计只删除了完全相同的特征向量。把所有特征四舍五入到四位有效数字后做哈希，发现研究总体中另有</w:t>
-      </w:r>
-      <w:r>
-        <w:t xml:space="preserve"> 0.36% </w:t>
-      </w:r>
-      <w:r>
-        <w:t>的行在该分辨率下构成近重复组，其中</w:t>
-      </w:r>
-      <w:r>
-        <w:t xml:space="preserve"> 104 </w:t>
-      </w:r>
-      <w:r>
-        <w:t>行位于跨划分的近重复组内，其中</w:t>
-      </w:r>
-      <w:r>
-        <w:t xml:space="preserve"> 17 </w:t>
-      </w:r>
-      <w:r>
-        <w:t>条测试行（占测试集</w:t>
-      </w:r>
-      <w:r>
-        <w:t xml:space="preserve"> 0.21%</w:t>
-      </w:r>
-      <w:r>
-        <w:t>）与训练行共享同一个舍入后特征向量。剔除这些行后，三个模型的</w:t>
-      </w:r>
-      <w:r>
-        <w:t xml:space="preserve"> Macro-F1 </w:t>
-      </w:r>
-      <w:r>
-        <w:t>变化均不超过</w:t>
-      </w:r>
-      <w:r>
-        <w:t xml:space="preserve"> 0.00057</w:t>
-      </w:r>
-      <w:r>
-        <w:t>，因此该重叠不足以解释本文报告的差异；更粗分辨率的结果见补充材料。</w:t>
-      </w:r>
-    </w:p>
-    <w:p>
-      <w:r>
-        <w:rPr>
-          <w:b/>
-        </w:rPr>
-        <w:t>评测了十七个语料，但它们来自同一批采集计划的有限覆盖。</w:t>
-      </w:r>
-      <w:r>
-        <w:t xml:space="preserve"> </w:t>
-      </w:r>
-      <w:r>
-        <w:t>本文结论以</w:t>
-      </w:r>
-      <w:r>
-        <w:t xml:space="preserve"> CIC-IDS2017</w:t>
-      </w:r>
-      <w:r>
-        <w:t>（含截断总体与完整去重语料）、</w:t>
-      </w:r>
-      <w:r>
-        <w:t>NSL-KDD</w:t>
-      </w:r>
-      <w:r>
-        <w:t>、</w:t>
-      </w:r>
-      <w:r>
-        <w:t xml:space="preserve">UNSW-NB15 </w:t>
-      </w:r>
-      <w:r>
-        <w:t>与</w:t>
-      </w:r>
-      <w:r>
-        <w:t xml:space="preserve"> N-BaIoT </w:t>
-      </w:r>
-      <w:r>
-        <w:t>为条件；其余十三个语料（</w:t>
-      </w:r>
-      <w:r>
-        <w:t>CIC-IDS2018</w:t>
-      </w:r>
-      <w:r>
-        <w:t>、</w:t>
-      </w:r>
-      <w:r>
-        <w:t>CIC-IoT-2023</w:t>
-      </w:r>
-      <w:r>
-        <w:t>、</w:t>
-      </w:r>
-      <w:r>
-        <w:t>LITNET-2020</w:t>
-      </w:r>
-      <w:r>
-        <w:t>、</w:t>
-      </w:r>
-      <w:r>
-        <w:t>IoT-23</w:t>
-      </w:r>
-      <w:r>
-        <w:t>、</w:t>
-      </w:r>
-      <w:r>
-        <w:t>RT-IoT2022</w:t>
-      </w:r>
-      <w:r>
-        <w:t>、</w:t>
-      </w:r>
-      <w:r>
-        <w:t>ACI-IoT-2023</w:t>
-      </w:r>
-      <w:r>
-        <w:t>，</w:t>
-      </w:r>
-      <w:r>
-        <w:t xml:space="preserve">2025 </w:t>
-      </w:r>
-      <w:r>
-        <w:t>年的</w:t>
-      </w:r>
-      <w:r>
-        <w:t xml:space="preserve"> UAVIDS-2025</w:t>
-      </w:r>
-      <w:r>
-        <w:t>、</w:t>
-      </w:r>
-      <w:r>
-        <w:t>GeNIS</w:t>
-      </w:r>
-      <w:r>
-        <w:t>、</w:t>
-      </w:r>
-      <w:r>
-        <w:t>IDS2025</w:t>
-      </w:r>
-      <w:r>
-        <w:t>、</w:t>
-      </w:r>
-      <w:r>
-        <w:t>Gotham-2025</w:t>
-      </w:r>
-      <w:r>
-        <w:t>，以及</w:t>
-      </w:r>
-      <w:r>
-        <w:t xml:space="preserve"> 2026 </w:t>
-      </w:r>
-      <w:r>
-        <w:t>年的</w:t>
-      </w:r>
-      <w:r>
-        <w:t xml:space="preserve"> CTU-IDSEVAL-6</w:t>
-      </w:r>
-      <w:r>
-        <w:t>、</w:t>
-      </w:r>
-      <w:r>
-        <w:t xml:space="preserve">6TiSCHSet-2026 </w:t>
-      </w:r>
-      <w:r>
-        <w:t>与</w:t>
-      </w:r>
-      <w:r>
-        <w:t xml:space="preserve"> RTN </w:t>
-      </w:r>
-      <w:r>
-        <w:t>数据包表）作为</w:t>
-      </w:r>
-      <w:r>
-        <w:t xml:space="preserve"> 5.8 </w:t>
-      </w:r>
-      <w:r>
-        <w:t>节的扩展语料复现了主比较。</w:t>
-      </w:r>
-      <w:r>
-        <w:t xml:space="preserve">N-BaIoT </w:t>
-      </w:r>
-      <w:r>
-        <w:t>对流量特征分类器已经饱和（所有模型</w:t>
-      </w:r>
-      <w:r>
-        <w:t xml:space="preserve"> Macro-F1 </w:t>
-      </w:r>
-      <w:r>
-        <w:t>均在</w:t>
-      </w:r>
-      <w:r>
-        <w:t xml:space="preserve"> 0.9998 </w:t>
-      </w:r>
-      <w:r>
-        <w:t>以上），它检验的是聚合环节的机制而非判别难度；两个外部数据集仍只是独立原生标签基准，不构成迁移实验。十七个语料都不代表生产流量，也都无法提供同一测试床上时间分离的留出集。全部扩展语料的来源记录见参考文献</w:t>
-      </w:r>
-      <w:r>
-        <w:t xml:space="preserve"> [61-73]</w:t>
-      </w:r>
-      <w:r>
-        <w:t>。把其中</w:t>
-      </w:r>
-      <w:r>
-        <w:t xml:space="preserve"> 2020 </w:t>
-      </w:r>
-      <w:r>
-        <w:t>年及以后发布的十二个合并起来，得到</w:t>
-      </w:r>
-      <w:r>
-        <w:t xml:space="preserve"> 120 </w:t>
-      </w:r>
-      <w:r>
-        <w:t>个种子级比较：均值为</w:t>
-      </w:r>
-      <w:r>
-        <w:t xml:space="preserve"> +0.000007</w:t>
-      </w:r>
-      <w:r>
-        <w:t>，</w:t>
-      </w:r>
-      <w:r>
-        <w:t xml:space="preserve">90% </w:t>
-      </w:r>
-      <w:r>
-        <w:t>区间</w:t>
-      </w:r>
-      <w:r>
-        <w:t xml:space="preserve"> [-0.000006, +0.000020]</w:t>
-      </w:r>
-      <w:r>
-        <w:t>，仍落在</w:t>
-      </w:r>
-      <w:r>
-        <w:t xml:space="preserve"> 0.005 </w:t>
-      </w:r>
-      <w:r>
-        <w:t>边界内</w:t>
-      </w:r>
-      <w:r>
-        <w:t>——</w:t>
-      </w:r>
-      <w:r>
-        <w:t>等价</w:t>
-      </w:r>
-      <w:r>
-        <w:t>性结论并不只依赖</w:t>
-      </w:r>
-      <w:r>
-        <w:t xml:space="preserve"> 2017 </w:t>
-      </w:r>
-      <w:r>
-        <w:t>年那一个语料。</w:t>
-      </w:r>
-    </w:p>
-    <w:p>
-      <w:r>
-        <w:rPr>
-          <w:b/>
-        </w:rPr>
-        <w:lastRenderedPageBreak/>
         <w:t>未评估对抗鲁棒性。</w:t>
       </w:r>
       <w:r>
@@ -24829,7 +26095,11 @@
         <w:t>与</w:t>
       </w:r>
       <w:r>
-        <w:t xml:space="preserve"> 0.021397</w:t>
+        <w:t xml:space="preserve"> </w:t>
+      </w:r>
+      <w:r>
+        <w:lastRenderedPageBreak/>
+        <w:t>0.021397</w:t>
       </w:r>
       <w:r>
         <w:t>；除以四个成员得到</w:t>
@@ -24889,11 +26159,7 @@
         <w:t xml:space="preserve"> D </w:t>
       </w:r>
       <w:r>
-        <w:t>不是事后解释，而是定量预测。多样性实</w:t>
-      </w:r>
-      <w:r>
-        <w:lastRenderedPageBreak/>
-        <w:t>验给出同一方向：两个低多样性专家集合在</w:t>
+        <w:t>不是事后解释，而是定量预测。多样性实验给出同一方向：两个低多样性专家集合在</w:t>
       </w:r>
       <w:r>
         <w:t xml:space="preserve"> 6 </w:t>
@@ -25053,25 +26319,19 @@
     </w:p>
     <w:p>
       <w:r>
-        <w:t>本文的主要贡献不是一个新的最优分类器，而是一条使等价性主张的总体依赖性变得可见的三级规模阶梯、一个既能预测门控惰性又能预测质量分化后劣势量级的机制，以及一套带可证伪可辨识性边界的泄漏受控协议。后续工作有三个方向：其一，设计显式强制专家去相关的加权机制，检验条件加权能否在打破命题</w:t>
-      </w:r>
-      <w:r>
-        <w:t xml:space="preserve"> 1 </w:t>
-      </w:r>
-      <w:r>
-        <w:t>前提后恢复增益</w:t>
+        <w:t>本文的主要贡献不是一个新的最优分类器，而是一条使等价性主张的总体依赖性变得可见的三级规模阶梯、一个既能预测门控惰性又能预测质量分化后劣势量级的机制，以及一个在把视图强制推开后恢复增益的受控干预。后续工作有三个方向：其一，把去相关干预扩展到跨时段与跨场景协议，让成员因特征划分之外的原因产生分歧；其二，把本文的报告建议整理为可自动检查的清单，使评测协议本身成为可验证对象，并要求每一项头条比较声明其所处的阶梯层级；其三，检验约</w:t>
+      </w:r>
+      <w:r>
+        <w:t xml:space="preserve"> 0.02 </w:t>
+      </w:r>
+      <w:r>
+        <w:t>的质量梯度峰值能否迁移到其他模态</w:t>
       </w:r>
       <w:r>
         <w:t>——</w:t>
       </w:r>
       <w:r>
-        <w:t>剂量</w:t>
-      </w:r>
-      <w:r>
-        <w:t>—</w:t>
-      </w:r>
-      <w:r>
-        <w:t>反应结果给出了目标区间，但干预本身仍待构建与验证；其二，构造类别完整的跨时段或跨场景测试协议，把文件级覆盖分析升级为真正的外部有效性检验；其三，把本文的报告建议整理为可自动检查的清单，使评测协议本身成为可验证对象，并要求每一项头条比较声明其所处的阶梯层级。</w:t>
+        <w:t>它是一个定量的集成设计目标，而不是某一语料的性质。</w:t>
       </w:r>
     </w:p>
     <w:p>
@@ -25084,38 +26344,6 @@
     </w:p>
     <w:p>
       <w:r>
-        <w:rPr>
-          <w:b/>
-        </w:rPr>
-        <w:t>最直接的后续验证在成员侧。</w:t>
-      </w:r>
-      <w:r>
-        <w:t xml:space="preserve"> </w:t>
-      </w:r>
-      <w:r>
-        <w:t>把当前主流模型族的专家</w:t>
-      </w:r>
-      <w:r>
-        <w:t>——Transformer</w:t>
-      </w:r>
-      <w:r>
-        <w:t>、大语言模型与图网络</w:t>
-      </w:r>
-      <w:r>
-        <w:t xml:space="preserve"> [51,52]——</w:t>
-      </w:r>
-      <w:r>
-        <w:t>放进</w:t>
-      </w:r>
-      <w:r>
-        <w:t xml:space="preserve"> 5.10 </w:t>
-      </w:r>
-      <w:r>
-        <w:t>节所识别的互斥区间，并重做同成员对照，就能把可辨识性条件放到当前主流架构上检验；该条件本身就预测了这类成员何时会、何时不会改变聚合规则的结论。</w:t>
-      </w:r>
-    </w:p>
-    <w:p>
-      <w:r>
         <w:t>处理脚本、审计中间结果、逐样本预测与图表生成代码发布于公开仓库：</w:t>
       </w:r>
       <w:r>
@@ -25125,13 +26353,13 @@
         <w:t>（发布版本</w:t>
       </w:r>
       <w:r>
-        <w:t xml:space="preserve"> v1.11.0</w:t>
+        <w:t xml:space="preserve"> v1.11.2</w:t>
       </w:r>
       <w:r>
         <w:t>，标签</w:t>
       </w:r>
       <w:r>
-        <w:t xml:space="preserve"> v1.11.0</w:t>
+        <w:t xml:space="preserve"> v1.11.2</w:t>
       </w:r>
       <w:r>
         <w:t>）。原始数据集不随论文分发；论文记录来源地址、检索日期、版本快照与</w:t>
@@ -25198,7 +26426,6 @@
         <w:pStyle w:val="1"/>
       </w:pPr>
       <w:r>
-        <w:lastRenderedPageBreak/>
         <w:t>生成式人工智能使用声明</w:t>
       </w:r>
     </w:p>
@@ -25212,6 +26439,7 @@
         <w:pStyle w:val="1"/>
       </w:pPr>
       <w:r>
+        <w:lastRenderedPageBreak/>
         <w:t>作者贡献声明（</w:t>
       </w:r>
       <w:r>
@@ -25542,7 +26770,6 @@
         </w:numPr>
       </w:pPr>
       <w:r>
-        <w:lastRenderedPageBreak/>
         <w:t>Tavallaee M, Bagheri E, Lu W, Ghorbani A A. A detailed analysis of the KDD CUP 99 data set. CISDA 2009: 1-6. DOI:10.1109/CISDA.2009.5356528.</w:t>
       </w:r>
     </w:p>
@@ -25579,6 +26806,7 @@
         </w:numPr>
       </w:pPr>
       <w:r>
+        <w:lastRenderedPageBreak/>
         <w:t>UCI Machine Learning Repository. Detection of IoT botnet attacks N-BaIoT [dataset]. 2018. DOI:10.24432/C5RC8J.</w:t>
       </w:r>
     </w:p>
@@ -25861,7 +27089,6 @@
         </w:numPr>
       </w:pPr>
       <w:r>
-        <w:lastRenderedPageBreak/>
         <w:t>Lei J, G'Sell M, Rinaldo A, et al. Distribution-free predictive inference for regression. JASA, 2018, 113(523): 1094-1111. DOI:10.1080/01621459.2017.1307116.</w:t>
       </w:r>
     </w:p>
@@ -25922,6 +27149,7 @@
         </w:numPr>
       </w:pPr>
       <w:r>
+        <w:lastRenderedPageBreak/>
         <w:t>Holm S. A simple sequentially rejective multiple test procedure. Scandinavian Journal of Statistics, 1979, 6(2): 65-70. [</w:t>
       </w:r>
       <w:r>
@@ -26159,7 +27387,6 @@
         </w:numPr>
       </w:pPr>
       <w:r>
-        <w:lastRenderedPageBreak/>
         <w:t>De Paola A, et al. HOIDS: Concept drift aware hybrid online intrusion detection system. Journal of Network and Computer Applications, 2026. DOI:10.1016/j.jnca.2026.104556.</w:t>
       </w:r>
     </w:p>
@@ -26208,6 +27435,7 @@
         </w:numPr>
       </w:pPr>
       <w:r>
+        <w:lastRenderedPageBreak/>
         <w:t>Ha Thanh D, et al. A transfer-aware, deployment-oriented evaluation framework for NetFlow-based intrusion detection systems. PLoS ONE, 2026. DOI:10.1371/journal.pone.0346801.</w:t>
       </w:r>
     </w:p>
@@ -26488,7 +27716,6 @@
               <w:rPr>
                 <w:sz w:val="16"/>
               </w:rPr>
-              <w:lastRenderedPageBreak/>
               <w:t>S02</w:t>
             </w:r>
           </w:p>
@@ -26887,6 +28114,7 @@
               <w:rPr>
                 <w:sz w:val="16"/>
               </w:rPr>
+              <w:lastRenderedPageBreak/>
               <w:t>S10</w:t>
             </w:r>
           </w:p>
@@ -27972,76 +29200,76 @@
       </w:rPr>
     </w:lvl>
   </w:abstractNum>
-  <w:num w:numId="1" w16cid:durableId="224266784">
+  <w:num w:numId="1" w16cid:durableId="1730692414">
     <w:abstractNumId w:val="8"/>
   </w:num>
-  <w:num w:numId="2" w16cid:durableId="1123236173">
+  <w:num w:numId="2" w16cid:durableId="835731401">
     <w:abstractNumId w:val="6"/>
   </w:num>
-  <w:num w:numId="3" w16cid:durableId="502672787">
+  <w:num w:numId="3" w16cid:durableId="947548814">
     <w:abstractNumId w:val="5"/>
   </w:num>
-  <w:num w:numId="4" w16cid:durableId="1547839421">
+  <w:num w:numId="4" w16cid:durableId="205337044">
     <w:abstractNumId w:val="4"/>
   </w:num>
-  <w:num w:numId="5" w16cid:durableId="1353189144">
+  <w:num w:numId="5" w16cid:durableId="293365362">
     <w:abstractNumId w:val="7"/>
   </w:num>
-  <w:num w:numId="6" w16cid:durableId="1949459612">
+  <w:num w:numId="6" w16cid:durableId="1419400767">
     <w:abstractNumId w:val="3"/>
   </w:num>
-  <w:num w:numId="7" w16cid:durableId="800539913">
+  <w:num w:numId="7" w16cid:durableId="875967645">
     <w:abstractNumId w:val="2"/>
   </w:num>
-  <w:num w:numId="8" w16cid:durableId="946349696">
+  <w:num w:numId="8" w16cid:durableId="1895577236">
     <w:abstractNumId w:val="1"/>
   </w:num>
-  <w:num w:numId="9" w16cid:durableId="1556693665">
+  <w:num w:numId="9" w16cid:durableId="125591793">
     <w:abstractNumId w:val="0"/>
   </w:num>
-  <w:num w:numId="10" w16cid:durableId="923875717">
+  <w:num w:numId="10" w16cid:durableId="1681616921">
     <w:abstractNumId w:val="7"/>
     <w:lvlOverride w:ilvl="0">
       <w:startOverride w:val="1"/>
     </w:lvlOverride>
   </w:num>
-  <w:num w:numId="11" w16cid:durableId="278877149">
+  <w:num w:numId="11" w16cid:durableId="415791277">
     <w:abstractNumId w:val="7"/>
     <w:lvlOverride w:ilvl="0">
       <w:startOverride w:val="1"/>
     </w:lvlOverride>
   </w:num>
-  <w:num w:numId="12" w16cid:durableId="360980178">
+  <w:num w:numId="12" w16cid:durableId="299117242">
     <w:abstractNumId w:val="7"/>
     <w:lvlOverride w:ilvl="0">
       <w:startOverride w:val="1"/>
     </w:lvlOverride>
   </w:num>
-  <w:num w:numId="13" w16cid:durableId="491064218">
+  <w:num w:numId="13" w16cid:durableId="2140876247">
     <w:abstractNumId w:val="7"/>
     <w:lvlOverride w:ilvl="0">
       <w:startOverride w:val="1"/>
     </w:lvlOverride>
   </w:num>
-  <w:num w:numId="14" w16cid:durableId="816844315">
+  <w:num w:numId="14" w16cid:durableId="1862085804">
     <w:abstractNumId w:val="7"/>
     <w:lvlOverride w:ilvl="0">
       <w:startOverride w:val="1"/>
     </w:lvlOverride>
   </w:num>
-  <w:num w:numId="15" w16cid:durableId="1601833091">
+  <w:num w:numId="15" w16cid:durableId="1685279269">
     <w:abstractNumId w:val="7"/>
     <w:lvlOverride w:ilvl="0">
       <w:startOverride w:val="1"/>
     </w:lvlOverride>
   </w:num>
-  <w:num w:numId="16" w16cid:durableId="726339920">
+  <w:num w:numId="16" w16cid:durableId="772171228">
     <w:abstractNumId w:val="7"/>
     <w:lvlOverride w:ilvl="0">
       <w:startOverride w:val="1"/>
     </w:lvlOverride>
   </w:num>
-  <w:num w:numId="17" w16cid:durableId="1360664126">
+  <w:num w:numId="17" w16cid:durableId="1606965132">
     <w:abstractNumId w:val="7"/>
     <w:lvlOverride w:ilvl="0">
       <w:startOverride w:val="1"/>

--- a/重构版论文_v4_20260915/中文SCI论文_v4_重构版.docx
+++ b/重构版论文_v4_20260915/中文SCI论文_v4_重构版.docx
@@ -2599,8 +2599,8 @@
           <w:noProof/>
         </w:rPr>
         <w:drawing>
-          <wp:inline distT="0" distB="0" distL="0" distR="0" wp14:anchorId="254173F1" wp14:editId="5B09B7B8">
-            <wp:extent cx="5760720" cy="2730962"/>
+          <wp:inline distT="0" distB="0" distL="0" distR="0" wp14:anchorId="53C33F12" wp14:editId="04576B69">
+            <wp:extent cx="5760720" cy="3562478"/>
             <wp:effectExtent l="0" t="0" r="0" b="0"/>
             <wp:docPr id="1" name="Picture 1"/>
             <wp:cNvGraphicFramePr>
@@ -2622,7 +2622,7 @@
                   <pic:spPr>
                     <a:xfrm>
                       <a:off x="0" y="0"/>
-                      <a:ext cx="5760720" cy="2730962"/>
+                      <a:ext cx="5760720" cy="3562478"/>
                     </a:xfrm>
                     <a:prstGeom prst="rect">
                       <a:avLst/>
@@ -2661,7 +2661,23 @@
           <w:color w:val="404040"/>
           <w:sz w:val="18"/>
         </w:rPr>
-        <w:t>泄漏受控研究框架与信息边界</w:t>
+        <w:t>端到端实验流程：数据审计、泄漏受控建模、条件门控、</w:t>
+      </w:r>
+      <w:r>
+        <w:rPr>
+          <w:i/>
+          <w:color w:val="404040"/>
+          <w:sz w:val="18"/>
+        </w:rPr>
+        <w:t xml:space="preserve">EDG </w:t>
+      </w:r>
+      <w:r>
+        <w:rPr>
+          <w:i/>
+          <w:color w:val="404040"/>
+          <w:sz w:val="18"/>
+        </w:rPr>
+        <w:t>干预与统计验证</w:t>
       </w:r>
     </w:p>
     <w:p>
@@ -2722,6 +2738,7 @@
         <w:pStyle w:val="21"/>
       </w:pPr>
       <w:r>
+        <w:lastRenderedPageBreak/>
         <w:t xml:space="preserve">3.1 </w:t>
       </w:r>
       <w:r>
@@ -2765,7 +2782,6 @@
     </w:p>
     <w:p>
       <w:r>
-        <w:lastRenderedPageBreak/>
         <w:t>需要特别说明许可状态：</w:t>
       </w:r>
       <w:r>
@@ -3894,6 +3910,7 @@
         <w:rPr>
           <w:b/>
         </w:rPr>
+        <w:lastRenderedPageBreak/>
         <w:t>第四步，全局去重与冲突处理。</w:t>
       </w:r>
       <w:r>
@@ -3953,7 +3970,6 @@
         <w:t>、</w:t>
       </w:r>
       <w:r>
-        <w:lastRenderedPageBreak/>
         <w:t>DoS/DDoS 37.56%</w:t>
       </w:r>
       <w:r>
@@ -4895,9 +4911,10 @@
         <w:rPr>
           <w:noProof/>
         </w:rPr>
+        <w:lastRenderedPageBreak/>
         <w:drawing>
-          <wp:inline distT="0" distB="0" distL="0" distR="0" wp14:anchorId="1ED9FF83" wp14:editId="2C2C0D1F">
-            <wp:extent cx="5760720" cy="2750378"/>
+          <wp:inline distT="0" distB="0" distL="0" distR="0" wp14:anchorId="28C054C4" wp14:editId="7580B0D3">
+            <wp:extent cx="5760720" cy="3351664"/>
             <wp:effectExtent l="0" t="0" r="0" b="0"/>
             <wp:docPr id="2" name="Picture 2"/>
             <wp:cNvGraphicFramePr>
@@ -4919,7 +4936,7 @@
                   <pic:spPr>
                     <a:xfrm>
                       <a:off x="0" y="0"/>
-                      <a:ext cx="5760720" cy="2750378"/>
+                      <a:ext cx="5760720" cy="3351664"/>
                     </a:xfrm>
                     <a:prstGeom prst="rect">
                       <a:avLst/>
@@ -4958,7 +4975,102 @@
           <w:color w:val="404040"/>
           <w:sz w:val="18"/>
         </w:rPr>
-        <w:t>审计阶段计数链（对数刻度）</w:t>
+        <w:t>数据处理结果：阶段保留率、类别构成、三个报告总体与移除记录的来源</w:t>
+      </w:r>
+    </w:p>
+    <w:p>
+      <w:r>
+        <w:t>图</w:t>
+      </w:r>
+      <w:r>
+        <w:t xml:space="preserve"> 2 </w:t>
+      </w:r>
+      <w:r>
+        <w:t>不再用单一计数链表达审计，而是给出四个互相补充的视图。</w:t>
+      </w:r>
+      <w:r>
+        <w:t xml:space="preserve">A </w:t>
+      </w:r>
+      <w:r>
+        <w:t>面板显示每一步过滤后的保留率：原始记录中有</w:t>
+      </w:r>
+      <w:r>
+        <w:t xml:space="preserve"> 85.8% </w:t>
+      </w:r>
+      <w:r>
+        <w:t>进入去重语料，但只有</w:t>
+      </w:r>
+      <w:r>
+        <w:t xml:space="preserve"> 1.9% </w:t>
+      </w:r>
+      <w:r>
+        <w:t>在每类</w:t>
+      </w:r>
+      <w:r>
+        <w:t xml:space="preserve"> 2 </w:t>
+      </w:r>
+      <w:r>
+        <w:t>万条上限后保留。</w:t>
+      </w:r>
+      <w:r>
+        <w:t xml:space="preserve">B </w:t>
+      </w:r>
+      <w:r>
+        <w:t>面板说明三个总体为何是不同统计对象：</w:t>
+      </w:r>
+      <w:r>
+        <w:t xml:space="preserve">53 237 </w:t>
+      </w:r>
+      <w:r>
+        <w:t>条总体保留每类上限，类别相对均衡；完整语料则有</w:t>
+      </w:r>
+      <w:r>
+        <w:t xml:space="preserve"> 86.2% </w:t>
+      </w:r>
+      <w:r>
+        <w:t>为</w:t>
+      </w:r>
+      <w:r>
+        <w:t xml:space="preserve"> Normal</w:t>
+      </w:r>
+      <w:r>
+        <w:t>、</w:t>
+      </w:r>
+      <w:r>
+        <w:t xml:space="preserve">Web Attack </w:t>
+      </w:r>
+      <w:r>
+        <w:t>仅占</w:t>
+      </w:r>
+      <w:r>
+        <w:t xml:space="preserve"> 0.03%</w:t>
+      </w:r>
+      <w:r>
+        <w:t>。</w:t>
+      </w:r>
+      <w:r>
+        <w:t xml:space="preserve">C </w:t>
+      </w:r>
+      <w:r>
+        <w:t>面板把总体规模与锁定测试集规模分开，</w:t>
+      </w:r>
+      <w:r>
+        <w:t xml:space="preserve">D </w:t>
+      </w:r>
+      <w:r>
+        <w:t>面板把每一次移除归因到具体机制</w:t>
+      </w:r>
+      <w:r>
+        <w:t>——</w:t>
+      </w:r>
+      <w:r>
+        <w:t>未纳入标签、重复、跨标签冲突、非有限值、物理范围异常与冲突向量</w:t>
+      </w:r>
+      <w:r>
+        <w:t>——</w:t>
+      </w:r>
+      <w:r>
+        <w:t>因此没有任何总量下降是未解释的。</w:t>
       </w:r>
     </w:p>
     <w:p>
@@ -4966,7 +5078,6 @@
         <w:pStyle w:val="21"/>
       </w:pPr>
       <w:r>
-        <w:lastRenderedPageBreak/>
         <w:t xml:space="preserve">3.3 NSL-KDD </w:t>
       </w:r>
       <w:r>
@@ -5233,6 +5344,7 @@
         <w:pStyle w:val="21"/>
       </w:pPr>
       <w:r>
+        <w:lastRenderedPageBreak/>
         <w:t xml:space="preserve">3.4 </w:t>
       </w:r>
       <w:r>
@@ -5581,11 +5693,7 @@
         <w:t xml:space="preserve"> Macro-F1 </w:t>
       </w:r>
       <w:r>
-        <w:t>差的区间</w:t>
-      </w:r>
-      <w:r>
-        <w:lastRenderedPageBreak/>
-        <w:t>估计</w:t>
+        <w:t>差的区间估计</w:t>
       </w:r>
       <w:r>
         <w:t xml:space="preserve"> [40]</w:t>
@@ -5785,6 +5893,7 @@
         <w:pStyle w:val="1"/>
       </w:pPr>
       <w:r>
+        <w:lastRenderedPageBreak/>
         <w:t xml:space="preserve">4 </w:t>
       </w:r>
       <w:r>
@@ -6036,7 +6145,6 @@
         <w:rPr>
           <w:b/>
         </w:rPr>
-        <w:lastRenderedPageBreak/>
         <w:t>第一步，构造可靠性描述子。</w:t>
       </w:r>
       <w:r>
@@ -6717,8 +6825,9 @@
         <w:rPr>
           <w:noProof/>
         </w:rPr>
+        <w:lastRenderedPageBreak/>
         <w:drawing>
-          <wp:inline distT="0" distB="0" distL="0" distR="0" wp14:anchorId="31003182" wp14:editId="6F781A7F">
+          <wp:inline distT="0" distB="0" distL="0" distR="0" wp14:anchorId="650C95BF" wp14:editId="2ED9AD69">
             <wp:extent cx="5760720" cy="3482709"/>
             <wp:effectExtent l="0" t="0" r="0" b="0"/>
             <wp:docPr id="3" name="Picture 3"/>
@@ -7167,7 +7276,6 @@
           <w:rFonts w:ascii="Consolas" w:hAnsi="Consolas"/>
           <w:sz w:val="17"/>
         </w:rPr>
-        <w:lastRenderedPageBreak/>
         <w:t xml:space="preserve">4. </w:t>
       </w:r>
       <w:r>
@@ -7495,6 +7603,7 @@
         <w:rPr>
           <w:i/>
         </w:rPr>
+        <w:lastRenderedPageBreak/>
         <w:t>证明。</w:t>
       </w:r>
       <w:r>
@@ -8565,11 +8674,7 @@
         <w:t xml:space="preserve"> 4.0%</w:t>
       </w:r>
       <w:r>
-        <w:t>）。真正有信息量的是底层量：四个专</w:t>
-      </w:r>
-      <w:r>
-        <w:lastRenderedPageBreak/>
-        <w:t>家的风险偏移标准差中位数仅</w:t>
+        <w:t>）。真正有信息量的是底层量：四个专家的风险偏移标准差中位数仅</w:t>
       </w:r>
       <w:r>
         <w:t xml:space="preserve"> 0.00022</w:t>
@@ -9056,7 +9161,11 @@
         <w:t xml:space="preserve"> RCCF </w:t>
       </w:r>
       <w:r>
-        <w:t>在训练与推理两端都显著贵于单个等权森林，这一代价在</w:t>
+        <w:t>在</w:t>
+      </w:r>
+      <w:r>
+        <w:lastRenderedPageBreak/>
+        <w:t>训练与推理两端都显著贵于单个等权森林，这一代价在</w:t>
       </w:r>
       <w:r>
         <w:t xml:space="preserve"> 5.6 </w:t>
@@ -9438,7 +9547,6 @@
         <w:pStyle w:val="21"/>
       </w:pPr>
       <w:r>
-        <w:lastRenderedPageBreak/>
         <w:t>5.1 RQ1</w:t>
       </w:r>
       <w:r>
@@ -9945,6 +10053,7 @@
               <w:rPr>
                 <w:sz w:val="16"/>
               </w:rPr>
+              <w:lastRenderedPageBreak/>
               <w:t>十次重复划分（均值</w:t>
             </w:r>
             <w:r>
@@ -11199,7 +11308,6 @@
     </w:p>
     <w:p>
       <w:r>
-        <w:lastRenderedPageBreak/>
         <w:t>（</w:t>
       </w:r>
       <w:r>
@@ -12194,8 +12302,9 @@
         <w:rPr>
           <w:noProof/>
         </w:rPr>
+        <w:lastRenderedPageBreak/>
         <w:drawing>
-          <wp:inline distT="0" distB="0" distL="0" distR="0" wp14:anchorId="6D9D64E8" wp14:editId="4A351257">
+          <wp:inline distT="0" distB="0" distL="0" distR="0" wp14:anchorId="6FDE53A2" wp14:editId="3F3B5A6C">
             <wp:extent cx="5760720" cy="2547798"/>
             <wp:effectExtent l="0" t="0" r="0" b="0"/>
             <wp:docPr id="4" name="Picture 4"/>
@@ -12530,7 +12639,6 @@
         <w:rPr>
           <w:b/>
         </w:rPr>
-        <w:lastRenderedPageBreak/>
         <w:t>第二，配对统计在严格边界上也给出等价结论。</w:t>
       </w:r>
       <w:r>
@@ -12937,6 +13045,7 @@
               <w:rPr>
                 <w:sz w:val="16"/>
               </w:rPr>
+              <w:lastRenderedPageBreak/>
               <w:t>等权</w:t>
             </w:r>
             <w:r>
@@ -12965,6 +13074,7 @@
               <w:rPr>
                 <w:sz w:val="16"/>
               </w:rPr>
+              <w:lastRenderedPageBreak/>
               <w:t>−</w:t>
             </w:r>
             <w:r>
@@ -13003,7 +13113,14 @@
               <w:rPr>
                 <w:sz w:val="16"/>
               </w:rPr>
-              <w:t>[−0.001280, +0.000368]</w:t>
+              <w:t xml:space="preserve">[−0.001280, </w:t>
+            </w:r>
+            <w:r>
+              <w:rPr>
+                <w:sz w:val="16"/>
+              </w:rPr>
+              <w:lastRenderedPageBreak/>
+              <w:t>+0.000368]</w:t>
             </w:r>
           </w:p>
         </w:tc>
@@ -13019,7 +13136,15 @@
               <w:rPr>
                 <w:sz w:val="16"/>
               </w:rPr>
-              <w:t>[−0.001124, +0.000212]</w:t>
+              <w:lastRenderedPageBreak/>
+              <w:t xml:space="preserve">[−0.001124, </w:t>
+            </w:r>
+            <w:r>
+              <w:rPr>
+                <w:sz w:val="16"/>
+              </w:rPr>
+              <w:lastRenderedPageBreak/>
+              <w:t>+0.000212]</w:t>
             </w:r>
           </w:p>
         </w:tc>
@@ -13035,6 +13160,7 @@
               <w:rPr>
                 <w:sz w:val="16"/>
               </w:rPr>
+              <w:lastRenderedPageBreak/>
               <w:t>等价</w:t>
             </w:r>
           </w:p>
@@ -13833,11 +13959,7 @@
         <w:t xml:space="preserve">Brier </w:t>
       </w:r>
       <w:r>
-        <w:t>分数</w:t>
-      </w:r>
-      <w:r>
-        <w:lastRenderedPageBreak/>
-        <w:t>为</w:t>
+        <w:t>分数为</w:t>
       </w:r>
       <w:r>
         <w:t xml:space="preserve"> 0.036701 </w:t>
@@ -13989,8 +14111,9 @@
         <w:rPr>
           <w:noProof/>
         </w:rPr>
+        <w:lastRenderedPageBreak/>
         <w:drawing>
-          <wp:inline distT="0" distB="0" distL="0" distR="0" wp14:anchorId="710D6965" wp14:editId="2A914712">
+          <wp:inline distT="0" distB="0" distL="0" distR="0" wp14:anchorId="6308C2B7" wp14:editId="6222CC62">
             <wp:extent cx="5760720" cy="2108444"/>
             <wp:effectExtent l="0" t="0" r="0" b="0"/>
             <wp:docPr id="5" name="Picture 5"/>
@@ -14412,9 +14535,8 @@
         <w:rPr>
           <w:noProof/>
         </w:rPr>
-        <w:lastRenderedPageBreak/>
         <w:drawing>
-          <wp:inline distT="0" distB="0" distL="0" distR="0" wp14:anchorId="22604F4A" wp14:editId="63CE83E0">
+          <wp:inline distT="0" distB="0" distL="0" distR="0" wp14:anchorId="6C07A6A3" wp14:editId="7C90AFA6">
             <wp:extent cx="5760720" cy="2331249"/>
             <wp:effectExtent l="0" t="0" r="0" b="0"/>
             <wp:docPr id="6" name="Picture 6"/>
@@ -14460,6 +14582,7 @@
           <w:color w:val="404040"/>
           <w:sz w:val="18"/>
         </w:rPr>
+        <w:lastRenderedPageBreak/>
         <w:t>图</w:t>
       </w:r>
       <w:r>
@@ -15388,7 +15511,6 @@
     </w:p>
     <w:p>
       <w:r>
-        <w:lastRenderedPageBreak/>
         <w:t>分歧率与增益之间呈单调的剂量</w:t>
       </w:r>
       <w:r>
@@ -15553,8 +15675,9 @@
         <w:rPr>
           <w:noProof/>
         </w:rPr>
+        <w:lastRenderedPageBreak/>
         <w:drawing>
-          <wp:inline distT="0" distB="0" distL="0" distR="0" wp14:anchorId="04A618D9" wp14:editId="7313E298">
+          <wp:inline distT="0" distB="0" distL="0" distR="0" wp14:anchorId="55AF7DFF" wp14:editId="488181DE">
             <wp:extent cx="5760720" cy="2266878"/>
             <wp:effectExtent l="0" t="0" r="0" b="0"/>
             <wp:docPr id="7" name="Picture 7"/>
@@ -15869,9 +15992,8 @@
         <w:rPr>
           <w:noProof/>
         </w:rPr>
-        <w:lastRenderedPageBreak/>
         <w:drawing>
-          <wp:inline distT="0" distB="0" distL="0" distR="0" wp14:anchorId="5CE8D009" wp14:editId="6A81DBFC">
+          <wp:inline distT="0" distB="0" distL="0" distR="0" wp14:anchorId="2B600082" wp14:editId="1D00536B">
             <wp:extent cx="5760720" cy="2362842"/>
             <wp:effectExtent l="0" t="0" r="0" b="0"/>
             <wp:docPr id="8" name="Picture 8"/>
@@ -15941,6 +16063,7 @@
         <w:rPr>
           <w:b/>
         </w:rPr>
+        <w:lastRenderedPageBreak/>
         <w:t>（</w:t>
       </w:r>
       <w:r>
@@ -16421,7 +16544,6 @@
         <w:pStyle w:val="21"/>
       </w:pPr>
       <w:r>
-        <w:lastRenderedPageBreak/>
         <w:t>5.5 RQ4</w:t>
       </w:r>
       <w:r>
@@ -16437,7 +16559,7 @@
           <w:noProof/>
         </w:rPr>
         <w:drawing>
-          <wp:inline distT="0" distB="0" distL="0" distR="0" wp14:anchorId="12E12FE9" wp14:editId="63F7BD8E">
+          <wp:inline distT="0" distB="0" distL="0" distR="0" wp14:anchorId="308D01B2" wp14:editId="2C86CAA1">
             <wp:extent cx="5760720" cy="2544177"/>
             <wp:effectExtent l="0" t="0" r="0" b="0"/>
             <wp:docPr id="9" name="Picture 9"/>
@@ -16515,6 +16637,7 @@
         <w:rPr>
           <w:b/>
         </w:rPr>
+        <w:lastRenderedPageBreak/>
         <w:t>NSL-KDD</w:t>
       </w:r>
       <w:r>
@@ -17008,7 +17131,6 @@
         <w:pStyle w:val="21"/>
       </w:pPr>
       <w:r>
-        <w:lastRenderedPageBreak/>
         <w:t xml:space="preserve">5.6 </w:t>
       </w:r>
       <w:r>
@@ -17024,7 +17146,7 @@
           <w:noProof/>
         </w:rPr>
         <w:drawing>
-          <wp:inline distT="0" distB="0" distL="0" distR="0" wp14:anchorId="322FEE77" wp14:editId="73DC2B10">
+          <wp:inline distT="0" distB="0" distL="0" distR="0" wp14:anchorId="4A184879" wp14:editId="20A11676">
             <wp:extent cx="5760720" cy="2275394"/>
             <wp:effectExtent l="0" t="0" r="0" b="0"/>
             <wp:docPr id="10" name="Picture 10"/>
@@ -17111,6 +17233,7 @@
         <w:rPr>
           <w:b/>
         </w:rPr>
+        <w:lastRenderedPageBreak/>
         <w:t>概率校准。</w:t>
       </w:r>
       <w:r>
@@ -17343,9 +17466,8 @@
         <w:rPr>
           <w:noProof/>
         </w:rPr>
-        <w:lastRenderedPageBreak/>
         <w:drawing>
-          <wp:inline distT="0" distB="0" distL="0" distR="0" wp14:anchorId="606CEADD" wp14:editId="4D7B0969">
+          <wp:inline distT="0" distB="0" distL="0" distR="0" wp14:anchorId="5EE771CD" wp14:editId="7005A381">
             <wp:extent cx="5760720" cy="2547041"/>
             <wp:effectExtent l="0" t="0" r="0" b="0"/>
             <wp:docPr id="11" name="Picture 11"/>
@@ -17665,7 +17787,11 @@
         <w:t xml:space="preserve"> 4.1 </w:t>
       </w:r>
       <w:r>
-        <w:t>倍；在完整测试批次上，前者每秒约处理</w:t>
+        <w:t>倍；在完整测试批次上，前</w:t>
+      </w:r>
+      <w:r>
+        <w:lastRenderedPageBreak/>
+        <w:t>者每秒约处理</w:t>
       </w:r>
       <w:r>
         <w:t xml:space="preserve"> 43 100 </w:t>
@@ -17900,11 +18026,7 @@
         <w:t>至</w:t>
       </w:r>
       <w:r>
-        <w:t xml:space="preserve"> </w:t>
-      </w:r>
-      <w:r>
-        <w:lastRenderedPageBreak/>
-        <w:t>0.374</w:t>
+        <w:t xml:space="preserve"> 0.374</w:t>
       </w:r>
       <w:r>
         <w:t>（区间覆盖三个已发布种子，以及未校准与温度缩放两种概率导出；逐种子数值见补充材料</w:t>
@@ -18751,6 +18873,231 @@
         <w:t xml:space="preserve">RCCF </w:t>
       </w:r>
       <w:r>
+        <w:t>平</w:t>
+      </w:r>
+      <w:r>
+        <w:lastRenderedPageBreak/>
+        <w:t>均</w:t>
+      </w:r>
+      <w:r>
+        <w:t xml:space="preserve"> Macro-F1 </w:t>
+      </w:r>
+      <w:r>
+        <w:t>为</w:t>
+      </w:r>
+      <w:r>
+        <w:t xml:space="preserve"> 0.856065</w:t>
+      </w:r>
+      <w:r>
+        <w:t>，等权卡方森林为</w:t>
+      </w:r>
+      <w:r>
+        <w:t xml:space="preserve"> 0.857202</w:t>
+      </w:r>
+      <w:r>
+        <w:t>，平均配对差</w:t>
+      </w:r>
+      <w:r>
+        <w:t xml:space="preserve"> −0.001137</w:t>
+      </w:r>
+      <w:r>
+        <w:t>（标准差</w:t>
+      </w:r>
+      <w:r>
+        <w:t xml:space="preserve"> 0.003156</w:t>
+      </w:r>
+      <w:r>
+        <w:t>；种子级</w:t>
+      </w:r>
+      <w:r>
+        <w:t xml:space="preserve"> 90% </w:t>
+      </w:r>
+      <w:r>
+        <w:t>区间</w:t>
+      </w:r>
+      <w:r>
+        <w:t xml:space="preserve"> [−0.002966, +0.000692]</w:t>
+      </w:r>
+      <w:r>
+        <w:t>）。</w:t>
+      </w:r>
+      <w:r>
+        <w:t xml:space="preserve">TOST </w:t>
+      </w:r>
+      <w:r>
+        <w:t>在两个预设边界上均显著（</w:t>
+      </w:r>
+      <w:r>
+        <w:t xml:space="preserve">0.005 </w:t>
+      </w:r>
+      <w:r>
+        <w:t>边界</w:t>
+      </w:r>
+      <w:r>
+        <w:t xml:space="preserve"> p = 0.0019</w:t>
+      </w:r>
+      <w:r>
+        <w:t>，</w:t>
+      </w:r>
+      <w:r>
+        <w:t xml:space="preserve">0.01 </w:t>
+      </w:r>
+      <w:r>
+        <w:t>边界</w:t>
+      </w:r>
+      <w:r>
+        <w:t xml:space="preserve"> p = 4.8e-6</w:t>
+      </w:r>
+      <w:r>
+        <w:t>），即等价性结论在总体扩大</w:t>
+      </w:r>
+      <w:r>
+        <w:t xml:space="preserve"> 7.8 </w:t>
+      </w:r>
+      <w:r>
+        <w:t>倍后依然成立；此时点估计略微偏向等权森林而非</w:t>
+      </w:r>
+      <w:r>
+        <w:t xml:space="preserve"> RCCF</w:t>
+      </w:r>
+      <w:r>
+        <w:t>。两个分支每个种子在</w:t>
+      </w:r>
+      <w:r>
+        <w:t xml:space="preserve"> 61 982 </w:t>
+      </w:r>
+      <w:r>
+        <w:t>条测试样本中仅有</w:t>
+      </w:r>
+      <w:r>
+        <w:t xml:space="preserve"> 20 </w:t>
+      </w:r>
+      <w:r>
+        <w:t>至</w:t>
+      </w:r>
+      <w:r>
+        <w:t xml:space="preserve"> 29 </w:t>
+      </w:r>
+      <w:r>
+        <w:t>条分歧（</w:t>
+      </w:r>
+      <w:r>
+        <w:t>0.03%–0.05%</w:t>
+      </w:r>
+      <w:r>
+        <w:t>），与主总体同量级。其余基线的表现与之前一致：</w:t>
+      </w:r>
+      <w:r>
+        <w:t xml:space="preserve">XGBoost </w:t>
+      </w:r>
+      <w:r>
+        <w:t>为</w:t>
+      </w:r>
+      <w:r>
+        <w:t xml:space="preserve"> 0.827656</w:t>
+      </w:r>
+      <w:r>
+        <w:t>、极端随机树为</w:t>
+      </w:r>
+      <w:r>
+        <w:t xml:space="preserve"> 0.783747</w:t>
+      </w:r>
+      <w:r>
+        <w:t>、全特征等权森</w:t>
+      </w:r>
+      <w:r>
+        <w:t>林为</w:t>
+      </w:r>
+      <w:r>
+        <w:t xml:space="preserve"> 0.852953</w:t>
+      </w:r>
+      <w:r>
+        <w:t>、限深决策树为</w:t>
+      </w:r>
+      <w:r>
+        <w:t xml:space="preserve"> 0.809695</w:t>
+      </w:r>
+      <w:r>
+        <w:t>。</w:t>
+      </w:r>
+    </w:p>
+    <w:p>
+      <w:r>
+        <w:rPr>
+          <w:b/>
+        </w:rPr>
+        <w:t>完整去重语料。</w:t>
+      </w:r>
+      <w:r>
+        <w:t xml:space="preserve"> </w:t>
+      </w:r>
+      <w:r>
+        <w:t>完全取消每类上限后得到</w:t>
+      </w:r>
+      <w:r>
+        <w:t xml:space="preserve"> 2 429 503 </w:t>
+      </w:r>
+      <w:r>
+        <w:t>条（训练</w:t>
+      </w:r>
+      <w:r>
+        <w:t xml:space="preserve"> 1 700 652 / </w:t>
+      </w:r>
+      <w:r>
+        <w:t>验证</w:t>
+      </w:r>
+      <w:r>
+        <w:t xml:space="preserve"> 364 425 / </w:t>
+      </w:r>
+      <w:r>
+        <w:t>测试</w:t>
+      </w:r>
+      <w:r>
+        <w:t xml:space="preserve"> 364 426</w:t>
+      </w:r>
+      <w:r>
+        <w:t>），即去重后的</w:t>
+      </w:r>
+      <w:r>
+        <w:t xml:space="preserve"> CIC-IDS2017 </w:t>
+      </w:r>
+      <w:r>
+        <w:t>全语料，其中</w:t>
+      </w:r>
+      <w:r>
+        <w:t xml:space="preserve"> Web Attack </w:t>
+      </w:r>
+      <w:r>
+        <w:t>仅占</w:t>
+      </w:r>
+      <w:r>
+        <w:t xml:space="preserve"> 0.028%</w:t>
+      </w:r>
+      <w:r>
+        <w:t>。该规模下单次</w:t>
+      </w:r>
+      <w:r>
+        <w:t xml:space="preserve"> RCCF </w:t>
+      </w:r>
+      <w:r>
+        <w:t>单独训练约需</w:t>
+      </w:r>
+      <w:r>
+        <w:t xml:space="preserve"> 2 </w:t>
+      </w:r>
+      <w:r>
+        <w:t>小时，三路并行时每个种子约需</w:t>
+      </w:r>
+      <w:r>
+        <w:t xml:space="preserve"> 4 </w:t>
+      </w:r>
+      <w:r>
+        <w:t>小时，因此按同样的十个种子批量运行：</w:t>
+      </w:r>
+      <w:r>
+        <w:t xml:space="preserve">RCCF </w:t>
+      </w:r>
+      <w:r>
         <w:t>平均</w:t>
       </w:r>
       <w:r>
@@ -18760,136 +19107,473 @@
         <w:t>为</w:t>
       </w:r>
       <w:r>
-        <w:t xml:space="preserve"> 0.856065</w:t>
+        <w:t xml:space="preserve"> 0.754007</w:t>
       </w:r>
       <w:r>
         <w:t>，等权卡方森林为</w:t>
       </w:r>
       <w:r>
-        <w:t xml:space="preserve"> 0.857202</w:t>
+        <w:t xml:space="preserve"> 0.759540</w:t>
       </w:r>
       <w:r>
         <w:t>，平均配对差</w:t>
       </w:r>
       <w:r>
+        <w:t xml:space="preserve"> -0.005533</w:t>
+      </w:r>
+      <w:r>
+        <w:t>（标准差</w:t>
+      </w:r>
+      <w:r>
+        <w:t xml:space="preserve"> 0.002840</w:t>
+      </w:r>
+      <w:r>
+        <w:t>；种子级</w:t>
+      </w:r>
+      <w:r>
+        <w:t xml:space="preserve"> 90% </w:t>
+      </w:r>
+      <w:r>
+        <w:t>区间</w:t>
+      </w:r>
+      <w:r>
+        <w:t xml:space="preserve"> [-0.007179, -0.003886]</w:t>
+      </w:r>
+      <w:r>
+        <w:t>），该区间完全位于零以下，因此结论不再是截断总体上的等价，而是一处小而可测的劣势：条件加权在</w:t>
+      </w:r>
+      <w:r>
+        <w:t xml:space="preserve"> 0.01 </w:t>
+      </w:r>
+      <w:r>
+        <w:t>边界上与对照等价、在</w:t>
+      </w:r>
+      <w:r>
+        <w:t xml:space="preserve"> 0.005 </w:t>
+      </w:r>
+      <w:r>
+        <w:t>边界上不等价，且十个种子的方向完全一致。两个分支平均每个种子在</w:t>
+      </w:r>
+      <w:r>
+        <w:t xml:space="preserve"> 364 426 </w:t>
+      </w:r>
+      <w:r>
+        <w:t>条测试样本中分歧</w:t>
+      </w:r>
+      <w:r>
+        <w:t xml:space="preserve"> 216 </w:t>
+      </w:r>
+      <w:r>
+        <w:t>条（最多</w:t>
+      </w:r>
+      <w:r>
+        <w:t xml:space="preserve"> 392 </w:t>
+      </w:r>
+      <w:r>
+        <w:t>条），与截断总体同量级。其余基线在全语料上的分化比本研究的任何其他设置都更剧烈：</w:t>
+      </w:r>
+      <w:r>
+        <w:t xml:space="preserve">XGBoost </w:t>
+      </w:r>
+      <w:r>
+        <w:t>达</w:t>
+      </w:r>
+      <w:r>
+        <w:t xml:space="preserve"> 0.800255</w:t>
+      </w:r>
+      <w:r>
+        <w:t>，全特征等权森林</w:t>
+      </w:r>
+      <w:r>
+        <w:t xml:space="preserve"> 0.738143</w:t>
+      </w:r>
+      <w:r>
+        <w:t>，极端随机树</w:t>
+      </w:r>
+      <w:r>
+        <w:t xml:space="preserve"> 0.696629</w:t>
+      </w:r>
+      <w:r>
+        <w:t>，限深决策树</w:t>
+      </w:r>
+      <w:r>
+        <w:t xml:space="preserve"> 0.595653</w:t>
+      </w:r>
+      <w:r>
+        <w:t>；</w:t>
+      </w:r>
+      <w:r>
+        <w:t>X</w:t>
+      </w:r>
+      <w:r>
+        <w:t xml:space="preserve">GBoost </w:t>
+      </w:r>
+      <w:r>
+        <w:t>相对等权卡方森林的模型族差距（</w:t>
+      </w:r>
+      <w:r>
+        <w:t>0.041</w:t>
+      </w:r>
+      <w:r>
+        <w:t>）超过本研究测得的除类别先验以外的全部协议效应。而准确率上</w:t>
+      </w:r>
+      <w:r>
+        <w:t xml:space="preserve"> XGBoost </w:t>
+      </w:r>
+      <w:r>
+        <w:t>为</w:t>
+      </w:r>
+      <w:r>
+        <w:t xml:space="preserve"> 0.9993</w:t>
+      </w:r>
+      <w:r>
+        <w:t>、等权森林为</w:t>
+      </w:r>
+      <w:r>
+        <w:t xml:space="preserve"> 0.9958——</w:t>
+      </w:r>
+      <w:r>
+        <w:t>这是全文最能说明「准确率在不平衡语料上会掩盖多少问题」的一处证据。该规模下代价不对称也最极端：</w:t>
+      </w:r>
+      <w:r>
+        <w:t xml:space="preserve">RCCF </w:t>
+      </w:r>
+      <w:r>
+        <w:t>每个种子训练</w:t>
+      </w:r>
+      <w:r>
+        <w:t xml:space="preserve"> 14936 </w:t>
+      </w:r>
+      <w:r>
+        <w:t>秒，等权森林仅需</w:t>
+      </w:r>
+      <w:r>
+        <w:t xml:space="preserve"> 85 </w:t>
+      </w:r>
+      <w:r>
+        <w:t>秒（</w:t>
+      </w:r>
+      <w:r>
+        <w:t xml:space="preserve">175 </w:t>
+      </w:r>
+      <w:r>
+        <w:t>倍），而质量差为</w:t>
+      </w:r>
+      <w:r>
+        <w:t xml:space="preserve"> -0.005533</w:t>
+      </w:r>
+      <w:r>
+        <w:t>。</w:t>
+      </w:r>
+    </w:p>
+    <w:p>
+      <w:r>
+        <w:rPr>
+          <w:b/>
+        </w:rPr>
+        <w:t>不同领域的第四个数据集。</w:t>
+      </w:r>
+      <w:r>
+        <w:t xml:space="preserve"> N-BaIoT </w:t>
+      </w:r>
+      <w:r>
+        <w:t>记录了九种消费级物联网设备上的正常流量与</w:t>
+      </w:r>
+      <w:r>
+        <w:t xml:space="preserve"> Mirai/Gafgyt </w:t>
+      </w:r>
+      <w:r>
+        <w:t>僵尸网络流量，含</w:t>
+      </w:r>
+      <w:r>
+        <w:t xml:space="preserve"> 115 </w:t>
+      </w:r>
+      <w:r>
+        <w:t>维流统计特征</w:t>
+      </w:r>
+      <w:r>
+        <w:t xml:space="preserve"> [17,18]</w:t>
+      </w:r>
+      <w:r>
+        <w:t>。去重剔除了</w:t>
+      </w:r>
+      <w:r>
+        <w:t xml:space="preserve"> 7 062 606 </w:t>
+      </w:r>
+      <w:r>
+        <w:t>行中的</w:t>
+      </w:r>
+      <w:r>
+        <w:t xml:space="preserve"> 4 784 430 </w:t>
+      </w:r>
+      <w:r>
+        <w:t>行（</w:t>
+      </w:r>
+      <w:r>
+        <w:t>67.8%</w:t>
+      </w:r>
+      <w:r>
+        <w:t>），重复比例高于本研究的其他任何数据集，最终得到</w:t>
+      </w:r>
+      <w:r>
+        <w:t xml:space="preserve"> 180 000 </w:t>
+      </w:r>
+      <w:r>
+        <w:t>条、三分类的基准（每类</w:t>
+      </w:r>
+      <w:r>
+        <w:t xml:space="preserve"> 60 000</w:t>
+      </w:r>
+      <w:r>
+        <w:t>；训练</w:t>
+      </w:r>
+      <w:r>
+        <w:t xml:space="preserve"> 126 000 / </w:t>
+      </w:r>
+      <w:r>
+        <w:t>验证</w:t>
+      </w:r>
+      <w:r>
+        <w:t xml:space="preserve"> 27 000 / </w:t>
+      </w:r>
+      <w:r>
+        <w:t>测试</w:t>
+      </w:r>
+      <w:r>
+        <w:t xml:space="preserve"> 27 000</w:t>
+      </w:r>
+      <w:r>
+        <w:t>）。所有模型的</w:t>
+      </w:r>
+      <w:r>
+        <w:t xml:space="preserve"> Macro-F1 </w:t>
+      </w:r>
+      <w:r>
+        <w:t>都在</w:t>
+      </w:r>
+      <w:r>
+        <w:t xml:space="preserve"> 0.99983 </w:t>
+      </w:r>
+      <w:r>
+        <w:t>以上：</w:t>
+      </w:r>
+      <w:r>
+        <w:t xml:space="preserve">RCCF </w:t>
+      </w:r>
+      <w:r>
+        <w:t>与等权卡方森林在机器精度上完全一致（平均差</w:t>
+      </w:r>
+      <w:r>
+        <w:t xml:space="preserve"> −3.7e-17</w:t>
+      </w:r>
+      <w:r>
+        <w:t>，</w:t>
+      </w:r>
+      <w:r>
+        <w:t xml:space="preserve">27 000 </w:t>
+      </w:r>
+      <w:r>
+        <w:t>条测试样本中分歧</w:t>
+      </w:r>
+      <w:r>
+        <w:t xml:space="preserve"> 0 </w:t>
+      </w:r>
+      <w:r>
+        <w:t>至</w:t>
+      </w:r>
+      <w:r>
+        <w:t xml:space="preserve"> 2 </w:t>
+      </w:r>
+      <w:r>
+        <w:t>条）。该基准对流量特征分类器已经饱和，而这正是命题</w:t>
+      </w:r>
+      <w:r>
+        <w:t xml:space="preserve"> 1 </w:t>
+      </w:r>
+      <w:r>
+        <w:t>预言</w:t>
+      </w:r>
+      <w:r>
+        <w:t>"</w:t>
+      </w:r>
+      <w:r>
+        <w:t>任何加权都无法起作用</w:t>
+      </w:r>
+      <w:r>
+        <w:t>"</w:t>
+      </w:r>
+      <w:r>
+        <w:t>的情形：它在新领域确认了机制的惰性，但并未检验判别难度。</w:t>
+      </w:r>
+    </w:p>
+    <w:p>
+      <w:r>
+        <w:t>三组实验从两侧界定了结论，而且这个界定比单纯的确认更严格：等价性在总体扩大</w:t>
+      </w:r>
+      <w:r>
+        <w:t xml:space="preserve"> 7.8 </w:t>
+      </w:r>
+      <w:r>
+        <w:t>倍后仍成立，因此不是</w:t>
+      </w:r>
+      <w:r>
+        <w:t xml:space="preserve"> 53 237 </w:t>
+      </w:r>
+      <w:r>
+        <w:t>条截断造成的；但它在完全取消类别上限的全语料上失效，差异转为小而稳定的劣势（</w:t>
+      </w:r>
+      <w:r>
+        <w:t xml:space="preserve">0.005 </w:t>
+      </w:r>
+      <w:r>
+        <w:t>边界不等价、</w:t>
+      </w:r>
+      <w:r>
+        <w:t xml:space="preserve">0.01 </w:t>
+      </w:r>
+      <w:r>
+        <w:t>边界等价）。</w:t>
+      </w:r>
+      <w:r>
+        <w:rPr>
+          <w:b/>
+        </w:rPr>
+        <w:t>这个差异来自稀释，而不是加权，而且同一个算式在三个总体上都成立。</w:t>
+      </w:r>
+      <w:r>
+        <w:t xml:space="preserve"> </w:t>
+      </w:r>
+      <w:r>
+        <w:t>在全语料上，四个特征视图不再可以互相替代：全特征森林的</w:t>
+      </w:r>
+      <w:r>
+        <w:t xml:space="preserve"> Macro-F1 </w:t>
+      </w:r>
+      <w:r>
+        <w:t>为</w:t>
+      </w:r>
+      <w:r>
+        <w:t xml:space="preserve"> 0.738143</w:t>
+      </w:r>
+      <w:r>
+        <w:t>，卡方森林为</w:t>
+      </w:r>
+      <w:r>
+        <w:t xml:space="preserve"> 0.759540</w:t>
+      </w:r>
+      <w:r>
+        <w:t>，差距</w:t>
+      </w:r>
+      <w:r>
+        <w:t xml:space="preserve"> 0.021397</w:t>
+      </w:r>
+      <w:r>
+        <w:t>；把这样一个较弱的专家放进四路平均，代价为该差距的四分之一，即</w:t>
+      </w:r>
+      <w:r>
+        <w:t xml:space="preserve"> 0.005349</w:t>
+      </w:r>
+      <w:r>
+        <w:t>，与实测的</w:t>
+      </w:r>
+      <w:r>
+        <w:t xml:space="preserve"> −0.005533 </w:t>
+      </w:r>
+      <w:r>
+        <w:t>相差不到</w:t>
+      </w:r>
+      <w:r>
+        <w:t xml:space="preserve"> 4%</w:t>
+      </w:r>
+      <w:r>
+        <w:t>。同一算式也适用于</w:t>
+      </w:r>
+      <w:r>
+        <w:t xml:space="preserve"> 413 209 </w:t>
+      </w:r>
+      <w:r>
+        <w:t>条总体（视图差距</w:t>
+      </w:r>
+      <w:r>
+        <w:t xml:space="preserve"> 0.004249</w:t>
+      </w:r>
+      <w:r>
+        <w:t>，预测</w:t>
+      </w:r>
+      <w:r>
+        <w:t xml:space="preserve"> 0.001062</w:t>
+      </w:r>
+      <w:r>
+        <w:t>，实测</w:t>
+      </w:r>
+      <w:r>
         <w:t xml:space="preserve"> −0.001137</w:t>
       </w:r>
       <w:r>
-        <w:t>（标准差</w:t>
-      </w:r>
-      <w:r>
-        <w:t xml:space="preserve"> 0.003156</w:t>
-      </w:r>
-      <w:r>
-        <w:t>；种子级</w:t>
-      </w:r>
-      <w:r>
-        <w:t xml:space="preserve"> 90% </w:t>
-      </w:r>
-      <w:r>
-        <w:t>区间</w:t>
-      </w:r>
-      <w:r>
-        <w:t xml:space="preserve"> [−0.002966, +0.000692]</w:t>
-      </w:r>
-      <w:r>
-        <w:t>）。</w:t>
-      </w:r>
-      <w:r>
-        <w:t xml:space="preserve">TOST </w:t>
-      </w:r>
-      <w:r>
-        <w:t>在两个预设边界上均显著（</w:t>
-      </w:r>
-      <w:r>
-        <w:t xml:space="preserve">0.005 </w:t>
-      </w:r>
-      <w:r>
-        <w:t>边界</w:t>
-      </w:r>
-      <w:r>
-        <w:t xml:space="preserve"> p = 0.0019</w:t>
-      </w:r>
-      <w:r>
-        <w:t>，</w:t>
-      </w:r>
-      <w:r>
-        <w:t xml:space="preserve">0.01 </w:t>
-      </w:r>
-      <w:r>
-        <w:t>边界</w:t>
-      </w:r>
-      <w:r>
-        <w:t xml:space="preserve"> p = 4.8e-6</w:t>
-      </w:r>
-      <w:r>
-        <w:t>），即等价性结论在总体扩大</w:t>
-      </w:r>
-      <w:r>
-        <w:t xml:space="preserve"> 7.8 </w:t>
-      </w:r>
-      <w:r>
-        <w:t>倍后依然成立；此时点估计略微偏向等权森林而非</w:t>
-      </w:r>
-      <w:r>
-        <w:t xml:space="preserve"> RCCF</w:t>
-      </w:r>
-      <w:r>
-        <w:t>。两个分支每个种子在</w:t>
-      </w:r>
-      <w:r>
-        <w:t xml:space="preserve"> 61 982 </w:t>
-      </w:r>
-      <w:r>
-        <w:t>条测试样本中仅有</w:t>
-      </w:r>
-      <w:r>
-        <w:t xml:space="preserve"> 20 </w:t>
-      </w:r>
-      <w:r>
-        <w:t>至</w:t>
-      </w:r>
-      <w:r>
-        <w:t xml:space="preserve"> 29 </w:t>
-      </w:r>
-      <w:r>
-        <w:t>条分歧（</w:t>
-      </w:r>
-      <w:r>
-        <w:t>0.03%–0.05%</w:t>
-      </w:r>
-      <w:r>
-        <w:t>），与主总体同量级。其余基线的表现与之前一致：</w:t>
-      </w:r>
-      <w:r>
-        <w:t xml:space="preserve">XGBoost </w:t>
-      </w:r>
-      <w:r>
-        <w:t>为</w:t>
-      </w:r>
-      <w:r>
-        <w:t xml:space="preserve"> 0.827656</w:t>
-      </w:r>
-      <w:r>
-        <w:t>、极端随机树为</w:t>
-      </w:r>
-      <w:r>
-        <w:t xml:space="preserve"> 0.783747</w:t>
-      </w:r>
-      <w:r>
-        <w:t>、全特征等权森</w:t>
-      </w:r>
-      <w:r>
-        <w:t>林为</w:t>
-      </w:r>
-      <w:r>
-        <w:t xml:space="preserve"> 0.852953</w:t>
-      </w:r>
-      <w:r>
-        <w:t>、限深决策树为</w:t>
-      </w:r>
-      <w:r>
-        <w:t xml:space="preserve"> 0.809695</w:t>
+        <w:t>）与主总体（差距</w:t>
+      </w:r>
+      <w:r>
+        <w:t xml:space="preserve"> 0.002068</w:t>
+      </w:r>
+      <w:r>
+        <w:t>，预测</w:t>
+      </w:r>
+      <w:r>
+        <w:t xml:space="preserve"> 0.000517</w:t>
+      </w:r>
+      <w:r>
+        <w:t>，实测</w:t>
+      </w:r>
+      <w:r>
+        <w:t xml:space="preserve"> −0.000456</w:t>
+      </w:r>
+      <w:r>
+        <w:t>）。在总体规模跨越</w:t>
+      </w:r>
+      <w:r>
+        <w:t xml:space="preserve"> 46 </w:t>
+      </w:r>
+      <w:r>
+        <w:t>倍的范围内，预测与实测的偏差都不超过</w:t>
+      </w:r>
+      <w:r>
+        <w:t xml:space="preserve"> 14%</w:t>
+      </w:r>
+      <w:r>
+        <w:t>。因此随规模变化的不是聚合规则</w:t>
+      </w:r>
+      <w:r>
+        <w:t xml:space="preserve">——5.3 </w:t>
+      </w:r>
+      <w:r>
+        <w:t>节已表明权重在</w:t>
+      </w:r>
+      <w:r>
+        <w:t xml:space="preserve"> 79 860 </w:t>
+      </w:r>
+      <w:r>
+        <w:t>条预测中只改变</w:t>
+      </w:r>
+      <w:r>
+        <w:t xml:space="preserve"> 1 </w:t>
+      </w:r>
+      <w:r>
+        <w:t>条</w:t>
+      </w:r>
+      <w:r>
+        <w:t>——</w:t>
+      </w:r>
+      <w:r>
+        <w:t>而是对质量已经分化的特征视图做平均的代价。这正是命题</w:t>
+      </w:r>
+      <w:r>
+        <w:t xml:space="preserve"> 1 </w:t>
+      </w:r>
+      <w:r>
+        <w:t>的实践形态：等权融合的上限由最弱成员决定，而截断总体掩盖了这一上限，因为在那些总体上四个视图的得分相差不到</w:t>
+      </w:r>
+      <w:r>
+        <w:t xml:space="preserve"> 0.002</w:t>
       </w:r>
       <w:r>
         <w:t>。</w:t>
@@ -18900,631 +19584,70 @@
         <w:rPr>
           <w:b/>
         </w:rPr>
-        <w:t>完整去重语料。</w:t>
+        <w:t>特征预算敏感性。</w:t>
       </w:r>
       <w:r>
         <w:t xml:space="preserve"> </w:t>
       </w:r>
       <w:r>
-        <w:t>完全取消每类上限后得到</w:t>
-      </w:r>
-      <w:r>
-        <w:t xml:space="preserve"> 2 429 503 </w:t>
-      </w:r>
-      <w:r>
-        <w:t>条（训练</w:t>
-      </w:r>
-      <w:r>
-        <w:t xml:space="preserve"> 1 700 652 / </w:t>
-      </w:r>
-      <w:r>
-        <w:t>验证</w:t>
-      </w:r>
-      <w:r>
-        <w:t xml:space="preserve"> 364 425 / </w:t>
-      </w:r>
-      <w:r>
-        <w:t>测试</w:t>
-      </w:r>
-      <w:r>
-        <w:t xml:space="preserve"> 364 426</w:t>
-      </w:r>
-      <w:r>
-        <w:t>），即去重后的</w:t>
-      </w:r>
-      <w:r>
-        <w:t xml:space="preserve"> CIC-IDS2017 </w:t>
-      </w:r>
-      <w:r>
-        <w:t>全语料，其中</w:t>
-      </w:r>
-      <w:r>
-        <w:t xml:space="preserve"> Web Attack </w:t>
-      </w:r>
-      <w:r>
-        <w:t>仅占</w:t>
-      </w:r>
-      <w:r>
-        <w:t xml:space="preserve"> 0.028%</w:t>
-      </w:r>
-      <w:r>
-        <w:t>。该规模下单次</w:t>
-      </w:r>
-      <w:r>
-        <w:t xml:space="preserve"> RCCF </w:t>
-      </w:r>
-      <w:r>
-        <w:t>单独训练约需</w:t>
-      </w:r>
-      <w:r>
-        <w:t xml:space="preserve"> 2 </w:t>
-      </w:r>
-      <w:r>
-        <w:t>小时，三路并行时每个种子约需</w:t>
-      </w:r>
-      <w:r>
-        <w:t xml:space="preserve"> 4 </w:t>
-      </w:r>
-      <w:r>
-        <w:t>小时，因此按同样的十个种子批量运行：</w:t>
-      </w:r>
-      <w:r>
-        <w:t xml:space="preserve">RCCF </w:t>
-      </w:r>
-      <w:r>
-        <w:t>平均</w:t>
-      </w:r>
-      <w:r>
-        <w:t xml:space="preserve"> Macro-F1 </w:t>
-      </w:r>
-      <w:r>
-        <w:t>为</w:t>
-      </w:r>
-      <w:r>
-        <w:t xml:space="preserve"> 0.754007</w:t>
-      </w:r>
-      <w:r>
-        <w:t>，等权卡方森林为</w:t>
-      </w:r>
-      <w:r>
-        <w:t xml:space="preserve"> 0.759540</w:t>
-      </w:r>
-      <w:r>
-        <w:t>，平均配对差</w:t>
-      </w:r>
-      <w:r>
-        <w:t xml:space="preserve"> -0.005533</w:t>
-      </w:r>
-      <w:r>
-        <w:t>（标准差</w:t>
-      </w:r>
-      <w:r>
-        <w:t xml:space="preserve"> 0.002840</w:t>
-      </w:r>
-      <w:r>
-        <w:t>；种子级</w:t>
-      </w:r>
-      <w:r>
-        <w:t xml:space="preserve"> 90% </w:t>
-      </w:r>
-      <w:r>
-        <w:t>区间</w:t>
-      </w:r>
-      <w:r>
-        <w:t xml:space="preserve"> [-0.007179, -</w:t>
-      </w:r>
-      <w:r>
+        <w:t>操作点固定每视图</w:t>
+      </w:r>
+      <w:r>
+        <w:t xml:space="preserve"> k = 60</w:t>
+      </w:r>
+      <w:r>
+        <w:t>。在其它预算上重复同成员比较（三个种子，每个</w:t>
+      </w:r>
+      <w:r>
+        <w:t xml:space="preserve"> 7 986 </w:t>
+      </w:r>
+      <w:r>
+        <w:t>条测试行）可以定位门控开始起作用的位置：</w:t>
+      </w:r>
+      <w:r>
+        <w:t xml:space="preserve">k = 20 </w:t>
+      </w:r>
+      <w:r>
+        <w:t>时视图分化，门控增益</w:t>
+      </w:r>
+      <w:r>
+        <w:t xml:space="preserve"> </w:t>
+      </w:r>
+      <w:r>
+        <w:rPr>
+          <w:b/>
+        </w:rPr>
+        <w:t>+0.004288</w:t>
+      </w:r>
+      <w:r>
+        <w:t>、改判</w:t>
+      </w:r>
+      <w:r>
+        <w:t xml:space="preserve"> </w:t>
+      </w:r>
+      <w:r>
+        <w:rPr>
+          <w:b/>
+        </w:rPr>
+        <w:t xml:space="preserve">23 958 </w:t>
+      </w:r>
+      <w:r>
+        <w:rPr>
+          <w:b/>
+        </w:rPr>
+        <w:t>条中的</w:t>
+      </w:r>
+      <w:r>
+        <w:rPr>
+          <w:b/>
+        </w:rPr>
+        <w:t xml:space="preserve"> 40 </w:t>
+      </w:r>
+      <w:r>
+        <w:rPr>
+          <w:b/>
+        </w:rPr>
         <w:lastRenderedPageBreak/>
-        <w:t>0.003886]</w:t>
-      </w:r>
-      <w:r>
-        <w:t>），该区间完全位于零以下，因此结论不再是截断总体上的等价，而是一处小而可测的劣势：条件加权在</w:t>
-      </w:r>
-      <w:r>
-        <w:t xml:space="preserve"> 0.01 </w:t>
-      </w:r>
-      <w:r>
-        <w:t>边界上与对照等价、在</w:t>
-      </w:r>
-      <w:r>
-        <w:t xml:space="preserve"> 0.005 </w:t>
-      </w:r>
-      <w:r>
-        <w:t>边界上不等价，且十个种子的方向完全一致。两个分支平均每个种子在</w:t>
-      </w:r>
-      <w:r>
-        <w:t xml:space="preserve"> 364 426 </w:t>
-      </w:r>
-      <w:r>
-        <w:t>条测试样本中分歧</w:t>
-      </w:r>
-      <w:r>
-        <w:t xml:space="preserve"> 216 </w:t>
-      </w:r>
-      <w:r>
-        <w:t>条（最多</w:t>
-      </w:r>
-      <w:r>
-        <w:t xml:space="preserve"> 392 </w:t>
-      </w:r>
-      <w:r>
-        <w:t>条），与截断总体同量级。其余基线在全语料上的分化比本研究的任何其他设置都更剧烈：</w:t>
-      </w:r>
-      <w:r>
-        <w:t xml:space="preserve">XGBoost </w:t>
-      </w:r>
-      <w:r>
-        <w:t>达</w:t>
-      </w:r>
-      <w:r>
-        <w:t xml:space="preserve"> 0.800255</w:t>
-      </w:r>
-      <w:r>
-        <w:t>，全特征等权森林</w:t>
-      </w:r>
-      <w:r>
-        <w:t xml:space="preserve"> 0.738143</w:t>
-      </w:r>
-      <w:r>
-        <w:t>，极端随机树</w:t>
-      </w:r>
-      <w:r>
-        <w:t xml:space="preserve"> 0.696629</w:t>
-      </w:r>
-      <w:r>
-        <w:t>，限深决策树</w:t>
-      </w:r>
-      <w:r>
-        <w:t xml:space="preserve"> 0.595653</w:t>
-      </w:r>
-      <w:r>
-        <w:t>；</w:t>
-      </w:r>
-      <w:r>
-        <w:t>X</w:t>
-      </w:r>
-      <w:r>
-        <w:t xml:space="preserve">GBoost </w:t>
-      </w:r>
-      <w:r>
-        <w:t>相对等权卡方森林的模型族差距（</w:t>
-      </w:r>
-      <w:r>
-        <w:t>0.041</w:t>
-      </w:r>
-      <w:r>
-        <w:t>）超过本研究测得的除类别先验以外的全部协议效应。而准确率上</w:t>
-      </w:r>
-      <w:r>
-        <w:t xml:space="preserve"> XGBoost </w:t>
-      </w:r>
-      <w:r>
-        <w:t>为</w:t>
-      </w:r>
-      <w:r>
-        <w:t xml:space="preserve"> 0.9993</w:t>
-      </w:r>
-      <w:r>
-        <w:t>、等权森林为</w:t>
-      </w:r>
-      <w:r>
-        <w:t xml:space="preserve"> 0.9958——</w:t>
-      </w:r>
-      <w:r>
-        <w:t>这是全文最能说明「准确率在不平衡语料上会掩盖多少问题」的一处证据。该规模下代价不对称也最极端：</w:t>
-      </w:r>
-      <w:r>
-        <w:t xml:space="preserve">RCCF </w:t>
-      </w:r>
-      <w:r>
-        <w:t>每个种子训练</w:t>
-      </w:r>
-      <w:r>
-        <w:t xml:space="preserve"> 14936 </w:t>
-      </w:r>
-      <w:r>
-        <w:t>秒，等权森林仅需</w:t>
-      </w:r>
-      <w:r>
-        <w:t xml:space="preserve"> 85 </w:t>
-      </w:r>
-      <w:r>
-        <w:t>秒（</w:t>
-      </w:r>
-      <w:r>
-        <w:t xml:space="preserve">175 </w:t>
-      </w:r>
-      <w:r>
-        <w:t>倍），而质量差为</w:t>
-      </w:r>
-      <w:r>
-        <w:t xml:space="preserve"> -0.005533</w:t>
-      </w:r>
-      <w:r>
-        <w:t>。</w:t>
-      </w:r>
-    </w:p>
-    <w:p>
-      <w:r>
-        <w:rPr>
-          <w:b/>
-        </w:rPr>
-        <w:t>不同领域的第四个数据集。</w:t>
-      </w:r>
-      <w:r>
-        <w:t xml:space="preserve"> N-BaIoT </w:t>
-      </w:r>
-      <w:r>
-        <w:t>记录了九种消费级物联网设备上的正常流量与</w:t>
-      </w:r>
-      <w:r>
-        <w:t xml:space="preserve"> Mirai/Gafgyt </w:t>
-      </w:r>
-      <w:r>
-        <w:t>僵尸网络流量，含</w:t>
-      </w:r>
-      <w:r>
-        <w:t xml:space="preserve"> 115 </w:t>
-      </w:r>
-      <w:r>
-        <w:t>维流统计特征</w:t>
-      </w:r>
-      <w:r>
-        <w:t xml:space="preserve"> [17,18]</w:t>
-      </w:r>
-      <w:r>
-        <w:t>。去重剔除了</w:t>
-      </w:r>
-      <w:r>
-        <w:t xml:space="preserve"> 7 062 606 </w:t>
-      </w:r>
-      <w:r>
-        <w:t>行中的</w:t>
-      </w:r>
-      <w:r>
-        <w:t xml:space="preserve"> 4 784 430 </w:t>
-      </w:r>
-      <w:r>
-        <w:t>行（</w:t>
-      </w:r>
-      <w:r>
-        <w:t>67.8%</w:t>
-      </w:r>
-      <w:r>
-        <w:t>），重复比例高于本研究的其他任何数据集，最终得到</w:t>
-      </w:r>
-      <w:r>
-        <w:t xml:space="preserve"> 180 000 </w:t>
-      </w:r>
-      <w:r>
-        <w:t>条、三分类的基准（每类</w:t>
-      </w:r>
-      <w:r>
-        <w:t xml:space="preserve"> 60 000</w:t>
-      </w:r>
-      <w:r>
-        <w:t>；训练</w:t>
-      </w:r>
-      <w:r>
-        <w:t xml:space="preserve"> 126 000 / </w:t>
-      </w:r>
-      <w:r>
-        <w:t>验证</w:t>
-      </w:r>
-      <w:r>
-        <w:t xml:space="preserve"> 27 000 / </w:t>
-      </w:r>
-      <w:r>
-        <w:t>测试</w:t>
-      </w:r>
-      <w:r>
-        <w:t xml:space="preserve"> 27 000</w:t>
-      </w:r>
-      <w:r>
-        <w:t>）。所有模型的</w:t>
-      </w:r>
-      <w:r>
-        <w:t xml:space="preserve"> Macro-F1 </w:t>
-      </w:r>
-      <w:r>
-        <w:t>都在</w:t>
-      </w:r>
-      <w:r>
-        <w:t xml:space="preserve"> 0.99983 </w:t>
-      </w:r>
-      <w:r>
-        <w:t>以上：</w:t>
-      </w:r>
-      <w:r>
-        <w:t xml:space="preserve">RCCF </w:t>
-      </w:r>
-      <w:r>
-        <w:t>与等权卡方森林在机器精度上完全一致（平均差</w:t>
-      </w:r>
-      <w:r>
-        <w:t xml:space="preserve"> −3.7e-17</w:t>
-      </w:r>
-      <w:r>
-        <w:t>，</w:t>
-      </w:r>
-      <w:r>
-        <w:t xml:space="preserve">27 000 </w:t>
-      </w:r>
-      <w:r>
-        <w:t>条测试样本中分歧</w:t>
-      </w:r>
-      <w:r>
-        <w:t xml:space="preserve"> 0 </w:t>
-      </w:r>
-      <w:r>
-        <w:t>至</w:t>
-      </w:r>
-      <w:r>
-        <w:t xml:space="preserve"> 2 </w:t>
-      </w:r>
-      <w:r>
-        <w:t>条）。该基准对流量特征分类器已经饱和，而这正是命题</w:t>
-      </w:r>
-      <w:r>
-        <w:t xml:space="preserve"> 1 </w:t>
-      </w:r>
-      <w:r>
-        <w:t>预言</w:t>
-      </w:r>
-      <w:r>
-        <w:t>"</w:t>
-      </w:r>
-      <w:r>
-        <w:t>任何加权都无法起作用</w:t>
-      </w:r>
-      <w:r>
-        <w:t>"</w:t>
-      </w:r>
-      <w:r>
-        <w:t>的情形：它在新领域确认了机制的惰性，但并未检验判别难度。</w:t>
-      </w:r>
-    </w:p>
-    <w:p>
-      <w:r>
-        <w:t>三组实验从两侧界定了结论，而且这个界定比单纯的确认更严格：等价性在总体扩大</w:t>
-      </w:r>
-      <w:r>
-        <w:t xml:space="preserve"> 7.8 </w:t>
-      </w:r>
-      <w:r>
-        <w:t>倍后仍成立，因此不是</w:t>
-      </w:r>
-      <w:r>
-        <w:t xml:space="preserve"> 53 237 </w:t>
-      </w:r>
-      <w:r>
-        <w:t>条截断造成的；但它在完全取消类别上限的全语料上失效，差异转为小而稳定的劣势（</w:t>
-      </w:r>
-      <w:r>
-        <w:t xml:space="preserve">0.005 </w:t>
-      </w:r>
-      <w:r>
-        <w:t>边界不等价、</w:t>
-      </w:r>
-      <w:r>
-        <w:t xml:space="preserve">0.01 </w:t>
-      </w:r>
-      <w:r>
-        <w:t>边界等价）。</w:t>
-      </w:r>
-      <w:r>
-        <w:rPr>
-          <w:b/>
-        </w:rPr>
-        <w:t>这个差异来自稀释，而不是加权，而且同一个算式在三个总体上都成立。</w:t>
-      </w:r>
-      <w:r>
-        <w:t xml:space="preserve"> </w:t>
-      </w:r>
-      <w:r>
-        <w:t>在全语料上，四个特征视图不再可以互相替代：全特征森林的</w:t>
-      </w:r>
-      <w:r>
-        <w:t xml:space="preserve"> Macro-F1 </w:t>
-      </w:r>
-      <w:r>
-        <w:t>为</w:t>
-      </w:r>
-      <w:r>
-        <w:t xml:space="preserve"> 0.738143</w:t>
-      </w:r>
-      <w:r>
-        <w:t>，卡方森林为</w:t>
-      </w:r>
-      <w:r>
-        <w:t xml:space="preserve"> 0.759540</w:t>
-      </w:r>
-      <w:r>
-        <w:t>，差距</w:t>
-      </w:r>
-      <w:r>
-        <w:t xml:space="preserve"> 0.021397</w:t>
-      </w:r>
-      <w:r>
-        <w:t>；把这样一个较弱的专家放进四路平均，代价为该差距的四分之一，即</w:t>
-      </w:r>
-      <w:r>
-        <w:t xml:space="preserve"> 0.005349</w:t>
-      </w:r>
-      <w:r>
-        <w:t>，与实测的</w:t>
-      </w:r>
-      <w:r>
-        <w:t xml:space="preserve"> −0.005533 </w:t>
-      </w:r>
-      <w:r>
-        <w:t>相差不到</w:t>
-      </w:r>
-      <w:r>
-        <w:t xml:space="preserve"> 4%</w:t>
-      </w:r>
-      <w:r>
-        <w:t>。同一算式也适用于</w:t>
-      </w:r>
-      <w:r>
-        <w:t xml:space="preserve"> 413 209 </w:t>
-      </w:r>
-      <w:r>
-        <w:t>条总体（视图差距</w:t>
-      </w:r>
-      <w:r>
-        <w:t xml:space="preserve"> 0.004249</w:t>
-      </w:r>
-      <w:r>
-        <w:t>，预测</w:t>
-      </w:r>
-      <w:r>
-        <w:t xml:space="preserve"> 0.001062</w:t>
-      </w:r>
-      <w:r>
-        <w:t>，实测</w:t>
-      </w:r>
-      <w:r>
-        <w:t xml:space="preserve"> −0.001137</w:t>
-      </w:r>
-      <w:r>
-        <w:t>）与主总体（差距</w:t>
-      </w:r>
-      <w:r>
-        <w:t xml:space="preserve"> 0.002068</w:t>
-      </w:r>
-      <w:r>
-        <w:t>，预测</w:t>
-      </w:r>
-      <w:r>
-        <w:t xml:space="preserve"> 0.000517</w:t>
-      </w:r>
-      <w:r>
-        <w:t>，实测</w:t>
-      </w:r>
-      <w:r>
-        <w:t xml:space="preserve"> −0.000456</w:t>
-      </w:r>
-      <w:r>
-        <w:t>）。在总体规模跨越</w:t>
-      </w:r>
-      <w:r>
-        <w:t xml:space="preserve"> 46 </w:t>
-      </w:r>
-      <w:r>
-        <w:t>倍的范围内，预测与实测的偏差都不超过</w:t>
-      </w:r>
-      <w:r>
-        <w:t xml:space="preserve"> 14%</w:t>
-      </w:r>
-      <w:r>
-        <w:t>。因此随规模变化的不是聚合规则</w:t>
-      </w:r>
-      <w:r>
-        <w:t xml:space="preserve">——5.3 </w:t>
-      </w:r>
-      <w:r>
-        <w:t>节已表明权重在</w:t>
-      </w:r>
-      <w:r>
-        <w:t xml:space="preserve"> 79 860 </w:t>
-      </w:r>
-      <w:r>
-        <w:t>条预测中只改变</w:t>
-      </w:r>
-      <w:r>
-        <w:t xml:space="preserve"> 1 </w:t>
-      </w:r>
-      <w:r>
-        <w:t>条</w:t>
-      </w:r>
-      <w:r>
-        <w:t>——</w:t>
-      </w:r>
-      <w:r>
-        <w:t>而是对质量已经分化的特征视图做平均的代价。这正是命题</w:t>
-      </w:r>
-      <w:r>
-        <w:t xml:space="preserve"> 1 </w:t>
-      </w:r>
-      <w:r>
-        <w:t>的实践形态：等权融合的上限由最弱成员决定，而截断总体掩盖了这一上限，因为在那些总体上四个视图的得分相差不到</w:t>
-      </w:r>
-      <w:r>
-        <w:t xml:space="preserve"> 0.002</w:t>
-      </w:r>
-      <w:r>
-        <w:t>。</w:t>
-      </w:r>
-    </w:p>
-    <w:p>
-      <w:r>
-        <w:rPr>
-          <w:b/>
-        </w:rPr>
-        <w:t>特征预算敏感性。</w:t>
-      </w:r>
-      <w:r>
-        <w:t xml:space="preserve"> </w:t>
-      </w:r>
-      <w:r>
-        <w:t>操作点固定每视图</w:t>
-      </w:r>
-      <w:r>
-        <w:t xml:space="preserve"> k = 60</w:t>
-      </w:r>
-      <w:r>
-        <w:t>。在其它预算上重复同成员比较（三个种子，每个</w:t>
-      </w:r>
-      <w:r>
-        <w:t xml:space="preserve"> 7 986 </w:t>
-      </w:r>
-      <w:r>
-        <w:t>条测试行）可以定位门控开始起作用的位置：</w:t>
-      </w:r>
-      <w:r>
-        <w:t xml:space="preserve">k = 20 </w:t>
-      </w:r>
-      <w:r>
-        <w:t>时视图分化，门控增益</w:t>
-      </w:r>
-      <w:r>
-        <w:t xml:space="preserve"> </w:t>
-      </w:r>
-      <w:r>
-        <w:rPr>
-          <w:b/>
-        </w:rPr>
-        <w:t>+0.004288</w:t>
-      </w:r>
-      <w:r>
-        <w:t>、改判</w:t>
-      </w:r>
-      <w:r>
-        <w:t xml:space="preserve"> </w:t>
-      </w:r>
-      <w:r>
-        <w:rPr>
-          <w:b/>
-        </w:rPr>
-        <w:t xml:space="preserve">23 958 </w:t>
-      </w:r>
-      <w:r>
-        <w:rPr>
-          <w:b/>
-        </w:rPr>
-        <w:t>条中的</w:t>
-      </w:r>
-      <w:r>
-        <w:rPr>
-          <w:b/>
-        </w:rPr>
-        <w:t xml:space="preserve"> 40 </w:t>
-      </w:r>
-      <w:r>
-        <w:rPr>
-          <w:b/>
-        </w:rPr>
         <w:t>条</w:t>
       </w:r>
       <w:r>
@@ -19668,372 +19791,372 @@
         <w:pStyle w:val="21"/>
       </w:pPr>
       <w:r>
+        <w:t xml:space="preserve">5.8 </w:t>
+      </w:r>
+      <w:r>
+        <w:t>扩展实验</w:t>
+      </w:r>
+    </w:p>
+    <w:p>
+      <w:r>
+        <w:t>十四个扩展实验界定了主结论的边界；逐种子数据与独立报告随发布包提供（扩展实验报告、</w:t>
+      </w:r>
+      <w:r>
+        <w:rPr>
+          <w:rFonts w:ascii="Consolas" w:hAnsi="Consolas"/>
+        </w:rPr>
+        <w:t>results_*_v1/</w:t>
+      </w:r>
+      <w:r>
+        <w:t>）。</w:t>
+      </w:r>
+    </w:p>
+    <w:p>
+      <w:r>
+        <w:rPr>
+          <w:b/>
+        </w:rPr>
+        <w:t>专家家族与数量。</w:t>
+      </w:r>
+      <w:r>
+        <w:t xml:space="preserve"> </w:t>
+      </w:r>
+      <w:r>
+        <w:t>把四个同族过滤式视图（两两分歧</w:t>
+      </w:r>
+      <w:r>
+        <w:t xml:space="preserve"> 0.64%</w:t>
+      </w:r>
+      <w:r>
+        <w:t>，增益</w:t>
+      </w:r>
+      <w:r>
+        <w:t xml:space="preserve"> +0.000140</w:t>
+      </w:r>
+      <w:r>
+        <w:t>）换成跨家族成员（随机森林、极端随机树、</w:t>
+      </w:r>
+      <w:r>
+        <w:t>XGBoost</w:t>
+      </w:r>
+      <w:r>
+        <w:t>）后，分歧升到</w:t>
+      </w:r>
+      <w:r>
+        <w:t xml:space="preserve"> 2.29%</w:t>
+      </w:r>
+      <w:r>
+        <w:t>，增益升到</w:t>
+      </w:r>
+      <w:r>
+        <w:t xml:space="preserve"> +0.001421</w:t>
+      </w:r>
+      <w:r>
+        <w:t>；六个成员时为</w:t>
+      </w:r>
+      <w:r>
+        <w:t xml:space="preserve"> +0.001661</w:t>
+      </w:r>
+      <w:r>
+        <w:t>。因此当成员足够分散时门控确实开始起作用，但即使最分散的配置也仍在</w:t>
+      </w:r>
+      <w:r>
+        <w:t xml:space="preserve"> 0.005 </w:t>
+      </w:r>
+      <w:r>
+        <w:t>边界之内。</w:t>
+      </w:r>
+    </w:p>
+    <w:p>
+      <w:r>
+        <w:rPr>
+          <w:b/>
+        </w:rPr>
+        <w:t>时间留出。</w:t>
+      </w:r>
+      <w:r>
+        <w:t xml:space="preserve"> </w:t>
+      </w:r>
+      <w:r>
+        <w:t>按采集日划分</w:t>
+      </w:r>
+      <w:r>
+        <w:t xml:space="preserve"> CIC-IDS2017</w:t>
+      </w:r>
+      <w:r>
+        <w:t>（用四天训练、留出一天，每类上限</w:t>
+      </w:r>
+      <w:r>
+        <w:t xml:space="preserve"> 2 </w:t>
+      </w:r>
+      <w:r>
+        <w:t>万）后，留出日的</w:t>
+      </w:r>
+      <w:r>
+        <w:t xml:space="preserve"> Macro-F1 </w:t>
+      </w:r>
+      <w:r>
+        <w:t>落到</w:t>
+      </w:r>
+      <w:r>
+        <w:t xml:space="preserve"> 0.133–0.317</w:t>
+      </w:r>
+      <w:r>
+        <w:t>。原因是类别构成：周一只有正常流量，周二只有正常与暴力破解，以此类推，没有任何一天覆盖完整类别集。因此按天划分可以构造、但不是类别完整的</w:t>
+      </w:r>
+      <w:r>
+        <w:t>——</w:t>
+      </w:r>
+      <w:r>
+        <w:t>这正是</w:t>
+      </w:r>
+      <w:r>
+        <w:t xml:space="preserve"> 6.5 </w:t>
+      </w:r>
+      <w:r>
+        <w:t>节限制的定量形式。</w:t>
+      </w:r>
+    </w:p>
+    <w:p>
+      <w:r>
+        <w:rPr>
+          <w:b/>
+        </w:rPr>
+        <w:t>外部基准扩到十种子。</w:t>
+      </w:r>
+      <w:r>
+        <w:t xml:space="preserve"> </w:t>
+      </w:r>
+      <w:r>
+        <w:t>在三个确定性视图下（省略互信息专家，因为其</w:t>
+      </w:r>
+      <w:r>
+        <w:t xml:space="preserve"> kNN </w:t>
+      </w:r>
+      <w:r>
+        <w:t>估计器在此规模上不可行），</w:t>
+      </w:r>
+      <w:r>
+        <w:t xml:space="preserve">NSL-KDD </w:t>
+      </w:r>
+      <w:r>
+        <w:t>为</w:t>
+      </w:r>
+      <w:r>
+        <w:t xml:space="preserve"> 0.518756 ± 0.003374</w:t>
+      </w:r>
+      <w:r>
+        <w:t>，</w:t>
+      </w:r>
+      <w:r>
+        <w:t xml:space="preserve">UNSW-NB15 </w:t>
+      </w:r>
+      <w:r>
+        <w:t>为</w:t>
+      </w:r>
+      <w:r>
+        <w:t xml:space="preserve"> 0.483371 ± 0.005582</w:t>
+      </w:r>
+      <w:r>
+        <w:t>，</w:t>
+      </w:r>
+      <w:r>
+        <w:t xml:space="preserve">N-BaIoT </w:t>
+      </w:r>
+      <w:r>
+        <w:t>为</w:t>
+      </w:r>
+      <w:r>
+        <w:t xml:space="preserve"> 0.999941 ± 0.000053</w:t>
+      </w:r>
+      <w:r>
+        <w:t>（十种子）。</w:t>
+      </w:r>
+    </w:p>
+    <w:p>
+      <w:r>
+        <w:rPr>
+          <w:b/>
+        </w:rPr>
+        <w:t>两个新语料。</w:t>
+      </w:r>
+      <w:r>
+        <w:t xml:space="preserve"> CIC-IDS2018</w:t>
+      </w:r>
+      <w:r>
+        <w:t>（原始</w:t>
+      </w:r>
+      <w:r>
+        <w:t xml:space="preserve"> 16.2 M </w:t>
+      </w:r>
+      <w:r>
+        <w:t>行，去重移除</w:t>
+      </w:r>
+      <w:r>
+        <w:t xml:space="preserve"> 4.10 M </w:t>
+      </w:r>
+      <w:r>
+        <w:t>行）得到</w:t>
+      </w:r>
+      <w:r>
+        <w:t xml:space="preserve"> 56 055/12 012/12 012 </w:t>
+      </w:r>
+      <w:r>
+        <w:t>的五分类基准，十个种子上门控与同成员等权融合完全相同（</w:t>
+      </w:r>
+      <w:r>
+        <w:t>0.955231</w:t>
+      </w:r>
+      <w:r>
+        <w:t>，改判</w:t>
+      </w:r>
+      <w:r>
+        <w:t xml:space="preserve"> 0 </w:t>
+      </w:r>
+      <w:r>
+        <w:t>条）。</w:t>
+      </w:r>
+      <w:r>
+        <w:t>CIC-IoT-2023</w:t>
+      </w:r>
+      <w:r>
+        <w:t>（</w:t>
+      </w:r>
+      <w:r>
+        <w:t xml:space="preserve">38.4 M </w:t>
+      </w:r>
+      <w:r>
+        <w:t>行、八个粗类）上，门控为</w:t>
+      </w:r>
+      <w:r>
+        <w:t xml:space="preserve"> 0.751051</w:t>
+      </w:r>
+      <w:r>
+        <w:t>，同成员等权融合为</w:t>
+      </w:r>
+      <w:r>
+        <w:t xml:space="preserve"> 0.751054</w:t>
+      </w:r>
+      <w:r>
+        <w:t>，差</w:t>
+      </w:r>
+      <w:r>
+        <w:t xml:space="preserve"> -0.000004</w:t>
+      </w:r>
+      <w:r>
+        <w:t>（十个种子）。两者都在本文未使用过的语料上复现了主结论。</w:t>
+      </w:r>
+    </w:p>
+    <w:p>
+      <w:r>
+        <w:rPr>
+          <w:b/>
+        </w:rPr>
+        <w:t xml:space="preserve">2025 </w:t>
+      </w:r>
+      <w:r>
+        <w:rPr>
+          <w:b/>
+        </w:rPr>
+        <w:t>年数据包级语料，以及门控在什么条件下有用。</w:t>
+      </w:r>
+      <w:r>
+        <w:t xml:space="preserve"> Gotham-2025</w:t>
+      </w:r>
+      <w:r>
+        <w:t>（</w:t>
+      </w:r>
+      <w:r>
+        <w:t>Zenodo 14502760</w:t>
+      </w:r>
+      <w:r>
+        <w:t>，</w:t>
+      </w:r>
+      <w:r>
+        <w:t>CC BY 4.0</w:t>
+      </w:r>
+      <w:r>
+        <w:t>）在智慧城市测试床上采集</w:t>
+      </w:r>
+      <w:r>
+        <w:t xml:space="preserve"> 78 </w:t>
+      </w:r>
+      <w:r>
+        <w:t>台</w:t>
+      </w:r>
+      <w:r>
+        <w:t xml:space="preserve"> IoT </w:t>
+      </w:r>
+      <w:r>
+        <w:t>设备，处理表含</w:t>
+      </w:r>
+      <w:r>
+        <w:t xml:space="preserve"> 35 134 281 </w:t>
+      </w:r>
+      <w:r>
+        <w:t>条数据包、</w:t>
+      </w:r>
+      <w:r>
+        <w:t xml:space="preserve">18 </w:t>
+      </w:r>
+      <w:r>
+        <w:t>个类别。在本文协议下，剔除设备地址与时间戳后只剩十六个可用列（保留它们等于把攻击者身份交给分类器），因此</w:t>
+      </w:r>
+      <w:r>
+        <w:t xml:space="preserve"> 60 </w:t>
+      </w:r>
+      <w:r>
+        <w:t>维预算会选中全部列、三个视图完全重合：门控与同成员融合在全部</w:t>
+      </w:r>
+      <w:r>
+        <w:t xml:space="preserve"> 29 718 </w:t>
+      </w:r>
+      <w:r>
+        <w:t>条测试行上完全相同，十个种子无一例外。把同样的比较改到十六列中的八列</w:t>
+      </w:r>
+      <w:r>
+        <w:t>——</w:t>
+      </w:r>
+      <w:r>
+        <w:t>卡方与方差分析此时才真正不同</w:t>
+      </w:r>
+      <w:r>
+        <w:t>——</w:t>
+      </w:r>
+      <w:r>
+        <w:t>结论反转：门控增益</w:t>
+      </w:r>
+      <w:r>
+        <w:t xml:space="preserve"> +0.0063 Macro-F1</w:t>
+      </w:r>
+      <w:r>
+        <w:t>，十个种子全部为正，</w:t>
+      </w:r>
+      <w:r>
+        <w:t xml:space="preserve">29 718 </w:t>
+      </w:r>
+      <w:r>
+        <w:t>条标签中有</w:t>
+      </w:r>
+      <w:r>
+        <w:t xml:space="preserve"> 38–50 </w:t>
+      </w:r>
+      <w:r>
+        <w:t>条被改判。成员可互换时门控无效、成员不可互换时门控有用，这正是可辨识性条件所预测的边界，并已在一个</w:t>
+      </w:r>
+      <w:r>
+        <w:t xml:space="preserve"> 2025 </w:t>
+      </w:r>
+      <w:r>
+        <w:t>年语料上得到验证。</w:t>
+      </w:r>
+    </w:p>
+    <w:p>
+      <w:r>
+        <w:rPr>
+          <w:b/>
+        </w:rPr>
         <w:lastRenderedPageBreak/>
-        <w:t xml:space="preserve">5.8 </w:t>
-      </w:r>
-      <w:r>
-        <w:t>扩展实验</w:t>
-      </w:r>
-    </w:p>
-    <w:p>
-      <w:r>
-        <w:t>十四个扩展实验界定了主结论的边界；逐种子数据与独立报告随发布包提供（扩展实验报告、</w:t>
-      </w:r>
-      <w:r>
-        <w:rPr>
-          <w:rFonts w:ascii="Consolas" w:hAnsi="Consolas"/>
-        </w:rPr>
-        <w:t>results_*_v1/</w:t>
-      </w:r>
-      <w:r>
-        <w:t>）。</w:t>
-      </w:r>
-    </w:p>
-    <w:p>
-      <w:r>
-        <w:rPr>
-          <w:b/>
-        </w:rPr>
-        <w:t>专家家族与数量。</w:t>
-      </w:r>
-      <w:r>
-        <w:t xml:space="preserve"> </w:t>
-      </w:r>
-      <w:r>
-        <w:t>把四个同族过滤式视图（两两分歧</w:t>
-      </w:r>
-      <w:r>
-        <w:t xml:space="preserve"> 0.64%</w:t>
-      </w:r>
-      <w:r>
-        <w:t>，增益</w:t>
-      </w:r>
-      <w:r>
-        <w:t xml:space="preserve"> +0.000140</w:t>
-      </w:r>
-      <w:r>
-        <w:t>）换成跨家族成员（随机森林、极端随机树、</w:t>
-      </w:r>
-      <w:r>
-        <w:t>XGBoost</w:t>
-      </w:r>
-      <w:r>
-        <w:t>）后，分歧升到</w:t>
-      </w:r>
-      <w:r>
-        <w:t xml:space="preserve"> 2.29%</w:t>
-      </w:r>
-      <w:r>
-        <w:t>，增益升到</w:t>
-      </w:r>
-      <w:r>
-        <w:t xml:space="preserve"> +0.001421</w:t>
-      </w:r>
-      <w:r>
-        <w:t>；六个成员时为</w:t>
-      </w:r>
-      <w:r>
-        <w:t xml:space="preserve"> +0.001661</w:t>
-      </w:r>
-      <w:r>
-        <w:t>。因此当成员足够分散时门控确实开始起作用，但即使最分散的配置也仍在</w:t>
-      </w:r>
-      <w:r>
-        <w:t xml:space="preserve"> 0.005 </w:t>
-      </w:r>
-      <w:r>
-        <w:t>边界之内。</w:t>
-      </w:r>
-    </w:p>
-    <w:p>
-      <w:r>
-        <w:rPr>
-          <w:b/>
-        </w:rPr>
-        <w:t>时间留出。</w:t>
-      </w:r>
-      <w:r>
-        <w:t xml:space="preserve"> </w:t>
-      </w:r>
-      <w:r>
-        <w:t>按采集日划分</w:t>
-      </w:r>
-      <w:r>
-        <w:t xml:space="preserve"> CIC-IDS2017</w:t>
-      </w:r>
-      <w:r>
-        <w:t>（用四天训练、留出一天，每类上限</w:t>
-      </w:r>
-      <w:r>
-        <w:t xml:space="preserve"> 2 </w:t>
-      </w:r>
-      <w:r>
-        <w:t>万）后，留出日的</w:t>
-      </w:r>
-      <w:r>
-        <w:t xml:space="preserve"> Macro-F1 </w:t>
-      </w:r>
-      <w:r>
-        <w:t>落到</w:t>
-      </w:r>
-      <w:r>
-        <w:t xml:space="preserve"> 0.133–0.317</w:t>
-      </w:r>
-      <w:r>
-        <w:t>。原因是类别构成：周一只有正常流量，周二只有正常与暴力破解，以此类推，没有任何一天覆盖完整类别集。因此按天划分可以构造、但不是类别完整的</w:t>
-      </w:r>
-      <w:r>
-        <w:t>——</w:t>
-      </w:r>
-      <w:r>
-        <w:t>这正是</w:t>
-      </w:r>
-      <w:r>
-        <w:t xml:space="preserve"> 6.5 </w:t>
-      </w:r>
-      <w:r>
-        <w:t>节限制的定量形式。</w:t>
-      </w:r>
-    </w:p>
-    <w:p>
-      <w:r>
-        <w:rPr>
-          <w:b/>
-        </w:rPr>
-        <w:t>外部基准扩到十种子。</w:t>
-      </w:r>
-      <w:r>
-        <w:t xml:space="preserve"> </w:t>
-      </w:r>
-      <w:r>
-        <w:t>在三个确定性视图下（省略互信息专家，因为其</w:t>
-      </w:r>
-      <w:r>
-        <w:t xml:space="preserve"> kNN </w:t>
-      </w:r>
-      <w:r>
-        <w:t>估计器在此规模上不可行），</w:t>
-      </w:r>
-      <w:r>
-        <w:t xml:space="preserve">NSL-KDD </w:t>
-      </w:r>
-      <w:r>
-        <w:t>为</w:t>
-      </w:r>
-      <w:r>
-        <w:t xml:space="preserve"> 0.518756 ± 0.003374</w:t>
-      </w:r>
-      <w:r>
-        <w:t>，</w:t>
-      </w:r>
-      <w:r>
-        <w:t xml:space="preserve">UNSW-NB15 </w:t>
-      </w:r>
-      <w:r>
-        <w:t>为</w:t>
-      </w:r>
-      <w:r>
-        <w:t xml:space="preserve"> 0.483371 ± 0.005582</w:t>
-      </w:r>
-      <w:r>
-        <w:t>，</w:t>
-      </w:r>
-      <w:r>
-        <w:t xml:space="preserve">N-BaIoT </w:t>
-      </w:r>
-      <w:r>
-        <w:t>为</w:t>
-      </w:r>
-      <w:r>
-        <w:t xml:space="preserve"> 0.999941 ± 0.000053</w:t>
-      </w:r>
-      <w:r>
-        <w:t>（十种子）。</w:t>
-      </w:r>
-    </w:p>
-    <w:p>
-      <w:r>
-        <w:rPr>
-          <w:b/>
-        </w:rPr>
-        <w:t>两个新语料。</w:t>
-      </w:r>
-      <w:r>
-        <w:t xml:space="preserve"> CIC-IDS2018</w:t>
-      </w:r>
-      <w:r>
-        <w:t>（原始</w:t>
-      </w:r>
-      <w:r>
-        <w:t xml:space="preserve"> 16.2 M </w:t>
-      </w:r>
-      <w:r>
-        <w:t>行，去重移除</w:t>
-      </w:r>
-      <w:r>
-        <w:t xml:space="preserve"> 4.10 M </w:t>
-      </w:r>
-      <w:r>
-        <w:t>行）得到</w:t>
-      </w:r>
-      <w:r>
-        <w:t xml:space="preserve"> 56 055/12 012/12 012 </w:t>
-      </w:r>
-      <w:r>
-        <w:t>的五分类基准，十个种子上门控与同成员等权融合完全相同（</w:t>
-      </w:r>
-      <w:r>
-        <w:t>0.955231</w:t>
-      </w:r>
-      <w:r>
-        <w:t>，改判</w:t>
-      </w:r>
-      <w:r>
-        <w:t xml:space="preserve"> 0 </w:t>
-      </w:r>
-      <w:r>
-        <w:t>条）。</w:t>
-      </w:r>
-      <w:r>
-        <w:t>CIC-IoT-2023</w:t>
-      </w:r>
-      <w:r>
-        <w:t>（</w:t>
-      </w:r>
-      <w:r>
-        <w:t xml:space="preserve">38.4 M </w:t>
-      </w:r>
-      <w:r>
-        <w:t>行、八个粗类）上，门控为</w:t>
-      </w:r>
-      <w:r>
-        <w:t xml:space="preserve"> 0.751051</w:t>
-      </w:r>
-      <w:r>
-        <w:t>，同成员等权融合为</w:t>
-      </w:r>
-      <w:r>
-        <w:t xml:space="preserve"> 0.751054</w:t>
-      </w:r>
-      <w:r>
-        <w:t>，差</w:t>
-      </w:r>
-      <w:r>
-        <w:t xml:space="preserve"> -0.000004</w:t>
-      </w:r>
-      <w:r>
-        <w:t>（十个种子）。两者都在本文未使用过的语料上复现了主结论。</w:t>
-      </w:r>
-    </w:p>
-    <w:p>
-      <w:r>
-        <w:rPr>
-          <w:b/>
-        </w:rPr>
-        <w:t xml:space="preserve">2025 </w:t>
-      </w:r>
-      <w:r>
-        <w:rPr>
-          <w:b/>
-        </w:rPr>
-        <w:t>年数据包级语料，以及门控在什么条件下有用。</w:t>
-      </w:r>
-      <w:r>
-        <w:t xml:space="preserve"> Gotham-2025</w:t>
-      </w:r>
-      <w:r>
-        <w:t>（</w:t>
-      </w:r>
-      <w:r>
-        <w:t>Zenodo 14502760</w:t>
-      </w:r>
-      <w:r>
-        <w:t>，</w:t>
-      </w:r>
-      <w:r>
-        <w:t>CC BY 4.0</w:t>
-      </w:r>
-      <w:r>
-        <w:t>）在智慧城市测试床上采集</w:t>
-      </w:r>
-      <w:r>
-        <w:t xml:space="preserve"> 78 </w:t>
-      </w:r>
-      <w:r>
-        <w:t>台</w:t>
-      </w:r>
-      <w:r>
-        <w:t xml:space="preserve"> IoT </w:t>
-      </w:r>
-      <w:r>
-        <w:t>设备，处理表含</w:t>
-      </w:r>
-      <w:r>
-        <w:t xml:space="preserve"> 35 134 281 </w:t>
-      </w:r>
-      <w:r>
-        <w:t>条数据包、</w:t>
-      </w:r>
-      <w:r>
-        <w:t xml:space="preserve">18 </w:t>
-      </w:r>
-      <w:r>
-        <w:t>个类别。在本文协议下，剔除设备地址与时间戳后只剩十六个可用列（保留它们等于把攻击者身份交给分类器），因此</w:t>
-      </w:r>
-      <w:r>
-        <w:t xml:space="preserve"> 60 </w:t>
-      </w:r>
-      <w:r>
-        <w:t>维预算会选中全部列、三个视图完全重合：门控与同成员融合在全部</w:t>
-      </w:r>
-      <w:r>
-        <w:t xml:space="preserve"> 29 718 </w:t>
-      </w:r>
-      <w:r>
-        <w:t>条测试行上完全相同，十个种子无一例外。把同样的比较改到十六列中的八列</w:t>
-      </w:r>
-      <w:r>
-        <w:t>——</w:t>
-      </w:r>
-      <w:r>
-        <w:t>卡方与方差分析此时才真正不同</w:t>
-      </w:r>
-      <w:r>
-        <w:t>——</w:t>
-      </w:r>
-      <w:r>
-        <w:t>结论反转：门控增益</w:t>
-      </w:r>
-      <w:r>
-        <w:t xml:space="preserve"> +0.0063 Macro-F1</w:t>
-      </w:r>
-      <w:r>
-        <w:t>，十个种子全部为正，</w:t>
-      </w:r>
-      <w:r>
-        <w:t xml:space="preserve">29 718 </w:t>
-      </w:r>
-      <w:r>
-        <w:t>条标签中有</w:t>
-      </w:r>
-      <w:r>
-        <w:t xml:space="preserve"> 38–50 </w:t>
-      </w:r>
-      <w:r>
-        <w:t>条被改判。成员可互换时门控无效、成员不可互换时门控有用，这正是可辨识性条件所预测的边界，并已在一个</w:t>
-      </w:r>
-      <w:r>
-        <w:t xml:space="preserve"> 2025 </w:t>
-      </w:r>
-      <w:r>
-        <w:t>年语料上得到验证。</w:t>
-      </w:r>
-    </w:p>
-    <w:p>
-      <w:r>
-        <w:rPr>
-          <w:b/>
-        </w:rPr>
         <w:t>现代语料阶梯。</w:t>
       </w:r>
       <w:r>
@@ -20294,9 +20417,8 @@
         <w:rPr>
           <w:noProof/>
         </w:rPr>
-        <w:lastRenderedPageBreak/>
         <w:drawing>
-          <wp:inline distT="0" distB="0" distL="0" distR="0" wp14:anchorId="0424D4EB" wp14:editId="1408F1B2">
+          <wp:inline distT="0" distB="0" distL="0" distR="0" wp14:anchorId="235E8A7F" wp14:editId="7CF3DCB6">
             <wp:extent cx="5760720" cy="1482601"/>
             <wp:effectExtent l="0" t="0" r="0" b="0"/>
             <wp:docPr id="12" name="Picture 12"/>
@@ -20813,6 +20935,7 @@
         <w:pStyle w:val="21"/>
       </w:pPr>
       <w:r>
+        <w:lastRenderedPageBreak/>
         <w:t xml:space="preserve">5.9 </w:t>
       </w:r>
       <w:r>
@@ -20919,7 +21042,6 @@
         <w:pStyle w:val="21"/>
       </w:pPr>
       <w:r>
-        <w:lastRenderedPageBreak/>
         <w:t xml:space="preserve">5.10 </w:t>
       </w:r>
       <w:r>
@@ -21823,6 +21945,7 @@
     </w:p>
     <w:p>
       <w:r>
+        <w:lastRenderedPageBreak/>
         <w:t xml:space="preserve">6TiSCHSet-2026 </w:t>
       </w:r>
       <w:r>
@@ -21966,7 +22089,6 @@
     </w:p>
     <w:p>
       <w:r>
-        <w:lastRenderedPageBreak/>
         <w:t>预算较小时，卡方与方差分析选出的特征真正分化，成员不再可互换，门控开始起作用；</w:t>
       </w:r>
     </w:p>
@@ -22372,6 +22494,7 @@
         <w:rPr>
           <w:b/>
         </w:rPr>
+        <w:lastRenderedPageBreak/>
         <w:t>规模与外部有效性。</w:t>
       </w:r>
       <w:r>
@@ -22548,7 +22671,6 @@
         <w:t xml:space="preserve"> 0.02</w:t>
       </w:r>
       <w:r>
-        <w:lastRenderedPageBreak/>
         <w:t>（</w:t>
       </w:r>
       <w:r>
@@ -23462,7 +23584,11 @@
         <w:t xml:space="preserve"> 3%–6% </w:t>
       </w:r>
       <w:r>
-        <w:t>时，增益才稳定为正。因此条件</w:t>
+        <w:t>时，</w:t>
+      </w:r>
+      <w:r>
+        <w:lastRenderedPageBreak/>
+        <w:t>增益才稳定为正。因此条件</w:t>
       </w:r>
       <w:r>
         <w:t xml:space="preserve"> A </w:t>
@@ -23588,7 +23714,6 @@
         <w:rPr>
           <w:b/>
         </w:rPr>
-        <w:lastRenderedPageBreak/>
         <w:t>条件</w:t>
       </w:r>
       <w:r>
@@ -23980,6 +24105,7 @@
     </w:p>
     <w:p>
       <w:r>
+        <w:lastRenderedPageBreak/>
         <w:t xml:space="preserve">5.11 </w:t>
       </w:r>
       <w:r>
@@ -24074,7 +24200,6 @@
                 <w:b/>
                 <w:sz w:val="16"/>
               </w:rPr>
-              <w:lastRenderedPageBreak/>
               <w:t>目标</w:t>
             </w:r>
           </w:p>
@@ -25011,6 +25136,7 @@
         <w:rPr>
           <w:b/>
         </w:rPr>
+        <w:lastRenderedPageBreak/>
         <w:t>次生成本的独立报告</w:t>
       </w:r>
       <w:r>
@@ -25092,478 +25218,477 @@
         <w:rPr>
           <w:b/>
         </w:rPr>
+        <w:t>多样性证据是相关性而非因果。</w:t>
+      </w:r>
+      <w:r>
+        <w:t xml:space="preserve"> </w:t>
+      </w:r>
+      <w:r>
+        <w:t>剂量</w:t>
+      </w:r>
+      <w:r>
+        <w:t>—</w:t>
+      </w:r>
+      <w:r>
+        <w:t>反应关系建立在十五个构造的专家配置上，且使用三折交叉拟合；它表明增益与专家分歧同向变化，而不是证明分歧本身单独导致增益。我们做过的唯一干预在模型侧：把门控的逻辑回归风险模型换成梯度提升树集成后，增益仍只有</w:t>
+      </w:r>
+      <w:r>
+        <w:t xml:space="preserve"> +0.000050</w:t>
+      </w:r>
+      <w:r>
+        <w:t>，远在边界之内（见</w:t>
+      </w:r>
+      <w:r>
+        <w:t xml:space="preserve"> 5.3 </w:t>
+      </w:r>
+      <w:r>
+        <w:t>节）。在数据侧构造真正互不相似的专家、同时不改变其它条件，这一干预仍未做。</w:t>
+      </w:r>
+    </w:p>
+    <w:p>
+      <w:r>
+        <w:rPr>
+          <w:b/>
+        </w:rPr>
+        <w:t>同成员对照只覆盖主总体。</w:t>
+      </w:r>
+      <w:r>
+        <w:t xml:space="preserve"> </w:t>
+      </w:r>
+      <w:r>
+        <w:t>完全相同的四个专家的等权融合只在</w:t>
+      </w:r>
+      <w:r>
+        <w:t xml:space="preserve"> 53 237 </w:t>
+      </w:r>
+      <w:r>
+        <w:t>条自然先验总体上运行；在</w:t>
+      </w:r>
+      <w:r>
+        <w:t xml:space="preserve"> 413 209 </w:t>
+      </w:r>
+      <w:r>
+        <w:t>条与</w:t>
+      </w:r>
+      <w:r>
+        <w:t xml:space="preserve"> 2 429 503 </w:t>
+      </w:r>
+      <w:r>
+        <w:t>条两个总体上，对照仍是单视图等权森林，因此那里的稀释分解依赖视图差算术，而不是实测的同成员融合。</w:t>
+      </w:r>
+    </w:p>
+    <w:p>
+      <w:r>
+        <w:rPr>
+          <w:b/>
+        </w:rPr>
+        <w:t>研究总体不等于生产流量。</w:t>
+      </w:r>
+      <w:r>
+        <w:t xml:space="preserve"> </w:t>
+      </w:r>
+      <w:r>
+        <w:t>自然先验总体经过全局去重、物理范围筛查与每类</w:t>
+      </w:r>
+      <w:r>
+        <w:t xml:space="preserve"> 20 000 </w:t>
+      </w:r>
+      <w:r>
+        <w:t>条截断，共</w:t>
+      </w:r>
+      <w:r>
+        <w:t xml:space="preserve"> 53 237 </w:t>
+      </w:r>
+      <w:r>
+        <w:t>条；平衡控制总体仅</w:t>
+      </w:r>
+      <w:r>
+        <w:t xml:space="preserve"> 3 365 </w:t>
+      </w:r>
+      <w:r>
+        <w:t>条。因此二者是审计流程的产物，而不是运行网络的样本；本文所有数值都限定在这两个总体之上。</w:t>
+      </w:r>
+    </w:p>
+    <w:p>
+      <w:r>
+        <w:rPr>
+          <w:b/>
+        </w:rPr>
+        <w:t>等价性依赖总体的构造方式。</w:t>
+      </w:r>
+      <w:r>
+        <w:t xml:space="preserve"> </w:t>
+      </w:r>
+      <w:r>
+        <w:t>它在</w:t>
+      </w:r>
+      <w:r>
+        <w:t xml:space="preserve"> 53 237 </w:t>
+      </w:r>
+      <w:r>
+        <w:t>条自然先验总体与</w:t>
+      </w:r>
+      <w:r>
+        <w:t xml:space="preserve"> 7.8 </w:t>
+      </w:r>
+      <w:r>
+        <w:t>倍扩大总体上成立，但在</w:t>
+      </w:r>
+      <w:r>
+        <w:t xml:space="preserve"> CIC-IDS2017 </w:t>
+      </w:r>
+      <w:r>
+        <w:t>完全取消类别上限的</w:t>
+      </w:r>
+      <w:r>
+        <w:t xml:space="preserve"> 2 429 503 </w:t>
+      </w:r>
+      <w:r>
+        <w:t>条语料上转为小而稳定的劣势（</w:t>
+      </w:r>
+      <w:r>
+        <w:t>-0.005533</w:t>
+      </w:r>
+      <w:r>
+        <w:t>）。这一劣势没有在现代语料上复现：</w:t>
+      </w:r>
+      <w:r>
+        <w:t xml:space="preserve">CIC-IoT-2023 </w:t>
+      </w:r>
+      <w:r>
+        <w:t>在</w:t>
+      </w:r>
+      <w:r>
+        <w:t xml:space="preserve"> 2 460 000 </w:t>
+      </w:r>
+      <w:r>
+        <w:t>训练行上只有</w:t>
+      </w:r>
+      <w:r>
+        <w:t xml:space="preserve"> -0.000004</w:t>
+      </w:r>
+      <w:r>
+        <w:t>，</w:t>
+      </w:r>
+      <w:r>
+        <w:t xml:space="preserve">Gotham-2025 </w:t>
+      </w:r>
+      <w:r>
+        <w:t>全档在</w:t>
+      </w:r>
+      <w:r>
+        <w:t xml:space="preserve"> 14 250 000 </w:t>
+      </w:r>
+      <w:r>
+        <w:t>训练行、</w:t>
+      </w:r>
+      <w:r>
+        <w:t xml:space="preserve">7 190 000 </w:t>
+      </w:r>
+      <w:r>
+        <w:t>测试行上是</w:t>
+      </w:r>
+      <w:r>
+        <w:t xml:space="preserve"> +0.000009</w:t>
+      </w:r>
+      <w:r>
+        <w:t>，十个种子无一例外。因此「条件加权与等权投票不可区分」这一结论必须与所测总体一同引用，但它不会随语料年代或训练规模机械地失效；真正决定它的是成员的可互换性，特征预算扫描（</w:t>
+      </w:r>
+      <w:r>
+        <w:t xml:space="preserve">k=8 +0.001663 </w:t>
+      </w:r>
+      <w:r>
+        <w:t>到</w:t>
+      </w:r>
+      <w:r>
+        <w:t xml:space="preserve"> k=32 -0.000002</w:t>
+      </w:r>
+      <w:r>
+        <w:t>）与机制套件（改判行数</w:t>
+      </w:r>
+      <w:r>
+        <w:t xml:space="preserve"> 0–12 </w:t>
+      </w:r>
+      <w:r>
+        <w:t>行、权重落在</w:t>
+      </w:r>
+      <w:r>
+        <w:t xml:space="preserve"> 0.0091–0.0102 </w:t>
+      </w:r>
+      <w:r>
+        <w:t>之间）给了这一点定量形式。</w:t>
+      </w:r>
+    </w:p>
+    <w:p>
+      <w:r>
+        <w:rPr>
+          <w:b/>
+        </w:rPr>
+        <w:t>文件级实验不构成时间外推。</w:t>
+      </w:r>
+      <w:r>
+        <w:t xml:space="preserve"> CIC-IDS2017 </w:t>
+      </w:r>
+      <w:r>
+        <w:t>的不同文件覆盖的类别不同，无法构造类别完整的时间外测试协议。本文的文件级结果只能作为覆盖与风险分析，不能表述为</w:t>
+      </w:r>
+      <w:r>
+        <w:t>"</w:t>
+      </w:r>
+      <w:r>
+        <w:t>跨时间泛化</w:t>
+      </w:r>
+      <w:r>
+        <w:t>"</w:t>
+      </w:r>
+      <w:r>
+        <w:t>。</w:t>
+      </w:r>
+    </w:p>
+    <w:p>
+      <w:r>
+        <w:rPr>
+          <w:b/>
+        </w:rPr>
+        <w:t>外部数据集是独立基准，不是迁移实验。</w:t>
+      </w:r>
+      <w:r>
+        <w:t xml:space="preserve"> NSL-KDD</w:t>
+      </w:r>
+      <w:r>
+        <w:t>、</w:t>
+      </w:r>
+      <w:r>
+        <w:t xml:space="preserve">UNSW-NB15 </w:t>
+      </w:r>
+      <w:r>
+        <w:t>与</w:t>
+      </w:r>
+      <w:r>
+        <w:t xml:space="preserve"> CIC-IDS2017 </w:t>
+      </w:r>
+      <w:r>
+        <w:t>使用不同的标签体系，本文不做标签对齐，也不做跨数据集训练。三者分数不可合并或平均。</w:t>
+      </w:r>
+    </w:p>
+    <w:p>
+      <w:r>
+        <w:rPr>
+          <w:b/>
+        </w:rPr>
+        <w:t>延迟测量不覆盖端到端链路。</w:t>
+      </w:r>
+      <w:r>
+        <w:t xml:space="preserve"> </w:t>
+      </w:r>
+      <w:r>
+        <w:t>报告的毫秒数从数值特征矩阵开始计时，不含抓包、流重组、特征提取、告警输出与模型热更新。</w:t>
+      </w:r>
+    </w:p>
+    <w:p>
+      <w:r>
+        <w:rPr>
+          <w:b/>
+        </w:rPr>
+        <w:t>近重复只按精确形式剔除。</w:t>
+      </w:r>
+      <w:r>
+        <w:t xml:space="preserve"> </w:t>
+      </w:r>
+      <w:r>
+        <w:t>引言把「重复与近重复样本」列为公开数据集的危害之一，而审计只删除了完全相同的特征向量。把所有特征四舍五入到四位有效数字后做哈希，发现研究总体中另有</w:t>
+      </w:r>
+      <w:r>
+        <w:t xml:space="preserve"> 0.36% </w:t>
+      </w:r>
+      <w:r>
+        <w:t>的行在该分辨率下构成近重复组，其中</w:t>
+      </w:r>
+      <w:r>
+        <w:t xml:space="preserve"> 104 </w:t>
+      </w:r>
+      <w:r>
+        <w:t>行位于跨划分的近重复组内，其中</w:t>
+      </w:r>
+      <w:r>
+        <w:t xml:space="preserve"> 17 </w:t>
+      </w:r>
+      <w:r>
+        <w:t>条测试行（占测试集</w:t>
+      </w:r>
+      <w:r>
+        <w:t xml:space="preserve"> 0.21%</w:t>
+      </w:r>
+      <w:r>
+        <w:t>）与训</w:t>
+      </w:r>
+      <w:r>
         <w:lastRenderedPageBreak/>
-        <w:t>多样性证据是相关性而非因果。</w:t>
+        <w:t>练行共享同一个舍入后特征向量。剔除这些行后，三个模型的</w:t>
+      </w:r>
+      <w:r>
+        <w:t xml:space="preserve"> Macro-F1 </w:t>
+      </w:r>
+      <w:r>
+        <w:t>变化均不超过</w:t>
+      </w:r>
+      <w:r>
+        <w:t xml:space="preserve"> 0.00057</w:t>
+      </w:r>
+      <w:r>
+        <w:t>，因此该重叠不足以解释本文报告的差异；更粗分辨率的结果见补充材料。</w:t>
+      </w:r>
+    </w:p>
+    <w:p>
+      <w:r>
+        <w:rPr>
+          <w:b/>
+        </w:rPr>
+        <w:t>评测了十七个语料，但它们来自同一批采集计划的有限覆盖。</w:t>
       </w:r>
       <w:r>
         <w:t xml:space="preserve"> </w:t>
       </w:r>
       <w:r>
-        <w:t>剂量</w:t>
-      </w:r>
-      <w:r>
-        <w:t>—</w:t>
-      </w:r>
-      <w:r>
-        <w:t>反应关系建立在十五个构造的专家配置上，且使用三折交叉拟合；它表明增益与专家分歧同向变化，而不是证明分歧本身单独导致增益。我们做过的唯一干预在模型侧：把门控的逻辑回归风险模型换成梯度提升树集成后，增益仍只有</w:t>
-      </w:r>
-      <w:r>
-        <w:t xml:space="preserve"> +0.000050</w:t>
-      </w:r>
-      <w:r>
-        <w:t>，远在边界之内（见</w:t>
-      </w:r>
-      <w:r>
-        <w:t xml:space="preserve"> 5.3 </w:t>
-      </w:r>
-      <w:r>
-        <w:t>节）。在数据侧构造真正互不相似的专家、同时不改变其它条件，这一干预仍未做。</w:t>
-      </w:r>
-    </w:p>
-    <w:p>
-      <w:r>
-        <w:rPr>
-          <w:b/>
-        </w:rPr>
-        <w:t>同成员对照只覆盖主总体。</w:t>
-      </w:r>
-      <w:r>
-        <w:t xml:space="preserve"> </w:t>
-      </w:r>
-      <w:r>
-        <w:t>完全相同的四个专家的等权融合只在</w:t>
-      </w:r>
-      <w:r>
-        <w:t xml:space="preserve"> 53 237 </w:t>
-      </w:r>
-      <w:r>
-        <w:t>条自然先验总体上运行；在</w:t>
-      </w:r>
-      <w:r>
-        <w:t xml:space="preserve"> 413 209 </w:t>
-      </w:r>
-      <w:r>
-        <w:t>条与</w:t>
-      </w:r>
-      <w:r>
-        <w:t xml:space="preserve"> 2 429 503 </w:t>
-      </w:r>
-      <w:r>
-        <w:t>条两个总体上，对照仍是单视图等权森林，因此那里的稀释分解依赖视图差算术，而不是实测的同成员融合。</w:t>
-      </w:r>
-    </w:p>
-    <w:p>
-      <w:r>
-        <w:rPr>
-          <w:b/>
-        </w:rPr>
-        <w:t>研究总体不等于生产流量。</w:t>
-      </w:r>
-      <w:r>
-        <w:t xml:space="preserve"> </w:t>
-      </w:r>
-      <w:r>
-        <w:t>自然先验总体经过全局去重、物理范围筛查与每类</w:t>
-      </w:r>
-      <w:r>
-        <w:t xml:space="preserve"> 20 000 </w:t>
-      </w:r>
-      <w:r>
-        <w:t>条截断，共</w:t>
-      </w:r>
-      <w:r>
-        <w:t xml:space="preserve"> 53 237 </w:t>
-      </w:r>
-      <w:r>
-        <w:t>条；平衡控制总体仅</w:t>
-      </w:r>
-      <w:r>
-        <w:t xml:space="preserve"> 3 365 </w:t>
-      </w:r>
-      <w:r>
-        <w:t>条。因此二者是审计流程的产物，而不是运行网络的样本；本文所有数值都限定在这两个总体之上。</w:t>
-      </w:r>
-    </w:p>
-    <w:p>
-      <w:r>
-        <w:rPr>
-          <w:b/>
-        </w:rPr>
-        <w:t>等价性依赖总体的构造方式。</w:t>
-      </w:r>
-      <w:r>
-        <w:t xml:space="preserve"> </w:t>
-      </w:r>
-      <w:r>
-        <w:t>它在</w:t>
-      </w:r>
-      <w:r>
-        <w:t xml:space="preserve"> 53 237 </w:t>
-      </w:r>
-      <w:r>
-        <w:t>条自然先验总体与</w:t>
-      </w:r>
-      <w:r>
-        <w:t xml:space="preserve"> 7.8 </w:t>
-      </w:r>
-      <w:r>
-        <w:t>倍扩大总体上成立，但在</w:t>
-      </w:r>
-      <w:r>
-        <w:t xml:space="preserve"> CIC-IDS2017 </w:t>
-      </w:r>
-      <w:r>
-        <w:t>完全取消类别上限的</w:t>
-      </w:r>
-      <w:r>
-        <w:t xml:space="preserve"> 2 429 503 </w:t>
-      </w:r>
-      <w:r>
-        <w:t>条语料上转为小而稳定的劣势（</w:t>
-      </w:r>
-      <w:r>
-        <w:t>-0.005533</w:t>
-      </w:r>
-      <w:r>
-        <w:t>）。这一劣势没有在现代语料上复现：</w:t>
-      </w:r>
-      <w:r>
-        <w:t xml:space="preserve">CIC-IoT-2023 </w:t>
-      </w:r>
-      <w:r>
-        <w:t>在</w:t>
-      </w:r>
-      <w:r>
-        <w:t xml:space="preserve"> 2 460 000 </w:t>
-      </w:r>
-      <w:r>
-        <w:t>训练行上只有</w:t>
-      </w:r>
-      <w:r>
-        <w:t xml:space="preserve"> -0.000004</w:t>
+        <w:t>本文结论以</w:t>
+      </w:r>
+      <w:r>
+        <w:t xml:space="preserve"> CIC-IDS2017</w:t>
+      </w:r>
+      <w:r>
+        <w:t>（含截断总体与完整去重语料）、</w:t>
+      </w:r>
+      <w:r>
+        <w:t>NSL-KDD</w:t>
+      </w:r>
+      <w:r>
+        <w:t>、</w:t>
+      </w:r>
+      <w:r>
+        <w:t xml:space="preserve">UNSW-NB15 </w:t>
+      </w:r>
+      <w:r>
+        <w:t>与</w:t>
+      </w:r>
+      <w:r>
+        <w:t xml:space="preserve"> N-BaIoT </w:t>
+      </w:r>
+      <w:r>
+        <w:t>为条件；其余十三个语料（</w:t>
+      </w:r>
+      <w:r>
+        <w:t>CIC-IDS2018</w:t>
+      </w:r>
+      <w:r>
+        <w:t>、</w:t>
+      </w:r>
+      <w:r>
+        <w:t>CIC-IoT-2023</w:t>
+      </w:r>
+      <w:r>
+        <w:t>、</w:t>
+      </w:r>
+      <w:r>
+        <w:t>LITNET-2020</w:t>
+      </w:r>
+      <w:r>
+        <w:t>、</w:t>
+      </w:r>
+      <w:r>
+        <w:t>IoT-23</w:t>
+      </w:r>
+      <w:r>
+        <w:t>、</w:t>
+      </w:r>
+      <w:r>
+        <w:t>RT-IoT2022</w:t>
+      </w:r>
+      <w:r>
+        <w:t>、</w:t>
+      </w:r>
+      <w:r>
+        <w:t>ACI-IoT-2023</w:t>
       </w:r>
       <w:r>
         <w:t>，</w:t>
       </w:r>
       <w:r>
-        <w:t xml:space="preserve">Gotham-2025 </w:t>
-      </w:r>
-      <w:r>
-        <w:t>全档在</w:t>
-      </w:r>
-      <w:r>
-        <w:t xml:space="preserve"> 14 250 000 </w:t>
-      </w:r>
-      <w:r>
-        <w:t>训练行、</w:t>
-      </w:r>
-      <w:r>
-        <w:t xml:space="preserve">7 190 000 </w:t>
-      </w:r>
-      <w:r>
-        <w:t>测试行上是</w:t>
-      </w:r>
-      <w:r>
-        <w:t xml:space="preserve"> +0.000009</w:t>
-      </w:r>
-      <w:r>
-        <w:t>，十个种子无一例外。因此「条件加权与等权投票不可区分」这一结论必须与所测总体一同引用，但它不会随语料年代或训练规模机械地失效；真正决定它的是成员的可互换性，特征预算扫描（</w:t>
-      </w:r>
-      <w:r>
-        <w:t xml:space="preserve">k=8 +0.001663 </w:t>
-      </w:r>
-      <w:r>
-        <w:t>到</w:t>
-      </w:r>
-      <w:r>
-        <w:t xml:space="preserve"> k=32 -0.000002</w:t>
-      </w:r>
-      <w:r>
-        <w:t>）与机制套件（改判行数</w:t>
-      </w:r>
-      <w:r>
-        <w:t xml:space="preserve"> 0–12 </w:t>
-      </w:r>
-      <w:r>
-        <w:t>行、权重落在</w:t>
-      </w:r>
-      <w:r>
-        <w:t xml:space="preserve"> 0.0091–0.0102 </w:t>
-      </w:r>
-      <w:r>
-        <w:t>之间）给了这一点定量形式。</w:t>
-      </w:r>
-    </w:p>
-    <w:p>
-      <w:r>
-        <w:rPr>
-          <w:b/>
-        </w:rPr>
-        <w:t>文件级实验不构成时间外推。</w:t>
-      </w:r>
-      <w:r>
-        <w:t xml:space="preserve"> CIC-IDS2017 </w:t>
-      </w:r>
-      <w:r>
-        <w:t>的不同文件覆盖的类别不同，无法构造类别完整的时间外测试协议。本文的文件级结果只能作为覆盖与风险分析，不能表述为</w:t>
-      </w:r>
-      <w:r>
-        <w:t>"</w:t>
-      </w:r>
-      <w:r>
-        <w:t>跨时间泛化</w:t>
-      </w:r>
-      <w:r>
-        <w:t>"</w:t>
-      </w:r>
-      <w:r>
-        <w:t>。</w:t>
-      </w:r>
-    </w:p>
-    <w:p>
-      <w:r>
-        <w:rPr>
-          <w:b/>
-        </w:rPr>
-        <w:t>外部数据集是独立基准，不是迁移实验。</w:t>
-      </w:r>
-      <w:r>
-        <w:t xml:space="preserve"> NSL-KDD</w:t>
+        <w:t xml:space="preserve">2025 </w:t>
+      </w:r>
+      <w:r>
+        <w:t>年的</w:t>
+      </w:r>
+      <w:r>
+        <w:t xml:space="preserve"> UAVIDS-2025</w:t>
       </w:r>
       <w:r>
         <w:t>、</w:t>
       </w:r>
       <w:r>
-        <w:t xml:space="preserve">UNSW-NB15 </w:t>
+        <w:t>GeNIS</w:t>
+      </w:r>
+      <w:r>
+        <w:t>、</w:t>
+      </w:r>
+      <w:r>
+        <w:t>IDS2025</w:t>
+      </w:r>
+      <w:r>
+        <w:t>、</w:t>
+      </w:r>
+      <w:r>
+        <w:t>Gotham-2025</w:t>
+      </w:r>
+      <w:r>
+        <w:t>，以及</w:t>
+      </w:r>
+      <w:r>
+        <w:t xml:space="preserve"> 2026 </w:t>
+      </w:r>
+      <w:r>
+        <w:t>年的</w:t>
+      </w:r>
+      <w:r>
+        <w:t xml:space="preserve"> CTU-IDSEVAL-6</w:t>
+      </w:r>
+      <w:r>
+        <w:t>、</w:t>
+      </w:r>
+      <w:r>
+        <w:t xml:space="preserve">6TiSCHSet-2026 </w:t>
       </w:r>
       <w:r>
         <w:t>与</w:t>
       </w:r>
       <w:r>
-        <w:t xml:space="preserve"> CIC-IDS2017 </w:t>
-      </w:r>
-      <w:r>
-        <w:t>使用不同的标签体系，本文不做标签对齐，也不做跨数据集训练。三者分数不可合并或平均。</w:t>
-      </w:r>
-    </w:p>
-    <w:p>
-      <w:r>
-        <w:rPr>
-          <w:b/>
-        </w:rPr>
-        <w:t>延迟测量不覆盖端到端链路。</w:t>
-      </w:r>
-      <w:r>
-        <w:t xml:space="preserve"> </w:t>
-      </w:r>
-      <w:r>
-        <w:t>报告的毫秒数从数值特征矩阵开始计时，不含抓包、流重组、特征提取、告警输出与模型热更新。</w:t>
-      </w:r>
-    </w:p>
-    <w:p>
-      <w:r>
-        <w:rPr>
-          <w:b/>
-        </w:rPr>
-        <w:t>近重复只按精确形式剔除。</w:t>
-      </w:r>
-      <w:r>
-        <w:t xml:space="preserve"> </w:t>
-      </w:r>
-      <w:r>
-        <w:t>引言把「重复与近重复样本」列为公开数据集的危害之一，而审计只删除了完全相同的特征向量。把所有特征四舍五入到四位有效数字后做哈希，发现研究总体中另有</w:t>
-      </w:r>
-      <w:r>
-        <w:t xml:space="preserve"> 0.36% </w:t>
-      </w:r>
-      <w:r>
-        <w:t>的行在该分辨率下构成近重复组，其中</w:t>
-      </w:r>
-      <w:r>
-        <w:t xml:space="preserve"> 104 </w:t>
-      </w:r>
-      <w:r>
-        <w:t>行位于跨划分的近重复组内，其中</w:t>
-      </w:r>
-      <w:r>
-        <w:t xml:space="preserve"> 17 </w:t>
-      </w:r>
-      <w:r>
-        <w:t>条测试行（占测试集</w:t>
-      </w:r>
-      <w:r>
-        <w:t xml:space="preserve"> 0.21%</w:t>
-      </w:r>
-      <w:r>
-        <w:t>）与训练行共享同一个舍入后特征向量。剔除这些行后，三个模型的</w:t>
+        <w:t xml:space="preserve"> RTN </w:t>
+      </w:r>
+      <w:r>
+        <w:t>数据包表）作为</w:t>
+      </w:r>
+      <w:r>
+        <w:t xml:space="preserve"> 5.8 </w:t>
+      </w:r>
+      <w:r>
+        <w:t>节的扩展语料复现了主比较。</w:t>
+      </w:r>
+      <w:r>
+        <w:t xml:space="preserve">N-BaIoT </w:t>
+      </w:r>
+      <w:r>
+        <w:t>对流量特征分类器已经饱和（所有模型</w:t>
       </w:r>
       <w:r>
         <w:t xml:space="preserve"> Macro-F1 </w:t>
       </w:r>
       <w:r>
-        <w:t>变化均不超过</w:t>
-      </w:r>
-      <w:r>
-        <w:t xml:space="preserve"> 0.00057</w:t>
-      </w:r>
-      <w:r>
-        <w:t>，因此该重叠不足以解释本文报告的差异；更粗分辨率的结果见补充材料。</w:t>
-      </w:r>
-    </w:p>
-    <w:p>
-      <w:r>
-        <w:rPr>
-          <w:b/>
-        </w:rPr>
-        <w:t>评测了十七个语料，但它们来自同一批采集计划的有限覆盖。</w:t>
-      </w:r>
-      <w:r>
-        <w:t xml:space="preserve"> </w:t>
-      </w:r>
-      <w:r>
-        <w:t>本文结论以</w:t>
-      </w:r>
-      <w:r>
-        <w:t xml:space="preserve"> CIC-IDS2017</w:t>
-      </w:r>
-      <w:r>
-        <w:t>（含截断总体与完整去重语料）、</w:t>
-      </w:r>
-      <w:r>
-        <w:t>NSL-KDD</w:t>
-      </w:r>
-      <w:r>
-        <w:t>、</w:t>
-      </w:r>
-      <w:r>
-        <w:t xml:space="preserve">UNSW-NB15 </w:t>
-      </w:r>
-      <w:r>
-        <w:t>与</w:t>
-      </w:r>
-      <w:r>
-        <w:t xml:space="preserve"> N-BaIoT </w:t>
-      </w:r>
-      <w:r>
-        <w:t>为条件；其余十三个语料（</w:t>
-      </w:r>
-      <w:r>
-        <w:t>CIC-IDS2018</w:t>
-      </w:r>
-      <w:r>
-        <w:t>、</w:t>
-      </w:r>
-      <w:r>
-        <w:t>CIC-IoT-2023</w:t>
-      </w:r>
-      <w:r>
-        <w:t>、</w:t>
-      </w:r>
-      <w:r>
-        <w:t>LITNET-2020</w:t>
-      </w:r>
-      <w:r>
-        <w:t>、</w:t>
-      </w:r>
-      <w:r>
-        <w:t>IoT-23</w:t>
-      </w:r>
-      <w:r>
-        <w:t>、</w:t>
-      </w:r>
-      <w:r>
-        <w:t>RT-IoT2022</w:t>
-      </w:r>
-      <w:r>
-        <w:t>、</w:t>
-      </w:r>
-      <w:r>
-        <w:t>ACI-IoT-2023</w:t>
-      </w:r>
-      <w:r>
-        <w:t>，</w:t>
-      </w:r>
-      <w:r>
-        <w:t xml:space="preserve">2025 </w:t>
-      </w:r>
-      <w:r>
-        <w:t>年的</w:t>
-      </w:r>
-      <w:r>
-        <w:t xml:space="preserve"> UAVIDS-2025</w:t>
-      </w:r>
-      <w:r>
-        <w:t>、</w:t>
-      </w:r>
-      <w:r>
-        <w:t>GeNIS</w:t>
-      </w:r>
-      <w:r>
-        <w:t>、</w:t>
-      </w:r>
-      <w:r>
-        <w:t>IDS2025</w:t>
-      </w:r>
-      <w:r>
-        <w:t>、</w:t>
-      </w:r>
-      <w:r>
-        <w:t>Gotham-2025</w:t>
-      </w:r>
-      <w:r>
-        <w:t>，以及</w:t>
-      </w:r>
-      <w:r>
-        <w:t xml:space="preserve"> 2026 </w:t>
-      </w:r>
-      <w:r>
-        <w:t>年的</w:t>
-      </w:r>
-      <w:r>
-        <w:t xml:space="preserve"> CTU-IDSEVAL-6</w:t>
-      </w:r>
-      <w:r>
-        <w:t>、</w:t>
-      </w:r>
-      <w:r>
-        <w:t xml:space="preserve">6TiSCHSet-2026 </w:t>
-      </w:r>
-      <w:r>
-        <w:t>与</w:t>
-      </w:r>
-      <w:r>
-        <w:t xml:space="preserve"> RTN </w:t>
-      </w:r>
-      <w:r>
-        <w:t>数据包表）作为</w:t>
-      </w:r>
-      <w:r>
-        <w:t xml:space="preserve"> 5.8 </w:t>
-      </w:r>
-      <w:r>
-        <w:t>节的扩展语料复现了主比较。</w:t>
-      </w:r>
-      <w:r>
-        <w:t xml:space="preserve">N-BaIoT </w:t>
-      </w:r>
-      <w:r>
-        <w:t>对流量特征分类器已经饱和（所有模型</w:t>
-      </w:r>
-      <w:r>
-        <w:t xml:space="preserve"> Macro-F1 </w:t>
-      </w:r>
-      <w:r>
         <w:t>均在</w:t>
       </w:r>
       <w:r>
         <w:t xml:space="preserve"> 0.9998 </w:t>
       </w:r>
       <w:r>
-        <w:t>以上），它检验的是聚合环节的机制而非判别难度；两个外部数据集仍只是独立原生标签基准，不构成迁移实验。十七个语料都不代表生产流量，也都无法提供同一测试床上时间分离的留出集。全部扩展语料的来源记录见参考文</w:t>
-      </w:r>
-      <w:r>
-        <w:lastRenderedPageBreak/>
-        <w:t>献</w:t>
+        <w:t>以上），它检验的是聚合环节的机制而非判别难度；两个外部数据集仍只是独立原生标签基准，不构成迁移实验。十七个语料都不代表生产流量，也都无法提供同一测试床上时间分离的留出集。全部扩展语料的来源记录见参考文献</w:t>
       </w:r>
       <w:r>
         <w:t xml:space="preserve"> [61-73]</w:t>
@@ -25904,7 +26029,11 @@
         <w:t>平均差为</w:t>
       </w:r>
       <w:r>
-        <w:t xml:space="preserve"> −0.000456</w:t>
+        <w:t xml:space="preserve"> </w:t>
+      </w:r>
+      <w:r>
+        <w:lastRenderedPageBreak/>
+        <w:t>−0.000456</w:t>
       </w:r>
       <w:r>
         <w:t>，逐种子方向五正五负；对同样四个专家做等权融合时，门控在</w:t>
@@ -26095,11 +26224,7 @@
         <w:t>与</w:t>
       </w:r>
       <w:r>
-        <w:t xml:space="preserve"> </w:t>
-      </w:r>
-      <w:r>
-        <w:lastRenderedPageBreak/>
-        <w:t>0.021397</w:t>
+        <w:t xml:space="preserve"> 0.021397</w:t>
       </w:r>
       <w:r>
         <w:t>；除以四个成员得到</w:t>
@@ -26353,13 +26478,13 @@
         <w:t>（发布版本</w:t>
       </w:r>
       <w:r>
-        <w:t xml:space="preserve"> v1.11.2</w:t>
+        <w:t xml:space="preserve"> v1.11.3</w:t>
       </w:r>
       <w:r>
         <w:t>，标签</w:t>
       </w:r>
       <w:r>
-        <w:t xml:space="preserve"> v1.11.2</w:t>
+        <w:t xml:space="preserve"> v1.11.3</w:t>
       </w:r>
       <w:r>
         <w:t>）。原始数据集不随论文分发；论文记录来源地址、检索日期、版本快照与</w:t>
@@ -26401,6 +26526,7 @@
         <w:pStyle w:val="1"/>
       </w:pPr>
       <w:r>
+        <w:lastRenderedPageBreak/>
         <w:t>利益冲突声明</w:t>
       </w:r>
     </w:p>
@@ -26439,7 +26565,6 @@
         <w:pStyle w:val="1"/>
       </w:pPr>
       <w:r>
-        <w:lastRenderedPageBreak/>
         <w:t>作者贡献声明（</w:t>
       </w:r>
       <w:r>
@@ -26734,6 +26859,7 @@
         </w:numPr>
       </w:pPr>
       <w:r>
+        <w:lastRenderedPageBreak/>
         <w:t>Guyon I, Elisseeff A. An introduction to variable and feature selection. JMLR, 2003, 3: 1157-1182. [</w:t>
       </w:r>
       <w:r>
@@ -26806,7 +26932,6 @@
         </w:numPr>
       </w:pPr>
       <w:r>
-        <w:lastRenderedPageBreak/>
         <w:t>UCI Machine Learning Repository. Detection of IoT botnet attacks N-BaIoT [dataset]. 2018. DOI:10.24432/C5RC8J.</w:t>
       </w:r>
     </w:p>
@@ -27053,6 +27178,7 @@
         </w:numPr>
       </w:pPr>
       <w:r>
+        <w:lastRenderedPageBreak/>
         <w:t>Vovk V, Gammerman A, Shafer G. Algorithmic Learning in a Random World. Springer, 2005. DOI:10.1007/b106715.</w:t>
       </w:r>
     </w:p>
@@ -27149,7 +27275,6 @@
         </w:numPr>
       </w:pPr>
       <w:r>
-        <w:lastRenderedPageBreak/>
         <w:t>Holm S. A simple sequentially rejective multiple test procedure. Scandinavian Journal of Statistics, 1979, 6(2): 65-70. [</w:t>
       </w:r>
       <w:r>
@@ -27363,6 +27488,7 @@
         </w:numPr>
       </w:pPr>
       <w:r>
+        <w:lastRenderedPageBreak/>
         <w:t>Zhang H, et al. Explainable and transferable adversarial attack for ML-based network intrusion detectors. IEEE Transactions on Dependable and Secure Computing, 2025. DOI:10.1109/TDSC.2025.3560486.</w:t>
       </w:r>
     </w:p>
@@ -27435,7 +27561,6 @@
         </w:numPr>
       </w:pPr>
       <w:r>
-        <w:lastRenderedPageBreak/>
         <w:t>Ha Thanh D, et al. A transfer-aware, deployment-oriented evaluation framework for NetFlow-based intrusion detection systems. PLoS ONE, 2026. DOI:10.1371/journal.pone.0346801.</w:t>
       </w:r>
     </w:p>
@@ -27600,6 +27725,7 @@
         <w:pStyle w:val="1"/>
       </w:pPr>
       <w:r>
+        <w:lastRenderedPageBreak/>
         <w:t>补充材料清单</w:t>
       </w:r>
     </w:p>
@@ -28114,7 +28240,6 @@
               <w:rPr>
                 <w:sz w:val="16"/>
               </w:rPr>
-              <w:lastRenderedPageBreak/>
               <w:t>S10</w:t>
             </w:r>
           </w:p>
@@ -29200,76 +29325,76 @@
       </w:rPr>
     </w:lvl>
   </w:abstractNum>
-  <w:num w:numId="1" w16cid:durableId="1730692414">
+  <w:num w:numId="1" w16cid:durableId="1794708707">
     <w:abstractNumId w:val="8"/>
   </w:num>
-  <w:num w:numId="2" w16cid:durableId="835731401">
+  <w:num w:numId="2" w16cid:durableId="908926687">
     <w:abstractNumId w:val="6"/>
   </w:num>
-  <w:num w:numId="3" w16cid:durableId="947548814">
+  <w:num w:numId="3" w16cid:durableId="1348021219">
     <w:abstractNumId w:val="5"/>
   </w:num>
-  <w:num w:numId="4" w16cid:durableId="205337044">
+  <w:num w:numId="4" w16cid:durableId="272565519">
     <w:abstractNumId w:val="4"/>
   </w:num>
-  <w:num w:numId="5" w16cid:durableId="293365362">
+  <w:num w:numId="5" w16cid:durableId="1947228377">
     <w:abstractNumId w:val="7"/>
   </w:num>
-  <w:num w:numId="6" w16cid:durableId="1419400767">
+  <w:num w:numId="6" w16cid:durableId="57479672">
     <w:abstractNumId w:val="3"/>
   </w:num>
-  <w:num w:numId="7" w16cid:durableId="875967645">
+  <w:num w:numId="7" w16cid:durableId="937441379">
     <w:abstractNumId w:val="2"/>
   </w:num>
-  <w:num w:numId="8" w16cid:durableId="1895577236">
+  <w:num w:numId="8" w16cid:durableId="1493596689">
     <w:abstractNumId w:val="1"/>
   </w:num>
-  <w:num w:numId="9" w16cid:durableId="125591793">
+  <w:num w:numId="9" w16cid:durableId="2055425127">
     <w:abstractNumId w:val="0"/>
   </w:num>
-  <w:num w:numId="10" w16cid:durableId="1681616921">
+  <w:num w:numId="10" w16cid:durableId="2074545165">
     <w:abstractNumId w:val="7"/>
     <w:lvlOverride w:ilvl="0">
       <w:startOverride w:val="1"/>
     </w:lvlOverride>
   </w:num>
-  <w:num w:numId="11" w16cid:durableId="415791277">
+  <w:num w:numId="11" w16cid:durableId="1551915714">
     <w:abstractNumId w:val="7"/>
     <w:lvlOverride w:ilvl="0">
       <w:startOverride w:val="1"/>
     </w:lvlOverride>
   </w:num>
-  <w:num w:numId="12" w16cid:durableId="299117242">
+  <w:num w:numId="12" w16cid:durableId="1555970073">
     <w:abstractNumId w:val="7"/>
     <w:lvlOverride w:ilvl="0">
       <w:startOverride w:val="1"/>
     </w:lvlOverride>
   </w:num>
-  <w:num w:numId="13" w16cid:durableId="2140876247">
+  <w:num w:numId="13" w16cid:durableId="153373258">
     <w:abstractNumId w:val="7"/>
     <w:lvlOverride w:ilvl="0">
       <w:startOverride w:val="1"/>
     </w:lvlOverride>
   </w:num>
-  <w:num w:numId="14" w16cid:durableId="1862085804">
+  <w:num w:numId="14" w16cid:durableId="777334707">
     <w:abstractNumId w:val="7"/>
     <w:lvlOverride w:ilvl="0">
       <w:startOverride w:val="1"/>
     </w:lvlOverride>
   </w:num>
-  <w:num w:numId="15" w16cid:durableId="1685279269">
+  <w:num w:numId="15" w16cid:durableId="71709707">
     <w:abstractNumId w:val="7"/>
     <w:lvlOverride w:ilvl="0">
       <w:startOverride w:val="1"/>
     </w:lvlOverride>
   </w:num>
-  <w:num w:numId="16" w16cid:durableId="772171228">
+  <w:num w:numId="16" w16cid:durableId="174854513">
     <w:abstractNumId w:val="7"/>
     <w:lvlOverride w:ilvl="0">
       <w:startOverride w:val="1"/>
     </w:lvlOverride>
   </w:num>
-  <w:num w:numId="17" w16cid:durableId="1606965132">
+  <w:num w:numId="17" w16cid:durableId="1880707324">
     <w:abstractNumId w:val="7"/>
     <w:lvlOverride w:ilvl="0">
       <w:startOverride w:val="1"/>
